--- a/ai_tnhn/ai-api-tnhn/doc/Bao cao mua ngay {dd}-{mm}-{yyyy} thoi diem {hh}.docx
+++ b/ai_tnhn/ai-api-tnhn/doc/Bao cao mua ngay {dd}-{mm}-{yyyy} thoi diem {hh}.docx
@@ -174,13 +174,23 @@
                 </mc:Fallback>
               </mc:AlternateContent>
             </w:r>
+            <w:proofErr w:type="spellStart"/>
             <w:r>
               <w:rPr>
                 <w:rFonts w:ascii="Times New Roman" w:hAnsi="Times New Roman"/>
                 <w:b w:val="0"/>
                 <w:szCs w:val="26"/>
               </w:rPr>
-              <w:t>Số:               /TNHN-QLVH</w:t>
+              <w:t>Số</w:t>
+            </w:r>
+            <w:proofErr w:type="spellEnd"/>
+            <w:r>
+              <w:rPr>
+                <w:rFonts w:ascii="Times New Roman" w:hAnsi="Times New Roman"/>
+                <w:b w:val="0"/>
+                <w:szCs w:val="26"/>
+              </w:rPr>
+              <w:t>:               /TNHN-QLVH</w:t>
             </w:r>
           </w:p>
           <w:p>
@@ -233,8 +243,65 @@
                 <w:rFonts w:ascii="Times New Roman" w:hAnsi="Times New Roman"/>
                 <w:szCs w:val="24"/>
               </w:rPr>
-              <w:t>Độc lập – Tự do – Hạnh phúc</w:t>
-            </w:r>
+              <w:t xml:space="preserve">Độc </w:t>
+            </w:r>
+            <w:proofErr w:type="spellStart"/>
+            <w:r>
+              <w:rPr>
+                <w:rFonts w:ascii="Times New Roman" w:hAnsi="Times New Roman"/>
+                <w:szCs w:val="24"/>
+              </w:rPr>
+              <w:t>lập</w:t>
+            </w:r>
+            <w:proofErr w:type="spellEnd"/>
+            <w:r>
+              <w:rPr>
+                <w:rFonts w:ascii="Times New Roman" w:hAnsi="Times New Roman"/>
+                <w:szCs w:val="24"/>
+              </w:rPr>
+              <w:t xml:space="preserve"> – </w:t>
+            </w:r>
+            <w:proofErr w:type="spellStart"/>
+            <w:r>
+              <w:rPr>
+                <w:rFonts w:ascii="Times New Roman" w:hAnsi="Times New Roman"/>
+                <w:szCs w:val="24"/>
+              </w:rPr>
+              <w:t>Tự</w:t>
+            </w:r>
+            <w:proofErr w:type="spellEnd"/>
+            <w:r>
+              <w:rPr>
+                <w:rFonts w:ascii="Times New Roman" w:hAnsi="Times New Roman"/>
+                <w:szCs w:val="24"/>
+              </w:rPr>
+              <w:t xml:space="preserve"> do – </w:t>
+            </w:r>
+            <w:proofErr w:type="spellStart"/>
+            <w:r>
+              <w:rPr>
+                <w:rFonts w:ascii="Times New Roman" w:hAnsi="Times New Roman"/>
+                <w:szCs w:val="24"/>
+              </w:rPr>
+              <w:t>Hạnh</w:t>
+            </w:r>
+            <w:proofErr w:type="spellEnd"/>
+            <w:r>
+              <w:rPr>
+                <w:rFonts w:ascii="Times New Roman" w:hAnsi="Times New Roman"/>
+                <w:szCs w:val="24"/>
+              </w:rPr>
+              <w:t xml:space="preserve"> </w:t>
+            </w:r>
+            <w:proofErr w:type="spellStart"/>
+            <w:r>
+              <w:rPr>
+                <w:rFonts w:ascii="Times New Roman" w:hAnsi="Times New Roman"/>
+                <w:szCs w:val="24"/>
+              </w:rPr>
+              <w:t>phúc</w:t>
+            </w:r>
+            <w:proofErr w:type="spellEnd"/>
           </w:p>
           <w:p>
             <w:pPr>
@@ -355,8 +422,9 @@
                 <w:color w:val="000000" w:themeColor="text1"/>
                 <w:szCs w:val="26"/>
               </w:rPr>
-              <w:t xml:space="preserve">Hà Nội, ngày </w:t>
-            </w:r>
+              <w:t xml:space="preserve">Hà </w:t>
+            </w:r>
+            <w:proofErr w:type="spellStart"/>
             <w:r>
               <w:rPr>
                 <w:rFonts w:ascii="Times New Roman" w:hAnsi="Times New Roman"/>
@@ -365,16 +433,9 @@
                 <w:color w:val="000000" w:themeColor="text1"/>
                 <w:szCs w:val="26"/>
               </w:rPr>
-              <w:t>{dd}</w:t>
-            </w:r>
-            <w:r>
-              <w:rPr>
-                <w:rFonts w:ascii="Times New Roman" w:hAnsi="Times New Roman"/>
-                <w:i/>
-                <w:color w:val="000000" w:themeColor="text1"/>
-              </w:rPr>
-              <w:t xml:space="preserve"> </w:t>
-            </w:r>
+              <w:t>Nội</w:t>
+            </w:r>
+            <w:proofErr w:type="spellEnd"/>
             <w:r>
               <w:rPr>
                 <w:rFonts w:ascii="Times New Roman" w:hAnsi="Times New Roman"/>
@@ -383,8 +444,9 @@
                 <w:color w:val="000000" w:themeColor="text1"/>
                 <w:szCs w:val="26"/>
               </w:rPr>
-              <w:t xml:space="preserve">tháng </w:t>
-            </w:r>
+              <w:t xml:space="preserve">, </w:t>
+            </w:r>
+            <w:proofErr w:type="spellStart"/>
             <w:r>
               <w:rPr>
                 <w:rFonts w:ascii="Times New Roman" w:hAnsi="Times New Roman"/>
@@ -393,8 +455,9 @@
                 <w:color w:val="000000" w:themeColor="text1"/>
                 <w:szCs w:val="26"/>
               </w:rPr>
-              <w:t>{mm}</w:t>
-            </w:r>
+              <w:t>ngày</w:t>
+            </w:r>
+            <w:proofErr w:type="spellEnd"/>
             <w:r>
               <w:rPr>
                 <w:rFonts w:ascii="Times New Roman" w:hAnsi="Times New Roman"/>
@@ -403,7 +466,7 @@
                 <w:color w:val="000000" w:themeColor="text1"/>
                 <w:szCs w:val="26"/>
               </w:rPr>
-              <w:t xml:space="preserve"> năm </w:t>
+              <w:t xml:space="preserve"> </w:t>
             </w:r>
             <w:r>
               <w:rPr>
@@ -413,7 +476,111 @@
                 <w:color w:val="000000" w:themeColor="text1"/>
                 <w:szCs w:val="26"/>
               </w:rPr>
-              <w:t>{yyyy}</w:t>
+              <w:t>{dd}</w:t>
+            </w:r>
+            <w:r>
+              <w:rPr>
+                <w:rFonts w:ascii="Times New Roman" w:hAnsi="Times New Roman"/>
+                <w:i/>
+                <w:color w:val="000000" w:themeColor="text1"/>
+              </w:rPr>
+              <w:t xml:space="preserve"> </w:t>
+            </w:r>
+            <w:proofErr w:type="spellStart"/>
+            <w:r>
+              <w:rPr>
+                <w:rFonts w:ascii="Times New Roman" w:hAnsi="Times New Roman"/>
+                <w:b w:val="0"/>
+                <w:i/>
+                <w:color w:val="000000" w:themeColor="text1"/>
+                <w:szCs w:val="26"/>
+              </w:rPr>
+              <w:t>tháng</w:t>
+            </w:r>
+            <w:proofErr w:type="spellEnd"/>
+            <w:r>
+              <w:rPr>
+                <w:rFonts w:ascii="Times New Roman" w:hAnsi="Times New Roman"/>
+                <w:b w:val="0"/>
+                <w:i/>
+                <w:color w:val="000000" w:themeColor="text1"/>
+                <w:szCs w:val="26"/>
+              </w:rPr>
+              <w:t xml:space="preserve"> </w:t>
+            </w:r>
+            <w:r>
+              <w:rPr>
+                <w:rFonts w:ascii="Times New Roman" w:hAnsi="Times New Roman"/>
+                <w:b w:val="0"/>
+                <w:i/>
+                <w:color w:val="000000" w:themeColor="text1"/>
+                <w:szCs w:val="26"/>
+              </w:rPr>
+              <w:t>{mm}</w:t>
+            </w:r>
+            <w:r>
+              <w:rPr>
+                <w:rFonts w:ascii="Times New Roman" w:hAnsi="Times New Roman"/>
+                <w:b w:val="0"/>
+                <w:i/>
+                <w:color w:val="000000" w:themeColor="text1"/>
+                <w:szCs w:val="26"/>
+              </w:rPr>
+              <w:t xml:space="preserve"> </w:t>
+            </w:r>
+            <w:proofErr w:type="spellStart"/>
+            <w:r>
+              <w:rPr>
+                <w:rFonts w:ascii="Times New Roman" w:hAnsi="Times New Roman"/>
+                <w:b w:val="0"/>
+                <w:i/>
+                <w:color w:val="000000" w:themeColor="text1"/>
+                <w:szCs w:val="26"/>
+              </w:rPr>
+              <w:t>năm</w:t>
+            </w:r>
+            <w:proofErr w:type="spellEnd"/>
+            <w:r>
+              <w:rPr>
+                <w:rFonts w:ascii="Times New Roman" w:hAnsi="Times New Roman"/>
+                <w:b w:val="0"/>
+                <w:i/>
+                <w:color w:val="000000" w:themeColor="text1"/>
+                <w:szCs w:val="26"/>
+              </w:rPr>
+              <w:t xml:space="preserve"> </w:t>
+            </w:r>
+            <w:r>
+              <w:rPr>
+                <w:rFonts w:ascii="Times New Roman" w:hAnsi="Times New Roman"/>
+                <w:b w:val="0"/>
+                <w:i/>
+                <w:color w:val="000000" w:themeColor="text1"/>
+                <w:szCs w:val="26"/>
+              </w:rPr>
+              <w:t>{</w:t>
+            </w:r>
+            <w:proofErr w:type="spellStart"/>
+            <w:r>
+              <w:rPr>
+                <w:rFonts w:ascii="Times New Roman" w:hAnsi="Times New Roman"/>
+                <w:b w:val="0"/>
+                <w:i/>
+                <w:color w:val="000000" w:themeColor="text1"/>
+                <w:szCs w:val="26"/>
+              </w:rPr>
+              <w:t>yyyy</w:t>
+            </w:r>
+            <w:proofErr w:type="spellEnd"/>
+            <w:r>
+              <w:rPr>
+                <w:rFonts w:ascii="Times New Roman" w:hAnsi="Times New Roman"/>
+                <w:b w:val="0"/>
+                <w:i/>
+                <w:color w:val="000000" w:themeColor="text1"/>
+                <w:szCs w:val="26"/>
+              </w:rPr>
+              <w:t>}</w:t>
             </w:r>
           </w:p>
         </w:tc>
@@ -456,8 +623,196 @@
           <w:sz w:val="26"/>
           <w:szCs w:val="26"/>
         </w:rPr>
-        <w:t>V/v Báo cáo tình hình thoát nước do ảnh hưởng của mưa</w:t>
-      </w:r>
+        <w:t xml:space="preserve">V/v Báo </w:t>
+      </w:r>
+      <w:proofErr w:type="spellStart"/>
+      <w:r>
+        <w:rPr>
+          <w:rFonts w:ascii="Times New Roman" w:hAnsi="Times New Roman"/>
+          <w:b w:val="0"/>
+          <w:color w:val="000000" w:themeColor="text1"/>
+          <w:sz w:val="26"/>
+          <w:szCs w:val="26"/>
+        </w:rPr>
+        <w:t>cáo</w:t>
+      </w:r>
+      <w:proofErr w:type="spellEnd"/>
+      <w:r>
+        <w:rPr>
+          <w:rFonts w:ascii="Times New Roman" w:hAnsi="Times New Roman"/>
+          <w:b w:val="0"/>
+          <w:color w:val="000000" w:themeColor="text1"/>
+          <w:sz w:val="26"/>
+          <w:szCs w:val="26"/>
+        </w:rPr>
+        <w:t xml:space="preserve"> </w:t>
+      </w:r>
+      <w:proofErr w:type="spellStart"/>
+      <w:r>
+        <w:rPr>
+          <w:rFonts w:ascii="Times New Roman" w:hAnsi="Times New Roman"/>
+          <w:b w:val="0"/>
+          <w:color w:val="000000" w:themeColor="text1"/>
+          <w:sz w:val="26"/>
+          <w:szCs w:val="26"/>
+        </w:rPr>
+        <w:t>tình</w:t>
+      </w:r>
+      <w:proofErr w:type="spellEnd"/>
+      <w:r>
+        <w:rPr>
+          <w:rFonts w:ascii="Times New Roman" w:hAnsi="Times New Roman"/>
+          <w:b w:val="0"/>
+          <w:color w:val="000000" w:themeColor="text1"/>
+          <w:sz w:val="26"/>
+          <w:szCs w:val="26"/>
+        </w:rPr>
+        <w:t xml:space="preserve"> </w:t>
+      </w:r>
+      <w:proofErr w:type="spellStart"/>
+      <w:r>
+        <w:rPr>
+          <w:rFonts w:ascii="Times New Roman" w:hAnsi="Times New Roman"/>
+          <w:b w:val="0"/>
+          <w:color w:val="000000" w:themeColor="text1"/>
+          <w:sz w:val="26"/>
+          <w:szCs w:val="26"/>
+        </w:rPr>
+        <w:t>hình</w:t>
+      </w:r>
+      <w:proofErr w:type="spellEnd"/>
+      <w:r>
+        <w:rPr>
+          <w:rFonts w:ascii="Times New Roman" w:hAnsi="Times New Roman"/>
+          <w:b w:val="0"/>
+          <w:color w:val="000000" w:themeColor="text1"/>
+          <w:sz w:val="26"/>
+          <w:szCs w:val="26"/>
+        </w:rPr>
+        <w:t xml:space="preserve"> </w:t>
+      </w:r>
+      <w:proofErr w:type="spellStart"/>
+      <w:r>
+        <w:rPr>
+          <w:rFonts w:ascii="Times New Roman" w:hAnsi="Times New Roman"/>
+          <w:b w:val="0"/>
+          <w:color w:val="000000" w:themeColor="text1"/>
+          <w:sz w:val="26"/>
+          <w:szCs w:val="26"/>
+        </w:rPr>
+        <w:t>thoát</w:t>
+      </w:r>
+      <w:proofErr w:type="spellEnd"/>
+      <w:r>
+        <w:rPr>
+          <w:rFonts w:ascii="Times New Roman" w:hAnsi="Times New Roman"/>
+          <w:b w:val="0"/>
+          <w:color w:val="000000" w:themeColor="text1"/>
+          <w:sz w:val="26"/>
+          <w:szCs w:val="26"/>
+        </w:rPr>
+        <w:t xml:space="preserve"> </w:t>
+      </w:r>
+      <w:proofErr w:type="spellStart"/>
+      <w:r>
+        <w:rPr>
+          <w:rFonts w:ascii="Times New Roman" w:hAnsi="Times New Roman"/>
+          <w:b w:val="0"/>
+          <w:color w:val="000000" w:themeColor="text1"/>
+          <w:sz w:val="26"/>
+          <w:szCs w:val="26"/>
+        </w:rPr>
+        <w:t>nước</w:t>
+      </w:r>
+      <w:proofErr w:type="spellEnd"/>
+      <w:r>
+        <w:rPr>
+          <w:rFonts w:ascii="Times New Roman" w:hAnsi="Times New Roman"/>
+          <w:b w:val="0"/>
+          <w:color w:val="000000" w:themeColor="text1"/>
+          <w:sz w:val="26"/>
+          <w:szCs w:val="26"/>
+        </w:rPr>
+        <w:t xml:space="preserve"> do </w:t>
+      </w:r>
+      <w:proofErr w:type="spellStart"/>
+      <w:r>
+        <w:rPr>
+          <w:rFonts w:ascii="Times New Roman" w:hAnsi="Times New Roman"/>
+          <w:b w:val="0"/>
+          <w:color w:val="000000" w:themeColor="text1"/>
+          <w:sz w:val="26"/>
+          <w:szCs w:val="26"/>
+        </w:rPr>
+        <w:t>ảnh</w:t>
+      </w:r>
+      <w:proofErr w:type="spellEnd"/>
+      <w:r>
+        <w:rPr>
+          <w:rFonts w:ascii="Times New Roman" w:hAnsi="Times New Roman"/>
+          <w:b w:val="0"/>
+          <w:color w:val="000000" w:themeColor="text1"/>
+          <w:sz w:val="26"/>
+          <w:szCs w:val="26"/>
+        </w:rPr>
+        <w:t xml:space="preserve"> </w:t>
+      </w:r>
+      <w:proofErr w:type="spellStart"/>
+      <w:r>
+        <w:rPr>
+          <w:rFonts w:ascii="Times New Roman" w:hAnsi="Times New Roman"/>
+          <w:b w:val="0"/>
+          <w:color w:val="000000" w:themeColor="text1"/>
+          <w:sz w:val="26"/>
+          <w:szCs w:val="26"/>
+        </w:rPr>
+        <w:t>hưởng</w:t>
+      </w:r>
+      <w:proofErr w:type="spellEnd"/>
+      <w:r>
+        <w:rPr>
+          <w:rFonts w:ascii="Times New Roman" w:hAnsi="Times New Roman"/>
+          <w:b w:val="0"/>
+          <w:color w:val="000000" w:themeColor="text1"/>
+          <w:sz w:val="26"/>
+          <w:szCs w:val="26"/>
+        </w:rPr>
+        <w:t xml:space="preserve"> </w:t>
+      </w:r>
+      <w:proofErr w:type="spellStart"/>
+      <w:r>
+        <w:rPr>
+          <w:rFonts w:ascii="Times New Roman" w:hAnsi="Times New Roman"/>
+          <w:b w:val="0"/>
+          <w:color w:val="000000" w:themeColor="text1"/>
+          <w:sz w:val="26"/>
+          <w:szCs w:val="26"/>
+        </w:rPr>
+        <w:t>của</w:t>
+      </w:r>
+      <w:proofErr w:type="spellEnd"/>
+      <w:r>
+        <w:rPr>
+          <w:rFonts w:ascii="Times New Roman" w:hAnsi="Times New Roman"/>
+          <w:b w:val="0"/>
+          <w:color w:val="000000" w:themeColor="text1"/>
+          <w:sz w:val="26"/>
+          <w:szCs w:val="26"/>
+        </w:rPr>
+        <w:t xml:space="preserve"> </w:t>
+      </w:r>
+      <w:proofErr w:type="spellStart"/>
+      <w:r>
+        <w:rPr>
+          <w:rFonts w:ascii="Times New Roman" w:hAnsi="Times New Roman"/>
+          <w:b w:val="0"/>
+          <w:color w:val="000000" w:themeColor="text1"/>
+          <w:sz w:val="26"/>
+          <w:szCs w:val="26"/>
+        </w:rPr>
+        <w:t>mưa</w:t>
+      </w:r>
+      <w:proofErr w:type="spellEnd"/>
       <w:r>
         <w:rPr>
           <w:rFonts w:ascii="Times New Roman" w:hAnsi="Times New Roman"/>
@@ -480,29 +835,93 @@
           <w:szCs w:val="26"/>
         </w:rPr>
       </w:pPr>
-      <w:r>
-        <w:rPr>
-          <w:rFonts w:ascii="Times New Roman" w:hAnsi="Times New Roman" w:cs="Times New Roman"/>
-          <w:sz w:val="26"/>
-          <w:szCs w:val="26"/>
-        </w:rPr>
-        <w:t xml:space="preserve">Thời điểm </w:t>
-      </w:r>
-      <w:r>
-        <w:rPr>
-          <w:rFonts w:ascii="Times New Roman" w:hAnsi="Times New Roman" w:cs="Times New Roman"/>
-          <w:sz w:val="26"/>
-          <w:szCs w:val="26"/>
-        </w:rPr>
-        <w:t>{hh}</w:t>
-      </w:r>
-      <w:r>
-        <w:rPr>
-          <w:rFonts w:ascii="Times New Roman" w:hAnsi="Times New Roman" w:cs="Times New Roman"/>
-          <w:sz w:val="26"/>
-          <w:szCs w:val="26"/>
-        </w:rPr>
-        <w:t xml:space="preserve"> ngày </w:t>
+      <w:proofErr w:type="spellStart"/>
+      <w:r>
+        <w:rPr>
+          <w:rFonts w:ascii="Times New Roman" w:hAnsi="Times New Roman" w:cs="Times New Roman"/>
+          <w:sz w:val="26"/>
+          <w:szCs w:val="26"/>
+        </w:rPr>
+        <w:t>Thời</w:t>
+      </w:r>
+      <w:proofErr w:type="spellEnd"/>
+      <w:r>
+        <w:rPr>
+          <w:rFonts w:ascii="Times New Roman" w:hAnsi="Times New Roman" w:cs="Times New Roman"/>
+          <w:sz w:val="26"/>
+          <w:szCs w:val="26"/>
+        </w:rPr>
+        <w:t xml:space="preserve"> </w:t>
+      </w:r>
+      <w:proofErr w:type="spellStart"/>
+      <w:r>
+        <w:rPr>
+          <w:rFonts w:ascii="Times New Roman" w:hAnsi="Times New Roman" w:cs="Times New Roman"/>
+          <w:sz w:val="26"/>
+          <w:szCs w:val="26"/>
+        </w:rPr>
+        <w:t>điểm</w:t>
+      </w:r>
+      <w:proofErr w:type="spellEnd"/>
+      <w:r>
+        <w:rPr>
+          <w:rFonts w:ascii="Times New Roman" w:hAnsi="Times New Roman" w:cs="Times New Roman"/>
+          <w:sz w:val="26"/>
+          <w:szCs w:val="26"/>
+        </w:rPr>
+        <w:t xml:space="preserve"> </w:t>
+      </w:r>
+      <w:r>
+        <w:rPr>
+          <w:rFonts w:ascii="Times New Roman" w:hAnsi="Times New Roman" w:cs="Times New Roman"/>
+          <w:sz w:val="26"/>
+          <w:szCs w:val="26"/>
+        </w:rPr>
+        <w:t>{</w:t>
+      </w:r>
+      <w:proofErr w:type="spellStart"/>
+      <w:r>
+        <w:rPr>
+          <w:rFonts w:ascii="Times New Roman" w:hAnsi="Times New Roman" w:cs="Times New Roman"/>
+          <w:sz w:val="26"/>
+          <w:szCs w:val="26"/>
+        </w:rPr>
+        <w:t>hh</w:t>
+      </w:r>
+      <w:proofErr w:type="spellEnd"/>
+      <w:r>
+        <w:rPr>
+          <w:rFonts w:ascii="Times New Roman" w:hAnsi="Times New Roman" w:cs="Times New Roman"/>
+          <w:sz w:val="26"/>
+          <w:szCs w:val="26"/>
+        </w:rPr>
+        <w:t>}</w:t>
+      </w:r>
+      <w:r>
+        <w:rPr>
+          <w:rFonts w:ascii="Times New Roman" w:hAnsi="Times New Roman" w:cs="Times New Roman"/>
+          <w:sz w:val="26"/>
+          <w:szCs w:val="26"/>
+        </w:rPr>
+        <w:t xml:space="preserve"> </w:t>
+      </w:r>
+      <w:proofErr w:type="spellStart"/>
+      <w:r>
+        <w:rPr>
+          <w:rFonts w:ascii="Times New Roman" w:hAnsi="Times New Roman" w:cs="Times New Roman"/>
+          <w:sz w:val="26"/>
+          <w:szCs w:val="26"/>
+        </w:rPr>
+        <w:t>ngày</w:t>
+      </w:r>
+      <w:proofErr w:type="spellEnd"/>
+      <w:r>
+        <w:rPr>
+          <w:rFonts w:ascii="Times New Roman" w:hAnsi="Times New Roman" w:cs="Times New Roman"/>
+          <w:sz w:val="26"/>
+          <w:szCs w:val="26"/>
+        </w:rPr>
+        <w:t xml:space="preserve"> </w:t>
       </w:r>
       <w:r>
         <w:rPr>
@@ -542,7 +961,25 @@
           <w:sz w:val="26"/>
           <w:szCs w:val="26"/>
         </w:rPr>
-        <w:t>{yyyy}</w:t>
+        <w:t>{</w:t>
+      </w:r>
+      <w:proofErr w:type="spellStart"/>
+      <w:r>
+        <w:rPr>
+          <w:rFonts w:ascii="Times New Roman" w:hAnsi="Times New Roman" w:cs="Times New Roman"/>
+          <w:sz w:val="26"/>
+          <w:szCs w:val="26"/>
+        </w:rPr>
+        <w:t>yyyy</w:t>
+      </w:r>
+      <w:proofErr w:type="spellEnd"/>
+      <w:r>
+        <w:rPr>
+          <w:rFonts w:ascii="Times New Roman" w:hAnsi="Times New Roman" w:cs="Times New Roman"/>
+          <w:sz w:val="26"/>
+          <w:szCs w:val="26"/>
+        </w:rPr>
+        <w:t>}</w:t>
       </w:r>
     </w:p>
     <w:p>
@@ -561,7 +998,43 @@
           <w:sz w:val="26"/>
           <w:szCs w:val="26"/>
         </w:rPr>
-        <w:t xml:space="preserve">                           Kính gửi:</w:t>
+        <w:t xml:space="preserve">                           </w:t>
+      </w:r>
+      <w:proofErr w:type="spellStart"/>
+      <w:r>
+        <w:rPr>
+          <w:rFonts w:ascii="Times New Roman" w:hAnsi="Times New Roman" w:cs="Times New Roman"/>
+          <w:sz w:val="26"/>
+          <w:szCs w:val="26"/>
+        </w:rPr>
+        <w:t>Kính</w:t>
+      </w:r>
+      <w:proofErr w:type="spellEnd"/>
+      <w:r>
+        <w:rPr>
+          <w:rFonts w:ascii="Times New Roman" w:hAnsi="Times New Roman" w:cs="Times New Roman"/>
+          <w:sz w:val="26"/>
+          <w:szCs w:val="26"/>
+        </w:rPr>
+        <w:t xml:space="preserve"> </w:t>
+      </w:r>
+      <w:proofErr w:type="spellStart"/>
+      <w:r>
+        <w:rPr>
+          <w:rFonts w:ascii="Times New Roman" w:hAnsi="Times New Roman" w:cs="Times New Roman"/>
+          <w:sz w:val="26"/>
+          <w:szCs w:val="26"/>
+        </w:rPr>
+        <w:t>gửi</w:t>
+      </w:r>
+      <w:proofErr w:type="spellEnd"/>
+      <w:r>
+        <w:rPr>
+          <w:rFonts w:ascii="Times New Roman" w:hAnsi="Times New Roman" w:cs="Times New Roman"/>
+          <w:sz w:val="26"/>
+          <w:szCs w:val="26"/>
+        </w:rPr>
+        <w:t>:</w:t>
       </w:r>
       <w:r>
         <w:rPr>
@@ -589,8 +1062,100 @@
           <w:sz w:val="26"/>
           <w:szCs w:val="26"/>
         </w:rPr>
-        <w:t>- Ủy ban nhân dân Thành phố Hà Nội;</w:t>
-      </w:r>
+        <w:t xml:space="preserve">- </w:t>
+      </w:r>
+      <w:proofErr w:type="spellStart"/>
+      <w:r>
+        <w:rPr>
+          <w:rFonts w:ascii="Times New Roman" w:hAnsi="Times New Roman" w:cs="Times New Roman"/>
+          <w:sz w:val="26"/>
+          <w:szCs w:val="26"/>
+        </w:rPr>
+        <w:t>Ủy</w:t>
+      </w:r>
+      <w:proofErr w:type="spellEnd"/>
+      <w:r>
+        <w:rPr>
+          <w:rFonts w:ascii="Times New Roman" w:hAnsi="Times New Roman" w:cs="Times New Roman"/>
+          <w:sz w:val="26"/>
+          <w:szCs w:val="26"/>
+        </w:rPr>
+        <w:t xml:space="preserve"> ban </w:t>
+      </w:r>
+      <w:proofErr w:type="spellStart"/>
+      <w:r>
+        <w:rPr>
+          <w:rFonts w:ascii="Times New Roman" w:hAnsi="Times New Roman" w:cs="Times New Roman"/>
+          <w:sz w:val="26"/>
+          <w:szCs w:val="26"/>
+        </w:rPr>
+        <w:t>nhân</w:t>
+      </w:r>
+      <w:proofErr w:type="spellEnd"/>
+      <w:r>
+        <w:rPr>
+          <w:rFonts w:ascii="Times New Roman" w:hAnsi="Times New Roman" w:cs="Times New Roman"/>
+          <w:sz w:val="26"/>
+          <w:szCs w:val="26"/>
+        </w:rPr>
+        <w:t xml:space="preserve"> </w:t>
+      </w:r>
+      <w:proofErr w:type="spellStart"/>
+      <w:r>
+        <w:rPr>
+          <w:rFonts w:ascii="Times New Roman" w:hAnsi="Times New Roman" w:cs="Times New Roman"/>
+          <w:sz w:val="26"/>
+          <w:szCs w:val="26"/>
+        </w:rPr>
+        <w:t>dân</w:t>
+      </w:r>
+      <w:proofErr w:type="spellEnd"/>
+      <w:r>
+        <w:rPr>
+          <w:rFonts w:ascii="Times New Roman" w:hAnsi="Times New Roman" w:cs="Times New Roman"/>
+          <w:sz w:val="26"/>
+          <w:szCs w:val="26"/>
+        </w:rPr>
+        <w:t xml:space="preserve"> Thành </w:t>
+      </w:r>
+      <w:proofErr w:type="spellStart"/>
+      <w:r>
+        <w:rPr>
+          <w:rFonts w:ascii="Times New Roman" w:hAnsi="Times New Roman" w:cs="Times New Roman"/>
+          <w:sz w:val="26"/>
+          <w:szCs w:val="26"/>
+        </w:rPr>
+        <w:t>phố</w:t>
+      </w:r>
+      <w:proofErr w:type="spellEnd"/>
+      <w:r>
+        <w:rPr>
+          <w:rFonts w:ascii="Times New Roman" w:hAnsi="Times New Roman" w:cs="Times New Roman"/>
+          <w:sz w:val="26"/>
+          <w:szCs w:val="26"/>
+        </w:rPr>
+        <w:t xml:space="preserve"> Hà </w:t>
+      </w:r>
+      <w:proofErr w:type="spellStart"/>
+      <w:proofErr w:type="gramStart"/>
+      <w:r>
+        <w:rPr>
+          <w:rFonts w:ascii="Times New Roman" w:hAnsi="Times New Roman" w:cs="Times New Roman"/>
+          <w:sz w:val="26"/>
+          <w:szCs w:val="26"/>
+        </w:rPr>
+        <w:t>Nội</w:t>
+      </w:r>
+      <w:proofErr w:type="spellEnd"/>
+      <w:r>
+        <w:rPr>
+          <w:rFonts w:ascii="Times New Roman" w:hAnsi="Times New Roman" w:cs="Times New Roman"/>
+          <w:sz w:val="26"/>
+          <w:szCs w:val="26"/>
+        </w:rPr>
+        <w:t>;</w:t>
+      </w:r>
+      <w:proofErr w:type="gramEnd"/>
     </w:p>
     <w:p>
       <w:pPr>
@@ -608,8 +1173,46 @@
           <w:sz w:val="26"/>
           <w:szCs w:val="26"/>
         </w:rPr>
-        <w:t>- Văn phòng BCH PCTT &amp; TKCN Thành phố;</w:t>
-      </w:r>
+        <w:t xml:space="preserve">- Văn </w:t>
+      </w:r>
+      <w:proofErr w:type="spellStart"/>
+      <w:r>
+        <w:rPr>
+          <w:rFonts w:ascii="Times New Roman" w:hAnsi="Times New Roman" w:cs="Times New Roman"/>
+          <w:sz w:val="26"/>
+          <w:szCs w:val="26"/>
+        </w:rPr>
+        <w:t>phòng</w:t>
+      </w:r>
+      <w:proofErr w:type="spellEnd"/>
+      <w:r>
+        <w:rPr>
+          <w:rFonts w:ascii="Times New Roman" w:hAnsi="Times New Roman" w:cs="Times New Roman"/>
+          <w:sz w:val="26"/>
+          <w:szCs w:val="26"/>
+        </w:rPr>
+        <w:t xml:space="preserve"> BCH PCTT &amp; TKCN Thành </w:t>
+      </w:r>
+      <w:proofErr w:type="spellStart"/>
+      <w:proofErr w:type="gramStart"/>
+      <w:r>
+        <w:rPr>
+          <w:rFonts w:ascii="Times New Roman" w:hAnsi="Times New Roman" w:cs="Times New Roman"/>
+          <w:sz w:val="26"/>
+          <w:szCs w:val="26"/>
+        </w:rPr>
+        <w:t>phố</w:t>
+      </w:r>
+      <w:proofErr w:type="spellEnd"/>
+      <w:r>
+        <w:rPr>
+          <w:rFonts w:ascii="Times New Roman" w:hAnsi="Times New Roman" w:cs="Times New Roman"/>
+          <w:sz w:val="26"/>
+          <w:szCs w:val="26"/>
+        </w:rPr>
+        <w:t>;</w:t>
+      </w:r>
+      <w:proofErr w:type="gramEnd"/>
     </w:p>
     <w:p>
       <w:pPr>
@@ -627,7 +1230,61 @@
           <w:sz w:val="26"/>
           <w:szCs w:val="26"/>
         </w:rPr>
-        <w:t>- Sở Xây dựng Hà Nội.</w:t>
+        <w:t xml:space="preserve">- </w:t>
+      </w:r>
+      <w:proofErr w:type="spellStart"/>
+      <w:r>
+        <w:rPr>
+          <w:rFonts w:ascii="Times New Roman" w:hAnsi="Times New Roman" w:cs="Times New Roman"/>
+          <w:sz w:val="26"/>
+          <w:szCs w:val="26"/>
+        </w:rPr>
+        <w:t>Sở</w:t>
+      </w:r>
+      <w:proofErr w:type="spellEnd"/>
+      <w:r>
+        <w:rPr>
+          <w:rFonts w:ascii="Times New Roman" w:hAnsi="Times New Roman" w:cs="Times New Roman"/>
+          <w:sz w:val="26"/>
+          <w:szCs w:val="26"/>
+        </w:rPr>
+        <w:t xml:space="preserve"> </w:t>
+      </w:r>
+      <w:proofErr w:type="spellStart"/>
+      <w:r>
+        <w:rPr>
+          <w:rFonts w:ascii="Times New Roman" w:hAnsi="Times New Roman" w:cs="Times New Roman"/>
+          <w:sz w:val="26"/>
+          <w:szCs w:val="26"/>
+        </w:rPr>
+        <w:t>Xây</w:t>
+      </w:r>
+      <w:proofErr w:type="spellEnd"/>
+      <w:r>
+        <w:rPr>
+          <w:rFonts w:ascii="Times New Roman" w:hAnsi="Times New Roman" w:cs="Times New Roman"/>
+          <w:sz w:val="26"/>
+          <w:szCs w:val="26"/>
+        </w:rPr>
+        <w:t xml:space="preserve"> </w:t>
+      </w:r>
+      <w:proofErr w:type="spellStart"/>
+      <w:r>
+        <w:rPr>
+          <w:rFonts w:ascii="Times New Roman" w:hAnsi="Times New Roman" w:cs="Times New Roman"/>
+          <w:sz w:val="26"/>
+          <w:szCs w:val="26"/>
+        </w:rPr>
+        <w:t>dựng</w:t>
+      </w:r>
+      <w:proofErr w:type="spellEnd"/>
+      <w:r>
+        <w:rPr>
+          <w:rFonts w:ascii="Times New Roman" w:hAnsi="Times New Roman" w:cs="Times New Roman"/>
+          <w:sz w:val="26"/>
+          <w:szCs w:val="26"/>
+        </w:rPr>
+        <w:t xml:space="preserve"> Hà Nội.</w:t>
       </w:r>
     </w:p>
     <w:p>
@@ -658,15 +1315,321 @@
           <w:color w:val="000000" w:themeColor="text1"/>
           <w:sz w:val="26"/>
         </w:rPr>
-        <w:t xml:space="preserve">Công ty TNHH MTV Thoát nước Hà Nội kính báo cáo tình hình thoát nước do ảnh hưởng của trận mưa ngày </w:t>
-      </w:r>
-      <w:r>
-        <w:rPr>
-          <w:rFonts w:ascii="Times New Roman" w:hAnsi="Times New Roman" w:cs="Times New Roman"/>
-          <w:sz w:val="26"/>
-          <w:szCs w:val="26"/>
-        </w:rPr>
-        <w:t>{dd}/{mm}/{yyyy}</w:t>
+        <w:t xml:space="preserve">Công ty TNHH MTV </w:t>
+      </w:r>
+      <w:proofErr w:type="spellStart"/>
+      <w:r>
+        <w:rPr>
+          <w:rFonts w:ascii="Times New Roman" w:hAnsi="Times New Roman" w:cs="Times New Roman"/>
+          <w:color w:val="000000" w:themeColor="text1"/>
+          <w:sz w:val="26"/>
+        </w:rPr>
+        <w:t>Thoát</w:t>
+      </w:r>
+      <w:proofErr w:type="spellEnd"/>
+      <w:r>
+        <w:rPr>
+          <w:rFonts w:ascii="Times New Roman" w:hAnsi="Times New Roman" w:cs="Times New Roman"/>
+          <w:color w:val="000000" w:themeColor="text1"/>
+          <w:sz w:val="26"/>
+        </w:rPr>
+        <w:t xml:space="preserve"> </w:t>
+      </w:r>
+      <w:proofErr w:type="spellStart"/>
+      <w:r>
+        <w:rPr>
+          <w:rFonts w:ascii="Times New Roman" w:hAnsi="Times New Roman" w:cs="Times New Roman"/>
+          <w:color w:val="000000" w:themeColor="text1"/>
+          <w:sz w:val="26"/>
+        </w:rPr>
+        <w:t>nước</w:t>
+      </w:r>
+      <w:proofErr w:type="spellEnd"/>
+      <w:r>
+        <w:rPr>
+          <w:rFonts w:ascii="Times New Roman" w:hAnsi="Times New Roman" w:cs="Times New Roman"/>
+          <w:color w:val="000000" w:themeColor="text1"/>
+          <w:sz w:val="26"/>
+        </w:rPr>
+        <w:t xml:space="preserve"> Hà </w:t>
+      </w:r>
+      <w:proofErr w:type="spellStart"/>
+      <w:r>
+        <w:rPr>
+          <w:rFonts w:ascii="Times New Roman" w:hAnsi="Times New Roman" w:cs="Times New Roman"/>
+          <w:color w:val="000000" w:themeColor="text1"/>
+          <w:sz w:val="26"/>
+        </w:rPr>
+        <w:t>Nội</w:t>
+      </w:r>
+      <w:proofErr w:type="spellEnd"/>
+      <w:r>
+        <w:rPr>
+          <w:rFonts w:ascii="Times New Roman" w:hAnsi="Times New Roman" w:cs="Times New Roman"/>
+          <w:color w:val="000000" w:themeColor="text1"/>
+          <w:sz w:val="26"/>
+        </w:rPr>
+        <w:t xml:space="preserve"> </w:t>
+      </w:r>
+      <w:proofErr w:type="spellStart"/>
+      <w:r>
+        <w:rPr>
+          <w:rFonts w:ascii="Times New Roman" w:hAnsi="Times New Roman" w:cs="Times New Roman"/>
+          <w:color w:val="000000" w:themeColor="text1"/>
+          <w:sz w:val="26"/>
+        </w:rPr>
+        <w:t>kính</w:t>
+      </w:r>
+      <w:proofErr w:type="spellEnd"/>
+      <w:r>
+        <w:rPr>
+          <w:rFonts w:ascii="Times New Roman" w:hAnsi="Times New Roman" w:cs="Times New Roman"/>
+          <w:color w:val="000000" w:themeColor="text1"/>
+          <w:sz w:val="26"/>
+        </w:rPr>
+        <w:t xml:space="preserve"> </w:t>
+      </w:r>
+      <w:proofErr w:type="spellStart"/>
+      <w:r>
+        <w:rPr>
+          <w:rFonts w:ascii="Times New Roman" w:hAnsi="Times New Roman" w:cs="Times New Roman"/>
+          <w:color w:val="000000" w:themeColor="text1"/>
+          <w:sz w:val="26"/>
+        </w:rPr>
+        <w:t>báo</w:t>
+      </w:r>
+      <w:proofErr w:type="spellEnd"/>
+      <w:r>
+        <w:rPr>
+          <w:rFonts w:ascii="Times New Roman" w:hAnsi="Times New Roman" w:cs="Times New Roman"/>
+          <w:color w:val="000000" w:themeColor="text1"/>
+          <w:sz w:val="26"/>
+        </w:rPr>
+        <w:t xml:space="preserve"> </w:t>
+      </w:r>
+      <w:proofErr w:type="spellStart"/>
+      <w:r>
+        <w:rPr>
+          <w:rFonts w:ascii="Times New Roman" w:hAnsi="Times New Roman" w:cs="Times New Roman"/>
+          <w:color w:val="000000" w:themeColor="text1"/>
+          <w:sz w:val="26"/>
+        </w:rPr>
+        <w:t>cáo</w:t>
+      </w:r>
+      <w:proofErr w:type="spellEnd"/>
+      <w:r>
+        <w:rPr>
+          <w:rFonts w:ascii="Times New Roman" w:hAnsi="Times New Roman" w:cs="Times New Roman"/>
+          <w:color w:val="000000" w:themeColor="text1"/>
+          <w:sz w:val="26"/>
+        </w:rPr>
+        <w:t xml:space="preserve"> </w:t>
+      </w:r>
+      <w:proofErr w:type="spellStart"/>
+      <w:r>
+        <w:rPr>
+          <w:rFonts w:ascii="Times New Roman" w:hAnsi="Times New Roman" w:cs="Times New Roman"/>
+          <w:color w:val="000000" w:themeColor="text1"/>
+          <w:sz w:val="26"/>
+        </w:rPr>
+        <w:t>tình</w:t>
+      </w:r>
+      <w:proofErr w:type="spellEnd"/>
+      <w:r>
+        <w:rPr>
+          <w:rFonts w:ascii="Times New Roman" w:hAnsi="Times New Roman" w:cs="Times New Roman"/>
+          <w:color w:val="000000" w:themeColor="text1"/>
+          <w:sz w:val="26"/>
+        </w:rPr>
+        <w:t xml:space="preserve"> </w:t>
+      </w:r>
+      <w:proofErr w:type="spellStart"/>
+      <w:r>
+        <w:rPr>
+          <w:rFonts w:ascii="Times New Roman" w:hAnsi="Times New Roman" w:cs="Times New Roman"/>
+          <w:color w:val="000000" w:themeColor="text1"/>
+          <w:sz w:val="26"/>
+        </w:rPr>
+        <w:t>hình</w:t>
+      </w:r>
+      <w:proofErr w:type="spellEnd"/>
+      <w:r>
+        <w:rPr>
+          <w:rFonts w:ascii="Times New Roman" w:hAnsi="Times New Roman" w:cs="Times New Roman"/>
+          <w:color w:val="000000" w:themeColor="text1"/>
+          <w:sz w:val="26"/>
+        </w:rPr>
+        <w:t xml:space="preserve"> </w:t>
+      </w:r>
+      <w:proofErr w:type="spellStart"/>
+      <w:r>
+        <w:rPr>
+          <w:rFonts w:ascii="Times New Roman" w:hAnsi="Times New Roman" w:cs="Times New Roman"/>
+          <w:color w:val="000000" w:themeColor="text1"/>
+          <w:sz w:val="26"/>
+        </w:rPr>
+        <w:t>thoát</w:t>
+      </w:r>
+      <w:proofErr w:type="spellEnd"/>
+      <w:r>
+        <w:rPr>
+          <w:rFonts w:ascii="Times New Roman" w:hAnsi="Times New Roman" w:cs="Times New Roman"/>
+          <w:color w:val="000000" w:themeColor="text1"/>
+          <w:sz w:val="26"/>
+        </w:rPr>
+        <w:t xml:space="preserve"> </w:t>
+      </w:r>
+      <w:proofErr w:type="spellStart"/>
+      <w:r>
+        <w:rPr>
+          <w:rFonts w:ascii="Times New Roman" w:hAnsi="Times New Roman" w:cs="Times New Roman"/>
+          <w:color w:val="000000" w:themeColor="text1"/>
+          <w:sz w:val="26"/>
+        </w:rPr>
+        <w:t>nước</w:t>
+      </w:r>
+      <w:proofErr w:type="spellEnd"/>
+      <w:r>
+        <w:rPr>
+          <w:rFonts w:ascii="Times New Roman" w:hAnsi="Times New Roman" w:cs="Times New Roman"/>
+          <w:color w:val="000000" w:themeColor="text1"/>
+          <w:sz w:val="26"/>
+        </w:rPr>
+        <w:t xml:space="preserve"> do </w:t>
+      </w:r>
+      <w:proofErr w:type="spellStart"/>
+      <w:r>
+        <w:rPr>
+          <w:rFonts w:ascii="Times New Roman" w:hAnsi="Times New Roman" w:cs="Times New Roman"/>
+          <w:color w:val="000000" w:themeColor="text1"/>
+          <w:sz w:val="26"/>
+        </w:rPr>
+        <w:t>ảnh</w:t>
+      </w:r>
+      <w:proofErr w:type="spellEnd"/>
+      <w:r>
+        <w:rPr>
+          <w:rFonts w:ascii="Times New Roman" w:hAnsi="Times New Roman" w:cs="Times New Roman"/>
+          <w:color w:val="000000" w:themeColor="text1"/>
+          <w:sz w:val="26"/>
+        </w:rPr>
+        <w:t xml:space="preserve"> </w:t>
+      </w:r>
+      <w:proofErr w:type="spellStart"/>
+      <w:r>
+        <w:rPr>
+          <w:rFonts w:ascii="Times New Roman" w:hAnsi="Times New Roman" w:cs="Times New Roman"/>
+          <w:color w:val="000000" w:themeColor="text1"/>
+          <w:sz w:val="26"/>
+        </w:rPr>
+        <w:t>hưởng</w:t>
+      </w:r>
+      <w:proofErr w:type="spellEnd"/>
+      <w:r>
+        <w:rPr>
+          <w:rFonts w:ascii="Times New Roman" w:hAnsi="Times New Roman" w:cs="Times New Roman"/>
+          <w:color w:val="000000" w:themeColor="text1"/>
+          <w:sz w:val="26"/>
+        </w:rPr>
+        <w:t xml:space="preserve"> </w:t>
+      </w:r>
+      <w:proofErr w:type="spellStart"/>
+      <w:r>
+        <w:rPr>
+          <w:rFonts w:ascii="Times New Roman" w:hAnsi="Times New Roman" w:cs="Times New Roman"/>
+          <w:color w:val="000000" w:themeColor="text1"/>
+          <w:sz w:val="26"/>
+        </w:rPr>
+        <w:t>của</w:t>
+      </w:r>
+      <w:proofErr w:type="spellEnd"/>
+      <w:r>
+        <w:rPr>
+          <w:rFonts w:ascii="Times New Roman" w:hAnsi="Times New Roman" w:cs="Times New Roman"/>
+          <w:color w:val="000000" w:themeColor="text1"/>
+          <w:sz w:val="26"/>
+        </w:rPr>
+        <w:t xml:space="preserve"> </w:t>
+      </w:r>
+      <w:proofErr w:type="spellStart"/>
+      <w:r>
+        <w:rPr>
+          <w:rFonts w:ascii="Times New Roman" w:hAnsi="Times New Roman" w:cs="Times New Roman"/>
+          <w:color w:val="000000" w:themeColor="text1"/>
+          <w:sz w:val="26"/>
+        </w:rPr>
+        <w:t>trận</w:t>
+      </w:r>
+      <w:proofErr w:type="spellEnd"/>
+      <w:r>
+        <w:rPr>
+          <w:rFonts w:ascii="Times New Roman" w:hAnsi="Times New Roman" w:cs="Times New Roman"/>
+          <w:color w:val="000000" w:themeColor="text1"/>
+          <w:sz w:val="26"/>
+        </w:rPr>
+        <w:t xml:space="preserve"> </w:t>
+      </w:r>
+      <w:proofErr w:type="spellStart"/>
+      <w:r>
+        <w:rPr>
+          <w:rFonts w:ascii="Times New Roman" w:hAnsi="Times New Roman" w:cs="Times New Roman"/>
+          <w:color w:val="000000" w:themeColor="text1"/>
+          <w:sz w:val="26"/>
+        </w:rPr>
+        <w:t>mưa</w:t>
+      </w:r>
+      <w:proofErr w:type="spellEnd"/>
+      <w:r>
+        <w:rPr>
+          <w:rFonts w:ascii="Times New Roman" w:hAnsi="Times New Roman" w:cs="Times New Roman"/>
+          <w:color w:val="000000" w:themeColor="text1"/>
+          <w:sz w:val="26"/>
+        </w:rPr>
+        <w:t xml:space="preserve"> </w:t>
+      </w:r>
+      <w:proofErr w:type="spellStart"/>
+      <w:r>
+        <w:rPr>
+          <w:rFonts w:ascii="Times New Roman" w:hAnsi="Times New Roman" w:cs="Times New Roman"/>
+          <w:color w:val="000000" w:themeColor="text1"/>
+          <w:sz w:val="26"/>
+        </w:rPr>
+        <w:t>ngày</w:t>
+      </w:r>
+      <w:proofErr w:type="spellEnd"/>
+      <w:r>
+        <w:rPr>
+          <w:rFonts w:ascii="Times New Roman" w:hAnsi="Times New Roman" w:cs="Times New Roman"/>
+          <w:color w:val="000000" w:themeColor="text1"/>
+          <w:sz w:val="26"/>
+        </w:rPr>
+        <w:t xml:space="preserve"> </w:t>
+      </w:r>
+      <w:r>
+        <w:rPr>
+          <w:rFonts w:ascii="Times New Roman" w:hAnsi="Times New Roman" w:cs="Times New Roman"/>
+          <w:sz w:val="26"/>
+          <w:szCs w:val="26"/>
+        </w:rPr>
+        <w:t>{dd}/{mm}/{</w:t>
+      </w:r>
+      <w:proofErr w:type="spellStart"/>
+      <w:r>
+        <w:rPr>
+          <w:rFonts w:ascii="Times New Roman" w:hAnsi="Times New Roman" w:cs="Times New Roman"/>
+          <w:sz w:val="26"/>
+          <w:szCs w:val="26"/>
+        </w:rPr>
+        <w:t>yyyy</w:t>
+      </w:r>
+      <w:proofErr w:type="spellEnd"/>
+      <w:r>
+        <w:rPr>
+          <w:rFonts w:ascii="Times New Roman" w:hAnsi="Times New Roman" w:cs="Times New Roman"/>
+          <w:sz w:val="26"/>
+          <w:szCs w:val="26"/>
+        </w:rPr>
+        <w:t>}</w:t>
       </w:r>
       <w:r>
         <w:rPr>
@@ -677,13 +1640,41 @@
         </w:rPr>
         <w:t xml:space="preserve"> </w:t>
       </w:r>
-      <w:r>
-        <w:rPr>
-          <w:rFonts w:ascii="Times New Roman" w:hAnsi="Times New Roman" w:cs="Times New Roman"/>
-          <w:color w:val="000000" w:themeColor="text1"/>
-          <w:sz w:val="26"/>
-        </w:rPr>
-        <w:t>như sau:</w:t>
+      <w:proofErr w:type="spellStart"/>
+      <w:r>
+        <w:rPr>
+          <w:rFonts w:ascii="Times New Roman" w:hAnsi="Times New Roman" w:cs="Times New Roman"/>
+          <w:color w:val="000000" w:themeColor="text1"/>
+          <w:sz w:val="26"/>
+        </w:rPr>
+        <w:t>như</w:t>
+      </w:r>
+      <w:proofErr w:type="spellEnd"/>
+      <w:r>
+        <w:rPr>
+          <w:rFonts w:ascii="Times New Roman" w:hAnsi="Times New Roman" w:cs="Times New Roman"/>
+          <w:color w:val="000000" w:themeColor="text1"/>
+          <w:sz w:val="26"/>
+        </w:rPr>
+        <w:t xml:space="preserve"> </w:t>
+      </w:r>
+      <w:proofErr w:type="spellStart"/>
+      <w:r>
+        <w:rPr>
+          <w:rFonts w:ascii="Times New Roman" w:hAnsi="Times New Roman" w:cs="Times New Roman"/>
+          <w:color w:val="000000" w:themeColor="text1"/>
+          <w:sz w:val="26"/>
+        </w:rPr>
+        <w:t>sau</w:t>
+      </w:r>
+      <w:proofErr w:type="spellEnd"/>
+      <w:r>
+        <w:rPr>
+          <w:rFonts w:ascii="Times New Roman" w:hAnsi="Times New Roman" w:cs="Times New Roman"/>
+          <w:color w:val="000000" w:themeColor="text1"/>
+          <w:sz w:val="26"/>
+        </w:rPr>
+        <w:t>:</w:t>
       </w:r>
     </w:p>
     <w:p>
@@ -702,6 +1693,7 @@
           <w:szCs w:val="26"/>
         </w:rPr>
       </w:pPr>
+      <w:proofErr w:type="spellStart"/>
       <w:r>
         <w:rPr>
           <w:rFonts w:ascii="Times New Roman" w:hAnsi="Times New Roman" w:cs="Times New Roman"/>
@@ -709,8 +1701,49 @@
           <w:sz w:val="26"/>
           <w:szCs w:val="26"/>
         </w:rPr>
-        <w:t>Diễn biến mưa</w:t>
-      </w:r>
+        <w:t>Diễn</w:t>
+      </w:r>
+      <w:proofErr w:type="spellEnd"/>
+      <w:r>
+        <w:rPr>
+          <w:rFonts w:ascii="Times New Roman" w:hAnsi="Times New Roman" w:cs="Times New Roman"/>
+          <w:b/>
+          <w:sz w:val="26"/>
+          <w:szCs w:val="26"/>
+        </w:rPr>
+        <w:t xml:space="preserve"> </w:t>
+      </w:r>
+      <w:proofErr w:type="spellStart"/>
+      <w:r>
+        <w:rPr>
+          <w:rFonts w:ascii="Times New Roman" w:hAnsi="Times New Roman" w:cs="Times New Roman"/>
+          <w:b/>
+          <w:sz w:val="26"/>
+          <w:szCs w:val="26"/>
+        </w:rPr>
+        <w:t>biến</w:t>
+      </w:r>
+      <w:proofErr w:type="spellEnd"/>
+      <w:r>
+        <w:rPr>
+          <w:rFonts w:ascii="Times New Roman" w:hAnsi="Times New Roman" w:cs="Times New Roman"/>
+          <w:b/>
+          <w:sz w:val="26"/>
+          <w:szCs w:val="26"/>
+        </w:rPr>
+        <w:t xml:space="preserve"> </w:t>
+      </w:r>
+      <w:proofErr w:type="spellStart"/>
+      <w:r>
+        <w:rPr>
+          <w:rFonts w:ascii="Times New Roman" w:hAnsi="Times New Roman" w:cs="Times New Roman"/>
+          <w:b/>
+          <w:sz w:val="26"/>
+          <w:szCs w:val="26"/>
+        </w:rPr>
+        <w:t>mưa</w:t>
+      </w:r>
+      <w:proofErr w:type="spellEnd"/>
       <w:r>
         <w:rPr>
           <w:rFonts w:ascii="Times New Roman" w:hAnsi="Times New Roman" w:cs="Times New Roman"/>
@@ -727,32 +1760,63 @@
           <w:sz w:val="26"/>
           <w:szCs w:val="26"/>
         </w:rPr>
-        <w:t>{noidung}</w:t>
-      </w:r>
+        <w:t>{</w:t>
+      </w:r>
+      <w:proofErr w:type="spellStart"/>
       <w:r>
         <w:rPr>
           <w:rFonts w:ascii="Times New Roman" w:eastAsia="Times New Roman" w:hAnsi="Times New Roman" w:cs="Times New Roman"/>
           <w:color w:val="000000" w:themeColor="text1"/>
           <w:sz w:val="26"/>
           <w:szCs w:val="26"/>
+        </w:rPr>
+        <w:t>noidung</w:t>
+      </w:r>
+      <w:proofErr w:type="spellEnd"/>
+      <w:r>
+        <w:rPr>
+          <w:rFonts w:ascii="Times New Roman" w:eastAsia="Times New Roman" w:hAnsi="Times New Roman" w:cs="Times New Roman"/>
+          <w:color w:val="000000" w:themeColor="text1"/>
+          <w:sz w:val="26"/>
+          <w:szCs w:val="26"/>
+        </w:rPr>
+        <w:t>}</w:t>
+      </w:r>
+      <w:r>
+        <w:rPr>
+          <w:rFonts w:ascii="Times New Roman" w:eastAsia="Times New Roman" w:hAnsi="Times New Roman" w:cs="Times New Roman"/>
+          <w:color w:val="000000" w:themeColor="text1"/>
+          <w:sz w:val="26"/>
+          <w:szCs w:val="26"/>
           <w:lang w:val="vi-VN"/>
         </w:rPr>
         <w:t xml:space="preserve">. </w:t>
       </w:r>
+      <w:proofErr w:type="spellStart"/>
       <w:r>
         <w:rPr>
           <w:rFonts w:ascii="Times New Roman" w:eastAsia="Times New Roman" w:hAnsi="Times New Roman" w:cs="Times New Roman"/>
           <w:sz w:val="26"/>
           <w:szCs w:val="26"/>
         </w:rPr>
-        <w:t xml:space="preserve">Mưa </w:t>
-      </w:r>
+        <w:t>Mưa</w:t>
+      </w:r>
+      <w:proofErr w:type="spellEnd"/>
       <w:r>
         <w:rPr>
           <w:rFonts w:ascii="Times New Roman" w:eastAsia="Times New Roman" w:hAnsi="Times New Roman" w:cs="Times New Roman"/>
           <w:sz w:val="26"/>
           <w:szCs w:val="26"/>
         </w:rPr>
+        <w:t xml:space="preserve"> </w:t>
+      </w:r>
+      <w:proofErr w:type="spellStart"/>
+      <w:r>
+        <w:rPr>
+          <w:rFonts w:ascii="Times New Roman" w:eastAsia="Times New Roman" w:hAnsi="Times New Roman" w:cs="Times New Roman"/>
+          <w:sz w:val="26"/>
+          <w:szCs w:val="26"/>
+        </w:rPr>
         <w:t>d</w:t>
       </w:r>
       <w:r>
@@ -761,11 +1825,200 @@
           <w:sz w:val="26"/>
           <w:szCs w:val="26"/>
         </w:rPr>
-        <w:t xml:space="preserve">ông trên một số địa bàn phường, xã từ thời điểm </w:t>
-      </w:r>
+        <w:t>ông</w:t>
+      </w:r>
+      <w:proofErr w:type="spellEnd"/>
       <w:r>
         <w:rPr>
           <w:rFonts w:ascii="Times New Roman" w:eastAsia="Times New Roman" w:hAnsi="Times New Roman" w:cs="Times New Roman"/>
+          <w:sz w:val="26"/>
+          <w:szCs w:val="26"/>
+        </w:rPr>
+        <w:t xml:space="preserve"> </w:t>
+      </w:r>
+      <w:proofErr w:type="spellStart"/>
+      <w:r>
+        <w:rPr>
+          <w:rFonts w:ascii="Times New Roman" w:eastAsia="Times New Roman" w:hAnsi="Times New Roman" w:cs="Times New Roman"/>
+          <w:sz w:val="26"/>
+          <w:szCs w:val="26"/>
+        </w:rPr>
+        <w:t>trên</w:t>
+      </w:r>
+      <w:proofErr w:type="spellEnd"/>
+      <w:r>
+        <w:rPr>
+          <w:rFonts w:ascii="Times New Roman" w:eastAsia="Times New Roman" w:hAnsi="Times New Roman" w:cs="Times New Roman"/>
+          <w:sz w:val="26"/>
+          <w:szCs w:val="26"/>
+        </w:rPr>
+        <w:t xml:space="preserve"> </w:t>
+      </w:r>
+      <w:proofErr w:type="spellStart"/>
+      <w:r>
+        <w:rPr>
+          <w:rFonts w:ascii="Times New Roman" w:eastAsia="Times New Roman" w:hAnsi="Times New Roman" w:cs="Times New Roman"/>
+          <w:sz w:val="26"/>
+          <w:szCs w:val="26"/>
+        </w:rPr>
+        <w:t>một</w:t>
+      </w:r>
+      <w:proofErr w:type="spellEnd"/>
+      <w:r>
+        <w:rPr>
+          <w:rFonts w:ascii="Times New Roman" w:eastAsia="Times New Roman" w:hAnsi="Times New Roman" w:cs="Times New Roman"/>
+          <w:sz w:val="26"/>
+          <w:szCs w:val="26"/>
+        </w:rPr>
+        <w:t xml:space="preserve"> </w:t>
+      </w:r>
+      <w:proofErr w:type="spellStart"/>
+      <w:r>
+        <w:rPr>
+          <w:rFonts w:ascii="Times New Roman" w:eastAsia="Times New Roman" w:hAnsi="Times New Roman" w:cs="Times New Roman"/>
+          <w:sz w:val="26"/>
+          <w:szCs w:val="26"/>
+        </w:rPr>
+        <w:t>số</w:t>
+      </w:r>
+      <w:proofErr w:type="spellEnd"/>
+      <w:r>
+        <w:rPr>
+          <w:rFonts w:ascii="Times New Roman" w:eastAsia="Times New Roman" w:hAnsi="Times New Roman" w:cs="Times New Roman"/>
+          <w:sz w:val="26"/>
+          <w:szCs w:val="26"/>
+        </w:rPr>
+        <w:t xml:space="preserve"> </w:t>
+      </w:r>
+      <w:proofErr w:type="spellStart"/>
+      <w:r>
+        <w:rPr>
+          <w:rFonts w:ascii="Times New Roman" w:eastAsia="Times New Roman" w:hAnsi="Times New Roman" w:cs="Times New Roman"/>
+          <w:sz w:val="26"/>
+          <w:szCs w:val="26"/>
+        </w:rPr>
+        <w:t>địa</w:t>
+      </w:r>
+      <w:proofErr w:type="spellEnd"/>
+      <w:r>
+        <w:rPr>
+          <w:rFonts w:ascii="Times New Roman" w:eastAsia="Times New Roman" w:hAnsi="Times New Roman" w:cs="Times New Roman"/>
+          <w:sz w:val="26"/>
+          <w:szCs w:val="26"/>
+        </w:rPr>
+        <w:t xml:space="preserve"> </w:t>
+      </w:r>
+      <w:proofErr w:type="spellStart"/>
+      <w:r>
+        <w:rPr>
+          <w:rFonts w:ascii="Times New Roman" w:eastAsia="Times New Roman" w:hAnsi="Times New Roman" w:cs="Times New Roman"/>
+          <w:sz w:val="26"/>
+          <w:szCs w:val="26"/>
+        </w:rPr>
+        <w:t>bàn</w:t>
+      </w:r>
+      <w:proofErr w:type="spellEnd"/>
+      <w:r>
+        <w:rPr>
+          <w:rFonts w:ascii="Times New Roman" w:eastAsia="Times New Roman" w:hAnsi="Times New Roman" w:cs="Times New Roman"/>
+          <w:sz w:val="26"/>
+          <w:szCs w:val="26"/>
+        </w:rPr>
+        <w:t xml:space="preserve"> </w:t>
+      </w:r>
+      <w:proofErr w:type="spellStart"/>
+      <w:r>
+        <w:rPr>
+          <w:rFonts w:ascii="Times New Roman" w:eastAsia="Times New Roman" w:hAnsi="Times New Roman" w:cs="Times New Roman"/>
+          <w:sz w:val="26"/>
+          <w:szCs w:val="26"/>
+        </w:rPr>
+        <w:t>phường</w:t>
+      </w:r>
+      <w:proofErr w:type="spellEnd"/>
+      <w:r>
+        <w:rPr>
+          <w:rFonts w:ascii="Times New Roman" w:eastAsia="Times New Roman" w:hAnsi="Times New Roman" w:cs="Times New Roman"/>
+          <w:sz w:val="26"/>
+          <w:szCs w:val="26"/>
+        </w:rPr>
+        <w:t xml:space="preserve">, </w:t>
+      </w:r>
+      <w:proofErr w:type="spellStart"/>
+      <w:r>
+        <w:rPr>
+          <w:rFonts w:ascii="Times New Roman" w:eastAsia="Times New Roman" w:hAnsi="Times New Roman" w:cs="Times New Roman"/>
+          <w:sz w:val="26"/>
+          <w:szCs w:val="26"/>
+        </w:rPr>
+        <w:t>xã</w:t>
+      </w:r>
+      <w:proofErr w:type="spellEnd"/>
+      <w:r>
+        <w:rPr>
+          <w:rFonts w:ascii="Times New Roman" w:eastAsia="Times New Roman" w:hAnsi="Times New Roman" w:cs="Times New Roman"/>
+          <w:sz w:val="26"/>
+          <w:szCs w:val="26"/>
+        </w:rPr>
+        <w:t xml:space="preserve"> </w:t>
+      </w:r>
+      <w:proofErr w:type="spellStart"/>
+      <w:r>
+        <w:rPr>
+          <w:rFonts w:ascii="Times New Roman" w:eastAsia="Times New Roman" w:hAnsi="Times New Roman" w:cs="Times New Roman"/>
+          <w:sz w:val="26"/>
+          <w:szCs w:val="26"/>
+        </w:rPr>
+        <w:t>từ</w:t>
+      </w:r>
+      <w:proofErr w:type="spellEnd"/>
+      <w:r>
+        <w:rPr>
+          <w:rFonts w:ascii="Times New Roman" w:eastAsia="Times New Roman" w:hAnsi="Times New Roman" w:cs="Times New Roman"/>
+          <w:sz w:val="26"/>
+          <w:szCs w:val="26"/>
+        </w:rPr>
+        <w:t xml:space="preserve"> </w:t>
+      </w:r>
+      <w:proofErr w:type="spellStart"/>
+      <w:r>
+        <w:rPr>
+          <w:rFonts w:ascii="Times New Roman" w:eastAsia="Times New Roman" w:hAnsi="Times New Roman" w:cs="Times New Roman"/>
+          <w:sz w:val="26"/>
+          <w:szCs w:val="26"/>
+        </w:rPr>
+        <w:t>thời</w:t>
+      </w:r>
+      <w:proofErr w:type="spellEnd"/>
+      <w:r>
+        <w:rPr>
+          <w:rFonts w:ascii="Times New Roman" w:eastAsia="Times New Roman" w:hAnsi="Times New Roman" w:cs="Times New Roman"/>
+          <w:sz w:val="26"/>
+          <w:szCs w:val="26"/>
+        </w:rPr>
+        <w:t xml:space="preserve"> </w:t>
+      </w:r>
+      <w:proofErr w:type="spellStart"/>
+      <w:r>
+        <w:rPr>
+          <w:rFonts w:ascii="Times New Roman" w:eastAsia="Times New Roman" w:hAnsi="Times New Roman" w:cs="Times New Roman"/>
+          <w:sz w:val="26"/>
+          <w:szCs w:val="26"/>
+        </w:rPr>
+        <w:t>điểm</w:t>
+      </w:r>
+      <w:proofErr w:type="spellEnd"/>
+      <w:r>
+        <w:rPr>
+          <w:rFonts w:ascii="Times New Roman" w:eastAsia="Times New Roman" w:hAnsi="Times New Roman" w:cs="Times New Roman"/>
+          <w:sz w:val="26"/>
+          <w:szCs w:val="26"/>
+        </w:rPr>
+        <w:t xml:space="preserve"> </w:t>
+      </w:r>
+      <w:r>
+        <w:rPr>
+          <w:rFonts w:ascii="Times New Roman" w:eastAsia="Times New Roman" w:hAnsi="Times New Roman" w:cs="Times New Roman"/>
           <w:color w:val="000000" w:themeColor="text1"/>
           <w:sz w:val="26"/>
           <w:szCs w:val="26"/>
@@ -782,14 +2035,88 @@
         </w:rPr>
         <w:t xml:space="preserve"> </w:t>
       </w:r>
+      <w:proofErr w:type="spellStart"/>
       <w:r>
         <w:rPr>
           <w:rFonts w:ascii="Times New Roman" w:eastAsia="Times New Roman" w:hAnsi="Times New Roman" w:cs="Times New Roman"/>
           <w:sz w:val="26"/>
           <w:szCs w:val="26"/>
         </w:rPr>
-        <w:t>tại một số khu vực</w:t>
-      </w:r>
+        <w:t>tại</w:t>
+      </w:r>
+      <w:proofErr w:type="spellEnd"/>
+      <w:r>
+        <w:rPr>
+          <w:rFonts w:ascii="Times New Roman" w:eastAsia="Times New Roman" w:hAnsi="Times New Roman" w:cs="Times New Roman"/>
+          <w:sz w:val="26"/>
+          <w:szCs w:val="26"/>
+        </w:rPr>
+        <w:t xml:space="preserve"> </w:t>
+      </w:r>
+      <w:proofErr w:type="spellStart"/>
+      <w:r>
+        <w:rPr>
+          <w:rFonts w:ascii="Times New Roman" w:eastAsia="Times New Roman" w:hAnsi="Times New Roman" w:cs="Times New Roman"/>
+          <w:sz w:val="26"/>
+          <w:szCs w:val="26"/>
+        </w:rPr>
+        <w:t>một</w:t>
+      </w:r>
+      <w:proofErr w:type="spellEnd"/>
+      <w:r>
+        <w:rPr>
+          <w:rFonts w:ascii="Times New Roman" w:eastAsia="Times New Roman" w:hAnsi="Times New Roman" w:cs="Times New Roman"/>
+          <w:sz w:val="26"/>
+          <w:szCs w:val="26"/>
+        </w:rPr>
+        <w:t xml:space="preserve"> </w:t>
+      </w:r>
+      <w:proofErr w:type="spellStart"/>
+      <w:r>
+        <w:rPr>
+          <w:rFonts w:ascii="Times New Roman" w:eastAsia="Times New Roman" w:hAnsi="Times New Roman" w:cs="Times New Roman"/>
+          <w:sz w:val="26"/>
+          <w:szCs w:val="26"/>
+        </w:rPr>
+        <w:t>số</w:t>
+      </w:r>
+      <w:proofErr w:type="spellEnd"/>
+      <w:r>
+        <w:rPr>
+          <w:rFonts w:ascii="Times New Roman" w:eastAsia="Times New Roman" w:hAnsi="Times New Roman" w:cs="Times New Roman"/>
+          <w:sz w:val="26"/>
+          <w:szCs w:val="26"/>
+        </w:rPr>
+        <w:t xml:space="preserve"> </w:t>
+      </w:r>
+      <w:proofErr w:type="spellStart"/>
+      <w:r>
+        <w:rPr>
+          <w:rFonts w:ascii="Times New Roman" w:eastAsia="Times New Roman" w:hAnsi="Times New Roman" w:cs="Times New Roman"/>
+          <w:sz w:val="26"/>
+          <w:szCs w:val="26"/>
+        </w:rPr>
+        <w:t>khu</w:t>
+      </w:r>
+      <w:proofErr w:type="spellEnd"/>
+      <w:r>
+        <w:rPr>
+          <w:rFonts w:ascii="Times New Roman" w:eastAsia="Times New Roman" w:hAnsi="Times New Roman" w:cs="Times New Roman"/>
+          <w:sz w:val="26"/>
+          <w:szCs w:val="26"/>
+        </w:rPr>
+        <w:t xml:space="preserve"> </w:t>
+      </w:r>
+      <w:proofErr w:type="spellStart"/>
+      <w:r>
+        <w:rPr>
+          <w:rFonts w:ascii="Times New Roman" w:eastAsia="Times New Roman" w:hAnsi="Times New Roman" w:cs="Times New Roman"/>
+          <w:sz w:val="26"/>
+          <w:szCs w:val="26"/>
+        </w:rPr>
+        <w:t>vực</w:t>
+      </w:r>
+      <w:proofErr w:type="spellEnd"/>
       <w:r>
         <w:rPr>
           <w:rFonts w:ascii="Times New Roman" w:hAnsi="Times New Roman" w:cs="Times New Roman"/>
@@ -800,56 +2127,361 @@
         </w:rPr>
         <w:t xml:space="preserve">, </w:t>
       </w:r>
-      <w:r>
-        <w:rPr>
-          <w:rFonts w:ascii="Times New Roman" w:hAnsi="Times New Roman" w:cs="Times New Roman"/>
-          <w:sz w:val="26"/>
-          <w:szCs w:val="26"/>
-        </w:rPr>
-        <w:t xml:space="preserve">Lượng mưa đo được tại các khu vực đến </w:t>
-      </w:r>
-      <w:r>
-        <w:rPr>
-          <w:rFonts w:ascii="Times New Roman" w:hAnsi="Times New Roman" w:cs="Times New Roman"/>
-          <w:color w:val="000000" w:themeColor="text1"/>
-          <w:sz w:val="26"/>
-          <w:szCs w:val="26"/>
-        </w:rPr>
-        <w:t xml:space="preserve">thời điểm </w:t>
-      </w:r>
-      <w:r>
-        <w:rPr>
-          <w:rFonts w:ascii="Times New Roman" w:hAnsi="Times New Roman" w:cs="Times New Roman"/>
-          <w:color w:val="000000" w:themeColor="text1"/>
-          <w:sz w:val="26"/>
-          <w:szCs w:val="26"/>
-        </w:rPr>
-        <w:t>{hh}</w:t>
-      </w:r>
-      <w:r>
-        <w:rPr>
-          <w:rFonts w:ascii="Times New Roman" w:hAnsi="Times New Roman" w:cs="Times New Roman"/>
-          <w:sz w:val="26"/>
-          <w:szCs w:val="26"/>
-        </w:rPr>
-        <w:t xml:space="preserve"> ngày </w:t>
-      </w:r>
-      <w:r>
-        <w:rPr>
-          <w:rFonts w:ascii="Times New Roman" w:hAnsi="Times New Roman" w:cs="Times New Roman"/>
-          <w:sz w:val="26"/>
-          <w:szCs w:val="26"/>
-        </w:rPr>
-        <w:t>{dd}/{mm}/{yyyy}</w:t>
-      </w:r>
-      <w:r>
-        <w:rPr>
-          <w:rFonts w:ascii="Times New Roman" w:hAnsi="Times New Roman" w:cs="Times New Roman"/>
-          <w:sz w:val="26"/>
-          <w:szCs w:val="26"/>
-        </w:rPr>
-        <w:t>, cụ thể như sau</w:t>
-      </w:r>
+      <w:proofErr w:type="spellStart"/>
+      <w:r>
+        <w:rPr>
+          <w:rFonts w:ascii="Times New Roman" w:hAnsi="Times New Roman" w:cs="Times New Roman"/>
+          <w:sz w:val="26"/>
+          <w:szCs w:val="26"/>
+        </w:rPr>
+        <w:t>Lượng</w:t>
+      </w:r>
+      <w:proofErr w:type="spellEnd"/>
+      <w:r>
+        <w:rPr>
+          <w:rFonts w:ascii="Times New Roman" w:hAnsi="Times New Roman" w:cs="Times New Roman"/>
+          <w:sz w:val="26"/>
+          <w:szCs w:val="26"/>
+        </w:rPr>
+        <w:t xml:space="preserve"> </w:t>
+      </w:r>
+      <w:proofErr w:type="spellStart"/>
+      <w:r>
+        <w:rPr>
+          <w:rFonts w:ascii="Times New Roman" w:hAnsi="Times New Roman" w:cs="Times New Roman"/>
+          <w:sz w:val="26"/>
+          <w:szCs w:val="26"/>
+        </w:rPr>
+        <w:t>mưa</w:t>
+      </w:r>
+      <w:proofErr w:type="spellEnd"/>
+      <w:r>
+        <w:rPr>
+          <w:rFonts w:ascii="Times New Roman" w:hAnsi="Times New Roman" w:cs="Times New Roman"/>
+          <w:sz w:val="26"/>
+          <w:szCs w:val="26"/>
+        </w:rPr>
+        <w:t xml:space="preserve"> </w:t>
+      </w:r>
+      <w:proofErr w:type="spellStart"/>
+      <w:r>
+        <w:rPr>
+          <w:rFonts w:ascii="Times New Roman" w:hAnsi="Times New Roman" w:cs="Times New Roman"/>
+          <w:sz w:val="26"/>
+          <w:szCs w:val="26"/>
+        </w:rPr>
+        <w:t>đo</w:t>
+      </w:r>
+      <w:proofErr w:type="spellEnd"/>
+      <w:r>
+        <w:rPr>
+          <w:rFonts w:ascii="Times New Roman" w:hAnsi="Times New Roman" w:cs="Times New Roman"/>
+          <w:sz w:val="26"/>
+          <w:szCs w:val="26"/>
+        </w:rPr>
+        <w:t xml:space="preserve"> </w:t>
+      </w:r>
+      <w:proofErr w:type="spellStart"/>
+      <w:r>
+        <w:rPr>
+          <w:rFonts w:ascii="Times New Roman" w:hAnsi="Times New Roman" w:cs="Times New Roman"/>
+          <w:sz w:val="26"/>
+          <w:szCs w:val="26"/>
+        </w:rPr>
+        <w:t>được</w:t>
+      </w:r>
+      <w:proofErr w:type="spellEnd"/>
+      <w:r>
+        <w:rPr>
+          <w:rFonts w:ascii="Times New Roman" w:hAnsi="Times New Roman" w:cs="Times New Roman"/>
+          <w:sz w:val="26"/>
+          <w:szCs w:val="26"/>
+        </w:rPr>
+        <w:t xml:space="preserve"> </w:t>
+      </w:r>
+      <w:proofErr w:type="spellStart"/>
+      <w:r>
+        <w:rPr>
+          <w:rFonts w:ascii="Times New Roman" w:hAnsi="Times New Roman" w:cs="Times New Roman"/>
+          <w:sz w:val="26"/>
+          <w:szCs w:val="26"/>
+        </w:rPr>
+        <w:t>tại</w:t>
+      </w:r>
+      <w:proofErr w:type="spellEnd"/>
+      <w:r>
+        <w:rPr>
+          <w:rFonts w:ascii="Times New Roman" w:hAnsi="Times New Roman" w:cs="Times New Roman"/>
+          <w:sz w:val="26"/>
+          <w:szCs w:val="26"/>
+        </w:rPr>
+        <w:t xml:space="preserve"> </w:t>
+      </w:r>
+      <w:proofErr w:type="spellStart"/>
+      <w:r>
+        <w:rPr>
+          <w:rFonts w:ascii="Times New Roman" w:hAnsi="Times New Roman" w:cs="Times New Roman"/>
+          <w:sz w:val="26"/>
+          <w:szCs w:val="26"/>
+        </w:rPr>
+        <w:t>các</w:t>
+      </w:r>
+      <w:proofErr w:type="spellEnd"/>
+      <w:r>
+        <w:rPr>
+          <w:rFonts w:ascii="Times New Roman" w:hAnsi="Times New Roman" w:cs="Times New Roman"/>
+          <w:sz w:val="26"/>
+          <w:szCs w:val="26"/>
+        </w:rPr>
+        <w:t xml:space="preserve"> </w:t>
+      </w:r>
+      <w:proofErr w:type="spellStart"/>
+      <w:r>
+        <w:rPr>
+          <w:rFonts w:ascii="Times New Roman" w:hAnsi="Times New Roman" w:cs="Times New Roman"/>
+          <w:sz w:val="26"/>
+          <w:szCs w:val="26"/>
+        </w:rPr>
+        <w:t>khu</w:t>
+      </w:r>
+      <w:proofErr w:type="spellEnd"/>
+      <w:r>
+        <w:rPr>
+          <w:rFonts w:ascii="Times New Roman" w:hAnsi="Times New Roman" w:cs="Times New Roman"/>
+          <w:sz w:val="26"/>
+          <w:szCs w:val="26"/>
+        </w:rPr>
+        <w:t xml:space="preserve"> </w:t>
+      </w:r>
+      <w:proofErr w:type="spellStart"/>
+      <w:r>
+        <w:rPr>
+          <w:rFonts w:ascii="Times New Roman" w:hAnsi="Times New Roman" w:cs="Times New Roman"/>
+          <w:sz w:val="26"/>
+          <w:szCs w:val="26"/>
+        </w:rPr>
+        <w:t>vực</w:t>
+      </w:r>
+      <w:proofErr w:type="spellEnd"/>
+      <w:r>
+        <w:rPr>
+          <w:rFonts w:ascii="Times New Roman" w:hAnsi="Times New Roman" w:cs="Times New Roman"/>
+          <w:sz w:val="26"/>
+          <w:szCs w:val="26"/>
+        </w:rPr>
+        <w:t xml:space="preserve"> </w:t>
+      </w:r>
+      <w:proofErr w:type="spellStart"/>
+      <w:r>
+        <w:rPr>
+          <w:rFonts w:ascii="Times New Roman" w:hAnsi="Times New Roman" w:cs="Times New Roman"/>
+          <w:sz w:val="26"/>
+          <w:szCs w:val="26"/>
+        </w:rPr>
+        <w:t>đến</w:t>
+      </w:r>
+      <w:proofErr w:type="spellEnd"/>
+      <w:r>
+        <w:rPr>
+          <w:rFonts w:ascii="Times New Roman" w:hAnsi="Times New Roman" w:cs="Times New Roman"/>
+          <w:sz w:val="26"/>
+          <w:szCs w:val="26"/>
+        </w:rPr>
+        <w:t xml:space="preserve"> </w:t>
+      </w:r>
+      <w:proofErr w:type="spellStart"/>
+      <w:r>
+        <w:rPr>
+          <w:rFonts w:ascii="Times New Roman" w:hAnsi="Times New Roman" w:cs="Times New Roman"/>
+          <w:color w:val="000000" w:themeColor="text1"/>
+          <w:sz w:val="26"/>
+          <w:szCs w:val="26"/>
+        </w:rPr>
+        <w:t>thời</w:t>
+      </w:r>
+      <w:proofErr w:type="spellEnd"/>
+      <w:r>
+        <w:rPr>
+          <w:rFonts w:ascii="Times New Roman" w:hAnsi="Times New Roman" w:cs="Times New Roman"/>
+          <w:color w:val="000000" w:themeColor="text1"/>
+          <w:sz w:val="26"/>
+          <w:szCs w:val="26"/>
+        </w:rPr>
+        <w:t xml:space="preserve"> </w:t>
+      </w:r>
+      <w:proofErr w:type="spellStart"/>
+      <w:r>
+        <w:rPr>
+          <w:rFonts w:ascii="Times New Roman" w:hAnsi="Times New Roman" w:cs="Times New Roman"/>
+          <w:color w:val="000000" w:themeColor="text1"/>
+          <w:sz w:val="26"/>
+          <w:szCs w:val="26"/>
+        </w:rPr>
+        <w:t>điểm</w:t>
+      </w:r>
+      <w:proofErr w:type="spellEnd"/>
+      <w:r>
+        <w:rPr>
+          <w:rFonts w:ascii="Times New Roman" w:hAnsi="Times New Roman" w:cs="Times New Roman"/>
+          <w:color w:val="000000" w:themeColor="text1"/>
+          <w:sz w:val="26"/>
+          <w:szCs w:val="26"/>
+        </w:rPr>
+        <w:t xml:space="preserve"> </w:t>
+      </w:r>
+      <w:r>
+        <w:rPr>
+          <w:rFonts w:ascii="Times New Roman" w:hAnsi="Times New Roman" w:cs="Times New Roman"/>
+          <w:color w:val="000000" w:themeColor="text1"/>
+          <w:sz w:val="26"/>
+          <w:szCs w:val="26"/>
+        </w:rPr>
+        <w:t>{</w:t>
+      </w:r>
+      <w:proofErr w:type="spellStart"/>
+      <w:r>
+        <w:rPr>
+          <w:rFonts w:ascii="Times New Roman" w:hAnsi="Times New Roman" w:cs="Times New Roman"/>
+          <w:color w:val="000000" w:themeColor="text1"/>
+          <w:sz w:val="26"/>
+          <w:szCs w:val="26"/>
+        </w:rPr>
+        <w:t>hh</w:t>
+      </w:r>
+      <w:proofErr w:type="spellEnd"/>
+      <w:r>
+        <w:rPr>
+          <w:rFonts w:ascii="Times New Roman" w:hAnsi="Times New Roman" w:cs="Times New Roman"/>
+          <w:color w:val="000000" w:themeColor="text1"/>
+          <w:sz w:val="26"/>
+          <w:szCs w:val="26"/>
+        </w:rPr>
+        <w:t>}</w:t>
+      </w:r>
+      <w:r>
+        <w:rPr>
+          <w:rFonts w:ascii="Times New Roman" w:hAnsi="Times New Roman" w:cs="Times New Roman"/>
+          <w:sz w:val="26"/>
+          <w:szCs w:val="26"/>
+        </w:rPr>
+        <w:t xml:space="preserve"> </w:t>
+      </w:r>
+      <w:proofErr w:type="spellStart"/>
+      <w:r>
+        <w:rPr>
+          <w:rFonts w:ascii="Times New Roman" w:hAnsi="Times New Roman" w:cs="Times New Roman"/>
+          <w:sz w:val="26"/>
+          <w:szCs w:val="26"/>
+        </w:rPr>
+        <w:t>ngày</w:t>
+      </w:r>
+      <w:proofErr w:type="spellEnd"/>
+      <w:r>
+        <w:rPr>
+          <w:rFonts w:ascii="Times New Roman" w:hAnsi="Times New Roman" w:cs="Times New Roman"/>
+          <w:sz w:val="26"/>
+          <w:szCs w:val="26"/>
+        </w:rPr>
+        <w:t xml:space="preserve"> </w:t>
+      </w:r>
+      <w:r>
+        <w:rPr>
+          <w:rFonts w:ascii="Times New Roman" w:hAnsi="Times New Roman" w:cs="Times New Roman"/>
+          <w:sz w:val="26"/>
+          <w:szCs w:val="26"/>
+        </w:rPr>
+        <w:t>{dd}/{mm}/{</w:t>
+      </w:r>
+      <w:proofErr w:type="spellStart"/>
+      <w:r>
+        <w:rPr>
+          <w:rFonts w:ascii="Times New Roman" w:hAnsi="Times New Roman" w:cs="Times New Roman"/>
+          <w:sz w:val="26"/>
+          <w:szCs w:val="26"/>
+        </w:rPr>
+        <w:t>yyyy</w:t>
+      </w:r>
+      <w:proofErr w:type="spellEnd"/>
+      <w:r>
+        <w:rPr>
+          <w:rFonts w:ascii="Times New Roman" w:hAnsi="Times New Roman" w:cs="Times New Roman"/>
+          <w:sz w:val="26"/>
+          <w:szCs w:val="26"/>
+        </w:rPr>
+        <w:t>}</w:t>
+      </w:r>
+      <w:r>
+        <w:rPr>
+          <w:rFonts w:ascii="Times New Roman" w:hAnsi="Times New Roman" w:cs="Times New Roman"/>
+          <w:sz w:val="26"/>
+          <w:szCs w:val="26"/>
+        </w:rPr>
+        <w:t xml:space="preserve">, </w:t>
+      </w:r>
+      <w:proofErr w:type="spellStart"/>
+      <w:r>
+        <w:rPr>
+          <w:rFonts w:ascii="Times New Roman" w:hAnsi="Times New Roman" w:cs="Times New Roman"/>
+          <w:sz w:val="26"/>
+          <w:szCs w:val="26"/>
+        </w:rPr>
+        <w:t>cụ</w:t>
+      </w:r>
+      <w:proofErr w:type="spellEnd"/>
+      <w:r>
+        <w:rPr>
+          <w:rFonts w:ascii="Times New Roman" w:hAnsi="Times New Roman" w:cs="Times New Roman"/>
+          <w:sz w:val="26"/>
+          <w:szCs w:val="26"/>
+        </w:rPr>
+        <w:t xml:space="preserve"> </w:t>
+      </w:r>
+      <w:proofErr w:type="spellStart"/>
+      <w:r>
+        <w:rPr>
+          <w:rFonts w:ascii="Times New Roman" w:hAnsi="Times New Roman" w:cs="Times New Roman"/>
+          <w:sz w:val="26"/>
+          <w:szCs w:val="26"/>
+        </w:rPr>
+        <w:t>thể</w:t>
+      </w:r>
+      <w:proofErr w:type="spellEnd"/>
+      <w:r>
+        <w:rPr>
+          <w:rFonts w:ascii="Times New Roman" w:hAnsi="Times New Roman" w:cs="Times New Roman"/>
+          <w:sz w:val="26"/>
+          <w:szCs w:val="26"/>
+        </w:rPr>
+        <w:t xml:space="preserve"> </w:t>
+      </w:r>
+      <w:proofErr w:type="spellStart"/>
+      <w:r>
+        <w:rPr>
+          <w:rFonts w:ascii="Times New Roman" w:hAnsi="Times New Roman" w:cs="Times New Roman"/>
+          <w:sz w:val="26"/>
+          <w:szCs w:val="26"/>
+        </w:rPr>
+        <w:t>như</w:t>
+      </w:r>
+      <w:proofErr w:type="spellEnd"/>
+      <w:r>
+        <w:rPr>
+          <w:rFonts w:ascii="Times New Roman" w:hAnsi="Times New Roman" w:cs="Times New Roman"/>
+          <w:sz w:val="26"/>
+          <w:szCs w:val="26"/>
+        </w:rPr>
+        <w:t xml:space="preserve"> </w:t>
+      </w:r>
+      <w:proofErr w:type="spellStart"/>
+      <w:r>
+        <w:rPr>
+          <w:rFonts w:ascii="Times New Roman" w:hAnsi="Times New Roman" w:cs="Times New Roman"/>
+          <w:sz w:val="26"/>
+          <w:szCs w:val="26"/>
+        </w:rPr>
+        <w:t>sau</w:t>
+      </w:r>
+      <w:proofErr w:type="spellEnd"/>
       <w:r>
         <w:rPr>
           <w:rFonts w:ascii="Times New Roman" w:eastAsia="Times New Roman" w:hAnsi="Times New Roman" w:cs="Times New Roman"/>
@@ -872,14 +2504,88 @@
           <w:lang w:val="vi-VN"/>
         </w:rPr>
       </w:pPr>
+      <w:proofErr w:type="spellStart"/>
       <w:r>
         <w:rPr>
           <w:rFonts w:ascii="Times New Roman" w:eastAsia="Times New Roman" w:hAnsi="Times New Roman" w:cs="Times New Roman"/>
           <w:sz w:val="26"/>
           <w:szCs w:val="26"/>
         </w:rPr>
-        <w:t>Số liệu mưa các phường</w:t>
-      </w:r>
+        <w:t>Số</w:t>
+      </w:r>
+      <w:proofErr w:type="spellEnd"/>
+      <w:r>
+        <w:rPr>
+          <w:rFonts w:ascii="Times New Roman" w:eastAsia="Times New Roman" w:hAnsi="Times New Roman" w:cs="Times New Roman"/>
+          <w:sz w:val="26"/>
+          <w:szCs w:val="26"/>
+        </w:rPr>
+        <w:t xml:space="preserve"> </w:t>
+      </w:r>
+      <w:proofErr w:type="spellStart"/>
+      <w:r>
+        <w:rPr>
+          <w:rFonts w:ascii="Times New Roman" w:eastAsia="Times New Roman" w:hAnsi="Times New Roman" w:cs="Times New Roman"/>
+          <w:sz w:val="26"/>
+          <w:szCs w:val="26"/>
+        </w:rPr>
+        <w:t>liệu</w:t>
+      </w:r>
+      <w:proofErr w:type="spellEnd"/>
+      <w:r>
+        <w:rPr>
+          <w:rFonts w:ascii="Times New Roman" w:eastAsia="Times New Roman" w:hAnsi="Times New Roman" w:cs="Times New Roman"/>
+          <w:sz w:val="26"/>
+          <w:szCs w:val="26"/>
+        </w:rPr>
+        <w:t xml:space="preserve"> </w:t>
+      </w:r>
+      <w:proofErr w:type="spellStart"/>
+      <w:r>
+        <w:rPr>
+          <w:rFonts w:ascii="Times New Roman" w:eastAsia="Times New Roman" w:hAnsi="Times New Roman" w:cs="Times New Roman"/>
+          <w:sz w:val="26"/>
+          <w:szCs w:val="26"/>
+        </w:rPr>
+        <w:t>mưa</w:t>
+      </w:r>
+      <w:proofErr w:type="spellEnd"/>
+      <w:r>
+        <w:rPr>
+          <w:rFonts w:ascii="Times New Roman" w:eastAsia="Times New Roman" w:hAnsi="Times New Roman" w:cs="Times New Roman"/>
+          <w:sz w:val="26"/>
+          <w:szCs w:val="26"/>
+        </w:rPr>
+        <w:t xml:space="preserve"> </w:t>
+      </w:r>
+      <w:proofErr w:type="spellStart"/>
+      <w:r>
+        <w:rPr>
+          <w:rFonts w:ascii="Times New Roman" w:eastAsia="Times New Roman" w:hAnsi="Times New Roman" w:cs="Times New Roman"/>
+          <w:sz w:val="26"/>
+          <w:szCs w:val="26"/>
+        </w:rPr>
+        <w:t>các</w:t>
+      </w:r>
+      <w:proofErr w:type="spellEnd"/>
+      <w:r>
+        <w:rPr>
+          <w:rFonts w:ascii="Times New Roman" w:eastAsia="Times New Roman" w:hAnsi="Times New Roman" w:cs="Times New Roman"/>
+          <w:sz w:val="26"/>
+          <w:szCs w:val="26"/>
+        </w:rPr>
+        <w:t xml:space="preserve"> </w:t>
+      </w:r>
+      <w:proofErr w:type="spellStart"/>
+      <w:r>
+        <w:rPr>
+          <w:rFonts w:ascii="Times New Roman" w:eastAsia="Times New Roman" w:hAnsi="Times New Roman" w:cs="Times New Roman"/>
+          <w:sz w:val="26"/>
+          <w:szCs w:val="26"/>
+        </w:rPr>
+        <w:t>phường</w:t>
+      </w:r>
+      <w:proofErr w:type="spellEnd"/>
     </w:p>
     <w:tbl>
       <w:tblPr>
@@ -1046,6 +2752,7 @@
         </w:rPr>
         <w:t xml:space="preserve">     </w:t>
       </w:r>
+      <w:proofErr w:type="spellStart"/>
       <w:r>
         <w:rPr>
           <w:rFonts w:ascii="Times New Roman" w:eastAsia="Times New Roman" w:hAnsi="Times New Roman" w:cs="Times New Roman"/>
@@ -1053,8 +2760,89 @@
           <w:sz w:val="26"/>
           <w:szCs w:val="26"/>
         </w:rPr>
-        <w:t>Số liệu mưa các xã</w:t>
-      </w:r>
+        <w:t>Số</w:t>
+      </w:r>
+      <w:proofErr w:type="spellEnd"/>
+      <w:r>
+        <w:rPr>
+          <w:rFonts w:ascii="Times New Roman" w:eastAsia="Times New Roman" w:hAnsi="Times New Roman" w:cs="Times New Roman"/>
+          <w:color w:val="000000" w:themeColor="text1"/>
+          <w:sz w:val="26"/>
+          <w:szCs w:val="26"/>
+        </w:rPr>
+        <w:t xml:space="preserve"> </w:t>
+      </w:r>
+      <w:proofErr w:type="spellStart"/>
+      <w:r>
+        <w:rPr>
+          <w:rFonts w:ascii="Times New Roman" w:eastAsia="Times New Roman" w:hAnsi="Times New Roman" w:cs="Times New Roman"/>
+          <w:color w:val="000000" w:themeColor="text1"/>
+          <w:sz w:val="26"/>
+          <w:szCs w:val="26"/>
+        </w:rPr>
+        <w:t>liệu</w:t>
+      </w:r>
+      <w:proofErr w:type="spellEnd"/>
+      <w:r>
+        <w:rPr>
+          <w:rFonts w:ascii="Times New Roman" w:eastAsia="Times New Roman" w:hAnsi="Times New Roman" w:cs="Times New Roman"/>
+          <w:color w:val="000000" w:themeColor="text1"/>
+          <w:sz w:val="26"/>
+          <w:szCs w:val="26"/>
+        </w:rPr>
+        <w:t xml:space="preserve"> </w:t>
+      </w:r>
+      <w:proofErr w:type="spellStart"/>
+      <w:r>
+        <w:rPr>
+          <w:rFonts w:ascii="Times New Roman" w:eastAsia="Times New Roman" w:hAnsi="Times New Roman" w:cs="Times New Roman"/>
+          <w:color w:val="000000" w:themeColor="text1"/>
+          <w:sz w:val="26"/>
+          <w:szCs w:val="26"/>
+        </w:rPr>
+        <w:t>mưa</w:t>
+      </w:r>
+      <w:proofErr w:type="spellEnd"/>
+      <w:r>
+        <w:rPr>
+          <w:rFonts w:ascii="Times New Roman" w:eastAsia="Times New Roman" w:hAnsi="Times New Roman" w:cs="Times New Roman"/>
+          <w:color w:val="000000" w:themeColor="text1"/>
+          <w:sz w:val="26"/>
+          <w:szCs w:val="26"/>
+        </w:rPr>
+        <w:t xml:space="preserve"> </w:t>
+      </w:r>
+      <w:proofErr w:type="spellStart"/>
+      <w:r>
+        <w:rPr>
+          <w:rFonts w:ascii="Times New Roman" w:eastAsia="Times New Roman" w:hAnsi="Times New Roman" w:cs="Times New Roman"/>
+          <w:color w:val="000000" w:themeColor="text1"/>
+          <w:sz w:val="26"/>
+          <w:szCs w:val="26"/>
+        </w:rPr>
+        <w:t>các</w:t>
+      </w:r>
+      <w:proofErr w:type="spellEnd"/>
+      <w:r>
+        <w:rPr>
+          <w:rFonts w:ascii="Times New Roman" w:eastAsia="Times New Roman" w:hAnsi="Times New Roman" w:cs="Times New Roman"/>
+          <w:color w:val="000000" w:themeColor="text1"/>
+          <w:sz w:val="26"/>
+          <w:szCs w:val="26"/>
+        </w:rPr>
+        <w:t xml:space="preserve"> </w:t>
+      </w:r>
+      <w:proofErr w:type="spellStart"/>
+      <w:r>
+        <w:rPr>
+          <w:rFonts w:ascii="Times New Roman" w:eastAsia="Times New Roman" w:hAnsi="Times New Roman" w:cs="Times New Roman"/>
+          <w:color w:val="000000" w:themeColor="text1"/>
+          <w:sz w:val="26"/>
+          <w:szCs w:val="26"/>
+        </w:rPr>
+        <w:t>xã</w:t>
+      </w:r>
+      <w:proofErr w:type="spellEnd"/>
     </w:p>
     <w:tbl>
       <w:tblPr>
@@ -1255,6 +3043,7 @@
           <w:szCs w:val="26"/>
         </w:rPr>
       </w:pPr>
+      <w:proofErr w:type="spellStart"/>
       <w:r>
         <w:rPr>
           <w:rFonts w:ascii="Times New Roman" w:hAnsi="Times New Roman" w:cs="Times New Roman"/>
@@ -1262,7 +3051,197 @@
           <w:sz w:val="26"/>
           <w:szCs w:val="26"/>
         </w:rPr>
-        <w:t>Mực nước trên hệ thống sông, kênh, hồ điều hòa:</w:t>
+        <w:t>Mực</w:t>
+      </w:r>
+      <w:proofErr w:type="spellEnd"/>
+      <w:r>
+        <w:rPr>
+          <w:rFonts w:ascii="Times New Roman" w:hAnsi="Times New Roman" w:cs="Times New Roman"/>
+          <w:b/>
+          <w:sz w:val="26"/>
+          <w:szCs w:val="26"/>
+        </w:rPr>
+        <w:t xml:space="preserve"> </w:t>
+      </w:r>
+      <w:proofErr w:type="spellStart"/>
+      <w:r>
+        <w:rPr>
+          <w:rFonts w:ascii="Times New Roman" w:hAnsi="Times New Roman" w:cs="Times New Roman"/>
+          <w:b/>
+          <w:sz w:val="26"/>
+          <w:szCs w:val="26"/>
+        </w:rPr>
+        <w:t>nước</w:t>
+      </w:r>
+      <w:proofErr w:type="spellEnd"/>
+      <w:r>
+        <w:rPr>
+          <w:rFonts w:ascii="Times New Roman" w:hAnsi="Times New Roman" w:cs="Times New Roman"/>
+          <w:b/>
+          <w:sz w:val="26"/>
+          <w:szCs w:val="26"/>
+        </w:rPr>
+        <w:t xml:space="preserve"> </w:t>
+      </w:r>
+      <w:proofErr w:type="spellStart"/>
+      <w:r>
+        <w:rPr>
+          <w:rFonts w:ascii="Times New Roman" w:hAnsi="Times New Roman" w:cs="Times New Roman"/>
+          <w:b/>
+          <w:sz w:val="26"/>
+          <w:szCs w:val="26"/>
+        </w:rPr>
+        <w:t>trên</w:t>
+      </w:r>
+      <w:proofErr w:type="spellEnd"/>
+      <w:r>
+        <w:rPr>
+          <w:rFonts w:ascii="Times New Roman" w:hAnsi="Times New Roman" w:cs="Times New Roman"/>
+          <w:b/>
+          <w:sz w:val="26"/>
+          <w:szCs w:val="26"/>
+        </w:rPr>
+        <w:t xml:space="preserve"> </w:t>
+      </w:r>
+      <w:proofErr w:type="spellStart"/>
+      <w:r>
+        <w:rPr>
+          <w:rFonts w:ascii="Times New Roman" w:hAnsi="Times New Roman" w:cs="Times New Roman"/>
+          <w:b/>
+          <w:sz w:val="26"/>
+          <w:szCs w:val="26"/>
+        </w:rPr>
+        <w:t>hệ</w:t>
+      </w:r>
+      <w:proofErr w:type="spellEnd"/>
+      <w:r>
+        <w:rPr>
+          <w:rFonts w:ascii="Times New Roman" w:hAnsi="Times New Roman" w:cs="Times New Roman"/>
+          <w:b/>
+          <w:sz w:val="26"/>
+          <w:szCs w:val="26"/>
+        </w:rPr>
+        <w:t xml:space="preserve"> </w:t>
+      </w:r>
+      <w:proofErr w:type="spellStart"/>
+      <w:r>
+        <w:rPr>
+          <w:rFonts w:ascii="Times New Roman" w:hAnsi="Times New Roman" w:cs="Times New Roman"/>
+          <w:b/>
+          <w:sz w:val="26"/>
+          <w:szCs w:val="26"/>
+        </w:rPr>
+        <w:t>thống</w:t>
+      </w:r>
+      <w:proofErr w:type="spellEnd"/>
+      <w:r>
+        <w:rPr>
+          <w:rFonts w:ascii="Times New Roman" w:hAnsi="Times New Roman" w:cs="Times New Roman"/>
+          <w:b/>
+          <w:sz w:val="26"/>
+          <w:szCs w:val="26"/>
+        </w:rPr>
+        <w:t xml:space="preserve"> </w:t>
+      </w:r>
+      <w:proofErr w:type="spellStart"/>
+      <w:r>
+        <w:rPr>
+          <w:rFonts w:ascii="Times New Roman" w:hAnsi="Times New Roman" w:cs="Times New Roman"/>
+          <w:b/>
+          <w:sz w:val="26"/>
+          <w:szCs w:val="26"/>
+        </w:rPr>
+        <w:t>sông</w:t>
+      </w:r>
+      <w:proofErr w:type="spellEnd"/>
+      <w:r>
+        <w:rPr>
+          <w:rFonts w:ascii="Times New Roman" w:hAnsi="Times New Roman" w:cs="Times New Roman"/>
+          <w:b/>
+          <w:sz w:val="26"/>
+          <w:szCs w:val="26"/>
+        </w:rPr>
+        <w:t xml:space="preserve">, </w:t>
+      </w:r>
+      <w:proofErr w:type="spellStart"/>
+      <w:r>
+        <w:rPr>
+          <w:rFonts w:ascii="Times New Roman" w:hAnsi="Times New Roman" w:cs="Times New Roman"/>
+          <w:b/>
+          <w:sz w:val="26"/>
+          <w:szCs w:val="26"/>
+        </w:rPr>
+        <w:t>kênh</w:t>
+      </w:r>
+      <w:proofErr w:type="spellEnd"/>
+      <w:r>
+        <w:rPr>
+          <w:rFonts w:ascii="Times New Roman" w:hAnsi="Times New Roman" w:cs="Times New Roman"/>
+          <w:b/>
+          <w:sz w:val="26"/>
+          <w:szCs w:val="26"/>
+        </w:rPr>
+        <w:t xml:space="preserve">, </w:t>
+      </w:r>
+      <w:proofErr w:type="spellStart"/>
+      <w:r>
+        <w:rPr>
+          <w:rFonts w:ascii="Times New Roman" w:hAnsi="Times New Roman" w:cs="Times New Roman"/>
+          <w:b/>
+          <w:sz w:val="26"/>
+          <w:szCs w:val="26"/>
+        </w:rPr>
+        <w:t>hồ</w:t>
+      </w:r>
+      <w:proofErr w:type="spellEnd"/>
+      <w:r>
+        <w:rPr>
+          <w:rFonts w:ascii="Times New Roman" w:hAnsi="Times New Roman" w:cs="Times New Roman"/>
+          <w:b/>
+          <w:sz w:val="26"/>
+          <w:szCs w:val="26"/>
+        </w:rPr>
+        <w:t xml:space="preserve"> </w:t>
+      </w:r>
+      <w:proofErr w:type="spellStart"/>
+      <w:r>
+        <w:rPr>
+          <w:rFonts w:ascii="Times New Roman" w:hAnsi="Times New Roman" w:cs="Times New Roman"/>
+          <w:b/>
+          <w:sz w:val="26"/>
+          <w:szCs w:val="26"/>
+        </w:rPr>
+        <w:t>điều</w:t>
+      </w:r>
+      <w:proofErr w:type="spellEnd"/>
+      <w:r>
+        <w:rPr>
+          <w:rFonts w:ascii="Times New Roman" w:hAnsi="Times New Roman" w:cs="Times New Roman"/>
+          <w:b/>
+          <w:sz w:val="26"/>
+          <w:szCs w:val="26"/>
+        </w:rPr>
+        <w:t xml:space="preserve"> </w:t>
+      </w:r>
+      <w:proofErr w:type="spellStart"/>
+      <w:r>
+        <w:rPr>
+          <w:rFonts w:ascii="Times New Roman" w:hAnsi="Times New Roman" w:cs="Times New Roman"/>
+          <w:b/>
+          <w:sz w:val="26"/>
+          <w:szCs w:val="26"/>
+        </w:rPr>
+        <w:t>hòa</w:t>
+      </w:r>
+      <w:proofErr w:type="spellEnd"/>
+      <w:r>
+        <w:rPr>
+          <w:rFonts w:ascii="Times New Roman" w:hAnsi="Times New Roman" w:cs="Times New Roman"/>
+          <w:b/>
+          <w:sz w:val="26"/>
+          <w:szCs w:val="26"/>
+        </w:rPr>
+        <w:t>:</w:t>
       </w:r>
     </w:p>
     <w:p>
@@ -1276,38 +3255,16 @@
           <w:szCs w:val="26"/>
         </w:rPr>
       </w:pPr>
+      <w:proofErr w:type="spellStart"/>
       <w:r>
         <w:rPr>
           <w:rFonts w:ascii="Times New Roman" w:hAnsi="Times New Roman"/>
           <w:sz w:val="26"/>
           <w:szCs w:val="26"/>
         </w:rPr>
-        <w:t xml:space="preserve">Mực nước trên các sông, hồ điều hòa tại thời </w:t>
-      </w:r>
-      <w:r>
-        <w:rPr>
-          <w:rFonts w:ascii="Times New Roman" w:hAnsi="Times New Roman" w:cs="Times New Roman"/>
-          <w:sz w:val="26"/>
-          <w:szCs w:val="26"/>
-        </w:rPr>
-        <w:t xml:space="preserve">điểm </w:t>
-      </w:r>
-      <w:r>
-        <w:rPr>
-          <w:rFonts w:ascii="Times New Roman" w:hAnsi="Times New Roman" w:cs="Times New Roman"/>
-          <w:sz w:val="26"/>
-          <w:szCs w:val="26"/>
-        </w:rPr>
-        <w:t>{hh}</w:t>
-      </w:r>
-      <w:r>
-        <w:rPr>
-          <w:rFonts w:ascii="Times New Roman" w:hAnsi="Times New Roman" w:cs="Times New Roman"/>
-          <w:sz w:val="26"/>
-          <w:szCs w:val="26"/>
-        </w:rPr>
-        <w:t xml:space="preserve"> ngày</w:t>
-      </w:r>
+        <w:t>Mực</w:t>
+      </w:r>
+      <w:proofErr w:type="spellEnd"/>
       <w:r>
         <w:rPr>
           <w:rFonts w:ascii="Times New Roman" w:hAnsi="Times New Roman"/>
@@ -1316,13 +3273,263 @@
         </w:rPr>
         <w:t xml:space="preserve"> </w:t>
       </w:r>
-      <w:r>
-        <w:rPr>
-          <w:rFonts w:ascii="Times New Roman" w:hAnsi="Times New Roman" w:cs="Times New Roman"/>
-          <w:sz w:val="26"/>
-          <w:szCs w:val="26"/>
-        </w:rPr>
-        <w:t>{dd}/{mm}/{yyyy}</w:t>
+      <w:proofErr w:type="spellStart"/>
+      <w:r>
+        <w:rPr>
+          <w:rFonts w:ascii="Times New Roman" w:hAnsi="Times New Roman"/>
+          <w:sz w:val="26"/>
+          <w:szCs w:val="26"/>
+        </w:rPr>
+        <w:t>nước</w:t>
+      </w:r>
+      <w:proofErr w:type="spellEnd"/>
+      <w:r>
+        <w:rPr>
+          <w:rFonts w:ascii="Times New Roman" w:hAnsi="Times New Roman"/>
+          <w:sz w:val="26"/>
+          <w:szCs w:val="26"/>
+        </w:rPr>
+        <w:t xml:space="preserve"> </w:t>
+      </w:r>
+      <w:proofErr w:type="spellStart"/>
+      <w:r>
+        <w:rPr>
+          <w:rFonts w:ascii="Times New Roman" w:hAnsi="Times New Roman"/>
+          <w:sz w:val="26"/>
+          <w:szCs w:val="26"/>
+        </w:rPr>
+        <w:t>trên</w:t>
+      </w:r>
+      <w:proofErr w:type="spellEnd"/>
+      <w:r>
+        <w:rPr>
+          <w:rFonts w:ascii="Times New Roman" w:hAnsi="Times New Roman"/>
+          <w:sz w:val="26"/>
+          <w:szCs w:val="26"/>
+        </w:rPr>
+        <w:t xml:space="preserve"> </w:t>
+      </w:r>
+      <w:proofErr w:type="spellStart"/>
+      <w:r>
+        <w:rPr>
+          <w:rFonts w:ascii="Times New Roman" w:hAnsi="Times New Roman"/>
+          <w:sz w:val="26"/>
+          <w:szCs w:val="26"/>
+        </w:rPr>
+        <w:t>các</w:t>
+      </w:r>
+      <w:proofErr w:type="spellEnd"/>
+      <w:r>
+        <w:rPr>
+          <w:rFonts w:ascii="Times New Roman" w:hAnsi="Times New Roman"/>
+          <w:sz w:val="26"/>
+          <w:szCs w:val="26"/>
+        </w:rPr>
+        <w:t xml:space="preserve"> </w:t>
+      </w:r>
+      <w:proofErr w:type="spellStart"/>
+      <w:r>
+        <w:rPr>
+          <w:rFonts w:ascii="Times New Roman" w:hAnsi="Times New Roman"/>
+          <w:sz w:val="26"/>
+          <w:szCs w:val="26"/>
+        </w:rPr>
+        <w:t>sông</w:t>
+      </w:r>
+      <w:proofErr w:type="spellEnd"/>
+      <w:r>
+        <w:rPr>
+          <w:rFonts w:ascii="Times New Roman" w:hAnsi="Times New Roman"/>
+          <w:sz w:val="26"/>
+          <w:szCs w:val="26"/>
+        </w:rPr>
+        <w:t xml:space="preserve">, </w:t>
+      </w:r>
+      <w:proofErr w:type="spellStart"/>
+      <w:r>
+        <w:rPr>
+          <w:rFonts w:ascii="Times New Roman" w:hAnsi="Times New Roman"/>
+          <w:sz w:val="26"/>
+          <w:szCs w:val="26"/>
+        </w:rPr>
+        <w:t>hồ</w:t>
+      </w:r>
+      <w:proofErr w:type="spellEnd"/>
+      <w:r>
+        <w:rPr>
+          <w:rFonts w:ascii="Times New Roman" w:hAnsi="Times New Roman"/>
+          <w:sz w:val="26"/>
+          <w:szCs w:val="26"/>
+        </w:rPr>
+        <w:t xml:space="preserve"> </w:t>
+      </w:r>
+      <w:proofErr w:type="spellStart"/>
+      <w:r>
+        <w:rPr>
+          <w:rFonts w:ascii="Times New Roman" w:hAnsi="Times New Roman"/>
+          <w:sz w:val="26"/>
+          <w:szCs w:val="26"/>
+        </w:rPr>
+        <w:t>điều</w:t>
+      </w:r>
+      <w:proofErr w:type="spellEnd"/>
+      <w:r>
+        <w:rPr>
+          <w:rFonts w:ascii="Times New Roman" w:hAnsi="Times New Roman"/>
+          <w:sz w:val="26"/>
+          <w:szCs w:val="26"/>
+        </w:rPr>
+        <w:t xml:space="preserve"> </w:t>
+      </w:r>
+      <w:proofErr w:type="spellStart"/>
+      <w:r>
+        <w:rPr>
+          <w:rFonts w:ascii="Times New Roman" w:hAnsi="Times New Roman"/>
+          <w:sz w:val="26"/>
+          <w:szCs w:val="26"/>
+        </w:rPr>
+        <w:t>hòa</w:t>
+      </w:r>
+      <w:proofErr w:type="spellEnd"/>
+      <w:r>
+        <w:rPr>
+          <w:rFonts w:ascii="Times New Roman" w:hAnsi="Times New Roman"/>
+          <w:sz w:val="26"/>
+          <w:szCs w:val="26"/>
+        </w:rPr>
+        <w:t xml:space="preserve"> </w:t>
+      </w:r>
+      <w:proofErr w:type="spellStart"/>
+      <w:r>
+        <w:rPr>
+          <w:rFonts w:ascii="Times New Roman" w:hAnsi="Times New Roman"/>
+          <w:sz w:val="26"/>
+          <w:szCs w:val="26"/>
+        </w:rPr>
+        <w:t>tại</w:t>
+      </w:r>
+      <w:proofErr w:type="spellEnd"/>
+      <w:r>
+        <w:rPr>
+          <w:rFonts w:ascii="Times New Roman" w:hAnsi="Times New Roman"/>
+          <w:sz w:val="26"/>
+          <w:szCs w:val="26"/>
+        </w:rPr>
+        <w:t xml:space="preserve"> </w:t>
+      </w:r>
+      <w:proofErr w:type="spellStart"/>
+      <w:r>
+        <w:rPr>
+          <w:rFonts w:ascii="Times New Roman" w:hAnsi="Times New Roman"/>
+          <w:sz w:val="26"/>
+          <w:szCs w:val="26"/>
+        </w:rPr>
+        <w:t>thời</w:t>
+      </w:r>
+      <w:proofErr w:type="spellEnd"/>
+      <w:r>
+        <w:rPr>
+          <w:rFonts w:ascii="Times New Roman" w:hAnsi="Times New Roman"/>
+          <w:sz w:val="26"/>
+          <w:szCs w:val="26"/>
+        </w:rPr>
+        <w:t xml:space="preserve"> </w:t>
+      </w:r>
+      <w:proofErr w:type="spellStart"/>
+      <w:r>
+        <w:rPr>
+          <w:rFonts w:ascii="Times New Roman" w:hAnsi="Times New Roman" w:cs="Times New Roman"/>
+          <w:sz w:val="26"/>
+          <w:szCs w:val="26"/>
+        </w:rPr>
+        <w:t>điểm</w:t>
+      </w:r>
+      <w:proofErr w:type="spellEnd"/>
+      <w:r>
+        <w:rPr>
+          <w:rFonts w:ascii="Times New Roman" w:hAnsi="Times New Roman" w:cs="Times New Roman"/>
+          <w:sz w:val="26"/>
+          <w:szCs w:val="26"/>
+        </w:rPr>
+        <w:t xml:space="preserve"> </w:t>
+      </w:r>
+      <w:r>
+        <w:rPr>
+          <w:rFonts w:ascii="Times New Roman" w:hAnsi="Times New Roman" w:cs="Times New Roman"/>
+          <w:sz w:val="26"/>
+          <w:szCs w:val="26"/>
+        </w:rPr>
+        <w:t>{</w:t>
+      </w:r>
+      <w:proofErr w:type="spellStart"/>
+      <w:r>
+        <w:rPr>
+          <w:rFonts w:ascii="Times New Roman" w:hAnsi="Times New Roman" w:cs="Times New Roman"/>
+          <w:sz w:val="26"/>
+          <w:szCs w:val="26"/>
+        </w:rPr>
+        <w:t>hh</w:t>
+      </w:r>
+      <w:proofErr w:type="spellEnd"/>
+      <w:r>
+        <w:rPr>
+          <w:rFonts w:ascii="Times New Roman" w:hAnsi="Times New Roman" w:cs="Times New Roman"/>
+          <w:sz w:val="26"/>
+          <w:szCs w:val="26"/>
+        </w:rPr>
+        <w:t>}</w:t>
+      </w:r>
+      <w:r>
+        <w:rPr>
+          <w:rFonts w:ascii="Times New Roman" w:hAnsi="Times New Roman" w:cs="Times New Roman"/>
+          <w:sz w:val="26"/>
+          <w:szCs w:val="26"/>
+        </w:rPr>
+        <w:t xml:space="preserve"> </w:t>
+      </w:r>
+      <w:proofErr w:type="spellStart"/>
+      <w:r>
+        <w:rPr>
+          <w:rFonts w:ascii="Times New Roman" w:hAnsi="Times New Roman" w:cs="Times New Roman"/>
+          <w:sz w:val="26"/>
+          <w:szCs w:val="26"/>
+        </w:rPr>
+        <w:t>ngày</w:t>
+      </w:r>
+      <w:proofErr w:type="spellEnd"/>
+      <w:r>
+        <w:rPr>
+          <w:rFonts w:ascii="Times New Roman" w:hAnsi="Times New Roman"/>
+          <w:sz w:val="26"/>
+          <w:szCs w:val="26"/>
+        </w:rPr>
+        <w:t xml:space="preserve"> </w:t>
+      </w:r>
+      <w:r>
+        <w:rPr>
+          <w:rFonts w:ascii="Times New Roman" w:hAnsi="Times New Roman" w:cs="Times New Roman"/>
+          <w:sz w:val="26"/>
+          <w:szCs w:val="26"/>
+        </w:rPr>
+        <w:t>{dd}/{mm}/{</w:t>
+      </w:r>
+      <w:proofErr w:type="spellStart"/>
+      <w:r>
+        <w:rPr>
+          <w:rFonts w:ascii="Times New Roman" w:hAnsi="Times New Roman" w:cs="Times New Roman"/>
+          <w:sz w:val="26"/>
+          <w:szCs w:val="26"/>
+        </w:rPr>
+        <w:t>yyyy</w:t>
+      </w:r>
+      <w:proofErr w:type="spellEnd"/>
+      <w:r>
+        <w:rPr>
+          <w:rFonts w:ascii="Times New Roman" w:hAnsi="Times New Roman" w:cs="Times New Roman"/>
+          <w:sz w:val="26"/>
+          <w:szCs w:val="26"/>
+        </w:rPr>
+        <w:t>}</w:t>
       </w:r>
       <w:r>
         <w:rPr>
@@ -1333,13 +3540,41 @@
         </w:rPr>
         <w:t xml:space="preserve"> </w:t>
       </w:r>
+      <w:proofErr w:type="spellStart"/>
       <w:r>
         <w:rPr>
           <w:rFonts w:ascii="Times New Roman" w:hAnsi="Times New Roman"/>
           <w:sz w:val="26"/>
           <w:szCs w:val="26"/>
         </w:rPr>
-        <w:t xml:space="preserve">như sau: </w:t>
+        <w:t>như</w:t>
+      </w:r>
+      <w:proofErr w:type="spellEnd"/>
+      <w:r>
+        <w:rPr>
+          <w:rFonts w:ascii="Times New Roman" w:hAnsi="Times New Roman"/>
+          <w:sz w:val="26"/>
+          <w:szCs w:val="26"/>
+        </w:rPr>
+        <w:t xml:space="preserve"> </w:t>
+      </w:r>
+      <w:proofErr w:type="spellStart"/>
+      <w:r>
+        <w:rPr>
+          <w:rFonts w:ascii="Times New Roman" w:hAnsi="Times New Roman"/>
+          <w:sz w:val="26"/>
+          <w:szCs w:val="26"/>
+        </w:rPr>
+        <w:t>sau</w:t>
+      </w:r>
+      <w:proofErr w:type="spellEnd"/>
+      <w:r>
+        <w:rPr>
+          <w:rFonts w:ascii="Times New Roman" w:hAnsi="Times New Roman"/>
+          <w:sz w:val="26"/>
+          <w:szCs w:val="26"/>
+        </w:rPr>
+        <w:t xml:space="preserve">: </w:t>
       </w:r>
       <w:r>
         <w:rPr>
@@ -1390,14 +3625,52 @@
                 <w:szCs w:val="26"/>
               </w:rPr>
             </w:pPr>
+            <w:proofErr w:type="spellStart"/>
             <w:r>
               <w:rPr>
                 <w:rFonts w:ascii="Times New Roman" w:hAnsi="Times New Roman"/>
                 <w:sz w:val="26"/>
                 <w:szCs w:val="26"/>
               </w:rPr>
-              <w:t>Mực nước Sông</w:t>
-            </w:r>
+              <w:t>Mực</w:t>
+            </w:r>
+            <w:proofErr w:type="spellEnd"/>
+            <w:r>
+              <w:rPr>
+                <w:rFonts w:ascii="Times New Roman" w:hAnsi="Times New Roman"/>
+                <w:sz w:val="26"/>
+                <w:szCs w:val="26"/>
+              </w:rPr>
+              <w:t xml:space="preserve"> </w:t>
+            </w:r>
+            <w:proofErr w:type="spellStart"/>
+            <w:r>
+              <w:rPr>
+                <w:rFonts w:ascii="Times New Roman" w:hAnsi="Times New Roman"/>
+                <w:sz w:val="26"/>
+                <w:szCs w:val="26"/>
+              </w:rPr>
+              <w:t>nước</w:t>
+            </w:r>
+            <w:proofErr w:type="spellEnd"/>
+            <w:r>
+              <w:rPr>
+                <w:rFonts w:ascii="Times New Roman" w:hAnsi="Times New Roman"/>
+                <w:sz w:val="26"/>
+                <w:szCs w:val="26"/>
+              </w:rPr>
+              <w:t xml:space="preserve"> </w:t>
+            </w:r>
+            <w:proofErr w:type="spellStart"/>
+            <w:r>
+              <w:rPr>
+                <w:rFonts w:ascii="Times New Roman" w:hAnsi="Times New Roman"/>
+                <w:sz w:val="26"/>
+                <w:szCs w:val="26"/>
+              </w:rPr>
+              <w:t>Sông</w:t>
+            </w:r>
+            <w:proofErr w:type="spellEnd"/>
           </w:p>
         </w:tc>
         <w:tc>
@@ -1455,14 +3728,52 @@
                 <w:szCs w:val="26"/>
               </w:rPr>
             </w:pPr>
+            <w:proofErr w:type="spellStart"/>
             <w:r>
               <w:rPr>
                 <w:rFonts w:ascii="Times New Roman" w:hAnsi="Times New Roman"/>
                 <w:sz w:val="26"/>
                 <w:szCs w:val="26"/>
               </w:rPr>
-              <w:t>Mực nước Hồ</w:t>
-            </w:r>
+              <w:t>Mực</w:t>
+            </w:r>
+            <w:proofErr w:type="spellEnd"/>
+            <w:r>
+              <w:rPr>
+                <w:rFonts w:ascii="Times New Roman" w:hAnsi="Times New Roman"/>
+                <w:sz w:val="26"/>
+                <w:szCs w:val="26"/>
+              </w:rPr>
+              <w:t xml:space="preserve"> </w:t>
+            </w:r>
+            <w:proofErr w:type="spellStart"/>
+            <w:r>
+              <w:rPr>
+                <w:rFonts w:ascii="Times New Roman" w:hAnsi="Times New Roman"/>
+                <w:sz w:val="26"/>
+                <w:szCs w:val="26"/>
+              </w:rPr>
+              <w:t>nước</w:t>
+            </w:r>
+            <w:proofErr w:type="spellEnd"/>
+            <w:r>
+              <w:rPr>
+                <w:rFonts w:ascii="Times New Roman" w:hAnsi="Times New Roman"/>
+                <w:sz w:val="26"/>
+                <w:szCs w:val="26"/>
+              </w:rPr>
+              <w:t xml:space="preserve"> </w:t>
+            </w:r>
+            <w:proofErr w:type="spellStart"/>
+            <w:r>
+              <w:rPr>
+                <w:rFonts w:ascii="Times New Roman" w:hAnsi="Times New Roman"/>
+                <w:sz w:val="26"/>
+                <w:szCs w:val="26"/>
+              </w:rPr>
+              <w:t>Hồ</w:t>
+            </w:r>
+            <w:proofErr w:type="spellEnd"/>
           </w:p>
         </w:tc>
         <w:tc>
@@ -1623,14 +3934,25 @@
           <w:szCs w:val="26"/>
         </w:rPr>
       </w:pPr>
-      <w:r>
-        <w:rPr>
-          <w:rFonts w:ascii="Times New Roman" w:hAnsi="Times New Roman" w:cs="Times New Roman"/>
-          <w:sz w:val="26"/>
-          <w:szCs w:val="26"/>
-        </w:rPr>
-        <w:t xml:space="preserve">Điểm </w:t>
-      </w:r>
+      <w:proofErr w:type="spellStart"/>
+      <w:r>
+        <w:rPr>
+          <w:rFonts w:ascii="Times New Roman" w:hAnsi="Times New Roman" w:cs="Times New Roman"/>
+          <w:sz w:val="26"/>
+          <w:szCs w:val="26"/>
+        </w:rPr>
+        <w:t>Điểm</w:t>
+      </w:r>
+      <w:proofErr w:type="spellEnd"/>
+      <w:r>
+        <w:rPr>
+          <w:rFonts w:ascii="Times New Roman" w:hAnsi="Times New Roman" w:cs="Times New Roman"/>
+          <w:sz w:val="26"/>
+          <w:szCs w:val="26"/>
+        </w:rPr>
+        <w:t xml:space="preserve"> </w:t>
+      </w:r>
+      <w:proofErr w:type="spellStart"/>
       <w:r>
         <w:rPr>
           <w:rFonts w:ascii="Times New Roman" w:hAnsi="Times New Roman" w:cs="Times New Roman"/>
@@ -1638,7 +3960,77 @@
           <w:sz w:val="26"/>
           <w:szCs w:val="26"/>
         </w:rPr>
-        <w:t>úng ngập, đọng nước:</w:t>
+        <w:t>úng</w:t>
+      </w:r>
+      <w:proofErr w:type="spellEnd"/>
+      <w:r>
+        <w:rPr>
+          <w:rFonts w:ascii="Times New Roman" w:hAnsi="Times New Roman" w:cs="Times New Roman"/>
+          <w:b/>
+          <w:sz w:val="26"/>
+          <w:szCs w:val="26"/>
+        </w:rPr>
+        <w:t xml:space="preserve"> </w:t>
+      </w:r>
+      <w:proofErr w:type="spellStart"/>
+      <w:r>
+        <w:rPr>
+          <w:rFonts w:ascii="Times New Roman" w:hAnsi="Times New Roman" w:cs="Times New Roman"/>
+          <w:b/>
+          <w:sz w:val="26"/>
+          <w:szCs w:val="26"/>
+        </w:rPr>
+        <w:t>ngập</w:t>
+      </w:r>
+      <w:proofErr w:type="spellEnd"/>
+      <w:r>
+        <w:rPr>
+          <w:rFonts w:ascii="Times New Roman" w:hAnsi="Times New Roman" w:cs="Times New Roman"/>
+          <w:b/>
+          <w:sz w:val="26"/>
+          <w:szCs w:val="26"/>
+        </w:rPr>
+        <w:t xml:space="preserve">, </w:t>
+      </w:r>
+      <w:proofErr w:type="spellStart"/>
+      <w:r>
+        <w:rPr>
+          <w:rFonts w:ascii="Times New Roman" w:hAnsi="Times New Roman" w:cs="Times New Roman"/>
+          <w:b/>
+          <w:sz w:val="26"/>
+          <w:szCs w:val="26"/>
+        </w:rPr>
+        <w:t>đọng</w:t>
+      </w:r>
+      <w:proofErr w:type="spellEnd"/>
+      <w:r>
+        <w:rPr>
+          <w:rFonts w:ascii="Times New Roman" w:hAnsi="Times New Roman" w:cs="Times New Roman"/>
+          <w:b/>
+          <w:sz w:val="26"/>
+          <w:szCs w:val="26"/>
+        </w:rPr>
+        <w:t xml:space="preserve"> </w:t>
+      </w:r>
+      <w:proofErr w:type="spellStart"/>
+      <w:r>
+        <w:rPr>
+          <w:rFonts w:ascii="Times New Roman" w:hAnsi="Times New Roman" w:cs="Times New Roman"/>
+          <w:b/>
+          <w:sz w:val="26"/>
+          <w:szCs w:val="26"/>
+        </w:rPr>
+        <w:t>nước</w:t>
+      </w:r>
+      <w:proofErr w:type="spellEnd"/>
+      <w:r>
+        <w:rPr>
+          <w:rFonts w:ascii="Times New Roman" w:hAnsi="Times New Roman" w:cs="Times New Roman"/>
+          <w:b/>
+          <w:sz w:val="26"/>
+          <w:szCs w:val="26"/>
+        </w:rPr>
+        <w:t>:</w:t>
       </w:r>
     </w:p>
     <w:p>
@@ -1657,39 +4049,135 @@
           <w:rFonts w:ascii="Times New Roman" w:hAnsi="Times New Roman"/>
           <w:sz w:val="26"/>
         </w:rPr>
-        <w:t xml:space="preserve">- Đến thời </w:t>
-      </w:r>
-      <w:r>
-        <w:rPr>
-          <w:rFonts w:ascii="Times New Roman" w:hAnsi="Times New Roman" w:cs="Times New Roman"/>
-          <w:sz w:val="26"/>
-          <w:szCs w:val="26"/>
-        </w:rPr>
-        <w:t xml:space="preserve">điểm </w:t>
-      </w:r>
-      <w:r>
-        <w:rPr>
-          <w:rFonts w:ascii="Times New Roman" w:hAnsi="Times New Roman" w:cs="Times New Roman"/>
-          <w:sz w:val="26"/>
-          <w:szCs w:val="26"/>
-        </w:rPr>
-        <w:t>{hh}</w:t>
-      </w:r>
-      <w:r>
-        <w:rPr>
-          <w:rFonts w:ascii="Times New Roman" w:hAnsi="Times New Roman" w:cs="Times New Roman"/>
-          <w:sz w:val="26"/>
-          <w:szCs w:val="26"/>
-        </w:rPr>
-        <w:t xml:space="preserve"> ngày </w:t>
-      </w:r>
-      <w:r>
-        <w:rPr>
-          <w:rFonts w:ascii="Times New Roman" w:hAnsi="Times New Roman" w:cs="Times New Roman"/>
-          <w:sz w:val="26"/>
-          <w:szCs w:val="26"/>
-        </w:rPr>
-        <w:t>{dd}/{mm}/{yyyy}</w:t>
+        <w:t xml:space="preserve">- </w:t>
+      </w:r>
+      <w:proofErr w:type="spellStart"/>
+      <w:r>
+        <w:rPr>
+          <w:rFonts w:ascii="Times New Roman" w:hAnsi="Times New Roman"/>
+          <w:sz w:val="26"/>
+        </w:rPr>
+        <w:t>Đến</w:t>
+      </w:r>
+      <w:proofErr w:type="spellEnd"/>
+      <w:r>
+        <w:rPr>
+          <w:rFonts w:ascii="Times New Roman" w:hAnsi="Times New Roman"/>
+          <w:sz w:val="26"/>
+        </w:rPr>
+        <w:t xml:space="preserve"> </w:t>
+      </w:r>
+      <w:proofErr w:type="spellStart"/>
+      <w:r>
+        <w:rPr>
+          <w:rFonts w:ascii="Times New Roman" w:hAnsi="Times New Roman"/>
+          <w:sz w:val="26"/>
+        </w:rPr>
+        <w:t>thời</w:t>
+      </w:r>
+      <w:proofErr w:type="spellEnd"/>
+      <w:r>
+        <w:rPr>
+          <w:rFonts w:ascii="Times New Roman" w:hAnsi="Times New Roman"/>
+          <w:sz w:val="26"/>
+        </w:rPr>
+        <w:t xml:space="preserve"> </w:t>
+      </w:r>
+      <w:proofErr w:type="spellStart"/>
+      <w:r>
+        <w:rPr>
+          <w:rFonts w:ascii="Times New Roman" w:hAnsi="Times New Roman" w:cs="Times New Roman"/>
+          <w:sz w:val="26"/>
+          <w:szCs w:val="26"/>
+        </w:rPr>
+        <w:t>điểm</w:t>
+      </w:r>
+      <w:proofErr w:type="spellEnd"/>
+      <w:r>
+        <w:rPr>
+          <w:rFonts w:ascii="Times New Roman" w:hAnsi="Times New Roman" w:cs="Times New Roman"/>
+          <w:sz w:val="26"/>
+          <w:szCs w:val="26"/>
+        </w:rPr>
+        <w:t xml:space="preserve"> </w:t>
+      </w:r>
+      <w:r>
+        <w:rPr>
+          <w:rFonts w:ascii="Times New Roman" w:hAnsi="Times New Roman" w:cs="Times New Roman"/>
+          <w:sz w:val="26"/>
+          <w:szCs w:val="26"/>
+        </w:rPr>
+        <w:t>{</w:t>
+      </w:r>
+      <w:proofErr w:type="spellStart"/>
+      <w:r>
+        <w:rPr>
+          <w:rFonts w:ascii="Times New Roman" w:hAnsi="Times New Roman" w:cs="Times New Roman"/>
+          <w:sz w:val="26"/>
+          <w:szCs w:val="26"/>
+        </w:rPr>
+        <w:t>hh</w:t>
+      </w:r>
+      <w:proofErr w:type="spellEnd"/>
+      <w:r>
+        <w:rPr>
+          <w:rFonts w:ascii="Times New Roman" w:hAnsi="Times New Roman" w:cs="Times New Roman"/>
+          <w:sz w:val="26"/>
+          <w:szCs w:val="26"/>
+        </w:rPr>
+        <w:t>}</w:t>
+      </w:r>
+      <w:r>
+        <w:rPr>
+          <w:rFonts w:ascii="Times New Roman" w:hAnsi="Times New Roman" w:cs="Times New Roman"/>
+          <w:sz w:val="26"/>
+          <w:szCs w:val="26"/>
+        </w:rPr>
+        <w:t xml:space="preserve"> </w:t>
+      </w:r>
+      <w:proofErr w:type="spellStart"/>
+      <w:r>
+        <w:rPr>
+          <w:rFonts w:ascii="Times New Roman" w:hAnsi="Times New Roman" w:cs="Times New Roman"/>
+          <w:sz w:val="26"/>
+          <w:szCs w:val="26"/>
+        </w:rPr>
+        <w:t>ngày</w:t>
+      </w:r>
+      <w:proofErr w:type="spellEnd"/>
+      <w:r>
+        <w:rPr>
+          <w:rFonts w:ascii="Times New Roman" w:hAnsi="Times New Roman" w:cs="Times New Roman"/>
+          <w:sz w:val="26"/>
+          <w:szCs w:val="26"/>
+        </w:rPr>
+        <w:t xml:space="preserve"> </w:t>
+      </w:r>
+      <w:r>
+        <w:rPr>
+          <w:rFonts w:ascii="Times New Roman" w:hAnsi="Times New Roman" w:cs="Times New Roman"/>
+          <w:sz w:val="26"/>
+          <w:szCs w:val="26"/>
+        </w:rPr>
+        <w:t>{dd}/{mm}/{</w:t>
+      </w:r>
+      <w:proofErr w:type="spellStart"/>
+      <w:r>
+        <w:rPr>
+          <w:rFonts w:ascii="Times New Roman" w:hAnsi="Times New Roman" w:cs="Times New Roman"/>
+          <w:sz w:val="26"/>
+          <w:szCs w:val="26"/>
+        </w:rPr>
+        <w:t>yyyy</w:t>
+      </w:r>
+      <w:proofErr w:type="spellEnd"/>
+      <w:r>
+        <w:rPr>
+          <w:rFonts w:ascii="Times New Roman" w:hAnsi="Times New Roman" w:cs="Times New Roman"/>
+          <w:sz w:val="26"/>
+          <w:szCs w:val="26"/>
+        </w:rPr>
+        <w:t>}</w:t>
       </w:r>
       <w:r>
         <w:rPr>
@@ -1704,13 +4192,157 @@
           <w:rFonts w:ascii="Times New Roman" w:hAnsi="Times New Roman"/>
           <w:sz w:val="26"/>
         </w:rPr>
-        <w:t xml:space="preserve">ua công tác kiểm tra của Công ty, trên địa bàn Thành phố </w:t>
-      </w:r>
+        <w:t xml:space="preserve">ua </w:t>
+      </w:r>
+      <w:proofErr w:type="spellStart"/>
       <w:r>
         <w:rPr>
           <w:rFonts w:ascii="Times New Roman" w:hAnsi="Times New Roman"/>
           <w:sz w:val="26"/>
         </w:rPr>
+        <w:t>công</w:t>
+      </w:r>
+      <w:proofErr w:type="spellEnd"/>
+      <w:r>
+        <w:rPr>
+          <w:rFonts w:ascii="Times New Roman" w:hAnsi="Times New Roman"/>
+          <w:sz w:val="26"/>
+        </w:rPr>
+        <w:t xml:space="preserve"> </w:t>
+      </w:r>
+      <w:proofErr w:type="spellStart"/>
+      <w:r>
+        <w:rPr>
+          <w:rFonts w:ascii="Times New Roman" w:hAnsi="Times New Roman"/>
+          <w:sz w:val="26"/>
+        </w:rPr>
+        <w:t>tác</w:t>
+      </w:r>
+      <w:proofErr w:type="spellEnd"/>
+      <w:r>
+        <w:rPr>
+          <w:rFonts w:ascii="Times New Roman" w:hAnsi="Times New Roman"/>
+          <w:sz w:val="26"/>
+        </w:rPr>
+        <w:t xml:space="preserve"> </w:t>
+      </w:r>
+      <w:proofErr w:type="spellStart"/>
+      <w:r>
+        <w:rPr>
+          <w:rFonts w:ascii="Times New Roman" w:hAnsi="Times New Roman"/>
+          <w:sz w:val="26"/>
+        </w:rPr>
+        <w:t>kiểm</w:t>
+      </w:r>
+      <w:proofErr w:type="spellEnd"/>
+      <w:r>
+        <w:rPr>
+          <w:rFonts w:ascii="Times New Roman" w:hAnsi="Times New Roman"/>
+          <w:sz w:val="26"/>
+        </w:rPr>
+        <w:t xml:space="preserve"> </w:t>
+      </w:r>
+      <w:proofErr w:type="spellStart"/>
+      <w:r>
+        <w:rPr>
+          <w:rFonts w:ascii="Times New Roman" w:hAnsi="Times New Roman"/>
+          <w:sz w:val="26"/>
+        </w:rPr>
+        <w:t>tra</w:t>
+      </w:r>
+      <w:proofErr w:type="spellEnd"/>
+      <w:r>
+        <w:rPr>
+          <w:rFonts w:ascii="Times New Roman" w:hAnsi="Times New Roman"/>
+          <w:sz w:val="26"/>
+        </w:rPr>
+        <w:t xml:space="preserve"> </w:t>
+      </w:r>
+      <w:proofErr w:type="spellStart"/>
+      <w:r>
+        <w:rPr>
+          <w:rFonts w:ascii="Times New Roman" w:hAnsi="Times New Roman"/>
+          <w:sz w:val="26"/>
+        </w:rPr>
+        <w:t>của</w:t>
+      </w:r>
+      <w:proofErr w:type="spellEnd"/>
+      <w:r>
+        <w:rPr>
+          <w:rFonts w:ascii="Times New Roman" w:hAnsi="Times New Roman"/>
+          <w:sz w:val="26"/>
+        </w:rPr>
+        <w:t xml:space="preserve"> Công ty, </w:t>
+      </w:r>
+      <w:proofErr w:type="spellStart"/>
+      <w:r>
+        <w:rPr>
+          <w:rFonts w:ascii="Times New Roman" w:hAnsi="Times New Roman"/>
+          <w:sz w:val="26"/>
+        </w:rPr>
+        <w:t>trên</w:t>
+      </w:r>
+      <w:proofErr w:type="spellEnd"/>
+      <w:r>
+        <w:rPr>
+          <w:rFonts w:ascii="Times New Roman" w:hAnsi="Times New Roman"/>
+          <w:sz w:val="26"/>
+        </w:rPr>
+        <w:t xml:space="preserve"> </w:t>
+      </w:r>
+      <w:proofErr w:type="spellStart"/>
+      <w:r>
+        <w:rPr>
+          <w:rFonts w:ascii="Times New Roman" w:hAnsi="Times New Roman"/>
+          <w:sz w:val="26"/>
+        </w:rPr>
+        <w:t>địa</w:t>
+      </w:r>
+      <w:proofErr w:type="spellEnd"/>
+      <w:r>
+        <w:rPr>
+          <w:rFonts w:ascii="Times New Roman" w:hAnsi="Times New Roman"/>
+          <w:sz w:val="26"/>
+        </w:rPr>
+        <w:t xml:space="preserve"> </w:t>
+      </w:r>
+      <w:proofErr w:type="spellStart"/>
+      <w:r>
+        <w:rPr>
+          <w:rFonts w:ascii="Times New Roman" w:hAnsi="Times New Roman"/>
+          <w:sz w:val="26"/>
+        </w:rPr>
+        <w:t>bàn</w:t>
+      </w:r>
+      <w:proofErr w:type="spellEnd"/>
+      <w:r>
+        <w:rPr>
+          <w:rFonts w:ascii="Times New Roman" w:hAnsi="Times New Roman"/>
+          <w:sz w:val="26"/>
+        </w:rPr>
+        <w:t xml:space="preserve"> Thành </w:t>
+      </w:r>
+      <w:proofErr w:type="spellStart"/>
+      <w:r>
+        <w:rPr>
+          <w:rFonts w:ascii="Times New Roman" w:hAnsi="Times New Roman"/>
+          <w:sz w:val="26"/>
+        </w:rPr>
+        <w:t>phố</w:t>
+      </w:r>
+      <w:proofErr w:type="spellEnd"/>
+      <w:r>
+        <w:rPr>
+          <w:rFonts w:ascii="Times New Roman" w:hAnsi="Times New Roman"/>
+          <w:sz w:val="26"/>
+        </w:rPr>
+        <w:t xml:space="preserve"> </w:t>
+      </w:r>
+      <w:r>
+        <w:rPr>
+          <w:rFonts w:ascii="Times New Roman" w:hAnsi="Times New Roman"/>
+          <w:sz w:val="26"/>
+        </w:rPr>
         <w:t>{so</w:t>
       </w:r>
       <w:r>
@@ -1726,7 +4358,55 @@
           <w:rFonts w:ascii="Times New Roman" w:hAnsi="Times New Roman"/>
           <w:sz w:val="26"/>
         </w:rPr>
-        <w:t xml:space="preserve"> điểm úng ngập.</w:t>
+        <w:t xml:space="preserve"> </w:t>
+      </w:r>
+      <w:proofErr w:type="spellStart"/>
+      <w:r>
+        <w:rPr>
+          <w:rFonts w:ascii="Times New Roman" w:hAnsi="Times New Roman"/>
+          <w:sz w:val="26"/>
+        </w:rPr>
+        <w:t>điểm</w:t>
+      </w:r>
+      <w:proofErr w:type="spellEnd"/>
+      <w:r>
+        <w:rPr>
+          <w:rFonts w:ascii="Times New Roman" w:hAnsi="Times New Roman"/>
+          <w:sz w:val="26"/>
+        </w:rPr>
+        <w:t xml:space="preserve"> </w:t>
+      </w:r>
+      <w:proofErr w:type="spellStart"/>
+      <w:r>
+        <w:rPr>
+          <w:rFonts w:ascii="Times New Roman" w:hAnsi="Times New Roman"/>
+          <w:sz w:val="26"/>
+        </w:rPr>
+        <w:t>úng</w:t>
+      </w:r>
+      <w:proofErr w:type="spellEnd"/>
+      <w:r>
+        <w:rPr>
+          <w:rFonts w:ascii="Times New Roman" w:hAnsi="Times New Roman"/>
+          <w:sz w:val="26"/>
+        </w:rPr>
+        <w:t xml:space="preserve"> </w:t>
+      </w:r>
+      <w:proofErr w:type="spellStart"/>
+      <w:r>
+        <w:rPr>
+          <w:rFonts w:ascii="Times New Roman" w:hAnsi="Times New Roman"/>
+          <w:sz w:val="26"/>
+        </w:rPr>
+        <w:t>ngập</w:t>
+      </w:r>
+      <w:proofErr w:type="spellEnd"/>
+      <w:r>
+        <w:rPr>
+          <w:rFonts w:ascii="Times New Roman" w:hAnsi="Times New Roman"/>
+          <w:sz w:val="26"/>
+        </w:rPr>
+        <w:t>.</w:t>
       </w:r>
       <w:r>
         <w:rPr>
@@ -1760,16 +4440,125 @@
           <w:shd w:val="clear" w:color="auto" w:fill="FFFFFF"/>
         </w:rPr>
       </w:pPr>
-      <w:r>
-        <w:rPr>
-          <w:rFonts w:ascii="Times New Roman" w:hAnsi="Times New Roman" w:cs="Times New Roman"/>
-          <w:color w:val="000000" w:themeColor="text1"/>
-          <w:spacing w:val="3"/>
-          <w:sz w:val="26"/>
-          <w:szCs w:val="26"/>
-          <w:shd w:val="clear" w:color="auto" w:fill="FFFFFF"/>
-        </w:rPr>
-        <w:t xml:space="preserve">Biện pháp triển khai của Công ty: </w:t>
+      <w:proofErr w:type="spellStart"/>
+      <w:r>
+        <w:rPr>
+          <w:rFonts w:ascii="Times New Roman" w:hAnsi="Times New Roman" w:cs="Times New Roman"/>
+          <w:color w:val="000000" w:themeColor="text1"/>
+          <w:spacing w:val="3"/>
+          <w:sz w:val="26"/>
+          <w:szCs w:val="26"/>
+          <w:shd w:val="clear" w:color="auto" w:fill="FFFFFF"/>
+        </w:rPr>
+        <w:t>Biện</w:t>
+      </w:r>
+      <w:proofErr w:type="spellEnd"/>
+      <w:r>
+        <w:rPr>
+          <w:rFonts w:ascii="Times New Roman" w:hAnsi="Times New Roman" w:cs="Times New Roman"/>
+          <w:color w:val="000000" w:themeColor="text1"/>
+          <w:spacing w:val="3"/>
+          <w:sz w:val="26"/>
+          <w:szCs w:val="26"/>
+          <w:shd w:val="clear" w:color="auto" w:fill="FFFFFF"/>
+        </w:rPr>
+        <w:t xml:space="preserve"> </w:t>
+      </w:r>
+      <w:proofErr w:type="spellStart"/>
+      <w:r>
+        <w:rPr>
+          <w:rFonts w:ascii="Times New Roman" w:hAnsi="Times New Roman" w:cs="Times New Roman"/>
+          <w:color w:val="000000" w:themeColor="text1"/>
+          <w:spacing w:val="3"/>
+          <w:sz w:val="26"/>
+          <w:szCs w:val="26"/>
+          <w:shd w:val="clear" w:color="auto" w:fill="FFFFFF"/>
+        </w:rPr>
+        <w:t>pháp</w:t>
+      </w:r>
+      <w:proofErr w:type="spellEnd"/>
+      <w:r>
+        <w:rPr>
+          <w:rFonts w:ascii="Times New Roman" w:hAnsi="Times New Roman" w:cs="Times New Roman"/>
+          <w:color w:val="000000" w:themeColor="text1"/>
+          <w:spacing w:val="3"/>
+          <w:sz w:val="26"/>
+          <w:szCs w:val="26"/>
+          <w:shd w:val="clear" w:color="auto" w:fill="FFFFFF"/>
+        </w:rPr>
+        <w:t xml:space="preserve"> </w:t>
+      </w:r>
+      <w:proofErr w:type="spellStart"/>
+      <w:r>
+        <w:rPr>
+          <w:rFonts w:ascii="Times New Roman" w:hAnsi="Times New Roman" w:cs="Times New Roman"/>
+          <w:color w:val="000000" w:themeColor="text1"/>
+          <w:spacing w:val="3"/>
+          <w:sz w:val="26"/>
+          <w:szCs w:val="26"/>
+          <w:shd w:val="clear" w:color="auto" w:fill="FFFFFF"/>
+        </w:rPr>
+        <w:t>triển</w:t>
+      </w:r>
+      <w:proofErr w:type="spellEnd"/>
+      <w:r>
+        <w:rPr>
+          <w:rFonts w:ascii="Times New Roman" w:hAnsi="Times New Roman" w:cs="Times New Roman"/>
+          <w:color w:val="000000" w:themeColor="text1"/>
+          <w:spacing w:val="3"/>
+          <w:sz w:val="26"/>
+          <w:szCs w:val="26"/>
+          <w:shd w:val="clear" w:color="auto" w:fill="FFFFFF"/>
+        </w:rPr>
+        <w:t xml:space="preserve"> </w:t>
+      </w:r>
+      <w:proofErr w:type="spellStart"/>
+      <w:r>
+        <w:rPr>
+          <w:rFonts w:ascii="Times New Roman" w:hAnsi="Times New Roman" w:cs="Times New Roman"/>
+          <w:color w:val="000000" w:themeColor="text1"/>
+          <w:spacing w:val="3"/>
+          <w:sz w:val="26"/>
+          <w:szCs w:val="26"/>
+          <w:shd w:val="clear" w:color="auto" w:fill="FFFFFF"/>
+        </w:rPr>
+        <w:t>khai</w:t>
+      </w:r>
+      <w:proofErr w:type="spellEnd"/>
+      <w:r>
+        <w:rPr>
+          <w:rFonts w:ascii="Times New Roman" w:hAnsi="Times New Roman" w:cs="Times New Roman"/>
+          <w:color w:val="000000" w:themeColor="text1"/>
+          <w:spacing w:val="3"/>
+          <w:sz w:val="26"/>
+          <w:szCs w:val="26"/>
+          <w:shd w:val="clear" w:color="auto" w:fill="FFFFFF"/>
+        </w:rPr>
+        <w:t xml:space="preserve"> </w:t>
+      </w:r>
+      <w:proofErr w:type="spellStart"/>
+      <w:r>
+        <w:rPr>
+          <w:rFonts w:ascii="Times New Roman" w:hAnsi="Times New Roman" w:cs="Times New Roman"/>
+          <w:color w:val="000000" w:themeColor="text1"/>
+          <w:spacing w:val="3"/>
+          <w:sz w:val="26"/>
+          <w:szCs w:val="26"/>
+          <w:shd w:val="clear" w:color="auto" w:fill="FFFFFF"/>
+        </w:rPr>
+        <w:t>của</w:t>
+      </w:r>
+      <w:proofErr w:type="spellEnd"/>
+      <w:r>
+        <w:rPr>
+          <w:rFonts w:ascii="Times New Roman" w:hAnsi="Times New Roman" w:cs="Times New Roman"/>
+          <w:color w:val="000000" w:themeColor="text1"/>
+          <w:spacing w:val="3"/>
+          <w:sz w:val="26"/>
+          <w:szCs w:val="26"/>
+          <w:shd w:val="clear" w:color="auto" w:fill="FFFFFF"/>
+        </w:rPr>
+        <w:t xml:space="preserve"> Công ty: </w:t>
       </w:r>
     </w:p>
     <w:p>
@@ -1798,8 +4587,357 @@
           <w:szCs w:val="26"/>
           <w:shd w:val="clear" w:color="auto" w:fill="FFFFFF"/>
         </w:rPr>
-        <w:t>+ Ngay khi có dự báo mưa, Công ty đã kích hoạt ứng trực tại các điểm trọng yếu</w:t>
-      </w:r>
+        <w:t xml:space="preserve">+ Ngay </w:t>
+      </w:r>
+      <w:proofErr w:type="spellStart"/>
+      <w:r>
+        <w:rPr>
+          <w:rFonts w:ascii="Times New Roman" w:hAnsi="Times New Roman" w:cs="Times New Roman"/>
+          <w:color w:val="000000" w:themeColor="text1"/>
+          <w:spacing w:val="3"/>
+          <w:sz w:val="26"/>
+          <w:szCs w:val="26"/>
+          <w:shd w:val="clear" w:color="auto" w:fill="FFFFFF"/>
+        </w:rPr>
+        <w:t>khi</w:t>
+      </w:r>
+      <w:proofErr w:type="spellEnd"/>
+      <w:r>
+        <w:rPr>
+          <w:rFonts w:ascii="Times New Roman" w:hAnsi="Times New Roman" w:cs="Times New Roman"/>
+          <w:color w:val="000000" w:themeColor="text1"/>
+          <w:spacing w:val="3"/>
+          <w:sz w:val="26"/>
+          <w:szCs w:val="26"/>
+          <w:shd w:val="clear" w:color="auto" w:fill="FFFFFF"/>
+        </w:rPr>
+        <w:t xml:space="preserve"> </w:t>
+      </w:r>
+      <w:proofErr w:type="spellStart"/>
+      <w:r>
+        <w:rPr>
+          <w:rFonts w:ascii="Times New Roman" w:hAnsi="Times New Roman" w:cs="Times New Roman"/>
+          <w:color w:val="000000" w:themeColor="text1"/>
+          <w:spacing w:val="3"/>
+          <w:sz w:val="26"/>
+          <w:szCs w:val="26"/>
+          <w:shd w:val="clear" w:color="auto" w:fill="FFFFFF"/>
+        </w:rPr>
+        <w:t>có</w:t>
+      </w:r>
+      <w:proofErr w:type="spellEnd"/>
+      <w:r>
+        <w:rPr>
+          <w:rFonts w:ascii="Times New Roman" w:hAnsi="Times New Roman" w:cs="Times New Roman"/>
+          <w:color w:val="000000" w:themeColor="text1"/>
+          <w:spacing w:val="3"/>
+          <w:sz w:val="26"/>
+          <w:szCs w:val="26"/>
+          <w:shd w:val="clear" w:color="auto" w:fill="FFFFFF"/>
+        </w:rPr>
+        <w:t xml:space="preserve"> </w:t>
+      </w:r>
+      <w:proofErr w:type="spellStart"/>
+      <w:r>
+        <w:rPr>
+          <w:rFonts w:ascii="Times New Roman" w:hAnsi="Times New Roman" w:cs="Times New Roman"/>
+          <w:color w:val="000000" w:themeColor="text1"/>
+          <w:spacing w:val="3"/>
+          <w:sz w:val="26"/>
+          <w:szCs w:val="26"/>
+          <w:shd w:val="clear" w:color="auto" w:fill="FFFFFF"/>
+        </w:rPr>
+        <w:t>dự</w:t>
+      </w:r>
+      <w:proofErr w:type="spellEnd"/>
+      <w:r>
+        <w:rPr>
+          <w:rFonts w:ascii="Times New Roman" w:hAnsi="Times New Roman" w:cs="Times New Roman"/>
+          <w:color w:val="000000" w:themeColor="text1"/>
+          <w:spacing w:val="3"/>
+          <w:sz w:val="26"/>
+          <w:szCs w:val="26"/>
+          <w:shd w:val="clear" w:color="auto" w:fill="FFFFFF"/>
+        </w:rPr>
+        <w:t xml:space="preserve"> </w:t>
+      </w:r>
+      <w:proofErr w:type="spellStart"/>
+      <w:r>
+        <w:rPr>
+          <w:rFonts w:ascii="Times New Roman" w:hAnsi="Times New Roman" w:cs="Times New Roman"/>
+          <w:color w:val="000000" w:themeColor="text1"/>
+          <w:spacing w:val="3"/>
+          <w:sz w:val="26"/>
+          <w:szCs w:val="26"/>
+          <w:shd w:val="clear" w:color="auto" w:fill="FFFFFF"/>
+        </w:rPr>
+        <w:t>báo</w:t>
+      </w:r>
+      <w:proofErr w:type="spellEnd"/>
+      <w:r>
+        <w:rPr>
+          <w:rFonts w:ascii="Times New Roman" w:hAnsi="Times New Roman" w:cs="Times New Roman"/>
+          <w:color w:val="000000" w:themeColor="text1"/>
+          <w:spacing w:val="3"/>
+          <w:sz w:val="26"/>
+          <w:szCs w:val="26"/>
+          <w:shd w:val="clear" w:color="auto" w:fill="FFFFFF"/>
+        </w:rPr>
+        <w:t xml:space="preserve"> </w:t>
+      </w:r>
+      <w:proofErr w:type="spellStart"/>
+      <w:r>
+        <w:rPr>
+          <w:rFonts w:ascii="Times New Roman" w:hAnsi="Times New Roman" w:cs="Times New Roman"/>
+          <w:color w:val="000000" w:themeColor="text1"/>
+          <w:spacing w:val="3"/>
+          <w:sz w:val="26"/>
+          <w:szCs w:val="26"/>
+          <w:shd w:val="clear" w:color="auto" w:fill="FFFFFF"/>
+        </w:rPr>
+        <w:t>mưa</w:t>
+      </w:r>
+      <w:proofErr w:type="spellEnd"/>
+      <w:r>
+        <w:rPr>
+          <w:rFonts w:ascii="Times New Roman" w:hAnsi="Times New Roman" w:cs="Times New Roman"/>
+          <w:color w:val="000000" w:themeColor="text1"/>
+          <w:spacing w:val="3"/>
+          <w:sz w:val="26"/>
+          <w:szCs w:val="26"/>
+          <w:shd w:val="clear" w:color="auto" w:fill="FFFFFF"/>
+        </w:rPr>
+        <w:t xml:space="preserve">, Công ty </w:t>
+      </w:r>
+      <w:proofErr w:type="spellStart"/>
+      <w:r>
+        <w:rPr>
+          <w:rFonts w:ascii="Times New Roman" w:hAnsi="Times New Roman" w:cs="Times New Roman"/>
+          <w:color w:val="000000" w:themeColor="text1"/>
+          <w:spacing w:val="3"/>
+          <w:sz w:val="26"/>
+          <w:szCs w:val="26"/>
+          <w:shd w:val="clear" w:color="auto" w:fill="FFFFFF"/>
+        </w:rPr>
+        <w:t>đã</w:t>
+      </w:r>
+      <w:proofErr w:type="spellEnd"/>
+      <w:r>
+        <w:rPr>
+          <w:rFonts w:ascii="Times New Roman" w:hAnsi="Times New Roman" w:cs="Times New Roman"/>
+          <w:color w:val="000000" w:themeColor="text1"/>
+          <w:spacing w:val="3"/>
+          <w:sz w:val="26"/>
+          <w:szCs w:val="26"/>
+          <w:shd w:val="clear" w:color="auto" w:fill="FFFFFF"/>
+        </w:rPr>
+        <w:t xml:space="preserve"> </w:t>
+      </w:r>
+      <w:proofErr w:type="spellStart"/>
+      <w:r>
+        <w:rPr>
+          <w:rFonts w:ascii="Times New Roman" w:hAnsi="Times New Roman" w:cs="Times New Roman"/>
+          <w:color w:val="000000" w:themeColor="text1"/>
+          <w:spacing w:val="3"/>
+          <w:sz w:val="26"/>
+          <w:szCs w:val="26"/>
+          <w:shd w:val="clear" w:color="auto" w:fill="FFFFFF"/>
+        </w:rPr>
+        <w:t>kích</w:t>
+      </w:r>
+      <w:proofErr w:type="spellEnd"/>
+      <w:r>
+        <w:rPr>
+          <w:rFonts w:ascii="Times New Roman" w:hAnsi="Times New Roman" w:cs="Times New Roman"/>
+          <w:color w:val="000000" w:themeColor="text1"/>
+          <w:spacing w:val="3"/>
+          <w:sz w:val="26"/>
+          <w:szCs w:val="26"/>
+          <w:shd w:val="clear" w:color="auto" w:fill="FFFFFF"/>
+        </w:rPr>
+        <w:t xml:space="preserve"> </w:t>
+      </w:r>
+      <w:proofErr w:type="spellStart"/>
+      <w:r>
+        <w:rPr>
+          <w:rFonts w:ascii="Times New Roman" w:hAnsi="Times New Roman" w:cs="Times New Roman"/>
+          <w:color w:val="000000" w:themeColor="text1"/>
+          <w:spacing w:val="3"/>
+          <w:sz w:val="26"/>
+          <w:szCs w:val="26"/>
+          <w:shd w:val="clear" w:color="auto" w:fill="FFFFFF"/>
+        </w:rPr>
+        <w:t>hoạt</w:t>
+      </w:r>
+      <w:proofErr w:type="spellEnd"/>
+      <w:r>
+        <w:rPr>
+          <w:rFonts w:ascii="Times New Roman" w:hAnsi="Times New Roman" w:cs="Times New Roman"/>
+          <w:color w:val="000000" w:themeColor="text1"/>
+          <w:spacing w:val="3"/>
+          <w:sz w:val="26"/>
+          <w:szCs w:val="26"/>
+          <w:shd w:val="clear" w:color="auto" w:fill="FFFFFF"/>
+        </w:rPr>
+        <w:t xml:space="preserve"> </w:t>
+      </w:r>
+      <w:proofErr w:type="spellStart"/>
+      <w:r>
+        <w:rPr>
+          <w:rFonts w:ascii="Times New Roman" w:hAnsi="Times New Roman" w:cs="Times New Roman"/>
+          <w:color w:val="000000" w:themeColor="text1"/>
+          <w:spacing w:val="3"/>
+          <w:sz w:val="26"/>
+          <w:szCs w:val="26"/>
+          <w:shd w:val="clear" w:color="auto" w:fill="FFFFFF"/>
+        </w:rPr>
+        <w:t>ứng</w:t>
+      </w:r>
+      <w:proofErr w:type="spellEnd"/>
+      <w:r>
+        <w:rPr>
+          <w:rFonts w:ascii="Times New Roman" w:hAnsi="Times New Roman" w:cs="Times New Roman"/>
+          <w:color w:val="000000" w:themeColor="text1"/>
+          <w:spacing w:val="3"/>
+          <w:sz w:val="26"/>
+          <w:szCs w:val="26"/>
+          <w:shd w:val="clear" w:color="auto" w:fill="FFFFFF"/>
+        </w:rPr>
+        <w:t xml:space="preserve"> </w:t>
+      </w:r>
+      <w:proofErr w:type="spellStart"/>
+      <w:r>
+        <w:rPr>
+          <w:rFonts w:ascii="Times New Roman" w:hAnsi="Times New Roman" w:cs="Times New Roman"/>
+          <w:color w:val="000000" w:themeColor="text1"/>
+          <w:spacing w:val="3"/>
+          <w:sz w:val="26"/>
+          <w:szCs w:val="26"/>
+          <w:shd w:val="clear" w:color="auto" w:fill="FFFFFF"/>
+        </w:rPr>
+        <w:t>trực</w:t>
+      </w:r>
+      <w:proofErr w:type="spellEnd"/>
+      <w:r>
+        <w:rPr>
+          <w:rFonts w:ascii="Times New Roman" w:hAnsi="Times New Roman" w:cs="Times New Roman"/>
+          <w:color w:val="000000" w:themeColor="text1"/>
+          <w:spacing w:val="3"/>
+          <w:sz w:val="26"/>
+          <w:szCs w:val="26"/>
+          <w:shd w:val="clear" w:color="auto" w:fill="FFFFFF"/>
+        </w:rPr>
+        <w:t xml:space="preserve"> </w:t>
+      </w:r>
+      <w:proofErr w:type="spellStart"/>
+      <w:r>
+        <w:rPr>
+          <w:rFonts w:ascii="Times New Roman" w:hAnsi="Times New Roman" w:cs="Times New Roman"/>
+          <w:color w:val="000000" w:themeColor="text1"/>
+          <w:spacing w:val="3"/>
+          <w:sz w:val="26"/>
+          <w:szCs w:val="26"/>
+          <w:shd w:val="clear" w:color="auto" w:fill="FFFFFF"/>
+        </w:rPr>
+        <w:t>tại</w:t>
+      </w:r>
+      <w:proofErr w:type="spellEnd"/>
+      <w:r>
+        <w:rPr>
+          <w:rFonts w:ascii="Times New Roman" w:hAnsi="Times New Roman" w:cs="Times New Roman"/>
+          <w:color w:val="000000" w:themeColor="text1"/>
+          <w:spacing w:val="3"/>
+          <w:sz w:val="26"/>
+          <w:szCs w:val="26"/>
+          <w:shd w:val="clear" w:color="auto" w:fill="FFFFFF"/>
+        </w:rPr>
+        <w:t xml:space="preserve"> </w:t>
+      </w:r>
+      <w:proofErr w:type="spellStart"/>
+      <w:r>
+        <w:rPr>
+          <w:rFonts w:ascii="Times New Roman" w:hAnsi="Times New Roman" w:cs="Times New Roman"/>
+          <w:color w:val="000000" w:themeColor="text1"/>
+          <w:spacing w:val="3"/>
+          <w:sz w:val="26"/>
+          <w:szCs w:val="26"/>
+          <w:shd w:val="clear" w:color="auto" w:fill="FFFFFF"/>
+        </w:rPr>
+        <w:t>các</w:t>
+      </w:r>
+      <w:proofErr w:type="spellEnd"/>
+      <w:r>
+        <w:rPr>
+          <w:rFonts w:ascii="Times New Roman" w:hAnsi="Times New Roman" w:cs="Times New Roman"/>
+          <w:color w:val="000000" w:themeColor="text1"/>
+          <w:spacing w:val="3"/>
+          <w:sz w:val="26"/>
+          <w:szCs w:val="26"/>
+          <w:shd w:val="clear" w:color="auto" w:fill="FFFFFF"/>
+        </w:rPr>
+        <w:t xml:space="preserve"> </w:t>
+      </w:r>
+      <w:proofErr w:type="spellStart"/>
+      <w:r>
+        <w:rPr>
+          <w:rFonts w:ascii="Times New Roman" w:hAnsi="Times New Roman" w:cs="Times New Roman"/>
+          <w:color w:val="000000" w:themeColor="text1"/>
+          <w:spacing w:val="3"/>
+          <w:sz w:val="26"/>
+          <w:szCs w:val="26"/>
+          <w:shd w:val="clear" w:color="auto" w:fill="FFFFFF"/>
+        </w:rPr>
+        <w:t>điểm</w:t>
+      </w:r>
+      <w:proofErr w:type="spellEnd"/>
+      <w:r>
+        <w:rPr>
+          <w:rFonts w:ascii="Times New Roman" w:hAnsi="Times New Roman" w:cs="Times New Roman"/>
+          <w:color w:val="000000" w:themeColor="text1"/>
+          <w:spacing w:val="3"/>
+          <w:sz w:val="26"/>
+          <w:szCs w:val="26"/>
+          <w:shd w:val="clear" w:color="auto" w:fill="FFFFFF"/>
+        </w:rPr>
+        <w:t xml:space="preserve"> </w:t>
+      </w:r>
+      <w:proofErr w:type="spellStart"/>
+      <w:r>
+        <w:rPr>
+          <w:rFonts w:ascii="Times New Roman" w:hAnsi="Times New Roman" w:cs="Times New Roman"/>
+          <w:color w:val="000000" w:themeColor="text1"/>
+          <w:spacing w:val="3"/>
+          <w:sz w:val="26"/>
+          <w:szCs w:val="26"/>
+          <w:shd w:val="clear" w:color="auto" w:fill="FFFFFF"/>
+        </w:rPr>
+        <w:t>trọng</w:t>
+      </w:r>
+      <w:proofErr w:type="spellEnd"/>
+      <w:r>
+        <w:rPr>
+          <w:rFonts w:ascii="Times New Roman" w:hAnsi="Times New Roman" w:cs="Times New Roman"/>
+          <w:color w:val="000000" w:themeColor="text1"/>
+          <w:spacing w:val="3"/>
+          <w:sz w:val="26"/>
+          <w:szCs w:val="26"/>
+          <w:shd w:val="clear" w:color="auto" w:fill="FFFFFF"/>
+        </w:rPr>
+        <w:t xml:space="preserve"> </w:t>
+      </w:r>
+      <w:proofErr w:type="spellStart"/>
+      <w:r>
+        <w:rPr>
+          <w:rFonts w:ascii="Times New Roman" w:hAnsi="Times New Roman" w:cs="Times New Roman"/>
+          <w:color w:val="000000" w:themeColor="text1"/>
+          <w:spacing w:val="3"/>
+          <w:sz w:val="26"/>
+          <w:szCs w:val="26"/>
+          <w:shd w:val="clear" w:color="auto" w:fill="FFFFFF"/>
+        </w:rPr>
+        <w:t>yếu</w:t>
+      </w:r>
+      <w:proofErr w:type="spellEnd"/>
       <w:r>
         <w:rPr>
           <w:rFonts w:ascii="Times New Roman" w:hAnsi="Times New Roman" w:cs="Times New Roman"/>
@@ -1822,6 +4960,7 @@
           <w:sz w:val="26"/>
           <w:szCs w:val="26"/>
           <w:shd w:val="clear" w:color="auto" w:fill="FFFFFF"/>
+          <w:lang w:val="vi-VN"/>
         </w:rPr>
       </w:pPr>
       <w:r>
@@ -1832,49 +4971,392 @@
           <w:sz w:val="26"/>
           <w:szCs w:val="26"/>
           <w:shd w:val="clear" w:color="auto" w:fill="FFFFFF"/>
-        </w:rPr>
-        <w:t xml:space="preserve">+ Các trạm bơm: Yên Sở (vận hành 0/20 bơm tại thời điểm </w:t>
-      </w:r>
-      <w:r>
-        <w:rPr>
-          <w:rFonts w:ascii="Times New Roman" w:hAnsi="Times New Roman" w:cs="Times New Roman"/>
-          <w:color w:val="000000" w:themeColor="text1"/>
-          <w:spacing w:val="3"/>
-          <w:sz w:val="26"/>
-          <w:szCs w:val="26"/>
-          <w:shd w:val="clear" w:color="auto" w:fill="FFFFFF"/>
-        </w:rPr>
-        <w:t>{hh}</w:t>
-      </w:r>
-      <w:r>
-        <w:rPr>
-          <w:rFonts w:ascii="Times New Roman" w:hAnsi="Times New Roman" w:cs="Times New Roman"/>
-          <w:sz w:val="26"/>
-          <w:szCs w:val="26"/>
-        </w:rPr>
-        <w:t>),</w:t>
-      </w:r>
-      <w:r>
-        <w:rPr>
-          <w:rFonts w:ascii="Times New Roman" w:hAnsi="Times New Roman" w:cs="Times New Roman"/>
-          <w:color w:val="000000" w:themeColor="text1"/>
-          <w:spacing w:val="3"/>
-          <w:sz w:val="26"/>
-          <w:szCs w:val="26"/>
-          <w:shd w:val="clear" w:color="auto" w:fill="FFFFFF"/>
-        </w:rPr>
-        <w:t xml:space="preserve"> Cổ Nhuế, Đồng Bông 1 được vận hành sớm nhằm hạ mực nước trên hệ thống thoát nước.</w:t>
-      </w:r>
-      <w:r>
-        <w:rPr>
-          <w:rFonts w:ascii="Times New Roman" w:hAnsi="Times New Roman" w:cs="Times New Roman"/>
-          <w:color w:val="000000" w:themeColor="text1"/>
-          <w:spacing w:val="3"/>
-          <w:sz w:val="26"/>
-          <w:szCs w:val="26"/>
-          <w:shd w:val="clear" w:color="auto" w:fill="FFFFFF"/>
-        </w:rPr>
-        <w:t xml:space="preserve"> </w:t>
+          <w:lang w:val="vi-VN"/>
+        </w:rPr>
+        <w:t xml:space="preserve">+ </w:t>
+      </w:r>
+      <w:r>
+        <w:rPr>
+          <w:rFonts w:ascii="Times New Roman" w:hAnsi="Times New Roman" w:cs="Times New Roman"/>
+          <w:color w:val="000000" w:themeColor="text1"/>
+          <w:spacing w:val="3"/>
+          <w:sz w:val="26"/>
+          <w:szCs w:val="26"/>
+          <w:shd w:val="clear" w:color="auto" w:fill="FFFFFF"/>
+        </w:rPr>
+        <w:t xml:space="preserve">Các </w:t>
+      </w:r>
+      <w:proofErr w:type="spellStart"/>
+      <w:r>
+        <w:rPr>
+          <w:rFonts w:ascii="Times New Roman" w:hAnsi="Times New Roman" w:cs="Times New Roman"/>
+          <w:color w:val="000000" w:themeColor="text1"/>
+          <w:spacing w:val="3"/>
+          <w:sz w:val="26"/>
+          <w:szCs w:val="26"/>
+          <w:shd w:val="clear" w:color="auto" w:fill="FFFFFF"/>
+        </w:rPr>
+        <w:t>trạm</w:t>
+      </w:r>
+      <w:proofErr w:type="spellEnd"/>
+      <w:r>
+        <w:rPr>
+          <w:rFonts w:ascii="Times New Roman" w:hAnsi="Times New Roman" w:cs="Times New Roman"/>
+          <w:color w:val="000000" w:themeColor="text1"/>
+          <w:spacing w:val="3"/>
+          <w:sz w:val="26"/>
+          <w:szCs w:val="26"/>
+          <w:shd w:val="clear" w:color="auto" w:fill="FFFFFF"/>
+        </w:rPr>
+        <w:t xml:space="preserve"> </w:t>
+      </w:r>
+      <w:proofErr w:type="spellStart"/>
+      <w:r>
+        <w:rPr>
+          <w:rFonts w:ascii="Times New Roman" w:hAnsi="Times New Roman" w:cs="Times New Roman"/>
+          <w:color w:val="000000" w:themeColor="text1"/>
+          <w:spacing w:val="3"/>
+          <w:sz w:val="26"/>
+          <w:szCs w:val="26"/>
+          <w:shd w:val="clear" w:color="auto" w:fill="FFFFFF"/>
+        </w:rPr>
+        <w:t>bơm</w:t>
+      </w:r>
+      <w:proofErr w:type="spellEnd"/>
+      <w:r>
+        <w:rPr>
+          <w:rFonts w:ascii="Times New Roman" w:hAnsi="Times New Roman" w:cs="Times New Roman"/>
+          <w:color w:val="000000" w:themeColor="text1"/>
+          <w:spacing w:val="3"/>
+          <w:sz w:val="26"/>
+          <w:szCs w:val="26"/>
+          <w:shd w:val="clear" w:color="auto" w:fill="FFFFFF"/>
+        </w:rPr>
+        <w:t>:</w:t>
+      </w:r>
+      <w:r>
+        <w:rPr>
+          <w:rFonts w:ascii="Times New Roman" w:hAnsi="Times New Roman" w:cs="Times New Roman"/>
+          <w:color w:val="000000" w:themeColor="text1"/>
+          <w:spacing w:val="3"/>
+          <w:sz w:val="26"/>
+          <w:szCs w:val="26"/>
+          <w:shd w:val="clear" w:color="auto" w:fill="FFFFFF"/>
+          <w:lang w:val="vi-VN"/>
+        </w:rPr>
+        <w:t xml:space="preserve"> {noi_dung_tram_bom} </w:t>
+      </w:r>
+      <w:proofErr w:type="spellStart"/>
+      <w:r>
+        <w:rPr>
+          <w:rFonts w:ascii="Times New Roman" w:hAnsi="Times New Roman" w:cs="Times New Roman"/>
+          <w:color w:val="000000" w:themeColor="text1"/>
+          <w:spacing w:val="3"/>
+          <w:sz w:val="26"/>
+          <w:szCs w:val="26"/>
+          <w:shd w:val="clear" w:color="auto" w:fill="FFFFFF"/>
+        </w:rPr>
+        <w:t>được</w:t>
+      </w:r>
+      <w:proofErr w:type="spellEnd"/>
+      <w:r>
+        <w:rPr>
+          <w:rFonts w:ascii="Times New Roman" w:hAnsi="Times New Roman" w:cs="Times New Roman"/>
+          <w:color w:val="000000" w:themeColor="text1"/>
+          <w:spacing w:val="3"/>
+          <w:sz w:val="26"/>
+          <w:szCs w:val="26"/>
+          <w:shd w:val="clear" w:color="auto" w:fill="FFFFFF"/>
+        </w:rPr>
+        <w:t xml:space="preserve"> </w:t>
+      </w:r>
+      <w:proofErr w:type="spellStart"/>
+      <w:r>
+        <w:rPr>
+          <w:rFonts w:ascii="Times New Roman" w:hAnsi="Times New Roman" w:cs="Times New Roman"/>
+          <w:color w:val="000000" w:themeColor="text1"/>
+          <w:spacing w:val="3"/>
+          <w:sz w:val="26"/>
+          <w:szCs w:val="26"/>
+          <w:shd w:val="clear" w:color="auto" w:fill="FFFFFF"/>
+        </w:rPr>
+        <w:t>vận</w:t>
+      </w:r>
+      <w:proofErr w:type="spellEnd"/>
+      <w:r>
+        <w:rPr>
+          <w:rFonts w:ascii="Times New Roman" w:hAnsi="Times New Roman" w:cs="Times New Roman"/>
+          <w:color w:val="000000" w:themeColor="text1"/>
+          <w:spacing w:val="3"/>
+          <w:sz w:val="26"/>
+          <w:szCs w:val="26"/>
+          <w:shd w:val="clear" w:color="auto" w:fill="FFFFFF"/>
+        </w:rPr>
+        <w:t xml:space="preserve"> </w:t>
+      </w:r>
+      <w:proofErr w:type="spellStart"/>
+      <w:r>
+        <w:rPr>
+          <w:rFonts w:ascii="Times New Roman" w:hAnsi="Times New Roman" w:cs="Times New Roman"/>
+          <w:color w:val="000000" w:themeColor="text1"/>
+          <w:spacing w:val="3"/>
+          <w:sz w:val="26"/>
+          <w:szCs w:val="26"/>
+          <w:shd w:val="clear" w:color="auto" w:fill="FFFFFF"/>
+        </w:rPr>
+        <w:t>hành</w:t>
+      </w:r>
+      <w:proofErr w:type="spellEnd"/>
+      <w:r>
+        <w:rPr>
+          <w:rFonts w:ascii="Times New Roman" w:hAnsi="Times New Roman" w:cs="Times New Roman"/>
+          <w:color w:val="000000" w:themeColor="text1"/>
+          <w:spacing w:val="3"/>
+          <w:sz w:val="26"/>
+          <w:szCs w:val="26"/>
+          <w:shd w:val="clear" w:color="auto" w:fill="FFFFFF"/>
+        </w:rPr>
+        <w:t xml:space="preserve"> </w:t>
+      </w:r>
+      <w:proofErr w:type="spellStart"/>
+      <w:r>
+        <w:rPr>
+          <w:rFonts w:ascii="Times New Roman" w:hAnsi="Times New Roman" w:cs="Times New Roman"/>
+          <w:color w:val="000000" w:themeColor="text1"/>
+          <w:spacing w:val="3"/>
+          <w:sz w:val="26"/>
+          <w:szCs w:val="26"/>
+          <w:shd w:val="clear" w:color="auto" w:fill="FFFFFF"/>
+        </w:rPr>
+        <w:t>sớm</w:t>
+      </w:r>
+      <w:proofErr w:type="spellEnd"/>
+      <w:r>
+        <w:rPr>
+          <w:rFonts w:ascii="Times New Roman" w:hAnsi="Times New Roman" w:cs="Times New Roman"/>
+          <w:color w:val="000000" w:themeColor="text1"/>
+          <w:spacing w:val="3"/>
+          <w:sz w:val="26"/>
+          <w:szCs w:val="26"/>
+          <w:shd w:val="clear" w:color="auto" w:fill="FFFFFF"/>
+        </w:rPr>
+        <w:t xml:space="preserve"> </w:t>
+      </w:r>
+      <w:proofErr w:type="spellStart"/>
+      <w:r>
+        <w:rPr>
+          <w:rFonts w:ascii="Times New Roman" w:hAnsi="Times New Roman" w:cs="Times New Roman"/>
+          <w:color w:val="000000" w:themeColor="text1"/>
+          <w:spacing w:val="3"/>
+          <w:sz w:val="26"/>
+          <w:szCs w:val="26"/>
+          <w:shd w:val="clear" w:color="auto" w:fill="FFFFFF"/>
+        </w:rPr>
+        <w:t>nhằm</w:t>
+      </w:r>
+      <w:proofErr w:type="spellEnd"/>
+      <w:r>
+        <w:rPr>
+          <w:rFonts w:ascii="Times New Roman" w:hAnsi="Times New Roman" w:cs="Times New Roman"/>
+          <w:color w:val="000000" w:themeColor="text1"/>
+          <w:spacing w:val="3"/>
+          <w:sz w:val="26"/>
+          <w:szCs w:val="26"/>
+          <w:shd w:val="clear" w:color="auto" w:fill="FFFFFF"/>
+        </w:rPr>
+        <w:t xml:space="preserve"> </w:t>
+      </w:r>
+      <w:proofErr w:type="spellStart"/>
+      <w:r>
+        <w:rPr>
+          <w:rFonts w:ascii="Times New Roman" w:hAnsi="Times New Roman" w:cs="Times New Roman"/>
+          <w:color w:val="000000" w:themeColor="text1"/>
+          <w:spacing w:val="3"/>
+          <w:sz w:val="26"/>
+          <w:szCs w:val="26"/>
+          <w:shd w:val="clear" w:color="auto" w:fill="FFFFFF"/>
+        </w:rPr>
+        <w:t>hạ</w:t>
+      </w:r>
+      <w:proofErr w:type="spellEnd"/>
+      <w:r>
+        <w:rPr>
+          <w:rFonts w:ascii="Times New Roman" w:hAnsi="Times New Roman" w:cs="Times New Roman"/>
+          <w:color w:val="000000" w:themeColor="text1"/>
+          <w:spacing w:val="3"/>
+          <w:sz w:val="26"/>
+          <w:szCs w:val="26"/>
+          <w:shd w:val="clear" w:color="auto" w:fill="FFFFFF"/>
+        </w:rPr>
+        <w:t xml:space="preserve"> </w:t>
+      </w:r>
+      <w:proofErr w:type="spellStart"/>
+      <w:r>
+        <w:rPr>
+          <w:rFonts w:ascii="Times New Roman" w:hAnsi="Times New Roman" w:cs="Times New Roman"/>
+          <w:color w:val="000000" w:themeColor="text1"/>
+          <w:spacing w:val="3"/>
+          <w:sz w:val="26"/>
+          <w:szCs w:val="26"/>
+          <w:shd w:val="clear" w:color="auto" w:fill="FFFFFF"/>
+        </w:rPr>
+        <w:t>mực</w:t>
+      </w:r>
+      <w:proofErr w:type="spellEnd"/>
+      <w:r>
+        <w:rPr>
+          <w:rFonts w:ascii="Times New Roman" w:hAnsi="Times New Roman" w:cs="Times New Roman"/>
+          <w:color w:val="000000" w:themeColor="text1"/>
+          <w:spacing w:val="3"/>
+          <w:sz w:val="26"/>
+          <w:szCs w:val="26"/>
+          <w:shd w:val="clear" w:color="auto" w:fill="FFFFFF"/>
+        </w:rPr>
+        <w:t xml:space="preserve"> </w:t>
+      </w:r>
+      <w:proofErr w:type="spellStart"/>
+      <w:r>
+        <w:rPr>
+          <w:rFonts w:ascii="Times New Roman" w:hAnsi="Times New Roman" w:cs="Times New Roman"/>
+          <w:color w:val="000000" w:themeColor="text1"/>
+          <w:spacing w:val="3"/>
+          <w:sz w:val="26"/>
+          <w:szCs w:val="26"/>
+          <w:shd w:val="clear" w:color="auto" w:fill="FFFFFF"/>
+        </w:rPr>
+        <w:t>nước</w:t>
+      </w:r>
+      <w:proofErr w:type="spellEnd"/>
+      <w:r>
+        <w:rPr>
+          <w:rFonts w:ascii="Times New Roman" w:hAnsi="Times New Roman" w:cs="Times New Roman"/>
+          <w:color w:val="000000" w:themeColor="text1"/>
+          <w:spacing w:val="3"/>
+          <w:sz w:val="26"/>
+          <w:szCs w:val="26"/>
+          <w:shd w:val="clear" w:color="auto" w:fill="FFFFFF"/>
+        </w:rPr>
+        <w:t xml:space="preserve"> </w:t>
+      </w:r>
+      <w:proofErr w:type="spellStart"/>
+      <w:r>
+        <w:rPr>
+          <w:rFonts w:ascii="Times New Roman" w:hAnsi="Times New Roman" w:cs="Times New Roman"/>
+          <w:color w:val="000000" w:themeColor="text1"/>
+          <w:spacing w:val="3"/>
+          <w:sz w:val="26"/>
+          <w:szCs w:val="26"/>
+          <w:shd w:val="clear" w:color="auto" w:fill="FFFFFF"/>
+        </w:rPr>
+        <w:t>trên</w:t>
+      </w:r>
+      <w:proofErr w:type="spellEnd"/>
+      <w:r>
+        <w:rPr>
+          <w:rFonts w:ascii="Times New Roman" w:hAnsi="Times New Roman" w:cs="Times New Roman"/>
+          <w:color w:val="000000" w:themeColor="text1"/>
+          <w:spacing w:val="3"/>
+          <w:sz w:val="26"/>
+          <w:szCs w:val="26"/>
+          <w:shd w:val="clear" w:color="auto" w:fill="FFFFFF"/>
+        </w:rPr>
+        <w:t xml:space="preserve"> </w:t>
+      </w:r>
+      <w:proofErr w:type="spellStart"/>
+      <w:r>
+        <w:rPr>
+          <w:rFonts w:ascii="Times New Roman" w:hAnsi="Times New Roman" w:cs="Times New Roman"/>
+          <w:color w:val="000000" w:themeColor="text1"/>
+          <w:spacing w:val="3"/>
+          <w:sz w:val="26"/>
+          <w:szCs w:val="26"/>
+          <w:shd w:val="clear" w:color="auto" w:fill="FFFFFF"/>
+        </w:rPr>
+        <w:t>hệ</w:t>
+      </w:r>
+      <w:proofErr w:type="spellEnd"/>
+      <w:r>
+        <w:rPr>
+          <w:rFonts w:ascii="Times New Roman" w:hAnsi="Times New Roman" w:cs="Times New Roman"/>
+          <w:color w:val="000000" w:themeColor="text1"/>
+          <w:spacing w:val="3"/>
+          <w:sz w:val="26"/>
+          <w:szCs w:val="26"/>
+          <w:shd w:val="clear" w:color="auto" w:fill="FFFFFF"/>
+        </w:rPr>
+        <w:t xml:space="preserve"> </w:t>
+      </w:r>
+      <w:proofErr w:type="spellStart"/>
+      <w:r>
+        <w:rPr>
+          <w:rFonts w:ascii="Times New Roman" w:hAnsi="Times New Roman" w:cs="Times New Roman"/>
+          <w:color w:val="000000" w:themeColor="text1"/>
+          <w:spacing w:val="3"/>
+          <w:sz w:val="26"/>
+          <w:szCs w:val="26"/>
+          <w:shd w:val="clear" w:color="auto" w:fill="FFFFFF"/>
+        </w:rPr>
+        <w:t>thống</w:t>
+      </w:r>
+      <w:proofErr w:type="spellEnd"/>
+      <w:r>
+        <w:rPr>
+          <w:rFonts w:ascii="Times New Roman" w:hAnsi="Times New Roman" w:cs="Times New Roman"/>
+          <w:color w:val="000000" w:themeColor="text1"/>
+          <w:spacing w:val="3"/>
+          <w:sz w:val="26"/>
+          <w:szCs w:val="26"/>
+          <w:shd w:val="clear" w:color="auto" w:fill="FFFFFF"/>
+        </w:rPr>
+        <w:t xml:space="preserve"> </w:t>
+      </w:r>
+      <w:proofErr w:type="spellStart"/>
+      <w:r>
+        <w:rPr>
+          <w:rFonts w:ascii="Times New Roman" w:hAnsi="Times New Roman" w:cs="Times New Roman"/>
+          <w:color w:val="000000" w:themeColor="text1"/>
+          <w:spacing w:val="3"/>
+          <w:sz w:val="26"/>
+          <w:szCs w:val="26"/>
+          <w:shd w:val="clear" w:color="auto" w:fill="FFFFFF"/>
+        </w:rPr>
+        <w:t>thoát</w:t>
+      </w:r>
+      <w:proofErr w:type="spellEnd"/>
+      <w:r>
+        <w:rPr>
+          <w:rFonts w:ascii="Times New Roman" w:hAnsi="Times New Roman" w:cs="Times New Roman"/>
+          <w:color w:val="000000" w:themeColor="text1"/>
+          <w:spacing w:val="3"/>
+          <w:sz w:val="26"/>
+          <w:szCs w:val="26"/>
+          <w:shd w:val="clear" w:color="auto" w:fill="FFFFFF"/>
+        </w:rPr>
+        <w:t xml:space="preserve"> </w:t>
+      </w:r>
+      <w:proofErr w:type="spellStart"/>
+      <w:r>
+        <w:rPr>
+          <w:rFonts w:ascii="Times New Roman" w:hAnsi="Times New Roman" w:cs="Times New Roman"/>
+          <w:color w:val="000000" w:themeColor="text1"/>
+          <w:spacing w:val="3"/>
+          <w:sz w:val="26"/>
+          <w:szCs w:val="26"/>
+          <w:shd w:val="clear" w:color="auto" w:fill="FFFFFF"/>
+        </w:rPr>
+        <w:t>nước</w:t>
+      </w:r>
+      <w:proofErr w:type="spellEnd"/>
+      <w:r>
+        <w:rPr>
+          <w:rFonts w:ascii="Times New Roman" w:hAnsi="Times New Roman" w:cs="Times New Roman"/>
+          <w:color w:val="000000" w:themeColor="text1"/>
+          <w:spacing w:val="3"/>
+          <w:sz w:val="26"/>
+          <w:szCs w:val="26"/>
+          <w:shd w:val="clear" w:color="auto" w:fill="FFFFFF"/>
+        </w:rPr>
+        <w:t>.</w:t>
       </w:r>
     </w:p>
     <w:p>
@@ -1900,7 +5382,439 @@
           <w:szCs w:val="26"/>
           <w:shd w:val="clear" w:color="auto" w:fill="FFFFFF"/>
         </w:rPr>
-        <w:t xml:space="preserve">+ Các cửa phai vận hành đúng quy trình, bảo đảm an toàn giao thông tại các khu vực thấp trũng. </w:t>
+        <w:t xml:space="preserve">+ Các </w:t>
+      </w:r>
+      <w:proofErr w:type="spellStart"/>
+      <w:r>
+        <w:rPr>
+          <w:rFonts w:ascii="Times New Roman" w:hAnsi="Times New Roman" w:cs="Times New Roman"/>
+          <w:color w:val="000000" w:themeColor="text1"/>
+          <w:spacing w:val="3"/>
+          <w:sz w:val="26"/>
+          <w:szCs w:val="26"/>
+          <w:shd w:val="clear" w:color="auto" w:fill="FFFFFF"/>
+        </w:rPr>
+        <w:t>cửa</w:t>
+      </w:r>
+      <w:proofErr w:type="spellEnd"/>
+      <w:r>
+        <w:rPr>
+          <w:rFonts w:ascii="Times New Roman" w:hAnsi="Times New Roman" w:cs="Times New Roman"/>
+          <w:color w:val="000000" w:themeColor="text1"/>
+          <w:spacing w:val="3"/>
+          <w:sz w:val="26"/>
+          <w:szCs w:val="26"/>
+          <w:shd w:val="clear" w:color="auto" w:fill="FFFFFF"/>
+        </w:rPr>
+        <w:t xml:space="preserve"> </w:t>
+      </w:r>
+      <w:proofErr w:type="spellStart"/>
+      <w:r>
+        <w:rPr>
+          <w:rFonts w:ascii="Times New Roman" w:hAnsi="Times New Roman" w:cs="Times New Roman"/>
+          <w:color w:val="000000" w:themeColor="text1"/>
+          <w:spacing w:val="3"/>
+          <w:sz w:val="26"/>
+          <w:szCs w:val="26"/>
+          <w:shd w:val="clear" w:color="auto" w:fill="FFFFFF"/>
+        </w:rPr>
+        <w:t>phai</w:t>
+      </w:r>
+      <w:proofErr w:type="spellEnd"/>
+      <w:r>
+        <w:rPr>
+          <w:rFonts w:ascii="Times New Roman" w:hAnsi="Times New Roman" w:cs="Times New Roman"/>
+          <w:color w:val="000000" w:themeColor="text1"/>
+          <w:spacing w:val="3"/>
+          <w:sz w:val="26"/>
+          <w:szCs w:val="26"/>
+          <w:shd w:val="clear" w:color="auto" w:fill="FFFFFF"/>
+        </w:rPr>
+        <w:t xml:space="preserve"> </w:t>
+      </w:r>
+      <w:proofErr w:type="spellStart"/>
+      <w:r>
+        <w:rPr>
+          <w:rFonts w:ascii="Times New Roman" w:hAnsi="Times New Roman" w:cs="Times New Roman"/>
+          <w:color w:val="000000" w:themeColor="text1"/>
+          <w:spacing w:val="3"/>
+          <w:sz w:val="26"/>
+          <w:szCs w:val="26"/>
+          <w:shd w:val="clear" w:color="auto" w:fill="FFFFFF"/>
+        </w:rPr>
+        <w:t>vận</w:t>
+      </w:r>
+      <w:proofErr w:type="spellEnd"/>
+      <w:r>
+        <w:rPr>
+          <w:rFonts w:ascii="Times New Roman" w:hAnsi="Times New Roman" w:cs="Times New Roman"/>
+          <w:color w:val="000000" w:themeColor="text1"/>
+          <w:spacing w:val="3"/>
+          <w:sz w:val="26"/>
+          <w:szCs w:val="26"/>
+          <w:shd w:val="clear" w:color="auto" w:fill="FFFFFF"/>
+        </w:rPr>
+        <w:t xml:space="preserve"> </w:t>
+      </w:r>
+      <w:proofErr w:type="spellStart"/>
+      <w:r>
+        <w:rPr>
+          <w:rFonts w:ascii="Times New Roman" w:hAnsi="Times New Roman" w:cs="Times New Roman"/>
+          <w:color w:val="000000" w:themeColor="text1"/>
+          <w:spacing w:val="3"/>
+          <w:sz w:val="26"/>
+          <w:szCs w:val="26"/>
+          <w:shd w:val="clear" w:color="auto" w:fill="FFFFFF"/>
+        </w:rPr>
+        <w:t>hành</w:t>
+      </w:r>
+      <w:proofErr w:type="spellEnd"/>
+      <w:r>
+        <w:rPr>
+          <w:rFonts w:ascii="Times New Roman" w:hAnsi="Times New Roman" w:cs="Times New Roman"/>
+          <w:color w:val="000000" w:themeColor="text1"/>
+          <w:spacing w:val="3"/>
+          <w:sz w:val="26"/>
+          <w:szCs w:val="26"/>
+          <w:shd w:val="clear" w:color="auto" w:fill="FFFFFF"/>
+        </w:rPr>
+        <w:t xml:space="preserve"> </w:t>
+      </w:r>
+      <w:proofErr w:type="spellStart"/>
+      <w:r>
+        <w:rPr>
+          <w:rFonts w:ascii="Times New Roman" w:hAnsi="Times New Roman" w:cs="Times New Roman"/>
+          <w:color w:val="000000" w:themeColor="text1"/>
+          <w:spacing w:val="3"/>
+          <w:sz w:val="26"/>
+          <w:szCs w:val="26"/>
+          <w:shd w:val="clear" w:color="auto" w:fill="FFFFFF"/>
+        </w:rPr>
+        <w:t>đúng</w:t>
+      </w:r>
+      <w:proofErr w:type="spellEnd"/>
+      <w:r>
+        <w:rPr>
+          <w:rFonts w:ascii="Times New Roman" w:hAnsi="Times New Roman" w:cs="Times New Roman"/>
+          <w:color w:val="000000" w:themeColor="text1"/>
+          <w:spacing w:val="3"/>
+          <w:sz w:val="26"/>
+          <w:szCs w:val="26"/>
+          <w:shd w:val="clear" w:color="auto" w:fill="FFFFFF"/>
+        </w:rPr>
+        <w:t xml:space="preserve"> </w:t>
+      </w:r>
+      <w:proofErr w:type="spellStart"/>
+      <w:r>
+        <w:rPr>
+          <w:rFonts w:ascii="Times New Roman" w:hAnsi="Times New Roman" w:cs="Times New Roman"/>
+          <w:color w:val="000000" w:themeColor="text1"/>
+          <w:spacing w:val="3"/>
+          <w:sz w:val="26"/>
+          <w:szCs w:val="26"/>
+          <w:shd w:val="clear" w:color="auto" w:fill="FFFFFF"/>
+        </w:rPr>
+        <w:t>quy</w:t>
+      </w:r>
+      <w:proofErr w:type="spellEnd"/>
+      <w:r>
+        <w:rPr>
+          <w:rFonts w:ascii="Times New Roman" w:hAnsi="Times New Roman" w:cs="Times New Roman"/>
+          <w:color w:val="000000" w:themeColor="text1"/>
+          <w:spacing w:val="3"/>
+          <w:sz w:val="26"/>
+          <w:szCs w:val="26"/>
+          <w:shd w:val="clear" w:color="auto" w:fill="FFFFFF"/>
+        </w:rPr>
+        <w:t xml:space="preserve"> </w:t>
+      </w:r>
+      <w:proofErr w:type="spellStart"/>
+      <w:r>
+        <w:rPr>
+          <w:rFonts w:ascii="Times New Roman" w:hAnsi="Times New Roman" w:cs="Times New Roman"/>
+          <w:color w:val="000000" w:themeColor="text1"/>
+          <w:spacing w:val="3"/>
+          <w:sz w:val="26"/>
+          <w:szCs w:val="26"/>
+          <w:shd w:val="clear" w:color="auto" w:fill="FFFFFF"/>
+        </w:rPr>
+        <w:t>trình</w:t>
+      </w:r>
+      <w:proofErr w:type="spellEnd"/>
+      <w:r>
+        <w:rPr>
+          <w:rFonts w:ascii="Times New Roman" w:hAnsi="Times New Roman" w:cs="Times New Roman"/>
+          <w:color w:val="000000" w:themeColor="text1"/>
+          <w:spacing w:val="3"/>
+          <w:sz w:val="26"/>
+          <w:szCs w:val="26"/>
+          <w:shd w:val="clear" w:color="auto" w:fill="FFFFFF"/>
+        </w:rPr>
+        <w:t xml:space="preserve">, </w:t>
+      </w:r>
+      <w:proofErr w:type="spellStart"/>
+      <w:r>
+        <w:rPr>
+          <w:rFonts w:ascii="Times New Roman" w:hAnsi="Times New Roman" w:cs="Times New Roman"/>
+          <w:color w:val="000000" w:themeColor="text1"/>
+          <w:spacing w:val="3"/>
+          <w:sz w:val="26"/>
+          <w:szCs w:val="26"/>
+          <w:shd w:val="clear" w:color="auto" w:fill="FFFFFF"/>
+        </w:rPr>
+        <w:t>bảo</w:t>
+      </w:r>
+      <w:proofErr w:type="spellEnd"/>
+      <w:r>
+        <w:rPr>
+          <w:rFonts w:ascii="Times New Roman" w:hAnsi="Times New Roman" w:cs="Times New Roman"/>
+          <w:color w:val="000000" w:themeColor="text1"/>
+          <w:spacing w:val="3"/>
+          <w:sz w:val="26"/>
+          <w:szCs w:val="26"/>
+          <w:shd w:val="clear" w:color="auto" w:fill="FFFFFF"/>
+        </w:rPr>
+        <w:t xml:space="preserve"> </w:t>
+      </w:r>
+      <w:proofErr w:type="spellStart"/>
+      <w:r>
+        <w:rPr>
+          <w:rFonts w:ascii="Times New Roman" w:hAnsi="Times New Roman" w:cs="Times New Roman"/>
+          <w:color w:val="000000" w:themeColor="text1"/>
+          <w:spacing w:val="3"/>
+          <w:sz w:val="26"/>
+          <w:szCs w:val="26"/>
+          <w:shd w:val="clear" w:color="auto" w:fill="FFFFFF"/>
+        </w:rPr>
+        <w:t>đảm</w:t>
+      </w:r>
+      <w:proofErr w:type="spellEnd"/>
+      <w:r>
+        <w:rPr>
+          <w:rFonts w:ascii="Times New Roman" w:hAnsi="Times New Roman" w:cs="Times New Roman"/>
+          <w:color w:val="000000" w:themeColor="text1"/>
+          <w:spacing w:val="3"/>
+          <w:sz w:val="26"/>
+          <w:szCs w:val="26"/>
+          <w:shd w:val="clear" w:color="auto" w:fill="FFFFFF"/>
+        </w:rPr>
+        <w:t xml:space="preserve"> an </w:t>
+      </w:r>
+      <w:proofErr w:type="spellStart"/>
+      <w:r>
+        <w:rPr>
+          <w:rFonts w:ascii="Times New Roman" w:hAnsi="Times New Roman" w:cs="Times New Roman"/>
+          <w:color w:val="000000" w:themeColor="text1"/>
+          <w:spacing w:val="3"/>
+          <w:sz w:val="26"/>
+          <w:szCs w:val="26"/>
+          <w:shd w:val="clear" w:color="auto" w:fill="FFFFFF"/>
+        </w:rPr>
+        <w:t>toàn</w:t>
+      </w:r>
+      <w:proofErr w:type="spellEnd"/>
+      <w:r>
+        <w:rPr>
+          <w:rFonts w:ascii="Times New Roman" w:hAnsi="Times New Roman" w:cs="Times New Roman"/>
+          <w:color w:val="000000" w:themeColor="text1"/>
+          <w:spacing w:val="3"/>
+          <w:sz w:val="26"/>
+          <w:szCs w:val="26"/>
+          <w:shd w:val="clear" w:color="auto" w:fill="FFFFFF"/>
+        </w:rPr>
+        <w:t xml:space="preserve"> </w:t>
+      </w:r>
+      <w:proofErr w:type="spellStart"/>
+      <w:r>
+        <w:rPr>
+          <w:rFonts w:ascii="Times New Roman" w:hAnsi="Times New Roman" w:cs="Times New Roman"/>
+          <w:color w:val="000000" w:themeColor="text1"/>
+          <w:spacing w:val="3"/>
+          <w:sz w:val="26"/>
+          <w:szCs w:val="26"/>
+          <w:shd w:val="clear" w:color="auto" w:fill="FFFFFF"/>
+        </w:rPr>
+        <w:t>giao</w:t>
+      </w:r>
+      <w:proofErr w:type="spellEnd"/>
+      <w:r>
+        <w:rPr>
+          <w:rFonts w:ascii="Times New Roman" w:hAnsi="Times New Roman" w:cs="Times New Roman"/>
+          <w:color w:val="000000" w:themeColor="text1"/>
+          <w:spacing w:val="3"/>
+          <w:sz w:val="26"/>
+          <w:szCs w:val="26"/>
+          <w:shd w:val="clear" w:color="auto" w:fill="FFFFFF"/>
+        </w:rPr>
+        <w:t xml:space="preserve"> </w:t>
+      </w:r>
+      <w:proofErr w:type="spellStart"/>
+      <w:r>
+        <w:rPr>
+          <w:rFonts w:ascii="Times New Roman" w:hAnsi="Times New Roman" w:cs="Times New Roman"/>
+          <w:color w:val="000000" w:themeColor="text1"/>
+          <w:spacing w:val="3"/>
+          <w:sz w:val="26"/>
+          <w:szCs w:val="26"/>
+          <w:shd w:val="clear" w:color="auto" w:fill="FFFFFF"/>
+        </w:rPr>
+        <w:t>thông</w:t>
+      </w:r>
+      <w:proofErr w:type="spellEnd"/>
+      <w:r>
+        <w:rPr>
+          <w:rFonts w:ascii="Times New Roman" w:hAnsi="Times New Roman" w:cs="Times New Roman"/>
+          <w:color w:val="000000" w:themeColor="text1"/>
+          <w:spacing w:val="3"/>
+          <w:sz w:val="26"/>
+          <w:szCs w:val="26"/>
+          <w:shd w:val="clear" w:color="auto" w:fill="FFFFFF"/>
+        </w:rPr>
+        <w:t xml:space="preserve"> </w:t>
+      </w:r>
+      <w:proofErr w:type="spellStart"/>
+      <w:r>
+        <w:rPr>
+          <w:rFonts w:ascii="Times New Roman" w:hAnsi="Times New Roman" w:cs="Times New Roman"/>
+          <w:color w:val="000000" w:themeColor="text1"/>
+          <w:spacing w:val="3"/>
+          <w:sz w:val="26"/>
+          <w:szCs w:val="26"/>
+          <w:shd w:val="clear" w:color="auto" w:fill="FFFFFF"/>
+        </w:rPr>
+        <w:t>tại</w:t>
+      </w:r>
+      <w:proofErr w:type="spellEnd"/>
+      <w:r>
+        <w:rPr>
+          <w:rFonts w:ascii="Times New Roman" w:hAnsi="Times New Roman" w:cs="Times New Roman"/>
+          <w:color w:val="000000" w:themeColor="text1"/>
+          <w:spacing w:val="3"/>
+          <w:sz w:val="26"/>
+          <w:szCs w:val="26"/>
+          <w:shd w:val="clear" w:color="auto" w:fill="FFFFFF"/>
+        </w:rPr>
+        <w:t xml:space="preserve"> </w:t>
+      </w:r>
+      <w:proofErr w:type="spellStart"/>
+      <w:r>
+        <w:rPr>
+          <w:rFonts w:ascii="Times New Roman" w:hAnsi="Times New Roman" w:cs="Times New Roman"/>
+          <w:color w:val="000000" w:themeColor="text1"/>
+          <w:spacing w:val="3"/>
+          <w:sz w:val="26"/>
+          <w:szCs w:val="26"/>
+          <w:shd w:val="clear" w:color="auto" w:fill="FFFFFF"/>
+        </w:rPr>
+        <w:t>các</w:t>
+      </w:r>
+      <w:proofErr w:type="spellEnd"/>
+      <w:r>
+        <w:rPr>
+          <w:rFonts w:ascii="Times New Roman" w:hAnsi="Times New Roman" w:cs="Times New Roman"/>
+          <w:color w:val="000000" w:themeColor="text1"/>
+          <w:spacing w:val="3"/>
+          <w:sz w:val="26"/>
+          <w:szCs w:val="26"/>
+          <w:shd w:val="clear" w:color="auto" w:fill="FFFFFF"/>
+        </w:rPr>
+        <w:t xml:space="preserve"> </w:t>
+      </w:r>
+      <w:proofErr w:type="spellStart"/>
+      <w:r>
+        <w:rPr>
+          <w:rFonts w:ascii="Times New Roman" w:hAnsi="Times New Roman" w:cs="Times New Roman"/>
+          <w:color w:val="000000" w:themeColor="text1"/>
+          <w:spacing w:val="3"/>
+          <w:sz w:val="26"/>
+          <w:szCs w:val="26"/>
+          <w:shd w:val="clear" w:color="auto" w:fill="FFFFFF"/>
+        </w:rPr>
+        <w:t>khu</w:t>
+      </w:r>
+      <w:proofErr w:type="spellEnd"/>
+      <w:r>
+        <w:rPr>
+          <w:rFonts w:ascii="Times New Roman" w:hAnsi="Times New Roman" w:cs="Times New Roman"/>
+          <w:color w:val="000000" w:themeColor="text1"/>
+          <w:spacing w:val="3"/>
+          <w:sz w:val="26"/>
+          <w:szCs w:val="26"/>
+          <w:shd w:val="clear" w:color="auto" w:fill="FFFFFF"/>
+        </w:rPr>
+        <w:t xml:space="preserve"> </w:t>
+      </w:r>
+      <w:proofErr w:type="spellStart"/>
+      <w:r>
+        <w:rPr>
+          <w:rFonts w:ascii="Times New Roman" w:hAnsi="Times New Roman" w:cs="Times New Roman"/>
+          <w:color w:val="000000" w:themeColor="text1"/>
+          <w:spacing w:val="3"/>
+          <w:sz w:val="26"/>
+          <w:szCs w:val="26"/>
+          <w:shd w:val="clear" w:color="auto" w:fill="FFFFFF"/>
+        </w:rPr>
+        <w:t>vực</w:t>
+      </w:r>
+      <w:proofErr w:type="spellEnd"/>
+      <w:r>
+        <w:rPr>
+          <w:rFonts w:ascii="Times New Roman" w:hAnsi="Times New Roman" w:cs="Times New Roman"/>
+          <w:color w:val="000000" w:themeColor="text1"/>
+          <w:spacing w:val="3"/>
+          <w:sz w:val="26"/>
+          <w:szCs w:val="26"/>
+          <w:shd w:val="clear" w:color="auto" w:fill="FFFFFF"/>
+        </w:rPr>
+        <w:t xml:space="preserve"> </w:t>
+      </w:r>
+      <w:proofErr w:type="spellStart"/>
+      <w:r>
+        <w:rPr>
+          <w:rFonts w:ascii="Times New Roman" w:hAnsi="Times New Roman" w:cs="Times New Roman"/>
+          <w:color w:val="000000" w:themeColor="text1"/>
+          <w:spacing w:val="3"/>
+          <w:sz w:val="26"/>
+          <w:szCs w:val="26"/>
+          <w:shd w:val="clear" w:color="auto" w:fill="FFFFFF"/>
+        </w:rPr>
+        <w:t>thấp</w:t>
+      </w:r>
+      <w:proofErr w:type="spellEnd"/>
+      <w:r>
+        <w:rPr>
+          <w:rFonts w:ascii="Times New Roman" w:hAnsi="Times New Roman" w:cs="Times New Roman"/>
+          <w:color w:val="000000" w:themeColor="text1"/>
+          <w:spacing w:val="3"/>
+          <w:sz w:val="26"/>
+          <w:szCs w:val="26"/>
+          <w:shd w:val="clear" w:color="auto" w:fill="FFFFFF"/>
+        </w:rPr>
+        <w:t xml:space="preserve"> </w:t>
+      </w:r>
+      <w:proofErr w:type="spellStart"/>
+      <w:r>
+        <w:rPr>
+          <w:rFonts w:ascii="Times New Roman" w:hAnsi="Times New Roman" w:cs="Times New Roman"/>
+          <w:color w:val="000000" w:themeColor="text1"/>
+          <w:spacing w:val="3"/>
+          <w:sz w:val="26"/>
+          <w:szCs w:val="26"/>
+          <w:shd w:val="clear" w:color="auto" w:fill="FFFFFF"/>
+        </w:rPr>
+        <w:t>trũng</w:t>
+      </w:r>
+      <w:proofErr w:type="spellEnd"/>
+      <w:r>
+        <w:rPr>
+          <w:rFonts w:ascii="Times New Roman" w:hAnsi="Times New Roman" w:cs="Times New Roman"/>
+          <w:color w:val="000000" w:themeColor="text1"/>
+          <w:spacing w:val="3"/>
+          <w:sz w:val="26"/>
+          <w:szCs w:val="26"/>
+          <w:shd w:val="clear" w:color="auto" w:fill="FFFFFF"/>
+        </w:rPr>
+        <w:t xml:space="preserve">. </w:t>
       </w:r>
     </w:p>
     <w:p>
@@ -1927,7 +5841,187 @@
           <w:sz w:val="26"/>
           <w:szCs w:val="26"/>
         </w:rPr>
-        <w:t>Công tác đảm bảo vận hành hệ thống thoát nước:</w:t>
+        <w:t xml:space="preserve">Công </w:t>
+      </w:r>
+      <w:proofErr w:type="spellStart"/>
+      <w:r>
+        <w:rPr>
+          <w:rFonts w:ascii="Times New Roman" w:hAnsi="Times New Roman" w:cs="Times New Roman"/>
+          <w:b/>
+          <w:sz w:val="26"/>
+          <w:szCs w:val="26"/>
+        </w:rPr>
+        <w:t>tác</w:t>
+      </w:r>
+      <w:proofErr w:type="spellEnd"/>
+      <w:r>
+        <w:rPr>
+          <w:rFonts w:ascii="Times New Roman" w:hAnsi="Times New Roman" w:cs="Times New Roman"/>
+          <w:b/>
+          <w:sz w:val="26"/>
+          <w:szCs w:val="26"/>
+        </w:rPr>
+        <w:t xml:space="preserve"> </w:t>
+      </w:r>
+      <w:proofErr w:type="spellStart"/>
+      <w:r>
+        <w:rPr>
+          <w:rFonts w:ascii="Times New Roman" w:hAnsi="Times New Roman" w:cs="Times New Roman"/>
+          <w:b/>
+          <w:sz w:val="26"/>
+          <w:szCs w:val="26"/>
+        </w:rPr>
+        <w:t>đảm</w:t>
+      </w:r>
+      <w:proofErr w:type="spellEnd"/>
+      <w:r>
+        <w:rPr>
+          <w:rFonts w:ascii="Times New Roman" w:hAnsi="Times New Roman" w:cs="Times New Roman"/>
+          <w:b/>
+          <w:sz w:val="26"/>
+          <w:szCs w:val="26"/>
+        </w:rPr>
+        <w:t xml:space="preserve"> </w:t>
+      </w:r>
+      <w:proofErr w:type="spellStart"/>
+      <w:r>
+        <w:rPr>
+          <w:rFonts w:ascii="Times New Roman" w:hAnsi="Times New Roman" w:cs="Times New Roman"/>
+          <w:b/>
+          <w:sz w:val="26"/>
+          <w:szCs w:val="26"/>
+        </w:rPr>
+        <w:t>bảo</w:t>
+      </w:r>
+      <w:proofErr w:type="spellEnd"/>
+      <w:r>
+        <w:rPr>
+          <w:rFonts w:ascii="Times New Roman" w:hAnsi="Times New Roman" w:cs="Times New Roman"/>
+          <w:b/>
+          <w:sz w:val="26"/>
+          <w:szCs w:val="26"/>
+        </w:rPr>
+        <w:t xml:space="preserve"> </w:t>
+      </w:r>
+      <w:proofErr w:type="spellStart"/>
+      <w:r>
+        <w:rPr>
+          <w:rFonts w:ascii="Times New Roman" w:hAnsi="Times New Roman" w:cs="Times New Roman"/>
+          <w:b/>
+          <w:sz w:val="26"/>
+          <w:szCs w:val="26"/>
+        </w:rPr>
+        <w:t>vận</w:t>
+      </w:r>
+      <w:proofErr w:type="spellEnd"/>
+      <w:r>
+        <w:rPr>
+          <w:rFonts w:ascii="Times New Roman" w:hAnsi="Times New Roman" w:cs="Times New Roman"/>
+          <w:b/>
+          <w:sz w:val="26"/>
+          <w:szCs w:val="26"/>
+        </w:rPr>
+        <w:t xml:space="preserve"> </w:t>
+      </w:r>
+      <w:proofErr w:type="spellStart"/>
+      <w:r>
+        <w:rPr>
+          <w:rFonts w:ascii="Times New Roman" w:hAnsi="Times New Roman" w:cs="Times New Roman"/>
+          <w:b/>
+          <w:sz w:val="26"/>
+          <w:szCs w:val="26"/>
+        </w:rPr>
+        <w:t>hành</w:t>
+      </w:r>
+      <w:proofErr w:type="spellEnd"/>
+      <w:r>
+        <w:rPr>
+          <w:rFonts w:ascii="Times New Roman" w:hAnsi="Times New Roman" w:cs="Times New Roman"/>
+          <w:b/>
+          <w:sz w:val="26"/>
+          <w:szCs w:val="26"/>
+        </w:rPr>
+        <w:t xml:space="preserve"> </w:t>
+      </w:r>
+      <w:proofErr w:type="spellStart"/>
+      <w:r>
+        <w:rPr>
+          <w:rFonts w:ascii="Times New Roman" w:hAnsi="Times New Roman" w:cs="Times New Roman"/>
+          <w:b/>
+          <w:sz w:val="26"/>
+          <w:szCs w:val="26"/>
+        </w:rPr>
+        <w:t>hệ</w:t>
+      </w:r>
+      <w:proofErr w:type="spellEnd"/>
+      <w:r>
+        <w:rPr>
+          <w:rFonts w:ascii="Times New Roman" w:hAnsi="Times New Roman" w:cs="Times New Roman"/>
+          <w:b/>
+          <w:sz w:val="26"/>
+          <w:szCs w:val="26"/>
+        </w:rPr>
+        <w:t xml:space="preserve"> </w:t>
+      </w:r>
+      <w:proofErr w:type="spellStart"/>
+      <w:r>
+        <w:rPr>
+          <w:rFonts w:ascii="Times New Roman" w:hAnsi="Times New Roman" w:cs="Times New Roman"/>
+          <w:b/>
+          <w:sz w:val="26"/>
+          <w:szCs w:val="26"/>
+        </w:rPr>
+        <w:t>thống</w:t>
+      </w:r>
+      <w:proofErr w:type="spellEnd"/>
+      <w:r>
+        <w:rPr>
+          <w:rFonts w:ascii="Times New Roman" w:hAnsi="Times New Roman" w:cs="Times New Roman"/>
+          <w:b/>
+          <w:sz w:val="26"/>
+          <w:szCs w:val="26"/>
+        </w:rPr>
+        <w:t xml:space="preserve"> </w:t>
+      </w:r>
+      <w:proofErr w:type="spellStart"/>
+      <w:r>
+        <w:rPr>
+          <w:rFonts w:ascii="Times New Roman" w:hAnsi="Times New Roman" w:cs="Times New Roman"/>
+          <w:b/>
+          <w:sz w:val="26"/>
+          <w:szCs w:val="26"/>
+        </w:rPr>
+        <w:t>thoát</w:t>
+      </w:r>
+      <w:proofErr w:type="spellEnd"/>
+      <w:r>
+        <w:rPr>
+          <w:rFonts w:ascii="Times New Roman" w:hAnsi="Times New Roman" w:cs="Times New Roman"/>
+          <w:b/>
+          <w:sz w:val="26"/>
+          <w:szCs w:val="26"/>
+        </w:rPr>
+        <w:t xml:space="preserve"> </w:t>
+      </w:r>
+      <w:proofErr w:type="spellStart"/>
+      <w:r>
+        <w:rPr>
+          <w:rFonts w:ascii="Times New Roman" w:hAnsi="Times New Roman" w:cs="Times New Roman"/>
+          <w:b/>
+          <w:sz w:val="26"/>
+          <w:szCs w:val="26"/>
+        </w:rPr>
+        <w:t>nước</w:t>
+      </w:r>
+      <w:proofErr w:type="spellEnd"/>
+      <w:r>
+        <w:rPr>
+          <w:rFonts w:ascii="Times New Roman" w:hAnsi="Times New Roman" w:cs="Times New Roman"/>
+          <w:b/>
+          <w:sz w:val="26"/>
+          <w:szCs w:val="26"/>
+        </w:rPr>
+        <w:t>:</w:t>
       </w:r>
     </w:p>
     <w:p>
@@ -1949,27 +6043,1308 @@
           <w:sz w:val="26"/>
           <w:szCs w:val="26"/>
         </w:rPr>
-        <w:t xml:space="preserve">- Ngoài hiện trường: </w:t>
-      </w:r>
-      <w:r>
-        <w:rPr>
-          <w:rFonts w:ascii="Times New Roman" w:hAnsi="Times New Roman" w:cs="Times New Roman"/>
-          <w:color w:val="000000" w:themeColor="text1"/>
-          <w:spacing w:val="3"/>
-          <w:sz w:val="26"/>
-          <w:szCs w:val="26"/>
-          <w:shd w:val="clear" w:color="auto" w:fill="FFFFFF"/>
-        </w:rPr>
-        <w:t>Ngay khi có mưa</w:t>
-      </w:r>
-      <w:r>
-        <w:rPr>
-          <w:rFonts w:ascii="Times New Roman" w:hAnsi="Times New Roman" w:cs="Times New Roman"/>
-          <w:color w:val="000000" w:themeColor="text1"/>
-          <w:sz w:val="26"/>
-          <w:szCs w:val="26"/>
-        </w:rPr>
-        <w:t xml:space="preserve">, Công ty đã triển khai công tác ứng trực, giải quyết thoát nước, tua vớt rác tại ga thu trên toàn địa bàn quản lý, mở cửa phai của các hồ điều hòa và vận hành hợp lý các trạm bơm đầu mối Yên Sở, Đồng Bông 1, Đồng Bông 2, Cổ Nhuế… để hạ mức nước trên hệ thống theo đúng quy định. </w:t>
+        <w:t xml:space="preserve">- </w:t>
+      </w:r>
+      <w:proofErr w:type="spellStart"/>
+      <w:r>
+        <w:rPr>
+          <w:rFonts w:ascii="Times New Roman" w:hAnsi="Times New Roman" w:cs="Times New Roman"/>
+          <w:color w:val="000000" w:themeColor="text1"/>
+          <w:sz w:val="26"/>
+          <w:szCs w:val="26"/>
+        </w:rPr>
+        <w:t>Ngoài</w:t>
+      </w:r>
+      <w:proofErr w:type="spellEnd"/>
+      <w:r>
+        <w:rPr>
+          <w:rFonts w:ascii="Times New Roman" w:hAnsi="Times New Roman" w:cs="Times New Roman"/>
+          <w:color w:val="000000" w:themeColor="text1"/>
+          <w:sz w:val="26"/>
+          <w:szCs w:val="26"/>
+        </w:rPr>
+        <w:t xml:space="preserve"> </w:t>
+      </w:r>
+      <w:proofErr w:type="spellStart"/>
+      <w:r>
+        <w:rPr>
+          <w:rFonts w:ascii="Times New Roman" w:hAnsi="Times New Roman" w:cs="Times New Roman"/>
+          <w:color w:val="000000" w:themeColor="text1"/>
+          <w:sz w:val="26"/>
+          <w:szCs w:val="26"/>
+        </w:rPr>
+        <w:t>hiện</w:t>
+      </w:r>
+      <w:proofErr w:type="spellEnd"/>
+      <w:r>
+        <w:rPr>
+          <w:rFonts w:ascii="Times New Roman" w:hAnsi="Times New Roman" w:cs="Times New Roman"/>
+          <w:color w:val="000000" w:themeColor="text1"/>
+          <w:sz w:val="26"/>
+          <w:szCs w:val="26"/>
+        </w:rPr>
+        <w:t xml:space="preserve"> </w:t>
+      </w:r>
+      <w:proofErr w:type="spellStart"/>
+      <w:r>
+        <w:rPr>
+          <w:rFonts w:ascii="Times New Roman" w:hAnsi="Times New Roman" w:cs="Times New Roman"/>
+          <w:color w:val="000000" w:themeColor="text1"/>
+          <w:sz w:val="26"/>
+          <w:szCs w:val="26"/>
+        </w:rPr>
+        <w:t>trường</w:t>
+      </w:r>
+      <w:proofErr w:type="spellEnd"/>
+      <w:r>
+        <w:rPr>
+          <w:rFonts w:ascii="Times New Roman" w:hAnsi="Times New Roman" w:cs="Times New Roman"/>
+          <w:color w:val="000000" w:themeColor="text1"/>
+          <w:sz w:val="26"/>
+          <w:szCs w:val="26"/>
+        </w:rPr>
+        <w:t xml:space="preserve">: </w:t>
+      </w:r>
+      <w:r>
+        <w:rPr>
+          <w:rFonts w:ascii="Times New Roman" w:hAnsi="Times New Roman" w:cs="Times New Roman"/>
+          <w:color w:val="000000" w:themeColor="text1"/>
+          <w:spacing w:val="3"/>
+          <w:sz w:val="26"/>
+          <w:szCs w:val="26"/>
+          <w:shd w:val="clear" w:color="auto" w:fill="FFFFFF"/>
+        </w:rPr>
+        <w:t xml:space="preserve">Ngay </w:t>
+      </w:r>
+      <w:proofErr w:type="spellStart"/>
+      <w:r>
+        <w:rPr>
+          <w:rFonts w:ascii="Times New Roman" w:hAnsi="Times New Roman" w:cs="Times New Roman"/>
+          <w:color w:val="000000" w:themeColor="text1"/>
+          <w:spacing w:val="3"/>
+          <w:sz w:val="26"/>
+          <w:szCs w:val="26"/>
+          <w:shd w:val="clear" w:color="auto" w:fill="FFFFFF"/>
+        </w:rPr>
+        <w:t>khi</w:t>
+      </w:r>
+      <w:proofErr w:type="spellEnd"/>
+      <w:r>
+        <w:rPr>
+          <w:rFonts w:ascii="Times New Roman" w:hAnsi="Times New Roman" w:cs="Times New Roman"/>
+          <w:color w:val="000000" w:themeColor="text1"/>
+          <w:spacing w:val="3"/>
+          <w:sz w:val="26"/>
+          <w:szCs w:val="26"/>
+          <w:shd w:val="clear" w:color="auto" w:fill="FFFFFF"/>
+        </w:rPr>
+        <w:t xml:space="preserve"> </w:t>
+      </w:r>
+      <w:proofErr w:type="spellStart"/>
+      <w:r>
+        <w:rPr>
+          <w:rFonts w:ascii="Times New Roman" w:hAnsi="Times New Roman" w:cs="Times New Roman"/>
+          <w:color w:val="000000" w:themeColor="text1"/>
+          <w:spacing w:val="3"/>
+          <w:sz w:val="26"/>
+          <w:szCs w:val="26"/>
+          <w:shd w:val="clear" w:color="auto" w:fill="FFFFFF"/>
+        </w:rPr>
+        <w:t>có</w:t>
+      </w:r>
+      <w:proofErr w:type="spellEnd"/>
+      <w:r>
+        <w:rPr>
+          <w:rFonts w:ascii="Times New Roman" w:hAnsi="Times New Roman" w:cs="Times New Roman"/>
+          <w:color w:val="000000" w:themeColor="text1"/>
+          <w:spacing w:val="3"/>
+          <w:sz w:val="26"/>
+          <w:szCs w:val="26"/>
+          <w:shd w:val="clear" w:color="auto" w:fill="FFFFFF"/>
+        </w:rPr>
+        <w:t xml:space="preserve"> </w:t>
+      </w:r>
+      <w:proofErr w:type="spellStart"/>
+      <w:r>
+        <w:rPr>
+          <w:rFonts w:ascii="Times New Roman" w:hAnsi="Times New Roman" w:cs="Times New Roman"/>
+          <w:color w:val="000000" w:themeColor="text1"/>
+          <w:spacing w:val="3"/>
+          <w:sz w:val="26"/>
+          <w:szCs w:val="26"/>
+          <w:shd w:val="clear" w:color="auto" w:fill="FFFFFF"/>
+        </w:rPr>
+        <w:t>mưa</w:t>
+      </w:r>
+      <w:proofErr w:type="spellEnd"/>
+      <w:r>
+        <w:rPr>
+          <w:rFonts w:ascii="Times New Roman" w:hAnsi="Times New Roman" w:cs="Times New Roman"/>
+          <w:color w:val="000000" w:themeColor="text1"/>
+          <w:sz w:val="26"/>
+          <w:szCs w:val="26"/>
+        </w:rPr>
+        <w:t xml:space="preserve">, Công ty </w:t>
+      </w:r>
+      <w:proofErr w:type="spellStart"/>
+      <w:r>
+        <w:rPr>
+          <w:rFonts w:ascii="Times New Roman" w:hAnsi="Times New Roman" w:cs="Times New Roman"/>
+          <w:color w:val="000000" w:themeColor="text1"/>
+          <w:sz w:val="26"/>
+          <w:szCs w:val="26"/>
+        </w:rPr>
+        <w:t>đã</w:t>
+      </w:r>
+      <w:proofErr w:type="spellEnd"/>
+      <w:r>
+        <w:rPr>
+          <w:rFonts w:ascii="Times New Roman" w:hAnsi="Times New Roman" w:cs="Times New Roman"/>
+          <w:color w:val="000000" w:themeColor="text1"/>
+          <w:sz w:val="26"/>
+          <w:szCs w:val="26"/>
+        </w:rPr>
+        <w:t xml:space="preserve"> </w:t>
+      </w:r>
+      <w:proofErr w:type="spellStart"/>
+      <w:r>
+        <w:rPr>
+          <w:rFonts w:ascii="Times New Roman" w:hAnsi="Times New Roman" w:cs="Times New Roman"/>
+          <w:color w:val="000000" w:themeColor="text1"/>
+          <w:sz w:val="26"/>
+          <w:szCs w:val="26"/>
+        </w:rPr>
+        <w:t>triển</w:t>
+      </w:r>
+      <w:proofErr w:type="spellEnd"/>
+      <w:r>
+        <w:rPr>
+          <w:rFonts w:ascii="Times New Roman" w:hAnsi="Times New Roman" w:cs="Times New Roman"/>
+          <w:color w:val="000000" w:themeColor="text1"/>
+          <w:sz w:val="26"/>
+          <w:szCs w:val="26"/>
+        </w:rPr>
+        <w:t xml:space="preserve"> </w:t>
+      </w:r>
+      <w:proofErr w:type="spellStart"/>
+      <w:r>
+        <w:rPr>
+          <w:rFonts w:ascii="Times New Roman" w:hAnsi="Times New Roman" w:cs="Times New Roman"/>
+          <w:color w:val="000000" w:themeColor="text1"/>
+          <w:sz w:val="26"/>
+          <w:szCs w:val="26"/>
+        </w:rPr>
+        <w:t>khai</w:t>
+      </w:r>
+      <w:proofErr w:type="spellEnd"/>
+      <w:r>
+        <w:rPr>
+          <w:rFonts w:ascii="Times New Roman" w:hAnsi="Times New Roman" w:cs="Times New Roman"/>
+          <w:color w:val="000000" w:themeColor="text1"/>
+          <w:sz w:val="26"/>
+          <w:szCs w:val="26"/>
+        </w:rPr>
+        <w:t xml:space="preserve"> </w:t>
+      </w:r>
+      <w:proofErr w:type="spellStart"/>
+      <w:r>
+        <w:rPr>
+          <w:rFonts w:ascii="Times New Roman" w:hAnsi="Times New Roman" w:cs="Times New Roman"/>
+          <w:color w:val="000000" w:themeColor="text1"/>
+          <w:sz w:val="26"/>
+          <w:szCs w:val="26"/>
+        </w:rPr>
+        <w:t>công</w:t>
+      </w:r>
+      <w:proofErr w:type="spellEnd"/>
+      <w:r>
+        <w:rPr>
+          <w:rFonts w:ascii="Times New Roman" w:hAnsi="Times New Roman" w:cs="Times New Roman"/>
+          <w:color w:val="000000" w:themeColor="text1"/>
+          <w:sz w:val="26"/>
+          <w:szCs w:val="26"/>
+        </w:rPr>
+        <w:t xml:space="preserve"> </w:t>
+      </w:r>
+      <w:proofErr w:type="spellStart"/>
+      <w:r>
+        <w:rPr>
+          <w:rFonts w:ascii="Times New Roman" w:hAnsi="Times New Roman" w:cs="Times New Roman"/>
+          <w:color w:val="000000" w:themeColor="text1"/>
+          <w:sz w:val="26"/>
+          <w:szCs w:val="26"/>
+        </w:rPr>
+        <w:t>tác</w:t>
+      </w:r>
+      <w:proofErr w:type="spellEnd"/>
+      <w:r>
+        <w:rPr>
+          <w:rFonts w:ascii="Times New Roman" w:hAnsi="Times New Roman" w:cs="Times New Roman"/>
+          <w:color w:val="000000" w:themeColor="text1"/>
+          <w:sz w:val="26"/>
+          <w:szCs w:val="26"/>
+        </w:rPr>
+        <w:t xml:space="preserve"> </w:t>
+      </w:r>
+      <w:proofErr w:type="spellStart"/>
+      <w:r>
+        <w:rPr>
+          <w:rFonts w:ascii="Times New Roman" w:hAnsi="Times New Roman" w:cs="Times New Roman"/>
+          <w:color w:val="000000" w:themeColor="text1"/>
+          <w:sz w:val="26"/>
+          <w:szCs w:val="26"/>
+        </w:rPr>
+        <w:t>ứng</w:t>
+      </w:r>
+      <w:proofErr w:type="spellEnd"/>
+      <w:r>
+        <w:rPr>
+          <w:rFonts w:ascii="Times New Roman" w:hAnsi="Times New Roman" w:cs="Times New Roman"/>
+          <w:color w:val="000000" w:themeColor="text1"/>
+          <w:sz w:val="26"/>
+          <w:szCs w:val="26"/>
+        </w:rPr>
+        <w:t xml:space="preserve"> </w:t>
+      </w:r>
+      <w:proofErr w:type="spellStart"/>
+      <w:r>
+        <w:rPr>
+          <w:rFonts w:ascii="Times New Roman" w:hAnsi="Times New Roman" w:cs="Times New Roman"/>
+          <w:color w:val="000000" w:themeColor="text1"/>
+          <w:sz w:val="26"/>
+          <w:szCs w:val="26"/>
+        </w:rPr>
+        <w:t>trực</w:t>
+      </w:r>
+      <w:proofErr w:type="spellEnd"/>
+      <w:r>
+        <w:rPr>
+          <w:rFonts w:ascii="Times New Roman" w:hAnsi="Times New Roman" w:cs="Times New Roman"/>
+          <w:color w:val="000000" w:themeColor="text1"/>
+          <w:sz w:val="26"/>
+          <w:szCs w:val="26"/>
+        </w:rPr>
+        <w:t xml:space="preserve">, </w:t>
+      </w:r>
+      <w:proofErr w:type="spellStart"/>
+      <w:r>
+        <w:rPr>
+          <w:rFonts w:ascii="Times New Roman" w:hAnsi="Times New Roman" w:cs="Times New Roman"/>
+          <w:color w:val="000000" w:themeColor="text1"/>
+          <w:sz w:val="26"/>
+          <w:szCs w:val="26"/>
+        </w:rPr>
+        <w:t>giải</w:t>
+      </w:r>
+      <w:proofErr w:type="spellEnd"/>
+      <w:r>
+        <w:rPr>
+          <w:rFonts w:ascii="Times New Roman" w:hAnsi="Times New Roman" w:cs="Times New Roman"/>
+          <w:color w:val="000000" w:themeColor="text1"/>
+          <w:sz w:val="26"/>
+          <w:szCs w:val="26"/>
+        </w:rPr>
+        <w:t xml:space="preserve"> </w:t>
+      </w:r>
+      <w:proofErr w:type="spellStart"/>
+      <w:r>
+        <w:rPr>
+          <w:rFonts w:ascii="Times New Roman" w:hAnsi="Times New Roman" w:cs="Times New Roman"/>
+          <w:color w:val="000000" w:themeColor="text1"/>
+          <w:sz w:val="26"/>
+          <w:szCs w:val="26"/>
+        </w:rPr>
+        <w:t>quyết</w:t>
+      </w:r>
+      <w:proofErr w:type="spellEnd"/>
+      <w:r>
+        <w:rPr>
+          <w:rFonts w:ascii="Times New Roman" w:hAnsi="Times New Roman" w:cs="Times New Roman"/>
+          <w:color w:val="000000" w:themeColor="text1"/>
+          <w:sz w:val="26"/>
+          <w:szCs w:val="26"/>
+        </w:rPr>
+        <w:t xml:space="preserve"> </w:t>
+      </w:r>
+      <w:proofErr w:type="spellStart"/>
+      <w:r>
+        <w:rPr>
+          <w:rFonts w:ascii="Times New Roman" w:hAnsi="Times New Roman" w:cs="Times New Roman"/>
+          <w:color w:val="000000" w:themeColor="text1"/>
+          <w:sz w:val="26"/>
+          <w:szCs w:val="26"/>
+        </w:rPr>
+        <w:t>thoát</w:t>
+      </w:r>
+      <w:proofErr w:type="spellEnd"/>
+      <w:r>
+        <w:rPr>
+          <w:rFonts w:ascii="Times New Roman" w:hAnsi="Times New Roman" w:cs="Times New Roman"/>
+          <w:color w:val="000000" w:themeColor="text1"/>
+          <w:sz w:val="26"/>
+          <w:szCs w:val="26"/>
+        </w:rPr>
+        <w:t xml:space="preserve"> </w:t>
+      </w:r>
+      <w:proofErr w:type="spellStart"/>
+      <w:r>
+        <w:rPr>
+          <w:rFonts w:ascii="Times New Roman" w:hAnsi="Times New Roman" w:cs="Times New Roman"/>
+          <w:color w:val="000000" w:themeColor="text1"/>
+          <w:sz w:val="26"/>
+          <w:szCs w:val="26"/>
+        </w:rPr>
+        <w:t>nước</w:t>
+      </w:r>
+      <w:proofErr w:type="spellEnd"/>
+      <w:r>
+        <w:rPr>
+          <w:rFonts w:ascii="Times New Roman" w:hAnsi="Times New Roman" w:cs="Times New Roman"/>
+          <w:color w:val="000000" w:themeColor="text1"/>
+          <w:sz w:val="26"/>
+          <w:szCs w:val="26"/>
+        </w:rPr>
+        <w:t xml:space="preserve">, </w:t>
+      </w:r>
+      <w:proofErr w:type="spellStart"/>
+      <w:r>
+        <w:rPr>
+          <w:rFonts w:ascii="Times New Roman" w:hAnsi="Times New Roman" w:cs="Times New Roman"/>
+          <w:color w:val="000000" w:themeColor="text1"/>
+          <w:sz w:val="26"/>
+          <w:szCs w:val="26"/>
+        </w:rPr>
+        <w:t>tua</w:t>
+      </w:r>
+      <w:proofErr w:type="spellEnd"/>
+      <w:r>
+        <w:rPr>
+          <w:rFonts w:ascii="Times New Roman" w:hAnsi="Times New Roman" w:cs="Times New Roman"/>
+          <w:color w:val="000000" w:themeColor="text1"/>
+          <w:sz w:val="26"/>
+          <w:szCs w:val="26"/>
+        </w:rPr>
+        <w:t xml:space="preserve"> </w:t>
+      </w:r>
+      <w:proofErr w:type="spellStart"/>
+      <w:r>
+        <w:rPr>
+          <w:rFonts w:ascii="Times New Roman" w:hAnsi="Times New Roman" w:cs="Times New Roman"/>
+          <w:color w:val="000000" w:themeColor="text1"/>
+          <w:sz w:val="26"/>
+          <w:szCs w:val="26"/>
+        </w:rPr>
+        <w:t>vớt</w:t>
+      </w:r>
+      <w:proofErr w:type="spellEnd"/>
+      <w:r>
+        <w:rPr>
+          <w:rFonts w:ascii="Times New Roman" w:hAnsi="Times New Roman" w:cs="Times New Roman"/>
+          <w:color w:val="000000" w:themeColor="text1"/>
+          <w:sz w:val="26"/>
+          <w:szCs w:val="26"/>
+        </w:rPr>
+        <w:t xml:space="preserve"> </w:t>
+      </w:r>
+      <w:proofErr w:type="spellStart"/>
+      <w:r>
+        <w:rPr>
+          <w:rFonts w:ascii="Times New Roman" w:hAnsi="Times New Roman" w:cs="Times New Roman"/>
+          <w:color w:val="000000" w:themeColor="text1"/>
+          <w:sz w:val="26"/>
+          <w:szCs w:val="26"/>
+        </w:rPr>
+        <w:t>rác</w:t>
+      </w:r>
+      <w:proofErr w:type="spellEnd"/>
+      <w:r>
+        <w:rPr>
+          <w:rFonts w:ascii="Times New Roman" w:hAnsi="Times New Roman" w:cs="Times New Roman"/>
+          <w:color w:val="000000" w:themeColor="text1"/>
+          <w:sz w:val="26"/>
+          <w:szCs w:val="26"/>
+        </w:rPr>
+        <w:t xml:space="preserve"> </w:t>
+      </w:r>
+      <w:proofErr w:type="spellStart"/>
+      <w:r>
+        <w:rPr>
+          <w:rFonts w:ascii="Times New Roman" w:hAnsi="Times New Roman" w:cs="Times New Roman"/>
+          <w:color w:val="000000" w:themeColor="text1"/>
+          <w:sz w:val="26"/>
+          <w:szCs w:val="26"/>
+        </w:rPr>
+        <w:t>tại</w:t>
+      </w:r>
+      <w:proofErr w:type="spellEnd"/>
+      <w:r>
+        <w:rPr>
+          <w:rFonts w:ascii="Times New Roman" w:hAnsi="Times New Roman" w:cs="Times New Roman"/>
+          <w:color w:val="000000" w:themeColor="text1"/>
+          <w:sz w:val="26"/>
+          <w:szCs w:val="26"/>
+        </w:rPr>
+        <w:t xml:space="preserve"> ga </w:t>
+      </w:r>
+      <w:proofErr w:type="spellStart"/>
+      <w:r>
+        <w:rPr>
+          <w:rFonts w:ascii="Times New Roman" w:hAnsi="Times New Roman" w:cs="Times New Roman"/>
+          <w:color w:val="000000" w:themeColor="text1"/>
+          <w:sz w:val="26"/>
+          <w:szCs w:val="26"/>
+        </w:rPr>
+        <w:t>thu</w:t>
+      </w:r>
+      <w:proofErr w:type="spellEnd"/>
+      <w:r>
+        <w:rPr>
+          <w:rFonts w:ascii="Times New Roman" w:hAnsi="Times New Roman" w:cs="Times New Roman"/>
+          <w:color w:val="000000" w:themeColor="text1"/>
+          <w:sz w:val="26"/>
+          <w:szCs w:val="26"/>
+        </w:rPr>
+        <w:t xml:space="preserve"> </w:t>
+      </w:r>
+      <w:proofErr w:type="spellStart"/>
+      <w:r>
+        <w:rPr>
+          <w:rFonts w:ascii="Times New Roman" w:hAnsi="Times New Roman" w:cs="Times New Roman"/>
+          <w:color w:val="000000" w:themeColor="text1"/>
+          <w:sz w:val="26"/>
+          <w:szCs w:val="26"/>
+        </w:rPr>
+        <w:t>trên</w:t>
+      </w:r>
+      <w:proofErr w:type="spellEnd"/>
+      <w:r>
+        <w:rPr>
+          <w:rFonts w:ascii="Times New Roman" w:hAnsi="Times New Roman" w:cs="Times New Roman"/>
+          <w:color w:val="000000" w:themeColor="text1"/>
+          <w:sz w:val="26"/>
+          <w:szCs w:val="26"/>
+        </w:rPr>
+        <w:t xml:space="preserve"> </w:t>
+      </w:r>
+      <w:proofErr w:type="spellStart"/>
+      <w:r>
+        <w:rPr>
+          <w:rFonts w:ascii="Times New Roman" w:hAnsi="Times New Roman" w:cs="Times New Roman"/>
+          <w:color w:val="000000" w:themeColor="text1"/>
+          <w:sz w:val="26"/>
+          <w:szCs w:val="26"/>
+        </w:rPr>
+        <w:t>toàn</w:t>
+      </w:r>
+      <w:proofErr w:type="spellEnd"/>
+      <w:r>
+        <w:rPr>
+          <w:rFonts w:ascii="Times New Roman" w:hAnsi="Times New Roman" w:cs="Times New Roman"/>
+          <w:color w:val="000000" w:themeColor="text1"/>
+          <w:sz w:val="26"/>
+          <w:szCs w:val="26"/>
+        </w:rPr>
+        <w:t xml:space="preserve"> </w:t>
+      </w:r>
+      <w:proofErr w:type="spellStart"/>
+      <w:r>
+        <w:rPr>
+          <w:rFonts w:ascii="Times New Roman" w:hAnsi="Times New Roman" w:cs="Times New Roman"/>
+          <w:color w:val="000000" w:themeColor="text1"/>
+          <w:sz w:val="26"/>
+          <w:szCs w:val="26"/>
+        </w:rPr>
+        <w:t>địa</w:t>
+      </w:r>
+      <w:proofErr w:type="spellEnd"/>
+      <w:r>
+        <w:rPr>
+          <w:rFonts w:ascii="Times New Roman" w:hAnsi="Times New Roman" w:cs="Times New Roman"/>
+          <w:color w:val="000000" w:themeColor="text1"/>
+          <w:sz w:val="26"/>
+          <w:szCs w:val="26"/>
+        </w:rPr>
+        <w:t xml:space="preserve"> </w:t>
+      </w:r>
+      <w:proofErr w:type="spellStart"/>
+      <w:r>
+        <w:rPr>
+          <w:rFonts w:ascii="Times New Roman" w:hAnsi="Times New Roman" w:cs="Times New Roman"/>
+          <w:color w:val="000000" w:themeColor="text1"/>
+          <w:sz w:val="26"/>
+          <w:szCs w:val="26"/>
+        </w:rPr>
+        <w:t>bàn</w:t>
+      </w:r>
+      <w:proofErr w:type="spellEnd"/>
+      <w:r>
+        <w:rPr>
+          <w:rFonts w:ascii="Times New Roman" w:hAnsi="Times New Roman" w:cs="Times New Roman"/>
+          <w:color w:val="000000" w:themeColor="text1"/>
+          <w:sz w:val="26"/>
+          <w:szCs w:val="26"/>
+        </w:rPr>
+        <w:t xml:space="preserve"> </w:t>
+      </w:r>
+      <w:proofErr w:type="spellStart"/>
+      <w:r>
+        <w:rPr>
+          <w:rFonts w:ascii="Times New Roman" w:hAnsi="Times New Roman" w:cs="Times New Roman"/>
+          <w:color w:val="000000" w:themeColor="text1"/>
+          <w:sz w:val="26"/>
+          <w:szCs w:val="26"/>
+        </w:rPr>
+        <w:t>quản</w:t>
+      </w:r>
+      <w:proofErr w:type="spellEnd"/>
+      <w:r>
+        <w:rPr>
+          <w:rFonts w:ascii="Times New Roman" w:hAnsi="Times New Roman" w:cs="Times New Roman"/>
+          <w:color w:val="000000" w:themeColor="text1"/>
+          <w:sz w:val="26"/>
+          <w:szCs w:val="26"/>
+        </w:rPr>
+        <w:t xml:space="preserve"> </w:t>
+      </w:r>
+      <w:proofErr w:type="spellStart"/>
+      <w:r>
+        <w:rPr>
+          <w:rFonts w:ascii="Times New Roman" w:hAnsi="Times New Roman" w:cs="Times New Roman"/>
+          <w:color w:val="000000" w:themeColor="text1"/>
+          <w:sz w:val="26"/>
+          <w:szCs w:val="26"/>
+        </w:rPr>
+        <w:t>lý</w:t>
+      </w:r>
+      <w:proofErr w:type="spellEnd"/>
+      <w:r>
+        <w:rPr>
+          <w:rFonts w:ascii="Times New Roman" w:hAnsi="Times New Roman" w:cs="Times New Roman"/>
+          <w:color w:val="000000" w:themeColor="text1"/>
+          <w:sz w:val="26"/>
+          <w:szCs w:val="26"/>
+        </w:rPr>
+        <w:t xml:space="preserve">, </w:t>
+      </w:r>
+      <w:proofErr w:type="spellStart"/>
+      <w:r>
+        <w:rPr>
+          <w:rFonts w:ascii="Times New Roman" w:hAnsi="Times New Roman" w:cs="Times New Roman"/>
+          <w:color w:val="000000" w:themeColor="text1"/>
+          <w:sz w:val="26"/>
+          <w:szCs w:val="26"/>
+        </w:rPr>
+        <w:t>mở</w:t>
+      </w:r>
+      <w:proofErr w:type="spellEnd"/>
+      <w:r>
+        <w:rPr>
+          <w:rFonts w:ascii="Times New Roman" w:hAnsi="Times New Roman" w:cs="Times New Roman"/>
+          <w:color w:val="000000" w:themeColor="text1"/>
+          <w:sz w:val="26"/>
+          <w:szCs w:val="26"/>
+        </w:rPr>
+        <w:t xml:space="preserve"> </w:t>
+      </w:r>
+      <w:proofErr w:type="spellStart"/>
+      <w:r>
+        <w:rPr>
+          <w:rFonts w:ascii="Times New Roman" w:hAnsi="Times New Roman" w:cs="Times New Roman"/>
+          <w:color w:val="000000" w:themeColor="text1"/>
+          <w:sz w:val="26"/>
+          <w:szCs w:val="26"/>
+        </w:rPr>
+        <w:t>cửa</w:t>
+      </w:r>
+      <w:proofErr w:type="spellEnd"/>
+      <w:r>
+        <w:rPr>
+          <w:rFonts w:ascii="Times New Roman" w:hAnsi="Times New Roman" w:cs="Times New Roman"/>
+          <w:color w:val="000000" w:themeColor="text1"/>
+          <w:sz w:val="26"/>
+          <w:szCs w:val="26"/>
+        </w:rPr>
+        <w:t xml:space="preserve"> </w:t>
+      </w:r>
+      <w:proofErr w:type="spellStart"/>
+      <w:r>
+        <w:rPr>
+          <w:rFonts w:ascii="Times New Roman" w:hAnsi="Times New Roman" w:cs="Times New Roman"/>
+          <w:color w:val="000000" w:themeColor="text1"/>
+          <w:sz w:val="26"/>
+          <w:szCs w:val="26"/>
+        </w:rPr>
+        <w:t>phai</w:t>
+      </w:r>
+      <w:proofErr w:type="spellEnd"/>
+      <w:r>
+        <w:rPr>
+          <w:rFonts w:ascii="Times New Roman" w:hAnsi="Times New Roman" w:cs="Times New Roman"/>
+          <w:color w:val="000000" w:themeColor="text1"/>
+          <w:sz w:val="26"/>
+          <w:szCs w:val="26"/>
+        </w:rPr>
+        <w:t xml:space="preserve"> </w:t>
+      </w:r>
+      <w:proofErr w:type="spellStart"/>
+      <w:r>
+        <w:rPr>
+          <w:rFonts w:ascii="Times New Roman" w:hAnsi="Times New Roman" w:cs="Times New Roman"/>
+          <w:color w:val="000000" w:themeColor="text1"/>
+          <w:sz w:val="26"/>
+          <w:szCs w:val="26"/>
+        </w:rPr>
+        <w:t>của</w:t>
+      </w:r>
+      <w:proofErr w:type="spellEnd"/>
+      <w:r>
+        <w:rPr>
+          <w:rFonts w:ascii="Times New Roman" w:hAnsi="Times New Roman" w:cs="Times New Roman"/>
+          <w:color w:val="000000" w:themeColor="text1"/>
+          <w:sz w:val="26"/>
+          <w:szCs w:val="26"/>
+        </w:rPr>
+        <w:t xml:space="preserve"> </w:t>
+      </w:r>
+      <w:proofErr w:type="spellStart"/>
+      <w:r>
+        <w:rPr>
+          <w:rFonts w:ascii="Times New Roman" w:hAnsi="Times New Roman" w:cs="Times New Roman"/>
+          <w:color w:val="000000" w:themeColor="text1"/>
+          <w:sz w:val="26"/>
+          <w:szCs w:val="26"/>
+        </w:rPr>
+        <w:t>các</w:t>
+      </w:r>
+      <w:proofErr w:type="spellEnd"/>
+      <w:r>
+        <w:rPr>
+          <w:rFonts w:ascii="Times New Roman" w:hAnsi="Times New Roman" w:cs="Times New Roman"/>
+          <w:color w:val="000000" w:themeColor="text1"/>
+          <w:sz w:val="26"/>
+          <w:szCs w:val="26"/>
+        </w:rPr>
+        <w:t xml:space="preserve"> </w:t>
+      </w:r>
+      <w:proofErr w:type="spellStart"/>
+      <w:r>
+        <w:rPr>
+          <w:rFonts w:ascii="Times New Roman" w:hAnsi="Times New Roman" w:cs="Times New Roman"/>
+          <w:color w:val="000000" w:themeColor="text1"/>
+          <w:sz w:val="26"/>
+          <w:szCs w:val="26"/>
+        </w:rPr>
+        <w:t>hồ</w:t>
+      </w:r>
+      <w:proofErr w:type="spellEnd"/>
+      <w:r>
+        <w:rPr>
+          <w:rFonts w:ascii="Times New Roman" w:hAnsi="Times New Roman" w:cs="Times New Roman"/>
+          <w:color w:val="000000" w:themeColor="text1"/>
+          <w:sz w:val="26"/>
+          <w:szCs w:val="26"/>
+        </w:rPr>
+        <w:t xml:space="preserve"> </w:t>
+      </w:r>
+      <w:proofErr w:type="spellStart"/>
+      <w:r>
+        <w:rPr>
+          <w:rFonts w:ascii="Times New Roman" w:hAnsi="Times New Roman" w:cs="Times New Roman"/>
+          <w:color w:val="000000" w:themeColor="text1"/>
+          <w:sz w:val="26"/>
+          <w:szCs w:val="26"/>
+        </w:rPr>
+        <w:t>điều</w:t>
+      </w:r>
+      <w:proofErr w:type="spellEnd"/>
+      <w:r>
+        <w:rPr>
+          <w:rFonts w:ascii="Times New Roman" w:hAnsi="Times New Roman" w:cs="Times New Roman"/>
+          <w:color w:val="000000" w:themeColor="text1"/>
+          <w:sz w:val="26"/>
+          <w:szCs w:val="26"/>
+        </w:rPr>
+        <w:t xml:space="preserve"> </w:t>
+      </w:r>
+      <w:proofErr w:type="spellStart"/>
+      <w:r>
+        <w:rPr>
+          <w:rFonts w:ascii="Times New Roman" w:hAnsi="Times New Roman" w:cs="Times New Roman"/>
+          <w:color w:val="000000" w:themeColor="text1"/>
+          <w:sz w:val="26"/>
+          <w:szCs w:val="26"/>
+        </w:rPr>
+        <w:t>hòa</w:t>
+      </w:r>
+      <w:proofErr w:type="spellEnd"/>
+      <w:r>
+        <w:rPr>
+          <w:rFonts w:ascii="Times New Roman" w:hAnsi="Times New Roman" w:cs="Times New Roman"/>
+          <w:color w:val="000000" w:themeColor="text1"/>
+          <w:sz w:val="26"/>
+          <w:szCs w:val="26"/>
+        </w:rPr>
+        <w:t xml:space="preserve"> </w:t>
+      </w:r>
+      <w:proofErr w:type="spellStart"/>
+      <w:r>
+        <w:rPr>
+          <w:rFonts w:ascii="Times New Roman" w:hAnsi="Times New Roman" w:cs="Times New Roman"/>
+          <w:color w:val="000000" w:themeColor="text1"/>
+          <w:sz w:val="26"/>
+          <w:szCs w:val="26"/>
+        </w:rPr>
+        <w:t>và</w:t>
+      </w:r>
+      <w:proofErr w:type="spellEnd"/>
+      <w:r>
+        <w:rPr>
+          <w:rFonts w:ascii="Times New Roman" w:hAnsi="Times New Roman" w:cs="Times New Roman"/>
+          <w:color w:val="000000" w:themeColor="text1"/>
+          <w:sz w:val="26"/>
+          <w:szCs w:val="26"/>
+        </w:rPr>
+        <w:t xml:space="preserve"> </w:t>
+      </w:r>
+      <w:proofErr w:type="spellStart"/>
+      <w:r>
+        <w:rPr>
+          <w:rFonts w:ascii="Times New Roman" w:hAnsi="Times New Roman" w:cs="Times New Roman"/>
+          <w:color w:val="000000" w:themeColor="text1"/>
+          <w:sz w:val="26"/>
+          <w:szCs w:val="26"/>
+        </w:rPr>
+        <w:t>vận</w:t>
+      </w:r>
+      <w:proofErr w:type="spellEnd"/>
+      <w:r>
+        <w:rPr>
+          <w:rFonts w:ascii="Times New Roman" w:hAnsi="Times New Roman" w:cs="Times New Roman"/>
+          <w:color w:val="000000" w:themeColor="text1"/>
+          <w:sz w:val="26"/>
+          <w:szCs w:val="26"/>
+        </w:rPr>
+        <w:t xml:space="preserve"> </w:t>
+      </w:r>
+      <w:proofErr w:type="spellStart"/>
+      <w:r>
+        <w:rPr>
+          <w:rFonts w:ascii="Times New Roman" w:hAnsi="Times New Roman" w:cs="Times New Roman"/>
+          <w:color w:val="000000" w:themeColor="text1"/>
+          <w:sz w:val="26"/>
+          <w:szCs w:val="26"/>
+        </w:rPr>
+        <w:t>hành</w:t>
+      </w:r>
+      <w:proofErr w:type="spellEnd"/>
+      <w:r>
+        <w:rPr>
+          <w:rFonts w:ascii="Times New Roman" w:hAnsi="Times New Roman" w:cs="Times New Roman"/>
+          <w:color w:val="000000" w:themeColor="text1"/>
+          <w:sz w:val="26"/>
+          <w:szCs w:val="26"/>
+        </w:rPr>
+        <w:t xml:space="preserve"> </w:t>
+      </w:r>
+      <w:proofErr w:type="spellStart"/>
+      <w:r>
+        <w:rPr>
+          <w:rFonts w:ascii="Times New Roman" w:hAnsi="Times New Roman" w:cs="Times New Roman"/>
+          <w:color w:val="000000" w:themeColor="text1"/>
+          <w:sz w:val="26"/>
+          <w:szCs w:val="26"/>
+        </w:rPr>
+        <w:t>hợp</w:t>
+      </w:r>
+      <w:proofErr w:type="spellEnd"/>
+      <w:r>
+        <w:rPr>
+          <w:rFonts w:ascii="Times New Roman" w:hAnsi="Times New Roman" w:cs="Times New Roman"/>
+          <w:color w:val="000000" w:themeColor="text1"/>
+          <w:sz w:val="26"/>
+          <w:szCs w:val="26"/>
+        </w:rPr>
+        <w:t xml:space="preserve"> </w:t>
+      </w:r>
+      <w:proofErr w:type="spellStart"/>
+      <w:r>
+        <w:rPr>
+          <w:rFonts w:ascii="Times New Roman" w:hAnsi="Times New Roman" w:cs="Times New Roman"/>
+          <w:color w:val="000000" w:themeColor="text1"/>
+          <w:sz w:val="26"/>
+          <w:szCs w:val="26"/>
+        </w:rPr>
+        <w:t>lý</w:t>
+      </w:r>
+      <w:proofErr w:type="spellEnd"/>
+      <w:r>
+        <w:rPr>
+          <w:rFonts w:ascii="Times New Roman" w:hAnsi="Times New Roman" w:cs="Times New Roman"/>
+          <w:color w:val="000000" w:themeColor="text1"/>
+          <w:sz w:val="26"/>
+          <w:szCs w:val="26"/>
+        </w:rPr>
+        <w:t xml:space="preserve"> </w:t>
+      </w:r>
+      <w:proofErr w:type="spellStart"/>
+      <w:r>
+        <w:rPr>
+          <w:rFonts w:ascii="Times New Roman" w:hAnsi="Times New Roman" w:cs="Times New Roman"/>
+          <w:color w:val="000000" w:themeColor="text1"/>
+          <w:sz w:val="26"/>
+          <w:szCs w:val="26"/>
+        </w:rPr>
+        <w:t>các</w:t>
+      </w:r>
+      <w:proofErr w:type="spellEnd"/>
+      <w:r>
+        <w:rPr>
+          <w:rFonts w:ascii="Times New Roman" w:hAnsi="Times New Roman" w:cs="Times New Roman"/>
+          <w:color w:val="000000" w:themeColor="text1"/>
+          <w:sz w:val="26"/>
+          <w:szCs w:val="26"/>
+        </w:rPr>
+        <w:t xml:space="preserve"> </w:t>
+      </w:r>
+      <w:proofErr w:type="spellStart"/>
+      <w:r>
+        <w:rPr>
+          <w:rFonts w:ascii="Times New Roman" w:hAnsi="Times New Roman" w:cs="Times New Roman"/>
+          <w:color w:val="000000" w:themeColor="text1"/>
+          <w:sz w:val="26"/>
+          <w:szCs w:val="26"/>
+        </w:rPr>
+        <w:t>trạm</w:t>
+      </w:r>
+      <w:proofErr w:type="spellEnd"/>
+      <w:r>
+        <w:rPr>
+          <w:rFonts w:ascii="Times New Roman" w:hAnsi="Times New Roman" w:cs="Times New Roman"/>
+          <w:color w:val="000000" w:themeColor="text1"/>
+          <w:sz w:val="26"/>
+          <w:szCs w:val="26"/>
+        </w:rPr>
+        <w:t xml:space="preserve"> </w:t>
+      </w:r>
+      <w:proofErr w:type="spellStart"/>
+      <w:r>
+        <w:rPr>
+          <w:rFonts w:ascii="Times New Roman" w:hAnsi="Times New Roman" w:cs="Times New Roman"/>
+          <w:color w:val="000000" w:themeColor="text1"/>
+          <w:sz w:val="26"/>
+          <w:szCs w:val="26"/>
+        </w:rPr>
+        <w:t>bơm</w:t>
+      </w:r>
+      <w:proofErr w:type="spellEnd"/>
+      <w:r>
+        <w:rPr>
+          <w:rFonts w:ascii="Times New Roman" w:hAnsi="Times New Roman" w:cs="Times New Roman"/>
+          <w:color w:val="000000" w:themeColor="text1"/>
+          <w:sz w:val="26"/>
+          <w:szCs w:val="26"/>
+        </w:rPr>
+        <w:t xml:space="preserve"> </w:t>
+      </w:r>
+      <w:proofErr w:type="spellStart"/>
+      <w:r>
+        <w:rPr>
+          <w:rFonts w:ascii="Times New Roman" w:hAnsi="Times New Roman" w:cs="Times New Roman"/>
+          <w:color w:val="000000" w:themeColor="text1"/>
+          <w:sz w:val="26"/>
+          <w:szCs w:val="26"/>
+        </w:rPr>
+        <w:t>đầu</w:t>
+      </w:r>
+      <w:proofErr w:type="spellEnd"/>
+      <w:r>
+        <w:rPr>
+          <w:rFonts w:ascii="Times New Roman" w:hAnsi="Times New Roman" w:cs="Times New Roman"/>
+          <w:color w:val="000000" w:themeColor="text1"/>
+          <w:sz w:val="26"/>
+          <w:szCs w:val="26"/>
+        </w:rPr>
+        <w:t xml:space="preserve"> </w:t>
+      </w:r>
+      <w:proofErr w:type="spellStart"/>
+      <w:r>
+        <w:rPr>
+          <w:rFonts w:ascii="Times New Roman" w:hAnsi="Times New Roman" w:cs="Times New Roman"/>
+          <w:color w:val="000000" w:themeColor="text1"/>
+          <w:sz w:val="26"/>
+          <w:szCs w:val="26"/>
+        </w:rPr>
+        <w:t>mối</w:t>
+      </w:r>
+      <w:proofErr w:type="spellEnd"/>
+      <w:r>
+        <w:rPr>
+          <w:rFonts w:ascii="Times New Roman" w:hAnsi="Times New Roman" w:cs="Times New Roman"/>
+          <w:color w:val="000000" w:themeColor="text1"/>
+          <w:sz w:val="26"/>
+          <w:szCs w:val="26"/>
+        </w:rPr>
+        <w:t xml:space="preserve"> Yên </w:t>
+      </w:r>
+      <w:proofErr w:type="spellStart"/>
+      <w:r>
+        <w:rPr>
+          <w:rFonts w:ascii="Times New Roman" w:hAnsi="Times New Roman" w:cs="Times New Roman"/>
+          <w:color w:val="000000" w:themeColor="text1"/>
+          <w:sz w:val="26"/>
+          <w:szCs w:val="26"/>
+        </w:rPr>
+        <w:t>Sở</w:t>
+      </w:r>
+      <w:proofErr w:type="spellEnd"/>
+      <w:r>
+        <w:rPr>
+          <w:rFonts w:ascii="Times New Roman" w:hAnsi="Times New Roman" w:cs="Times New Roman"/>
+          <w:color w:val="000000" w:themeColor="text1"/>
+          <w:sz w:val="26"/>
+          <w:szCs w:val="26"/>
+        </w:rPr>
+        <w:t xml:space="preserve">, </w:t>
+      </w:r>
+      <w:proofErr w:type="spellStart"/>
+      <w:r>
+        <w:rPr>
+          <w:rFonts w:ascii="Times New Roman" w:hAnsi="Times New Roman" w:cs="Times New Roman"/>
+          <w:color w:val="000000" w:themeColor="text1"/>
+          <w:sz w:val="26"/>
+          <w:szCs w:val="26"/>
+        </w:rPr>
+        <w:t>Đồng</w:t>
+      </w:r>
+      <w:proofErr w:type="spellEnd"/>
+      <w:r>
+        <w:rPr>
+          <w:rFonts w:ascii="Times New Roman" w:hAnsi="Times New Roman" w:cs="Times New Roman"/>
+          <w:color w:val="000000" w:themeColor="text1"/>
+          <w:sz w:val="26"/>
+          <w:szCs w:val="26"/>
+        </w:rPr>
+        <w:t xml:space="preserve"> </w:t>
+      </w:r>
+      <w:proofErr w:type="spellStart"/>
+      <w:r>
+        <w:rPr>
+          <w:rFonts w:ascii="Times New Roman" w:hAnsi="Times New Roman" w:cs="Times New Roman"/>
+          <w:color w:val="000000" w:themeColor="text1"/>
+          <w:sz w:val="26"/>
+          <w:szCs w:val="26"/>
+        </w:rPr>
+        <w:t>Bông</w:t>
+      </w:r>
+      <w:proofErr w:type="spellEnd"/>
+      <w:r>
+        <w:rPr>
+          <w:rFonts w:ascii="Times New Roman" w:hAnsi="Times New Roman" w:cs="Times New Roman"/>
+          <w:color w:val="000000" w:themeColor="text1"/>
+          <w:sz w:val="26"/>
+          <w:szCs w:val="26"/>
+        </w:rPr>
+        <w:t xml:space="preserve"> 1, </w:t>
+      </w:r>
+      <w:proofErr w:type="spellStart"/>
+      <w:r>
+        <w:rPr>
+          <w:rFonts w:ascii="Times New Roman" w:hAnsi="Times New Roman" w:cs="Times New Roman"/>
+          <w:color w:val="000000" w:themeColor="text1"/>
+          <w:sz w:val="26"/>
+          <w:szCs w:val="26"/>
+        </w:rPr>
+        <w:t>Đồng</w:t>
+      </w:r>
+      <w:proofErr w:type="spellEnd"/>
+      <w:r>
+        <w:rPr>
+          <w:rFonts w:ascii="Times New Roman" w:hAnsi="Times New Roman" w:cs="Times New Roman"/>
+          <w:color w:val="000000" w:themeColor="text1"/>
+          <w:sz w:val="26"/>
+          <w:szCs w:val="26"/>
+        </w:rPr>
+        <w:t xml:space="preserve"> </w:t>
+      </w:r>
+      <w:proofErr w:type="spellStart"/>
+      <w:r>
+        <w:rPr>
+          <w:rFonts w:ascii="Times New Roman" w:hAnsi="Times New Roman" w:cs="Times New Roman"/>
+          <w:color w:val="000000" w:themeColor="text1"/>
+          <w:sz w:val="26"/>
+          <w:szCs w:val="26"/>
+        </w:rPr>
+        <w:t>Bông</w:t>
+      </w:r>
+      <w:proofErr w:type="spellEnd"/>
+      <w:r>
+        <w:rPr>
+          <w:rFonts w:ascii="Times New Roman" w:hAnsi="Times New Roman" w:cs="Times New Roman"/>
+          <w:color w:val="000000" w:themeColor="text1"/>
+          <w:sz w:val="26"/>
+          <w:szCs w:val="26"/>
+        </w:rPr>
+        <w:t xml:space="preserve"> 2, </w:t>
+      </w:r>
+      <w:proofErr w:type="spellStart"/>
+      <w:r>
+        <w:rPr>
+          <w:rFonts w:ascii="Times New Roman" w:hAnsi="Times New Roman" w:cs="Times New Roman"/>
+          <w:color w:val="000000" w:themeColor="text1"/>
+          <w:sz w:val="26"/>
+          <w:szCs w:val="26"/>
+        </w:rPr>
+        <w:t>Cổ</w:t>
+      </w:r>
+      <w:proofErr w:type="spellEnd"/>
+      <w:r>
+        <w:rPr>
+          <w:rFonts w:ascii="Times New Roman" w:hAnsi="Times New Roman" w:cs="Times New Roman"/>
+          <w:color w:val="000000" w:themeColor="text1"/>
+          <w:sz w:val="26"/>
+          <w:szCs w:val="26"/>
+        </w:rPr>
+        <w:t xml:space="preserve"> </w:t>
+      </w:r>
+      <w:proofErr w:type="spellStart"/>
+      <w:r>
+        <w:rPr>
+          <w:rFonts w:ascii="Times New Roman" w:hAnsi="Times New Roman" w:cs="Times New Roman"/>
+          <w:color w:val="000000" w:themeColor="text1"/>
+          <w:sz w:val="26"/>
+          <w:szCs w:val="26"/>
+        </w:rPr>
+        <w:t>Nhuế</w:t>
+      </w:r>
+      <w:proofErr w:type="spellEnd"/>
+      <w:r>
+        <w:rPr>
+          <w:rFonts w:ascii="Times New Roman" w:hAnsi="Times New Roman" w:cs="Times New Roman"/>
+          <w:color w:val="000000" w:themeColor="text1"/>
+          <w:sz w:val="26"/>
+          <w:szCs w:val="26"/>
+        </w:rPr>
+        <w:t xml:space="preserve">… </w:t>
+      </w:r>
+      <w:proofErr w:type="spellStart"/>
+      <w:r>
+        <w:rPr>
+          <w:rFonts w:ascii="Times New Roman" w:hAnsi="Times New Roman" w:cs="Times New Roman"/>
+          <w:color w:val="000000" w:themeColor="text1"/>
+          <w:sz w:val="26"/>
+          <w:szCs w:val="26"/>
+        </w:rPr>
+        <w:t>để</w:t>
+      </w:r>
+      <w:proofErr w:type="spellEnd"/>
+      <w:r>
+        <w:rPr>
+          <w:rFonts w:ascii="Times New Roman" w:hAnsi="Times New Roman" w:cs="Times New Roman"/>
+          <w:color w:val="000000" w:themeColor="text1"/>
+          <w:sz w:val="26"/>
+          <w:szCs w:val="26"/>
+        </w:rPr>
+        <w:t xml:space="preserve"> </w:t>
+      </w:r>
+      <w:proofErr w:type="spellStart"/>
+      <w:r>
+        <w:rPr>
+          <w:rFonts w:ascii="Times New Roman" w:hAnsi="Times New Roman" w:cs="Times New Roman"/>
+          <w:color w:val="000000" w:themeColor="text1"/>
+          <w:sz w:val="26"/>
+          <w:szCs w:val="26"/>
+        </w:rPr>
+        <w:t>hạ</w:t>
+      </w:r>
+      <w:proofErr w:type="spellEnd"/>
+      <w:r>
+        <w:rPr>
+          <w:rFonts w:ascii="Times New Roman" w:hAnsi="Times New Roman" w:cs="Times New Roman"/>
+          <w:color w:val="000000" w:themeColor="text1"/>
+          <w:sz w:val="26"/>
+          <w:szCs w:val="26"/>
+        </w:rPr>
+        <w:t xml:space="preserve"> </w:t>
+      </w:r>
+      <w:proofErr w:type="spellStart"/>
+      <w:r>
+        <w:rPr>
+          <w:rFonts w:ascii="Times New Roman" w:hAnsi="Times New Roman" w:cs="Times New Roman"/>
+          <w:color w:val="000000" w:themeColor="text1"/>
+          <w:sz w:val="26"/>
+          <w:szCs w:val="26"/>
+        </w:rPr>
+        <w:t>mức</w:t>
+      </w:r>
+      <w:proofErr w:type="spellEnd"/>
+      <w:r>
+        <w:rPr>
+          <w:rFonts w:ascii="Times New Roman" w:hAnsi="Times New Roman" w:cs="Times New Roman"/>
+          <w:color w:val="000000" w:themeColor="text1"/>
+          <w:sz w:val="26"/>
+          <w:szCs w:val="26"/>
+        </w:rPr>
+        <w:t xml:space="preserve"> </w:t>
+      </w:r>
+      <w:proofErr w:type="spellStart"/>
+      <w:r>
+        <w:rPr>
+          <w:rFonts w:ascii="Times New Roman" w:hAnsi="Times New Roman" w:cs="Times New Roman"/>
+          <w:color w:val="000000" w:themeColor="text1"/>
+          <w:sz w:val="26"/>
+          <w:szCs w:val="26"/>
+        </w:rPr>
+        <w:t>nước</w:t>
+      </w:r>
+      <w:proofErr w:type="spellEnd"/>
+      <w:r>
+        <w:rPr>
+          <w:rFonts w:ascii="Times New Roman" w:hAnsi="Times New Roman" w:cs="Times New Roman"/>
+          <w:color w:val="000000" w:themeColor="text1"/>
+          <w:sz w:val="26"/>
+          <w:szCs w:val="26"/>
+        </w:rPr>
+        <w:t xml:space="preserve"> </w:t>
+      </w:r>
+      <w:proofErr w:type="spellStart"/>
+      <w:r>
+        <w:rPr>
+          <w:rFonts w:ascii="Times New Roman" w:hAnsi="Times New Roman" w:cs="Times New Roman"/>
+          <w:color w:val="000000" w:themeColor="text1"/>
+          <w:sz w:val="26"/>
+          <w:szCs w:val="26"/>
+        </w:rPr>
+        <w:t>trên</w:t>
+      </w:r>
+      <w:proofErr w:type="spellEnd"/>
+      <w:r>
+        <w:rPr>
+          <w:rFonts w:ascii="Times New Roman" w:hAnsi="Times New Roman" w:cs="Times New Roman"/>
+          <w:color w:val="000000" w:themeColor="text1"/>
+          <w:sz w:val="26"/>
+          <w:szCs w:val="26"/>
+        </w:rPr>
+        <w:t xml:space="preserve"> </w:t>
+      </w:r>
+      <w:proofErr w:type="spellStart"/>
+      <w:r>
+        <w:rPr>
+          <w:rFonts w:ascii="Times New Roman" w:hAnsi="Times New Roman" w:cs="Times New Roman"/>
+          <w:color w:val="000000" w:themeColor="text1"/>
+          <w:sz w:val="26"/>
+          <w:szCs w:val="26"/>
+        </w:rPr>
+        <w:t>hệ</w:t>
+      </w:r>
+      <w:proofErr w:type="spellEnd"/>
+      <w:r>
+        <w:rPr>
+          <w:rFonts w:ascii="Times New Roman" w:hAnsi="Times New Roman" w:cs="Times New Roman"/>
+          <w:color w:val="000000" w:themeColor="text1"/>
+          <w:sz w:val="26"/>
+          <w:szCs w:val="26"/>
+        </w:rPr>
+        <w:t xml:space="preserve"> </w:t>
+      </w:r>
+      <w:proofErr w:type="spellStart"/>
+      <w:r>
+        <w:rPr>
+          <w:rFonts w:ascii="Times New Roman" w:hAnsi="Times New Roman" w:cs="Times New Roman"/>
+          <w:color w:val="000000" w:themeColor="text1"/>
+          <w:sz w:val="26"/>
+          <w:szCs w:val="26"/>
+        </w:rPr>
+        <w:t>thống</w:t>
+      </w:r>
+      <w:proofErr w:type="spellEnd"/>
+      <w:r>
+        <w:rPr>
+          <w:rFonts w:ascii="Times New Roman" w:hAnsi="Times New Roman" w:cs="Times New Roman"/>
+          <w:color w:val="000000" w:themeColor="text1"/>
+          <w:sz w:val="26"/>
+          <w:szCs w:val="26"/>
+        </w:rPr>
+        <w:t xml:space="preserve"> </w:t>
+      </w:r>
+      <w:proofErr w:type="spellStart"/>
+      <w:r>
+        <w:rPr>
+          <w:rFonts w:ascii="Times New Roman" w:hAnsi="Times New Roman" w:cs="Times New Roman"/>
+          <w:color w:val="000000" w:themeColor="text1"/>
+          <w:sz w:val="26"/>
+          <w:szCs w:val="26"/>
+        </w:rPr>
+        <w:t>theo</w:t>
+      </w:r>
+      <w:proofErr w:type="spellEnd"/>
+      <w:r>
+        <w:rPr>
+          <w:rFonts w:ascii="Times New Roman" w:hAnsi="Times New Roman" w:cs="Times New Roman"/>
+          <w:color w:val="000000" w:themeColor="text1"/>
+          <w:sz w:val="26"/>
+          <w:szCs w:val="26"/>
+        </w:rPr>
+        <w:t xml:space="preserve"> </w:t>
+      </w:r>
+      <w:proofErr w:type="spellStart"/>
+      <w:r>
+        <w:rPr>
+          <w:rFonts w:ascii="Times New Roman" w:hAnsi="Times New Roman" w:cs="Times New Roman"/>
+          <w:color w:val="000000" w:themeColor="text1"/>
+          <w:sz w:val="26"/>
+          <w:szCs w:val="26"/>
+        </w:rPr>
+        <w:t>đúng</w:t>
+      </w:r>
+      <w:proofErr w:type="spellEnd"/>
+      <w:r>
+        <w:rPr>
+          <w:rFonts w:ascii="Times New Roman" w:hAnsi="Times New Roman" w:cs="Times New Roman"/>
+          <w:color w:val="000000" w:themeColor="text1"/>
+          <w:sz w:val="26"/>
+          <w:szCs w:val="26"/>
+        </w:rPr>
+        <w:t xml:space="preserve"> </w:t>
+      </w:r>
+      <w:proofErr w:type="spellStart"/>
+      <w:r>
+        <w:rPr>
+          <w:rFonts w:ascii="Times New Roman" w:hAnsi="Times New Roman" w:cs="Times New Roman"/>
+          <w:color w:val="000000" w:themeColor="text1"/>
+          <w:sz w:val="26"/>
+          <w:szCs w:val="26"/>
+        </w:rPr>
+        <w:t>quy</w:t>
+      </w:r>
+      <w:proofErr w:type="spellEnd"/>
+      <w:r>
+        <w:rPr>
+          <w:rFonts w:ascii="Times New Roman" w:hAnsi="Times New Roman" w:cs="Times New Roman"/>
+          <w:color w:val="000000" w:themeColor="text1"/>
+          <w:sz w:val="26"/>
+          <w:szCs w:val="26"/>
+        </w:rPr>
+        <w:t xml:space="preserve"> </w:t>
+      </w:r>
+      <w:proofErr w:type="spellStart"/>
+      <w:r>
+        <w:rPr>
+          <w:rFonts w:ascii="Times New Roman" w:hAnsi="Times New Roman" w:cs="Times New Roman"/>
+          <w:color w:val="000000" w:themeColor="text1"/>
+          <w:sz w:val="26"/>
+          <w:szCs w:val="26"/>
+        </w:rPr>
+        <w:t>định</w:t>
+      </w:r>
+      <w:proofErr w:type="spellEnd"/>
+      <w:r>
+        <w:rPr>
+          <w:rFonts w:ascii="Times New Roman" w:hAnsi="Times New Roman" w:cs="Times New Roman"/>
+          <w:color w:val="000000" w:themeColor="text1"/>
+          <w:sz w:val="26"/>
+          <w:szCs w:val="26"/>
+        </w:rPr>
+        <w:t xml:space="preserve">. </w:t>
       </w:r>
     </w:p>
     <w:p>
@@ -1994,65 +7369,222 @@
         <w:lastRenderedPageBreak/>
         <w:t xml:space="preserve">- </w:t>
       </w:r>
-      <w:r>
-        <w:rPr>
-          <w:rFonts w:ascii="Times New Roman" w:hAnsi="Times New Roman" w:cs="Times New Roman"/>
-          <w:sz w:val="26"/>
-          <w:szCs w:val="26"/>
-        </w:rPr>
-        <w:t xml:space="preserve">Đến </w:t>
-      </w:r>
-      <w:r>
-        <w:rPr>
-          <w:rFonts w:ascii="Times New Roman" w:hAnsi="Times New Roman" w:cs="Times New Roman"/>
-          <w:sz w:val="26"/>
-          <w:szCs w:val="26"/>
-        </w:rPr>
-        <w:t>{hh}</w:t>
-      </w:r>
-      <w:r>
-        <w:rPr>
-          <w:rFonts w:ascii="Times New Roman" w:hAnsi="Times New Roman" w:cs="Times New Roman"/>
-          <w:sz w:val="26"/>
-          <w:szCs w:val="26"/>
-        </w:rPr>
-        <w:t xml:space="preserve"> ngày</w:t>
-      </w:r>
-      <w:r>
-        <w:rPr>
-          <w:rFonts w:ascii="Times New Roman" w:hAnsi="Times New Roman" w:cs="Times New Roman"/>
-          <w:color w:val="000000" w:themeColor="text1"/>
-          <w:sz w:val="26"/>
-          <w:szCs w:val="26"/>
-        </w:rPr>
-        <w:t xml:space="preserve"> </w:t>
-      </w:r>
-      <w:r>
-        <w:rPr>
-          <w:rFonts w:ascii="Times New Roman" w:hAnsi="Times New Roman" w:cs="Times New Roman"/>
-          <w:sz w:val="26"/>
-          <w:szCs w:val="26"/>
-        </w:rPr>
-        <w:t>{dd}/{mm}/{yyyy}</w:t>
-      </w:r>
-      <w:r>
-        <w:rPr>
-          <w:rFonts w:ascii="Times New Roman" w:hAnsi="Times New Roman" w:cs="Times New Roman"/>
-          <w:color w:val="000000" w:themeColor="text1"/>
-          <w:sz w:val="26"/>
-          <w:szCs w:val="26"/>
-        </w:rPr>
-        <w:t xml:space="preserve">, trên địa bàn thành phố </w:t>
-      </w:r>
-      <w:r>
-        <w:rPr>
-          <w:rFonts w:ascii="Times New Roman" w:hAnsi="Times New Roman" w:cs="Times New Roman"/>
-          <w:color w:val="000000" w:themeColor="text1"/>
+      <w:proofErr w:type="spellStart"/>
+      <w:r>
+        <w:rPr>
+          <w:rFonts w:ascii="Times New Roman" w:hAnsi="Times New Roman" w:cs="Times New Roman"/>
+          <w:sz w:val="26"/>
+          <w:szCs w:val="26"/>
+        </w:rPr>
+        <w:t>Đến</w:t>
+      </w:r>
+      <w:proofErr w:type="spellEnd"/>
+      <w:r>
+        <w:rPr>
+          <w:rFonts w:ascii="Times New Roman" w:hAnsi="Times New Roman" w:cs="Times New Roman"/>
+          <w:sz w:val="26"/>
+          <w:szCs w:val="26"/>
+        </w:rPr>
+        <w:t xml:space="preserve"> </w:t>
+      </w:r>
+      <w:r>
+        <w:rPr>
+          <w:rFonts w:ascii="Times New Roman" w:hAnsi="Times New Roman" w:cs="Times New Roman"/>
           <w:sz w:val="26"/>
           <w:szCs w:val="26"/>
         </w:rPr>
         <w:t>{</w:t>
       </w:r>
+      <w:proofErr w:type="spellStart"/>
+      <w:r>
+        <w:rPr>
+          <w:rFonts w:ascii="Times New Roman" w:hAnsi="Times New Roman" w:cs="Times New Roman"/>
+          <w:sz w:val="26"/>
+          <w:szCs w:val="26"/>
+        </w:rPr>
+        <w:t>hh</w:t>
+      </w:r>
+      <w:proofErr w:type="spellEnd"/>
+      <w:r>
+        <w:rPr>
+          <w:rFonts w:ascii="Times New Roman" w:hAnsi="Times New Roman" w:cs="Times New Roman"/>
+          <w:sz w:val="26"/>
+          <w:szCs w:val="26"/>
+        </w:rPr>
+        <w:t>}</w:t>
+      </w:r>
+      <w:r>
+        <w:rPr>
+          <w:rFonts w:ascii="Times New Roman" w:hAnsi="Times New Roman" w:cs="Times New Roman"/>
+          <w:sz w:val="26"/>
+          <w:szCs w:val="26"/>
+        </w:rPr>
+        <w:t xml:space="preserve"> </w:t>
+      </w:r>
+      <w:proofErr w:type="spellStart"/>
+      <w:r>
+        <w:rPr>
+          <w:rFonts w:ascii="Times New Roman" w:hAnsi="Times New Roman" w:cs="Times New Roman"/>
+          <w:sz w:val="26"/>
+          <w:szCs w:val="26"/>
+        </w:rPr>
+        <w:t>ngày</w:t>
+      </w:r>
+      <w:proofErr w:type="spellEnd"/>
+      <w:r>
+        <w:rPr>
+          <w:rFonts w:ascii="Times New Roman" w:hAnsi="Times New Roman" w:cs="Times New Roman"/>
+          <w:color w:val="000000" w:themeColor="text1"/>
+          <w:sz w:val="26"/>
+          <w:szCs w:val="26"/>
+        </w:rPr>
+        <w:t xml:space="preserve"> </w:t>
+      </w:r>
+      <w:r>
+        <w:rPr>
+          <w:rFonts w:ascii="Times New Roman" w:hAnsi="Times New Roman" w:cs="Times New Roman"/>
+          <w:sz w:val="26"/>
+          <w:szCs w:val="26"/>
+        </w:rPr>
+        <w:t>{dd}/{mm}/{</w:t>
+      </w:r>
+      <w:proofErr w:type="spellStart"/>
+      <w:r>
+        <w:rPr>
+          <w:rFonts w:ascii="Times New Roman" w:hAnsi="Times New Roman" w:cs="Times New Roman"/>
+          <w:sz w:val="26"/>
+          <w:szCs w:val="26"/>
+        </w:rPr>
+        <w:t>yyyy</w:t>
+      </w:r>
+      <w:proofErr w:type="spellEnd"/>
+      <w:r>
+        <w:rPr>
+          <w:rFonts w:ascii="Times New Roman" w:hAnsi="Times New Roman" w:cs="Times New Roman"/>
+          <w:sz w:val="26"/>
+          <w:szCs w:val="26"/>
+        </w:rPr>
+        <w:t>}</w:t>
+      </w:r>
+      <w:r>
+        <w:rPr>
+          <w:rFonts w:ascii="Times New Roman" w:hAnsi="Times New Roman" w:cs="Times New Roman"/>
+          <w:color w:val="000000" w:themeColor="text1"/>
+          <w:sz w:val="26"/>
+          <w:szCs w:val="26"/>
+        </w:rPr>
+        <w:t xml:space="preserve">, </w:t>
+      </w:r>
+      <w:proofErr w:type="spellStart"/>
+      <w:r>
+        <w:rPr>
+          <w:rFonts w:ascii="Times New Roman" w:hAnsi="Times New Roman" w:cs="Times New Roman"/>
+          <w:color w:val="000000" w:themeColor="text1"/>
+          <w:sz w:val="26"/>
+          <w:szCs w:val="26"/>
+        </w:rPr>
+        <w:t>trên</w:t>
+      </w:r>
+      <w:proofErr w:type="spellEnd"/>
+      <w:r>
+        <w:rPr>
+          <w:rFonts w:ascii="Times New Roman" w:hAnsi="Times New Roman" w:cs="Times New Roman"/>
+          <w:color w:val="000000" w:themeColor="text1"/>
+          <w:sz w:val="26"/>
+          <w:szCs w:val="26"/>
+        </w:rPr>
+        <w:t xml:space="preserve"> </w:t>
+      </w:r>
+      <w:proofErr w:type="spellStart"/>
+      <w:r>
+        <w:rPr>
+          <w:rFonts w:ascii="Times New Roman" w:hAnsi="Times New Roman" w:cs="Times New Roman"/>
+          <w:color w:val="000000" w:themeColor="text1"/>
+          <w:sz w:val="26"/>
+          <w:szCs w:val="26"/>
+        </w:rPr>
+        <w:t>địa</w:t>
+      </w:r>
+      <w:proofErr w:type="spellEnd"/>
+      <w:r>
+        <w:rPr>
+          <w:rFonts w:ascii="Times New Roman" w:hAnsi="Times New Roman" w:cs="Times New Roman"/>
+          <w:color w:val="000000" w:themeColor="text1"/>
+          <w:sz w:val="26"/>
+          <w:szCs w:val="26"/>
+        </w:rPr>
+        <w:t xml:space="preserve"> </w:t>
+      </w:r>
+      <w:proofErr w:type="spellStart"/>
+      <w:r>
+        <w:rPr>
+          <w:rFonts w:ascii="Times New Roman" w:hAnsi="Times New Roman" w:cs="Times New Roman"/>
+          <w:color w:val="000000" w:themeColor="text1"/>
+          <w:sz w:val="26"/>
+          <w:szCs w:val="26"/>
+        </w:rPr>
+        <w:t>bàn</w:t>
+      </w:r>
+      <w:proofErr w:type="spellEnd"/>
+      <w:r>
+        <w:rPr>
+          <w:rFonts w:ascii="Times New Roman" w:hAnsi="Times New Roman" w:cs="Times New Roman"/>
+          <w:color w:val="000000" w:themeColor="text1"/>
+          <w:sz w:val="26"/>
+          <w:szCs w:val="26"/>
+        </w:rPr>
+        <w:t xml:space="preserve"> </w:t>
+      </w:r>
+      <w:proofErr w:type="spellStart"/>
+      <w:r>
+        <w:rPr>
+          <w:rFonts w:ascii="Times New Roman" w:hAnsi="Times New Roman" w:cs="Times New Roman"/>
+          <w:color w:val="000000" w:themeColor="text1"/>
+          <w:sz w:val="26"/>
+          <w:szCs w:val="26"/>
+        </w:rPr>
+        <w:t>thành</w:t>
+      </w:r>
+      <w:proofErr w:type="spellEnd"/>
+      <w:r>
+        <w:rPr>
+          <w:rFonts w:ascii="Times New Roman" w:hAnsi="Times New Roman" w:cs="Times New Roman"/>
+          <w:color w:val="000000" w:themeColor="text1"/>
+          <w:sz w:val="26"/>
+          <w:szCs w:val="26"/>
+        </w:rPr>
+        <w:t xml:space="preserve"> </w:t>
+      </w:r>
+      <w:proofErr w:type="spellStart"/>
+      <w:r>
+        <w:rPr>
+          <w:rFonts w:ascii="Times New Roman" w:hAnsi="Times New Roman" w:cs="Times New Roman"/>
+          <w:color w:val="000000" w:themeColor="text1"/>
+          <w:sz w:val="26"/>
+          <w:szCs w:val="26"/>
+        </w:rPr>
+        <w:t>phố</w:t>
+      </w:r>
+      <w:proofErr w:type="spellEnd"/>
+      <w:r>
+        <w:rPr>
+          <w:rFonts w:ascii="Times New Roman" w:hAnsi="Times New Roman" w:cs="Times New Roman"/>
+          <w:color w:val="000000" w:themeColor="text1"/>
+          <w:sz w:val="26"/>
+          <w:szCs w:val="26"/>
+        </w:rPr>
+        <w:t xml:space="preserve"> </w:t>
+      </w:r>
+      <w:r>
+        <w:rPr>
+          <w:rFonts w:ascii="Times New Roman" w:hAnsi="Times New Roman" w:cs="Times New Roman"/>
+          <w:color w:val="000000" w:themeColor="text1"/>
+          <w:sz w:val="26"/>
+          <w:szCs w:val="26"/>
+        </w:rPr>
+        <w:t>{</w:t>
+      </w:r>
+      <w:proofErr w:type="spellStart"/>
       <w:r>
         <w:rPr>
           <w:rFonts w:ascii="Times New Roman" w:hAnsi="Times New Roman" w:cs="Times New Roman"/>
@@ -2062,6 +7594,7 @@
         </w:rPr>
         <w:t>hien</w:t>
       </w:r>
+      <w:proofErr w:type="spellEnd"/>
       <w:r>
         <w:rPr>
           <w:rFonts w:ascii="Times New Roman" w:hAnsi="Times New Roman" w:cs="Times New Roman"/>
@@ -2088,7 +7621,707 @@
           <w:sz w:val="26"/>
           <w:szCs w:val="26"/>
         </w:rPr>
-        <w:t>, các lực lượng, phương tiện của Công ty vẫn tiếp tục ứng trực vận hành các trạm bơm đầu mối theo quy trình để hạ mực nước hệ thống, vệ sinh đảm bảo khơi thông dòng chảy.</w:t>
+        <w:t xml:space="preserve">, </w:t>
+      </w:r>
+      <w:proofErr w:type="spellStart"/>
+      <w:r>
+        <w:rPr>
+          <w:rFonts w:ascii="Times New Roman" w:hAnsi="Times New Roman" w:cs="Times New Roman"/>
+          <w:color w:val="000000" w:themeColor="text1"/>
+          <w:sz w:val="26"/>
+          <w:szCs w:val="26"/>
+        </w:rPr>
+        <w:t>các</w:t>
+      </w:r>
+      <w:proofErr w:type="spellEnd"/>
+      <w:r>
+        <w:rPr>
+          <w:rFonts w:ascii="Times New Roman" w:hAnsi="Times New Roman" w:cs="Times New Roman"/>
+          <w:color w:val="000000" w:themeColor="text1"/>
+          <w:sz w:val="26"/>
+          <w:szCs w:val="26"/>
+        </w:rPr>
+        <w:t xml:space="preserve"> </w:t>
+      </w:r>
+      <w:proofErr w:type="spellStart"/>
+      <w:r>
+        <w:rPr>
+          <w:rFonts w:ascii="Times New Roman" w:hAnsi="Times New Roman" w:cs="Times New Roman"/>
+          <w:color w:val="000000" w:themeColor="text1"/>
+          <w:sz w:val="26"/>
+          <w:szCs w:val="26"/>
+        </w:rPr>
+        <w:t>lực</w:t>
+      </w:r>
+      <w:proofErr w:type="spellEnd"/>
+      <w:r>
+        <w:rPr>
+          <w:rFonts w:ascii="Times New Roman" w:hAnsi="Times New Roman" w:cs="Times New Roman"/>
+          <w:color w:val="000000" w:themeColor="text1"/>
+          <w:sz w:val="26"/>
+          <w:szCs w:val="26"/>
+        </w:rPr>
+        <w:t xml:space="preserve"> </w:t>
+      </w:r>
+      <w:proofErr w:type="spellStart"/>
+      <w:r>
+        <w:rPr>
+          <w:rFonts w:ascii="Times New Roman" w:hAnsi="Times New Roman" w:cs="Times New Roman"/>
+          <w:color w:val="000000" w:themeColor="text1"/>
+          <w:sz w:val="26"/>
+          <w:szCs w:val="26"/>
+        </w:rPr>
+        <w:t>lượng</w:t>
+      </w:r>
+      <w:proofErr w:type="spellEnd"/>
+      <w:r>
+        <w:rPr>
+          <w:rFonts w:ascii="Times New Roman" w:hAnsi="Times New Roman" w:cs="Times New Roman"/>
+          <w:color w:val="000000" w:themeColor="text1"/>
+          <w:sz w:val="26"/>
+          <w:szCs w:val="26"/>
+        </w:rPr>
+        <w:t xml:space="preserve">, </w:t>
+      </w:r>
+      <w:proofErr w:type="spellStart"/>
+      <w:r>
+        <w:rPr>
+          <w:rFonts w:ascii="Times New Roman" w:hAnsi="Times New Roman" w:cs="Times New Roman"/>
+          <w:color w:val="000000" w:themeColor="text1"/>
+          <w:sz w:val="26"/>
+          <w:szCs w:val="26"/>
+        </w:rPr>
+        <w:t>phương</w:t>
+      </w:r>
+      <w:proofErr w:type="spellEnd"/>
+      <w:r>
+        <w:rPr>
+          <w:rFonts w:ascii="Times New Roman" w:hAnsi="Times New Roman" w:cs="Times New Roman"/>
+          <w:color w:val="000000" w:themeColor="text1"/>
+          <w:sz w:val="26"/>
+          <w:szCs w:val="26"/>
+        </w:rPr>
+        <w:t xml:space="preserve"> </w:t>
+      </w:r>
+      <w:proofErr w:type="spellStart"/>
+      <w:r>
+        <w:rPr>
+          <w:rFonts w:ascii="Times New Roman" w:hAnsi="Times New Roman" w:cs="Times New Roman"/>
+          <w:color w:val="000000" w:themeColor="text1"/>
+          <w:sz w:val="26"/>
+          <w:szCs w:val="26"/>
+        </w:rPr>
+        <w:t>tiện</w:t>
+      </w:r>
+      <w:proofErr w:type="spellEnd"/>
+      <w:r>
+        <w:rPr>
+          <w:rFonts w:ascii="Times New Roman" w:hAnsi="Times New Roman" w:cs="Times New Roman"/>
+          <w:color w:val="000000" w:themeColor="text1"/>
+          <w:sz w:val="26"/>
+          <w:szCs w:val="26"/>
+        </w:rPr>
+        <w:t xml:space="preserve"> </w:t>
+      </w:r>
+      <w:proofErr w:type="spellStart"/>
+      <w:r>
+        <w:rPr>
+          <w:rFonts w:ascii="Times New Roman" w:hAnsi="Times New Roman" w:cs="Times New Roman"/>
+          <w:color w:val="000000" w:themeColor="text1"/>
+          <w:sz w:val="26"/>
+          <w:szCs w:val="26"/>
+        </w:rPr>
+        <w:t>của</w:t>
+      </w:r>
+      <w:proofErr w:type="spellEnd"/>
+      <w:r>
+        <w:rPr>
+          <w:rFonts w:ascii="Times New Roman" w:hAnsi="Times New Roman" w:cs="Times New Roman"/>
+          <w:color w:val="000000" w:themeColor="text1"/>
+          <w:sz w:val="26"/>
+          <w:szCs w:val="26"/>
+        </w:rPr>
+        <w:t xml:space="preserve"> Công ty </w:t>
+      </w:r>
+      <w:proofErr w:type="spellStart"/>
+      <w:r>
+        <w:rPr>
+          <w:rFonts w:ascii="Times New Roman" w:hAnsi="Times New Roman" w:cs="Times New Roman"/>
+          <w:color w:val="000000" w:themeColor="text1"/>
+          <w:sz w:val="26"/>
+          <w:szCs w:val="26"/>
+        </w:rPr>
+        <w:t>vẫn</w:t>
+      </w:r>
+      <w:proofErr w:type="spellEnd"/>
+      <w:r>
+        <w:rPr>
+          <w:rFonts w:ascii="Times New Roman" w:hAnsi="Times New Roman" w:cs="Times New Roman"/>
+          <w:color w:val="000000" w:themeColor="text1"/>
+          <w:sz w:val="26"/>
+          <w:szCs w:val="26"/>
+        </w:rPr>
+        <w:t xml:space="preserve"> </w:t>
+      </w:r>
+      <w:proofErr w:type="spellStart"/>
+      <w:r>
+        <w:rPr>
+          <w:rFonts w:ascii="Times New Roman" w:hAnsi="Times New Roman" w:cs="Times New Roman"/>
+          <w:color w:val="000000" w:themeColor="text1"/>
+          <w:sz w:val="26"/>
+          <w:szCs w:val="26"/>
+        </w:rPr>
+        <w:t>tiếp</w:t>
+      </w:r>
+      <w:proofErr w:type="spellEnd"/>
+      <w:r>
+        <w:rPr>
+          <w:rFonts w:ascii="Times New Roman" w:hAnsi="Times New Roman" w:cs="Times New Roman"/>
+          <w:color w:val="000000" w:themeColor="text1"/>
+          <w:sz w:val="26"/>
+          <w:szCs w:val="26"/>
+        </w:rPr>
+        <w:t xml:space="preserve"> </w:t>
+      </w:r>
+      <w:proofErr w:type="spellStart"/>
+      <w:r>
+        <w:rPr>
+          <w:rFonts w:ascii="Times New Roman" w:hAnsi="Times New Roman" w:cs="Times New Roman"/>
+          <w:color w:val="000000" w:themeColor="text1"/>
+          <w:sz w:val="26"/>
+          <w:szCs w:val="26"/>
+        </w:rPr>
+        <w:t>tục</w:t>
+      </w:r>
+      <w:proofErr w:type="spellEnd"/>
+      <w:r>
+        <w:rPr>
+          <w:rFonts w:ascii="Times New Roman" w:hAnsi="Times New Roman" w:cs="Times New Roman"/>
+          <w:color w:val="000000" w:themeColor="text1"/>
+          <w:sz w:val="26"/>
+          <w:szCs w:val="26"/>
+        </w:rPr>
+        <w:t xml:space="preserve"> </w:t>
+      </w:r>
+      <w:proofErr w:type="spellStart"/>
+      <w:r>
+        <w:rPr>
+          <w:rFonts w:ascii="Times New Roman" w:hAnsi="Times New Roman" w:cs="Times New Roman"/>
+          <w:color w:val="000000" w:themeColor="text1"/>
+          <w:sz w:val="26"/>
+          <w:szCs w:val="26"/>
+        </w:rPr>
+        <w:t>ứng</w:t>
+      </w:r>
+      <w:proofErr w:type="spellEnd"/>
+      <w:r>
+        <w:rPr>
+          <w:rFonts w:ascii="Times New Roman" w:hAnsi="Times New Roman" w:cs="Times New Roman"/>
+          <w:color w:val="000000" w:themeColor="text1"/>
+          <w:sz w:val="26"/>
+          <w:szCs w:val="26"/>
+        </w:rPr>
+        <w:t xml:space="preserve"> </w:t>
+      </w:r>
+      <w:proofErr w:type="spellStart"/>
+      <w:r>
+        <w:rPr>
+          <w:rFonts w:ascii="Times New Roman" w:hAnsi="Times New Roman" w:cs="Times New Roman"/>
+          <w:color w:val="000000" w:themeColor="text1"/>
+          <w:sz w:val="26"/>
+          <w:szCs w:val="26"/>
+        </w:rPr>
+        <w:t>trực</w:t>
+      </w:r>
+      <w:proofErr w:type="spellEnd"/>
+      <w:r>
+        <w:rPr>
+          <w:rFonts w:ascii="Times New Roman" w:hAnsi="Times New Roman" w:cs="Times New Roman"/>
+          <w:color w:val="000000" w:themeColor="text1"/>
+          <w:sz w:val="26"/>
+          <w:szCs w:val="26"/>
+        </w:rPr>
+        <w:t xml:space="preserve"> </w:t>
+      </w:r>
+      <w:proofErr w:type="spellStart"/>
+      <w:r>
+        <w:rPr>
+          <w:rFonts w:ascii="Times New Roman" w:hAnsi="Times New Roman" w:cs="Times New Roman"/>
+          <w:color w:val="000000" w:themeColor="text1"/>
+          <w:sz w:val="26"/>
+          <w:szCs w:val="26"/>
+        </w:rPr>
+        <w:t>vận</w:t>
+      </w:r>
+      <w:proofErr w:type="spellEnd"/>
+      <w:r>
+        <w:rPr>
+          <w:rFonts w:ascii="Times New Roman" w:hAnsi="Times New Roman" w:cs="Times New Roman"/>
+          <w:color w:val="000000" w:themeColor="text1"/>
+          <w:sz w:val="26"/>
+          <w:szCs w:val="26"/>
+        </w:rPr>
+        <w:t xml:space="preserve"> </w:t>
+      </w:r>
+      <w:proofErr w:type="spellStart"/>
+      <w:r>
+        <w:rPr>
+          <w:rFonts w:ascii="Times New Roman" w:hAnsi="Times New Roman" w:cs="Times New Roman"/>
+          <w:color w:val="000000" w:themeColor="text1"/>
+          <w:sz w:val="26"/>
+          <w:szCs w:val="26"/>
+        </w:rPr>
+        <w:t>hành</w:t>
+      </w:r>
+      <w:proofErr w:type="spellEnd"/>
+      <w:r>
+        <w:rPr>
+          <w:rFonts w:ascii="Times New Roman" w:hAnsi="Times New Roman" w:cs="Times New Roman"/>
+          <w:color w:val="000000" w:themeColor="text1"/>
+          <w:sz w:val="26"/>
+          <w:szCs w:val="26"/>
+        </w:rPr>
+        <w:t xml:space="preserve"> </w:t>
+      </w:r>
+      <w:proofErr w:type="spellStart"/>
+      <w:r>
+        <w:rPr>
+          <w:rFonts w:ascii="Times New Roman" w:hAnsi="Times New Roman" w:cs="Times New Roman"/>
+          <w:color w:val="000000" w:themeColor="text1"/>
+          <w:sz w:val="26"/>
+          <w:szCs w:val="26"/>
+        </w:rPr>
+        <w:t>các</w:t>
+      </w:r>
+      <w:proofErr w:type="spellEnd"/>
+      <w:r>
+        <w:rPr>
+          <w:rFonts w:ascii="Times New Roman" w:hAnsi="Times New Roman" w:cs="Times New Roman"/>
+          <w:color w:val="000000" w:themeColor="text1"/>
+          <w:sz w:val="26"/>
+          <w:szCs w:val="26"/>
+        </w:rPr>
+        <w:t xml:space="preserve"> </w:t>
+      </w:r>
+      <w:proofErr w:type="spellStart"/>
+      <w:r>
+        <w:rPr>
+          <w:rFonts w:ascii="Times New Roman" w:hAnsi="Times New Roman" w:cs="Times New Roman"/>
+          <w:color w:val="000000" w:themeColor="text1"/>
+          <w:sz w:val="26"/>
+          <w:szCs w:val="26"/>
+        </w:rPr>
+        <w:t>trạm</w:t>
+      </w:r>
+      <w:proofErr w:type="spellEnd"/>
+      <w:r>
+        <w:rPr>
+          <w:rFonts w:ascii="Times New Roman" w:hAnsi="Times New Roman" w:cs="Times New Roman"/>
+          <w:color w:val="000000" w:themeColor="text1"/>
+          <w:sz w:val="26"/>
+          <w:szCs w:val="26"/>
+        </w:rPr>
+        <w:t xml:space="preserve"> </w:t>
+      </w:r>
+      <w:proofErr w:type="spellStart"/>
+      <w:r>
+        <w:rPr>
+          <w:rFonts w:ascii="Times New Roman" w:hAnsi="Times New Roman" w:cs="Times New Roman"/>
+          <w:color w:val="000000" w:themeColor="text1"/>
+          <w:sz w:val="26"/>
+          <w:szCs w:val="26"/>
+        </w:rPr>
+        <w:t>bơm</w:t>
+      </w:r>
+      <w:proofErr w:type="spellEnd"/>
+      <w:r>
+        <w:rPr>
+          <w:rFonts w:ascii="Times New Roman" w:hAnsi="Times New Roman" w:cs="Times New Roman"/>
+          <w:color w:val="000000" w:themeColor="text1"/>
+          <w:sz w:val="26"/>
+          <w:szCs w:val="26"/>
+        </w:rPr>
+        <w:t xml:space="preserve"> </w:t>
+      </w:r>
+      <w:proofErr w:type="spellStart"/>
+      <w:r>
+        <w:rPr>
+          <w:rFonts w:ascii="Times New Roman" w:hAnsi="Times New Roman" w:cs="Times New Roman"/>
+          <w:color w:val="000000" w:themeColor="text1"/>
+          <w:sz w:val="26"/>
+          <w:szCs w:val="26"/>
+        </w:rPr>
+        <w:t>đầu</w:t>
+      </w:r>
+      <w:proofErr w:type="spellEnd"/>
+      <w:r>
+        <w:rPr>
+          <w:rFonts w:ascii="Times New Roman" w:hAnsi="Times New Roman" w:cs="Times New Roman"/>
+          <w:color w:val="000000" w:themeColor="text1"/>
+          <w:sz w:val="26"/>
+          <w:szCs w:val="26"/>
+        </w:rPr>
+        <w:t xml:space="preserve"> </w:t>
+      </w:r>
+      <w:proofErr w:type="spellStart"/>
+      <w:r>
+        <w:rPr>
+          <w:rFonts w:ascii="Times New Roman" w:hAnsi="Times New Roman" w:cs="Times New Roman"/>
+          <w:color w:val="000000" w:themeColor="text1"/>
+          <w:sz w:val="26"/>
+          <w:szCs w:val="26"/>
+        </w:rPr>
+        <w:t>mối</w:t>
+      </w:r>
+      <w:proofErr w:type="spellEnd"/>
+      <w:r>
+        <w:rPr>
+          <w:rFonts w:ascii="Times New Roman" w:hAnsi="Times New Roman" w:cs="Times New Roman"/>
+          <w:color w:val="000000" w:themeColor="text1"/>
+          <w:sz w:val="26"/>
+          <w:szCs w:val="26"/>
+        </w:rPr>
+        <w:t xml:space="preserve"> </w:t>
+      </w:r>
+      <w:proofErr w:type="spellStart"/>
+      <w:r>
+        <w:rPr>
+          <w:rFonts w:ascii="Times New Roman" w:hAnsi="Times New Roman" w:cs="Times New Roman"/>
+          <w:color w:val="000000" w:themeColor="text1"/>
+          <w:sz w:val="26"/>
+          <w:szCs w:val="26"/>
+        </w:rPr>
+        <w:t>theo</w:t>
+      </w:r>
+      <w:proofErr w:type="spellEnd"/>
+      <w:r>
+        <w:rPr>
+          <w:rFonts w:ascii="Times New Roman" w:hAnsi="Times New Roman" w:cs="Times New Roman"/>
+          <w:color w:val="000000" w:themeColor="text1"/>
+          <w:sz w:val="26"/>
+          <w:szCs w:val="26"/>
+        </w:rPr>
+        <w:t xml:space="preserve"> </w:t>
+      </w:r>
+      <w:proofErr w:type="spellStart"/>
+      <w:r>
+        <w:rPr>
+          <w:rFonts w:ascii="Times New Roman" w:hAnsi="Times New Roman" w:cs="Times New Roman"/>
+          <w:color w:val="000000" w:themeColor="text1"/>
+          <w:sz w:val="26"/>
+          <w:szCs w:val="26"/>
+        </w:rPr>
+        <w:t>quy</w:t>
+      </w:r>
+      <w:proofErr w:type="spellEnd"/>
+      <w:r>
+        <w:rPr>
+          <w:rFonts w:ascii="Times New Roman" w:hAnsi="Times New Roman" w:cs="Times New Roman"/>
+          <w:color w:val="000000" w:themeColor="text1"/>
+          <w:sz w:val="26"/>
+          <w:szCs w:val="26"/>
+        </w:rPr>
+        <w:t xml:space="preserve"> </w:t>
+      </w:r>
+      <w:proofErr w:type="spellStart"/>
+      <w:r>
+        <w:rPr>
+          <w:rFonts w:ascii="Times New Roman" w:hAnsi="Times New Roman" w:cs="Times New Roman"/>
+          <w:color w:val="000000" w:themeColor="text1"/>
+          <w:sz w:val="26"/>
+          <w:szCs w:val="26"/>
+        </w:rPr>
+        <w:t>trình</w:t>
+      </w:r>
+      <w:proofErr w:type="spellEnd"/>
+      <w:r>
+        <w:rPr>
+          <w:rFonts w:ascii="Times New Roman" w:hAnsi="Times New Roman" w:cs="Times New Roman"/>
+          <w:color w:val="000000" w:themeColor="text1"/>
+          <w:sz w:val="26"/>
+          <w:szCs w:val="26"/>
+        </w:rPr>
+        <w:t xml:space="preserve"> </w:t>
+      </w:r>
+      <w:proofErr w:type="spellStart"/>
+      <w:r>
+        <w:rPr>
+          <w:rFonts w:ascii="Times New Roman" w:hAnsi="Times New Roman" w:cs="Times New Roman"/>
+          <w:color w:val="000000" w:themeColor="text1"/>
+          <w:sz w:val="26"/>
+          <w:szCs w:val="26"/>
+        </w:rPr>
+        <w:t>để</w:t>
+      </w:r>
+      <w:proofErr w:type="spellEnd"/>
+      <w:r>
+        <w:rPr>
+          <w:rFonts w:ascii="Times New Roman" w:hAnsi="Times New Roman" w:cs="Times New Roman"/>
+          <w:color w:val="000000" w:themeColor="text1"/>
+          <w:sz w:val="26"/>
+          <w:szCs w:val="26"/>
+        </w:rPr>
+        <w:t xml:space="preserve"> </w:t>
+      </w:r>
+      <w:proofErr w:type="spellStart"/>
+      <w:r>
+        <w:rPr>
+          <w:rFonts w:ascii="Times New Roman" w:hAnsi="Times New Roman" w:cs="Times New Roman"/>
+          <w:color w:val="000000" w:themeColor="text1"/>
+          <w:sz w:val="26"/>
+          <w:szCs w:val="26"/>
+        </w:rPr>
+        <w:t>hạ</w:t>
+      </w:r>
+      <w:proofErr w:type="spellEnd"/>
+      <w:r>
+        <w:rPr>
+          <w:rFonts w:ascii="Times New Roman" w:hAnsi="Times New Roman" w:cs="Times New Roman"/>
+          <w:color w:val="000000" w:themeColor="text1"/>
+          <w:sz w:val="26"/>
+          <w:szCs w:val="26"/>
+        </w:rPr>
+        <w:t xml:space="preserve"> </w:t>
+      </w:r>
+      <w:proofErr w:type="spellStart"/>
+      <w:r>
+        <w:rPr>
+          <w:rFonts w:ascii="Times New Roman" w:hAnsi="Times New Roman" w:cs="Times New Roman"/>
+          <w:color w:val="000000" w:themeColor="text1"/>
+          <w:sz w:val="26"/>
+          <w:szCs w:val="26"/>
+        </w:rPr>
+        <w:t>mực</w:t>
+      </w:r>
+      <w:proofErr w:type="spellEnd"/>
+      <w:r>
+        <w:rPr>
+          <w:rFonts w:ascii="Times New Roman" w:hAnsi="Times New Roman" w:cs="Times New Roman"/>
+          <w:color w:val="000000" w:themeColor="text1"/>
+          <w:sz w:val="26"/>
+          <w:szCs w:val="26"/>
+        </w:rPr>
+        <w:t xml:space="preserve"> </w:t>
+      </w:r>
+      <w:proofErr w:type="spellStart"/>
+      <w:r>
+        <w:rPr>
+          <w:rFonts w:ascii="Times New Roman" w:hAnsi="Times New Roman" w:cs="Times New Roman"/>
+          <w:color w:val="000000" w:themeColor="text1"/>
+          <w:sz w:val="26"/>
+          <w:szCs w:val="26"/>
+        </w:rPr>
+        <w:t>nước</w:t>
+      </w:r>
+      <w:proofErr w:type="spellEnd"/>
+      <w:r>
+        <w:rPr>
+          <w:rFonts w:ascii="Times New Roman" w:hAnsi="Times New Roman" w:cs="Times New Roman"/>
+          <w:color w:val="000000" w:themeColor="text1"/>
+          <w:sz w:val="26"/>
+          <w:szCs w:val="26"/>
+        </w:rPr>
+        <w:t xml:space="preserve"> </w:t>
+      </w:r>
+      <w:proofErr w:type="spellStart"/>
+      <w:r>
+        <w:rPr>
+          <w:rFonts w:ascii="Times New Roman" w:hAnsi="Times New Roman" w:cs="Times New Roman"/>
+          <w:color w:val="000000" w:themeColor="text1"/>
+          <w:sz w:val="26"/>
+          <w:szCs w:val="26"/>
+        </w:rPr>
+        <w:t>hệ</w:t>
+      </w:r>
+      <w:proofErr w:type="spellEnd"/>
+      <w:r>
+        <w:rPr>
+          <w:rFonts w:ascii="Times New Roman" w:hAnsi="Times New Roman" w:cs="Times New Roman"/>
+          <w:color w:val="000000" w:themeColor="text1"/>
+          <w:sz w:val="26"/>
+          <w:szCs w:val="26"/>
+        </w:rPr>
+        <w:t xml:space="preserve"> </w:t>
+      </w:r>
+      <w:proofErr w:type="spellStart"/>
+      <w:r>
+        <w:rPr>
+          <w:rFonts w:ascii="Times New Roman" w:hAnsi="Times New Roman" w:cs="Times New Roman"/>
+          <w:color w:val="000000" w:themeColor="text1"/>
+          <w:sz w:val="26"/>
+          <w:szCs w:val="26"/>
+        </w:rPr>
+        <w:t>thống</w:t>
+      </w:r>
+      <w:proofErr w:type="spellEnd"/>
+      <w:r>
+        <w:rPr>
+          <w:rFonts w:ascii="Times New Roman" w:hAnsi="Times New Roman" w:cs="Times New Roman"/>
+          <w:color w:val="000000" w:themeColor="text1"/>
+          <w:sz w:val="26"/>
+          <w:szCs w:val="26"/>
+        </w:rPr>
+        <w:t xml:space="preserve">, </w:t>
+      </w:r>
+      <w:proofErr w:type="spellStart"/>
+      <w:r>
+        <w:rPr>
+          <w:rFonts w:ascii="Times New Roman" w:hAnsi="Times New Roman" w:cs="Times New Roman"/>
+          <w:color w:val="000000" w:themeColor="text1"/>
+          <w:sz w:val="26"/>
+          <w:szCs w:val="26"/>
+        </w:rPr>
+        <w:t>vệ</w:t>
+      </w:r>
+      <w:proofErr w:type="spellEnd"/>
+      <w:r>
+        <w:rPr>
+          <w:rFonts w:ascii="Times New Roman" w:hAnsi="Times New Roman" w:cs="Times New Roman"/>
+          <w:color w:val="000000" w:themeColor="text1"/>
+          <w:sz w:val="26"/>
+          <w:szCs w:val="26"/>
+        </w:rPr>
+        <w:t xml:space="preserve"> </w:t>
+      </w:r>
+      <w:proofErr w:type="spellStart"/>
+      <w:r>
+        <w:rPr>
+          <w:rFonts w:ascii="Times New Roman" w:hAnsi="Times New Roman" w:cs="Times New Roman"/>
+          <w:color w:val="000000" w:themeColor="text1"/>
+          <w:sz w:val="26"/>
+          <w:szCs w:val="26"/>
+        </w:rPr>
+        <w:t>sinh</w:t>
+      </w:r>
+      <w:proofErr w:type="spellEnd"/>
+      <w:r>
+        <w:rPr>
+          <w:rFonts w:ascii="Times New Roman" w:hAnsi="Times New Roman" w:cs="Times New Roman"/>
+          <w:color w:val="000000" w:themeColor="text1"/>
+          <w:sz w:val="26"/>
+          <w:szCs w:val="26"/>
+        </w:rPr>
+        <w:t xml:space="preserve"> </w:t>
+      </w:r>
+      <w:proofErr w:type="spellStart"/>
+      <w:r>
+        <w:rPr>
+          <w:rFonts w:ascii="Times New Roman" w:hAnsi="Times New Roman" w:cs="Times New Roman"/>
+          <w:color w:val="000000" w:themeColor="text1"/>
+          <w:sz w:val="26"/>
+          <w:szCs w:val="26"/>
+        </w:rPr>
+        <w:t>đảm</w:t>
+      </w:r>
+      <w:proofErr w:type="spellEnd"/>
+      <w:r>
+        <w:rPr>
+          <w:rFonts w:ascii="Times New Roman" w:hAnsi="Times New Roman" w:cs="Times New Roman"/>
+          <w:color w:val="000000" w:themeColor="text1"/>
+          <w:sz w:val="26"/>
+          <w:szCs w:val="26"/>
+        </w:rPr>
+        <w:t xml:space="preserve"> </w:t>
+      </w:r>
+      <w:proofErr w:type="spellStart"/>
+      <w:r>
+        <w:rPr>
+          <w:rFonts w:ascii="Times New Roman" w:hAnsi="Times New Roman" w:cs="Times New Roman"/>
+          <w:color w:val="000000" w:themeColor="text1"/>
+          <w:sz w:val="26"/>
+          <w:szCs w:val="26"/>
+        </w:rPr>
+        <w:t>bảo</w:t>
+      </w:r>
+      <w:proofErr w:type="spellEnd"/>
+      <w:r>
+        <w:rPr>
+          <w:rFonts w:ascii="Times New Roman" w:hAnsi="Times New Roman" w:cs="Times New Roman"/>
+          <w:color w:val="000000" w:themeColor="text1"/>
+          <w:sz w:val="26"/>
+          <w:szCs w:val="26"/>
+        </w:rPr>
+        <w:t xml:space="preserve"> </w:t>
+      </w:r>
+      <w:proofErr w:type="spellStart"/>
+      <w:r>
+        <w:rPr>
+          <w:rFonts w:ascii="Times New Roman" w:hAnsi="Times New Roman" w:cs="Times New Roman"/>
+          <w:color w:val="000000" w:themeColor="text1"/>
+          <w:sz w:val="26"/>
+          <w:szCs w:val="26"/>
+        </w:rPr>
+        <w:t>khơi</w:t>
+      </w:r>
+      <w:proofErr w:type="spellEnd"/>
+      <w:r>
+        <w:rPr>
+          <w:rFonts w:ascii="Times New Roman" w:hAnsi="Times New Roman" w:cs="Times New Roman"/>
+          <w:color w:val="000000" w:themeColor="text1"/>
+          <w:sz w:val="26"/>
+          <w:szCs w:val="26"/>
+        </w:rPr>
+        <w:t xml:space="preserve"> </w:t>
+      </w:r>
+      <w:proofErr w:type="spellStart"/>
+      <w:r>
+        <w:rPr>
+          <w:rFonts w:ascii="Times New Roman" w:hAnsi="Times New Roman" w:cs="Times New Roman"/>
+          <w:color w:val="000000" w:themeColor="text1"/>
+          <w:sz w:val="26"/>
+          <w:szCs w:val="26"/>
+        </w:rPr>
+        <w:t>thông</w:t>
+      </w:r>
+      <w:proofErr w:type="spellEnd"/>
+      <w:r>
+        <w:rPr>
+          <w:rFonts w:ascii="Times New Roman" w:hAnsi="Times New Roman" w:cs="Times New Roman"/>
+          <w:color w:val="000000" w:themeColor="text1"/>
+          <w:sz w:val="26"/>
+          <w:szCs w:val="26"/>
+        </w:rPr>
+        <w:t xml:space="preserve"> </w:t>
+      </w:r>
+      <w:proofErr w:type="spellStart"/>
+      <w:r>
+        <w:rPr>
+          <w:rFonts w:ascii="Times New Roman" w:hAnsi="Times New Roman" w:cs="Times New Roman"/>
+          <w:color w:val="000000" w:themeColor="text1"/>
+          <w:sz w:val="26"/>
+          <w:szCs w:val="26"/>
+        </w:rPr>
+        <w:t>dòng</w:t>
+      </w:r>
+      <w:proofErr w:type="spellEnd"/>
+      <w:r>
+        <w:rPr>
+          <w:rFonts w:ascii="Times New Roman" w:hAnsi="Times New Roman" w:cs="Times New Roman"/>
+          <w:color w:val="000000" w:themeColor="text1"/>
+          <w:sz w:val="26"/>
+          <w:szCs w:val="26"/>
+        </w:rPr>
+        <w:t xml:space="preserve"> </w:t>
+      </w:r>
+      <w:proofErr w:type="spellStart"/>
+      <w:r>
+        <w:rPr>
+          <w:rFonts w:ascii="Times New Roman" w:hAnsi="Times New Roman" w:cs="Times New Roman"/>
+          <w:color w:val="000000" w:themeColor="text1"/>
+          <w:sz w:val="26"/>
+          <w:szCs w:val="26"/>
+        </w:rPr>
+        <w:t>chảy</w:t>
+      </w:r>
+      <w:proofErr w:type="spellEnd"/>
+      <w:r>
+        <w:rPr>
+          <w:rFonts w:ascii="Times New Roman" w:hAnsi="Times New Roman" w:cs="Times New Roman"/>
+          <w:color w:val="000000" w:themeColor="text1"/>
+          <w:sz w:val="26"/>
+          <w:szCs w:val="26"/>
+        </w:rPr>
+        <w:t>.</w:t>
       </w:r>
     </w:p>
     <w:p>
@@ -2113,7 +8346,607 @@
           <w:szCs w:val="26"/>
           <w:shd w:val="clear" w:color="auto" w:fill="FFFFFF"/>
         </w:rPr>
-        <w:t>Công ty tiếp tục theo dõi chặt chẽ diễn biến thời tiết, sẵn sàng lực lượng và sẽ cập nhật báo cáo khi có diễn biến mới.</w:t>
+        <w:t xml:space="preserve">Công ty </w:t>
+      </w:r>
+      <w:proofErr w:type="spellStart"/>
+      <w:r>
+        <w:rPr>
+          <w:rFonts w:ascii="Times New Roman" w:hAnsi="Times New Roman" w:cs="Times New Roman"/>
+          <w:color w:val="000000" w:themeColor="text1"/>
+          <w:spacing w:val="3"/>
+          <w:sz w:val="26"/>
+          <w:szCs w:val="26"/>
+          <w:shd w:val="clear" w:color="auto" w:fill="FFFFFF"/>
+        </w:rPr>
+        <w:t>tiếp</w:t>
+      </w:r>
+      <w:proofErr w:type="spellEnd"/>
+      <w:r>
+        <w:rPr>
+          <w:rFonts w:ascii="Times New Roman" w:hAnsi="Times New Roman" w:cs="Times New Roman"/>
+          <w:color w:val="000000" w:themeColor="text1"/>
+          <w:spacing w:val="3"/>
+          <w:sz w:val="26"/>
+          <w:szCs w:val="26"/>
+          <w:shd w:val="clear" w:color="auto" w:fill="FFFFFF"/>
+        </w:rPr>
+        <w:t xml:space="preserve"> </w:t>
+      </w:r>
+      <w:proofErr w:type="spellStart"/>
+      <w:r>
+        <w:rPr>
+          <w:rFonts w:ascii="Times New Roman" w:hAnsi="Times New Roman" w:cs="Times New Roman"/>
+          <w:color w:val="000000" w:themeColor="text1"/>
+          <w:spacing w:val="3"/>
+          <w:sz w:val="26"/>
+          <w:szCs w:val="26"/>
+          <w:shd w:val="clear" w:color="auto" w:fill="FFFFFF"/>
+        </w:rPr>
+        <w:t>tục</w:t>
+      </w:r>
+      <w:proofErr w:type="spellEnd"/>
+      <w:r>
+        <w:rPr>
+          <w:rFonts w:ascii="Times New Roman" w:hAnsi="Times New Roman" w:cs="Times New Roman"/>
+          <w:color w:val="000000" w:themeColor="text1"/>
+          <w:spacing w:val="3"/>
+          <w:sz w:val="26"/>
+          <w:szCs w:val="26"/>
+          <w:shd w:val="clear" w:color="auto" w:fill="FFFFFF"/>
+        </w:rPr>
+        <w:t xml:space="preserve"> </w:t>
+      </w:r>
+      <w:proofErr w:type="spellStart"/>
+      <w:r>
+        <w:rPr>
+          <w:rFonts w:ascii="Times New Roman" w:hAnsi="Times New Roman" w:cs="Times New Roman"/>
+          <w:color w:val="000000" w:themeColor="text1"/>
+          <w:spacing w:val="3"/>
+          <w:sz w:val="26"/>
+          <w:szCs w:val="26"/>
+          <w:shd w:val="clear" w:color="auto" w:fill="FFFFFF"/>
+        </w:rPr>
+        <w:t>theo</w:t>
+      </w:r>
+      <w:proofErr w:type="spellEnd"/>
+      <w:r>
+        <w:rPr>
+          <w:rFonts w:ascii="Times New Roman" w:hAnsi="Times New Roman" w:cs="Times New Roman"/>
+          <w:color w:val="000000" w:themeColor="text1"/>
+          <w:spacing w:val="3"/>
+          <w:sz w:val="26"/>
+          <w:szCs w:val="26"/>
+          <w:shd w:val="clear" w:color="auto" w:fill="FFFFFF"/>
+        </w:rPr>
+        <w:t xml:space="preserve"> </w:t>
+      </w:r>
+      <w:proofErr w:type="spellStart"/>
+      <w:r>
+        <w:rPr>
+          <w:rFonts w:ascii="Times New Roman" w:hAnsi="Times New Roman" w:cs="Times New Roman"/>
+          <w:color w:val="000000" w:themeColor="text1"/>
+          <w:spacing w:val="3"/>
+          <w:sz w:val="26"/>
+          <w:szCs w:val="26"/>
+          <w:shd w:val="clear" w:color="auto" w:fill="FFFFFF"/>
+        </w:rPr>
+        <w:t>dõi</w:t>
+      </w:r>
+      <w:proofErr w:type="spellEnd"/>
+      <w:r>
+        <w:rPr>
+          <w:rFonts w:ascii="Times New Roman" w:hAnsi="Times New Roman" w:cs="Times New Roman"/>
+          <w:color w:val="000000" w:themeColor="text1"/>
+          <w:spacing w:val="3"/>
+          <w:sz w:val="26"/>
+          <w:szCs w:val="26"/>
+          <w:shd w:val="clear" w:color="auto" w:fill="FFFFFF"/>
+        </w:rPr>
+        <w:t xml:space="preserve"> </w:t>
+      </w:r>
+      <w:proofErr w:type="spellStart"/>
+      <w:r>
+        <w:rPr>
+          <w:rFonts w:ascii="Times New Roman" w:hAnsi="Times New Roman" w:cs="Times New Roman"/>
+          <w:color w:val="000000" w:themeColor="text1"/>
+          <w:spacing w:val="3"/>
+          <w:sz w:val="26"/>
+          <w:szCs w:val="26"/>
+          <w:shd w:val="clear" w:color="auto" w:fill="FFFFFF"/>
+        </w:rPr>
+        <w:t>chặt</w:t>
+      </w:r>
+      <w:proofErr w:type="spellEnd"/>
+      <w:r>
+        <w:rPr>
+          <w:rFonts w:ascii="Times New Roman" w:hAnsi="Times New Roman" w:cs="Times New Roman"/>
+          <w:color w:val="000000" w:themeColor="text1"/>
+          <w:spacing w:val="3"/>
+          <w:sz w:val="26"/>
+          <w:szCs w:val="26"/>
+          <w:shd w:val="clear" w:color="auto" w:fill="FFFFFF"/>
+        </w:rPr>
+        <w:t xml:space="preserve"> </w:t>
+      </w:r>
+      <w:proofErr w:type="spellStart"/>
+      <w:r>
+        <w:rPr>
+          <w:rFonts w:ascii="Times New Roman" w:hAnsi="Times New Roman" w:cs="Times New Roman"/>
+          <w:color w:val="000000" w:themeColor="text1"/>
+          <w:spacing w:val="3"/>
+          <w:sz w:val="26"/>
+          <w:szCs w:val="26"/>
+          <w:shd w:val="clear" w:color="auto" w:fill="FFFFFF"/>
+        </w:rPr>
+        <w:t>chẽ</w:t>
+      </w:r>
+      <w:proofErr w:type="spellEnd"/>
+      <w:r>
+        <w:rPr>
+          <w:rFonts w:ascii="Times New Roman" w:hAnsi="Times New Roman" w:cs="Times New Roman"/>
+          <w:color w:val="000000" w:themeColor="text1"/>
+          <w:spacing w:val="3"/>
+          <w:sz w:val="26"/>
+          <w:szCs w:val="26"/>
+          <w:shd w:val="clear" w:color="auto" w:fill="FFFFFF"/>
+        </w:rPr>
+        <w:t xml:space="preserve"> </w:t>
+      </w:r>
+      <w:proofErr w:type="spellStart"/>
+      <w:r>
+        <w:rPr>
+          <w:rFonts w:ascii="Times New Roman" w:hAnsi="Times New Roman" w:cs="Times New Roman"/>
+          <w:color w:val="000000" w:themeColor="text1"/>
+          <w:spacing w:val="3"/>
+          <w:sz w:val="26"/>
+          <w:szCs w:val="26"/>
+          <w:shd w:val="clear" w:color="auto" w:fill="FFFFFF"/>
+        </w:rPr>
+        <w:t>diễn</w:t>
+      </w:r>
+      <w:proofErr w:type="spellEnd"/>
+      <w:r>
+        <w:rPr>
+          <w:rFonts w:ascii="Times New Roman" w:hAnsi="Times New Roman" w:cs="Times New Roman"/>
+          <w:color w:val="000000" w:themeColor="text1"/>
+          <w:spacing w:val="3"/>
+          <w:sz w:val="26"/>
+          <w:szCs w:val="26"/>
+          <w:shd w:val="clear" w:color="auto" w:fill="FFFFFF"/>
+        </w:rPr>
+        <w:t xml:space="preserve"> </w:t>
+      </w:r>
+      <w:proofErr w:type="spellStart"/>
+      <w:r>
+        <w:rPr>
+          <w:rFonts w:ascii="Times New Roman" w:hAnsi="Times New Roman" w:cs="Times New Roman"/>
+          <w:color w:val="000000" w:themeColor="text1"/>
+          <w:spacing w:val="3"/>
+          <w:sz w:val="26"/>
+          <w:szCs w:val="26"/>
+          <w:shd w:val="clear" w:color="auto" w:fill="FFFFFF"/>
+        </w:rPr>
+        <w:t>biến</w:t>
+      </w:r>
+      <w:proofErr w:type="spellEnd"/>
+      <w:r>
+        <w:rPr>
+          <w:rFonts w:ascii="Times New Roman" w:hAnsi="Times New Roman" w:cs="Times New Roman"/>
+          <w:color w:val="000000" w:themeColor="text1"/>
+          <w:spacing w:val="3"/>
+          <w:sz w:val="26"/>
+          <w:szCs w:val="26"/>
+          <w:shd w:val="clear" w:color="auto" w:fill="FFFFFF"/>
+        </w:rPr>
+        <w:t xml:space="preserve"> </w:t>
+      </w:r>
+      <w:proofErr w:type="spellStart"/>
+      <w:r>
+        <w:rPr>
+          <w:rFonts w:ascii="Times New Roman" w:hAnsi="Times New Roman" w:cs="Times New Roman"/>
+          <w:color w:val="000000" w:themeColor="text1"/>
+          <w:spacing w:val="3"/>
+          <w:sz w:val="26"/>
+          <w:szCs w:val="26"/>
+          <w:shd w:val="clear" w:color="auto" w:fill="FFFFFF"/>
+        </w:rPr>
+        <w:t>thời</w:t>
+      </w:r>
+      <w:proofErr w:type="spellEnd"/>
+      <w:r>
+        <w:rPr>
+          <w:rFonts w:ascii="Times New Roman" w:hAnsi="Times New Roman" w:cs="Times New Roman"/>
+          <w:color w:val="000000" w:themeColor="text1"/>
+          <w:spacing w:val="3"/>
+          <w:sz w:val="26"/>
+          <w:szCs w:val="26"/>
+          <w:shd w:val="clear" w:color="auto" w:fill="FFFFFF"/>
+        </w:rPr>
+        <w:t xml:space="preserve"> </w:t>
+      </w:r>
+      <w:proofErr w:type="spellStart"/>
+      <w:r>
+        <w:rPr>
+          <w:rFonts w:ascii="Times New Roman" w:hAnsi="Times New Roman" w:cs="Times New Roman"/>
+          <w:color w:val="000000" w:themeColor="text1"/>
+          <w:spacing w:val="3"/>
+          <w:sz w:val="26"/>
+          <w:szCs w:val="26"/>
+          <w:shd w:val="clear" w:color="auto" w:fill="FFFFFF"/>
+        </w:rPr>
+        <w:t>tiết</w:t>
+      </w:r>
+      <w:proofErr w:type="spellEnd"/>
+      <w:r>
+        <w:rPr>
+          <w:rFonts w:ascii="Times New Roman" w:hAnsi="Times New Roman" w:cs="Times New Roman"/>
+          <w:color w:val="000000" w:themeColor="text1"/>
+          <w:spacing w:val="3"/>
+          <w:sz w:val="26"/>
+          <w:szCs w:val="26"/>
+          <w:shd w:val="clear" w:color="auto" w:fill="FFFFFF"/>
+        </w:rPr>
+        <w:t xml:space="preserve">, </w:t>
+      </w:r>
+      <w:proofErr w:type="spellStart"/>
+      <w:r>
+        <w:rPr>
+          <w:rFonts w:ascii="Times New Roman" w:hAnsi="Times New Roman" w:cs="Times New Roman"/>
+          <w:color w:val="000000" w:themeColor="text1"/>
+          <w:spacing w:val="3"/>
+          <w:sz w:val="26"/>
+          <w:szCs w:val="26"/>
+          <w:shd w:val="clear" w:color="auto" w:fill="FFFFFF"/>
+        </w:rPr>
+        <w:t>sẵn</w:t>
+      </w:r>
+      <w:proofErr w:type="spellEnd"/>
+      <w:r>
+        <w:rPr>
+          <w:rFonts w:ascii="Times New Roman" w:hAnsi="Times New Roman" w:cs="Times New Roman"/>
+          <w:color w:val="000000" w:themeColor="text1"/>
+          <w:spacing w:val="3"/>
+          <w:sz w:val="26"/>
+          <w:szCs w:val="26"/>
+          <w:shd w:val="clear" w:color="auto" w:fill="FFFFFF"/>
+        </w:rPr>
+        <w:t xml:space="preserve"> </w:t>
+      </w:r>
+      <w:proofErr w:type="spellStart"/>
+      <w:r>
+        <w:rPr>
+          <w:rFonts w:ascii="Times New Roman" w:hAnsi="Times New Roman" w:cs="Times New Roman"/>
+          <w:color w:val="000000" w:themeColor="text1"/>
+          <w:spacing w:val="3"/>
+          <w:sz w:val="26"/>
+          <w:szCs w:val="26"/>
+          <w:shd w:val="clear" w:color="auto" w:fill="FFFFFF"/>
+        </w:rPr>
+        <w:t>sàng</w:t>
+      </w:r>
+      <w:proofErr w:type="spellEnd"/>
+      <w:r>
+        <w:rPr>
+          <w:rFonts w:ascii="Times New Roman" w:hAnsi="Times New Roman" w:cs="Times New Roman"/>
+          <w:color w:val="000000" w:themeColor="text1"/>
+          <w:spacing w:val="3"/>
+          <w:sz w:val="26"/>
+          <w:szCs w:val="26"/>
+          <w:shd w:val="clear" w:color="auto" w:fill="FFFFFF"/>
+        </w:rPr>
+        <w:t xml:space="preserve"> </w:t>
+      </w:r>
+      <w:proofErr w:type="spellStart"/>
+      <w:r>
+        <w:rPr>
+          <w:rFonts w:ascii="Times New Roman" w:hAnsi="Times New Roman" w:cs="Times New Roman"/>
+          <w:color w:val="000000" w:themeColor="text1"/>
+          <w:spacing w:val="3"/>
+          <w:sz w:val="26"/>
+          <w:szCs w:val="26"/>
+          <w:shd w:val="clear" w:color="auto" w:fill="FFFFFF"/>
+        </w:rPr>
+        <w:t>lực</w:t>
+      </w:r>
+      <w:proofErr w:type="spellEnd"/>
+      <w:r>
+        <w:rPr>
+          <w:rFonts w:ascii="Times New Roman" w:hAnsi="Times New Roman" w:cs="Times New Roman"/>
+          <w:color w:val="000000" w:themeColor="text1"/>
+          <w:spacing w:val="3"/>
+          <w:sz w:val="26"/>
+          <w:szCs w:val="26"/>
+          <w:shd w:val="clear" w:color="auto" w:fill="FFFFFF"/>
+        </w:rPr>
+        <w:t xml:space="preserve"> </w:t>
+      </w:r>
+      <w:proofErr w:type="spellStart"/>
+      <w:r>
+        <w:rPr>
+          <w:rFonts w:ascii="Times New Roman" w:hAnsi="Times New Roman" w:cs="Times New Roman"/>
+          <w:color w:val="000000" w:themeColor="text1"/>
+          <w:spacing w:val="3"/>
+          <w:sz w:val="26"/>
+          <w:szCs w:val="26"/>
+          <w:shd w:val="clear" w:color="auto" w:fill="FFFFFF"/>
+        </w:rPr>
+        <w:t>lượng</w:t>
+      </w:r>
+      <w:proofErr w:type="spellEnd"/>
+      <w:r>
+        <w:rPr>
+          <w:rFonts w:ascii="Times New Roman" w:hAnsi="Times New Roman" w:cs="Times New Roman"/>
+          <w:color w:val="000000" w:themeColor="text1"/>
+          <w:spacing w:val="3"/>
+          <w:sz w:val="26"/>
+          <w:szCs w:val="26"/>
+          <w:shd w:val="clear" w:color="auto" w:fill="FFFFFF"/>
+        </w:rPr>
+        <w:t xml:space="preserve"> </w:t>
+      </w:r>
+      <w:proofErr w:type="spellStart"/>
+      <w:r>
+        <w:rPr>
+          <w:rFonts w:ascii="Times New Roman" w:hAnsi="Times New Roman" w:cs="Times New Roman"/>
+          <w:color w:val="000000" w:themeColor="text1"/>
+          <w:spacing w:val="3"/>
+          <w:sz w:val="26"/>
+          <w:szCs w:val="26"/>
+          <w:shd w:val="clear" w:color="auto" w:fill="FFFFFF"/>
+        </w:rPr>
+        <w:t>và</w:t>
+      </w:r>
+      <w:proofErr w:type="spellEnd"/>
+      <w:r>
+        <w:rPr>
+          <w:rFonts w:ascii="Times New Roman" w:hAnsi="Times New Roman" w:cs="Times New Roman"/>
+          <w:color w:val="000000" w:themeColor="text1"/>
+          <w:spacing w:val="3"/>
+          <w:sz w:val="26"/>
+          <w:szCs w:val="26"/>
+          <w:shd w:val="clear" w:color="auto" w:fill="FFFFFF"/>
+        </w:rPr>
+        <w:t xml:space="preserve"> </w:t>
+      </w:r>
+      <w:proofErr w:type="spellStart"/>
+      <w:r>
+        <w:rPr>
+          <w:rFonts w:ascii="Times New Roman" w:hAnsi="Times New Roman" w:cs="Times New Roman"/>
+          <w:color w:val="000000" w:themeColor="text1"/>
+          <w:spacing w:val="3"/>
+          <w:sz w:val="26"/>
+          <w:szCs w:val="26"/>
+          <w:shd w:val="clear" w:color="auto" w:fill="FFFFFF"/>
+        </w:rPr>
+        <w:t>sẽ</w:t>
+      </w:r>
+      <w:proofErr w:type="spellEnd"/>
+      <w:r>
+        <w:rPr>
+          <w:rFonts w:ascii="Times New Roman" w:hAnsi="Times New Roman" w:cs="Times New Roman"/>
+          <w:color w:val="000000" w:themeColor="text1"/>
+          <w:spacing w:val="3"/>
+          <w:sz w:val="26"/>
+          <w:szCs w:val="26"/>
+          <w:shd w:val="clear" w:color="auto" w:fill="FFFFFF"/>
+        </w:rPr>
+        <w:t xml:space="preserve"> </w:t>
+      </w:r>
+      <w:proofErr w:type="spellStart"/>
+      <w:r>
+        <w:rPr>
+          <w:rFonts w:ascii="Times New Roman" w:hAnsi="Times New Roman" w:cs="Times New Roman"/>
+          <w:color w:val="000000" w:themeColor="text1"/>
+          <w:spacing w:val="3"/>
+          <w:sz w:val="26"/>
+          <w:szCs w:val="26"/>
+          <w:shd w:val="clear" w:color="auto" w:fill="FFFFFF"/>
+        </w:rPr>
+        <w:t>cập</w:t>
+      </w:r>
+      <w:proofErr w:type="spellEnd"/>
+      <w:r>
+        <w:rPr>
+          <w:rFonts w:ascii="Times New Roman" w:hAnsi="Times New Roman" w:cs="Times New Roman"/>
+          <w:color w:val="000000" w:themeColor="text1"/>
+          <w:spacing w:val="3"/>
+          <w:sz w:val="26"/>
+          <w:szCs w:val="26"/>
+          <w:shd w:val="clear" w:color="auto" w:fill="FFFFFF"/>
+        </w:rPr>
+        <w:t xml:space="preserve"> </w:t>
+      </w:r>
+      <w:proofErr w:type="spellStart"/>
+      <w:r>
+        <w:rPr>
+          <w:rFonts w:ascii="Times New Roman" w:hAnsi="Times New Roman" w:cs="Times New Roman"/>
+          <w:color w:val="000000" w:themeColor="text1"/>
+          <w:spacing w:val="3"/>
+          <w:sz w:val="26"/>
+          <w:szCs w:val="26"/>
+          <w:shd w:val="clear" w:color="auto" w:fill="FFFFFF"/>
+        </w:rPr>
+        <w:t>nhật</w:t>
+      </w:r>
+      <w:proofErr w:type="spellEnd"/>
+      <w:r>
+        <w:rPr>
+          <w:rFonts w:ascii="Times New Roman" w:hAnsi="Times New Roman" w:cs="Times New Roman"/>
+          <w:color w:val="000000" w:themeColor="text1"/>
+          <w:spacing w:val="3"/>
+          <w:sz w:val="26"/>
+          <w:szCs w:val="26"/>
+          <w:shd w:val="clear" w:color="auto" w:fill="FFFFFF"/>
+        </w:rPr>
+        <w:t xml:space="preserve"> </w:t>
+      </w:r>
+      <w:proofErr w:type="spellStart"/>
+      <w:r>
+        <w:rPr>
+          <w:rFonts w:ascii="Times New Roman" w:hAnsi="Times New Roman" w:cs="Times New Roman"/>
+          <w:color w:val="000000" w:themeColor="text1"/>
+          <w:spacing w:val="3"/>
+          <w:sz w:val="26"/>
+          <w:szCs w:val="26"/>
+          <w:shd w:val="clear" w:color="auto" w:fill="FFFFFF"/>
+        </w:rPr>
+        <w:t>báo</w:t>
+      </w:r>
+      <w:proofErr w:type="spellEnd"/>
+      <w:r>
+        <w:rPr>
+          <w:rFonts w:ascii="Times New Roman" w:hAnsi="Times New Roman" w:cs="Times New Roman"/>
+          <w:color w:val="000000" w:themeColor="text1"/>
+          <w:spacing w:val="3"/>
+          <w:sz w:val="26"/>
+          <w:szCs w:val="26"/>
+          <w:shd w:val="clear" w:color="auto" w:fill="FFFFFF"/>
+        </w:rPr>
+        <w:t xml:space="preserve"> </w:t>
+      </w:r>
+      <w:proofErr w:type="spellStart"/>
+      <w:r>
+        <w:rPr>
+          <w:rFonts w:ascii="Times New Roman" w:hAnsi="Times New Roman" w:cs="Times New Roman"/>
+          <w:color w:val="000000" w:themeColor="text1"/>
+          <w:spacing w:val="3"/>
+          <w:sz w:val="26"/>
+          <w:szCs w:val="26"/>
+          <w:shd w:val="clear" w:color="auto" w:fill="FFFFFF"/>
+        </w:rPr>
+        <w:t>cáo</w:t>
+      </w:r>
+      <w:proofErr w:type="spellEnd"/>
+      <w:r>
+        <w:rPr>
+          <w:rFonts w:ascii="Times New Roman" w:hAnsi="Times New Roman" w:cs="Times New Roman"/>
+          <w:color w:val="000000" w:themeColor="text1"/>
+          <w:spacing w:val="3"/>
+          <w:sz w:val="26"/>
+          <w:szCs w:val="26"/>
+          <w:shd w:val="clear" w:color="auto" w:fill="FFFFFF"/>
+        </w:rPr>
+        <w:t xml:space="preserve"> </w:t>
+      </w:r>
+      <w:proofErr w:type="spellStart"/>
+      <w:r>
+        <w:rPr>
+          <w:rFonts w:ascii="Times New Roman" w:hAnsi="Times New Roman" w:cs="Times New Roman"/>
+          <w:color w:val="000000" w:themeColor="text1"/>
+          <w:spacing w:val="3"/>
+          <w:sz w:val="26"/>
+          <w:szCs w:val="26"/>
+          <w:shd w:val="clear" w:color="auto" w:fill="FFFFFF"/>
+        </w:rPr>
+        <w:t>khi</w:t>
+      </w:r>
+      <w:proofErr w:type="spellEnd"/>
+      <w:r>
+        <w:rPr>
+          <w:rFonts w:ascii="Times New Roman" w:hAnsi="Times New Roman" w:cs="Times New Roman"/>
+          <w:color w:val="000000" w:themeColor="text1"/>
+          <w:spacing w:val="3"/>
+          <w:sz w:val="26"/>
+          <w:szCs w:val="26"/>
+          <w:shd w:val="clear" w:color="auto" w:fill="FFFFFF"/>
+        </w:rPr>
+        <w:t xml:space="preserve"> </w:t>
+      </w:r>
+      <w:proofErr w:type="spellStart"/>
+      <w:r>
+        <w:rPr>
+          <w:rFonts w:ascii="Times New Roman" w:hAnsi="Times New Roman" w:cs="Times New Roman"/>
+          <w:color w:val="000000" w:themeColor="text1"/>
+          <w:spacing w:val="3"/>
+          <w:sz w:val="26"/>
+          <w:szCs w:val="26"/>
+          <w:shd w:val="clear" w:color="auto" w:fill="FFFFFF"/>
+        </w:rPr>
+        <w:t>có</w:t>
+      </w:r>
+      <w:proofErr w:type="spellEnd"/>
+      <w:r>
+        <w:rPr>
+          <w:rFonts w:ascii="Times New Roman" w:hAnsi="Times New Roman" w:cs="Times New Roman"/>
+          <w:color w:val="000000" w:themeColor="text1"/>
+          <w:spacing w:val="3"/>
+          <w:sz w:val="26"/>
+          <w:szCs w:val="26"/>
+          <w:shd w:val="clear" w:color="auto" w:fill="FFFFFF"/>
+        </w:rPr>
+        <w:t xml:space="preserve"> </w:t>
+      </w:r>
+      <w:proofErr w:type="spellStart"/>
+      <w:r>
+        <w:rPr>
+          <w:rFonts w:ascii="Times New Roman" w:hAnsi="Times New Roman" w:cs="Times New Roman"/>
+          <w:color w:val="000000" w:themeColor="text1"/>
+          <w:spacing w:val="3"/>
+          <w:sz w:val="26"/>
+          <w:szCs w:val="26"/>
+          <w:shd w:val="clear" w:color="auto" w:fill="FFFFFF"/>
+        </w:rPr>
+        <w:t>diễn</w:t>
+      </w:r>
+      <w:proofErr w:type="spellEnd"/>
+      <w:r>
+        <w:rPr>
+          <w:rFonts w:ascii="Times New Roman" w:hAnsi="Times New Roman" w:cs="Times New Roman"/>
+          <w:color w:val="000000" w:themeColor="text1"/>
+          <w:spacing w:val="3"/>
+          <w:sz w:val="26"/>
+          <w:szCs w:val="26"/>
+          <w:shd w:val="clear" w:color="auto" w:fill="FFFFFF"/>
+        </w:rPr>
+        <w:t xml:space="preserve"> </w:t>
+      </w:r>
+      <w:proofErr w:type="spellStart"/>
+      <w:r>
+        <w:rPr>
+          <w:rFonts w:ascii="Times New Roman" w:hAnsi="Times New Roman" w:cs="Times New Roman"/>
+          <w:color w:val="000000" w:themeColor="text1"/>
+          <w:spacing w:val="3"/>
+          <w:sz w:val="26"/>
+          <w:szCs w:val="26"/>
+          <w:shd w:val="clear" w:color="auto" w:fill="FFFFFF"/>
+        </w:rPr>
+        <w:t>biến</w:t>
+      </w:r>
+      <w:proofErr w:type="spellEnd"/>
+      <w:r>
+        <w:rPr>
+          <w:rFonts w:ascii="Times New Roman" w:hAnsi="Times New Roman" w:cs="Times New Roman"/>
+          <w:color w:val="000000" w:themeColor="text1"/>
+          <w:spacing w:val="3"/>
+          <w:sz w:val="26"/>
+          <w:szCs w:val="26"/>
+          <w:shd w:val="clear" w:color="auto" w:fill="FFFFFF"/>
+        </w:rPr>
+        <w:t xml:space="preserve"> </w:t>
+      </w:r>
+      <w:proofErr w:type="spellStart"/>
+      <w:r>
+        <w:rPr>
+          <w:rFonts w:ascii="Times New Roman" w:hAnsi="Times New Roman" w:cs="Times New Roman"/>
+          <w:color w:val="000000" w:themeColor="text1"/>
+          <w:spacing w:val="3"/>
+          <w:sz w:val="26"/>
+          <w:szCs w:val="26"/>
+          <w:shd w:val="clear" w:color="auto" w:fill="FFFFFF"/>
+        </w:rPr>
+        <w:t>mới</w:t>
+      </w:r>
+      <w:proofErr w:type="spellEnd"/>
+      <w:r>
+        <w:rPr>
+          <w:rFonts w:ascii="Times New Roman" w:hAnsi="Times New Roman" w:cs="Times New Roman"/>
+          <w:color w:val="000000" w:themeColor="text1"/>
+          <w:spacing w:val="3"/>
+          <w:sz w:val="26"/>
+          <w:szCs w:val="26"/>
+          <w:shd w:val="clear" w:color="auto" w:fill="FFFFFF"/>
+        </w:rPr>
+        <w:t>.</w:t>
       </w:r>
     </w:p>
     <w:p>
@@ -2137,7 +8970,73 @@
           <w:sz w:val="26"/>
           <w:szCs w:val="26"/>
         </w:rPr>
-        <w:t>Công ty kính báo cáo./.</w:t>
+        <w:t xml:space="preserve">Công ty </w:t>
+      </w:r>
+      <w:proofErr w:type="spellStart"/>
+      <w:r>
+        <w:rPr>
+          <w:rFonts w:ascii="Times New Roman" w:hAnsi="Times New Roman" w:cs="Times New Roman"/>
+          <w:i/>
+          <w:color w:val="000000" w:themeColor="text1"/>
+          <w:sz w:val="26"/>
+          <w:szCs w:val="26"/>
+        </w:rPr>
+        <w:t>kính</w:t>
+      </w:r>
+      <w:proofErr w:type="spellEnd"/>
+      <w:r>
+        <w:rPr>
+          <w:rFonts w:ascii="Times New Roman" w:hAnsi="Times New Roman" w:cs="Times New Roman"/>
+          <w:i/>
+          <w:color w:val="000000" w:themeColor="text1"/>
+          <w:sz w:val="26"/>
+          <w:szCs w:val="26"/>
+        </w:rPr>
+        <w:t xml:space="preserve"> </w:t>
+      </w:r>
+      <w:proofErr w:type="spellStart"/>
+      <w:r>
+        <w:rPr>
+          <w:rFonts w:ascii="Times New Roman" w:hAnsi="Times New Roman" w:cs="Times New Roman"/>
+          <w:i/>
+          <w:color w:val="000000" w:themeColor="text1"/>
+          <w:sz w:val="26"/>
+          <w:szCs w:val="26"/>
+        </w:rPr>
+        <w:t>báo</w:t>
+      </w:r>
+      <w:proofErr w:type="spellEnd"/>
+      <w:r>
+        <w:rPr>
+          <w:rFonts w:ascii="Times New Roman" w:hAnsi="Times New Roman" w:cs="Times New Roman"/>
+          <w:i/>
+          <w:color w:val="000000" w:themeColor="text1"/>
+          <w:sz w:val="26"/>
+          <w:szCs w:val="26"/>
+        </w:rPr>
+        <w:t xml:space="preserve"> </w:t>
+      </w:r>
+      <w:proofErr w:type="spellStart"/>
+      <w:r>
+        <w:rPr>
+          <w:rFonts w:ascii="Times New Roman" w:hAnsi="Times New Roman" w:cs="Times New Roman"/>
+          <w:i/>
+          <w:color w:val="000000" w:themeColor="text1"/>
+          <w:sz w:val="26"/>
+          <w:szCs w:val="26"/>
+        </w:rPr>
+        <w:t>cáo</w:t>
+      </w:r>
+      <w:proofErr w:type="spellEnd"/>
+      <w:r>
+        <w:rPr>
+          <w:rFonts w:ascii="Times New Roman" w:hAnsi="Times New Roman" w:cs="Times New Roman"/>
+          <w:i/>
+          <w:color w:val="000000" w:themeColor="text1"/>
+          <w:sz w:val="26"/>
+          <w:szCs w:val="26"/>
+        </w:rPr>
+        <w:t>./.</w:t>
       </w:r>
     </w:p>
     <w:tbl>
@@ -2183,12 +9082,37 @@
                 <w:b/>
               </w:rPr>
             </w:pPr>
+            <w:proofErr w:type="spellStart"/>
             <w:r>
               <w:rPr>
                 <w:rFonts w:ascii="Times New Roman" w:hAnsi="Times New Roman" w:cs="Times New Roman"/>
                 <w:b/>
               </w:rPr>
-              <w:t>Nơi nhận:</w:t>
+              <w:t>Nơi</w:t>
+            </w:r>
+            <w:proofErr w:type="spellEnd"/>
+            <w:r>
+              <w:rPr>
+                <w:rFonts w:ascii="Times New Roman" w:hAnsi="Times New Roman" w:cs="Times New Roman"/>
+                <w:b/>
+              </w:rPr>
+              <w:t xml:space="preserve"> </w:t>
+            </w:r>
+            <w:proofErr w:type="spellStart"/>
+            <w:r>
+              <w:rPr>
+                <w:rFonts w:ascii="Times New Roman" w:hAnsi="Times New Roman" w:cs="Times New Roman"/>
+                <w:b/>
+              </w:rPr>
+              <w:t>nhận</w:t>
+            </w:r>
+            <w:proofErr w:type="spellEnd"/>
+            <w:r>
+              <w:rPr>
+                <w:rFonts w:ascii="Times New Roman" w:hAnsi="Times New Roman" w:cs="Times New Roman"/>
+                <w:b/>
+              </w:rPr>
+              <w:t>:</w:t>
             </w:r>
           </w:p>
           <w:p>
@@ -2285,8 +9209,30 @@
               <w:rPr>
                 <w:rFonts w:ascii="Times New Roman" w:hAnsi="Times New Roman" w:cs="Times New Roman"/>
               </w:rPr>
-              <w:t>- VP Thành uỷ, UBND TP;</w:t>
-            </w:r>
+              <w:t xml:space="preserve">- VP Thành </w:t>
+            </w:r>
+            <w:proofErr w:type="spellStart"/>
+            <w:r>
+              <w:rPr>
+                <w:rFonts w:ascii="Times New Roman" w:hAnsi="Times New Roman" w:cs="Times New Roman"/>
+              </w:rPr>
+              <w:t>uỷ</w:t>
+            </w:r>
+            <w:proofErr w:type="spellEnd"/>
+            <w:r>
+              <w:rPr>
+                <w:rFonts w:ascii="Times New Roman" w:hAnsi="Times New Roman" w:cs="Times New Roman"/>
+              </w:rPr>
+              <w:t xml:space="preserve">, UBND </w:t>
+            </w:r>
+            <w:proofErr w:type="gramStart"/>
+            <w:r>
+              <w:rPr>
+                <w:rFonts w:ascii="Times New Roman" w:hAnsi="Times New Roman" w:cs="Times New Roman"/>
+              </w:rPr>
+              <w:t>TP;</w:t>
+            </w:r>
+            <w:proofErr w:type="gramEnd"/>
           </w:p>
           <w:p>
             <w:pPr>
@@ -2387,7 +9333,35 @@
                                     <w:rPr>
                                       <w:rFonts w:ascii="Times New Roman" w:hAnsi="Times New Roman" w:cs="Times New Roman"/>
                                     </w:rPr>
-                                    <w:t>(Để b/cáo)</w:t>
+                                    <w:t>(</w:t>
+                                  </w:r>
+                                  <w:proofErr w:type="spellStart"/>
+                                  <w:r>
+                                    <w:rPr>
+                                      <w:rFonts w:ascii="Times New Roman" w:hAnsi="Times New Roman" w:cs="Times New Roman"/>
+                                    </w:rPr>
+                                    <w:t>Để</w:t>
+                                  </w:r>
+                                  <w:proofErr w:type="spellEnd"/>
+                                  <w:r>
+                                    <w:rPr>
+                                      <w:rFonts w:ascii="Times New Roman" w:hAnsi="Times New Roman" w:cs="Times New Roman"/>
+                                    </w:rPr>
+                                    <w:t xml:space="preserve"> b/</w:t>
+                                  </w:r>
+                                  <w:proofErr w:type="spellStart"/>
+                                  <w:r>
+                                    <w:rPr>
+                                      <w:rFonts w:ascii="Times New Roman" w:hAnsi="Times New Roman" w:cs="Times New Roman"/>
+                                    </w:rPr>
+                                    <w:t>cáo</w:t>
+                                  </w:r>
+                                  <w:proofErr w:type="spellEnd"/>
+                                  <w:r>
+                                    <w:rPr>
+                                      <w:rFonts w:ascii="Times New Roman" w:hAnsi="Times New Roman" w:cs="Times New Roman"/>
+                                    </w:rPr>
+                                    <w:t>)</w:t>
                                   </w:r>
                                 </w:p>
                               </w:txbxContent>
@@ -2436,8 +9410,16 @@
               <w:rPr>
                 <w:rFonts w:ascii="Times New Roman" w:hAnsi="Times New Roman" w:cs="Times New Roman"/>
               </w:rPr>
-              <w:t>- Đ/c Dương Đức Tuấn PCT UBND TP;</w:t>
-            </w:r>
+              <w:t xml:space="preserve">- Đ/c Dương Đức Tuấn PCT UBND </w:t>
+            </w:r>
+            <w:proofErr w:type="gramStart"/>
+            <w:r>
+              <w:rPr>
+                <w:rFonts w:ascii="Times New Roman" w:hAnsi="Times New Roman" w:cs="Times New Roman"/>
+              </w:rPr>
+              <w:t>TP;</w:t>
+            </w:r>
+            <w:proofErr w:type="gramEnd"/>
           </w:p>
           <w:p>
             <w:pPr>
@@ -2450,20 +9432,64 @@
               <w:rPr>
                 <w:rFonts w:ascii="Times New Roman" w:hAnsi="Times New Roman" w:cs="Times New Roman"/>
               </w:rPr>
-              <w:t xml:space="preserve">- Ban chỉ huy </w:t>
-            </w:r>
+              <w:t xml:space="preserve">- Ban </w:t>
+            </w:r>
+            <w:proofErr w:type="spellStart"/>
             <w:r>
               <w:rPr>
                 <w:rFonts w:ascii="Times New Roman" w:hAnsi="Times New Roman" w:cs="Times New Roman"/>
               </w:rPr>
+              <w:t>chỉ</w:t>
+            </w:r>
+            <w:proofErr w:type="spellEnd"/>
+            <w:r>
+              <w:rPr>
+                <w:rFonts w:ascii="Times New Roman" w:hAnsi="Times New Roman" w:cs="Times New Roman"/>
+              </w:rPr>
+              <w:t xml:space="preserve"> </w:t>
+            </w:r>
+            <w:proofErr w:type="spellStart"/>
+            <w:r>
+              <w:rPr>
+                <w:rFonts w:ascii="Times New Roman" w:hAnsi="Times New Roman" w:cs="Times New Roman"/>
+              </w:rPr>
+              <w:t>huy</w:t>
+            </w:r>
+            <w:proofErr w:type="spellEnd"/>
+            <w:r>
+              <w:rPr>
+                <w:rFonts w:ascii="Times New Roman" w:hAnsi="Times New Roman" w:cs="Times New Roman"/>
+              </w:rPr>
+              <w:t xml:space="preserve"> </w:t>
+            </w:r>
+            <w:r>
+              <w:rPr>
+                <w:rFonts w:ascii="Times New Roman" w:hAnsi="Times New Roman" w:cs="Times New Roman"/>
+              </w:rPr>
               <w:t>PTDS</w:t>
             </w:r>
             <w:r>
               <w:rPr>
                 <w:rFonts w:ascii="Times New Roman" w:hAnsi="Times New Roman" w:cs="Times New Roman"/>
               </w:rPr>
-              <w:t xml:space="preserve"> Thành phố;</w:t>
-            </w:r>
+              <w:t xml:space="preserve"> Thành </w:t>
+            </w:r>
+            <w:proofErr w:type="spellStart"/>
+            <w:proofErr w:type="gramStart"/>
+            <w:r>
+              <w:rPr>
+                <w:rFonts w:ascii="Times New Roman" w:hAnsi="Times New Roman" w:cs="Times New Roman"/>
+              </w:rPr>
+              <w:t>phố</w:t>
+            </w:r>
+            <w:proofErr w:type="spellEnd"/>
+            <w:r>
+              <w:rPr>
+                <w:rFonts w:ascii="Times New Roman" w:hAnsi="Times New Roman" w:cs="Times New Roman"/>
+              </w:rPr>
+              <w:t>;</w:t>
+            </w:r>
+            <w:proofErr w:type="gramEnd"/>
           </w:p>
           <w:p>
             <w:pPr>
@@ -2476,8 +9502,52 @@
               <w:rPr>
                 <w:rFonts w:ascii="Times New Roman" w:hAnsi="Times New Roman" w:cs="Times New Roman"/>
               </w:rPr>
-              <w:t>- Sở Xây dựng;</w:t>
-            </w:r>
+              <w:t xml:space="preserve">- </w:t>
+            </w:r>
+            <w:proofErr w:type="spellStart"/>
+            <w:r>
+              <w:rPr>
+                <w:rFonts w:ascii="Times New Roman" w:hAnsi="Times New Roman" w:cs="Times New Roman"/>
+              </w:rPr>
+              <w:t>Sở</w:t>
+            </w:r>
+            <w:proofErr w:type="spellEnd"/>
+            <w:r>
+              <w:rPr>
+                <w:rFonts w:ascii="Times New Roman" w:hAnsi="Times New Roman" w:cs="Times New Roman"/>
+              </w:rPr>
+              <w:t xml:space="preserve"> </w:t>
+            </w:r>
+            <w:proofErr w:type="spellStart"/>
+            <w:r>
+              <w:rPr>
+                <w:rFonts w:ascii="Times New Roman" w:hAnsi="Times New Roman" w:cs="Times New Roman"/>
+              </w:rPr>
+              <w:t>Xây</w:t>
+            </w:r>
+            <w:proofErr w:type="spellEnd"/>
+            <w:r>
+              <w:rPr>
+                <w:rFonts w:ascii="Times New Roman" w:hAnsi="Times New Roman" w:cs="Times New Roman"/>
+              </w:rPr>
+              <w:t xml:space="preserve"> </w:t>
+            </w:r>
+            <w:proofErr w:type="spellStart"/>
+            <w:proofErr w:type="gramStart"/>
+            <w:r>
+              <w:rPr>
+                <w:rFonts w:ascii="Times New Roman" w:hAnsi="Times New Roman" w:cs="Times New Roman"/>
+              </w:rPr>
+              <w:t>dựng</w:t>
+            </w:r>
+            <w:proofErr w:type="spellEnd"/>
+            <w:r>
+              <w:rPr>
+                <w:rFonts w:ascii="Times New Roman" w:hAnsi="Times New Roman" w:cs="Times New Roman"/>
+              </w:rPr>
+              <w:t>;</w:t>
+            </w:r>
+            <w:proofErr w:type="gramEnd"/>
           </w:p>
           <w:p>
             <w:pPr>
@@ -2490,7 +9560,77 @@
               <w:rPr>
                 <w:rFonts w:ascii="Times New Roman" w:hAnsi="Times New Roman" w:cs="Times New Roman"/>
               </w:rPr>
-              <w:t>- Trung tâm QLHTKT Thành phố; (để phối hợp)</w:t>
+              <w:t xml:space="preserve">- Trung </w:t>
+            </w:r>
+            <w:proofErr w:type="spellStart"/>
+            <w:r>
+              <w:rPr>
+                <w:rFonts w:ascii="Times New Roman" w:hAnsi="Times New Roman" w:cs="Times New Roman"/>
+              </w:rPr>
+              <w:t>tâm</w:t>
+            </w:r>
+            <w:proofErr w:type="spellEnd"/>
+            <w:r>
+              <w:rPr>
+                <w:rFonts w:ascii="Times New Roman" w:hAnsi="Times New Roman" w:cs="Times New Roman"/>
+              </w:rPr>
+              <w:t xml:space="preserve"> QLHTKT Thành </w:t>
+            </w:r>
+            <w:proofErr w:type="spellStart"/>
+            <w:r>
+              <w:rPr>
+                <w:rFonts w:ascii="Times New Roman" w:hAnsi="Times New Roman" w:cs="Times New Roman"/>
+              </w:rPr>
+              <w:t>phố</w:t>
+            </w:r>
+            <w:proofErr w:type="spellEnd"/>
+            <w:r>
+              <w:rPr>
+                <w:rFonts w:ascii="Times New Roman" w:hAnsi="Times New Roman" w:cs="Times New Roman"/>
+              </w:rPr>
+              <w:t>; (</w:t>
+            </w:r>
+            <w:proofErr w:type="spellStart"/>
+            <w:r>
+              <w:rPr>
+                <w:rFonts w:ascii="Times New Roman" w:hAnsi="Times New Roman" w:cs="Times New Roman"/>
+              </w:rPr>
+              <w:t>để</w:t>
+            </w:r>
+            <w:proofErr w:type="spellEnd"/>
+            <w:r>
+              <w:rPr>
+                <w:rFonts w:ascii="Times New Roman" w:hAnsi="Times New Roman" w:cs="Times New Roman"/>
+              </w:rPr>
+              <w:t xml:space="preserve"> </w:t>
+            </w:r>
+            <w:proofErr w:type="spellStart"/>
+            <w:r>
+              <w:rPr>
+                <w:rFonts w:ascii="Times New Roman" w:hAnsi="Times New Roman" w:cs="Times New Roman"/>
+              </w:rPr>
+              <w:t>phối</w:t>
+            </w:r>
+            <w:proofErr w:type="spellEnd"/>
+            <w:r>
+              <w:rPr>
+                <w:rFonts w:ascii="Times New Roman" w:hAnsi="Times New Roman" w:cs="Times New Roman"/>
+              </w:rPr>
+              <w:t xml:space="preserve"> </w:t>
+            </w:r>
+            <w:proofErr w:type="spellStart"/>
+            <w:r>
+              <w:rPr>
+                <w:rFonts w:ascii="Times New Roman" w:hAnsi="Times New Roman" w:cs="Times New Roman"/>
+              </w:rPr>
+              <w:t>hợp</w:t>
+            </w:r>
+            <w:proofErr w:type="spellEnd"/>
+            <w:r>
+              <w:rPr>
+                <w:rFonts w:ascii="Times New Roman" w:hAnsi="Times New Roman" w:cs="Times New Roman"/>
+              </w:rPr>
+              <w:t>)</w:t>
             </w:r>
           </w:p>
           <w:p>
@@ -2504,8 +9644,44 @@
               <w:rPr>
                 <w:rFonts w:ascii="Times New Roman" w:hAnsi="Times New Roman" w:cs="Times New Roman"/>
               </w:rPr>
-              <w:t>- Ban Lãnh đạo Công ty;</w:t>
-            </w:r>
+              <w:t xml:space="preserve">- Ban </w:t>
+            </w:r>
+            <w:proofErr w:type="spellStart"/>
+            <w:r>
+              <w:rPr>
+                <w:rFonts w:ascii="Times New Roman" w:hAnsi="Times New Roman" w:cs="Times New Roman"/>
+              </w:rPr>
+              <w:t>Lãnh</w:t>
+            </w:r>
+            <w:proofErr w:type="spellEnd"/>
+            <w:r>
+              <w:rPr>
+                <w:rFonts w:ascii="Times New Roman" w:hAnsi="Times New Roman" w:cs="Times New Roman"/>
+              </w:rPr>
+              <w:t xml:space="preserve"> </w:t>
+            </w:r>
+            <w:proofErr w:type="spellStart"/>
+            <w:r>
+              <w:rPr>
+                <w:rFonts w:ascii="Times New Roman" w:hAnsi="Times New Roman" w:cs="Times New Roman"/>
+              </w:rPr>
+              <w:t>đạo</w:t>
+            </w:r>
+            <w:proofErr w:type="spellEnd"/>
+            <w:r>
+              <w:rPr>
+                <w:rFonts w:ascii="Times New Roman" w:hAnsi="Times New Roman" w:cs="Times New Roman"/>
+              </w:rPr>
+              <w:t xml:space="preserve"> Công </w:t>
+            </w:r>
+            <w:proofErr w:type="gramStart"/>
+            <w:r>
+              <w:rPr>
+                <w:rFonts w:ascii="Times New Roman" w:hAnsi="Times New Roman" w:cs="Times New Roman"/>
+              </w:rPr>
+              <w:t>ty;</w:t>
+            </w:r>
+            <w:proofErr w:type="gramEnd"/>
           </w:p>
           <w:p>
             <w:pPr>

--- a/ai_tnhn/ai-api-tnhn/doc/Bao cao mua ngay {dd}-{mm}-{yyyy} thoi diem {hh}.docx
+++ b/ai_tnhn/ai-api-tnhn/doc/Bao cao mua ngay {dd}-{mm}-{yyyy} thoi diem {hh}.docx
@@ -174,13 +174,23 @@
                 </mc:Fallback>
               </mc:AlternateContent>
             </w:r>
+            <w:proofErr w:type="spellStart"/>
             <w:r>
               <w:rPr>
                 <w:rFonts w:ascii="Times New Roman" w:hAnsi="Times New Roman"/>
                 <w:b w:val="0"/>
                 <w:szCs w:val="26"/>
               </w:rPr>
-              <w:t>Số:               /TNHN-QLVH</w:t>
+              <w:t>Số</w:t>
+            </w:r>
+            <w:proofErr w:type="spellEnd"/>
+            <w:r>
+              <w:rPr>
+                <w:rFonts w:ascii="Times New Roman" w:hAnsi="Times New Roman"/>
+                <w:b w:val="0"/>
+                <w:szCs w:val="26"/>
+              </w:rPr>
+              <w:t>:               /TNHN-QLVH</w:t>
             </w:r>
           </w:p>
           <w:p>
@@ -233,8 +243,65 @@
                 <w:rFonts w:ascii="Times New Roman" w:hAnsi="Times New Roman"/>
                 <w:szCs w:val="24"/>
               </w:rPr>
-              <w:t>Độc lập – Tự do – Hạnh phúc</w:t>
-            </w:r>
+              <w:t xml:space="preserve">Độc </w:t>
+            </w:r>
+            <w:proofErr w:type="spellStart"/>
+            <w:r>
+              <w:rPr>
+                <w:rFonts w:ascii="Times New Roman" w:hAnsi="Times New Roman"/>
+                <w:szCs w:val="24"/>
+              </w:rPr>
+              <w:t>lập</w:t>
+            </w:r>
+            <w:proofErr w:type="spellEnd"/>
+            <w:r>
+              <w:rPr>
+                <w:rFonts w:ascii="Times New Roman" w:hAnsi="Times New Roman"/>
+                <w:szCs w:val="24"/>
+              </w:rPr>
+              <w:t xml:space="preserve"> – </w:t>
+            </w:r>
+            <w:proofErr w:type="spellStart"/>
+            <w:r>
+              <w:rPr>
+                <w:rFonts w:ascii="Times New Roman" w:hAnsi="Times New Roman"/>
+                <w:szCs w:val="24"/>
+              </w:rPr>
+              <w:t>Tự</w:t>
+            </w:r>
+            <w:proofErr w:type="spellEnd"/>
+            <w:r>
+              <w:rPr>
+                <w:rFonts w:ascii="Times New Roman" w:hAnsi="Times New Roman"/>
+                <w:szCs w:val="24"/>
+              </w:rPr>
+              <w:t xml:space="preserve"> do – </w:t>
+            </w:r>
+            <w:proofErr w:type="spellStart"/>
+            <w:r>
+              <w:rPr>
+                <w:rFonts w:ascii="Times New Roman" w:hAnsi="Times New Roman"/>
+                <w:szCs w:val="24"/>
+              </w:rPr>
+              <w:t>Hạnh</w:t>
+            </w:r>
+            <w:proofErr w:type="spellEnd"/>
+            <w:r>
+              <w:rPr>
+                <w:rFonts w:ascii="Times New Roman" w:hAnsi="Times New Roman"/>
+                <w:szCs w:val="24"/>
+              </w:rPr>
+              <w:t xml:space="preserve"> </w:t>
+            </w:r>
+            <w:proofErr w:type="spellStart"/>
+            <w:r>
+              <w:rPr>
+                <w:rFonts w:ascii="Times New Roman" w:hAnsi="Times New Roman"/>
+                <w:szCs w:val="24"/>
+              </w:rPr>
+              <w:t>phúc</w:t>
+            </w:r>
+            <w:proofErr w:type="spellEnd"/>
           </w:p>
           <w:p>
             <w:pPr>
@@ -355,8 +422,9 @@
                 <w:color w:val="000000" w:themeColor="text1"/>
                 <w:szCs w:val="26"/>
               </w:rPr>
-              <w:t xml:space="preserve">Hà Nội, ngày </w:t>
-            </w:r>
+              <w:t xml:space="preserve">Hà </w:t>
+            </w:r>
+            <w:proofErr w:type="spellStart"/>
             <w:r>
               <w:rPr>
                 <w:rFonts w:ascii="Times New Roman" w:hAnsi="Times New Roman"/>
@@ -365,16 +433,9 @@
                 <w:color w:val="000000" w:themeColor="text1"/>
                 <w:szCs w:val="26"/>
               </w:rPr>
-              <w:t>{dd}</w:t>
-            </w:r>
-            <w:r>
-              <w:rPr>
-                <w:rFonts w:ascii="Times New Roman" w:hAnsi="Times New Roman"/>
-                <w:i/>
-                <w:color w:val="000000" w:themeColor="text1"/>
-              </w:rPr>
-              <w:t xml:space="preserve"> </w:t>
-            </w:r>
+              <w:t>Nội</w:t>
+            </w:r>
+            <w:proofErr w:type="spellEnd"/>
             <w:r>
               <w:rPr>
                 <w:rFonts w:ascii="Times New Roman" w:hAnsi="Times New Roman"/>
@@ -383,8 +444,9 @@
                 <w:color w:val="000000" w:themeColor="text1"/>
                 <w:szCs w:val="26"/>
               </w:rPr>
-              <w:t xml:space="preserve">tháng </w:t>
-            </w:r>
+              <w:t xml:space="preserve">, </w:t>
+            </w:r>
+            <w:proofErr w:type="spellStart"/>
             <w:r>
               <w:rPr>
                 <w:rFonts w:ascii="Times New Roman" w:hAnsi="Times New Roman"/>
@@ -393,8 +455,9 @@
                 <w:color w:val="000000" w:themeColor="text1"/>
                 <w:szCs w:val="26"/>
               </w:rPr>
-              <w:t>{mm}</w:t>
-            </w:r>
+              <w:t>ngày</w:t>
+            </w:r>
+            <w:proofErr w:type="spellEnd"/>
             <w:r>
               <w:rPr>
                 <w:rFonts w:ascii="Times New Roman" w:hAnsi="Times New Roman"/>
@@ -403,7 +466,7 @@
                 <w:color w:val="000000" w:themeColor="text1"/>
                 <w:szCs w:val="26"/>
               </w:rPr>
-              <w:t xml:space="preserve"> năm </w:t>
+              <w:t xml:space="preserve"> </w:t>
             </w:r>
             <w:r>
               <w:rPr>
@@ -413,7 +476,111 @@
                 <w:color w:val="000000" w:themeColor="text1"/>
                 <w:szCs w:val="26"/>
               </w:rPr>
-              <w:t>{yyyy}</w:t>
+              <w:t>{dd}</w:t>
+            </w:r>
+            <w:r>
+              <w:rPr>
+                <w:rFonts w:ascii="Times New Roman" w:hAnsi="Times New Roman"/>
+                <w:i/>
+                <w:color w:val="000000" w:themeColor="text1"/>
+              </w:rPr>
+              <w:t xml:space="preserve"> </w:t>
+            </w:r>
+            <w:proofErr w:type="spellStart"/>
+            <w:r>
+              <w:rPr>
+                <w:rFonts w:ascii="Times New Roman" w:hAnsi="Times New Roman"/>
+                <w:b w:val="0"/>
+                <w:i/>
+                <w:color w:val="000000" w:themeColor="text1"/>
+                <w:szCs w:val="26"/>
+              </w:rPr>
+              <w:t>tháng</w:t>
+            </w:r>
+            <w:proofErr w:type="spellEnd"/>
+            <w:r>
+              <w:rPr>
+                <w:rFonts w:ascii="Times New Roman" w:hAnsi="Times New Roman"/>
+                <w:b w:val="0"/>
+                <w:i/>
+                <w:color w:val="000000" w:themeColor="text1"/>
+                <w:szCs w:val="26"/>
+              </w:rPr>
+              <w:t xml:space="preserve"> </w:t>
+            </w:r>
+            <w:r>
+              <w:rPr>
+                <w:rFonts w:ascii="Times New Roman" w:hAnsi="Times New Roman"/>
+                <w:b w:val="0"/>
+                <w:i/>
+                <w:color w:val="000000" w:themeColor="text1"/>
+                <w:szCs w:val="26"/>
+              </w:rPr>
+              <w:t>{mm}</w:t>
+            </w:r>
+            <w:r>
+              <w:rPr>
+                <w:rFonts w:ascii="Times New Roman" w:hAnsi="Times New Roman"/>
+                <w:b w:val="0"/>
+                <w:i/>
+                <w:color w:val="000000" w:themeColor="text1"/>
+                <w:szCs w:val="26"/>
+              </w:rPr>
+              <w:t xml:space="preserve"> </w:t>
+            </w:r>
+            <w:proofErr w:type="spellStart"/>
+            <w:r>
+              <w:rPr>
+                <w:rFonts w:ascii="Times New Roman" w:hAnsi="Times New Roman"/>
+                <w:b w:val="0"/>
+                <w:i/>
+                <w:color w:val="000000" w:themeColor="text1"/>
+                <w:szCs w:val="26"/>
+              </w:rPr>
+              <w:t>năm</w:t>
+            </w:r>
+            <w:proofErr w:type="spellEnd"/>
+            <w:r>
+              <w:rPr>
+                <w:rFonts w:ascii="Times New Roman" w:hAnsi="Times New Roman"/>
+                <w:b w:val="0"/>
+                <w:i/>
+                <w:color w:val="000000" w:themeColor="text1"/>
+                <w:szCs w:val="26"/>
+              </w:rPr>
+              <w:t xml:space="preserve"> </w:t>
+            </w:r>
+            <w:r>
+              <w:rPr>
+                <w:rFonts w:ascii="Times New Roman" w:hAnsi="Times New Roman"/>
+                <w:b w:val="0"/>
+                <w:i/>
+                <w:color w:val="000000" w:themeColor="text1"/>
+                <w:szCs w:val="26"/>
+              </w:rPr>
+              <w:t>{</w:t>
+            </w:r>
+            <w:proofErr w:type="spellStart"/>
+            <w:r>
+              <w:rPr>
+                <w:rFonts w:ascii="Times New Roman" w:hAnsi="Times New Roman"/>
+                <w:b w:val="0"/>
+                <w:i/>
+                <w:color w:val="000000" w:themeColor="text1"/>
+                <w:szCs w:val="26"/>
+              </w:rPr>
+              <w:t>yyyy</w:t>
+            </w:r>
+            <w:proofErr w:type="spellEnd"/>
+            <w:r>
+              <w:rPr>
+                <w:rFonts w:ascii="Times New Roman" w:hAnsi="Times New Roman"/>
+                <w:b w:val="0"/>
+                <w:i/>
+                <w:color w:val="000000" w:themeColor="text1"/>
+                <w:szCs w:val="26"/>
+              </w:rPr>
+              <w:t>}</w:t>
             </w:r>
           </w:p>
         </w:tc>
@@ -456,8 +623,196 @@
           <w:sz w:val="26"/>
           <w:szCs w:val="26"/>
         </w:rPr>
-        <w:t>V/v Báo cáo tình hình thoát nước do ảnh hưởng của mưa</w:t>
-      </w:r>
+        <w:t xml:space="preserve">V/v Báo </w:t>
+      </w:r>
+      <w:proofErr w:type="spellStart"/>
+      <w:r>
+        <w:rPr>
+          <w:rFonts w:ascii="Times New Roman" w:hAnsi="Times New Roman"/>
+          <w:b w:val="0"/>
+          <w:color w:val="000000" w:themeColor="text1"/>
+          <w:sz w:val="26"/>
+          <w:szCs w:val="26"/>
+        </w:rPr>
+        <w:t>cáo</w:t>
+      </w:r>
+      <w:proofErr w:type="spellEnd"/>
+      <w:r>
+        <w:rPr>
+          <w:rFonts w:ascii="Times New Roman" w:hAnsi="Times New Roman"/>
+          <w:b w:val="0"/>
+          <w:color w:val="000000" w:themeColor="text1"/>
+          <w:sz w:val="26"/>
+          <w:szCs w:val="26"/>
+        </w:rPr>
+        <w:t xml:space="preserve"> </w:t>
+      </w:r>
+      <w:proofErr w:type="spellStart"/>
+      <w:r>
+        <w:rPr>
+          <w:rFonts w:ascii="Times New Roman" w:hAnsi="Times New Roman"/>
+          <w:b w:val="0"/>
+          <w:color w:val="000000" w:themeColor="text1"/>
+          <w:sz w:val="26"/>
+          <w:szCs w:val="26"/>
+        </w:rPr>
+        <w:t>tình</w:t>
+      </w:r>
+      <w:proofErr w:type="spellEnd"/>
+      <w:r>
+        <w:rPr>
+          <w:rFonts w:ascii="Times New Roman" w:hAnsi="Times New Roman"/>
+          <w:b w:val="0"/>
+          <w:color w:val="000000" w:themeColor="text1"/>
+          <w:sz w:val="26"/>
+          <w:szCs w:val="26"/>
+        </w:rPr>
+        <w:t xml:space="preserve"> </w:t>
+      </w:r>
+      <w:proofErr w:type="spellStart"/>
+      <w:r>
+        <w:rPr>
+          <w:rFonts w:ascii="Times New Roman" w:hAnsi="Times New Roman"/>
+          <w:b w:val="0"/>
+          <w:color w:val="000000" w:themeColor="text1"/>
+          <w:sz w:val="26"/>
+          <w:szCs w:val="26"/>
+        </w:rPr>
+        <w:t>hình</w:t>
+      </w:r>
+      <w:proofErr w:type="spellEnd"/>
+      <w:r>
+        <w:rPr>
+          <w:rFonts w:ascii="Times New Roman" w:hAnsi="Times New Roman"/>
+          <w:b w:val="0"/>
+          <w:color w:val="000000" w:themeColor="text1"/>
+          <w:sz w:val="26"/>
+          <w:szCs w:val="26"/>
+        </w:rPr>
+        <w:t xml:space="preserve"> </w:t>
+      </w:r>
+      <w:proofErr w:type="spellStart"/>
+      <w:r>
+        <w:rPr>
+          <w:rFonts w:ascii="Times New Roman" w:hAnsi="Times New Roman"/>
+          <w:b w:val="0"/>
+          <w:color w:val="000000" w:themeColor="text1"/>
+          <w:sz w:val="26"/>
+          <w:szCs w:val="26"/>
+        </w:rPr>
+        <w:t>thoát</w:t>
+      </w:r>
+      <w:proofErr w:type="spellEnd"/>
+      <w:r>
+        <w:rPr>
+          <w:rFonts w:ascii="Times New Roman" w:hAnsi="Times New Roman"/>
+          <w:b w:val="0"/>
+          <w:color w:val="000000" w:themeColor="text1"/>
+          <w:sz w:val="26"/>
+          <w:szCs w:val="26"/>
+        </w:rPr>
+        <w:t xml:space="preserve"> </w:t>
+      </w:r>
+      <w:proofErr w:type="spellStart"/>
+      <w:r>
+        <w:rPr>
+          <w:rFonts w:ascii="Times New Roman" w:hAnsi="Times New Roman"/>
+          <w:b w:val="0"/>
+          <w:color w:val="000000" w:themeColor="text1"/>
+          <w:sz w:val="26"/>
+          <w:szCs w:val="26"/>
+        </w:rPr>
+        <w:t>nước</w:t>
+      </w:r>
+      <w:proofErr w:type="spellEnd"/>
+      <w:r>
+        <w:rPr>
+          <w:rFonts w:ascii="Times New Roman" w:hAnsi="Times New Roman"/>
+          <w:b w:val="0"/>
+          <w:color w:val="000000" w:themeColor="text1"/>
+          <w:sz w:val="26"/>
+          <w:szCs w:val="26"/>
+        </w:rPr>
+        <w:t xml:space="preserve"> do </w:t>
+      </w:r>
+      <w:proofErr w:type="spellStart"/>
+      <w:r>
+        <w:rPr>
+          <w:rFonts w:ascii="Times New Roman" w:hAnsi="Times New Roman"/>
+          <w:b w:val="0"/>
+          <w:color w:val="000000" w:themeColor="text1"/>
+          <w:sz w:val="26"/>
+          <w:szCs w:val="26"/>
+        </w:rPr>
+        <w:t>ảnh</w:t>
+      </w:r>
+      <w:proofErr w:type="spellEnd"/>
+      <w:r>
+        <w:rPr>
+          <w:rFonts w:ascii="Times New Roman" w:hAnsi="Times New Roman"/>
+          <w:b w:val="0"/>
+          <w:color w:val="000000" w:themeColor="text1"/>
+          <w:sz w:val="26"/>
+          <w:szCs w:val="26"/>
+        </w:rPr>
+        <w:t xml:space="preserve"> </w:t>
+      </w:r>
+      <w:proofErr w:type="spellStart"/>
+      <w:r>
+        <w:rPr>
+          <w:rFonts w:ascii="Times New Roman" w:hAnsi="Times New Roman"/>
+          <w:b w:val="0"/>
+          <w:color w:val="000000" w:themeColor="text1"/>
+          <w:sz w:val="26"/>
+          <w:szCs w:val="26"/>
+        </w:rPr>
+        <w:t>hưởng</w:t>
+      </w:r>
+      <w:proofErr w:type="spellEnd"/>
+      <w:r>
+        <w:rPr>
+          <w:rFonts w:ascii="Times New Roman" w:hAnsi="Times New Roman"/>
+          <w:b w:val="0"/>
+          <w:color w:val="000000" w:themeColor="text1"/>
+          <w:sz w:val="26"/>
+          <w:szCs w:val="26"/>
+        </w:rPr>
+        <w:t xml:space="preserve"> </w:t>
+      </w:r>
+      <w:proofErr w:type="spellStart"/>
+      <w:r>
+        <w:rPr>
+          <w:rFonts w:ascii="Times New Roman" w:hAnsi="Times New Roman"/>
+          <w:b w:val="0"/>
+          <w:color w:val="000000" w:themeColor="text1"/>
+          <w:sz w:val="26"/>
+          <w:szCs w:val="26"/>
+        </w:rPr>
+        <w:t>của</w:t>
+      </w:r>
+      <w:proofErr w:type="spellEnd"/>
+      <w:r>
+        <w:rPr>
+          <w:rFonts w:ascii="Times New Roman" w:hAnsi="Times New Roman"/>
+          <w:b w:val="0"/>
+          <w:color w:val="000000" w:themeColor="text1"/>
+          <w:sz w:val="26"/>
+          <w:szCs w:val="26"/>
+        </w:rPr>
+        <w:t xml:space="preserve"> </w:t>
+      </w:r>
+      <w:proofErr w:type="spellStart"/>
+      <w:r>
+        <w:rPr>
+          <w:rFonts w:ascii="Times New Roman" w:hAnsi="Times New Roman"/>
+          <w:b w:val="0"/>
+          <w:color w:val="000000" w:themeColor="text1"/>
+          <w:sz w:val="26"/>
+          <w:szCs w:val="26"/>
+        </w:rPr>
+        <w:t>mưa</w:t>
+      </w:r>
+      <w:proofErr w:type="spellEnd"/>
       <w:r>
         <w:rPr>
           <w:rFonts w:ascii="Times New Roman" w:hAnsi="Times New Roman"/>
@@ -480,29 +835,93 @@
           <w:szCs w:val="26"/>
         </w:rPr>
       </w:pPr>
-      <w:r>
-        <w:rPr>
-          <w:rFonts w:ascii="Times New Roman" w:hAnsi="Times New Roman" w:cs="Times New Roman"/>
-          <w:sz w:val="26"/>
-          <w:szCs w:val="26"/>
-        </w:rPr>
-        <w:t xml:space="preserve">Thời điểm </w:t>
-      </w:r>
-      <w:r>
-        <w:rPr>
-          <w:rFonts w:ascii="Times New Roman" w:hAnsi="Times New Roman" w:cs="Times New Roman"/>
-          <w:sz w:val="26"/>
-          <w:szCs w:val="26"/>
-        </w:rPr>
-        <w:t>{hh}</w:t>
-      </w:r>
-      <w:r>
-        <w:rPr>
-          <w:rFonts w:ascii="Times New Roman" w:hAnsi="Times New Roman" w:cs="Times New Roman"/>
-          <w:sz w:val="26"/>
-          <w:szCs w:val="26"/>
-        </w:rPr>
-        <w:t xml:space="preserve"> ngày </w:t>
+      <w:proofErr w:type="spellStart"/>
+      <w:r>
+        <w:rPr>
+          <w:rFonts w:ascii="Times New Roman" w:hAnsi="Times New Roman" w:cs="Times New Roman"/>
+          <w:sz w:val="26"/>
+          <w:szCs w:val="26"/>
+        </w:rPr>
+        <w:t>Thời</w:t>
+      </w:r>
+      <w:proofErr w:type="spellEnd"/>
+      <w:r>
+        <w:rPr>
+          <w:rFonts w:ascii="Times New Roman" w:hAnsi="Times New Roman" w:cs="Times New Roman"/>
+          <w:sz w:val="26"/>
+          <w:szCs w:val="26"/>
+        </w:rPr>
+        <w:t xml:space="preserve"> </w:t>
+      </w:r>
+      <w:proofErr w:type="spellStart"/>
+      <w:r>
+        <w:rPr>
+          <w:rFonts w:ascii="Times New Roman" w:hAnsi="Times New Roman" w:cs="Times New Roman"/>
+          <w:sz w:val="26"/>
+          <w:szCs w:val="26"/>
+        </w:rPr>
+        <w:t>điểm</w:t>
+      </w:r>
+      <w:proofErr w:type="spellEnd"/>
+      <w:r>
+        <w:rPr>
+          <w:rFonts w:ascii="Times New Roman" w:hAnsi="Times New Roman" w:cs="Times New Roman"/>
+          <w:sz w:val="26"/>
+          <w:szCs w:val="26"/>
+        </w:rPr>
+        <w:t xml:space="preserve"> </w:t>
+      </w:r>
+      <w:r>
+        <w:rPr>
+          <w:rFonts w:ascii="Times New Roman" w:hAnsi="Times New Roman" w:cs="Times New Roman"/>
+          <w:sz w:val="26"/>
+          <w:szCs w:val="26"/>
+        </w:rPr>
+        <w:t>{</w:t>
+      </w:r>
+      <w:proofErr w:type="spellStart"/>
+      <w:r>
+        <w:rPr>
+          <w:rFonts w:ascii="Times New Roman" w:hAnsi="Times New Roman" w:cs="Times New Roman"/>
+          <w:sz w:val="26"/>
+          <w:szCs w:val="26"/>
+        </w:rPr>
+        <w:t>hh</w:t>
+      </w:r>
+      <w:proofErr w:type="spellEnd"/>
+      <w:r>
+        <w:rPr>
+          <w:rFonts w:ascii="Times New Roman" w:hAnsi="Times New Roman" w:cs="Times New Roman"/>
+          <w:sz w:val="26"/>
+          <w:szCs w:val="26"/>
+        </w:rPr>
+        <w:t>}</w:t>
+      </w:r>
+      <w:r>
+        <w:rPr>
+          <w:rFonts w:ascii="Times New Roman" w:hAnsi="Times New Roman" w:cs="Times New Roman"/>
+          <w:sz w:val="26"/>
+          <w:szCs w:val="26"/>
+        </w:rPr>
+        <w:t xml:space="preserve"> </w:t>
+      </w:r>
+      <w:proofErr w:type="spellStart"/>
+      <w:r>
+        <w:rPr>
+          <w:rFonts w:ascii="Times New Roman" w:hAnsi="Times New Roman" w:cs="Times New Roman"/>
+          <w:sz w:val="26"/>
+          <w:szCs w:val="26"/>
+        </w:rPr>
+        <w:t>ngày</w:t>
+      </w:r>
+      <w:proofErr w:type="spellEnd"/>
+      <w:r>
+        <w:rPr>
+          <w:rFonts w:ascii="Times New Roman" w:hAnsi="Times New Roman" w:cs="Times New Roman"/>
+          <w:sz w:val="26"/>
+          <w:szCs w:val="26"/>
+        </w:rPr>
+        <w:t xml:space="preserve"> </w:t>
       </w:r>
       <w:r>
         <w:rPr>
@@ -542,7 +961,25 @@
           <w:sz w:val="26"/>
           <w:szCs w:val="26"/>
         </w:rPr>
-        <w:t>{yyyy}</w:t>
+        <w:t>{</w:t>
+      </w:r>
+      <w:proofErr w:type="spellStart"/>
+      <w:r>
+        <w:rPr>
+          <w:rFonts w:ascii="Times New Roman" w:hAnsi="Times New Roman" w:cs="Times New Roman"/>
+          <w:sz w:val="26"/>
+          <w:szCs w:val="26"/>
+        </w:rPr>
+        <w:t>yyyy</w:t>
+      </w:r>
+      <w:proofErr w:type="spellEnd"/>
+      <w:r>
+        <w:rPr>
+          <w:rFonts w:ascii="Times New Roman" w:hAnsi="Times New Roman" w:cs="Times New Roman"/>
+          <w:sz w:val="26"/>
+          <w:szCs w:val="26"/>
+        </w:rPr>
+        <w:t>}</w:t>
       </w:r>
     </w:p>
     <w:p>
@@ -561,7 +998,43 @@
           <w:sz w:val="26"/>
           <w:szCs w:val="26"/>
         </w:rPr>
-        <w:t xml:space="preserve">                           Kính gửi:</w:t>
+        <w:t xml:space="preserve">                           </w:t>
+      </w:r>
+      <w:proofErr w:type="spellStart"/>
+      <w:r>
+        <w:rPr>
+          <w:rFonts w:ascii="Times New Roman" w:hAnsi="Times New Roman" w:cs="Times New Roman"/>
+          <w:sz w:val="26"/>
+          <w:szCs w:val="26"/>
+        </w:rPr>
+        <w:t>Kính</w:t>
+      </w:r>
+      <w:proofErr w:type="spellEnd"/>
+      <w:r>
+        <w:rPr>
+          <w:rFonts w:ascii="Times New Roman" w:hAnsi="Times New Roman" w:cs="Times New Roman"/>
+          <w:sz w:val="26"/>
+          <w:szCs w:val="26"/>
+        </w:rPr>
+        <w:t xml:space="preserve"> </w:t>
+      </w:r>
+      <w:proofErr w:type="spellStart"/>
+      <w:r>
+        <w:rPr>
+          <w:rFonts w:ascii="Times New Roman" w:hAnsi="Times New Roman" w:cs="Times New Roman"/>
+          <w:sz w:val="26"/>
+          <w:szCs w:val="26"/>
+        </w:rPr>
+        <w:t>gửi</w:t>
+      </w:r>
+      <w:proofErr w:type="spellEnd"/>
+      <w:r>
+        <w:rPr>
+          <w:rFonts w:ascii="Times New Roman" w:hAnsi="Times New Roman" w:cs="Times New Roman"/>
+          <w:sz w:val="26"/>
+          <w:szCs w:val="26"/>
+        </w:rPr>
+        <w:t>:</w:t>
       </w:r>
       <w:r>
         <w:rPr>
@@ -589,8 +1062,100 @@
           <w:sz w:val="26"/>
           <w:szCs w:val="26"/>
         </w:rPr>
-        <w:t>- Ủy ban nhân dân Thành phố Hà Nội;</w:t>
-      </w:r>
+        <w:t xml:space="preserve">- </w:t>
+      </w:r>
+      <w:proofErr w:type="spellStart"/>
+      <w:r>
+        <w:rPr>
+          <w:rFonts w:ascii="Times New Roman" w:hAnsi="Times New Roman" w:cs="Times New Roman"/>
+          <w:sz w:val="26"/>
+          <w:szCs w:val="26"/>
+        </w:rPr>
+        <w:t>Ủy</w:t>
+      </w:r>
+      <w:proofErr w:type="spellEnd"/>
+      <w:r>
+        <w:rPr>
+          <w:rFonts w:ascii="Times New Roman" w:hAnsi="Times New Roman" w:cs="Times New Roman"/>
+          <w:sz w:val="26"/>
+          <w:szCs w:val="26"/>
+        </w:rPr>
+        <w:t xml:space="preserve"> ban </w:t>
+      </w:r>
+      <w:proofErr w:type="spellStart"/>
+      <w:r>
+        <w:rPr>
+          <w:rFonts w:ascii="Times New Roman" w:hAnsi="Times New Roman" w:cs="Times New Roman"/>
+          <w:sz w:val="26"/>
+          <w:szCs w:val="26"/>
+        </w:rPr>
+        <w:t>nhân</w:t>
+      </w:r>
+      <w:proofErr w:type="spellEnd"/>
+      <w:r>
+        <w:rPr>
+          <w:rFonts w:ascii="Times New Roman" w:hAnsi="Times New Roman" w:cs="Times New Roman"/>
+          <w:sz w:val="26"/>
+          <w:szCs w:val="26"/>
+        </w:rPr>
+        <w:t xml:space="preserve"> </w:t>
+      </w:r>
+      <w:proofErr w:type="spellStart"/>
+      <w:r>
+        <w:rPr>
+          <w:rFonts w:ascii="Times New Roman" w:hAnsi="Times New Roman" w:cs="Times New Roman"/>
+          <w:sz w:val="26"/>
+          <w:szCs w:val="26"/>
+        </w:rPr>
+        <w:t>dân</w:t>
+      </w:r>
+      <w:proofErr w:type="spellEnd"/>
+      <w:r>
+        <w:rPr>
+          <w:rFonts w:ascii="Times New Roman" w:hAnsi="Times New Roman" w:cs="Times New Roman"/>
+          <w:sz w:val="26"/>
+          <w:szCs w:val="26"/>
+        </w:rPr>
+        <w:t xml:space="preserve"> Thành </w:t>
+      </w:r>
+      <w:proofErr w:type="spellStart"/>
+      <w:r>
+        <w:rPr>
+          <w:rFonts w:ascii="Times New Roman" w:hAnsi="Times New Roman" w:cs="Times New Roman"/>
+          <w:sz w:val="26"/>
+          <w:szCs w:val="26"/>
+        </w:rPr>
+        <w:t>phố</w:t>
+      </w:r>
+      <w:proofErr w:type="spellEnd"/>
+      <w:r>
+        <w:rPr>
+          <w:rFonts w:ascii="Times New Roman" w:hAnsi="Times New Roman" w:cs="Times New Roman"/>
+          <w:sz w:val="26"/>
+          <w:szCs w:val="26"/>
+        </w:rPr>
+        <w:t xml:space="preserve"> Hà </w:t>
+      </w:r>
+      <w:proofErr w:type="spellStart"/>
+      <w:proofErr w:type="gramStart"/>
+      <w:r>
+        <w:rPr>
+          <w:rFonts w:ascii="Times New Roman" w:hAnsi="Times New Roman" w:cs="Times New Roman"/>
+          <w:sz w:val="26"/>
+          <w:szCs w:val="26"/>
+        </w:rPr>
+        <w:t>Nội</w:t>
+      </w:r>
+      <w:proofErr w:type="spellEnd"/>
+      <w:r>
+        <w:rPr>
+          <w:rFonts w:ascii="Times New Roman" w:hAnsi="Times New Roman" w:cs="Times New Roman"/>
+          <w:sz w:val="26"/>
+          <w:szCs w:val="26"/>
+        </w:rPr>
+        <w:t>;</w:t>
+      </w:r>
+      <w:proofErr w:type="gramEnd"/>
     </w:p>
     <w:p>
       <w:pPr>
@@ -608,8 +1173,46 @@
           <w:sz w:val="26"/>
           <w:szCs w:val="26"/>
         </w:rPr>
-        <w:t>- Văn phòng BCH PCTT &amp; TKCN Thành phố;</w:t>
-      </w:r>
+        <w:t xml:space="preserve">- Văn </w:t>
+      </w:r>
+      <w:proofErr w:type="spellStart"/>
+      <w:r>
+        <w:rPr>
+          <w:rFonts w:ascii="Times New Roman" w:hAnsi="Times New Roman" w:cs="Times New Roman"/>
+          <w:sz w:val="26"/>
+          <w:szCs w:val="26"/>
+        </w:rPr>
+        <w:t>phòng</w:t>
+      </w:r>
+      <w:proofErr w:type="spellEnd"/>
+      <w:r>
+        <w:rPr>
+          <w:rFonts w:ascii="Times New Roman" w:hAnsi="Times New Roman" w:cs="Times New Roman"/>
+          <w:sz w:val="26"/>
+          <w:szCs w:val="26"/>
+        </w:rPr>
+        <w:t xml:space="preserve"> BCH PCTT &amp; TKCN Thành </w:t>
+      </w:r>
+      <w:proofErr w:type="spellStart"/>
+      <w:proofErr w:type="gramStart"/>
+      <w:r>
+        <w:rPr>
+          <w:rFonts w:ascii="Times New Roman" w:hAnsi="Times New Roman" w:cs="Times New Roman"/>
+          <w:sz w:val="26"/>
+          <w:szCs w:val="26"/>
+        </w:rPr>
+        <w:t>phố</w:t>
+      </w:r>
+      <w:proofErr w:type="spellEnd"/>
+      <w:r>
+        <w:rPr>
+          <w:rFonts w:ascii="Times New Roman" w:hAnsi="Times New Roman" w:cs="Times New Roman"/>
+          <w:sz w:val="26"/>
+          <w:szCs w:val="26"/>
+        </w:rPr>
+        <w:t>;</w:t>
+      </w:r>
+      <w:proofErr w:type="gramEnd"/>
     </w:p>
     <w:p>
       <w:pPr>
@@ -627,7 +1230,61 @@
           <w:sz w:val="26"/>
           <w:szCs w:val="26"/>
         </w:rPr>
-        <w:t>- Sở Xây dựng Hà Nội.</w:t>
+        <w:t xml:space="preserve">- </w:t>
+      </w:r>
+      <w:proofErr w:type="spellStart"/>
+      <w:r>
+        <w:rPr>
+          <w:rFonts w:ascii="Times New Roman" w:hAnsi="Times New Roman" w:cs="Times New Roman"/>
+          <w:sz w:val="26"/>
+          <w:szCs w:val="26"/>
+        </w:rPr>
+        <w:t>Sở</w:t>
+      </w:r>
+      <w:proofErr w:type="spellEnd"/>
+      <w:r>
+        <w:rPr>
+          <w:rFonts w:ascii="Times New Roman" w:hAnsi="Times New Roman" w:cs="Times New Roman"/>
+          <w:sz w:val="26"/>
+          <w:szCs w:val="26"/>
+        </w:rPr>
+        <w:t xml:space="preserve"> </w:t>
+      </w:r>
+      <w:proofErr w:type="spellStart"/>
+      <w:r>
+        <w:rPr>
+          <w:rFonts w:ascii="Times New Roman" w:hAnsi="Times New Roman" w:cs="Times New Roman"/>
+          <w:sz w:val="26"/>
+          <w:szCs w:val="26"/>
+        </w:rPr>
+        <w:t>Xây</w:t>
+      </w:r>
+      <w:proofErr w:type="spellEnd"/>
+      <w:r>
+        <w:rPr>
+          <w:rFonts w:ascii="Times New Roman" w:hAnsi="Times New Roman" w:cs="Times New Roman"/>
+          <w:sz w:val="26"/>
+          <w:szCs w:val="26"/>
+        </w:rPr>
+        <w:t xml:space="preserve"> </w:t>
+      </w:r>
+      <w:proofErr w:type="spellStart"/>
+      <w:r>
+        <w:rPr>
+          <w:rFonts w:ascii="Times New Roman" w:hAnsi="Times New Roman" w:cs="Times New Roman"/>
+          <w:sz w:val="26"/>
+          <w:szCs w:val="26"/>
+        </w:rPr>
+        <w:t>dựng</w:t>
+      </w:r>
+      <w:proofErr w:type="spellEnd"/>
+      <w:r>
+        <w:rPr>
+          <w:rFonts w:ascii="Times New Roman" w:hAnsi="Times New Roman" w:cs="Times New Roman"/>
+          <w:sz w:val="26"/>
+          <w:szCs w:val="26"/>
+        </w:rPr>
+        <w:t xml:space="preserve"> Hà Nội.</w:t>
       </w:r>
     </w:p>
     <w:p>
@@ -658,15 +1315,321 @@
           <w:color w:val="000000" w:themeColor="text1"/>
           <w:sz w:val="26"/>
         </w:rPr>
-        <w:t xml:space="preserve">Công ty TNHH MTV Thoát nước Hà Nội kính báo cáo tình hình thoát nước do ảnh hưởng của trận mưa ngày </w:t>
-      </w:r>
-      <w:r>
-        <w:rPr>
-          <w:rFonts w:ascii="Times New Roman" w:hAnsi="Times New Roman" w:cs="Times New Roman"/>
-          <w:sz w:val="26"/>
-          <w:szCs w:val="26"/>
-        </w:rPr>
-        <w:t>{dd}/{mm}/{yyyy}</w:t>
+        <w:t xml:space="preserve">Công ty TNHH MTV </w:t>
+      </w:r>
+      <w:proofErr w:type="spellStart"/>
+      <w:r>
+        <w:rPr>
+          <w:rFonts w:ascii="Times New Roman" w:hAnsi="Times New Roman" w:cs="Times New Roman"/>
+          <w:color w:val="000000" w:themeColor="text1"/>
+          <w:sz w:val="26"/>
+        </w:rPr>
+        <w:t>Thoát</w:t>
+      </w:r>
+      <w:proofErr w:type="spellEnd"/>
+      <w:r>
+        <w:rPr>
+          <w:rFonts w:ascii="Times New Roman" w:hAnsi="Times New Roman" w:cs="Times New Roman"/>
+          <w:color w:val="000000" w:themeColor="text1"/>
+          <w:sz w:val="26"/>
+        </w:rPr>
+        <w:t xml:space="preserve"> </w:t>
+      </w:r>
+      <w:proofErr w:type="spellStart"/>
+      <w:r>
+        <w:rPr>
+          <w:rFonts w:ascii="Times New Roman" w:hAnsi="Times New Roman" w:cs="Times New Roman"/>
+          <w:color w:val="000000" w:themeColor="text1"/>
+          <w:sz w:val="26"/>
+        </w:rPr>
+        <w:t>nước</w:t>
+      </w:r>
+      <w:proofErr w:type="spellEnd"/>
+      <w:r>
+        <w:rPr>
+          <w:rFonts w:ascii="Times New Roman" w:hAnsi="Times New Roman" w:cs="Times New Roman"/>
+          <w:color w:val="000000" w:themeColor="text1"/>
+          <w:sz w:val="26"/>
+        </w:rPr>
+        <w:t xml:space="preserve"> Hà </w:t>
+      </w:r>
+      <w:proofErr w:type="spellStart"/>
+      <w:r>
+        <w:rPr>
+          <w:rFonts w:ascii="Times New Roman" w:hAnsi="Times New Roman" w:cs="Times New Roman"/>
+          <w:color w:val="000000" w:themeColor="text1"/>
+          <w:sz w:val="26"/>
+        </w:rPr>
+        <w:t>Nội</w:t>
+      </w:r>
+      <w:proofErr w:type="spellEnd"/>
+      <w:r>
+        <w:rPr>
+          <w:rFonts w:ascii="Times New Roman" w:hAnsi="Times New Roman" w:cs="Times New Roman"/>
+          <w:color w:val="000000" w:themeColor="text1"/>
+          <w:sz w:val="26"/>
+        </w:rPr>
+        <w:t xml:space="preserve"> </w:t>
+      </w:r>
+      <w:proofErr w:type="spellStart"/>
+      <w:r>
+        <w:rPr>
+          <w:rFonts w:ascii="Times New Roman" w:hAnsi="Times New Roman" w:cs="Times New Roman"/>
+          <w:color w:val="000000" w:themeColor="text1"/>
+          <w:sz w:val="26"/>
+        </w:rPr>
+        <w:t>kính</w:t>
+      </w:r>
+      <w:proofErr w:type="spellEnd"/>
+      <w:r>
+        <w:rPr>
+          <w:rFonts w:ascii="Times New Roman" w:hAnsi="Times New Roman" w:cs="Times New Roman"/>
+          <w:color w:val="000000" w:themeColor="text1"/>
+          <w:sz w:val="26"/>
+        </w:rPr>
+        <w:t xml:space="preserve"> </w:t>
+      </w:r>
+      <w:proofErr w:type="spellStart"/>
+      <w:r>
+        <w:rPr>
+          <w:rFonts w:ascii="Times New Roman" w:hAnsi="Times New Roman" w:cs="Times New Roman"/>
+          <w:color w:val="000000" w:themeColor="text1"/>
+          <w:sz w:val="26"/>
+        </w:rPr>
+        <w:t>báo</w:t>
+      </w:r>
+      <w:proofErr w:type="spellEnd"/>
+      <w:r>
+        <w:rPr>
+          <w:rFonts w:ascii="Times New Roman" w:hAnsi="Times New Roman" w:cs="Times New Roman"/>
+          <w:color w:val="000000" w:themeColor="text1"/>
+          <w:sz w:val="26"/>
+        </w:rPr>
+        <w:t xml:space="preserve"> </w:t>
+      </w:r>
+      <w:proofErr w:type="spellStart"/>
+      <w:r>
+        <w:rPr>
+          <w:rFonts w:ascii="Times New Roman" w:hAnsi="Times New Roman" w:cs="Times New Roman"/>
+          <w:color w:val="000000" w:themeColor="text1"/>
+          <w:sz w:val="26"/>
+        </w:rPr>
+        <w:t>cáo</w:t>
+      </w:r>
+      <w:proofErr w:type="spellEnd"/>
+      <w:r>
+        <w:rPr>
+          <w:rFonts w:ascii="Times New Roman" w:hAnsi="Times New Roman" w:cs="Times New Roman"/>
+          <w:color w:val="000000" w:themeColor="text1"/>
+          <w:sz w:val="26"/>
+        </w:rPr>
+        <w:t xml:space="preserve"> </w:t>
+      </w:r>
+      <w:proofErr w:type="spellStart"/>
+      <w:r>
+        <w:rPr>
+          <w:rFonts w:ascii="Times New Roman" w:hAnsi="Times New Roman" w:cs="Times New Roman"/>
+          <w:color w:val="000000" w:themeColor="text1"/>
+          <w:sz w:val="26"/>
+        </w:rPr>
+        <w:t>tình</w:t>
+      </w:r>
+      <w:proofErr w:type="spellEnd"/>
+      <w:r>
+        <w:rPr>
+          <w:rFonts w:ascii="Times New Roman" w:hAnsi="Times New Roman" w:cs="Times New Roman"/>
+          <w:color w:val="000000" w:themeColor="text1"/>
+          <w:sz w:val="26"/>
+        </w:rPr>
+        <w:t xml:space="preserve"> </w:t>
+      </w:r>
+      <w:proofErr w:type="spellStart"/>
+      <w:r>
+        <w:rPr>
+          <w:rFonts w:ascii="Times New Roman" w:hAnsi="Times New Roman" w:cs="Times New Roman"/>
+          <w:color w:val="000000" w:themeColor="text1"/>
+          <w:sz w:val="26"/>
+        </w:rPr>
+        <w:t>hình</w:t>
+      </w:r>
+      <w:proofErr w:type="spellEnd"/>
+      <w:r>
+        <w:rPr>
+          <w:rFonts w:ascii="Times New Roman" w:hAnsi="Times New Roman" w:cs="Times New Roman"/>
+          <w:color w:val="000000" w:themeColor="text1"/>
+          <w:sz w:val="26"/>
+        </w:rPr>
+        <w:t xml:space="preserve"> </w:t>
+      </w:r>
+      <w:proofErr w:type="spellStart"/>
+      <w:r>
+        <w:rPr>
+          <w:rFonts w:ascii="Times New Roman" w:hAnsi="Times New Roman" w:cs="Times New Roman"/>
+          <w:color w:val="000000" w:themeColor="text1"/>
+          <w:sz w:val="26"/>
+        </w:rPr>
+        <w:t>thoát</w:t>
+      </w:r>
+      <w:proofErr w:type="spellEnd"/>
+      <w:r>
+        <w:rPr>
+          <w:rFonts w:ascii="Times New Roman" w:hAnsi="Times New Roman" w:cs="Times New Roman"/>
+          <w:color w:val="000000" w:themeColor="text1"/>
+          <w:sz w:val="26"/>
+        </w:rPr>
+        <w:t xml:space="preserve"> </w:t>
+      </w:r>
+      <w:proofErr w:type="spellStart"/>
+      <w:r>
+        <w:rPr>
+          <w:rFonts w:ascii="Times New Roman" w:hAnsi="Times New Roman" w:cs="Times New Roman"/>
+          <w:color w:val="000000" w:themeColor="text1"/>
+          <w:sz w:val="26"/>
+        </w:rPr>
+        <w:t>nước</w:t>
+      </w:r>
+      <w:proofErr w:type="spellEnd"/>
+      <w:r>
+        <w:rPr>
+          <w:rFonts w:ascii="Times New Roman" w:hAnsi="Times New Roman" w:cs="Times New Roman"/>
+          <w:color w:val="000000" w:themeColor="text1"/>
+          <w:sz w:val="26"/>
+        </w:rPr>
+        <w:t xml:space="preserve"> do </w:t>
+      </w:r>
+      <w:proofErr w:type="spellStart"/>
+      <w:r>
+        <w:rPr>
+          <w:rFonts w:ascii="Times New Roman" w:hAnsi="Times New Roman" w:cs="Times New Roman"/>
+          <w:color w:val="000000" w:themeColor="text1"/>
+          <w:sz w:val="26"/>
+        </w:rPr>
+        <w:t>ảnh</w:t>
+      </w:r>
+      <w:proofErr w:type="spellEnd"/>
+      <w:r>
+        <w:rPr>
+          <w:rFonts w:ascii="Times New Roman" w:hAnsi="Times New Roman" w:cs="Times New Roman"/>
+          <w:color w:val="000000" w:themeColor="text1"/>
+          <w:sz w:val="26"/>
+        </w:rPr>
+        <w:t xml:space="preserve"> </w:t>
+      </w:r>
+      <w:proofErr w:type="spellStart"/>
+      <w:r>
+        <w:rPr>
+          <w:rFonts w:ascii="Times New Roman" w:hAnsi="Times New Roman" w:cs="Times New Roman"/>
+          <w:color w:val="000000" w:themeColor="text1"/>
+          <w:sz w:val="26"/>
+        </w:rPr>
+        <w:t>hưởng</w:t>
+      </w:r>
+      <w:proofErr w:type="spellEnd"/>
+      <w:r>
+        <w:rPr>
+          <w:rFonts w:ascii="Times New Roman" w:hAnsi="Times New Roman" w:cs="Times New Roman"/>
+          <w:color w:val="000000" w:themeColor="text1"/>
+          <w:sz w:val="26"/>
+        </w:rPr>
+        <w:t xml:space="preserve"> </w:t>
+      </w:r>
+      <w:proofErr w:type="spellStart"/>
+      <w:r>
+        <w:rPr>
+          <w:rFonts w:ascii="Times New Roman" w:hAnsi="Times New Roman" w:cs="Times New Roman"/>
+          <w:color w:val="000000" w:themeColor="text1"/>
+          <w:sz w:val="26"/>
+        </w:rPr>
+        <w:t>của</w:t>
+      </w:r>
+      <w:proofErr w:type="spellEnd"/>
+      <w:r>
+        <w:rPr>
+          <w:rFonts w:ascii="Times New Roman" w:hAnsi="Times New Roman" w:cs="Times New Roman"/>
+          <w:color w:val="000000" w:themeColor="text1"/>
+          <w:sz w:val="26"/>
+        </w:rPr>
+        <w:t xml:space="preserve"> </w:t>
+      </w:r>
+      <w:proofErr w:type="spellStart"/>
+      <w:r>
+        <w:rPr>
+          <w:rFonts w:ascii="Times New Roman" w:hAnsi="Times New Roman" w:cs="Times New Roman"/>
+          <w:color w:val="000000" w:themeColor="text1"/>
+          <w:sz w:val="26"/>
+        </w:rPr>
+        <w:t>trận</w:t>
+      </w:r>
+      <w:proofErr w:type="spellEnd"/>
+      <w:r>
+        <w:rPr>
+          <w:rFonts w:ascii="Times New Roman" w:hAnsi="Times New Roman" w:cs="Times New Roman"/>
+          <w:color w:val="000000" w:themeColor="text1"/>
+          <w:sz w:val="26"/>
+        </w:rPr>
+        <w:t xml:space="preserve"> </w:t>
+      </w:r>
+      <w:proofErr w:type="spellStart"/>
+      <w:r>
+        <w:rPr>
+          <w:rFonts w:ascii="Times New Roman" w:hAnsi="Times New Roman" w:cs="Times New Roman"/>
+          <w:color w:val="000000" w:themeColor="text1"/>
+          <w:sz w:val="26"/>
+        </w:rPr>
+        <w:t>mưa</w:t>
+      </w:r>
+      <w:proofErr w:type="spellEnd"/>
+      <w:r>
+        <w:rPr>
+          <w:rFonts w:ascii="Times New Roman" w:hAnsi="Times New Roman" w:cs="Times New Roman"/>
+          <w:color w:val="000000" w:themeColor="text1"/>
+          <w:sz w:val="26"/>
+        </w:rPr>
+        <w:t xml:space="preserve"> </w:t>
+      </w:r>
+      <w:proofErr w:type="spellStart"/>
+      <w:r>
+        <w:rPr>
+          <w:rFonts w:ascii="Times New Roman" w:hAnsi="Times New Roman" w:cs="Times New Roman"/>
+          <w:color w:val="000000" w:themeColor="text1"/>
+          <w:sz w:val="26"/>
+        </w:rPr>
+        <w:t>ngày</w:t>
+      </w:r>
+      <w:proofErr w:type="spellEnd"/>
+      <w:r>
+        <w:rPr>
+          <w:rFonts w:ascii="Times New Roman" w:hAnsi="Times New Roman" w:cs="Times New Roman"/>
+          <w:color w:val="000000" w:themeColor="text1"/>
+          <w:sz w:val="26"/>
+        </w:rPr>
+        <w:t xml:space="preserve"> </w:t>
+      </w:r>
+      <w:r>
+        <w:rPr>
+          <w:rFonts w:ascii="Times New Roman" w:hAnsi="Times New Roman" w:cs="Times New Roman"/>
+          <w:sz w:val="26"/>
+          <w:szCs w:val="26"/>
+        </w:rPr>
+        <w:t>{dd}/{mm}/{</w:t>
+      </w:r>
+      <w:proofErr w:type="spellStart"/>
+      <w:r>
+        <w:rPr>
+          <w:rFonts w:ascii="Times New Roman" w:hAnsi="Times New Roman" w:cs="Times New Roman"/>
+          <w:sz w:val="26"/>
+          <w:szCs w:val="26"/>
+        </w:rPr>
+        <w:t>yyyy</w:t>
+      </w:r>
+      <w:proofErr w:type="spellEnd"/>
+      <w:r>
+        <w:rPr>
+          <w:rFonts w:ascii="Times New Roman" w:hAnsi="Times New Roman" w:cs="Times New Roman"/>
+          <w:sz w:val="26"/>
+          <w:szCs w:val="26"/>
+        </w:rPr>
+        <w:t>}</w:t>
       </w:r>
       <w:r>
         <w:rPr>
@@ -677,13 +1640,41 @@
         </w:rPr>
         <w:t xml:space="preserve"> </w:t>
       </w:r>
-      <w:r>
-        <w:rPr>
-          <w:rFonts w:ascii="Times New Roman" w:hAnsi="Times New Roman" w:cs="Times New Roman"/>
-          <w:color w:val="000000" w:themeColor="text1"/>
-          <w:sz w:val="26"/>
-        </w:rPr>
-        <w:t>như sau:</w:t>
+      <w:proofErr w:type="spellStart"/>
+      <w:r>
+        <w:rPr>
+          <w:rFonts w:ascii="Times New Roman" w:hAnsi="Times New Roman" w:cs="Times New Roman"/>
+          <w:color w:val="000000" w:themeColor="text1"/>
+          <w:sz w:val="26"/>
+        </w:rPr>
+        <w:t>như</w:t>
+      </w:r>
+      <w:proofErr w:type="spellEnd"/>
+      <w:r>
+        <w:rPr>
+          <w:rFonts w:ascii="Times New Roman" w:hAnsi="Times New Roman" w:cs="Times New Roman"/>
+          <w:color w:val="000000" w:themeColor="text1"/>
+          <w:sz w:val="26"/>
+        </w:rPr>
+        <w:t xml:space="preserve"> </w:t>
+      </w:r>
+      <w:proofErr w:type="spellStart"/>
+      <w:r>
+        <w:rPr>
+          <w:rFonts w:ascii="Times New Roman" w:hAnsi="Times New Roman" w:cs="Times New Roman"/>
+          <w:color w:val="000000" w:themeColor="text1"/>
+          <w:sz w:val="26"/>
+        </w:rPr>
+        <w:t>sau</w:t>
+      </w:r>
+      <w:proofErr w:type="spellEnd"/>
+      <w:r>
+        <w:rPr>
+          <w:rFonts w:ascii="Times New Roman" w:hAnsi="Times New Roman" w:cs="Times New Roman"/>
+          <w:color w:val="000000" w:themeColor="text1"/>
+          <w:sz w:val="26"/>
+        </w:rPr>
+        <w:t>:</w:t>
       </w:r>
     </w:p>
     <w:p>
@@ -702,6 +1693,7 @@
           <w:szCs w:val="26"/>
         </w:rPr>
       </w:pPr>
+      <w:proofErr w:type="spellStart"/>
       <w:r>
         <w:rPr>
           <w:rFonts w:ascii="Times New Roman" w:hAnsi="Times New Roman" w:cs="Times New Roman"/>
@@ -709,8 +1701,49 @@
           <w:sz w:val="26"/>
           <w:szCs w:val="26"/>
         </w:rPr>
-        <w:t>Diễn biến mưa</w:t>
-      </w:r>
+        <w:t>Diễn</w:t>
+      </w:r>
+      <w:proofErr w:type="spellEnd"/>
+      <w:r>
+        <w:rPr>
+          <w:rFonts w:ascii="Times New Roman" w:hAnsi="Times New Roman" w:cs="Times New Roman"/>
+          <w:b/>
+          <w:sz w:val="26"/>
+          <w:szCs w:val="26"/>
+        </w:rPr>
+        <w:t xml:space="preserve"> </w:t>
+      </w:r>
+      <w:proofErr w:type="spellStart"/>
+      <w:r>
+        <w:rPr>
+          <w:rFonts w:ascii="Times New Roman" w:hAnsi="Times New Roman" w:cs="Times New Roman"/>
+          <w:b/>
+          <w:sz w:val="26"/>
+          <w:szCs w:val="26"/>
+        </w:rPr>
+        <w:t>biến</w:t>
+      </w:r>
+      <w:proofErr w:type="spellEnd"/>
+      <w:r>
+        <w:rPr>
+          <w:rFonts w:ascii="Times New Roman" w:hAnsi="Times New Roman" w:cs="Times New Roman"/>
+          <w:b/>
+          <w:sz w:val="26"/>
+          <w:szCs w:val="26"/>
+        </w:rPr>
+        <w:t xml:space="preserve"> </w:t>
+      </w:r>
+      <w:proofErr w:type="spellStart"/>
+      <w:r>
+        <w:rPr>
+          <w:rFonts w:ascii="Times New Roman" w:hAnsi="Times New Roman" w:cs="Times New Roman"/>
+          <w:b/>
+          <w:sz w:val="26"/>
+          <w:szCs w:val="26"/>
+        </w:rPr>
+        <w:t>mưa</w:t>
+      </w:r>
+      <w:proofErr w:type="spellEnd"/>
       <w:r>
         <w:rPr>
           <w:rFonts w:ascii="Times New Roman" w:hAnsi="Times New Roman" w:cs="Times New Roman"/>
@@ -727,136 +1760,27 @@
           <w:sz w:val="26"/>
           <w:szCs w:val="26"/>
         </w:rPr>
-        <w:t>{noidung}</w:t>
-      </w:r>
+        <w:t>{</w:t>
+      </w:r>
+      <w:proofErr w:type="spellStart"/>
       <w:r>
         <w:rPr>
           <w:rFonts w:ascii="Times New Roman" w:eastAsia="Times New Roman" w:hAnsi="Times New Roman" w:cs="Times New Roman"/>
           <w:color w:val="000000" w:themeColor="text1"/>
           <w:sz w:val="26"/>
           <w:szCs w:val="26"/>
-          <w:lang w:val="vi-VN"/>
-        </w:rPr>
-        <w:t xml:space="preserve">. </w:t>
-      </w:r>
+        </w:rPr>
+        <w:t>noidung</w:t>
+      </w:r>
+      <w:proofErr w:type="spellEnd"/>
       <w:r>
         <w:rPr>
           <w:rFonts w:ascii="Times New Roman" w:eastAsia="Times New Roman" w:hAnsi="Times New Roman" w:cs="Times New Roman"/>
-          <w:sz w:val="26"/>
-          <w:szCs w:val="26"/>
-        </w:rPr>
-        <w:t xml:space="preserve">Mưa </w:t>
-      </w:r>
-      <w:r>
-        <w:rPr>
-          <w:rFonts w:ascii="Times New Roman" w:eastAsia="Times New Roman" w:hAnsi="Times New Roman" w:cs="Times New Roman"/>
-          <w:sz w:val="26"/>
-          <w:szCs w:val="26"/>
-        </w:rPr>
-        <w:t>d</w:t>
-      </w:r>
-      <w:r>
-        <w:rPr>
-          <w:rFonts w:ascii="Times New Roman" w:eastAsia="Times New Roman" w:hAnsi="Times New Roman" w:cs="Times New Roman"/>
-          <w:sz w:val="26"/>
-          <w:szCs w:val="26"/>
-        </w:rPr>
-        <w:t xml:space="preserve">ông trên một số địa bàn phường, xã từ thời điểm </w:t>
-      </w:r>
-      <w:r>
-        <w:rPr>
-          <w:rFonts w:ascii="Times New Roman" w:eastAsia="Times New Roman" w:hAnsi="Times New Roman" w:cs="Times New Roman"/>
-          <w:color w:val="000000" w:themeColor="text1"/>
-          <w:sz w:val="26"/>
-          <w:szCs w:val="26"/>
-          <w:lang w:val="vi-VN"/>
-        </w:rPr>
-        <w:t>{time_mua}</w:t>
-      </w:r>
-      <w:r>
-        <w:rPr>
-          <w:rFonts w:ascii="Times New Roman" w:eastAsia="Times New Roman" w:hAnsi="Times New Roman" w:cs="Times New Roman"/>
-          <w:color w:val="000000" w:themeColor="text1"/>
-          <w:sz w:val="26"/>
-          <w:szCs w:val="26"/>
-        </w:rPr>
-        <w:t xml:space="preserve"> </w:t>
-      </w:r>
-      <w:r>
-        <w:rPr>
-          <w:rFonts w:ascii="Times New Roman" w:eastAsia="Times New Roman" w:hAnsi="Times New Roman" w:cs="Times New Roman"/>
-          <w:sz w:val="26"/>
-          <w:szCs w:val="26"/>
-        </w:rPr>
-        <w:t>tại một số khu vực</w:t>
-      </w:r>
-      <w:r>
-        <w:rPr>
-          <w:rFonts w:ascii="Times New Roman" w:hAnsi="Times New Roman" w:cs="Times New Roman"/>
-          <w:spacing w:val="3"/>
-          <w:sz w:val="26"/>
-          <w:szCs w:val="26"/>
-          <w:shd w:val="clear" w:color="auto" w:fill="FFFFFF"/>
-        </w:rPr>
-        <w:t xml:space="preserve">, </w:t>
-      </w:r>
-      <w:r>
-        <w:rPr>
-          <w:rFonts w:ascii="Times New Roman" w:hAnsi="Times New Roman" w:cs="Times New Roman"/>
-          <w:sz w:val="26"/>
-          <w:szCs w:val="26"/>
-        </w:rPr>
-        <w:t xml:space="preserve">Lượng mưa đo được tại các khu vực đến </w:t>
-      </w:r>
-      <w:r>
-        <w:rPr>
-          <w:rFonts w:ascii="Times New Roman" w:hAnsi="Times New Roman" w:cs="Times New Roman"/>
-          <w:color w:val="000000" w:themeColor="text1"/>
-          <w:sz w:val="26"/>
-          <w:szCs w:val="26"/>
-        </w:rPr>
-        <w:t xml:space="preserve">thời điểm </w:t>
-      </w:r>
-      <w:r>
-        <w:rPr>
-          <w:rFonts w:ascii="Times New Roman" w:hAnsi="Times New Roman" w:cs="Times New Roman"/>
-          <w:color w:val="000000" w:themeColor="text1"/>
-          <w:sz w:val="26"/>
-          <w:szCs w:val="26"/>
-        </w:rPr>
-        <w:t>{hh}</w:t>
-      </w:r>
-      <w:r>
-        <w:rPr>
-          <w:rFonts w:ascii="Times New Roman" w:hAnsi="Times New Roman" w:cs="Times New Roman"/>
-          <w:sz w:val="26"/>
-          <w:szCs w:val="26"/>
-        </w:rPr>
-        <w:t xml:space="preserve"> ngày </w:t>
-      </w:r>
-      <w:r>
-        <w:rPr>
-          <w:rFonts w:ascii="Times New Roman" w:hAnsi="Times New Roman" w:cs="Times New Roman"/>
-          <w:sz w:val="26"/>
-          <w:szCs w:val="26"/>
-        </w:rPr>
-        <w:t>{dd}/{mm}/{yyyy}</w:t>
-      </w:r>
-      <w:r>
-        <w:rPr>
-          <w:rFonts w:ascii="Times New Roman" w:hAnsi="Times New Roman" w:cs="Times New Roman"/>
-          <w:sz w:val="26"/>
-          <w:szCs w:val="26"/>
-        </w:rPr>
-        <w:t>, cụ thể như sau</w:t>
-      </w:r>
-      <w:r>
-        <w:rPr>
-          <w:rFonts w:ascii="Times New Roman" w:eastAsia="Times New Roman" w:hAnsi="Times New Roman" w:cs="Times New Roman"/>
-          <w:sz w:val="26"/>
-          <w:szCs w:val="26"/>
-        </w:rPr>
-        <w:t>:</w:t>
+          <w:color w:val="000000" w:themeColor="text1"/>
+          <w:sz w:val="26"/>
+          <w:szCs w:val="26"/>
+        </w:rPr>
+        <w:t>}</w:t>
       </w:r>
     </w:p>
     <w:p>
@@ -872,14 +1796,88 @@
           <w:lang w:val="vi-VN"/>
         </w:rPr>
       </w:pPr>
+      <w:proofErr w:type="spellStart"/>
       <w:r>
         <w:rPr>
           <w:rFonts w:ascii="Times New Roman" w:eastAsia="Times New Roman" w:hAnsi="Times New Roman" w:cs="Times New Roman"/>
           <w:sz w:val="26"/>
           <w:szCs w:val="26"/>
         </w:rPr>
-        <w:t>Số liệu mưa các phường</w:t>
-      </w:r>
+        <w:t>Số</w:t>
+      </w:r>
+      <w:proofErr w:type="spellEnd"/>
+      <w:r>
+        <w:rPr>
+          <w:rFonts w:ascii="Times New Roman" w:eastAsia="Times New Roman" w:hAnsi="Times New Roman" w:cs="Times New Roman"/>
+          <w:sz w:val="26"/>
+          <w:szCs w:val="26"/>
+        </w:rPr>
+        <w:t xml:space="preserve"> </w:t>
+      </w:r>
+      <w:proofErr w:type="spellStart"/>
+      <w:r>
+        <w:rPr>
+          <w:rFonts w:ascii="Times New Roman" w:eastAsia="Times New Roman" w:hAnsi="Times New Roman" w:cs="Times New Roman"/>
+          <w:sz w:val="26"/>
+          <w:szCs w:val="26"/>
+        </w:rPr>
+        <w:t>liệu</w:t>
+      </w:r>
+      <w:proofErr w:type="spellEnd"/>
+      <w:r>
+        <w:rPr>
+          <w:rFonts w:ascii="Times New Roman" w:eastAsia="Times New Roman" w:hAnsi="Times New Roman" w:cs="Times New Roman"/>
+          <w:sz w:val="26"/>
+          <w:szCs w:val="26"/>
+        </w:rPr>
+        <w:t xml:space="preserve"> </w:t>
+      </w:r>
+      <w:proofErr w:type="spellStart"/>
+      <w:r>
+        <w:rPr>
+          <w:rFonts w:ascii="Times New Roman" w:eastAsia="Times New Roman" w:hAnsi="Times New Roman" w:cs="Times New Roman"/>
+          <w:sz w:val="26"/>
+          <w:szCs w:val="26"/>
+        </w:rPr>
+        <w:t>mưa</w:t>
+      </w:r>
+      <w:proofErr w:type="spellEnd"/>
+      <w:r>
+        <w:rPr>
+          <w:rFonts w:ascii="Times New Roman" w:eastAsia="Times New Roman" w:hAnsi="Times New Roman" w:cs="Times New Roman"/>
+          <w:sz w:val="26"/>
+          <w:szCs w:val="26"/>
+        </w:rPr>
+        <w:t xml:space="preserve"> </w:t>
+      </w:r>
+      <w:proofErr w:type="spellStart"/>
+      <w:r>
+        <w:rPr>
+          <w:rFonts w:ascii="Times New Roman" w:eastAsia="Times New Roman" w:hAnsi="Times New Roman" w:cs="Times New Roman"/>
+          <w:sz w:val="26"/>
+          <w:szCs w:val="26"/>
+        </w:rPr>
+        <w:t>các</w:t>
+      </w:r>
+      <w:proofErr w:type="spellEnd"/>
+      <w:r>
+        <w:rPr>
+          <w:rFonts w:ascii="Times New Roman" w:eastAsia="Times New Roman" w:hAnsi="Times New Roman" w:cs="Times New Roman"/>
+          <w:sz w:val="26"/>
+          <w:szCs w:val="26"/>
+        </w:rPr>
+        <w:t xml:space="preserve"> </w:t>
+      </w:r>
+      <w:proofErr w:type="spellStart"/>
+      <w:r>
+        <w:rPr>
+          <w:rFonts w:ascii="Times New Roman" w:eastAsia="Times New Roman" w:hAnsi="Times New Roman" w:cs="Times New Roman"/>
+          <w:sz w:val="26"/>
+          <w:szCs w:val="26"/>
+        </w:rPr>
+        <w:t>phường</w:t>
+      </w:r>
+      <w:proofErr w:type="spellEnd"/>
     </w:p>
     <w:tbl>
       <w:tblPr>
@@ -1046,6 +2044,7 @@
         </w:rPr>
         <w:t xml:space="preserve">     </w:t>
       </w:r>
+      <w:proofErr w:type="spellStart"/>
       <w:r>
         <w:rPr>
           <w:rFonts w:ascii="Times New Roman" w:eastAsia="Times New Roman" w:hAnsi="Times New Roman" w:cs="Times New Roman"/>
@@ -1053,8 +2052,89 @@
           <w:sz w:val="26"/>
           <w:szCs w:val="26"/>
         </w:rPr>
-        <w:t>Số liệu mưa các xã</w:t>
-      </w:r>
+        <w:t>Số</w:t>
+      </w:r>
+      <w:proofErr w:type="spellEnd"/>
+      <w:r>
+        <w:rPr>
+          <w:rFonts w:ascii="Times New Roman" w:eastAsia="Times New Roman" w:hAnsi="Times New Roman" w:cs="Times New Roman"/>
+          <w:color w:val="000000" w:themeColor="text1"/>
+          <w:sz w:val="26"/>
+          <w:szCs w:val="26"/>
+        </w:rPr>
+        <w:t xml:space="preserve"> </w:t>
+      </w:r>
+      <w:proofErr w:type="spellStart"/>
+      <w:r>
+        <w:rPr>
+          <w:rFonts w:ascii="Times New Roman" w:eastAsia="Times New Roman" w:hAnsi="Times New Roman" w:cs="Times New Roman"/>
+          <w:color w:val="000000" w:themeColor="text1"/>
+          <w:sz w:val="26"/>
+          <w:szCs w:val="26"/>
+        </w:rPr>
+        <w:t>liệu</w:t>
+      </w:r>
+      <w:proofErr w:type="spellEnd"/>
+      <w:r>
+        <w:rPr>
+          <w:rFonts w:ascii="Times New Roman" w:eastAsia="Times New Roman" w:hAnsi="Times New Roman" w:cs="Times New Roman"/>
+          <w:color w:val="000000" w:themeColor="text1"/>
+          <w:sz w:val="26"/>
+          <w:szCs w:val="26"/>
+        </w:rPr>
+        <w:t xml:space="preserve"> </w:t>
+      </w:r>
+      <w:proofErr w:type="spellStart"/>
+      <w:r>
+        <w:rPr>
+          <w:rFonts w:ascii="Times New Roman" w:eastAsia="Times New Roman" w:hAnsi="Times New Roman" w:cs="Times New Roman"/>
+          <w:color w:val="000000" w:themeColor="text1"/>
+          <w:sz w:val="26"/>
+          <w:szCs w:val="26"/>
+        </w:rPr>
+        <w:t>mưa</w:t>
+      </w:r>
+      <w:proofErr w:type="spellEnd"/>
+      <w:r>
+        <w:rPr>
+          <w:rFonts w:ascii="Times New Roman" w:eastAsia="Times New Roman" w:hAnsi="Times New Roman" w:cs="Times New Roman"/>
+          <w:color w:val="000000" w:themeColor="text1"/>
+          <w:sz w:val="26"/>
+          <w:szCs w:val="26"/>
+        </w:rPr>
+        <w:t xml:space="preserve"> </w:t>
+      </w:r>
+      <w:proofErr w:type="spellStart"/>
+      <w:r>
+        <w:rPr>
+          <w:rFonts w:ascii="Times New Roman" w:eastAsia="Times New Roman" w:hAnsi="Times New Roman" w:cs="Times New Roman"/>
+          <w:color w:val="000000" w:themeColor="text1"/>
+          <w:sz w:val="26"/>
+          <w:szCs w:val="26"/>
+        </w:rPr>
+        <w:t>các</w:t>
+      </w:r>
+      <w:proofErr w:type="spellEnd"/>
+      <w:r>
+        <w:rPr>
+          <w:rFonts w:ascii="Times New Roman" w:eastAsia="Times New Roman" w:hAnsi="Times New Roman" w:cs="Times New Roman"/>
+          <w:color w:val="000000" w:themeColor="text1"/>
+          <w:sz w:val="26"/>
+          <w:szCs w:val="26"/>
+        </w:rPr>
+        <w:t xml:space="preserve"> </w:t>
+      </w:r>
+      <w:proofErr w:type="spellStart"/>
+      <w:r>
+        <w:rPr>
+          <w:rFonts w:ascii="Times New Roman" w:eastAsia="Times New Roman" w:hAnsi="Times New Roman" w:cs="Times New Roman"/>
+          <w:color w:val="000000" w:themeColor="text1"/>
+          <w:sz w:val="26"/>
+          <w:szCs w:val="26"/>
+        </w:rPr>
+        <w:t>xã</w:t>
+      </w:r>
+      <w:proofErr w:type="spellEnd"/>
     </w:p>
     <w:tbl>
       <w:tblPr>
@@ -1255,6 +2335,7 @@
           <w:szCs w:val="26"/>
         </w:rPr>
       </w:pPr>
+      <w:proofErr w:type="spellStart"/>
       <w:r>
         <w:rPr>
           <w:rFonts w:ascii="Times New Roman" w:hAnsi="Times New Roman" w:cs="Times New Roman"/>
@@ -1262,7 +2343,197 @@
           <w:sz w:val="26"/>
           <w:szCs w:val="26"/>
         </w:rPr>
-        <w:t>Mực nước trên hệ thống sông, kênh, hồ điều hòa:</w:t>
+        <w:t>Mực</w:t>
+      </w:r>
+      <w:proofErr w:type="spellEnd"/>
+      <w:r>
+        <w:rPr>
+          <w:rFonts w:ascii="Times New Roman" w:hAnsi="Times New Roman" w:cs="Times New Roman"/>
+          <w:b/>
+          <w:sz w:val="26"/>
+          <w:szCs w:val="26"/>
+        </w:rPr>
+        <w:t xml:space="preserve"> </w:t>
+      </w:r>
+      <w:proofErr w:type="spellStart"/>
+      <w:r>
+        <w:rPr>
+          <w:rFonts w:ascii="Times New Roman" w:hAnsi="Times New Roman" w:cs="Times New Roman"/>
+          <w:b/>
+          <w:sz w:val="26"/>
+          <w:szCs w:val="26"/>
+        </w:rPr>
+        <w:t>nước</w:t>
+      </w:r>
+      <w:proofErr w:type="spellEnd"/>
+      <w:r>
+        <w:rPr>
+          <w:rFonts w:ascii="Times New Roman" w:hAnsi="Times New Roman" w:cs="Times New Roman"/>
+          <w:b/>
+          <w:sz w:val="26"/>
+          <w:szCs w:val="26"/>
+        </w:rPr>
+        <w:t xml:space="preserve"> </w:t>
+      </w:r>
+      <w:proofErr w:type="spellStart"/>
+      <w:r>
+        <w:rPr>
+          <w:rFonts w:ascii="Times New Roman" w:hAnsi="Times New Roman" w:cs="Times New Roman"/>
+          <w:b/>
+          <w:sz w:val="26"/>
+          <w:szCs w:val="26"/>
+        </w:rPr>
+        <w:t>trên</w:t>
+      </w:r>
+      <w:proofErr w:type="spellEnd"/>
+      <w:r>
+        <w:rPr>
+          <w:rFonts w:ascii="Times New Roman" w:hAnsi="Times New Roman" w:cs="Times New Roman"/>
+          <w:b/>
+          <w:sz w:val="26"/>
+          <w:szCs w:val="26"/>
+        </w:rPr>
+        <w:t xml:space="preserve"> </w:t>
+      </w:r>
+      <w:proofErr w:type="spellStart"/>
+      <w:r>
+        <w:rPr>
+          <w:rFonts w:ascii="Times New Roman" w:hAnsi="Times New Roman" w:cs="Times New Roman"/>
+          <w:b/>
+          <w:sz w:val="26"/>
+          <w:szCs w:val="26"/>
+        </w:rPr>
+        <w:t>hệ</w:t>
+      </w:r>
+      <w:proofErr w:type="spellEnd"/>
+      <w:r>
+        <w:rPr>
+          <w:rFonts w:ascii="Times New Roman" w:hAnsi="Times New Roman" w:cs="Times New Roman"/>
+          <w:b/>
+          <w:sz w:val="26"/>
+          <w:szCs w:val="26"/>
+        </w:rPr>
+        <w:t xml:space="preserve"> </w:t>
+      </w:r>
+      <w:proofErr w:type="spellStart"/>
+      <w:r>
+        <w:rPr>
+          <w:rFonts w:ascii="Times New Roman" w:hAnsi="Times New Roman" w:cs="Times New Roman"/>
+          <w:b/>
+          <w:sz w:val="26"/>
+          <w:szCs w:val="26"/>
+        </w:rPr>
+        <w:t>thống</w:t>
+      </w:r>
+      <w:proofErr w:type="spellEnd"/>
+      <w:r>
+        <w:rPr>
+          <w:rFonts w:ascii="Times New Roman" w:hAnsi="Times New Roman" w:cs="Times New Roman"/>
+          <w:b/>
+          <w:sz w:val="26"/>
+          <w:szCs w:val="26"/>
+        </w:rPr>
+        <w:t xml:space="preserve"> </w:t>
+      </w:r>
+      <w:proofErr w:type="spellStart"/>
+      <w:r>
+        <w:rPr>
+          <w:rFonts w:ascii="Times New Roman" w:hAnsi="Times New Roman" w:cs="Times New Roman"/>
+          <w:b/>
+          <w:sz w:val="26"/>
+          <w:szCs w:val="26"/>
+        </w:rPr>
+        <w:t>sông</w:t>
+      </w:r>
+      <w:proofErr w:type="spellEnd"/>
+      <w:r>
+        <w:rPr>
+          <w:rFonts w:ascii="Times New Roman" w:hAnsi="Times New Roman" w:cs="Times New Roman"/>
+          <w:b/>
+          <w:sz w:val="26"/>
+          <w:szCs w:val="26"/>
+        </w:rPr>
+        <w:t xml:space="preserve">, </w:t>
+      </w:r>
+      <w:proofErr w:type="spellStart"/>
+      <w:r>
+        <w:rPr>
+          <w:rFonts w:ascii="Times New Roman" w:hAnsi="Times New Roman" w:cs="Times New Roman"/>
+          <w:b/>
+          <w:sz w:val="26"/>
+          <w:szCs w:val="26"/>
+        </w:rPr>
+        <w:t>kênh</w:t>
+      </w:r>
+      <w:proofErr w:type="spellEnd"/>
+      <w:r>
+        <w:rPr>
+          <w:rFonts w:ascii="Times New Roman" w:hAnsi="Times New Roman" w:cs="Times New Roman"/>
+          <w:b/>
+          <w:sz w:val="26"/>
+          <w:szCs w:val="26"/>
+        </w:rPr>
+        <w:t xml:space="preserve">, </w:t>
+      </w:r>
+      <w:proofErr w:type="spellStart"/>
+      <w:r>
+        <w:rPr>
+          <w:rFonts w:ascii="Times New Roman" w:hAnsi="Times New Roman" w:cs="Times New Roman"/>
+          <w:b/>
+          <w:sz w:val="26"/>
+          <w:szCs w:val="26"/>
+        </w:rPr>
+        <w:t>hồ</w:t>
+      </w:r>
+      <w:proofErr w:type="spellEnd"/>
+      <w:r>
+        <w:rPr>
+          <w:rFonts w:ascii="Times New Roman" w:hAnsi="Times New Roman" w:cs="Times New Roman"/>
+          <w:b/>
+          <w:sz w:val="26"/>
+          <w:szCs w:val="26"/>
+        </w:rPr>
+        <w:t xml:space="preserve"> </w:t>
+      </w:r>
+      <w:proofErr w:type="spellStart"/>
+      <w:r>
+        <w:rPr>
+          <w:rFonts w:ascii="Times New Roman" w:hAnsi="Times New Roman" w:cs="Times New Roman"/>
+          <w:b/>
+          <w:sz w:val="26"/>
+          <w:szCs w:val="26"/>
+        </w:rPr>
+        <w:t>điều</w:t>
+      </w:r>
+      <w:proofErr w:type="spellEnd"/>
+      <w:r>
+        <w:rPr>
+          <w:rFonts w:ascii="Times New Roman" w:hAnsi="Times New Roman" w:cs="Times New Roman"/>
+          <w:b/>
+          <w:sz w:val="26"/>
+          <w:szCs w:val="26"/>
+        </w:rPr>
+        <w:t xml:space="preserve"> </w:t>
+      </w:r>
+      <w:proofErr w:type="spellStart"/>
+      <w:r>
+        <w:rPr>
+          <w:rFonts w:ascii="Times New Roman" w:hAnsi="Times New Roman" w:cs="Times New Roman"/>
+          <w:b/>
+          <w:sz w:val="26"/>
+          <w:szCs w:val="26"/>
+        </w:rPr>
+        <w:t>hòa</w:t>
+      </w:r>
+      <w:proofErr w:type="spellEnd"/>
+      <w:r>
+        <w:rPr>
+          <w:rFonts w:ascii="Times New Roman" w:hAnsi="Times New Roman" w:cs="Times New Roman"/>
+          <w:b/>
+          <w:sz w:val="26"/>
+          <w:szCs w:val="26"/>
+        </w:rPr>
+        <w:t>:</w:t>
       </w:r>
     </w:p>
     <w:p>
@@ -1276,38 +2547,16 @@
           <w:szCs w:val="26"/>
         </w:rPr>
       </w:pPr>
+      <w:proofErr w:type="spellStart"/>
       <w:r>
         <w:rPr>
           <w:rFonts w:ascii="Times New Roman" w:hAnsi="Times New Roman"/>
           <w:sz w:val="26"/>
           <w:szCs w:val="26"/>
         </w:rPr>
-        <w:t xml:space="preserve">Mực nước trên các sông, hồ điều hòa tại thời </w:t>
-      </w:r>
-      <w:r>
-        <w:rPr>
-          <w:rFonts w:ascii="Times New Roman" w:hAnsi="Times New Roman" w:cs="Times New Roman"/>
-          <w:sz w:val="26"/>
-          <w:szCs w:val="26"/>
-        </w:rPr>
-        <w:t xml:space="preserve">điểm </w:t>
-      </w:r>
-      <w:r>
-        <w:rPr>
-          <w:rFonts w:ascii="Times New Roman" w:hAnsi="Times New Roman" w:cs="Times New Roman"/>
-          <w:sz w:val="26"/>
-          <w:szCs w:val="26"/>
-        </w:rPr>
-        <w:t>{hh}</w:t>
-      </w:r>
-      <w:r>
-        <w:rPr>
-          <w:rFonts w:ascii="Times New Roman" w:hAnsi="Times New Roman" w:cs="Times New Roman"/>
-          <w:sz w:val="26"/>
-          <w:szCs w:val="26"/>
-        </w:rPr>
-        <w:t xml:space="preserve"> ngày</w:t>
-      </w:r>
+        <w:t>Mực</w:t>
+      </w:r>
+      <w:proofErr w:type="spellEnd"/>
       <w:r>
         <w:rPr>
           <w:rFonts w:ascii="Times New Roman" w:hAnsi="Times New Roman"/>
@@ -1316,13 +2565,263 @@
         </w:rPr>
         <w:t xml:space="preserve"> </w:t>
       </w:r>
-      <w:r>
-        <w:rPr>
-          <w:rFonts w:ascii="Times New Roman" w:hAnsi="Times New Roman" w:cs="Times New Roman"/>
-          <w:sz w:val="26"/>
-          <w:szCs w:val="26"/>
-        </w:rPr>
-        <w:t>{dd}/{mm}/{yyyy}</w:t>
+      <w:proofErr w:type="spellStart"/>
+      <w:r>
+        <w:rPr>
+          <w:rFonts w:ascii="Times New Roman" w:hAnsi="Times New Roman"/>
+          <w:sz w:val="26"/>
+          <w:szCs w:val="26"/>
+        </w:rPr>
+        <w:t>nước</w:t>
+      </w:r>
+      <w:proofErr w:type="spellEnd"/>
+      <w:r>
+        <w:rPr>
+          <w:rFonts w:ascii="Times New Roman" w:hAnsi="Times New Roman"/>
+          <w:sz w:val="26"/>
+          <w:szCs w:val="26"/>
+        </w:rPr>
+        <w:t xml:space="preserve"> </w:t>
+      </w:r>
+      <w:proofErr w:type="spellStart"/>
+      <w:r>
+        <w:rPr>
+          <w:rFonts w:ascii="Times New Roman" w:hAnsi="Times New Roman"/>
+          <w:sz w:val="26"/>
+          <w:szCs w:val="26"/>
+        </w:rPr>
+        <w:t>trên</w:t>
+      </w:r>
+      <w:proofErr w:type="spellEnd"/>
+      <w:r>
+        <w:rPr>
+          <w:rFonts w:ascii="Times New Roman" w:hAnsi="Times New Roman"/>
+          <w:sz w:val="26"/>
+          <w:szCs w:val="26"/>
+        </w:rPr>
+        <w:t xml:space="preserve"> </w:t>
+      </w:r>
+      <w:proofErr w:type="spellStart"/>
+      <w:r>
+        <w:rPr>
+          <w:rFonts w:ascii="Times New Roman" w:hAnsi="Times New Roman"/>
+          <w:sz w:val="26"/>
+          <w:szCs w:val="26"/>
+        </w:rPr>
+        <w:t>các</w:t>
+      </w:r>
+      <w:proofErr w:type="spellEnd"/>
+      <w:r>
+        <w:rPr>
+          <w:rFonts w:ascii="Times New Roman" w:hAnsi="Times New Roman"/>
+          <w:sz w:val="26"/>
+          <w:szCs w:val="26"/>
+        </w:rPr>
+        <w:t xml:space="preserve"> </w:t>
+      </w:r>
+      <w:proofErr w:type="spellStart"/>
+      <w:r>
+        <w:rPr>
+          <w:rFonts w:ascii="Times New Roman" w:hAnsi="Times New Roman"/>
+          <w:sz w:val="26"/>
+          <w:szCs w:val="26"/>
+        </w:rPr>
+        <w:t>sông</w:t>
+      </w:r>
+      <w:proofErr w:type="spellEnd"/>
+      <w:r>
+        <w:rPr>
+          <w:rFonts w:ascii="Times New Roman" w:hAnsi="Times New Roman"/>
+          <w:sz w:val="26"/>
+          <w:szCs w:val="26"/>
+        </w:rPr>
+        <w:t xml:space="preserve">, </w:t>
+      </w:r>
+      <w:proofErr w:type="spellStart"/>
+      <w:r>
+        <w:rPr>
+          <w:rFonts w:ascii="Times New Roman" w:hAnsi="Times New Roman"/>
+          <w:sz w:val="26"/>
+          <w:szCs w:val="26"/>
+        </w:rPr>
+        <w:t>hồ</w:t>
+      </w:r>
+      <w:proofErr w:type="spellEnd"/>
+      <w:r>
+        <w:rPr>
+          <w:rFonts w:ascii="Times New Roman" w:hAnsi="Times New Roman"/>
+          <w:sz w:val="26"/>
+          <w:szCs w:val="26"/>
+        </w:rPr>
+        <w:t xml:space="preserve"> </w:t>
+      </w:r>
+      <w:proofErr w:type="spellStart"/>
+      <w:r>
+        <w:rPr>
+          <w:rFonts w:ascii="Times New Roman" w:hAnsi="Times New Roman"/>
+          <w:sz w:val="26"/>
+          <w:szCs w:val="26"/>
+        </w:rPr>
+        <w:t>điều</w:t>
+      </w:r>
+      <w:proofErr w:type="spellEnd"/>
+      <w:r>
+        <w:rPr>
+          <w:rFonts w:ascii="Times New Roman" w:hAnsi="Times New Roman"/>
+          <w:sz w:val="26"/>
+          <w:szCs w:val="26"/>
+        </w:rPr>
+        <w:t xml:space="preserve"> </w:t>
+      </w:r>
+      <w:proofErr w:type="spellStart"/>
+      <w:r>
+        <w:rPr>
+          <w:rFonts w:ascii="Times New Roman" w:hAnsi="Times New Roman"/>
+          <w:sz w:val="26"/>
+          <w:szCs w:val="26"/>
+        </w:rPr>
+        <w:t>hòa</w:t>
+      </w:r>
+      <w:proofErr w:type="spellEnd"/>
+      <w:r>
+        <w:rPr>
+          <w:rFonts w:ascii="Times New Roman" w:hAnsi="Times New Roman"/>
+          <w:sz w:val="26"/>
+          <w:szCs w:val="26"/>
+        </w:rPr>
+        <w:t xml:space="preserve"> </w:t>
+      </w:r>
+      <w:proofErr w:type="spellStart"/>
+      <w:r>
+        <w:rPr>
+          <w:rFonts w:ascii="Times New Roman" w:hAnsi="Times New Roman"/>
+          <w:sz w:val="26"/>
+          <w:szCs w:val="26"/>
+        </w:rPr>
+        <w:t>tại</w:t>
+      </w:r>
+      <w:proofErr w:type="spellEnd"/>
+      <w:r>
+        <w:rPr>
+          <w:rFonts w:ascii="Times New Roman" w:hAnsi="Times New Roman"/>
+          <w:sz w:val="26"/>
+          <w:szCs w:val="26"/>
+        </w:rPr>
+        <w:t xml:space="preserve"> </w:t>
+      </w:r>
+      <w:proofErr w:type="spellStart"/>
+      <w:r>
+        <w:rPr>
+          <w:rFonts w:ascii="Times New Roman" w:hAnsi="Times New Roman"/>
+          <w:sz w:val="26"/>
+          <w:szCs w:val="26"/>
+        </w:rPr>
+        <w:t>thời</w:t>
+      </w:r>
+      <w:proofErr w:type="spellEnd"/>
+      <w:r>
+        <w:rPr>
+          <w:rFonts w:ascii="Times New Roman" w:hAnsi="Times New Roman"/>
+          <w:sz w:val="26"/>
+          <w:szCs w:val="26"/>
+        </w:rPr>
+        <w:t xml:space="preserve"> </w:t>
+      </w:r>
+      <w:proofErr w:type="spellStart"/>
+      <w:r>
+        <w:rPr>
+          <w:rFonts w:ascii="Times New Roman" w:hAnsi="Times New Roman" w:cs="Times New Roman"/>
+          <w:sz w:val="26"/>
+          <w:szCs w:val="26"/>
+        </w:rPr>
+        <w:t>điểm</w:t>
+      </w:r>
+      <w:proofErr w:type="spellEnd"/>
+      <w:r>
+        <w:rPr>
+          <w:rFonts w:ascii="Times New Roman" w:hAnsi="Times New Roman" w:cs="Times New Roman"/>
+          <w:sz w:val="26"/>
+          <w:szCs w:val="26"/>
+        </w:rPr>
+        <w:t xml:space="preserve"> </w:t>
+      </w:r>
+      <w:r>
+        <w:rPr>
+          <w:rFonts w:ascii="Times New Roman" w:hAnsi="Times New Roman" w:cs="Times New Roman"/>
+          <w:sz w:val="26"/>
+          <w:szCs w:val="26"/>
+        </w:rPr>
+        <w:t>{</w:t>
+      </w:r>
+      <w:proofErr w:type="spellStart"/>
+      <w:r>
+        <w:rPr>
+          <w:rFonts w:ascii="Times New Roman" w:hAnsi="Times New Roman" w:cs="Times New Roman"/>
+          <w:sz w:val="26"/>
+          <w:szCs w:val="26"/>
+        </w:rPr>
+        <w:t>hh</w:t>
+      </w:r>
+      <w:proofErr w:type="spellEnd"/>
+      <w:r>
+        <w:rPr>
+          <w:rFonts w:ascii="Times New Roman" w:hAnsi="Times New Roman" w:cs="Times New Roman"/>
+          <w:sz w:val="26"/>
+          <w:szCs w:val="26"/>
+        </w:rPr>
+        <w:t>}</w:t>
+      </w:r>
+      <w:r>
+        <w:rPr>
+          <w:rFonts w:ascii="Times New Roman" w:hAnsi="Times New Roman" w:cs="Times New Roman"/>
+          <w:sz w:val="26"/>
+          <w:szCs w:val="26"/>
+        </w:rPr>
+        <w:t xml:space="preserve"> </w:t>
+      </w:r>
+      <w:proofErr w:type="spellStart"/>
+      <w:r>
+        <w:rPr>
+          <w:rFonts w:ascii="Times New Roman" w:hAnsi="Times New Roman" w:cs="Times New Roman"/>
+          <w:sz w:val="26"/>
+          <w:szCs w:val="26"/>
+        </w:rPr>
+        <w:t>ngày</w:t>
+      </w:r>
+      <w:proofErr w:type="spellEnd"/>
+      <w:r>
+        <w:rPr>
+          <w:rFonts w:ascii="Times New Roman" w:hAnsi="Times New Roman"/>
+          <w:sz w:val="26"/>
+          <w:szCs w:val="26"/>
+        </w:rPr>
+        <w:t xml:space="preserve"> </w:t>
+      </w:r>
+      <w:r>
+        <w:rPr>
+          <w:rFonts w:ascii="Times New Roman" w:hAnsi="Times New Roman" w:cs="Times New Roman"/>
+          <w:sz w:val="26"/>
+          <w:szCs w:val="26"/>
+        </w:rPr>
+        <w:t>{dd}/{mm}/{</w:t>
+      </w:r>
+      <w:proofErr w:type="spellStart"/>
+      <w:r>
+        <w:rPr>
+          <w:rFonts w:ascii="Times New Roman" w:hAnsi="Times New Roman" w:cs="Times New Roman"/>
+          <w:sz w:val="26"/>
+          <w:szCs w:val="26"/>
+        </w:rPr>
+        <w:t>yyyy</w:t>
+      </w:r>
+      <w:proofErr w:type="spellEnd"/>
+      <w:r>
+        <w:rPr>
+          <w:rFonts w:ascii="Times New Roman" w:hAnsi="Times New Roman" w:cs="Times New Roman"/>
+          <w:sz w:val="26"/>
+          <w:szCs w:val="26"/>
+        </w:rPr>
+        <w:t>}</w:t>
       </w:r>
       <w:r>
         <w:rPr>
@@ -1333,13 +2832,41 @@
         </w:rPr>
         <w:t xml:space="preserve"> </w:t>
       </w:r>
+      <w:proofErr w:type="spellStart"/>
       <w:r>
         <w:rPr>
           <w:rFonts w:ascii="Times New Roman" w:hAnsi="Times New Roman"/>
           <w:sz w:val="26"/>
           <w:szCs w:val="26"/>
         </w:rPr>
-        <w:t xml:space="preserve">như sau: </w:t>
+        <w:t>như</w:t>
+      </w:r>
+      <w:proofErr w:type="spellEnd"/>
+      <w:r>
+        <w:rPr>
+          <w:rFonts w:ascii="Times New Roman" w:hAnsi="Times New Roman"/>
+          <w:sz w:val="26"/>
+          <w:szCs w:val="26"/>
+        </w:rPr>
+        <w:t xml:space="preserve"> </w:t>
+      </w:r>
+      <w:proofErr w:type="spellStart"/>
+      <w:r>
+        <w:rPr>
+          <w:rFonts w:ascii="Times New Roman" w:hAnsi="Times New Roman"/>
+          <w:sz w:val="26"/>
+          <w:szCs w:val="26"/>
+        </w:rPr>
+        <w:t>sau</w:t>
+      </w:r>
+      <w:proofErr w:type="spellEnd"/>
+      <w:r>
+        <w:rPr>
+          <w:rFonts w:ascii="Times New Roman" w:hAnsi="Times New Roman"/>
+          <w:sz w:val="26"/>
+          <w:szCs w:val="26"/>
+        </w:rPr>
+        <w:t xml:space="preserve">: </w:t>
       </w:r>
       <w:r>
         <w:rPr>
@@ -1390,14 +2917,52 @@
                 <w:szCs w:val="26"/>
               </w:rPr>
             </w:pPr>
+            <w:proofErr w:type="spellStart"/>
             <w:r>
               <w:rPr>
                 <w:rFonts w:ascii="Times New Roman" w:hAnsi="Times New Roman"/>
                 <w:sz w:val="26"/>
                 <w:szCs w:val="26"/>
               </w:rPr>
-              <w:t>Mực nước Sông</w:t>
-            </w:r>
+              <w:t>Mực</w:t>
+            </w:r>
+            <w:proofErr w:type="spellEnd"/>
+            <w:r>
+              <w:rPr>
+                <w:rFonts w:ascii="Times New Roman" w:hAnsi="Times New Roman"/>
+                <w:sz w:val="26"/>
+                <w:szCs w:val="26"/>
+              </w:rPr>
+              <w:t xml:space="preserve"> </w:t>
+            </w:r>
+            <w:proofErr w:type="spellStart"/>
+            <w:r>
+              <w:rPr>
+                <w:rFonts w:ascii="Times New Roman" w:hAnsi="Times New Roman"/>
+                <w:sz w:val="26"/>
+                <w:szCs w:val="26"/>
+              </w:rPr>
+              <w:t>nước</w:t>
+            </w:r>
+            <w:proofErr w:type="spellEnd"/>
+            <w:r>
+              <w:rPr>
+                <w:rFonts w:ascii="Times New Roman" w:hAnsi="Times New Roman"/>
+                <w:sz w:val="26"/>
+                <w:szCs w:val="26"/>
+              </w:rPr>
+              <w:t xml:space="preserve"> </w:t>
+            </w:r>
+            <w:proofErr w:type="spellStart"/>
+            <w:r>
+              <w:rPr>
+                <w:rFonts w:ascii="Times New Roman" w:hAnsi="Times New Roman"/>
+                <w:sz w:val="26"/>
+                <w:szCs w:val="26"/>
+              </w:rPr>
+              <w:t>Sông</w:t>
+            </w:r>
+            <w:proofErr w:type="spellEnd"/>
           </w:p>
         </w:tc>
         <w:tc>
@@ -1455,14 +3020,52 @@
                 <w:szCs w:val="26"/>
               </w:rPr>
             </w:pPr>
+            <w:proofErr w:type="spellStart"/>
             <w:r>
               <w:rPr>
                 <w:rFonts w:ascii="Times New Roman" w:hAnsi="Times New Roman"/>
                 <w:sz w:val="26"/>
                 <w:szCs w:val="26"/>
               </w:rPr>
-              <w:t>Mực nước Hồ</w:t>
-            </w:r>
+              <w:t>Mực</w:t>
+            </w:r>
+            <w:proofErr w:type="spellEnd"/>
+            <w:r>
+              <w:rPr>
+                <w:rFonts w:ascii="Times New Roman" w:hAnsi="Times New Roman"/>
+                <w:sz w:val="26"/>
+                <w:szCs w:val="26"/>
+              </w:rPr>
+              <w:t xml:space="preserve"> </w:t>
+            </w:r>
+            <w:proofErr w:type="spellStart"/>
+            <w:r>
+              <w:rPr>
+                <w:rFonts w:ascii="Times New Roman" w:hAnsi="Times New Roman"/>
+                <w:sz w:val="26"/>
+                <w:szCs w:val="26"/>
+              </w:rPr>
+              <w:t>nước</w:t>
+            </w:r>
+            <w:proofErr w:type="spellEnd"/>
+            <w:r>
+              <w:rPr>
+                <w:rFonts w:ascii="Times New Roman" w:hAnsi="Times New Roman"/>
+                <w:sz w:val="26"/>
+                <w:szCs w:val="26"/>
+              </w:rPr>
+              <w:t xml:space="preserve"> </w:t>
+            </w:r>
+            <w:proofErr w:type="spellStart"/>
+            <w:r>
+              <w:rPr>
+                <w:rFonts w:ascii="Times New Roman" w:hAnsi="Times New Roman"/>
+                <w:sz w:val="26"/>
+                <w:szCs w:val="26"/>
+              </w:rPr>
+              <w:t>Hồ</w:t>
+            </w:r>
+            <w:proofErr w:type="spellEnd"/>
           </w:p>
         </w:tc>
         <w:tc>
@@ -1624,6 +3227,7 @@
           <w:szCs w:val="26"/>
         </w:rPr>
       </w:pPr>
+      <w:proofErr w:type="spellStart"/>
       <w:r>
         <w:rPr>
           <w:rFonts w:ascii="Times New Roman" w:hAnsi="Times New Roman" w:cs="Times New Roman"/>
@@ -1632,7 +3236,106 @@
           <w:sz w:val="26"/>
           <w:szCs w:val="26"/>
         </w:rPr>
-        <w:t>Điểm úng ngập, đọng nước:</w:t>
+        <w:t>Điểm</w:t>
+      </w:r>
+      <w:proofErr w:type="spellEnd"/>
+      <w:r>
+        <w:rPr>
+          <w:rFonts w:ascii="Times New Roman" w:hAnsi="Times New Roman" w:cs="Times New Roman"/>
+          <w:b/>
+          <w:bCs/>
+          <w:sz w:val="26"/>
+          <w:szCs w:val="26"/>
+        </w:rPr>
+        <w:t xml:space="preserve"> </w:t>
+      </w:r>
+      <w:proofErr w:type="spellStart"/>
+      <w:r>
+        <w:rPr>
+          <w:rFonts w:ascii="Times New Roman" w:hAnsi="Times New Roman" w:cs="Times New Roman"/>
+          <w:b/>
+          <w:bCs/>
+          <w:sz w:val="26"/>
+          <w:szCs w:val="26"/>
+        </w:rPr>
+        <w:t>úng</w:t>
+      </w:r>
+      <w:proofErr w:type="spellEnd"/>
+      <w:r>
+        <w:rPr>
+          <w:rFonts w:ascii="Times New Roman" w:hAnsi="Times New Roman" w:cs="Times New Roman"/>
+          <w:b/>
+          <w:bCs/>
+          <w:sz w:val="26"/>
+          <w:szCs w:val="26"/>
+        </w:rPr>
+        <w:t xml:space="preserve"> </w:t>
+      </w:r>
+      <w:proofErr w:type="spellStart"/>
+      <w:r>
+        <w:rPr>
+          <w:rFonts w:ascii="Times New Roman" w:hAnsi="Times New Roman" w:cs="Times New Roman"/>
+          <w:b/>
+          <w:bCs/>
+          <w:sz w:val="26"/>
+          <w:szCs w:val="26"/>
+        </w:rPr>
+        <w:t>ngập</w:t>
+      </w:r>
+      <w:proofErr w:type="spellEnd"/>
+      <w:r>
+        <w:rPr>
+          <w:rFonts w:ascii="Times New Roman" w:hAnsi="Times New Roman" w:cs="Times New Roman"/>
+          <w:b/>
+          <w:bCs/>
+          <w:sz w:val="26"/>
+          <w:szCs w:val="26"/>
+        </w:rPr>
+        <w:t xml:space="preserve">, </w:t>
+      </w:r>
+      <w:proofErr w:type="spellStart"/>
+      <w:r>
+        <w:rPr>
+          <w:rFonts w:ascii="Times New Roman" w:hAnsi="Times New Roman" w:cs="Times New Roman"/>
+          <w:b/>
+          <w:bCs/>
+          <w:sz w:val="26"/>
+          <w:szCs w:val="26"/>
+        </w:rPr>
+        <w:t>đọng</w:t>
+      </w:r>
+      <w:proofErr w:type="spellEnd"/>
+      <w:r>
+        <w:rPr>
+          <w:rFonts w:ascii="Times New Roman" w:hAnsi="Times New Roman" w:cs="Times New Roman"/>
+          <w:b/>
+          <w:bCs/>
+          <w:sz w:val="26"/>
+          <w:szCs w:val="26"/>
+        </w:rPr>
+        <w:t xml:space="preserve"> </w:t>
+      </w:r>
+      <w:proofErr w:type="spellStart"/>
+      <w:r>
+        <w:rPr>
+          <w:rFonts w:ascii="Times New Roman" w:hAnsi="Times New Roman" w:cs="Times New Roman"/>
+          <w:b/>
+          <w:bCs/>
+          <w:sz w:val="26"/>
+          <w:szCs w:val="26"/>
+        </w:rPr>
+        <w:t>nước</w:t>
+      </w:r>
+      <w:proofErr w:type="spellEnd"/>
+      <w:r>
+        <w:rPr>
+          <w:rFonts w:ascii="Times New Roman" w:hAnsi="Times New Roman" w:cs="Times New Roman"/>
+          <w:b/>
+          <w:bCs/>
+          <w:sz w:val="26"/>
+          <w:szCs w:val="26"/>
+        </w:rPr>
+        <w:t>:</w:t>
       </w:r>
     </w:p>
     <w:p>
@@ -1651,39 +3354,135 @@
           <w:rFonts w:ascii="Times New Roman" w:hAnsi="Times New Roman"/>
           <w:sz w:val="26"/>
         </w:rPr>
-        <w:t xml:space="preserve">- Đến thời </w:t>
-      </w:r>
-      <w:r>
-        <w:rPr>
-          <w:rFonts w:ascii="Times New Roman" w:hAnsi="Times New Roman" w:cs="Times New Roman"/>
-          <w:sz w:val="26"/>
-          <w:szCs w:val="26"/>
-        </w:rPr>
-        <w:t xml:space="preserve">điểm </w:t>
-      </w:r>
-      <w:r>
-        <w:rPr>
-          <w:rFonts w:ascii="Times New Roman" w:hAnsi="Times New Roman" w:cs="Times New Roman"/>
-          <w:sz w:val="26"/>
-          <w:szCs w:val="26"/>
-        </w:rPr>
-        <w:t>{hh}</w:t>
-      </w:r>
-      <w:r>
-        <w:rPr>
-          <w:rFonts w:ascii="Times New Roman" w:hAnsi="Times New Roman" w:cs="Times New Roman"/>
-          <w:sz w:val="26"/>
-          <w:szCs w:val="26"/>
-        </w:rPr>
-        <w:t xml:space="preserve"> ngày </w:t>
-      </w:r>
-      <w:r>
-        <w:rPr>
-          <w:rFonts w:ascii="Times New Roman" w:hAnsi="Times New Roman" w:cs="Times New Roman"/>
-          <w:sz w:val="26"/>
-          <w:szCs w:val="26"/>
-        </w:rPr>
-        <w:t>{dd}/{mm}/{yyyy}</w:t>
+        <w:t xml:space="preserve">- </w:t>
+      </w:r>
+      <w:proofErr w:type="spellStart"/>
+      <w:r>
+        <w:rPr>
+          <w:rFonts w:ascii="Times New Roman" w:hAnsi="Times New Roman"/>
+          <w:sz w:val="26"/>
+        </w:rPr>
+        <w:t>Đến</w:t>
+      </w:r>
+      <w:proofErr w:type="spellEnd"/>
+      <w:r>
+        <w:rPr>
+          <w:rFonts w:ascii="Times New Roman" w:hAnsi="Times New Roman"/>
+          <w:sz w:val="26"/>
+        </w:rPr>
+        <w:t xml:space="preserve"> </w:t>
+      </w:r>
+      <w:proofErr w:type="spellStart"/>
+      <w:r>
+        <w:rPr>
+          <w:rFonts w:ascii="Times New Roman" w:hAnsi="Times New Roman"/>
+          <w:sz w:val="26"/>
+        </w:rPr>
+        <w:t>thời</w:t>
+      </w:r>
+      <w:proofErr w:type="spellEnd"/>
+      <w:r>
+        <w:rPr>
+          <w:rFonts w:ascii="Times New Roman" w:hAnsi="Times New Roman"/>
+          <w:sz w:val="26"/>
+        </w:rPr>
+        <w:t xml:space="preserve"> </w:t>
+      </w:r>
+      <w:proofErr w:type="spellStart"/>
+      <w:r>
+        <w:rPr>
+          <w:rFonts w:ascii="Times New Roman" w:hAnsi="Times New Roman" w:cs="Times New Roman"/>
+          <w:sz w:val="26"/>
+          <w:szCs w:val="26"/>
+        </w:rPr>
+        <w:t>điểm</w:t>
+      </w:r>
+      <w:proofErr w:type="spellEnd"/>
+      <w:r>
+        <w:rPr>
+          <w:rFonts w:ascii="Times New Roman" w:hAnsi="Times New Roman" w:cs="Times New Roman"/>
+          <w:sz w:val="26"/>
+          <w:szCs w:val="26"/>
+        </w:rPr>
+        <w:t xml:space="preserve"> </w:t>
+      </w:r>
+      <w:r>
+        <w:rPr>
+          <w:rFonts w:ascii="Times New Roman" w:hAnsi="Times New Roman" w:cs="Times New Roman"/>
+          <w:sz w:val="26"/>
+          <w:szCs w:val="26"/>
+        </w:rPr>
+        <w:t>{</w:t>
+      </w:r>
+      <w:proofErr w:type="spellStart"/>
+      <w:r>
+        <w:rPr>
+          <w:rFonts w:ascii="Times New Roman" w:hAnsi="Times New Roman" w:cs="Times New Roman"/>
+          <w:sz w:val="26"/>
+          <w:szCs w:val="26"/>
+        </w:rPr>
+        <w:t>hh</w:t>
+      </w:r>
+      <w:proofErr w:type="spellEnd"/>
+      <w:r>
+        <w:rPr>
+          <w:rFonts w:ascii="Times New Roman" w:hAnsi="Times New Roman" w:cs="Times New Roman"/>
+          <w:sz w:val="26"/>
+          <w:szCs w:val="26"/>
+        </w:rPr>
+        <w:t>}</w:t>
+      </w:r>
+      <w:r>
+        <w:rPr>
+          <w:rFonts w:ascii="Times New Roman" w:hAnsi="Times New Roman" w:cs="Times New Roman"/>
+          <w:sz w:val="26"/>
+          <w:szCs w:val="26"/>
+        </w:rPr>
+        <w:t xml:space="preserve"> </w:t>
+      </w:r>
+      <w:proofErr w:type="spellStart"/>
+      <w:r>
+        <w:rPr>
+          <w:rFonts w:ascii="Times New Roman" w:hAnsi="Times New Roman" w:cs="Times New Roman"/>
+          <w:sz w:val="26"/>
+          <w:szCs w:val="26"/>
+        </w:rPr>
+        <w:t>ngày</w:t>
+      </w:r>
+      <w:proofErr w:type="spellEnd"/>
+      <w:r>
+        <w:rPr>
+          <w:rFonts w:ascii="Times New Roman" w:hAnsi="Times New Roman" w:cs="Times New Roman"/>
+          <w:sz w:val="26"/>
+          <w:szCs w:val="26"/>
+        </w:rPr>
+        <w:t xml:space="preserve"> </w:t>
+      </w:r>
+      <w:r>
+        <w:rPr>
+          <w:rFonts w:ascii="Times New Roman" w:hAnsi="Times New Roman" w:cs="Times New Roman"/>
+          <w:sz w:val="26"/>
+          <w:szCs w:val="26"/>
+        </w:rPr>
+        <w:t>{dd}/{mm}/{</w:t>
+      </w:r>
+      <w:proofErr w:type="spellStart"/>
+      <w:r>
+        <w:rPr>
+          <w:rFonts w:ascii="Times New Roman" w:hAnsi="Times New Roman" w:cs="Times New Roman"/>
+          <w:sz w:val="26"/>
+          <w:szCs w:val="26"/>
+        </w:rPr>
+        <w:t>yyyy</w:t>
+      </w:r>
+      <w:proofErr w:type="spellEnd"/>
+      <w:r>
+        <w:rPr>
+          <w:rFonts w:ascii="Times New Roman" w:hAnsi="Times New Roman" w:cs="Times New Roman"/>
+          <w:sz w:val="26"/>
+          <w:szCs w:val="26"/>
+        </w:rPr>
+        <w:t>}</w:t>
       </w:r>
       <w:r>
         <w:rPr>
@@ -1698,12 +3497,92 @@
           <w:rFonts w:ascii="Times New Roman" w:hAnsi="Times New Roman"/>
           <w:sz w:val="26"/>
         </w:rPr>
-        <w:t>ua công tác kiểm tra của Công ty,</w:t>
-      </w:r>
+        <w:t xml:space="preserve">ua </w:t>
+      </w:r>
+      <w:proofErr w:type="spellStart"/>
       <w:r>
         <w:rPr>
           <w:rFonts w:ascii="Times New Roman" w:hAnsi="Times New Roman"/>
           <w:sz w:val="26"/>
+        </w:rPr>
+        <w:t>công</w:t>
+      </w:r>
+      <w:proofErr w:type="spellEnd"/>
+      <w:r>
+        <w:rPr>
+          <w:rFonts w:ascii="Times New Roman" w:hAnsi="Times New Roman"/>
+          <w:sz w:val="26"/>
+        </w:rPr>
+        <w:t xml:space="preserve"> </w:t>
+      </w:r>
+      <w:proofErr w:type="spellStart"/>
+      <w:r>
+        <w:rPr>
+          <w:rFonts w:ascii="Times New Roman" w:hAnsi="Times New Roman"/>
+          <w:sz w:val="26"/>
+        </w:rPr>
+        <w:t>tác</w:t>
+      </w:r>
+      <w:proofErr w:type="spellEnd"/>
+      <w:r>
+        <w:rPr>
+          <w:rFonts w:ascii="Times New Roman" w:hAnsi="Times New Roman"/>
+          <w:sz w:val="26"/>
+        </w:rPr>
+        <w:t xml:space="preserve"> </w:t>
+      </w:r>
+      <w:proofErr w:type="spellStart"/>
+      <w:r>
+        <w:rPr>
+          <w:rFonts w:ascii="Times New Roman" w:hAnsi="Times New Roman"/>
+          <w:sz w:val="26"/>
+        </w:rPr>
+        <w:t>kiểm</w:t>
+      </w:r>
+      <w:proofErr w:type="spellEnd"/>
+      <w:r>
+        <w:rPr>
+          <w:rFonts w:ascii="Times New Roman" w:hAnsi="Times New Roman"/>
+          <w:sz w:val="26"/>
+        </w:rPr>
+        <w:t xml:space="preserve"> </w:t>
+      </w:r>
+      <w:proofErr w:type="spellStart"/>
+      <w:r>
+        <w:rPr>
+          <w:rFonts w:ascii="Times New Roman" w:hAnsi="Times New Roman"/>
+          <w:sz w:val="26"/>
+        </w:rPr>
+        <w:t>tra</w:t>
+      </w:r>
+      <w:proofErr w:type="spellEnd"/>
+      <w:r>
+        <w:rPr>
+          <w:rFonts w:ascii="Times New Roman" w:hAnsi="Times New Roman"/>
+          <w:sz w:val="26"/>
+        </w:rPr>
+        <w:t xml:space="preserve"> </w:t>
+      </w:r>
+      <w:proofErr w:type="spellStart"/>
+      <w:r>
+        <w:rPr>
+          <w:rFonts w:ascii="Times New Roman" w:hAnsi="Times New Roman"/>
+          <w:sz w:val="26"/>
+        </w:rPr>
+        <w:t>của</w:t>
+      </w:r>
+      <w:proofErr w:type="spellEnd"/>
+      <w:r>
+        <w:rPr>
+          <w:rFonts w:ascii="Times New Roman" w:hAnsi="Times New Roman"/>
+          <w:sz w:val="26"/>
+        </w:rPr>
+        <w:t xml:space="preserve"> Công ty,</w:t>
+      </w:r>
+      <w:r>
+        <w:rPr>
+          <w:rFonts w:ascii="Times New Roman" w:hAnsi="Times New Roman"/>
+          <w:sz w:val="26"/>
           <w:lang w:val="vi-VN"/>
         </w:rPr>
         <w:t xml:space="preserve"> trên địa bàn Công ty quản lý</w:t>
@@ -1722,6 +3601,7 @@
         </w:rPr>
         <w:t>{</w:t>
       </w:r>
+      <w:proofErr w:type="spellStart"/>
       <w:r>
         <w:rPr>
           <w:rFonts w:ascii="Times New Roman" w:hAnsi="Times New Roman"/>
@@ -1729,6 +3609,7 @@
         </w:rPr>
         <w:t>mo</w:t>
       </w:r>
+      <w:proofErr w:type="spellEnd"/>
       <w:r>
         <w:rPr>
           <w:rFonts w:ascii="Times New Roman" w:hAnsi="Times New Roman"/>
@@ -1766,7 +3647,23 @@
           <w:sz w:val="26"/>
           <w:lang w:val="vi-VN"/>
         </w:rPr>
-        <w:t xml:space="preserve"> {chi_tiet_cac_diem}</w:t>
+        <w:t xml:space="preserve"> {</w:t>
+      </w:r>
+      <w:r>
+        <w:rPr>
+          <w:rFonts w:ascii="Times New Roman" w:hAnsi="Times New Roman"/>
+          <w:sz w:val="26"/>
+          <w:lang w:val="vi-VN"/>
+        </w:rPr>
+        <w:t>chi_tiet_cac_diem</w:t>
+      </w:r>
+      <w:r>
+        <w:rPr>
+          <w:rFonts w:ascii="Times New Roman" w:hAnsi="Times New Roman"/>
+          <w:sz w:val="26"/>
+          <w:lang w:val="vi-VN"/>
+        </w:rPr>
+        <w:t>}</w:t>
       </w:r>
     </w:p>
     <w:p>
@@ -1792,16 +3689,125 @@
           <w:shd w:val="clear" w:color="auto" w:fill="FFFFFF"/>
         </w:rPr>
       </w:pPr>
-      <w:r>
-        <w:rPr>
-          <w:rFonts w:ascii="Times New Roman" w:hAnsi="Times New Roman" w:cs="Times New Roman"/>
-          <w:color w:val="000000" w:themeColor="text1"/>
-          <w:spacing w:val="3"/>
-          <w:sz w:val="26"/>
-          <w:szCs w:val="26"/>
-          <w:shd w:val="clear" w:color="auto" w:fill="FFFFFF"/>
-        </w:rPr>
-        <w:t xml:space="preserve">Biện pháp triển khai của Công ty: </w:t>
+      <w:proofErr w:type="spellStart"/>
+      <w:r>
+        <w:rPr>
+          <w:rFonts w:ascii="Times New Roman" w:hAnsi="Times New Roman" w:cs="Times New Roman"/>
+          <w:color w:val="000000" w:themeColor="text1"/>
+          <w:spacing w:val="3"/>
+          <w:sz w:val="26"/>
+          <w:szCs w:val="26"/>
+          <w:shd w:val="clear" w:color="auto" w:fill="FFFFFF"/>
+        </w:rPr>
+        <w:t>Biện</w:t>
+      </w:r>
+      <w:proofErr w:type="spellEnd"/>
+      <w:r>
+        <w:rPr>
+          <w:rFonts w:ascii="Times New Roman" w:hAnsi="Times New Roman" w:cs="Times New Roman"/>
+          <w:color w:val="000000" w:themeColor="text1"/>
+          <w:spacing w:val="3"/>
+          <w:sz w:val="26"/>
+          <w:szCs w:val="26"/>
+          <w:shd w:val="clear" w:color="auto" w:fill="FFFFFF"/>
+        </w:rPr>
+        <w:t xml:space="preserve"> </w:t>
+      </w:r>
+      <w:proofErr w:type="spellStart"/>
+      <w:r>
+        <w:rPr>
+          <w:rFonts w:ascii="Times New Roman" w:hAnsi="Times New Roman" w:cs="Times New Roman"/>
+          <w:color w:val="000000" w:themeColor="text1"/>
+          <w:spacing w:val="3"/>
+          <w:sz w:val="26"/>
+          <w:szCs w:val="26"/>
+          <w:shd w:val="clear" w:color="auto" w:fill="FFFFFF"/>
+        </w:rPr>
+        <w:t>pháp</w:t>
+      </w:r>
+      <w:proofErr w:type="spellEnd"/>
+      <w:r>
+        <w:rPr>
+          <w:rFonts w:ascii="Times New Roman" w:hAnsi="Times New Roman" w:cs="Times New Roman"/>
+          <w:color w:val="000000" w:themeColor="text1"/>
+          <w:spacing w:val="3"/>
+          <w:sz w:val="26"/>
+          <w:szCs w:val="26"/>
+          <w:shd w:val="clear" w:color="auto" w:fill="FFFFFF"/>
+        </w:rPr>
+        <w:t xml:space="preserve"> </w:t>
+      </w:r>
+      <w:proofErr w:type="spellStart"/>
+      <w:r>
+        <w:rPr>
+          <w:rFonts w:ascii="Times New Roman" w:hAnsi="Times New Roman" w:cs="Times New Roman"/>
+          <w:color w:val="000000" w:themeColor="text1"/>
+          <w:spacing w:val="3"/>
+          <w:sz w:val="26"/>
+          <w:szCs w:val="26"/>
+          <w:shd w:val="clear" w:color="auto" w:fill="FFFFFF"/>
+        </w:rPr>
+        <w:t>triển</w:t>
+      </w:r>
+      <w:proofErr w:type="spellEnd"/>
+      <w:r>
+        <w:rPr>
+          <w:rFonts w:ascii="Times New Roman" w:hAnsi="Times New Roman" w:cs="Times New Roman"/>
+          <w:color w:val="000000" w:themeColor="text1"/>
+          <w:spacing w:val="3"/>
+          <w:sz w:val="26"/>
+          <w:szCs w:val="26"/>
+          <w:shd w:val="clear" w:color="auto" w:fill="FFFFFF"/>
+        </w:rPr>
+        <w:t xml:space="preserve"> </w:t>
+      </w:r>
+      <w:proofErr w:type="spellStart"/>
+      <w:r>
+        <w:rPr>
+          <w:rFonts w:ascii="Times New Roman" w:hAnsi="Times New Roman" w:cs="Times New Roman"/>
+          <w:color w:val="000000" w:themeColor="text1"/>
+          <w:spacing w:val="3"/>
+          <w:sz w:val="26"/>
+          <w:szCs w:val="26"/>
+          <w:shd w:val="clear" w:color="auto" w:fill="FFFFFF"/>
+        </w:rPr>
+        <w:t>khai</w:t>
+      </w:r>
+      <w:proofErr w:type="spellEnd"/>
+      <w:r>
+        <w:rPr>
+          <w:rFonts w:ascii="Times New Roman" w:hAnsi="Times New Roman" w:cs="Times New Roman"/>
+          <w:color w:val="000000" w:themeColor="text1"/>
+          <w:spacing w:val="3"/>
+          <w:sz w:val="26"/>
+          <w:szCs w:val="26"/>
+          <w:shd w:val="clear" w:color="auto" w:fill="FFFFFF"/>
+        </w:rPr>
+        <w:t xml:space="preserve"> </w:t>
+      </w:r>
+      <w:proofErr w:type="spellStart"/>
+      <w:r>
+        <w:rPr>
+          <w:rFonts w:ascii="Times New Roman" w:hAnsi="Times New Roman" w:cs="Times New Roman"/>
+          <w:color w:val="000000" w:themeColor="text1"/>
+          <w:spacing w:val="3"/>
+          <w:sz w:val="26"/>
+          <w:szCs w:val="26"/>
+          <w:shd w:val="clear" w:color="auto" w:fill="FFFFFF"/>
+        </w:rPr>
+        <w:t>của</w:t>
+      </w:r>
+      <w:proofErr w:type="spellEnd"/>
+      <w:r>
+        <w:rPr>
+          <w:rFonts w:ascii="Times New Roman" w:hAnsi="Times New Roman" w:cs="Times New Roman"/>
+          <w:color w:val="000000" w:themeColor="text1"/>
+          <w:spacing w:val="3"/>
+          <w:sz w:val="26"/>
+          <w:szCs w:val="26"/>
+          <w:shd w:val="clear" w:color="auto" w:fill="FFFFFF"/>
+        </w:rPr>
+        <w:t xml:space="preserve"> Công ty: </w:t>
       </w:r>
     </w:p>
     <w:p>
@@ -1852,8 +3858,237 @@
           <w:szCs w:val="26"/>
           <w:shd w:val="clear" w:color="auto" w:fill="FFFFFF"/>
         </w:rPr>
-        <w:t xml:space="preserve"> ty đã kích hoạt ứng trực tại các điểm trọng yếu</w:t>
-      </w:r>
+        <w:t xml:space="preserve"> ty </w:t>
+      </w:r>
+      <w:proofErr w:type="spellStart"/>
+      <w:r>
+        <w:rPr>
+          <w:rFonts w:ascii="Times New Roman" w:hAnsi="Times New Roman" w:cs="Times New Roman"/>
+          <w:color w:val="000000" w:themeColor="text1"/>
+          <w:spacing w:val="3"/>
+          <w:sz w:val="26"/>
+          <w:szCs w:val="26"/>
+          <w:shd w:val="clear" w:color="auto" w:fill="FFFFFF"/>
+        </w:rPr>
+        <w:t>đã</w:t>
+      </w:r>
+      <w:proofErr w:type="spellEnd"/>
+      <w:r>
+        <w:rPr>
+          <w:rFonts w:ascii="Times New Roman" w:hAnsi="Times New Roman" w:cs="Times New Roman"/>
+          <w:color w:val="000000" w:themeColor="text1"/>
+          <w:spacing w:val="3"/>
+          <w:sz w:val="26"/>
+          <w:szCs w:val="26"/>
+          <w:shd w:val="clear" w:color="auto" w:fill="FFFFFF"/>
+        </w:rPr>
+        <w:t xml:space="preserve"> </w:t>
+      </w:r>
+      <w:proofErr w:type="spellStart"/>
+      <w:r>
+        <w:rPr>
+          <w:rFonts w:ascii="Times New Roman" w:hAnsi="Times New Roman" w:cs="Times New Roman"/>
+          <w:color w:val="000000" w:themeColor="text1"/>
+          <w:spacing w:val="3"/>
+          <w:sz w:val="26"/>
+          <w:szCs w:val="26"/>
+          <w:shd w:val="clear" w:color="auto" w:fill="FFFFFF"/>
+        </w:rPr>
+        <w:t>kích</w:t>
+      </w:r>
+      <w:proofErr w:type="spellEnd"/>
+      <w:r>
+        <w:rPr>
+          <w:rFonts w:ascii="Times New Roman" w:hAnsi="Times New Roman" w:cs="Times New Roman"/>
+          <w:color w:val="000000" w:themeColor="text1"/>
+          <w:spacing w:val="3"/>
+          <w:sz w:val="26"/>
+          <w:szCs w:val="26"/>
+          <w:shd w:val="clear" w:color="auto" w:fill="FFFFFF"/>
+        </w:rPr>
+        <w:t xml:space="preserve"> </w:t>
+      </w:r>
+      <w:proofErr w:type="spellStart"/>
+      <w:r>
+        <w:rPr>
+          <w:rFonts w:ascii="Times New Roman" w:hAnsi="Times New Roman" w:cs="Times New Roman"/>
+          <w:color w:val="000000" w:themeColor="text1"/>
+          <w:spacing w:val="3"/>
+          <w:sz w:val="26"/>
+          <w:szCs w:val="26"/>
+          <w:shd w:val="clear" w:color="auto" w:fill="FFFFFF"/>
+        </w:rPr>
+        <w:t>hoạt</w:t>
+      </w:r>
+      <w:proofErr w:type="spellEnd"/>
+      <w:r>
+        <w:rPr>
+          <w:rFonts w:ascii="Times New Roman" w:hAnsi="Times New Roman" w:cs="Times New Roman"/>
+          <w:color w:val="000000" w:themeColor="text1"/>
+          <w:spacing w:val="3"/>
+          <w:sz w:val="26"/>
+          <w:szCs w:val="26"/>
+          <w:shd w:val="clear" w:color="auto" w:fill="FFFFFF"/>
+        </w:rPr>
+        <w:t xml:space="preserve"> </w:t>
+      </w:r>
+      <w:proofErr w:type="spellStart"/>
+      <w:r>
+        <w:rPr>
+          <w:rFonts w:ascii="Times New Roman" w:hAnsi="Times New Roman" w:cs="Times New Roman"/>
+          <w:color w:val="000000" w:themeColor="text1"/>
+          <w:spacing w:val="3"/>
+          <w:sz w:val="26"/>
+          <w:szCs w:val="26"/>
+          <w:shd w:val="clear" w:color="auto" w:fill="FFFFFF"/>
+        </w:rPr>
+        <w:t>ứng</w:t>
+      </w:r>
+      <w:proofErr w:type="spellEnd"/>
+      <w:r>
+        <w:rPr>
+          <w:rFonts w:ascii="Times New Roman" w:hAnsi="Times New Roman" w:cs="Times New Roman"/>
+          <w:color w:val="000000" w:themeColor="text1"/>
+          <w:spacing w:val="3"/>
+          <w:sz w:val="26"/>
+          <w:szCs w:val="26"/>
+          <w:shd w:val="clear" w:color="auto" w:fill="FFFFFF"/>
+        </w:rPr>
+        <w:t xml:space="preserve"> </w:t>
+      </w:r>
+      <w:proofErr w:type="spellStart"/>
+      <w:r>
+        <w:rPr>
+          <w:rFonts w:ascii="Times New Roman" w:hAnsi="Times New Roman" w:cs="Times New Roman"/>
+          <w:color w:val="000000" w:themeColor="text1"/>
+          <w:spacing w:val="3"/>
+          <w:sz w:val="26"/>
+          <w:szCs w:val="26"/>
+          <w:shd w:val="clear" w:color="auto" w:fill="FFFFFF"/>
+        </w:rPr>
+        <w:t>trực</w:t>
+      </w:r>
+      <w:proofErr w:type="spellEnd"/>
+      <w:r>
+        <w:rPr>
+          <w:rFonts w:ascii="Times New Roman" w:hAnsi="Times New Roman" w:cs="Times New Roman"/>
+          <w:color w:val="000000" w:themeColor="text1"/>
+          <w:spacing w:val="3"/>
+          <w:sz w:val="26"/>
+          <w:szCs w:val="26"/>
+          <w:shd w:val="clear" w:color="auto" w:fill="FFFFFF"/>
+        </w:rPr>
+        <w:t xml:space="preserve"> </w:t>
+      </w:r>
+      <w:proofErr w:type="spellStart"/>
+      <w:r>
+        <w:rPr>
+          <w:rFonts w:ascii="Times New Roman" w:hAnsi="Times New Roman" w:cs="Times New Roman"/>
+          <w:color w:val="000000" w:themeColor="text1"/>
+          <w:spacing w:val="3"/>
+          <w:sz w:val="26"/>
+          <w:szCs w:val="26"/>
+          <w:shd w:val="clear" w:color="auto" w:fill="FFFFFF"/>
+        </w:rPr>
+        <w:t>tại</w:t>
+      </w:r>
+      <w:proofErr w:type="spellEnd"/>
+      <w:r>
+        <w:rPr>
+          <w:rFonts w:ascii="Times New Roman" w:hAnsi="Times New Roman" w:cs="Times New Roman"/>
+          <w:color w:val="000000" w:themeColor="text1"/>
+          <w:spacing w:val="3"/>
+          <w:sz w:val="26"/>
+          <w:szCs w:val="26"/>
+          <w:shd w:val="clear" w:color="auto" w:fill="FFFFFF"/>
+        </w:rPr>
+        <w:t xml:space="preserve"> </w:t>
+      </w:r>
+      <w:proofErr w:type="spellStart"/>
+      <w:r>
+        <w:rPr>
+          <w:rFonts w:ascii="Times New Roman" w:hAnsi="Times New Roman" w:cs="Times New Roman"/>
+          <w:color w:val="000000" w:themeColor="text1"/>
+          <w:spacing w:val="3"/>
+          <w:sz w:val="26"/>
+          <w:szCs w:val="26"/>
+          <w:shd w:val="clear" w:color="auto" w:fill="FFFFFF"/>
+        </w:rPr>
+        <w:t>các</w:t>
+      </w:r>
+      <w:proofErr w:type="spellEnd"/>
+      <w:r>
+        <w:rPr>
+          <w:rFonts w:ascii="Times New Roman" w:hAnsi="Times New Roman" w:cs="Times New Roman"/>
+          <w:color w:val="000000" w:themeColor="text1"/>
+          <w:spacing w:val="3"/>
+          <w:sz w:val="26"/>
+          <w:szCs w:val="26"/>
+          <w:shd w:val="clear" w:color="auto" w:fill="FFFFFF"/>
+        </w:rPr>
+        <w:t xml:space="preserve"> </w:t>
+      </w:r>
+      <w:proofErr w:type="spellStart"/>
+      <w:r>
+        <w:rPr>
+          <w:rFonts w:ascii="Times New Roman" w:hAnsi="Times New Roman" w:cs="Times New Roman"/>
+          <w:color w:val="000000" w:themeColor="text1"/>
+          <w:spacing w:val="3"/>
+          <w:sz w:val="26"/>
+          <w:szCs w:val="26"/>
+          <w:shd w:val="clear" w:color="auto" w:fill="FFFFFF"/>
+        </w:rPr>
+        <w:t>điểm</w:t>
+      </w:r>
+      <w:proofErr w:type="spellEnd"/>
+      <w:r>
+        <w:rPr>
+          <w:rFonts w:ascii="Times New Roman" w:hAnsi="Times New Roman" w:cs="Times New Roman"/>
+          <w:color w:val="000000" w:themeColor="text1"/>
+          <w:spacing w:val="3"/>
+          <w:sz w:val="26"/>
+          <w:szCs w:val="26"/>
+          <w:shd w:val="clear" w:color="auto" w:fill="FFFFFF"/>
+        </w:rPr>
+        <w:t xml:space="preserve"> </w:t>
+      </w:r>
+      <w:proofErr w:type="spellStart"/>
+      <w:r>
+        <w:rPr>
+          <w:rFonts w:ascii="Times New Roman" w:hAnsi="Times New Roman" w:cs="Times New Roman"/>
+          <w:color w:val="000000" w:themeColor="text1"/>
+          <w:spacing w:val="3"/>
+          <w:sz w:val="26"/>
+          <w:szCs w:val="26"/>
+          <w:shd w:val="clear" w:color="auto" w:fill="FFFFFF"/>
+        </w:rPr>
+        <w:t>trọng</w:t>
+      </w:r>
+      <w:proofErr w:type="spellEnd"/>
+      <w:r>
+        <w:rPr>
+          <w:rFonts w:ascii="Times New Roman" w:hAnsi="Times New Roman" w:cs="Times New Roman"/>
+          <w:color w:val="000000" w:themeColor="text1"/>
+          <w:spacing w:val="3"/>
+          <w:sz w:val="26"/>
+          <w:szCs w:val="26"/>
+          <w:shd w:val="clear" w:color="auto" w:fill="FFFFFF"/>
+        </w:rPr>
+        <w:t xml:space="preserve"> </w:t>
+      </w:r>
+      <w:proofErr w:type="spellStart"/>
+      <w:r>
+        <w:rPr>
+          <w:rFonts w:ascii="Times New Roman" w:hAnsi="Times New Roman" w:cs="Times New Roman"/>
+          <w:color w:val="000000" w:themeColor="text1"/>
+          <w:spacing w:val="3"/>
+          <w:sz w:val="26"/>
+          <w:szCs w:val="26"/>
+          <w:shd w:val="clear" w:color="auto" w:fill="FFFFFF"/>
+        </w:rPr>
+        <w:t>yếu</w:t>
+      </w:r>
+      <w:proofErr w:type="spellEnd"/>
       <w:r>
         <w:rPr>
           <w:rFonts w:ascii="Times New Roman" w:hAnsi="Times New Roman" w:cs="Times New Roman"/>
@@ -1900,7 +4135,55 @@
           <w:szCs w:val="26"/>
           <w:shd w:val="clear" w:color="auto" w:fill="FFFFFF"/>
         </w:rPr>
-        <w:t>Các trạm bơm:</w:t>
+        <w:t xml:space="preserve">Các </w:t>
+      </w:r>
+      <w:proofErr w:type="spellStart"/>
+      <w:r>
+        <w:rPr>
+          <w:rFonts w:ascii="Times New Roman" w:hAnsi="Times New Roman" w:cs="Times New Roman"/>
+          <w:color w:val="000000" w:themeColor="text1"/>
+          <w:spacing w:val="3"/>
+          <w:sz w:val="26"/>
+          <w:szCs w:val="26"/>
+          <w:shd w:val="clear" w:color="auto" w:fill="FFFFFF"/>
+        </w:rPr>
+        <w:t>trạm</w:t>
+      </w:r>
+      <w:proofErr w:type="spellEnd"/>
+      <w:r>
+        <w:rPr>
+          <w:rFonts w:ascii="Times New Roman" w:hAnsi="Times New Roman" w:cs="Times New Roman"/>
+          <w:color w:val="000000" w:themeColor="text1"/>
+          <w:spacing w:val="3"/>
+          <w:sz w:val="26"/>
+          <w:szCs w:val="26"/>
+          <w:shd w:val="clear" w:color="auto" w:fill="FFFFFF"/>
+        </w:rPr>
+        <w:t xml:space="preserve"> </w:t>
+      </w:r>
+      <w:proofErr w:type="spellStart"/>
+      <w:r>
+        <w:rPr>
+          <w:rFonts w:ascii="Times New Roman" w:hAnsi="Times New Roman" w:cs="Times New Roman"/>
+          <w:color w:val="000000" w:themeColor="text1"/>
+          <w:spacing w:val="3"/>
+          <w:sz w:val="26"/>
+          <w:szCs w:val="26"/>
+          <w:shd w:val="clear" w:color="auto" w:fill="FFFFFF"/>
+        </w:rPr>
+        <w:t>bơm</w:t>
+      </w:r>
+      <w:proofErr w:type="spellEnd"/>
+      <w:r>
+        <w:rPr>
+          <w:rFonts w:ascii="Times New Roman" w:hAnsi="Times New Roman" w:cs="Times New Roman"/>
+          <w:color w:val="000000" w:themeColor="text1"/>
+          <w:spacing w:val="3"/>
+          <w:sz w:val="26"/>
+          <w:szCs w:val="26"/>
+          <w:shd w:val="clear" w:color="auto" w:fill="FFFFFF"/>
+        </w:rPr>
+        <w:t>:</w:t>
       </w:r>
       <w:r>
         <w:rPr>
@@ -1914,16 +4197,317 @@
         </w:rPr>
         <w:t xml:space="preserve"> {noi_dung_tram_bom} </w:t>
       </w:r>
-      <w:r>
-        <w:rPr>
-          <w:rFonts w:ascii="Times New Roman" w:hAnsi="Times New Roman" w:cs="Times New Roman"/>
-          <w:color w:val="000000" w:themeColor="text1"/>
-          <w:spacing w:val="3"/>
-          <w:sz w:val="26"/>
-          <w:szCs w:val="26"/>
-          <w:shd w:val="clear" w:color="auto" w:fill="FFFFFF"/>
-        </w:rPr>
-        <w:t>được vận hành sớm nhằm hạ mực nước trên hệ thống thoát nước.</w:t>
+      <w:proofErr w:type="spellStart"/>
+      <w:r>
+        <w:rPr>
+          <w:rFonts w:ascii="Times New Roman" w:hAnsi="Times New Roman" w:cs="Times New Roman"/>
+          <w:color w:val="000000" w:themeColor="text1"/>
+          <w:spacing w:val="3"/>
+          <w:sz w:val="26"/>
+          <w:szCs w:val="26"/>
+          <w:shd w:val="clear" w:color="auto" w:fill="FFFFFF"/>
+        </w:rPr>
+        <w:t>được</w:t>
+      </w:r>
+      <w:proofErr w:type="spellEnd"/>
+      <w:r>
+        <w:rPr>
+          <w:rFonts w:ascii="Times New Roman" w:hAnsi="Times New Roman" w:cs="Times New Roman"/>
+          <w:color w:val="000000" w:themeColor="text1"/>
+          <w:spacing w:val="3"/>
+          <w:sz w:val="26"/>
+          <w:szCs w:val="26"/>
+          <w:shd w:val="clear" w:color="auto" w:fill="FFFFFF"/>
+        </w:rPr>
+        <w:t xml:space="preserve"> </w:t>
+      </w:r>
+      <w:proofErr w:type="spellStart"/>
+      <w:r>
+        <w:rPr>
+          <w:rFonts w:ascii="Times New Roman" w:hAnsi="Times New Roman" w:cs="Times New Roman"/>
+          <w:color w:val="000000" w:themeColor="text1"/>
+          <w:spacing w:val="3"/>
+          <w:sz w:val="26"/>
+          <w:szCs w:val="26"/>
+          <w:shd w:val="clear" w:color="auto" w:fill="FFFFFF"/>
+        </w:rPr>
+        <w:t>vận</w:t>
+      </w:r>
+      <w:proofErr w:type="spellEnd"/>
+      <w:r>
+        <w:rPr>
+          <w:rFonts w:ascii="Times New Roman" w:hAnsi="Times New Roman" w:cs="Times New Roman"/>
+          <w:color w:val="000000" w:themeColor="text1"/>
+          <w:spacing w:val="3"/>
+          <w:sz w:val="26"/>
+          <w:szCs w:val="26"/>
+          <w:shd w:val="clear" w:color="auto" w:fill="FFFFFF"/>
+        </w:rPr>
+        <w:t xml:space="preserve"> </w:t>
+      </w:r>
+      <w:proofErr w:type="spellStart"/>
+      <w:r>
+        <w:rPr>
+          <w:rFonts w:ascii="Times New Roman" w:hAnsi="Times New Roman" w:cs="Times New Roman"/>
+          <w:color w:val="000000" w:themeColor="text1"/>
+          <w:spacing w:val="3"/>
+          <w:sz w:val="26"/>
+          <w:szCs w:val="26"/>
+          <w:shd w:val="clear" w:color="auto" w:fill="FFFFFF"/>
+        </w:rPr>
+        <w:t>hành</w:t>
+      </w:r>
+      <w:proofErr w:type="spellEnd"/>
+      <w:r>
+        <w:rPr>
+          <w:rFonts w:ascii="Times New Roman" w:hAnsi="Times New Roman" w:cs="Times New Roman"/>
+          <w:color w:val="000000" w:themeColor="text1"/>
+          <w:spacing w:val="3"/>
+          <w:sz w:val="26"/>
+          <w:szCs w:val="26"/>
+          <w:shd w:val="clear" w:color="auto" w:fill="FFFFFF"/>
+        </w:rPr>
+        <w:t xml:space="preserve"> </w:t>
+      </w:r>
+      <w:proofErr w:type="spellStart"/>
+      <w:r>
+        <w:rPr>
+          <w:rFonts w:ascii="Times New Roman" w:hAnsi="Times New Roman" w:cs="Times New Roman"/>
+          <w:color w:val="000000" w:themeColor="text1"/>
+          <w:spacing w:val="3"/>
+          <w:sz w:val="26"/>
+          <w:szCs w:val="26"/>
+          <w:shd w:val="clear" w:color="auto" w:fill="FFFFFF"/>
+        </w:rPr>
+        <w:t>sớm</w:t>
+      </w:r>
+      <w:proofErr w:type="spellEnd"/>
+      <w:r>
+        <w:rPr>
+          <w:rFonts w:ascii="Times New Roman" w:hAnsi="Times New Roman" w:cs="Times New Roman"/>
+          <w:color w:val="000000" w:themeColor="text1"/>
+          <w:spacing w:val="3"/>
+          <w:sz w:val="26"/>
+          <w:szCs w:val="26"/>
+          <w:shd w:val="clear" w:color="auto" w:fill="FFFFFF"/>
+        </w:rPr>
+        <w:t xml:space="preserve"> </w:t>
+      </w:r>
+      <w:proofErr w:type="spellStart"/>
+      <w:r>
+        <w:rPr>
+          <w:rFonts w:ascii="Times New Roman" w:hAnsi="Times New Roman" w:cs="Times New Roman"/>
+          <w:color w:val="000000" w:themeColor="text1"/>
+          <w:spacing w:val="3"/>
+          <w:sz w:val="26"/>
+          <w:szCs w:val="26"/>
+          <w:shd w:val="clear" w:color="auto" w:fill="FFFFFF"/>
+        </w:rPr>
+        <w:t>nhằm</w:t>
+      </w:r>
+      <w:proofErr w:type="spellEnd"/>
+      <w:r>
+        <w:rPr>
+          <w:rFonts w:ascii="Times New Roman" w:hAnsi="Times New Roman" w:cs="Times New Roman"/>
+          <w:color w:val="000000" w:themeColor="text1"/>
+          <w:spacing w:val="3"/>
+          <w:sz w:val="26"/>
+          <w:szCs w:val="26"/>
+          <w:shd w:val="clear" w:color="auto" w:fill="FFFFFF"/>
+        </w:rPr>
+        <w:t xml:space="preserve"> </w:t>
+      </w:r>
+      <w:proofErr w:type="spellStart"/>
+      <w:r>
+        <w:rPr>
+          <w:rFonts w:ascii="Times New Roman" w:hAnsi="Times New Roman" w:cs="Times New Roman"/>
+          <w:color w:val="000000" w:themeColor="text1"/>
+          <w:spacing w:val="3"/>
+          <w:sz w:val="26"/>
+          <w:szCs w:val="26"/>
+          <w:shd w:val="clear" w:color="auto" w:fill="FFFFFF"/>
+        </w:rPr>
+        <w:t>hạ</w:t>
+      </w:r>
+      <w:proofErr w:type="spellEnd"/>
+      <w:r>
+        <w:rPr>
+          <w:rFonts w:ascii="Times New Roman" w:hAnsi="Times New Roman" w:cs="Times New Roman"/>
+          <w:color w:val="000000" w:themeColor="text1"/>
+          <w:spacing w:val="3"/>
+          <w:sz w:val="26"/>
+          <w:szCs w:val="26"/>
+          <w:shd w:val="clear" w:color="auto" w:fill="FFFFFF"/>
+        </w:rPr>
+        <w:t xml:space="preserve"> </w:t>
+      </w:r>
+      <w:proofErr w:type="spellStart"/>
+      <w:r>
+        <w:rPr>
+          <w:rFonts w:ascii="Times New Roman" w:hAnsi="Times New Roman" w:cs="Times New Roman"/>
+          <w:color w:val="000000" w:themeColor="text1"/>
+          <w:spacing w:val="3"/>
+          <w:sz w:val="26"/>
+          <w:szCs w:val="26"/>
+          <w:shd w:val="clear" w:color="auto" w:fill="FFFFFF"/>
+        </w:rPr>
+        <w:t>mực</w:t>
+      </w:r>
+      <w:proofErr w:type="spellEnd"/>
+      <w:r>
+        <w:rPr>
+          <w:rFonts w:ascii="Times New Roman" w:hAnsi="Times New Roman" w:cs="Times New Roman"/>
+          <w:color w:val="000000" w:themeColor="text1"/>
+          <w:spacing w:val="3"/>
+          <w:sz w:val="26"/>
+          <w:szCs w:val="26"/>
+          <w:shd w:val="clear" w:color="auto" w:fill="FFFFFF"/>
+        </w:rPr>
+        <w:t xml:space="preserve"> </w:t>
+      </w:r>
+      <w:proofErr w:type="spellStart"/>
+      <w:r>
+        <w:rPr>
+          <w:rFonts w:ascii="Times New Roman" w:hAnsi="Times New Roman" w:cs="Times New Roman"/>
+          <w:color w:val="000000" w:themeColor="text1"/>
+          <w:spacing w:val="3"/>
+          <w:sz w:val="26"/>
+          <w:szCs w:val="26"/>
+          <w:shd w:val="clear" w:color="auto" w:fill="FFFFFF"/>
+        </w:rPr>
+        <w:t>nước</w:t>
+      </w:r>
+      <w:proofErr w:type="spellEnd"/>
+      <w:r>
+        <w:rPr>
+          <w:rFonts w:ascii="Times New Roman" w:hAnsi="Times New Roman" w:cs="Times New Roman"/>
+          <w:color w:val="000000" w:themeColor="text1"/>
+          <w:spacing w:val="3"/>
+          <w:sz w:val="26"/>
+          <w:szCs w:val="26"/>
+          <w:shd w:val="clear" w:color="auto" w:fill="FFFFFF"/>
+        </w:rPr>
+        <w:t xml:space="preserve"> </w:t>
+      </w:r>
+      <w:proofErr w:type="spellStart"/>
+      <w:r>
+        <w:rPr>
+          <w:rFonts w:ascii="Times New Roman" w:hAnsi="Times New Roman" w:cs="Times New Roman"/>
+          <w:color w:val="000000" w:themeColor="text1"/>
+          <w:spacing w:val="3"/>
+          <w:sz w:val="26"/>
+          <w:szCs w:val="26"/>
+          <w:shd w:val="clear" w:color="auto" w:fill="FFFFFF"/>
+        </w:rPr>
+        <w:t>trên</w:t>
+      </w:r>
+      <w:proofErr w:type="spellEnd"/>
+      <w:r>
+        <w:rPr>
+          <w:rFonts w:ascii="Times New Roman" w:hAnsi="Times New Roman" w:cs="Times New Roman"/>
+          <w:color w:val="000000" w:themeColor="text1"/>
+          <w:spacing w:val="3"/>
+          <w:sz w:val="26"/>
+          <w:szCs w:val="26"/>
+          <w:shd w:val="clear" w:color="auto" w:fill="FFFFFF"/>
+        </w:rPr>
+        <w:t xml:space="preserve"> </w:t>
+      </w:r>
+      <w:proofErr w:type="spellStart"/>
+      <w:r>
+        <w:rPr>
+          <w:rFonts w:ascii="Times New Roman" w:hAnsi="Times New Roman" w:cs="Times New Roman"/>
+          <w:color w:val="000000" w:themeColor="text1"/>
+          <w:spacing w:val="3"/>
+          <w:sz w:val="26"/>
+          <w:szCs w:val="26"/>
+          <w:shd w:val="clear" w:color="auto" w:fill="FFFFFF"/>
+        </w:rPr>
+        <w:t>hệ</w:t>
+      </w:r>
+      <w:proofErr w:type="spellEnd"/>
+      <w:r>
+        <w:rPr>
+          <w:rFonts w:ascii="Times New Roman" w:hAnsi="Times New Roman" w:cs="Times New Roman"/>
+          <w:color w:val="000000" w:themeColor="text1"/>
+          <w:spacing w:val="3"/>
+          <w:sz w:val="26"/>
+          <w:szCs w:val="26"/>
+          <w:shd w:val="clear" w:color="auto" w:fill="FFFFFF"/>
+        </w:rPr>
+        <w:t xml:space="preserve"> </w:t>
+      </w:r>
+      <w:proofErr w:type="spellStart"/>
+      <w:r>
+        <w:rPr>
+          <w:rFonts w:ascii="Times New Roman" w:hAnsi="Times New Roman" w:cs="Times New Roman"/>
+          <w:color w:val="000000" w:themeColor="text1"/>
+          <w:spacing w:val="3"/>
+          <w:sz w:val="26"/>
+          <w:szCs w:val="26"/>
+          <w:shd w:val="clear" w:color="auto" w:fill="FFFFFF"/>
+        </w:rPr>
+        <w:t>thống</w:t>
+      </w:r>
+      <w:proofErr w:type="spellEnd"/>
+      <w:r>
+        <w:rPr>
+          <w:rFonts w:ascii="Times New Roman" w:hAnsi="Times New Roman" w:cs="Times New Roman"/>
+          <w:color w:val="000000" w:themeColor="text1"/>
+          <w:spacing w:val="3"/>
+          <w:sz w:val="26"/>
+          <w:szCs w:val="26"/>
+          <w:shd w:val="clear" w:color="auto" w:fill="FFFFFF"/>
+        </w:rPr>
+        <w:t xml:space="preserve"> </w:t>
+      </w:r>
+      <w:proofErr w:type="spellStart"/>
+      <w:r>
+        <w:rPr>
+          <w:rFonts w:ascii="Times New Roman" w:hAnsi="Times New Roman" w:cs="Times New Roman"/>
+          <w:color w:val="000000" w:themeColor="text1"/>
+          <w:spacing w:val="3"/>
+          <w:sz w:val="26"/>
+          <w:szCs w:val="26"/>
+          <w:shd w:val="clear" w:color="auto" w:fill="FFFFFF"/>
+        </w:rPr>
+        <w:t>thoát</w:t>
+      </w:r>
+      <w:proofErr w:type="spellEnd"/>
+      <w:r>
+        <w:rPr>
+          <w:rFonts w:ascii="Times New Roman" w:hAnsi="Times New Roman" w:cs="Times New Roman"/>
+          <w:color w:val="000000" w:themeColor="text1"/>
+          <w:spacing w:val="3"/>
+          <w:sz w:val="26"/>
+          <w:szCs w:val="26"/>
+          <w:shd w:val="clear" w:color="auto" w:fill="FFFFFF"/>
+        </w:rPr>
+        <w:t xml:space="preserve"> </w:t>
+      </w:r>
+      <w:proofErr w:type="spellStart"/>
+      <w:r>
+        <w:rPr>
+          <w:rFonts w:ascii="Times New Roman" w:hAnsi="Times New Roman" w:cs="Times New Roman"/>
+          <w:color w:val="000000" w:themeColor="text1"/>
+          <w:spacing w:val="3"/>
+          <w:sz w:val="26"/>
+          <w:szCs w:val="26"/>
+          <w:shd w:val="clear" w:color="auto" w:fill="FFFFFF"/>
+        </w:rPr>
+        <w:t>nước</w:t>
+      </w:r>
+      <w:proofErr w:type="spellEnd"/>
+      <w:r>
+        <w:rPr>
+          <w:rFonts w:ascii="Times New Roman" w:hAnsi="Times New Roman" w:cs="Times New Roman"/>
+          <w:color w:val="000000" w:themeColor="text1"/>
+          <w:spacing w:val="3"/>
+          <w:sz w:val="26"/>
+          <w:szCs w:val="26"/>
+          <w:shd w:val="clear" w:color="auto" w:fill="FFFFFF"/>
+        </w:rPr>
+        <w:t>.</w:t>
       </w:r>
     </w:p>
     <w:p>
@@ -1949,7 +4533,439 @@
           <w:szCs w:val="26"/>
           <w:shd w:val="clear" w:color="auto" w:fill="FFFFFF"/>
         </w:rPr>
-        <w:t xml:space="preserve">+ Các cửa phai vận hành đúng quy trình, bảo đảm an toàn giao thông tại các khu vực thấp trũng. </w:t>
+        <w:t xml:space="preserve">+ Các </w:t>
+      </w:r>
+      <w:proofErr w:type="spellStart"/>
+      <w:r>
+        <w:rPr>
+          <w:rFonts w:ascii="Times New Roman" w:hAnsi="Times New Roman" w:cs="Times New Roman"/>
+          <w:color w:val="000000" w:themeColor="text1"/>
+          <w:spacing w:val="3"/>
+          <w:sz w:val="26"/>
+          <w:szCs w:val="26"/>
+          <w:shd w:val="clear" w:color="auto" w:fill="FFFFFF"/>
+        </w:rPr>
+        <w:t>cửa</w:t>
+      </w:r>
+      <w:proofErr w:type="spellEnd"/>
+      <w:r>
+        <w:rPr>
+          <w:rFonts w:ascii="Times New Roman" w:hAnsi="Times New Roman" w:cs="Times New Roman"/>
+          <w:color w:val="000000" w:themeColor="text1"/>
+          <w:spacing w:val="3"/>
+          <w:sz w:val="26"/>
+          <w:szCs w:val="26"/>
+          <w:shd w:val="clear" w:color="auto" w:fill="FFFFFF"/>
+        </w:rPr>
+        <w:t xml:space="preserve"> </w:t>
+      </w:r>
+      <w:proofErr w:type="spellStart"/>
+      <w:r>
+        <w:rPr>
+          <w:rFonts w:ascii="Times New Roman" w:hAnsi="Times New Roman" w:cs="Times New Roman"/>
+          <w:color w:val="000000" w:themeColor="text1"/>
+          <w:spacing w:val="3"/>
+          <w:sz w:val="26"/>
+          <w:szCs w:val="26"/>
+          <w:shd w:val="clear" w:color="auto" w:fill="FFFFFF"/>
+        </w:rPr>
+        <w:t>phai</w:t>
+      </w:r>
+      <w:proofErr w:type="spellEnd"/>
+      <w:r>
+        <w:rPr>
+          <w:rFonts w:ascii="Times New Roman" w:hAnsi="Times New Roman" w:cs="Times New Roman"/>
+          <w:color w:val="000000" w:themeColor="text1"/>
+          <w:spacing w:val="3"/>
+          <w:sz w:val="26"/>
+          <w:szCs w:val="26"/>
+          <w:shd w:val="clear" w:color="auto" w:fill="FFFFFF"/>
+        </w:rPr>
+        <w:t xml:space="preserve"> </w:t>
+      </w:r>
+      <w:proofErr w:type="spellStart"/>
+      <w:r>
+        <w:rPr>
+          <w:rFonts w:ascii="Times New Roman" w:hAnsi="Times New Roman" w:cs="Times New Roman"/>
+          <w:color w:val="000000" w:themeColor="text1"/>
+          <w:spacing w:val="3"/>
+          <w:sz w:val="26"/>
+          <w:szCs w:val="26"/>
+          <w:shd w:val="clear" w:color="auto" w:fill="FFFFFF"/>
+        </w:rPr>
+        <w:t>vận</w:t>
+      </w:r>
+      <w:proofErr w:type="spellEnd"/>
+      <w:r>
+        <w:rPr>
+          <w:rFonts w:ascii="Times New Roman" w:hAnsi="Times New Roman" w:cs="Times New Roman"/>
+          <w:color w:val="000000" w:themeColor="text1"/>
+          <w:spacing w:val="3"/>
+          <w:sz w:val="26"/>
+          <w:szCs w:val="26"/>
+          <w:shd w:val="clear" w:color="auto" w:fill="FFFFFF"/>
+        </w:rPr>
+        <w:t xml:space="preserve"> </w:t>
+      </w:r>
+      <w:proofErr w:type="spellStart"/>
+      <w:r>
+        <w:rPr>
+          <w:rFonts w:ascii="Times New Roman" w:hAnsi="Times New Roman" w:cs="Times New Roman"/>
+          <w:color w:val="000000" w:themeColor="text1"/>
+          <w:spacing w:val="3"/>
+          <w:sz w:val="26"/>
+          <w:szCs w:val="26"/>
+          <w:shd w:val="clear" w:color="auto" w:fill="FFFFFF"/>
+        </w:rPr>
+        <w:t>hành</w:t>
+      </w:r>
+      <w:proofErr w:type="spellEnd"/>
+      <w:r>
+        <w:rPr>
+          <w:rFonts w:ascii="Times New Roman" w:hAnsi="Times New Roman" w:cs="Times New Roman"/>
+          <w:color w:val="000000" w:themeColor="text1"/>
+          <w:spacing w:val="3"/>
+          <w:sz w:val="26"/>
+          <w:szCs w:val="26"/>
+          <w:shd w:val="clear" w:color="auto" w:fill="FFFFFF"/>
+        </w:rPr>
+        <w:t xml:space="preserve"> </w:t>
+      </w:r>
+      <w:proofErr w:type="spellStart"/>
+      <w:r>
+        <w:rPr>
+          <w:rFonts w:ascii="Times New Roman" w:hAnsi="Times New Roman" w:cs="Times New Roman"/>
+          <w:color w:val="000000" w:themeColor="text1"/>
+          <w:spacing w:val="3"/>
+          <w:sz w:val="26"/>
+          <w:szCs w:val="26"/>
+          <w:shd w:val="clear" w:color="auto" w:fill="FFFFFF"/>
+        </w:rPr>
+        <w:t>đúng</w:t>
+      </w:r>
+      <w:proofErr w:type="spellEnd"/>
+      <w:r>
+        <w:rPr>
+          <w:rFonts w:ascii="Times New Roman" w:hAnsi="Times New Roman" w:cs="Times New Roman"/>
+          <w:color w:val="000000" w:themeColor="text1"/>
+          <w:spacing w:val="3"/>
+          <w:sz w:val="26"/>
+          <w:szCs w:val="26"/>
+          <w:shd w:val="clear" w:color="auto" w:fill="FFFFFF"/>
+        </w:rPr>
+        <w:t xml:space="preserve"> </w:t>
+      </w:r>
+      <w:proofErr w:type="spellStart"/>
+      <w:r>
+        <w:rPr>
+          <w:rFonts w:ascii="Times New Roman" w:hAnsi="Times New Roman" w:cs="Times New Roman"/>
+          <w:color w:val="000000" w:themeColor="text1"/>
+          <w:spacing w:val="3"/>
+          <w:sz w:val="26"/>
+          <w:szCs w:val="26"/>
+          <w:shd w:val="clear" w:color="auto" w:fill="FFFFFF"/>
+        </w:rPr>
+        <w:t>quy</w:t>
+      </w:r>
+      <w:proofErr w:type="spellEnd"/>
+      <w:r>
+        <w:rPr>
+          <w:rFonts w:ascii="Times New Roman" w:hAnsi="Times New Roman" w:cs="Times New Roman"/>
+          <w:color w:val="000000" w:themeColor="text1"/>
+          <w:spacing w:val="3"/>
+          <w:sz w:val="26"/>
+          <w:szCs w:val="26"/>
+          <w:shd w:val="clear" w:color="auto" w:fill="FFFFFF"/>
+        </w:rPr>
+        <w:t xml:space="preserve"> </w:t>
+      </w:r>
+      <w:proofErr w:type="spellStart"/>
+      <w:r>
+        <w:rPr>
+          <w:rFonts w:ascii="Times New Roman" w:hAnsi="Times New Roman" w:cs="Times New Roman"/>
+          <w:color w:val="000000" w:themeColor="text1"/>
+          <w:spacing w:val="3"/>
+          <w:sz w:val="26"/>
+          <w:szCs w:val="26"/>
+          <w:shd w:val="clear" w:color="auto" w:fill="FFFFFF"/>
+        </w:rPr>
+        <w:t>trình</w:t>
+      </w:r>
+      <w:proofErr w:type="spellEnd"/>
+      <w:r>
+        <w:rPr>
+          <w:rFonts w:ascii="Times New Roman" w:hAnsi="Times New Roman" w:cs="Times New Roman"/>
+          <w:color w:val="000000" w:themeColor="text1"/>
+          <w:spacing w:val="3"/>
+          <w:sz w:val="26"/>
+          <w:szCs w:val="26"/>
+          <w:shd w:val="clear" w:color="auto" w:fill="FFFFFF"/>
+        </w:rPr>
+        <w:t xml:space="preserve">, </w:t>
+      </w:r>
+      <w:proofErr w:type="spellStart"/>
+      <w:r>
+        <w:rPr>
+          <w:rFonts w:ascii="Times New Roman" w:hAnsi="Times New Roman" w:cs="Times New Roman"/>
+          <w:color w:val="000000" w:themeColor="text1"/>
+          <w:spacing w:val="3"/>
+          <w:sz w:val="26"/>
+          <w:szCs w:val="26"/>
+          <w:shd w:val="clear" w:color="auto" w:fill="FFFFFF"/>
+        </w:rPr>
+        <w:t>bảo</w:t>
+      </w:r>
+      <w:proofErr w:type="spellEnd"/>
+      <w:r>
+        <w:rPr>
+          <w:rFonts w:ascii="Times New Roman" w:hAnsi="Times New Roman" w:cs="Times New Roman"/>
+          <w:color w:val="000000" w:themeColor="text1"/>
+          <w:spacing w:val="3"/>
+          <w:sz w:val="26"/>
+          <w:szCs w:val="26"/>
+          <w:shd w:val="clear" w:color="auto" w:fill="FFFFFF"/>
+        </w:rPr>
+        <w:t xml:space="preserve"> </w:t>
+      </w:r>
+      <w:proofErr w:type="spellStart"/>
+      <w:r>
+        <w:rPr>
+          <w:rFonts w:ascii="Times New Roman" w:hAnsi="Times New Roman" w:cs="Times New Roman"/>
+          <w:color w:val="000000" w:themeColor="text1"/>
+          <w:spacing w:val="3"/>
+          <w:sz w:val="26"/>
+          <w:szCs w:val="26"/>
+          <w:shd w:val="clear" w:color="auto" w:fill="FFFFFF"/>
+        </w:rPr>
+        <w:t>đảm</w:t>
+      </w:r>
+      <w:proofErr w:type="spellEnd"/>
+      <w:r>
+        <w:rPr>
+          <w:rFonts w:ascii="Times New Roman" w:hAnsi="Times New Roman" w:cs="Times New Roman"/>
+          <w:color w:val="000000" w:themeColor="text1"/>
+          <w:spacing w:val="3"/>
+          <w:sz w:val="26"/>
+          <w:szCs w:val="26"/>
+          <w:shd w:val="clear" w:color="auto" w:fill="FFFFFF"/>
+        </w:rPr>
+        <w:t xml:space="preserve"> an </w:t>
+      </w:r>
+      <w:proofErr w:type="spellStart"/>
+      <w:r>
+        <w:rPr>
+          <w:rFonts w:ascii="Times New Roman" w:hAnsi="Times New Roman" w:cs="Times New Roman"/>
+          <w:color w:val="000000" w:themeColor="text1"/>
+          <w:spacing w:val="3"/>
+          <w:sz w:val="26"/>
+          <w:szCs w:val="26"/>
+          <w:shd w:val="clear" w:color="auto" w:fill="FFFFFF"/>
+        </w:rPr>
+        <w:t>toàn</w:t>
+      </w:r>
+      <w:proofErr w:type="spellEnd"/>
+      <w:r>
+        <w:rPr>
+          <w:rFonts w:ascii="Times New Roman" w:hAnsi="Times New Roman" w:cs="Times New Roman"/>
+          <w:color w:val="000000" w:themeColor="text1"/>
+          <w:spacing w:val="3"/>
+          <w:sz w:val="26"/>
+          <w:szCs w:val="26"/>
+          <w:shd w:val="clear" w:color="auto" w:fill="FFFFFF"/>
+        </w:rPr>
+        <w:t xml:space="preserve"> </w:t>
+      </w:r>
+      <w:proofErr w:type="spellStart"/>
+      <w:r>
+        <w:rPr>
+          <w:rFonts w:ascii="Times New Roman" w:hAnsi="Times New Roman" w:cs="Times New Roman"/>
+          <w:color w:val="000000" w:themeColor="text1"/>
+          <w:spacing w:val="3"/>
+          <w:sz w:val="26"/>
+          <w:szCs w:val="26"/>
+          <w:shd w:val="clear" w:color="auto" w:fill="FFFFFF"/>
+        </w:rPr>
+        <w:t>giao</w:t>
+      </w:r>
+      <w:proofErr w:type="spellEnd"/>
+      <w:r>
+        <w:rPr>
+          <w:rFonts w:ascii="Times New Roman" w:hAnsi="Times New Roman" w:cs="Times New Roman"/>
+          <w:color w:val="000000" w:themeColor="text1"/>
+          <w:spacing w:val="3"/>
+          <w:sz w:val="26"/>
+          <w:szCs w:val="26"/>
+          <w:shd w:val="clear" w:color="auto" w:fill="FFFFFF"/>
+        </w:rPr>
+        <w:t xml:space="preserve"> </w:t>
+      </w:r>
+      <w:proofErr w:type="spellStart"/>
+      <w:r>
+        <w:rPr>
+          <w:rFonts w:ascii="Times New Roman" w:hAnsi="Times New Roman" w:cs="Times New Roman"/>
+          <w:color w:val="000000" w:themeColor="text1"/>
+          <w:spacing w:val="3"/>
+          <w:sz w:val="26"/>
+          <w:szCs w:val="26"/>
+          <w:shd w:val="clear" w:color="auto" w:fill="FFFFFF"/>
+        </w:rPr>
+        <w:t>thông</w:t>
+      </w:r>
+      <w:proofErr w:type="spellEnd"/>
+      <w:r>
+        <w:rPr>
+          <w:rFonts w:ascii="Times New Roman" w:hAnsi="Times New Roman" w:cs="Times New Roman"/>
+          <w:color w:val="000000" w:themeColor="text1"/>
+          <w:spacing w:val="3"/>
+          <w:sz w:val="26"/>
+          <w:szCs w:val="26"/>
+          <w:shd w:val="clear" w:color="auto" w:fill="FFFFFF"/>
+        </w:rPr>
+        <w:t xml:space="preserve"> </w:t>
+      </w:r>
+      <w:proofErr w:type="spellStart"/>
+      <w:r>
+        <w:rPr>
+          <w:rFonts w:ascii="Times New Roman" w:hAnsi="Times New Roman" w:cs="Times New Roman"/>
+          <w:color w:val="000000" w:themeColor="text1"/>
+          <w:spacing w:val="3"/>
+          <w:sz w:val="26"/>
+          <w:szCs w:val="26"/>
+          <w:shd w:val="clear" w:color="auto" w:fill="FFFFFF"/>
+        </w:rPr>
+        <w:t>tại</w:t>
+      </w:r>
+      <w:proofErr w:type="spellEnd"/>
+      <w:r>
+        <w:rPr>
+          <w:rFonts w:ascii="Times New Roman" w:hAnsi="Times New Roman" w:cs="Times New Roman"/>
+          <w:color w:val="000000" w:themeColor="text1"/>
+          <w:spacing w:val="3"/>
+          <w:sz w:val="26"/>
+          <w:szCs w:val="26"/>
+          <w:shd w:val="clear" w:color="auto" w:fill="FFFFFF"/>
+        </w:rPr>
+        <w:t xml:space="preserve"> </w:t>
+      </w:r>
+      <w:proofErr w:type="spellStart"/>
+      <w:r>
+        <w:rPr>
+          <w:rFonts w:ascii="Times New Roman" w:hAnsi="Times New Roman" w:cs="Times New Roman"/>
+          <w:color w:val="000000" w:themeColor="text1"/>
+          <w:spacing w:val="3"/>
+          <w:sz w:val="26"/>
+          <w:szCs w:val="26"/>
+          <w:shd w:val="clear" w:color="auto" w:fill="FFFFFF"/>
+        </w:rPr>
+        <w:t>các</w:t>
+      </w:r>
+      <w:proofErr w:type="spellEnd"/>
+      <w:r>
+        <w:rPr>
+          <w:rFonts w:ascii="Times New Roman" w:hAnsi="Times New Roman" w:cs="Times New Roman"/>
+          <w:color w:val="000000" w:themeColor="text1"/>
+          <w:spacing w:val="3"/>
+          <w:sz w:val="26"/>
+          <w:szCs w:val="26"/>
+          <w:shd w:val="clear" w:color="auto" w:fill="FFFFFF"/>
+        </w:rPr>
+        <w:t xml:space="preserve"> </w:t>
+      </w:r>
+      <w:proofErr w:type="spellStart"/>
+      <w:r>
+        <w:rPr>
+          <w:rFonts w:ascii="Times New Roman" w:hAnsi="Times New Roman" w:cs="Times New Roman"/>
+          <w:color w:val="000000" w:themeColor="text1"/>
+          <w:spacing w:val="3"/>
+          <w:sz w:val="26"/>
+          <w:szCs w:val="26"/>
+          <w:shd w:val="clear" w:color="auto" w:fill="FFFFFF"/>
+        </w:rPr>
+        <w:t>khu</w:t>
+      </w:r>
+      <w:proofErr w:type="spellEnd"/>
+      <w:r>
+        <w:rPr>
+          <w:rFonts w:ascii="Times New Roman" w:hAnsi="Times New Roman" w:cs="Times New Roman"/>
+          <w:color w:val="000000" w:themeColor="text1"/>
+          <w:spacing w:val="3"/>
+          <w:sz w:val="26"/>
+          <w:szCs w:val="26"/>
+          <w:shd w:val="clear" w:color="auto" w:fill="FFFFFF"/>
+        </w:rPr>
+        <w:t xml:space="preserve"> </w:t>
+      </w:r>
+      <w:proofErr w:type="spellStart"/>
+      <w:r>
+        <w:rPr>
+          <w:rFonts w:ascii="Times New Roman" w:hAnsi="Times New Roman" w:cs="Times New Roman"/>
+          <w:color w:val="000000" w:themeColor="text1"/>
+          <w:spacing w:val="3"/>
+          <w:sz w:val="26"/>
+          <w:szCs w:val="26"/>
+          <w:shd w:val="clear" w:color="auto" w:fill="FFFFFF"/>
+        </w:rPr>
+        <w:t>vực</w:t>
+      </w:r>
+      <w:proofErr w:type="spellEnd"/>
+      <w:r>
+        <w:rPr>
+          <w:rFonts w:ascii="Times New Roman" w:hAnsi="Times New Roman" w:cs="Times New Roman"/>
+          <w:color w:val="000000" w:themeColor="text1"/>
+          <w:spacing w:val="3"/>
+          <w:sz w:val="26"/>
+          <w:szCs w:val="26"/>
+          <w:shd w:val="clear" w:color="auto" w:fill="FFFFFF"/>
+        </w:rPr>
+        <w:t xml:space="preserve"> </w:t>
+      </w:r>
+      <w:proofErr w:type="spellStart"/>
+      <w:r>
+        <w:rPr>
+          <w:rFonts w:ascii="Times New Roman" w:hAnsi="Times New Roman" w:cs="Times New Roman"/>
+          <w:color w:val="000000" w:themeColor="text1"/>
+          <w:spacing w:val="3"/>
+          <w:sz w:val="26"/>
+          <w:szCs w:val="26"/>
+          <w:shd w:val="clear" w:color="auto" w:fill="FFFFFF"/>
+        </w:rPr>
+        <w:t>thấp</w:t>
+      </w:r>
+      <w:proofErr w:type="spellEnd"/>
+      <w:r>
+        <w:rPr>
+          <w:rFonts w:ascii="Times New Roman" w:hAnsi="Times New Roman" w:cs="Times New Roman"/>
+          <w:color w:val="000000" w:themeColor="text1"/>
+          <w:spacing w:val="3"/>
+          <w:sz w:val="26"/>
+          <w:szCs w:val="26"/>
+          <w:shd w:val="clear" w:color="auto" w:fill="FFFFFF"/>
+        </w:rPr>
+        <w:t xml:space="preserve"> </w:t>
+      </w:r>
+      <w:proofErr w:type="spellStart"/>
+      <w:r>
+        <w:rPr>
+          <w:rFonts w:ascii="Times New Roman" w:hAnsi="Times New Roman" w:cs="Times New Roman"/>
+          <w:color w:val="000000" w:themeColor="text1"/>
+          <w:spacing w:val="3"/>
+          <w:sz w:val="26"/>
+          <w:szCs w:val="26"/>
+          <w:shd w:val="clear" w:color="auto" w:fill="FFFFFF"/>
+        </w:rPr>
+        <w:t>trũng</w:t>
+      </w:r>
+      <w:proofErr w:type="spellEnd"/>
+      <w:r>
+        <w:rPr>
+          <w:rFonts w:ascii="Times New Roman" w:hAnsi="Times New Roman" w:cs="Times New Roman"/>
+          <w:color w:val="000000" w:themeColor="text1"/>
+          <w:spacing w:val="3"/>
+          <w:sz w:val="26"/>
+          <w:szCs w:val="26"/>
+          <w:shd w:val="clear" w:color="auto" w:fill="FFFFFF"/>
+        </w:rPr>
+        <w:t xml:space="preserve">. </w:t>
       </w:r>
     </w:p>
     <w:p>
@@ -1976,7 +4992,187 @@
           <w:sz w:val="26"/>
           <w:szCs w:val="26"/>
         </w:rPr>
-        <w:t>Công tác đảm bảo vận hành hệ thống thoát nước:</w:t>
+        <w:t xml:space="preserve">Công </w:t>
+      </w:r>
+      <w:proofErr w:type="spellStart"/>
+      <w:r>
+        <w:rPr>
+          <w:rFonts w:ascii="Times New Roman" w:hAnsi="Times New Roman" w:cs="Times New Roman"/>
+          <w:b/>
+          <w:sz w:val="26"/>
+          <w:szCs w:val="26"/>
+        </w:rPr>
+        <w:t>tác</w:t>
+      </w:r>
+      <w:proofErr w:type="spellEnd"/>
+      <w:r>
+        <w:rPr>
+          <w:rFonts w:ascii="Times New Roman" w:hAnsi="Times New Roman" w:cs="Times New Roman"/>
+          <w:b/>
+          <w:sz w:val="26"/>
+          <w:szCs w:val="26"/>
+        </w:rPr>
+        <w:t xml:space="preserve"> </w:t>
+      </w:r>
+      <w:proofErr w:type="spellStart"/>
+      <w:r>
+        <w:rPr>
+          <w:rFonts w:ascii="Times New Roman" w:hAnsi="Times New Roman" w:cs="Times New Roman"/>
+          <w:b/>
+          <w:sz w:val="26"/>
+          <w:szCs w:val="26"/>
+        </w:rPr>
+        <w:t>đảm</w:t>
+      </w:r>
+      <w:proofErr w:type="spellEnd"/>
+      <w:r>
+        <w:rPr>
+          <w:rFonts w:ascii="Times New Roman" w:hAnsi="Times New Roman" w:cs="Times New Roman"/>
+          <w:b/>
+          <w:sz w:val="26"/>
+          <w:szCs w:val="26"/>
+        </w:rPr>
+        <w:t xml:space="preserve"> </w:t>
+      </w:r>
+      <w:proofErr w:type="spellStart"/>
+      <w:r>
+        <w:rPr>
+          <w:rFonts w:ascii="Times New Roman" w:hAnsi="Times New Roman" w:cs="Times New Roman"/>
+          <w:b/>
+          <w:sz w:val="26"/>
+          <w:szCs w:val="26"/>
+        </w:rPr>
+        <w:t>bảo</w:t>
+      </w:r>
+      <w:proofErr w:type="spellEnd"/>
+      <w:r>
+        <w:rPr>
+          <w:rFonts w:ascii="Times New Roman" w:hAnsi="Times New Roman" w:cs="Times New Roman"/>
+          <w:b/>
+          <w:sz w:val="26"/>
+          <w:szCs w:val="26"/>
+        </w:rPr>
+        <w:t xml:space="preserve"> </w:t>
+      </w:r>
+      <w:proofErr w:type="spellStart"/>
+      <w:r>
+        <w:rPr>
+          <w:rFonts w:ascii="Times New Roman" w:hAnsi="Times New Roman" w:cs="Times New Roman"/>
+          <w:b/>
+          <w:sz w:val="26"/>
+          <w:szCs w:val="26"/>
+        </w:rPr>
+        <w:t>vận</w:t>
+      </w:r>
+      <w:proofErr w:type="spellEnd"/>
+      <w:r>
+        <w:rPr>
+          <w:rFonts w:ascii="Times New Roman" w:hAnsi="Times New Roman" w:cs="Times New Roman"/>
+          <w:b/>
+          <w:sz w:val="26"/>
+          <w:szCs w:val="26"/>
+        </w:rPr>
+        <w:t xml:space="preserve"> </w:t>
+      </w:r>
+      <w:proofErr w:type="spellStart"/>
+      <w:r>
+        <w:rPr>
+          <w:rFonts w:ascii="Times New Roman" w:hAnsi="Times New Roman" w:cs="Times New Roman"/>
+          <w:b/>
+          <w:sz w:val="26"/>
+          <w:szCs w:val="26"/>
+        </w:rPr>
+        <w:t>hành</w:t>
+      </w:r>
+      <w:proofErr w:type="spellEnd"/>
+      <w:r>
+        <w:rPr>
+          <w:rFonts w:ascii="Times New Roman" w:hAnsi="Times New Roman" w:cs="Times New Roman"/>
+          <w:b/>
+          <w:sz w:val="26"/>
+          <w:szCs w:val="26"/>
+        </w:rPr>
+        <w:t xml:space="preserve"> </w:t>
+      </w:r>
+      <w:proofErr w:type="spellStart"/>
+      <w:r>
+        <w:rPr>
+          <w:rFonts w:ascii="Times New Roman" w:hAnsi="Times New Roman" w:cs="Times New Roman"/>
+          <w:b/>
+          <w:sz w:val="26"/>
+          <w:szCs w:val="26"/>
+        </w:rPr>
+        <w:t>hệ</w:t>
+      </w:r>
+      <w:proofErr w:type="spellEnd"/>
+      <w:r>
+        <w:rPr>
+          <w:rFonts w:ascii="Times New Roman" w:hAnsi="Times New Roman" w:cs="Times New Roman"/>
+          <w:b/>
+          <w:sz w:val="26"/>
+          <w:szCs w:val="26"/>
+        </w:rPr>
+        <w:t xml:space="preserve"> </w:t>
+      </w:r>
+      <w:proofErr w:type="spellStart"/>
+      <w:r>
+        <w:rPr>
+          <w:rFonts w:ascii="Times New Roman" w:hAnsi="Times New Roman" w:cs="Times New Roman"/>
+          <w:b/>
+          <w:sz w:val="26"/>
+          <w:szCs w:val="26"/>
+        </w:rPr>
+        <w:t>thống</w:t>
+      </w:r>
+      <w:proofErr w:type="spellEnd"/>
+      <w:r>
+        <w:rPr>
+          <w:rFonts w:ascii="Times New Roman" w:hAnsi="Times New Roman" w:cs="Times New Roman"/>
+          <w:b/>
+          <w:sz w:val="26"/>
+          <w:szCs w:val="26"/>
+        </w:rPr>
+        <w:t xml:space="preserve"> </w:t>
+      </w:r>
+      <w:proofErr w:type="spellStart"/>
+      <w:r>
+        <w:rPr>
+          <w:rFonts w:ascii="Times New Roman" w:hAnsi="Times New Roman" w:cs="Times New Roman"/>
+          <w:b/>
+          <w:sz w:val="26"/>
+          <w:szCs w:val="26"/>
+        </w:rPr>
+        <w:t>thoát</w:t>
+      </w:r>
+      <w:proofErr w:type="spellEnd"/>
+      <w:r>
+        <w:rPr>
+          <w:rFonts w:ascii="Times New Roman" w:hAnsi="Times New Roman" w:cs="Times New Roman"/>
+          <w:b/>
+          <w:sz w:val="26"/>
+          <w:szCs w:val="26"/>
+        </w:rPr>
+        <w:t xml:space="preserve"> </w:t>
+      </w:r>
+      <w:proofErr w:type="spellStart"/>
+      <w:r>
+        <w:rPr>
+          <w:rFonts w:ascii="Times New Roman" w:hAnsi="Times New Roman" w:cs="Times New Roman"/>
+          <w:b/>
+          <w:sz w:val="26"/>
+          <w:szCs w:val="26"/>
+        </w:rPr>
+        <w:t>nước</w:t>
+      </w:r>
+      <w:proofErr w:type="spellEnd"/>
+      <w:r>
+        <w:rPr>
+          <w:rFonts w:ascii="Times New Roman" w:hAnsi="Times New Roman" w:cs="Times New Roman"/>
+          <w:b/>
+          <w:sz w:val="26"/>
+          <w:szCs w:val="26"/>
+        </w:rPr>
+        <w:t>:</w:t>
       </w:r>
     </w:p>
     <w:p>
@@ -1998,27 +5194,1308 @@
           <w:sz w:val="26"/>
           <w:szCs w:val="26"/>
         </w:rPr>
-        <w:t xml:space="preserve">- Ngoài hiện trường: </w:t>
-      </w:r>
-      <w:r>
-        <w:rPr>
-          <w:rFonts w:ascii="Times New Roman" w:hAnsi="Times New Roman" w:cs="Times New Roman"/>
-          <w:color w:val="000000" w:themeColor="text1"/>
-          <w:spacing w:val="3"/>
-          <w:sz w:val="26"/>
-          <w:szCs w:val="26"/>
-          <w:shd w:val="clear" w:color="auto" w:fill="FFFFFF"/>
-        </w:rPr>
-        <w:t>Ngay khi có mưa</w:t>
-      </w:r>
-      <w:r>
-        <w:rPr>
-          <w:rFonts w:ascii="Times New Roman" w:hAnsi="Times New Roman" w:cs="Times New Roman"/>
-          <w:color w:val="000000" w:themeColor="text1"/>
-          <w:sz w:val="26"/>
-          <w:szCs w:val="26"/>
-        </w:rPr>
-        <w:t xml:space="preserve">, Công ty đã triển khai công tác ứng trực, giải quyết thoát nước, tua vớt rác tại ga thu trên toàn địa bàn quản lý, mở cửa phai của các hồ điều hòa và vận hành hợp lý các trạm bơm đầu mối Yên Sở, Đồng Bông 1, Đồng Bông 2, Cổ Nhuế… để hạ mức nước trên hệ thống theo đúng quy định. </w:t>
+        <w:t xml:space="preserve">- </w:t>
+      </w:r>
+      <w:proofErr w:type="spellStart"/>
+      <w:r>
+        <w:rPr>
+          <w:rFonts w:ascii="Times New Roman" w:hAnsi="Times New Roman" w:cs="Times New Roman"/>
+          <w:color w:val="000000" w:themeColor="text1"/>
+          <w:sz w:val="26"/>
+          <w:szCs w:val="26"/>
+        </w:rPr>
+        <w:t>Ngoài</w:t>
+      </w:r>
+      <w:proofErr w:type="spellEnd"/>
+      <w:r>
+        <w:rPr>
+          <w:rFonts w:ascii="Times New Roman" w:hAnsi="Times New Roman" w:cs="Times New Roman"/>
+          <w:color w:val="000000" w:themeColor="text1"/>
+          <w:sz w:val="26"/>
+          <w:szCs w:val="26"/>
+        </w:rPr>
+        <w:t xml:space="preserve"> </w:t>
+      </w:r>
+      <w:proofErr w:type="spellStart"/>
+      <w:r>
+        <w:rPr>
+          <w:rFonts w:ascii="Times New Roman" w:hAnsi="Times New Roman" w:cs="Times New Roman"/>
+          <w:color w:val="000000" w:themeColor="text1"/>
+          <w:sz w:val="26"/>
+          <w:szCs w:val="26"/>
+        </w:rPr>
+        <w:t>hiện</w:t>
+      </w:r>
+      <w:proofErr w:type="spellEnd"/>
+      <w:r>
+        <w:rPr>
+          <w:rFonts w:ascii="Times New Roman" w:hAnsi="Times New Roman" w:cs="Times New Roman"/>
+          <w:color w:val="000000" w:themeColor="text1"/>
+          <w:sz w:val="26"/>
+          <w:szCs w:val="26"/>
+        </w:rPr>
+        <w:t xml:space="preserve"> </w:t>
+      </w:r>
+      <w:proofErr w:type="spellStart"/>
+      <w:r>
+        <w:rPr>
+          <w:rFonts w:ascii="Times New Roman" w:hAnsi="Times New Roman" w:cs="Times New Roman"/>
+          <w:color w:val="000000" w:themeColor="text1"/>
+          <w:sz w:val="26"/>
+          <w:szCs w:val="26"/>
+        </w:rPr>
+        <w:t>trường</w:t>
+      </w:r>
+      <w:proofErr w:type="spellEnd"/>
+      <w:r>
+        <w:rPr>
+          <w:rFonts w:ascii="Times New Roman" w:hAnsi="Times New Roman" w:cs="Times New Roman"/>
+          <w:color w:val="000000" w:themeColor="text1"/>
+          <w:sz w:val="26"/>
+          <w:szCs w:val="26"/>
+        </w:rPr>
+        <w:t xml:space="preserve">: </w:t>
+      </w:r>
+      <w:r>
+        <w:rPr>
+          <w:rFonts w:ascii="Times New Roman" w:hAnsi="Times New Roman" w:cs="Times New Roman"/>
+          <w:color w:val="000000" w:themeColor="text1"/>
+          <w:spacing w:val="3"/>
+          <w:sz w:val="26"/>
+          <w:szCs w:val="26"/>
+          <w:shd w:val="clear" w:color="auto" w:fill="FFFFFF"/>
+        </w:rPr>
+        <w:t xml:space="preserve">Ngay </w:t>
+      </w:r>
+      <w:proofErr w:type="spellStart"/>
+      <w:r>
+        <w:rPr>
+          <w:rFonts w:ascii="Times New Roman" w:hAnsi="Times New Roman" w:cs="Times New Roman"/>
+          <w:color w:val="000000" w:themeColor="text1"/>
+          <w:spacing w:val="3"/>
+          <w:sz w:val="26"/>
+          <w:szCs w:val="26"/>
+          <w:shd w:val="clear" w:color="auto" w:fill="FFFFFF"/>
+        </w:rPr>
+        <w:t>khi</w:t>
+      </w:r>
+      <w:proofErr w:type="spellEnd"/>
+      <w:r>
+        <w:rPr>
+          <w:rFonts w:ascii="Times New Roman" w:hAnsi="Times New Roman" w:cs="Times New Roman"/>
+          <w:color w:val="000000" w:themeColor="text1"/>
+          <w:spacing w:val="3"/>
+          <w:sz w:val="26"/>
+          <w:szCs w:val="26"/>
+          <w:shd w:val="clear" w:color="auto" w:fill="FFFFFF"/>
+        </w:rPr>
+        <w:t xml:space="preserve"> </w:t>
+      </w:r>
+      <w:proofErr w:type="spellStart"/>
+      <w:r>
+        <w:rPr>
+          <w:rFonts w:ascii="Times New Roman" w:hAnsi="Times New Roman" w:cs="Times New Roman"/>
+          <w:color w:val="000000" w:themeColor="text1"/>
+          <w:spacing w:val="3"/>
+          <w:sz w:val="26"/>
+          <w:szCs w:val="26"/>
+          <w:shd w:val="clear" w:color="auto" w:fill="FFFFFF"/>
+        </w:rPr>
+        <w:t>có</w:t>
+      </w:r>
+      <w:proofErr w:type="spellEnd"/>
+      <w:r>
+        <w:rPr>
+          <w:rFonts w:ascii="Times New Roman" w:hAnsi="Times New Roman" w:cs="Times New Roman"/>
+          <w:color w:val="000000" w:themeColor="text1"/>
+          <w:spacing w:val="3"/>
+          <w:sz w:val="26"/>
+          <w:szCs w:val="26"/>
+          <w:shd w:val="clear" w:color="auto" w:fill="FFFFFF"/>
+        </w:rPr>
+        <w:t xml:space="preserve"> </w:t>
+      </w:r>
+      <w:proofErr w:type="spellStart"/>
+      <w:r>
+        <w:rPr>
+          <w:rFonts w:ascii="Times New Roman" w:hAnsi="Times New Roman" w:cs="Times New Roman"/>
+          <w:color w:val="000000" w:themeColor="text1"/>
+          <w:spacing w:val="3"/>
+          <w:sz w:val="26"/>
+          <w:szCs w:val="26"/>
+          <w:shd w:val="clear" w:color="auto" w:fill="FFFFFF"/>
+        </w:rPr>
+        <w:t>mưa</w:t>
+      </w:r>
+      <w:proofErr w:type="spellEnd"/>
+      <w:r>
+        <w:rPr>
+          <w:rFonts w:ascii="Times New Roman" w:hAnsi="Times New Roman" w:cs="Times New Roman"/>
+          <w:color w:val="000000" w:themeColor="text1"/>
+          <w:sz w:val="26"/>
+          <w:szCs w:val="26"/>
+        </w:rPr>
+        <w:t xml:space="preserve">, Công ty </w:t>
+      </w:r>
+      <w:proofErr w:type="spellStart"/>
+      <w:r>
+        <w:rPr>
+          <w:rFonts w:ascii="Times New Roman" w:hAnsi="Times New Roman" w:cs="Times New Roman"/>
+          <w:color w:val="000000" w:themeColor="text1"/>
+          <w:sz w:val="26"/>
+          <w:szCs w:val="26"/>
+        </w:rPr>
+        <w:t>đã</w:t>
+      </w:r>
+      <w:proofErr w:type="spellEnd"/>
+      <w:r>
+        <w:rPr>
+          <w:rFonts w:ascii="Times New Roman" w:hAnsi="Times New Roman" w:cs="Times New Roman"/>
+          <w:color w:val="000000" w:themeColor="text1"/>
+          <w:sz w:val="26"/>
+          <w:szCs w:val="26"/>
+        </w:rPr>
+        <w:t xml:space="preserve"> </w:t>
+      </w:r>
+      <w:proofErr w:type="spellStart"/>
+      <w:r>
+        <w:rPr>
+          <w:rFonts w:ascii="Times New Roman" w:hAnsi="Times New Roman" w:cs="Times New Roman"/>
+          <w:color w:val="000000" w:themeColor="text1"/>
+          <w:sz w:val="26"/>
+          <w:szCs w:val="26"/>
+        </w:rPr>
+        <w:t>triển</w:t>
+      </w:r>
+      <w:proofErr w:type="spellEnd"/>
+      <w:r>
+        <w:rPr>
+          <w:rFonts w:ascii="Times New Roman" w:hAnsi="Times New Roman" w:cs="Times New Roman"/>
+          <w:color w:val="000000" w:themeColor="text1"/>
+          <w:sz w:val="26"/>
+          <w:szCs w:val="26"/>
+        </w:rPr>
+        <w:t xml:space="preserve"> </w:t>
+      </w:r>
+      <w:proofErr w:type="spellStart"/>
+      <w:r>
+        <w:rPr>
+          <w:rFonts w:ascii="Times New Roman" w:hAnsi="Times New Roman" w:cs="Times New Roman"/>
+          <w:color w:val="000000" w:themeColor="text1"/>
+          <w:sz w:val="26"/>
+          <w:szCs w:val="26"/>
+        </w:rPr>
+        <w:t>khai</w:t>
+      </w:r>
+      <w:proofErr w:type="spellEnd"/>
+      <w:r>
+        <w:rPr>
+          <w:rFonts w:ascii="Times New Roman" w:hAnsi="Times New Roman" w:cs="Times New Roman"/>
+          <w:color w:val="000000" w:themeColor="text1"/>
+          <w:sz w:val="26"/>
+          <w:szCs w:val="26"/>
+        </w:rPr>
+        <w:t xml:space="preserve"> </w:t>
+      </w:r>
+      <w:proofErr w:type="spellStart"/>
+      <w:r>
+        <w:rPr>
+          <w:rFonts w:ascii="Times New Roman" w:hAnsi="Times New Roman" w:cs="Times New Roman"/>
+          <w:color w:val="000000" w:themeColor="text1"/>
+          <w:sz w:val="26"/>
+          <w:szCs w:val="26"/>
+        </w:rPr>
+        <w:t>công</w:t>
+      </w:r>
+      <w:proofErr w:type="spellEnd"/>
+      <w:r>
+        <w:rPr>
+          <w:rFonts w:ascii="Times New Roman" w:hAnsi="Times New Roman" w:cs="Times New Roman"/>
+          <w:color w:val="000000" w:themeColor="text1"/>
+          <w:sz w:val="26"/>
+          <w:szCs w:val="26"/>
+        </w:rPr>
+        <w:t xml:space="preserve"> </w:t>
+      </w:r>
+      <w:proofErr w:type="spellStart"/>
+      <w:r>
+        <w:rPr>
+          <w:rFonts w:ascii="Times New Roman" w:hAnsi="Times New Roman" w:cs="Times New Roman"/>
+          <w:color w:val="000000" w:themeColor="text1"/>
+          <w:sz w:val="26"/>
+          <w:szCs w:val="26"/>
+        </w:rPr>
+        <w:t>tác</w:t>
+      </w:r>
+      <w:proofErr w:type="spellEnd"/>
+      <w:r>
+        <w:rPr>
+          <w:rFonts w:ascii="Times New Roman" w:hAnsi="Times New Roman" w:cs="Times New Roman"/>
+          <w:color w:val="000000" w:themeColor="text1"/>
+          <w:sz w:val="26"/>
+          <w:szCs w:val="26"/>
+        </w:rPr>
+        <w:t xml:space="preserve"> </w:t>
+      </w:r>
+      <w:proofErr w:type="spellStart"/>
+      <w:r>
+        <w:rPr>
+          <w:rFonts w:ascii="Times New Roman" w:hAnsi="Times New Roman" w:cs="Times New Roman"/>
+          <w:color w:val="000000" w:themeColor="text1"/>
+          <w:sz w:val="26"/>
+          <w:szCs w:val="26"/>
+        </w:rPr>
+        <w:t>ứng</w:t>
+      </w:r>
+      <w:proofErr w:type="spellEnd"/>
+      <w:r>
+        <w:rPr>
+          <w:rFonts w:ascii="Times New Roman" w:hAnsi="Times New Roman" w:cs="Times New Roman"/>
+          <w:color w:val="000000" w:themeColor="text1"/>
+          <w:sz w:val="26"/>
+          <w:szCs w:val="26"/>
+        </w:rPr>
+        <w:t xml:space="preserve"> </w:t>
+      </w:r>
+      <w:proofErr w:type="spellStart"/>
+      <w:r>
+        <w:rPr>
+          <w:rFonts w:ascii="Times New Roman" w:hAnsi="Times New Roman" w:cs="Times New Roman"/>
+          <w:color w:val="000000" w:themeColor="text1"/>
+          <w:sz w:val="26"/>
+          <w:szCs w:val="26"/>
+        </w:rPr>
+        <w:t>trực</w:t>
+      </w:r>
+      <w:proofErr w:type="spellEnd"/>
+      <w:r>
+        <w:rPr>
+          <w:rFonts w:ascii="Times New Roman" w:hAnsi="Times New Roman" w:cs="Times New Roman"/>
+          <w:color w:val="000000" w:themeColor="text1"/>
+          <w:sz w:val="26"/>
+          <w:szCs w:val="26"/>
+        </w:rPr>
+        <w:t xml:space="preserve">, </w:t>
+      </w:r>
+      <w:proofErr w:type="spellStart"/>
+      <w:r>
+        <w:rPr>
+          <w:rFonts w:ascii="Times New Roman" w:hAnsi="Times New Roman" w:cs="Times New Roman"/>
+          <w:color w:val="000000" w:themeColor="text1"/>
+          <w:sz w:val="26"/>
+          <w:szCs w:val="26"/>
+        </w:rPr>
+        <w:t>giải</w:t>
+      </w:r>
+      <w:proofErr w:type="spellEnd"/>
+      <w:r>
+        <w:rPr>
+          <w:rFonts w:ascii="Times New Roman" w:hAnsi="Times New Roman" w:cs="Times New Roman"/>
+          <w:color w:val="000000" w:themeColor="text1"/>
+          <w:sz w:val="26"/>
+          <w:szCs w:val="26"/>
+        </w:rPr>
+        <w:t xml:space="preserve"> </w:t>
+      </w:r>
+      <w:proofErr w:type="spellStart"/>
+      <w:r>
+        <w:rPr>
+          <w:rFonts w:ascii="Times New Roman" w:hAnsi="Times New Roman" w:cs="Times New Roman"/>
+          <w:color w:val="000000" w:themeColor="text1"/>
+          <w:sz w:val="26"/>
+          <w:szCs w:val="26"/>
+        </w:rPr>
+        <w:t>quyết</w:t>
+      </w:r>
+      <w:proofErr w:type="spellEnd"/>
+      <w:r>
+        <w:rPr>
+          <w:rFonts w:ascii="Times New Roman" w:hAnsi="Times New Roman" w:cs="Times New Roman"/>
+          <w:color w:val="000000" w:themeColor="text1"/>
+          <w:sz w:val="26"/>
+          <w:szCs w:val="26"/>
+        </w:rPr>
+        <w:t xml:space="preserve"> </w:t>
+      </w:r>
+      <w:proofErr w:type="spellStart"/>
+      <w:r>
+        <w:rPr>
+          <w:rFonts w:ascii="Times New Roman" w:hAnsi="Times New Roman" w:cs="Times New Roman"/>
+          <w:color w:val="000000" w:themeColor="text1"/>
+          <w:sz w:val="26"/>
+          <w:szCs w:val="26"/>
+        </w:rPr>
+        <w:t>thoát</w:t>
+      </w:r>
+      <w:proofErr w:type="spellEnd"/>
+      <w:r>
+        <w:rPr>
+          <w:rFonts w:ascii="Times New Roman" w:hAnsi="Times New Roman" w:cs="Times New Roman"/>
+          <w:color w:val="000000" w:themeColor="text1"/>
+          <w:sz w:val="26"/>
+          <w:szCs w:val="26"/>
+        </w:rPr>
+        <w:t xml:space="preserve"> </w:t>
+      </w:r>
+      <w:proofErr w:type="spellStart"/>
+      <w:r>
+        <w:rPr>
+          <w:rFonts w:ascii="Times New Roman" w:hAnsi="Times New Roman" w:cs="Times New Roman"/>
+          <w:color w:val="000000" w:themeColor="text1"/>
+          <w:sz w:val="26"/>
+          <w:szCs w:val="26"/>
+        </w:rPr>
+        <w:t>nước</w:t>
+      </w:r>
+      <w:proofErr w:type="spellEnd"/>
+      <w:r>
+        <w:rPr>
+          <w:rFonts w:ascii="Times New Roman" w:hAnsi="Times New Roman" w:cs="Times New Roman"/>
+          <w:color w:val="000000" w:themeColor="text1"/>
+          <w:sz w:val="26"/>
+          <w:szCs w:val="26"/>
+        </w:rPr>
+        <w:t xml:space="preserve">, </w:t>
+      </w:r>
+      <w:proofErr w:type="spellStart"/>
+      <w:r>
+        <w:rPr>
+          <w:rFonts w:ascii="Times New Roman" w:hAnsi="Times New Roman" w:cs="Times New Roman"/>
+          <w:color w:val="000000" w:themeColor="text1"/>
+          <w:sz w:val="26"/>
+          <w:szCs w:val="26"/>
+        </w:rPr>
+        <w:t>tua</w:t>
+      </w:r>
+      <w:proofErr w:type="spellEnd"/>
+      <w:r>
+        <w:rPr>
+          <w:rFonts w:ascii="Times New Roman" w:hAnsi="Times New Roman" w:cs="Times New Roman"/>
+          <w:color w:val="000000" w:themeColor="text1"/>
+          <w:sz w:val="26"/>
+          <w:szCs w:val="26"/>
+        </w:rPr>
+        <w:t xml:space="preserve"> </w:t>
+      </w:r>
+      <w:proofErr w:type="spellStart"/>
+      <w:r>
+        <w:rPr>
+          <w:rFonts w:ascii="Times New Roman" w:hAnsi="Times New Roman" w:cs="Times New Roman"/>
+          <w:color w:val="000000" w:themeColor="text1"/>
+          <w:sz w:val="26"/>
+          <w:szCs w:val="26"/>
+        </w:rPr>
+        <w:t>vớt</w:t>
+      </w:r>
+      <w:proofErr w:type="spellEnd"/>
+      <w:r>
+        <w:rPr>
+          <w:rFonts w:ascii="Times New Roman" w:hAnsi="Times New Roman" w:cs="Times New Roman"/>
+          <w:color w:val="000000" w:themeColor="text1"/>
+          <w:sz w:val="26"/>
+          <w:szCs w:val="26"/>
+        </w:rPr>
+        <w:t xml:space="preserve"> </w:t>
+      </w:r>
+      <w:proofErr w:type="spellStart"/>
+      <w:r>
+        <w:rPr>
+          <w:rFonts w:ascii="Times New Roman" w:hAnsi="Times New Roman" w:cs="Times New Roman"/>
+          <w:color w:val="000000" w:themeColor="text1"/>
+          <w:sz w:val="26"/>
+          <w:szCs w:val="26"/>
+        </w:rPr>
+        <w:t>rác</w:t>
+      </w:r>
+      <w:proofErr w:type="spellEnd"/>
+      <w:r>
+        <w:rPr>
+          <w:rFonts w:ascii="Times New Roman" w:hAnsi="Times New Roman" w:cs="Times New Roman"/>
+          <w:color w:val="000000" w:themeColor="text1"/>
+          <w:sz w:val="26"/>
+          <w:szCs w:val="26"/>
+        </w:rPr>
+        <w:t xml:space="preserve"> </w:t>
+      </w:r>
+      <w:proofErr w:type="spellStart"/>
+      <w:r>
+        <w:rPr>
+          <w:rFonts w:ascii="Times New Roman" w:hAnsi="Times New Roman" w:cs="Times New Roman"/>
+          <w:color w:val="000000" w:themeColor="text1"/>
+          <w:sz w:val="26"/>
+          <w:szCs w:val="26"/>
+        </w:rPr>
+        <w:t>tại</w:t>
+      </w:r>
+      <w:proofErr w:type="spellEnd"/>
+      <w:r>
+        <w:rPr>
+          <w:rFonts w:ascii="Times New Roman" w:hAnsi="Times New Roman" w:cs="Times New Roman"/>
+          <w:color w:val="000000" w:themeColor="text1"/>
+          <w:sz w:val="26"/>
+          <w:szCs w:val="26"/>
+        </w:rPr>
+        <w:t xml:space="preserve"> ga </w:t>
+      </w:r>
+      <w:proofErr w:type="spellStart"/>
+      <w:r>
+        <w:rPr>
+          <w:rFonts w:ascii="Times New Roman" w:hAnsi="Times New Roman" w:cs="Times New Roman"/>
+          <w:color w:val="000000" w:themeColor="text1"/>
+          <w:sz w:val="26"/>
+          <w:szCs w:val="26"/>
+        </w:rPr>
+        <w:t>thu</w:t>
+      </w:r>
+      <w:proofErr w:type="spellEnd"/>
+      <w:r>
+        <w:rPr>
+          <w:rFonts w:ascii="Times New Roman" w:hAnsi="Times New Roman" w:cs="Times New Roman"/>
+          <w:color w:val="000000" w:themeColor="text1"/>
+          <w:sz w:val="26"/>
+          <w:szCs w:val="26"/>
+        </w:rPr>
+        <w:t xml:space="preserve"> </w:t>
+      </w:r>
+      <w:proofErr w:type="spellStart"/>
+      <w:r>
+        <w:rPr>
+          <w:rFonts w:ascii="Times New Roman" w:hAnsi="Times New Roman" w:cs="Times New Roman"/>
+          <w:color w:val="000000" w:themeColor="text1"/>
+          <w:sz w:val="26"/>
+          <w:szCs w:val="26"/>
+        </w:rPr>
+        <w:t>trên</w:t>
+      </w:r>
+      <w:proofErr w:type="spellEnd"/>
+      <w:r>
+        <w:rPr>
+          <w:rFonts w:ascii="Times New Roman" w:hAnsi="Times New Roman" w:cs="Times New Roman"/>
+          <w:color w:val="000000" w:themeColor="text1"/>
+          <w:sz w:val="26"/>
+          <w:szCs w:val="26"/>
+        </w:rPr>
+        <w:t xml:space="preserve"> </w:t>
+      </w:r>
+      <w:proofErr w:type="spellStart"/>
+      <w:r>
+        <w:rPr>
+          <w:rFonts w:ascii="Times New Roman" w:hAnsi="Times New Roman" w:cs="Times New Roman"/>
+          <w:color w:val="000000" w:themeColor="text1"/>
+          <w:sz w:val="26"/>
+          <w:szCs w:val="26"/>
+        </w:rPr>
+        <w:t>toàn</w:t>
+      </w:r>
+      <w:proofErr w:type="spellEnd"/>
+      <w:r>
+        <w:rPr>
+          <w:rFonts w:ascii="Times New Roman" w:hAnsi="Times New Roman" w:cs="Times New Roman"/>
+          <w:color w:val="000000" w:themeColor="text1"/>
+          <w:sz w:val="26"/>
+          <w:szCs w:val="26"/>
+        </w:rPr>
+        <w:t xml:space="preserve"> </w:t>
+      </w:r>
+      <w:proofErr w:type="spellStart"/>
+      <w:r>
+        <w:rPr>
+          <w:rFonts w:ascii="Times New Roman" w:hAnsi="Times New Roman" w:cs="Times New Roman"/>
+          <w:color w:val="000000" w:themeColor="text1"/>
+          <w:sz w:val="26"/>
+          <w:szCs w:val="26"/>
+        </w:rPr>
+        <w:t>địa</w:t>
+      </w:r>
+      <w:proofErr w:type="spellEnd"/>
+      <w:r>
+        <w:rPr>
+          <w:rFonts w:ascii="Times New Roman" w:hAnsi="Times New Roman" w:cs="Times New Roman"/>
+          <w:color w:val="000000" w:themeColor="text1"/>
+          <w:sz w:val="26"/>
+          <w:szCs w:val="26"/>
+        </w:rPr>
+        <w:t xml:space="preserve"> </w:t>
+      </w:r>
+      <w:proofErr w:type="spellStart"/>
+      <w:r>
+        <w:rPr>
+          <w:rFonts w:ascii="Times New Roman" w:hAnsi="Times New Roman" w:cs="Times New Roman"/>
+          <w:color w:val="000000" w:themeColor="text1"/>
+          <w:sz w:val="26"/>
+          <w:szCs w:val="26"/>
+        </w:rPr>
+        <w:t>bàn</w:t>
+      </w:r>
+      <w:proofErr w:type="spellEnd"/>
+      <w:r>
+        <w:rPr>
+          <w:rFonts w:ascii="Times New Roman" w:hAnsi="Times New Roman" w:cs="Times New Roman"/>
+          <w:color w:val="000000" w:themeColor="text1"/>
+          <w:sz w:val="26"/>
+          <w:szCs w:val="26"/>
+        </w:rPr>
+        <w:t xml:space="preserve"> </w:t>
+      </w:r>
+      <w:proofErr w:type="spellStart"/>
+      <w:r>
+        <w:rPr>
+          <w:rFonts w:ascii="Times New Roman" w:hAnsi="Times New Roman" w:cs="Times New Roman"/>
+          <w:color w:val="000000" w:themeColor="text1"/>
+          <w:sz w:val="26"/>
+          <w:szCs w:val="26"/>
+        </w:rPr>
+        <w:t>quản</w:t>
+      </w:r>
+      <w:proofErr w:type="spellEnd"/>
+      <w:r>
+        <w:rPr>
+          <w:rFonts w:ascii="Times New Roman" w:hAnsi="Times New Roman" w:cs="Times New Roman"/>
+          <w:color w:val="000000" w:themeColor="text1"/>
+          <w:sz w:val="26"/>
+          <w:szCs w:val="26"/>
+        </w:rPr>
+        <w:t xml:space="preserve"> </w:t>
+      </w:r>
+      <w:proofErr w:type="spellStart"/>
+      <w:r>
+        <w:rPr>
+          <w:rFonts w:ascii="Times New Roman" w:hAnsi="Times New Roman" w:cs="Times New Roman"/>
+          <w:color w:val="000000" w:themeColor="text1"/>
+          <w:sz w:val="26"/>
+          <w:szCs w:val="26"/>
+        </w:rPr>
+        <w:t>lý</w:t>
+      </w:r>
+      <w:proofErr w:type="spellEnd"/>
+      <w:r>
+        <w:rPr>
+          <w:rFonts w:ascii="Times New Roman" w:hAnsi="Times New Roman" w:cs="Times New Roman"/>
+          <w:color w:val="000000" w:themeColor="text1"/>
+          <w:sz w:val="26"/>
+          <w:szCs w:val="26"/>
+        </w:rPr>
+        <w:t xml:space="preserve">, </w:t>
+      </w:r>
+      <w:proofErr w:type="spellStart"/>
+      <w:r>
+        <w:rPr>
+          <w:rFonts w:ascii="Times New Roman" w:hAnsi="Times New Roman" w:cs="Times New Roman"/>
+          <w:color w:val="000000" w:themeColor="text1"/>
+          <w:sz w:val="26"/>
+          <w:szCs w:val="26"/>
+        </w:rPr>
+        <w:t>mở</w:t>
+      </w:r>
+      <w:proofErr w:type="spellEnd"/>
+      <w:r>
+        <w:rPr>
+          <w:rFonts w:ascii="Times New Roman" w:hAnsi="Times New Roman" w:cs="Times New Roman"/>
+          <w:color w:val="000000" w:themeColor="text1"/>
+          <w:sz w:val="26"/>
+          <w:szCs w:val="26"/>
+        </w:rPr>
+        <w:t xml:space="preserve"> </w:t>
+      </w:r>
+      <w:proofErr w:type="spellStart"/>
+      <w:r>
+        <w:rPr>
+          <w:rFonts w:ascii="Times New Roman" w:hAnsi="Times New Roman" w:cs="Times New Roman"/>
+          <w:color w:val="000000" w:themeColor="text1"/>
+          <w:sz w:val="26"/>
+          <w:szCs w:val="26"/>
+        </w:rPr>
+        <w:t>cửa</w:t>
+      </w:r>
+      <w:proofErr w:type="spellEnd"/>
+      <w:r>
+        <w:rPr>
+          <w:rFonts w:ascii="Times New Roman" w:hAnsi="Times New Roman" w:cs="Times New Roman"/>
+          <w:color w:val="000000" w:themeColor="text1"/>
+          <w:sz w:val="26"/>
+          <w:szCs w:val="26"/>
+        </w:rPr>
+        <w:t xml:space="preserve"> </w:t>
+      </w:r>
+      <w:proofErr w:type="spellStart"/>
+      <w:r>
+        <w:rPr>
+          <w:rFonts w:ascii="Times New Roman" w:hAnsi="Times New Roman" w:cs="Times New Roman"/>
+          <w:color w:val="000000" w:themeColor="text1"/>
+          <w:sz w:val="26"/>
+          <w:szCs w:val="26"/>
+        </w:rPr>
+        <w:t>phai</w:t>
+      </w:r>
+      <w:proofErr w:type="spellEnd"/>
+      <w:r>
+        <w:rPr>
+          <w:rFonts w:ascii="Times New Roman" w:hAnsi="Times New Roman" w:cs="Times New Roman"/>
+          <w:color w:val="000000" w:themeColor="text1"/>
+          <w:sz w:val="26"/>
+          <w:szCs w:val="26"/>
+        </w:rPr>
+        <w:t xml:space="preserve"> </w:t>
+      </w:r>
+      <w:proofErr w:type="spellStart"/>
+      <w:r>
+        <w:rPr>
+          <w:rFonts w:ascii="Times New Roman" w:hAnsi="Times New Roman" w:cs="Times New Roman"/>
+          <w:color w:val="000000" w:themeColor="text1"/>
+          <w:sz w:val="26"/>
+          <w:szCs w:val="26"/>
+        </w:rPr>
+        <w:t>của</w:t>
+      </w:r>
+      <w:proofErr w:type="spellEnd"/>
+      <w:r>
+        <w:rPr>
+          <w:rFonts w:ascii="Times New Roman" w:hAnsi="Times New Roman" w:cs="Times New Roman"/>
+          <w:color w:val="000000" w:themeColor="text1"/>
+          <w:sz w:val="26"/>
+          <w:szCs w:val="26"/>
+        </w:rPr>
+        <w:t xml:space="preserve"> </w:t>
+      </w:r>
+      <w:proofErr w:type="spellStart"/>
+      <w:r>
+        <w:rPr>
+          <w:rFonts w:ascii="Times New Roman" w:hAnsi="Times New Roman" w:cs="Times New Roman"/>
+          <w:color w:val="000000" w:themeColor="text1"/>
+          <w:sz w:val="26"/>
+          <w:szCs w:val="26"/>
+        </w:rPr>
+        <w:t>các</w:t>
+      </w:r>
+      <w:proofErr w:type="spellEnd"/>
+      <w:r>
+        <w:rPr>
+          <w:rFonts w:ascii="Times New Roman" w:hAnsi="Times New Roman" w:cs="Times New Roman"/>
+          <w:color w:val="000000" w:themeColor="text1"/>
+          <w:sz w:val="26"/>
+          <w:szCs w:val="26"/>
+        </w:rPr>
+        <w:t xml:space="preserve"> </w:t>
+      </w:r>
+      <w:proofErr w:type="spellStart"/>
+      <w:r>
+        <w:rPr>
+          <w:rFonts w:ascii="Times New Roman" w:hAnsi="Times New Roman" w:cs="Times New Roman"/>
+          <w:color w:val="000000" w:themeColor="text1"/>
+          <w:sz w:val="26"/>
+          <w:szCs w:val="26"/>
+        </w:rPr>
+        <w:t>hồ</w:t>
+      </w:r>
+      <w:proofErr w:type="spellEnd"/>
+      <w:r>
+        <w:rPr>
+          <w:rFonts w:ascii="Times New Roman" w:hAnsi="Times New Roman" w:cs="Times New Roman"/>
+          <w:color w:val="000000" w:themeColor="text1"/>
+          <w:sz w:val="26"/>
+          <w:szCs w:val="26"/>
+        </w:rPr>
+        <w:t xml:space="preserve"> </w:t>
+      </w:r>
+      <w:proofErr w:type="spellStart"/>
+      <w:r>
+        <w:rPr>
+          <w:rFonts w:ascii="Times New Roman" w:hAnsi="Times New Roman" w:cs="Times New Roman"/>
+          <w:color w:val="000000" w:themeColor="text1"/>
+          <w:sz w:val="26"/>
+          <w:szCs w:val="26"/>
+        </w:rPr>
+        <w:t>điều</w:t>
+      </w:r>
+      <w:proofErr w:type="spellEnd"/>
+      <w:r>
+        <w:rPr>
+          <w:rFonts w:ascii="Times New Roman" w:hAnsi="Times New Roman" w:cs="Times New Roman"/>
+          <w:color w:val="000000" w:themeColor="text1"/>
+          <w:sz w:val="26"/>
+          <w:szCs w:val="26"/>
+        </w:rPr>
+        <w:t xml:space="preserve"> </w:t>
+      </w:r>
+      <w:proofErr w:type="spellStart"/>
+      <w:r>
+        <w:rPr>
+          <w:rFonts w:ascii="Times New Roman" w:hAnsi="Times New Roman" w:cs="Times New Roman"/>
+          <w:color w:val="000000" w:themeColor="text1"/>
+          <w:sz w:val="26"/>
+          <w:szCs w:val="26"/>
+        </w:rPr>
+        <w:t>hòa</w:t>
+      </w:r>
+      <w:proofErr w:type="spellEnd"/>
+      <w:r>
+        <w:rPr>
+          <w:rFonts w:ascii="Times New Roman" w:hAnsi="Times New Roman" w:cs="Times New Roman"/>
+          <w:color w:val="000000" w:themeColor="text1"/>
+          <w:sz w:val="26"/>
+          <w:szCs w:val="26"/>
+        </w:rPr>
+        <w:t xml:space="preserve"> </w:t>
+      </w:r>
+      <w:proofErr w:type="spellStart"/>
+      <w:r>
+        <w:rPr>
+          <w:rFonts w:ascii="Times New Roman" w:hAnsi="Times New Roman" w:cs="Times New Roman"/>
+          <w:color w:val="000000" w:themeColor="text1"/>
+          <w:sz w:val="26"/>
+          <w:szCs w:val="26"/>
+        </w:rPr>
+        <w:t>và</w:t>
+      </w:r>
+      <w:proofErr w:type="spellEnd"/>
+      <w:r>
+        <w:rPr>
+          <w:rFonts w:ascii="Times New Roman" w:hAnsi="Times New Roman" w:cs="Times New Roman"/>
+          <w:color w:val="000000" w:themeColor="text1"/>
+          <w:sz w:val="26"/>
+          <w:szCs w:val="26"/>
+        </w:rPr>
+        <w:t xml:space="preserve"> </w:t>
+      </w:r>
+      <w:proofErr w:type="spellStart"/>
+      <w:r>
+        <w:rPr>
+          <w:rFonts w:ascii="Times New Roman" w:hAnsi="Times New Roman" w:cs="Times New Roman"/>
+          <w:color w:val="000000" w:themeColor="text1"/>
+          <w:sz w:val="26"/>
+          <w:szCs w:val="26"/>
+        </w:rPr>
+        <w:t>vận</w:t>
+      </w:r>
+      <w:proofErr w:type="spellEnd"/>
+      <w:r>
+        <w:rPr>
+          <w:rFonts w:ascii="Times New Roman" w:hAnsi="Times New Roman" w:cs="Times New Roman"/>
+          <w:color w:val="000000" w:themeColor="text1"/>
+          <w:sz w:val="26"/>
+          <w:szCs w:val="26"/>
+        </w:rPr>
+        <w:t xml:space="preserve"> </w:t>
+      </w:r>
+      <w:proofErr w:type="spellStart"/>
+      <w:r>
+        <w:rPr>
+          <w:rFonts w:ascii="Times New Roman" w:hAnsi="Times New Roman" w:cs="Times New Roman"/>
+          <w:color w:val="000000" w:themeColor="text1"/>
+          <w:sz w:val="26"/>
+          <w:szCs w:val="26"/>
+        </w:rPr>
+        <w:t>hành</w:t>
+      </w:r>
+      <w:proofErr w:type="spellEnd"/>
+      <w:r>
+        <w:rPr>
+          <w:rFonts w:ascii="Times New Roman" w:hAnsi="Times New Roman" w:cs="Times New Roman"/>
+          <w:color w:val="000000" w:themeColor="text1"/>
+          <w:sz w:val="26"/>
+          <w:szCs w:val="26"/>
+        </w:rPr>
+        <w:t xml:space="preserve"> </w:t>
+      </w:r>
+      <w:proofErr w:type="spellStart"/>
+      <w:r>
+        <w:rPr>
+          <w:rFonts w:ascii="Times New Roman" w:hAnsi="Times New Roman" w:cs="Times New Roman"/>
+          <w:color w:val="000000" w:themeColor="text1"/>
+          <w:sz w:val="26"/>
+          <w:szCs w:val="26"/>
+        </w:rPr>
+        <w:t>hợp</w:t>
+      </w:r>
+      <w:proofErr w:type="spellEnd"/>
+      <w:r>
+        <w:rPr>
+          <w:rFonts w:ascii="Times New Roman" w:hAnsi="Times New Roman" w:cs="Times New Roman"/>
+          <w:color w:val="000000" w:themeColor="text1"/>
+          <w:sz w:val="26"/>
+          <w:szCs w:val="26"/>
+        </w:rPr>
+        <w:t xml:space="preserve"> </w:t>
+      </w:r>
+      <w:proofErr w:type="spellStart"/>
+      <w:r>
+        <w:rPr>
+          <w:rFonts w:ascii="Times New Roman" w:hAnsi="Times New Roman" w:cs="Times New Roman"/>
+          <w:color w:val="000000" w:themeColor="text1"/>
+          <w:sz w:val="26"/>
+          <w:szCs w:val="26"/>
+        </w:rPr>
+        <w:t>lý</w:t>
+      </w:r>
+      <w:proofErr w:type="spellEnd"/>
+      <w:r>
+        <w:rPr>
+          <w:rFonts w:ascii="Times New Roman" w:hAnsi="Times New Roman" w:cs="Times New Roman"/>
+          <w:color w:val="000000" w:themeColor="text1"/>
+          <w:sz w:val="26"/>
+          <w:szCs w:val="26"/>
+        </w:rPr>
+        <w:t xml:space="preserve"> </w:t>
+      </w:r>
+      <w:proofErr w:type="spellStart"/>
+      <w:r>
+        <w:rPr>
+          <w:rFonts w:ascii="Times New Roman" w:hAnsi="Times New Roman" w:cs="Times New Roman"/>
+          <w:color w:val="000000" w:themeColor="text1"/>
+          <w:sz w:val="26"/>
+          <w:szCs w:val="26"/>
+        </w:rPr>
+        <w:t>các</w:t>
+      </w:r>
+      <w:proofErr w:type="spellEnd"/>
+      <w:r>
+        <w:rPr>
+          <w:rFonts w:ascii="Times New Roman" w:hAnsi="Times New Roman" w:cs="Times New Roman"/>
+          <w:color w:val="000000" w:themeColor="text1"/>
+          <w:sz w:val="26"/>
+          <w:szCs w:val="26"/>
+        </w:rPr>
+        <w:t xml:space="preserve"> </w:t>
+      </w:r>
+      <w:proofErr w:type="spellStart"/>
+      <w:r>
+        <w:rPr>
+          <w:rFonts w:ascii="Times New Roman" w:hAnsi="Times New Roman" w:cs="Times New Roman"/>
+          <w:color w:val="000000" w:themeColor="text1"/>
+          <w:sz w:val="26"/>
+          <w:szCs w:val="26"/>
+        </w:rPr>
+        <w:t>trạm</w:t>
+      </w:r>
+      <w:proofErr w:type="spellEnd"/>
+      <w:r>
+        <w:rPr>
+          <w:rFonts w:ascii="Times New Roman" w:hAnsi="Times New Roman" w:cs="Times New Roman"/>
+          <w:color w:val="000000" w:themeColor="text1"/>
+          <w:sz w:val="26"/>
+          <w:szCs w:val="26"/>
+        </w:rPr>
+        <w:t xml:space="preserve"> </w:t>
+      </w:r>
+      <w:proofErr w:type="spellStart"/>
+      <w:r>
+        <w:rPr>
+          <w:rFonts w:ascii="Times New Roman" w:hAnsi="Times New Roman" w:cs="Times New Roman"/>
+          <w:color w:val="000000" w:themeColor="text1"/>
+          <w:sz w:val="26"/>
+          <w:szCs w:val="26"/>
+        </w:rPr>
+        <w:t>bơm</w:t>
+      </w:r>
+      <w:proofErr w:type="spellEnd"/>
+      <w:r>
+        <w:rPr>
+          <w:rFonts w:ascii="Times New Roman" w:hAnsi="Times New Roman" w:cs="Times New Roman"/>
+          <w:color w:val="000000" w:themeColor="text1"/>
+          <w:sz w:val="26"/>
+          <w:szCs w:val="26"/>
+        </w:rPr>
+        <w:t xml:space="preserve"> </w:t>
+      </w:r>
+      <w:proofErr w:type="spellStart"/>
+      <w:r>
+        <w:rPr>
+          <w:rFonts w:ascii="Times New Roman" w:hAnsi="Times New Roman" w:cs="Times New Roman"/>
+          <w:color w:val="000000" w:themeColor="text1"/>
+          <w:sz w:val="26"/>
+          <w:szCs w:val="26"/>
+        </w:rPr>
+        <w:t>đầu</w:t>
+      </w:r>
+      <w:proofErr w:type="spellEnd"/>
+      <w:r>
+        <w:rPr>
+          <w:rFonts w:ascii="Times New Roman" w:hAnsi="Times New Roman" w:cs="Times New Roman"/>
+          <w:color w:val="000000" w:themeColor="text1"/>
+          <w:sz w:val="26"/>
+          <w:szCs w:val="26"/>
+        </w:rPr>
+        <w:t xml:space="preserve"> </w:t>
+      </w:r>
+      <w:proofErr w:type="spellStart"/>
+      <w:r>
+        <w:rPr>
+          <w:rFonts w:ascii="Times New Roman" w:hAnsi="Times New Roman" w:cs="Times New Roman"/>
+          <w:color w:val="000000" w:themeColor="text1"/>
+          <w:sz w:val="26"/>
+          <w:szCs w:val="26"/>
+        </w:rPr>
+        <w:t>mối</w:t>
+      </w:r>
+      <w:proofErr w:type="spellEnd"/>
+      <w:r>
+        <w:rPr>
+          <w:rFonts w:ascii="Times New Roman" w:hAnsi="Times New Roman" w:cs="Times New Roman"/>
+          <w:color w:val="000000" w:themeColor="text1"/>
+          <w:sz w:val="26"/>
+          <w:szCs w:val="26"/>
+        </w:rPr>
+        <w:t xml:space="preserve"> Yên </w:t>
+      </w:r>
+      <w:proofErr w:type="spellStart"/>
+      <w:r>
+        <w:rPr>
+          <w:rFonts w:ascii="Times New Roman" w:hAnsi="Times New Roman" w:cs="Times New Roman"/>
+          <w:color w:val="000000" w:themeColor="text1"/>
+          <w:sz w:val="26"/>
+          <w:szCs w:val="26"/>
+        </w:rPr>
+        <w:t>Sở</w:t>
+      </w:r>
+      <w:proofErr w:type="spellEnd"/>
+      <w:r>
+        <w:rPr>
+          <w:rFonts w:ascii="Times New Roman" w:hAnsi="Times New Roman" w:cs="Times New Roman"/>
+          <w:color w:val="000000" w:themeColor="text1"/>
+          <w:sz w:val="26"/>
+          <w:szCs w:val="26"/>
+        </w:rPr>
+        <w:t xml:space="preserve">, </w:t>
+      </w:r>
+      <w:proofErr w:type="spellStart"/>
+      <w:r>
+        <w:rPr>
+          <w:rFonts w:ascii="Times New Roman" w:hAnsi="Times New Roman" w:cs="Times New Roman"/>
+          <w:color w:val="000000" w:themeColor="text1"/>
+          <w:sz w:val="26"/>
+          <w:szCs w:val="26"/>
+        </w:rPr>
+        <w:t>Đồng</w:t>
+      </w:r>
+      <w:proofErr w:type="spellEnd"/>
+      <w:r>
+        <w:rPr>
+          <w:rFonts w:ascii="Times New Roman" w:hAnsi="Times New Roman" w:cs="Times New Roman"/>
+          <w:color w:val="000000" w:themeColor="text1"/>
+          <w:sz w:val="26"/>
+          <w:szCs w:val="26"/>
+        </w:rPr>
+        <w:t xml:space="preserve"> </w:t>
+      </w:r>
+      <w:proofErr w:type="spellStart"/>
+      <w:r>
+        <w:rPr>
+          <w:rFonts w:ascii="Times New Roman" w:hAnsi="Times New Roman" w:cs="Times New Roman"/>
+          <w:color w:val="000000" w:themeColor="text1"/>
+          <w:sz w:val="26"/>
+          <w:szCs w:val="26"/>
+        </w:rPr>
+        <w:t>Bông</w:t>
+      </w:r>
+      <w:proofErr w:type="spellEnd"/>
+      <w:r>
+        <w:rPr>
+          <w:rFonts w:ascii="Times New Roman" w:hAnsi="Times New Roman" w:cs="Times New Roman"/>
+          <w:color w:val="000000" w:themeColor="text1"/>
+          <w:sz w:val="26"/>
+          <w:szCs w:val="26"/>
+        </w:rPr>
+        <w:t xml:space="preserve"> 1, </w:t>
+      </w:r>
+      <w:proofErr w:type="spellStart"/>
+      <w:r>
+        <w:rPr>
+          <w:rFonts w:ascii="Times New Roman" w:hAnsi="Times New Roman" w:cs="Times New Roman"/>
+          <w:color w:val="000000" w:themeColor="text1"/>
+          <w:sz w:val="26"/>
+          <w:szCs w:val="26"/>
+        </w:rPr>
+        <w:t>Đồng</w:t>
+      </w:r>
+      <w:proofErr w:type="spellEnd"/>
+      <w:r>
+        <w:rPr>
+          <w:rFonts w:ascii="Times New Roman" w:hAnsi="Times New Roman" w:cs="Times New Roman"/>
+          <w:color w:val="000000" w:themeColor="text1"/>
+          <w:sz w:val="26"/>
+          <w:szCs w:val="26"/>
+        </w:rPr>
+        <w:t xml:space="preserve"> </w:t>
+      </w:r>
+      <w:proofErr w:type="spellStart"/>
+      <w:r>
+        <w:rPr>
+          <w:rFonts w:ascii="Times New Roman" w:hAnsi="Times New Roman" w:cs="Times New Roman"/>
+          <w:color w:val="000000" w:themeColor="text1"/>
+          <w:sz w:val="26"/>
+          <w:szCs w:val="26"/>
+        </w:rPr>
+        <w:t>Bông</w:t>
+      </w:r>
+      <w:proofErr w:type="spellEnd"/>
+      <w:r>
+        <w:rPr>
+          <w:rFonts w:ascii="Times New Roman" w:hAnsi="Times New Roman" w:cs="Times New Roman"/>
+          <w:color w:val="000000" w:themeColor="text1"/>
+          <w:sz w:val="26"/>
+          <w:szCs w:val="26"/>
+        </w:rPr>
+        <w:t xml:space="preserve"> 2, </w:t>
+      </w:r>
+      <w:proofErr w:type="spellStart"/>
+      <w:r>
+        <w:rPr>
+          <w:rFonts w:ascii="Times New Roman" w:hAnsi="Times New Roman" w:cs="Times New Roman"/>
+          <w:color w:val="000000" w:themeColor="text1"/>
+          <w:sz w:val="26"/>
+          <w:szCs w:val="26"/>
+        </w:rPr>
+        <w:t>Cổ</w:t>
+      </w:r>
+      <w:proofErr w:type="spellEnd"/>
+      <w:r>
+        <w:rPr>
+          <w:rFonts w:ascii="Times New Roman" w:hAnsi="Times New Roman" w:cs="Times New Roman"/>
+          <w:color w:val="000000" w:themeColor="text1"/>
+          <w:sz w:val="26"/>
+          <w:szCs w:val="26"/>
+        </w:rPr>
+        <w:t xml:space="preserve"> </w:t>
+      </w:r>
+      <w:proofErr w:type="spellStart"/>
+      <w:r>
+        <w:rPr>
+          <w:rFonts w:ascii="Times New Roman" w:hAnsi="Times New Roman" w:cs="Times New Roman"/>
+          <w:color w:val="000000" w:themeColor="text1"/>
+          <w:sz w:val="26"/>
+          <w:szCs w:val="26"/>
+        </w:rPr>
+        <w:t>Nhuế</w:t>
+      </w:r>
+      <w:proofErr w:type="spellEnd"/>
+      <w:r>
+        <w:rPr>
+          <w:rFonts w:ascii="Times New Roman" w:hAnsi="Times New Roman" w:cs="Times New Roman"/>
+          <w:color w:val="000000" w:themeColor="text1"/>
+          <w:sz w:val="26"/>
+          <w:szCs w:val="26"/>
+        </w:rPr>
+        <w:t xml:space="preserve">… </w:t>
+      </w:r>
+      <w:proofErr w:type="spellStart"/>
+      <w:r>
+        <w:rPr>
+          <w:rFonts w:ascii="Times New Roman" w:hAnsi="Times New Roman" w:cs="Times New Roman"/>
+          <w:color w:val="000000" w:themeColor="text1"/>
+          <w:sz w:val="26"/>
+          <w:szCs w:val="26"/>
+        </w:rPr>
+        <w:t>để</w:t>
+      </w:r>
+      <w:proofErr w:type="spellEnd"/>
+      <w:r>
+        <w:rPr>
+          <w:rFonts w:ascii="Times New Roman" w:hAnsi="Times New Roman" w:cs="Times New Roman"/>
+          <w:color w:val="000000" w:themeColor="text1"/>
+          <w:sz w:val="26"/>
+          <w:szCs w:val="26"/>
+        </w:rPr>
+        <w:t xml:space="preserve"> </w:t>
+      </w:r>
+      <w:proofErr w:type="spellStart"/>
+      <w:r>
+        <w:rPr>
+          <w:rFonts w:ascii="Times New Roman" w:hAnsi="Times New Roman" w:cs="Times New Roman"/>
+          <w:color w:val="000000" w:themeColor="text1"/>
+          <w:sz w:val="26"/>
+          <w:szCs w:val="26"/>
+        </w:rPr>
+        <w:t>hạ</w:t>
+      </w:r>
+      <w:proofErr w:type="spellEnd"/>
+      <w:r>
+        <w:rPr>
+          <w:rFonts w:ascii="Times New Roman" w:hAnsi="Times New Roman" w:cs="Times New Roman"/>
+          <w:color w:val="000000" w:themeColor="text1"/>
+          <w:sz w:val="26"/>
+          <w:szCs w:val="26"/>
+        </w:rPr>
+        <w:t xml:space="preserve"> </w:t>
+      </w:r>
+      <w:proofErr w:type="spellStart"/>
+      <w:r>
+        <w:rPr>
+          <w:rFonts w:ascii="Times New Roman" w:hAnsi="Times New Roman" w:cs="Times New Roman"/>
+          <w:color w:val="000000" w:themeColor="text1"/>
+          <w:sz w:val="26"/>
+          <w:szCs w:val="26"/>
+        </w:rPr>
+        <w:t>mức</w:t>
+      </w:r>
+      <w:proofErr w:type="spellEnd"/>
+      <w:r>
+        <w:rPr>
+          <w:rFonts w:ascii="Times New Roman" w:hAnsi="Times New Roman" w:cs="Times New Roman"/>
+          <w:color w:val="000000" w:themeColor="text1"/>
+          <w:sz w:val="26"/>
+          <w:szCs w:val="26"/>
+        </w:rPr>
+        <w:t xml:space="preserve"> </w:t>
+      </w:r>
+      <w:proofErr w:type="spellStart"/>
+      <w:r>
+        <w:rPr>
+          <w:rFonts w:ascii="Times New Roman" w:hAnsi="Times New Roman" w:cs="Times New Roman"/>
+          <w:color w:val="000000" w:themeColor="text1"/>
+          <w:sz w:val="26"/>
+          <w:szCs w:val="26"/>
+        </w:rPr>
+        <w:t>nước</w:t>
+      </w:r>
+      <w:proofErr w:type="spellEnd"/>
+      <w:r>
+        <w:rPr>
+          <w:rFonts w:ascii="Times New Roman" w:hAnsi="Times New Roman" w:cs="Times New Roman"/>
+          <w:color w:val="000000" w:themeColor="text1"/>
+          <w:sz w:val="26"/>
+          <w:szCs w:val="26"/>
+        </w:rPr>
+        <w:t xml:space="preserve"> </w:t>
+      </w:r>
+      <w:proofErr w:type="spellStart"/>
+      <w:r>
+        <w:rPr>
+          <w:rFonts w:ascii="Times New Roman" w:hAnsi="Times New Roman" w:cs="Times New Roman"/>
+          <w:color w:val="000000" w:themeColor="text1"/>
+          <w:sz w:val="26"/>
+          <w:szCs w:val="26"/>
+        </w:rPr>
+        <w:t>trên</w:t>
+      </w:r>
+      <w:proofErr w:type="spellEnd"/>
+      <w:r>
+        <w:rPr>
+          <w:rFonts w:ascii="Times New Roman" w:hAnsi="Times New Roman" w:cs="Times New Roman"/>
+          <w:color w:val="000000" w:themeColor="text1"/>
+          <w:sz w:val="26"/>
+          <w:szCs w:val="26"/>
+        </w:rPr>
+        <w:t xml:space="preserve"> </w:t>
+      </w:r>
+      <w:proofErr w:type="spellStart"/>
+      <w:r>
+        <w:rPr>
+          <w:rFonts w:ascii="Times New Roman" w:hAnsi="Times New Roman" w:cs="Times New Roman"/>
+          <w:color w:val="000000" w:themeColor="text1"/>
+          <w:sz w:val="26"/>
+          <w:szCs w:val="26"/>
+        </w:rPr>
+        <w:t>hệ</w:t>
+      </w:r>
+      <w:proofErr w:type="spellEnd"/>
+      <w:r>
+        <w:rPr>
+          <w:rFonts w:ascii="Times New Roman" w:hAnsi="Times New Roman" w:cs="Times New Roman"/>
+          <w:color w:val="000000" w:themeColor="text1"/>
+          <w:sz w:val="26"/>
+          <w:szCs w:val="26"/>
+        </w:rPr>
+        <w:t xml:space="preserve"> </w:t>
+      </w:r>
+      <w:proofErr w:type="spellStart"/>
+      <w:r>
+        <w:rPr>
+          <w:rFonts w:ascii="Times New Roman" w:hAnsi="Times New Roman" w:cs="Times New Roman"/>
+          <w:color w:val="000000" w:themeColor="text1"/>
+          <w:sz w:val="26"/>
+          <w:szCs w:val="26"/>
+        </w:rPr>
+        <w:t>thống</w:t>
+      </w:r>
+      <w:proofErr w:type="spellEnd"/>
+      <w:r>
+        <w:rPr>
+          <w:rFonts w:ascii="Times New Roman" w:hAnsi="Times New Roman" w:cs="Times New Roman"/>
+          <w:color w:val="000000" w:themeColor="text1"/>
+          <w:sz w:val="26"/>
+          <w:szCs w:val="26"/>
+        </w:rPr>
+        <w:t xml:space="preserve"> </w:t>
+      </w:r>
+      <w:proofErr w:type="spellStart"/>
+      <w:r>
+        <w:rPr>
+          <w:rFonts w:ascii="Times New Roman" w:hAnsi="Times New Roman" w:cs="Times New Roman"/>
+          <w:color w:val="000000" w:themeColor="text1"/>
+          <w:sz w:val="26"/>
+          <w:szCs w:val="26"/>
+        </w:rPr>
+        <w:t>theo</w:t>
+      </w:r>
+      <w:proofErr w:type="spellEnd"/>
+      <w:r>
+        <w:rPr>
+          <w:rFonts w:ascii="Times New Roman" w:hAnsi="Times New Roman" w:cs="Times New Roman"/>
+          <w:color w:val="000000" w:themeColor="text1"/>
+          <w:sz w:val="26"/>
+          <w:szCs w:val="26"/>
+        </w:rPr>
+        <w:t xml:space="preserve"> </w:t>
+      </w:r>
+      <w:proofErr w:type="spellStart"/>
+      <w:r>
+        <w:rPr>
+          <w:rFonts w:ascii="Times New Roman" w:hAnsi="Times New Roman" w:cs="Times New Roman"/>
+          <w:color w:val="000000" w:themeColor="text1"/>
+          <w:sz w:val="26"/>
+          <w:szCs w:val="26"/>
+        </w:rPr>
+        <w:t>đúng</w:t>
+      </w:r>
+      <w:proofErr w:type="spellEnd"/>
+      <w:r>
+        <w:rPr>
+          <w:rFonts w:ascii="Times New Roman" w:hAnsi="Times New Roman" w:cs="Times New Roman"/>
+          <w:color w:val="000000" w:themeColor="text1"/>
+          <w:sz w:val="26"/>
+          <w:szCs w:val="26"/>
+        </w:rPr>
+        <w:t xml:space="preserve"> </w:t>
+      </w:r>
+      <w:proofErr w:type="spellStart"/>
+      <w:r>
+        <w:rPr>
+          <w:rFonts w:ascii="Times New Roman" w:hAnsi="Times New Roman" w:cs="Times New Roman"/>
+          <w:color w:val="000000" w:themeColor="text1"/>
+          <w:sz w:val="26"/>
+          <w:szCs w:val="26"/>
+        </w:rPr>
+        <w:t>quy</w:t>
+      </w:r>
+      <w:proofErr w:type="spellEnd"/>
+      <w:r>
+        <w:rPr>
+          <w:rFonts w:ascii="Times New Roman" w:hAnsi="Times New Roman" w:cs="Times New Roman"/>
+          <w:color w:val="000000" w:themeColor="text1"/>
+          <w:sz w:val="26"/>
+          <w:szCs w:val="26"/>
+        </w:rPr>
+        <w:t xml:space="preserve"> </w:t>
+      </w:r>
+      <w:proofErr w:type="spellStart"/>
+      <w:r>
+        <w:rPr>
+          <w:rFonts w:ascii="Times New Roman" w:hAnsi="Times New Roman" w:cs="Times New Roman"/>
+          <w:color w:val="000000" w:themeColor="text1"/>
+          <w:sz w:val="26"/>
+          <w:szCs w:val="26"/>
+        </w:rPr>
+        <w:t>định</w:t>
+      </w:r>
+      <w:proofErr w:type="spellEnd"/>
+      <w:r>
+        <w:rPr>
+          <w:rFonts w:ascii="Times New Roman" w:hAnsi="Times New Roman" w:cs="Times New Roman"/>
+          <w:color w:val="000000" w:themeColor="text1"/>
+          <w:sz w:val="26"/>
+          <w:szCs w:val="26"/>
+        </w:rPr>
+        <w:t xml:space="preserve">. </w:t>
       </w:r>
     </w:p>
     <w:p>
@@ -2040,68 +6517,224 @@
           <w:sz w:val="26"/>
           <w:szCs w:val="26"/>
         </w:rPr>
-        <w:lastRenderedPageBreak/>
         <w:t xml:space="preserve">- </w:t>
       </w:r>
-      <w:r>
-        <w:rPr>
-          <w:rFonts w:ascii="Times New Roman" w:hAnsi="Times New Roman" w:cs="Times New Roman"/>
-          <w:sz w:val="26"/>
-          <w:szCs w:val="26"/>
-        </w:rPr>
-        <w:t xml:space="preserve">Đến </w:t>
-      </w:r>
-      <w:r>
-        <w:rPr>
-          <w:rFonts w:ascii="Times New Roman" w:hAnsi="Times New Roman" w:cs="Times New Roman"/>
-          <w:sz w:val="26"/>
-          <w:szCs w:val="26"/>
-        </w:rPr>
-        <w:t>{hh}</w:t>
-      </w:r>
-      <w:r>
-        <w:rPr>
-          <w:rFonts w:ascii="Times New Roman" w:hAnsi="Times New Roman" w:cs="Times New Roman"/>
-          <w:sz w:val="26"/>
-          <w:szCs w:val="26"/>
-        </w:rPr>
-        <w:t xml:space="preserve"> ngày</w:t>
-      </w:r>
-      <w:r>
-        <w:rPr>
-          <w:rFonts w:ascii="Times New Roman" w:hAnsi="Times New Roman" w:cs="Times New Roman"/>
-          <w:color w:val="000000" w:themeColor="text1"/>
-          <w:sz w:val="26"/>
-          <w:szCs w:val="26"/>
-        </w:rPr>
-        <w:t xml:space="preserve"> </w:t>
-      </w:r>
-      <w:r>
-        <w:rPr>
-          <w:rFonts w:ascii="Times New Roman" w:hAnsi="Times New Roman" w:cs="Times New Roman"/>
-          <w:sz w:val="26"/>
-          <w:szCs w:val="26"/>
-        </w:rPr>
-        <w:t>{dd}/{mm}/{yyyy}</w:t>
-      </w:r>
-      <w:r>
-        <w:rPr>
-          <w:rFonts w:ascii="Times New Roman" w:hAnsi="Times New Roman" w:cs="Times New Roman"/>
-          <w:color w:val="000000" w:themeColor="text1"/>
-          <w:sz w:val="26"/>
-          <w:szCs w:val="26"/>
-        </w:rPr>
-        <w:t xml:space="preserve">, trên địa bàn thành phố </w:t>
-      </w:r>
-      <w:r>
-        <w:rPr>
-          <w:rFonts w:ascii="Times New Roman" w:hAnsi="Times New Roman" w:cs="Times New Roman"/>
-          <w:color w:val="000000" w:themeColor="text1"/>
+      <w:proofErr w:type="spellStart"/>
+      <w:r>
+        <w:rPr>
+          <w:rFonts w:ascii="Times New Roman" w:hAnsi="Times New Roman" w:cs="Times New Roman"/>
+          <w:sz w:val="26"/>
+          <w:szCs w:val="26"/>
+        </w:rPr>
+        <w:t>Đến</w:t>
+      </w:r>
+      <w:proofErr w:type="spellEnd"/>
+      <w:r>
+        <w:rPr>
+          <w:rFonts w:ascii="Times New Roman" w:hAnsi="Times New Roman" w:cs="Times New Roman"/>
+          <w:sz w:val="26"/>
+          <w:szCs w:val="26"/>
+        </w:rPr>
+        <w:t xml:space="preserve"> </w:t>
+      </w:r>
+      <w:r>
+        <w:rPr>
+          <w:rFonts w:ascii="Times New Roman" w:hAnsi="Times New Roman" w:cs="Times New Roman"/>
           <w:sz w:val="26"/>
           <w:szCs w:val="26"/>
         </w:rPr>
         <w:t>{</w:t>
       </w:r>
+      <w:proofErr w:type="spellStart"/>
+      <w:r>
+        <w:rPr>
+          <w:rFonts w:ascii="Times New Roman" w:hAnsi="Times New Roman" w:cs="Times New Roman"/>
+          <w:sz w:val="26"/>
+          <w:szCs w:val="26"/>
+        </w:rPr>
+        <w:t>hh</w:t>
+      </w:r>
+      <w:proofErr w:type="spellEnd"/>
+      <w:r>
+        <w:rPr>
+          <w:rFonts w:ascii="Times New Roman" w:hAnsi="Times New Roman" w:cs="Times New Roman"/>
+          <w:sz w:val="26"/>
+          <w:szCs w:val="26"/>
+        </w:rPr>
+        <w:t>}</w:t>
+      </w:r>
+      <w:r>
+        <w:rPr>
+          <w:rFonts w:ascii="Times New Roman" w:hAnsi="Times New Roman" w:cs="Times New Roman"/>
+          <w:sz w:val="26"/>
+          <w:szCs w:val="26"/>
+        </w:rPr>
+        <w:t xml:space="preserve"> </w:t>
+      </w:r>
+      <w:proofErr w:type="spellStart"/>
+      <w:r>
+        <w:rPr>
+          <w:rFonts w:ascii="Times New Roman" w:hAnsi="Times New Roman" w:cs="Times New Roman"/>
+          <w:sz w:val="26"/>
+          <w:szCs w:val="26"/>
+        </w:rPr>
+        <w:t>ngày</w:t>
+      </w:r>
+      <w:proofErr w:type="spellEnd"/>
+      <w:r>
+        <w:rPr>
+          <w:rFonts w:ascii="Times New Roman" w:hAnsi="Times New Roman" w:cs="Times New Roman"/>
+          <w:color w:val="000000" w:themeColor="text1"/>
+          <w:sz w:val="26"/>
+          <w:szCs w:val="26"/>
+        </w:rPr>
+        <w:t xml:space="preserve"> </w:t>
+      </w:r>
+      <w:r>
+        <w:rPr>
+          <w:rFonts w:ascii="Times New Roman" w:hAnsi="Times New Roman" w:cs="Times New Roman"/>
+          <w:sz w:val="26"/>
+          <w:szCs w:val="26"/>
+        </w:rPr>
+        <w:t>{dd}/{mm}/{</w:t>
+      </w:r>
+      <w:proofErr w:type="spellStart"/>
+      <w:r>
+        <w:rPr>
+          <w:rFonts w:ascii="Times New Roman" w:hAnsi="Times New Roman" w:cs="Times New Roman"/>
+          <w:sz w:val="26"/>
+          <w:szCs w:val="26"/>
+        </w:rPr>
+        <w:t>yyyy</w:t>
+      </w:r>
+      <w:proofErr w:type="spellEnd"/>
+      <w:r>
+        <w:rPr>
+          <w:rFonts w:ascii="Times New Roman" w:hAnsi="Times New Roman" w:cs="Times New Roman"/>
+          <w:sz w:val="26"/>
+          <w:szCs w:val="26"/>
+        </w:rPr>
+        <w:t>}</w:t>
+      </w:r>
+      <w:r>
+        <w:rPr>
+          <w:rFonts w:ascii="Times New Roman" w:hAnsi="Times New Roman" w:cs="Times New Roman"/>
+          <w:color w:val="000000" w:themeColor="text1"/>
+          <w:sz w:val="26"/>
+          <w:szCs w:val="26"/>
+        </w:rPr>
+        <w:t xml:space="preserve">, </w:t>
+      </w:r>
+      <w:proofErr w:type="spellStart"/>
+      <w:r>
+        <w:rPr>
+          <w:rFonts w:ascii="Times New Roman" w:hAnsi="Times New Roman" w:cs="Times New Roman"/>
+          <w:color w:val="000000" w:themeColor="text1"/>
+          <w:sz w:val="26"/>
+          <w:szCs w:val="26"/>
+        </w:rPr>
+        <w:t>trên</w:t>
+      </w:r>
+      <w:proofErr w:type="spellEnd"/>
+      <w:r>
+        <w:rPr>
+          <w:rFonts w:ascii="Times New Roman" w:hAnsi="Times New Roman" w:cs="Times New Roman"/>
+          <w:color w:val="000000" w:themeColor="text1"/>
+          <w:sz w:val="26"/>
+          <w:szCs w:val="26"/>
+        </w:rPr>
+        <w:t xml:space="preserve"> </w:t>
+      </w:r>
+      <w:proofErr w:type="spellStart"/>
+      <w:r>
+        <w:rPr>
+          <w:rFonts w:ascii="Times New Roman" w:hAnsi="Times New Roman" w:cs="Times New Roman"/>
+          <w:color w:val="000000" w:themeColor="text1"/>
+          <w:sz w:val="26"/>
+          <w:szCs w:val="26"/>
+        </w:rPr>
+        <w:t>địa</w:t>
+      </w:r>
+      <w:proofErr w:type="spellEnd"/>
+      <w:r>
+        <w:rPr>
+          <w:rFonts w:ascii="Times New Roman" w:hAnsi="Times New Roman" w:cs="Times New Roman"/>
+          <w:color w:val="000000" w:themeColor="text1"/>
+          <w:sz w:val="26"/>
+          <w:szCs w:val="26"/>
+        </w:rPr>
+        <w:t xml:space="preserve"> </w:t>
+      </w:r>
+      <w:proofErr w:type="spellStart"/>
+      <w:r>
+        <w:rPr>
+          <w:rFonts w:ascii="Times New Roman" w:hAnsi="Times New Roman" w:cs="Times New Roman"/>
+          <w:color w:val="000000" w:themeColor="text1"/>
+          <w:sz w:val="26"/>
+          <w:szCs w:val="26"/>
+        </w:rPr>
+        <w:t>bàn</w:t>
+      </w:r>
+      <w:proofErr w:type="spellEnd"/>
+      <w:r>
+        <w:rPr>
+          <w:rFonts w:ascii="Times New Roman" w:hAnsi="Times New Roman" w:cs="Times New Roman"/>
+          <w:color w:val="000000" w:themeColor="text1"/>
+          <w:sz w:val="26"/>
+          <w:szCs w:val="26"/>
+        </w:rPr>
+        <w:t xml:space="preserve"> </w:t>
+      </w:r>
+      <w:proofErr w:type="spellStart"/>
+      <w:r>
+        <w:rPr>
+          <w:rFonts w:ascii="Times New Roman" w:hAnsi="Times New Roman" w:cs="Times New Roman"/>
+          <w:color w:val="000000" w:themeColor="text1"/>
+          <w:sz w:val="26"/>
+          <w:szCs w:val="26"/>
+        </w:rPr>
+        <w:t>thành</w:t>
+      </w:r>
+      <w:proofErr w:type="spellEnd"/>
+      <w:r>
+        <w:rPr>
+          <w:rFonts w:ascii="Times New Roman" w:hAnsi="Times New Roman" w:cs="Times New Roman"/>
+          <w:color w:val="000000" w:themeColor="text1"/>
+          <w:sz w:val="26"/>
+          <w:szCs w:val="26"/>
+        </w:rPr>
+        <w:t xml:space="preserve"> </w:t>
+      </w:r>
+      <w:proofErr w:type="spellStart"/>
+      <w:r>
+        <w:rPr>
+          <w:rFonts w:ascii="Times New Roman" w:hAnsi="Times New Roman" w:cs="Times New Roman"/>
+          <w:color w:val="000000" w:themeColor="text1"/>
+          <w:sz w:val="26"/>
+          <w:szCs w:val="26"/>
+        </w:rPr>
+        <w:t>phố</w:t>
+      </w:r>
+      <w:proofErr w:type="spellEnd"/>
+      <w:r>
+        <w:rPr>
+          <w:rFonts w:ascii="Times New Roman" w:hAnsi="Times New Roman" w:cs="Times New Roman"/>
+          <w:color w:val="000000" w:themeColor="text1"/>
+          <w:sz w:val="26"/>
+          <w:szCs w:val="26"/>
+        </w:rPr>
+        <w:t xml:space="preserve"> </w:t>
+      </w:r>
+      <w:r>
+        <w:rPr>
+          <w:rFonts w:ascii="Times New Roman" w:hAnsi="Times New Roman" w:cs="Times New Roman"/>
+          <w:color w:val="000000" w:themeColor="text1"/>
+          <w:sz w:val="26"/>
+          <w:szCs w:val="26"/>
+        </w:rPr>
+        <w:t>{</w:t>
+      </w:r>
+      <w:proofErr w:type="spellStart"/>
       <w:r>
         <w:rPr>
           <w:rFonts w:ascii="Times New Roman" w:hAnsi="Times New Roman" w:cs="Times New Roman"/>
@@ -2111,6 +6744,7 @@
         </w:rPr>
         <w:t>hien</w:t>
       </w:r>
+      <w:proofErr w:type="spellEnd"/>
       <w:r>
         <w:rPr>
           <w:rFonts w:ascii="Times New Roman" w:hAnsi="Times New Roman" w:cs="Times New Roman"/>
@@ -2137,7 +6771,707 @@
           <w:sz w:val="26"/>
           <w:szCs w:val="26"/>
         </w:rPr>
-        <w:t>, các lực lượng, phương tiện của Công ty vẫn tiếp tục ứng trực vận hành các trạm bơm đầu mối theo quy trình để hạ mực nước hệ thống, vệ sinh đảm bảo khơi thông dòng chảy.</w:t>
+        <w:t xml:space="preserve">, </w:t>
+      </w:r>
+      <w:proofErr w:type="spellStart"/>
+      <w:r>
+        <w:rPr>
+          <w:rFonts w:ascii="Times New Roman" w:hAnsi="Times New Roman" w:cs="Times New Roman"/>
+          <w:color w:val="000000" w:themeColor="text1"/>
+          <w:sz w:val="26"/>
+          <w:szCs w:val="26"/>
+        </w:rPr>
+        <w:t>các</w:t>
+      </w:r>
+      <w:proofErr w:type="spellEnd"/>
+      <w:r>
+        <w:rPr>
+          <w:rFonts w:ascii="Times New Roman" w:hAnsi="Times New Roman" w:cs="Times New Roman"/>
+          <w:color w:val="000000" w:themeColor="text1"/>
+          <w:sz w:val="26"/>
+          <w:szCs w:val="26"/>
+        </w:rPr>
+        <w:t xml:space="preserve"> </w:t>
+      </w:r>
+      <w:proofErr w:type="spellStart"/>
+      <w:r>
+        <w:rPr>
+          <w:rFonts w:ascii="Times New Roman" w:hAnsi="Times New Roman" w:cs="Times New Roman"/>
+          <w:color w:val="000000" w:themeColor="text1"/>
+          <w:sz w:val="26"/>
+          <w:szCs w:val="26"/>
+        </w:rPr>
+        <w:t>lực</w:t>
+      </w:r>
+      <w:proofErr w:type="spellEnd"/>
+      <w:r>
+        <w:rPr>
+          <w:rFonts w:ascii="Times New Roman" w:hAnsi="Times New Roman" w:cs="Times New Roman"/>
+          <w:color w:val="000000" w:themeColor="text1"/>
+          <w:sz w:val="26"/>
+          <w:szCs w:val="26"/>
+        </w:rPr>
+        <w:t xml:space="preserve"> </w:t>
+      </w:r>
+      <w:proofErr w:type="spellStart"/>
+      <w:r>
+        <w:rPr>
+          <w:rFonts w:ascii="Times New Roman" w:hAnsi="Times New Roman" w:cs="Times New Roman"/>
+          <w:color w:val="000000" w:themeColor="text1"/>
+          <w:sz w:val="26"/>
+          <w:szCs w:val="26"/>
+        </w:rPr>
+        <w:t>lượng</w:t>
+      </w:r>
+      <w:proofErr w:type="spellEnd"/>
+      <w:r>
+        <w:rPr>
+          <w:rFonts w:ascii="Times New Roman" w:hAnsi="Times New Roman" w:cs="Times New Roman"/>
+          <w:color w:val="000000" w:themeColor="text1"/>
+          <w:sz w:val="26"/>
+          <w:szCs w:val="26"/>
+        </w:rPr>
+        <w:t xml:space="preserve">, </w:t>
+      </w:r>
+      <w:proofErr w:type="spellStart"/>
+      <w:r>
+        <w:rPr>
+          <w:rFonts w:ascii="Times New Roman" w:hAnsi="Times New Roman" w:cs="Times New Roman"/>
+          <w:color w:val="000000" w:themeColor="text1"/>
+          <w:sz w:val="26"/>
+          <w:szCs w:val="26"/>
+        </w:rPr>
+        <w:t>phương</w:t>
+      </w:r>
+      <w:proofErr w:type="spellEnd"/>
+      <w:r>
+        <w:rPr>
+          <w:rFonts w:ascii="Times New Roman" w:hAnsi="Times New Roman" w:cs="Times New Roman"/>
+          <w:color w:val="000000" w:themeColor="text1"/>
+          <w:sz w:val="26"/>
+          <w:szCs w:val="26"/>
+        </w:rPr>
+        <w:t xml:space="preserve"> </w:t>
+      </w:r>
+      <w:proofErr w:type="spellStart"/>
+      <w:r>
+        <w:rPr>
+          <w:rFonts w:ascii="Times New Roman" w:hAnsi="Times New Roman" w:cs="Times New Roman"/>
+          <w:color w:val="000000" w:themeColor="text1"/>
+          <w:sz w:val="26"/>
+          <w:szCs w:val="26"/>
+        </w:rPr>
+        <w:t>tiện</w:t>
+      </w:r>
+      <w:proofErr w:type="spellEnd"/>
+      <w:r>
+        <w:rPr>
+          <w:rFonts w:ascii="Times New Roman" w:hAnsi="Times New Roman" w:cs="Times New Roman"/>
+          <w:color w:val="000000" w:themeColor="text1"/>
+          <w:sz w:val="26"/>
+          <w:szCs w:val="26"/>
+        </w:rPr>
+        <w:t xml:space="preserve"> </w:t>
+      </w:r>
+      <w:proofErr w:type="spellStart"/>
+      <w:r>
+        <w:rPr>
+          <w:rFonts w:ascii="Times New Roman" w:hAnsi="Times New Roman" w:cs="Times New Roman"/>
+          <w:color w:val="000000" w:themeColor="text1"/>
+          <w:sz w:val="26"/>
+          <w:szCs w:val="26"/>
+        </w:rPr>
+        <w:t>của</w:t>
+      </w:r>
+      <w:proofErr w:type="spellEnd"/>
+      <w:r>
+        <w:rPr>
+          <w:rFonts w:ascii="Times New Roman" w:hAnsi="Times New Roman" w:cs="Times New Roman"/>
+          <w:color w:val="000000" w:themeColor="text1"/>
+          <w:sz w:val="26"/>
+          <w:szCs w:val="26"/>
+        </w:rPr>
+        <w:t xml:space="preserve"> Công ty </w:t>
+      </w:r>
+      <w:proofErr w:type="spellStart"/>
+      <w:r>
+        <w:rPr>
+          <w:rFonts w:ascii="Times New Roman" w:hAnsi="Times New Roman" w:cs="Times New Roman"/>
+          <w:color w:val="000000" w:themeColor="text1"/>
+          <w:sz w:val="26"/>
+          <w:szCs w:val="26"/>
+        </w:rPr>
+        <w:t>vẫn</w:t>
+      </w:r>
+      <w:proofErr w:type="spellEnd"/>
+      <w:r>
+        <w:rPr>
+          <w:rFonts w:ascii="Times New Roman" w:hAnsi="Times New Roman" w:cs="Times New Roman"/>
+          <w:color w:val="000000" w:themeColor="text1"/>
+          <w:sz w:val="26"/>
+          <w:szCs w:val="26"/>
+        </w:rPr>
+        <w:t xml:space="preserve"> </w:t>
+      </w:r>
+      <w:proofErr w:type="spellStart"/>
+      <w:r>
+        <w:rPr>
+          <w:rFonts w:ascii="Times New Roman" w:hAnsi="Times New Roman" w:cs="Times New Roman"/>
+          <w:color w:val="000000" w:themeColor="text1"/>
+          <w:sz w:val="26"/>
+          <w:szCs w:val="26"/>
+        </w:rPr>
+        <w:t>tiếp</w:t>
+      </w:r>
+      <w:proofErr w:type="spellEnd"/>
+      <w:r>
+        <w:rPr>
+          <w:rFonts w:ascii="Times New Roman" w:hAnsi="Times New Roman" w:cs="Times New Roman"/>
+          <w:color w:val="000000" w:themeColor="text1"/>
+          <w:sz w:val="26"/>
+          <w:szCs w:val="26"/>
+        </w:rPr>
+        <w:t xml:space="preserve"> </w:t>
+      </w:r>
+      <w:proofErr w:type="spellStart"/>
+      <w:r>
+        <w:rPr>
+          <w:rFonts w:ascii="Times New Roman" w:hAnsi="Times New Roman" w:cs="Times New Roman"/>
+          <w:color w:val="000000" w:themeColor="text1"/>
+          <w:sz w:val="26"/>
+          <w:szCs w:val="26"/>
+        </w:rPr>
+        <w:t>tục</w:t>
+      </w:r>
+      <w:proofErr w:type="spellEnd"/>
+      <w:r>
+        <w:rPr>
+          <w:rFonts w:ascii="Times New Roman" w:hAnsi="Times New Roman" w:cs="Times New Roman"/>
+          <w:color w:val="000000" w:themeColor="text1"/>
+          <w:sz w:val="26"/>
+          <w:szCs w:val="26"/>
+        </w:rPr>
+        <w:t xml:space="preserve"> </w:t>
+      </w:r>
+      <w:proofErr w:type="spellStart"/>
+      <w:r>
+        <w:rPr>
+          <w:rFonts w:ascii="Times New Roman" w:hAnsi="Times New Roman" w:cs="Times New Roman"/>
+          <w:color w:val="000000" w:themeColor="text1"/>
+          <w:sz w:val="26"/>
+          <w:szCs w:val="26"/>
+        </w:rPr>
+        <w:t>ứng</w:t>
+      </w:r>
+      <w:proofErr w:type="spellEnd"/>
+      <w:r>
+        <w:rPr>
+          <w:rFonts w:ascii="Times New Roman" w:hAnsi="Times New Roman" w:cs="Times New Roman"/>
+          <w:color w:val="000000" w:themeColor="text1"/>
+          <w:sz w:val="26"/>
+          <w:szCs w:val="26"/>
+        </w:rPr>
+        <w:t xml:space="preserve"> </w:t>
+      </w:r>
+      <w:proofErr w:type="spellStart"/>
+      <w:r>
+        <w:rPr>
+          <w:rFonts w:ascii="Times New Roman" w:hAnsi="Times New Roman" w:cs="Times New Roman"/>
+          <w:color w:val="000000" w:themeColor="text1"/>
+          <w:sz w:val="26"/>
+          <w:szCs w:val="26"/>
+        </w:rPr>
+        <w:t>trực</w:t>
+      </w:r>
+      <w:proofErr w:type="spellEnd"/>
+      <w:r>
+        <w:rPr>
+          <w:rFonts w:ascii="Times New Roman" w:hAnsi="Times New Roman" w:cs="Times New Roman"/>
+          <w:color w:val="000000" w:themeColor="text1"/>
+          <w:sz w:val="26"/>
+          <w:szCs w:val="26"/>
+        </w:rPr>
+        <w:t xml:space="preserve"> </w:t>
+      </w:r>
+      <w:proofErr w:type="spellStart"/>
+      <w:r>
+        <w:rPr>
+          <w:rFonts w:ascii="Times New Roman" w:hAnsi="Times New Roman" w:cs="Times New Roman"/>
+          <w:color w:val="000000" w:themeColor="text1"/>
+          <w:sz w:val="26"/>
+          <w:szCs w:val="26"/>
+        </w:rPr>
+        <w:t>vận</w:t>
+      </w:r>
+      <w:proofErr w:type="spellEnd"/>
+      <w:r>
+        <w:rPr>
+          <w:rFonts w:ascii="Times New Roman" w:hAnsi="Times New Roman" w:cs="Times New Roman"/>
+          <w:color w:val="000000" w:themeColor="text1"/>
+          <w:sz w:val="26"/>
+          <w:szCs w:val="26"/>
+        </w:rPr>
+        <w:t xml:space="preserve"> </w:t>
+      </w:r>
+      <w:proofErr w:type="spellStart"/>
+      <w:r>
+        <w:rPr>
+          <w:rFonts w:ascii="Times New Roman" w:hAnsi="Times New Roman" w:cs="Times New Roman"/>
+          <w:color w:val="000000" w:themeColor="text1"/>
+          <w:sz w:val="26"/>
+          <w:szCs w:val="26"/>
+        </w:rPr>
+        <w:t>hành</w:t>
+      </w:r>
+      <w:proofErr w:type="spellEnd"/>
+      <w:r>
+        <w:rPr>
+          <w:rFonts w:ascii="Times New Roman" w:hAnsi="Times New Roman" w:cs="Times New Roman"/>
+          <w:color w:val="000000" w:themeColor="text1"/>
+          <w:sz w:val="26"/>
+          <w:szCs w:val="26"/>
+        </w:rPr>
+        <w:t xml:space="preserve"> </w:t>
+      </w:r>
+      <w:proofErr w:type="spellStart"/>
+      <w:r>
+        <w:rPr>
+          <w:rFonts w:ascii="Times New Roman" w:hAnsi="Times New Roman" w:cs="Times New Roman"/>
+          <w:color w:val="000000" w:themeColor="text1"/>
+          <w:sz w:val="26"/>
+          <w:szCs w:val="26"/>
+        </w:rPr>
+        <w:t>các</w:t>
+      </w:r>
+      <w:proofErr w:type="spellEnd"/>
+      <w:r>
+        <w:rPr>
+          <w:rFonts w:ascii="Times New Roman" w:hAnsi="Times New Roman" w:cs="Times New Roman"/>
+          <w:color w:val="000000" w:themeColor="text1"/>
+          <w:sz w:val="26"/>
+          <w:szCs w:val="26"/>
+        </w:rPr>
+        <w:t xml:space="preserve"> </w:t>
+      </w:r>
+      <w:proofErr w:type="spellStart"/>
+      <w:r>
+        <w:rPr>
+          <w:rFonts w:ascii="Times New Roman" w:hAnsi="Times New Roman" w:cs="Times New Roman"/>
+          <w:color w:val="000000" w:themeColor="text1"/>
+          <w:sz w:val="26"/>
+          <w:szCs w:val="26"/>
+        </w:rPr>
+        <w:t>trạm</w:t>
+      </w:r>
+      <w:proofErr w:type="spellEnd"/>
+      <w:r>
+        <w:rPr>
+          <w:rFonts w:ascii="Times New Roman" w:hAnsi="Times New Roman" w:cs="Times New Roman"/>
+          <w:color w:val="000000" w:themeColor="text1"/>
+          <w:sz w:val="26"/>
+          <w:szCs w:val="26"/>
+        </w:rPr>
+        <w:t xml:space="preserve"> </w:t>
+      </w:r>
+      <w:proofErr w:type="spellStart"/>
+      <w:r>
+        <w:rPr>
+          <w:rFonts w:ascii="Times New Roman" w:hAnsi="Times New Roman" w:cs="Times New Roman"/>
+          <w:color w:val="000000" w:themeColor="text1"/>
+          <w:sz w:val="26"/>
+          <w:szCs w:val="26"/>
+        </w:rPr>
+        <w:t>bơm</w:t>
+      </w:r>
+      <w:proofErr w:type="spellEnd"/>
+      <w:r>
+        <w:rPr>
+          <w:rFonts w:ascii="Times New Roman" w:hAnsi="Times New Roman" w:cs="Times New Roman"/>
+          <w:color w:val="000000" w:themeColor="text1"/>
+          <w:sz w:val="26"/>
+          <w:szCs w:val="26"/>
+        </w:rPr>
+        <w:t xml:space="preserve"> </w:t>
+      </w:r>
+      <w:proofErr w:type="spellStart"/>
+      <w:r>
+        <w:rPr>
+          <w:rFonts w:ascii="Times New Roman" w:hAnsi="Times New Roman" w:cs="Times New Roman"/>
+          <w:color w:val="000000" w:themeColor="text1"/>
+          <w:sz w:val="26"/>
+          <w:szCs w:val="26"/>
+        </w:rPr>
+        <w:t>đầu</w:t>
+      </w:r>
+      <w:proofErr w:type="spellEnd"/>
+      <w:r>
+        <w:rPr>
+          <w:rFonts w:ascii="Times New Roman" w:hAnsi="Times New Roman" w:cs="Times New Roman"/>
+          <w:color w:val="000000" w:themeColor="text1"/>
+          <w:sz w:val="26"/>
+          <w:szCs w:val="26"/>
+        </w:rPr>
+        <w:t xml:space="preserve"> </w:t>
+      </w:r>
+      <w:proofErr w:type="spellStart"/>
+      <w:r>
+        <w:rPr>
+          <w:rFonts w:ascii="Times New Roman" w:hAnsi="Times New Roman" w:cs="Times New Roman"/>
+          <w:color w:val="000000" w:themeColor="text1"/>
+          <w:sz w:val="26"/>
+          <w:szCs w:val="26"/>
+        </w:rPr>
+        <w:t>mối</w:t>
+      </w:r>
+      <w:proofErr w:type="spellEnd"/>
+      <w:r>
+        <w:rPr>
+          <w:rFonts w:ascii="Times New Roman" w:hAnsi="Times New Roman" w:cs="Times New Roman"/>
+          <w:color w:val="000000" w:themeColor="text1"/>
+          <w:sz w:val="26"/>
+          <w:szCs w:val="26"/>
+        </w:rPr>
+        <w:t xml:space="preserve"> </w:t>
+      </w:r>
+      <w:proofErr w:type="spellStart"/>
+      <w:r>
+        <w:rPr>
+          <w:rFonts w:ascii="Times New Roman" w:hAnsi="Times New Roman" w:cs="Times New Roman"/>
+          <w:color w:val="000000" w:themeColor="text1"/>
+          <w:sz w:val="26"/>
+          <w:szCs w:val="26"/>
+        </w:rPr>
+        <w:t>theo</w:t>
+      </w:r>
+      <w:proofErr w:type="spellEnd"/>
+      <w:r>
+        <w:rPr>
+          <w:rFonts w:ascii="Times New Roman" w:hAnsi="Times New Roman" w:cs="Times New Roman"/>
+          <w:color w:val="000000" w:themeColor="text1"/>
+          <w:sz w:val="26"/>
+          <w:szCs w:val="26"/>
+        </w:rPr>
+        <w:t xml:space="preserve"> </w:t>
+      </w:r>
+      <w:proofErr w:type="spellStart"/>
+      <w:r>
+        <w:rPr>
+          <w:rFonts w:ascii="Times New Roman" w:hAnsi="Times New Roman" w:cs="Times New Roman"/>
+          <w:color w:val="000000" w:themeColor="text1"/>
+          <w:sz w:val="26"/>
+          <w:szCs w:val="26"/>
+        </w:rPr>
+        <w:t>quy</w:t>
+      </w:r>
+      <w:proofErr w:type="spellEnd"/>
+      <w:r>
+        <w:rPr>
+          <w:rFonts w:ascii="Times New Roman" w:hAnsi="Times New Roman" w:cs="Times New Roman"/>
+          <w:color w:val="000000" w:themeColor="text1"/>
+          <w:sz w:val="26"/>
+          <w:szCs w:val="26"/>
+        </w:rPr>
+        <w:t xml:space="preserve"> </w:t>
+      </w:r>
+      <w:proofErr w:type="spellStart"/>
+      <w:r>
+        <w:rPr>
+          <w:rFonts w:ascii="Times New Roman" w:hAnsi="Times New Roman" w:cs="Times New Roman"/>
+          <w:color w:val="000000" w:themeColor="text1"/>
+          <w:sz w:val="26"/>
+          <w:szCs w:val="26"/>
+        </w:rPr>
+        <w:t>trình</w:t>
+      </w:r>
+      <w:proofErr w:type="spellEnd"/>
+      <w:r>
+        <w:rPr>
+          <w:rFonts w:ascii="Times New Roman" w:hAnsi="Times New Roman" w:cs="Times New Roman"/>
+          <w:color w:val="000000" w:themeColor="text1"/>
+          <w:sz w:val="26"/>
+          <w:szCs w:val="26"/>
+        </w:rPr>
+        <w:t xml:space="preserve"> </w:t>
+      </w:r>
+      <w:proofErr w:type="spellStart"/>
+      <w:r>
+        <w:rPr>
+          <w:rFonts w:ascii="Times New Roman" w:hAnsi="Times New Roman" w:cs="Times New Roman"/>
+          <w:color w:val="000000" w:themeColor="text1"/>
+          <w:sz w:val="26"/>
+          <w:szCs w:val="26"/>
+        </w:rPr>
+        <w:t>để</w:t>
+      </w:r>
+      <w:proofErr w:type="spellEnd"/>
+      <w:r>
+        <w:rPr>
+          <w:rFonts w:ascii="Times New Roman" w:hAnsi="Times New Roman" w:cs="Times New Roman"/>
+          <w:color w:val="000000" w:themeColor="text1"/>
+          <w:sz w:val="26"/>
+          <w:szCs w:val="26"/>
+        </w:rPr>
+        <w:t xml:space="preserve"> </w:t>
+      </w:r>
+      <w:proofErr w:type="spellStart"/>
+      <w:r>
+        <w:rPr>
+          <w:rFonts w:ascii="Times New Roman" w:hAnsi="Times New Roman" w:cs="Times New Roman"/>
+          <w:color w:val="000000" w:themeColor="text1"/>
+          <w:sz w:val="26"/>
+          <w:szCs w:val="26"/>
+        </w:rPr>
+        <w:t>hạ</w:t>
+      </w:r>
+      <w:proofErr w:type="spellEnd"/>
+      <w:r>
+        <w:rPr>
+          <w:rFonts w:ascii="Times New Roman" w:hAnsi="Times New Roman" w:cs="Times New Roman"/>
+          <w:color w:val="000000" w:themeColor="text1"/>
+          <w:sz w:val="26"/>
+          <w:szCs w:val="26"/>
+        </w:rPr>
+        <w:t xml:space="preserve"> </w:t>
+      </w:r>
+      <w:proofErr w:type="spellStart"/>
+      <w:r>
+        <w:rPr>
+          <w:rFonts w:ascii="Times New Roman" w:hAnsi="Times New Roman" w:cs="Times New Roman"/>
+          <w:color w:val="000000" w:themeColor="text1"/>
+          <w:sz w:val="26"/>
+          <w:szCs w:val="26"/>
+        </w:rPr>
+        <w:t>mực</w:t>
+      </w:r>
+      <w:proofErr w:type="spellEnd"/>
+      <w:r>
+        <w:rPr>
+          <w:rFonts w:ascii="Times New Roman" w:hAnsi="Times New Roman" w:cs="Times New Roman"/>
+          <w:color w:val="000000" w:themeColor="text1"/>
+          <w:sz w:val="26"/>
+          <w:szCs w:val="26"/>
+        </w:rPr>
+        <w:t xml:space="preserve"> </w:t>
+      </w:r>
+      <w:proofErr w:type="spellStart"/>
+      <w:r>
+        <w:rPr>
+          <w:rFonts w:ascii="Times New Roman" w:hAnsi="Times New Roman" w:cs="Times New Roman"/>
+          <w:color w:val="000000" w:themeColor="text1"/>
+          <w:sz w:val="26"/>
+          <w:szCs w:val="26"/>
+        </w:rPr>
+        <w:t>nước</w:t>
+      </w:r>
+      <w:proofErr w:type="spellEnd"/>
+      <w:r>
+        <w:rPr>
+          <w:rFonts w:ascii="Times New Roman" w:hAnsi="Times New Roman" w:cs="Times New Roman"/>
+          <w:color w:val="000000" w:themeColor="text1"/>
+          <w:sz w:val="26"/>
+          <w:szCs w:val="26"/>
+        </w:rPr>
+        <w:t xml:space="preserve"> </w:t>
+      </w:r>
+      <w:proofErr w:type="spellStart"/>
+      <w:r>
+        <w:rPr>
+          <w:rFonts w:ascii="Times New Roman" w:hAnsi="Times New Roman" w:cs="Times New Roman"/>
+          <w:color w:val="000000" w:themeColor="text1"/>
+          <w:sz w:val="26"/>
+          <w:szCs w:val="26"/>
+        </w:rPr>
+        <w:t>hệ</w:t>
+      </w:r>
+      <w:proofErr w:type="spellEnd"/>
+      <w:r>
+        <w:rPr>
+          <w:rFonts w:ascii="Times New Roman" w:hAnsi="Times New Roman" w:cs="Times New Roman"/>
+          <w:color w:val="000000" w:themeColor="text1"/>
+          <w:sz w:val="26"/>
+          <w:szCs w:val="26"/>
+        </w:rPr>
+        <w:t xml:space="preserve"> </w:t>
+      </w:r>
+      <w:proofErr w:type="spellStart"/>
+      <w:r>
+        <w:rPr>
+          <w:rFonts w:ascii="Times New Roman" w:hAnsi="Times New Roman" w:cs="Times New Roman"/>
+          <w:color w:val="000000" w:themeColor="text1"/>
+          <w:sz w:val="26"/>
+          <w:szCs w:val="26"/>
+        </w:rPr>
+        <w:t>thống</w:t>
+      </w:r>
+      <w:proofErr w:type="spellEnd"/>
+      <w:r>
+        <w:rPr>
+          <w:rFonts w:ascii="Times New Roman" w:hAnsi="Times New Roman" w:cs="Times New Roman"/>
+          <w:color w:val="000000" w:themeColor="text1"/>
+          <w:sz w:val="26"/>
+          <w:szCs w:val="26"/>
+        </w:rPr>
+        <w:t xml:space="preserve">, </w:t>
+      </w:r>
+      <w:proofErr w:type="spellStart"/>
+      <w:r>
+        <w:rPr>
+          <w:rFonts w:ascii="Times New Roman" w:hAnsi="Times New Roman" w:cs="Times New Roman"/>
+          <w:color w:val="000000" w:themeColor="text1"/>
+          <w:sz w:val="26"/>
+          <w:szCs w:val="26"/>
+        </w:rPr>
+        <w:t>vệ</w:t>
+      </w:r>
+      <w:proofErr w:type="spellEnd"/>
+      <w:r>
+        <w:rPr>
+          <w:rFonts w:ascii="Times New Roman" w:hAnsi="Times New Roman" w:cs="Times New Roman"/>
+          <w:color w:val="000000" w:themeColor="text1"/>
+          <w:sz w:val="26"/>
+          <w:szCs w:val="26"/>
+        </w:rPr>
+        <w:t xml:space="preserve"> </w:t>
+      </w:r>
+      <w:proofErr w:type="spellStart"/>
+      <w:r>
+        <w:rPr>
+          <w:rFonts w:ascii="Times New Roman" w:hAnsi="Times New Roman" w:cs="Times New Roman"/>
+          <w:color w:val="000000" w:themeColor="text1"/>
+          <w:sz w:val="26"/>
+          <w:szCs w:val="26"/>
+        </w:rPr>
+        <w:t>sinh</w:t>
+      </w:r>
+      <w:proofErr w:type="spellEnd"/>
+      <w:r>
+        <w:rPr>
+          <w:rFonts w:ascii="Times New Roman" w:hAnsi="Times New Roman" w:cs="Times New Roman"/>
+          <w:color w:val="000000" w:themeColor="text1"/>
+          <w:sz w:val="26"/>
+          <w:szCs w:val="26"/>
+        </w:rPr>
+        <w:t xml:space="preserve"> </w:t>
+      </w:r>
+      <w:proofErr w:type="spellStart"/>
+      <w:r>
+        <w:rPr>
+          <w:rFonts w:ascii="Times New Roman" w:hAnsi="Times New Roman" w:cs="Times New Roman"/>
+          <w:color w:val="000000" w:themeColor="text1"/>
+          <w:sz w:val="26"/>
+          <w:szCs w:val="26"/>
+        </w:rPr>
+        <w:t>đảm</w:t>
+      </w:r>
+      <w:proofErr w:type="spellEnd"/>
+      <w:r>
+        <w:rPr>
+          <w:rFonts w:ascii="Times New Roman" w:hAnsi="Times New Roman" w:cs="Times New Roman"/>
+          <w:color w:val="000000" w:themeColor="text1"/>
+          <w:sz w:val="26"/>
+          <w:szCs w:val="26"/>
+        </w:rPr>
+        <w:t xml:space="preserve"> </w:t>
+      </w:r>
+      <w:proofErr w:type="spellStart"/>
+      <w:r>
+        <w:rPr>
+          <w:rFonts w:ascii="Times New Roman" w:hAnsi="Times New Roman" w:cs="Times New Roman"/>
+          <w:color w:val="000000" w:themeColor="text1"/>
+          <w:sz w:val="26"/>
+          <w:szCs w:val="26"/>
+        </w:rPr>
+        <w:t>bảo</w:t>
+      </w:r>
+      <w:proofErr w:type="spellEnd"/>
+      <w:r>
+        <w:rPr>
+          <w:rFonts w:ascii="Times New Roman" w:hAnsi="Times New Roman" w:cs="Times New Roman"/>
+          <w:color w:val="000000" w:themeColor="text1"/>
+          <w:sz w:val="26"/>
+          <w:szCs w:val="26"/>
+        </w:rPr>
+        <w:t xml:space="preserve"> </w:t>
+      </w:r>
+      <w:proofErr w:type="spellStart"/>
+      <w:r>
+        <w:rPr>
+          <w:rFonts w:ascii="Times New Roman" w:hAnsi="Times New Roman" w:cs="Times New Roman"/>
+          <w:color w:val="000000" w:themeColor="text1"/>
+          <w:sz w:val="26"/>
+          <w:szCs w:val="26"/>
+        </w:rPr>
+        <w:t>khơi</w:t>
+      </w:r>
+      <w:proofErr w:type="spellEnd"/>
+      <w:r>
+        <w:rPr>
+          <w:rFonts w:ascii="Times New Roman" w:hAnsi="Times New Roman" w:cs="Times New Roman"/>
+          <w:color w:val="000000" w:themeColor="text1"/>
+          <w:sz w:val="26"/>
+          <w:szCs w:val="26"/>
+        </w:rPr>
+        <w:t xml:space="preserve"> </w:t>
+      </w:r>
+      <w:proofErr w:type="spellStart"/>
+      <w:r>
+        <w:rPr>
+          <w:rFonts w:ascii="Times New Roman" w:hAnsi="Times New Roman" w:cs="Times New Roman"/>
+          <w:color w:val="000000" w:themeColor="text1"/>
+          <w:sz w:val="26"/>
+          <w:szCs w:val="26"/>
+        </w:rPr>
+        <w:t>thông</w:t>
+      </w:r>
+      <w:proofErr w:type="spellEnd"/>
+      <w:r>
+        <w:rPr>
+          <w:rFonts w:ascii="Times New Roman" w:hAnsi="Times New Roman" w:cs="Times New Roman"/>
+          <w:color w:val="000000" w:themeColor="text1"/>
+          <w:sz w:val="26"/>
+          <w:szCs w:val="26"/>
+        </w:rPr>
+        <w:t xml:space="preserve"> </w:t>
+      </w:r>
+      <w:proofErr w:type="spellStart"/>
+      <w:r>
+        <w:rPr>
+          <w:rFonts w:ascii="Times New Roman" w:hAnsi="Times New Roman" w:cs="Times New Roman"/>
+          <w:color w:val="000000" w:themeColor="text1"/>
+          <w:sz w:val="26"/>
+          <w:szCs w:val="26"/>
+        </w:rPr>
+        <w:t>dòng</w:t>
+      </w:r>
+      <w:proofErr w:type="spellEnd"/>
+      <w:r>
+        <w:rPr>
+          <w:rFonts w:ascii="Times New Roman" w:hAnsi="Times New Roman" w:cs="Times New Roman"/>
+          <w:color w:val="000000" w:themeColor="text1"/>
+          <w:sz w:val="26"/>
+          <w:szCs w:val="26"/>
+        </w:rPr>
+        <w:t xml:space="preserve"> </w:t>
+      </w:r>
+      <w:proofErr w:type="spellStart"/>
+      <w:r>
+        <w:rPr>
+          <w:rFonts w:ascii="Times New Roman" w:hAnsi="Times New Roman" w:cs="Times New Roman"/>
+          <w:color w:val="000000" w:themeColor="text1"/>
+          <w:sz w:val="26"/>
+          <w:szCs w:val="26"/>
+        </w:rPr>
+        <w:t>chảy</w:t>
+      </w:r>
+      <w:proofErr w:type="spellEnd"/>
+      <w:r>
+        <w:rPr>
+          <w:rFonts w:ascii="Times New Roman" w:hAnsi="Times New Roman" w:cs="Times New Roman"/>
+          <w:color w:val="000000" w:themeColor="text1"/>
+          <w:sz w:val="26"/>
+          <w:szCs w:val="26"/>
+        </w:rPr>
+        <w:t>.</w:t>
       </w:r>
     </w:p>
     <w:p>
@@ -2162,7 +7496,608 @@
           <w:szCs w:val="26"/>
           <w:shd w:val="clear" w:color="auto" w:fill="FFFFFF"/>
         </w:rPr>
-        <w:t>Công ty tiếp tục theo dõi chặt chẽ diễn biến thời tiết, sẵn sàng lực lượng và sẽ cập nhật báo cáo khi có diễn biến mới.</w:t>
+        <w:lastRenderedPageBreak/>
+        <w:t xml:space="preserve">Công ty </w:t>
+      </w:r>
+      <w:proofErr w:type="spellStart"/>
+      <w:r>
+        <w:rPr>
+          <w:rFonts w:ascii="Times New Roman" w:hAnsi="Times New Roman" w:cs="Times New Roman"/>
+          <w:color w:val="000000" w:themeColor="text1"/>
+          <w:spacing w:val="3"/>
+          <w:sz w:val="26"/>
+          <w:szCs w:val="26"/>
+          <w:shd w:val="clear" w:color="auto" w:fill="FFFFFF"/>
+        </w:rPr>
+        <w:t>tiếp</w:t>
+      </w:r>
+      <w:proofErr w:type="spellEnd"/>
+      <w:r>
+        <w:rPr>
+          <w:rFonts w:ascii="Times New Roman" w:hAnsi="Times New Roman" w:cs="Times New Roman"/>
+          <w:color w:val="000000" w:themeColor="text1"/>
+          <w:spacing w:val="3"/>
+          <w:sz w:val="26"/>
+          <w:szCs w:val="26"/>
+          <w:shd w:val="clear" w:color="auto" w:fill="FFFFFF"/>
+        </w:rPr>
+        <w:t xml:space="preserve"> </w:t>
+      </w:r>
+      <w:proofErr w:type="spellStart"/>
+      <w:r>
+        <w:rPr>
+          <w:rFonts w:ascii="Times New Roman" w:hAnsi="Times New Roman" w:cs="Times New Roman"/>
+          <w:color w:val="000000" w:themeColor="text1"/>
+          <w:spacing w:val="3"/>
+          <w:sz w:val="26"/>
+          <w:szCs w:val="26"/>
+          <w:shd w:val="clear" w:color="auto" w:fill="FFFFFF"/>
+        </w:rPr>
+        <w:t>tục</w:t>
+      </w:r>
+      <w:proofErr w:type="spellEnd"/>
+      <w:r>
+        <w:rPr>
+          <w:rFonts w:ascii="Times New Roman" w:hAnsi="Times New Roman" w:cs="Times New Roman"/>
+          <w:color w:val="000000" w:themeColor="text1"/>
+          <w:spacing w:val="3"/>
+          <w:sz w:val="26"/>
+          <w:szCs w:val="26"/>
+          <w:shd w:val="clear" w:color="auto" w:fill="FFFFFF"/>
+        </w:rPr>
+        <w:t xml:space="preserve"> </w:t>
+      </w:r>
+      <w:proofErr w:type="spellStart"/>
+      <w:r>
+        <w:rPr>
+          <w:rFonts w:ascii="Times New Roman" w:hAnsi="Times New Roman" w:cs="Times New Roman"/>
+          <w:color w:val="000000" w:themeColor="text1"/>
+          <w:spacing w:val="3"/>
+          <w:sz w:val="26"/>
+          <w:szCs w:val="26"/>
+          <w:shd w:val="clear" w:color="auto" w:fill="FFFFFF"/>
+        </w:rPr>
+        <w:t>theo</w:t>
+      </w:r>
+      <w:proofErr w:type="spellEnd"/>
+      <w:r>
+        <w:rPr>
+          <w:rFonts w:ascii="Times New Roman" w:hAnsi="Times New Roman" w:cs="Times New Roman"/>
+          <w:color w:val="000000" w:themeColor="text1"/>
+          <w:spacing w:val="3"/>
+          <w:sz w:val="26"/>
+          <w:szCs w:val="26"/>
+          <w:shd w:val="clear" w:color="auto" w:fill="FFFFFF"/>
+        </w:rPr>
+        <w:t xml:space="preserve"> </w:t>
+      </w:r>
+      <w:proofErr w:type="spellStart"/>
+      <w:r>
+        <w:rPr>
+          <w:rFonts w:ascii="Times New Roman" w:hAnsi="Times New Roman" w:cs="Times New Roman"/>
+          <w:color w:val="000000" w:themeColor="text1"/>
+          <w:spacing w:val="3"/>
+          <w:sz w:val="26"/>
+          <w:szCs w:val="26"/>
+          <w:shd w:val="clear" w:color="auto" w:fill="FFFFFF"/>
+        </w:rPr>
+        <w:t>dõi</w:t>
+      </w:r>
+      <w:proofErr w:type="spellEnd"/>
+      <w:r>
+        <w:rPr>
+          <w:rFonts w:ascii="Times New Roman" w:hAnsi="Times New Roman" w:cs="Times New Roman"/>
+          <w:color w:val="000000" w:themeColor="text1"/>
+          <w:spacing w:val="3"/>
+          <w:sz w:val="26"/>
+          <w:szCs w:val="26"/>
+          <w:shd w:val="clear" w:color="auto" w:fill="FFFFFF"/>
+        </w:rPr>
+        <w:t xml:space="preserve"> </w:t>
+      </w:r>
+      <w:proofErr w:type="spellStart"/>
+      <w:r>
+        <w:rPr>
+          <w:rFonts w:ascii="Times New Roman" w:hAnsi="Times New Roman" w:cs="Times New Roman"/>
+          <w:color w:val="000000" w:themeColor="text1"/>
+          <w:spacing w:val="3"/>
+          <w:sz w:val="26"/>
+          <w:szCs w:val="26"/>
+          <w:shd w:val="clear" w:color="auto" w:fill="FFFFFF"/>
+        </w:rPr>
+        <w:t>chặt</w:t>
+      </w:r>
+      <w:proofErr w:type="spellEnd"/>
+      <w:r>
+        <w:rPr>
+          <w:rFonts w:ascii="Times New Roman" w:hAnsi="Times New Roman" w:cs="Times New Roman"/>
+          <w:color w:val="000000" w:themeColor="text1"/>
+          <w:spacing w:val="3"/>
+          <w:sz w:val="26"/>
+          <w:szCs w:val="26"/>
+          <w:shd w:val="clear" w:color="auto" w:fill="FFFFFF"/>
+        </w:rPr>
+        <w:t xml:space="preserve"> </w:t>
+      </w:r>
+      <w:proofErr w:type="spellStart"/>
+      <w:r>
+        <w:rPr>
+          <w:rFonts w:ascii="Times New Roman" w:hAnsi="Times New Roman" w:cs="Times New Roman"/>
+          <w:color w:val="000000" w:themeColor="text1"/>
+          <w:spacing w:val="3"/>
+          <w:sz w:val="26"/>
+          <w:szCs w:val="26"/>
+          <w:shd w:val="clear" w:color="auto" w:fill="FFFFFF"/>
+        </w:rPr>
+        <w:t>chẽ</w:t>
+      </w:r>
+      <w:proofErr w:type="spellEnd"/>
+      <w:r>
+        <w:rPr>
+          <w:rFonts w:ascii="Times New Roman" w:hAnsi="Times New Roman" w:cs="Times New Roman"/>
+          <w:color w:val="000000" w:themeColor="text1"/>
+          <w:spacing w:val="3"/>
+          <w:sz w:val="26"/>
+          <w:szCs w:val="26"/>
+          <w:shd w:val="clear" w:color="auto" w:fill="FFFFFF"/>
+        </w:rPr>
+        <w:t xml:space="preserve"> </w:t>
+      </w:r>
+      <w:proofErr w:type="spellStart"/>
+      <w:r>
+        <w:rPr>
+          <w:rFonts w:ascii="Times New Roman" w:hAnsi="Times New Roman" w:cs="Times New Roman"/>
+          <w:color w:val="000000" w:themeColor="text1"/>
+          <w:spacing w:val="3"/>
+          <w:sz w:val="26"/>
+          <w:szCs w:val="26"/>
+          <w:shd w:val="clear" w:color="auto" w:fill="FFFFFF"/>
+        </w:rPr>
+        <w:t>diễn</w:t>
+      </w:r>
+      <w:proofErr w:type="spellEnd"/>
+      <w:r>
+        <w:rPr>
+          <w:rFonts w:ascii="Times New Roman" w:hAnsi="Times New Roman" w:cs="Times New Roman"/>
+          <w:color w:val="000000" w:themeColor="text1"/>
+          <w:spacing w:val="3"/>
+          <w:sz w:val="26"/>
+          <w:szCs w:val="26"/>
+          <w:shd w:val="clear" w:color="auto" w:fill="FFFFFF"/>
+        </w:rPr>
+        <w:t xml:space="preserve"> </w:t>
+      </w:r>
+      <w:proofErr w:type="spellStart"/>
+      <w:r>
+        <w:rPr>
+          <w:rFonts w:ascii="Times New Roman" w:hAnsi="Times New Roman" w:cs="Times New Roman"/>
+          <w:color w:val="000000" w:themeColor="text1"/>
+          <w:spacing w:val="3"/>
+          <w:sz w:val="26"/>
+          <w:szCs w:val="26"/>
+          <w:shd w:val="clear" w:color="auto" w:fill="FFFFFF"/>
+        </w:rPr>
+        <w:t>biến</w:t>
+      </w:r>
+      <w:proofErr w:type="spellEnd"/>
+      <w:r>
+        <w:rPr>
+          <w:rFonts w:ascii="Times New Roman" w:hAnsi="Times New Roman" w:cs="Times New Roman"/>
+          <w:color w:val="000000" w:themeColor="text1"/>
+          <w:spacing w:val="3"/>
+          <w:sz w:val="26"/>
+          <w:szCs w:val="26"/>
+          <w:shd w:val="clear" w:color="auto" w:fill="FFFFFF"/>
+        </w:rPr>
+        <w:t xml:space="preserve"> </w:t>
+      </w:r>
+      <w:proofErr w:type="spellStart"/>
+      <w:r>
+        <w:rPr>
+          <w:rFonts w:ascii="Times New Roman" w:hAnsi="Times New Roman" w:cs="Times New Roman"/>
+          <w:color w:val="000000" w:themeColor="text1"/>
+          <w:spacing w:val="3"/>
+          <w:sz w:val="26"/>
+          <w:szCs w:val="26"/>
+          <w:shd w:val="clear" w:color="auto" w:fill="FFFFFF"/>
+        </w:rPr>
+        <w:t>thời</w:t>
+      </w:r>
+      <w:proofErr w:type="spellEnd"/>
+      <w:r>
+        <w:rPr>
+          <w:rFonts w:ascii="Times New Roman" w:hAnsi="Times New Roman" w:cs="Times New Roman"/>
+          <w:color w:val="000000" w:themeColor="text1"/>
+          <w:spacing w:val="3"/>
+          <w:sz w:val="26"/>
+          <w:szCs w:val="26"/>
+          <w:shd w:val="clear" w:color="auto" w:fill="FFFFFF"/>
+        </w:rPr>
+        <w:t xml:space="preserve"> </w:t>
+      </w:r>
+      <w:proofErr w:type="spellStart"/>
+      <w:r>
+        <w:rPr>
+          <w:rFonts w:ascii="Times New Roman" w:hAnsi="Times New Roman" w:cs="Times New Roman"/>
+          <w:color w:val="000000" w:themeColor="text1"/>
+          <w:spacing w:val="3"/>
+          <w:sz w:val="26"/>
+          <w:szCs w:val="26"/>
+          <w:shd w:val="clear" w:color="auto" w:fill="FFFFFF"/>
+        </w:rPr>
+        <w:t>tiết</w:t>
+      </w:r>
+      <w:proofErr w:type="spellEnd"/>
+      <w:r>
+        <w:rPr>
+          <w:rFonts w:ascii="Times New Roman" w:hAnsi="Times New Roman" w:cs="Times New Roman"/>
+          <w:color w:val="000000" w:themeColor="text1"/>
+          <w:spacing w:val="3"/>
+          <w:sz w:val="26"/>
+          <w:szCs w:val="26"/>
+          <w:shd w:val="clear" w:color="auto" w:fill="FFFFFF"/>
+        </w:rPr>
+        <w:t xml:space="preserve">, </w:t>
+      </w:r>
+      <w:proofErr w:type="spellStart"/>
+      <w:r>
+        <w:rPr>
+          <w:rFonts w:ascii="Times New Roman" w:hAnsi="Times New Roman" w:cs="Times New Roman"/>
+          <w:color w:val="000000" w:themeColor="text1"/>
+          <w:spacing w:val="3"/>
+          <w:sz w:val="26"/>
+          <w:szCs w:val="26"/>
+          <w:shd w:val="clear" w:color="auto" w:fill="FFFFFF"/>
+        </w:rPr>
+        <w:t>sẵn</w:t>
+      </w:r>
+      <w:proofErr w:type="spellEnd"/>
+      <w:r>
+        <w:rPr>
+          <w:rFonts w:ascii="Times New Roman" w:hAnsi="Times New Roman" w:cs="Times New Roman"/>
+          <w:color w:val="000000" w:themeColor="text1"/>
+          <w:spacing w:val="3"/>
+          <w:sz w:val="26"/>
+          <w:szCs w:val="26"/>
+          <w:shd w:val="clear" w:color="auto" w:fill="FFFFFF"/>
+        </w:rPr>
+        <w:t xml:space="preserve"> </w:t>
+      </w:r>
+      <w:proofErr w:type="spellStart"/>
+      <w:r>
+        <w:rPr>
+          <w:rFonts w:ascii="Times New Roman" w:hAnsi="Times New Roman" w:cs="Times New Roman"/>
+          <w:color w:val="000000" w:themeColor="text1"/>
+          <w:spacing w:val="3"/>
+          <w:sz w:val="26"/>
+          <w:szCs w:val="26"/>
+          <w:shd w:val="clear" w:color="auto" w:fill="FFFFFF"/>
+        </w:rPr>
+        <w:t>sàng</w:t>
+      </w:r>
+      <w:proofErr w:type="spellEnd"/>
+      <w:r>
+        <w:rPr>
+          <w:rFonts w:ascii="Times New Roman" w:hAnsi="Times New Roman" w:cs="Times New Roman"/>
+          <w:color w:val="000000" w:themeColor="text1"/>
+          <w:spacing w:val="3"/>
+          <w:sz w:val="26"/>
+          <w:szCs w:val="26"/>
+          <w:shd w:val="clear" w:color="auto" w:fill="FFFFFF"/>
+        </w:rPr>
+        <w:t xml:space="preserve"> </w:t>
+      </w:r>
+      <w:proofErr w:type="spellStart"/>
+      <w:r>
+        <w:rPr>
+          <w:rFonts w:ascii="Times New Roman" w:hAnsi="Times New Roman" w:cs="Times New Roman"/>
+          <w:color w:val="000000" w:themeColor="text1"/>
+          <w:spacing w:val="3"/>
+          <w:sz w:val="26"/>
+          <w:szCs w:val="26"/>
+          <w:shd w:val="clear" w:color="auto" w:fill="FFFFFF"/>
+        </w:rPr>
+        <w:t>lực</w:t>
+      </w:r>
+      <w:proofErr w:type="spellEnd"/>
+      <w:r>
+        <w:rPr>
+          <w:rFonts w:ascii="Times New Roman" w:hAnsi="Times New Roman" w:cs="Times New Roman"/>
+          <w:color w:val="000000" w:themeColor="text1"/>
+          <w:spacing w:val="3"/>
+          <w:sz w:val="26"/>
+          <w:szCs w:val="26"/>
+          <w:shd w:val="clear" w:color="auto" w:fill="FFFFFF"/>
+        </w:rPr>
+        <w:t xml:space="preserve"> </w:t>
+      </w:r>
+      <w:proofErr w:type="spellStart"/>
+      <w:r>
+        <w:rPr>
+          <w:rFonts w:ascii="Times New Roman" w:hAnsi="Times New Roman" w:cs="Times New Roman"/>
+          <w:color w:val="000000" w:themeColor="text1"/>
+          <w:spacing w:val="3"/>
+          <w:sz w:val="26"/>
+          <w:szCs w:val="26"/>
+          <w:shd w:val="clear" w:color="auto" w:fill="FFFFFF"/>
+        </w:rPr>
+        <w:t>lượng</w:t>
+      </w:r>
+      <w:proofErr w:type="spellEnd"/>
+      <w:r>
+        <w:rPr>
+          <w:rFonts w:ascii="Times New Roman" w:hAnsi="Times New Roman" w:cs="Times New Roman"/>
+          <w:color w:val="000000" w:themeColor="text1"/>
+          <w:spacing w:val="3"/>
+          <w:sz w:val="26"/>
+          <w:szCs w:val="26"/>
+          <w:shd w:val="clear" w:color="auto" w:fill="FFFFFF"/>
+        </w:rPr>
+        <w:t xml:space="preserve"> </w:t>
+      </w:r>
+      <w:proofErr w:type="spellStart"/>
+      <w:r>
+        <w:rPr>
+          <w:rFonts w:ascii="Times New Roman" w:hAnsi="Times New Roman" w:cs="Times New Roman"/>
+          <w:color w:val="000000" w:themeColor="text1"/>
+          <w:spacing w:val="3"/>
+          <w:sz w:val="26"/>
+          <w:szCs w:val="26"/>
+          <w:shd w:val="clear" w:color="auto" w:fill="FFFFFF"/>
+        </w:rPr>
+        <w:t>và</w:t>
+      </w:r>
+      <w:proofErr w:type="spellEnd"/>
+      <w:r>
+        <w:rPr>
+          <w:rFonts w:ascii="Times New Roman" w:hAnsi="Times New Roman" w:cs="Times New Roman"/>
+          <w:color w:val="000000" w:themeColor="text1"/>
+          <w:spacing w:val="3"/>
+          <w:sz w:val="26"/>
+          <w:szCs w:val="26"/>
+          <w:shd w:val="clear" w:color="auto" w:fill="FFFFFF"/>
+        </w:rPr>
+        <w:t xml:space="preserve"> </w:t>
+      </w:r>
+      <w:proofErr w:type="spellStart"/>
+      <w:r>
+        <w:rPr>
+          <w:rFonts w:ascii="Times New Roman" w:hAnsi="Times New Roman" w:cs="Times New Roman"/>
+          <w:color w:val="000000" w:themeColor="text1"/>
+          <w:spacing w:val="3"/>
+          <w:sz w:val="26"/>
+          <w:szCs w:val="26"/>
+          <w:shd w:val="clear" w:color="auto" w:fill="FFFFFF"/>
+        </w:rPr>
+        <w:t>sẽ</w:t>
+      </w:r>
+      <w:proofErr w:type="spellEnd"/>
+      <w:r>
+        <w:rPr>
+          <w:rFonts w:ascii="Times New Roman" w:hAnsi="Times New Roman" w:cs="Times New Roman"/>
+          <w:color w:val="000000" w:themeColor="text1"/>
+          <w:spacing w:val="3"/>
+          <w:sz w:val="26"/>
+          <w:szCs w:val="26"/>
+          <w:shd w:val="clear" w:color="auto" w:fill="FFFFFF"/>
+        </w:rPr>
+        <w:t xml:space="preserve"> </w:t>
+      </w:r>
+      <w:proofErr w:type="spellStart"/>
+      <w:r>
+        <w:rPr>
+          <w:rFonts w:ascii="Times New Roman" w:hAnsi="Times New Roman" w:cs="Times New Roman"/>
+          <w:color w:val="000000" w:themeColor="text1"/>
+          <w:spacing w:val="3"/>
+          <w:sz w:val="26"/>
+          <w:szCs w:val="26"/>
+          <w:shd w:val="clear" w:color="auto" w:fill="FFFFFF"/>
+        </w:rPr>
+        <w:t>cập</w:t>
+      </w:r>
+      <w:proofErr w:type="spellEnd"/>
+      <w:r>
+        <w:rPr>
+          <w:rFonts w:ascii="Times New Roman" w:hAnsi="Times New Roman" w:cs="Times New Roman"/>
+          <w:color w:val="000000" w:themeColor="text1"/>
+          <w:spacing w:val="3"/>
+          <w:sz w:val="26"/>
+          <w:szCs w:val="26"/>
+          <w:shd w:val="clear" w:color="auto" w:fill="FFFFFF"/>
+        </w:rPr>
+        <w:t xml:space="preserve"> </w:t>
+      </w:r>
+      <w:proofErr w:type="spellStart"/>
+      <w:r>
+        <w:rPr>
+          <w:rFonts w:ascii="Times New Roman" w:hAnsi="Times New Roman" w:cs="Times New Roman"/>
+          <w:color w:val="000000" w:themeColor="text1"/>
+          <w:spacing w:val="3"/>
+          <w:sz w:val="26"/>
+          <w:szCs w:val="26"/>
+          <w:shd w:val="clear" w:color="auto" w:fill="FFFFFF"/>
+        </w:rPr>
+        <w:t>nhật</w:t>
+      </w:r>
+      <w:proofErr w:type="spellEnd"/>
+      <w:r>
+        <w:rPr>
+          <w:rFonts w:ascii="Times New Roman" w:hAnsi="Times New Roman" w:cs="Times New Roman"/>
+          <w:color w:val="000000" w:themeColor="text1"/>
+          <w:spacing w:val="3"/>
+          <w:sz w:val="26"/>
+          <w:szCs w:val="26"/>
+          <w:shd w:val="clear" w:color="auto" w:fill="FFFFFF"/>
+        </w:rPr>
+        <w:t xml:space="preserve"> </w:t>
+      </w:r>
+      <w:proofErr w:type="spellStart"/>
+      <w:r>
+        <w:rPr>
+          <w:rFonts w:ascii="Times New Roman" w:hAnsi="Times New Roman" w:cs="Times New Roman"/>
+          <w:color w:val="000000" w:themeColor="text1"/>
+          <w:spacing w:val="3"/>
+          <w:sz w:val="26"/>
+          <w:szCs w:val="26"/>
+          <w:shd w:val="clear" w:color="auto" w:fill="FFFFFF"/>
+        </w:rPr>
+        <w:t>báo</w:t>
+      </w:r>
+      <w:proofErr w:type="spellEnd"/>
+      <w:r>
+        <w:rPr>
+          <w:rFonts w:ascii="Times New Roman" w:hAnsi="Times New Roman" w:cs="Times New Roman"/>
+          <w:color w:val="000000" w:themeColor="text1"/>
+          <w:spacing w:val="3"/>
+          <w:sz w:val="26"/>
+          <w:szCs w:val="26"/>
+          <w:shd w:val="clear" w:color="auto" w:fill="FFFFFF"/>
+        </w:rPr>
+        <w:t xml:space="preserve"> </w:t>
+      </w:r>
+      <w:proofErr w:type="spellStart"/>
+      <w:r>
+        <w:rPr>
+          <w:rFonts w:ascii="Times New Roman" w:hAnsi="Times New Roman" w:cs="Times New Roman"/>
+          <w:color w:val="000000" w:themeColor="text1"/>
+          <w:spacing w:val="3"/>
+          <w:sz w:val="26"/>
+          <w:szCs w:val="26"/>
+          <w:shd w:val="clear" w:color="auto" w:fill="FFFFFF"/>
+        </w:rPr>
+        <w:t>cáo</w:t>
+      </w:r>
+      <w:proofErr w:type="spellEnd"/>
+      <w:r>
+        <w:rPr>
+          <w:rFonts w:ascii="Times New Roman" w:hAnsi="Times New Roman" w:cs="Times New Roman"/>
+          <w:color w:val="000000" w:themeColor="text1"/>
+          <w:spacing w:val="3"/>
+          <w:sz w:val="26"/>
+          <w:szCs w:val="26"/>
+          <w:shd w:val="clear" w:color="auto" w:fill="FFFFFF"/>
+        </w:rPr>
+        <w:t xml:space="preserve"> </w:t>
+      </w:r>
+      <w:proofErr w:type="spellStart"/>
+      <w:r>
+        <w:rPr>
+          <w:rFonts w:ascii="Times New Roman" w:hAnsi="Times New Roman" w:cs="Times New Roman"/>
+          <w:color w:val="000000" w:themeColor="text1"/>
+          <w:spacing w:val="3"/>
+          <w:sz w:val="26"/>
+          <w:szCs w:val="26"/>
+          <w:shd w:val="clear" w:color="auto" w:fill="FFFFFF"/>
+        </w:rPr>
+        <w:t>khi</w:t>
+      </w:r>
+      <w:proofErr w:type="spellEnd"/>
+      <w:r>
+        <w:rPr>
+          <w:rFonts w:ascii="Times New Roman" w:hAnsi="Times New Roman" w:cs="Times New Roman"/>
+          <w:color w:val="000000" w:themeColor="text1"/>
+          <w:spacing w:val="3"/>
+          <w:sz w:val="26"/>
+          <w:szCs w:val="26"/>
+          <w:shd w:val="clear" w:color="auto" w:fill="FFFFFF"/>
+        </w:rPr>
+        <w:t xml:space="preserve"> </w:t>
+      </w:r>
+      <w:proofErr w:type="spellStart"/>
+      <w:r>
+        <w:rPr>
+          <w:rFonts w:ascii="Times New Roman" w:hAnsi="Times New Roman" w:cs="Times New Roman"/>
+          <w:color w:val="000000" w:themeColor="text1"/>
+          <w:spacing w:val="3"/>
+          <w:sz w:val="26"/>
+          <w:szCs w:val="26"/>
+          <w:shd w:val="clear" w:color="auto" w:fill="FFFFFF"/>
+        </w:rPr>
+        <w:t>có</w:t>
+      </w:r>
+      <w:proofErr w:type="spellEnd"/>
+      <w:r>
+        <w:rPr>
+          <w:rFonts w:ascii="Times New Roman" w:hAnsi="Times New Roman" w:cs="Times New Roman"/>
+          <w:color w:val="000000" w:themeColor="text1"/>
+          <w:spacing w:val="3"/>
+          <w:sz w:val="26"/>
+          <w:szCs w:val="26"/>
+          <w:shd w:val="clear" w:color="auto" w:fill="FFFFFF"/>
+        </w:rPr>
+        <w:t xml:space="preserve"> </w:t>
+      </w:r>
+      <w:proofErr w:type="spellStart"/>
+      <w:r>
+        <w:rPr>
+          <w:rFonts w:ascii="Times New Roman" w:hAnsi="Times New Roman" w:cs="Times New Roman"/>
+          <w:color w:val="000000" w:themeColor="text1"/>
+          <w:spacing w:val="3"/>
+          <w:sz w:val="26"/>
+          <w:szCs w:val="26"/>
+          <w:shd w:val="clear" w:color="auto" w:fill="FFFFFF"/>
+        </w:rPr>
+        <w:t>diễn</w:t>
+      </w:r>
+      <w:proofErr w:type="spellEnd"/>
+      <w:r>
+        <w:rPr>
+          <w:rFonts w:ascii="Times New Roman" w:hAnsi="Times New Roman" w:cs="Times New Roman"/>
+          <w:color w:val="000000" w:themeColor="text1"/>
+          <w:spacing w:val="3"/>
+          <w:sz w:val="26"/>
+          <w:szCs w:val="26"/>
+          <w:shd w:val="clear" w:color="auto" w:fill="FFFFFF"/>
+        </w:rPr>
+        <w:t xml:space="preserve"> </w:t>
+      </w:r>
+      <w:proofErr w:type="spellStart"/>
+      <w:r>
+        <w:rPr>
+          <w:rFonts w:ascii="Times New Roman" w:hAnsi="Times New Roman" w:cs="Times New Roman"/>
+          <w:color w:val="000000" w:themeColor="text1"/>
+          <w:spacing w:val="3"/>
+          <w:sz w:val="26"/>
+          <w:szCs w:val="26"/>
+          <w:shd w:val="clear" w:color="auto" w:fill="FFFFFF"/>
+        </w:rPr>
+        <w:t>biến</w:t>
+      </w:r>
+      <w:proofErr w:type="spellEnd"/>
+      <w:r>
+        <w:rPr>
+          <w:rFonts w:ascii="Times New Roman" w:hAnsi="Times New Roman" w:cs="Times New Roman"/>
+          <w:color w:val="000000" w:themeColor="text1"/>
+          <w:spacing w:val="3"/>
+          <w:sz w:val="26"/>
+          <w:szCs w:val="26"/>
+          <w:shd w:val="clear" w:color="auto" w:fill="FFFFFF"/>
+        </w:rPr>
+        <w:t xml:space="preserve"> </w:t>
+      </w:r>
+      <w:proofErr w:type="spellStart"/>
+      <w:r>
+        <w:rPr>
+          <w:rFonts w:ascii="Times New Roman" w:hAnsi="Times New Roman" w:cs="Times New Roman"/>
+          <w:color w:val="000000" w:themeColor="text1"/>
+          <w:spacing w:val="3"/>
+          <w:sz w:val="26"/>
+          <w:szCs w:val="26"/>
+          <w:shd w:val="clear" w:color="auto" w:fill="FFFFFF"/>
+        </w:rPr>
+        <w:t>mới</w:t>
+      </w:r>
+      <w:proofErr w:type="spellEnd"/>
+      <w:r>
+        <w:rPr>
+          <w:rFonts w:ascii="Times New Roman" w:hAnsi="Times New Roman" w:cs="Times New Roman"/>
+          <w:color w:val="000000" w:themeColor="text1"/>
+          <w:spacing w:val="3"/>
+          <w:sz w:val="26"/>
+          <w:szCs w:val="26"/>
+          <w:shd w:val="clear" w:color="auto" w:fill="FFFFFF"/>
+        </w:rPr>
+        <w:t>.</w:t>
       </w:r>
     </w:p>
     <w:p>
@@ -2186,7 +8121,73 @@
           <w:sz w:val="26"/>
           <w:szCs w:val="26"/>
         </w:rPr>
-        <w:t>Công ty kính báo cáo./.</w:t>
+        <w:t xml:space="preserve">Công ty </w:t>
+      </w:r>
+      <w:proofErr w:type="spellStart"/>
+      <w:r>
+        <w:rPr>
+          <w:rFonts w:ascii="Times New Roman" w:hAnsi="Times New Roman" w:cs="Times New Roman"/>
+          <w:i/>
+          <w:color w:val="000000" w:themeColor="text1"/>
+          <w:sz w:val="26"/>
+          <w:szCs w:val="26"/>
+        </w:rPr>
+        <w:t>kính</w:t>
+      </w:r>
+      <w:proofErr w:type="spellEnd"/>
+      <w:r>
+        <w:rPr>
+          <w:rFonts w:ascii="Times New Roman" w:hAnsi="Times New Roman" w:cs="Times New Roman"/>
+          <w:i/>
+          <w:color w:val="000000" w:themeColor="text1"/>
+          <w:sz w:val="26"/>
+          <w:szCs w:val="26"/>
+        </w:rPr>
+        <w:t xml:space="preserve"> </w:t>
+      </w:r>
+      <w:proofErr w:type="spellStart"/>
+      <w:r>
+        <w:rPr>
+          <w:rFonts w:ascii="Times New Roman" w:hAnsi="Times New Roman" w:cs="Times New Roman"/>
+          <w:i/>
+          <w:color w:val="000000" w:themeColor="text1"/>
+          <w:sz w:val="26"/>
+          <w:szCs w:val="26"/>
+        </w:rPr>
+        <w:t>báo</w:t>
+      </w:r>
+      <w:proofErr w:type="spellEnd"/>
+      <w:r>
+        <w:rPr>
+          <w:rFonts w:ascii="Times New Roman" w:hAnsi="Times New Roman" w:cs="Times New Roman"/>
+          <w:i/>
+          <w:color w:val="000000" w:themeColor="text1"/>
+          <w:sz w:val="26"/>
+          <w:szCs w:val="26"/>
+        </w:rPr>
+        <w:t xml:space="preserve"> </w:t>
+      </w:r>
+      <w:proofErr w:type="spellStart"/>
+      <w:r>
+        <w:rPr>
+          <w:rFonts w:ascii="Times New Roman" w:hAnsi="Times New Roman" w:cs="Times New Roman"/>
+          <w:i/>
+          <w:color w:val="000000" w:themeColor="text1"/>
+          <w:sz w:val="26"/>
+          <w:szCs w:val="26"/>
+        </w:rPr>
+        <w:t>cáo</w:t>
+      </w:r>
+      <w:proofErr w:type="spellEnd"/>
+      <w:r>
+        <w:rPr>
+          <w:rFonts w:ascii="Times New Roman" w:hAnsi="Times New Roman" w:cs="Times New Roman"/>
+          <w:i/>
+          <w:color w:val="000000" w:themeColor="text1"/>
+          <w:sz w:val="26"/>
+          <w:szCs w:val="26"/>
+        </w:rPr>
+        <w:t>./.</w:t>
       </w:r>
     </w:p>
     <w:tbl>
@@ -2232,12 +8233,37 @@
                 <w:b/>
               </w:rPr>
             </w:pPr>
+            <w:proofErr w:type="spellStart"/>
             <w:r>
               <w:rPr>
                 <w:rFonts w:ascii="Times New Roman" w:hAnsi="Times New Roman" w:cs="Times New Roman"/>
                 <w:b/>
               </w:rPr>
-              <w:t>Nơi nhận:</w:t>
+              <w:t>Nơi</w:t>
+            </w:r>
+            <w:proofErr w:type="spellEnd"/>
+            <w:r>
+              <w:rPr>
+                <w:rFonts w:ascii="Times New Roman" w:hAnsi="Times New Roman" w:cs="Times New Roman"/>
+                <w:b/>
+              </w:rPr>
+              <w:t xml:space="preserve"> </w:t>
+            </w:r>
+            <w:proofErr w:type="spellStart"/>
+            <w:r>
+              <w:rPr>
+                <w:rFonts w:ascii="Times New Roman" w:hAnsi="Times New Roman" w:cs="Times New Roman"/>
+                <w:b/>
+              </w:rPr>
+              <w:t>nhận</w:t>
+            </w:r>
+            <w:proofErr w:type="spellEnd"/>
+            <w:r>
+              <w:rPr>
+                <w:rFonts w:ascii="Times New Roman" w:hAnsi="Times New Roman" w:cs="Times New Roman"/>
+                <w:b/>
+              </w:rPr>
+              <w:t>:</w:t>
             </w:r>
           </w:p>
           <w:p>
@@ -2334,8 +8360,30 @@
               <w:rPr>
                 <w:rFonts w:ascii="Times New Roman" w:hAnsi="Times New Roman" w:cs="Times New Roman"/>
               </w:rPr>
-              <w:t>- VP Thành uỷ, UBND TP;</w:t>
-            </w:r>
+              <w:t xml:space="preserve">- VP Thành </w:t>
+            </w:r>
+            <w:proofErr w:type="spellStart"/>
+            <w:r>
+              <w:rPr>
+                <w:rFonts w:ascii="Times New Roman" w:hAnsi="Times New Roman" w:cs="Times New Roman"/>
+              </w:rPr>
+              <w:t>uỷ</w:t>
+            </w:r>
+            <w:proofErr w:type="spellEnd"/>
+            <w:r>
+              <w:rPr>
+                <w:rFonts w:ascii="Times New Roman" w:hAnsi="Times New Roman" w:cs="Times New Roman"/>
+              </w:rPr>
+              <w:t xml:space="preserve">, UBND </w:t>
+            </w:r>
+            <w:proofErr w:type="gramStart"/>
+            <w:r>
+              <w:rPr>
+                <w:rFonts w:ascii="Times New Roman" w:hAnsi="Times New Roman" w:cs="Times New Roman"/>
+              </w:rPr>
+              <w:t>TP;</w:t>
+            </w:r>
+            <w:proofErr w:type="gramEnd"/>
           </w:p>
           <w:p>
             <w:pPr>
@@ -2436,7 +8484,35 @@
                                     <w:rPr>
                                       <w:rFonts w:ascii="Times New Roman" w:hAnsi="Times New Roman" w:cs="Times New Roman"/>
                                     </w:rPr>
-                                    <w:t>(Để b/cáo)</w:t>
+                                    <w:t>(</w:t>
+                                  </w:r>
+                                  <w:proofErr w:type="spellStart"/>
+                                  <w:r>
+                                    <w:rPr>
+                                      <w:rFonts w:ascii="Times New Roman" w:hAnsi="Times New Roman" w:cs="Times New Roman"/>
+                                    </w:rPr>
+                                    <w:t>Để</w:t>
+                                  </w:r>
+                                  <w:proofErr w:type="spellEnd"/>
+                                  <w:r>
+                                    <w:rPr>
+                                      <w:rFonts w:ascii="Times New Roman" w:hAnsi="Times New Roman" w:cs="Times New Roman"/>
+                                    </w:rPr>
+                                    <w:t xml:space="preserve"> b/</w:t>
+                                  </w:r>
+                                  <w:proofErr w:type="spellStart"/>
+                                  <w:r>
+                                    <w:rPr>
+                                      <w:rFonts w:ascii="Times New Roman" w:hAnsi="Times New Roman" w:cs="Times New Roman"/>
+                                    </w:rPr>
+                                    <w:t>cáo</w:t>
+                                  </w:r>
+                                  <w:proofErr w:type="spellEnd"/>
+                                  <w:r>
+                                    <w:rPr>
+                                      <w:rFonts w:ascii="Times New Roman" w:hAnsi="Times New Roman" w:cs="Times New Roman"/>
+                                    </w:rPr>
+                                    <w:t>)</w:t>
                                   </w:r>
                                 </w:p>
                               </w:txbxContent>
@@ -2485,8 +8561,16 @@
               <w:rPr>
                 <w:rFonts w:ascii="Times New Roman" w:hAnsi="Times New Roman" w:cs="Times New Roman"/>
               </w:rPr>
-              <w:t>- Đ/c Dương Đức Tuấn PCT UBND TP;</w:t>
-            </w:r>
+              <w:t xml:space="preserve">- Đ/c Dương Đức Tuấn PCT UBND </w:t>
+            </w:r>
+            <w:proofErr w:type="gramStart"/>
+            <w:r>
+              <w:rPr>
+                <w:rFonts w:ascii="Times New Roman" w:hAnsi="Times New Roman" w:cs="Times New Roman"/>
+              </w:rPr>
+              <w:t>TP;</w:t>
+            </w:r>
+            <w:proofErr w:type="gramEnd"/>
           </w:p>
           <w:p>
             <w:pPr>
@@ -2499,20 +8583,64 @@
               <w:rPr>
                 <w:rFonts w:ascii="Times New Roman" w:hAnsi="Times New Roman" w:cs="Times New Roman"/>
               </w:rPr>
-              <w:t xml:space="preserve">- Ban chỉ huy </w:t>
-            </w:r>
+              <w:t xml:space="preserve">- Ban </w:t>
+            </w:r>
+            <w:proofErr w:type="spellStart"/>
             <w:r>
               <w:rPr>
                 <w:rFonts w:ascii="Times New Roman" w:hAnsi="Times New Roman" w:cs="Times New Roman"/>
               </w:rPr>
+              <w:t>chỉ</w:t>
+            </w:r>
+            <w:proofErr w:type="spellEnd"/>
+            <w:r>
+              <w:rPr>
+                <w:rFonts w:ascii="Times New Roman" w:hAnsi="Times New Roman" w:cs="Times New Roman"/>
+              </w:rPr>
+              <w:t xml:space="preserve"> </w:t>
+            </w:r>
+            <w:proofErr w:type="spellStart"/>
+            <w:r>
+              <w:rPr>
+                <w:rFonts w:ascii="Times New Roman" w:hAnsi="Times New Roman" w:cs="Times New Roman"/>
+              </w:rPr>
+              <w:t>huy</w:t>
+            </w:r>
+            <w:proofErr w:type="spellEnd"/>
+            <w:r>
+              <w:rPr>
+                <w:rFonts w:ascii="Times New Roman" w:hAnsi="Times New Roman" w:cs="Times New Roman"/>
+              </w:rPr>
+              <w:t xml:space="preserve"> </w:t>
+            </w:r>
+            <w:r>
+              <w:rPr>
+                <w:rFonts w:ascii="Times New Roman" w:hAnsi="Times New Roman" w:cs="Times New Roman"/>
+              </w:rPr>
               <w:t>PTDS</w:t>
             </w:r>
             <w:r>
               <w:rPr>
                 <w:rFonts w:ascii="Times New Roman" w:hAnsi="Times New Roman" w:cs="Times New Roman"/>
               </w:rPr>
-              <w:t xml:space="preserve"> Thành phố;</w:t>
-            </w:r>
+              <w:t xml:space="preserve"> Thành </w:t>
+            </w:r>
+            <w:proofErr w:type="spellStart"/>
+            <w:proofErr w:type="gramStart"/>
+            <w:r>
+              <w:rPr>
+                <w:rFonts w:ascii="Times New Roman" w:hAnsi="Times New Roman" w:cs="Times New Roman"/>
+              </w:rPr>
+              <w:t>phố</w:t>
+            </w:r>
+            <w:proofErr w:type="spellEnd"/>
+            <w:r>
+              <w:rPr>
+                <w:rFonts w:ascii="Times New Roman" w:hAnsi="Times New Roman" w:cs="Times New Roman"/>
+              </w:rPr>
+              <w:t>;</w:t>
+            </w:r>
+            <w:proofErr w:type="gramEnd"/>
           </w:p>
           <w:p>
             <w:pPr>
@@ -2525,8 +8653,52 @@
               <w:rPr>
                 <w:rFonts w:ascii="Times New Roman" w:hAnsi="Times New Roman" w:cs="Times New Roman"/>
               </w:rPr>
-              <w:t>- Sở Xây dựng;</w:t>
-            </w:r>
+              <w:t xml:space="preserve">- </w:t>
+            </w:r>
+            <w:proofErr w:type="spellStart"/>
+            <w:r>
+              <w:rPr>
+                <w:rFonts w:ascii="Times New Roman" w:hAnsi="Times New Roman" w:cs="Times New Roman"/>
+              </w:rPr>
+              <w:t>Sở</w:t>
+            </w:r>
+            <w:proofErr w:type="spellEnd"/>
+            <w:r>
+              <w:rPr>
+                <w:rFonts w:ascii="Times New Roman" w:hAnsi="Times New Roman" w:cs="Times New Roman"/>
+              </w:rPr>
+              <w:t xml:space="preserve"> </w:t>
+            </w:r>
+            <w:proofErr w:type="spellStart"/>
+            <w:r>
+              <w:rPr>
+                <w:rFonts w:ascii="Times New Roman" w:hAnsi="Times New Roman" w:cs="Times New Roman"/>
+              </w:rPr>
+              <w:t>Xây</w:t>
+            </w:r>
+            <w:proofErr w:type="spellEnd"/>
+            <w:r>
+              <w:rPr>
+                <w:rFonts w:ascii="Times New Roman" w:hAnsi="Times New Roman" w:cs="Times New Roman"/>
+              </w:rPr>
+              <w:t xml:space="preserve"> </w:t>
+            </w:r>
+            <w:proofErr w:type="spellStart"/>
+            <w:proofErr w:type="gramStart"/>
+            <w:r>
+              <w:rPr>
+                <w:rFonts w:ascii="Times New Roman" w:hAnsi="Times New Roman" w:cs="Times New Roman"/>
+              </w:rPr>
+              <w:t>dựng</w:t>
+            </w:r>
+            <w:proofErr w:type="spellEnd"/>
+            <w:r>
+              <w:rPr>
+                <w:rFonts w:ascii="Times New Roman" w:hAnsi="Times New Roman" w:cs="Times New Roman"/>
+              </w:rPr>
+              <w:t>;</w:t>
+            </w:r>
+            <w:proofErr w:type="gramEnd"/>
           </w:p>
           <w:p>
             <w:pPr>
@@ -2539,7 +8711,77 @@
               <w:rPr>
                 <w:rFonts w:ascii="Times New Roman" w:hAnsi="Times New Roman" w:cs="Times New Roman"/>
               </w:rPr>
-              <w:t>- Trung tâm QLHTKT Thành phố; (để phối hợp)</w:t>
+              <w:t xml:space="preserve">- Trung </w:t>
+            </w:r>
+            <w:proofErr w:type="spellStart"/>
+            <w:r>
+              <w:rPr>
+                <w:rFonts w:ascii="Times New Roman" w:hAnsi="Times New Roman" w:cs="Times New Roman"/>
+              </w:rPr>
+              <w:t>tâm</w:t>
+            </w:r>
+            <w:proofErr w:type="spellEnd"/>
+            <w:r>
+              <w:rPr>
+                <w:rFonts w:ascii="Times New Roman" w:hAnsi="Times New Roman" w:cs="Times New Roman"/>
+              </w:rPr>
+              <w:t xml:space="preserve"> QLHTKT Thành </w:t>
+            </w:r>
+            <w:proofErr w:type="spellStart"/>
+            <w:r>
+              <w:rPr>
+                <w:rFonts w:ascii="Times New Roman" w:hAnsi="Times New Roman" w:cs="Times New Roman"/>
+              </w:rPr>
+              <w:t>phố</w:t>
+            </w:r>
+            <w:proofErr w:type="spellEnd"/>
+            <w:r>
+              <w:rPr>
+                <w:rFonts w:ascii="Times New Roman" w:hAnsi="Times New Roman" w:cs="Times New Roman"/>
+              </w:rPr>
+              <w:t>; (</w:t>
+            </w:r>
+            <w:proofErr w:type="spellStart"/>
+            <w:r>
+              <w:rPr>
+                <w:rFonts w:ascii="Times New Roman" w:hAnsi="Times New Roman" w:cs="Times New Roman"/>
+              </w:rPr>
+              <w:t>để</w:t>
+            </w:r>
+            <w:proofErr w:type="spellEnd"/>
+            <w:r>
+              <w:rPr>
+                <w:rFonts w:ascii="Times New Roman" w:hAnsi="Times New Roman" w:cs="Times New Roman"/>
+              </w:rPr>
+              <w:t xml:space="preserve"> </w:t>
+            </w:r>
+            <w:proofErr w:type="spellStart"/>
+            <w:r>
+              <w:rPr>
+                <w:rFonts w:ascii="Times New Roman" w:hAnsi="Times New Roman" w:cs="Times New Roman"/>
+              </w:rPr>
+              <w:t>phối</w:t>
+            </w:r>
+            <w:proofErr w:type="spellEnd"/>
+            <w:r>
+              <w:rPr>
+                <w:rFonts w:ascii="Times New Roman" w:hAnsi="Times New Roman" w:cs="Times New Roman"/>
+              </w:rPr>
+              <w:t xml:space="preserve"> </w:t>
+            </w:r>
+            <w:proofErr w:type="spellStart"/>
+            <w:r>
+              <w:rPr>
+                <w:rFonts w:ascii="Times New Roman" w:hAnsi="Times New Roman" w:cs="Times New Roman"/>
+              </w:rPr>
+              <w:t>hợp</w:t>
+            </w:r>
+            <w:proofErr w:type="spellEnd"/>
+            <w:r>
+              <w:rPr>
+                <w:rFonts w:ascii="Times New Roman" w:hAnsi="Times New Roman" w:cs="Times New Roman"/>
+              </w:rPr>
+              <w:t>)</w:t>
             </w:r>
           </w:p>
           <w:p>
@@ -2553,8 +8795,44 @@
               <w:rPr>
                 <w:rFonts w:ascii="Times New Roman" w:hAnsi="Times New Roman" w:cs="Times New Roman"/>
               </w:rPr>
-              <w:t>- Ban Lãnh đạo Công ty;</w:t>
-            </w:r>
+              <w:t xml:space="preserve">- Ban </w:t>
+            </w:r>
+            <w:proofErr w:type="spellStart"/>
+            <w:r>
+              <w:rPr>
+                <w:rFonts w:ascii="Times New Roman" w:hAnsi="Times New Roman" w:cs="Times New Roman"/>
+              </w:rPr>
+              <w:t>Lãnh</w:t>
+            </w:r>
+            <w:proofErr w:type="spellEnd"/>
+            <w:r>
+              <w:rPr>
+                <w:rFonts w:ascii="Times New Roman" w:hAnsi="Times New Roman" w:cs="Times New Roman"/>
+              </w:rPr>
+              <w:t xml:space="preserve"> </w:t>
+            </w:r>
+            <w:proofErr w:type="spellStart"/>
+            <w:r>
+              <w:rPr>
+                <w:rFonts w:ascii="Times New Roman" w:hAnsi="Times New Roman" w:cs="Times New Roman"/>
+              </w:rPr>
+              <w:t>đạo</w:t>
+            </w:r>
+            <w:proofErr w:type="spellEnd"/>
+            <w:r>
+              <w:rPr>
+                <w:rFonts w:ascii="Times New Roman" w:hAnsi="Times New Roman" w:cs="Times New Roman"/>
+              </w:rPr>
+              <w:t xml:space="preserve"> Công </w:t>
+            </w:r>
+            <w:proofErr w:type="gramStart"/>
+            <w:r>
+              <w:rPr>
+                <w:rFonts w:ascii="Times New Roman" w:hAnsi="Times New Roman" w:cs="Times New Roman"/>
+              </w:rPr>
+              <w:t>ty;</w:t>
+            </w:r>
+            <w:proofErr w:type="gramEnd"/>
           </w:p>
           <w:p>
             <w:pPr>

--- a/ai_tnhn/ai-api-tnhn/doc/Bao cao mua ngay {dd}-{mm}-{yyyy} thoi diem {hh}.docx
+++ b/ai_tnhn/ai-api-tnhn/doc/Bao cao mua ngay {dd}-{mm}-{yyyy} thoi diem {hh}.docx
@@ -2155,6 +2155,7 @@
               <w:spacing w:after="0" w:line="264" w:lineRule="auto"/>
               <w:rPr>
                 <w:rFonts w:ascii="Times New Roman" w:hAnsi="Times New Roman" w:cs="Times New Roman"/>
+                <w:lang w:val="vi-VN"/>
               </w:rPr>
             </w:pPr>
             <w:r>
@@ -2245,20 +2246,6 @@
                 <w:rFonts w:ascii="Times New Roman" w:hAnsi="Times New Roman" w:cs="Times New Roman"/>
               </w:rPr>
               <w:t>- VP Thành uỷ, UBND TP;</w:t>
-            </w:r>
-          </w:p>
-          <w:p>
-            <w:pPr>
-              <w:spacing w:after="0" w:line="264" w:lineRule="auto"/>
-              <w:rPr>
-                <w:rFonts w:ascii="Times New Roman" w:hAnsi="Times New Roman" w:cs="Times New Roman"/>
-              </w:rPr>
-            </w:pPr>
-            <w:r>
-              <w:rPr>
-                <w:rFonts w:ascii="Times New Roman" w:hAnsi="Times New Roman" w:cs="Times New Roman"/>
-              </w:rPr>
-              <w:t>- Đ/c Nguyễn Mạnh Quyền PCT UBND TP</w:t>
             </w:r>
           </w:p>
           <w:p>

--- a/ai_tnhn/ai-api-tnhn/doc/Bao cao mua ngay {dd}-{mm}-{yyyy} thoi diem {hh}.docx
+++ b/ai_tnhn/ai-api-tnhn/doc/Bao cao mua ngay {dd}-{mm}-{yyyy} thoi diem {hh}.docx
@@ -174,13 +174,23 @@
                 </mc:Fallback>
               </mc:AlternateContent>
             </w:r>
+            <w:proofErr w:type="spellStart"/>
             <w:r>
               <w:rPr>
                 <w:rFonts w:ascii="Times New Roman" w:hAnsi="Times New Roman"/>
                 <w:b w:val="0"/>
                 <w:szCs w:val="26"/>
               </w:rPr>
-              <w:t>Số:               /TNHN-QLVH</w:t>
+              <w:t>Số</w:t>
+            </w:r>
+            <w:proofErr w:type="spellEnd"/>
+            <w:r>
+              <w:rPr>
+                <w:rFonts w:ascii="Times New Roman" w:hAnsi="Times New Roman"/>
+                <w:b w:val="0"/>
+                <w:szCs w:val="26"/>
+              </w:rPr>
+              <w:t>:               /TNHN-QLVH</w:t>
             </w:r>
           </w:p>
           <w:p>
@@ -233,8 +243,65 @@
                 <w:rFonts w:ascii="Times New Roman" w:hAnsi="Times New Roman"/>
                 <w:szCs w:val="24"/>
               </w:rPr>
-              <w:t>Độc lập – Tự do – Hạnh phúc</w:t>
-            </w:r>
+              <w:t xml:space="preserve">Độc </w:t>
+            </w:r>
+            <w:proofErr w:type="spellStart"/>
+            <w:r>
+              <w:rPr>
+                <w:rFonts w:ascii="Times New Roman" w:hAnsi="Times New Roman"/>
+                <w:szCs w:val="24"/>
+              </w:rPr>
+              <w:t>lập</w:t>
+            </w:r>
+            <w:proofErr w:type="spellEnd"/>
+            <w:r>
+              <w:rPr>
+                <w:rFonts w:ascii="Times New Roman" w:hAnsi="Times New Roman"/>
+                <w:szCs w:val="24"/>
+              </w:rPr>
+              <w:t xml:space="preserve"> – </w:t>
+            </w:r>
+            <w:proofErr w:type="spellStart"/>
+            <w:r>
+              <w:rPr>
+                <w:rFonts w:ascii="Times New Roman" w:hAnsi="Times New Roman"/>
+                <w:szCs w:val="24"/>
+              </w:rPr>
+              <w:t>Tự</w:t>
+            </w:r>
+            <w:proofErr w:type="spellEnd"/>
+            <w:r>
+              <w:rPr>
+                <w:rFonts w:ascii="Times New Roman" w:hAnsi="Times New Roman"/>
+                <w:szCs w:val="24"/>
+              </w:rPr>
+              <w:t xml:space="preserve"> do – </w:t>
+            </w:r>
+            <w:proofErr w:type="spellStart"/>
+            <w:r>
+              <w:rPr>
+                <w:rFonts w:ascii="Times New Roman" w:hAnsi="Times New Roman"/>
+                <w:szCs w:val="24"/>
+              </w:rPr>
+              <w:t>Hạnh</w:t>
+            </w:r>
+            <w:proofErr w:type="spellEnd"/>
+            <w:r>
+              <w:rPr>
+                <w:rFonts w:ascii="Times New Roman" w:hAnsi="Times New Roman"/>
+                <w:szCs w:val="24"/>
+              </w:rPr>
+              <w:t xml:space="preserve"> </w:t>
+            </w:r>
+            <w:proofErr w:type="spellStart"/>
+            <w:r>
+              <w:rPr>
+                <w:rFonts w:ascii="Times New Roman" w:hAnsi="Times New Roman"/>
+                <w:szCs w:val="24"/>
+              </w:rPr>
+              <w:t>phúc</w:t>
+            </w:r>
+            <w:proofErr w:type="spellEnd"/>
           </w:p>
           <w:p>
             <w:pPr>
@@ -355,8 +422,9 @@
                 <w:color w:val="000000" w:themeColor="text1"/>
                 <w:szCs w:val="26"/>
               </w:rPr>
-              <w:t xml:space="preserve">Hà Nội, ngày </w:t>
-            </w:r>
+              <w:t xml:space="preserve">Hà </w:t>
+            </w:r>
+            <w:proofErr w:type="spellStart"/>
             <w:r>
               <w:rPr>
                 <w:rFonts w:ascii="Times New Roman" w:hAnsi="Times New Roman"/>
@@ -365,16 +433,9 @@
                 <w:color w:val="000000" w:themeColor="text1"/>
                 <w:szCs w:val="26"/>
               </w:rPr>
-              <w:t>{dd}</w:t>
-            </w:r>
-            <w:r>
-              <w:rPr>
-                <w:rFonts w:ascii="Times New Roman" w:hAnsi="Times New Roman"/>
-                <w:i/>
-                <w:color w:val="000000" w:themeColor="text1"/>
-              </w:rPr>
-              <w:t xml:space="preserve"> </w:t>
-            </w:r>
+              <w:t>Nội</w:t>
+            </w:r>
+            <w:proofErr w:type="spellEnd"/>
             <w:r>
               <w:rPr>
                 <w:rFonts w:ascii="Times New Roman" w:hAnsi="Times New Roman"/>
@@ -383,8 +444,9 @@
                 <w:color w:val="000000" w:themeColor="text1"/>
                 <w:szCs w:val="26"/>
               </w:rPr>
-              <w:t xml:space="preserve">tháng </w:t>
-            </w:r>
+              <w:t xml:space="preserve">, </w:t>
+            </w:r>
+            <w:proofErr w:type="spellStart"/>
             <w:r>
               <w:rPr>
                 <w:rFonts w:ascii="Times New Roman" w:hAnsi="Times New Roman"/>
@@ -393,8 +455,9 @@
                 <w:color w:val="000000" w:themeColor="text1"/>
                 <w:szCs w:val="26"/>
               </w:rPr>
-              <w:t>{mm}</w:t>
-            </w:r>
+              <w:t>ngày</w:t>
+            </w:r>
+            <w:proofErr w:type="spellEnd"/>
             <w:r>
               <w:rPr>
                 <w:rFonts w:ascii="Times New Roman" w:hAnsi="Times New Roman"/>
@@ -403,7 +466,7 @@
                 <w:color w:val="000000" w:themeColor="text1"/>
                 <w:szCs w:val="26"/>
               </w:rPr>
-              <w:t xml:space="preserve"> năm </w:t>
+              <w:t xml:space="preserve"> </w:t>
             </w:r>
             <w:r>
               <w:rPr>
@@ -413,7 +476,111 @@
                 <w:color w:val="000000" w:themeColor="text1"/>
                 <w:szCs w:val="26"/>
               </w:rPr>
-              <w:t>{yyyy}</w:t>
+              <w:t>{dd}</w:t>
+            </w:r>
+            <w:r>
+              <w:rPr>
+                <w:rFonts w:ascii="Times New Roman" w:hAnsi="Times New Roman"/>
+                <w:i/>
+                <w:color w:val="000000" w:themeColor="text1"/>
+              </w:rPr>
+              <w:t xml:space="preserve"> </w:t>
+            </w:r>
+            <w:proofErr w:type="spellStart"/>
+            <w:r>
+              <w:rPr>
+                <w:rFonts w:ascii="Times New Roman" w:hAnsi="Times New Roman"/>
+                <w:b w:val="0"/>
+                <w:i/>
+                <w:color w:val="000000" w:themeColor="text1"/>
+                <w:szCs w:val="26"/>
+              </w:rPr>
+              <w:t>tháng</w:t>
+            </w:r>
+            <w:proofErr w:type="spellEnd"/>
+            <w:r>
+              <w:rPr>
+                <w:rFonts w:ascii="Times New Roman" w:hAnsi="Times New Roman"/>
+                <w:b w:val="0"/>
+                <w:i/>
+                <w:color w:val="000000" w:themeColor="text1"/>
+                <w:szCs w:val="26"/>
+              </w:rPr>
+              <w:t xml:space="preserve"> </w:t>
+            </w:r>
+            <w:r>
+              <w:rPr>
+                <w:rFonts w:ascii="Times New Roman" w:hAnsi="Times New Roman"/>
+                <w:b w:val="0"/>
+                <w:i/>
+                <w:color w:val="000000" w:themeColor="text1"/>
+                <w:szCs w:val="26"/>
+              </w:rPr>
+              <w:t>{mm}</w:t>
+            </w:r>
+            <w:r>
+              <w:rPr>
+                <w:rFonts w:ascii="Times New Roman" w:hAnsi="Times New Roman"/>
+                <w:b w:val="0"/>
+                <w:i/>
+                <w:color w:val="000000" w:themeColor="text1"/>
+                <w:szCs w:val="26"/>
+              </w:rPr>
+              <w:t xml:space="preserve"> </w:t>
+            </w:r>
+            <w:proofErr w:type="spellStart"/>
+            <w:r>
+              <w:rPr>
+                <w:rFonts w:ascii="Times New Roman" w:hAnsi="Times New Roman"/>
+                <w:b w:val="0"/>
+                <w:i/>
+                <w:color w:val="000000" w:themeColor="text1"/>
+                <w:szCs w:val="26"/>
+              </w:rPr>
+              <w:t>năm</w:t>
+            </w:r>
+            <w:proofErr w:type="spellEnd"/>
+            <w:r>
+              <w:rPr>
+                <w:rFonts w:ascii="Times New Roman" w:hAnsi="Times New Roman"/>
+                <w:b w:val="0"/>
+                <w:i/>
+                <w:color w:val="000000" w:themeColor="text1"/>
+                <w:szCs w:val="26"/>
+              </w:rPr>
+              <w:t xml:space="preserve"> </w:t>
+            </w:r>
+            <w:r>
+              <w:rPr>
+                <w:rFonts w:ascii="Times New Roman" w:hAnsi="Times New Roman"/>
+                <w:b w:val="0"/>
+                <w:i/>
+                <w:color w:val="000000" w:themeColor="text1"/>
+                <w:szCs w:val="26"/>
+              </w:rPr>
+              <w:t>{</w:t>
+            </w:r>
+            <w:proofErr w:type="spellStart"/>
+            <w:r>
+              <w:rPr>
+                <w:rFonts w:ascii="Times New Roman" w:hAnsi="Times New Roman"/>
+                <w:b w:val="0"/>
+                <w:i/>
+                <w:color w:val="000000" w:themeColor="text1"/>
+                <w:szCs w:val="26"/>
+              </w:rPr>
+              <w:t>yyyy</w:t>
+            </w:r>
+            <w:proofErr w:type="spellEnd"/>
+            <w:r>
+              <w:rPr>
+                <w:rFonts w:ascii="Times New Roman" w:hAnsi="Times New Roman"/>
+                <w:b w:val="0"/>
+                <w:i/>
+                <w:color w:val="000000" w:themeColor="text1"/>
+                <w:szCs w:val="26"/>
+              </w:rPr>
+              <w:t>}</w:t>
             </w:r>
           </w:p>
         </w:tc>
@@ -456,8 +623,196 @@
           <w:sz w:val="26"/>
           <w:szCs w:val="26"/>
         </w:rPr>
-        <w:t>V/v Báo cáo tình hình thoát nước do ảnh hưởng của mưa</w:t>
-      </w:r>
+        <w:t xml:space="preserve">V/v Báo </w:t>
+      </w:r>
+      <w:proofErr w:type="spellStart"/>
+      <w:r>
+        <w:rPr>
+          <w:rFonts w:ascii="Times New Roman" w:hAnsi="Times New Roman"/>
+          <w:b w:val="0"/>
+          <w:color w:val="000000" w:themeColor="text1"/>
+          <w:sz w:val="26"/>
+          <w:szCs w:val="26"/>
+        </w:rPr>
+        <w:t>cáo</w:t>
+      </w:r>
+      <w:proofErr w:type="spellEnd"/>
+      <w:r>
+        <w:rPr>
+          <w:rFonts w:ascii="Times New Roman" w:hAnsi="Times New Roman"/>
+          <w:b w:val="0"/>
+          <w:color w:val="000000" w:themeColor="text1"/>
+          <w:sz w:val="26"/>
+          <w:szCs w:val="26"/>
+        </w:rPr>
+        <w:t xml:space="preserve"> </w:t>
+      </w:r>
+      <w:proofErr w:type="spellStart"/>
+      <w:r>
+        <w:rPr>
+          <w:rFonts w:ascii="Times New Roman" w:hAnsi="Times New Roman"/>
+          <w:b w:val="0"/>
+          <w:color w:val="000000" w:themeColor="text1"/>
+          <w:sz w:val="26"/>
+          <w:szCs w:val="26"/>
+        </w:rPr>
+        <w:t>tình</w:t>
+      </w:r>
+      <w:proofErr w:type="spellEnd"/>
+      <w:r>
+        <w:rPr>
+          <w:rFonts w:ascii="Times New Roman" w:hAnsi="Times New Roman"/>
+          <w:b w:val="0"/>
+          <w:color w:val="000000" w:themeColor="text1"/>
+          <w:sz w:val="26"/>
+          <w:szCs w:val="26"/>
+        </w:rPr>
+        <w:t xml:space="preserve"> </w:t>
+      </w:r>
+      <w:proofErr w:type="spellStart"/>
+      <w:r>
+        <w:rPr>
+          <w:rFonts w:ascii="Times New Roman" w:hAnsi="Times New Roman"/>
+          <w:b w:val="0"/>
+          <w:color w:val="000000" w:themeColor="text1"/>
+          <w:sz w:val="26"/>
+          <w:szCs w:val="26"/>
+        </w:rPr>
+        <w:t>hình</w:t>
+      </w:r>
+      <w:proofErr w:type="spellEnd"/>
+      <w:r>
+        <w:rPr>
+          <w:rFonts w:ascii="Times New Roman" w:hAnsi="Times New Roman"/>
+          <w:b w:val="0"/>
+          <w:color w:val="000000" w:themeColor="text1"/>
+          <w:sz w:val="26"/>
+          <w:szCs w:val="26"/>
+        </w:rPr>
+        <w:t xml:space="preserve"> </w:t>
+      </w:r>
+      <w:proofErr w:type="spellStart"/>
+      <w:r>
+        <w:rPr>
+          <w:rFonts w:ascii="Times New Roman" w:hAnsi="Times New Roman"/>
+          <w:b w:val="0"/>
+          <w:color w:val="000000" w:themeColor="text1"/>
+          <w:sz w:val="26"/>
+          <w:szCs w:val="26"/>
+        </w:rPr>
+        <w:t>thoát</w:t>
+      </w:r>
+      <w:proofErr w:type="spellEnd"/>
+      <w:r>
+        <w:rPr>
+          <w:rFonts w:ascii="Times New Roman" w:hAnsi="Times New Roman"/>
+          <w:b w:val="0"/>
+          <w:color w:val="000000" w:themeColor="text1"/>
+          <w:sz w:val="26"/>
+          <w:szCs w:val="26"/>
+        </w:rPr>
+        <w:t xml:space="preserve"> </w:t>
+      </w:r>
+      <w:proofErr w:type="spellStart"/>
+      <w:r>
+        <w:rPr>
+          <w:rFonts w:ascii="Times New Roman" w:hAnsi="Times New Roman"/>
+          <w:b w:val="0"/>
+          <w:color w:val="000000" w:themeColor="text1"/>
+          <w:sz w:val="26"/>
+          <w:szCs w:val="26"/>
+        </w:rPr>
+        <w:t>nước</w:t>
+      </w:r>
+      <w:proofErr w:type="spellEnd"/>
+      <w:r>
+        <w:rPr>
+          <w:rFonts w:ascii="Times New Roman" w:hAnsi="Times New Roman"/>
+          <w:b w:val="0"/>
+          <w:color w:val="000000" w:themeColor="text1"/>
+          <w:sz w:val="26"/>
+          <w:szCs w:val="26"/>
+        </w:rPr>
+        <w:t xml:space="preserve"> do </w:t>
+      </w:r>
+      <w:proofErr w:type="spellStart"/>
+      <w:r>
+        <w:rPr>
+          <w:rFonts w:ascii="Times New Roman" w:hAnsi="Times New Roman"/>
+          <w:b w:val="0"/>
+          <w:color w:val="000000" w:themeColor="text1"/>
+          <w:sz w:val="26"/>
+          <w:szCs w:val="26"/>
+        </w:rPr>
+        <w:t>ảnh</w:t>
+      </w:r>
+      <w:proofErr w:type="spellEnd"/>
+      <w:r>
+        <w:rPr>
+          <w:rFonts w:ascii="Times New Roman" w:hAnsi="Times New Roman"/>
+          <w:b w:val="0"/>
+          <w:color w:val="000000" w:themeColor="text1"/>
+          <w:sz w:val="26"/>
+          <w:szCs w:val="26"/>
+        </w:rPr>
+        <w:t xml:space="preserve"> </w:t>
+      </w:r>
+      <w:proofErr w:type="spellStart"/>
+      <w:r>
+        <w:rPr>
+          <w:rFonts w:ascii="Times New Roman" w:hAnsi="Times New Roman"/>
+          <w:b w:val="0"/>
+          <w:color w:val="000000" w:themeColor="text1"/>
+          <w:sz w:val="26"/>
+          <w:szCs w:val="26"/>
+        </w:rPr>
+        <w:t>hưởng</w:t>
+      </w:r>
+      <w:proofErr w:type="spellEnd"/>
+      <w:r>
+        <w:rPr>
+          <w:rFonts w:ascii="Times New Roman" w:hAnsi="Times New Roman"/>
+          <w:b w:val="0"/>
+          <w:color w:val="000000" w:themeColor="text1"/>
+          <w:sz w:val="26"/>
+          <w:szCs w:val="26"/>
+        </w:rPr>
+        <w:t xml:space="preserve"> </w:t>
+      </w:r>
+      <w:proofErr w:type="spellStart"/>
+      <w:r>
+        <w:rPr>
+          <w:rFonts w:ascii="Times New Roman" w:hAnsi="Times New Roman"/>
+          <w:b w:val="0"/>
+          <w:color w:val="000000" w:themeColor="text1"/>
+          <w:sz w:val="26"/>
+          <w:szCs w:val="26"/>
+        </w:rPr>
+        <w:t>của</w:t>
+      </w:r>
+      <w:proofErr w:type="spellEnd"/>
+      <w:r>
+        <w:rPr>
+          <w:rFonts w:ascii="Times New Roman" w:hAnsi="Times New Roman"/>
+          <w:b w:val="0"/>
+          <w:color w:val="000000" w:themeColor="text1"/>
+          <w:sz w:val="26"/>
+          <w:szCs w:val="26"/>
+        </w:rPr>
+        <w:t xml:space="preserve"> </w:t>
+      </w:r>
+      <w:proofErr w:type="spellStart"/>
+      <w:r>
+        <w:rPr>
+          <w:rFonts w:ascii="Times New Roman" w:hAnsi="Times New Roman"/>
+          <w:b w:val="0"/>
+          <w:color w:val="000000" w:themeColor="text1"/>
+          <w:sz w:val="26"/>
+          <w:szCs w:val="26"/>
+        </w:rPr>
+        <w:t>mưa</w:t>
+      </w:r>
+      <w:proofErr w:type="spellEnd"/>
       <w:r>
         <w:rPr>
           <w:rFonts w:ascii="Times New Roman" w:hAnsi="Times New Roman"/>
@@ -480,29 +835,93 @@
           <w:szCs w:val="26"/>
         </w:rPr>
       </w:pPr>
-      <w:r>
-        <w:rPr>
-          <w:rFonts w:ascii="Times New Roman" w:hAnsi="Times New Roman" w:cs="Times New Roman"/>
-          <w:sz w:val="26"/>
-          <w:szCs w:val="26"/>
-        </w:rPr>
-        <w:t xml:space="preserve">Thời điểm </w:t>
-      </w:r>
-      <w:r>
-        <w:rPr>
-          <w:rFonts w:ascii="Times New Roman" w:hAnsi="Times New Roman" w:cs="Times New Roman"/>
-          <w:sz w:val="26"/>
-          <w:szCs w:val="26"/>
-        </w:rPr>
-        <w:t>{hh}</w:t>
-      </w:r>
-      <w:r>
-        <w:rPr>
-          <w:rFonts w:ascii="Times New Roman" w:hAnsi="Times New Roman" w:cs="Times New Roman"/>
-          <w:sz w:val="26"/>
-          <w:szCs w:val="26"/>
-        </w:rPr>
-        <w:t xml:space="preserve"> ngày </w:t>
+      <w:proofErr w:type="spellStart"/>
+      <w:r>
+        <w:rPr>
+          <w:rFonts w:ascii="Times New Roman" w:hAnsi="Times New Roman" w:cs="Times New Roman"/>
+          <w:sz w:val="26"/>
+          <w:szCs w:val="26"/>
+        </w:rPr>
+        <w:t>Thời</w:t>
+      </w:r>
+      <w:proofErr w:type="spellEnd"/>
+      <w:r>
+        <w:rPr>
+          <w:rFonts w:ascii="Times New Roman" w:hAnsi="Times New Roman" w:cs="Times New Roman"/>
+          <w:sz w:val="26"/>
+          <w:szCs w:val="26"/>
+        </w:rPr>
+        <w:t xml:space="preserve"> </w:t>
+      </w:r>
+      <w:proofErr w:type="spellStart"/>
+      <w:r>
+        <w:rPr>
+          <w:rFonts w:ascii="Times New Roman" w:hAnsi="Times New Roman" w:cs="Times New Roman"/>
+          <w:sz w:val="26"/>
+          <w:szCs w:val="26"/>
+        </w:rPr>
+        <w:t>điểm</w:t>
+      </w:r>
+      <w:proofErr w:type="spellEnd"/>
+      <w:r>
+        <w:rPr>
+          <w:rFonts w:ascii="Times New Roman" w:hAnsi="Times New Roman" w:cs="Times New Roman"/>
+          <w:sz w:val="26"/>
+          <w:szCs w:val="26"/>
+        </w:rPr>
+        <w:t xml:space="preserve"> </w:t>
+      </w:r>
+      <w:r>
+        <w:rPr>
+          <w:rFonts w:ascii="Times New Roman" w:hAnsi="Times New Roman" w:cs="Times New Roman"/>
+          <w:sz w:val="26"/>
+          <w:szCs w:val="26"/>
+        </w:rPr>
+        <w:t>{</w:t>
+      </w:r>
+      <w:proofErr w:type="spellStart"/>
+      <w:r>
+        <w:rPr>
+          <w:rFonts w:ascii="Times New Roman" w:hAnsi="Times New Roman" w:cs="Times New Roman"/>
+          <w:sz w:val="26"/>
+          <w:szCs w:val="26"/>
+        </w:rPr>
+        <w:t>hh</w:t>
+      </w:r>
+      <w:proofErr w:type="spellEnd"/>
+      <w:r>
+        <w:rPr>
+          <w:rFonts w:ascii="Times New Roman" w:hAnsi="Times New Roman" w:cs="Times New Roman"/>
+          <w:sz w:val="26"/>
+          <w:szCs w:val="26"/>
+        </w:rPr>
+        <w:t>}</w:t>
+      </w:r>
+      <w:r>
+        <w:rPr>
+          <w:rFonts w:ascii="Times New Roman" w:hAnsi="Times New Roman" w:cs="Times New Roman"/>
+          <w:sz w:val="26"/>
+          <w:szCs w:val="26"/>
+        </w:rPr>
+        <w:t xml:space="preserve"> </w:t>
+      </w:r>
+      <w:proofErr w:type="spellStart"/>
+      <w:r>
+        <w:rPr>
+          <w:rFonts w:ascii="Times New Roman" w:hAnsi="Times New Roman" w:cs="Times New Roman"/>
+          <w:sz w:val="26"/>
+          <w:szCs w:val="26"/>
+        </w:rPr>
+        <w:t>ngày</w:t>
+      </w:r>
+      <w:proofErr w:type="spellEnd"/>
+      <w:r>
+        <w:rPr>
+          <w:rFonts w:ascii="Times New Roman" w:hAnsi="Times New Roman" w:cs="Times New Roman"/>
+          <w:sz w:val="26"/>
+          <w:szCs w:val="26"/>
+        </w:rPr>
+        <w:t xml:space="preserve"> </w:t>
       </w:r>
       <w:r>
         <w:rPr>
@@ -542,7 +961,25 @@
           <w:sz w:val="26"/>
           <w:szCs w:val="26"/>
         </w:rPr>
-        <w:t>{yyyy}</w:t>
+        <w:t>{</w:t>
+      </w:r>
+      <w:proofErr w:type="spellStart"/>
+      <w:r>
+        <w:rPr>
+          <w:rFonts w:ascii="Times New Roman" w:hAnsi="Times New Roman" w:cs="Times New Roman"/>
+          <w:sz w:val="26"/>
+          <w:szCs w:val="26"/>
+        </w:rPr>
+        <w:t>yyyy</w:t>
+      </w:r>
+      <w:proofErr w:type="spellEnd"/>
+      <w:r>
+        <w:rPr>
+          <w:rFonts w:ascii="Times New Roman" w:hAnsi="Times New Roman" w:cs="Times New Roman"/>
+          <w:sz w:val="26"/>
+          <w:szCs w:val="26"/>
+        </w:rPr>
+        <w:t>}</w:t>
       </w:r>
     </w:p>
     <w:p>
@@ -561,7 +998,43 @@
           <w:sz w:val="26"/>
           <w:szCs w:val="26"/>
         </w:rPr>
-        <w:t xml:space="preserve">                           Kính gửi:</w:t>
+        <w:t xml:space="preserve">                           </w:t>
+      </w:r>
+      <w:proofErr w:type="spellStart"/>
+      <w:r>
+        <w:rPr>
+          <w:rFonts w:ascii="Times New Roman" w:hAnsi="Times New Roman" w:cs="Times New Roman"/>
+          <w:sz w:val="26"/>
+          <w:szCs w:val="26"/>
+        </w:rPr>
+        <w:t>Kính</w:t>
+      </w:r>
+      <w:proofErr w:type="spellEnd"/>
+      <w:r>
+        <w:rPr>
+          <w:rFonts w:ascii="Times New Roman" w:hAnsi="Times New Roman" w:cs="Times New Roman"/>
+          <w:sz w:val="26"/>
+          <w:szCs w:val="26"/>
+        </w:rPr>
+        <w:t xml:space="preserve"> </w:t>
+      </w:r>
+      <w:proofErr w:type="spellStart"/>
+      <w:r>
+        <w:rPr>
+          <w:rFonts w:ascii="Times New Roman" w:hAnsi="Times New Roman" w:cs="Times New Roman"/>
+          <w:sz w:val="26"/>
+          <w:szCs w:val="26"/>
+        </w:rPr>
+        <w:t>gửi</w:t>
+      </w:r>
+      <w:proofErr w:type="spellEnd"/>
+      <w:r>
+        <w:rPr>
+          <w:rFonts w:ascii="Times New Roman" w:hAnsi="Times New Roman" w:cs="Times New Roman"/>
+          <w:sz w:val="26"/>
+          <w:szCs w:val="26"/>
+        </w:rPr>
+        <w:t>:</w:t>
       </w:r>
       <w:r>
         <w:rPr>
@@ -589,7 +1062,97 @@
           <w:sz w:val="26"/>
           <w:szCs w:val="26"/>
         </w:rPr>
-        <w:t>- Ủy ban nhân dân Thành phố Hà Nội;</w:t>
+        <w:t xml:space="preserve">- </w:t>
+      </w:r>
+      <w:proofErr w:type="spellStart"/>
+      <w:r>
+        <w:rPr>
+          <w:rFonts w:ascii="Times New Roman" w:hAnsi="Times New Roman" w:cs="Times New Roman"/>
+          <w:sz w:val="26"/>
+          <w:szCs w:val="26"/>
+        </w:rPr>
+        <w:t>Ủy</w:t>
+      </w:r>
+      <w:proofErr w:type="spellEnd"/>
+      <w:r>
+        <w:rPr>
+          <w:rFonts w:ascii="Times New Roman" w:hAnsi="Times New Roman" w:cs="Times New Roman"/>
+          <w:sz w:val="26"/>
+          <w:szCs w:val="26"/>
+        </w:rPr>
+        <w:t xml:space="preserve"> ban </w:t>
+      </w:r>
+      <w:proofErr w:type="spellStart"/>
+      <w:r>
+        <w:rPr>
+          <w:rFonts w:ascii="Times New Roman" w:hAnsi="Times New Roman" w:cs="Times New Roman"/>
+          <w:sz w:val="26"/>
+          <w:szCs w:val="26"/>
+        </w:rPr>
+        <w:t>nhân</w:t>
+      </w:r>
+      <w:proofErr w:type="spellEnd"/>
+      <w:r>
+        <w:rPr>
+          <w:rFonts w:ascii="Times New Roman" w:hAnsi="Times New Roman" w:cs="Times New Roman"/>
+          <w:sz w:val="26"/>
+          <w:szCs w:val="26"/>
+        </w:rPr>
+        <w:t xml:space="preserve"> </w:t>
+      </w:r>
+      <w:proofErr w:type="spellStart"/>
+      <w:r>
+        <w:rPr>
+          <w:rFonts w:ascii="Times New Roman" w:hAnsi="Times New Roman" w:cs="Times New Roman"/>
+          <w:sz w:val="26"/>
+          <w:szCs w:val="26"/>
+        </w:rPr>
+        <w:t>dân</w:t>
+      </w:r>
+      <w:proofErr w:type="spellEnd"/>
+      <w:r>
+        <w:rPr>
+          <w:rFonts w:ascii="Times New Roman" w:hAnsi="Times New Roman" w:cs="Times New Roman"/>
+          <w:sz w:val="26"/>
+          <w:szCs w:val="26"/>
+        </w:rPr>
+        <w:t xml:space="preserve"> Thành </w:t>
+      </w:r>
+      <w:proofErr w:type="spellStart"/>
+      <w:r>
+        <w:rPr>
+          <w:rFonts w:ascii="Times New Roman" w:hAnsi="Times New Roman" w:cs="Times New Roman"/>
+          <w:sz w:val="26"/>
+          <w:szCs w:val="26"/>
+        </w:rPr>
+        <w:t>phố</w:t>
+      </w:r>
+      <w:proofErr w:type="spellEnd"/>
+      <w:r>
+        <w:rPr>
+          <w:rFonts w:ascii="Times New Roman" w:hAnsi="Times New Roman" w:cs="Times New Roman"/>
+          <w:sz w:val="26"/>
+          <w:szCs w:val="26"/>
+        </w:rPr>
+        <w:t xml:space="preserve"> Hà </w:t>
+      </w:r>
+      <w:proofErr w:type="spellStart"/>
+      <w:r>
+        <w:rPr>
+          <w:rFonts w:ascii="Times New Roman" w:hAnsi="Times New Roman" w:cs="Times New Roman"/>
+          <w:sz w:val="26"/>
+          <w:szCs w:val="26"/>
+        </w:rPr>
+        <w:t>Nội</w:t>
+      </w:r>
+      <w:proofErr w:type="spellEnd"/>
+      <w:r>
+        <w:rPr>
+          <w:rFonts w:ascii="Times New Roman" w:hAnsi="Times New Roman" w:cs="Times New Roman"/>
+          <w:sz w:val="26"/>
+          <w:szCs w:val="26"/>
+        </w:rPr>
+        <w:t>;</w:t>
       </w:r>
     </w:p>
     <w:p>
@@ -616,7 +1179,43 @@
           <w:sz w:val="26"/>
           <w:szCs w:val="26"/>
         </w:rPr>
-        <w:t>Ban chỉ huy PTDS</w:t>
+        <w:t xml:space="preserve">Ban </w:t>
+      </w:r>
+      <w:proofErr w:type="spellStart"/>
+      <w:r>
+        <w:rPr>
+          <w:rFonts w:ascii="Times New Roman" w:hAnsi="Times New Roman" w:cs="Times New Roman"/>
+          <w:sz w:val="26"/>
+          <w:szCs w:val="26"/>
+        </w:rPr>
+        <w:t>chỉ</w:t>
+      </w:r>
+      <w:proofErr w:type="spellEnd"/>
+      <w:r>
+        <w:rPr>
+          <w:rFonts w:ascii="Times New Roman" w:hAnsi="Times New Roman" w:cs="Times New Roman"/>
+          <w:sz w:val="26"/>
+          <w:szCs w:val="26"/>
+        </w:rPr>
+        <w:t xml:space="preserve"> </w:t>
+      </w:r>
+      <w:proofErr w:type="spellStart"/>
+      <w:r>
+        <w:rPr>
+          <w:rFonts w:ascii="Times New Roman" w:hAnsi="Times New Roman" w:cs="Times New Roman"/>
+          <w:sz w:val="26"/>
+          <w:szCs w:val="26"/>
+        </w:rPr>
+        <w:t>huy</w:t>
+      </w:r>
+      <w:proofErr w:type="spellEnd"/>
+      <w:r>
+        <w:rPr>
+          <w:rFonts w:ascii="Times New Roman" w:hAnsi="Times New Roman" w:cs="Times New Roman"/>
+          <w:sz w:val="26"/>
+          <w:szCs w:val="26"/>
+        </w:rPr>
+        <w:t xml:space="preserve"> PTDS</w:t>
       </w:r>
       <w:r>
         <w:rPr>
@@ -631,7 +1230,25 @@
           <w:sz w:val="26"/>
           <w:szCs w:val="26"/>
         </w:rPr>
-        <w:t>Thành phố;</w:t>
+        <w:t xml:space="preserve">Thành </w:t>
+      </w:r>
+      <w:proofErr w:type="spellStart"/>
+      <w:r>
+        <w:rPr>
+          <w:rFonts w:ascii="Times New Roman" w:hAnsi="Times New Roman" w:cs="Times New Roman"/>
+          <w:sz w:val="26"/>
+          <w:szCs w:val="26"/>
+        </w:rPr>
+        <w:t>phố</w:t>
+      </w:r>
+      <w:proofErr w:type="spellEnd"/>
+      <w:r>
+        <w:rPr>
+          <w:rFonts w:ascii="Times New Roman" w:hAnsi="Times New Roman" w:cs="Times New Roman"/>
+          <w:sz w:val="26"/>
+          <w:szCs w:val="26"/>
+        </w:rPr>
+        <w:t>;</w:t>
       </w:r>
     </w:p>
     <w:p>
@@ -650,7 +1267,61 @@
           <w:sz w:val="26"/>
           <w:szCs w:val="26"/>
         </w:rPr>
-        <w:t>- Sở Xây dựng Hà Nội.</w:t>
+        <w:t xml:space="preserve">- </w:t>
+      </w:r>
+      <w:proofErr w:type="spellStart"/>
+      <w:r>
+        <w:rPr>
+          <w:rFonts w:ascii="Times New Roman" w:hAnsi="Times New Roman" w:cs="Times New Roman"/>
+          <w:sz w:val="26"/>
+          <w:szCs w:val="26"/>
+        </w:rPr>
+        <w:t>Sở</w:t>
+      </w:r>
+      <w:proofErr w:type="spellEnd"/>
+      <w:r>
+        <w:rPr>
+          <w:rFonts w:ascii="Times New Roman" w:hAnsi="Times New Roman" w:cs="Times New Roman"/>
+          <w:sz w:val="26"/>
+          <w:szCs w:val="26"/>
+        </w:rPr>
+        <w:t xml:space="preserve"> </w:t>
+      </w:r>
+      <w:proofErr w:type="spellStart"/>
+      <w:r>
+        <w:rPr>
+          <w:rFonts w:ascii="Times New Roman" w:hAnsi="Times New Roman" w:cs="Times New Roman"/>
+          <w:sz w:val="26"/>
+          <w:szCs w:val="26"/>
+        </w:rPr>
+        <w:t>Xây</w:t>
+      </w:r>
+      <w:proofErr w:type="spellEnd"/>
+      <w:r>
+        <w:rPr>
+          <w:rFonts w:ascii="Times New Roman" w:hAnsi="Times New Roman" w:cs="Times New Roman"/>
+          <w:sz w:val="26"/>
+          <w:szCs w:val="26"/>
+        </w:rPr>
+        <w:t xml:space="preserve"> </w:t>
+      </w:r>
+      <w:proofErr w:type="spellStart"/>
+      <w:r>
+        <w:rPr>
+          <w:rFonts w:ascii="Times New Roman" w:hAnsi="Times New Roman" w:cs="Times New Roman"/>
+          <w:sz w:val="26"/>
+          <w:szCs w:val="26"/>
+        </w:rPr>
+        <w:t>dựng</w:t>
+      </w:r>
+      <w:proofErr w:type="spellEnd"/>
+      <w:r>
+        <w:rPr>
+          <w:rFonts w:ascii="Times New Roman" w:hAnsi="Times New Roman" w:cs="Times New Roman"/>
+          <w:sz w:val="26"/>
+          <w:szCs w:val="26"/>
+        </w:rPr>
+        <w:t xml:space="preserve"> Hà Nội.</w:t>
       </w:r>
     </w:p>
     <w:p>
@@ -681,15 +1352,321 @@
           <w:color w:val="000000" w:themeColor="text1"/>
           <w:sz w:val="26"/>
         </w:rPr>
-        <w:t xml:space="preserve">Công ty TNHH MTV Thoát nước Hà Nội kính báo cáo tình hình thoát nước do ảnh hưởng của trận mưa ngày </w:t>
-      </w:r>
-      <w:r>
-        <w:rPr>
-          <w:rFonts w:ascii="Times New Roman" w:hAnsi="Times New Roman" w:cs="Times New Roman"/>
-          <w:sz w:val="26"/>
-          <w:szCs w:val="26"/>
-        </w:rPr>
-        <w:t>{dd}/{mm}/{yyyy}</w:t>
+        <w:t xml:space="preserve">Công ty TNHH MTV </w:t>
+      </w:r>
+      <w:proofErr w:type="spellStart"/>
+      <w:r>
+        <w:rPr>
+          <w:rFonts w:ascii="Times New Roman" w:hAnsi="Times New Roman" w:cs="Times New Roman"/>
+          <w:color w:val="000000" w:themeColor="text1"/>
+          <w:sz w:val="26"/>
+        </w:rPr>
+        <w:t>Thoát</w:t>
+      </w:r>
+      <w:proofErr w:type="spellEnd"/>
+      <w:r>
+        <w:rPr>
+          <w:rFonts w:ascii="Times New Roman" w:hAnsi="Times New Roman" w:cs="Times New Roman"/>
+          <w:color w:val="000000" w:themeColor="text1"/>
+          <w:sz w:val="26"/>
+        </w:rPr>
+        <w:t xml:space="preserve"> </w:t>
+      </w:r>
+      <w:proofErr w:type="spellStart"/>
+      <w:r>
+        <w:rPr>
+          <w:rFonts w:ascii="Times New Roman" w:hAnsi="Times New Roman" w:cs="Times New Roman"/>
+          <w:color w:val="000000" w:themeColor="text1"/>
+          <w:sz w:val="26"/>
+        </w:rPr>
+        <w:t>nước</w:t>
+      </w:r>
+      <w:proofErr w:type="spellEnd"/>
+      <w:r>
+        <w:rPr>
+          <w:rFonts w:ascii="Times New Roman" w:hAnsi="Times New Roman" w:cs="Times New Roman"/>
+          <w:color w:val="000000" w:themeColor="text1"/>
+          <w:sz w:val="26"/>
+        </w:rPr>
+        <w:t xml:space="preserve"> Hà </w:t>
+      </w:r>
+      <w:proofErr w:type="spellStart"/>
+      <w:r>
+        <w:rPr>
+          <w:rFonts w:ascii="Times New Roman" w:hAnsi="Times New Roman" w:cs="Times New Roman"/>
+          <w:color w:val="000000" w:themeColor="text1"/>
+          <w:sz w:val="26"/>
+        </w:rPr>
+        <w:t>Nội</w:t>
+      </w:r>
+      <w:proofErr w:type="spellEnd"/>
+      <w:r>
+        <w:rPr>
+          <w:rFonts w:ascii="Times New Roman" w:hAnsi="Times New Roman" w:cs="Times New Roman"/>
+          <w:color w:val="000000" w:themeColor="text1"/>
+          <w:sz w:val="26"/>
+        </w:rPr>
+        <w:t xml:space="preserve"> </w:t>
+      </w:r>
+      <w:proofErr w:type="spellStart"/>
+      <w:r>
+        <w:rPr>
+          <w:rFonts w:ascii="Times New Roman" w:hAnsi="Times New Roman" w:cs="Times New Roman"/>
+          <w:color w:val="000000" w:themeColor="text1"/>
+          <w:sz w:val="26"/>
+        </w:rPr>
+        <w:t>kính</w:t>
+      </w:r>
+      <w:proofErr w:type="spellEnd"/>
+      <w:r>
+        <w:rPr>
+          <w:rFonts w:ascii="Times New Roman" w:hAnsi="Times New Roman" w:cs="Times New Roman"/>
+          <w:color w:val="000000" w:themeColor="text1"/>
+          <w:sz w:val="26"/>
+        </w:rPr>
+        <w:t xml:space="preserve"> </w:t>
+      </w:r>
+      <w:proofErr w:type="spellStart"/>
+      <w:r>
+        <w:rPr>
+          <w:rFonts w:ascii="Times New Roman" w:hAnsi="Times New Roman" w:cs="Times New Roman"/>
+          <w:color w:val="000000" w:themeColor="text1"/>
+          <w:sz w:val="26"/>
+        </w:rPr>
+        <w:t>báo</w:t>
+      </w:r>
+      <w:proofErr w:type="spellEnd"/>
+      <w:r>
+        <w:rPr>
+          <w:rFonts w:ascii="Times New Roman" w:hAnsi="Times New Roman" w:cs="Times New Roman"/>
+          <w:color w:val="000000" w:themeColor="text1"/>
+          <w:sz w:val="26"/>
+        </w:rPr>
+        <w:t xml:space="preserve"> </w:t>
+      </w:r>
+      <w:proofErr w:type="spellStart"/>
+      <w:r>
+        <w:rPr>
+          <w:rFonts w:ascii="Times New Roman" w:hAnsi="Times New Roman" w:cs="Times New Roman"/>
+          <w:color w:val="000000" w:themeColor="text1"/>
+          <w:sz w:val="26"/>
+        </w:rPr>
+        <w:t>cáo</w:t>
+      </w:r>
+      <w:proofErr w:type="spellEnd"/>
+      <w:r>
+        <w:rPr>
+          <w:rFonts w:ascii="Times New Roman" w:hAnsi="Times New Roman" w:cs="Times New Roman"/>
+          <w:color w:val="000000" w:themeColor="text1"/>
+          <w:sz w:val="26"/>
+        </w:rPr>
+        <w:t xml:space="preserve"> </w:t>
+      </w:r>
+      <w:proofErr w:type="spellStart"/>
+      <w:r>
+        <w:rPr>
+          <w:rFonts w:ascii="Times New Roman" w:hAnsi="Times New Roman" w:cs="Times New Roman"/>
+          <w:color w:val="000000" w:themeColor="text1"/>
+          <w:sz w:val="26"/>
+        </w:rPr>
+        <w:t>tình</w:t>
+      </w:r>
+      <w:proofErr w:type="spellEnd"/>
+      <w:r>
+        <w:rPr>
+          <w:rFonts w:ascii="Times New Roman" w:hAnsi="Times New Roman" w:cs="Times New Roman"/>
+          <w:color w:val="000000" w:themeColor="text1"/>
+          <w:sz w:val="26"/>
+        </w:rPr>
+        <w:t xml:space="preserve"> </w:t>
+      </w:r>
+      <w:proofErr w:type="spellStart"/>
+      <w:r>
+        <w:rPr>
+          <w:rFonts w:ascii="Times New Roman" w:hAnsi="Times New Roman" w:cs="Times New Roman"/>
+          <w:color w:val="000000" w:themeColor="text1"/>
+          <w:sz w:val="26"/>
+        </w:rPr>
+        <w:t>hình</w:t>
+      </w:r>
+      <w:proofErr w:type="spellEnd"/>
+      <w:r>
+        <w:rPr>
+          <w:rFonts w:ascii="Times New Roman" w:hAnsi="Times New Roman" w:cs="Times New Roman"/>
+          <w:color w:val="000000" w:themeColor="text1"/>
+          <w:sz w:val="26"/>
+        </w:rPr>
+        <w:t xml:space="preserve"> </w:t>
+      </w:r>
+      <w:proofErr w:type="spellStart"/>
+      <w:r>
+        <w:rPr>
+          <w:rFonts w:ascii="Times New Roman" w:hAnsi="Times New Roman" w:cs="Times New Roman"/>
+          <w:color w:val="000000" w:themeColor="text1"/>
+          <w:sz w:val="26"/>
+        </w:rPr>
+        <w:t>thoát</w:t>
+      </w:r>
+      <w:proofErr w:type="spellEnd"/>
+      <w:r>
+        <w:rPr>
+          <w:rFonts w:ascii="Times New Roman" w:hAnsi="Times New Roman" w:cs="Times New Roman"/>
+          <w:color w:val="000000" w:themeColor="text1"/>
+          <w:sz w:val="26"/>
+        </w:rPr>
+        <w:t xml:space="preserve"> </w:t>
+      </w:r>
+      <w:proofErr w:type="spellStart"/>
+      <w:r>
+        <w:rPr>
+          <w:rFonts w:ascii="Times New Roman" w:hAnsi="Times New Roman" w:cs="Times New Roman"/>
+          <w:color w:val="000000" w:themeColor="text1"/>
+          <w:sz w:val="26"/>
+        </w:rPr>
+        <w:t>nước</w:t>
+      </w:r>
+      <w:proofErr w:type="spellEnd"/>
+      <w:r>
+        <w:rPr>
+          <w:rFonts w:ascii="Times New Roman" w:hAnsi="Times New Roman" w:cs="Times New Roman"/>
+          <w:color w:val="000000" w:themeColor="text1"/>
+          <w:sz w:val="26"/>
+        </w:rPr>
+        <w:t xml:space="preserve"> do </w:t>
+      </w:r>
+      <w:proofErr w:type="spellStart"/>
+      <w:r>
+        <w:rPr>
+          <w:rFonts w:ascii="Times New Roman" w:hAnsi="Times New Roman" w:cs="Times New Roman"/>
+          <w:color w:val="000000" w:themeColor="text1"/>
+          <w:sz w:val="26"/>
+        </w:rPr>
+        <w:t>ảnh</w:t>
+      </w:r>
+      <w:proofErr w:type="spellEnd"/>
+      <w:r>
+        <w:rPr>
+          <w:rFonts w:ascii="Times New Roman" w:hAnsi="Times New Roman" w:cs="Times New Roman"/>
+          <w:color w:val="000000" w:themeColor="text1"/>
+          <w:sz w:val="26"/>
+        </w:rPr>
+        <w:t xml:space="preserve"> </w:t>
+      </w:r>
+      <w:proofErr w:type="spellStart"/>
+      <w:r>
+        <w:rPr>
+          <w:rFonts w:ascii="Times New Roman" w:hAnsi="Times New Roman" w:cs="Times New Roman"/>
+          <w:color w:val="000000" w:themeColor="text1"/>
+          <w:sz w:val="26"/>
+        </w:rPr>
+        <w:t>hưởng</w:t>
+      </w:r>
+      <w:proofErr w:type="spellEnd"/>
+      <w:r>
+        <w:rPr>
+          <w:rFonts w:ascii="Times New Roman" w:hAnsi="Times New Roman" w:cs="Times New Roman"/>
+          <w:color w:val="000000" w:themeColor="text1"/>
+          <w:sz w:val="26"/>
+        </w:rPr>
+        <w:t xml:space="preserve"> </w:t>
+      </w:r>
+      <w:proofErr w:type="spellStart"/>
+      <w:r>
+        <w:rPr>
+          <w:rFonts w:ascii="Times New Roman" w:hAnsi="Times New Roman" w:cs="Times New Roman"/>
+          <w:color w:val="000000" w:themeColor="text1"/>
+          <w:sz w:val="26"/>
+        </w:rPr>
+        <w:t>của</w:t>
+      </w:r>
+      <w:proofErr w:type="spellEnd"/>
+      <w:r>
+        <w:rPr>
+          <w:rFonts w:ascii="Times New Roman" w:hAnsi="Times New Roman" w:cs="Times New Roman"/>
+          <w:color w:val="000000" w:themeColor="text1"/>
+          <w:sz w:val="26"/>
+        </w:rPr>
+        <w:t xml:space="preserve"> </w:t>
+      </w:r>
+      <w:proofErr w:type="spellStart"/>
+      <w:r>
+        <w:rPr>
+          <w:rFonts w:ascii="Times New Roman" w:hAnsi="Times New Roman" w:cs="Times New Roman"/>
+          <w:color w:val="000000" w:themeColor="text1"/>
+          <w:sz w:val="26"/>
+        </w:rPr>
+        <w:t>trận</w:t>
+      </w:r>
+      <w:proofErr w:type="spellEnd"/>
+      <w:r>
+        <w:rPr>
+          <w:rFonts w:ascii="Times New Roman" w:hAnsi="Times New Roman" w:cs="Times New Roman"/>
+          <w:color w:val="000000" w:themeColor="text1"/>
+          <w:sz w:val="26"/>
+        </w:rPr>
+        <w:t xml:space="preserve"> </w:t>
+      </w:r>
+      <w:proofErr w:type="spellStart"/>
+      <w:r>
+        <w:rPr>
+          <w:rFonts w:ascii="Times New Roman" w:hAnsi="Times New Roman" w:cs="Times New Roman"/>
+          <w:color w:val="000000" w:themeColor="text1"/>
+          <w:sz w:val="26"/>
+        </w:rPr>
+        <w:t>mưa</w:t>
+      </w:r>
+      <w:proofErr w:type="spellEnd"/>
+      <w:r>
+        <w:rPr>
+          <w:rFonts w:ascii="Times New Roman" w:hAnsi="Times New Roman" w:cs="Times New Roman"/>
+          <w:color w:val="000000" w:themeColor="text1"/>
+          <w:sz w:val="26"/>
+        </w:rPr>
+        <w:t xml:space="preserve"> </w:t>
+      </w:r>
+      <w:proofErr w:type="spellStart"/>
+      <w:r>
+        <w:rPr>
+          <w:rFonts w:ascii="Times New Roman" w:hAnsi="Times New Roman" w:cs="Times New Roman"/>
+          <w:color w:val="000000" w:themeColor="text1"/>
+          <w:sz w:val="26"/>
+        </w:rPr>
+        <w:t>ngày</w:t>
+      </w:r>
+      <w:proofErr w:type="spellEnd"/>
+      <w:r>
+        <w:rPr>
+          <w:rFonts w:ascii="Times New Roman" w:hAnsi="Times New Roman" w:cs="Times New Roman"/>
+          <w:color w:val="000000" w:themeColor="text1"/>
+          <w:sz w:val="26"/>
+        </w:rPr>
+        <w:t xml:space="preserve"> </w:t>
+      </w:r>
+      <w:r>
+        <w:rPr>
+          <w:rFonts w:ascii="Times New Roman" w:hAnsi="Times New Roman" w:cs="Times New Roman"/>
+          <w:sz w:val="26"/>
+          <w:szCs w:val="26"/>
+        </w:rPr>
+        <w:t>{dd}/{mm}/{</w:t>
+      </w:r>
+      <w:proofErr w:type="spellStart"/>
+      <w:r>
+        <w:rPr>
+          <w:rFonts w:ascii="Times New Roman" w:hAnsi="Times New Roman" w:cs="Times New Roman"/>
+          <w:sz w:val="26"/>
+          <w:szCs w:val="26"/>
+        </w:rPr>
+        <w:t>yyyy</w:t>
+      </w:r>
+      <w:proofErr w:type="spellEnd"/>
+      <w:r>
+        <w:rPr>
+          <w:rFonts w:ascii="Times New Roman" w:hAnsi="Times New Roman" w:cs="Times New Roman"/>
+          <w:sz w:val="26"/>
+          <w:szCs w:val="26"/>
+        </w:rPr>
+        <w:t>}</w:t>
       </w:r>
       <w:r>
         <w:rPr>
@@ -700,13 +1677,41 @@
         </w:rPr>
         <w:t xml:space="preserve"> </w:t>
       </w:r>
-      <w:r>
-        <w:rPr>
-          <w:rFonts w:ascii="Times New Roman" w:hAnsi="Times New Roman" w:cs="Times New Roman"/>
-          <w:color w:val="000000" w:themeColor="text1"/>
-          <w:sz w:val="26"/>
-        </w:rPr>
-        <w:t>như sau:</w:t>
+      <w:proofErr w:type="spellStart"/>
+      <w:r>
+        <w:rPr>
+          <w:rFonts w:ascii="Times New Roman" w:hAnsi="Times New Roman" w:cs="Times New Roman"/>
+          <w:color w:val="000000" w:themeColor="text1"/>
+          <w:sz w:val="26"/>
+        </w:rPr>
+        <w:t>như</w:t>
+      </w:r>
+      <w:proofErr w:type="spellEnd"/>
+      <w:r>
+        <w:rPr>
+          <w:rFonts w:ascii="Times New Roman" w:hAnsi="Times New Roman" w:cs="Times New Roman"/>
+          <w:color w:val="000000" w:themeColor="text1"/>
+          <w:sz w:val="26"/>
+        </w:rPr>
+        <w:t xml:space="preserve"> </w:t>
+      </w:r>
+      <w:proofErr w:type="spellStart"/>
+      <w:r>
+        <w:rPr>
+          <w:rFonts w:ascii="Times New Roman" w:hAnsi="Times New Roman" w:cs="Times New Roman"/>
+          <w:color w:val="000000" w:themeColor="text1"/>
+          <w:sz w:val="26"/>
+        </w:rPr>
+        <w:t>sau</w:t>
+      </w:r>
+      <w:proofErr w:type="spellEnd"/>
+      <w:r>
+        <w:rPr>
+          <w:rFonts w:ascii="Times New Roman" w:hAnsi="Times New Roman" w:cs="Times New Roman"/>
+          <w:color w:val="000000" w:themeColor="text1"/>
+          <w:sz w:val="26"/>
+        </w:rPr>
+        <w:t>:</w:t>
       </w:r>
     </w:p>
     <w:p>
@@ -725,6 +1730,7 @@
           <w:szCs w:val="26"/>
         </w:rPr>
       </w:pPr>
+      <w:proofErr w:type="spellStart"/>
       <w:r>
         <w:rPr>
           <w:rFonts w:ascii="Times New Roman" w:hAnsi="Times New Roman" w:cs="Times New Roman"/>
@@ -732,8 +1738,49 @@
           <w:sz w:val="26"/>
           <w:szCs w:val="26"/>
         </w:rPr>
-        <w:t>Diễn biến mưa</w:t>
-      </w:r>
+        <w:t>Diễn</w:t>
+      </w:r>
+      <w:proofErr w:type="spellEnd"/>
+      <w:r>
+        <w:rPr>
+          <w:rFonts w:ascii="Times New Roman" w:hAnsi="Times New Roman" w:cs="Times New Roman"/>
+          <w:b/>
+          <w:sz w:val="26"/>
+          <w:szCs w:val="26"/>
+        </w:rPr>
+        <w:t xml:space="preserve"> </w:t>
+      </w:r>
+      <w:proofErr w:type="spellStart"/>
+      <w:r>
+        <w:rPr>
+          <w:rFonts w:ascii="Times New Roman" w:hAnsi="Times New Roman" w:cs="Times New Roman"/>
+          <w:b/>
+          <w:sz w:val="26"/>
+          <w:szCs w:val="26"/>
+        </w:rPr>
+        <w:t>biến</w:t>
+      </w:r>
+      <w:proofErr w:type="spellEnd"/>
+      <w:r>
+        <w:rPr>
+          <w:rFonts w:ascii="Times New Roman" w:hAnsi="Times New Roman" w:cs="Times New Roman"/>
+          <w:b/>
+          <w:sz w:val="26"/>
+          <w:szCs w:val="26"/>
+        </w:rPr>
+        <w:t xml:space="preserve"> </w:t>
+      </w:r>
+      <w:proofErr w:type="spellStart"/>
+      <w:r>
+        <w:rPr>
+          <w:rFonts w:ascii="Times New Roman" w:hAnsi="Times New Roman" w:cs="Times New Roman"/>
+          <w:b/>
+          <w:sz w:val="26"/>
+          <w:szCs w:val="26"/>
+        </w:rPr>
+        <w:t>mưa</w:t>
+      </w:r>
+      <w:proofErr w:type="spellEnd"/>
       <w:r>
         <w:rPr>
           <w:rFonts w:ascii="Times New Roman" w:hAnsi="Times New Roman" w:cs="Times New Roman"/>
@@ -750,7 +1797,27 @@
           <w:sz w:val="26"/>
           <w:szCs w:val="26"/>
         </w:rPr>
-        <w:t>{noidung}</w:t>
+        <w:t>{</w:t>
+      </w:r>
+      <w:proofErr w:type="spellStart"/>
+      <w:r>
+        <w:rPr>
+          <w:rFonts w:ascii="Times New Roman" w:eastAsia="Times New Roman" w:hAnsi="Times New Roman" w:cs="Times New Roman"/>
+          <w:color w:val="000000" w:themeColor="text1"/>
+          <w:sz w:val="26"/>
+          <w:szCs w:val="26"/>
+        </w:rPr>
+        <w:t>noidung</w:t>
+      </w:r>
+      <w:proofErr w:type="spellEnd"/>
+      <w:r>
+        <w:rPr>
+          <w:rFonts w:ascii="Times New Roman" w:eastAsia="Times New Roman" w:hAnsi="Times New Roman" w:cs="Times New Roman"/>
+          <w:color w:val="000000" w:themeColor="text1"/>
+          <w:sz w:val="26"/>
+          <w:szCs w:val="26"/>
+        </w:rPr>
+        <w:t>}</w:t>
       </w:r>
     </w:p>
     <w:p>
@@ -766,14 +1833,88 @@
           <w:lang w:val="vi-VN"/>
         </w:rPr>
       </w:pPr>
+      <w:proofErr w:type="spellStart"/>
       <w:r>
         <w:rPr>
           <w:rFonts w:ascii="Times New Roman" w:eastAsia="Times New Roman" w:hAnsi="Times New Roman" w:cs="Times New Roman"/>
           <w:sz w:val="26"/>
           <w:szCs w:val="26"/>
         </w:rPr>
-        <w:t>Số liệu mưa các phường</w:t>
-      </w:r>
+        <w:t>Số</w:t>
+      </w:r>
+      <w:proofErr w:type="spellEnd"/>
+      <w:r>
+        <w:rPr>
+          <w:rFonts w:ascii="Times New Roman" w:eastAsia="Times New Roman" w:hAnsi="Times New Roman" w:cs="Times New Roman"/>
+          <w:sz w:val="26"/>
+          <w:szCs w:val="26"/>
+        </w:rPr>
+        <w:t xml:space="preserve"> </w:t>
+      </w:r>
+      <w:proofErr w:type="spellStart"/>
+      <w:r>
+        <w:rPr>
+          <w:rFonts w:ascii="Times New Roman" w:eastAsia="Times New Roman" w:hAnsi="Times New Roman" w:cs="Times New Roman"/>
+          <w:sz w:val="26"/>
+          <w:szCs w:val="26"/>
+        </w:rPr>
+        <w:t>liệu</w:t>
+      </w:r>
+      <w:proofErr w:type="spellEnd"/>
+      <w:r>
+        <w:rPr>
+          <w:rFonts w:ascii="Times New Roman" w:eastAsia="Times New Roman" w:hAnsi="Times New Roman" w:cs="Times New Roman"/>
+          <w:sz w:val="26"/>
+          <w:szCs w:val="26"/>
+        </w:rPr>
+        <w:t xml:space="preserve"> </w:t>
+      </w:r>
+      <w:proofErr w:type="spellStart"/>
+      <w:r>
+        <w:rPr>
+          <w:rFonts w:ascii="Times New Roman" w:eastAsia="Times New Roman" w:hAnsi="Times New Roman" w:cs="Times New Roman"/>
+          <w:sz w:val="26"/>
+          <w:szCs w:val="26"/>
+        </w:rPr>
+        <w:t>mưa</w:t>
+      </w:r>
+      <w:proofErr w:type="spellEnd"/>
+      <w:r>
+        <w:rPr>
+          <w:rFonts w:ascii="Times New Roman" w:eastAsia="Times New Roman" w:hAnsi="Times New Roman" w:cs="Times New Roman"/>
+          <w:sz w:val="26"/>
+          <w:szCs w:val="26"/>
+        </w:rPr>
+        <w:t xml:space="preserve"> </w:t>
+      </w:r>
+      <w:proofErr w:type="spellStart"/>
+      <w:r>
+        <w:rPr>
+          <w:rFonts w:ascii="Times New Roman" w:eastAsia="Times New Roman" w:hAnsi="Times New Roman" w:cs="Times New Roman"/>
+          <w:sz w:val="26"/>
+          <w:szCs w:val="26"/>
+        </w:rPr>
+        <w:t>các</w:t>
+      </w:r>
+      <w:proofErr w:type="spellEnd"/>
+      <w:r>
+        <w:rPr>
+          <w:rFonts w:ascii="Times New Roman" w:eastAsia="Times New Roman" w:hAnsi="Times New Roman" w:cs="Times New Roman"/>
+          <w:sz w:val="26"/>
+          <w:szCs w:val="26"/>
+        </w:rPr>
+        <w:t xml:space="preserve"> </w:t>
+      </w:r>
+      <w:proofErr w:type="spellStart"/>
+      <w:r>
+        <w:rPr>
+          <w:rFonts w:ascii="Times New Roman" w:eastAsia="Times New Roman" w:hAnsi="Times New Roman" w:cs="Times New Roman"/>
+          <w:sz w:val="26"/>
+          <w:szCs w:val="26"/>
+        </w:rPr>
+        <w:t>phường</w:t>
+      </w:r>
+      <w:proofErr w:type="spellEnd"/>
     </w:p>
     <w:tbl>
       <w:tblPr>
@@ -940,6 +2081,7 @@
         </w:rPr>
         <w:t xml:space="preserve">     </w:t>
       </w:r>
+      <w:proofErr w:type="spellStart"/>
       <w:r>
         <w:rPr>
           <w:rFonts w:ascii="Times New Roman" w:eastAsia="Times New Roman" w:hAnsi="Times New Roman" w:cs="Times New Roman"/>
@@ -947,8 +2089,89 @@
           <w:sz w:val="26"/>
           <w:szCs w:val="26"/>
         </w:rPr>
-        <w:t>Số liệu mưa các xã</w:t>
-      </w:r>
+        <w:t>Số</w:t>
+      </w:r>
+      <w:proofErr w:type="spellEnd"/>
+      <w:r>
+        <w:rPr>
+          <w:rFonts w:ascii="Times New Roman" w:eastAsia="Times New Roman" w:hAnsi="Times New Roman" w:cs="Times New Roman"/>
+          <w:color w:val="000000" w:themeColor="text1"/>
+          <w:sz w:val="26"/>
+          <w:szCs w:val="26"/>
+        </w:rPr>
+        <w:t xml:space="preserve"> </w:t>
+      </w:r>
+      <w:proofErr w:type="spellStart"/>
+      <w:r>
+        <w:rPr>
+          <w:rFonts w:ascii="Times New Roman" w:eastAsia="Times New Roman" w:hAnsi="Times New Roman" w:cs="Times New Roman"/>
+          <w:color w:val="000000" w:themeColor="text1"/>
+          <w:sz w:val="26"/>
+          <w:szCs w:val="26"/>
+        </w:rPr>
+        <w:t>liệu</w:t>
+      </w:r>
+      <w:proofErr w:type="spellEnd"/>
+      <w:r>
+        <w:rPr>
+          <w:rFonts w:ascii="Times New Roman" w:eastAsia="Times New Roman" w:hAnsi="Times New Roman" w:cs="Times New Roman"/>
+          <w:color w:val="000000" w:themeColor="text1"/>
+          <w:sz w:val="26"/>
+          <w:szCs w:val="26"/>
+        </w:rPr>
+        <w:t xml:space="preserve"> </w:t>
+      </w:r>
+      <w:proofErr w:type="spellStart"/>
+      <w:r>
+        <w:rPr>
+          <w:rFonts w:ascii="Times New Roman" w:eastAsia="Times New Roman" w:hAnsi="Times New Roman" w:cs="Times New Roman"/>
+          <w:color w:val="000000" w:themeColor="text1"/>
+          <w:sz w:val="26"/>
+          <w:szCs w:val="26"/>
+        </w:rPr>
+        <w:t>mưa</w:t>
+      </w:r>
+      <w:proofErr w:type="spellEnd"/>
+      <w:r>
+        <w:rPr>
+          <w:rFonts w:ascii="Times New Roman" w:eastAsia="Times New Roman" w:hAnsi="Times New Roman" w:cs="Times New Roman"/>
+          <w:color w:val="000000" w:themeColor="text1"/>
+          <w:sz w:val="26"/>
+          <w:szCs w:val="26"/>
+        </w:rPr>
+        <w:t xml:space="preserve"> </w:t>
+      </w:r>
+      <w:proofErr w:type="spellStart"/>
+      <w:r>
+        <w:rPr>
+          <w:rFonts w:ascii="Times New Roman" w:eastAsia="Times New Roman" w:hAnsi="Times New Roman" w:cs="Times New Roman"/>
+          <w:color w:val="000000" w:themeColor="text1"/>
+          <w:sz w:val="26"/>
+          <w:szCs w:val="26"/>
+        </w:rPr>
+        <w:t>các</w:t>
+      </w:r>
+      <w:proofErr w:type="spellEnd"/>
+      <w:r>
+        <w:rPr>
+          <w:rFonts w:ascii="Times New Roman" w:eastAsia="Times New Roman" w:hAnsi="Times New Roman" w:cs="Times New Roman"/>
+          <w:color w:val="000000" w:themeColor="text1"/>
+          <w:sz w:val="26"/>
+          <w:szCs w:val="26"/>
+        </w:rPr>
+        <w:t xml:space="preserve"> </w:t>
+      </w:r>
+      <w:proofErr w:type="spellStart"/>
+      <w:r>
+        <w:rPr>
+          <w:rFonts w:ascii="Times New Roman" w:eastAsia="Times New Roman" w:hAnsi="Times New Roman" w:cs="Times New Roman"/>
+          <w:color w:val="000000" w:themeColor="text1"/>
+          <w:sz w:val="26"/>
+          <w:szCs w:val="26"/>
+        </w:rPr>
+        <w:t>xã</w:t>
+      </w:r>
+      <w:proofErr w:type="spellEnd"/>
     </w:p>
     <w:tbl>
       <w:tblPr>
@@ -1149,6 +2372,7 @@
           <w:szCs w:val="26"/>
         </w:rPr>
       </w:pPr>
+      <w:proofErr w:type="spellStart"/>
       <w:r>
         <w:rPr>
           <w:rFonts w:ascii="Times New Roman" w:hAnsi="Times New Roman" w:cs="Times New Roman"/>
@@ -1156,7 +2380,197 @@
           <w:sz w:val="26"/>
           <w:szCs w:val="26"/>
         </w:rPr>
-        <w:t>Mực nước trên hệ thống sông, kênh, hồ điều hòa:</w:t>
+        <w:t>Mực</w:t>
+      </w:r>
+      <w:proofErr w:type="spellEnd"/>
+      <w:r>
+        <w:rPr>
+          <w:rFonts w:ascii="Times New Roman" w:hAnsi="Times New Roman" w:cs="Times New Roman"/>
+          <w:b/>
+          <w:sz w:val="26"/>
+          <w:szCs w:val="26"/>
+        </w:rPr>
+        <w:t xml:space="preserve"> </w:t>
+      </w:r>
+      <w:proofErr w:type="spellStart"/>
+      <w:r>
+        <w:rPr>
+          <w:rFonts w:ascii="Times New Roman" w:hAnsi="Times New Roman" w:cs="Times New Roman"/>
+          <w:b/>
+          <w:sz w:val="26"/>
+          <w:szCs w:val="26"/>
+        </w:rPr>
+        <w:t>nước</w:t>
+      </w:r>
+      <w:proofErr w:type="spellEnd"/>
+      <w:r>
+        <w:rPr>
+          <w:rFonts w:ascii="Times New Roman" w:hAnsi="Times New Roman" w:cs="Times New Roman"/>
+          <w:b/>
+          <w:sz w:val="26"/>
+          <w:szCs w:val="26"/>
+        </w:rPr>
+        <w:t xml:space="preserve"> </w:t>
+      </w:r>
+      <w:proofErr w:type="spellStart"/>
+      <w:r>
+        <w:rPr>
+          <w:rFonts w:ascii="Times New Roman" w:hAnsi="Times New Roman" w:cs="Times New Roman"/>
+          <w:b/>
+          <w:sz w:val="26"/>
+          <w:szCs w:val="26"/>
+        </w:rPr>
+        <w:t>trên</w:t>
+      </w:r>
+      <w:proofErr w:type="spellEnd"/>
+      <w:r>
+        <w:rPr>
+          <w:rFonts w:ascii="Times New Roman" w:hAnsi="Times New Roman" w:cs="Times New Roman"/>
+          <w:b/>
+          <w:sz w:val="26"/>
+          <w:szCs w:val="26"/>
+        </w:rPr>
+        <w:t xml:space="preserve"> </w:t>
+      </w:r>
+      <w:proofErr w:type="spellStart"/>
+      <w:r>
+        <w:rPr>
+          <w:rFonts w:ascii="Times New Roman" w:hAnsi="Times New Roman" w:cs="Times New Roman"/>
+          <w:b/>
+          <w:sz w:val="26"/>
+          <w:szCs w:val="26"/>
+        </w:rPr>
+        <w:t>hệ</w:t>
+      </w:r>
+      <w:proofErr w:type="spellEnd"/>
+      <w:r>
+        <w:rPr>
+          <w:rFonts w:ascii="Times New Roman" w:hAnsi="Times New Roman" w:cs="Times New Roman"/>
+          <w:b/>
+          <w:sz w:val="26"/>
+          <w:szCs w:val="26"/>
+        </w:rPr>
+        <w:t xml:space="preserve"> </w:t>
+      </w:r>
+      <w:proofErr w:type="spellStart"/>
+      <w:r>
+        <w:rPr>
+          <w:rFonts w:ascii="Times New Roman" w:hAnsi="Times New Roman" w:cs="Times New Roman"/>
+          <w:b/>
+          <w:sz w:val="26"/>
+          <w:szCs w:val="26"/>
+        </w:rPr>
+        <w:t>thống</w:t>
+      </w:r>
+      <w:proofErr w:type="spellEnd"/>
+      <w:r>
+        <w:rPr>
+          <w:rFonts w:ascii="Times New Roman" w:hAnsi="Times New Roman" w:cs="Times New Roman"/>
+          <w:b/>
+          <w:sz w:val="26"/>
+          <w:szCs w:val="26"/>
+        </w:rPr>
+        <w:t xml:space="preserve"> </w:t>
+      </w:r>
+      <w:proofErr w:type="spellStart"/>
+      <w:r>
+        <w:rPr>
+          <w:rFonts w:ascii="Times New Roman" w:hAnsi="Times New Roman" w:cs="Times New Roman"/>
+          <w:b/>
+          <w:sz w:val="26"/>
+          <w:szCs w:val="26"/>
+        </w:rPr>
+        <w:t>sông</w:t>
+      </w:r>
+      <w:proofErr w:type="spellEnd"/>
+      <w:r>
+        <w:rPr>
+          <w:rFonts w:ascii="Times New Roman" w:hAnsi="Times New Roman" w:cs="Times New Roman"/>
+          <w:b/>
+          <w:sz w:val="26"/>
+          <w:szCs w:val="26"/>
+        </w:rPr>
+        <w:t xml:space="preserve">, </w:t>
+      </w:r>
+      <w:proofErr w:type="spellStart"/>
+      <w:r>
+        <w:rPr>
+          <w:rFonts w:ascii="Times New Roman" w:hAnsi="Times New Roman" w:cs="Times New Roman"/>
+          <w:b/>
+          <w:sz w:val="26"/>
+          <w:szCs w:val="26"/>
+        </w:rPr>
+        <w:t>kênh</w:t>
+      </w:r>
+      <w:proofErr w:type="spellEnd"/>
+      <w:r>
+        <w:rPr>
+          <w:rFonts w:ascii="Times New Roman" w:hAnsi="Times New Roman" w:cs="Times New Roman"/>
+          <w:b/>
+          <w:sz w:val="26"/>
+          <w:szCs w:val="26"/>
+        </w:rPr>
+        <w:t xml:space="preserve">, </w:t>
+      </w:r>
+      <w:proofErr w:type="spellStart"/>
+      <w:r>
+        <w:rPr>
+          <w:rFonts w:ascii="Times New Roman" w:hAnsi="Times New Roman" w:cs="Times New Roman"/>
+          <w:b/>
+          <w:sz w:val="26"/>
+          <w:szCs w:val="26"/>
+        </w:rPr>
+        <w:t>hồ</w:t>
+      </w:r>
+      <w:proofErr w:type="spellEnd"/>
+      <w:r>
+        <w:rPr>
+          <w:rFonts w:ascii="Times New Roman" w:hAnsi="Times New Roman" w:cs="Times New Roman"/>
+          <w:b/>
+          <w:sz w:val="26"/>
+          <w:szCs w:val="26"/>
+        </w:rPr>
+        <w:t xml:space="preserve"> </w:t>
+      </w:r>
+      <w:proofErr w:type="spellStart"/>
+      <w:r>
+        <w:rPr>
+          <w:rFonts w:ascii="Times New Roman" w:hAnsi="Times New Roman" w:cs="Times New Roman"/>
+          <w:b/>
+          <w:sz w:val="26"/>
+          <w:szCs w:val="26"/>
+        </w:rPr>
+        <w:t>điều</w:t>
+      </w:r>
+      <w:proofErr w:type="spellEnd"/>
+      <w:r>
+        <w:rPr>
+          <w:rFonts w:ascii="Times New Roman" w:hAnsi="Times New Roman" w:cs="Times New Roman"/>
+          <w:b/>
+          <w:sz w:val="26"/>
+          <w:szCs w:val="26"/>
+        </w:rPr>
+        <w:t xml:space="preserve"> </w:t>
+      </w:r>
+      <w:proofErr w:type="spellStart"/>
+      <w:r>
+        <w:rPr>
+          <w:rFonts w:ascii="Times New Roman" w:hAnsi="Times New Roman" w:cs="Times New Roman"/>
+          <w:b/>
+          <w:sz w:val="26"/>
+          <w:szCs w:val="26"/>
+        </w:rPr>
+        <w:t>hòa</w:t>
+      </w:r>
+      <w:proofErr w:type="spellEnd"/>
+      <w:r>
+        <w:rPr>
+          <w:rFonts w:ascii="Times New Roman" w:hAnsi="Times New Roman" w:cs="Times New Roman"/>
+          <w:b/>
+          <w:sz w:val="26"/>
+          <w:szCs w:val="26"/>
+        </w:rPr>
+        <w:t>:</w:t>
       </w:r>
     </w:p>
     <w:p>
@@ -1170,38 +2584,16 @@
           <w:szCs w:val="26"/>
         </w:rPr>
       </w:pPr>
+      <w:proofErr w:type="spellStart"/>
       <w:r>
         <w:rPr>
           <w:rFonts w:ascii="Times New Roman" w:hAnsi="Times New Roman"/>
           <w:sz w:val="26"/>
           <w:szCs w:val="26"/>
         </w:rPr>
-        <w:t xml:space="preserve">Mực nước trên các sông, hồ điều hòa tại thời </w:t>
-      </w:r>
-      <w:r>
-        <w:rPr>
-          <w:rFonts w:ascii="Times New Roman" w:hAnsi="Times New Roman" w:cs="Times New Roman"/>
-          <w:sz w:val="26"/>
-          <w:szCs w:val="26"/>
-        </w:rPr>
-        <w:t xml:space="preserve">điểm </w:t>
-      </w:r>
-      <w:r>
-        <w:rPr>
-          <w:rFonts w:ascii="Times New Roman" w:hAnsi="Times New Roman" w:cs="Times New Roman"/>
-          <w:sz w:val="26"/>
-          <w:szCs w:val="26"/>
-        </w:rPr>
-        <w:t>{hh}</w:t>
-      </w:r>
-      <w:r>
-        <w:rPr>
-          <w:rFonts w:ascii="Times New Roman" w:hAnsi="Times New Roman" w:cs="Times New Roman"/>
-          <w:sz w:val="26"/>
-          <w:szCs w:val="26"/>
-        </w:rPr>
-        <w:t xml:space="preserve"> ngày</w:t>
-      </w:r>
+        <w:t>Mực</w:t>
+      </w:r>
+      <w:proofErr w:type="spellEnd"/>
       <w:r>
         <w:rPr>
           <w:rFonts w:ascii="Times New Roman" w:hAnsi="Times New Roman"/>
@@ -1210,13 +2602,263 @@
         </w:rPr>
         <w:t xml:space="preserve"> </w:t>
       </w:r>
-      <w:r>
-        <w:rPr>
-          <w:rFonts w:ascii="Times New Roman" w:hAnsi="Times New Roman" w:cs="Times New Roman"/>
-          <w:sz w:val="26"/>
-          <w:szCs w:val="26"/>
-        </w:rPr>
-        <w:t>{dd}/{mm}/{yyyy}</w:t>
+      <w:proofErr w:type="spellStart"/>
+      <w:r>
+        <w:rPr>
+          <w:rFonts w:ascii="Times New Roman" w:hAnsi="Times New Roman"/>
+          <w:sz w:val="26"/>
+          <w:szCs w:val="26"/>
+        </w:rPr>
+        <w:t>nước</w:t>
+      </w:r>
+      <w:proofErr w:type="spellEnd"/>
+      <w:r>
+        <w:rPr>
+          <w:rFonts w:ascii="Times New Roman" w:hAnsi="Times New Roman"/>
+          <w:sz w:val="26"/>
+          <w:szCs w:val="26"/>
+        </w:rPr>
+        <w:t xml:space="preserve"> </w:t>
+      </w:r>
+      <w:proofErr w:type="spellStart"/>
+      <w:r>
+        <w:rPr>
+          <w:rFonts w:ascii="Times New Roman" w:hAnsi="Times New Roman"/>
+          <w:sz w:val="26"/>
+          <w:szCs w:val="26"/>
+        </w:rPr>
+        <w:t>trên</w:t>
+      </w:r>
+      <w:proofErr w:type="spellEnd"/>
+      <w:r>
+        <w:rPr>
+          <w:rFonts w:ascii="Times New Roman" w:hAnsi="Times New Roman"/>
+          <w:sz w:val="26"/>
+          <w:szCs w:val="26"/>
+        </w:rPr>
+        <w:t xml:space="preserve"> </w:t>
+      </w:r>
+      <w:proofErr w:type="spellStart"/>
+      <w:r>
+        <w:rPr>
+          <w:rFonts w:ascii="Times New Roman" w:hAnsi="Times New Roman"/>
+          <w:sz w:val="26"/>
+          <w:szCs w:val="26"/>
+        </w:rPr>
+        <w:t>các</w:t>
+      </w:r>
+      <w:proofErr w:type="spellEnd"/>
+      <w:r>
+        <w:rPr>
+          <w:rFonts w:ascii="Times New Roman" w:hAnsi="Times New Roman"/>
+          <w:sz w:val="26"/>
+          <w:szCs w:val="26"/>
+        </w:rPr>
+        <w:t xml:space="preserve"> </w:t>
+      </w:r>
+      <w:proofErr w:type="spellStart"/>
+      <w:r>
+        <w:rPr>
+          <w:rFonts w:ascii="Times New Roman" w:hAnsi="Times New Roman"/>
+          <w:sz w:val="26"/>
+          <w:szCs w:val="26"/>
+        </w:rPr>
+        <w:t>sông</w:t>
+      </w:r>
+      <w:proofErr w:type="spellEnd"/>
+      <w:r>
+        <w:rPr>
+          <w:rFonts w:ascii="Times New Roman" w:hAnsi="Times New Roman"/>
+          <w:sz w:val="26"/>
+          <w:szCs w:val="26"/>
+        </w:rPr>
+        <w:t xml:space="preserve">, </w:t>
+      </w:r>
+      <w:proofErr w:type="spellStart"/>
+      <w:r>
+        <w:rPr>
+          <w:rFonts w:ascii="Times New Roman" w:hAnsi="Times New Roman"/>
+          <w:sz w:val="26"/>
+          <w:szCs w:val="26"/>
+        </w:rPr>
+        <w:t>hồ</w:t>
+      </w:r>
+      <w:proofErr w:type="spellEnd"/>
+      <w:r>
+        <w:rPr>
+          <w:rFonts w:ascii="Times New Roman" w:hAnsi="Times New Roman"/>
+          <w:sz w:val="26"/>
+          <w:szCs w:val="26"/>
+        </w:rPr>
+        <w:t xml:space="preserve"> </w:t>
+      </w:r>
+      <w:proofErr w:type="spellStart"/>
+      <w:r>
+        <w:rPr>
+          <w:rFonts w:ascii="Times New Roman" w:hAnsi="Times New Roman"/>
+          <w:sz w:val="26"/>
+          <w:szCs w:val="26"/>
+        </w:rPr>
+        <w:t>điều</w:t>
+      </w:r>
+      <w:proofErr w:type="spellEnd"/>
+      <w:r>
+        <w:rPr>
+          <w:rFonts w:ascii="Times New Roman" w:hAnsi="Times New Roman"/>
+          <w:sz w:val="26"/>
+          <w:szCs w:val="26"/>
+        </w:rPr>
+        <w:t xml:space="preserve"> </w:t>
+      </w:r>
+      <w:proofErr w:type="spellStart"/>
+      <w:r>
+        <w:rPr>
+          <w:rFonts w:ascii="Times New Roman" w:hAnsi="Times New Roman"/>
+          <w:sz w:val="26"/>
+          <w:szCs w:val="26"/>
+        </w:rPr>
+        <w:t>hòa</w:t>
+      </w:r>
+      <w:proofErr w:type="spellEnd"/>
+      <w:r>
+        <w:rPr>
+          <w:rFonts w:ascii="Times New Roman" w:hAnsi="Times New Roman"/>
+          <w:sz w:val="26"/>
+          <w:szCs w:val="26"/>
+        </w:rPr>
+        <w:t xml:space="preserve"> </w:t>
+      </w:r>
+      <w:proofErr w:type="spellStart"/>
+      <w:r>
+        <w:rPr>
+          <w:rFonts w:ascii="Times New Roman" w:hAnsi="Times New Roman"/>
+          <w:sz w:val="26"/>
+          <w:szCs w:val="26"/>
+        </w:rPr>
+        <w:t>tại</w:t>
+      </w:r>
+      <w:proofErr w:type="spellEnd"/>
+      <w:r>
+        <w:rPr>
+          <w:rFonts w:ascii="Times New Roman" w:hAnsi="Times New Roman"/>
+          <w:sz w:val="26"/>
+          <w:szCs w:val="26"/>
+        </w:rPr>
+        <w:t xml:space="preserve"> </w:t>
+      </w:r>
+      <w:proofErr w:type="spellStart"/>
+      <w:r>
+        <w:rPr>
+          <w:rFonts w:ascii="Times New Roman" w:hAnsi="Times New Roman"/>
+          <w:sz w:val="26"/>
+          <w:szCs w:val="26"/>
+        </w:rPr>
+        <w:t>thời</w:t>
+      </w:r>
+      <w:proofErr w:type="spellEnd"/>
+      <w:r>
+        <w:rPr>
+          <w:rFonts w:ascii="Times New Roman" w:hAnsi="Times New Roman"/>
+          <w:sz w:val="26"/>
+          <w:szCs w:val="26"/>
+        </w:rPr>
+        <w:t xml:space="preserve"> </w:t>
+      </w:r>
+      <w:proofErr w:type="spellStart"/>
+      <w:r>
+        <w:rPr>
+          <w:rFonts w:ascii="Times New Roman" w:hAnsi="Times New Roman" w:cs="Times New Roman"/>
+          <w:sz w:val="26"/>
+          <w:szCs w:val="26"/>
+        </w:rPr>
+        <w:t>điểm</w:t>
+      </w:r>
+      <w:proofErr w:type="spellEnd"/>
+      <w:r>
+        <w:rPr>
+          <w:rFonts w:ascii="Times New Roman" w:hAnsi="Times New Roman" w:cs="Times New Roman"/>
+          <w:sz w:val="26"/>
+          <w:szCs w:val="26"/>
+        </w:rPr>
+        <w:t xml:space="preserve"> </w:t>
+      </w:r>
+      <w:r>
+        <w:rPr>
+          <w:rFonts w:ascii="Times New Roman" w:hAnsi="Times New Roman" w:cs="Times New Roman"/>
+          <w:sz w:val="26"/>
+          <w:szCs w:val="26"/>
+        </w:rPr>
+        <w:t>{</w:t>
+      </w:r>
+      <w:proofErr w:type="spellStart"/>
+      <w:r>
+        <w:rPr>
+          <w:rFonts w:ascii="Times New Roman" w:hAnsi="Times New Roman" w:cs="Times New Roman"/>
+          <w:sz w:val="26"/>
+          <w:szCs w:val="26"/>
+        </w:rPr>
+        <w:t>hh</w:t>
+      </w:r>
+      <w:proofErr w:type="spellEnd"/>
+      <w:r>
+        <w:rPr>
+          <w:rFonts w:ascii="Times New Roman" w:hAnsi="Times New Roman" w:cs="Times New Roman"/>
+          <w:sz w:val="26"/>
+          <w:szCs w:val="26"/>
+        </w:rPr>
+        <w:t>}</w:t>
+      </w:r>
+      <w:r>
+        <w:rPr>
+          <w:rFonts w:ascii="Times New Roman" w:hAnsi="Times New Roman" w:cs="Times New Roman"/>
+          <w:sz w:val="26"/>
+          <w:szCs w:val="26"/>
+        </w:rPr>
+        <w:t xml:space="preserve"> </w:t>
+      </w:r>
+      <w:proofErr w:type="spellStart"/>
+      <w:r>
+        <w:rPr>
+          <w:rFonts w:ascii="Times New Roman" w:hAnsi="Times New Roman" w:cs="Times New Roman"/>
+          <w:sz w:val="26"/>
+          <w:szCs w:val="26"/>
+        </w:rPr>
+        <w:t>ngày</w:t>
+      </w:r>
+      <w:proofErr w:type="spellEnd"/>
+      <w:r>
+        <w:rPr>
+          <w:rFonts w:ascii="Times New Roman" w:hAnsi="Times New Roman"/>
+          <w:sz w:val="26"/>
+          <w:szCs w:val="26"/>
+        </w:rPr>
+        <w:t xml:space="preserve"> </w:t>
+      </w:r>
+      <w:r>
+        <w:rPr>
+          <w:rFonts w:ascii="Times New Roman" w:hAnsi="Times New Roman" w:cs="Times New Roman"/>
+          <w:sz w:val="26"/>
+          <w:szCs w:val="26"/>
+        </w:rPr>
+        <w:t>{dd}/{mm}/{</w:t>
+      </w:r>
+      <w:proofErr w:type="spellStart"/>
+      <w:r>
+        <w:rPr>
+          <w:rFonts w:ascii="Times New Roman" w:hAnsi="Times New Roman" w:cs="Times New Roman"/>
+          <w:sz w:val="26"/>
+          <w:szCs w:val="26"/>
+        </w:rPr>
+        <w:t>yyyy</w:t>
+      </w:r>
+      <w:proofErr w:type="spellEnd"/>
+      <w:r>
+        <w:rPr>
+          <w:rFonts w:ascii="Times New Roman" w:hAnsi="Times New Roman" w:cs="Times New Roman"/>
+          <w:sz w:val="26"/>
+          <w:szCs w:val="26"/>
+        </w:rPr>
+        <w:t>}</w:t>
       </w:r>
       <w:r>
         <w:rPr>
@@ -1227,13 +2869,41 @@
         </w:rPr>
         <w:t xml:space="preserve"> </w:t>
       </w:r>
+      <w:proofErr w:type="spellStart"/>
       <w:r>
         <w:rPr>
           <w:rFonts w:ascii="Times New Roman" w:hAnsi="Times New Roman"/>
           <w:sz w:val="26"/>
           <w:szCs w:val="26"/>
         </w:rPr>
-        <w:t xml:space="preserve">như sau: </w:t>
+        <w:t>như</w:t>
+      </w:r>
+      <w:proofErr w:type="spellEnd"/>
+      <w:r>
+        <w:rPr>
+          <w:rFonts w:ascii="Times New Roman" w:hAnsi="Times New Roman"/>
+          <w:sz w:val="26"/>
+          <w:szCs w:val="26"/>
+        </w:rPr>
+        <w:t xml:space="preserve"> </w:t>
+      </w:r>
+      <w:proofErr w:type="spellStart"/>
+      <w:r>
+        <w:rPr>
+          <w:rFonts w:ascii="Times New Roman" w:hAnsi="Times New Roman"/>
+          <w:sz w:val="26"/>
+          <w:szCs w:val="26"/>
+        </w:rPr>
+        <w:t>sau</w:t>
+      </w:r>
+      <w:proofErr w:type="spellEnd"/>
+      <w:r>
+        <w:rPr>
+          <w:rFonts w:ascii="Times New Roman" w:hAnsi="Times New Roman"/>
+          <w:sz w:val="26"/>
+          <w:szCs w:val="26"/>
+        </w:rPr>
+        <w:t xml:space="preserve">: </w:t>
       </w:r>
       <w:r>
         <w:rPr>
@@ -1284,14 +2954,52 @@
                 <w:szCs w:val="26"/>
               </w:rPr>
             </w:pPr>
+            <w:proofErr w:type="spellStart"/>
             <w:r>
               <w:rPr>
                 <w:rFonts w:ascii="Times New Roman" w:hAnsi="Times New Roman"/>
                 <w:sz w:val="26"/>
                 <w:szCs w:val="26"/>
               </w:rPr>
-              <w:t>Mực nước Sông</w:t>
-            </w:r>
+              <w:t>Mực</w:t>
+            </w:r>
+            <w:proofErr w:type="spellEnd"/>
+            <w:r>
+              <w:rPr>
+                <w:rFonts w:ascii="Times New Roman" w:hAnsi="Times New Roman"/>
+                <w:sz w:val="26"/>
+                <w:szCs w:val="26"/>
+              </w:rPr>
+              <w:t xml:space="preserve"> </w:t>
+            </w:r>
+            <w:proofErr w:type="spellStart"/>
+            <w:r>
+              <w:rPr>
+                <w:rFonts w:ascii="Times New Roman" w:hAnsi="Times New Roman"/>
+                <w:sz w:val="26"/>
+                <w:szCs w:val="26"/>
+              </w:rPr>
+              <w:t>nước</w:t>
+            </w:r>
+            <w:proofErr w:type="spellEnd"/>
+            <w:r>
+              <w:rPr>
+                <w:rFonts w:ascii="Times New Roman" w:hAnsi="Times New Roman"/>
+                <w:sz w:val="26"/>
+                <w:szCs w:val="26"/>
+              </w:rPr>
+              <w:t xml:space="preserve"> </w:t>
+            </w:r>
+            <w:proofErr w:type="spellStart"/>
+            <w:r>
+              <w:rPr>
+                <w:rFonts w:ascii="Times New Roman" w:hAnsi="Times New Roman"/>
+                <w:sz w:val="26"/>
+                <w:szCs w:val="26"/>
+              </w:rPr>
+              <w:t>Sông</w:t>
+            </w:r>
+            <w:proofErr w:type="spellEnd"/>
           </w:p>
         </w:tc>
         <w:tc>
@@ -1349,14 +3057,52 @@
                 <w:szCs w:val="26"/>
               </w:rPr>
             </w:pPr>
+            <w:proofErr w:type="spellStart"/>
             <w:r>
               <w:rPr>
                 <w:rFonts w:ascii="Times New Roman" w:hAnsi="Times New Roman"/>
                 <w:sz w:val="26"/>
                 <w:szCs w:val="26"/>
               </w:rPr>
-              <w:t>Mực nước Hồ</w:t>
-            </w:r>
+              <w:t>Mực</w:t>
+            </w:r>
+            <w:proofErr w:type="spellEnd"/>
+            <w:r>
+              <w:rPr>
+                <w:rFonts w:ascii="Times New Roman" w:hAnsi="Times New Roman"/>
+                <w:sz w:val="26"/>
+                <w:szCs w:val="26"/>
+              </w:rPr>
+              <w:t xml:space="preserve"> </w:t>
+            </w:r>
+            <w:proofErr w:type="spellStart"/>
+            <w:r>
+              <w:rPr>
+                <w:rFonts w:ascii="Times New Roman" w:hAnsi="Times New Roman"/>
+                <w:sz w:val="26"/>
+                <w:szCs w:val="26"/>
+              </w:rPr>
+              <w:t>nước</w:t>
+            </w:r>
+            <w:proofErr w:type="spellEnd"/>
+            <w:r>
+              <w:rPr>
+                <w:rFonts w:ascii="Times New Roman" w:hAnsi="Times New Roman"/>
+                <w:sz w:val="26"/>
+                <w:szCs w:val="26"/>
+              </w:rPr>
+              <w:t xml:space="preserve"> </w:t>
+            </w:r>
+            <w:proofErr w:type="spellStart"/>
+            <w:r>
+              <w:rPr>
+                <w:rFonts w:ascii="Times New Roman" w:hAnsi="Times New Roman"/>
+                <w:sz w:val="26"/>
+                <w:szCs w:val="26"/>
+              </w:rPr>
+              <w:t>Hồ</w:t>
+            </w:r>
+            <w:proofErr w:type="spellEnd"/>
           </w:p>
         </w:tc>
         <w:tc>
@@ -1518,6 +3264,7 @@
           <w:szCs w:val="26"/>
         </w:rPr>
       </w:pPr>
+      <w:proofErr w:type="spellStart"/>
       <w:r>
         <w:rPr>
           <w:rFonts w:ascii="Times New Roman" w:hAnsi="Times New Roman" w:cs="Times New Roman"/>
@@ -1526,7 +3273,106 @@
           <w:sz w:val="26"/>
           <w:szCs w:val="26"/>
         </w:rPr>
-        <w:t>Điểm úng ngập, đọng nước:</w:t>
+        <w:t>Điểm</w:t>
+      </w:r>
+      <w:proofErr w:type="spellEnd"/>
+      <w:r>
+        <w:rPr>
+          <w:rFonts w:ascii="Times New Roman" w:hAnsi="Times New Roman" w:cs="Times New Roman"/>
+          <w:b/>
+          <w:bCs/>
+          <w:sz w:val="26"/>
+          <w:szCs w:val="26"/>
+        </w:rPr>
+        <w:t xml:space="preserve"> </w:t>
+      </w:r>
+      <w:proofErr w:type="spellStart"/>
+      <w:r>
+        <w:rPr>
+          <w:rFonts w:ascii="Times New Roman" w:hAnsi="Times New Roman" w:cs="Times New Roman"/>
+          <w:b/>
+          <w:bCs/>
+          <w:sz w:val="26"/>
+          <w:szCs w:val="26"/>
+        </w:rPr>
+        <w:t>úng</w:t>
+      </w:r>
+      <w:proofErr w:type="spellEnd"/>
+      <w:r>
+        <w:rPr>
+          <w:rFonts w:ascii="Times New Roman" w:hAnsi="Times New Roman" w:cs="Times New Roman"/>
+          <w:b/>
+          <w:bCs/>
+          <w:sz w:val="26"/>
+          <w:szCs w:val="26"/>
+        </w:rPr>
+        <w:t xml:space="preserve"> </w:t>
+      </w:r>
+      <w:proofErr w:type="spellStart"/>
+      <w:r>
+        <w:rPr>
+          <w:rFonts w:ascii="Times New Roman" w:hAnsi="Times New Roman" w:cs="Times New Roman"/>
+          <w:b/>
+          <w:bCs/>
+          <w:sz w:val="26"/>
+          <w:szCs w:val="26"/>
+        </w:rPr>
+        <w:t>ngập</w:t>
+      </w:r>
+      <w:proofErr w:type="spellEnd"/>
+      <w:r>
+        <w:rPr>
+          <w:rFonts w:ascii="Times New Roman" w:hAnsi="Times New Roman" w:cs="Times New Roman"/>
+          <w:b/>
+          <w:bCs/>
+          <w:sz w:val="26"/>
+          <w:szCs w:val="26"/>
+        </w:rPr>
+        <w:t xml:space="preserve">, </w:t>
+      </w:r>
+      <w:proofErr w:type="spellStart"/>
+      <w:r>
+        <w:rPr>
+          <w:rFonts w:ascii="Times New Roman" w:hAnsi="Times New Roman" w:cs="Times New Roman"/>
+          <w:b/>
+          <w:bCs/>
+          <w:sz w:val="26"/>
+          <w:szCs w:val="26"/>
+        </w:rPr>
+        <w:t>đọng</w:t>
+      </w:r>
+      <w:proofErr w:type="spellEnd"/>
+      <w:r>
+        <w:rPr>
+          <w:rFonts w:ascii="Times New Roman" w:hAnsi="Times New Roman" w:cs="Times New Roman"/>
+          <w:b/>
+          <w:bCs/>
+          <w:sz w:val="26"/>
+          <w:szCs w:val="26"/>
+        </w:rPr>
+        <w:t xml:space="preserve"> </w:t>
+      </w:r>
+      <w:proofErr w:type="spellStart"/>
+      <w:r>
+        <w:rPr>
+          <w:rFonts w:ascii="Times New Roman" w:hAnsi="Times New Roman" w:cs="Times New Roman"/>
+          <w:b/>
+          <w:bCs/>
+          <w:sz w:val="26"/>
+          <w:szCs w:val="26"/>
+        </w:rPr>
+        <w:t>nước</w:t>
+      </w:r>
+      <w:proofErr w:type="spellEnd"/>
+      <w:r>
+        <w:rPr>
+          <w:rFonts w:ascii="Times New Roman" w:hAnsi="Times New Roman" w:cs="Times New Roman"/>
+          <w:b/>
+          <w:bCs/>
+          <w:sz w:val="26"/>
+          <w:szCs w:val="26"/>
+        </w:rPr>
+        <w:t>:</w:t>
       </w:r>
     </w:p>
     <w:p>
@@ -1545,39 +3391,135 @@
           <w:rFonts w:ascii="Times New Roman" w:hAnsi="Times New Roman"/>
           <w:sz w:val="26"/>
         </w:rPr>
-        <w:t xml:space="preserve">- Đến thời </w:t>
-      </w:r>
-      <w:r>
-        <w:rPr>
-          <w:rFonts w:ascii="Times New Roman" w:hAnsi="Times New Roman" w:cs="Times New Roman"/>
-          <w:sz w:val="26"/>
-          <w:szCs w:val="26"/>
-        </w:rPr>
-        <w:t xml:space="preserve">điểm </w:t>
-      </w:r>
-      <w:r>
-        <w:rPr>
-          <w:rFonts w:ascii="Times New Roman" w:hAnsi="Times New Roman" w:cs="Times New Roman"/>
-          <w:sz w:val="26"/>
-          <w:szCs w:val="26"/>
-        </w:rPr>
-        <w:t>{hh}</w:t>
-      </w:r>
-      <w:r>
-        <w:rPr>
-          <w:rFonts w:ascii="Times New Roman" w:hAnsi="Times New Roman" w:cs="Times New Roman"/>
-          <w:sz w:val="26"/>
-          <w:szCs w:val="26"/>
-        </w:rPr>
-        <w:t xml:space="preserve"> ngày </w:t>
-      </w:r>
-      <w:r>
-        <w:rPr>
-          <w:rFonts w:ascii="Times New Roman" w:hAnsi="Times New Roman" w:cs="Times New Roman"/>
-          <w:sz w:val="26"/>
-          <w:szCs w:val="26"/>
-        </w:rPr>
-        <w:t>{dd}/{mm}/{yyyy}</w:t>
+        <w:t xml:space="preserve">- </w:t>
+      </w:r>
+      <w:proofErr w:type="spellStart"/>
+      <w:r>
+        <w:rPr>
+          <w:rFonts w:ascii="Times New Roman" w:hAnsi="Times New Roman"/>
+          <w:sz w:val="26"/>
+        </w:rPr>
+        <w:t>Đến</w:t>
+      </w:r>
+      <w:proofErr w:type="spellEnd"/>
+      <w:r>
+        <w:rPr>
+          <w:rFonts w:ascii="Times New Roman" w:hAnsi="Times New Roman"/>
+          <w:sz w:val="26"/>
+        </w:rPr>
+        <w:t xml:space="preserve"> </w:t>
+      </w:r>
+      <w:proofErr w:type="spellStart"/>
+      <w:r>
+        <w:rPr>
+          <w:rFonts w:ascii="Times New Roman" w:hAnsi="Times New Roman"/>
+          <w:sz w:val="26"/>
+        </w:rPr>
+        <w:t>thời</w:t>
+      </w:r>
+      <w:proofErr w:type="spellEnd"/>
+      <w:r>
+        <w:rPr>
+          <w:rFonts w:ascii="Times New Roman" w:hAnsi="Times New Roman"/>
+          <w:sz w:val="26"/>
+        </w:rPr>
+        <w:t xml:space="preserve"> </w:t>
+      </w:r>
+      <w:proofErr w:type="spellStart"/>
+      <w:r>
+        <w:rPr>
+          <w:rFonts w:ascii="Times New Roman" w:hAnsi="Times New Roman" w:cs="Times New Roman"/>
+          <w:sz w:val="26"/>
+          <w:szCs w:val="26"/>
+        </w:rPr>
+        <w:t>điểm</w:t>
+      </w:r>
+      <w:proofErr w:type="spellEnd"/>
+      <w:r>
+        <w:rPr>
+          <w:rFonts w:ascii="Times New Roman" w:hAnsi="Times New Roman" w:cs="Times New Roman"/>
+          <w:sz w:val="26"/>
+          <w:szCs w:val="26"/>
+        </w:rPr>
+        <w:t xml:space="preserve"> </w:t>
+      </w:r>
+      <w:r>
+        <w:rPr>
+          <w:rFonts w:ascii="Times New Roman" w:hAnsi="Times New Roman" w:cs="Times New Roman"/>
+          <w:sz w:val="26"/>
+          <w:szCs w:val="26"/>
+        </w:rPr>
+        <w:t>{</w:t>
+      </w:r>
+      <w:proofErr w:type="spellStart"/>
+      <w:r>
+        <w:rPr>
+          <w:rFonts w:ascii="Times New Roman" w:hAnsi="Times New Roman" w:cs="Times New Roman"/>
+          <w:sz w:val="26"/>
+          <w:szCs w:val="26"/>
+        </w:rPr>
+        <w:t>hh</w:t>
+      </w:r>
+      <w:proofErr w:type="spellEnd"/>
+      <w:r>
+        <w:rPr>
+          <w:rFonts w:ascii="Times New Roman" w:hAnsi="Times New Roman" w:cs="Times New Roman"/>
+          <w:sz w:val="26"/>
+          <w:szCs w:val="26"/>
+        </w:rPr>
+        <w:t>}</w:t>
+      </w:r>
+      <w:r>
+        <w:rPr>
+          <w:rFonts w:ascii="Times New Roman" w:hAnsi="Times New Roman" w:cs="Times New Roman"/>
+          <w:sz w:val="26"/>
+          <w:szCs w:val="26"/>
+        </w:rPr>
+        <w:t xml:space="preserve"> </w:t>
+      </w:r>
+      <w:proofErr w:type="spellStart"/>
+      <w:r>
+        <w:rPr>
+          <w:rFonts w:ascii="Times New Roman" w:hAnsi="Times New Roman" w:cs="Times New Roman"/>
+          <w:sz w:val="26"/>
+          <w:szCs w:val="26"/>
+        </w:rPr>
+        <w:t>ngày</w:t>
+      </w:r>
+      <w:proofErr w:type="spellEnd"/>
+      <w:r>
+        <w:rPr>
+          <w:rFonts w:ascii="Times New Roman" w:hAnsi="Times New Roman" w:cs="Times New Roman"/>
+          <w:sz w:val="26"/>
+          <w:szCs w:val="26"/>
+        </w:rPr>
+        <w:t xml:space="preserve"> </w:t>
+      </w:r>
+      <w:r>
+        <w:rPr>
+          <w:rFonts w:ascii="Times New Roman" w:hAnsi="Times New Roman" w:cs="Times New Roman"/>
+          <w:sz w:val="26"/>
+          <w:szCs w:val="26"/>
+        </w:rPr>
+        <w:t>{dd}/{mm}/{</w:t>
+      </w:r>
+      <w:proofErr w:type="spellStart"/>
+      <w:r>
+        <w:rPr>
+          <w:rFonts w:ascii="Times New Roman" w:hAnsi="Times New Roman" w:cs="Times New Roman"/>
+          <w:sz w:val="26"/>
+          <w:szCs w:val="26"/>
+        </w:rPr>
+        <w:t>yyyy</w:t>
+      </w:r>
+      <w:proofErr w:type="spellEnd"/>
+      <w:r>
+        <w:rPr>
+          <w:rFonts w:ascii="Times New Roman" w:hAnsi="Times New Roman" w:cs="Times New Roman"/>
+          <w:sz w:val="26"/>
+          <w:szCs w:val="26"/>
+        </w:rPr>
+        <w:t>}</w:t>
       </w:r>
       <w:r>
         <w:rPr>
@@ -1592,12 +3534,92 @@
           <w:rFonts w:ascii="Times New Roman" w:hAnsi="Times New Roman"/>
           <w:sz w:val="26"/>
         </w:rPr>
-        <w:t>ua công tác kiểm tra của Công ty,</w:t>
-      </w:r>
+        <w:t xml:space="preserve">ua </w:t>
+      </w:r>
+      <w:proofErr w:type="spellStart"/>
       <w:r>
         <w:rPr>
           <w:rFonts w:ascii="Times New Roman" w:hAnsi="Times New Roman"/>
           <w:sz w:val="26"/>
+        </w:rPr>
+        <w:t>công</w:t>
+      </w:r>
+      <w:proofErr w:type="spellEnd"/>
+      <w:r>
+        <w:rPr>
+          <w:rFonts w:ascii="Times New Roman" w:hAnsi="Times New Roman"/>
+          <w:sz w:val="26"/>
+        </w:rPr>
+        <w:t xml:space="preserve"> </w:t>
+      </w:r>
+      <w:proofErr w:type="spellStart"/>
+      <w:r>
+        <w:rPr>
+          <w:rFonts w:ascii="Times New Roman" w:hAnsi="Times New Roman"/>
+          <w:sz w:val="26"/>
+        </w:rPr>
+        <w:t>tác</w:t>
+      </w:r>
+      <w:proofErr w:type="spellEnd"/>
+      <w:r>
+        <w:rPr>
+          <w:rFonts w:ascii="Times New Roman" w:hAnsi="Times New Roman"/>
+          <w:sz w:val="26"/>
+        </w:rPr>
+        <w:t xml:space="preserve"> </w:t>
+      </w:r>
+      <w:proofErr w:type="spellStart"/>
+      <w:r>
+        <w:rPr>
+          <w:rFonts w:ascii="Times New Roman" w:hAnsi="Times New Roman"/>
+          <w:sz w:val="26"/>
+        </w:rPr>
+        <w:t>kiểm</w:t>
+      </w:r>
+      <w:proofErr w:type="spellEnd"/>
+      <w:r>
+        <w:rPr>
+          <w:rFonts w:ascii="Times New Roman" w:hAnsi="Times New Roman"/>
+          <w:sz w:val="26"/>
+        </w:rPr>
+        <w:t xml:space="preserve"> </w:t>
+      </w:r>
+      <w:proofErr w:type="spellStart"/>
+      <w:r>
+        <w:rPr>
+          <w:rFonts w:ascii="Times New Roman" w:hAnsi="Times New Roman"/>
+          <w:sz w:val="26"/>
+        </w:rPr>
+        <w:t>tra</w:t>
+      </w:r>
+      <w:proofErr w:type="spellEnd"/>
+      <w:r>
+        <w:rPr>
+          <w:rFonts w:ascii="Times New Roman" w:hAnsi="Times New Roman"/>
+          <w:sz w:val="26"/>
+        </w:rPr>
+        <w:t xml:space="preserve"> </w:t>
+      </w:r>
+      <w:proofErr w:type="spellStart"/>
+      <w:r>
+        <w:rPr>
+          <w:rFonts w:ascii="Times New Roman" w:hAnsi="Times New Roman"/>
+          <w:sz w:val="26"/>
+        </w:rPr>
+        <w:t>của</w:t>
+      </w:r>
+      <w:proofErr w:type="spellEnd"/>
+      <w:r>
+        <w:rPr>
+          <w:rFonts w:ascii="Times New Roman" w:hAnsi="Times New Roman"/>
+          <w:sz w:val="26"/>
+        </w:rPr>
+        <w:t xml:space="preserve"> Công ty,</w:t>
+      </w:r>
+      <w:r>
+        <w:rPr>
+          <w:rFonts w:ascii="Times New Roman" w:hAnsi="Times New Roman"/>
+          <w:sz w:val="26"/>
           <w:lang w:val="vi-VN"/>
         </w:rPr>
         <w:t xml:space="preserve"> trên địa bàn Công ty quản lý</w:t>
@@ -1616,6 +3638,7 @@
         </w:rPr>
         <w:t>{</w:t>
       </w:r>
+      <w:proofErr w:type="spellStart"/>
       <w:r>
         <w:rPr>
           <w:rFonts w:ascii="Times New Roman" w:hAnsi="Times New Roman"/>
@@ -1623,6 +3646,7 @@
         </w:rPr>
         <w:t>mo</w:t>
       </w:r>
+      <w:proofErr w:type="spellEnd"/>
       <w:r>
         <w:rPr>
           <w:rFonts w:ascii="Times New Roman" w:hAnsi="Times New Roman"/>
@@ -1702,16 +3726,125 @@
           <w:shd w:val="clear" w:color="auto" w:fill="FFFFFF"/>
         </w:rPr>
       </w:pPr>
-      <w:r>
-        <w:rPr>
-          <w:rFonts w:ascii="Times New Roman" w:hAnsi="Times New Roman" w:cs="Times New Roman"/>
-          <w:color w:val="000000" w:themeColor="text1"/>
-          <w:spacing w:val="3"/>
-          <w:sz w:val="26"/>
-          <w:szCs w:val="26"/>
-          <w:shd w:val="clear" w:color="auto" w:fill="FFFFFF"/>
-        </w:rPr>
-        <w:t xml:space="preserve">Biện pháp triển khai của Công ty: </w:t>
+      <w:proofErr w:type="spellStart"/>
+      <w:r>
+        <w:rPr>
+          <w:rFonts w:ascii="Times New Roman" w:hAnsi="Times New Roman" w:cs="Times New Roman"/>
+          <w:color w:val="000000" w:themeColor="text1"/>
+          <w:spacing w:val="3"/>
+          <w:sz w:val="26"/>
+          <w:szCs w:val="26"/>
+          <w:shd w:val="clear" w:color="auto" w:fill="FFFFFF"/>
+        </w:rPr>
+        <w:t>Biện</w:t>
+      </w:r>
+      <w:proofErr w:type="spellEnd"/>
+      <w:r>
+        <w:rPr>
+          <w:rFonts w:ascii="Times New Roman" w:hAnsi="Times New Roman" w:cs="Times New Roman"/>
+          <w:color w:val="000000" w:themeColor="text1"/>
+          <w:spacing w:val="3"/>
+          <w:sz w:val="26"/>
+          <w:szCs w:val="26"/>
+          <w:shd w:val="clear" w:color="auto" w:fill="FFFFFF"/>
+        </w:rPr>
+        <w:t xml:space="preserve"> </w:t>
+      </w:r>
+      <w:proofErr w:type="spellStart"/>
+      <w:r>
+        <w:rPr>
+          <w:rFonts w:ascii="Times New Roman" w:hAnsi="Times New Roman" w:cs="Times New Roman"/>
+          <w:color w:val="000000" w:themeColor="text1"/>
+          <w:spacing w:val="3"/>
+          <w:sz w:val="26"/>
+          <w:szCs w:val="26"/>
+          <w:shd w:val="clear" w:color="auto" w:fill="FFFFFF"/>
+        </w:rPr>
+        <w:t>pháp</w:t>
+      </w:r>
+      <w:proofErr w:type="spellEnd"/>
+      <w:r>
+        <w:rPr>
+          <w:rFonts w:ascii="Times New Roman" w:hAnsi="Times New Roman" w:cs="Times New Roman"/>
+          <w:color w:val="000000" w:themeColor="text1"/>
+          <w:spacing w:val="3"/>
+          <w:sz w:val="26"/>
+          <w:szCs w:val="26"/>
+          <w:shd w:val="clear" w:color="auto" w:fill="FFFFFF"/>
+        </w:rPr>
+        <w:t xml:space="preserve"> </w:t>
+      </w:r>
+      <w:proofErr w:type="spellStart"/>
+      <w:r>
+        <w:rPr>
+          <w:rFonts w:ascii="Times New Roman" w:hAnsi="Times New Roman" w:cs="Times New Roman"/>
+          <w:color w:val="000000" w:themeColor="text1"/>
+          <w:spacing w:val="3"/>
+          <w:sz w:val="26"/>
+          <w:szCs w:val="26"/>
+          <w:shd w:val="clear" w:color="auto" w:fill="FFFFFF"/>
+        </w:rPr>
+        <w:t>triển</w:t>
+      </w:r>
+      <w:proofErr w:type="spellEnd"/>
+      <w:r>
+        <w:rPr>
+          <w:rFonts w:ascii="Times New Roman" w:hAnsi="Times New Roman" w:cs="Times New Roman"/>
+          <w:color w:val="000000" w:themeColor="text1"/>
+          <w:spacing w:val="3"/>
+          <w:sz w:val="26"/>
+          <w:szCs w:val="26"/>
+          <w:shd w:val="clear" w:color="auto" w:fill="FFFFFF"/>
+        </w:rPr>
+        <w:t xml:space="preserve"> </w:t>
+      </w:r>
+      <w:proofErr w:type="spellStart"/>
+      <w:r>
+        <w:rPr>
+          <w:rFonts w:ascii="Times New Roman" w:hAnsi="Times New Roman" w:cs="Times New Roman"/>
+          <w:color w:val="000000" w:themeColor="text1"/>
+          <w:spacing w:val="3"/>
+          <w:sz w:val="26"/>
+          <w:szCs w:val="26"/>
+          <w:shd w:val="clear" w:color="auto" w:fill="FFFFFF"/>
+        </w:rPr>
+        <w:t>khai</w:t>
+      </w:r>
+      <w:proofErr w:type="spellEnd"/>
+      <w:r>
+        <w:rPr>
+          <w:rFonts w:ascii="Times New Roman" w:hAnsi="Times New Roman" w:cs="Times New Roman"/>
+          <w:color w:val="000000" w:themeColor="text1"/>
+          <w:spacing w:val="3"/>
+          <w:sz w:val="26"/>
+          <w:szCs w:val="26"/>
+          <w:shd w:val="clear" w:color="auto" w:fill="FFFFFF"/>
+        </w:rPr>
+        <w:t xml:space="preserve"> </w:t>
+      </w:r>
+      <w:proofErr w:type="spellStart"/>
+      <w:r>
+        <w:rPr>
+          <w:rFonts w:ascii="Times New Roman" w:hAnsi="Times New Roman" w:cs="Times New Roman"/>
+          <w:color w:val="000000" w:themeColor="text1"/>
+          <w:spacing w:val="3"/>
+          <w:sz w:val="26"/>
+          <w:szCs w:val="26"/>
+          <w:shd w:val="clear" w:color="auto" w:fill="FFFFFF"/>
+        </w:rPr>
+        <w:t>của</w:t>
+      </w:r>
+      <w:proofErr w:type="spellEnd"/>
+      <w:r>
+        <w:rPr>
+          <w:rFonts w:ascii="Times New Roman" w:hAnsi="Times New Roman" w:cs="Times New Roman"/>
+          <w:color w:val="000000" w:themeColor="text1"/>
+          <w:spacing w:val="3"/>
+          <w:sz w:val="26"/>
+          <w:szCs w:val="26"/>
+          <w:shd w:val="clear" w:color="auto" w:fill="FFFFFF"/>
+        </w:rPr>
+        <w:t xml:space="preserve"> Công ty: </w:t>
       </w:r>
     </w:p>
     <w:p>
@@ -1762,8 +3895,237 @@
           <w:szCs w:val="26"/>
           <w:shd w:val="clear" w:color="auto" w:fill="FFFFFF"/>
         </w:rPr>
-        <w:t xml:space="preserve"> ty đã kích hoạt ứng trực tại các điểm trọng yếu</w:t>
-      </w:r>
+        <w:t xml:space="preserve"> ty </w:t>
+      </w:r>
+      <w:proofErr w:type="spellStart"/>
+      <w:r>
+        <w:rPr>
+          <w:rFonts w:ascii="Times New Roman" w:hAnsi="Times New Roman" w:cs="Times New Roman"/>
+          <w:color w:val="000000" w:themeColor="text1"/>
+          <w:spacing w:val="3"/>
+          <w:sz w:val="26"/>
+          <w:szCs w:val="26"/>
+          <w:shd w:val="clear" w:color="auto" w:fill="FFFFFF"/>
+        </w:rPr>
+        <w:t>đã</w:t>
+      </w:r>
+      <w:proofErr w:type="spellEnd"/>
+      <w:r>
+        <w:rPr>
+          <w:rFonts w:ascii="Times New Roman" w:hAnsi="Times New Roman" w:cs="Times New Roman"/>
+          <w:color w:val="000000" w:themeColor="text1"/>
+          <w:spacing w:val="3"/>
+          <w:sz w:val="26"/>
+          <w:szCs w:val="26"/>
+          <w:shd w:val="clear" w:color="auto" w:fill="FFFFFF"/>
+        </w:rPr>
+        <w:t xml:space="preserve"> </w:t>
+      </w:r>
+      <w:proofErr w:type="spellStart"/>
+      <w:r>
+        <w:rPr>
+          <w:rFonts w:ascii="Times New Roman" w:hAnsi="Times New Roman" w:cs="Times New Roman"/>
+          <w:color w:val="000000" w:themeColor="text1"/>
+          <w:spacing w:val="3"/>
+          <w:sz w:val="26"/>
+          <w:szCs w:val="26"/>
+          <w:shd w:val="clear" w:color="auto" w:fill="FFFFFF"/>
+        </w:rPr>
+        <w:t>kích</w:t>
+      </w:r>
+      <w:proofErr w:type="spellEnd"/>
+      <w:r>
+        <w:rPr>
+          <w:rFonts w:ascii="Times New Roman" w:hAnsi="Times New Roman" w:cs="Times New Roman"/>
+          <w:color w:val="000000" w:themeColor="text1"/>
+          <w:spacing w:val="3"/>
+          <w:sz w:val="26"/>
+          <w:szCs w:val="26"/>
+          <w:shd w:val="clear" w:color="auto" w:fill="FFFFFF"/>
+        </w:rPr>
+        <w:t xml:space="preserve"> </w:t>
+      </w:r>
+      <w:proofErr w:type="spellStart"/>
+      <w:r>
+        <w:rPr>
+          <w:rFonts w:ascii="Times New Roman" w:hAnsi="Times New Roman" w:cs="Times New Roman"/>
+          <w:color w:val="000000" w:themeColor="text1"/>
+          <w:spacing w:val="3"/>
+          <w:sz w:val="26"/>
+          <w:szCs w:val="26"/>
+          <w:shd w:val="clear" w:color="auto" w:fill="FFFFFF"/>
+        </w:rPr>
+        <w:t>hoạt</w:t>
+      </w:r>
+      <w:proofErr w:type="spellEnd"/>
+      <w:r>
+        <w:rPr>
+          <w:rFonts w:ascii="Times New Roman" w:hAnsi="Times New Roman" w:cs="Times New Roman"/>
+          <w:color w:val="000000" w:themeColor="text1"/>
+          <w:spacing w:val="3"/>
+          <w:sz w:val="26"/>
+          <w:szCs w:val="26"/>
+          <w:shd w:val="clear" w:color="auto" w:fill="FFFFFF"/>
+        </w:rPr>
+        <w:t xml:space="preserve"> </w:t>
+      </w:r>
+      <w:proofErr w:type="spellStart"/>
+      <w:r>
+        <w:rPr>
+          <w:rFonts w:ascii="Times New Roman" w:hAnsi="Times New Roman" w:cs="Times New Roman"/>
+          <w:color w:val="000000" w:themeColor="text1"/>
+          <w:spacing w:val="3"/>
+          <w:sz w:val="26"/>
+          <w:szCs w:val="26"/>
+          <w:shd w:val="clear" w:color="auto" w:fill="FFFFFF"/>
+        </w:rPr>
+        <w:t>ứng</w:t>
+      </w:r>
+      <w:proofErr w:type="spellEnd"/>
+      <w:r>
+        <w:rPr>
+          <w:rFonts w:ascii="Times New Roman" w:hAnsi="Times New Roman" w:cs="Times New Roman"/>
+          <w:color w:val="000000" w:themeColor="text1"/>
+          <w:spacing w:val="3"/>
+          <w:sz w:val="26"/>
+          <w:szCs w:val="26"/>
+          <w:shd w:val="clear" w:color="auto" w:fill="FFFFFF"/>
+        </w:rPr>
+        <w:t xml:space="preserve"> </w:t>
+      </w:r>
+      <w:proofErr w:type="spellStart"/>
+      <w:r>
+        <w:rPr>
+          <w:rFonts w:ascii="Times New Roman" w:hAnsi="Times New Roman" w:cs="Times New Roman"/>
+          <w:color w:val="000000" w:themeColor="text1"/>
+          <w:spacing w:val="3"/>
+          <w:sz w:val="26"/>
+          <w:szCs w:val="26"/>
+          <w:shd w:val="clear" w:color="auto" w:fill="FFFFFF"/>
+        </w:rPr>
+        <w:t>trực</w:t>
+      </w:r>
+      <w:proofErr w:type="spellEnd"/>
+      <w:r>
+        <w:rPr>
+          <w:rFonts w:ascii="Times New Roman" w:hAnsi="Times New Roman" w:cs="Times New Roman"/>
+          <w:color w:val="000000" w:themeColor="text1"/>
+          <w:spacing w:val="3"/>
+          <w:sz w:val="26"/>
+          <w:szCs w:val="26"/>
+          <w:shd w:val="clear" w:color="auto" w:fill="FFFFFF"/>
+        </w:rPr>
+        <w:t xml:space="preserve"> </w:t>
+      </w:r>
+      <w:proofErr w:type="spellStart"/>
+      <w:r>
+        <w:rPr>
+          <w:rFonts w:ascii="Times New Roman" w:hAnsi="Times New Roman" w:cs="Times New Roman"/>
+          <w:color w:val="000000" w:themeColor="text1"/>
+          <w:spacing w:val="3"/>
+          <w:sz w:val="26"/>
+          <w:szCs w:val="26"/>
+          <w:shd w:val="clear" w:color="auto" w:fill="FFFFFF"/>
+        </w:rPr>
+        <w:t>tại</w:t>
+      </w:r>
+      <w:proofErr w:type="spellEnd"/>
+      <w:r>
+        <w:rPr>
+          <w:rFonts w:ascii="Times New Roman" w:hAnsi="Times New Roman" w:cs="Times New Roman"/>
+          <w:color w:val="000000" w:themeColor="text1"/>
+          <w:spacing w:val="3"/>
+          <w:sz w:val="26"/>
+          <w:szCs w:val="26"/>
+          <w:shd w:val="clear" w:color="auto" w:fill="FFFFFF"/>
+        </w:rPr>
+        <w:t xml:space="preserve"> </w:t>
+      </w:r>
+      <w:proofErr w:type="spellStart"/>
+      <w:r>
+        <w:rPr>
+          <w:rFonts w:ascii="Times New Roman" w:hAnsi="Times New Roman" w:cs="Times New Roman"/>
+          <w:color w:val="000000" w:themeColor="text1"/>
+          <w:spacing w:val="3"/>
+          <w:sz w:val="26"/>
+          <w:szCs w:val="26"/>
+          <w:shd w:val="clear" w:color="auto" w:fill="FFFFFF"/>
+        </w:rPr>
+        <w:t>các</w:t>
+      </w:r>
+      <w:proofErr w:type="spellEnd"/>
+      <w:r>
+        <w:rPr>
+          <w:rFonts w:ascii="Times New Roman" w:hAnsi="Times New Roman" w:cs="Times New Roman"/>
+          <w:color w:val="000000" w:themeColor="text1"/>
+          <w:spacing w:val="3"/>
+          <w:sz w:val="26"/>
+          <w:szCs w:val="26"/>
+          <w:shd w:val="clear" w:color="auto" w:fill="FFFFFF"/>
+        </w:rPr>
+        <w:t xml:space="preserve"> </w:t>
+      </w:r>
+      <w:proofErr w:type="spellStart"/>
+      <w:r>
+        <w:rPr>
+          <w:rFonts w:ascii="Times New Roman" w:hAnsi="Times New Roman" w:cs="Times New Roman"/>
+          <w:color w:val="000000" w:themeColor="text1"/>
+          <w:spacing w:val="3"/>
+          <w:sz w:val="26"/>
+          <w:szCs w:val="26"/>
+          <w:shd w:val="clear" w:color="auto" w:fill="FFFFFF"/>
+        </w:rPr>
+        <w:t>điểm</w:t>
+      </w:r>
+      <w:proofErr w:type="spellEnd"/>
+      <w:r>
+        <w:rPr>
+          <w:rFonts w:ascii="Times New Roman" w:hAnsi="Times New Roman" w:cs="Times New Roman"/>
+          <w:color w:val="000000" w:themeColor="text1"/>
+          <w:spacing w:val="3"/>
+          <w:sz w:val="26"/>
+          <w:szCs w:val="26"/>
+          <w:shd w:val="clear" w:color="auto" w:fill="FFFFFF"/>
+        </w:rPr>
+        <w:t xml:space="preserve"> </w:t>
+      </w:r>
+      <w:proofErr w:type="spellStart"/>
+      <w:r>
+        <w:rPr>
+          <w:rFonts w:ascii="Times New Roman" w:hAnsi="Times New Roman" w:cs="Times New Roman"/>
+          <w:color w:val="000000" w:themeColor="text1"/>
+          <w:spacing w:val="3"/>
+          <w:sz w:val="26"/>
+          <w:szCs w:val="26"/>
+          <w:shd w:val="clear" w:color="auto" w:fill="FFFFFF"/>
+        </w:rPr>
+        <w:t>trọng</w:t>
+      </w:r>
+      <w:proofErr w:type="spellEnd"/>
+      <w:r>
+        <w:rPr>
+          <w:rFonts w:ascii="Times New Roman" w:hAnsi="Times New Roman" w:cs="Times New Roman"/>
+          <w:color w:val="000000" w:themeColor="text1"/>
+          <w:spacing w:val="3"/>
+          <w:sz w:val="26"/>
+          <w:szCs w:val="26"/>
+          <w:shd w:val="clear" w:color="auto" w:fill="FFFFFF"/>
+        </w:rPr>
+        <w:t xml:space="preserve"> </w:t>
+      </w:r>
+      <w:proofErr w:type="spellStart"/>
+      <w:r>
+        <w:rPr>
+          <w:rFonts w:ascii="Times New Roman" w:hAnsi="Times New Roman" w:cs="Times New Roman"/>
+          <w:color w:val="000000" w:themeColor="text1"/>
+          <w:spacing w:val="3"/>
+          <w:sz w:val="26"/>
+          <w:szCs w:val="26"/>
+          <w:shd w:val="clear" w:color="auto" w:fill="FFFFFF"/>
+        </w:rPr>
+        <w:t>yếu</w:t>
+      </w:r>
+      <w:proofErr w:type="spellEnd"/>
       <w:r>
         <w:rPr>
           <w:rFonts w:ascii="Times New Roman" w:hAnsi="Times New Roman" w:cs="Times New Roman"/>
@@ -1810,7 +4172,55 @@
           <w:szCs w:val="26"/>
           <w:shd w:val="clear" w:color="auto" w:fill="FFFFFF"/>
         </w:rPr>
-        <w:t>Các trạm bơm:</w:t>
+        <w:t xml:space="preserve">Các </w:t>
+      </w:r>
+      <w:proofErr w:type="spellStart"/>
+      <w:r>
+        <w:rPr>
+          <w:rFonts w:ascii="Times New Roman" w:hAnsi="Times New Roman" w:cs="Times New Roman"/>
+          <w:color w:val="000000" w:themeColor="text1"/>
+          <w:spacing w:val="3"/>
+          <w:sz w:val="26"/>
+          <w:szCs w:val="26"/>
+          <w:shd w:val="clear" w:color="auto" w:fill="FFFFFF"/>
+        </w:rPr>
+        <w:t>trạm</w:t>
+      </w:r>
+      <w:proofErr w:type="spellEnd"/>
+      <w:r>
+        <w:rPr>
+          <w:rFonts w:ascii="Times New Roman" w:hAnsi="Times New Roman" w:cs="Times New Roman"/>
+          <w:color w:val="000000" w:themeColor="text1"/>
+          <w:spacing w:val="3"/>
+          <w:sz w:val="26"/>
+          <w:szCs w:val="26"/>
+          <w:shd w:val="clear" w:color="auto" w:fill="FFFFFF"/>
+        </w:rPr>
+        <w:t xml:space="preserve"> </w:t>
+      </w:r>
+      <w:proofErr w:type="spellStart"/>
+      <w:r>
+        <w:rPr>
+          <w:rFonts w:ascii="Times New Roman" w:hAnsi="Times New Roman" w:cs="Times New Roman"/>
+          <w:color w:val="000000" w:themeColor="text1"/>
+          <w:spacing w:val="3"/>
+          <w:sz w:val="26"/>
+          <w:szCs w:val="26"/>
+          <w:shd w:val="clear" w:color="auto" w:fill="FFFFFF"/>
+        </w:rPr>
+        <w:t>bơm</w:t>
+      </w:r>
+      <w:proofErr w:type="spellEnd"/>
+      <w:r>
+        <w:rPr>
+          <w:rFonts w:ascii="Times New Roman" w:hAnsi="Times New Roman" w:cs="Times New Roman"/>
+          <w:color w:val="000000" w:themeColor="text1"/>
+          <w:spacing w:val="3"/>
+          <w:sz w:val="26"/>
+          <w:szCs w:val="26"/>
+          <w:shd w:val="clear" w:color="auto" w:fill="FFFFFF"/>
+        </w:rPr>
+        <w:t>:</w:t>
       </w:r>
       <w:r>
         <w:rPr>
@@ -1824,16 +4234,317 @@
         </w:rPr>
         <w:t xml:space="preserve"> {noi_dung_tram_bom} </w:t>
       </w:r>
-      <w:r>
-        <w:rPr>
-          <w:rFonts w:ascii="Times New Roman" w:hAnsi="Times New Roman" w:cs="Times New Roman"/>
-          <w:color w:val="000000" w:themeColor="text1"/>
-          <w:spacing w:val="3"/>
-          <w:sz w:val="26"/>
-          <w:szCs w:val="26"/>
-          <w:shd w:val="clear" w:color="auto" w:fill="FFFFFF"/>
-        </w:rPr>
-        <w:t>được vận hành sớm nhằm hạ mực nước trên hệ thống thoát nước.</w:t>
+      <w:proofErr w:type="spellStart"/>
+      <w:r>
+        <w:rPr>
+          <w:rFonts w:ascii="Times New Roman" w:hAnsi="Times New Roman" w:cs="Times New Roman"/>
+          <w:color w:val="000000" w:themeColor="text1"/>
+          <w:spacing w:val="3"/>
+          <w:sz w:val="26"/>
+          <w:szCs w:val="26"/>
+          <w:shd w:val="clear" w:color="auto" w:fill="FFFFFF"/>
+        </w:rPr>
+        <w:t>được</w:t>
+      </w:r>
+      <w:proofErr w:type="spellEnd"/>
+      <w:r>
+        <w:rPr>
+          <w:rFonts w:ascii="Times New Roman" w:hAnsi="Times New Roman" w:cs="Times New Roman"/>
+          <w:color w:val="000000" w:themeColor="text1"/>
+          <w:spacing w:val="3"/>
+          <w:sz w:val="26"/>
+          <w:szCs w:val="26"/>
+          <w:shd w:val="clear" w:color="auto" w:fill="FFFFFF"/>
+        </w:rPr>
+        <w:t xml:space="preserve"> </w:t>
+      </w:r>
+      <w:proofErr w:type="spellStart"/>
+      <w:r>
+        <w:rPr>
+          <w:rFonts w:ascii="Times New Roman" w:hAnsi="Times New Roman" w:cs="Times New Roman"/>
+          <w:color w:val="000000" w:themeColor="text1"/>
+          <w:spacing w:val="3"/>
+          <w:sz w:val="26"/>
+          <w:szCs w:val="26"/>
+          <w:shd w:val="clear" w:color="auto" w:fill="FFFFFF"/>
+        </w:rPr>
+        <w:t>vận</w:t>
+      </w:r>
+      <w:proofErr w:type="spellEnd"/>
+      <w:r>
+        <w:rPr>
+          <w:rFonts w:ascii="Times New Roman" w:hAnsi="Times New Roman" w:cs="Times New Roman"/>
+          <w:color w:val="000000" w:themeColor="text1"/>
+          <w:spacing w:val="3"/>
+          <w:sz w:val="26"/>
+          <w:szCs w:val="26"/>
+          <w:shd w:val="clear" w:color="auto" w:fill="FFFFFF"/>
+        </w:rPr>
+        <w:t xml:space="preserve"> </w:t>
+      </w:r>
+      <w:proofErr w:type="spellStart"/>
+      <w:r>
+        <w:rPr>
+          <w:rFonts w:ascii="Times New Roman" w:hAnsi="Times New Roman" w:cs="Times New Roman"/>
+          <w:color w:val="000000" w:themeColor="text1"/>
+          <w:spacing w:val="3"/>
+          <w:sz w:val="26"/>
+          <w:szCs w:val="26"/>
+          <w:shd w:val="clear" w:color="auto" w:fill="FFFFFF"/>
+        </w:rPr>
+        <w:t>hành</w:t>
+      </w:r>
+      <w:proofErr w:type="spellEnd"/>
+      <w:r>
+        <w:rPr>
+          <w:rFonts w:ascii="Times New Roman" w:hAnsi="Times New Roman" w:cs="Times New Roman"/>
+          <w:color w:val="000000" w:themeColor="text1"/>
+          <w:spacing w:val="3"/>
+          <w:sz w:val="26"/>
+          <w:szCs w:val="26"/>
+          <w:shd w:val="clear" w:color="auto" w:fill="FFFFFF"/>
+        </w:rPr>
+        <w:t xml:space="preserve"> </w:t>
+      </w:r>
+      <w:proofErr w:type="spellStart"/>
+      <w:r>
+        <w:rPr>
+          <w:rFonts w:ascii="Times New Roman" w:hAnsi="Times New Roman" w:cs="Times New Roman"/>
+          <w:color w:val="000000" w:themeColor="text1"/>
+          <w:spacing w:val="3"/>
+          <w:sz w:val="26"/>
+          <w:szCs w:val="26"/>
+          <w:shd w:val="clear" w:color="auto" w:fill="FFFFFF"/>
+        </w:rPr>
+        <w:t>sớm</w:t>
+      </w:r>
+      <w:proofErr w:type="spellEnd"/>
+      <w:r>
+        <w:rPr>
+          <w:rFonts w:ascii="Times New Roman" w:hAnsi="Times New Roman" w:cs="Times New Roman"/>
+          <w:color w:val="000000" w:themeColor="text1"/>
+          <w:spacing w:val="3"/>
+          <w:sz w:val="26"/>
+          <w:szCs w:val="26"/>
+          <w:shd w:val="clear" w:color="auto" w:fill="FFFFFF"/>
+        </w:rPr>
+        <w:t xml:space="preserve"> </w:t>
+      </w:r>
+      <w:proofErr w:type="spellStart"/>
+      <w:r>
+        <w:rPr>
+          <w:rFonts w:ascii="Times New Roman" w:hAnsi="Times New Roman" w:cs="Times New Roman"/>
+          <w:color w:val="000000" w:themeColor="text1"/>
+          <w:spacing w:val="3"/>
+          <w:sz w:val="26"/>
+          <w:szCs w:val="26"/>
+          <w:shd w:val="clear" w:color="auto" w:fill="FFFFFF"/>
+        </w:rPr>
+        <w:t>nhằm</w:t>
+      </w:r>
+      <w:proofErr w:type="spellEnd"/>
+      <w:r>
+        <w:rPr>
+          <w:rFonts w:ascii="Times New Roman" w:hAnsi="Times New Roman" w:cs="Times New Roman"/>
+          <w:color w:val="000000" w:themeColor="text1"/>
+          <w:spacing w:val="3"/>
+          <w:sz w:val="26"/>
+          <w:szCs w:val="26"/>
+          <w:shd w:val="clear" w:color="auto" w:fill="FFFFFF"/>
+        </w:rPr>
+        <w:t xml:space="preserve"> </w:t>
+      </w:r>
+      <w:proofErr w:type="spellStart"/>
+      <w:r>
+        <w:rPr>
+          <w:rFonts w:ascii="Times New Roman" w:hAnsi="Times New Roman" w:cs="Times New Roman"/>
+          <w:color w:val="000000" w:themeColor="text1"/>
+          <w:spacing w:val="3"/>
+          <w:sz w:val="26"/>
+          <w:szCs w:val="26"/>
+          <w:shd w:val="clear" w:color="auto" w:fill="FFFFFF"/>
+        </w:rPr>
+        <w:t>hạ</w:t>
+      </w:r>
+      <w:proofErr w:type="spellEnd"/>
+      <w:r>
+        <w:rPr>
+          <w:rFonts w:ascii="Times New Roman" w:hAnsi="Times New Roman" w:cs="Times New Roman"/>
+          <w:color w:val="000000" w:themeColor="text1"/>
+          <w:spacing w:val="3"/>
+          <w:sz w:val="26"/>
+          <w:szCs w:val="26"/>
+          <w:shd w:val="clear" w:color="auto" w:fill="FFFFFF"/>
+        </w:rPr>
+        <w:t xml:space="preserve"> </w:t>
+      </w:r>
+      <w:proofErr w:type="spellStart"/>
+      <w:r>
+        <w:rPr>
+          <w:rFonts w:ascii="Times New Roman" w:hAnsi="Times New Roman" w:cs="Times New Roman"/>
+          <w:color w:val="000000" w:themeColor="text1"/>
+          <w:spacing w:val="3"/>
+          <w:sz w:val="26"/>
+          <w:szCs w:val="26"/>
+          <w:shd w:val="clear" w:color="auto" w:fill="FFFFFF"/>
+        </w:rPr>
+        <w:t>mực</w:t>
+      </w:r>
+      <w:proofErr w:type="spellEnd"/>
+      <w:r>
+        <w:rPr>
+          <w:rFonts w:ascii="Times New Roman" w:hAnsi="Times New Roman" w:cs="Times New Roman"/>
+          <w:color w:val="000000" w:themeColor="text1"/>
+          <w:spacing w:val="3"/>
+          <w:sz w:val="26"/>
+          <w:szCs w:val="26"/>
+          <w:shd w:val="clear" w:color="auto" w:fill="FFFFFF"/>
+        </w:rPr>
+        <w:t xml:space="preserve"> </w:t>
+      </w:r>
+      <w:proofErr w:type="spellStart"/>
+      <w:r>
+        <w:rPr>
+          <w:rFonts w:ascii="Times New Roman" w:hAnsi="Times New Roman" w:cs="Times New Roman"/>
+          <w:color w:val="000000" w:themeColor="text1"/>
+          <w:spacing w:val="3"/>
+          <w:sz w:val="26"/>
+          <w:szCs w:val="26"/>
+          <w:shd w:val="clear" w:color="auto" w:fill="FFFFFF"/>
+        </w:rPr>
+        <w:t>nước</w:t>
+      </w:r>
+      <w:proofErr w:type="spellEnd"/>
+      <w:r>
+        <w:rPr>
+          <w:rFonts w:ascii="Times New Roman" w:hAnsi="Times New Roman" w:cs="Times New Roman"/>
+          <w:color w:val="000000" w:themeColor="text1"/>
+          <w:spacing w:val="3"/>
+          <w:sz w:val="26"/>
+          <w:szCs w:val="26"/>
+          <w:shd w:val="clear" w:color="auto" w:fill="FFFFFF"/>
+        </w:rPr>
+        <w:t xml:space="preserve"> </w:t>
+      </w:r>
+      <w:proofErr w:type="spellStart"/>
+      <w:r>
+        <w:rPr>
+          <w:rFonts w:ascii="Times New Roman" w:hAnsi="Times New Roman" w:cs="Times New Roman"/>
+          <w:color w:val="000000" w:themeColor="text1"/>
+          <w:spacing w:val="3"/>
+          <w:sz w:val="26"/>
+          <w:szCs w:val="26"/>
+          <w:shd w:val="clear" w:color="auto" w:fill="FFFFFF"/>
+        </w:rPr>
+        <w:t>trên</w:t>
+      </w:r>
+      <w:proofErr w:type="spellEnd"/>
+      <w:r>
+        <w:rPr>
+          <w:rFonts w:ascii="Times New Roman" w:hAnsi="Times New Roman" w:cs="Times New Roman"/>
+          <w:color w:val="000000" w:themeColor="text1"/>
+          <w:spacing w:val="3"/>
+          <w:sz w:val="26"/>
+          <w:szCs w:val="26"/>
+          <w:shd w:val="clear" w:color="auto" w:fill="FFFFFF"/>
+        </w:rPr>
+        <w:t xml:space="preserve"> </w:t>
+      </w:r>
+      <w:proofErr w:type="spellStart"/>
+      <w:r>
+        <w:rPr>
+          <w:rFonts w:ascii="Times New Roman" w:hAnsi="Times New Roman" w:cs="Times New Roman"/>
+          <w:color w:val="000000" w:themeColor="text1"/>
+          <w:spacing w:val="3"/>
+          <w:sz w:val="26"/>
+          <w:szCs w:val="26"/>
+          <w:shd w:val="clear" w:color="auto" w:fill="FFFFFF"/>
+        </w:rPr>
+        <w:t>hệ</w:t>
+      </w:r>
+      <w:proofErr w:type="spellEnd"/>
+      <w:r>
+        <w:rPr>
+          <w:rFonts w:ascii="Times New Roman" w:hAnsi="Times New Roman" w:cs="Times New Roman"/>
+          <w:color w:val="000000" w:themeColor="text1"/>
+          <w:spacing w:val="3"/>
+          <w:sz w:val="26"/>
+          <w:szCs w:val="26"/>
+          <w:shd w:val="clear" w:color="auto" w:fill="FFFFFF"/>
+        </w:rPr>
+        <w:t xml:space="preserve"> </w:t>
+      </w:r>
+      <w:proofErr w:type="spellStart"/>
+      <w:r>
+        <w:rPr>
+          <w:rFonts w:ascii="Times New Roman" w:hAnsi="Times New Roman" w:cs="Times New Roman"/>
+          <w:color w:val="000000" w:themeColor="text1"/>
+          <w:spacing w:val="3"/>
+          <w:sz w:val="26"/>
+          <w:szCs w:val="26"/>
+          <w:shd w:val="clear" w:color="auto" w:fill="FFFFFF"/>
+        </w:rPr>
+        <w:t>thống</w:t>
+      </w:r>
+      <w:proofErr w:type="spellEnd"/>
+      <w:r>
+        <w:rPr>
+          <w:rFonts w:ascii="Times New Roman" w:hAnsi="Times New Roman" w:cs="Times New Roman"/>
+          <w:color w:val="000000" w:themeColor="text1"/>
+          <w:spacing w:val="3"/>
+          <w:sz w:val="26"/>
+          <w:szCs w:val="26"/>
+          <w:shd w:val="clear" w:color="auto" w:fill="FFFFFF"/>
+        </w:rPr>
+        <w:t xml:space="preserve"> </w:t>
+      </w:r>
+      <w:proofErr w:type="spellStart"/>
+      <w:r>
+        <w:rPr>
+          <w:rFonts w:ascii="Times New Roman" w:hAnsi="Times New Roman" w:cs="Times New Roman"/>
+          <w:color w:val="000000" w:themeColor="text1"/>
+          <w:spacing w:val="3"/>
+          <w:sz w:val="26"/>
+          <w:szCs w:val="26"/>
+          <w:shd w:val="clear" w:color="auto" w:fill="FFFFFF"/>
+        </w:rPr>
+        <w:t>thoát</w:t>
+      </w:r>
+      <w:proofErr w:type="spellEnd"/>
+      <w:r>
+        <w:rPr>
+          <w:rFonts w:ascii="Times New Roman" w:hAnsi="Times New Roman" w:cs="Times New Roman"/>
+          <w:color w:val="000000" w:themeColor="text1"/>
+          <w:spacing w:val="3"/>
+          <w:sz w:val="26"/>
+          <w:szCs w:val="26"/>
+          <w:shd w:val="clear" w:color="auto" w:fill="FFFFFF"/>
+        </w:rPr>
+        <w:t xml:space="preserve"> </w:t>
+      </w:r>
+      <w:proofErr w:type="spellStart"/>
+      <w:r>
+        <w:rPr>
+          <w:rFonts w:ascii="Times New Roman" w:hAnsi="Times New Roman" w:cs="Times New Roman"/>
+          <w:color w:val="000000" w:themeColor="text1"/>
+          <w:spacing w:val="3"/>
+          <w:sz w:val="26"/>
+          <w:szCs w:val="26"/>
+          <w:shd w:val="clear" w:color="auto" w:fill="FFFFFF"/>
+        </w:rPr>
+        <w:t>nước</w:t>
+      </w:r>
+      <w:proofErr w:type="spellEnd"/>
+      <w:r>
+        <w:rPr>
+          <w:rFonts w:ascii="Times New Roman" w:hAnsi="Times New Roman" w:cs="Times New Roman"/>
+          <w:color w:val="000000" w:themeColor="text1"/>
+          <w:spacing w:val="3"/>
+          <w:sz w:val="26"/>
+          <w:szCs w:val="26"/>
+          <w:shd w:val="clear" w:color="auto" w:fill="FFFFFF"/>
+        </w:rPr>
+        <w:t>.</w:t>
       </w:r>
     </w:p>
     <w:p>
@@ -1859,7 +4570,439 @@
           <w:szCs w:val="26"/>
           <w:shd w:val="clear" w:color="auto" w:fill="FFFFFF"/>
         </w:rPr>
-        <w:t xml:space="preserve">+ Các cửa phai vận hành đúng quy trình, bảo đảm an toàn giao thông tại các khu vực thấp trũng. </w:t>
+        <w:t xml:space="preserve">+ Các </w:t>
+      </w:r>
+      <w:proofErr w:type="spellStart"/>
+      <w:r>
+        <w:rPr>
+          <w:rFonts w:ascii="Times New Roman" w:hAnsi="Times New Roman" w:cs="Times New Roman"/>
+          <w:color w:val="000000" w:themeColor="text1"/>
+          <w:spacing w:val="3"/>
+          <w:sz w:val="26"/>
+          <w:szCs w:val="26"/>
+          <w:shd w:val="clear" w:color="auto" w:fill="FFFFFF"/>
+        </w:rPr>
+        <w:t>cửa</w:t>
+      </w:r>
+      <w:proofErr w:type="spellEnd"/>
+      <w:r>
+        <w:rPr>
+          <w:rFonts w:ascii="Times New Roman" w:hAnsi="Times New Roman" w:cs="Times New Roman"/>
+          <w:color w:val="000000" w:themeColor="text1"/>
+          <w:spacing w:val="3"/>
+          <w:sz w:val="26"/>
+          <w:szCs w:val="26"/>
+          <w:shd w:val="clear" w:color="auto" w:fill="FFFFFF"/>
+        </w:rPr>
+        <w:t xml:space="preserve"> </w:t>
+      </w:r>
+      <w:proofErr w:type="spellStart"/>
+      <w:r>
+        <w:rPr>
+          <w:rFonts w:ascii="Times New Roman" w:hAnsi="Times New Roman" w:cs="Times New Roman"/>
+          <w:color w:val="000000" w:themeColor="text1"/>
+          <w:spacing w:val="3"/>
+          <w:sz w:val="26"/>
+          <w:szCs w:val="26"/>
+          <w:shd w:val="clear" w:color="auto" w:fill="FFFFFF"/>
+        </w:rPr>
+        <w:t>phai</w:t>
+      </w:r>
+      <w:proofErr w:type="spellEnd"/>
+      <w:r>
+        <w:rPr>
+          <w:rFonts w:ascii="Times New Roman" w:hAnsi="Times New Roman" w:cs="Times New Roman"/>
+          <w:color w:val="000000" w:themeColor="text1"/>
+          <w:spacing w:val="3"/>
+          <w:sz w:val="26"/>
+          <w:szCs w:val="26"/>
+          <w:shd w:val="clear" w:color="auto" w:fill="FFFFFF"/>
+        </w:rPr>
+        <w:t xml:space="preserve"> </w:t>
+      </w:r>
+      <w:proofErr w:type="spellStart"/>
+      <w:r>
+        <w:rPr>
+          <w:rFonts w:ascii="Times New Roman" w:hAnsi="Times New Roman" w:cs="Times New Roman"/>
+          <w:color w:val="000000" w:themeColor="text1"/>
+          <w:spacing w:val="3"/>
+          <w:sz w:val="26"/>
+          <w:szCs w:val="26"/>
+          <w:shd w:val="clear" w:color="auto" w:fill="FFFFFF"/>
+        </w:rPr>
+        <w:t>vận</w:t>
+      </w:r>
+      <w:proofErr w:type="spellEnd"/>
+      <w:r>
+        <w:rPr>
+          <w:rFonts w:ascii="Times New Roman" w:hAnsi="Times New Roman" w:cs="Times New Roman"/>
+          <w:color w:val="000000" w:themeColor="text1"/>
+          <w:spacing w:val="3"/>
+          <w:sz w:val="26"/>
+          <w:szCs w:val="26"/>
+          <w:shd w:val="clear" w:color="auto" w:fill="FFFFFF"/>
+        </w:rPr>
+        <w:t xml:space="preserve"> </w:t>
+      </w:r>
+      <w:proofErr w:type="spellStart"/>
+      <w:r>
+        <w:rPr>
+          <w:rFonts w:ascii="Times New Roman" w:hAnsi="Times New Roman" w:cs="Times New Roman"/>
+          <w:color w:val="000000" w:themeColor="text1"/>
+          <w:spacing w:val="3"/>
+          <w:sz w:val="26"/>
+          <w:szCs w:val="26"/>
+          <w:shd w:val="clear" w:color="auto" w:fill="FFFFFF"/>
+        </w:rPr>
+        <w:t>hành</w:t>
+      </w:r>
+      <w:proofErr w:type="spellEnd"/>
+      <w:r>
+        <w:rPr>
+          <w:rFonts w:ascii="Times New Roman" w:hAnsi="Times New Roman" w:cs="Times New Roman"/>
+          <w:color w:val="000000" w:themeColor="text1"/>
+          <w:spacing w:val="3"/>
+          <w:sz w:val="26"/>
+          <w:szCs w:val="26"/>
+          <w:shd w:val="clear" w:color="auto" w:fill="FFFFFF"/>
+        </w:rPr>
+        <w:t xml:space="preserve"> </w:t>
+      </w:r>
+      <w:proofErr w:type="spellStart"/>
+      <w:r>
+        <w:rPr>
+          <w:rFonts w:ascii="Times New Roman" w:hAnsi="Times New Roman" w:cs="Times New Roman"/>
+          <w:color w:val="000000" w:themeColor="text1"/>
+          <w:spacing w:val="3"/>
+          <w:sz w:val="26"/>
+          <w:szCs w:val="26"/>
+          <w:shd w:val="clear" w:color="auto" w:fill="FFFFFF"/>
+        </w:rPr>
+        <w:t>đúng</w:t>
+      </w:r>
+      <w:proofErr w:type="spellEnd"/>
+      <w:r>
+        <w:rPr>
+          <w:rFonts w:ascii="Times New Roman" w:hAnsi="Times New Roman" w:cs="Times New Roman"/>
+          <w:color w:val="000000" w:themeColor="text1"/>
+          <w:spacing w:val="3"/>
+          <w:sz w:val="26"/>
+          <w:szCs w:val="26"/>
+          <w:shd w:val="clear" w:color="auto" w:fill="FFFFFF"/>
+        </w:rPr>
+        <w:t xml:space="preserve"> </w:t>
+      </w:r>
+      <w:proofErr w:type="spellStart"/>
+      <w:r>
+        <w:rPr>
+          <w:rFonts w:ascii="Times New Roman" w:hAnsi="Times New Roman" w:cs="Times New Roman"/>
+          <w:color w:val="000000" w:themeColor="text1"/>
+          <w:spacing w:val="3"/>
+          <w:sz w:val="26"/>
+          <w:szCs w:val="26"/>
+          <w:shd w:val="clear" w:color="auto" w:fill="FFFFFF"/>
+        </w:rPr>
+        <w:t>quy</w:t>
+      </w:r>
+      <w:proofErr w:type="spellEnd"/>
+      <w:r>
+        <w:rPr>
+          <w:rFonts w:ascii="Times New Roman" w:hAnsi="Times New Roman" w:cs="Times New Roman"/>
+          <w:color w:val="000000" w:themeColor="text1"/>
+          <w:spacing w:val="3"/>
+          <w:sz w:val="26"/>
+          <w:szCs w:val="26"/>
+          <w:shd w:val="clear" w:color="auto" w:fill="FFFFFF"/>
+        </w:rPr>
+        <w:t xml:space="preserve"> </w:t>
+      </w:r>
+      <w:proofErr w:type="spellStart"/>
+      <w:r>
+        <w:rPr>
+          <w:rFonts w:ascii="Times New Roman" w:hAnsi="Times New Roman" w:cs="Times New Roman"/>
+          <w:color w:val="000000" w:themeColor="text1"/>
+          <w:spacing w:val="3"/>
+          <w:sz w:val="26"/>
+          <w:szCs w:val="26"/>
+          <w:shd w:val="clear" w:color="auto" w:fill="FFFFFF"/>
+        </w:rPr>
+        <w:t>trình</w:t>
+      </w:r>
+      <w:proofErr w:type="spellEnd"/>
+      <w:r>
+        <w:rPr>
+          <w:rFonts w:ascii="Times New Roman" w:hAnsi="Times New Roman" w:cs="Times New Roman"/>
+          <w:color w:val="000000" w:themeColor="text1"/>
+          <w:spacing w:val="3"/>
+          <w:sz w:val="26"/>
+          <w:szCs w:val="26"/>
+          <w:shd w:val="clear" w:color="auto" w:fill="FFFFFF"/>
+        </w:rPr>
+        <w:t xml:space="preserve">, </w:t>
+      </w:r>
+      <w:proofErr w:type="spellStart"/>
+      <w:r>
+        <w:rPr>
+          <w:rFonts w:ascii="Times New Roman" w:hAnsi="Times New Roman" w:cs="Times New Roman"/>
+          <w:color w:val="000000" w:themeColor="text1"/>
+          <w:spacing w:val="3"/>
+          <w:sz w:val="26"/>
+          <w:szCs w:val="26"/>
+          <w:shd w:val="clear" w:color="auto" w:fill="FFFFFF"/>
+        </w:rPr>
+        <w:t>bảo</w:t>
+      </w:r>
+      <w:proofErr w:type="spellEnd"/>
+      <w:r>
+        <w:rPr>
+          <w:rFonts w:ascii="Times New Roman" w:hAnsi="Times New Roman" w:cs="Times New Roman"/>
+          <w:color w:val="000000" w:themeColor="text1"/>
+          <w:spacing w:val="3"/>
+          <w:sz w:val="26"/>
+          <w:szCs w:val="26"/>
+          <w:shd w:val="clear" w:color="auto" w:fill="FFFFFF"/>
+        </w:rPr>
+        <w:t xml:space="preserve"> </w:t>
+      </w:r>
+      <w:proofErr w:type="spellStart"/>
+      <w:r>
+        <w:rPr>
+          <w:rFonts w:ascii="Times New Roman" w:hAnsi="Times New Roman" w:cs="Times New Roman"/>
+          <w:color w:val="000000" w:themeColor="text1"/>
+          <w:spacing w:val="3"/>
+          <w:sz w:val="26"/>
+          <w:szCs w:val="26"/>
+          <w:shd w:val="clear" w:color="auto" w:fill="FFFFFF"/>
+        </w:rPr>
+        <w:t>đảm</w:t>
+      </w:r>
+      <w:proofErr w:type="spellEnd"/>
+      <w:r>
+        <w:rPr>
+          <w:rFonts w:ascii="Times New Roman" w:hAnsi="Times New Roman" w:cs="Times New Roman"/>
+          <w:color w:val="000000" w:themeColor="text1"/>
+          <w:spacing w:val="3"/>
+          <w:sz w:val="26"/>
+          <w:szCs w:val="26"/>
+          <w:shd w:val="clear" w:color="auto" w:fill="FFFFFF"/>
+        </w:rPr>
+        <w:t xml:space="preserve"> an </w:t>
+      </w:r>
+      <w:proofErr w:type="spellStart"/>
+      <w:r>
+        <w:rPr>
+          <w:rFonts w:ascii="Times New Roman" w:hAnsi="Times New Roman" w:cs="Times New Roman"/>
+          <w:color w:val="000000" w:themeColor="text1"/>
+          <w:spacing w:val="3"/>
+          <w:sz w:val="26"/>
+          <w:szCs w:val="26"/>
+          <w:shd w:val="clear" w:color="auto" w:fill="FFFFFF"/>
+        </w:rPr>
+        <w:t>toàn</w:t>
+      </w:r>
+      <w:proofErr w:type="spellEnd"/>
+      <w:r>
+        <w:rPr>
+          <w:rFonts w:ascii="Times New Roman" w:hAnsi="Times New Roman" w:cs="Times New Roman"/>
+          <w:color w:val="000000" w:themeColor="text1"/>
+          <w:spacing w:val="3"/>
+          <w:sz w:val="26"/>
+          <w:szCs w:val="26"/>
+          <w:shd w:val="clear" w:color="auto" w:fill="FFFFFF"/>
+        </w:rPr>
+        <w:t xml:space="preserve"> </w:t>
+      </w:r>
+      <w:proofErr w:type="spellStart"/>
+      <w:r>
+        <w:rPr>
+          <w:rFonts w:ascii="Times New Roman" w:hAnsi="Times New Roman" w:cs="Times New Roman"/>
+          <w:color w:val="000000" w:themeColor="text1"/>
+          <w:spacing w:val="3"/>
+          <w:sz w:val="26"/>
+          <w:szCs w:val="26"/>
+          <w:shd w:val="clear" w:color="auto" w:fill="FFFFFF"/>
+        </w:rPr>
+        <w:t>giao</w:t>
+      </w:r>
+      <w:proofErr w:type="spellEnd"/>
+      <w:r>
+        <w:rPr>
+          <w:rFonts w:ascii="Times New Roman" w:hAnsi="Times New Roman" w:cs="Times New Roman"/>
+          <w:color w:val="000000" w:themeColor="text1"/>
+          <w:spacing w:val="3"/>
+          <w:sz w:val="26"/>
+          <w:szCs w:val="26"/>
+          <w:shd w:val="clear" w:color="auto" w:fill="FFFFFF"/>
+        </w:rPr>
+        <w:t xml:space="preserve"> </w:t>
+      </w:r>
+      <w:proofErr w:type="spellStart"/>
+      <w:r>
+        <w:rPr>
+          <w:rFonts w:ascii="Times New Roman" w:hAnsi="Times New Roman" w:cs="Times New Roman"/>
+          <w:color w:val="000000" w:themeColor="text1"/>
+          <w:spacing w:val="3"/>
+          <w:sz w:val="26"/>
+          <w:szCs w:val="26"/>
+          <w:shd w:val="clear" w:color="auto" w:fill="FFFFFF"/>
+        </w:rPr>
+        <w:t>thông</w:t>
+      </w:r>
+      <w:proofErr w:type="spellEnd"/>
+      <w:r>
+        <w:rPr>
+          <w:rFonts w:ascii="Times New Roman" w:hAnsi="Times New Roman" w:cs="Times New Roman"/>
+          <w:color w:val="000000" w:themeColor="text1"/>
+          <w:spacing w:val="3"/>
+          <w:sz w:val="26"/>
+          <w:szCs w:val="26"/>
+          <w:shd w:val="clear" w:color="auto" w:fill="FFFFFF"/>
+        </w:rPr>
+        <w:t xml:space="preserve"> </w:t>
+      </w:r>
+      <w:proofErr w:type="spellStart"/>
+      <w:r>
+        <w:rPr>
+          <w:rFonts w:ascii="Times New Roman" w:hAnsi="Times New Roman" w:cs="Times New Roman"/>
+          <w:color w:val="000000" w:themeColor="text1"/>
+          <w:spacing w:val="3"/>
+          <w:sz w:val="26"/>
+          <w:szCs w:val="26"/>
+          <w:shd w:val="clear" w:color="auto" w:fill="FFFFFF"/>
+        </w:rPr>
+        <w:t>tại</w:t>
+      </w:r>
+      <w:proofErr w:type="spellEnd"/>
+      <w:r>
+        <w:rPr>
+          <w:rFonts w:ascii="Times New Roman" w:hAnsi="Times New Roman" w:cs="Times New Roman"/>
+          <w:color w:val="000000" w:themeColor="text1"/>
+          <w:spacing w:val="3"/>
+          <w:sz w:val="26"/>
+          <w:szCs w:val="26"/>
+          <w:shd w:val="clear" w:color="auto" w:fill="FFFFFF"/>
+        </w:rPr>
+        <w:t xml:space="preserve"> </w:t>
+      </w:r>
+      <w:proofErr w:type="spellStart"/>
+      <w:r>
+        <w:rPr>
+          <w:rFonts w:ascii="Times New Roman" w:hAnsi="Times New Roman" w:cs="Times New Roman"/>
+          <w:color w:val="000000" w:themeColor="text1"/>
+          <w:spacing w:val="3"/>
+          <w:sz w:val="26"/>
+          <w:szCs w:val="26"/>
+          <w:shd w:val="clear" w:color="auto" w:fill="FFFFFF"/>
+        </w:rPr>
+        <w:t>các</w:t>
+      </w:r>
+      <w:proofErr w:type="spellEnd"/>
+      <w:r>
+        <w:rPr>
+          <w:rFonts w:ascii="Times New Roman" w:hAnsi="Times New Roman" w:cs="Times New Roman"/>
+          <w:color w:val="000000" w:themeColor="text1"/>
+          <w:spacing w:val="3"/>
+          <w:sz w:val="26"/>
+          <w:szCs w:val="26"/>
+          <w:shd w:val="clear" w:color="auto" w:fill="FFFFFF"/>
+        </w:rPr>
+        <w:t xml:space="preserve"> </w:t>
+      </w:r>
+      <w:proofErr w:type="spellStart"/>
+      <w:r>
+        <w:rPr>
+          <w:rFonts w:ascii="Times New Roman" w:hAnsi="Times New Roman" w:cs="Times New Roman"/>
+          <w:color w:val="000000" w:themeColor="text1"/>
+          <w:spacing w:val="3"/>
+          <w:sz w:val="26"/>
+          <w:szCs w:val="26"/>
+          <w:shd w:val="clear" w:color="auto" w:fill="FFFFFF"/>
+        </w:rPr>
+        <w:t>khu</w:t>
+      </w:r>
+      <w:proofErr w:type="spellEnd"/>
+      <w:r>
+        <w:rPr>
+          <w:rFonts w:ascii="Times New Roman" w:hAnsi="Times New Roman" w:cs="Times New Roman"/>
+          <w:color w:val="000000" w:themeColor="text1"/>
+          <w:spacing w:val="3"/>
+          <w:sz w:val="26"/>
+          <w:szCs w:val="26"/>
+          <w:shd w:val="clear" w:color="auto" w:fill="FFFFFF"/>
+        </w:rPr>
+        <w:t xml:space="preserve"> </w:t>
+      </w:r>
+      <w:proofErr w:type="spellStart"/>
+      <w:r>
+        <w:rPr>
+          <w:rFonts w:ascii="Times New Roman" w:hAnsi="Times New Roman" w:cs="Times New Roman"/>
+          <w:color w:val="000000" w:themeColor="text1"/>
+          <w:spacing w:val="3"/>
+          <w:sz w:val="26"/>
+          <w:szCs w:val="26"/>
+          <w:shd w:val="clear" w:color="auto" w:fill="FFFFFF"/>
+        </w:rPr>
+        <w:t>vực</w:t>
+      </w:r>
+      <w:proofErr w:type="spellEnd"/>
+      <w:r>
+        <w:rPr>
+          <w:rFonts w:ascii="Times New Roman" w:hAnsi="Times New Roman" w:cs="Times New Roman"/>
+          <w:color w:val="000000" w:themeColor="text1"/>
+          <w:spacing w:val="3"/>
+          <w:sz w:val="26"/>
+          <w:szCs w:val="26"/>
+          <w:shd w:val="clear" w:color="auto" w:fill="FFFFFF"/>
+        </w:rPr>
+        <w:t xml:space="preserve"> </w:t>
+      </w:r>
+      <w:proofErr w:type="spellStart"/>
+      <w:r>
+        <w:rPr>
+          <w:rFonts w:ascii="Times New Roman" w:hAnsi="Times New Roman" w:cs="Times New Roman"/>
+          <w:color w:val="000000" w:themeColor="text1"/>
+          <w:spacing w:val="3"/>
+          <w:sz w:val="26"/>
+          <w:szCs w:val="26"/>
+          <w:shd w:val="clear" w:color="auto" w:fill="FFFFFF"/>
+        </w:rPr>
+        <w:t>thấp</w:t>
+      </w:r>
+      <w:proofErr w:type="spellEnd"/>
+      <w:r>
+        <w:rPr>
+          <w:rFonts w:ascii="Times New Roman" w:hAnsi="Times New Roman" w:cs="Times New Roman"/>
+          <w:color w:val="000000" w:themeColor="text1"/>
+          <w:spacing w:val="3"/>
+          <w:sz w:val="26"/>
+          <w:szCs w:val="26"/>
+          <w:shd w:val="clear" w:color="auto" w:fill="FFFFFF"/>
+        </w:rPr>
+        <w:t xml:space="preserve"> </w:t>
+      </w:r>
+      <w:proofErr w:type="spellStart"/>
+      <w:r>
+        <w:rPr>
+          <w:rFonts w:ascii="Times New Roman" w:hAnsi="Times New Roman" w:cs="Times New Roman"/>
+          <w:color w:val="000000" w:themeColor="text1"/>
+          <w:spacing w:val="3"/>
+          <w:sz w:val="26"/>
+          <w:szCs w:val="26"/>
+          <w:shd w:val="clear" w:color="auto" w:fill="FFFFFF"/>
+        </w:rPr>
+        <w:t>trũng</w:t>
+      </w:r>
+      <w:proofErr w:type="spellEnd"/>
+      <w:r>
+        <w:rPr>
+          <w:rFonts w:ascii="Times New Roman" w:hAnsi="Times New Roman" w:cs="Times New Roman"/>
+          <w:color w:val="000000" w:themeColor="text1"/>
+          <w:spacing w:val="3"/>
+          <w:sz w:val="26"/>
+          <w:szCs w:val="26"/>
+          <w:shd w:val="clear" w:color="auto" w:fill="FFFFFF"/>
+        </w:rPr>
+        <w:t xml:space="preserve">. </w:t>
       </w:r>
     </w:p>
     <w:p>
@@ -1886,7 +5029,187 @@
           <w:sz w:val="26"/>
           <w:szCs w:val="26"/>
         </w:rPr>
-        <w:t>Công tác đảm bảo vận hành hệ thống thoát nước:</w:t>
+        <w:t xml:space="preserve">Công </w:t>
+      </w:r>
+      <w:proofErr w:type="spellStart"/>
+      <w:r>
+        <w:rPr>
+          <w:rFonts w:ascii="Times New Roman" w:hAnsi="Times New Roman" w:cs="Times New Roman"/>
+          <w:b/>
+          <w:sz w:val="26"/>
+          <w:szCs w:val="26"/>
+        </w:rPr>
+        <w:t>tác</w:t>
+      </w:r>
+      <w:proofErr w:type="spellEnd"/>
+      <w:r>
+        <w:rPr>
+          <w:rFonts w:ascii="Times New Roman" w:hAnsi="Times New Roman" w:cs="Times New Roman"/>
+          <w:b/>
+          <w:sz w:val="26"/>
+          <w:szCs w:val="26"/>
+        </w:rPr>
+        <w:t xml:space="preserve"> </w:t>
+      </w:r>
+      <w:proofErr w:type="spellStart"/>
+      <w:r>
+        <w:rPr>
+          <w:rFonts w:ascii="Times New Roman" w:hAnsi="Times New Roman" w:cs="Times New Roman"/>
+          <w:b/>
+          <w:sz w:val="26"/>
+          <w:szCs w:val="26"/>
+        </w:rPr>
+        <w:t>đảm</w:t>
+      </w:r>
+      <w:proofErr w:type="spellEnd"/>
+      <w:r>
+        <w:rPr>
+          <w:rFonts w:ascii="Times New Roman" w:hAnsi="Times New Roman" w:cs="Times New Roman"/>
+          <w:b/>
+          <w:sz w:val="26"/>
+          <w:szCs w:val="26"/>
+        </w:rPr>
+        <w:t xml:space="preserve"> </w:t>
+      </w:r>
+      <w:proofErr w:type="spellStart"/>
+      <w:r>
+        <w:rPr>
+          <w:rFonts w:ascii="Times New Roman" w:hAnsi="Times New Roman" w:cs="Times New Roman"/>
+          <w:b/>
+          <w:sz w:val="26"/>
+          <w:szCs w:val="26"/>
+        </w:rPr>
+        <w:t>bảo</w:t>
+      </w:r>
+      <w:proofErr w:type="spellEnd"/>
+      <w:r>
+        <w:rPr>
+          <w:rFonts w:ascii="Times New Roman" w:hAnsi="Times New Roman" w:cs="Times New Roman"/>
+          <w:b/>
+          <w:sz w:val="26"/>
+          <w:szCs w:val="26"/>
+        </w:rPr>
+        <w:t xml:space="preserve"> </w:t>
+      </w:r>
+      <w:proofErr w:type="spellStart"/>
+      <w:r>
+        <w:rPr>
+          <w:rFonts w:ascii="Times New Roman" w:hAnsi="Times New Roman" w:cs="Times New Roman"/>
+          <w:b/>
+          <w:sz w:val="26"/>
+          <w:szCs w:val="26"/>
+        </w:rPr>
+        <w:t>vận</w:t>
+      </w:r>
+      <w:proofErr w:type="spellEnd"/>
+      <w:r>
+        <w:rPr>
+          <w:rFonts w:ascii="Times New Roman" w:hAnsi="Times New Roman" w:cs="Times New Roman"/>
+          <w:b/>
+          <w:sz w:val="26"/>
+          <w:szCs w:val="26"/>
+        </w:rPr>
+        <w:t xml:space="preserve"> </w:t>
+      </w:r>
+      <w:proofErr w:type="spellStart"/>
+      <w:r>
+        <w:rPr>
+          <w:rFonts w:ascii="Times New Roman" w:hAnsi="Times New Roman" w:cs="Times New Roman"/>
+          <w:b/>
+          <w:sz w:val="26"/>
+          <w:szCs w:val="26"/>
+        </w:rPr>
+        <w:t>hành</w:t>
+      </w:r>
+      <w:proofErr w:type="spellEnd"/>
+      <w:r>
+        <w:rPr>
+          <w:rFonts w:ascii="Times New Roman" w:hAnsi="Times New Roman" w:cs="Times New Roman"/>
+          <w:b/>
+          <w:sz w:val="26"/>
+          <w:szCs w:val="26"/>
+        </w:rPr>
+        <w:t xml:space="preserve"> </w:t>
+      </w:r>
+      <w:proofErr w:type="spellStart"/>
+      <w:r>
+        <w:rPr>
+          <w:rFonts w:ascii="Times New Roman" w:hAnsi="Times New Roman" w:cs="Times New Roman"/>
+          <w:b/>
+          <w:sz w:val="26"/>
+          <w:szCs w:val="26"/>
+        </w:rPr>
+        <w:t>hệ</w:t>
+      </w:r>
+      <w:proofErr w:type="spellEnd"/>
+      <w:r>
+        <w:rPr>
+          <w:rFonts w:ascii="Times New Roman" w:hAnsi="Times New Roman" w:cs="Times New Roman"/>
+          <w:b/>
+          <w:sz w:val="26"/>
+          <w:szCs w:val="26"/>
+        </w:rPr>
+        <w:t xml:space="preserve"> </w:t>
+      </w:r>
+      <w:proofErr w:type="spellStart"/>
+      <w:r>
+        <w:rPr>
+          <w:rFonts w:ascii="Times New Roman" w:hAnsi="Times New Roman" w:cs="Times New Roman"/>
+          <w:b/>
+          <w:sz w:val="26"/>
+          <w:szCs w:val="26"/>
+        </w:rPr>
+        <w:t>thống</w:t>
+      </w:r>
+      <w:proofErr w:type="spellEnd"/>
+      <w:r>
+        <w:rPr>
+          <w:rFonts w:ascii="Times New Roman" w:hAnsi="Times New Roman" w:cs="Times New Roman"/>
+          <w:b/>
+          <w:sz w:val="26"/>
+          <w:szCs w:val="26"/>
+        </w:rPr>
+        <w:t xml:space="preserve"> </w:t>
+      </w:r>
+      <w:proofErr w:type="spellStart"/>
+      <w:r>
+        <w:rPr>
+          <w:rFonts w:ascii="Times New Roman" w:hAnsi="Times New Roman" w:cs="Times New Roman"/>
+          <w:b/>
+          <w:sz w:val="26"/>
+          <w:szCs w:val="26"/>
+        </w:rPr>
+        <w:t>thoát</w:t>
+      </w:r>
+      <w:proofErr w:type="spellEnd"/>
+      <w:r>
+        <w:rPr>
+          <w:rFonts w:ascii="Times New Roman" w:hAnsi="Times New Roman" w:cs="Times New Roman"/>
+          <w:b/>
+          <w:sz w:val="26"/>
+          <w:szCs w:val="26"/>
+        </w:rPr>
+        <w:t xml:space="preserve"> </w:t>
+      </w:r>
+      <w:proofErr w:type="spellStart"/>
+      <w:r>
+        <w:rPr>
+          <w:rFonts w:ascii="Times New Roman" w:hAnsi="Times New Roman" w:cs="Times New Roman"/>
+          <w:b/>
+          <w:sz w:val="26"/>
+          <w:szCs w:val="26"/>
+        </w:rPr>
+        <w:t>nước</w:t>
+      </w:r>
+      <w:proofErr w:type="spellEnd"/>
+      <w:r>
+        <w:rPr>
+          <w:rFonts w:ascii="Times New Roman" w:hAnsi="Times New Roman" w:cs="Times New Roman"/>
+          <w:b/>
+          <w:sz w:val="26"/>
+          <w:szCs w:val="26"/>
+        </w:rPr>
+        <w:t>:</w:t>
       </w:r>
     </w:p>
     <w:p>
@@ -1908,27 +5231,1308 @@
           <w:sz w:val="26"/>
           <w:szCs w:val="26"/>
         </w:rPr>
-        <w:t xml:space="preserve">- Ngoài hiện trường: </w:t>
-      </w:r>
-      <w:r>
-        <w:rPr>
-          <w:rFonts w:ascii="Times New Roman" w:hAnsi="Times New Roman" w:cs="Times New Roman"/>
-          <w:color w:val="000000" w:themeColor="text1"/>
-          <w:spacing w:val="3"/>
-          <w:sz w:val="26"/>
-          <w:szCs w:val="26"/>
-          <w:shd w:val="clear" w:color="auto" w:fill="FFFFFF"/>
-        </w:rPr>
-        <w:t>Ngay khi có mưa</w:t>
-      </w:r>
-      <w:r>
-        <w:rPr>
-          <w:rFonts w:ascii="Times New Roman" w:hAnsi="Times New Roman" w:cs="Times New Roman"/>
-          <w:color w:val="000000" w:themeColor="text1"/>
-          <w:sz w:val="26"/>
-          <w:szCs w:val="26"/>
-        </w:rPr>
-        <w:t xml:space="preserve">, Công ty đã triển khai công tác ứng trực, giải quyết thoát nước, tua vớt rác tại ga thu trên toàn địa bàn quản lý, mở cửa phai của các hồ điều hòa và vận hành hợp lý các trạm bơm đầu mối Yên Sở, Đồng Bông 1, Đồng Bông 2, Cổ Nhuế… để hạ mức nước trên hệ thống theo đúng quy định. </w:t>
+        <w:t xml:space="preserve">- </w:t>
+      </w:r>
+      <w:proofErr w:type="spellStart"/>
+      <w:r>
+        <w:rPr>
+          <w:rFonts w:ascii="Times New Roman" w:hAnsi="Times New Roman" w:cs="Times New Roman"/>
+          <w:color w:val="000000" w:themeColor="text1"/>
+          <w:sz w:val="26"/>
+          <w:szCs w:val="26"/>
+        </w:rPr>
+        <w:t>Ngoài</w:t>
+      </w:r>
+      <w:proofErr w:type="spellEnd"/>
+      <w:r>
+        <w:rPr>
+          <w:rFonts w:ascii="Times New Roman" w:hAnsi="Times New Roman" w:cs="Times New Roman"/>
+          <w:color w:val="000000" w:themeColor="text1"/>
+          <w:sz w:val="26"/>
+          <w:szCs w:val="26"/>
+        </w:rPr>
+        <w:t xml:space="preserve"> </w:t>
+      </w:r>
+      <w:proofErr w:type="spellStart"/>
+      <w:r>
+        <w:rPr>
+          <w:rFonts w:ascii="Times New Roman" w:hAnsi="Times New Roman" w:cs="Times New Roman"/>
+          <w:color w:val="000000" w:themeColor="text1"/>
+          <w:sz w:val="26"/>
+          <w:szCs w:val="26"/>
+        </w:rPr>
+        <w:t>hiện</w:t>
+      </w:r>
+      <w:proofErr w:type="spellEnd"/>
+      <w:r>
+        <w:rPr>
+          <w:rFonts w:ascii="Times New Roman" w:hAnsi="Times New Roman" w:cs="Times New Roman"/>
+          <w:color w:val="000000" w:themeColor="text1"/>
+          <w:sz w:val="26"/>
+          <w:szCs w:val="26"/>
+        </w:rPr>
+        <w:t xml:space="preserve"> </w:t>
+      </w:r>
+      <w:proofErr w:type="spellStart"/>
+      <w:r>
+        <w:rPr>
+          <w:rFonts w:ascii="Times New Roman" w:hAnsi="Times New Roman" w:cs="Times New Roman"/>
+          <w:color w:val="000000" w:themeColor="text1"/>
+          <w:sz w:val="26"/>
+          <w:szCs w:val="26"/>
+        </w:rPr>
+        <w:t>trường</w:t>
+      </w:r>
+      <w:proofErr w:type="spellEnd"/>
+      <w:r>
+        <w:rPr>
+          <w:rFonts w:ascii="Times New Roman" w:hAnsi="Times New Roman" w:cs="Times New Roman"/>
+          <w:color w:val="000000" w:themeColor="text1"/>
+          <w:sz w:val="26"/>
+          <w:szCs w:val="26"/>
+        </w:rPr>
+        <w:t xml:space="preserve">: </w:t>
+      </w:r>
+      <w:r>
+        <w:rPr>
+          <w:rFonts w:ascii="Times New Roman" w:hAnsi="Times New Roman" w:cs="Times New Roman"/>
+          <w:color w:val="000000" w:themeColor="text1"/>
+          <w:spacing w:val="3"/>
+          <w:sz w:val="26"/>
+          <w:szCs w:val="26"/>
+          <w:shd w:val="clear" w:color="auto" w:fill="FFFFFF"/>
+        </w:rPr>
+        <w:t xml:space="preserve">Ngay </w:t>
+      </w:r>
+      <w:proofErr w:type="spellStart"/>
+      <w:r>
+        <w:rPr>
+          <w:rFonts w:ascii="Times New Roman" w:hAnsi="Times New Roman" w:cs="Times New Roman"/>
+          <w:color w:val="000000" w:themeColor="text1"/>
+          <w:spacing w:val="3"/>
+          <w:sz w:val="26"/>
+          <w:szCs w:val="26"/>
+          <w:shd w:val="clear" w:color="auto" w:fill="FFFFFF"/>
+        </w:rPr>
+        <w:t>khi</w:t>
+      </w:r>
+      <w:proofErr w:type="spellEnd"/>
+      <w:r>
+        <w:rPr>
+          <w:rFonts w:ascii="Times New Roman" w:hAnsi="Times New Roman" w:cs="Times New Roman"/>
+          <w:color w:val="000000" w:themeColor="text1"/>
+          <w:spacing w:val="3"/>
+          <w:sz w:val="26"/>
+          <w:szCs w:val="26"/>
+          <w:shd w:val="clear" w:color="auto" w:fill="FFFFFF"/>
+        </w:rPr>
+        <w:t xml:space="preserve"> </w:t>
+      </w:r>
+      <w:proofErr w:type="spellStart"/>
+      <w:r>
+        <w:rPr>
+          <w:rFonts w:ascii="Times New Roman" w:hAnsi="Times New Roman" w:cs="Times New Roman"/>
+          <w:color w:val="000000" w:themeColor="text1"/>
+          <w:spacing w:val="3"/>
+          <w:sz w:val="26"/>
+          <w:szCs w:val="26"/>
+          <w:shd w:val="clear" w:color="auto" w:fill="FFFFFF"/>
+        </w:rPr>
+        <w:t>có</w:t>
+      </w:r>
+      <w:proofErr w:type="spellEnd"/>
+      <w:r>
+        <w:rPr>
+          <w:rFonts w:ascii="Times New Roman" w:hAnsi="Times New Roman" w:cs="Times New Roman"/>
+          <w:color w:val="000000" w:themeColor="text1"/>
+          <w:spacing w:val="3"/>
+          <w:sz w:val="26"/>
+          <w:szCs w:val="26"/>
+          <w:shd w:val="clear" w:color="auto" w:fill="FFFFFF"/>
+        </w:rPr>
+        <w:t xml:space="preserve"> </w:t>
+      </w:r>
+      <w:proofErr w:type="spellStart"/>
+      <w:r>
+        <w:rPr>
+          <w:rFonts w:ascii="Times New Roman" w:hAnsi="Times New Roman" w:cs="Times New Roman"/>
+          <w:color w:val="000000" w:themeColor="text1"/>
+          <w:spacing w:val="3"/>
+          <w:sz w:val="26"/>
+          <w:szCs w:val="26"/>
+          <w:shd w:val="clear" w:color="auto" w:fill="FFFFFF"/>
+        </w:rPr>
+        <w:t>mưa</w:t>
+      </w:r>
+      <w:proofErr w:type="spellEnd"/>
+      <w:r>
+        <w:rPr>
+          <w:rFonts w:ascii="Times New Roman" w:hAnsi="Times New Roman" w:cs="Times New Roman"/>
+          <w:color w:val="000000" w:themeColor="text1"/>
+          <w:sz w:val="26"/>
+          <w:szCs w:val="26"/>
+        </w:rPr>
+        <w:t xml:space="preserve">, Công ty </w:t>
+      </w:r>
+      <w:proofErr w:type="spellStart"/>
+      <w:r>
+        <w:rPr>
+          <w:rFonts w:ascii="Times New Roman" w:hAnsi="Times New Roman" w:cs="Times New Roman"/>
+          <w:color w:val="000000" w:themeColor="text1"/>
+          <w:sz w:val="26"/>
+          <w:szCs w:val="26"/>
+        </w:rPr>
+        <w:t>đã</w:t>
+      </w:r>
+      <w:proofErr w:type="spellEnd"/>
+      <w:r>
+        <w:rPr>
+          <w:rFonts w:ascii="Times New Roman" w:hAnsi="Times New Roman" w:cs="Times New Roman"/>
+          <w:color w:val="000000" w:themeColor="text1"/>
+          <w:sz w:val="26"/>
+          <w:szCs w:val="26"/>
+        </w:rPr>
+        <w:t xml:space="preserve"> </w:t>
+      </w:r>
+      <w:proofErr w:type="spellStart"/>
+      <w:r>
+        <w:rPr>
+          <w:rFonts w:ascii="Times New Roman" w:hAnsi="Times New Roman" w:cs="Times New Roman"/>
+          <w:color w:val="000000" w:themeColor="text1"/>
+          <w:sz w:val="26"/>
+          <w:szCs w:val="26"/>
+        </w:rPr>
+        <w:t>triển</w:t>
+      </w:r>
+      <w:proofErr w:type="spellEnd"/>
+      <w:r>
+        <w:rPr>
+          <w:rFonts w:ascii="Times New Roman" w:hAnsi="Times New Roman" w:cs="Times New Roman"/>
+          <w:color w:val="000000" w:themeColor="text1"/>
+          <w:sz w:val="26"/>
+          <w:szCs w:val="26"/>
+        </w:rPr>
+        <w:t xml:space="preserve"> </w:t>
+      </w:r>
+      <w:proofErr w:type="spellStart"/>
+      <w:r>
+        <w:rPr>
+          <w:rFonts w:ascii="Times New Roman" w:hAnsi="Times New Roman" w:cs="Times New Roman"/>
+          <w:color w:val="000000" w:themeColor="text1"/>
+          <w:sz w:val="26"/>
+          <w:szCs w:val="26"/>
+        </w:rPr>
+        <w:t>khai</w:t>
+      </w:r>
+      <w:proofErr w:type="spellEnd"/>
+      <w:r>
+        <w:rPr>
+          <w:rFonts w:ascii="Times New Roman" w:hAnsi="Times New Roman" w:cs="Times New Roman"/>
+          <w:color w:val="000000" w:themeColor="text1"/>
+          <w:sz w:val="26"/>
+          <w:szCs w:val="26"/>
+        </w:rPr>
+        <w:t xml:space="preserve"> </w:t>
+      </w:r>
+      <w:proofErr w:type="spellStart"/>
+      <w:r>
+        <w:rPr>
+          <w:rFonts w:ascii="Times New Roman" w:hAnsi="Times New Roman" w:cs="Times New Roman"/>
+          <w:color w:val="000000" w:themeColor="text1"/>
+          <w:sz w:val="26"/>
+          <w:szCs w:val="26"/>
+        </w:rPr>
+        <w:t>công</w:t>
+      </w:r>
+      <w:proofErr w:type="spellEnd"/>
+      <w:r>
+        <w:rPr>
+          <w:rFonts w:ascii="Times New Roman" w:hAnsi="Times New Roman" w:cs="Times New Roman"/>
+          <w:color w:val="000000" w:themeColor="text1"/>
+          <w:sz w:val="26"/>
+          <w:szCs w:val="26"/>
+        </w:rPr>
+        <w:t xml:space="preserve"> </w:t>
+      </w:r>
+      <w:proofErr w:type="spellStart"/>
+      <w:r>
+        <w:rPr>
+          <w:rFonts w:ascii="Times New Roman" w:hAnsi="Times New Roman" w:cs="Times New Roman"/>
+          <w:color w:val="000000" w:themeColor="text1"/>
+          <w:sz w:val="26"/>
+          <w:szCs w:val="26"/>
+        </w:rPr>
+        <w:t>tác</w:t>
+      </w:r>
+      <w:proofErr w:type="spellEnd"/>
+      <w:r>
+        <w:rPr>
+          <w:rFonts w:ascii="Times New Roman" w:hAnsi="Times New Roman" w:cs="Times New Roman"/>
+          <w:color w:val="000000" w:themeColor="text1"/>
+          <w:sz w:val="26"/>
+          <w:szCs w:val="26"/>
+        </w:rPr>
+        <w:t xml:space="preserve"> </w:t>
+      </w:r>
+      <w:proofErr w:type="spellStart"/>
+      <w:r>
+        <w:rPr>
+          <w:rFonts w:ascii="Times New Roman" w:hAnsi="Times New Roman" w:cs="Times New Roman"/>
+          <w:color w:val="000000" w:themeColor="text1"/>
+          <w:sz w:val="26"/>
+          <w:szCs w:val="26"/>
+        </w:rPr>
+        <w:t>ứng</w:t>
+      </w:r>
+      <w:proofErr w:type="spellEnd"/>
+      <w:r>
+        <w:rPr>
+          <w:rFonts w:ascii="Times New Roman" w:hAnsi="Times New Roman" w:cs="Times New Roman"/>
+          <w:color w:val="000000" w:themeColor="text1"/>
+          <w:sz w:val="26"/>
+          <w:szCs w:val="26"/>
+        </w:rPr>
+        <w:t xml:space="preserve"> </w:t>
+      </w:r>
+      <w:proofErr w:type="spellStart"/>
+      <w:r>
+        <w:rPr>
+          <w:rFonts w:ascii="Times New Roman" w:hAnsi="Times New Roman" w:cs="Times New Roman"/>
+          <w:color w:val="000000" w:themeColor="text1"/>
+          <w:sz w:val="26"/>
+          <w:szCs w:val="26"/>
+        </w:rPr>
+        <w:t>trực</w:t>
+      </w:r>
+      <w:proofErr w:type="spellEnd"/>
+      <w:r>
+        <w:rPr>
+          <w:rFonts w:ascii="Times New Roman" w:hAnsi="Times New Roman" w:cs="Times New Roman"/>
+          <w:color w:val="000000" w:themeColor="text1"/>
+          <w:sz w:val="26"/>
+          <w:szCs w:val="26"/>
+        </w:rPr>
+        <w:t xml:space="preserve">, </w:t>
+      </w:r>
+      <w:proofErr w:type="spellStart"/>
+      <w:r>
+        <w:rPr>
+          <w:rFonts w:ascii="Times New Roman" w:hAnsi="Times New Roman" w:cs="Times New Roman"/>
+          <w:color w:val="000000" w:themeColor="text1"/>
+          <w:sz w:val="26"/>
+          <w:szCs w:val="26"/>
+        </w:rPr>
+        <w:t>giải</w:t>
+      </w:r>
+      <w:proofErr w:type="spellEnd"/>
+      <w:r>
+        <w:rPr>
+          <w:rFonts w:ascii="Times New Roman" w:hAnsi="Times New Roman" w:cs="Times New Roman"/>
+          <w:color w:val="000000" w:themeColor="text1"/>
+          <w:sz w:val="26"/>
+          <w:szCs w:val="26"/>
+        </w:rPr>
+        <w:t xml:space="preserve"> </w:t>
+      </w:r>
+      <w:proofErr w:type="spellStart"/>
+      <w:r>
+        <w:rPr>
+          <w:rFonts w:ascii="Times New Roman" w:hAnsi="Times New Roman" w:cs="Times New Roman"/>
+          <w:color w:val="000000" w:themeColor="text1"/>
+          <w:sz w:val="26"/>
+          <w:szCs w:val="26"/>
+        </w:rPr>
+        <w:t>quyết</w:t>
+      </w:r>
+      <w:proofErr w:type="spellEnd"/>
+      <w:r>
+        <w:rPr>
+          <w:rFonts w:ascii="Times New Roman" w:hAnsi="Times New Roman" w:cs="Times New Roman"/>
+          <w:color w:val="000000" w:themeColor="text1"/>
+          <w:sz w:val="26"/>
+          <w:szCs w:val="26"/>
+        </w:rPr>
+        <w:t xml:space="preserve"> </w:t>
+      </w:r>
+      <w:proofErr w:type="spellStart"/>
+      <w:r>
+        <w:rPr>
+          <w:rFonts w:ascii="Times New Roman" w:hAnsi="Times New Roman" w:cs="Times New Roman"/>
+          <w:color w:val="000000" w:themeColor="text1"/>
+          <w:sz w:val="26"/>
+          <w:szCs w:val="26"/>
+        </w:rPr>
+        <w:t>thoát</w:t>
+      </w:r>
+      <w:proofErr w:type="spellEnd"/>
+      <w:r>
+        <w:rPr>
+          <w:rFonts w:ascii="Times New Roman" w:hAnsi="Times New Roman" w:cs="Times New Roman"/>
+          <w:color w:val="000000" w:themeColor="text1"/>
+          <w:sz w:val="26"/>
+          <w:szCs w:val="26"/>
+        </w:rPr>
+        <w:t xml:space="preserve"> </w:t>
+      </w:r>
+      <w:proofErr w:type="spellStart"/>
+      <w:r>
+        <w:rPr>
+          <w:rFonts w:ascii="Times New Roman" w:hAnsi="Times New Roman" w:cs="Times New Roman"/>
+          <w:color w:val="000000" w:themeColor="text1"/>
+          <w:sz w:val="26"/>
+          <w:szCs w:val="26"/>
+        </w:rPr>
+        <w:t>nước</w:t>
+      </w:r>
+      <w:proofErr w:type="spellEnd"/>
+      <w:r>
+        <w:rPr>
+          <w:rFonts w:ascii="Times New Roman" w:hAnsi="Times New Roman" w:cs="Times New Roman"/>
+          <w:color w:val="000000" w:themeColor="text1"/>
+          <w:sz w:val="26"/>
+          <w:szCs w:val="26"/>
+        </w:rPr>
+        <w:t xml:space="preserve">, </w:t>
+      </w:r>
+      <w:proofErr w:type="spellStart"/>
+      <w:r>
+        <w:rPr>
+          <w:rFonts w:ascii="Times New Roman" w:hAnsi="Times New Roman" w:cs="Times New Roman"/>
+          <w:color w:val="000000" w:themeColor="text1"/>
+          <w:sz w:val="26"/>
+          <w:szCs w:val="26"/>
+        </w:rPr>
+        <w:t>tua</w:t>
+      </w:r>
+      <w:proofErr w:type="spellEnd"/>
+      <w:r>
+        <w:rPr>
+          <w:rFonts w:ascii="Times New Roman" w:hAnsi="Times New Roman" w:cs="Times New Roman"/>
+          <w:color w:val="000000" w:themeColor="text1"/>
+          <w:sz w:val="26"/>
+          <w:szCs w:val="26"/>
+        </w:rPr>
+        <w:t xml:space="preserve"> </w:t>
+      </w:r>
+      <w:proofErr w:type="spellStart"/>
+      <w:r>
+        <w:rPr>
+          <w:rFonts w:ascii="Times New Roman" w:hAnsi="Times New Roman" w:cs="Times New Roman"/>
+          <w:color w:val="000000" w:themeColor="text1"/>
+          <w:sz w:val="26"/>
+          <w:szCs w:val="26"/>
+        </w:rPr>
+        <w:t>vớt</w:t>
+      </w:r>
+      <w:proofErr w:type="spellEnd"/>
+      <w:r>
+        <w:rPr>
+          <w:rFonts w:ascii="Times New Roman" w:hAnsi="Times New Roman" w:cs="Times New Roman"/>
+          <w:color w:val="000000" w:themeColor="text1"/>
+          <w:sz w:val="26"/>
+          <w:szCs w:val="26"/>
+        </w:rPr>
+        <w:t xml:space="preserve"> </w:t>
+      </w:r>
+      <w:proofErr w:type="spellStart"/>
+      <w:r>
+        <w:rPr>
+          <w:rFonts w:ascii="Times New Roman" w:hAnsi="Times New Roman" w:cs="Times New Roman"/>
+          <w:color w:val="000000" w:themeColor="text1"/>
+          <w:sz w:val="26"/>
+          <w:szCs w:val="26"/>
+        </w:rPr>
+        <w:t>rác</w:t>
+      </w:r>
+      <w:proofErr w:type="spellEnd"/>
+      <w:r>
+        <w:rPr>
+          <w:rFonts w:ascii="Times New Roman" w:hAnsi="Times New Roman" w:cs="Times New Roman"/>
+          <w:color w:val="000000" w:themeColor="text1"/>
+          <w:sz w:val="26"/>
+          <w:szCs w:val="26"/>
+        </w:rPr>
+        <w:t xml:space="preserve"> </w:t>
+      </w:r>
+      <w:proofErr w:type="spellStart"/>
+      <w:r>
+        <w:rPr>
+          <w:rFonts w:ascii="Times New Roman" w:hAnsi="Times New Roman" w:cs="Times New Roman"/>
+          <w:color w:val="000000" w:themeColor="text1"/>
+          <w:sz w:val="26"/>
+          <w:szCs w:val="26"/>
+        </w:rPr>
+        <w:t>tại</w:t>
+      </w:r>
+      <w:proofErr w:type="spellEnd"/>
+      <w:r>
+        <w:rPr>
+          <w:rFonts w:ascii="Times New Roman" w:hAnsi="Times New Roman" w:cs="Times New Roman"/>
+          <w:color w:val="000000" w:themeColor="text1"/>
+          <w:sz w:val="26"/>
+          <w:szCs w:val="26"/>
+        </w:rPr>
+        <w:t xml:space="preserve"> ga </w:t>
+      </w:r>
+      <w:proofErr w:type="spellStart"/>
+      <w:r>
+        <w:rPr>
+          <w:rFonts w:ascii="Times New Roman" w:hAnsi="Times New Roman" w:cs="Times New Roman"/>
+          <w:color w:val="000000" w:themeColor="text1"/>
+          <w:sz w:val="26"/>
+          <w:szCs w:val="26"/>
+        </w:rPr>
+        <w:t>thu</w:t>
+      </w:r>
+      <w:proofErr w:type="spellEnd"/>
+      <w:r>
+        <w:rPr>
+          <w:rFonts w:ascii="Times New Roman" w:hAnsi="Times New Roman" w:cs="Times New Roman"/>
+          <w:color w:val="000000" w:themeColor="text1"/>
+          <w:sz w:val="26"/>
+          <w:szCs w:val="26"/>
+        </w:rPr>
+        <w:t xml:space="preserve"> </w:t>
+      </w:r>
+      <w:proofErr w:type="spellStart"/>
+      <w:r>
+        <w:rPr>
+          <w:rFonts w:ascii="Times New Roman" w:hAnsi="Times New Roman" w:cs="Times New Roman"/>
+          <w:color w:val="000000" w:themeColor="text1"/>
+          <w:sz w:val="26"/>
+          <w:szCs w:val="26"/>
+        </w:rPr>
+        <w:t>trên</w:t>
+      </w:r>
+      <w:proofErr w:type="spellEnd"/>
+      <w:r>
+        <w:rPr>
+          <w:rFonts w:ascii="Times New Roman" w:hAnsi="Times New Roman" w:cs="Times New Roman"/>
+          <w:color w:val="000000" w:themeColor="text1"/>
+          <w:sz w:val="26"/>
+          <w:szCs w:val="26"/>
+        </w:rPr>
+        <w:t xml:space="preserve"> </w:t>
+      </w:r>
+      <w:proofErr w:type="spellStart"/>
+      <w:r>
+        <w:rPr>
+          <w:rFonts w:ascii="Times New Roman" w:hAnsi="Times New Roman" w:cs="Times New Roman"/>
+          <w:color w:val="000000" w:themeColor="text1"/>
+          <w:sz w:val="26"/>
+          <w:szCs w:val="26"/>
+        </w:rPr>
+        <w:t>toàn</w:t>
+      </w:r>
+      <w:proofErr w:type="spellEnd"/>
+      <w:r>
+        <w:rPr>
+          <w:rFonts w:ascii="Times New Roman" w:hAnsi="Times New Roman" w:cs="Times New Roman"/>
+          <w:color w:val="000000" w:themeColor="text1"/>
+          <w:sz w:val="26"/>
+          <w:szCs w:val="26"/>
+        </w:rPr>
+        <w:t xml:space="preserve"> </w:t>
+      </w:r>
+      <w:proofErr w:type="spellStart"/>
+      <w:r>
+        <w:rPr>
+          <w:rFonts w:ascii="Times New Roman" w:hAnsi="Times New Roman" w:cs="Times New Roman"/>
+          <w:color w:val="000000" w:themeColor="text1"/>
+          <w:sz w:val="26"/>
+          <w:szCs w:val="26"/>
+        </w:rPr>
+        <w:t>địa</w:t>
+      </w:r>
+      <w:proofErr w:type="spellEnd"/>
+      <w:r>
+        <w:rPr>
+          <w:rFonts w:ascii="Times New Roman" w:hAnsi="Times New Roman" w:cs="Times New Roman"/>
+          <w:color w:val="000000" w:themeColor="text1"/>
+          <w:sz w:val="26"/>
+          <w:szCs w:val="26"/>
+        </w:rPr>
+        <w:t xml:space="preserve"> </w:t>
+      </w:r>
+      <w:proofErr w:type="spellStart"/>
+      <w:r>
+        <w:rPr>
+          <w:rFonts w:ascii="Times New Roman" w:hAnsi="Times New Roman" w:cs="Times New Roman"/>
+          <w:color w:val="000000" w:themeColor="text1"/>
+          <w:sz w:val="26"/>
+          <w:szCs w:val="26"/>
+        </w:rPr>
+        <w:t>bàn</w:t>
+      </w:r>
+      <w:proofErr w:type="spellEnd"/>
+      <w:r>
+        <w:rPr>
+          <w:rFonts w:ascii="Times New Roman" w:hAnsi="Times New Roman" w:cs="Times New Roman"/>
+          <w:color w:val="000000" w:themeColor="text1"/>
+          <w:sz w:val="26"/>
+          <w:szCs w:val="26"/>
+        </w:rPr>
+        <w:t xml:space="preserve"> </w:t>
+      </w:r>
+      <w:proofErr w:type="spellStart"/>
+      <w:r>
+        <w:rPr>
+          <w:rFonts w:ascii="Times New Roman" w:hAnsi="Times New Roman" w:cs="Times New Roman"/>
+          <w:color w:val="000000" w:themeColor="text1"/>
+          <w:sz w:val="26"/>
+          <w:szCs w:val="26"/>
+        </w:rPr>
+        <w:t>quản</w:t>
+      </w:r>
+      <w:proofErr w:type="spellEnd"/>
+      <w:r>
+        <w:rPr>
+          <w:rFonts w:ascii="Times New Roman" w:hAnsi="Times New Roman" w:cs="Times New Roman"/>
+          <w:color w:val="000000" w:themeColor="text1"/>
+          <w:sz w:val="26"/>
+          <w:szCs w:val="26"/>
+        </w:rPr>
+        <w:t xml:space="preserve"> </w:t>
+      </w:r>
+      <w:proofErr w:type="spellStart"/>
+      <w:r>
+        <w:rPr>
+          <w:rFonts w:ascii="Times New Roman" w:hAnsi="Times New Roman" w:cs="Times New Roman"/>
+          <w:color w:val="000000" w:themeColor="text1"/>
+          <w:sz w:val="26"/>
+          <w:szCs w:val="26"/>
+        </w:rPr>
+        <w:t>lý</w:t>
+      </w:r>
+      <w:proofErr w:type="spellEnd"/>
+      <w:r>
+        <w:rPr>
+          <w:rFonts w:ascii="Times New Roman" w:hAnsi="Times New Roman" w:cs="Times New Roman"/>
+          <w:color w:val="000000" w:themeColor="text1"/>
+          <w:sz w:val="26"/>
+          <w:szCs w:val="26"/>
+        </w:rPr>
+        <w:t xml:space="preserve">, </w:t>
+      </w:r>
+      <w:proofErr w:type="spellStart"/>
+      <w:r>
+        <w:rPr>
+          <w:rFonts w:ascii="Times New Roman" w:hAnsi="Times New Roman" w:cs="Times New Roman"/>
+          <w:color w:val="000000" w:themeColor="text1"/>
+          <w:sz w:val="26"/>
+          <w:szCs w:val="26"/>
+        </w:rPr>
+        <w:t>mở</w:t>
+      </w:r>
+      <w:proofErr w:type="spellEnd"/>
+      <w:r>
+        <w:rPr>
+          <w:rFonts w:ascii="Times New Roman" w:hAnsi="Times New Roman" w:cs="Times New Roman"/>
+          <w:color w:val="000000" w:themeColor="text1"/>
+          <w:sz w:val="26"/>
+          <w:szCs w:val="26"/>
+        </w:rPr>
+        <w:t xml:space="preserve"> </w:t>
+      </w:r>
+      <w:proofErr w:type="spellStart"/>
+      <w:r>
+        <w:rPr>
+          <w:rFonts w:ascii="Times New Roman" w:hAnsi="Times New Roman" w:cs="Times New Roman"/>
+          <w:color w:val="000000" w:themeColor="text1"/>
+          <w:sz w:val="26"/>
+          <w:szCs w:val="26"/>
+        </w:rPr>
+        <w:t>cửa</w:t>
+      </w:r>
+      <w:proofErr w:type="spellEnd"/>
+      <w:r>
+        <w:rPr>
+          <w:rFonts w:ascii="Times New Roman" w:hAnsi="Times New Roman" w:cs="Times New Roman"/>
+          <w:color w:val="000000" w:themeColor="text1"/>
+          <w:sz w:val="26"/>
+          <w:szCs w:val="26"/>
+        </w:rPr>
+        <w:t xml:space="preserve"> </w:t>
+      </w:r>
+      <w:proofErr w:type="spellStart"/>
+      <w:r>
+        <w:rPr>
+          <w:rFonts w:ascii="Times New Roman" w:hAnsi="Times New Roman" w:cs="Times New Roman"/>
+          <w:color w:val="000000" w:themeColor="text1"/>
+          <w:sz w:val="26"/>
+          <w:szCs w:val="26"/>
+        </w:rPr>
+        <w:t>phai</w:t>
+      </w:r>
+      <w:proofErr w:type="spellEnd"/>
+      <w:r>
+        <w:rPr>
+          <w:rFonts w:ascii="Times New Roman" w:hAnsi="Times New Roman" w:cs="Times New Roman"/>
+          <w:color w:val="000000" w:themeColor="text1"/>
+          <w:sz w:val="26"/>
+          <w:szCs w:val="26"/>
+        </w:rPr>
+        <w:t xml:space="preserve"> </w:t>
+      </w:r>
+      <w:proofErr w:type="spellStart"/>
+      <w:r>
+        <w:rPr>
+          <w:rFonts w:ascii="Times New Roman" w:hAnsi="Times New Roman" w:cs="Times New Roman"/>
+          <w:color w:val="000000" w:themeColor="text1"/>
+          <w:sz w:val="26"/>
+          <w:szCs w:val="26"/>
+        </w:rPr>
+        <w:t>của</w:t>
+      </w:r>
+      <w:proofErr w:type="spellEnd"/>
+      <w:r>
+        <w:rPr>
+          <w:rFonts w:ascii="Times New Roman" w:hAnsi="Times New Roman" w:cs="Times New Roman"/>
+          <w:color w:val="000000" w:themeColor="text1"/>
+          <w:sz w:val="26"/>
+          <w:szCs w:val="26"/>
+        </w:rPr>
+        <w:t xml:space="preserve"> </w:t>
+      </w:r>
+      <w:proofErr w:type="spellStart"/>
+      <w:r>
+        <w:rPr>
+          <w:rFonts w:ascii="Times New Roman" w:hAnsi="Times New Roman" w:cs="Times New Roman"/>
+          <w:color w:val="000000" w:themeColor="text1"/>
+          <w:sz w:val="26"/>
+          <w:szCs w:val="26"/>
+        </w:rPr>
+        <w:t>các</w:t>
+      </w:r>
+      <w:proofErr w:type="spellEnd"/>
+      <w:r>
+        <w:rPr>
+          <w:rFonts w:ascii="Times New Roman" w:hAnsi="Times New Roman" w:cs="Times New Roman"/>
+          <w:color w:val="000000" w:themeColor="text1"/>
+          <w:sz w:val="26"/>
+          <w:szCs w:val="26"/>
+        </w:rPr>
+        <w:t xml:space="preserve"> </w:t>
+      </w:r>
+      <w:proofErr w:type="spellStart"/>
+      <w:r>
+        <w:rPr>
+          <w:rFonts w:ascii="Times New Roman" w:hAnsi="Times New Roman" w:cs="Times New Roman"/>
+          <w:color w:val="000000" w:themeColor="text1"/>
+          <w:sz w:val="26"/>
+          <w:szCs w:val="26"/>
+        </w:rPr>
+        <w:t>hồ</w:t>
+      </w:r>
+      <w:proofErr w:type="spellEnd"/>
+      <w:r>
+        <w:rPr>
+          <w:rFonts w:ascii="Times New Roman" w:hAnsi="Times New Roman" w:cs="Times New Roman"/>
+          <w:color w:val="000000" w:themeColor="text1"/>
+          <w:sz w:val="26"/>
+          <w:szCs w:val="26"/>
+        </w:rPr>
+        <w:t xml:space="preserve"> </w:t>
+      </w:r>
+      <w:proofErr w:type="spellStart"/>
+      <w:r>
+        <w:rPr>
+          <w:rFonts w:ascii="Times New Roman" w:hAnsi="Times New Roman" w:cs="Times New Roman"/>
+          <w:color w:val="000000" w:themeColor="text1"/>
+          <w:sz w:val="26"/>
+          <w:szCs w:val="26"/>
+        </w:rPr>
+        <w:t>điều</w:t>
+      </w:r>
+      <w:proofErr w:type="spellEnd"/>
+      <w:r>
+        <w:rPr>
+          <w:rFonts w:ascii="Times New Roman" w:hAnsi="Times New Roman" w:cs="Times New Roman"/>
+          <w:color w:val="000000" w:themeColor="text1"/>
+          <w:sz w:val="26"/>
+          <w:szCs w:val="26"/>
+        </w:rPr>
+        <w:t xml:space="preserve"> </w:t>
+      </w:r>
+      <w:proofErr w:type="spellStart"/>
+      <w:r>
+        <w:rPr>
+          <w:rFonts w:ascii="Times New Roman" w:hAnsi="Times New Roman" w:cs="Times New Roman"/>
+          <w:color w:val="000000" w:themeColor="text1"/>
+          <w:sz w:val="26"/>
+          <w:szCs w:val="26"/>
+        </w:rPr>
+        <w:t>hòa</w:t>
+      </w:r>
+      <w:proofErr w:type="spellEnd"/>
+      <w:r>
+        <w:rPr>
+          <w:rFonts w:ascii="Times New Roman" w:hAnsi="Times New Roman" w:cs="Times New Roman"/>
+          <w:color w:val="000000" w:themeColor="text1"/>
+          <w:sz w:val="26"/>
+          <w:szCs w:val="26"/>
+        </w:rPr>
+        <w:t xml:space="preserve"> </w:t>
+      </w:r>
+      <w:proofErr w:type="spellStart"/>
+      <w:r>
+        <w:rPr>
+          <w:rFonts w:ascii="Times New Roman" w:hAnsi="Times New Roman" w:cs="Times New Roman"/>
+          <w:color w:val="000000" w:themeColor="text1"/>
+          <w:sz w:val="26"/>
+          <w:szCs w:val="26"/>
+        </w:rPr>
+        <w:t>và</w:t>
+      </w:r>
+      <w:proofErr w:type="spellEnd"/>
+      <w:r>
+        <w:rPr>
+          <w:rFonts w:ascii="Times New Roman" w:hAnsi="Times New Roman" w:cs="Times New Roman"/>
+          <w:color w:val="000000" w:themeColor="text1"/>
+          <w:sz w:val="26"/>
+          <w:szCs w:val="26"/>
+        </w:rPr>
+        <w:t xml:space="preserve"> </w:t>
+      </w:r>
+      <w:proofErr w:type="spellStart"/>
+      <w:r>
+        <w:rPr>
+          <w:rFonts w:ascii="Times New Roman" w:hAnsi="Times New Roman" w:cs="Times New Roman"/>
+          <w:color w:val="000000" w:themeColor="text1"/>
+          <w:sz w:val="26"/>
+          <w:szCs w:val="26"/>
+        </w:rPr>
+        <w:t>vận</w:t>
+      </w:r>
+      <w:proofErr w:type="spellEnd"/>
+      <w:r>
+        <w:rPr>
+          <w:rFonts w:ascii="Times New Roman" w:hAnsi="Times New Roman" w:cs="Times New Roman"/>
+          <w:color w:val="000000" w:themeColor="text1"/>
+          <w:sz w:val="26"/>
+          <w:szCs w:val="26"/>
+        </w:rPr>
+        <w:t xml:space="preserve"> </w:t>
+      </w:r>
+      <w:proofErr w:type="spellStart"/>
+      <w:r>
+        <w:rPr>
+          <w:rFonts w:ascii="Times New Roman" w:hAnsi="Times New Roman" w:cs="Times New Roman"/>
+          <w:color w:val="000000" w:themeColor="text1"/>
+          <w:sz w:val="26"/>
+          <w:szCs w:val="26"/>
+        </w:rPr>
+        <w:t>hành</w:t>
+      </w:r>
+      <w:proofErr w:type="spellEnd"/>
+      <w:r>
+        <w:rPr>
+          <w:rFonts w:ascii="Times New Roman" w:hAnsi="Times New Roman" w:cs="Times New Roman"/>
+          <w:color w:val="000000" w:themeColor="text1"/>
+          <w:sz w:val="26"/>
+          <w:szCs w:val="26"/>
+        </w:rPr>
+        <w:t xml:space="preserve"> </w:t>
+      </w:r>
+      <w:proofErr w:type="spellStart"/>
+      <w:r>
+        <w:rPr>
+          <w:rFonts w:ascii="Times New Roman" w:hAnsi="Times New Roman" w:cs="Times New Roman"/>
+          <w:color w:val="000000" w:themeColor="text1"/>
+          <w:sz w:val="26"/>
+          <w:szCs w:val="26"/>
+        </w:rPr>
+        <w:t>hợp</w:t>
+      </w:r>
+      <w:proofErr w:type="spellEnd"/>
+      <w:r>
+        <w:rPr>
+          <w:rFonts w:ascii="Times New Roman" w:hAnsi="Times New Roman" w:cs="Times New Roman"/>
+          <w:color w:val="000000" w:themeColor="text1"/>
+          <w:sz w:val="26"/>
+          <w:szCs w:val="26"/>
+        </w:rPr>
+        <w:t xml:space="preserve"> </w:t>
+      </w:r>
+      <w:proofErr w:type="spellStart"/>
+      <w:r>
+        <w:rPr>
+          <w:rFonts w:ascii="Times New Roman" w:hAnsi="Times New Roman" w:cs="Times New Roman"/>
+          <w:color w:val="000000" w:themeColor="text1"/>
+          <w:sz w:val="26"/>
+          <w:szCs w:val="26"/>
+        </w:rPr>
+        <w:t>lý</w:t>
+      </w:r>
+      <w:proofErr w:type="spellEnd"/>
+      <w:r>
+        <w:rPr>
+          <w:rFonts w:ascii="Times New Roman" w:hAnsi="Times New Roman" w:cs="Times New Roman"/>
+          <w:color w:val="000000" w:themeColor="text1"/>
+          <w:sz w:val="26"/>
+          <w:szCs w:val="26"/>
+        </w:rPr>
+        <w:t xml:space="preserve"> </w:t>
+      </w:r>
+      <w:proofErr w:type="spellStart"/>
+      <w:r>
+        <w:rPr>
+          <w:rFonts w:ascii="Times New Roman" w:hAnsi="Times New Roman" w:cs="Times New Roman"/>
+          <w:color w:val="000000" w:themeColor="text1"/>
+          <w:sz w:val="26"/>
+          <w:szCs w:val="26"/>
+        </w:rPr>
+        <w:t>các</w:t>
+      </w:r>
+      <w:proofErr w:type="spellEnd"/>
+      <w:r>
+        <w:rPr>
+          <w:rFonts w:ascii="Times New Roman" w:hAnsi="Times New Roman" w:cs="Times New Roman"/>
+          <w:color w:val="000000" w:themeColor="text1"/>
+          <w:sz w:val="26"/>
+          <w:szCs w:val="26"/>
+        </w:rPr>
+        <w:t xml:space="preserve"> </w:t>
+      </w:r>
+      <w:proofErr w:type="spellStart"/>
+      <w:r>
+        <w:rPr>
+          <w:rFonts w:ascii="Times New Roman" w:hAnsi="Times New Roman" w:cs="Times New Roman"/>
+          <w:color w:val="000000" w:themeColor="text1"/>
+          <w:sz w:val="26"/>
+          <w:szCs w:val="26"/>
+        </w:rPr>
+        <w:t>trạm</w:t>
+      </w:r>
+      <w:proofErr w:type="spellEnd"/>
+      <w:r>
+        <w:rPr>
+          <w:rFonts w:ascii="Times New Roman" w:hAnsi="Times New Roman" w:cs="Times New Roman"/>
+          <w:color w:val="000000" w:themeColor="text1"/>
+          <w:sz w:val="26"/>
+          <w:szCs w:val="26"/>
+        </w:rPr>
+        <w:t xml:space="preserve"> </w:t>
+      </w:r>
+      <w:proofErr w:type="spellStart"/>
+      <w:r>
+        <w:rPr>
+          <w:rFonts w:ascii="Times New Roman" w:hAnsi="Times New Roman" w:cs="Times New Roman"/>
+          <w:color w:val="000000" w:themeColor="text1"/>
+          <w:sz w:val="26"/>
+          <w:szCs w:val="26"/>
+        </w:rPr>
+        <w:t>bơm</w:t>
+      </w:r>
+      <w:proofErr w:type="spellEnd"/>
+      <w:r>
+        <w:rPr>
+          <w:rFonts w:ascii="Times New Roman" w:hAnsi="Times New Roman" w:cs="Times New Roman"/>
+          <w:color w:val="000000" w:themeColor="text1"/>
+          <w:sz w:val="26"/>
+          <w:szCs w:val="26"/>
+        </w:rPr>
+        <w:t xml:space="preserve"> </w:t>
+      </w:r>
+      <w:proofErr w:type="spellStart"/>
+      <w:r>
+        <w:rPr>
+          <w:rFonts w:ascii="Times New Roman" w:hAnsi="Times New Roman" w:cs="Times New Roman"/>
+          <w:color w:val="000000" w:themeColor="text1"/>
+          <w:sz w:val="26"/>
+          <w:szCs w:val="26"/>
+        </w:rPr>
+        <w:t>đầu</w:t>
+      </w:r>
+      <w:proofErr w:type="spellEnd"/>
+      <w:r>
+        <w:rPr>
+          <w:rFonts w:ascii="Times New Roman" w:hAnsi="Times New Roman" w:cs="Times New Roman"/>
+          <w:color w:val="000000" w:themeColor="text1"/>
+          <w:sz w:val="26"/>
+          <w:szCs w:val="26"/>
+        </w:rPr>
+        <w:t xml:space="preserve"> </w:t>
+      </w:r>
+      <w:proofErr w:type="spellStart"/>
+      <w:r>
+        <w:rPr>
+          <w:rFonts w:ascii="Times New Roman" w:hAnsi="Times New Roman" w:cs="Times New Roman"/>
+          <w:color w:val="000000" w:themeColor="text1"/>
+          <w:sz w:val="26"/>
+          <w:szCs w:val="26"/>
+        </w:rPr>
+        <w:t>mối</w:t>
+      </w:r>
+      <w:proofErr w:type="spellEnd"/>
+      <w:r>
+        <w:rPr>
+          <w:rFonts w:ascii="Times New Roman" w:hAnsi="Times New Roman" w:cs="Times New Roman"/>
+          <w:color w:val="000000" w:themeColor="text1"/>
+          <w:sz w:val="26"/>
+          <w:szCs w:val="26"/>
+        </w:rPr>
+        <w:t xml:space="preserve"> Yên </w:t>
+      </w:r>
+      <w:proofErr w:type="spellStart"/>
+      <w:r>
+        <w:rPr>
+          <w:rFonts w:ascii="Times New Roman" w:hAnsi="Times New Roman" w:cs="Times New Roman"/>
+          <w:color w:val="000000" w:themeColor="text1"/>
+          <w:sz w:val="26"/>
+          <w:szCs w:val="26"/>
+        </w:rPr>
+        <w:t>Sở</w:t>
+      </w:r>
+      <w:proofErr w:type="spellEnd"/>
+      <w:r>
+        <w:rPr>
+          <w:rFonts w:ascii="Times New Roman" w:hAnsi="Times New Roman" w:cs="Times New Roman"/>
+          <w:color w:val="000000" w:themeColor="text1"/>
+          <w:sz w:val="26"/>
+          <w:szCs w:val="26"/>
+        </w:rPr>
+        <w:t xml:space="preserve">, </w:t>
+      </w:r>
+      <w:proofErr w:type="spellStart"/>
+      <w:r>
+        <w:rPr>
+          <w:rFonts w:ascii="Times New Roman" w:hAnsi="Times New Roman" w:cs="Times New Roman"/>
+          <w:color w:val="000000" w:themeColor="text1"/>
+          <w:sz w:val="26"/>
+          <w:szCs w:val="26"/>
+        </w:rPr>
+        <w:t>Đồng</w:t>
+      </w:r>
+      <w:proofErr w:type="spellEnd"/>
+      <w:r>
+        <w:rPr>
+          <w:rFonts w:ascii="Times New Roman" w:hAnsi="Times New Roman" w:cs="Times New Roman"/>
+          <w:color w:val="000000" w:themeColor="text1"/>
+          <w:sz w:val="26"/>
+          <w:szCs w:val="26"/>
+        </w:rPr>
+        <w:t xml:space="preserve"> </w:t>
+      </w:r>
+      <w:proofErr w:type="spellStart"/>
+      <w:r>
+        <w:rPr>
+          <w:rFonts w:ascii="Times New Roman" w:hAnsi="Times New Roman" w:cs="Times New Roman"/>
+          <w:color w:val="000000" w:themeColor="text1"/>
+          <w:sz w:val="26"/>
+          <w:szCs w:val="26"/>
+        </w:rPr>
+        <w:t>Bông</w:t>
+      </w:r>
+      <w:proofErr w:type="spellEnd"/>
+      <w:r>
+        <w:rPr>
+          <w:rFonts w:ascii="Times New Roman" w:hAnsi="Times New Roman" w:cs="Times New Roman"/>
+          <w:color w:val="000000" w:themeColor="text1"/>
+          <w:sz w:val="26"/>
+          <w:szCs w:val="26"/>
+        </w:rPr>
+        <w:t xml:space="preserve"> 1, </w:t>
+      </w:r>
+      <w:proofErr w:type="spellStart"/>
+      <w:r>
+        <w:rPr>
+          <w:rFonts w:ascii="Times New Roman" w:hAnsi="Times New Roman" w:cs="Times New Roman"/>
+          <w:color w:val="000000" w:themeColor="text1"/>
+          <w:sz w:val="26"/>
+          <w:szCs w:val="26"/>
+        </w:rPr>
+        <w:t>Đồng</w:t>
+      </w:r>
+      <w:proofErr w:type="spellEnd"/>
+      <w:r>
+        <w:rPr>
+          <w:rFonts w:ascii="Times New Roman" w:hAnsi="Times New Roman" w:cs="Times New Roman"/>
+          <w:color w:val="000000" w:themeColor="text1"/>
+          <w:sz w:val="26"/>
+          <w:szCs w:val="26"/>
+        </w:rPr>
+        <w:t xml:space="preserve"> </w:t>
+      </w:r>
+      <w:proofErr w:type="spellStart"/>
+      <w:r>
+        <w:rPr>
+          <w:rFonts w:ascii="Times New Roman" w:hAnsi="Times New Roman" w:cs="Times New Roman"/>
+          <w:color w:val="000000" w:themeColor="text1"/>
+          <w:sz w:val="26"/>
+          <w:szCs w:val="26"/>
+        </w:rPr>
+        <w:t>Bông</w:t>
+      </w:r>
+      <w:proofErr w:type="spellEnd"/>
+      <w:r>
+        <w:rPr>
+          <w:rFonts w:ascii="Times New Roman" w:hAnsi="Times New Roman" w:cs="Times New Roman"/>
+          <w:color w:val="000000" w:themeColor="text1"/>
+          <w:sz w:val="26"/>
+          <w:szCs w:val="26"/>
+        </w:rPr>
+        <w:t xml:space="preserve"> 2, </w:t>
+      </w:r>
+      <w:proofErr w:type="spellStart"/>
+      <w:r>
+        <w:rPr>
+          <w:rFonts w:ascii="Times New Roman" w:hAnsi="Times New Roman" w:cs="Times New Roman"/>
+          <w:color w:val="000000" w:themeColor="text1"/>
+          <w:sz w:val="26"/>
+          <w:szCs w:val="26"/>
+        </w:rPr>
+        <w:t>Cổ</w:t>
+      </w:r>
+      <w:proofErr w:type="spellEnd"/>
+      <w:r>
+        <w:rPr>
+          <w:rFonts w:ascii="Times New Roman" w:hAnsi="Times New Roman" w:cs="Times New Roman"/>
+          <w:color w:val="000000" w:themeColor="text1"/>
+          <w:sz w:val="26"/>
+          <w:szCs w:val="26"/>
+        </w:rPr>
+        <w:t xml:space="preserve"> </w:t>
+      </w:r>
+      <w:proofErr w:type="spellStart"/>
+      <w:r>
+        <w:rPr>
+          <w:rFonts w:ascii="Times New Roman" w:hAnsi="Times New Roman" w:cs="Times New Roman"/>
+          <w:color w:val="000000" w:themeColor="text1"/>
+          <w:sz w:val="26"/>
+          <w:szCs w:val="26"/>
+        </w:rPr>
+        <w:t>Nhuế</w:t>
+      </w:r>
+      <w:proofErr w:type="spellEnd"/>
+      <w:r>
+        <w:rPr>
+          <w:rFonts w:ascii="Times New Roman" w:hAnsi="Times New Roman" w:cs="Times New Roman"/>
+          <w:color w:val="000000" w:themeColor="text1"/>
+          <w:sz w:val="26"/>
+          <w:szCs w:val="26"/>
+        </w:rPr>
+        <w:t xml:space="preserve">… </w:t>
+      </w:r>
+      <w:proofErr w:type="spellStart"/>
+      <w:r>
+        <w:rPr>
+          <w:rFonts w:ascii="Times New Roman" w:hAnsi="Times New Roman" w:cs="Times New Roman"/>
+          <w:color w:val="000000" w:themeColor="text1"/>
+          <w:sz w:val="26"/>
+          <w:szCs w:val="26"/>
+        </w:rPr>
+        <w:t>để</w:t>
+      </w:r>
+      <w:proofErr w:type="spellEnd"/>
+      <w:r>
+        <w:rPr>
+          <w:rFonts w:ascii="Times New Roman" w:hAnsi="Times New Roman" w:cs="Times New Roman"/>
+          <w:color w:val="000000" w:themeColor="text1"/>
+          <w:sz w:val="26"/>
+          <w:szCs w:val="26"/>
+        </w:rPr>
+        <w:t xml:space="preserve"> </w:t>
+      </w:r>
+      <w:proofErr w:type="spellStart"/>
+      <w:r>
+        <w:rPr>
+          <w:rFonts w:ascii="Times New Roman" w:hAnsi="Times New Roman" w:cs="Times New Roman"/>
+          <w:color w:val="000000" w:themeColor="text1"/>
+          <w:sz w:val="26"/>
+          <w:szCs w:val="26"/>
+        </w:rPr>
+        <w:t>hạ</w:t>
+      </w:r>
+      <w:proofErr w:type="spellEnd"/>
+      <w:r>
+        <w:rPr>
+          <w:rFonts w:ascii="Times New Roman" w:hAnsi="Times New Roman" w:cs="Times New Roman"/>
+          <w:color w:val="000000" w:themeColor="text1"/>
+          <w:sz w:val="26"/>
+          <w:szCs w:val="26"/>
+        </w:rPr>
+        <w:t xml:space="preserve"> </w:t>
+      </w:r>
+      <w:proofErr w:type="spellStart"/>
+      <w:r>
+        <w:rPr>
+          <w:rFonts w:ascii="Times New Roman" w:hAnsi="Times New Roman" w:cs="Times New Roman"/>
+          <w:color w:val="000000" w:themeColor="text1"/>
+          <w:sz w:val="26"/>
+          <w:szCs w:val="26"/>
+        </w:rPr>
+        <w:t>mức</w:t>
+      </w:r>
+      <w:proofErr w:type="spellEnd"/>
+      <w:r>
+        <w:rPr>
+          <w:rFonts w:ascii="Times New Roman" w:hAnsi="Times New Roman" w:cs="Times New Roman"/>
+          <w:color w:val="000000" w:themeColor="text1"/>
+          <w:sz w:val="26"/>
+          <w:szCs w:val="26"/>
+        </w:rPr>
+        <w:t xml:space="preserve"> </w:t>
+      </w:r>
+      <w:proofErr w:type="spellStart"/>
+      <w:r>
+        <w:rPr>
+          <w:rFonts w:ascii="Times New Roman" w:hAnsi="Times New Roman" w:cs="Times New Roman"/>
+          <w:color w:val="000000" w:themeColor="text1"/>
+          <w:sz w:val="26"/>
+          <w:szCs w:val="26"/>
+        </w:rPr>
+        <w:t>nước</w:t>
+      </w:r>
+      <w:proofErr w:type="spellEnd"/>
+      <w:r>
+        <w:rPr>
+          <w:rFonts w:ascii="Times New Roman" w:hAnsi="Times New Roman" w:cs="Times New Roman"/>
+          <w:color w:val="000000" w:themeColor="text1"/>
+          <w:sz w:val="26"/>
+          <w:szCs w:val="26"/>
+        </w:rPr>
+        <w:t xml:space="preserve"> </w:t>
+      </w:r>
+      <w:proofErr w:type="spellStart"/>
+      <w:r>
+        <w:rPr>
+          <w:rFonts w:ascii="Times New Roman" w:hAnsi="Times New Roman" w:cs="Times New Roman"/>
+          <w:color w:val="000000" w:themeColor="text1"/>
+          <w:sz w:val="26"/>
+          <w:szCs w:val="26"/>
+        </w:rPr>
+        <w:t>trên</w:t>
+      </w:r>
+      <w:proofErr w:type="spellEnd"/>
+      <w:r>
+        <w:rPr>
+          <w:rFonts w:ascii="Times New Roman" w:hAnsi="Times New Roman" w:cs="Times New Roman"/>
+          <w:color w:val="000000" w:themeColor="text1"/>
+          <w:sz w:val="26"/>
+          <w:szCs w:val="26"/>
+        </w:rPr>
+        <w:t xml:space="preserve"> </w:t>
+      </w:r>
+      <w:proofErr w:type="spellStart"/>
+      <w:r>
+        <w:rPr>
+          <w:rFonts w:ascii="Times New Roman" w:hAnsi="Times New Roman" w:cs="Times New Roman"/>
+          <w:color w:val="000000" w:themeColor="text1"/>
+          <w:sz w:val="26"/>
+          <w:szCs w:val="26"/>
+        </w:rPr>
+        <w:t>hệ</w:t>
+      </w:r>
+      <w:proofErr w:type="spellEnd"/>
+      <w:r>
+        <w:rPr>
+          <w:rFonts w:ascii="Times New Roman" w:hAnsi="Times New Roman" w:cs="Times New Roman"/>
+          <w:color w:val="000000" w:themeColor="text1"/>
+          <w:sz w:val="26"/>
+          <w:szCs w:val="26"/>
+        </w:rPr>
+        <w:t xml:space="preserve"> </w:t>
+      </w:r>
+      <w:proofErr w:type="spellStart"/>
+      <w:r>
+        <w:rPr>
+          <w:rFonts w:ascii="Times New Roman" w:hAnsi="Times New Roman" w:cs="Times New Roman"/>
+          <w:color w:val="000000" w:themeColor="text1"/>
+          <w:sz w:val="26"/>
+          <w:szCs w:val="26"/>
+        </w:rPr>
+        <w:t>thống</w:t>
+      </w:r>
+      <w:proofErr w:type="spellEnd"/>
+      <w:r>
+        <w:rPr>
+          <w:rFonts w:ascii="Times New Roman" w:hAnsi="Times New Roman" w:cs="Times New Roman"/>
+          <w:color w:val="000000" w:themeColor="text1"/>
+          <w:sz w:val="26"/>
+          <w:szCs w:val="26"/>
+        </w:rPr>
+        <w:t xml:space="preserve"> </w:t>
+      </w:r>
+      <w:proofErr w:type="spellStart"/>
+      <w:r>
+        <w:rPr>
+          <w:rFonts w:ascii="Times New Roman" w:hAnsi="Times New Roman" w:cs="Times New Roman"/>
+          <w:color w:val="000000" w:themeColor="text1"/>
+          <w:sz w:val="26"/>
+          <w:szCs w:val="26"/>
+        </w:rPr>
+        <w:t>theo</w:t>
+      </w:r>
+      <w:proofErr w:type="spellEnd"/>
+      <w:r>
+        <w:rPr>
+          <w:rFonts w:ascii="Times New Roman" w:hAnsi="Times New Roman" w:cs="Times New Roman"/>
+          <w:color w:val="000000" w:themeColor="text1"/>
+          <w:sz w:val="26"/>
+          <w:szCs w:val="26"/>
+        </w:rPr>
+        <w:t xml:space="preserve"> </w:t>
+      </w:r>
+      <w:proofErr w:type="spellStart"/>
+      <w:r>
+        <w:rPr>
+          <w:rFonts w:ascii="Times New Roman" w:hAnsi="Times New Roman" w:cs="Times New Roman"/>
+          <w:color w:val="000000" w:themeColor="text1"/>
+          <w:sz w:val="26"/>
+          <w:szCs w:val="26"/>
+        </w:rPr>
+        <w:t>đúng</w:t>
+      </w:r>
+      <w:proofErr w:type="spellEnd"/>
+      <w:r>
+        <w:rPr>
+          <w:rFonts w:ascii="Times New Roman" w:hAnsi="Times New Roman" w:cs="Times New Roman"/>
+          <w:color w:val="000000" w:themeColor="text1"/>
+          <w:sz w:val="26"/>
+          <w:szCs w:val="26"/>
+        </w:rPr>
+        <w:t xml:space="preserve"> </w:t>
+      </w:r>
+      <w:proofErr w:type="spellStart"/>
+      <w:r>
+        <w:rPr>
+          <w:rFonts w:ascii="Times New Roman" w:hAnsi="Times New Roman" w:cs="Times New Roman"/>
+          <w:color w:val="000000" w:themeColor="text1"/>
+          <w:sz w:val="26"/>
+          <w:szCs w:val="26"/>
+        </w:rPr>
+        <w:t>quy</w:t>
+      </w:r>
+      <w:proofErr w:type="spellEnd"/>
+      <w:r>
+        <w:rPr>
+          <w:rFonts w:ascii="Times New Roman" w:hAnsi="Times New Roman" w:cs="Times New Roman"/>
+          <w:color w:val="000000" w:themeColor="text1"/>
+          <w:sz w:val="26"/>
+          <w:szCs w:val="26"/>
+        </w:rPr>
+        <w:t xml:space="preserve"> </w:t>
+      </w:r>
+      <w:proofErr w:type="spellStart"/>
+      <w:r>
+        <w:rPr>
+          <w:rFonts w:ascii="Times New Roman" w:hAnsi="Times New Roman" w:cs="Times New Roman"/>
+          <w:color w:val="000000" w:themeColor="text1"/>
+          <w:sz w:val="26"/>
+          <w:szCs w:val="26"/>
+        </w:rPr>
+        <w:t>định</w:t>
+      </w:r>
+      <w:proofErr w:type="spellEnd"/>
+      <w:r>
+        <w:rPr>
+          <w:rFonts w:ascii="Times New Roman" w:hAnsi="Times New Roman" w:cs="Times New Roman"/>
+          <w:color w:val="000000" w:themeColor="text1"/>
+          <w:sz w:val="26"/>
+          <w:szCs w:val="26"/>
+        </w:rPr>
+        <w:t xml:space="preserve">. </w:t>
       </w:r>
     </w:p>
     <w:p>
@@ -1952,65 +6556,222 @@
         </w:rPr>
         <w:t xml:space="preserve">- </w:t>
       </w:r>
-      <w:r>
-        <w:rPr>
-          <w:rFonts w:ascii="Times New Roman" w:hAnsi="Times New Roman" w:cs="Times New Roman"/>
-          <w:sz w:val="26"/>
-          <w:szCs w:val="26"/>
-        </w:rPr>
-        <w:t xml:space="preserve">Đến </w:t>
-      </w:r>
-      <w:r>
-        <w:rPr>
-          <w:rFonts w:ascii="Times New Roman" w:hAnsi="Times New Roman" w:cs="Times New Roman"/>
-          <w:sz w:val="26"/>
-          <w:szCs w:val="26"/>
-        </w:rPr>
-        <w:t>{hh}</w:t>
-      </w:r>
-      <w:r>
-        <w:rPr>
-          <w:rFonts w:ascii="Times New Roman" w:hAnsi="Times New Roman" w:cs="Times New Roman"/>
-          <w:sz w:val="26"/>
-          <w:szCs w:val="26"/>
-        </w:rPr>
-        <w:t xml:space="preserve"> ngày</w:t>
-      </w:r>
-      <w:r>
-        <w:rPr>
-          <w:rFonts w:ascii="Times New Roman" w:hAnsi="Times New Roman" w:cs="Times New Roman"/>
-          <w:color w:val="000000" w:themeColor="text1"/>
-          <w:sz w:val="26"/>
-          <w:szCs w:val="26"/>
-        </w:rPr>
-        <w:t xml:space="preserve"> </w:t>
-      </w:r>
-      <w:r>
-        <w:rPr>
-          <w:rFonts w:ascii="Times New Roman" w:hAnsi="Times New Roman" w:cs="Times New Roman"/>
-          <w:sz w:val="26"/>
-          <w:szCs w:val="26"/>
-        </w:rPr>
-        <w:t>{dd}/{mm}/{yyyy}</w:t>
-      </w:r>
-      <w:r>
-        <w:rPr>
-          <w:rFonts w:ascii="Times New Roman" w:hAnsi="Times New Roman" w:cs="Times New Roman"/>
-          <w:color w:val="000000" w:themeColor="text1"/>
-          <w:sz w:val="26"/>
-          <w:szCs w:val="26"/>
-        </w:rPr>
-        <w:t xml:space="preserve">, trên địa bàn thành phố </w:t>
-      </w:r>
-      <w:r>
-        <w:rPr>
-          <w:rFonts w:ascii="Times New Roman" w:hAnsi="Times New Roman" w:cs="Times New Roman"/>
-          <w:color w:val="000000" w:themeColor="text1"/>
+      <w:proofErr w:type="spellStart"/>
+      <w:r>
+        <w:rPr>
+          <w:rFonts w:ascii="Times New Roman" w:hAnsi="Times New Roman" w:cs="Times New Roman"/>
+          <w:sz w:val="26"/>
+          <w:szCs w:val="26"/>
+        </w:rPr>
+        <w:t>Đến</w:t>
+      </w:r>
+      <w:proofErr w:type="spellEnd"/>
+      <w:r>
+        <w:rPr>
+          <w:rFonts w:ascii="Times New Roman" w:hAnsi="Times New Roman" w:cs="Times New Roman"/>
+          <w:sz w:val="26"/>
+          <w:szCs w:val="26"/>
+        </w:rPr>
+        <w:t xml:space="preserve"> </w:t>
+      </w:r>
+      <w:r>
+        <w:rPr>
+          <w:rFonts w:ascii="Times New Roman" w:hAnsi="Times New Roman" w:cs="Times New Roman"/>
           <w:sz w:val="26"/>
           <w:szCs w:val="26"/>
         </w:rPr>
         <w:t>{</w:t>
       </w:r>
+      <w:proofErr w:type="spellStart"/>
+      <w:r>
+        <w:rPr>
+          <w:rFonts w:ascii="Times New Roman" w:hAnsi="Times New Roman" w:cs="Times New Roman"/>
+          <w:sz w:val="26"/>
+          <w:szCs w:val="26"/>
+        </w:rPr>
+        <w:t>hh</w:t>
+      </w:r>
+      <w:proofErr w:type="spellEnd"/>
+      <w:r>
+        <w:rPr>
+          <w:rFonts w:ascii="Times New Roman" w:hAnsi="Times New Roman" w:cs="Times New Roman"/>
+          <w:sz w:val="26"/>
+          <w:szCs w:val="26"/>
+        </w:rPr>
+        <w:t>}</w:t>
+      </w:r>
+      <w:r>
+        <w:rPr>
+          <w:rFonts w:ascii="Times New Roman" w:hAnsi="Times New Roman" w:cs="Times New Roman"/>
+          <w:sz w:val="26"/>
+          <w:szCs w:val="26"/>
+        </w:rPr>
+        <w:t xml:space="preserve"> </w:t>
+      </w:r>
+      <w:proofErr w:type="spellStart"/>
+      <w:r>
+        <w:rPr>
+          <w:rFonts w:ascii="Times New Roman" w:hAnsi="Times New Roman" w:cs="Times New Roman"/>
+          <w:sz w:val="26"/>
+          <w:szCs w:val="26"/>
+        </w:rPr>
+        <w:t>ngày</w:t>
+      </w:r>
+      <w:proofErr w:type="spellEnd"/>
+      <w:r>
+        <w:rPr>
+          <w:rFonts w:ascii="Times New Roman" w:hAnsi="Times New Roman" w:cs="Times New Roman"/>
+          <w:color w:val="000000" w:themeColor="text1"/>
+          <w:sz w:val="26"/>
+          <w:szCs w:val="26"/>
+        </w:rPr>
+        <w:t xml:space="preserve"> </w:t>
+      </w:r>
+      <w:r>
+        <w:rPr>
+          <w:rFonts w:ascii="Times New Roman" w:hAnsi="Times New Roman" w:cs="Times New Roman"/>
+          <w:sz w:val="26"/>
+          <w:szCs w:val="26"/>
+        </w:rPr>
+        <w:t>{dd}/{mm}/{</w:t>
+      </w:r>
+      <w:proofErr w:type="spellStart"/>
+      <w:r>
+        <w:rPr>
+          <w:rFonts w:ascii="Times New Roman" w:hAnsi="Times New Roman" w:cs="Times New Roman"/>
+          <w:sz w:val="26"/>
+          <w:szCs w:val="26"/>
+        </w:rPr>
+        <w:t>yyyy</w:t>
+      </w:r>
+      <w:proofErr w:type="spellEnd"/>
+      <w:r>
+        <w:rPr>
+          <w:rFonts w:ascii="Times New Roman" w:hAnsi="Times New Roman" w:cs="Times New Roman"/>
+          <w:sz w:val="26"/>
+          <w:szCs w:val="26"/>
+        </w:rPr>
+        <w:t>}</w:t>
+      </w:r>
+      <w:r>
+        <w:rPr>
+          <w:rFonts w:ascii="Times New Roman" w:hAnsi="Times New Roman" w:cs="Times New Roman"/>
+          <w:color w:val="000000" w:themeColor="text1"/>
+          <w:sz w:val="26"/>
+          <w:szCs w:val="26"/>
+        </w:rPr>
+        <w:t xml:space="preserve">, </w:t>
+      </w:r>
+      <w:proofErr w:type="spellStart"/>
+      <w:r>
+        <w:rPr>
+          <w:rFonts w:ascii="Times New Roman" w:hAnsi="Times New Roman" w:cs="Times New Roman"/>
+          <w:color w:val="000000" w:themeColor="text1"/>
+          <w:sz w:val="26"/>
+          <w:szCs w:val="26"/>
+        </w:rPr>
+        <w:t>trên</w:t>
+      </w:r>
+      <w:proofErr w:type="spellEnd"/>
+      <w:r>
+        <w:rPr>
+          <w:rFonts w:ascii="Times New Roman" w:hAnsi="Times New Roman" w:cs="Times New Roman"/>
+          <w:color w:val="000000" w:themeColor="text1"/>
+          <w:sz w:val="26"/>
+          <w:szCs w:val="26"/>
+        </w:rPr>
+        <w:t xml:space="preserve"> </w:t>
+      </w:r>
+      <w:proofErr w:type="spellStart"/>
+      <w:r>
+        <w:rPr>
+          <w:rFonts w:ascii="Times New Roman" w:hAnsi="Times New Roman" w:cs="Times New Roman"/>
+          <w:color w:val="000000" w:themeColor="text1"/>
+          <w:sz w:val="26"/>
+          <w:szCs w:val="26"/>
+        </w:rPr>
+        <w:t>địa</w:t>
+      </w:r>
+      <w:proofErr w:type="spellEnd"/>
+      <w:r>
+        <w:rPr>
+          <w:rFonts w:ascii="Times New Roman" w:hAnsi="Times New Roman" w:cs="Times New Roman"/>
+          <w:color w:val="000000" w:themeColor="text1"/>
+          <w:sz w:val="26"/>
+          <w:szCs w:val="26"/>
+        </w:rPr>
+        <w:t xml:space="preserve"> </w:t>
+      </w:r>
+      <w:proofErr w:type="spellStart"/>
+      <w:r>
+        <w:rPr>
+          <w:rFonts w:ascii="Times New Roman" w:hAnsi="Times New Roman" w:cs="Times New Roman"/>
+          <w:color w:val="000000" w:themeColor="text1"/>
+          <w:sz w:val="26"/>
+          <w:szCs w:val="26"/>
+        </w:rPr>
+        <w:t>bàn</w:t>
+      </w:r>
+      <w:proofErr w:type="spellEnd"/>
+      <w:r>
+        <w:rPr>
+          <w:rFonts w:ascii="Times New Roman" w:hAnsi="Times New Roman" w:cs="Times New Roman"/>
+          <w:color w:val="000000" w:themeColor="text1"/>
+          <w:sz w:val="26"/>
+          <w:szCs w:val="26"/>
+        </w:rPr>
+        <w:t xml:space="preserve"> </w:t>
+      </w:r>
+      <w:proofErr w:type="spellStart"/>
+      <w:r>
+        <w:rPr>
+          <w:rFonts w:ascii="Times New Roman" w:hAnsi="Times New Roman" w:cs="Times New Roman"/>
+          <w:color w:val="000000" w:themeColor="text1"/>
+          <w:sz w:val="26"/>
+          <w:szCs w:val="26"/>
+        </w:rPr>
+        <w:t>thành</w:t>
+      </w:r>
+      <w:proofErr w:type="spellEnd"/>
+      <w:r>
+        <w:rPr>
+          <w:rFonts w:ascii="Times New Roman" w:hAnsi="Times New Roman" w:cs="Times New Roman"/>
+          <w:color w:val="000000" w:themeColor="text1"/>
+          <w:sz w:val="26"/>
+          <w:szCs w:val="26"/>
+        </w:rPr>
+        <w:t xml:space="preserve"> </w:t>
+      </w:r>
+      <w:proofErr w:type="spellStart"/>
+      <w:r>
+        <w:rPr>
+          <w:rFonts w:ascii="Times New Roman" w:hAnsi="Times New Roman" w:cs="Times New Roman"/>
+          <w:color w:val="000000" w:themeColor="text1"/>
+          <w:sz w:val="26"/>
+          <w:szCs w:val="26"/>
+        </w:rPr>
+        <w:t>phố</w:t>
+      </w:r>
+      <w:proofErr w:type="spellEnd"/>
+      <w:r>
+        <w:rPr>
+          <w:rFonts w:ascii="Times New Roman" w:hAnsi="Times New Roman" w:cs="Times New Roman"/>
+          <w:color w:val="000000" w:themeColor="text1"/>
+          <w:sz w:val="26"/>
+          <w:szCs w:val="26"/>
+        </w:rPr>
+        <w:t xml:space="preserve"> </w:t>
+      </w:r>
+      <w:r>
+        <w:rPr>
+          <w:rFonts w:ascii="Times New Roman" w:hAnsi="Times New Roman" w:cs="Times New Roman"/>
+          <w:color w:val="000000" w:themeColor="text1"/>
+          <w:sz w:val="26"/>
+          <w:szCs w:val="26"/>
+        </w:rPr>
+        <w:t>{</w:t>
+      </w:r>
+      <w:proofErr w:type="spellStart"/>
       <w:r>
         <w:rPr>
           <w:rFonts w:ascii="Times New Roman" w:hAnsi="Times New Roman" w:cs="Times New Roman"/>
@@ -2020,6 +6781,7 @@
         </w:rPr>
         <w:t>hien</w:t>
       </w:r>
+      <w:proofErr w:type="spellEnd"/>
       <w:r>
         <w:rPr>
           <w:rFonts w:ascii="Times New Roman" w:hAnsi="Times New Roman" w:cs="Times New Roman"/>
@@ -2046,7 +6808,707 @@
           <w:sz w:val="26"/>
           <w:szCs w:val="26"/>
         </w:rPr>
-        <w:t>, các lực lượng, phương tiện của Công ty vẫn tiếp tục ứng trực vận hành các trạm bơm đầu mối theo quy trình để hạ mực nước hệ thống, vệ sinh đảm bảo khơi thông dòng chảy.</w:t>
+        <w:t xml:space="preserve">, </w:t>
+      </w:r>
+      <w:proofErr w:type="spellStart"/>
+      <w:r>
+        <w:rPr>
+          <w:rFonts w:ascii="Times New Roman" w:hAnsi="Times New Roman" w:cs="Times New Roman"/>
+          <w:color w:val="000000" w:themeColor="text1"/>
+          <w:sz w:val="26"/>
+          <w:szCs w:val="26"/>
+        </w:rPr>
+        <w:t>các</w:t>
+      </w:r>
+      <w:proofErr w:type="spellEnd"/>
+      <w:r>
+        <w:rPr>
+          <w:rFonts w:ascii="Times New Roman" w:hAnsi="Times New Roman" w:cs="Times New Roman"/>
+          <w:color w:val="000000" w:themeColor="text1"/>
+          <w:sz w:val="26"/>
+          <w:szCs w:val="26"/>
+        </w:rPr>
+        <w:t xml:space="preserve"> </w:t>
+      </w:r>
+      <w:proofErr w:type="spellStart"/>
+      <w:r>
+        <w:rPr>
+          <w:rFonts w:ascii="Times New Roman" w:hAnsi="Times New Roman" w:cs="Times New Roman"/>
+          <w:color w:val="000000" w:themeColor="text1"/>
+          <w:sz w:val="26"/>
+          <w:szCs w:val="26"/>
+        </w:rPr>
+        <w:t>lực</w:t>
+      </w:r>
+      <w:proofErr w:type="spellEnd"/>
+      <w:r>
+        <w:rPr>
+          <w:rFonts w:ascii="Times New Roman" w:hAnsi="Times New Roman" w:cs="Times New Roman"/>
+          <w:color w:val="000000" w:themeColor="text1"/>
+          <w:sz w:val="26"/>
+          <w:szCs w:val="26"/>
+        </w:rPr>
+        <w:t xml:space="preserve"> </w:t>
+      </w:r>
+      <w:proofErr w:type="spellStart"/>
+      <w:r>
+        <w:rPr>
+          <w:rFonts w:ascii="Times New Roman" w:hAnsi="Times New Roman" w:cs="Times New Roman"/>
+          <w:color w:val="000000" w:themeColor="text1"/>
+          <w:sz w:val="26"/>
+          <w:szCs w:val="26"/>
+        </w:rPr>
+        <w:t>lượng</w:t>
+      </w:r>
+      <w:proofErr w:type="spellEnd"/>
+      <w:r>
+        <w:rPr>
+          <w:rFonts w:ascii="Times New Roman" w:hAnsi="Times New Roman" w:cs="Times New Roman"/>
+          <w:color w:val="000000" w:themeColor="text1"/>
+          <w:sz w:val="26"/>
+          <w:szCs w:val="26"/>
+        </w:rPr>
+        <w:t xml:space="preserve">, </w:t>
+      </w:r>
+      <w:proofErr w:type="spellStart"/>
+      <w:r>
+        <w:rPr>
+          <w:rFonts w:ascii="Times New Roman" w:hAnsi="Times New Roman" w:cs="Times New Roman"/>
+          <w:color w:val="000000" w:themeColor="text1"/>
+          <w:sz w:val="26"/>
+          <w:szCs w:val="26"/>
+        </w:rPr>
+        <w:t>phương</w:t>
+      </w:r>
+      <w:proofErr w:type="spellEnd"/>
+      <w:r>
+        <w:rPr>
+          <w:rFonts w:ascii="Times New Roman" w:hAnsi="Times New Roman" w:cs="Times New Roman"/>
+          <w:color w:val="000000" w:themeColor="text1"/>
+          <w:sz w:val="26"/>
+          <w:szCs w:val="26"/>
+        </w:rPr>
+        <w:t xml:space="preserve"> </w:t>
+      </w:r>
+      <w:proofErr w:type="spellStart"/>
+      <w:r>
+        <w:rPr>
+          <w:rFonts w:ascii="Times New Roman" w:hAnsi="Times New Roman" w:cs="Times New Roman"/>
+          <w:color w:val="000000" w:themeColor="text1"/>
+          <w:sz w:val="26"/>
+          <w:szCs w:val="26"/>
+        </w:rPr>
+        <w:t>tiện</w:t>
+      </w:r>
+      <w:proofErr w:type="spellEnd"/>
+      <w:r>
+        <w:rPr>
+          <w:rFonts w:ascii="Times New Roman" w:hAnsi="Times New Roman" w:cs="Times New Roman"/>
+          <w:color w:val="000000" w:themeColor="text1"/>
+          <w:sz w:val="26"/>
+          <w:szCs w:val="26"/>
+        </w:rPr>
+        <w:t xml:space="preserve"> </w:t>
+      </w:r>
+      <w:proofErr w:type="spellStart"/>
+      <w:r>
+        <w:rPr>
+          <w:rFonts w:ascii="Times New Roman" w:hAnsi="Times New Roman" w:cs="Times New Roman"/>
+          <w:color w:val="000000" w:themeColor="text1"/>
+          <w:sz w:val="26"/>
+          <w:szCs w:val="26"/>
+        </w:rPr>
+        <w:t>của</w:t>
+      </w:r>
+      <w:proofErr w:type="spellEnd"/>
+      <w:r>
+        <w:rPr>
+          <w:rFonts w:ascii="Times New Roman" w:hAnsi="Times New Roman" w:cs="Times New Roman"/>
+          <w:color w:val="000000" w:themeColor="text1"/>
+          <w:sz w:val="26"/>
+          <w:szCs w:val="26"/>
+        </w:rPr>
+        <w:t xml:space="preserve"> Công ty </w:t>
+      </w:r>
+      <w:proofErr w:type="spellStart"/>
+      <w:r>
+        <w:rPr>
+          <w:rFonts w:ascii="Times New Roman" w:hAnsi="Times New Roman" w:cs="Times New Roman"/>
+          <w:color w:val="000000" w:themeColor="text1"/>
+          <w:sz w:val="26"/>
+          <w:szCs w:val="26"/>
+        </w:rPr>
+        <w:t>vẫn</w:t>
+      </w:r>
+      <w:proofErr w:type="spellEnd"/>
+      <w:r>
+        <w:rPr>
+          <w:rFonts w:ascii="Times New Roman" w:hAnsi="Times New Roman" w:cs="Times New Roman"/>
+          <w:color w:val="000000" w:themeColor="text1"/>
+          <w:sz w:val="26"/>
+          <w:szCs w:val="26"/>
+        </w:rPr>
+        <w:t xml:space="preserve"> </w:t>
+      </w:r>
+      <w:proofErr w:type="spellStart"/>
+      <w:r>
+        <w:rPr>
+          <w:rFonts w:ascii="Times New Roman" w:hAnsi="Times New Roman" w:cs="Times New Roman"/>
+          <w:color w:val="000000" w:themeColor="text1"/>
+          <w:sz w:val="26"/>
+          <w:szCs w:val="26"/>
+        </w:rPr>
+        <w:t>tiếp</w:t>
+      </w:r>
+      <w:proofErr w:type="spellEnd"/>
+      <w:r>
+        <w:rPr>
+          <w:rFonts w:ascii="Times New Roman" w:hAnsi="Times New Roman" w:cs="Times New Roman"/>
+          <w:color w:val="000000" w:themeColor="text1"/>
+          <w:sz w:val="26"/>
+          <w:szCs w:val="26"/>
+        </w:rPr>
+        <w:t xml:space="preserve"> </w:t>
+      </w:r>
+      <w:proofErr w:type="spellStart"/>
+      <w:r>
+        <w:rPr>
+          <w:rFonts w:ascii="Times New Roman" w:hAnsi="Times New Roman" w:cs="Times New Roman"/>
+          <w:color w:val="000000" w:themeColor="text1"/>
+          <w:sz w:val="26"/>
+          <w:szCs w:val="26"/>
+        </w:rPr>
+        <w:t>tục</w:t>
+      </w:r>
+      <w:proofErr w:type="spellEnd"/>
+      <w:r>
+        <w:rPr>
+          <w:rFonts w:ascii="Times New Roman" w:hAnsi="Times New Roman" w:cs="Times New Roman"/>
+          <w:color w:val="000000" w:themeColor="text1"/>
+          <w:sz w:val="26"/>
+          <w:szCs w:val="26"/>
+        </w:rPr>
+        <w:t xml:space="preserve"> </w:t>
+      </w:r>
+      <w:proofErr w:type="spellStart"/>
+      <w:r>
+        <w:rPr>
+          <w:rFonts w:ascii="Times New Roman" w:hAnsi="Times New Roman" w:cs="Times New Roman"/>
+          <w:color w:val="000000" w:themeColor="text1"/>
+          <w:sz w:val="26"/>
+          <w:szCs w:val="26"/>
+        </w:rPr>
+        <w:t>ứng</w:t>
+      </w:r>
+      <w:proofErr w:type="spellEnd"/>
+      <w:r>
+        <w:rPr>
+          <w:rFonts w:ascii="Times New Roman" w:hAnsi="Times New Roman" w:cs="Times New Roman"/>
+          <w:color w:val="000000" w:themeColor="text1"/>
+          <w:sz w:val="26"/>
+          <w:szCs w:val="26"/>
+        </w:rPr>
+        <w:t xml:space="preserve"> </w:t>
+      </w:r>
+      <w:proofErr w:type="spellStart"/>
+      <w:r>
+        <w:rPr>
+          <w:rFonts w:ascii="Times New Roman" w:hAnsi="Times New Roman" w:cs="Times New Roman"/>
+          <w:color w:val="000000" w:themeColor="text1"/>
+          <w:sz w:val="26"/>
+          <w:szCs w:val="26"/>
+        </w:rPr>
+        <w:t>trực</w:t>
+      </w:r>
+      <w:proofErr w:type="spellEnd"/>
+      <w:r>
+        <w:rPr>
+          <w:rFonts w:ascii="Times New Roman" w:hAnsi="Times New Roman" w:cs="Times New Roman"/>
+          <w:color w:val="000000" w:themeColor="text1"/>
+          <w:sz w:val="26"/>
+          <w:szCs w:val="26"/>
+        </w:rPr>
+        <w:t xml:space="preserve"> </w:t>
+      </w:r>
+      <w:proofErr w:type="spellStart"/>
+      <w:r>
+        <w:rPr>
+          <w:rFonts w:ascii="Times New Roman" w:hAnsi="Times New Roman" w:cs="Times New Roman"/>
+          <w:color w:val="000000" w:themeColor="text1"/>
+          <w:sz w:val="26"/>
+          <w:szCs w:val="26"/>
+        </w:rPr>
+        <w:t>vận</w:t>
+      </w:r>
+      <w:proofErr w:type="spellEnd"/>
+      <w:r>
+        <w:rPr>
+          <w:rFonts w:ascii="Times New Roman" w:hAnsi="Times New Roman" w:cs="Times New Roman"/>
+          <w:color w:val="000000" w:themeColor="text1"/>
+          <w:sz w:val="26"/>
+          <w:szCs w:val="26"/>
+        </w:rPr>
+        <w:t xml:space="preserve"> </w:t>
+      </w:r>
+      <w:proofErr w:type="spellStart"/>
+      <w:r>
+        <w:rPr>
+          <w:rFonts w:ascii="Times New Roman" w:hAnsi="Times New Roman" w:cs="Times New Roman"/>
+          <w:color w:val="000000" w:themeColor="text1"/>
+          <w:sz w:val="26"/>
+          <w:szCs w:val="26"/>
+        </w:rPr>
+        <w:t>hành</w:t>
+      </w:r>
+      <w:proofErr w:type="spellEnd"/>
+      <w:r>
+        <w:rPr>
+          <w:rFonts w:ascii="Times New Roman" w:hAnsi="Times New Roman" w:cs="Times New Roman"/>
+          <w:color w:val="000000" w:themeColor="text1"/>
+          <w:sz w:val="26"/>
+          <w:szCs w:val="26"/>
+        </w:rPr>
+        <w:t xml:space="preserve"> </w:t>
+      </w:r>
+      <w:proofErr w:type="spellStart"/>
+      <w:r>
+        <w:rPr>
+          <w:rFonts w:ascii="Times New Roman" w:hAnsi="Times New Roman" w:cs="Times New Roman"/>
+          <w:color w:val="000000" w:themeColor="text1"/>
+          <w:sz w:val="26"/>
+          <w:szCs w:val="26"/>
+        </w:rPr>
+        <w:t>các</w:t>
+      </w:r>
+      <w:proofErr w:type="spellEnd"/>
+      <w:r>
+        <w:rPr>
+          <w:rFonts w:ascii="Times New Roman" w:hAnsi="Times New Roman" w:cs="Times New Roman"/>
+          <w:color w:val="000000" w:themeColor="text1"/>
+          <w:sz w:val="26"/>
+          <w:szCs w:val="26"/>
+        </w:rPr>
+        <w:t xml:space="preserve"> </w:t>
+      </w:r>
+      <w:proofErr w:type="spellStart"/>
+      <w:r>
+        <w:rPr>
+          <w:rFonts w:ascii="Times New Roman" w:hAnsi="Times New Roman" w:cs="Times New Roman"/>
+          <w:color w:val="000000" w:themeColor="text1"/>
+          <w:sz w:val="26"/>
+          <w:szCs w:val="26"/>
+        </w:rPr>
+        <w:t>trạm</w:t>
+      </w:r>
+      <w:proofErr w:type="spellEnd"/>
+      <w:r>
+        <w:rPr>
+          <w:rFonts w:ascii="Times New Roman" w:hAnsi="Times New Roman" w:cs="Times New Roman"/>
+          <w:color w:val="000000" w:themeColor="text1"/>
+          <w:sz w:val="26"/>
+          <w:szCs w:val="26"/>
+        </w:rPr>
+        <w:t xml:space="preserve"> </w:t>
+      </w:r>
+      <w:proofErr w:type="spellStart"/>
+      <w:r>
+        <w:rPr>
+          <w:rFonts w:ascii="Times New Roman" w:hAnsi="Times New Roman" w:cs="Times New Roman"/>
+          <w:color w:val="000000" w:themeColor="text1"/>
+          <w:sz w:val="26"/>
+          <w:szCs w:val="26"/>
+        </w:rPr>
+        <w:t>bơm</w:t>
+      </w:r>
+      <w:proofErr w:type="spellEnd"/>
+      <w:r>
+        <w:rPr>
+          <w:rFonts w:ascii="Times New Roman" w:hAnsi="Times New Roman" w:cs="Times New Roman"/>
+          <w:color w:val="000000" w:themeColor="text1"/>
+          <w:sz w:val="26"/>
+          <w:szCs w:val="26"/>
+        </w:rPr>
+        <w:t xml:space="preserve"> </w:t>
+      </w:r>
+      <w:proofErr w:type="spellStart"/>
+      <w:r>
+        <w:rPr>
+          <w:rFonts w:ascii="Times New Roman" w:hAnsi="Times New Roman" w:cs="Times New Roman"/>
+          <w:color w:val="000000" w:themeColor="text1"/>
+          <w:sz w:val="26"/>
+          <w:szCs w:val="26"/>
+        </w:rPr>
+        <w:t>đầu</w:t>
+      </w:r>
+      <w:proofErr w:type="spellEnd"/>
+      <w:r>
+        <w:rPr>
+          <w:rFonts w:ascii="Times New Roman" w:hAnsi="Times New Roman" w:cs="Times New Roman"/>
+          <w:color w:val="000000" w:themeColor="text1"/>
+          <w:sz w:val="26"/>
+          <w:szCs w:val="26"/>
+        </w:rPr>
+        <w:t xml:space="preserve"> </w:t>
+      </w:r>
+      <w:proofErr w:type="spellStart"/>
+      <w:r>
+        <w:rPr>
+          <w:rFonts w:ascii="Times New Roman" w:hAnsi="Times New Roman" w:cs="Times New Roman"/>
+          <w:color w:val="000000" w:themeColor="text1"/>
+          <w:sz w:val="26"/>
+          <w:szCs w:val="26"/>
+        </w:rPr>
+        <w:t>mối</w:t>
+      </w:r>
+      <w:proofErr w:type="spellEnd"/>
+      <w:r>
+        <w:rPr>
+          <w:rFonts w:ascii="Times New Roman" w:hAnsi="Times New Roman" w:cs="Times New Roman"/>
+          <w:color w:val="000000" w:themeColor="text1"/>
+          <w:sz w:val="26"/>
+          <w:szCs w:val="26"/>
+        </w:rPr>
+        <w:t xml:space="preserve"> </w:t>
+      </w:r>
+      <w:proofErr w:type="spellStart"/>
+      <w:r>
+        <w:rPr>
+          <w:rFonts w:ascii="Times New Roman" w:hAnsi="Times New Roman" w:cs="Times New Roman"/>
+          <w:color w:val="000000" w:themeColor="text1"/>
+          <w:sz w:val="26"/>
+          <w:szCs w:val="26"/>
+        </w:rPr>
+        <w:t>theo</w:t>
+      </w:r>
+      <w:proofErr w:type="spellEnd"/>
+      <w:r>
+        <w:rPr>
+          <w:rFonts w:ascii="Times New Roman" w:hAnsi="Times New Roman" w:cs="Times New Roman"/>
+          <w:color w:val="000000" w:themeColor="text1"/>
+          <w:sz w:val="26"/>
+          <w:szCs w:val="26"/>
+        </w:rPr>
+        <w:t xml:space="preserve"> </w:t>
+      </w:r>
+      <w:proofErr w:type="spellStart"/>
+      <w:r>
+        <w:rPr>
+          <w:rFonts w:ascii="Times New Roman" w:hAnsi="Times New Roman" w:cs="Times New Roman"/>
+          <w:color w:val="000000" w:themeColor="text1"/>
+          <w:sz w:val="26"/>
+          <w:szCs w:val="26"/>
+        </w:rPr>
+        <w:t>quy</w:t>
+      </w:r>
+      <w:proofErr w:type="spellEnd"/>
+      <w:r>
+        <w:rPr>
+          <w:rFonts w:ascii="Times New Roman" w:hAnsi="Times New Roman" w:cs="Times New Roman"/>
+          <w:color w:val="000000" w:themeColor="text1"/>
+          <w:sz w:val="26"/>
+          <w:szCs w:val="26"/>
+        </w:rPr>
+        <w:t xml:space="preserve"> </w:t>
+      </w:r>
+      <w:proofErr w:type="spellStart"/>
+      <w:r>
+        <w:rPr>
+          <w:rFonts w:ascii="Times New Roman" w:hAnsi="Times New Roman" w:cs="Times New Roman"/>
+          <w:color w:val="000000" w:themeColor="text1"/>
+          <w:sz w:val="26"/>
+          <w:szCs w:val="26"/>
+        </w:rPr>
+        <w:t>trình</w:t>
+      </w:r>
+      <w:proofErr w:type="spellEnd"/>
+      <w:r>
+        <w:rPr>
+          <w:rFonts w:ascii="Times New Roman" w:hAnsi="Times New Roman" w:cs="Times New Roman"/>
+          <w:color w:val="000000" w:themeColor="text1"/>
+          <w:sz w:val="26"/>
+          <w:szCs w:val="26"/>
+        </w:rPr>
+        <w:t xml:space="preserve"> </w:t>
+      </w:r>
+      <w:proofErr w:type="spellStart"/>
+      <w:r>
+        <w:rPr>
+          <w:rFonts w:ascii="Times New Roman" w:hAnsi="Times New Roman" w:cs="Times New Roman"/>
+          <w:color w:val="000000" w:themeColor="text1"/>
+          <w:sz w:val="26"/>
+          <w:szCs w:val="26"/>
+        </w:rPr>
+        <w:t>để</w:t>
+      </w:r>
+      <w:proofErr w:type="spellEnd"/>
+      <w:r>
+        <w:rPr>
+          <w:rFonts w:ascii="Times New Roman" w:hAnsi="Times New Roman" w:cs="Times New Roman"/>
+          <w:color w:val="000000" w:themeColor="text1"/>
+          <w:sz w:val="26"/>
+          <w:szCs w:val="26"/>
+        </w:rPr>
+        <w:t xml:space="preserve"> </w:t>
+      </w:r>
+      <w:proofErr w:type="spellStart"/>
+      <w:r>
+        <w:rPr>
+          <w:rFonts w:ascii="Times New Roman" w:hAnsi="Times New Roman" w:cs="Times New Roman"/>
+          <w:color w:val="000000" w:themeColor="text1"/>
+          <w:sz w:val="26"/>
+          <w:szCs w:val="26"/>
+        </w:rPr>
+        <w:t>hạ</w:t>
+      </w:r>
+      <w:proofErr w:type="spellEnd"/>
+      <w:r>
+        <w:rPr>
+          <w:rFonts w:ascii="Times New Roman" w:hAnsi="Times New Roman" w:cs="Times New Roman"/>
+          <w:color w:val="000000" w:themeColor="text1"/>
+          <w:sz w:val="26"/>
+          <w:szCs w:val="26"/>
+        </w:rPr>
+        <w:t xml:space="preserve"> </w:t>
+      </w:r>
+      <w:proofErr w:type="spellStart"/>
+      <w:r>
+        <w:rPr>
+          <w:rFonts w:ascii="Times New Roman" w:hAnsi="Times New Roman" w:cs="Times New Roman"/>
+          <w:color w:val="000000" w:themeColor="text1"/>
+          <w:sz w:val="26"/>
+          <w:szCs w:val="26"/>
+        </w:rPr>
+        <w:t>mực</w:t>
+      </w:r>
+      <w:proofErr w:type="spellEnd"/>
+      <w:r>
+        <w:rPr>
+          <w:rFonts w:ascii="Times New Roman" w:hAnsi="Times New Roman" w:cs="Times New Roman"/>
+          <w:color w:val="000000" w:themeColor="text1"/>
+          <w:sz w:val="26"/>
+          <w:szCs w:val="26"/>
+        </w:rPr>
+        <w:t xml:space="preserve"> </w:t>
+      </w:r>
+      <w:proofErr w:type="spellStart"/>
+      <w:r>
+        <w:rPr>
+          <w:rFonts w:ascii="Times New Roman" w:hAnsi="Times New Roman" w:cs="Times New Roman"/>
+          <w:color w:val="000000" w:themeColor="text1"/>
+          <w:sz w:val="26"/>
+          <w:szCs w:val="26"/>
+        </w:rPr>
+        <w:t>nước</w:t>
+      </w:r>
+      <w:proofErr w:type="spellEnd"/>
+      <w:r>
+        <w:rPr>
+          <w:rFonts w:ascii="Times New Roman" w:hAnsi="Times New Roman" w:cs="Times New Roman"/>
+          <w:color w:val="000000" w:themeColor="text1"/>
+          <w:sz w:val="26"/>
+          <w:szCs w:val="26"/>
+        </w:rPr>
+        <w:t xml:space="preserve"> </w:t>
+      </w:r>
+      <w:proofErr w:type="spellStart"/>
+      <w:r>
+        <w:rPr>
+          <w:rFonts w:ascii="Times New Roman" w:hAnsi="Times New Roman" w:cs="Times New Roman"/>
+          <w:color w:val="000000" w:themeColor="text1"/>
+          <w:sz w:val="26"/>
+          <w:szCs w:val="26"/>
+        </w:rPr>
+        <w:t>hệ</w:t>
+      </w:r>
+      <w:proofErr w:type="spellEnd"/>
+      <w:r>
+        <w:rPr>
+          <w:rFonts w:ascii="Times New Roman" w:hAnsi="Times New Roman" w:cs="Times New Roman"/>
+          <w:color w:val="000000" w:themeColor="text1"/>
+          <w:sz w:val="26"/>
+          <w:szCs w:val="26"/>
+        </w:rPr>
+        <w:t xml:space="preserve"> </w:t>
+      </w:r>
+      <w:proofErr w:type="spellStart"/>
+      <w:r>
+        <w:rPr>
+          <w:rFonts w:ascii="Times New Roman" w:hAnsi="Times New Roman" w:cs="Times New Roman"/>
+          <w:color w:val="000000" w:themeColor="text1"/>
+          <w:sz w:val="26"/>
+          <w:szCs w:val="26"/>
+        </w:rPr>
+        <w:t>thống</w:t>
+      </w:r>
+      <w:proofErr w:type="spellEnd"/>
+      <w:r>
+        <w:rPr>
+          <w:rFonts w:ascii="Times New Roman" w:hAnsi="Times New Roman" w:cs="Times New Roman"/>
+          <w:color w:val="000000" w:themeColor="text1"/>
+          <w:sz w:val="26"/>
+          <w:szCs w:val="26"/>
+        </w:rPr>
+        <w:t xml:space="preserve">, </w:t>
+      </w:r>
+      <w:proofErr w:type="spellStart"/>
+      <w:r>
+        <w:rPr>
+          <w:rFonts w:ascii="Times New Roman" w:hAnsi="Times New Roman" w:cs="Times New Roman"/>
+          <w:color w:val="000000" w:themeColor="text1"/>
+          <w:sz w:val="26"/>
+          <w:szCs w:val="26"/>
+        </w:rPr>
+        <w:t>vệ</w:t>
+      </w:r>
+      <w:proofErr w:type="spellEnd"/>
+      <w:r>
+        <w:rPr>
+          <w:rFonts w:ascii="Times New Roman" w:hAnsi="Times New Roman" w:cs="Times New Roman"/>
+          <w:color w:val="000000" w:themeColor="text1"/>
+          <w:sz w:val="26"/>
+          <w:szCs w:val="26"/>
+        </w:rPr>
+        <w:t xml:space="preserve"> </w:t>
+      </w:r>
+      <w:proofErr w:type="spellStart"/>
+      <w:r>
+        <w:rPr>
+          <w:rFonts w:ascii="Times New Roman" w:hAnsi="Times New Roman" w:cs="Times New Roman"/>
+          <w:color w:val="000000" w:themeColor="text1"/>
+          <w:sz w:val="26"/>
+          <w:szCs w:val="26"/>
+        </w:rPr>
+        <w:t>sinh</w:t>
+      </w:r>
+      <w:proofErr w:type="spellEnd"/>
+      <w:r>
+        <w:rPr>
+          <w:rFonts w:ascii="Times New Roman" w:hAnsi="Times New Roman" w:cs="Times New Roman"/>
+          <w:color w:val="000000" w:themeColor="text1"/>
+          <w:sz w:val="26"/>
+          <w:szCs w:val="26"/>
+        </w:rPr>
+        <w:t xml:space="preserve"> </w:t>
+      </w:r>
+      <w:proofErr w:type="spellStart"/>
+      <w:r>
+        <w:rPr>
+          <w:rFonts w:ascii="Times New Roman" w:hAnsi="Times New Roman" w:cs="Times New Roman"/>
+          <w:color w:val="000000" w:themeColor="text1"/>
+          <w:sz w:val="26"/>
+          <w:szCs w:val="26"/>
+        </w:rPr>
+        <w:t>đảm</w:t>
+      </w:r>
+      <w:proofErr w:type="spellEnd"/>
+      <w:r>
+        <w:rPr>
+          <w:rFonts w:ascii="Times New Roman" w:hAnsi="Times New Roman" w:cs="Times New Roman"/>
+          <w:color w:val="000000" w:themeColor="text1"/>
+          <w:sz w:val="26"/>
+          <w:szCs w:val="26"/>
+        </w:rPr>
+        <w:t xml:space="preserve"> </w:t>
+      </w:r>
+      <w:proofErr w:type="spellStart"/>
+      <w:r>
+        <w:rPr>
+          <w:rFonts w:ascii="Times New Roman" w:hAnsi="Times New Roman" w:cs="Times New Roman"/>
+          <w:color w:val="000000" w:themeColor="text1"/>
+          <w:sz w:val="26"/>
+          <w:szCs w:val="26"/>
+        </w:rPr>
+        <w:t>bảo</w:t>
+      </w:r>
+      <w:proofErr w:type="spellEnd"/>
+      <w:r>
+        <w:rPr>
+          <w:rFonts w:ascii="Times New Roman" w:hAnsi="Times New Roman" w:cs="Times New Roman"/>
+          <w:color w:val="000000" w:themeColor="text1"/>
+          <w:sz w:val="26"/>
+          <w:szCs w:val="26"/>
+        </w:rPr>
+        <w:t xml:space="preserve"> </w:t>
+      </w:r>
+      <w:proofErr w:type="spellStart"/>
+      <w:r>
+        <w:rPr>
+          <w:rFonts w:ascii="Times New Roman" w:hAnsi="Times New Roman" w:cs="Times New Roman"/>
+          <w:color w:val="000000" w:themeColor="text1"/>
+          <w:sz w:val="26"/>
+          <w:szCs w:val="26"/>
+        </w:rPr>
+        <w:t>khơi</w:t>
+      </w:r>
+      <w:proofErr w:type="spellEnd"/>
+      <w:r>
+        <w:rPr>
+          <w:rFonts w:ascii="Times New Roman" w:hAnsi="Times New Roman" w:cs="Times New Roman"/>
+          <w:color w:val="000000" w:themeColor="text1"/>
+          <w:sz w:val="26"/>
+          <w:szCs w:val="26"/>
+        </w:rPr>
+        <w:t xml:space="preserve"> </w:t>
+      </w:r>
+      <w:proofErr w:type="spellStart"/>
+      <w:r>
+        <w:rPr>
+          <w:rFonts w:ascii="Times New Roman" w:hAnsi="Times New Roman" w:cs="Times New Roman"/>
+          <w:color w:val="000000" w:themeColor="text1"/>
+          <w:sz w:val="26"/>
+          <w:szCs w:val="26"/>
+        </w:rPr>
+        <w:t>thông</w:t>
+      </w:r>
+      <w:proofErr w:type="spellEnd"/>
+      <w:r>
+        <w:rPr>
+          <w:rFonts w:ascii="Times New Roman" w:hAnsi="Times New Roman" w:cs="Times New Roman"/>
+          <w:color w:val="000000" w:themeColor="text1"/>
+          <w:sz w:val="26"/>
+          <w:szCs w:val="26"/>
+        </w:rPr>
+        <w:t xml:space="preserve"> </w:t>
+      </w:r>
+      <w:proofErr w:type="spellStart"/>
+      <w:r>
+        <w:rPr>
+          <w:rFonts w:ascii="Times New Roman" w:hAnsi="Times New Roman" w:cs="Times New Roman"/>
+          <w:color w:val="000000" w:themeColor="text1"/>
+          <w:sz w:val="26"/>
+          <w:szCs w:val="26"/>
+        </w:rPr>
+        <w:t>dòng</w:t>
+      </w:r>
+      <w:proofErr w:type="spellEnd"/>
+      <w:r>
+        <w:rPr>
+          <w:rFonts w:ascii="Times New Roman" w:hAnsi="Times New Roman" w:cs="Times New Roman"/>
+          <w:color w:val="000000" w:themeColor="text1"/>
+          <w:sz w:val="26"/>
+          <w:szCs w:val="26"/>
+        </w:rPr>
+        <w:t xml:space="preserve"> </w:t>
+      </w:r>
+      <w:proofErr w:type="spellStart"/>
+      <w:r>
+        <w:rPr>
+          <w:rFonts w:ascii="Times New Roman" w:hAnsi="Times New Roman" w:cs="Times New Roman"/>
+          <w:color w:val="000000" w:themeColor="text1"/>
+          <w:sz w:val="26"/>
+          <w:szCs w:val="26"/>
+        </w:rPr>
+        <w:t>chảy</w:t>
+      </w:r>
+      <w:proofErr w:type="spellEnd"/>
+      <w:r>
+        <w:rPr>
+          <w:rFonts w:ascii="Times New Roman" w:hAnsi="Times New Roman" w:cs="Times New Roman"/>
+          <w:color w:val="000000" w:themeColor="text1"/>
+          <w:sz w:val="26"/>
+          <w:szCs w:val="26"/>
+        </w:rPr>
+        <w:t>.</w:t>
       </w:r>
     </w:p>
     <w:p>
@@ -2072,7 +7534,607 @@
           <w:shd w:val="clear" w:color="auto" w:fill="FFFFFF"/>
         </w:rPr>
         <w:lastRenderedPageBreak/>
-        <w:t>Công ty tiếp tục theo dõi chặt chẽ diễn biến thời tiết, sẵn sàng lực lượng và sẽ cập nhật báo cáo khi có diễn biến mới.</w:t>
+        <w:t xml:space="preserve">Công ty </w:t>
+      </w:r>
+      <w:proofErr w:type="spellStart"/>
+      <w:r>
+        <w:rPr>
+          <w:rFonts w:ascii="Times New Roman" w:hAnsi="Times New Roman" w:cs="Times New Roman"/>
+          <w:color w:val="000000" w:themeColor="text1"/>
+          <w:spacing w:val="3"/>
+          <w:sz w:val="26"/>
+          <w:szCs w:val="26"/>
+          <w:shd w:val="clear" w:color="auto" w:fill="FFFFFF"/>
+        </w:rPr>
+        <w:t>tiếp</w:t>
+      </w:r>
+      <w:proofErr w:type="spellEnd"/>
+      <w:r>
+        <w:rPr>
+          <w:rFonts w:ascii="Times New Roman" w:hAnsi="Times New Roman" w:cs="Times New Roman"/>
+          <w:color w:val="000000" w:themeColor="text1"/>
+          <w:spacing w:val="3"/>
+          <w:sz w:val="26"/>
+          <w:szCs w:val="26"/>
+          <w:shd w:val="clear" w:color="auto" w:fill="FFFFFF"/>
+        </w:rPr>
+        <w:t xml:space="preserve"> </w:t>
+      </w:r>
+      <w:proofErr w:type="spellStart"/>
+      <w:r>
+        <w:rPr>
+          <w:rFonts w:ascii="Times New Roman" w:hAnsi="Times New Roman" w:cs="Times New Roman"/>
+          <w:color w:val="000000" w:themeColor="text1"/>
+          <w:spacing w:val="3"/>
+          <w:sz w:val="26"/>
+          <w:szCs w:val="26"/>
+          <w:shd w:val="clear" w:color="auto" w:fill="FFFFFF"/>
+        </w:rPr>
+        <w:t>tục</w:t>
+      </w:r>
+      <w:proofErr w:type="spellEnd"/>
+      <w:r>
+        <w:rPr>
+          <w:rFonts w:ascii="Times New Roman" w:hAnsi="Times New Roman" w:cs="Times New Roman"/>
+          <w:color w:val="000000" w:themeColor="text1"/>
+          <w:spacing w:val="3"/>
+          <w:sz w:val="26"/>
+          <w:szCs w:val="26"/>
+          <w:shd w:val="clear" w:color="auto" w:fill="FFFFFF"/>
+        </w:rPr>
+        <w:t xml:space="preserve"> </w:t>
+      </w:r>
+      <w:proofErr w:type="spellStart"/>
+      <w:r>
+        <w:rPr>
+          <w:rFonts w:ascii="Times New Roman" w:hAnsi="Times New Roman" w:cs="Times New Roman"/>
+          <w:color w:val="000000" w:themeColor="text1"/>
+          <w:spacing w:val="3"/>
+          <w:sz w:val="26"/>
+          <w:szCs w:val="26"/>
+          <w:shd w:val="clear" w:color="auto" w:fill="FFFFFF"/>
+        </w:rPr>
+        <w:t>theo</w:t>
+      </w:r>
+      <w:proofErr w:type="spellEnd"/>
+      <w:r>
+        <w:rPr>
+          <w:rFonts w:ascii="Times New Roman" w:hAnsi="Times New Roman" w:cs="Times New Roman"/>
+          <w:color w:val="000000" w:themeColor="text1"/>
+          <w:spacing w:val="3"/>
+          <w:sz w:val="26"/>
+          <w:szCs w:val="26"/>
+          <w:shd w:val="clear" w:color="auto" w:fill="FFFFFF"/>
+        </w:rPr>
+        <w:t xml:space="preserve"> </w:t>
+      </w:r>
+      <w:proofErr w:type="spellStart"/>
+      <w:r>
+        <w:rPr>
+          <w:rFonts w:ascii="Times New Roman" w:hAnsi="Times New Roman" w:cs="Times New Roman"/>
+          <w:color w:val="000000" w:themeColor="text1"/>
+          <w:spacing w:val="3"/>
+          <w:sz w:val="26"/>
+          <w:szCs w:val="26"/>
+          <w:shd w:val="clear" w:color="auto" w:fill="FFFFFF"/>
+        </w:rPr>
+        <w:t>dõi</w:t>
+      </w:r>
+      <w:proofErr w:type="spellEnd"/>
+      <w:r>
+        <w:rPr>
+          <w:rFonts w:ascii="Times New Roman" w:hAnsi="Times New Roman" w:cs="Times New Roman"/>
+          <w:color w:val="000000" w:themeColor="text1"/>
+          <w:spacing w:val="3"/>
+          <w:sz w:val="26"/>
+          <w:szCs w:val="26"/>
+          <w:shd w:val="clear" w:color="auto" w:fill="FFFFFF"/>
+        </w:rPr>
+        <w:t xml:space="preserve"> </w:t>
+      </w:r>
+      <w:proofErr w:type="spellStart"/>
+      <w:r>
+        <w:rPr>
+          <w:rFonts w:ascii="Times New Roman" w:hAnsi="Times New Roman" w:cs="Times New Roman"/>
+          <w:color w:val="000000" w:themeColor="text1"/>
+          <w:spacing w:val="3"/>
+          <w:sz w:val="26"/>
+          <w:szCs w:val="26"/>
+          <w:shd w:val="clear" w:color="auto" w:fill="FFFFFF"/>
+        </w:rPr>
+        <w:t>chặt</w:t>
+      </w:r>
+      <w:proofErr w:type="spellEnd"/>
+      <w:r>
+        <w:rPr>
+          <w:rFonts w:ascii="Times New Roman" w:hAnsi="Times New Roman" w:cs="Times New Roman"/>
+          <w:color w:val="000000" w:themeColor="text1"/>
+          <w:spacing w:val="3"/>
+          <w:sz w:val="26"/>
+          <w:szCs w:val="26"/>
+          <w:shd w:val="clear" w:color="auto" w:fill="FFFFFF"/>
+        </w:rPr>
+        <w:t xml:space="preserve"> </w:t>
+      </w:r>
+      <w:proofErr w:type="spellStart"/>
+      <w:r>
+        <w:rPr>
+          <w:rFonts w:ascii="Times New Roman" w:hAnsi="Times New Roman" w:cs="Times New Roman"/>
+          <w:color w:val="000000" w:themeColor="text1"/>
+          <w:spacing w:val="3"/>
+          <w:sz w:val="26"/>
+          <w:szCs w:val="26"/>
+          <w:shd w:val="clear" w:color="auto" w:fill="FFFFFF"/>
+        </w:rPr>
+        <w:t>chẽ</w:t>
+      </w:r>
+      <w:proofErr w:type="spellEnd"/>
+      <w:r>
+        <w:rPr>
+          <w:rFonts w:ascii="Times New Roman" w:hAnsi="Times New Roman" w:cs="Times New Roman"/>
+          <w:color w:val="000000" w:themeColor="text1"/>
+          <w:spacing w:val="3"/>
+          <w:sz w:val="26"/>
+          <w:szCs w:val="26"/>
+          <w:shd w:val="clear" w:color="auto" w:fill="FFFFFF"/>
+        </w:rPr>
+        <w:t xml:space="preserve"> </w:t>
+      </w:r>
+      <w:proofErr w:type="spellStart"/>
+      <w:r>
+        <w:rPr>
+          <w:rFonts w:ascii="Times New Roman" w:hAnsi="Times New Roman" w:cs="Times New Roman"/>
+          <w:color w:val="000000" w:themeColor="text1"/>
+          <w:spacing w:val="3"/>
+          <w:sz w:val="26"/>
+          <w:szCs w:val="26"/>
+          <w:shd w:val="clear" w:color="auto" w:fill="FFFFFF"/>
+        </w:rPr>
+        <w:t>diễn</w:t>
+      </w:r>
+      <w:proofErr w:type="spellEnd"/>
+      <w:r>
+        <w:rPr>
+          <w:rFonts w:ascii="Times New Roman" w:hAnsi="Times New Roman" w:cs="Times New Roman"/>
+          <w:color w:val="000000" w:themeColor="text1"/>
+          <w:spacing w:val="3"/>
+          <w:sz w:val="26"/>
+          <w:szCs w:val="26"/>
+          <w:shd w:val="clear" w:color="auto" w:fill="FFFFFF"/>
+        </w:rPr>
+        <w:t xml:space="preserve"> </w:t>
+      </w:r>
+      <w:proofErr w:type="spellStart"/>
+      <w:r>
+        <w:rPr>
+          <w:rFonts w:ascii="Times New Roman" w:hAnsi="Times New Roman" w:cs="Times New Roman"/>
+          <w:color w:val="000000" w:themeColor="text1"/>
+          <w:spacing w:val="3"/>
+          <w:sz w:val="26"/>
+          <w:szCs w:val="26"/>
+          <w:shd w:val="clear" w:color="auto" w:fill="FFFFFF"/>
+        </w:rPr>
+        <w:t>biến</w:t>
+      </w:r>
+      <w:proofErr w:type="spellEnd"/>
+      <w:r>
+        <w:rPr>
+          <w:rFonts w:ascii="Times New Roman" w:hAnsi="Times New Roman" w:cs="Times New Roman"/>
+          <w:color w:val="000000" w:themeColor="text1"/>
+          <w:spacing w:val="3"/>
+          <w:sz w:val="26"/>
+          <w:szCs w:val="26"/>
+          <w:shd w:val="clear" w:color="auto" w:fill="FFFFFF"/>
+        </w:rPr>
+        <w:t xml:space="preserve"> </w:t>
+      </w:r>
+      <w:proofErr w:type="spellStart"/>
+      <w:r>
+        <w:rPr>
+          <w:rFonts w:ascii="Times New Roman" w:hAnsi="Times New Roman" w:cs="Times New Roman"/>
+          <w:color w:val="000000" w:themeColor="text1"/>
+          <w:spacing w:val="3"/>
+          <w:sz w:val="26"/>
+          <w:szCs w:val="26"/>
+          <w:shd w:val="clear" w:color="auto" w:fill="FFFFFF"/>
+        </w:rPr>
+        <w:t>thời</w:t>
+      </w:r>
+      <w:proofErr w:type="spellEnd"/>
+      <w:r>
+        <w:rPr>
+          <w:rFonts w:ascii="Times New Roman" w:hAnsi="Times New Roman" w:cs="Times New Roman"/>
+          <w:color w:val="000000" w:themeColor="text1"/>
+          <w:spacing w:val="3"/>
+          <w:sz w:val="26"/>
+          <w:szCs w:val="26"/>
+          <w:shd w:val="clear" w:color="auto" w:fill="FFFFFF"/>
+        </w:rPr>
+        <w:t xml:space="preserve"> </w:t>
+      </w:r>
+      <w:proofErr w:type="spellStart"/>
+      <w:r>
+        <w:rPr>
+          <w:rFonts w:ascii="Times New Roman" w:hAnsi="Times New Roman" w:cs="Times New Roman"/>
+          <w:color w:val="000000" w:themeColor="text1"/>
+          <w:spacing w:val="3"/>
+          <w:sz w:val="26"/>
+          <w:szCs w:val="26"/>
+          <w:shd w:val="clear" w:color="auto" w:fill="FFFFFF"/>
+        </w:rPr>
+        <w:t>tiết</w:t>
+      </w:r>
+      <w:proofErr w:type="spellEnd"/>
+      <w:r>
+        <w:rPr>
+          <w:rFonts w:ascii="Times New Roman" w:hAnsi="Times New Roman" w:cs="Times New Roman"/>
+          <w:color w:val="000000" w:themeColor="text1"/>
+          <w:spacing w:val="3"/>
+          <w:sz w:val="26"/>
+          <w:szCs w:val="26"/>
+          <w:shd w:val="clear" w:color="auto" w:fill="FFFFFF"/>
+        </w:rPr>
+        <w:t xml:space="preserve">, </w:t>
+      </w:r>
+      <w:proofErr w:type="spellStart"/>
+      <w:r>
+        <w:rPr>
+          <w:rFonts w:ascii="Times New Roman" w:hAnsi="Times New Roman" w:cs="Times New Roman"/>
+          <w:color w:val="000000" w:themeColor="text1"/>
+          <w:spacing w:val="3"/>
+          <w:sz w:val="26"/>
+          <w:szCs w:val="26"/>
+          <w:shd w:val="clear" w:color="auto" w:fill="FFFFFF"/>
+        </w:rPr>
+        <w:t>sẵn</w:t>
+      </w:r>
+      <w:proofErr w:type="spellEnd"/>
+      <w:r>
+        <w:rPr>
+          <w:rFonts w:ascii="Times New Roman" w:hAnsi="Times New Roman" w:cs="Times New Roman"/>
+          <w:color w:val="000000" w:themeColor="text1"/>
+          <w:spacing w:val="3"/>
+          <w:sz w:val="26"/>
+          <w:szCs w:val="26"/>
+          <w:shd w:val="clear" w:color="auto" w:fill="FFFFFF"/>
+        </w:rPr>
+        <w:t xml:space="preserve"> </w:t>
+      </w:r>
+      <w:proofErr w:type="spellStart"/>
+      <w:r>
+        <w:rPr>
+          <w:rFonts w:ascii="Times New Roman" w:hAnsi="Times New Roman" w:cs="Times New Roman"/>
+          <w:color w:val="000000" w:themeColor="text1"/>
+          <w:spacing w:val="3"/>
+          <w:sz w:val="26"/>
+          <w:szCs w:val="26"/>
+          <w:shd w:val="clear" w:color="auto" w:fill="FFFFFF"/>
+        </w:rPr>
+        <w:t>sàng</w:t>
+      </w:r>
+      <w:proofErr w:type="spellEnd"/>
+      <w:r>
+        <w:rPr>
+          <w:rFonts w:ascii="Times New Roman" w:hAnsi="Times New Roman" w:cs="Times New Roman"/>
+          <w:color w:val="000000" w:themeColor="text1"/>
+          <w:spacing w:val="3"/>
+          <w:sz w:val="26"/>
+          <w:szCs w:val="26"/>
+          <w:shd w:val="clear" w:color="auto" w:fill="FFFFFF"/>
+        </w:rPr>
+        <w:t xml:space="preserve"> </w:t>
+      </w:r>
+      <w:proofErr w:type="spellStart"/>
+      <w:r>
+        <w:rPr>
+          <w:rFonts w:ascii="Times New Roman" w:hAnsi="Times New Roman" w:cs="Times New Roman"/>
+          <w:color w:val="000000" w:themeColor="text1"/>
+          <w:spacing w:val="3"/>
+          <w:sz w:val="26"/>
+          <w:szCs w:val="26"/>
+          <w:shd w:val="clear" w:color="auto" w:fill="FFFFFF"/>
+        </w:rPr>
+        <w:t>lực</w:t>
+      </w:r>
+      <w:proofErr w:type="spellEnd"/>
+      <w:r>
+        <w:rPr>
+          <w:rFonts w:ascii="Times New Roman" w:hAnsi="Times New Roman" w:cs="Times New Roman"/>
+          <w:color w:val="000000" w:themeColor="text1"/>
+          <w:spacing w:val="3"/>
+          <w:sz w:val="26"/>
+          <w:szCs w:val="26"/>
+          <w:shd w:val="clear" w:color="auto" w:fill="FFFFFF"/>
+        </w:rPr>
+        <w:t xml:space="preserve"> </w:t>
+      </w:r>
+      <w:proofErr w:type="spellStart"/>
+      <w:r>
+        <w:rPr>
+          <w:rFonts w:ascii="Times New Roman" w:hAnsi="Times New Roman" w:cs="Times New Roman"/>
+          <w:color w:val="000000" w:themeColor="text1"/>
+          <w:spacing w:val="3"/>
+          <w:sz w:val="26"/>
+          <w:szCs w:val="26"/>
+          <w:shd w:val="clear" w:color="auto" w:fill="FFFFFF"/>
+        </w:rPr>
+        <w:t>lượng</w:t>
+      </w:r>
+      <w:proofErr w:type="spellEnd"/>
+      <w:r>
+        <w:rPr>
+          <w:rFonts w:ascii="Times New Roman" w:hAnsi="Times New Roman" w:cs="Times New Roman"/>
+          <w:color w:val="000000" w:themeColor="text1"/>
+          <w:spacing w:val="3"/>
+          <w:sz w:val="26"/>
+          <w:szCs w:val="26"/>
+          <w:shd w:val="clear" w:color="auto" w:fill="FFFFFF"/>
+        </w:rPr>
+        <w:t xml:space="preserve"> </w:t>
+      </w:r>
+      <w:proofErr w:type="spellStart"/>
+      <w:r>
+        <w:rPr>
+          <w:rFonts w:ascii="Times New Roman" w:hAnsi="Times New Roman" w:cs="Times New Roman"/>
+          <w:color w:val="000000" w:themeColor="text1"/>
+          <w:spacing w:val="3"/>
+          <w:sz w:val="26"/>
+          <w:szCs w:val="26"/>
+          <w:shd w:val="clear" w:color="auto" w:fill="FFFFFF"/>
+        </w:rPr>
+        <w:t>và</w:t>
+      </w:r>
+      <w:proofErr w:type="spellEnd"/>
+      <w:r>
+        <w:rPr>
+          <w:rFonts w:ascii="Times New Roman" w:hAnsi="Times New Roman" w:cs="Times New Roman"/>
+          <w:color w:val="000000" w:themeColor="text1"/>
+          <w:spacing w:val="3"/>
+          <w:sz w:val="26"/>
+          <w:szCs w:val="26"/>
+          <w:shd w:val="clear" w:color="auto" w:fill="FFFFFF"/>
+        </w:rPr>
+        <w:t xml:space="preserve"> </w:t>
+      </w:r>
+      <w:proofErr w:type="spellStart"/>
+      <w:r>
+        <w:rPr>
+          <w:rFonts w:ascii="Times New Roman" w:hAnsi="Times New Roman" w:cs="Times New Roman"/>
+          <w:color w:val="000000" w:themeColor="text1"/>
+          <w:spacing w:val="3"/>
+          <w:sz w:val="26"/>
+          <w:szCs w:val="26"/>
+          <w:shd w:val="clear" w:color="auto" w:fill="FFFFFF"/>
+        </w:rPr>
+        <w:t>sẽ</w:t>
+      </w:r>
+      <w:proofErr w:type="spellEnd"/>
+      <w:r>
+        <w:rPr>
+          <w:rFonts w:ascii="Times New Roman" w:hAnsi="Times New Roman" w:cs="Times New Roman"/>
+          <w:color w:val="000000" w:themeColor="text1"/>
+          <w:spacing w:val="3"/>
+          <w:sz w:val="26"/>
+          <w:szCs w:val="26"/>
+          <w:shd w:val="clear" w:color="auto" w:fill="FFFFFF"/>
+        </w:rPr>
+        <w:t xml:space="preserve"> </w:t>
+      </w:r>
+      <w:proofErr w:type="spellStart"/>
+      <w:r>
+        <w:rPr>
+          <w:rFonts w:ascii="Times New Roman" w:hAnsi="Times New Roman" w:cs="Times New Roman"/>
+          <w:color w:val="000000" w:themeColor="text1"/>
+          <w:spacing w:val="3"/>
+          <w:sz w:val="26"/>
+          <w:szCs w:val="26"/>
+          <w:shd w:val="clear" w:color="auto" w:fill="FFFFFF"/>
+        </w:rPr>
+        <w:t>cập</w:t>
+      </w:r>
+      <w:proofErr w:type="spellEnd"/>
+      <w:r>
+        <w:rPr>
+          <w:rFonts w:ascii="Times New Roman" w:hAnsi="Times New Roman" w:cs="Times New Roman"/>
+          <w:color w:val="000000" w:themeColor="text1"/>
+          <w:spacing w:val="3"/>
+          <w:sz w:val="26"/>
+          <w:szCs w:val="26"/>
+          <w:shd w:val="clear" w:color="auto" w:fill="FFFFFF"/>
+        </w:rPr>
+        <w:t xml:space="preserve"> </w:t>
+      </w:r>
+      <w:proofErr w:type="spellStart"/>
+      <w:r>
+        <w:rPr>
+          <w:rFonts w:ascii="Times New Roman" w:hAnsi="Times New Roman" w:cs="Times New Roman"/>
+          <w:color w:val="000000" w:themeColor="text1"/>
+          <w:spacing w:val="3"/>
+          <w:sz w:val="26"/>
+          <w:szCs w:val="26"/>
+          <w:shd w:val="clear" w:color="auto" w:fill="FFFFFF"/>
+        </w:rPr>
+        <w:t>nhật</w:t>
+      </w:r>
+      <w:proofErr w:type="spellEnd"/>
+      <w:r>
+        <w:rPr>
+          <w:rFonts w:ascii="Times New Roman" w:hAnsi="Times New Roman" w:cs="Times New Roman"/>
+          <w:color w:val="000000" w:themeColor="text1"/>
+          <w:spacing w:val="3"/>
+          <w:sz w:val="26"/>
+          <w:szCs w:val="26"/>
+          <w:shd w:val="clear" w:color="auto" w:fill="FFFFFF"/>
+        </w:rPr>
+        <w:t xml:space="preserve"> </w:t>
+      </w:r>
+      <w:proofErr w:type="spellStart"/>
+      <w:r>
+        <w:rPr>
+          <w:rFonts w:ascii="Times New Roman" w:hAnsi="Times New Roman" w:cs="Times New Roman"/>
+          <w:color w:val="000000" w:themeColor="text1"/>
+          <w:spacing w:val="3"/>
+          <w:sz w:val="26"/>
+          <w:szCs w:val="26"/>
+          <w:shd w:val="clear" w:color="auto" w:fill="FFFFFF"/>
+        </w:rPr>
+        <w:t>báo</w:t>
+      </w:r>
+      <w:proofErr w:type="spellEnd"/>
+      <w:r>
+        <w:rPr>
+          <w:rFonts w:ascii="Times New Roman" w:hAnsi="Times New Roman" w:cs="Times New Roman"/>
+          <w:color w:val="000000" w:themeColor="text1"/>
+          <w:spacing w:val="3"/>
+          <w:sz w:val="26"/>
+          <w:szCs w:val="26"/>
+          <w:shd w:val="clear" w:color="auto" w:fill="FFFFFF"/>
+        </w:rPr>
+        <w:t xml:space="preserve"> </w:t>
+      </w:r>
+      <w:proofErr w:type="spellStart"/>
+      <w:r>
+        <w:rPr>
+          <w:rFonts w:ascii="Times New Roman" w:hAnsi="Times New Roman" w:cs="Times New Roman"/>
+          <w:color w:val="000000" w:themeColor="text1"/>
+          <w:spacing w:val="3"/>
+          <w:sz w:val="26"/>
+          <w:szCs w:val="26"/>
+          <w:shd w:val="clear" w:color="auto" w:fill="FFFFFF"/>
+        </w:rPr>
+        <w:t>cáo</w:t>
+      </w:r>
+      <w:proofErr w:type="spellEnd"/>
+      <w:r>
+        <w:rPr>
+          <w:rFonts w:ascii="Times New Roman" w:hAnsi="Times New Roman" w:cs="Times New Roman"/>
+          <w:color w:val="000000" w:themeColor="text1"/>
+          <w:spacing w:val="3"/>
+          <w:sz w:val="26"/>
+          <w:szCs w:val="26"/>
+          <w:shd w:val="clear" w:color="auto" w:fill="FFFFFF"/>
+        </w:rPr>
+        <w:t xml:space="preserve"> </w:t>
+      </w:r>
+      <w:proofErr w:type="spellStart"/>
+      <w:r>
+        <w:rPr>
+          <w:rFonts w:ascii="Times New Roman" w:hAnsi="Times New Roman" w:cs="Times New Roman"/>
+          <w:color w:val="000000" w:themeColor="text1"/>
+          <w:spacing w:val="3"/>
+          <w:sz w:val="26"/>
+          <w:szCs w:val="26"/>
+          <w:shd w:val="clear" w:color="auto" w:fill="FFFFFF"/>
+        </w:rPr>
+        <w:t>khi</w:t>
+      </w:r>
+      <w:proofErr w:type="spellEnd"/>
+      <w:r>
+        <w:rPr>
+          <w:rFonts w:ascii="Times New Roman" w:hAnsi="Times New Roman" w:cs="Times New Roman"/>
+          <w:color w:val="000000" w:themeColor="text1"/>
+          <w:spacing w:val="3"/>
+          <w:sz w:val="26"/>
+          <w:szCs w:val="26"/>
+          <w:shd w:val="clear" w:color="auto" w:fill="FFFFFF"/>
+        </w:rPr>
+        <w:t xml:space="preserve"> </w:t>
+      </w:r>
+      <w:proofErr w:type="spellStart"/>
+      <w:r>
+        <w:rPr>
+          <w:rFonts w:ascii="Times New Roman" w:hAnsi="Times New Roman" w:cs="Times New Roman"/>
+          <w:color w:val="000000" w:themeColor="text1"/>
+          <w:spacing w:val="3"/>
+          <w:sz w:val="26"/>
+          <w:szCs w:val="26"/>
+          <w:shd w:val="clear" w:color="auto" w:fill="FFFFFF"/>
+        </w:rPr>
+        <w:t>có</w:t>
+      </w:r>
+      <w:proofErr w:type="spellEnd"/>
+      <w:r>
+        <w:rPr>
+          <w:rFonts w:ascii="Times New Roman" w:hAnsi="Times New Roman" w:cs="Times New Roman"/>
+          <w:color w:val="000000" w:themeColor="text1"/>
+          <w:spacing w:val="3"/>
+          <w:sz w:val="26"/>
+          <w:szCs w:val="26"/>
+          <w:shd w:val="clear" w:color="auto" w:fill="FFFFFF"/>
+        </w:rPr>
+        <w:t xml:space="preserve"> </w:t>
+      </w:r>
+      <w:proofErr w:type="spellStart"/>
+      <w:r>
+        <w:rPr>
+          <w:rFonts w:ascii="Times New Roman" w:hAnsi="Times New Roman" w:cs="Times New Roman"/>
+          <w:color w:val="000000" w:themeColor="text1"/>
+          <w:spacing w:val="3"/>
+          <w:sz w:val="26"/>
+          <w:szCs w:val="26"/>
+          <w:shd w:val="clear" w:color="auto" w:fill="FFFFFF"/>
+        </w:rPr>
+        <w:t>diễn</w:t>
+      </w:r>
+      <w:proofErr w:type="spellEnd"/>
+      <w:r>
+        <w:rPr>
+          <w:rFonts w:ascii="Times New Roman" w:hAnsi="Times New Roman" w:cs="Times New Roman"/>
+          <w:color w:val="000000" w:themeColor="text1"/>
+          <w:spacing w:val="3"/>
+          <w:sz w:val="26"/>
+          <w:szCs w:val="26"/>
+          <w:shd w:val="clear" w:color="auto" w:fill="FFFFFF"/>
+        </w:rPr>
+        <w:t xml:space="preserve"> </w:t>
+      </w:r>
+      <w:proofErr w:type="spellStart"/>
+      <w:r>
+        <w:rPr>
+          <w:rFonts w:ascii="Times New Roman" w:hAnsi="Times New Roman" w:cs="Times New Roman"/>
+          <w:color w:val="000000" w:themeColor="text1"/>
+          <w:spacing w:val="3"/>
+          <w:sz w:val="26"/>
+          <w:szCs w:val="26"/>
+          <w:shd w:val="clear" w:color="auto" w:fill="FFFFFF"/>
+        </w:rPr>
+        <w:t>biến</w:t>
+      </w:r>
+      <w:proofErr w:type="spellEnd"/>
+      <w:r>
+        <w:rPr>
+          <w:rFonts w:ascii="Times New Roman" w:hAnsi="Times New Roman" w:cs="Times New Roman"/>
+          <w:color w:val="000000" w:themeColor="text1"/>
+          <w:spacing w:val="3"/>
+          <w:sz w:val="26"/>
+          <w:szCs w:val="26"/>
+          <w:shd w:val="clear" w:color="auto" w:fill="FFFFFF"/>
+        </w:rPr>
+        <w:t xml:space="preserve"> </w:t>
+      </w:r>
+      <w:proofErr w:type="spellStart"/>
+      <w:r>
+        <w:rPr>
+          <w:rFonts w:ascii="Times New Roman" w:hAnsi="Times New Roman" w:cs="Times New Roman"/>
+          <w:color w:val="000000" w:themeColor="text1"/>
+          <w:spacing w:val="3"/>
+          <w:sz w:val="26"/>
+          <w:szCs w:val="26"/>
+          <w:shd w:val="clear" w:color="auto" w:fill="FFFFFF"/>
+        </w:rPr>
+        <w:t>mới</w:t>
+      </w:r>
+      <w:proofErr w:type="spellEnd"/>
+      <w:r>
+        <w:rPr>
+          <w:rFonts w:ascii="Times New Roman" w:hAnsi="Times New Roman" w:cs="Times New Roman"/>
+          <w:color w:val="000000" w:themeColor="text1"/>
+          <w:spacing w:val="3"/>
+          <w:sz w:val="26"/>
+          <w:szCs w:val="26"/>
+          <w:shd w:val="clear" w:color="auto" w:fill="FFFFFF"/>
+        </w:rPr>
+        <w:t>.</w:t>
       </w:r>
     </w:p>
     <w:p>
@@ -2096,7 +8158,160 @@
           <w:sz w:val="26"/>
           <w:szCs w:val="26"/>
         </w:rPr>
-        <w:t>Công ty kính báo cáo./.</w:t>
+        <w:t xml:space="preserve">Công </w:t>
+      </w:r>
+      <w:r>
+        <w:rPr>
+          <w:rFonts w:ascii="Times New Roman" w:hAnsi="Times New Roman" w:cs="Times New Roman"/>
+          <w:i/>
+          <w:color w:val="000000" w:themeColor="text1"/>
+          <w:sz w:val="26"/>
+          <w:szCs w:val="26"/>
+        </w:rPr>
+        <w:t xml:space="preserve">ty </w:t>
+      </w:r>
+      <w:r>
+        <w:rPr>
+          <w:rFonts w:ascii="Times New Roman" w:hAnsi="Times New Roman" w:cs="Times New Roman"/>
+          <w:i/>
+          <w:color w:val="000000"/>
+          <w:sz w:val="26"/>
+          <w:szCs w:val="26"/>
+        </w:rPr>
+        <w:t xml:space="preserve">TNHH MTV </w:t>
+      </w:r>
+      <w:proofErr w:type="spellStart"/>
+      <w:r>
+        <w:rPr>
+          <w:rFonts w:ascii="Times New Roman" w:hAnsi="Times New Roman" w:cs="Times New Roman"/>
+          <w:i/>
+          <w:color w:val="000000"/>
+          <w:sz w:val="26"/>
+          <w:szCs w:val="26"/>
+        </w:rPr>
+        <w:t>Thoát</w:t>
+      </w:r>
+      <w:proofErr w:type="spellEnd"/>
+      <w:r>
+        <w:rPr>
+          <w:rFonts w:ascii="Times New Roman" w:hAnsi="Times New Roman" w:cs="Times New Roman"/>
+          <w:i/>
+          <w:color w:val="000000"/>
+          <w:sz w:val="26"/>
+          <w:szCs w:val="26"/>
+        </w:rPr>
+        <w:t xml:space="preserve"> </w:t>
+      </w:r>
+      <w:proofErr w:type="spellStart"/>
+      <w:r>
+        <w:rPr>
+          <w:rFonts w:ascii="Times New Roman" w:hAnsi="Times New Roman" w:cs="Times New Roman"/>
+          <w:i/>
+          <w:color w:val="000000"/>
+          <w:sz w:val="26"/>
+          <w:szCs w:val="26"/>
+        </w:rPr>
+        <w:t>nước</w:t>
+      </w:r>
+      <w:proofErr w:type="spellEnd"/>
+      <w:r>
+        <w:rPr>
+          <w:rFonts w:ascii="Times New Roman" w:hAnsi="Times New Roman" w:cs="Times New Roman"/>
+          <w:i/>
+          <w:color w:val="000000"/>
+          <w:sz w:val="26"/>
+          <w:szCs w:val="26"/>
+        </w:rPr>
+        <w:t xml:space="preserve"> Hà </w:t>
+      </w:r>
+      <w:proofErr w:type="spellStart"/>
+      <w:r>
+        <w:rPr>
+          <w:rFonts w:ascii="Times New Roman" w:hAnsi="Times New Roman" w:cs="Times New Roman"/>
+          <w:i/>
+          <w:color w:val="000000"/>
+          <w:sz w:val="26"/>
+          <w:szCs w:val="26"/>
+        </w:rPr>
+        <w:t>Nội</w:t>
+      </w:r>
+      <w:proofErr w:type="spellEnd"/>
+      <w:r>
+        <w:rPr>
+          <w:rFonts w:ascii="Times New Roman" w:hAnsi="Times New Roman" w:cs="Times New Roman"/>
+          <w:i/>
+          <w:color w:val="000000"/>
+          <w:sz w:val="26"/>
+          <w:szCs w:val="26"/>
+          <w:lang w:val="vi-VN"/>
+        </w:rPr>
+        <w:t xml:space="preserve"> </w:t>
+      </w:r>
+      <w:proofErr w:type="spellStart"/>
+      <w:r>
+        <w:rPr>
+          <w:rFonts w:ascii="Times New Roman" w:hAnsi="Times New Roman" w:cs="Times New Roman"/>
+          <w:i/>
+          <w:color w:val="000000" w:themeColor="text1"/>
+          <w:sz w:val="26"/>
+          <w:szCs w:val="26"/>
+        </w:rPr>
+        <w:t>kính</w:t>
+      </w:r>
+      <w:proofErr w:type="spellEnd"/>
+      <w:r>
+        <w:rPr>
+          <w:rFonts w:ascii="Times New Roman" w:hAnsi="Times New Roman" w:cs="Times New Roman"/>
+          <w:i/>
+          <w:color w:val="000000" w:themeColor="text1"/>
+          <w:sz w:val="26"/>
+          <w:szCs w:val="26"/>
+        </w:rPr>
+        <w:t xml:space="preserve"> </w:t>
+      </w:r>
+      <w:proofErr w:type="spellStart"/>
+      <w:r>
+        <w:rPr>
+          <w:rFonts w:ascii="Times New Roman" w:hAnsi="Times New Roman" w:cs="Times New Roman"/>
+          <w:i/>
+          <w:color w:val="000000" w:themeColor="text1"/>
+          <w:sz w:val="26"/>
+          <w:szCs w:val="26"/>
+        </w:rPr>
+        <w:t>báo</w:t>
+      </w:r>
+      <w:proofErr w:type="spellEnd"/>
+      <w:r>
+        <w:rPr>
+          <w:rFonts w:ascii="Times New Roman" w:hAnsi="Times New Roman" w:cs="Times New Roman"/>
+          <w:i/>
+          <w:color w:val="000000" w:themeColor="text1"/>
+          <w:sz w:val="26"/>
+          <w:szCs w:val="26"/>
+        </w:rPr>
+        <w:t xml:space="preserve"> </w:t>
+      </w:r>
+      <w:proofErr w:type="spellStart"/>
+      <w:r>
+        <w:rPr>
+          <w:rFonts w:ascii="Times New Roman" w:hAnsi="Times New Roman" w:cs="Times New Roman"/>
+          <w:i/>
+          <w:color w:val="000000" w:themeColor="text1"/>
+          <w:sz w:val="26"/>
+          <w:szCs w:val="26"/>
+        </w:rPr>
+        <w:t>cáo</w:t>
+      </w:r>
+      <w:proofErr w:type="spellEnd"/>
+      <w:r>
+        <w:rPr>
+          <w:rFonts w:ascii="Times New Roman" w:hAnsi="Times New Roman" w:cs="Times New Roman"/>
+          <w:i/>
+          <w:color w:val="000000" w:themeColor="text1"/>
+          <w:sz w:val="26"/>
+          <w:szCs w:val="26"/>
+        </w:rPr>
+        <w:t>./.</w:t>
       </w:r>
     </w:p>
     <w:tbl>
@@ -2142,12 +8357,37 @@
                 <w:b/>
               </w:rPr>
             </w:pPr>
+            <w:proofErr w:type="spellStart"/>
             <w:r>
               <w:rPr>
                 <w:rFonts w:ascii="Times New Roman" w:hAnsi="Times New Roman" w:cs="Times New Roman"/>
                 <w:b/>
               </w:rPr>
-              <w:t>Nơi nhận:</w:t>
+              <w:t>Nơi</w:t>
+            </w:r>
+            <w:proofErr w:type="spellEnd"/>
+            <w:r>
+              <w:rPr>
+                <w:rFonts w:ascii="Times New Roman" w:hAnsi="Times New Roman" w:cs="Times New Roman"/>
+                <w:b/>
+              </w:rPr>
+              <w:t xml:space="preserve"> </w:t>
+            </w:r>
+            <w:proofErr w:type="spellStart"/>
+            <w:r>
+              <w:rPr>
+                <w:rFonts w:ascii="Times New Roman" w:hAnsi="Times New Roman" w:cs="Times New Roman"/>
+                <w:b/>
+              </w:rPr>
+              <w:t>nhận</w:t>
+            </w:r>
+            <w:proofErr w:type="spellEnd"/>
+            <w:r>
+              <w:rPr>
+                <w:rFonts w:ascii="Times New Roman" w:hAnsi="Times New Roman" w:cs="Times New Roman"/>
+                <w:b/>
+              </w:rPr>
+              <w:t>:</w:t>
             </w:r>
           </w:p>
           <w:p>
@@ -2245,7 +8485,21 @@
               <w:rPr>
                 <w:rFonts w:ascii="Times New Roman" w:hAnsi="Times New Roman" w:cs="Times New Roman"/>
               </w:rPr>
-              <w:t>- VP Thành uỷ, UBND TP;</w:t>
+              <w:t xml:space="preserve">- VP Thành </w:t>
+            </w:r>
+            <w:proofErr w:type="spellStart"/>
+            <w:r>
+              <w:rPr>
+                <w:rFonts w:ascii="Times New Roman" w:hAnsi="Times New Roman" w:cs="Times New Roman"/>
+              </w:rPr>
+              <w:t>uỷ</w:t>
+            </w:r>
+            <w:proofErr w:type="spellEnd"/>
+            <w:r>
+              <w:rPr>
+                <w:rFonts w:ascii="Times New Roman" w:hAnsi="Times New Roman" w:cs="Times New Roman"/>
+              </w:rPr>
+              <w:t>, UBND TP;</w:t>
             </w:r>
           </w:p>
           <w:p>
@@ -2253,6 +8507,7 @@
               <w:spacing w:after="0" w:line="264" w:lineRule="auto"/>
               <w:rPr>
                 <w:rFonts w:ascii="Times New Roman" w:hAnsi="Times New Roman" w:cs="Times New Roman"/>
+                <w:lang w:val="vi-VN"/>
               </w:rPr>
             </w:pPr>
             <w:r>
@@ -2333,7 +8588,35 @@
                                     <w:rPr>
                                       <w:rFonts w:ascii="Times New Roman" w:hAnsi="Times New Roman" w:cs="Times New Roman"/>
                                     </w:rPr>
-                                    <w:t>(Để b/cáo)</w:t>
+                                    <w:t>(</w:t>
+                                  </w:r>
+                                  <w:proofErr w:type="spellStart"/>
+                                  <w:r>
+                                    <w:rPr>
+                                      <w:rFonts w:ascii="Times New Roman" w:hAnsi="Times New Roman" w:cs="Times New Roman"/>
+                                    </w:rPr>
+                                    <w:t>Để</w:t>
+                                  </w:r>
+                                  <w:proofErr w:type="spellEnd"/>
+                                  <w:r>
+                                    <w:rPr>
+                                      <w:rFonts w:ascii="Times New Roman" w:hAnsi="Times New Roman" w:cs="Times New Roman"/>
+                                    </w:rPr>
+                                    <w:t xml:space="preserve"> b/</w:t>
+                                  </w:r>
+                                  <w:proofErr w:type="spellStart"/>
+                                  <w:r>
+                                    <w:rPr>
+                                      <w:rFonts w:ascii="Times New Roman" w:hAnsi="Times New Roman" w:cs="Times New Roman"/>
+                                    </w:rPr>
+                                    <w:t>cáo</w:t>
+                                  </w:r>
+                                  <w:proofErr w:type="spellEnd"/>
+                                  <w:r>
+                                    <w:rPr>
+                                      <w:rFonts w:ascii="Times New Roman" w:hAnsi="Times New Roman" w:cs="Times New Roman"/>
+                                    </w:rPr>
+                                    <w:t>)</w:t>
                                   </w:r>
                                 </w:p>
                               </w:txbxContent>
@@ -2390,25 +8673,33 @@
               <w:spacing w:after="0" w:line="264" w:lineRule="auto"/>
               <w:rPr>
                 <w:rFonts w:ascii="Times New Roman" w:hAnsi="Times New Roman" w:cs="Times New Roman"/>
+                <w:lang w:val="vi-VN"/>
               </w:rPr>
             </w:pPr>
             <w:r>
               <w:rPr>
                 <w:rFonts w:ascii="Times New Roman" w:hAnsi="Times New Roman" w:cs="Times New Roman"/>
               </w:rPr>
-              <w:t xml:space="preserve">- Ban chỉ huy </w:t>
+              <w:t xml:space="preserve">- Đ/c </w:t>
             </w:r>
             <w:r>
               <w:rPr>
                 <w:rFonts w:ascii="Times New Roman" w:hAnsi="Times New Roman" w:cs="Times New Roman"/>
               </w:rPr>
-              <w:t>PTDS</w:t>
+              <w:t>Trương</w:t>
             </w:r>
             <w:r>
               <w:rPr>
                 <w:rFonts w:ascii="Times New Roman" w:hAnsi="Times New Roman" w:cs="Times New Roman"/>
-              </w:rPr>
-              <w:t xml:space="preserve"> Thành phố;</w:t>
+                <w:lang w:val="vi-VN"/>
+              </w:rPr>
+              <w:t xml:space="preserve"> Việt Dũng </w:t>
+            </w:r>
+            <w:r>
+              <w:rPr>
+                <w:rFonts w:ascii="Times New Roman" w:hAnsi="Times New Roman" w:cs="Times New Roman"/>
+              </w:rPr>
+              <w:t>PCT UBND TP;</w:t>
             </w:r>
           </w:p>
           <w:p>
@@ -2422,7 +8713,61 @@
               <w:rPr>
                 <w:rFonts w:ascii="Times New Roman" w:hAnsi="Times New Roman" w:cs="Times New Roman"/>
               </w:rPr>
-              <w:t>- Sở Xây dựng;</w:t>
+              <w:t xml:space="preserve">- Ban </w:t>
+            </w:r>
+            <w:proofErr w:type="spellStart"/>
+            <w:r>
+              <w:rPr>
+                <w:rFonts w:ascii="Times New Roman" w:hAnsi="Times New Roman" w:cs="Times New Roman"/>
+              </w:rPr>
+              <w:t>chỉ</w:t>
+            </w:r>
+            <w:proofErr w:type="spellEnd"/>
+            <w:r>
+              <w:rPr>
+                <w:rFonts w:ascii="Times New Roman" w:hAnsi="Times New Roman" w:cs="Times New Roman"/>
+              </w:rPr>
+              <w:t xml:space="preserve"> </w:t>
+            </w:r>
+            <w:proofErr w:type="spellStart"/>
+            <w:r>
+              <w:rPr>
+                <w:rFonts w:ascii="Times New Roman" w:hAnsi="Times New Roman" w:cs="Times New Roman"/>
+              </w:rPr>
+              <w:t>huy</w:t>
+            </w:r>
+            <w:proofErr w:type="spellEnd"/>
+            <w:r>
+              <w:rPr>
+                <w:rFonts w:ascii="Times New Roman" w:hAnsi="Times New Roman" w:cs="Times New Roman"/>
+              </w:rPr>
+              <w:t xml:space="preserve"> </w:t>
+            </w:r>
+            <w:r>
+              <w:rPr>
+                <w:rFonts w:ascii="Times New Roman" w:hAnsi="Times New Roman" w:cs="Times New Roman"/>
+              </w:rPr>
+              <w:t>PTDS</w:t>
+            </w:r>
+            <w:r>
+              <w:rPr>
+                <w:rFonts w:ascii="Times New Roman" w:hAnsi="Times New Roman" w:cs="Times New Roman"/>
+              </w:rPr>
+              <w:t xml:space="preserve"> Thành </w:t>
+            </w:r>
+            <w:proofErr w:type="spellStart"/>
+            <w:r>
+              <w:rPr>
+                <w:rFonts w:ascii="Times New Roman" w:hAnsi="Times New Roman" w:cs="Times New Roman"/>
+              </w:rPr>
+              <w:t>phố</w:t>
+            </w:r>
+            <w:proofErr w:type="spellEnd"/>
+            <w:r>
+              <w:rPr>
+                <w:rFonts w:ascii="Times New Roman" w:hAnsi="Times New Roman" w:cs="Times New Roman"/>
+              </w:rPr>
+              <w:t>;</w:t>
             </w:r>
           </w:p>
           <w:p>
@@ -2436,7 +8781,49 @@
               <w:rPr>
                 <w:rFonts w:ascii="Times New Roman" w:hAnsi="Times New Roman" w:cs="Times New Roman"/>
               </w:rPr>
-              <w:t>- Trung tâm QLHTKT Thành phố; (để phối hợp)</w:t>
+              <w:t xml:space="preserve">- </w:t>
+            </w:r>
+            <w:proofErr w:type="spellStart"/>
+            <w:r>
+              <w:rPr>
+                <w:rFonts w:ascii="Times New Roman" w:hAnsi="Times New Roman" w:cs="Times New Roman"/>
+              </w:rPr>
+              <w:t>Sở</w:t>
+            </w:r>
+            <w:proofErr w:type="spellEnd"/>
+            <w:r>
+              <w:rPr>
+                <w:rFonts w:ascii="Times New Roman" w:hAnsi="Times New Roman" w:cs="Times New Roman"/>
+              </w:rPr>
+              <w:t xml:space="preserve"> </w:t>
+            </w:r>
+            <w:proofErr w:type="spellStart"/>
+            <w:r>
+              <w:rPr>
+                <w:rFonts w:ascii="Times New Roman" w:hAnsi="Times New Roman" w:cs="Times New Roman"/>
+              </w:rPr>
+              <w:t>Xây</w:t>
+            </w:r>
+            <w:proofErr w:type="spellEnd"/>
+            <w:r>
+              <w:rPr>
+                <w:rFonts w:ascii="Times New Roman" w:hAnsi="Times New Roman" w:cs="Times New Roman"/>
+              </w:rPr>
+              <w:t xml:space="preserve"> </w:t>
+            </w:r>
+            <w:proofErr w:type="spellStart"/>
+            <w:r>
+              <w:rPr>
+                <w:rFonts w:ascii="Times New Roman" w:hAnsi="Times New Roman" w:cs="Times New Roman"/>
+              </w:rPr>
+              <w:t>dựng</w:t>
+            </w:r>
+            <w:proofErr w:type="spellEnd"/>
+            <w:r>
+              <w:rPr>
+                <w:rFonts w:ascii="Times New Roman" w:hAnsi="Times New Roman" w:cs="Times New Roman"/>
+              </w:rPr>
+              <w:t>;</w:t>
             </w:r>
           </w:p>
           <w:p>
@@ -2450,7 +8837,119 @@
               <w:rPr>
                 <w:rFonts w:ascii="Times New Roman" w:hAnsi="Times New Roman" w:cs="Times New Roman"/>
               </w:rPr>
-              <w:t>- Ban Lãnh đạo Công ty;</w:t>
+              <w:t xml:space="preserve">- Trung </w:t>
+            </w:r>
+            <w:proofErr w:type="spellStart"/>
+            <w:r>
+              <w:rPr>
+                <w:rFonts w:ascii="Times New Roman" w:hAnsi="Times New Roman" w:cs="Times New Roman"/>
+              </w:rPr>
+              <w:t>tâm</w:t>
+            </w:r>
+            <w:proofErr w:type="spellEnd"/>
+            <w:r>
+              <w:rPr>
+                <w:rFonts w:ascii="Times New Roman" w:hAnsi="Times New Roman" w:cs="Times New Roman"/>
+              </w:rPr>
+              <w:t xml:space="preserve"> QLHTKT Thành </w:t>
+            </w:r>
+            <w:proofErr w:type="spellStart"/>
+            <w:r>
+              <w:rPr>
+                <w:rFonts w:ascii="Times New Roman" w:hAnsi="Times New Roman" w:cs="Times New Roman"/>
+              </w:rPr>
+              <w:t>phố</w:t>
+            </w:r>
+            <w:proofErr w:type="spellEnd"/>
+            <w:r>
+              <w:rPr>
+                <w:rFonts w:ascii="Times New Roman" w:hAnsi="Times New Roman" w:cs="Times New Roman"/>
+              </w:rPr>
+              <w:t>; (</w:t>
+            </w:r>
+            <w:proofErr w:type="spellStart"/>
+            <w:r>
+              <w:rPr>
+                <w:rFonts w:ascii="Times New Roman" w:hAnsi="Times New Roman" w:cs="Times New Roman"/>
+              </w:rPr>
+              <w:t>để</w:t>
+            </w:r>
+            <w:proofErr w:type="spellEnd"/>
+            <w:r>
+              <w:rPr>
+                <w:rFonts w:ascii="Times New Roman" w:hAnsi="Times New Roman" w:cs="Times New Roman"/>
+              </w:rPr>
+              <w:t xml:space="preserve"> </w:t>
+            </w:r>
+            <w:proofErr w:type="spellStart"/>
+            <w:r>
+              <w:rPr>
+                <w:rFonts w:ascii="Times New Roman" w:hAnsi="Times New Roman" w:cs="Times New Roman"/>
+              </w:rPr>
+              <w:t>phối</w:t>
+            </w:r>
+            <w:proofErr w:type="spellEnd"/>
+            <w:r>
+              <w:rPr>
+                <w:rFonts w:ascii="Times New Roman" w:hAnsi="Times New Roman" w:cs="Times New Roman"/>
+              </w:rPr>
+              <w:t xml:space="preserve"> </w:t>
+            </w:r>
+            <w:proofErr w:type="spellStart"/>
+            <w:r>
+              <w:rPr>
+                <w:rFonts w:ascii="Times New Roman" w:hAnsi="Times New Roman" w:cs="Times New Roman"/>
+              </w:rPr>
+              <w:t>hợp</w:t>
+            </w:r>
+            <w:proofErr w:type="spellEnd"/>
+            <w:r>
+              <w:rPr>
+                <w:rFonts w:ascii="Times New Roman" w:hAnsi="Times New Roman" w:cs="Times New Roman"/>
+              </w:rPr>
+              <w:t>)</w:t>
+            </w:r>
+          </w:p>
+          <w:p>
+            <w:pPr>
+              <w:spacing w:after="0" w:line="264" w:lineRule="auto"/>
+              <w:rPr>
+                <w:rFonts w:ascii="Times New Roman" w:hAnsi="Times New Roman" w:cs="Times New Roman"/>
+              </w:rPr>
+            </w:pPr>
+            <w:r>
+              <w:rPr>
+                <w:rFonts w:ascii="Times New Roman" w:hAnsi="Times New Roman" w:cs="Times New Roman"/>
+              </w:rPr>
+              <w:t xml:space="preserve">- Ban </w:t>
+            </w:r>
+            <w:proofErr w:type="spellStart"/>
+            <w:r>
+              <w:rPr>
+                <w:rFonts w:ascii="Times New Roman" w:hAnsi="Times New Roman" w:cs="Times New Roman"/>
+              </w:rPr>
+              <w:t>Lãnh</w:t>
+            </w:r>
+            <w:proofErr w:type="spellEnd"/>
+            <w:r>
+              <w:rPr>
+                <w:rFonts w:ascii="Times New Roman" w:hAnsi="Times New Roman" w:cs="Times New Roman"/>
+              </w:rPr>
+              <w:t xml:space="preserve"> </w:t>
+            </w:r>
+            <w:proofErr w:type="spellStart"/>
+            <w:r>
+              <w:rPr>
+                <w:rFonts w:ascii="Times New Roman" w:hAnsi="Times New Roman" w:cs="Times New Roman"/>
+              </w:rPr>
+              <w:t>đạo</w:t>
+            </w:r>
+            <w:proofErr w:type="spellEnd"/>
+            <w:r>
+              <w:rPr>
+                <w:rFonts w:ascii="Times New Roman" w:hAnsi="Times New Roman" w:cs="Times New Roman"/>
+              </w:rPr>
+              <w:t xml:space="preserve"> Công ty;</w:t>
             </w:r>
           </w:p>
           <w:p>

--- a/ai_tnhn/ai-api-tnhn/doc/Bao cao mua ngay {dd}-{mm}-{yyyy} thoi diem {hh}.docx
+++ b/ai_tnhn/ai-api-tnhn/doc/Bao cao mua ngay {dd}-{mm}-{yyyy} thoi diem {hh}.docx
@@ -190,7 +190,32 @@
                 <w:b w:val="0"/>
                 <w:szCs w:val="26"/>
               </w:rPr>
-              <w:t>:               /TNHN-QLVH</w:t>
+              <w:t>:               /</w:t>
+            </w:r>
+            <w:r>
+              <w:rPr>
+                <w:rFonts w:ascii="Times New Roman" w:hAnsi="Times New Roman"/>
+                <w:b w:val="0"/>
+                <w:szCs w:val="26"/>
+              </w:rPr>
+              <w:t>BC</w:t>
+            </w:r>
+            <w:r>
+              <w:rPr>
+                <w:rFonts w:ascii="Times New Roman" w:hAnsi="Times New Roman"/>
+                <w:b w:val="0"/>
+                <w:szCs w:val="26"/>
+                <w:lang w:val="vi-VN"/>
+              </w:rPr>
+              <w:t>-</w:t>
+            </w:r>
+            <w:r>
+              <w:rPr>
+                <w:rFonts w:ascii="Times New Roman" w:hAnsi="Times New Roman"/>
+                <w:b w:val="0"/>
+                <w:szCs w:val="26"/>
+              </w:rPr>
+              <w:t>TNHN</w:t>
             </w:r>
           </w:p>
           <w:p>
@@ -1215,14 +1240,26 @@
           <w:sz w:val="26"/>
           <w:szCs w:val="26"/>
         </w:rPr>
-        <w:t xml:space="preserve"> PTDS</w:t>
-      </w:r>
-      <w:r>
-        <w:rPr>
-          <w:rFonts w:ascii="Times New Roman" w:hAnsi="Times New Roman" w:cs="Times New Roman"/>
+        <w:t xml:space="preserve"> </w:t>
+      </w:r>
+      <w:proofErr w:type="spellStart"/>
+      <w:r>
+        <w:rPr>
+          <w:rFonts w:ascii="Times New Roman" w:hAnsi="Times New Roman" w:cs="Times New Roman"/>
+          <w:sz w:val="26"/>
+          <w:szCs w:val="26"/>
+        </w:rPr>
+        <w:t>Phòng</w:t>
+      </w:r>
+      <w:proofErr w:type="spellEnd"/>
+      <w:r>
+        <w:rPr>
+          <w:rFonts w:ascii="Times New Roman" w:hAnsi="Times New Roman" w:cs="Times New Roman"/>
+          <w:sz w:val="26"/>
+          <w:szCs w:val="26"/>
           <w:lang w:val="vi-VN"/>
         </w:rPr>
-        <w:t xml:space="preserve"> </w:t>
+        <w:t xml:space="preserve"> Thủ Dân Sự </w:t>
       </w:r>
       <w:r>
         <w:rPr>
@@ -8588,35 +8625,7 @@
                                     <w:rPr>
                                       <w:rFonts w:ascii="Times New Roman" w:hAnsi="Times New Roman" w:cs="Times New Roman"/>
                                     </w:rPr>
-                                    <w:t>(</w:t>
-                                  </w:r>
-                                  <w:proofErr w:type="spellStart"/>
-                                  <w:r>
-                                    <w:rPr>
-                                      <w:rFonts w:ascii="Times New Roman" w:hAnsi="Times New Roman" w:cs="Times New Roman"/>
-                                    </w:rPr>
-                                    <w:t>Để</w:t>
-                                  </w:r>
-                                  <w:proofErr w:type="spellEnd"/>
-                                  <w:r>
-                                    <w:rPr>
-                                      <w:rFonts w:ascii="Times New Roman" w:hAnsi="Times New Roman" w:cs="Times New Roman"/>
-                                    </w:rPr>
-                                    <w:t xml:space="preserve"> b/</w:t>
-                                  </w:r>
-                                  <w:proofErr w:type="spellStart"/>
-                                  <w:r>
-                                    <w:rPr>
-                                      <w:rFonts w:ascii="Times New Roman" w:hAnsi="Times New Roman" w:cs="Times New Roman"/>
-                                    </w:rPr>
-                                    <w:t>cáo</w:t>
-                                  </w:r>
-                                  <w:proofErr w:type="spellEnd"/>
-                                  <w:r>
-                                    <w:rPr>
-                                      <w:rFonts w:ascii="Times New Roman" w:hAnsi="Times New Roman" w:cs="Times New Roman"/>
-                                    </w:rPr>
-                                    <w:t>)</w:t>
+                                    <w:t>(Để b/cáo)</w:t>
                                   </w:r>
                                 </w:p>
                               </w:txbxContent>
@@ -8680,13 +8689,7 @@
               <w:rPr>
                 <w:rFonts w:ascii="Times New Roman" w:hAnsi="Times New Roman" w:cs="Times New Roman"/>
               </w:rPr>
-              <w:t xml:space="preserve">- Đ/c </w:t>
-            </w:r>
-            <w:r>
-              <w:rPr>
-                <w:rFonts w:ascii="Times New Roman" w:hAnsi="Times New Roman" w:cs="Times New Roman"/>
-              </w:rPr>
-              <w:t>Trương</w:t>
+              <w:t>- Đ/c Trương</w:t>
             </w:r>
             <w:r>
               <w:rPr>

--- a/ai_tnhn/ai-api-tnhn/doc/Bao cao mua ngay {dd}-{mm}-{yyyy} thoi diem {hh}.docx
+++ b/ai_tnhn/ai-api-tnhn/doc/Bao cao mua ngay {dd}-{mm}-{yyyy} thoi diem {hh}.docx
@@ -658,7 +658,25 @@
           <w:szCs w:val="26"/>
           <w:lang w:val="vi-VN"/>
         </w:rPr>
-        <w:t xml:space="preserve"> Thủ Dân Sự </w:t>
+        <w:t xml:space="preserve"> </w:t>
+      </w:r>
+      <w:r>
+        <w:rPr>
+          <w:rFonts w:ascii="Times New Roman" w:hAnsi="Times New Roman" w:cs="Times New Roman"/>
+          <w:sz w:val="26"/>
+          <w:szCs w:val="26"/>
+          <w:lang w:val="vi-VN"/>
+        </w:rPr>
+        <w:t>thủ dân sự</w:t>
+      </w:r>
+      <w:r>
+        <w:rPr>
+          <w:rFonts w:ascii="Times New Roman" w:hAnsi="Times New Roman" w:cs="Times New Roman"/>
+          <w:sz w:val="26"/>
+          <w:szCs w:val="26"/>
+          <w:lang w:val="vi-VN"/>
+        </w:rPr>
+        <w:t xml:space="preserve"> </w:t>
       </w:r>
       <w:r>
         <w:rPr>

--- a/ai_tnhn/ai-api-tnhn/doc/Bao cao mua ngay {dd}-{mm}-{yyyy} thoi diem {hh}.docx
+++ b/ai_tnhn/ai-api-tnhn/doc/Bao cao mua ngay {dd}-{mm}-{yyyy} thoi diem {hh}.docx
@@ -174,13 +174,23 @@
                 </mc:Fallback>
               </mc:AlternateContent>
             </w:r>
+            <w:proofErr w:type="spellStart"/>
             <w:r>
               <w:rPr>
                 <w:rFonts w:ascii="Times New Roman" w:hAnsi="Times New Roman"/>
                 <w:b w:val="0"/>
                 <w:szCs w:val="26"/>
               </w:rPr>
-              <w:t>Số:               /</w:t>
+              <w:t>Số</w:t>
+            </w:r>
+            <w:proofErr w:type="spellEnd"/>
+            <w:r>
+              <w:rPr>
+                <w:rFonts w:ascii="Times New Roman" w:hAnsi="Times New Roman"/>
+                <w:b w:val="0"/>
+                <w:szCs w:val="26"/>
+              </w:rPr>
+              <w:t>:               /</w:t>
             </w:r>
             <w:r>
               <w:rPr>
@@ -258,8 +268,65 @@
                 <w:rFonts w:ascii="Times New Roman" w:hAnsi="Times New Roman"/>
                 <w:szCs w:val="24"/>
               </w:rPr>
-              <w:t>Độc lập – Tự do – Hạnh phúc</w:t>
-            </w:r>
+              <w:t xml:space="preserve">Độc </w:t>
+            </w:r>
+            <w:proofErr w:type="spellStart"/>
+            <w:r>
+              <w:rPr>
+                <w:rFonts w:ascii="Times New Roman" w:hAnsi="Times New Roman"/>
+                <w:szCs w:val="24"/>
+              </w:rPr>
+              <w:t>lập</w:t>
+            </w:r>
+            <w:proofErr w:type="spellEnd"/>
+            <w:r>
+              <w:rPr>
+                <w:rFonts w:ascii="Times New Roman" w:hAnsi="Times New Roman"/>
+                <w:szCs w:val="24"/>
+              </w:rPr>
+              <w:t xml:space="preserve"> – </w:t>
+            </w:r>
+            <w:proofErr w:type="spellStart"/>
+            <w:r>
+              <w:rPr>
+                <w:rFonts w:ascii="Times New Roman" w:hAnsi="Times New Roman"/>
+                <w:szCs w:val="24"/>
+              </w:rPr>
+              <w:t>Tự</w:t>
+            </w:r>
+            <w:proofErr w:type="spellEnd"/>
+            <w:r>
+              <w:rPr>
+                <w:rFonts w:ascii="Times New Roman" w:hAnsi="Times New Roman"/>
+                <w:szCs w:val="24"/>
+              </w:rPr>
+              <w:t xml:space="preserve"> do – </w:t>
+            </w:r>
+            <w:proofErr w:type="spellStart"/>
+            <w:r>
+              <w:rPr>
+                <w:rFonts w:ascii="Times New Roman" w:hAnsi="Times New Roman"/>
+                <w:szCs w:val="24"/>
+              </w:rPr>
+              <w:t>Hạnh</w:t>
+            </w:r>
+            <w:proofErr w:type="spellEnd"/>
+            <w:r>
+              <w:rPr>
+                <w:rFonts w:ascii="Times New Roman" w:hAnsi="Times New Roman"/>
+                <w:szCs w:val="24"/>
+              </w:rPr>
+              <w:t xml:space="preserve"> </w:t>
+            </w:r>
+            <w:proofErr w:type="spellStart"/>
+            <w:r>
+              <w:rPr>
+                <w:rFonts w:ascii="Times New Roman" w:hAnsi="Times New Roman"/>
+                <w:szCs w:val="24"/>
+              </w:rPr>
+              <w:t>phúc</w:t>
+            </w:r>
+            <w:proofErr w:type="spellEnd"/>
           </w:p>
           <w:p>
             <w:pPr>
@@ -380,8 +447,9 @@
                 <w:color w:val="000000" w:themeColor="text1"/>
                 <w:szCs w:val="26"/>
               </w:rPr>
-              <w:t xml:space="preserve">Hà Nội, ngày </w:t>
-            </w:r>
+              <w:t xml:space="preserve">Hà </w:t>
+            </w:r>
+            <w:proofErr w:type="spellStart"/>
             <w:r>
               <w:rPr>
                 <w:rFonts w:ascii="Times New Roman" w:hAnsi="Times New Roman"/>
@@ -390,16 +458,9 @@
                 <w:color w:val="000000" w:themeColor="text1"/>
                 <w:szCs w:val="26"/>
               </w:rPr>
-              <w:t>{dd}</w:t>
-            </w:r>
-            <w:r>
-              <w:rPr>
-                <w:rFonts w:ascii="Times New Roman" w:hAnsi="Times New Roman"/>
-                <w:i/>
-                <w:color w:val="000000" w:themeColor="text1"/>
-              </w:rPr>
-              <w:t xml:space="preserve"> </w:t>
-            </w:r>
+              <w:t>Nội</w:t>
+            </w:r>
+            <w:proofErr w:type="spellEnd"/>
             <w:r>
               <w:rPr>
                 <w:rFonts w:ascii="Times New Roman" w:hAnsi="Times New Roman"/>
@@ -408,8 +469,9 @@
                 <w:color w:val="000000" w:themeColor="text1"/>
                 <w:szCs w:val="26"/>
               </w:rPr>
-              <w:t xml:space="preserve">tháng </w:t>
-            </w:r>
+              <w:t xml:space="preserve">, </w:t>
+            </w:r>
+            <w:proofErr w:type="spellStart"/>
             <w:r>
               <w:rPr>
                 <w:rFonts w:ascii="Times New Roman" w:hAnsi="Times New Roman"/>
@@ -418,8 +480,9 @@
                 <w:color w:val="000000" w:themeColor="text1"/>
                 <w:szCs w:val="26"/>
               </w:rPr>
-              <w:t>{mm}</w:t>
-            </w:r>
+              <w:t>ngày</w:t>
+            </w:r>
+            <w:proofErr w:type="spellEnd"/>
             <w:r>
               <w:rPr>
                 <w:rFonts w:ascii="Times New Roman" w:hAnsi="Times New Roman"/>
@@ -428,7 +491,7 @@
                 <w:color w:val="000000" w:themeColor="text1"/>
                 <w:szCs w:val="26"/>
               </w:rPr>
-              <w:t xml:space="preserve"> năm </w:t>
+              <w:t xml:space="preserve"> </w:t>
             </w:r>
             <w:r>
               <w:rPr>
@@ -438,7 +501,111 @@
                 <w:color w:val="000000" w:themeColor="text1"/>
                 <w:szCs w:val="26"/>
               </w:rPr>
-              <w:t>{yyyy}</w:t>
+              <w:t>{dd}</w:t>
+            </w:r>
+            <w:r>
+              <w:rPr>
+                <w:rFonts w:ascii="Times New Roman" w:hAnsi="Times New Roman"/>
+                <w:i/>
+                <w:color w:val="000000" w:themeColor="text1"/>
+              </w:rPr>
+              <w:t xml:space="preserve"> </w:t>
+            </w:r>
+            <w:proofErr w:type="spellStart"/>
+            <w:r>
+              <w:rPr>
+                <w:rFonts w:ascii="Times New Roman" w:hAnsi="Times New Roman"/>
+                <w:b w:val="0"/>
+                <w:i/>
+                <w:color w:val="000000" w:themeColor="text1"/>
+                <w:szCs w:val="26"/>
+              </w:rPr>
+              <w:t>tháng</w:t>
+            </w:r>
+            <w:proofErr w:type="spellEnd"/>
+            <w:r>
+              <w:rPr>
+                <w:rFonts w:ascii="Times New Roman" w:hAnsi="Times New Roman"/>
+                <w:b w:val="0"/>
+                <w:i/>
+                <w:color w:val="000000" w:themeColor="text1"/>
+                <w:szCs w:val="26"/>
+              </w:rPr>
+              <w:t xml:space="preserve"> </w:t>
+            </w:r>
+            <w:r>
+              <w:rPr>
+                <w:rFonts w:ascii="Times New Roman" w:hAnsi="Times New Roman"/>
+                <w:b w:val="0"/>
+                <w:i/>
+                <w:color w:val="000000" w:themeColor="text1"/>
+                <w:szCs w:val="26"/>
+              </w:rPr>
+              <w:t>{mm}</w:t>
+            </w:r>
+            <w:r>
+              <w:rPr>
+                <w:rFonts w:ascii="Times New Roman" w:hAnsi="Times New Roman"/>
+                <w:b w:val="0"/>
+                <w:i/>
+                <w:color w:val="000000" w:themeColor="text1"/>
+                <w:szCs w:val="26"/>
+              </w:rPr>
+              <w:t xml:space="preserve"> </w:t>
+            </w:r>
+            <w:proofErr w:type="spellStart"/>
+            <w:r>
+              <w:rPr>
+                <w:rFonts w:ascii="Times New Roman" w:hAnsi="Times New Roman"/>
+                <w:b w:val="0"/>
+                <w:i/>
+                <w:color w:val="000000" w:themeColor="text1"/>
+                <w:szCs w:val="26"/>
+              </w:rPr>
+              <w:t>năm</w:t>
+            </w:r>
+            <w:proofErr w:type="spellEnd"/>
+            <w:r>
+              <w:rPr>
+                <w:rFonts w:ascii="Times New Roman" w:hAnsi="Times New Roman"/>
+                <w:b w:val="0"/>
+                <w:i/>
+                <w:color w:val="000000" w:themeColor="text1"/>
+                <w:szCs w:val="26"/>
+              </w:rPr>
+              <w:t xml:space="preserve"> </w:t>
+            </w:r>
+            <w:r>
+              <w:rPr>
+                <w:rFonts w:ascii="Times New Roman" w:hAnsi="Times New Roman"/>
+                <w:b w:val="0"/>
+                <w:i/>
+                <w:color w:val="000000" w:themeColor="text1"/>
+                <w:szCs w:val="26"/>
+              </w:rPr>
+              <w:t>{</w:t>
+            </w:r>
+            <w:proofErr w:type="spellStart"/>
+            <w:r>
+              <w:rPr>
+                <w:rFonts w:ascii="Times New Roman" w:hAnsi="Times New Roman"/>
+                <w:b w:val="0"/>
+                <w:i/>
+                <w:color w:val="000000" w:themeColor="text1"/>
+                <w:szCs w:val="26"/>
+              </w:rPr>
+              <w:t>yyyy</w:t>
+            </w:r>
+            <w:proofErr w:type="spellEnd"/>
+            <w:r>
+              <w:rPr>
+                <w:rFonts w:ascii="Times New Roman" w:hAnsi="Times New Roman"/>
+                <w:b w:val="0"/>
+                <w:i/>
+                <w:color w:val="000000" w:themeColor="text1"/>
+                <w:szCs w:val="26"/>
+              </w:rPr>
+              <w:t>}</w:t>
             </w:r>
           </w:p>
         </w:tc>
@@ -481,8 +648,196 @@
           <w:sz w:val="26"/>
           <w:szCs w:val="26"/>
         </w:rPr>
-        <w:t>V/v Báo cáo tình hình thoát nước do ảnh hưởng của mưa</w:t>
-      </w:r>
+        <w:t xml:space="preserve">V/v Báo </w:t>
+      </w:r>
+      <w:proofErr w:type="spellStart"/>
+      <w:r>
+        <w:rPr>
+          <w:rFonts w:ascii="Times New Roman" w:hAnsi="Times New Roman"/>
+          <w:b w:val="0"/>
+          <w:color w:val="000000" w:themeColor="text1"/>
+          <w:sz w:val="26"/>
+          <w:szCs w:val="26"/>
+        </w:rPr>
+        <w:t>cáo</w:t>
+      </w:r>
+      <w:proofErr w:type="spellEnd"/>
+      <w:r>
+        <w:rPr>
+          <w:rFonts w:ascii="Times New Roman" w:hAnsi="Times New Roman"/>
+          <w:b w:val="0"/>
+          <w:color w:val="000000" w:themeColor="text1"/>
+          <w:sz w:val="26"/>
+          <w:szCs w:val="26"/>
+        </w:rPr>
+        <w:t xml:space="preserve"> </w:t>
+      </w:r>
+      <w:proofErr w:type="spellStart"/>
+      <w:r>
+        <w:rPr>
+          <w:rFonts w:ascii="Times New Roman" w:hAnsi="Times New Roman"/>
+          <w:b w:val="0"/>
+          <w:color w:val="000000" w:themeColor="text1"/>
+          <w:sz w:val="26"/>
+          <w:szCs w:val="26"/>
+        </w:rPr>
+        <w:t>tình</w:t>
+      </w:r>
+      <w:proofErr w:type="spellEnd"/>
+      <w:r>
+        <w:rPr>
+          <w:rFonts w:ascii="Times New Roman" w:hAnsi="Times New Roman"/>
+          <w:b w:val="0"/>
+          <w:color w:val="000000" w:themeColor="text1"/>
+          <w:sz w:val="26"/>
+          <w:szCs w:val="26"/>
+        </w:rPr>
+        <w:t xml:space="preserve"> </w:t>
+      </w:r>
+      <w:proofErr w:type="spellStart"/>
+      <w:r>
+        <w:rPr>
+          <w:rFonts w:ascii="Times New Roman" w:hAnsi="Times New Roman"/>
+          <w:b w:val="0"/>
+          <w:color w:val="000000" w:themeColor="text1"/>
+          <w:sz w:val="26"/>
+          <w:szCs w:val="26"/>
+        </w:rPr>
+        <w:t>hình</w:t>
+      </w:r>
+      <w:proofErr w:type="spellEnd"/>
+      <w:r>
+        <w:rPr>
+          <w:rFonts w:ascii="Times New Roman" w:hAnsi="Times New Roman"/>
+          <w:b w:val="0"/>
+          <w:color w:val="000000" w:themeColor="text1"/>
+          <w:sz w:val="26"/>
+          <w:szCs w:val="26"/>
+        </w:rPr>
+        <w:t xml:space="preserve"> </w:t>
+      </w:r>
+      <w:proofErr w:type="spellStart"/>
+      <w:r>
+        <w:rPr>
+          <w:rFonts w:ascii="Times New Roman" w:hAnsi="Times New Roman"/>
+          <w:b w:val="0"/>
+          <w:color w:val="000000" w:themeColor="text1"/>
+          <w:sz w:val="26"/>
+          <w:szCs w:val="26"/>
+        </w:rPr>
+        <w:t>thoát</w:t>
+      </w:r>
+      <w:proofErr w:type="spellEnd"/>
+      <w:r>
+        <w:rPr>
+          <w:rFonts w:ascii="Times New Roman" w:hAnsi="Times New Roman"/>
+          <w:b w:val="0"/>
+          <w:color w:val="000000" w:themeColor="text1"/>
+          <w:sz w:val="26"/>
+          <w:szCs w:val="26"/>
+        </w:rPr>
+        <w:t xml:space="preserve"> </w:t>
+      </w:r>
+      <w:proofErr w:type="spellStart"/>
+      <w:r>
+        <w:rPr>
+          <w:rFonts w:ascii="Times New Roman" w:hAnsi="Times New Roman"/>
+          <w:b w:val="0"/>
+          <w:color w:val="000000" w:themeColor="text1"/>
+          <w:sz w:val="26"/>
+          <w:szCs w:val="26"/>
+        </w:rPr>
+        <w:t>nước</w:t>
+      </w:r>
+      <w:proofErr w:type="spellEnd"/>
+      <w:r>
+        <w:rPr>
+          <w:rFonts w:ascii="Times New Roman" w:hAnsi="Times New Roman"/>
+          <w:b w:val="0"/>
+          <w:color w:val="000000" w:themeColor="text1"/>
+          <w:sz w:val="26"/>
+          <w:szCs w:val="26"/>
+        </w:rPr>
+        <w:t xml:space="preserve"> do </w:t>
+      </w:r>
+      <w:proofErr w:type="spellStart"/>
+      <w:r>
+        <w:rPr>
+          <w:rFonts w:ascii="Times New Roman" w:hAnsi="Times New Roman"/>
+          <w:b w:val="0"/>
+          <w:color w:val="000000" w:themeColor="text1"/>
+          <w:sz w:val="26"/>
+          <w:szCs w:val="26"/>
+        </w:rPr>
+        <w:t>ảnh</w:t>
+      </w:r>
+      <w:proofErr w:type="spellEnd"/>
+      <w:r>
+        <w:rPr>
+          <w:rFonts w:ascii="Times New Roman" w:hAnsi="Times New Roman"/>
+          <w:b w:val="0"/>
+          <w:color w:val="000000" w:themeColor="text1"/>
+          <w:sz w:val="26"/>
+          <w:szCs w:val="26"/>
+        </w:rPr>
+        <w:t xml:space="preserve"> </w:t>
+      </w:r>
+      <w:proofErr w:type="spellStart"/>
+      <w:r>
+        <w:rPr>
+          <w:rFonts w:ascii="Times New Roman" w:hAnsi="Times New Roman"/>
+          <w:b w:val="0"/>
+          <w:color w:val="000000" w:themeColor="text1"/>
+          <w:sz w:val="26"/>
+          <w:szCs w:val="26"/>
+        </w:rPr>
+        <w:t>hưởng</w:t>
+      </w:r>
+      <w:proofErr w:type="spellEnd"/>
+      <w:r>
+        <w:rPr>
+          <w:rFonts w:ascii="Times New Roman" w:hAnsi="Times New Roman"/>
+          <w:b w:val="0"/>
+          <w:color w:val="000000" w:themeColor="text1"/>
+          <w:sz w:val="26"/>
+          <w:szCs w:val="26"/>
+        </w:rPr>
+        <w:t xml:space="preserve"> </w:t>
+      </w:r>
+      <w:proofErr w:type="spellStart"/>
+      <w:r>
+        <w:rPr>
+          <w:rFonts w:ascii="Times New Roman" w:hAnsi="Times New Roman"/>
+          <w:b w:val="0"/>
+          <w:color w:val="000000" w:themeColor="text1"/>
+          <w:sz w:val="26"/>
+          <w:szCs w:val="26"/>
+        </w:rPr>
+        <w:t>của</w:t>
+      </w:r>
+      <w:proofErr w:type="spellEnd"/>
+      <w:r>
+        <w:rPr>
+          <w:rFonts w:ascii="Times New Roman" w:hAnsi="Times New Roman"/>
+          <w:b w:val="0"/>
+          <w:color w:val="000000" w:themeColor="text1"/>
+          <w:sz w:val="26"/>
+          <w:szCs w:val="26"/>
+        </w:rPr>
+        <w:t xml:space="preserve"> </w:t>
+      </w:r>
+      <w:proofErr w:type="spellStart"/>
+      <w:r>
+        <w:rPr>
+          <w:rFonts w:ascii="Times New Roman" w:hAnsi="Times New Roman"/>
+          <w:b w:val="0"/>
+          <w:color w:val="000000" w:themeColor="text1"/>
+          <w:sz w:val="26"/>
+          <w:szCs w:val="26"/>
+        </w:rPr>
+        <w:t>mưa</w:t>
+      </w:r>
+      <w:proofErr w:type="spellEnd"/>
       <w:r>
         <w:rPr>
           <w:rFonts w:ascii="Times New Roman" w:hAnsi="Times New Roman"/>
@@ -505,29 +860,93 @@
           <w:szCs w:val="26"/>
         </w:rPr>
       </w:pPr>
-      <w:r>
-        <w:rPr>
-          <w:rFonts w:ascii="Times New Roman" w:hAnsi="Times New Roman" w:cs="Times New Roman"/>
-          <w:sz w:val="26"/>
-          <w:szCs w:val="26"/>
-        </w:rPr>
-        <w:t xml:space="preserve">Thời điểm </w:t>
-      </w:r>
-      <w:r>
-        <w:rPr>
-          <w:rFonts w:ascii="Times New Roman" w:hAnsi="Times New Roman" w:cs="Times New Roman"/>
-          <w:sz w:val="26"/>
-          <w:szCs w:val="26"/>
-        </w:rPr>
-        <w:t>{hh}</w:t>
-      </w:r>
-      <w:r>
-        <w:rPr>
-          <w:rFonts w:ascii="Times New Roman" w:hAnsi="Times New Roman" w:cs="Times New Roman"/>
-          <w:sz w:val="26"/>
-          <w:szCs w:val="26"/>
-        </w:rPr>
-        <w:t xml:space="preserve"> ngày </w:t>
+      <w:proofErr w:type="spellStart"/>
+      <w:r>
+        <w:rPr>
+          <w:rFonts w:ascii="Times New Roman" w:hAnsi="Times New Roman" w:cs="Times New Roman"/>
+          <w:sz w:val="26"/>
+          <w:szCs w:val="26"/>
+        </w:rPr>
+        <w:t>Thời</w:t>
+      </w:r>
+      <w:proofErr w:type="spellEnd"/>
+      <w:r>
+        <w:rPr>
+          <w:rFonts w:ascii="Times New Roman" w:hAnsi="Times New Roman" w:cs="Times New Roman"/>
+          <w:sz w:val="26"/>
+          <w:szCs w:val="26"/>
+        </w:rPr>
+        <w:t xml:space="preserve"> </w:t>
+      </w:r>
+      <w:proofErr w:type="spellStart"/>
+      <w:r>
+        <w:rPr>
+          <w:rFonts w:ascii="Times New Roman" w:hAnsi="Times New Roman" w:cs="Times New Roman"/>
+          <w:sz w:val="26"/>
+          <w:szCs w:val="26"/>
+        </w:rPr>
+        <w:t>điểm</w:t>
+      </w:r>
+      <w:proofErr w:type="spellEnd"/>
+      <w:r>
+        <w:rPr>
+          <w:rFonts w:ascii="Times New Roman" w:hAnsi="Times New Roman" w:cs="Times New Roman"/>
+          <w:sz w:val="26"/>
+          <w:szCs w:val="26"/>
+        </w:rPr>
+        <w:t xml:space="preserve"> </w:t>
+      </w:r>
+      <w:r>
+        <w:rPr>
+          <w:rFonts w:ascii="Times New Roman" w:hAnsi="Times New Roman" w:cs="Times New Roman"/>
+          <w:sz w:val="26"/>
+          <w:szCs w:val="26"/>
+        </w:rPr>
+        <w:t>{</w:t>
+      </w:r>
+      <w:proofErr w:type="spellStart"/>
+      <w:r>
+        <w:rPr>
+          <w:rFonts w:ascii="Times New Roman" w:hAnsi="Times New Roman" w:cs="Times New Roman"/>
+          <w:sz w:val="26"/>
+          <w:szCs w:val="26"/>
+        </w:rPr>
+        <w:t>hh</w:t>
+      </w:r>
+      <w:proofErr w:type="spellEnd"/>
+      <w:r>
+        <w:rPr>
+          <w:rFonts w:ascii="Times New Roman" w:hAnsi="Times New Roman" w:cs="Times New Roman"/>
+          <w:sz w:val="26"/>
+          <w:szCs w:val="26"/>
+        </w:rPr>
+        <w:t>}</w:t>
+      </w:r>
+      <w:r>
+        <w:rPr>
+          <w:rFonts w:ascii="Times New Roman" w:hAnsi="Times New Roman" w:cs="Times New Roman"/>
+          <w:sz w:val="26"/>
+          <w:szCs w:val="26"/>
+        </w:rPr>
+        <w:t xml:space="preserve"> </w:t>
+      </w:r>
+      <w:proofErr w:type="spellStart"/>
+      <w:r>
+        <w:rPr>
+          <w:rFonts w:ascii="Times New Roman" w:hAnsi="Times New Roman" w:cs="Times New Roman"/>
+          <w:sz w:val="26"/>
+          <w:szCs w:val="26"/>
+        </w:rPr>
+        <w:t>ngày</w:t>
+      </w:r>
+      <w:proofErr w:type="spellEnd"/>
+      <w:r>
+        <w:rPr>
+          <w:rFonts w:ascii="Times New Roman" w:hAnsi="Times New Roman" w:cs="Times New Roman"/>
+          <w:sz w:val="26"/>
+          <w:szCs w:val="26"/>
+        </w:rPr>
+        <w:t xml:space="preserve"> </w:t>
       </w:r>
       <w:r>
         <w:rPr>
@@ -567,7 +986,25 @@
           <w:sz w:val="26"/>
           <w:szCs w:val="26"/>
         </w:rPr>
-        <w:t>{yyyy}</w:t>
+        <w:t>{</w:t>
+      </w:r>
+      <w:proofErr w:type="spellStart"/>
+      <w:r>
+        <w:rPr>
+          <w:rFonts w:ascii="Times New Roman" w:hAnsi="Times New Roman" w:cs="Times New Roman"/>
+          <w:sz w:val="26"/>
+          <w:szCs w:val="26"/>
+        </w:rPr>
+        <w:t>yyyy</w:t>
+      </w:r>
+      <w:proofErr w:type="spellEnd"/>
+      <w:r>
+        <w:rPr>
+          <w:rFonts w:ascii="Times New Roman" w:hAnsi="Times New Roman" w:cs="Times New Roman"/>
+          <w:sz w:val="26"/>
+          <w:szCs w:val="26"/>
+        </w:rPr>
+        <w:t>}</w:t>
       </w:r>
     </w:p>
     <w:p>
@@ -586,7 +1023,43 @@
           <w:sz w:val="26"/>
           <w:szCs w:val="26"/>
         </w:rPr>
-        <w:t xml:space="preserve">                           Kính gửi:</w:t>
+        <w:t xml:space="preserve">                           </w:t>
+      </w:r>
+      <w:proofErr w:type="spellStart"/>
+      <w:r>
+        <w:rPr>
+          <w:rFonts w:ascii="Times New Roman" w:hAnsi="Times New Roman" w:cs="Times New Roman"/>
+          <w:sz w:val="26"/>
+          <w:szCs w:val="26"/>
+        </w:rPr>
+        <w:t>Kính</w:t>
+      </w:r>
+      <w:proofErr w:type="spellEnd"/>
+      <w:r>
+        <w:rPr>
+          <w:rFonts w:ascii="Times New Roman" w:hAnsi="Times New Roman" w:cs="Times New Roman"/>
+          <w:sz w:val="26"/>
+          <w:szCs w:val="26"/>
+        </w:rPr>
+        <w:t xml:space="preserve"> </w:t>
+      </w:r>
+      <w:proofErr w:type="spellStart"/>
+      <w:r>
+        <w:rPr>
+          <w:rFonts w:ascii="Times New Roman" w:hAnsi="Times New Roman" w:cs="Times New Roman"/>
+          <w:sz w:val="26"/>
+          <w:szCs w:val="26"/>
+        </w:rPr>
+        <w:t>gửi</w:t>
+      </w:r>
+      <w:proofErr w:type="spellEnd"/>
+      <w:r>
+        <w:rPr>
+          <w:rFonts w:ascii="Times New Roman" w:hAnsi="Times New Roman" w:cs="Times New Roman"/>
+          <w:sz w:val="26"/>
+          <w:szCs w:val="26"/>
+        </w:rPr>
+        <w:t>:</w:t>
       </w:r>
       <w:r>
         <w:rPr>
@@ -614,7 +1087,97 @@
           <w:sz w:val="26"/>
           <w:szCs w:val="26"/>
         </w:rPr>
-        <w:t>- Ủy ban nhân dân Thành phố Hà Nội;</w:t>
+        <w:t xml:space="preserve">- </w:t>
+      </w:r>
+      <w:proofErr w:type="spellStart"/>
+      <w:r>
+        <w:rPr>
+          <w:rFonts w:ascii="Times New Roman" w:hAnsi="Times New Roman" w:cs="Times New Roman"/>
+          <w:sz w:val="26"/>
+          <w:szCs w:val="26"/>
+        </w:rPr>
+        <w:t>Ủy</w:t>
+      </w:r>
+      <w:proofErr w:type="spellEnd"/>
+      <w:r>
+        <w:rPr>
+          <w:rFonts w:ascii="Times New Roman" w:hAnsi="Times New Roman" w:cs="Times New Roman"/>
+          <w:sz w:val="26"/>
+          <w:szCs w:val="26"/>
+        </w:rPr>
+        <w:t xml:space="preserve"> ban </w:t>
+      </w:r>
+      <w:proofErr w:type="spellStart"/>
+      <w:r>
+        <w:rPr>
+          <w:rFonts w:ascii="Times New Roman" w:hAnsi="Times New Roman" w:cs="Times New Roman"/>
+          <w:sz w:val="26"/>
+          <w:szCs w:val="26"/>
+        </w:rPr>
+        <w:t>nhân</w:t>
+      </w:r>
+      <w:proofErr w:type="spellEnd"/>
+      <w:r>
+        <w:rPr>
+          <w:rFonts w:ascii="Times New Roman" w:hAnsi="Times New Roman" w:cs="Times New Roman"/>
+          <w:sz w:val="26"/>
+          <w:szCs w:val="26"/>
+        </w:rPr>
+        <w:t xml:space="preserve"> </w:t>
+      </w:r>
+      <w:proofErr w:type="spellStart"/>
+      <w:r>
+        <w:rPr>
+          <w:rFonts w:ascii="Times New Roman" w:hAnsi="Times New Roman" w:cs="Times New Roman"/>
+          <w:sz w:val="26"/>
+          <w:szCs w:val="26"/>
+        </w:rPr>
+        <w:t>dân</w:t>
+      </w:r>
+      <w:proofErr w:type="spellEnd"/>
+      <w:r>
+        <w:rPr>
+          <w:rFonts w:ascii="Times New Roman" w:hAnsi="Times New Roman" w:cs="Times New Roman"/>
+          <w:sz w:val="26"/>
+          <w:szCs w:val="26"/>
+        </w:rPr>
+        <w:t xml:space="preserve"> Thành </w:t>
+      </w:r>
+      <w:proofErr w:type="spellStart"/>
+      <w:r>
+        <w:rPr>
+          <w:rFonts w:ascii="Times New Roman" w:hAnsi="Times New Roman" w:cs="Times New Roman"/>
+          <w:sz w:val="26"/>
+          <w:szCs w:val="26"/>
+        </w:rPr>
+        <w:t>phố</w:t>
+      </w:r>
+      <w:proofErr w:type="spellEnd"/>
+      <w:r>
+        <w:rPr>
+          <w:rFonts w:ascii="Times New Roman" w:hAnsi="Times New Roman" w:cs="Times New Roman"/>
+          <w:sz w:val="26"/>
+          <w:szCs w:val="26"/>
+        </w:rPr>
+        <w:t xml:space="preserve"> Hà </w:t>
+      </w:r>
+      <w:proofErr w:type="spellStart"/>
+      <w:r>
+        <w:rPr>
+          <w:rFonts w:ascii="Times New Roman" w:hAnsi="Times New Roman" w:cs="Times New Roman"/>
+          <w:sz w:val="26"/>
+          <w:szCs w:val="26"/>
+        </w:rPr>
+        <w:t>Nội</w:t>
+      </w:r>
+      <w:proofErr w:type="spellEnd"/>
+      <w:r>
+        <w:rPr>
+          <w:rFonts w:ascii="Times New Roman" w:hAnsi="Times New Roman" w:cs="Times New Roman"/>
+          <w:sz w:val="26"/>
+          <w:szCs w:val="26"/>
+        </w:rPr>
+        <w:t>;</w:t>
       </w:r>
     </w:p>
     <w:p>
@@ -641,8 +1204,45 @@
           <w:sz w:val="26"/>
           <w:szCs w:val="26"/>
         </w:rPr>
-        <w:t xml:space="preserve">Ban chỉ huy </w:t>
-      </w:r>
+        <w:t xml:space="preserve">Ban </w:t>
+      </w:r>
+      <w:proofErr w:type="spellStart"/>
+      <w:r>
+        <w:rPr>
+          <w:rFonts w:ascii="Times New Roman" w:hAnsi="Times New Roman" w:cs="Times New Roman"/>
+          <w:sz w:val="26"/>
+          <w:szCs w:val="26"/>
+        </w:rPr>
+        <w:t>chỉ</w:t>
+      </w:r>
+      <w:proofErr w:type="spellEnd"/>
+      <w:r>
+        <w:rPr>
+          <w:rFonts w:ascii="Times New Roman" w:hAnsi="Times New Roman" w:cs="Times New Roman"/>
+          <w:sz w:val="26"/>
+          <w:szCs w:val="26"/>
+        </w:rPr>
+        <w:t xml:space="preserve"> </w:t>
+      </w:r>
+      <w:proofErr w:type="spellStart"/>
+      <w:r>
+        <w:rPr>
+          <w:rFonts w:ascii="Times New Roman" w:hAnsi="Times New Roman" w:cs="Times New Roman"/>
+          <w:sz w:val="26"/>
+          <w:szCs w:val="26"/>
+        </w:rPr>
+        <w:t>huy</w:t>
+      </w:r>
+      <w:proofErr w:type="spellEnd"/>
+      <w:r>
+        <w:rPr>
+          <w:rFonts w:ascii="Times New Roman" w:hAnsi="Times New Roman" w:cs="Times New Roman"/>
+          <w:sz w:val="26"/>
+          <w:szCs w:val="26"/>
+        </w:rPr>
+        <w:t xml:space="preserve"> </w:t>
+      </w:r>
+      <w:proofErr w:type="spellStart"/>
       <w:r>
         <w:rPr>
           <w:rFonts w:ascii="Times New Roman" w:hAnsi="Times New Roman" w:cs="Times New Roman"/>
@@ -651,6 +1251,7 @@
         </w:rPr>
         <w:t>Phòng</w:t>
       </w:r>
+      <w:proofErr w:type="spellEnd"/>
       <w:r>
         <w:rPr>
           <w:rFonts w:ascii="Times New Roman" w:hAnsi="Times New Roman" w:cs="Times New Roman"/>
@@ -684,7 +1285,25 @@
           <w:sz w:val="26"/>
           <w:szCs w:val="26"/>
         </w:rPr>
-        <w:t>Thành phố;</w:t>
+        <w:t xml:space="preserve">Thành </w:t>
+      </w:r>
+      <w:proofErr w:type="spellStart"/>
+      <w:r>
+        <w:rPr>
+          <w:rFonts w:ascii="Times New Roman" w:hAnsi="Times New Roman" w:cs="Times New Roman"/>
+          <w:sz w:val="26"/>
+          <w:szCs w:val="26"/>
+        </w:rPr>
+        <w:t>phố</w:t>
+      </w:r>
+      <w:proofErr w:type="spellEnd"/>
+      <w:r>
+        <w:rPr>
+          <w:rFonts w:ascii="Times New Roman" w:hAnsi="Times New Roman" w:cs="Times New Roman"/>
+          <w:sz w:val="26"/>
+          <w:szCs w:val="26"/>
+        </w:rPr>
+        <w:t>;</w:t>
       </w:r>
     </w:p>
     <w:p>
@@ -703,7 +1322,61 @@
           <w:sz w:val="26"/>
           <w:szCs w:val="26"/>
         </w:rPr>
-        <w:t>- Sở Xây dựng Hà Nội.</w:t>
+        <w:t xml:space="preserve">- </w:t>
+      </w:r>
+      <w:proofErr w:type="spellStart"/>
+      <w:r>
+        <w:rPr>
+          <w:rFonts w:ascii="Times New Roman" w:hAnsi="Times New Roman" w:cs="Times New Roman"/>
+          <w:sz w:val="26"/>
+          <w:szCs w:val="26"/>
+        </w:rPr>
+        <w:t>Sở</w:t>
+      </w:r>
+      <w:proofErr w:type="spellEnd"/>
+      <w:r>
+        <w:rPr>
+          <w:rFonts w:ascii="Times New Roman" w:hAnsi="Times New Roman" w:cs="Times New Roman"/>
+          <w:sz w:val="26"/>
+          <w:szCs w:val="26"/>
+        </w:rPr>
+        <w:t xml:space="preserve"> </w:t>
+      </w:r>
+      <w:proofErr w:type="spellStart"/>
+      <w:r>
+        <w:rPr>
+          <w:rFonts w:ascii="Times New Roman" w:hAnsi="Times New Roman" w:cs="Times New Roman"/>
+          <w:sz w:val="26"/>
+          <w:szCs w:val="26"/>
+        </w:rPr>
+        <w:t>Xây</w:t>
+      </w:r>
+      <w:proofErr w:type="spellEnd"/>
+      <w:r>
+        <w:rPr>
+          <w:rFonts w:ascii="Times New Roman" w:hAnsi="Times New Roman" w:cs="Times New Roman"/>
+          <w:sz w:val="26"/>
+          <w:szCs w:val="26"/>
+        </w:rPr>
+        <w:t xml:space="preserve"> </w:t>
+      </w:r>
+      <w:proofErr w:type="spellStart"/>
+      <w:r>
+        <w:rPr>
+          <w:rFonts w:ascii="Times New Roman" w:hAnsi="Times New Roman" w:cs="Times New Roman"/>
+          <w:sz w:val="26"/>
+          <w:szCs w:val="26"/>
+        </w:rPr>
+        <w:t>dựng</w:t>
+      </w:r>
+      <w:proofErr w:type="spellEnd"/>
+      <w:r>
+        <w:rPr>
+          <w:rFonts w:ascii="Times New Roman" w:hAnsi="Times New Roman" w:cs="Times New Roman"/>
+          <w:sz w:val="26"/>
+          <w:szCs w:val="26"/>
+        </w:rPr>
+        <w:t xml:space="preserve"> Hà Nội.</w:t>
       </w:r>
     </w:p>
     <w:p>
@@ -734,15 +1407,321 @@
           <w:color w:val="000000" w:themeColor="text1"/>
           <w:sz w:val="26"/>
         </w:rPr>
-        <w:t xml:space="preserve">Công ty TNHH MTV Thoát nước Hà Nội kính báo cáo tình hình thoát nước do ảnh hưởng của trận mưa ngày </w:t>
-      </w:r>
-      <w:r>
-        <w:rPr>
-          <w:rFonts w:ascii="Times New Roman" w:hAnsi="Times New Roman" w:cs="Times New Roman"/>
-          <w:sz w:val="26"/>
-          <w:szCs w:val="26"/>
-        </w:rPr>
-        <w:t>{dd}/{mm}/{yyyy}</w:t>
+        <w:t xml:space="preserve">Công ty TNHH MTV </w:t>
+      </w:r>
+      <w:proofErr w:type="spellStart"/>
+      <w:r>
+        <w:rPr>
+          <w:rFonts w:ascii="Times New Roman" w:hAnsi="Times New Roman" w:cs="Times New Roman"/>
+          <w:color w:val="000000" w:themeColor="text1"/>
+          <w:sz w:val="26"/>
+        </w:rPr>
+        <w:t>Thoát</w:t>
+      </w:r>
+      <w:proofErr w:type="spellEnd"/>
+      <w:r>
+        <w:rPr>
+          <w:rFonts w:ascii="Times New Roman" w:hAnsi="Times New Roman" w:cs="Times New Roman"/>
+          <w:color w:val="000000" w:themeColor="text1"/>
+          <w:sz w:val="26"/>
+        </w:rPr>
+        <w:t xml:space="preserve"> </w:t>
+      </w:r>
+      <w:proofErr w:type="spellStart"/>
+      <w:r>
+        <w:rPr>
+          <w:rFonts w:ascii="Times New Roman" w:hAnsi="Times New Roman" w:cs="Times New Roman"/>
+          <w:color w:val="000000" w:themeColor="text1"/>
+          <w:sz w:val="26"/>
+        </w:rPr>
+        <w:t>nước</w:t>
+      </w:r>
+      <w:proofErr w:type="spellEnd"/>
+      <w:r>
+        <w:rPr>
+          <w:rFonts w:ascii="Times New Roman" w:hAnsi="Times New Roman" w:cs="Times New Roman"/>
+          <w:color w:val="000000" w:themeColor="text1"/>
+          <w:sz w:val="26"/>
+        </w:rPr>
+        <w:t xml:space="preserve"> Hà </w:t>
+      </w:r>
+      <w:proofErr w:type="spellStart"/>
+      <w:r>
+        <w:rPr>
+          <w:rFonts w:ascii="Times New Roman" w:hAnsi="Times New Roman" w:cs="Times New Roman"/>
+          <w:color w:val="000000" w:themeColor="text1"/>
+          <w:sz w:val="26"/>
+        </w:rPr>
+        <w:t>Nội</w:t>
+      </w:r>
+      <w:proofErr w:type="spellEnd"/>
+      <w:r>
+        <w:rPr>
+          <w:rFonts w:ascii="Times New Roman" w:hAnsi="Times New Roman" w:cs="Times New Roman"/>
+          <w:color w:val="000000" w:themeColor="text1"/>
+          <w:sz w:val="26"/>
+        </w:rPr>
+        <w:t xml:space="preserve"> </w:t>
+      </w:r>
+      <w:proofErr w:type="spellStart"/>
+      <w:r>
+        <w:rPr>
+          <w:rFonts w:ascii="Times New Roman" w:hAnsi="Times New Roman" w:cs="Times New Roman"/>
+          <w:color w:val="000000" w:themeColor="text1"/>
+          <w:sz w:val="26"/>
+        </w:rPr>
+        <w:t>kính</w:t>
+      </w:r>
+      <w:proofErr w:type="spellEnd"/>
+      <w:r>
+        <w:rPr>
+          <w:rFonts w:ascii="Times New Roman" w:hAnsi="Times New Roman" w:cs="Times New Roman"/>
+          <w:color w:val="000000" w:themeColor="text1"/>
+          <w:sz w:val="26"/>
+        </w:rPr>
+        <w:t xml:space="preserve"> </w:t>
+      </w:r>
+      <w:proofErr w:type="spellStart"/>
+      <w:r>
+        <w:rPr>
+          <w:rFonts w:ascii="Times New Roman" w:hAnsi="Times New Roman" w:cs="Times New Roman"/>
+          <w:color w:val="000000" w:themeColor="text1"/>
+          <w:sz w:val="26"/>
+        </w:rPr>
+        <w:t>báo</w:t>
+      </w:r>
+      <w:proofErr w:type="spellEnd"/>
+      <w:r>
+        <w:rPr>
+          <w:rFonts w:ascii="Times New Roman" w:hAnsi="Times New Roman" w:cs="Times New Roman"/>
+          <w:color w:val="000000" w:themeColor="text1"/>
+          <w:sz w:val="26"/>
+        </w:rPr>
+        <w:t xml:space="preserve"> </w:t>
+      </w:r>
+      <w:proofErr w:type="spellStart"/>
+      <w:r>
+        <w:rPr>
+          <w:rFonts w:ascii="Times New Roman" w:hAnsi="Times New Roman" w:cs="Times New Roman"/>
+          <w:color w:val="000000" w:themeColor="text1"/>
+          <w:sz w:val="26"/>
+        </w:rPr>
+        <w:t>cáo</w:t>
+      </w:r>
+      <w:proofErr w:type="spellEnd"/>
+      <w:r>
+        <w:rPr>
+          <w:rFonts w:ascii="Times New Roman" w:hAnsi="Times New Roman" w:cs="Times New Roman"/>
+          <w:color w:val="000000" w:themeColor="text1"/>
+          <w:sz w:val="26"/>
+        </w:rPr>
+        <w:t xml:space="preserve"> </w:t>
+      </w:r>
+      <w:proofErr w:type="spellStart"/>
+      <w:r>
+        <w:rPr>
+          <w:rFonts w:ascii="Times New Roman" w:hAnsi="Times New Roman" w:cs="Times New Roman"/>
+          <w:color w:val="000000" w:themeColor="text1"/>
+          <w:sz w:val="26"/>
+        </w:rPr>
+        <w:t>tình</w:t>
+      </w:r>
+      <w:proofErr w:type="spellEnd"/>
+      <w:r>
+        <w:rPr>
+          <w:rFonts w:ascii="Times New Roman" w:hAnsi="Times New Roman" w:cs="Times New Roman"/>
+          <w:color w:val="000000" w:themeColor="text1"/>
+          <w:sz w:val="26"/>
+        </w:rPr>
+        <w:t xml:space="preserve"> </w:t>
+      </w:r>
+      <w:proofErr w:type="spellStart"/>
+      <w:r>
+        <w:rPr>
+          <w:rFonts w:ascii="Times New Roman" w:hAnsi="Times New Roman" w:cs="Times New Roman"/>
+          <w:color w:val="000000" w:themeColor="text1"/>
+          <w:sz w:val="26"/>
+        </w:rPr>
+        <w:t>hình</w:t>
+      </w:r>
+      <w:proofErr w:type="spellEnd"/>
+      <w:r>
+        <w:rPr>
+          <w:rFonts w:ascii="Times New Roman" w:hAnsi="Times New Roman" w:cs="Times New Roman"/>
+          <w:color w:val="000000" w:themeColor="text1"/>
+          <w:sz w:val="26"/>
+        </w:rPr>
+        <w:t xml:space="preserve"> </w:t>
+      </w:r>
+      <w:proofErr w:type="spellStart"/>
+      <w:r>
+        <w:rPr>
+          <w:rFonts w:ascii="Times New Roman" w:hAnsi="Times New Roman" w:cs="Times New Roman"/>
+          <w:color w:val="000000" w:themeColor="text1"/>
+          <w:sz w:val="26"/>
+        </w:rPr>
+        <w:t>thoát</w:t>
+      </w:r>
+      <w:proofErr w:type="spellEnd"/>
+      <w:r>
+        <w:rPr>
+          <w:rFonts w:ascii="Times New Roman" w:hAnsi="Times New Roman" w:cs="Times New Roman"/>
+          <w:color w:val="000000" w:themeColor="text1"/>
+          <w:sz w:val="26"/>
+        </w:rPr>
+        <w:t xml:space="preserve"> </w:t>
+      </w:r>
+      <w:proofErr w:type="spellStart"/>
+      <w:r>
+        <w:rPr>
+          <w:rFonts w:ascii="Times New Roman" w:hAnsi="Times New Roman" w:cs="Times New Roman"/>
+          <w:color w:val="000000" w:themeColor="text1"/>
+          <w:sz w:val="26"/>
+        </w:rPr>
+        <w:t>nước</w:t>
+      </w:r>
+      <w:proofErr w:type="spellEnd"/>
+      <w:r>
+        <w:rPr>
+          <w:rFonts w:ascii="Times New Roman" w:hAnsi="Times New Roman" w:cs="Times New Roman"/>
+          <w:color w:val="000000" w:themeColor="text1"/>
+          <w:sz w:val="26"/>
+        </w:rPr>
+        <w:t xml:space="preserve"> do </w:t>
+      </w:r>
+      <w:proofErr w:type="spellStart"/>
+      <w:r>
+        <w:rPr>
+          <w:rFonts w:ascii="Times New Roman" w:hAnsi="Times New Roman" w:cs="Times New Roman"/>
+          <w:color w:val="000000" w:themeColor="text1"/>
+          <w:sz w:val="26"/>
+        </w:rPr>
+        <w:t>ảnh</w:t>
+      </w:r>
+      <w:proofErr w:type="spellEnd"/>
+      <w:r>
+        <w:rPr>
+          <w:rFonts w:ascii="Times New Roman" w:hAnsi="Times New Roman" w:cs="Times New Roman"/>
+          <w:color w:val="000000" w:themeColor="text1"/>
+          <w:sz w:val="26"/>
+        </w:rPr>
+        <w:t xml:space="preserve"> </w:t>
+      </w:r>
+      <w:proofErr w:type="spellStart"/>
+      <w:r>
+        <w:rPr>
+          <w:rFonts w:ascii="Times New Roman" w:hAnsi="Times New Roman" w:cs="Times New Roman"/>
+          <w:color w:val="000000" w:themeColor="text1"/>
+          <w:sz w:val="26"/>
+        </w:rPr>
+        <w:t>hưởng</w:t>
+      </w:r>
+      <w:proofErr w:type="spellEnd"/>
+      <w:r>
+        <w:rPr>
+          <w:rFonts w:ascii="Times New Roman" w:hAnsi="Times New Roman" w:cs="Times New Roman"/>
+          <w:color w:val="000000" w:themeColor="text1"/>
+          <w:sz w:val="26"/>
+        </w:rPr>
+        <w:t xml:space="preserve"> </w:t>
+      </w:r>
+      <w:proofErr w:type="spellStart"/>
+      <w:r>
+        <w:rPr>
+          <w:rFonts w:ascii="Times New Roman" w:hAnsi="Times New Roman" w:cs="Times New Roman"/>
+          <w:color w:val="000000" w:themeColor="text1"/>
+          <w:sz w:val="26"/>
+        </w:rPr>
+        <w:t>của</w:t>
+      </w:r>
+      <w:proofErr w:type="spellEnd"/>
+      <w:r>
+        <w:rPr>
+          <w:rFonts w:ascii="Times New Roman" w:hAnsi="Times New Roman" w:cs="Times New Roman"/>
+          <w:color w:val="000000" w:themeColor="text1"/>
+          <w:sz w:val="26"/>
+        </w:rPr>
+        <w:t xml:space="preserve"> </w:t>
+      </w:r>
+      <w:proofErr w:type="spellStart"/>
+      <w:r>
+        <w:rPr>
+          <w:rFonts w:ascii="Times New Roman" w:hAnsi="Times New Roman" w:cs="Times New Roman"/>
+          <w:color w:val="000000" w:themeColor="text1"/>
+          <w:sz w:val="26"/>
+        </w:rPr>
+        <w:t>trận</w:t>
+      </w:r>
+      <w:proofErr w:type="spellEnd"/>
+      <w:r>
+        <w:rPr>
+          <w:rFonts w:ascii="Times New Roman" w:hAnsi="Times New Roman" w:cs="Times New Roman"/>
+          <w:color w:val="000000" w:themeColor="text1"/>
+          <w:sz w:val="26"/>
+        </w:rPr>
+        <w:t xml:space="preserve"> </w:t>
+      </w:r>
+      <w:proofErr w:type="spellStart"/>
+      <w:r>
+        <w:rPr>
+          <w:rFonts w:ascii="Times New Roman" w:hAnsi="Times New Roman" w:cs="Times New Roman"/>
+          <w:color w:val="000000" w:themeColor="text1"/>
+          <w:sz w:val="26"/>
+        </w:rPr>
+        <w:t>mưa</w:t>
+      </w:r>
+      <w:proofErr w:type="spellEnd"/>
+      <w:r>
+        <w:rPr>
+          <w:rFonts w:ascii="Times New Roman" w:hAnsi="Times New Roman" w:cs="Times New Roman"/>
+          <w:color w:val="000000" w:themeColor="text1"/>
+          <w:sz w:val="26"/>
+        </w:rPr>
+        <w:t xml:space="preserve"> </w:t>
+      </w:r>
+      <w:proofErr w:type="spellStart"/>
+      <w:r>
+        <w:rPr>
+          <w:rFonts w:ascii="Times New Roman" w:hAnsi="Times New Roman" w:cs="Times New Roman"/>
+          <w:color w:val="000000" w:themeColor="text1"/>
+          <w:sz w:val="26"/>
+        </w:rPr>
+        <w:t>ngày</w:t>
+      </w:r>
+      <w:proofErr w:type="spellEnd"/>
+      <w:r>
+        <w:rPr>
+          <w:rFonts w:ascii="Times New Roman" w:hAnsi="Times New Roman" w:cs="Times New Roman"/>
+          <w:color w:val="000000" w:themeColor="text1"/>
+          <w:sz w:val="26"/>
+        </w:rPr>
+        <w:t xml:space="preserve"> </w:t>
+      </w:r>
+      <w:r>
+        <w:rPr>
+          <w:rFonts w:ascii="Times New Roman" w:hAnsi="Times New Roman" w:cs="Times New Roman"/>
+          <w:sz w:val="26"/>
+          <w:szCs w:val="26"/>
+        </w:rPr>
+        <w:t>{dd}/{mm}/{</w:t>
+      </w:r>
+      <w:proofErr w:type="spellStart"/>
+      <w:r>
+        <w:rPr>
+          <w:rFonts w:ascii="Times New Roman" w:hAnsi="Times New Roman" w:cs="Times New Roman"/>
+          <w:sz w:val="26"/>
+          <w:szCs w:val="26"/>
+        </w:rPr>
+        <w:t>yyyy</w:t>
+      </w:r>
+      <w:proofErr w:type="spellEnd"/>
+      <w:r>
+        <w:rPr>
+          <w:rFonts w:ascii="Times New Roman" w:hAnsi="Times New Roman" w:cs="Times New Roman"/>
+          <w:sz w:val="26"/>
+          <w:szCs w:val="26"/>
+        </w:rPr>
+        <w:t>}</w:t>
       </w:r>
       <w:r>
         <w:rPr>
@@ -753,13 +1732,41 @@
         </w:rPr>
         <w:t xml:space="preserve"> </w:t>
       </w:r>
-      <w:r>
-        <w:rPr>
-          <w:rFonts w:ascii="Times New Roman" w:hAnsi="Times New Roman" w:cs="Times New Roman"/>
-          <w:color w:val="000000" w:themeColor="text1"/>
-          <w:sz w:val="26"/>
-        </w:rPr>
-        <w:t>như sau:</w:t>
+      <w:proofErr w:type="spellStart"/>
+      <w:r>
+        <w:rPr>
+          <w:rFonts w:ascii="Times New Roman" w:hAnsi="Times New Roman" w:cs="Times New Roman"/>
+          <w:color w:val="000000" w:themeColor="text1"/>
+          <w:sz w:val="26"/>
+        </w:rPr>
+        <w:t>như</w:t>
+      </w:r>
+      <w:proofErr w:type="spellEnd"/>
+      <w:r>
+        <w:rPr>
+          <w:rFonts w:ascii="Times New Roman" w:hAnsi="Times New Roman" w:cs="Times New Roman"/>
+          <w:color w:val="000000" w:themeColor="text1"/>
+          <w:sz w:val="26"/>
+        </w:rPr>
+        <w:t xml:space="preserve"> </w:t>
+      </w:r>
+      <w:proofErr w:type="spellStart"/>
+      <w:r>
+        <w:rPr>
+          <w:rFonts w:ascii="Times New Roman" w:hAnsi="Times New Roman" w:cs="Times New Roman"/>
+          <w:color w:val="000000" w:themeColor="text1"/>
+          <w:sz w:val="26"/>
+        </w:rPr>
+        <w:t>sau</w:t>
+      </w:r>
+      <w:proofErr w:type="spellEnd"/>
+      <w:r>
+        <w:rPr>
+          <w:rFonts w:ascii="Times New Roman" w:hAnsi="Times New Roman" w:cs="Times New Roman"/>
+          <w:color w:val="000000" w:themeColor="text1"/>
+          <w:sz w:val="26"/>
+        </w:rPr>
+        <w:t>:</w:t>
       </w:r>
     </w:p>
     <w:p>
@@ -778,6 +1785,7 @@
           <w:szCs w:val="26"/>
         </w:rPr>
       </w:pPr>
+      <w:proofErr w:type="spellStart"/>
       <w:r>
         <w:rPr>
           <w:rFonts w:ascii="Times New Roman" w:hAnsi="Times New Roman" w:cs="Times New Roman"/>
@@ -785,8 +1793,49 @@
           <w:sz w:val="26"/>
           <w:szCs w:val="26"/>
         </w:rPr>
-        <w:t>Diễn biến mưa</w:t>
-      </w:r>
+        <w:t>Diễn</w:t>
+      </w:r>
+      <w:proofErr w:type="spellEnd"/>
+      <w:r>
+        <w:rPr>
+          <w:rFonts w:ascii="Times New Roman" w:hAnsi="Times New Roman" w:cs="Times New Roman"/>
+          <w:b/>
+          <w:sz w:val="26"/>
+          <w:szCs w:val="26"/>
+        </w:rPr>
+        <w:t xml:space="preserve"> </w:t>
+      </w:r>
+      <w:proofErr w:type="spellStart"/>
+      <w:r>
+        <w:rPr>
+          <w:rFonts w:ascii="Times New Roman" w:hAnsi="Times New Roman" w:cs="Times New Roman"/>
+          <w:b/>
+          <w:sz w:val="26"/>
+          <w:szCs w:val="26"/>
+        </w:rPr>
+        <w:t>biến</w:t>
+      </w:r>
+      <w:proofErr w:type="spellEnd"/>
+      <w:r>
+        <w:rPr>
+          <w:rFonts w:ascii="Times New Roman" w:hAnsi="Times New Roman" w:cs="Times New Roman"/>
+          <w:b/>
+          <w:sz w:val="26"/>
+          <w:szCs w:val="26"/>
+        </w:rPr>
+        <w:t xml:space="preserve"> </w:t>
+      </w:r>
+      <w:proofErr w:type="spellStart"/>
+      <w:r>
+        <w:rPr>
+          <w:rFonts w:ascii="Times New Roman" w:hAnsi="Times New Roman" w:cs="Times New Roman"/>
+          <w:b/>
+          <w:sz w:val="26"/>
+          <w:szCs w:val="26"/>
+        </w:rPr>
+        <w:t>mưa</w:t>
+      </w:r>
+      <w:proofErr w:type="spellEnd"/>
       <w:r>
         <w:rPr>
           <w:rFonts w:ascii="Times New Roman" w:hAnsi="Times New Roman" w:cs="Times New Roman"/>
@@ -803,7 +1852,27 @@
           <w:sz w:val="26"/>
           <w:szCs w:val="26"/>
         </w:rPr>
-        <w:t>{noidung}</w:t>
+        <w:t>{</w:t>
+      </w:r>
+      <w:proofErr w:type="spellStart"/>
+      <w:r>
+        <w:rPr>
+          <w:rFonts w:ascii="Times New Roman" w:eastAsia="Times New Roman" w:hAnsi="Times New Roman" w:cs="Times New Roman"/>
+          <w:color w:val="000000" w:themeColor="text1"/>
+          <w:sz w:val="26"/>
+          <w:szCs w:val="26"/>
+        </w:rPr>
+        <w:t>noidung</w:t>
+      </w:r>
+      <w:proofErr w:type="spellEnd"/>
+      <w:r>
+        <w:rPr>
+          <w:rFonts w:ascii="Times New Roman" w:eastAsia="Times New Roman" w:hAnsi="Times New Roman" w:cs="Times New Roman"/>
+          <w:color w:val="000000" w:themeColor="text1"/>
+          <w:sz w:val="26"/>
+          <w:szCs w:val="26"/>
+        </w:rPr>
+        <w:t>}</w:t>
       </w:r>
     </w:p>
     <w:p>
@@ -819,14 +1888,88 @@
           <w:lang w:val="vi-VN"/>
         </w:rPr>
       </w:pPr>
+      <w:proofErr w:type="spellStart"/>
       <w:r>
         <w:rPr>
           <w:rFonts w:ascii="Times New Roman" w:eastAsia="Times New Roman" w:hAnsi="Times New Roman" w:cs="Times New Roman"/>
           <w:sz w:val="26"/>
           <w:szCs w:val="26"/>
         </w:rPr>
-        <w:t>Số liệu mưa các phường</w:t>
-      </w:r>
+        <w:t>Số</w:t>
+      </w:r>
+      <w:proofErr w:type="spellEnd"/>
+      <w:r>
+        <w:rPr>
+          <w:rFonts w:ascii="Times New Roman" w:eastAsia="Times New Roman" w:hAnsi="Times New Roman" w:cs="Times New Roman"/>
+          <w:sz w:val="26"/>
+          <w:szCs w:val="26"/>
+        </w:rPr>
+        <w:t xml:space="preserve"> </w:t>
+      </w:r>
+      <w:proofErr w:type="spellStart"/>
+      <w:r>
+        <w:rPr>
+          <w:rFonts w:ascii="Times New Roman" w:eastAsia="Times New Roman" w:hAnsi="Times New Roman" w:cs="Times New Roman"/>
+          <w:sz w:val="26"/>
+          <w:szCs w:val="26"/>
+        </w:rPr>
+        <w:t>liệu</w:t>
+      </w:r>
+      <w:proofErr w:type="spellEnd"/>
+      <w:r>
+        <w:rPr>
+          <w:rFonts w:ascii="Times New Roman" w:eastAsia="Times New Roman" w:hAnsi="Times New Roman" w:cs="Times New Roman"/>
+          <w:sz w:val="26"/>
+          <w:szCs w:val="26"/>
+        </w:rPr>
+        <w:t xml:space="preserve"> </w:t>
+      </w:r>
+      <w:proofErr w:type="spellStart"/>
+      <w:r>
+        <w:rPr>
+          <w:rFonts w:ascii="Times New Roman" w:eastAsia="Times New Roman" w:hAnsi="Times New Roman" w:cs="Times New Roman"/>
+          <w:sz w:val="26"/>
+          <w:szCs w:val="26"/>
+        </w:rPr>
+        <w:t>mưa</w:t>
+      </w:r>
+      <w:proofErr w:type="spellEnd"/>
+      <w:r>
+        <w:rPr>
+          <w:rFonts w:ascii="Times New Roman" w:eastAsia="Times New Roman" w:hAnsi="Times New Roman" w:cs="Times New Roman"/>
+          <w:sz w:val="26"/>
+          <w:szCs w:val="26"/>
+        </w:rPr>
+        <w:t xml:space="preserve"> </w:t>
+      </w:r>
+      <w:proofErr w:type="spellStart"/>
+      <w:r>
+        <w:rPr>
+          <w:rFonts w:ascii="Times New Roman" w:eastAsia="Times New Roman" w:hAnsi="Times New Roman" w:cs="Times New Roman"/>
+          <w:sz w:val="26"/>
+          <w:szCs w:val="26"/>
+        </w:rPr>
+        <w:t>các</w:t>
+      </w:r>
+      <w:proofErr w:type="spellEnd"/>
+      <w:r>
+        <w:rPr>
+          <w:rFonts w:ascii="Times New Roman" w:eastAsia="Times New Roman" w:hAnsi="Times New Roman" w:cs="Times New Roman"/>
+          <w:sz w:val="26"/>
+          <w:szCs w:val="26"/>
+        </w:rPr>
+        <w:t xml:space="preserve"> </w:t>
+      </w:r>
+      <w:proofErr w:type="spellStart"/>
+      <w:r>
+        <w:rPr>
+          <w:rFonts w:ascii="Times New Roman" w:eastAsia="Times New Roman" w:hAnsi="Times New Roman" w:cs="Times New Roman"/>
+          <w:sz w:val="26"/>
+          <w:szCs w:val="26"/>
+        </w:rPr>
+        <w:t>phường</w:t>
+      </w:r>
+      <w:proofErr w:type="spellEnd"/>
     </w:p>
     <w:tbl>
       <w:tblPr>
@@ -993,6 +2136,7 @@
         </w:rPr>
         <w:t xml:space="preserve">     </w:t>
       </w:r>
+      <w:proofErr w:type="spellStart"/>
       <w:r>
         <w:rPr>
           <w:rFonts w:ascii="Times New Roman" w:eastAsia="Times New Roman" w:hAnsi="Times New Roman" w:cs="Times New Roman"/>
@@ -1000,8 +2144,89 @@
           <w:sz w:val="26"/>
           <w:szCs w:val="26"/>
         </w:rPr>
-        <w:t>Số liệu mưa các xã</w:t>
-      </w:r>
+        <w:t>Số</w:t>
+      </w:r>
+      <w:proofErr w:type="spellEnd"/>
+      <w:r>
+        <w:rPr>
+          <w:rFonts w:ascii="Times New Roman" w:eastAsia="Times New Roman" w:hAnsi="Times New Roman" w:cs="Times New Roman"/>
+          <w:color w:val="000000" w:themeColor="text1"/>
+          <w:sz w:val="26"/>
+          <w:szCs w:val="26"/>
+        </w:rPr>
+        <w:t xml:space="preserve"> </w:t>
+      </w:r>
+      <w:proofErr w:type="spellStart"/>
+      <w:r>
+        <w:rPr>
+          <w:rFonts w:ascii="Times New Roman" w:eastAsia="Times New Roman" w:hAnsi="Times New Roman" w:cs="Times New Roman"/>
+          <w:color w:val="000000" w:themeColor="text1"/>
+          <w:sz w:val="26"/>
+          <w:szCs w:val="26"/>
+        </w:rPr>
+        <w:t>liệu</w:t>
+      </w:r>
+      <w:proofErr w:type="spellEnd"/>
+      <w:r>
+        <w:rPr>
+          <w:rFonts w:ascii="Times New Roman" w:eastAsia="Times New Roman" w:hAnsi="Times New Roman" w:cs="Times New Roman"/>
+          <w:color w:val="000000" w:themeColor="text1"/>
+          <w:sz w:val="26"/>
+          <w:szCs w:val="26"/>
+        </w:rPr>
+        <w:t xml:space="preserve"> </w:t>
+      </w:r>
+      <w:proofErr w:type="spellStart"/>
+      <w:r>
+        <w:rPr>
+          <w:rFonts w:ascii="Times New Roman" w:eastAsia="Times New Roman" w:hAnsi="Times New Roman" w:cs="Times New Roman"/>
+          <w:color w:val="000000" w:themeColor="text1"/>
+          <w:sz w:val="26"/>
+          <w:szCs w:val="26"/>
+        </w:rPr>
+        <w:t>mưa</w:t>
+      </w:r>
+      <w:proofErr w:type="spellEnd"/>
+      <w:r>
+        <w:rPr>
+          <w:rFonts w:ascii="Times New Roman" w:eastAsia="Times New Roman" w:hAnsi="Times New Roman" w:cs="Times New Roman"/>
+          <w:color w:val="000000" w:themeColor="text1"/>
+          <w:sz w:val="26"/>
+          <w:szCs w:val="26"/>
+        </w:rPr>
+        <w:t xml:space="preserve"> </w:t>
+      </w:r>
+      <w:proofErr w:type="spellStart"/>
+      <w:r>
+        <w:rPr>
+          <w:rFonts w:ascii="Times New Roman" w:eastAsia="Times New Roman" w:hAnsi="Times New Roman" w:cs="Times New Roman"/>
+          <w:color w:val="000000" w:themeColor="text1"/>
+          <w:sz w:val="26"/>
+          <w:szCs w:val="26"/>
+        </w:rPr>
+        <w:t>các</w:t>
+      </w:r>
+      <w:proofErr w:type="spellEnd"/>
+      <w:r>
+        <w:rPr>
+          <w:rFonts w:ascii="Times New Roman" w:eastAsia="Times New Roman" w:hAnsi="Times New Roman" w:cs="Times New Roman"/>
+          <w:color w:val="000000" w:themeColor="text1"/>
+          <w:sz w:val="26"/>
+          <w:szCs w:val="26"/>
+        </w:rPr>
+        <w:t xml:space="preserve"> </w:t>
+      </w:r>
+      <w:proofErr w:type="spellStart"/>
+      <w:r>
+        <w:rPr>
+          <w:rFonts w:ascii="Times New Roman" w:eastAsia="Times New Roman" w:hAnsi="Times New Roman" w:cs="Times New Roman"/>
+          <w:color w:val="000000" w:themeColor="text1"/>
+          <w:sz w:val="26"/>
+          <w:szCs w:val="26"/>
+        </w:rPr>
+        <w:t>xã</w:t>
+      </w:r>
+      <w:proofErr w:type="spellEnd"/>
     </w:p>
     <w:tbl>
       <w:tblPr>
@@ -1202,6 +2427,7 @@
           <w:szCs w:val="26"/>
         </w:rPr>
       </w:pPr>
+      <w:proofErr w:type="spellStart"/>
       <w:r>
         <w:rPr>
           <w:rFonts w:ascii="Times New Roman" w:hAnsi="Times New Roman" w:cs="Times New Roman"/>
@@ -1209,7 +2435,197 @@
           <w:sz w:val="26"/>
           <w:szCs w:val="26"/>
         </w:rPr>
-        <w:t>Mực nước trên hệ thống sông, kênh, hồ điều hòa:</w:t>
+        <w:t>Mực</w:t>
+      </w:r>
+      <w:proofErr w:type="spellEnd"/>
+      <w:r>
+        <w:rPr>
+          <w:rFonts w:ascii="Times New Roman" w:hAnsi="Times New Roman" w:cs="Times New Roman"/>
+          <w:b/>
+          <w:sz w:val="26"/>
+          <w:szCs w:val="26"/>
+        </w:rPr>
+        <w:t xml:space="preserve"> </w:t>
+      </w:r>
+      <w:proofErr w:type="spellStart"/>
+      <w:r>
+        <w:rPr>
+          <w:rFonts w:ascii="Times New Roman" w:hAnsi="Times New Roman" w:cs="Times New Roman"/>
+          <w:b/>
+          <w:sz w:val="26"/>
+          <w:szCs w:val="26"/>
+        </w:rPr>
+        <w:t>nước</w:t>
+      </w:r>
+      <w:proofErr w:type="spellEnd"/>
+      <w:r>
+        <w:rPr>
+          <w:rFonts w:ascii="Times New Roman" w:hAnsi="Times New Roman" w:cs="Times New Roman"/>
+          <w:b/>
+          <w:sz w:val="26"/>
+          <w:szCs w:val="26"/>
+        </w:rPr>
+        <w:t xml:space="preserve"> </w:t>
+      </w:r>
+      <w:proofErr w:type="spellStart"/>
+      <w:r>
+        <w:rPr>
+          <w:rFonts w:ascii="Times New Roman" w:hAnsi="Times New Roman" w:cs="Times New Roman"/>
+          <w:b/>
+          <w:sz w:val="26"/>
+          <w:szCs w:val="26"/>
+        </w:rPr>
+        <w:t>trên</w:t>
+      </w:r>
+      <w:proofErr w:type="spellEnd"/>
+      <w:r>
+        <w:rPr>
+          <w:rFonts w:ascii="Times New Roman" w:hAnsi="Times New Roman" w:cs="Times New Roman"/>
+          <w:b/>
+          <w:sz w:val="26"/>
+          <w:szCs w:val="26"/>
+        </w:rPr>
+        <w:t xml:space="preserve"> </w:t>
+      </w:r>
+      <w:proofErr w:type="spellStart"/>
+      <w:r>
+        <w:rPr>
+          <w:rFonts w:ascii="Times New Roman" w:hAnsi="Times New Roman" w:cs="Times New Roman"/>
+          <w:b/>
+          <w:sz w:val="26"/>
+          <w:szCs w:val="26"/>
+        </w:rPr>
+        <w:t>hệ</w:t>
+      </w:r>
+      <w:proofErr w:type="spellEnd"/>
+      <w:r>
+        <w:rPr>
+          <w:rFonts w:ascii="Times New Roman" w:hAnsi="Times New Roman" w:cs="Times New Roman"/>
+          <w:b/>
+          <w:sz w:val="26"/>
+          <w:szCs w:val="26"/>
+        </w:rPr>
+        <w:t xml:space="preserve"> </w:t>
+      </w:r>
+      <w:proofErr w:type="spellStart"/>
+      <w:r>
+        <w:rPr>
+          <w:rFonts w:ascii="Times New Roman" w:hAnsi="Times New Roman" w:cs="Times New Roman"/>
+          <w:b/>
+          <w:sz w:val="26"/>
+          <w:szCs w:val="26"/>
+        </w:rPr>
+        <w:t>thống</w:t>
+      </w:r>
+      <w:proofErr w:type="spellEnd"/>
+      <w:r>
+        <w:rPr>
+          <w:rFonts w:ascii="Times New Roman" w:hAnsi="Times New Roman" w:cs="Times New Roman"/>
+          <w:b/>
+          <w:sz w:val="26"/>
+          <w:szCs w:val="26"/>
+        </w:rPr>
+        <w:t xml:space="preserve"> </w:t>
+      </w:r>
+      <w:proofErr w:type="spellStart"/>
+      <w:r>
+        <w:rPr>
+          <w:rFonts w:ascii="Times New Roman" w:hAnsi="Times New Roman" w:cs="Times New Roman"/>
+          <w:b/>
+          <w:sz w:val="26"/>
+          <w:szCs w:val="26"/>
+        </w:rPr>
+        <w:t>sông</w:t>
+      </w:r>
+      <w:proofErr w:type="spellEnd"/>
+      <w:r>
+        <w:rPr>
+          <w:rFonts w:ascii="Times New Roman" w:hAnsi="Times New Roman" w:cs="Times New Roman"/>
+          <w:b/>
+          <w:sz w:val="26"/>
+          <w:szCs w:val="26"/>
+        </w:rPr>
+        <w:t xml:space="preserve">, </w:t>
+      </w:r>
+      <w:proofErr w:type="spellStart"/>
+      <w:r>
+        <w:rPr>
+          <w:rFonts w:ascii="Times New Roman" w:hAnsi="Times New Roman" w:cs="Times New Roman"/>
+          <w:b/>
+          <w:sz w:val="26"/>
+          <w:szCs w:val="26"/>
+        </w:rPr>
+        <w:t>kênh</w:t>
+      </w:r>
+      <w:proofErr w:type="spellEnd"/>
+      <w:r>
+        <w:rPr>
+          <w:rFonts w:ascii="Times New Roman" w:hAnsi="Times New Roman" w:cs="Times New Roman"/>
+          <w:b/>
+          <w:sz w:val="26"/>
+          <w:szCs w:val="26"/>
+        </w:rPr>
+        <w:t xml:space="preserve">, </w:t>
+      </w:r>
+      <w:proofErr w:type="spellStart"/>
+      <w:r>
+        <w:rPr>
+          <w:rFonts w:ascii="Times New Roman" w:hAnsi="Times New Roman" w:cs="Times New Roman"/>
+          <w:b/>
+          <w:sz w:val="26"/>
+          <w:szCs w:val="26"/>
+        </w:rPr>
+        <w:t>hồ</w:t>
+      </w:r>
+      <w:proofErr w:type="spellEnd"/>
+      <w:r>
+        <w:rPr>
+          <w:rFonts w:ascii="Times New Roman" w:hAnsi="Times New Roman" w:cs="Times New Roman"/>
+          <w:b/>
+          <w:sz w:val="26"/>
+          <w:szCs w:val="26"/>
+        </w:rPr>
+        <w:t xml:space="preserve"> </w:t>
+      </w:r>
+      <w:proofErr w:type="spellStart"/>
+      <w:r>
+        <w:rPr>
+          <w:rFonts w:ascii="Times New Roman" w:hAnsi="Times New Roman" w:cs="Times New Roman"/>
+          <w:b/>
+          <w:sz w:val="26"/>
+          <w:szCs w:val="26"/>
+        </w:rPr>
+        <w:t>điều</w:t>
+      </w:r>
+      <w:proofErr w:type="spellEnd"/>
+      <w:r>
+        <w:rPr>
+          <w:rFonts w:ascii="Times New Roman" w:hAnsi="Times New Roman" w:cs="Times New Roman"/>
+          <w:b/>
+          <w:sz w:val="26"/>
+          <w:szCs w:val="26"/>
+        </w:rPr>
+        <w:t xml:space="preserve"> </w:t>
+      </w:r>
+      <w:proofErr w:type="spellStart"/>
+      <w:r>
+        <w:rPr>
+          <w:rFonts w:ascii="Times New Roman" w:hAnsi="Times New Roman" w:cs="Times New Roman"/>
+          <w:b/>
+          <w:sz w:val="26"/>
+          <w:szCs w:val="26"/>
+        </w:rPr>
+        <w:t>hòa</w:t>
+      </w:r>
+      <w:proofErr w:type="spellEnd"/>
+      <w:r>
+        <w:rPr>
+          <w:rFonts w:ascii="Times New Roman" w:hAnsi="Times New Roman" w:cs="Times New Roman"/>
+          <w:b/>
+          <w:sz w:val="26"/>
+          <w:szCs w:val="26"/>
+        </w:rPr>
+        <w:t>:</w:t>
       </w:r>
     </w:p>
     <w:p>
@@ -1223,38 +2639,16 @@
           <w:szCs w:val="26"/>
         </w:rPr>
       </w:pPr>
+      <w:proofErr w:type="spellStart"/>
       <w:r>
         <w:rPr>
           <w:rFonts w:ascii="Times New Roman" w:hAnsi="Times New Roman"/>
           <w:sz w:val="26"/>
           <w:szCs w:val="26"/>
         </w:rPr>
-        <w:t xml:space="preserve">Mực nước trên các sông, hồ điều hòa tại thời </w:t>
-      </w:r>
-      <w:r>
-        <w:rPr>
-          <w:rFonts w:ascii="Times New Roman" w:hAnsi="Times New Roman" w:cs="Times New Roman"/>
-          <w:sz w:val="26"/>
-          <w:szCs w:val="26"/>
-        </w:rPr>
-        <w:t xml:space="preserve">điểm </w:t>
-      </w:r>
-      <w:r>
-        <w:rPr>
-          <w:rFonts w:ascii="Times New Roman" w:hAnsi="Times New Roman" w:cs="Times New Roman"/>
-          <w:sz w:val="26"/>
-          <w:szCs w:val="26"/>
-        </w:rPr>
-        <w:t>{hh}</w:t>
-      </w:r>
-      <w:r>
-        <w:rPr>
-          <w:rFonts w:ascii="Times New Roman" w:hAnsi="Times New Roman" w:cs="Times New Roman"/>
-          <w:sz w:val="26"/>
-          <w:szCs w:val="26"/>
-        </w:rPr>
-        <w:t xml:space="preserve"> ngày</w:t>
-      </w:r>
+        <w:t>Mực</w:t>
+      </w:r>
+      <w:proofErr w:type="spellEnd"/>
       <w:r>
         <w:rPr>
           <w:rFonts w:ascii="Times New Roman" w:hAnsi="Times New Roman"/>
@@ -1263,13 +2657,263 @@
         </w:rPr>
         <w:t xml:space="preserve"> </w:t>
       </w:r>
-      <w:r>
-        <w:rPr>
-          <w:rFonts w:ascii="Times New Roman" w:hAnsi="Times New Roman" w:cs="Times New Roman"/>
-          <w:sz w:val="26"/>
-          <w:szCs w:val="26"/>
-        </w:rPr>
-        <w:t>{dd}/{mm}/{yyyy}</w:t>
+      <w:proofErr w:type="spellStart"/>
+      <w:r>
+        <w:rPr>
+          <w:rFonts w:ascii="Times New Roman" w:hAnsi="Times New Roman"/>
+          <w:sz w:val="26"/>
+          <w:szCs w:val="26"/>
+        </w:rPr>
+        <w:t>nước</w:t>
+      </w:r>
+      <w:proofErr w:type="spellEnd"/>
+      <w:r>
+        <w:rPr>
+          <w:rFonts w:ascii="Times New Roman" w:hAnsi="Times New Roman"/>
+          <w:sz w:val="26"/>
+          <w:szCs w:val="26"/>
+        </w:rPr>
+        <w:t xml:space="preserve"> </w:t>
+      </w:r>
+      <w:proofErr w:type="spellStart"/>
+      <w:r>
+        <w:rPr>
+          <w:rFonts w:ascii="Times New Roman" w:hAnsi="Times New Roman"/>
+          <w:sz w:val="26"/>
+          <w:szCs w:val="26"/>
+        </w:rPr>
+        <w:t>trên</w:t>
+      </w:r>
+      <w:proofErr w:type="spellEnd"/>
+      <w:r>
+        <w:rPr>
+          <w:rFonts w:ascii="Times New Roman" w:hAnsi="Times New Roman"/>
+          <w:sz w:val="26"/>
+          <w:szCs w:val="26"/>
+        </w:rPr>
+        <w:t xml:space="preserve"> </w:t>
+      </w:r>
+      <w:proofErr w:type="spellStart"/>
+      <w:r>
+        <w:rPr>
+          <w:rFonts w:ascii="Times New Roman" w:hAnsi="Times New Roman"/>
+          <w:sz w:val="26"/>
+          <w:szCs w:val="26"/>
+        </w:rPr>
+        <w:t>các</w:t>
+      </w:r>
+      <w:proofErr w:type="spellEnd"/>
+      <w:r>
+        <w:rPr>
+          <w:rFonts w:ascii="Times New Roman" w:hAnsi="Times New Roman"/>
+          <w:sz w:val="26"/>
+          <w:szCs w:val="26"/>
+        </w:rPr>
+        <w:t xml:space="preserve"> </w:t>
+      </w:r>
+      <w:proofErr w:type="spellStart"/>
+      <w:r>
+        <w:rPr>
+          <w:rFonts w:ascii="Times New Roman" w:hAnsi="Times New Roman"/>
+          <w:sz w:val="26"/>
+          <w:szCs w:val="26"/>
+        </w:rPr>
+        <w:t>sông</w:t>
+      </w:r>
+      <w:proofErr w:type="spellEnd"/>
+      <w:r>
+        <w:rPr>
+          <w:rFonts w:ascii="Times New Roman" w:hAnsi="Times New Roman"/>
+          <w:sz w:val="26"/>
+          <w:szCs w:val="26"/>
+        </w:rPr>
+        <w:t xml:space="preserve">, </w:t>
+      </w:r>
+      <w:proofErr w:type="spellStart"/>
+      <w:r>
+        <w:rPr>
+          <w:rFonts w:ascii="Times New Roman" w:hAnsi="Times New Roman"/>
+          <w:sz w:val="26"/>
+          <w:szCs w:val="26"/>
+        </w:rPr>
+        <w:t>hồ</w:t>
+      </w:r>
+      <w:proofErr w:type="spellEnd"/>
+      <w:r>
+        <w:rPr>
+          <w:rFonts w:ascii="Times New Roman" w:hAnsi="Times New Roman"/>
+          <w:sz w:val="26"/>
+          <w:szCs w:val="26"/>
+        </w:rPr>
+        <w:t xml:space="preserve"> </w:t>
+      </w:r>
+      <w:proofErr w:type="spellStart"/>
+      <w:r>
+        <w:rPr>
+          <w:rFonts w:ascii="Times New Roman" w:hAnsi="Times New Roman"/>
+          <w:sz w:val="26"/>
+          <w:szCs w:val="26"/>
+        </w:rPr>
+        <w:t>điều</w:t>
+      </w:r>
+      <w:proofErr w:type="spellEnd"/>
+      <w:r>
+        <w:rPr>
+          <w:rFonts w:ascii="Times New Roman" w:hAnsi="Times New Roman"/>
+          <w:sz w:val="26"/>
+          <w:szCs w:val="26"/>
+        </w:rPr>
+        <w:t xml:space="preserve"> </w:t>
+      </w:r>
+      <w:proofErr w:type="spellStart"/>
+      <w:r>
+        <w:rPr>
+          <w:rFonts w:ascii="Times New Roman" w:hAnsi="Times New Roman"/>
+          <w:sz w:val="26"/>
+          <w:szCs w:val="26"/>
+        </w:rPr>
+        <w:t>hòa</w:t>
+      </w:r>
+      <w:proofErr w:type="spellEnd"/>
+      <w:r>
+        <w:rPr>
+          <w:rFonts w:ascii="Times New Roman" w:hAnsi="Times New Roman"/>
+          <w:sz w:val="26"/>
+          <w:szCs w:val="26"/>
+        </w:rPr>
+        <w:t xml:space="preserve"> </w:t>
+      </w:r>
+      <w:proofErr w:type="spellStart"/>
+      <w:r>
+        <w:rPr>
+          <w:rFonts w:ascii="Times New Roman" w:hAnsi="Times New Roman"/>
+          <w:sz w:val="26"/>
+          <w:szCs w:val="26"/>
+        </w:rPr>
+        <w:t>tại</w:t>
+      </w:r>
+      <w:proofErr w:type="spellEnd"/>
+      <w:r>
+        <w:rPr>
+          <w:rFonts w:ascii="Times New Roman" w:hAnsi="Times New Roman"/>
+          <w:sz w:val="26"/>
+          <w:szCs w:val="26"/>
+        </w:rPr>
+        <w:t xml:space="preserve"> </w:t>
+      </w:r>
+      <w:proofErr w:type="spellStart"/>
+      <w:r>
+        <w:rPr>
+          <w:rFonts w:ascii="Times New Roman" w:hAnsi="Times New Roman"/>
+          <w:sz w:val="26"/>
+          <w:szCs w:val="26"/>
+        </w:rPr>
+        <w:t>thời</w:t>
+      </w:r>
+      <w:proofErr w:type="spellEnd"/>
+      <w:r>
+        <w:rPr>
+          <w:rFonts w:ascii="Times New Roman" w:hAnsi="Times New Roman"/>
+          <w:sz w:val="26"/>
+          <w:szCs w:val="26"/>
+        </w:rPr>
+        <w:t xml:space="preserve"> </w:t>
+      </w:r>
+      <w:proofErr w:type="spellStart"/>
+      <w:r>
+        <w:rPr>
+          <w:rFonts w:ascii="Times New Roman" w:hAnsi="Times New Roman" w:cs="Times New Roman"/>
+          <w:sz w:val="26"/>
+          <w:szCs w:val="26"/>
+        </w:rPr>
+        <w:t>điểm</w:t>
+      </w:r>
+      <w:proofErr w:type="spellEnd"/>
+      <w:r>
+        <w:rPr>
+          <w:rFonts w:ascii="Times New Roman" w:hAnsi="Times New Roman" w:cs="Times New Roman"/>
+          <w:sz w:val="26"/>
+          <w:szCs w:val="26"/>
+        </w:rPr>
+        <w:t xml:space="preserve"> </w:t>
+      </w:r>
+      <w:r>
+        <w:rPr>
+          <w:rFonts w:ascii="Times New Roman" w:hAnsi="Times New Roman" w:cs="Times New Roman"/>
+          <w:sz w:val="26"/>
+          <w:szCs w:val="26"/>
+        </w:rPr>
+        <w:t>{</w:t>
+      </w:r>
+      <w:proofErr w:type="spellStart"/>
+      <w:r>
+        <w:rPr>
+          <w:rFonts w:ascii="Times New Roman" w:hAnsi="Times New Roman" w:cs="Times New Roman"/>
+          <w:sz w:val="26"/>
+          <w:szCs w:val="26"/>
+        </w:rPr>
+        <w:t>hh</w:t>
+      </w:r>
+      <w:proofErr w:type="spellEnd"/>
+      <w:r>
+        <w:rPr>
+          <w:rFonts w:ascii="Times New Roman" w:hAnsi="Times New Roman" w:cs="Times New Roman"/>
+          <w:sz w:val="26"/>
+          <w:szCs w:val="26"/>
+        </w:rPr>
+        <w:t>}</w:t>
+      </w:r>
+      <w:r>
+        <w:rPr>
+          <w:rFonts w:ascii="Times New Roman" w:hAnsi="Times New Roman" w:cs="Times New Roman"/>
+          <w:sz w:val="26"/>
+          <w:szCs w:val="26"/>
+        </w:rPr>
+        <w:t xml:space="preserve"> </w:t>
+      </w:r>
+      <w:proofErr w:type="spellStart"/>
+      <w:r>
+        <w:rPr>
+          <w:rFonts w:ascii="Times New Roman" w:hAnsi="Times New Roman" w:cs="Times New Roman"/>
+          <w:sz w:val="26"/>
+          <w:szCs w:val="26"/>
+        </w:rPr>
+        <w:t>ngày</w:t>
+      </w:r>
+      <w:proofErr w:type="spellEnd"/>
+      <w:r>
+        <w:rPr>
+          <w:rFonts w:ascii="Times New Roman" w:hAnsi="Times New Roman"/>
+          <w:sz w:val="26"/>
+          <w:szCs w:val="26"/>
+        </w:rPr>
+        <w:t xml:space="preserve"> </w:t>
+      </w:r>
+      <w:r>
+        <w:rPr>
+          <w:rFonts w:ascii="Times New Roman" w:hAnsi="Times New Roman" w:cs="Times New Roman"/>
+          <w:sz w:val="26"/>
+          <w:szCs w:val="26"/>
+        </w:rPr>
+        <w:t>{dd}/{mm}/{</w:t>
+      </w:r>
+      <w:proofErr w:type="spellStart"/>
+      <w:r>
+        <w:rPr>
+          <w:rFonts w:ascii="Times New Roman" w:hAnsi="Times New Roman" w:cs="Times New Roman"/>
+          <w:sz w:val="26"/>
+          <w:szCs w:val="26"/>
+        </w:rPr>
+        <w:t>yyyy</w:t>
+      </w:r>
+      <w:proofErr w:type="spellEnd"/>
+      <w:r>
+        <w:rPr>
+          <w:rFonts w:ascii="Times New Roman" w:hAnsi="Times New Roman" w:cs="Times New Roman"/>
+          <w:sz w:val="26"/>
+          <w:szCs w:val="26"/>
+        </w:rPr>
+        <w:t>}</w:t>
       </w:r>
       <w:r>
         <w:rPr>
@@ -1280,13 +2924,41 @@
         </w:rPr>
         <w:t xml:space="preserve"> </w:t>
       </w:r>
+      <w:proofErr w:type="spellStart"/>
       <w:r>
         <w:rPr>
           <w:rFonts w:ascii="Times New Roman" w:hAnsi="Times New Roman"/>
           <w:sz w:val="26"/>
           <w:szCs w:val="26"/>
         </w:rPr>
-        <w:t xml:space="preserve">như sau: </w:t>
+        <w:t>như</w:t>
+      </w:r>
+      <w:proofErr w:type="spellEnd"/>
+      <w:r>
+        <w:rPr>
+          <w:rFonts w:ascii="Times New Roman" w:hAnsi="Times New Roman"/>
+          <w:sz w:val="26"/>
+          <w:szCs w:val="26"/>
+        </w:rPr>
+        <w:t xml:space="preserve"> </w:t>
+      </w:r>
+      <w:proofErr w:type="spellStart"/>
+      <w:r>
+        <w:rPr>
+          <w:rFonts w:ascii="Times New Roman" w:hAnsi="Times New Roman"/>
+          <w:sz w:val="26"/>
+          <w:szCs w:val="26"/>
+        </w:rPr>
+        <w:t>sau</w:t>
+      </w:r>
+      <w:proofErr w:type="spellEnd"/>
+      <w:r>
+        <w:rPr>
+          <w:rFonts w:ascii="Times New Roman" w:hAnsi="Times New Roman"/>
+          <w:sz w:val="26"/>
+          <w:szCs w:val="26"/>
+        </w:rPr>
+        <w:t xml:space="preserve">: </w:t>
       </w:r>
       <w:r>
         <w:rPr>
@@ -1337,14 +3009,52 @@
                 <w:szCs w:val="26"/>
               </w:rPr>
             </w:pPr>
+            <w:proofErr w:type="spellStart"/>
             <w:r>
               <w:rPr>
                 <w:rFonts w:ascii="Times New Roman" w:hAnsi="Times New Roman"/>
                 <w:sz w:val="26"/>
                 <w:szCs w:val="26"/>
               </w:rPr>
-              <w:t>Mực nước Sông</w:t>
-            </w:r>
+              <w:t>Mực</w:t>
+            </w:r>
+            <w:proofErr w:type="spellEnd"/>
+            <w:r>
+              <w:rPr>
+                <w:rFonts w:ascii="Times New Roman" w:hAnsi="Times New Roman"/>
+                <w:sz w:val="26"/>
+                <w:szCs w:val="26"/>
+              </w:rPr>
+              <w:t xml:space="preserve"> </w:t>
+            </w:r>
+            <w:proofErr w:type="spellStart"/>
+            <w:r>
+              <w:rPr>
+                <w:rFonts w:ascii="Times New Roman" w:hAnsi="Times New Roman"/>
+                <w:sz w:val="26"/>
+                <w:szCs w:val="26"/>
+              </w:rPr>
+              <w:t>nước</w:t>
+            </w:r>
+            <w:proofErr w:type="spellEnd"/>
+            <w:r>
+              <w:rPr>
+                <w:rFonts w:ascii="Times New Roman" w:hAnsi="Times New Roman"/>
+                <w:sz w:val="26"/>
+                <w:szCs w:val="26"/>
+              </w:rPr>
+              <w:t xml:space="preserve"> </w:t>
+            </w:r>
+            <w:proofErr w:type="spellStart"/>
+            <w:r>
+              <w:rPr>
+                <w:rFonts w:ascii="Times New Roman" w:hAnsi="Times New Roman"/>
+                <w:sz w:val="26"/>
+                <w:szCs w:val="26"/>
+              </w:rPr>
+              <w:t>Sông</w:t>
+            </w:r>
+            <w:proofErr w:type="spellEnd"/>
           </w:p>
         </w:tc>
         <w:tc>
@@ -1402,14 +3112,52 @@
                 <w:szCs w:val="26"/>
               </w:rPr>
             </w:pPr>
+            <w:proofErr w:type="spellStart"/>
             <w:r>
               <w:rPr>
                 <w:rFonts w:ascii="Times New Roman" w:hAnsi="Times New Roman"/>
                 <w:sz w:val="26"/>
                 <w:szCs w:val="26"/>
               </w:rPr>
-              <w:t>Mực nước Hồ</w:t>
-            </w:r>
+              <w:t>Mực</w:t>
+            </w:r>
+            <w:proofErr w:type="spellEnd"/>
+            <w:r>
+              <w:rPr>
+                <w:rFonts w:ascii="Times New Roman" w:hAnsi="Times New Roman"/>
+                <w:sz w:val="26"/>
+                <w:szCs w:val="26"/>
+              </w:rPr>
+              <w:t xml:space="preserve"> </w:t>
+            </w:r>
+            <w:proofErr w:type="spellStart"/>
+            <w:r>
+              <w:rPr>
+                <w:rFonts w:ascii="Times New Roman" w:hAnsi="Times New Roman"/>
+                <w:sz w:val="26"/>
+                <w:szCs w:val="26"/>
+              </w:rPr>
+              <w:t>nước</w:t>
+            </w:r>
+            <w:proofErr w:type="spellEnd"/>
+            <w:r>
+              <w:rPr>
+                <w:rFonts w:ascii="Times New Roman" w:hAnsi="Times New Roman"/>
+                <w:sz w:val="26"/>
+                <w:szCs w:val="26"/>
+              </w:rPr>
+              <w:t xml:space="preserve"> </w:t>
+            </w:r>
+            <w:proofErr w:type="spellStart"/>
+            <w:r>
+              <w:rPr>
+                <w:rFonts w:ascii="Times New Roman" w:hAnsi="Times New Roman"/>
+                <w:sz w:val="26"/>
+                <w:szCs w:val="26"/>
+              </w:rPr>
+              <w:t>Hồ</w:t>
+            </w:r>
+            <w:proofErr w:type="spellEnd"/>
           </w:p>
         </w:tc>
         <w:tc>
@@ -1571,6 +3319,7 @@
           <w:szCs w:val="26"/>
         </w:rPr>
       </w:pPr>
+      <w:proofErr w:type="spellStart"/>
       <w:r>
         <w:rPr>
           <w:rFonts w:ascii="Times New Roman" w:hAnsi="Times New Roman" w:cs="Times New Roman"/>
@@ -1579,7 +3328,106 @@
           <w:sz w:val="26"/>
           <w:szCs w:val="26"/>
         </w:rPr>
-        <w:t>Điểm úng ngập, đọng nước:</w:t>
+        <w:t>Điểm</w:t>
+      </w:r>
+      <w:proofErr w:type="spellEnd"/>
+      <w:r>
+        <w:rPr>
+          <w:rFonts w:ascii="Times New Roman" w:hAnsi="Times New Roman" w:cs="Times New Roman"/>
+          <w:b/>
+          <w:bCs/>
+          <w:sz w:val="26"/>
+          <w:szCs w:val="26"/>
+        </w:rPr>
+        <w:t xml:space="preserve"> </w:t>
+      </w:r>
+      <w:proofErr w:type="spellStart"/>
+      <w:r>
+        <w:rPr>
+          <w:rFonts w:ascii="Times New Roman" w:hAnsi="Times New Roman" w:cs="Times New Roman"/>
+          <w:b/>
+          <w:bCs/>
+          <w:sz w:val="26"/>
+          <w:szCs w:val="26"/>
+        </w:rPr>
+        <w:t>úng</w:t>
+      </w:r>
+      <w:proofErr w:type="spellEnd"/>
+      <w:r>
+        <w:rPr>
+          <w:rFonts w:ascii="Times New Roman" w:hAnsi="Times New Roman" w:cs="Times New Roman"/>
+          <w:b/>
+          <w:bCs/>
+          <w:sz w:val="26"/>
+          <w:szCs w:val="26"/>
+        </w:rPr>
+        <w:t xml:space="preserve"> </w:t>
+      </w:r>
+      <w:proofErr w:type="spellStart"/>
+      <w:r>
+        <w:rPr>
+          <w:rFonts w:ascii="Times New Roman" w:hAnsi="Times New Roman" w:cs="Times New Roman"/>
+          <w:b/>
+          <w:bCs/>
+          <w:sz w:val="26"/>
+          <w:szCs w:val="26"/>
+        </w:rPr>
+        <w:t>ngập</w:t>
+      </w:r>
+      <w:proofErr w:type="spellEnd"/>
+      <w:r>
+        <w:rPr>
+          <w:rFonts w:ascii="Times New Roman" w:hAnsi="Times New Roman" w:cs="Times New Roman"/>
+          <w:b/>
+          <w:bCs/>
+          <w:sz w:val="26"/>
+          <w:szCs w:val="26"/>
+        </w:rPr>
+        <w:t xml:space="preserve">, </w:t>
+      </w:r>
+      <w:proofErr w:type="spellStart"/>
+      <w:r>
+        <w:rPr>
+          <w:rFonts w:ascii="Times New Roman" w:hAnsi="Times New Roman" w:cs="Times New Roman"/>
+          <w:b/>
+          <w:bCs/>
+          <w:sz w:val="26"/>
+          <w:szCs w:val="26"/>
+        </w:rPr>
+        <w:t>đọng</w:t>
+      </w:r>
+      <w:proofErr w:type="spellEnd"/>
+      <w:r>
+        <w:rPr>
+          <w:rFonts w:ascii="Times New Roman" w:hAnsi="Times New Roman" w:cs="Times New Roman"/>
+          <w:b/>
+          <w:bCs/>
+          <w:sz w:val="26"/>
+          <w:szCs w:val="26"/>
+        </w:rPr>
+        <w:t xml:space="preserve"> </w:t>
+      </w:r>
+      <w:proofErr w:type="spellStart"/>
+      <w:r>
+        <w:rPr>
+          <w:rFonts w:ascii="Times New Roman" w:hAnsi="Times New Roman" w:cs="Times New Roman"/>
+          <w:b/>
+          <w:bCs/>
+          <w:sz w:val="26"/>
+          <w:szCs w:val="26"/>
+        </w:rPr>
+        <w:t>nước</w:t>
+      </w:r>
+      <w:proofErr w:type="spellEnd"/>
+      <w:r>
+        <w:rPr>
+          <w:rFonts w:ascii="Times New Roman" w:hAnsi="Times New Roman" w:cs="Times New Roman"/>
+          <w:b/>
+          <w:bCs/>
+          <w:sz w:val="26"/>
+          <w:szCs w:val="26"/>
+        </w:rPr>
+        <w:t>:</w:t>
       </w:r>
     </w:p>
     <w:p>
@@ -1598,39 +3446,135 @@
           <w:rFonts w:ascii="Times New Roman" w:hAnsi="Times New Roman"/>
           <w:sz w:val="26"/>
         </w:rPr>
-        <w:t xml:space="preserve">- Đến thời </w:t>
-      </w:r>
-      <w:r>
-        <w:rPr>
-          <w:rFonts w:ascii="Times New Roman" w:hAnsi="Times New Roman" w:cs="Times New Roman"/>
-          <w:sz w:val="26"/>
-          <w:szCs w:val="26"/>
-        </w:rPr>
-        <w:t xml:space="preserve">điểm </w:t>
-      </w:r>
-      <w:r>
-        <w:rPr>
-          <w:rFonts w:ascii="Times New Roman" w:hAnsi="Times New Roman" w:cs="Times New Roman"/>
-          <w:sz w:val="26"/>
-          <w:szCs w:val="26"/>
-        </w:rPr>
-        <w:t>{hh}</w:t>
-      </w:r>
-      <w:r>
-        <w:rPr>
-          <w:rFonts w:ascii="Times New Roman" w:hAnsi="Times New Roman" w:cs="Times New Roman"/>
-          <w:sz w:val="26"/>
-          <w:szCs w:val="26"/>
-        </w:rPr>
-        <w:t xml:space="preserve"> ngày </w:t>
-      </w:r>
-      <w:r>
-        <w:rPr>
-          <w:rFonts w:ascii="Times New Roman" w:hAnsi="Times New Roman" w:cs="Times New Roman"/>
-          <w:sz w:val="26"/>
-          <w:szCs w:val="26"/>
-        </w:rPr>
-        <w:t>{dd}/{mm}/{yyyy}</w:t>
+        <w:t xml:space="preserve">- </w:t>
+      </w:r>
+      <w:proofErr w:type="spellStart"/>
+      <w:r>
+        <w:rPr>
+          <w:rFonts w:ascii="Times New Roman" w:hAnsi="Times New Roman"/>
+          <w:sz w:val="26"/>
+        </w:rPr>
+        <w:t>Đến</w:t>
+      </w:r>
+      <w:proofErr w:type="spellEnd"/>
+      <w:r>
+        <w:rPr>
+          <w:rFonts w:ascii="Times New Roman" w:hAnsi="Times New Roman"/>
+          <w:sz w:val="26"/>
+        </w:rPr>
+        <w:t xml:space="preserve"> </w:t>
+      </w:r>
+      <w:proofErr w:type="spellStart"/>
+      <w:r>
+        <w:rPr>
+          <w:rFonts w:ascii="Times New Roman" w:hAnsi="Times New Roman"/>
+          <w:sz w:val="26"/>
+        </w:rPr>
+        <w:t>thời</w:t>
+      </w:r>
+      <w:proofErr w:type="spellEnd"/>
+      <w:r>
+        <w:rPr>
+          <w:rFonts w:ascii="Times New Roman" w:hAnsi="Times New Roman"/>
+          <w:sz w:val="26"/>
+        </w:rPr>
+        <w:t xml:space="preserve"> </w:t>
+      </w:r>
+      <w:proofErr w:type="spellStart"/>
+      <w:r>
+        <w:rPr>
+          <w:rFonts w:ascii="Times New Roman" w:hAnsi="Times New Roman" w:cs="Times New Roman"/>
+          <w:sz w:val="26"/>
+          <w:szCs w:val="26"/>
+        </w:rPr>
+        <w:t>điểm</w:t>
+      </w:r>
+      <w:proofErr w:type="spellEnd"/>
+      <w:r>
+        <w:rPr>
+          <w:rFonts w:ascii="Times New Roman" w:hAnsi="Times New Roman" w:cs="Times New Roman"/>
+          <w:sz w:val="26"/>
+          <w:szCs w:val="26"/>
+        </w:rPr>
+        <w:t xml:space="preserve"> </w:t>
+      </w:r>
+      <w:r>
+        <w:rPr>
+          <w:rFonts w:ascii="Times New Roman" w:hAnsi="Times New Roman" w:cs="Times New Roman"/>
+          <w:sz w:val="26"/>
+          <w:szCs w:val="26"/>
+        </w:rPr>
+        <w:t>{</w:t>
+      </w:r>
+      <w:proofErr w:type="spellStart"/>
+      <w:r>
+        <w:rPr>
+          <w:rFonts w:ascii="Times New Roman" w:hAnsi="Times New Roman" w:cs="Times New Roman"/>
+          <w:sz w:val="26"/>
+          <w:szCs w:val="26"/>
+        </w:rPr>
+        <w:t>hh</w:t>
+      </w:r>
+      <w:proofErr w:type="spellEnd"/>
+      <w:r>
+        <w:rPr>
+          <w:rFonts w:ascii="Times New Roman" w:hAnsi="Times New Roman" w:cs="Times New Roman"/>
+          <w:sz w:val="26"/>
+          <w:szCs w:val="26"/>
+        </w:rPr>
+        <w:t>}</w:t>
+      </w:r>
+      <w:r>
+        <w:rPr>
+          <w:rFonts w:ascii="Times New Roman" w:hAnsi="Times New Roman" w:cs="Times New Roman"/>
+          <w:sz w:val="26"/>
+          <w:szCs w:val="26"/>
+        </w:rPr>
+        <w:t xml:space="preserve"> </w:t>
+      </w:r>
+      <w:proofErr w:type="spellStart"/>
+      <w:r>
+        <w:rPr>
+          <w:rFonts w:ascii="Times New Roman" w:hAnsi="Times New Roman" w:cs="Times New Roman"/>
+          <w:sz w:val="26"/>
+          <w:szCs w:val="26"/>
+        </w:rPr>
+        <w:t>ngày</w:t>
+      </w:r>
+      <w:proofErr w:type="spellEnd"/>
+      <w:r>
+        <w:rPr>
+          <w:rFonts w:ascii="Times New Roman" w:hAnsi="Times New Roman" w:cs="Times New Roman"/>
+          <w:sz w:val="26"/>
+          <w:szCs w:val="26"/>
+        </w:rPr>
+        <w:t xml:space="preserve"> </w:t>
+      </w:r>
+      <w:r>
+        <w:rPr>
+          <w:rFonts w:ascii="Times New Roman" w:hAnsi="Times New Roman" w:cs="Times New Roman"/>
+          <w:sz w:val="26"/>
+          <w:szCs w:val="26"/>
+        </w:rPr>
+        <w:t>{dd}/{mm}/{</w:t>
+      </w:r>
+      <w:proofErr w:type="spellStart"/>
+      <w:r>
+        <w:rPr>
+          <w:rFonts w:ascii="Times New Roman" w:hAnsi="Times New Roman" w:cs="Times New Roman"/>
+          <w:sz w:val="26"/>
+          <w:szCs w:val="26"/>
+        </w:rPr>
+        <w:t>yyyy</w:t>
+      </w:r>
+      <w:proofErr w:type="spellEnd"/>
+      <w:r>
+        <w:rPr>
+          <w:rFonts w:ascii="Times New Roman" w:hAnsi="Times New Roman" w:cs="Times New Roman"/>
+          <w:sz w:val="26"/>
+          <w:szCs w:val="26"/>
+        </w:rPr>
+        <w:t>}</w:t>
       </w:r>
       <w:r>
         <w:rPr>
@@ -1645,12 +3589,92 @@
           <w:rFonts w:ascii="Times New Roman" w:hAnsi="Times New Roman"/>
           <w:sz w:val="26"/>
         </w:rPr>
-        <w:t>ua công tác kiểm tra của Công ty,</w:t>
-      </w:r>
+        <w:t xml:space="preserve">ua </w:t>
+      </w:r>
+      <w:proofErr w:type="spellStart"/>
       <w:r>
         <w:rPr>
           <w:rFonts w:ascii="Times New Roman" w:hAnsi="Times New Roman"/>
           <w:sz w:val="26"/>
+        </w:rPr>
+        <w:t>công</w:t>
+      </w:r>
+      <w:proofErr w:type="spellEnd"/>
+      <w:r>
+        <w:rPr>
+          <w:rFonts w:ascii="Times New Roman" w:hAnsi="Times New Roman"/>
+          <w:sz w:val="26"/>
+        </w:rPr>
+        <w:t xml:space="preserve"> </w:t>
+      </w:r>
+      <w:proofErr w:type="spellStart"/>
+      <w:r>
+        <w:rPr>
+          <w:rFonts w:ascii="Times New Roman" w:hAnsi="Times New Roman"/>
+          <w:sz w:val="26"/>
+        </w:rPr>
+        <w:t>tác</w:t>
+      </w:r>
+      <w:proofErr w:type="spellEnd"/>
+      <w:r>
+        <w:rPr>
+          <w:rFonts w:ascii="Times New Roman" w:hAnsi="Times New Roman"/>
+          <w:sz w:val="26"/>
+        </w:rPr>
+        <w:t xml:space="preserve"> </w:t>
+      </w:r>
+      <w:proofErr w:type="spellStart"/>
+      <w:r>
+        <w:rPr>
+          <w:rFonts w:ascii="Times New Roman" w:hAnsi="Times New Roman"/>
+          <w:sz w:val="26"/>
+        </w:rPr>
+        <w:t>kiểm</w:t>
+      </w:r>
+      <w:proofErr w:type="spellEnd"/>
+      <w:r>
+        <w:rPr>
+          <w:rFonts w:ascii="Times New Roman" w:hAnsi="Times New Roman"/>
+          <w:sz w:val="26"/>
+        </w:rPr>
+        <w:t xml:space="preserve"> </w:t>
+      </w:r>
+      <w:proofErr w:type="spellStart"/>
+      <w:r>
+        <w:rPr>
+          <w:rFonts w:ascii="Times New Roman" w:hAnsi="Times New Roman"/>
+          <w:sz w:val="26"/>
+        </w:rPr>
+        <w:t>tra</w:t>
+      </w:r>
+      <w:proofErr w:type="spellEnd"/>
+      <w:r>
+        <w:rPr>
+          <w:rFonts w:ascii="Times New Roman" w:hAnsi="Times New Roman"/>
+          <w:sz w:val="26"/>
+        </w:rPr>
+        <w:t xml:space="preserve"> </w:t>
+      </w:r>
+      <w:proofErr w:type="spellStart"/>
+      <w:r>
+        <w:rPr>
+          <w:rFonts w:ascii="Times New Roman" w:hAnsi="Times New Roman"/>
+          <w:sz w:val="26"/>
+        </w:rPr>
+        <w:t>của</w:t>
+      </w:r>
+      <w:proofErr w:type="spellEnd"/>
+      <w:r>
+        <w:rPr>
+          <w:rFonts w:ascii="Times New Roman" w:hAnsi="Times New Roman"/>
+          <w:sz w:val="26"/>
+        </w:rPr>
+        <w:t xml:space="preserve"> Công ty,</w:t>
+      </w:r>
+      <w:r>
+        <w:rPr>
+          <w:rFonts w:ascii="Times New Roman" w:hAnsi="Times New Roman"/>
+          <w:sz w:val="26"/>
           <w:lang w:val="vi-VN"/>
         </w:rPr>
         <w:t xml:space="preserve"> trên địa bàn Công ty quản lý</w:t>
@@ -1669,6 +3693,7 @@
         </w:rPr>
         <w:t>{</w:t>
       </w:r>
+      <w:proofErr w:type="spellStart"/>
       <w:r>
         <w:rPr>
           <w:rFonts w:ascii="Times New Roman" w:hAnsi="Times New Roman"/>
@@ -1676,6 +3701,7 @@
         </w:rPr>
         <w:t>mo</w:t>
       </w:r>
+      <w:proofErr w:type="spellEnd"/>
       <w:r>
         <w:rPr>
           <w:rFonts w:ascii="Times New Roman" w:hAnsi="Times New Roman"/>
@@ -1755,16 +3781,125 @@
           <w:shd w:val="clear" w:color="auto" w:fill="FFFFFF"/>
         </w:rPr>
       </w:pPr>
-      <w:r>
-        <w:rPr>
-          <w:rFonts w:ascii="Times New Roman" w:hAnsi="Times New Roman" w:cs="Times New Roman"/>
-          <w:color w:val="000000" w:themeColor="text1"/>
-          <w:spacing w:val="3"/>
-          <w:sz w:val="26"/>
-          <w:szCs w:val="26"/>
-          <w:shd w:val="clear" w:color="auto" w:fill="FFFFFF"/>
-        </w:rPr>
-        <w:t xml:space="preserve">Biện pháp triển khai của Công ty: </w:t>
+      <w:proofErr w:type="spellStart"/>
+      <w:r>
+        <w:rPr>
+          <w:rFonts w:ascii="Times New Roman" w:hAnsi="Times New Roman" w:cs="Times New Roman"/>
+          <w:color w:val="000000" w:themeColor="text1"/>
+          <w:spacing w:val="3"/>
+          <w:sz w:val="26"/>
+          <w:szCs w:val="26"/>
+          <w:shd w:val="clear" w:color="auto" w:fill="FFFFFF"/>
+        </w:rPr>
+        <w:t>Biện</w:t>
+      </w:r>
+      <w:proofErr w:type="spellEnd"/>
+      <w:r>
+        <w:rPr>
+          <w:rFonts w:ascii="Times New Roman" w:hAnsi="Times New Roman" w:cs="Times New Roman"/>
+          <w:color w:val="000000" w:themeColor="text1"/>
+          <w:spacing w:val="3"/>
+          <w:sz w:val="26"/>
+          <w:szCs w:val="26"/>
+          <w:shd w:val="clear" w:color="auto" w:fill="FFFFFF"/>
+        </w:rPr>
+        <w:t xml:space="preserve"> </w:t>
+      </w:r>
+      <w:proofErr w:type="spellStart"/>
+      <w:r>
+        <w:rPr>
+          <w:rFonts w:ascii="Times New Roman" w:hAnsi="Times New Roman" w:cs="Times New Roman"/>
+          <w:color w:val="000000" w:themeColor="text1"/>
+          <w:spacing w:val="3"/>
+          <w:sz w:val="26"/>
+          <w:szCs w:val="26"/>
+          <w:shd w:val="clear" w:color="auto" w:fill="FFFFFF"/>
+        </w:rPr>
+        <w:t>pháp</w:t>
+      </w:r>
+      <w:proofErr w:type="spellEnd"/>
+      <w:r>
+        <w:rPr>
+          <w:rFonts w:ascii="Times New Roman" w:hAnsi="Times New Roman" w:cs="Times New Roman"/>
+          <w:color w:val="000000" w:themeColor="text1"/>
+          <w:spacing w:val="3"/>
+          <w:sz w:val="26"/>
+          <w:szCs w:val="26"/>
+          <w:shd w:val="clear" w:color="auto" w:fill="FFFFFF"/>
+        </w:rPr>
+        <w:t xml:space="preserve"> </w:t>
+      </w:r>
+      <w:proofErr w:type="spellStart"/>
+      <w:r>
+        <w:rPr>
+          <w:rFonts w:ascii="Times New Roman" w:hAnsi="Times New Roman" w:cs="Times New Roman"/>
+          <w:color w:val="000000" w:themeColor="text1"/>
+          <w:spacing w:val="3"/>
+          <w:sz w:val="26"/>
+          <w:szCs w:val="26"/>
+          <w:shd w:val="clear" w:color="auto" w:fill="FFFFFF"/>
+        </w:rPr>
+        <w:t>triển</w:t>
+      </w:r>
+      <w:proofErr w:type="spellEnd"/>
+      <w:r>
+        <w:rPr>
+          <w:rFonts w:ascii="Times New Roman" w:hAnsi="Times New Roman" w:cs="Times New Roman"/>
+          <w:color w:val="000000" w:themeColor="text1"/>
+          <w:spacing w:val="3"/>
+          <w:sz w:val="26"/>
+          <w:szCs w:val="26"/>
+          <w:shd w:val="clear" w:color="auto" w:fill="FFFFFF"/>
+        </w:rPr>
+        <w:t xml:space="preserve"> </w:t>
+      </w:r>
+      <w:proofErr w:type="spellStart"/>
+      <w:r>
+        <w:rPr>
+          <w:rFonts w:ascii="Times New Roman" w:hAnsi="Times New Roman" w:cs="Times New Roman"/>
+          <w:color w:val="000000" w:themeColor="text1"/>
+          <w:spacing w:val="3"/>
+          <w:sz w:val="26"/>
+          <w:szCs w:val="26"/>
+          <w:shd w:val="clear" w:color="auto" w:fill="FFFFFF"/>
+        </w:rPr>
+        <w:t>khai</w:t>
+      </w:r>
+      <w:proofErr w:type="spellEnd"/>
+      <w:r>
+        <w:rPr>
+          <w:rFonts w:ascii="Times New Roman" w:hAnsi="Times New Roman" w:cs="Times New Roman"/>
+          <w:color w:val="000000" w:themeColor="text1"/>
+          <w:spacing w:val="3"/>
+          <w:sz w:val="26"/>
+          <w:szCs w:val="26"/>
+          <w:shd w:val="clear" w:color="auto" w:fill="FFFFFF"/>
+        </w:rPr>
+        <w:t xml:space="preserve"> </w:t>
+      </w:r>
+      <w:proofErr w:type="spellStart"/>
+      <w:r>
+        <w:rPr>
+          <w:rFonts w:ascii="Times New Roman" w:hAnsi="Times New Roman" w:cs="Times New Roman"/>
+          <w:color w:val="000000" w:themeColor="text1"/>
+          <w:spacing w:val="3"/>
+          <w:sz w:val="26"/>
+          <w:szCs w:val="26"/>
+          <w:shd w:val="clear" w:color="auto" w:fill="FFFFFF"/>
+        </w:rPr>
+        <w:t>của</w:t>
+      </w:r>
+      <w:proofErr w:type="spellEnd"/>
+      <w:r>
+        <w:rPr>
+          <w:rFonts w:ascii="Times New Roman" w:hAnsi="Times New Roman" w:cs="Times New Roman"/>
+          <w:color w:val="000000" w:themeColor="text1"/>
+          <w:spacing w:val="3"/>
+          <w:sz w:val="26"/>
+          <w:szCs w:val="26"/>
+          <w:shd w:val="clear" w:color="auto" w:fill="FFFFFF"/>
+        </w:rPr>
+        <w:t xml:space="preserve"> Công ty: </w:t>
       </w:r>
     </w:p>
     <w:p>
@@ -1799,24 +3934,420 @@
         <w:rPr>
           <w:rFonts w:ascii="Times New Roman" w:hAnsi="Times New Roman" w:cs="Times New Roman"/>
           <w:color w:val="000000" w:themeColor="text1"/>
-          <w:spacing w:val="3"/>
-          <w:sz w:val="26"/>
-          <w:szCs w:val="26"/>
-          <w:shd w:val="clear" w:color="auto" w:fill="FFFFFF"/>
-        </w:rPr>
-        <w:t>Công</w:t>
-      </w:r>
-      <w:r>
-        <w:rPr>
-          <w:rFonts w:ascii="Times New Roman" w:hAnsi="Times New Roman" w:cs="Times New Roman"/>
-          <w:color w:val="000000" w:themeColor="text1"/>
-          <w:spacing w:val="3"/>
-          <w:sz w:val="26"/>
-          <w:szCs w:val="26"/>
-          <w:shd w:val="clear" w:color="auto" w:fill="FFFFFF"/>
-        </w:rPr>
-        <w:t xml:space="preserve"> ty đã kích hoạt ứng trực tại các điểm trọng yếu</w:t>
-      </w:r>
+          <w:sz w:val="26"/>
+          <w:szCs w:val="26"/>
+          <w:shd w:val="clear" w:color="auto" w:fill="FFFFFF"/>
+        </w:rPr>
+        <w:t xml:space="preserve">Công ty </w:t>
+      </w:r>
+      <w:proofErr w:type="spellStart"/>
+      <w:r>
+        <w:rPr>
+          <w:rFonts w:ascii="Times New Roman" w:hAnsi="Times New Roman" w:cs="Times New Roman"/>
+          <w:color w:val="000000" w:themeColor="text1"/>
+          <w:sz w:val="26"/>
+          <w:szCs w:val="26"/>
+          <w:shd w:val="clear" w:color="auto" w:fill="FFFFFF"/>
+        </w:rPr>
+        <w:t>bố</w:t>
+      </w:r>
+      <w:proofErr w:type="spellEnd"/>
+      <w:r>
+        <w:rPr>
+          <w:rFonts w:ascii="Times New Roman" w:hAnsi="Times New Roman" w:cs="Times New Roman"/>
+          <w:color w:val="000000" w:themeColor="text1"/>
+          <w:sz w:val="26"/>
+          <w:szCs w:val="26"/>
+          <w:shd w:val="clear" w:color="auto" w:fill="FFFFFF"/>
+        </w:rPr>
+        <w:t xml:space="preserve"> </w:t>
+      </w:r>
+      <w:proofErr w:type="spellStart"/>
+      <w:r>
+        <w:rPr>
+          <w:rFonts w:ascii="Times New Roman" w:hAnsi="Times New Roman" w:cs="Times New Roman"/>
+          <w:color w:val="000000" w:themeColor="text1"/>
+          <w:sz w:val="26"/>
+          <w:szCs w:val="26"/>
+          <w:shd w:val="clear" w:color="auto" w:fill="FFFFFF"/>
+        </w:rPr>
+        <w:t>trí</w:t>
+      </w:r>
+      <w:proofErr w:type="spellEnd"/>
+      <w:r>
+        <w:rPr>
+          <w:rFonts w:ascii="Times New Roman" w:hAnsi="Times New Roman" w:cs="Times New Roman"/>
+          <w:color w:val="000000" w:themeColor="text1"/>
+          <w:sz w:val="26"/>
+          <w:szCs w:val="26"/>
+          <w:shd w:val="clear" w:color="auto" w:fill="FFFFFF"/>
+        </w:rPr>
+        <w:t xml:space="preserve"> </w:t>
+      </w:r>
+      <w:proofErr w:type="spellStart"/>
+      <w:r>
+        <w:rPr>
+          <w:rFonts w:ascii="Times New Roman" w:hAnsi="Times New Roman" w:cs="Times New Roman"/>
+          <w:color w:val="000000" w:themeColor="text1"/>
+          <w:sz w:val="26"/>
+          <w:szCs w:val="26"/>
+          <w:shd w:val="clear" w:color="auto" w:fill="FFFFFF"/>
+        </w:rPr>
+        <w:t>lực</w:t>
+      </w:r>
+      <w:proofErr w:type="spellEnd"/>
+      <w:r>
+        <w:rPr>
+          <w:rFonts w:ascii="Times New Roman" w:hAnsi="Times New Roman" w:cs="Times New Roman"/>
+          <w:color w:val="000000" w:themeColor="text1"/>
+          <w:sz w:val="26"/>
+          <w:szCs w:val="26"/>
+          <w:shd w:val="clear" w:color="auto" w:fill="FFFFFF"/>
+        </w:rPr>
+        <w:t xml:space="preserve"> </w:t>
+      </w:r>
+      <w:proofErr w:type="spellStart"/>
+      <w:r>
+        <w:rPr>
+          <w:rFonts w:ascii="Times New Roman" w:hAnsi="Times New Roman" w:cs="Times New Roman"/>
+          <w:color w:val="000000" w:themeColor="text1"/>
+          <w:sz w:val="26"/>
+          <w:szCs w:val="26"/>
+          <w:shd w:val="clear" w:color="auto" w:fill="FFFFFF"/>
+        </w:rPr>
+        <w:t>lượng</w:t>
+      </w:r>
+      <w:proofErr w:type="spellEnd"/>
+      <w:r>
+        <w:rPr>
+          <w:rFonts w:ascii="Times New Roman" w:hAnsi="Times New Roman" w:cs="Times New Roman"/>
+          <w:color w:val="000000" w:themeColor="text1"/>
+          <w:sz w:val="26"/>
+          <w:szCs w:val="26"/>
+          <w:shd w:val="clear" w:color="auto" w:fill="FFFFFF"/>
+        </w:rPr>
+        <w:t xml:space="preserve"> </w:t>
+      </w:r>
+      <w:proofErr w:type="spellStart"/>
+      <w:r>
+        <w:rPr>
+          <w:rFonts w:ascii="Times New Roman" w:hAnsi="Times New Roman" w:cs="Times New Roman"/>
+          <w:color w:val="000000" w:themeColor="text1"/>
+          <w:sz w:val="26"/>
+          <w:szCs w:val="26"/>
+          <w:shd w:val="clear" w:color="auto" w:fill="FFFFFF"/>
+        </w:rPr>
+        <w:t>ứng</w:t>
+      </w:r>
+      <w:proofErr w:type="spellEnd"/>
+      <w:r>
+        <w:rPr>
+          <w:rFonts w:ascii="Times New Roman" w:hAnsi="Times New Roman" w:cs="Times New Roman"/>
+          <w:color w:val="000000" w:themeColor="text1"/>
+          <w:sz w:val="26"/>
+          <w:szCs w:val="26"/>
+          <w:shd w:val="clear" w:color="auto" w:fill="FFFFFF"/>
+        </w:rPr>
+        <w:t xml:space="preserve"> </w:t>
+      </w:r>
+      <w:proofErr w:type="spellStart"/>
+      <w:r>
+        <w:rPr>
+          <w:rFonts w:ascii="Times New Roman" w:hAnsi="Times New Roman" w:cs="Times New Roman"/>
+          <w:color w:val="000000" w:themeColor="text1"/>
+          <w:sz w:val="26"/>
+          <w:szCs w:val="26"/>
+          <w:shd w:val="clear" w:color="auto" w:fill="FFFFFF"/>
+        </w:rPr>
+        <w:t>trực</w:t>
+      </w:r>
+      <w:proofErr w:type="spellEnd"/>
+      <w:r>
+        <w:rPr>
+          <w:rFonts w:ascii="Times New Roman" w:hAnsi="Times New Roman" w:cs="Times New Roman"/>
+          <w:color w:val="000000" w:themeColor="text1"/>
+          <w:sz w:val="26"/>
+          <w:szCs w:val="26"/>
+          <w:shd w:val="clear" w:color="auto" w:fill="FFFFFF"/>
+        </w:rPr>
+        <w:t xml:space="preserve"> </w:t>
+      </w:r>
+      <w:proofErr w:type="spellStart"/>
+      <w:r>
+        <w:rPr>
+          <w:rFonts w:ascii="Times New Roman" w:hAnsi="Times New Roman" w:cs="Times New Roman"/>
+          <w:color w:val="000000" w:themeColor="text1"/>
+          <w:sz w:val="26"/>
+          <w:szCs w:val="26"/>
+          <w:shd w:val="clear" w:color="auto" w:fill="FFFFFF"/>
+        </w:rPr>
+        <w:t>tại</w:t>
+      </w:r>
+      <w:proofErr w:type="spellEnd"/>
+      <w:r>
+        <w:rPr>
+          <w:rFonts w:ascii="Times New Roman" w:hAnsi="Times New Roman" w:cs="Times New Roman"/>
+          <w:color w:val="000000" w:themeColor="text1"/>
+          <w:sz w:val="26"/>
+          <w:szCs w:val="26"/>
+          <w:shd w:val="clear" w:color="auto" w:fill="FFFFFF"/>
+        </w:rPr>
+        <w:t xml:space="preserve"> </w:t>
+      </w:r>
+      <w:proofErr w:type="spellStart"/>
+      <w:r>
+        <w:rPr>
+          <w:rFonts w:ascii="Times New Roman" w:hAnsi="Times New Roman" w:cs="Times New Roman"/>
+          <w:color w:val="000000" w:themeColor="text1"/>
+          <w:sz w:val="26"/>
+          <w:szCs w:val="26"/>
+          <w:shd w:val="clear" w:color="auto" w:fill="FFFFFF"/>
+        </w:rPr>
+        <w:t>các</w:t>
+      </w:r>
+      <w:proofErr w:type="spellEnd"/>
+      <w:r>
+        <w:rPr>
+          <w:rFonts w:ascii="Times New Roman" w:hAnsi="Times New Roman" w:cs="Times New Roman"/>
+          <w:color w:val="000000" w:themeColor="text1"/>
+          <w:sz w:val="26"/>
+          <w:szCs w:val="26"/>
+          <w:shd w:val="clear" w:color="auto" w:fill="FFFFFF"/>
+        </w:rPr>
+        <w:t xml:space="preserve"> </w:t>
+      </w:r>
+      <w:proofErr w:type="spellStart"/>
+      <w:r>
+        <w:rPr>
+          <w:rFonts w:ascii="Times New Roman" w:hAnsi="Times New Roman" w:cs="Times New Roman"/>
+          <w:color w:val="000000" w:themeColor="text1"/>
+          <w:sz w:val="26"/>
+          <w:szCs w:val="26"/>
+          <w:shd w:val="clear" w:color="auto" w:fill="FFFFFF"/>
+        </w:rPr>
+        <w:t>điểm</w:t>
+      </w:r>
+      <w:proofErr w:type="spellEnd"/>
+      <w:r>
+        <w:rPr>
+          <w:rFonts w:ascii="Times New Roman" w:hAnsi="Times New Roman" w:cs="Times New Roman"/>
+          <w:color w:val="000000" w:themeColor="text1"/>
+          <w:sz w:val="26"/>
+          <w:szCs w:val="26"/>
+          <w:shd w:val="clear" w:color="auto" w:fill="FFFFFF"/>
+        </w:rPr>
+        <w:t xml:space="preserve"> </w:t>
+      </w:r>
+      <w:proofErr w:type="spellStart"/>
+      <w:r>
+        <w:rPr>
+          <w:rFonts w:ascii="Times New Roman" w:hAnsi="Times New Roman" w:cs="Times New Roman"/>
+          <w:color w:val="000000" w:themeColor="text1"/>
+          <w:sz w:val="26"/>
+          <w:szCs w:val="26"/>
+          <w:shd w:val="clear" w:color="auto" w:fill="FFFFFF"/>
+        </w:rPr>
+        <w:t>trọng</w:t>
+      </w:r>
+      <w:proofErr w:type="spellEnd"/>
+      <w:r>
+        <w:rPr>
+          <w:rFonts w:ascii="Times New Roman" w:hAnsi="Times New Roman" w:cs="Times New Roman"/>
+          <w:color w:val="000000" w:themeColor="text1"/>
+          <w:sz w:val="26"/>
+          <w:szCs w:val="26"/>
+          <w:shd w:val="clear" w:color="auto" w:fill="FFFFFF"/>
+        </w:rPr>
+        <w:t xml:space="preserve"> </w:t>
+      </w:r>
+      <w:proofErr w:type="spellStart"/>
+      <w:r>
+        <w:rPr>
+          <w:rFonts w:ascii="Times New Roman" w:hAnsi="Times New Roman" w:cs="Times New Roman"/>
+          <w:color w:val="000000" w:themeColor="text1"/>
+          <w:sz w:val="26"/>
+          <w:szCs w:val="26"/>
+          <w:shd w:val="clear" w:color="auto" w:fill="FFFFFF"/>
+        </w:rPr>
+        <w:t>yếu</w:t>
+      </w:r>
+      <w:proofErr w:type="spellEnd"/>
+      <w:r>
+        <w:rPr>
+          <w:rFonts w:ascii="Times New Roman" w:hAnsi="Times New Roman" w:cs="Times New Roman"/>
+          <w:color w:val="000000" w:themeColor="text1"/>
+          <w:sz w:val="26"/>
+          <w:szCs w:val="26"/>
+          <w:shd w:val="clear" w:color="auto" w:fill="FFFFFF"/>
+        </w:rPr>
+        <w:t xml:space="preserve"> </w:t>
+      </w:r>
+      <w:proofErr w:type="spellStart"/>
+      <w:r>
+        <w:rPr>
+          <w:rFonts w:ascii="Times New Roman" w:hAnsi="Times New Roman" w:cs="Times New Roman"/>
+          <w:color w:val="000000" w:themeColor="text1"/>
+          <w:sz w:val="26"/>
+          <w:szCs w:val="26"/>
+          <w:shd w:val="clear" w:color="auto" w:fill="FFFFFF"/>
+        </w:rPr>
+        <w:t>để</w:t>
+      </w:r>
+      <w:proofErr w:type="spellEnd"/>
+      <w:r>
+        <w:rPr>
+          <w:rFonts w:ascii="Times New Roman" w:hAnsi="Times New Roman" w:cs="Times New Roman"/>
+          <w:color w:val="000000" w:themeColor="text1"/>
+          <w:sz w:val="26"/>
+          <w:szCs w:val="26"/>
+          <w:shd w:val="clear" w:color="auto" w:fill="FFFFFF"/>
+        </w:rPr>
+        <w:t xml:space="preserve"> </w:t>
+      </w:r>
+      <w:proofErr w:type="spellStart"/>
+      <w:r>
+        <w:rPr>
+          <w:rFonts w:ascii="Times New Roman" w:hAnsi="Times New Roman" w:cs="Times New Roman"/>
+          <w:color w:val="000000" w:themeColor="text1"/>
+          <w:sz w:val="26"/>
+          <w:szCs w:val="26"/>
+          <w:shd w:val="clear" w:color="auto" w:fill="FFFFFF"/>
+        </w:rPr>
+        <w:t>xử</w:t>
+      </w:r>
+      <w:proofErr w:type="spellEnd"/>
+      <w:r>
+        <w:rPr>
+          <w:rFonts w:ascii="Times New Roman" w:hAnsi="Times New Roman" w:cs="Times New Roman"/>
+          <w:color w:val="000000" w:themeColor="text1"/>
+          <w:sz w:val="26"/>
+          <w:szCs w:val="26"/>
+          <w:shd w:val="clear" w:color="auto" w:fill="FFFFFF"/>
+        </w:rPr>
+        <w:t xml:space="preserve"> </w:t>
+      </w:r>
+      <w:proofErr w:type="spellStart"/>
+      <w:r>
+        <w:rPr>
+          <w:rFonts w:ascii="Times New Roman" w:hAnsi="Times New Roman" w:cs="Times New Roman"/>
+          <w:color w:val="000000" w:themeColor="text1"/>
+          <w:sz w:val="26"/>
+          <w:szCs w:val="26"/>
+          <w:shd w:val="clear" w:color="auto" w:fill="FFFFFF"/>
+        </w:rPr>
+        <w:t>lý</w:t>
+      </w:r>
+      <w:proofErr w:type="spellEnd"/>
+      <w:r>
+        <w:rPr>
+          <w:rFonts w:ascii="Times New Roman" w:hAnsi="Times New Roman" w:cs="Times New Roman"/>
+          <w:color w:val="000000" w:themeColor="text1"/>
+          <w:sz w:val="26"/>
+          <w:szCs w:val="26"/>
+          <w:shd w:val="clear" w:color="auto" w:fill="FFFFFF"/>
+        </w:rPr>
+        <w:t xml:space="preserve"> </w:t>
+      </w:r>
+      <w:proofErr w:type="spellStart"/>
+      <w:r>
+        <w:rPr>
+          <w:rFonts w:ascii="Times New Roman" w:hAnsi="Times New Roman" w:cs="Times New Roman"/>
+          <w:color w:val="000000" w:themeColor="text1"/>
+          <w:sz w:val="26"/>
+          <w:szCs w:val="26"/>
+          <w:shd w:val="clear" w:color="auto" w:fill="FFFFFF"/>
+        </w:rPr>
+        <w:t>khi</w:t>
+      </w:r>
+      <w:proofErr w:type="spellEnd"/>
+      <w:r>
+        <w:rPr>
+          <w:rFonts w:ascii="Times New Roman" w:hAnsi="Times New Roman" w:cs="Times New Roman"/>
+          <w:color w:val="000000" w:themeColor="text1"/>
+          <w:sz w:val="26"/>
+          <w:szCs w:val="26"/>
+          <w:shd w:val="clear" w:color="auto" w:fill="FFFFFF"/>
+        </w:rPr>
+        <w:t xml:space="preserve"> </w:t>
+      </w:r>
+      <w:proofErr w:type="spellStart"/>
+      <w:r>
+        <w:rPr>
+          <w:rFonts w:ascii="Times New Roman" w:hAnsi="Times New Roman" w:cs="Times New Roman"/>
+          <w:color w:val="000000" w:themeColor="text1"/>
+          <w:sz w:val="26"/>
+          <w:szCs w:val="26"/>
+          <w:shd w:val="clear" w:color="auto" w:fill="FFFFFF"/>
+        </w:rPr>
+        <w:t>xảy</w:t>
+      </w:r>
+      <w:proofErr w:type="spellEnd"/>
+      <w:r>
+        <w:rPr>
+          <w:rFonts w:ascii="Times New Roman" w:hAnsi="Times New Roman" w:cs="Times New Roman"/>
+          <w:color w:val="000000" w:themeColor="text1"/>
+          <w:sz w:val="26"/>
+          <w:szCs w:val="26"/>
+          <w:shd w:val="clear" w:color="auto" w:fill="FFFFFF"/>
+        </w:rPr>
+        <w:t xml:space="preserve"> </w:t>
+      </w:r>
+      <w:proofErr w:type="spellStart"/>
+      <w:r>
+        <w:rPr>
+          <w:rFonts w:ascii="Times New Roman" w:hAnsi="Times New Roman" w:cs="Times New Roman"/>
+          <w:color w:val="000000" w:themeColor="text1"/>
+          <w:sz w:val="26"/>
+          <w:szCs w:val="26"/>
+          <w:shd w:val="clear" w:color="auto" w:fill="FFFFFF"/>
+        </w:rPr>
+        <w:t>ra</w:t>
+      </w:r>
+      <w:proofErr w:type="spellEnd"/>
+      <w:r>
+        <w:rPr>
+          <w:rFonts w:ascii="Times New Roman" w:hAnsi="Times New Roman" w:cs="Times New Roman"/>
+          <w:color w:val="000000" w:themeColor="text1"/>
+          <w:sz w:val="26"/>
+          <w:szCs w:val="26"/>
+          <w:shd w:val="clear" w:color="auto" w:fill="FFFFFF"/>
+        </w:rPr>
+        <w:t xml:space="preserve"> </w:t>
+      </w:r>
+      <w:proofErr w:type="spellStart"/>
+      <w:r>
+        <w:rPr>
+          <w:rFonts w:ascii="Times New Roman" w:hAnsi="Times New Roman" w:cs="Times New Roman"/>
+          <w:color w:val="000000" w:themeColor="text1"/>
+          <w:sz w:val="26"/>
+          <w:szCs w:val="26"/>
+          <w:shd w:val="clear" w:color="auto" w:fill="FFFFFF"/>
+        </w:rPr>
+        <w:t>úng</w:t>
+      </w:r>
+      <w:proofErr w:type="spellEnd"/>
+      <w:r>
+        <w:rPr>
+          <w:rFonts w:ascii="Times New Roman" w:hAnsi="Times New Roman" w:cs="Times New Roman"/>
+          <w:color w:val="000000" w:themeColor="text1"/>
+          <w:sz w:val="26"/>
+          <w:szCs w:val="26"/>
+          <w:shd w:val="clear" w:color="auto" w:fill="FFFFFF"/>
+        </w:rPr>
+        <w:t xml:space="preserve"> </w:t>
+      </w:r>
+      <w:proofErr w:type="spellStart"/>
+      <w:r>
+        <w:rPr>
+          <w:rFonts w:ascii="Times New Roman" w:hAnsi="Times New Roman" w:cs="Times New Roman"/>
+          <w:color w:val="000000" w:themeColor="text1"/>
+          <w:sz w:val="26"/>
+          <w:szCs w:val="26"/>
+          <w:shd w:val="clear" w:color="auto" w:fill="FFFFFF"/>
+        </w:rPr>
+        <w:t>ngập</w:t>
+      </w:r>
+      <w:proofErr w:type="spellEnd"/>
       <w:r>
         <w:rPr>
           <w:rFonts w:ascii="Times New Roman" w:hAnsi="Times New Roman" w:cs="Times New Roman"/>
@@ -1863,7 +4394,55 @@
           <w:szCs w:val="26"/>
           <w:shd w:val="clear" w:color="auto" w:fill="FFFFFF"/>
         </w:rPr>
-        <w:t>Các trạm bơm:</w:t>
+        <w:t xml:space="preserve">Các </w:t>
+      </w:r>
+      <w:proofErr w:type="spellStart"/>
+      <w:r>
+        <w:rPr>
+          <w:rFonts w:ascii="Times New Roman" w:hAnsi="Times New Roman" w:cs="Times New Roman"/>
+          <w:color w:val="000000" w:themeColor="text1"/>
+          <w:spacing w:val="3"/>
+          <w:sz w:val="26"/>
+          <w:szCs w:val="26"/>
+          <w:shd w:val="clear" w:color="auto" w:fill="FFFFFF"/>
+        </w:rPr>
+        <w:t>trạm</w:t>
+      </w:r>
+      <w:proofErr w:type="spellEnd"/>
+      <w:r>
+        <w:rPr>
+          <w:rFonts w:ascii="Times New Roman" w:hAnsi="Times New Roman" w:cs="Times New Roman"/>
+          <w:color w:val="000000" w:themeColor="text1"/>
+          <w:spacing w:val="3"/>
+          <w:sz w:val="26"/>
+          <w:szCs w:val="26"/>
+          <w:shd w:val="clear" w:color="auto" w:fill="FFFFFF"/>
+        </w:rPr>
+        <w:t xml:space="preserve"> </w:t>
+      </w:r>
+      <w:proofErr w:type="spellStart"/>
+      <w:r>
+        <w:rPr>
+          <w:rFonts w:ascii="Times New Roman" w:hAnsi="Times New Roman" w:cs="Times New Roman"/>
+          <w:color w:val="000000" w:themeColor="text1"/>
+          <w:spacing w:val="3"/>
+          <w:sz w:val="26"/>
+          <w:szCs w:val="26"/>
+          <w:shd w:val="clear" w:color="auto" w:fill="FFFFFF"/>
+        </w:rPr>
+        <w:t>bơm</w:t>
+      </w:r>
+      <w:proofErr w:type="spellEnd"/>
+      <w:r>
+        <w:rPr>
+          <w:rFonts w:ascii="Times New Roman" w:hAnsi="Times New Roman" w:cs="Times New Roman"/>
+          <w:color w:val="000000" w:themeColor="text1"/>
+          <w:spacing w:val="3"/>
+          <w:sz w:val="26"/>
+          <w:szCs w:val="26"/>
+          <w:shd w:val="clear" w:color="auto" w:fill="FFFFFF"/>
+        </w:rPr>
+        <w:t>:</w:t>
       </w:r>
       <w:r>
         <w:rPr>
@@ -1875,18 +4454,19 @@
           <w:shd w:val="clear" w:color="auto" w:fill="FFFFFF"/>
           <w:lang w:val="vi-VN"/>
         </w:rPr>
-        <w:t xml:space="preserve"> {noi_dung_tram_bom} </w:t>
-      </w:r>
-      <w:r>
-        <w:rPr>
-          <w:rFonts w:ascii="Times New Roman" w:hAnsi="Times New Roman" w:cs="Times New Roman"/>
-          <w:color w:val="000000" w:themeColor="text1"/>
-          <w:spacing w:val="3"/>
-          <w:sz w:val="26"/>
-          <w:szCs w:val="26"/>
-          <w:shd w:val="clear" w:color="auto" w:fill="FFFFFF"/>
-        </w:rPr>
-        <w:t>được vận hành sớm nhằm hạ mực nước trên hệ thống thoát nước.</w:t>
+        <w:t xml:space="preserve"> {noi_dung_tram_bom</w:t>
+      </w:r>
+      <w:r>
+        <w:rPr>
+          <w:rFonts w:ascii="Times New Roman" w:hAnsi="Times New Roman" w:cs="Times New Roman"/>
+          <w:color w:val="000000" w:themeColor="text1"/>
+          <w:spacing w:val="3"/>
+          <w:sz w:val="26"/>
+          <w:szCs w:val="26"/>
+          <w:shd w:val="clear" w:color="auto" w:fill="FFFFFF"/>
+          <w:lang w:val="vi-VN"/>
+        </w:rPr>
+        <w:t>}</w:t>
       </w:r>
     </w:p>
     <w:p>
@@ -1912,7 +4492,439 @@
           <w:szCs w:val="26"/>
           <w:shd w:val="clear" w:color="auto" w:fill="FFFFFF"/>
         </w:rPr>
-        <w:t xml:space="preserve">+ Các cửa phai vận hành đúng quy trình, bảo đảm an toàn giao thông tại các khu vực thấp trũng. </w:t>
+        <w:t xml:space="preserve">+ Các </w:t>
+      </w:r>
+      <w:proofErr w:type="spellStart"/>
+      <w:r>
+        <w:rPr>
+          <w:rFonts w:ascii="Times New Roman" w:hAnsi="Times New Roman" w:cs="Times New Roman"/>
+          <w:color w:val="000000" w:themeColor="text1"/>
+          <w:spacing w:val="3"/>
+          <w:sz w:val="26"/>
+          <w:szCs w:val="26"/>
+          <w:shd w:val="clear" w:color="auto" w:fill="FFFFFF"/>
+        </w:rPr>
+        <w:t>cửa</w:t>
+      </w:r>
+      <w:proofErr w:type="spellEnd"/>
+      <w:r>
+        <w:rPr>
+          <w:rFonts w:ascii="Times New Roman" w:hAnsi="Times New Roman" w:cs="Times New Roman"/>
+          <w:color w:val="000000" w:themeColor="text1"/>
+          <w:spacing w:val="3"/>
+          <w:sz w:val="26"/>
+          <w:szCs w:val="26"/>
+          <w:shd w:val="clear" w:color="auto" w:fill="FFFFFF"/>
+        </w:rPr>
+        <w:t xml:space="preserve"> </w:t>
+      </w:r>
+      <w:proofErr w:type="spellStart"/>
+      <w:r>
+        <w:rPr>
+          <w:rFonts w:ascii="Times New Roman" w:hAnsi="Times New Roman" w:cs="Times New Roman"/>
+          <w:color w:val="000000" w:themeColor="text1"/>
+          <w:spacing w:val="3"/>
+          <w:sz w:val="26"/>
+          <w:szCs w:val="26"/>
+          <w:shd w:val="clear" w:color="auto" w:fill="FFFFFF"/>
+        </w:rPr>
+        <w:t>phai</w:t>
+      </w:r>
+      <w:proofErr w:type="spellEnd"/>
+      <w:r>
+        <w:rPr>
+          <w:rFonts w:ascii="Times New Roman" w:hAnsi="Times New Roman" w:cs="Times New Roman"/>
+          <w:color w:val="000000" w:themeColor="text1"/>
+          <w:spacing w:val="3"/>
+          <w:sz w:val="26"/>
+          <w:szCs w:val="26"/>
+          <w:shd w:val="clear" w:color="auto" w:fill="FFFFFF"/>
+        </w:rPr>
+        <w:t xml:space="preserve"> </w:t>
+      </w:r>
+      <w:proofErr w:type="spellStart"/>
+      <w:r>
+        <w:rPr>
+          <w:rFonts w:ascii="Times New Roman" w:hAnsi="Times New Roman" w:cs="Times New Roman"/>
+          <w:color w:val="000000" w:themeColor="text1"/>
+          <w:spacing w:val="3"/>
+          <w:sz w:val="26"/>
+          <w:szCs w:val="26"/>
+          <w:shd w:val="clear" w:color="auto" w:fill="FFFFFF"/>
+        </w:rPr>
+        <w:t>vận</w:t>
+      </w:r>
+      <w:proofErr w:type="spellEnd"/>
+      <w:r>
+        <w:rPr>
+          <w:rFonts w:ascii="Times New Roman" w:hAnsi="Times New Roman" w:cs="Times New Roman"/>
+          <w:color w:val="000000" w:themeColor="text1"/>
+          <w:spacing w:val="3"/>
+          <w:sz w:val="26"/>
+          <w:szCs w:val="26"/>
+          <w:shd w:val="clear" w:color="auto" w:fill="FFFFFF"/>
+        </w:rPr>
+        <w:t xml:space="preserve"> </w:t>
+      </w:r>
+      <w:proofErr w:type="spellStart"/>
+      <w:r>
+        <w:rPr>
+          <w:rFonts w:ascii="Times New Roman" w:hAnsi="Times New Roman" w:cs="Times New Roman"/>
+          <w:color w:val="000000" w:themeColor="text1"/>
+          <w:spacing w:val="3"/>
+          <w:sz w:val="26"/>
+          <w:szCs w:val="26"/>
+          <w:shd w:val="clear" w:color="auto" w:fill="FFFFFF"/>
+        </w:rPr>
+        <w:t>hành</w:t>
+      </w:r>
+      <w:proofErr w:type="spellEnd"/>
+      <w:r>
+        <w:rPr>
+          <w:rFonts w:ascii="Times New Roman" w:hAnsi="Times New Roman" w:cs="Times New Roman"/>
+          <w:color w:val="000000" w:themeColor="text1"/>
+          <w:spacing w:val="3"/>
+          <w:sz w:val="26"/>
+          <w:szCs w:val="26"/>
+          <w:shd w:val="clear" w:color="auto" w:fill="FFFFFF"/>
+        </w:rPr>
+        <w:t xml:space="preserve"> </w:t>
+      </w:r>
+      <w:proofErr w:type="spellStart"/>
+      <w:r>
+        <w:rPr>
+          <w:rFonts w:ascii="Times New Roman" w:hAnsi="Times New Roman" w:cs="Times New Roman"/>
+          <w:color w:val="000000" w:themeColor="text1"/>
+          <w:spacing w:val="3"/>
+          <w:sz w:val="26"/>
+          <w:szCs w:val="26"/>
+          <w:shd w:val="clear" w:color="auto" w:fill="FFFFFF"/>
+        </w:rPr>
+        <w:t>đúng</w:t>
+      </w:r>
+      <w:proofErr w:type="spellEnd"/>
+      <w:r>
+        <w:rPr>
+          <w:rFonts w:ascii="Times New Roman" w:hAnsi="Times New Roman" w:cs="Times New Roman"/>
+          <w:color w:val="000000" w:themeColor="text1"/>
+          <w:spacing w:val="3"/>
+          <w:sz w:val="26"/>
+          <w:szCs w:val="26"/>
+          <w:shd w:val="clear" w:color="auto" w:fill="FFFFFF"/>
+        </w:rPr>
+        <w:t xml:space="preserve"> </w:t>
+      </w:r>
+      <w:proofErr w:type="spellStart"/>
+      <w:r>
+        <w:rPr>
+          <w:rFonts w:ascii="Times New Roman" w:hAnsi="Times New Roman" w:cs="Times New Roman"/>
+          <w:color w:val="000000" w:themeColor="text1"/>
+          <w:spacing w:val="3"/>
+          <w:sz w:val="26"/>
+          <w:szCs w:val="26"/>
+          <w:shd w:val="clear" w:color="auto" w:fill="FFFFFF"/>
+        </w:rPr>
+        <w:t>quy</w:t>
+      </w:r>
+      <w:proofErr w:type="spellEnd"/>
+      <w:r>
+        <w:rPr>
+          <w:rFonts w:ascii="Times New Roman" w:hAnsi="Times New Roman" w:cs="Times New Roman"/>
+          <w:color w:val="000000" w:themeColor="text1"/>
+          <w:spacing w:val="3"/>
+          <w:sz w:val="26"/>
+          <w:szCs w:val="26"/>
+          <w:shd w:val="clear" w:color="auto" w:fill="FFFFFF"/>
+        </w:rPr>
+        <w:t xml:space="preserve"> </w:t>
+      </w:r>
+      <w:proofErr w:type="spellStart"/>
+      <w:r>
+        <w:rPr>
+          <w:rFonts w:ascii="Times New Roman" w:hAnsi="Times New Roman" w:cs="Times New Roman"/>
+          <w:color w:val="000000" w:themeColor="text1"/>
+          <w:spacing w:val="3"/>
+          <w:sz w:val="26"/>
+          <w:szCs w:val="26"/>
+          <w:shd w:val="clear" w:color="auto" w:fill="FFFFFF"/>
+        </w:rPr>
+        <w:t>trình</w:t>
+      </w:r>
+      <w:proofErr w:type="spellEnd"/>
+      <w:r>
+        <w:rPr>
+          <w:rFonts w:ascii="Times New Roman" w:hAnsi="Times New Roman" w:cs="Times New Roman"/>
+          <w:color w:val="000000" w:themeColor="text1"/>
+          <w:spacing w:val="3"/>
+          <w:sz w:val="26"/>
+          <w:szCs w:val="26"/>
+          <w:shd w:val="clear" w:color="auto" w:fill="FFFFFF"/>
+        </w:rPr>
+        <w:t xml:space="preserve">, </w:t>
+      </w:r>
+      <w:proofErr w:type="spellStart"/>
+      <w:r>
+        <w:rPr>
+          <w:rFonts w:ascii="Times New Roman" w:hAnsi="Times New Roman" w:cs="Times New Roman"/>
+          <w:color w:val="000000" w:themeColor="text1"/>
+          <w:spacing w:val="3"/>
+          <w:sz w:val="26"/>
+          <w:szCs w:val="26"/>
+          <w:shd w:val="clear" w:color="auto" w:fill="FFFFFF"/>
+        </w:rPr>
+        <w:t>bảo</w:t>
+      </w:r>
+      <w:proofErr w:type="spellEnd"/>
+      <w:r>
+        <w:rPr>
+          <w:rFonts w:ascii="Times New Roman" w:hAnsi="Times New Roman" w:cs="Times New Roman"/>
+          <w:color w:val="000000" w:themeColor="text1"/>
+          <w:spacing w:val="3"/>
+          <w:sz w:val="26"/>
+          <w:szCs w:val="26"/>
+          <w:shd w:val="clear" w:color="auto" w:fill="FFFFFF"/>
+        </w:rPr>
+        <w:t xml:space="preserve"> </w:t>
+      </w:r>
+      <w:proofErr w:type="spellStart"/>
+      <w:r>
+        <w:rPr>
+          <w:rFonts w:ascii="Times New Roman" w:hAnsi="Times New Roman" w:cs="Times New Roman"/>
+          <w:color w:val="000000" w:themeColor="text1"/>
+          <w:spacing w:val="3"/>
+          <w:sz w:val="26"/>
+          <w:szCs w:val="26"/>
+          <w:shd w:val="clear" w:color="auto" w:fill="FFFFFF"/>
+        </w:rPr>
+        <w:t>đảm</w:t>
+      </w:r>
+      <w:proofErr w:type="spellEnd"/>
+      <w:r>
+        <w:rPr>
+          <w:rFonts w:ascii="Times New Roman" w:hAnsi="Times New Roman" w:cs="Times New Roman"/>
+          <w:color w:val="000000" w:themeColor="text1"/>
+          <w:spacing w:val="3"/>
+          <w:sz w:val="26"/>
+          <w:szCs w:val="26"/>
+          <w:shd w:val="clear" w:color="auto" w:fill="FFFFFF"/>
+        </w:rPr>
+        <w:t xml:space="preserve"> an </w:t>
+      </w:r>
+      <w:proofErr w:type="spellStart"/>
+      <w:r>
+        <w:rPr>
+          <w:rFonts w:ascii="Times New Roman" w:hAnsi="Times New Roman" w:cs="Times New Roman"/>
+          <w:color w:val="000000" w:themeColor="text1"/>
+          <w:spacing w:val="3"/>
+          <w:sz w:val="26"/>
+          <w:szCs w:val="26"/>
+          <w:shd w:val="clear" w:color="auto" w:fill="FFFFFF"/>
+        </w:rPr>
+        <w:t>toàn</w:t>
+      </w:r>
+      <w:proofErr w:type="spellEnd"/>
+      <w:r>
+        <w:rPr>
+          <w:rFonts w:ascii="Times New Roman" w:hAnsi="Times New Roman" w:cs="Times New Roman"/>
+          <w:color w:val="000000" w:themeColor="text1"/>
+          <w:spacing w:val="3"/>
+          <w:sz w:val="26"/>
+          <w:szCs w:val="26"/>
+          <w:shd w:val="clear" w:color="auto" w:fill="FFFFFF"/>
+        </w:rPr>
+        <w:t xml:space="preserve"> </w:t>
+      </w:r>
+      <w:proofErr w:type="spellStart"/>
+      <w:r>
+        <w:rPr>
+          <w:rFonts w:ascii="Times New Roman" w:hAnsi="Times New Roman" w:cs="Times New Roman"/>
+          <w:color w:val="000000" w:themeColor="text1"/>
+          <w:spacing w:val="3"/>
+          <w:sz w:val="26"/>
+          <w:szCs w:val="26"/>
+          <w:shd w:val="clear" w:color="auto" w:fill="FFFFFF"/>
+        </w:rPr>
+        <w:t>giao</w:t>
+      </w:r>
+      <w:proofErr w:type="spellEnd"/>
+      <w:r>
+        <w:rPr>
+          <w:rFonts w:ascii="Times New Roman" w:hAnsi="Times New Roman" w:cs="Times New Roman"/>
+          <w:color w:val="000000" w:themeColor="text1"/>
+          <w:spacing w:val="3"/>
+          <w:sz w:val="26"/>
+          <w:szCs w:val="26"/>
+          <w:shd w:val="clear" w:color="auto" w:fill="FFFFFF"/>
+        </w:rPr>
+        <w:t xml:space="preserve"> </w:t>
+      </w:r>
+      <w:proofErr w:type="spellStart"/>
+      <w:r>
+        <w:rPr>
+          <w:rFonts w:ascii="Times New Roman" w:hAnsi="Times New Roman" w:cs="Times New Roman"/>
+          <w:color w:val="000000" w:themeColor="text1"/>
+          <w:spacing w:val="3"/>
+          <w:sz w:val="26"/>
+          <w:szCs w:val="26"/>
+          <w:shd w:val="clear" w:color="auto" w:fill="FFFFFF"/>
+        </w:rPr>
+        <w:t>thông</w:t>
+      </w:r>
+      <w:proofErr w:type="spellEnd"/>
+      <w:r>
+        <w:rPr>
+          <w:rFonts w:ascii="Times New Roman" w:hAnsi="Times New Roman" w:cs="Times New Roman"/>
+          <w:color w:val="000000" w:themeColor="text1"/>
+          <w:spacing w:val="3"/>
+          <w:sz w:val="26"/>
+          <w:szCs w:val="26"/>
+          <w:shd w:val="clear" w:color="auto" w:fill="FFFFFF"/>
+        </w:rPr>
+        <w:t xml:space="preserve"> </w:t>
+      </w:r>
+      <w:proofErr w:type="spellStart"/>
+      <w:r>
+        <w:rPr>
+          <w:rFonts w:ascii="Times New Roman" w:hAnsi="Times New Roman" w:cs="Times New Roman"/>
+          <w:color w:val="000000" w:themeColor="text1"/>
+          <w:spacing w:val="3"/>
+          <w:sz w:val="26"/>
+          <w:szCs w:val="26"/>
+          <w:shd w:val="clear" w:color="auto" w:fill="FFFFFF"/>
+        </w:rPr>
+        <w:t>tại</w:t>
+      </w:r>
+      <w:proofErr w:type="spellEnd"/>
+      <w:r>
+        <w:rPr>
+          <w:rFonts w:ascii="Times New Roman" w:hAnsi="Times New Roman" w:cs="Times New Roman"/>
+          <w:color w:val="000000" w:themeColor="text1"/>
+          <w:spacing w:val="3"/>
+          <w:sz w:val="26"/>
+          <w:szCs w:val="26"/>
+          <w:shd w:val="clear" w:color="auto" w:fill="FFFFFF"/>
+        </w:rPr>
+        <w:t xml:space="preserve"> </w:t>
+      </w:r>
+      <w:proofErr w:type="spellStart"/>
+      <w:r>
+        <w:rPr>
+          <w:rFonts w:ascii="Times New Roman" w:hAnsi="Times New Roman" w:cs="Times New Roman"/>
+          <w:color w:val="000000" w:themeColor="text1"/>
+          <w:spacing w:val="3"/>
+          <w:sz w:val="26"/>
+          <w:szCs w:val="26"/>
+          <w:shd w:val="clear" w:color="auto" w:fill="FFFFFF"/>
+        </w:rPr>
+        <w:t>các</w:t>
+      </w:r>
+      <w:proofErr w:type="spellEnd"/>
+      <w:r>
+        <w:rPr>
+          <w:rFonts w:ascii="Times New Roman" w:hAnsi="Times New Roman" w:cs="Times New Roman"/>
+          <w:color w:val="000000" w:themeColor="text1"/>
+          <w:spacing w:val="3"/>
+          <w:sz w:val="26"/>
+          <w:szCs w:val="26"/>
+          <w:shd w:val="clear" w:color="auto" w:fill="FFFFFF"/>
+        </w:rPr>
+        <w:t xml:space="preserve"> </w:t>
+      </w:r>
+      <w:proofErr w:type="spellStart"/>
+      <w:r>
+        <w:rPr>
+          <w:rFonts w:ascii="Times New Roman" w:hAnsi="Times New Roman" w:cs="Times New Roman"/>
+          <w:color w:val="000000" w:themeColor="text1"/>
+          <w:spacing w:val="3"/>
+          <w:sz w:val="26"/>
+          <w:szCs w:val="26"/>
+          <w:shd w:val="clear" w:color="auto" w:fill="FFFFFF"/>
+        </w:rPr>
+        <w:t>khu</w:t>
+      </w:r>
+      <w:proofErr w:type="spellEnd"/>
+      <w:r>
+        <w:rPr>
+          <w:rFonts w:ascii="Times New Roman" w:hAnsi="Times New Roman" w:cs="Times New Roman"/>
+          <w:color w:val="000000" w:themeColor="text1"/>
+          <w:spacing w:val="3"/>
+          <w:sz w:val="26"/>
+          <w:szCs w:val="26"/>
+          <w:shd w:val="clear" w:color="auto" w:fill="FFFFFF"/>
+        </w:rPr>
+        <w:t xml:space="preserve"> </w:t>
+      </w:r>
+      <w:proofErr w:type="spellStart"/>
+      <w:r>
+        <w:rPr>
+          <w:rFonts w:ascii="Times New Roman" w:hAnsi="Times New Roman" w:cs="Times New Roman"/>
+          <w:color w:val="000000" w:themeColor="text1"/>
+          <w:spacing w:val="3"/>
+          <w:sz w:val="26"/>
+          <w:szCs w:val="26"/>
+          <w:shd w:val="clear" w:color="auto" w:fill="FFFFFF"/>
+        </w:rPr>
+        <w:t>vực</w:t>
+      </w:r>
+      <w:proofErr w:type="spellEnd"/>
+      <w:r>
+        <w:rPr>
+          <w:rFonts w:ascii="Times New Roman" w:hAnsi="Times New Roman" w:cs="Times New Roman"/>
+          <w:color w:val="000000" w:themeColor="text1"/>
+          <w:spacing w:val="3"/>
+          <w:sz w:val="26"/>
+          <w:szCs w:val="26"/>
+          <w:shd w:val="clear" w:color="auto" w:fill="FFFFFF"/>
+        </w:rPr>
+        <w:t xml:space="preserve"> </w:t>
+      </w:r>
+      <w:proofErr w:type="spellStart"/>
+      <w:r>
+        <w:rPr>
+          <w:rFonts w:ascii="Times New Roman" w:hAnsi="Times New Roman" w:cs="Times New Roman"/>
+          <w:color w:val="000000" w:themeColor="text1"/>
+          <w:spacing w:val="3"/>
+          <w:sz w:val="26"/>
+          <w:szCs w:val="26"/>
+          <w:shd w:val="clear" w:color="auto" w:fill="FFFFFF"/>
+        </w:rPr>
+        <w:t>thấp</w:t>
+      </w:r>
+      <w:proofErr w:type="spellEnd"/>
+      <w:r>
+        <w:rPr>
+          <w:rFonts w:ascii="Times New Roman" w:hAnsi="Times New Roman" w:cs="Times New Roman"/>
+          <w:color w:val="000000" w:themeColor="text1"/>
+          <w:spacing w:val="3"/>
+          <w:sz w:val="26"/>
+          <w:szCs w:val="26"/>
+          <w:shd w:val="clear" w:color="auto" w:fill="FFFFFF"/>
+        </w:rPr>
+        <w:t xml:space="preserve"> </w:t>
+      </w:r>
+      <w:proofErr w:type="spellStart"/>
+      <w:r>
+        <w:rPr>
+          <w:rFonts w:ascii="Times New Roman" w:hAnsi="Times New Roman" w:cs="Times New Roman"/>
+          <w:color w:val="000000" w:themeColor="text1"/>
+          <w:spacing w:val="3"/>
+          <w:sz w:val="26"/>
+          <w:szCs w:val="26"/>
+          <w:shd w:val="clear" w:color="auto" w:fill="FFFFFF"/>
+        </w:rPr>
+        <w:t>trũng</w:t>
+      </w:r>
+      <w:proofErr w:type="spellEnd"/>
+      <w:r>
+        <w:rPr>
+          <w:rFonts w:ascii="Times New Roman" w:hAnsi="Times New Roman" w:cs="Times New Roman"/>
+          <w:color w:val="000000" w:themeColor="text1"/>
+          <w:spacing w:val="3"/>
+          <w:sz w:val="26"/>
+          <w:szCs w:val="26"/>
+          <w:shd w:val="clear" w:color="auto" w:fill="FFFFFF"/>
+        </w:rPr>
+        <w:t xml:space="preserve">. </w:t>
       </w:r>
     </w:p>
     <w:p>
@@ -1939,7 +4951,187 @@
           <w:sz w:val="26"/>
           <w:szCs w:val="26"/>
         </w:rPr>
-        <w:t>Công tác đảm bảo vận hành hệ thống thoát nước:</w:t>
+        <w:t xml:space="preserve">Công </w:t>
+      </w:r>
+      <w:proofErr w:type="spellStart"/>
+      <w:r>
+        <w:rPr>
+          <w:rFonts w:ascii="Times New Roman" w:hAnsi="Times New Roman" w:cs="Times New Roman"/>
+          <w:b/>
+          <w:sz w:val="26"/>
+          <w:szCs w:val="26"/>
+        </w:rPr>
+        <w:t>tác</w:t>
+      </w:r>
+      <w:proofErr w:type="spellEnd"/>
+      <w:r>
+        <w:rPr>
+          <w:rFonts w:ascii="Times New Roman" w:hAnsi="Times New Roman" w:cs="Times New Roman"/>
+          <w:b/>
+          <w:sz w:val="26"/>
+          <w:szCs w:val="26"/>
+        </w:rPr>
+        <w:t xml:space="preserve"> </w:t>
+      </w:r>
+      <w:proofErr w:type="spellStart"/>
+      <w:r>
+        <w:rPr>
+          <w:rFonts w:ascii="Times New Roman" w:hAnsi="Times New Roman" w:cs="Times New Roman"/>
+          <w:b/>
+          <w:sz w:val="26"/>
+          <w:szCs w:val="26"/>
+        </w:rPr>
+        <w:t>đảm</w:t>
+      </w:r>
+      <w:proofErr w:type="spellEnd"/>
+      <w:r>
+        <w:rPr>
+          <w:rFonts w:ascii="Times New Roman" w:hAnsi="Times New Roman" w:cs="Times New Roman"/>
+          <w:b/>
+          <w:sz w:val="26"/>
+          <w:szCs w:val="26"/>
+        </w:rPr>
+        <w:t xml:space="preserve"> </w:t>
+      </w:r>
+      <w:proofErr w:type="spellStart"/>
+      <w:r>
+        <w:rPr>
+          <w:rFonts w:ascii="Times New Roman" w:hAnsi="Times New Roman" w:cs="Times New Roman"/>
+          <w:b/>
+          <w:sz w:val="26"/>
+          <w:szCs w:val="26"/>
+        </w:rPr>
+        <w:t>bảo</w:t>
+      </w:r>
+      <w:proofErr w:type="spellEnd"/>
+      <w:r>
+        <w:rPr>
+          <w:rFonts w:ascii="Times New Roman" w:hAnsi="Times New Roman" w:cs="Times New Roman"/>
+          <w:b/>
+          <w:sz w:val="26"/>
+          <w:szCs w:val="26"/>
+        </w:rPr>
+        <w:t xml:space="preserve"> </w:t>
+      </w:r>
+      <w:proofErr w:type="spellStart"/>
+      <w:r>
+        <w:rPr>
+          <w:rFonts w:ascii="Times New Roman" w:hAnsi="Times New Roman" w:cs="Times New Roman"/>
+          <w:b/>
+          <w:sz w:val="26"/>
+          <w:szCs w:val="26"/>
+        </w:rPr>
+        <w:t>vận</w:t>
+      </w:r>
+      <w:proofErr w:type="spellEnd"/>
+      <w:r>
+        <w:rPr>
+          <w:rFonts w:ascii="Times New Roman" w:hAnsi="Times New Roman" w:cs="Times New Roman"/>
+          <w:b/>
+          <w:sz w:val="26"/>
+          <w:szCs w:val="26"/>
+        </w:rPr>
+        <w:t xml:space="preserve"> </w:t>
+      </w:r>
+      <w:proofErr w:type="spellStart"/>
+      <w:r>
+        <w:rPr>
+          <w:rFonts w:ascii="Times New Roman" w:hAnsi="Times New Roman" w:cs="Times New Roman"/>
+          <w:b/>
+          <w:sz w:val="26"/>
+          <w:szCs w:val="26"/>
+        </w:rPr>
+        <w:t>hành</w:t>
+      </w:r>
+      <w:proofErr w:type="spellEnd"/>
+      <w:r>
+        <w:rPr>
+          <w:rFonts w:ascii="Times New Roman" w:hAnsi="Times New Roman" w:cs="Times New Roman"/>
+          <w:b/>
+          <w:sz w:val="26"/>
+          <w:szCs w:val="26"/>
+        </w:rPr>
+        <w:t xml:space="preserve"> </w:t>
+      </w:r>
+      <w:proofErr w:type="spellStart"/>
+      <w:r>
+        <w:rPr>
+          <w:rFonts w:ascii="Times New Roman" w:hAnsi="Times New Roman" w:cs="Times New Roman"/>
+          <w:b/>
+          <w:sz w:val="26"/>
+          <w:szCs w:val="26"/>
+        </w:rPr>
+        <w:t>hệ</w:t>
+      </w:r>
+      <w:proofErr w:type="spellEnd"/>
+      <w:r>
+        <w:rPr>
+          <w:rFonts w:ascii="Times New Roman" w:hAnsi="Times New Roman" w:cs="Times New Roman"/>
+          <w:b/>
+          <w:sz w:val="26"/>
+          <w:szCs w:val="26"/>
+        </w:rPr>
+        <w:t xml:space="preserve"> </w:t>
+      </w:r>
+      <w:proofErr w:type="spellStart"/>
+      <w:r>
+        <w:rPr>
+          <w:rFonts w:ascii="Times New Roman" w:hAnsi="Times New Roman" w:cs="Times New Roman"/>
+          <w:b/>
+          <w:sz w:val="26"/>
+          <w:szCs w:val="26"/>
+        </w:rPr>
+        <w:t>thống</w:t>
+      </w:r>
+      <w:proofErr w:type="spellEnd"/>
+      <w:r>
+        <w:rPr>
+          <w:rFonts w:ascii="Times New Roman" w:hAnsi="Times New Roman" w:cs="Times New Roman"/>
+          <w:b/>
+          <w:sz w:val="26"/>
+          <w:szCs w:val="26"/>
+        </w:rPr>
+        <w:t xml:space="preserve"> </w:t>
+      </w:r>
+      <w:proofErr w:type="spellStart"/>
+      <w:r>
+        <w:rPr>
+          <w:rFonts w:ascii="Times New Roman" w:hAnsi="Times New Roman" w:cs="Times New Roman"/>
+          <w:b/>
+          <w:sz w:val="26"/>
+          <w:szCs w:val="26"/>
+        </w:rPr>
+        <w:t>thoát</w:t>
+      </w:r>
+      <w:proofErr w:type="spellEnd"/>
+      <w:r>
+        <w:rPr>
+          <w:rFonts w:ascii="Times New Roman" w:hAnsi="Times New Roman" w:cs="Times New Roman"/>
+          <w:b/>
+          <w:sz w:val="26"/>
+          <w:szCs w:val="26"/>
+        </w:rPr>
+        <w:t xml:space="preserve"> </w:t>
+      </w:r>
+      <w:proofErr w:type="spellStart"/>
+      <w:r>
+        <w:rPr>
+          <w:rFonts w:ascii="Times New Roman" w:hAnsi="Times New Roman" w:cs="Times New Roman"/>
+          <w:b/>
+          <w:sz w:val="26"/>
+          <w:szCs w:val="26"/>
+        </w:rPr>
+        <w:t>nước</w:t>
+      </w:r>
+      <w:proofErr w:type="spellEnd"/>
+      <w:r>
+        <w:rPr>
+          <w:rFonts w:ascii="Times New Roman" w:hAnsi="Times New Roman" w:cs="Times New Roman"/>
+          <w:b/>
+          <w:sz w:val="26"/>
+          <w:szCs w:val="26"/>
+        </w:rPr>
+        <w:t>:</w:t>
       </w:r>
     </w:p>
     <w:p>
@@ -1961,37 +5153,969 @@
           <w:sz w:val="26"/>
           <w:szCs w:val="26"/>
         </w:rPr>
-        <w:t xml:space="preserve">- Ngoài hiện trường: </w:t>
-      </w:r>
-      <w:r>
-        <w:rPr>
-          <w:rFonts w:ascii="Times New Roman" w:hAnsi="Times New Roman" w:cs="Times New Roman"/>
-          <w:color w:val="000000" w:themeColor="text1"/>
-          <w:spacing w:val="3"/>
-          <w:sz w:val="26"/>
-          <w:szCs w:val="26"/>
-          <w:shd w:val="clear" w:color="auto" w:fill="FFFFFF"/>
-        </w:rPr>
-        <w:t>Ngay khi có mưa</w:t>
-      </w:r>
-      <w:r>
-        <w:rPr>
-          <w:rFonts w:ascii="Times New Roman" w:hAnsi="Times New Roman" w:cs="Times New Roman"/>
-          <w:color w:val="000000" w:themeColor="text1"/>
-          <w:sz w:val="26"/>
-          <w:szCs w:val="26"/>
-        </w:rPr>
-        <w:t xml:space="preserve">, Công ty đã triển khai công tác ứng trực, giải quyết thoát nước, tua vớt rác tại ga thu trên toàn địa bàn quản lý, mở cửa phai của các hồ điều hòa và vận hành hợp lý các trạm bơm đầu mối </w:t>
-      </w:r>
-      <w:r>
-        <w:rPr>
-          <w:rFonts w:ascii="Times New Roman" w:hAnsi="Times New Roman" w:cs="Times New Roman"/>
-          <w:color w:val="000000" w:themeColor="text1"/>
-          <w:sz w:val="26"/>
-          <w:szCs w:val="26"/>
-        </w:rPr>
-        <w:t>{danh</w:t>
-      </w:r>
+        <w:t xml:space="preserve">- </w:t>
+      </w:r>
+      <w:proofErr w:type="spellStart"/>
+      <w:r>
+        <w:rPr>
+          <w:rFonts w:ascii="Times New Roman" w:hAnsi="Times New Roman" w:cs="Times New Roman"/>
+          <w:color w:val="000000" w:themeColor="text1"/>
+          <w:sz w:val="26"/>
+          <w:szCs w:val="26"/>
+        </w:rPr>
+        <w:t>Ngoài</w:t>
+      </w:r>
+      <w:proofErr w:type="spellEnd"/>
+      <w:r>
+        <w:rPr>
+          <w:rFonts w:ascii="Times New Roman" w:hAnsi="Times New Roman" w:cs="Times New Roman"/>
+          <w:color w:val="000000" w:themeColor="text1"/>
+          <w:sz w:val="26"/>
+          <w:szCs w:val="26"/>
+        </w:rPr>
+        <w:t xml:space="preserve"> </w:t>
+      </w:r>
+      <w:proofErr w:type="spellStart"/>
+      <w:r>
+        <w:rPr>
+          <w:rFonts w:ascii="Times New Roman" w:hAnsi="Times New Roman" w:cs="Times New Roman"/>
+          <w:color w:val="000000" w:themeColor="text1"/>
+          <w:sz w:val="26"/>
+          <w:szCs w:val="26"/>
+        </w:rPr>
+        <w:t>hiện</w:t>
+      </w:r>
+      <w:proofErr w:type="spellEnd"/>
+      <w:r>
+        <w:rPr>
+          <w:rFonts w:ascii="Times New Roman" w:hAnsi="Times New Roman" w:cs="Times New Roman"/>
+          <w:color w:val="000000" w:themeColor="text1"/>
+          <w:sz w:val="26"/>
+          <w:szCs w:val="26"/>
+        </w:rPr>
+        <w:t xml:space="preserve"> </w:t>
+      </w:r>
+      <w:proofErr w:type="spellStart"/>
+      <w:r>
+        <w:rPr>
+          <w:rFonts w:ascii="Times New Roman" w:hAnsi="Times New Roman" w:cs="Times New Roman"/>
+          <w:color w:val="000000" w:themeColor="text1"/>
+          <w:sz w:val="26"/>
+          <w:szCs w:val="26"/>
+        </w:rPr>
+        <w:t>trường</w:t>
+      </w:r>
+      <w:proofErr w:type="spellEnd"/>
+      <w:r>
+        <w:rPr>
+          <w:rFonts w:ascii="Times New Roman" w:hAnsi="Times New Roman" w:cs="Times New Roman"/>
+          <w:color w:val="000000" w:themeColor="text1"/>
+          <w:sz w:val="26"/>
+          <w:szCs w:val="26"/>
+        </w:rPr>
+        <w:t xml:space="preserve">: </w:t>
+      </w:r>
+      <w:r>
+        <w:rPr>
+          <w:rFonts w:ascii="Times New Roman" w:hAnsi="Times New Roman" w:cs="Times New Roman"/>
+          <w:color w:val="000000" w:themeColor="text1"/>
+          <w:spacing w:val="3"/>
+          <w:sz w:val="26"/>
+          <w:szCs w:val="26"/>
+          <w:shd w:val="clear" w:color="auto" w:fill="FFFFFF"/>
+        </w:rPr>
+        <w:t xml:space="preserve">Ngay </w:t>
+      </w:r>
+      <w:proofErr w:type="spellStart"/>
+      <w:r>
+        <w:rPr>
+          <w:rFonts w:ascii="Times New Roman" w:hAnsi="Times New Roman" w:cs="Times New Roman"/>
+          <w:color w:val="000000" w:themeColor="text1"/>
+          <w:spacing w:val="3"/>
+          <w:sz w:val="26"/>
+          <w:szCs w:val="26"/>
+          <w:shd w:val="clear" w:color="auto" w:fill="FFFFFF"/>
+        </w:rPr>
+        <w:t>khi</w:t>
+      </w:r>
+      <w:proofErr w:type="spellEnd"/>
+      <w:r>
+        <w:rPr>
+          <w:rFonts w:ascii="Times New Roman" w:hAnsi="Times New Roman" w:cs="Times New Roman"/>
+          <w:color w:val="000000" w:themeColor="text1"/>
+          <w:spacing w:val="3"/>
+          <w:sz w:val="26"/>
+          <w:szCs w:val="26"/>
+          <w:shd w:val="clear" w:color="auto" w:fill="FFFFFF"/>
+        </w:rPr>
+        <w:t xml:space="preserve"> </w:t>
+      </w:r>
+      <w:proofErr w:type="spellStart"/>
+      <w:r>
+        <w:rPr>
+          <w:rFonts w:ascii="Times New Roman" w:hAnsi="Times New Roman" w:cs="Times New Roman"/>
+          <w:color w:val="000000" w:themeColor="text1"/>
+          <w:spacing w:val="3"/>
+          <w:sz w:val="26"/>
+          <w:szCs w:val="26"/>
+          <w:shd w:val="clear" w:color="auto" w:fill="FFFFFF"/>
+        </w:rPr>
+        <w:t>có</w:t>
+      </w:r>
+      <w:proofErr w:type="spellEnd"/>
+      <w:r>
+        <w:rPr>
+          <w:rFonts w:ascii="Times New Roman" w:hAnsi="Times New Roman" w:cs="Times New Roman"/>
+          <w:color w:val="000000" w:themeColor="text1"/>
+          <w:spacing w:val="3"/>
+          <w:sz w:val="26"/>
+          <w:szCs w:val="26"/>
+          <w:shd w:val="clear" w:color="auto" w:fill="FFFFFF"/>
+        </w:rPr>
+        <w:t xml:space="preserve"> </w:t>
+      </w:r>
+      <w:proofErr w:type="spellStart"/>
+      <w:r>
+        <w:rPr>
+          <w:rFonts w:ascii="Times New Roman" w:hAnsi="Times New Roman" w:cs="Times New Roman"/>
+          <w:color w:val="000000" w:themeColor="text1"/>
+          <w:spacing w:val="3"/>
+          <w:sz w:val="26"/>
+          <w:szCs w:val="26"/>
+          <w:shd w:val="clear" w:color="auto" w:fill="FFFFFF"/>
+        </w:rPr>
+        <w:t>mưa</w:t>
+      </w:r>
+      <w:proofErr w:type="spellEnd"/>
+      <w:r>
+        <w:rPr>
+          <w:rFonts w:ascii="Times New Roman" w:hAnsi="Times New Roman" w:cs="Times New Roman"/>
+          <w:color w:val="000000" w:themeColor="text1"/>
+          <w:sz w:val="26"/>
+          <w:szCs w:val="26"/>
+        </w:rPr>
+        <w:t xml:space="preserve">, Công ty </w:t>
+      </w:r>
+      <w:proofErr w:type="spellStart"/>
+      <w:r>
+        <w:rPr>
+          <w:rFonts w:ascii="Times New Roman" w:hAnsi="Times New Roman" w:cs="Times New Roman"/>
+          <w:color w:val="000000" w:themeColor="text1"/>
+          <w:sz w:val="26"/>
+          <w:szCs w:val="26"/>
+        </w:rPr>
+        <w:t>đã</w:t>
+      </w:r>
+      <w:proofErr w:type="spellEnd"/>
+      <w:r>
+        <w:rPr>
+          <w:rFonts w:ascii="Times New Roman" w:hAnsi="Times New Roman" w:cs="Times New Roman"/>
+          <w:color w:val="000000" w:themeColor="text1"/>
+          <w:sz w:val="26"/>
+          <w:szCs w:val="26"/>
+        </w:rPr>
+        <w:t xml:space="preserve"> </w:t>
+      </w:r>
+      <w:proofErr w:type="spellStart"/>
+      <w:r>
+        <w:rPr>
+          <w:rFonts w:ascii="Times New Roman" w:hAnsi="Times New Roman" w:cs="Times New Roman"/>
+          <w:color w:val="000000" w:themeColor="text1"/>
+          <w:sz w:val="26"/>
+          <w:szCs w:val="26"/>
+        </w:rPr>
+        <w:t>triển</w:t>
+      </w:r>
+      <w:proofErr w:type="spellEnd"/>
+      <w:r>
+        <w:rPr>
+          <w:rFonts w:ascii="Times New Roman" w:hAnsi="Times New Roman" w:cs="Times New Roman"/>
+          <w:color w:val="000000" w:themeColor="text1"/>
+          <w:sz w:val="26"/>
+          <w:szCs w:val="26"/>
+        </w:rPr>
+        <w:t xml:space="preserve"> </w:t>
+      </w:r>
+      <w:proofErr w:type="spellStart"/>
+      <w:r>
+        <w:rPr>
+          <w:rFonts w:ascii="Times New Roman" w:hAnsi="Times New Roman" w:cs="Times New Roman"/>
+          <w:color w:val="000000" w:themeColor="text1"/>
+          <w:sz w:val="26"/>
+          <w:szCs w:val="26"/>
+        </w:rPr>
+        <w:t>khai</w:t>
+      </w:r>
+      <w:proofErr w:type="spellEnd"/>
+      <w:r>
+        <w:rPr>
+          <w:rFonts w:ascii="Times New Roman" w:hAnsi="Times New Roman" w:cs="Times New Roman"/>
+          <w:color w:val="000000" w:themeColor="text1"/>
+          <w:sz w:val="26"/>
+          <w:szCs w:val="26"/>
+        </w:rPr>
+        <w:t xml:space="preserve"> </w:t>
+      </w:r>
+      <w:proofErr w:type="spellStart"/>
+      <w:r>
+        <w:rPr>
+          <w:rFonts w:ascii="Times New Roman" w:hAnsi="Times New Roman" w:cs="Times New Roman"/>
+          <w:color w:val="000000" w:themeColor="text1"/>
+          <w:sz w:val="26"/>
+          <w:szCs w:val="26"/>
+        </w:rPr>
+        <w:t>công</w:t>
+      </w:r>
+      <w:proofErr w:type="spellEnd"/>
+      <w:r>
+        <w:rPr>
+          <w:rFonts w:ascii="Times New Roman" w:hAnsi="Times New Roman" w:cs="Times New Roman"/>
+          <w:color w:val="000000" w:themeColor="text1"/>
+          <w:sz w:val="26"/>
+          <w:szCs w:val="26"/>
+        </w:rPr>
+        <w:t xml:space="preserve"> </w:t>
+      </w:r>
+      <w:proofErr w:type="spellStart"/>
+      <w:r>
+        <w:rPr>
+          <w:rFonts w:ascii="Times New Roman" w:hAnsi="Times New Roman" w:cs="Times New Roman"/>
+          <w:color w:val="000000" w:themeColor="text1"/>
+          <w:sz w:val="26"/>
+          <w:szCs w:val="26"/>
+        </w:rPr>
+        <w:t>tác</w:t>
+      </w:r>
+      <w:proofErr w:type="spellEnd"/>
+      <w:r>
+        <w:rPr>
+          <w:rFonts w:ascii="Times New Roman" w:hAnsi="Times New Roman" w:cs="Times New Roman"/>
+          <w:color w:val="000000" w:themeColor="text1"/>
+          <w:sz w:val="26"/>
+          <w:szCs w:val="26"/>
+        </w:rPr>
+        <w:t xml:space="preserve"> </w:t>
+      </w:r>
+      <w:proofErr w:type="spellStart"/>
+      <w:r>
+        <w:rPr>
+          <w:rFonts w:ascii="Times New Roman" w:hAnsi="Times New Roman" w:cs="Times New Roman"/>
+          <w:color w:val="000000" w:themeColor="text1"/>
+          <w:sz w:val="26"/>
+          <w:szCs w:val="26"/>
+        </w:rPr>
+        <w:t>ứng</w:t>
+      </w:r>
+      <w:proofErr w:type="spellEnd"/>
+      <w:r>
+        <w:rPr>
+          <w:rFonts w:ascii="Times New Roman" w:hAnsi="Times New Roman" w:cs="Times New Roman"/>
+          <w:color w:val="000000" w:themeColor="text1"/>
+          <w:sz w:val="26"/>
+          <w:szCs w:val="26"/>
+        </w:rPr>
+        <w:t xml:space="preserve"> </w:t>
+      </w:r>
+      <w:proofErr w:type="spellStart"/>
+      <w:r>
+        <w:rPr>
+          <w:rFonts w:ascii="Times New Roman" w:hAnsi="Times New Roman" w:cs="Times New Roman"/>
+          <w:color w:val="000000" w:themeColor="text1"/>
+          <w:sz w:val="26"/>
+          <w:szCs w:val="26"/>
+        </w:rPr>
+        <w:t>trực</w:t>
+      </w:r>
+      <w:proofErr w:type="spellEnd"/>
+      <w:r>
+        <w:rPr>
+          <w:rFonts w:ascii="Times New Roman" w:hAnsi="Times New Roman" w:cs="Times New Roman"/>
+          <w:color w:val="000000" w:themeColor="text1"/>
+          <w:sz w:val="26"/>
+          <w:szCs w:val="26"/>
+        </w:rPr>
+        <w:t xml:space="preserve">, </w:t>
+      </w:r>
+      <w:proofErr w:type="spellStart"/>
+      <w:r>
+        <w:rPr>
+          <w:rFonts w:ascii="Times New Roman" w:hAnsi="Times New Roman" w:cs="Times New Roman"/>
+          <w:color w:val="000000" w:themeColor="text1"/>
+          <w:sz w:val="26"/>
+          <w:szCs w:val="26"/>
+        </w:rPr>
+        <w:t>giải</w:t>
+      </w:r>
+      <w:proofErr w:type="spellEnd"/>
+      <w:r>
+        <w:rPr>
+          <w:rFonts w:ascii="Times New Roman" w:hAnsi="Times New Roman" w:cs="Times New Roman"/>
+          <w:color w:val="000000" w:themeColor="text1"/>
+          <w:sz w:val="26"/>
+          <w:szCs w:val="26"/>
+        </w:rPr>
+        <w:t xml:space="preserve"> </w:t>
+      </w:r>
+      <w:proofErr w:type="spellStart"/>
+      <w:r>
+        <w:rPr>
+          <w:rFonts w:ascii="Times New Roman" w:hAnsi="Times New Roman" w:cs="Times New Roman"/>
+          <w:color w:val="000000" w:themeColor="text1"/>
+          <w:sz w:val="26"/>
+          <w:szCs w:val="26"/>
+        </w:rPr>
+        <w:t>quyết</w:t>
+      </w:r>
+      <w:proofErr w:type="spellEnd"/>
+      <w:r>
+        <w:rPr>
+          <w:rFonts w:ascii="Times New Roman" w:hAnsi="Times New Roman" w:cs="Times New Roman"/>
+          <w:color w:val="000000" w:themeColor="text1"/>
+          <w:sz w:val="26"/>
+          <w:szCs w:val="26"/>
+        </w:rPr>
+        <w:t xml:space="preserve"> </w:t>
+      </w:r>
+      <w:proofErr w:type="spellStart"/>
+      <w:r>
+        <w:rPr>
+          <w:rFonts w:ascii="Times New Roman" w:hAnsi="Times New Roman" w:cs="Times New Roman"/>
+          <w:color w:val="000000" w:themeColor="text1"/>
+          <w:sz w:val="26"/>
+          <w:szCs w:val="26"/>
+        </w:rPr>
+        <w:t>thoát</w:t>
+      </w:r>
+      <w:proofErr w:type="spellEnd"/>
+      <w:r>
+        <w:rPr>
+          <w:rFonts w:ascii="Times New Roman" w:hAnsi="Times New Roman" w:cs="Times New Roman"/>
+          <w:color w:val="000000" w:themeColor="text1"/>
+          <w:sz w:val="26"/>
+          <w:szCs w:val="26"/>
+        </w:rPr>
+        <w:t xml:space="preserve"> </w:t>
+      </w:r>
+      <w:proofErr w:type="spellStart"/>
+      <w:r>
+        <w:rPr>
+          <w:rFonts w:ascii="Times New Roman" w:hAnsi="Times New Roman" w:cs="Times New Roman"/>
+          <w:color w:val="000000" w:themeColor="text1"/>
+          <w:sz w:val="26"/>
+          <w:szCs w:val="26"/>
+        </w:rPr>
+        <w:t>nước</w:t>
+      </w:r>
+      <w:proofErr w:type="spellEnd"/>
+      <w:r>
+        <w:rPr>
+          <w:rFonts w:ascii="Times New Roman" w:hAnsi="Times New Roman" w:cs="Times New Roman"/>
+          <w:color w:val="000000" w:themeColor="text1"/>
+          <w:sz w:val="26"/>
+          <w:szCs w:val="26"/>
+        </w:rPr>
+        <w:t xml:space="preserve">, </w:t>
+      </w:r>
+      <w:proofErr w:type="spellStart"/>
+      <w:r>
+        <w:rPr>
+          <w:rFonts w:ascii="Times New Roman" w:hAnsi="Times New Roman" w:cs="Times New Roman"/>
+          <w:color w:val="000000" w:themeColor="text1"/>
+          <w:sz w:val="26"/>
+          <w:szCs w:val="26"/>
+        </w:rPr>
+        <w:t>tua</w:t>
+      </w:r>
+      <w:proofErr w:type="spellEnd"/>
+      <w:r>
+        <w:rPr>
+          <w:rFonts w:ascii="Times New Roman" w:hAnsi="Times New Roman" w:cs="Times New Roman"/>
+          <w:color w:val="000000" w:themeColor="text1"/>
+          <w:sz w:val="26"/>
+          <w:szCs w:val="26"/>
+        </w:rPr>
+        <w:t xml:space="preserve"> </w:t>
+      </w:r>
+      <w:proofErr w:type="spellStart"/>
+      <w:r>
+        <w:rPr>
+          <w:rFonts w:ascii="Times New Roman" w:hAnsi="Times New Roman" w:cs="Times New Roman"/>
+          <w:color w:val="000000" w:themeColor="text1"/>
+          <w:sz w:val="26"/>
+          <w:szCs w:val="26"/>
+        </w:rPr>
+        <w:t>vớt</w:t>
+      </w:r>
+      <w:proofErr w:type="spellEnd"/>
+      <w:r>
+        <w:rPr>
+          <w:rFonts w:ascii="Times New Roman" w:hAnsi="Times New Roman" w:cs="Times New Roman"/>
+          <w:color w:val="000000" w:themeColor="text1"/>
+          <w:sz w:val="26"/>
+          <w:szCs w:val="26"/>
+        </w:rPr>
+        <w:t xml:space="preserve"> </w:t>
+      </w:r>
+      <w:proofErr w:type="spellStart"/>
+      <w:r>
+        <w:rPr>
+          <w:rFonts w:ascii="Times New Roman" w:hAnsi="Times New Roman" w:cs="Times New Roman"/>
+          <w:color w:val="000000" w:themeColor="text1"/>
+          <w:sz w:val="26"/>
+          <w:szCs w:val="26"/>
+        </w:rPr>
+        <w:t>rác</w:t>
+      </w:r>
+      <w:proofErr w:type="spellEnd"/>
+      <w:r>
+        <w:rPr>
+          <w:rFonts w:ascii="Times New Roman" w:hAnsi="Times New Roman" w:cs="Times New Roman"/>
+          <w:color w:val="000000" w:themeColor="text1"/>
+          <w:sz w:val="26"/>
+          <w:szCs w:val="26"/>
+        </w:rPr>
+        <w:t xml:space="preserve"> </w:t>
+      </w:r>
+      <w:proofErr w:type="spellStart"/>
+      <w:r>
+        <w:rPr>
+          <w:rFonts w:ascii="Times New Roman" w:hAnsi="Times New Roman" w:cs="Times New Roman"/>
+          <w:color w:val="000000" w:themeColor="text1"/>
+          <w:sz w:val="26"/>
+          <w:szCs w:val="26"/>
+        </w:rPr>
+        <w:t>tại</w:t>
+      </w:r>
+      <w:proofErr w:type="spellEnd"/>
+      <w:r>
+        <w:rPr>
+          <w:rFonts w:ascii="Times New Roman" w:hAnsi="Times New Roman" w:cs="Times New Roman"/>
+          <w:color w:val="000000" w:themeColor="text1"/>
+          <w:sz w:val="26"/>
+          <w:szCs w:val="26"/>
+        </w:rPr>
+        <w:t xml:space="preserve"> ga </w:t>
+      </w:r>
+      <w:proofErr w:type="spellStart"/>
+      <w:r>
+        <w:rPr>
+          <w:rFonts w:ascii="Times New Roman" w:hAnsi="Times New Roman" w:cs="Times New Roman"/>
+          <w:color w:val="000000" w:themeColor="text1"/>
+          <w:sz w:val="26"/>
+          <w:szCs w:val="26"/>
+        </w:rPr>
+        <w:t>thu</w:t>
+      </w:r>
+      <w:proofErr w:type="spellEnd"/>
+      <w:r>
+        <w:rPr>
+          <w:rFonts w:ascii="Times New Roman" w:hAnsi="Times New Roman" w:cs="Times New Roman"/>
+          <w:color w:val="000000" w:themeColor="text1"/>
+          <w:sz w:val="26"/>
+          <w:szCs w:val="26"/>
+        </w:rPr>
+        <w:t xml:space="preserve"> </w:t>
+      </w:r>
+      <w:proofErr w:type="spellStart"/>
+      <w:r>
+        <w:rPr>
+          <w:rFonts w:ascii="Times New Roman" w:hAnsi="Times New Roman" w:cs="Times New Roman"/>
+          <w:color w:val="000000" w:themeColor="text1"/>
+          <w:sz w:val="26"/>
+          <w:szCs w:val="26"/>
+        </w:rPr>
+        <w:t>trên</w:t>
+      </w:r>
+      <w:proofErr w:type="spellEnd"/>
+      <w:r>
+        <w:rPr>
+          <w:rFonts w:ascii="Times New Roman" w:hAnsi="Times New Roman" w:cs="Times New Roman"/>
+          <w:color w:val="000000" w:themeColor="text1"/>
+          <w:sz w:val="26"/>
+          <w:szCs w:val="26"/>
+        </w:rPr>
+        <w:t xml:space="preserve"> </w:t>
+      </w:r>
+      <w:proofErr w:type="spellStart"/>
+      <w:r>
+        <w:rPr>
+          <w:rFonts w:ascii="Times New Roman" w:hAnsi="Times New Roman" w:cs="Times New Roman"/>
+          <w:color w:val="000000" w:themeColor="text1"/>
+          <w:sz w:val="26"/>
+          <w:szCs w:val="26"/>
+        </w:rPr>
+        <w:t>toàn</w:t>
+      </w:r>
+      <w:proofErr w:type="spellEnd"/>
+      <w:r>
+        <w:rPr>
+          <w:rFonts w:ascii="Times New Roman" w:hAnsi="Times New Roman" w:cs="Times New Roman"/>
+          <w:color w:val="000000" w:themeColor="text1"/>
+          <w:sz w:val="26"/>
+          <w:szCs w:val="26"/>
+        </w:rPr>
+        <w:t xml:space="preserve"> </w:t>
+      </w:r>
+      <w:proofErr w:type="spellStart"/>
+      <w:r>
+        <w:rPr>
+          <w:rFonts w:ascii="Times New Roman" w:hAnsi="Times New Roman" w:cs="Times New Roman"/>
+          <w:color w:val="000000" w:themeColor="text1"/>
+          <w:sz w:val="26"/>
+          <w:szCs w:val="26"/>
+        </w:rPr>
+        <w:t>địa</w:t>
+      </w:r>
+      <w:proofErr w:type="spellEnd"/>
+      <w:r>
+        <w:rPr>
+          <w:rFonts w:ascii="Times New Roman" w:hAnsi="Times New Roman" w:cs="Times New Roman"/>
+          <w:color w:val="000000" w:themeColor="text1"/>
+          <w:sz w:val="26"/>
+          <w:szCs w:val="26"/>
+        </w:rPr>
+        <w:t xml:space="preserve"> </w:t>
+      </w:r>
+      <w:proofErr w:type="spellStart"/>
+      <w:r>
+        <w:rPr>
+          <w:rFonts w:ascii="Times New Roman" w:hAnsi="Times New Roman" w:cs="Times New Roman"/>
+          <w:color w:val="000000" w:themeColor="text1"/>
+          <w:sz w:val="26"/>
+          <w:szCs w:val="26"/>
+        </w:rPr>
+        <w:t>bàn</w:t>
+      </w:r>
+      <w:proofErr w:type="spellEnd"/>
+      <w:r>
+        <w:rPr>
+          <w:rFonts w:ascii="Times New Roman" w:hAnsi="Times New Roman" w:cs="Times New Roman"/>
+          <w:color w:val="000000" w:themeColor="text1"/>
+          <w:sz w:val="26"/>
+          <w:szCs w:val="26"/>
+        </w:rPr>
+        <w:t xml:space="preserve"> </w:t>
+      </w:r>
+      <w:proofErr w:type="spellStart"/>
+      <w:r>
+        <w:rPr>
+          <w:rFonts w:ascii="Times New Roman" w:hAnsi="Times New Roman" w:cs="Times New Roman"/>
+          <w:color w:val="000000" w:themeColor="text1"/>
+          <w:sz w:val="26"/>
+          <w:szCs w:val="26"/>
+        </w:rPr>
+        <w:t>quản</w:t>
+      </w:r>
+      <w:proofErr w:type="spellEnd"/>
+      <w:r>
+        <w:rPr>
+          <w:rFonts w:ascii="Times New Roman" w:hAnsi="Times New Roman" w:cs="Times New Roman"/>
+          <w:color w:val="000000" w:themeColor="text1"/>
+          <w:sz w:val="26"/>
+          <w:szCs w:val="26"/>
+        </w:rPr>
+        <w:t xml:space="preserve"> </w:t>
+      </w:r>
+      <w:proofErr w:type="spellStart"/>
+      <w:r>
+        <w:rPr>
+          <w:rFonts w:ascii="Times New Roman" w:hAnsi="Times New Roman" w:cs="Times New Roman"/>
+          <w:color w:val="000000" w:themeColor="text1"/>
+          <w:sz w:val="26"/>
+          <w:szCs w:val="26"/>
+        </w:rPr>
+        <w:t>lý</w:t>
+      </w:r>
+      <w:proofErr w:type="spellEnd"/>
+      <w:r>
+        <w:rPr>
+          <w:rFonts w:ascii="Times New Roman" w:hAnsi="Times New Roman" w:cs="Times New Roman"/>
+          <w:color w:val="000000" w:themeColor="text1"/>
+          <w:sz w:val="26"/>
+          <w:szCs w:val="26"/>
+        </w:rPr>
+        <w:t xml:space="preserve">, </w:t>
+      </w:r>
+      <w:proofErr w:type="spellStart"/>
+      <w:r>
+        <w:rPr>
+          <w:rFonts w:ascii="Times New Roman" w:hAnsi="Times New Roman" w:cs="Times New Roman"/>
+          <w:color w:val="000000" w:themeColor="text1"/>
+          <w:sz w:val="26"/>
+          <w:szCs w:val="26"/>
+        </w:rPr>
+        <w:t>mở</w:t>
+      </w:r>
+      <w:proofErr w:type="spellEnd"/>
+      <w:r>
+        <w:rPr>
+          <w:rFonts w:ascii="Times New Roman" w:hAnsi="Times New Roman" w:cs="Times New Roman"/>
+          <w:color w:val="000000" w:themeColor="text1"/>
+          <w:sz w:val="26"/>
+          <w:szCs w:val="26"/>
+        </w:rPr>
+        <w:t xml:space="preserve"> </w:t>
+      </w:r>
+      <w:proofErr w:type="spellStart"/>
+      <w:r>
+        <w:rPr>
+          <w:rFonts w:ascii="Times New Roman" w:hAnsi="Times New Roman" w:cs="Times New Roman"/>
+          <w:color w:val="000000" w:themeColor="text1"/>
+          <w:sz w:val="26"/>
+          <w:szCs w:val="26"/>
+        </w:rPr>
+        <w:t>cửa</w:t>
+      </w:r>
+      <w:proofErr w:type="spellEnd"/>
+      <w:r>
+        <w:rPr>
+          <w:rFonts w:ascii="Times New Roman" w:hAnsi="Times New Roman" w:cs="Times New Roman"/>
+          <w:color w:val="000000" w:themeColor="text1"/>
+          <w:sz w:val="26"/>
+          <w:szCs w:val="26"/>
+        </w:rPr>
+        <w:t xml:space="preserve"> </w:t>
+      </w:r>
+      <w:proofErr w:type="spellStart"/>
+      <w:r>
+        <w:rPr>
+          <w:rFonts w:ascii="Times New Roman" w:hAnsi="Times New Roman" w:cs="Times New Roman"/>
+          <w:color w:val="000000" w:themeColor="text1"/>
+          <w:sz w:val="26"/>
+          <w:szCs w:val="26"/>
+        </w:rPr>
+        <w:t>phai</w:t>
+      </w:r>
+      <w:proofErr w:type="spellEnd"/>
+      <w:r>
+        <w:rPr>
+          <w:rFonts w:ascii="Times New Roman" w:hAnsi="Times New Roman" w:cs="Times New Roman"/>
+          <w:color w:val="000000" w:themeColor="text1"/>
+          <w:sz w:val="26"/>
+          <w:szCs w:val="26"/>
+        </w:rPr>
+        <w:t xml:space="preserve"> </w:t>
+      </w:r>
+      <w:proofErr w:type="spellStart"/>
+      <w:r>
+        <w:rPr>
+          <w:rFonts w:ascii="Times New Roman" w:hAnsi="Times New Roman" w:cs="Times New Roman"/>
+          <w:color w:val="000000" w:themeColor="text1"/>
+          <w:sz w:val="26"/>
+          <w:szCs w:val="26"/>
+        </w:rPr>
+        <w:t>của</w:t>
+      </w:r>
+      <w:proofErr w:type="spellEnd"/>
+      <w:r>
+        <w:rPr>
+          <w:rFonts w:ascii="Times New Roman" w:hAnsi="Times New Roman" w:cs="Times New Roman"/>
+          <w:color w:val="000000" w:themeColor="text1"/>
+          <w:sz w:val="26"/>
+          <w:szCs w:val="26"/>
+        </w:rPr>
+        <w:t xml:space="preserve"> </w:t>
+      </w:r>
+      <w:proofErr w:type="spellStart"/>
+      <w:r>
+        <w:rPr>
+          <w:rFonts w:ascii="Times New Roman" w:hAnsi="Times New Roman" w:cs="Times New Roman"/>
+          <w:color w:val="000000" w:themeColor="text1"/>
+          <w:sz w:val="26"/>
+          <w:szCs w:val="26"/>
+        </w:rPr>
+        <w:t>các</w:t>
+      </w:r>
+      <w:proofErr w:type="spellEnd"/>
+      <w:r>
+        <w:rPr>
+          <w:rFonts w:ascii="Times New Roman" w:hAnsi="Times New Roman" w:cs="Times New Roman"/>
+          <w:color w:val="000000" w:themeColor="text1"/>
+          <w:sz w:val="26"/>
+          <w:szCs w:val="26"/>
+        </w:rPr>
+        <w:t xml:space="preserve"> </w:t>
+      </w:r>
+      <w:proofErr w:type="spellStart"/>
+      <w:r>
+        <w:rPr>
+          <w:rFonts w:ascii="Times New Roman" w:hAnsi="Times New Roman" w:cs="Times New Roman"/>
+          <w:color w:val="000000" w:themeColor="text1"/>
+          <w:sz w:val="26"/>
+          <w:szCs w:val="26"/>
+        </w:rPr>
+        <w:t>hồ</w:t>
+      </w:r>
+      <w:proofErr w:type="spellEnd"/>
+      <w:r>
+        <w:rPr>
+          <w:rFonts w:ascii="Times New Roman" w:hAnsi="Times New Roman" w:cs="Times New Roman"/>
+          <w:color w:val="000000" w:themeColor="text1"/>
+          <w:sz w:val="26"/>
+          <w:szCs w:val="26"/>
+        </w:rPr>
+        <w:t xml:space="preserve"> </w:t>
+      </w:r>
+      <w:proofErr w:type="spellStart"/>
+      <w:r>
+        <w:rPr>
+          <w:rFonts w:ascii="Times New Roman" w:hAnsi="Times New Roman" w:cs="Times New Roman"/>
+          <w:color w:val="000000" w:themeColor="text1"/>
+          <w:sz w:val="26"/>
+          <w:szCs w:val="26"/>
+        </w:rPr>
+        <w:t>điều</w:t>
+      </w:r>
+      <w:proofErr w:type="spellEnd"/>
+      <w:r>
+        <w:rPr>
+          <w:rFonts w:ascii="Times New Roman" w:hAnsi="Times New Roman" w:cs="Times New Roman"/>
+          <w:color w:val="000000" w:themeColor="text1"/>
+          <w:sz w:val="26"/>
+          <w:szCs w:val="26"/>
+        </w:rPr>
+        <w:t xml:space="preserve"> </w:t>
+      </w:r>
+      <w:proofErr w:type="spellStart"/>
+      <w:r>
+        <w:rPr>
+          <w:rFonts w:ascii="Times New Roman" w:hAnsi="Times New Roman" w:cs="Times New Roman"/>
+          <w:color w:val="000000" w:themeColor="text1"/>
+          <w:sz w:val="26"/>
+          <w:szCs w:val="26"/>
+        </w:rPr>
+        <w:t>hòa</w:t>
+      </w:r>
+      <w:proofErr w:type="spellEnd"/>
+      <w:r>
+        <w:rPr>
+          <w:rFonts w:ascii="Times New Roman" w:hAnsi="Times New Roman" w:cs="Times New Roman"/>
+          <w:color w:val="000000" w:themeColor="text1"/>
+          <w:sz w:val="26"/>
+          <w:szCs w:val="26"/>
+        </w:rPr>
+        <w:t xml:space="preserve"> </w:t>
+      </w:r>
+      <w:proofErr w:type="spellStart"/>
+      <w:r>
+        <w:rPr>
+          <w:rFonts w:ascii="Times New Roman" w:hAnsi="Times New Roman" w:cs="Times New Roman"/>
+          <w:color w:val="000000" w:themeColor="text1"/>
+          <w:sz w:val="26"/>
+          <w:szCs w:val="26"/>
+        </w:rPr>
+        <w:t>và</w:t>
+      </w:r>
+      <w:proofErr w:type="spellEnd"/>
+      <w:r>
+        <w:rPr>
+          <w:rFonts w:ascii="Times New Roman" w:hAnsi="Times New Roman" w:cs="Times New Roman"/>
+          <w:color w:val="000000" w:themeColor="text1"/>
+          <w:sz w:val="26"/>
+          <w:szCs w:val="26"/>
+        </w:rPr>
+        <w:t xml:space="preserve"> </w:t>
+      </w:r>
+      <w:proofErr w:type="spellStart"/>
+      <w:r>
+        <w:rPr>
+          <w:rFonts w:ascii="Times New Roman" w:hAnsi="Times New Roman" w:cs="Times New Roman"/>
+          <w:color w:val="000000" w:themeColor="text1"/>
+          <w:sz w:val="26"/>
+          <w:szCs w:val="26"/>
+        </w:rPr>
+        <w:t>vận</w:t>
+      </w:r>
+      <w:proofErr w:type="spellEnd"/>
+      <w:r>
+        <w:rPr>
+          <w:rFonts w:ascii="Times New Roman" w:hAnsi="Times New Roman" w:cs="Times New Roman"/>
+          <w:color w:val="000000" w:themeColor="text1"/>
+          <w:sz w:val="26"/>
+          <w:szCs w:val="26"/>
+        </w:rPr>
+        <w:t xml:space="preserve"> </w:t>
+      </w:r>
+      <w:proofErr w:type="spellStart"/>
+      <w:r>
+        <w:rPr>
+          <w:rFonts w:ascii="Times New Roman" w:hAnsi="Times New Roman" w:cs="Times New Roman"/>
+          <w:color w:val="000000" w:themeColor="text1"/>
+          <w:sz w:val="26"/>
+          <w:szCs w:val="26"/>
+        </w:rPr>
+        <w:t>hành</w:t>
+      </w:r>
+      <w:proofErr w:type="spellEnd"/>
+      <w:r>
+        <w:rPr>
+          <w:rFonts w:ascii="Times New Roman" w:hAnsi="Times New Roman" w:cs="Times New Roman"/>
+          <w:color w:val="000000" w:themeColor="text1"/>
+          <w:sz w:val="26"/>
+          <w:szCs w:val="26"/>
+        </w:rPr>
+        <w:t xml:space="preserve"> </w:t>
+      </w:r>
+      <w:proofErr w:type="spellStart"/>
+      <w:r>
+        <w:rPr>
+          <w:rFonts w:ascii="Times New Roman" w:hAnsi="Times New Roman" w:cs="Times New Roman"/>
+          <w:color w:val="000000" w:themeColor="text1"/>
+          <w:sz w:val="26"/>
+          <w:szCs w:val="26"/>
+        </w:rPr>
+        <w:t>hợp</w:t>
+      </w:r>
+      <w:proofErr w:type="spellEnd"/>
+      <w:r>
+        <w:rPr>
+          <w:rFonts w:ascii="Times New Roman" w:hAnsi="Times New Roman" w:cs="Times New Roman"/>
+          <w:color w:val="000000" w:themeColor="text1"/>
+          <w:sz w:val="26"/>
+          <w:szCs w:val="26"/>
+        </w:rPr>
+        <w:t xml:space="preserve"> </w:t>
+      </w:r>
+      <w:proofErr w:type="spellStart"/>
+      <w:r>
+        <w:rPr>
+          <w:rFonts w:ascii="Times New Roman" w:hAnsi="Times New Roman" w:cs="Times New Roman"/>
+          <w:color w:val="000000" w:themeColor="text1"/>
+          <w:sz w:val="26"/>
+          <w:szCs w:val="26"/>
+        </w:rPr>
+        <w:t>lý</w:t>
+      </w:r>
+      <w:proofErr w:type="spellEnd"/>
+      <w:r>
+        <w:rPr>
+          <w:rFonts w:ascii="Times New Roman" w:hAnsi="Times New Roman" w:cs="Times New Roman"/>
+          <w:color w:val="000000" w:themeColor="text1"/>
+          <w:sz w:val="26"/>
+          <w:szCs w:val="26"/>
+        </w:rPr>
+        <w:t xml:space="preserve"> </w:t>
+      </w:r>
+      <w:proofErr w:type="spellStart"/>
+      <w:r>
+        <w:rPr>
+          <w:rFonts w:ascii="Times New Roman" w:hAnsi="Times New Roman" w:cs="Times New Roman"/>
+          <w:color w:val="000000" w:themeColor="text1"/>
+          <w:sz w:val="26"/>
+          <w:szCs w:val="26"/>
+        </w:rPr>
+        <w:t>các</w:t>
+      </w:r>
+      <w:proofErr w:type="spellEnd"/>
+      <w:r>
+        <w:rPr>
+          <w:rFonts w:ascii="Times New Roman" w:hAnsi="Times New Roman" w:cs="Times New Roman"/>
+          <w:color w:val="000000" w:themeColor="text1"/>
+          <w:sz w:val="26"/>
+          <w:szCs w:val="26"/>
+        </w:rPr>
+        <w:t xml:space="preserve"> </w:t>
+      </w:r>
+      <w:proofErr w:type="spellStart"/>
+      <w:r>
+        <w:rPr>
+          <w:rFonts w:ascii="Times New Roman" w:hAnsi="Times New Roman" w:cs="Times New Roman"/>
+          <w:color w:val="000000" w:themeColor="text1"/>
+          <w:sz w:val="26"/>
+          <w:szCs w:val="26"/>
+        </w:rPr>
+        <w:t>trạm</w:t>
+      </w:r>
+      <w:proofErr w:type="spellEnd"/>
+      <w:r>
+        <w:rPr>
+          <w:rFonts w:ascii="Times New Roman" w:hAnsi="Times New Roman" w:cs="Times New Roman"/>
+          <w:color w:val="000000" w:themeColor="text1"/>
+          <w:sz w:val="26"/>
+          <w:szCs w:val="26"/>
+        </w:rPr>
+        <w:t xml:space="preserve"> </w:t>
+      </w:r>
+      <w:proofErr w:type="spellStart"/>
+      <w:r>
+        <w:rPr>
+          <w:rFonts w:ascii="Times New Roman" w:hAnsi="Times New Roman" w:cs="Times New Roman"/>
+          <w:color w:val="000000" w:themeColor="text1"/>
+          <w:sz w:val="26"/>
+          <w:szCs w:val="26"/>
+        </w:rPr>
+        <w:t>bơm</w:t>
+      </w:r>
+      <w:proofErr w:type="spellEnd"/>
+      <w:r>
+        <w:rPr>
+          <w:rFonts w:ascii="Times New Roman" w:hAnsi="Times New Roman" w:cs="Times New Roman"/>
+          <w:color w:val="000000" w:themeColor="text1"/>
+          <w:sz w:val="26"/>
+          <w:szCs w:val="26"/>
+        </w:rPr>
+        <w:t xml:space="preserve"> </w:t>
+      </w:r>
+      <w:proofErr w:type="spellStart"/>
+      <w:r>
+        <w:rPr>
+          <w:rFonts w:ascii="Times New Roman" w:hAnsi="Times New Roman" w:cs="Times New Roman"/>
+          <w:color w:val="000000" w:themeColor="text1"/>
+          <w:sz w:val="26"/>
+          <w:szCs w:val="26"/>
+        </w:rPr>
+        <w:t>đầu</w:t>
+      </w:r>
+      <w:proofErr w:type="spellEnd"/>
+      <w:r>
+        <w:rPr>
+          <w:rFonts w:ascii="Times New Roman" w:hAnsi="Times New Roman" w:cs="Times New Roman"/>
+          <w:color w:val="000000" w:themeColor="text1"/>
+          <w:sz w:val="26"/>
+          <w:szCs w:val="26"/>
+        </w:rPr>
+        <w:t xml:space="preserve"> </w:t>
+      </w:r>
+      <w:proofErr w:type="spellStart"/>
+      <w:r>
+        <w:rPr>
+          <w:rFonts w:ascii="Times New Roman" w:hAnsi="Times New Roman" w:cs="Times New Roman"/>
+          <w:color w:val="000000" w:themeColor="text1"/>
+          <w:sz w:val="26"/>
+          <w:szCs w:val="26"/>
+        </w:rPr>
+        <w:t>mối</w:t>
+      </w:r>
+      <w:proofErr w:type="spellEnd"/>
+      <w:r>
+        <w:rPr>
+          <w:rFonts w:ascii="Times New Roman" w:hAnsi="Times New Roman" w:cs="Times New Roman"/>
+          <w:color w:val="000000" w:themeColor="text1"/>
+          <w:sz w:val="26"/>
+          <w:szCs w:val="26"/>
+        </w:rPr>
+        <w:t xml:space="preserve"> </w:t>
+      </w:r>
+      <w:r>
+        <w:rPr>
+          <w:rFonts w:ascii="Times New Roman" w:hAnsi="Times New Roman" w:cs="Times New Roman"/>
+          <w:color w:val="000000" w:themeColor="text1"/>
+          <w:sz w:val="26"/>
+          <w:szCs w:val="26"/>
+        </w:rPr>
+        <w:t>{</w:t>
+      </w:r>
+      <w:proofErr w:type="spellStart"/>
+      <w:r>
+        <w:rPr>
+          <w:rFonts w:ascii="Times New Roman" w:hAnsi="Times New Roman" w:cs="Times New Roman"/>
+          <w:color w:val="000000" w:themeColor="text1"/>
+          <w:sz w:val="26"/>
+          <w:szCs w:val="26"/>
+        </w:rPr>
+        <w:t>danh</w:t>
+      </w:r>
+      <w:proofErr w:type="spellEnd"/>
       <w:r>
         <w:rPr>
           <w:rFonts w:ascii="Times New Roman" w:hAnsi="Times New Roman" w:cs="Times New Roman"/>
@@ -2002,14 +6126,225 @@
         </w:rPr>
         <w:t xml:space="preserve">_sach_tram_bom} </w:t>
       </w:r>
-      <w:r>
-        <w:rPr>
-          <w:rFonts w:ascii="Times New Roman" w:hAnsi="Times New Roman" w:cs="Times New Roman"/>
-          <w:color w:val="000000" w:themeColor="text1"/>
-          <w:sz w:val="26"/>
-          <w:szCs w:val="26"/>
-        </w:rPr>
-        <w:t xml:space="preserve">để hạ mức nước trên hệ thống theo đúng quy định. </w:t>
+      <w:proofErr w:type="spellStart"/>
+      <w:r>
+        <w:rPr>
+          <w:rFonts w:ascii="Times New Roman" w:hAnsi="Times New Roman" w:cs="Times New Roman"/>
+          <w:color w:val="000000" w:themeColor="text1"/>
+          <w:sz w:val="26"/>
+          <w:szCs w:val="26"/>
+        </w:rPr>
+        <w:t>để</w:t>
+      </w:r>
+      <w:proofErr w:type="spellEnd"/>
+      <w:r>
+        <w:rPr>
+          <w:rFonts w:ascii="Times New Roman" w:hAnsi="Times New Roman" w:cs="Times New Roman"/>
+          <w:color w:val="000000" w:themeColor="text1"/>
+          <w:sz w:val="26"/>
+          <w:szCs w:val="26"/>
+        </w:rPr>
+        <w:t xml:space="preserve"> </w:t>
+      </w:r>
+      <w:proofErr w:type="spellStart"/>
+      <w:r>
+        <w:rPr>
+          <w:rFonts w:ascii="Times New Roman" w:hAnsi="Times New Roman" w:cs="Times New Roman"/>
+          <w:color w:val="000000" w:themeColor="text1"/>
+          <w:sz w:val="26"/>
+          <w:szCs w:val="26"/>
+        </w:rPr>
+        <w:t>hạ</w:t>
+      </w:r>
+      <w:proofErr w:type="spellEnd"/>
+      <w:r>
+        <w:rPr>
+          <w:rFonts w:ascii="Times New Roman" w:hAnsi="Times New Roman" w:cs="Times New Roman"/>
+          <w:color w:val="000000" w:themeColor="text1"/>
+          <w:sz w:val="26"/>
+          <w:szCs w:val="26"/>
+        </w:rPr>
+        <w:t xml:space="preserve"> </w:t>
+      </w:r>
+      <w:proofErr w:type="spellStart"/>
+      <w:r>
+        <w:rPr>
+          <w:rFonts w:ascii="Times New Roman" w:hAnsi="Times New Roman" w:cs="Times New Roman"/>
+          <w:color w:val="000000" w:themeColor="text1"/>
+          <w:sz w:val="26"/>
+          <w:szCs w:val="26"/>
+        </w:rPr>
+        <w:t>mức</w:t>
+      </w:r>
+      <w:proofErr w:type="spellEnd"/>
+      <w:r>
+        <w:rPr>
+          <w:rFonts w:ascii="Times New Roman" w:hAnsi="Times New Roman" w:cs="Times New Roman"/>
+          <w:color w:val="000000" w:themeColor="text1"/>
+          <w:sz w:val="26"/>
+          <w:szCs w:val="26"/>
+        </w:rPr>
+        <w:t xml:space="preserve"> </w:t>
+      </w:r>
+      <w:proofErr w:type="spellStart"/>
+      <w:r>
+        <w:rPr>
+          <w:rFonts w:ascii="Times New Roman" w:hAnsi="Times New Roman" w:cs="Times New Roman"/>
+          <w:color w:val="000000" w:themeColor="text1"/>
+          <w:sz w:val="26"/>
+          <w:szCs w:val="26"/>
+        </w:rPr>
+        <w:t>nước</w:t>
+      </w:r>
+      <w:proofErr w:type="spellEnd"/>
+      <w:r>
+        <w:rPr>
+          <w:rFonts w:ascii="Times New Roman" w:hAnsi="Times New Roman" w:cs="Times New Roman"/>
+          <w:color w:val="000000" w:themeColor="text1"/>
+          <w:sz w:val="26"/>
+          <w:szCs w:val="26"/>
+        </w:rPr>
+        <w:t xml:space="preserve"> </w:t>
+      </w:r>
+      <w:proofErr w:type="spellStart"/>
+      <w:r>
+        <w:rPr>
+          <w:rFonts w:ascii="Times New Roman" w:hAnsi="Times New Roman" w:cs="Times New Roman"/>
+          <w:color w:val="000000" w:themeColor="text1"/>
+          <w:sz w:val="26"/>
+          <w:szCs w:val="26"/>
+        </w:rPr>
+        <w:t>trên</w:t>
+      </w:r>
+      <w:proofErr w:type="spellEnd"/>
+      <w:r>
+        <w:rPr>
+          <w:rFonts w:ascii="Times New Roman" w:hAnsi="Times New Roman" w:cs="Times New Roman"/>
+          <w:color w:val="000000" w:themeColor="text1"/>
+          <w:sz w:val="26"/>
+          <w:szCs w:val="26"/>
+        </w:rPr>
+        <w:t xml:space="preserve"> </w:t>
+      </w:r>
+      <w:proofErr w:type="spellStart"/>
+      <w:r>
+        <w:rPr>
+          <w:rFonts w:ascii="Times New Roman" w:hAnsi="Times New Roman" w:cs="Times New Roman"/>
+          <w:color w:val="000000" w:themeColor="text1"/>
+          <w:sz w:val="26"/>
+          <w:szCs w:val="26"/>
+        </w:rPr>
+        <w:t>hệ</w:t>
+      </w:r>
+      <w:proofErr w:type="spellEnd"/>
+      <w:r>
+        <w:rPr>
+          <w:rFonts w:ascii="Times New Roman" w:hAnsi="Times New Roman" w:cs="Times New Roman"/>
+          <w:color w:val="000000" w:themeColor="text1"/>
+          <w:sz w:val="26"/>
+          <w:szCs w:val="26"/>
+        </w:rPr>
+        <w:t xml:space="preserve"> </w:t>
+      </w:r>
+      <w:proofErr w:type="spellStart"/>
+      <w:r>
+        <w:rPr>
+          <w:rFonts w:ascii="Times New Roman" w:hAnsi="Times New Roman" w:cs="Times New Roman"/>
+          <w:color w:val="000000" w:themeColor="text1"/>
+          <w:sz w:val="26"/>
+          <w:szCs w:val="26"/>
+        </w:rPr>
+        <w:t>thống</w:t>
+      </w:r>
+      <w:proofErr w:type="spellEnd"/>
+      <w:r>
+        <w:rPr>
+          <w:rFonts w:ascii="Times New Roman" w:hAnsi="Times New Roman" w:cs="Times New Roman"/>
+          <w:color w:val="000000" w:themeColor="text1"/>
+          <w:sz w:val="26"/>
+          <w:szCs w:val="26"/>
+        </w:rPr>
+        <w:t xml:space="preserve"> </w:t>
+      </w:r>
+      <w:proofErr w:type="spellStart"/>
+      <w:r>
+        <w:rPr>
+          <w:rFonts w:ascii="Times New Roman" w:hAnsi="Times New Roman" w:cs="Times New Roman"/>
+          <w:color w:val="000000" w:themeColor="text1"/>
+          <w:sz w:val="26"/>
+          <w:szCs w:val="26"/>
+        </w:rPr>
+        <w:t>theo</w:t>
+      </w:r>
+      <w:proofErr w:type="spellEnd"/>
+      <w:r>
+        <w:rPr>
+          <w:rFonts w:ascii="Times New Roman" w:hAnsi="Times New Roman" w:cs="Times New Roman"/>
+          <w:color w:val="000000" w:themeColor="text1"/>
+          <w:sz w:val="26"/>
+          <w:szCs w:val="26"/>
+        </w:rPr>
+        <w:t xml:space="preserve"> </w:t>
+      </w:r>
+      <w:proofErr w:type="spellStart"/>
+      <w:r>
+        <w:rPr>
+          <w:rFonts w:ascii="Times New Roman" w:hAnsi="Times New Roman" w:cs="Times New Roman"/>
+          <w:color w:val="000000" w:themeColor="text1"/>
+          <w:sz w:val="26"/>
+          <w:szCs w:val="26"/>
+        </w:rPr>
+        <w:t>đúng</w:t>
+      </w:r>
+      <w:proofErr w:type="spellEnd"/>
+      <w:r>
+        <w:rPr>
+          <w:rFonts w:ascii="Times New Roman" w:hAnsi="Times New Roman" w:cs="Times New Roman"/>
+          <w:color w:val="000000" w:themeColor="text1"/>
+          <w:sz w:val="26"/>
+          <w:szCs w:val="26"/>
+        </w:rPr>
+        <w:t xml:space="preserve"> </w:t>
+      </w:r>
+      <w:proofErr w:type="spellStart"/>
+      <w:r>
+        <w:rPr>
+          <w:rFonts w:ascii="Times New Roman" w:hAnsi="Times New Roman" w:cs="Times New Roman"/>
+          <w:color w:val="000000" w:themeColor="text1"/>
+          <w:sz w:val="26"/>
+          <w:szCs w:val="26"/>
+        </w:rPr>
+        <w:t>quy</w:t>
+      </w:r>
+      <w:proofErr w:type="spellEnd"/>
+      <w:r>
+        <w:rPr>
+          <w:rFonts w:ascii="Times New Roman" w:hAnsi="Times New Roman" w:cs="Times New Roman"/>
+          <w:color w:val="000000" w:themeColor="text1"/>
+          <w:sz w:val="26"/>
+          <w:szCs w:val="26"/>
+        </w:rPr>
+        <w:t xml:space="preserve"> </w:t>
+      </w:r>
+      <w:proofErr w:type="spellStart"/>
+      <w:r>
+        <w:rPr>
+          <w:rFonts w:ascii="Times New Roman" w:hAnsi="Times New Roman" w:cs="Times New Roman"/>
+          <w:color w:val="000000" w:themeColor="text1"/>
+          <w:sz w:val="26"/>
+          <w:szCs w:val="26"/>
+        </w:rPr>
+        <w:t>định</w:t>
+      </w:r>
+      <w:proofErr w:type="spellEnd"/>
+      <w:r>
+        <w:rPr>
+          <w:rFonts w:ascii="Times New Roman" w:hAnsi="Times New Roman" w:cs="Times New Roman"/>
+          <w:color w:val="000000" w:themeColor="text1"/>
+          <w:sz w:val="26"/>
+          <w:szCs w:val="26"/>
+        </w:rPr>
+        <w:t xml:space="preserve">. </w:t>
       </w:r>
     </w:p>
     <w:p>
@@ -2033,65 +6368,222 @@
         </w:rPr>
         <w:t xml:space="preserve">- </w:t>
       </w:r>
-      <w:r>
-        <w:rPr>
-          <w:rFonts w:ascii="Times New Roman" w:hAnsi="Times New Roman" w:cs="Times New Roman"/>
-          <w:sz w:val="26"/>
-          <w:szCs w:val="26"/>
-        </w:rPr>
-        <w:t xml:space="preserve">Đến </w:t>
-      </w:r>
-      <w:r>
-        <w:rPr>
-          <w:rFonts w:ascii="Times New Roman" w:hAnsi="Times New Roman" w:cs="Times New Roman"/>
-          <w:sz w:val="26"/>
-          <w:szCs w:val="26"/>
-        </w:rPr>
-        <w:t>{hh}</w:t>
-      </w:r>
-      <w:r>
-        <w:rPr>
-          <w:rFonts w:ascii="Times New Roman" w:hAnsi="Times New Roman" w:cs="Times New Roman"/>
-          <w:sz w:val="26"/>
-          <w:szCs w:val="26"/>
-        </w:rPr>
-        <w:t xml:space="preserve"> ngày</w:t>
-      </w:r>
-      <w:r>
-        <w:rPr>
-          <w:rFonts w:ascii="Times New Roman" w:hAnsi="Times New Roman" w:cs="Times New Roman"/>
-          <w:color w:val="000000" w:themeColor="text1"/>
-          <w:sz w:val="26"/>
-          <w:szCs w:val="26"/>
-        </w:rPr>
-        <w:t xml:space="preserve"> </w:t>
-      </w:r>
-      <w:r>
-        <w:rPr>
-          <w:rFonts w:ascii="Times New Roman" w:hAnsi="Times New Roman" w:cs="Times New Roman"/>
-          <w:sz w:val="26"/>
-          <w:szCs w:val="26"/>
-        </w:rPr>
-        <w:t>{dd}/{mm}/{yyyy}</w:t>
-      </w:r>
-      <w:r>
-        <w:rPr>
-          <w:rFonts w:ascii="Times New Roman" w:hAnsi="Times New Roman" w:cs="Times New Roman"/>
-          <w:color w:val="000000" w:themeColor="text1"/>
-          <w:sz w:val="26"/>
-          <w:szCs w:val="26"/>
-        </w:rPr>
-        <w:t xml:space="preserve">, trên địa bàn thành phố </w:t>
-      </w:r>
-      <w:r>
-        <w:rPr>
-          <w:rFonts w:ascii="Times New Roman" w:hAnsi="Times New Roman" w:cs="Times New Roman"/>
-          <w:color w:val="000000" w:themeColor="text1"/>
+      <w:proofErr w:type="spellStart"/>
+      <w:r>
+        <w:rPr>
+          <w:rFonts w:ascii="Times New Roman" w:hAnsi="Times New Roman" w:cs="Times New Roman"/>
+          <w:sz w:val="26"/>
+          <w:szCs w:val="26"/>
+        </w:rPr>
+        <w:t>Đến</w:t>
+      </w:r>
+      <w:proofErr w:type="spellEnd"/>
+      <w:r>
+        <w:rPr>
+          <w:rFonts w:ascii="Times New Roman" w:hAnsi="Times New Roman" w:cs="Times New Roman"/>
+          <w:sz w:val="26"/>
+          <w:szCs w:val="26"/>
+        </w:rPr>
+        <w:t xml:space="preserve"> </w:t>
+      </w:r>
+      <w:r>
+        <w:rPr>
+          <w:rFonts w:ascii="Times New Roman" w:hAnsi="Times New Roman" w:cs="Times New Roman"/>
           <w:sz w:val="26"/>
           <w:szCs w:val="26"/>
         </w:rPr>
         <w:t>{</w:t>
       </w:r>
+      <w:proofErr w:type="spellStart"/>
+      <w:r>
+        <w:rPr>
+          <w:rFonts w:ascii="Times New Roman" w:hAnsi="Times New Roman" w:cs="Times New Roman"/>
+          <w:sz w:val="26"/>
+          <w:szCs w:val="26"/>
+        </w:rPr>
+        <w:t>hh</w:t>
+      </w:r>
+      <w:proofErr w:type="spellEnd"/>
+      <w:r>
+        <w:rPr>
+          <w:rFonts w:ascii="Times New Roman" w:hAnsi="Times New Roman" w:cs="Times New Roman"/>
+          <w:sz w:val="26"/>
+          <w:szCs w:val="26"/>
+        </w:rPr>
+        <w:t>}</w:t>
+      </w:r>
+      <w:r>
+        <w:rPr>
+          <w:rFonts w:ascii="Times New Roman" w:hAnsi="Times New Roman" w:cs="Times New Roman"/>
+          <w:sz w:val="26"/>
+          <w:szCs w:val="26"/>
+        </w:rPr>
+        <w:t xml:space="preserve"> </w:t>
+      </w:r>
+      <w:proofErr w:type="spellStart"/>
+      <w:r>
+        <w:rPr>
+          <w:rFonts w:ascii="Times New Roman" w:hAnsi="Times New Roman" w:cs="Times New Roman"/>
+          <w:sz w:val="26"/>
+          <w:szCs w:val="26"/>
+        </w:rPr>
+        <w:t>ngày</w:t>
+      </w:r>
+      <w:proofErr w:type="spellEnd"/>
+      <w:r>
+        <w:rPr>
+          <w:rFonts w:ascii="Times New Roman" w:hAnsi="Times New Roman" w:cs="Times New Roman"/>
+          <w:color w:val="000000" w:themeColor="text1"/>
+          <w:sz w:val="26"/>
+          <w:szCs w:val="26"/>
+        </w:rPr>
+        <w:t xml:space="preserve"> </w:t>
+      </w:r>
+      <w:r>
+        <w:rPr>
+          <w:rFonts w:ascii="Times New Roman" w:hAnsi="Times New Roman" w:cs="Times New Roman"/>
+          <w:sz w:val="26"/>
+          <w:szCs w:val="26"/>
+        </w:rPr>
+        <w:t>{dd}/{mm}/{</w:t>
+      </w:r>
+      <w:proofErr w:type="spellStart"/>
+      <w:r>
+        <w:rPr>
+          <w:rFonts w:ascii="Times New Roman" w:hAnsi="Times New Roman" w:cs="Times New Roman"/>
+          <w:sz w:val="26"/>
+          <w:szCs w:val="26"/>
+        </w:rPr>
+        <w:t>yyyy</w:t>
+      </w:r>
+      <w:proofErr w:type="spellEnd"/>
+      <w:r>
+        <w:rPr>
+          <w:rFonts w:ascii="Times New Roman" w:hAnsi="Times New Roman" w:cs="Times New Roman"/>
+          <w:sz w:val="26"/>
+          <w:szCs w:val="26"/>
+        </w:rPr>
+        <w:t>}</w:t>
+      </w:r>
+      <w:r>
+        <w:rPr>
+          <w:rFonts w:ascii="Times New Roman" w:hAnsi="Times New Roman" w:cs="Times New Roman"/>
+          <w:color w:val="000000" w:themeColor="text1"/>
+          <w:sz w:val="26"/>
+          <w:szCs w:val="26"/>
+        </w:rPr>
+        <w:t xml:space="preserve">, </w:t>
+      </w:r>
+      <w:proofErr w:type="spellStart"/>
+      <w:r>
+        <w:rPr>
+          <w:rFonts w:ascii="Times New Roman" w:hAnsi="Times New Roman" w:cs="Times New Roman"/>
+          <w:color w:val="000000" w:themeColor="text1"/>
+          <w:sz w:val="26"/>
+          <w:szCs w:val="26"/>
+        </w:rPr>
+        <w:t>trên</w:t>
+      </w:r>
+      <w:proofErr w:type="spellEnd"/>
+      <w:r>
+        <w:rPr>
+          <w:rFonts w:ascii="Times New Roman" w:hAnsi="Times New Roman" w:cs="Times New Roman"/>
+          <w:color w:val="000000" w:themeColor="text1"/>
+          <w:sz w:val="26"/>
+          <w:szCs w:val="26"/>
+        </w:rPr>
+        <w:t xml:space="preserve"> </w:t>
+      </w:r>
+      <w:proofErr w:type="spellStart"/>
+      <w:r>
+        <w:rPr>
+          <w:rFonts w:ascii="Times New Roman" w:hAnsi="Times New Roman" w:cs="Times New Roman"/>
+          <w:color w:val="000000" w:themeColor="text1"/>
+          <w:sz w:val="26"/>
+          <w:szCs w:val="26"/>
+        </w:rPr>
+        <w:t>địa</w:t>
+      </w:r>
+      <w:proofErr w:type="spellEnd"/>
+      <w:r>
+        <w:rPr>
+          <w:rFonts w:ascii="Times New Roman" w:hAnsi="Times New Roman" w:cs="Times New Roman"/>
+          <w:color w:val="000000" w:themeColor="text1"/>
+          <w:sz w:val="26"/>
+          <w:szCs w:val="26"/>
+        </w:rPr>
+        <w:t xml:space="preserve"> </w:t>
+      </w:r>
+      <w:proofErr w:type="spellStart"/>
+      <w:r>
+        <w:rPr>
+          <w:rFonts w:ascii="Times New Roman" w:hAnsi="Times New Roman" w:cs="Times New Roman"/>
+          <w:color w:val="000000" w:themeColor="text1"/>
+          <w:sz w:val="26"/>
+          <w:szCs w:val="26"/>
+        </w:rPr>
+        <w:t>bàn</w:t>
+      </w:r>
+      <w:proofErr w:type="spellEnd"/>
+      <w:r>
+        <w:rPr>
+          <w:rFonts w:ascii="Times New Roman" w:hAnsi="Times New Roman" w:cs="Times New Roman"/>
+          <w:color w:val="000000" w:themeColor="text1"/>
+          <w:sz w:val="26"/>
+          <w:szCs w:val="26"/>
+        </w:rPr>
+        <w:t xml:space="preserve"> </w:t>
+      </w:r>
+      <w:proofErr w:type="spellStart"/>
+      <w:r>
+        <w:rPr>
+          <w:rFonts w:ascii="Times New Roman" w:hAnsi="Times New Roman" w:cs="Times New Roman"/>
+          <w:color w:val="000000" w:themeColor="text1"/>
+          <w:sz w:val="26"/>
+          <w:szCs w:val="26"/>
+        </w:rPr>
+        <w:t>thành</w:t>
+      </w:r>
+      <w:proofErr w:type="spellEnd"/>
+      <w:r>
+        <w:rPr>
+          <w:rFonts w:ascii="Times New Roman" w:hAnsi="Times New Roman" w:cs="Times New Roman"/>
+          <w:color w:val="000000" w:themeColor="text1"/>
+          <w:sz w:val="26"/>
+          <w:szCs w:val="26"/>
+        </w:rPr>
+        <w:t xml:space="preserve"> </w:t>
+      </w:r>
+      <w:proofErr w:type="spellStart"/>
+      <w:r>
+        <w:rPr>
+          <w:rFonts w:ascii="Times New Roman" w:hAnsi="Times New Roman" w:cs="Times New Roman"/>
+          <w:color w:val="000000" w:themeColor="text1"/>
+          <w:sz w:val="26"/>
+          <w:szCs w:val="26"/>
+        </w:rPr>
+        <w:t>phố</w:t>
+      </w:r>
+      <w:proofErr w:type="spellEnd"/>
+      <w:r>
+        <w:rPr>
+          <w:rFonts w:ascii="Times New Roman" w:hAnsi="Times New Roman" w:cs="Times New Roman"/>
+          <w:color w:val="000000" w:themeColor="text1"/>
+          <w:sz w:val="26"/>
+          <w:szCs w:val="26"/>
+        </w:rPr>
+        <w:t xml:space="preserve"> </w:t>
+      </w:r>
+      <w:r>
+        <w:rPr>
+          <w:rFonts w:ascii="Times New Roman" w:hAnsi="Times New Roman" w:cs="Times New Roman"/>
+          <w:color w:val="000000" w:themeColor="text1"/>
+          <w:sz w:val="26"/>
+          <w:szCs w:val="26"/>
+        </w:rPr>
+        <w:t>{</w:t>
+      </w:r>
+      <w:proofErr w:type="spellStart"/>
       <w:r>
         <w:rPr>
           <w:rFonts w:ascii="Times New Roman" w:hAnsi="Times New Roman" w:cs="Times New Roman"/>
@@ -2101,6 +6593,7 @@
         </w:rPr>
         <w:t>hien</w:t>
       </w:r>
+      <w:proofErr w:type="spellEnd"/>
       <w:r>
         <w:rPr>
           <w:rFonts w:ascii="Times New Roman" w:hAnsi="Times New Roman" w:cs="Times New Roman"/>
@@ -2127,7 +6620,707 @@
           <w:sz w:val="26"/>
           <w:szCs w:val="26"/>
         </w:rPr>
-        <w:t>, các lực lượng, phương tiện của Công ty vẫn tiếp tục ứng trực vận hành các trạm bơm đầu mối theo quy trình để hạ mực nước hệ thống, vệ sinh đảm bảo khơi thông dòng chảy.</w:t>
+        <w:t xml:space="preserve">, </w:t>
+      </w:r>
+      <w:proofErr w:type="spellStart"/>
+      <w:r>
+        <w:rPr>
+          <w:rFonts w:ascii="Times New Roman" w:hAnsi="Times New Roman" w:cs="Times New Roman"/>
+          <w:color w:val="000000" w:themeColor="text1"/>
+          <w:sz w:val="26"/>
+          <w:szCs w:val="26"/>
+        </w:rPr>
+        <w:t>các</w:t>
+      </w:r>
+      <w:proofErr w:type="spellEnd"/>
+      <w:r>
+        <w:rPr>
+          <w:rFonts w:ascii="Times New Roman" w:hAnsi="Times New Roman" w:cs="Times New Roman"/>
+          <w:color w:val="000000" w:themeColor="text1"/>
+          <w:sz w:val="26"/>
+          <w:szCs w:val="26"/>
+        </w:rPr>
+        <w:t xml:space="preserve"> </w:t>
+      </w:r>
+      <w:proofErr w:type="spellStart"/>
+      <w:r>
+        <w:rPr>
+          <w:rFonts w:ascii="Times New Roman" w:hAnsi="Times New Roman" w:cs="Times New Roman"/>
+          <w:color w:val="000000" w:themeColor="text1"/>
+          <w:sz w:val="26"/>
+          <w:szCs w:val="26"/>
+        </w:rPr>
+        <w:t>lực</w:t>
+      </w:r>
+      <w:proofErr w:type="spellEnd"/>
+      <w:r>
+        <w:rPr>
+          <w:rFonts w:ascii="Times New Roman" w:hAnsi="Times New Roman" w:cs="Times New Roman"/>
+          <w:color w:val="000000" w:themeColor="text1"/>
+          <w:sz w:val="26"/>
+          <w:szCs w:val="26"/>
+        </w:rPr>
+        <w:t xml:space="preserve"> </w:t>
+      </w:r>
+      <w:proofErr w:type="spellStart"/>
+      <w:r>
+        <w:rPr>
+          <w:rFonts w:ascii="Times New Roman" w:hAnsi="Times New Roman" w:cs="Times New Roman"/>
+          <w:color w:val="000000" w:themeColor="text1"/>
+          <w:sz w:val="26"/>
+          <w:szCs w:val="26"/>
+        </w:rPr>
+        <w:t>lượng</w:t>
+      </w:r>
+      <w:proofErr w:type="spellEnd"/>
+      <w:r>
+        <w:rPr>
+          <w:rFonts w:ascii="Times New Roman" w:hAnsi="Times New Roman" w:cs="Times New Roman"/>
+          <w:color w:val="000000" w:themeColor="text1"/>
+          <w:sz w:val="26"/>
+          <w:szCs w:val="26"/>
+        </w:rPr>
+        <w:t xml:space="preserve">, </w:t>
+      </w:r>
+      <w:proofErr w:type="spellStart"/>
+      <w:r>
+        <w:rPr>
+          <w:rFonts w:ascii="Times New Roman" w:hAnsi="Times New Roman" w:cs="Times New Roman"/>
+          <w:color w:val="000000" w:themeColor="text1"/>
+          <w:sz w:val="26"/>
+          <w:szCs w:val="26"/>
+        </w:rPr>
+        <w:t>phương</w:t>
+      </w:r>
+      <w:proofErr w:type="spellEnd"/>
+      <w:r>
+        <w:rPr>
+          <w:rFonts w:ascii="Times New Roman" w:hAnsi="Times New Roman" w:cs="Times New Roman"/>
+          <w:color w:val="000000" w:themeColor="text1"/>
+          <w:sz w:val="26"/>
+          <w:szCs w:val="26"/>
+        </w:rPr>
+        <w:t xml:space="preserve"> </w:t>
+      </w:r>
+      <w:proofErr w:type="spellStart"/>
+      <w:r>
+        <w:rPr>
+          <w:rFonts w:ascii="Times New Roman" w:hAnsi="Times New Roman" w:cs="Times New Roman"/>
+          <w:color w:val="000000" w:themeColor="text1"/>
+          <w:sz w:val="26"/>
+          <w:szCs w:val="26"/>
+        </w:rPr>
+        <w:t>tiện</w:t>
+      </w:r>
+      <w:proofErr w:type="spellEnd"/>
+      <w:r>
+        <w:rPr>
+          <w:rFonts w:ascii="Times New Roman" w:hAnsi="Times New Roman" w:cs="Times New Roman"/>
+          <w:color w:val="000000" w:themeColor="text1"/>
+          <w:sz w:val="26"/>
+          <w:szCs w:val="26"/>
+        </w:rPr>
+        <w:t xml:space="preserve"> </w:t>
+      </w:r>
+      <w:proofErr w:type="spellStart"/>
+      <w:r>
+        <w:rPr>
+          <w:rFonts w:ascii="Times New Roman" w:hAnsi="Times New Roman" w:cs="Times New Roman"/>
+          <w:color w:val="000000" w:themeColor="text1"/>
+          <w:sz w:val="26"/>
+          <w:szCs w:val="26"/>
+        </w:rPr>
+        <w:t>của</w:t>
+      </w:r>
+      <w:proofErr w:type="spellEnd"/>
+      <w:r>
+        <w:rPr>
+          <w:rFonts w:ascii="Times New Roman" w:hAnsi="Times New Roman" w:cs="Times New Roman"/>
+          <w:color w:val="000000" w:themeColor="text1"/>
+          <w:sz w:val="26"/>
+          <w:szCs w:val="26"/>
+        </w:rPr>
+        <w:t xml:space="preserve"> Công ty </w:t>
+      </w:r>
+      <w:proofErr w:type="spellStart"/>
+      <w:r>
+        <w:rPr>
+          <w:rFonts w:ascii="Times New Roman" w:hAnsi="Times New Roman" w:cs="Times New Roman"/>
+          <w:color w:val="000000" w:themeColor="text1"/>
+          <w:sz w:val="26"/>
+          <w:szCs w:val="26"/>
+        </w:rPr>
+        <w:t>vẫn</w:t>
+      </w:r>
+      <w:proofErr w:type="spellEnd"/>
+      <w:r>
+        <w:rPr>
+          <w:rFonts w:ascii="Times New Roman" w:hAnsi="Times New Roman" w:cs="Times New Roman"/>
+          <w:color w:val="000000" w:themeColor="text1"/>
+          <w:sz w:val="26"/>
+          <w:szCs w:val="26"/>
+        </w:rPr>
+        <w:t xml:space="preserve"> </w:t>
+      </w:r>
+      <w:proofErr w:type="spellStart"/>
+      <w:r>
+        <w:rPr>
+          <w:rFonts w:ascii="Times New Roman" w:hAnsi="Times New Roman" w:cs="Times New Roman"/>
+          <w:color w:val="000000" w:themeColor="text1"/>
+          <w:sz w:val="26"/>
+          <w:szCs w:val="26"/>
+        </w:rPr>
+        <w:t>tiếp</w:t>
+      </w:r>
+      <w:proofErr w:type="spellEnd"/>
+      <w:r>
+        <w:rPr>
+          <w:rFonts w:ascii="Times New Roman" w:hAnsi="Times New Roman" w:cs="Times New Roman"/>
+          <w:color w:val="000000" w:themeColor="text1"/>
+          <w:sz w:val="26"/>
+          <w:szCs w:val="26"/>
+        </w:rPr>
+        <w:t xml:space="preserve"> </w:t>
+      </w:r>
+      <w:proofErr w:type="spellStart"/>
+      <w:r>
+        <w:rPr>
+          <w:rFonts w:ascii="Times New Roman" w:hAnsi="Times New Roman" w:cs="Times New Roman"/>
+          <w:color w:val="000000" w:themeColor="text1"/>
+          <w:sz w:val="26"/>
+          <w:szCs w:val="26"/>
+        </w:rPr>
+        <w:t>tục</w:t>
+      </w:r>
+      <w:proofErr w:type="spellEnd"/>
+      <w:r>
+        <w:rPr>
+          <w:rFonts w:ascii="Times New Roman" w:hAnsi="Times New Roman" w:cs="Times New Roman"/>
+          <w:color w:val="000000" w:themeColor="text1"/>
+          <w:sz w:val="26"/>
+          <w:szCs w:val="26"/>
+        </w:rPr>
+        <w:t xml:space="preserve"> </w:t>
+      </w:r>
+      <w:proofErr w:type="spellStart"/>
+      <w:r>
+        <w:rPr>
+          <w:rFonts w:ascii="Times New Roman" w:hAnsi="Times New Roman" w:cs="Times New Roman"/>
+          <w:color w:val="000000" w:themeColor="text1"/>
+          <w:sz w:val="26"/>
+          <w:szCs w:val="26"/>
+        </w:rPr>
+        <w:t>ứng</w:t>
+      </w:r>
+      <w:proofErr w:type="spellEnd"/>
+      <w:r>
+        <w:rPr>
+          <w:rFonts w:ascii="Times New Roman" w:hAnsi="Times New Roman" w:cs="Times New Roman"/>
+          <w:color w:val="000000" w:themeColor="text1"/>
+          <w:sz w:val="26"/>
+          <w:szCs w:val="26"/>
+        </w:rPr>
+        <w:t xml:space="preserve"> </w:t>
+      </w:r>
+      <w:proofErr w:type="spellStart"/>
+      <w:r>
+        <w:rPr>
+          <w:rFonts w:ascii="Times New Roman" w:hAnsi="Times New Roman" w:cs="Times New Roman"/>
+          <w:color w:val="000000" w:themeColor="text1"/>
+          <w:sz w:val="26"/>
+          <w:szCs w:val="26"/>
+        </w:rPr>
+        <w:t>trực</w:t>
+      </w:r>
+      <w:proofErr w:type="spellEnd"/>
+      <w:r>
+        <w:rPr>
+          <w:rFonts w:ascii="Times New Roman" w:hAnsi="Times New Roman" w:cs="Times New Roman"/>
+          <w:color w:val="000000" w:themeColor="text1"/>
+          <w:sz w:val="26"/>
+          <w:szCs w:val="26"/>
+        </w:rPr>
+        <w:t xml:space="preserve"> </w:t>
+      </w:r>
+      <w:proofErr w:type="spellStart"/>
+      <w:r>
+        <w:rPr>
+          <w:rFonts w:ascii="Times New Roman" w:hAnsi="Times New Roman" w:cs="Times New Roman"/>
+          <w:color w:val="000000" w:themeColor="text1"/>
+          <w:sz w:val="26"/>
+          <w:szCs w:val="26"/>
+        </w:rPr>
+        <w:t>vận</w:t>
+      </w:r>
+      <w:proofErr w:type="spellEnd"/>
+      <w:r>
+        <w:rPr>
+          <w:rFonts w:ascii="Times New Roman" w:hAnsi="Times New Roman" w:cs="Times New Roman"/>
+          <w:color w:val="000000" w:themeColor="text1"/>
+          <w:sz w:val="26"/>
+          <w:szCs w:val="26"/>
+        </w:rPr>
+        <w:t xml:space="preserve"> </w:t>
+      </w:r>
+      <w:proofErr w:type="spellStart"/>
+      <w:r>
+        <w:rPr>
+          <w:rFonts w:ascii="Times New Roman" w:hAnsi="Times New Roman" w:cs="Times New Roman"/>
+          <w:color w:val="000000" w:themeColor="text1"/>
+          <w:sz w:val="26"/>
+          <w:szCs w:val="26"/>
+        </w:rPr>
+        <w:t>hành</w:t>
+      </w:r>
+      <w:proofErr w:type="spellEnd"/>
+      <w:r>
+        <w:rPr>
+          <w:rFonts w:ascii="Times New Roman" w:hAnsi="Times New Roman" w:cs="Times New Roman"/>
+          <w:color w:val="000000" w:themeColor="text1"/>
+          <w:sz w:val="26"/>
+          <w:szCs w:val="26"/>
+        </w:rPr>
+        <w:t xml:space="preserve"> </w:t>
+      </w:r>
+      <w:proofErr w:type="spellStart"/>
+      <w:r>
+        <w:rPr>
+          <w:rFonts w:ascii="Times New Roman" w:hAnsi="Times New Roman" w:cs="Times New Roman"/>
+          <w:color w:val="000000" w:themeColor="text1"/>
+          <w:sz w:val="26"/>
+          <w:szCs w:val="26"/>
+        </w:rPr>
+        <w:t>các</w:t>
+      </w:r>
+      <w:proofErr w:type="spellEnd"/>
+      <w:r>
+        <w:rPr>
+          <w:rFonts w:ascii="Times New Roman" w:hAnsi="Times New Roman" w:cs="Times New Roman"/>
+          <w:color w:val="000000" w:themeColor="text1"/>
+          <w:sz w:val="26"/>
+          <w:szCs w:val="26"/>
+        </w:rPr>
+        <w:t xml:space="preserve"> </w:t>
+      </w:r>
+      <w:proofErr w:type="spellStart"/>
+      <w:r>
+        <w:rPr>
+          <w:rFonts w:ascii="Times New Roman" w:hAnsi="Times New Roman" w:cs="Times New Roman"/>
+          <w:color w:val="000000" w:themeColor="text1"/>
+          <w:sz w:val="26"/>
+          <w:szCs w:val="26"/>
+        </w:rPr>
+        <w:t>trạm</w:t>
+      </w:r>
+      <w:proofErr w:type="spellEnd"/>
+      <w:r>
+        <w:rPr>
+          <w:rFonts w:ascii="Times New Roman" w:hAnsi="Times New Roman" w:cs="Times New Roman"/>
+          <w:color w:val="000000" w:themeColor="text1"/>
+          <w:sz w:val="26"/>
+          <w:szCs w:val="26"/>
+        </w:rPr>
+        <w:t xml:space="preserve"> </w:t>
+      </w:r>
+      <w:proofErr w:type="spellStart"/>
+      <w:r>
+        <w:rPr>
+          <w:rFonts w:ascii="Times New Roman" w:hAnsi="Times New Roman" w:cs="Times New Roman"/>
+          <w:color w:val="000000" w:themeColor="text1"/>
+          <w:sz w:val="26"/>
+          <w:szCs w:val="26"/>
+        </w:rPr>
+        <w:t>bơm</w:t>
+      </w:r>
+      <w:proofErr w:type="spellEnd"/>
+      <w:r>
+        <w:rPr>
+          <w:rFonts w:ascii="Times New Roman" w:hAnsi="Times New Roman" w:cs="Times New Roman"/>
+          <w:color w:val="000000" w:themeColor="text1"/>
+          <w:sz w:val="26"/>
+          <w:szCs w:val="26"/>
+        </w:rPr>
+        <w:t xml:space="preserve"> </w:t>
+      </w:r>
+      <w:proofErr w:type="spellStart"/>
+      <w:r>
+        <w:rPr>
+          <w:rFonts w:ascii="Times New Roman" w:hAnsi="Times New Roman" w:cs="Times New Roman"/>
+          <w:color w:val="000000" w:themeColor="text1"/>
+          <w:sz w:val="26"/>
+          <w:szCs w:val="26"/>
+        </w:rPr>
+        <w:t>đầu</w:t>
+      </w:r>
+      <w:proofErr w:type="spellEnd"/>
+      <w:r>
+        <w:rPr>
+          <w:rFonts w:ascii="Times New Roman" w:hAnsi="Times New Roman" w:cs="Times New Roman"/>
+          <w:color w:val="000000" w:themeColor="text1"/>
+          <w:sz w:val="26"/>
+          <w:szCs w:val="26"/>
+        </w:rPr>
+        <w:t xml:space="preserve"> </w:t>
+      </w:r>
+      <w:proofErr w:type="spellStart"/>
+      <w:r>
+        <w:rPr>
+          <w:rFonts w:ascii="Times New Roman" w:hAnsi="Times New Roman" w:cs="Times New Roman"/>
+          <w:color w:val="000000" w:themeColor="text1"/>
+          <w:sz w:val="26"/>
+          <w:szCs w:val="26"/>
+        </w:rPr>
+        <w:t>mối</w:t>
+      </w:r>
+      <w:proofErr w:type="spellEnd"/>
+      <w:r>
+        <w:rPr>
+          <w:rFonts w:ascii="Times New Roman" w:hAnsi="Times New Roman" w:cs="Times New Roman"/>
+          <w:color w:val="000000" w:themeColor="text1"/>
+          <w:sz w:val="26"/>
+          <w:szCs w:val="26"/>
+        </w:rPr>
+        <w:t xml:space="preserve"> </w:t>
+      </w:r>
+      <w:proofErr w:type="spellStart"/>
+      <w:r>
+        <w:rPr>
+          <w:rFonts w:ascii="Times New Roman" w:hAnsi="Times New Roman" w:cs="Times New Roman"/>
+          <w:color w:val="000000" w:themeColor="text1"/>
+          <w:sz w:val="26"/>
+          <w:szCs w:val="26"/>
+        </w:rPr>
+        <w:t>theo</w:t>
+      </w:r>
+      <w:proofErr w:type="spellEnd"/>
+      <w:r>
+        <w:rPr>
+          <w:rFonts w:ascii="Times New Roman" w:hAnsi="Times New Roman" w:cs="Times New Roman"/>
+          <w:color w:val="000000" w:themeColor="text1"/>
+          <w:sz w:val="26"/>
+          <w:szCs w:val="26"/>
+        </w:rPr>
+        <w:t xml:space="preserve"> </w:t>
+      </w:r>
+      <w:proofErr w:type="spellStart"/>
+      <w:r>
+        <w:rPr>
+          <w:rFonts w:ascii="Times New Roman" w:hAnsi="Times New Roman" w:cs="Times New Roman"/>
+          <w:color w:val="000000" w:themeColor="text1"/>
+          <w:sz w:val="26"/>
+          <w:szCs w:val="26"/>
+        </w:rPr>
+        <w:t>quy</w:t>
+      </w:r>
+      <w:proofErr w:type="spellEnd"/>
+      <w:r>
+        <w:rPr>
+          <w:rFonts w:ascii="Times New Roman" w:hAnsi="Times New Roman" w:cs="Times New Roman"/>
+          <w:color w:val="000000" w:themeColor="text1"/>
+          <w:sz w:val="26"/>
+          <w:szCs w:val="26"/>
+        </w:rPr>
+        <w:t xml:space="preserve"> </w:t>
+      </w:r>
+      <w:proofErr w:type="spellStart"/>
+      <w:r>
+        <w:rPr>
+          <w:rFonts w:ascii="Times New Roman" w:hAnsi="Times New Roman" w:cs="Times New Roman"/>
+          <w:color w:val="000000" w:themeColor="text1"/>
+          <w:sz w:val="26"/>
+          <w:szCs w:val="26"/>
+        </w:rPr>
+        <w:t>trình</w:t>
+      </w:r>
+      <w:proofErr w:type="spellEnd"/>
+      <w:r>
+        <w:rPr>
+          <w:rFonts w:ascii="Times New Roman" w:hAnsi="Times New Roman" w:cs="Times New Roman"/>
+          <w:color w:val="000000" w:themeColor="text1"/>
+          <w:sz w:val="26"/>
+          <w:szCs w:val="26"/>
+        </w:rPr>
+        <w:t xml:space="preserve"> </w:t>
+      </w:r>
+      <w:proofErr w:type="spellStart"/>
+      <w:r>
+        <w:rPr>
+          <w:rFonts w:ascii="Times New Roman" w:hAnsi="Times New Roman" w:cs="Times New Roman"/>
+          <w:color w:val="000000" w:themeColor="text1"/>
+          <w:sz w:val="26"/>
+          <w:szCs w:val="26"/>
+        </w:rPr>
+        <w:t>để</w:t>
+      </w:r>
+      <w:proofErr w:type="spellEnd"/>
+      <w:r>
+        <w:rPr>
+          <w:rFonts w:ascii="Times New Roman" w:hAnsi="Times New Roman" w:cs="Times New Roman"/>
+          <w:color w:val="000000" w:themeColor="text1"/>
+          <w:sz w:val="26"/>
+          <w:szCs w:val="26"/>
+        </w:rPr>
+        <w:t xml:space="preserve"> </w:t>
+      </w:r>
+      <w:proofErr w:type="spellStart"/>
+      <w:r>
+        <w:rPr>
+          <w:rFonts w:ascii="Times New Roman" w:hAnsi="Times New Roman" w:cs="Times New Roman"/>
+          <w:color w:val="000000" w:themeColor="text1"/>
+          <w:sz w:val="26"/>
+          <w:szCs w:val="26"/>
+        </w:rPr>
+        <w:t>hạ</w:t>
+      </w:r>
+      <w:proofErr w:type="spellEnd"/>
+      <w:r>
+        <w:rPr>
+          <w:rFonts w:ascii="Times New Roman" w:hAnsi="Times New Roman" w:cs="Times New Roman"/>
+          <w:color w:val="000000" w:themeColor="text1"/>
+          <w:sz w:val="26"/>
+          <w:szCs w:val="26"/>
+        </w:rPr>
+        <w:t xml:space="preserve"> </w:t>
+      </w:r>
+      <w:proofErr w:type="spellStart"/>
+      <w:r>
+        <w:rPr>
+          <w:rFonts w:ascii="Times New Roman" w:hAnsi="Times New Roman" w:cs="Times New Roman"/>
+          <w:color w:val="000000" w:themeColor="text1"/>
+          <w:sz w:val="26"/>
+          <w:szCs w:val="26"/>
+        </w:rPr>
+        <w:t>mực</w:t>
+      </w:r>
+      <w:proofErr w:type="spellEnd"/>
+      <w:r>
+        <w:rPr>
+          <w:rFonts w:ascii="Times New Roman" w:hAnsi="Times New Roman" w:cs="Times New Roman"/>
+          <w:color w:val="000000" w:themeColor="text1"/>
+          <w:sz w:val="26"/>
+          <w:szCs w:val="26"/>
+        </w:rPr>
+        <w:t xml:space="preserve"> </w:t>
+      </w:r>
+      <w:proofErr w:type="spellStart"/>
+      <w:r>
+        <w:rPr>
+          <w:rFonts w:ascii="Times New Roman" w:hAnsi="Times New Roman" w:cs="Times New Roman"/>
+          <w:color w:val="000000" w:themeColor="text1"/>
+          <w:sz w:val="26"/>
+          <w:szCs w:val="26"/>
+        </w:rPr>
+        <w:t>nước</w:t>
+      </w:r>
+      <w:proofErr w:type="spellEnd"/>
+      <w:r>
+        <w:rPr>
+          <w:rFonts w:ascii="Times New Roman" w:hAnsi="Times New Roman" w:cs="Times New Roman"/>
+          <w:color w:val="000000" w:themeColor="text1"/>
+          <w:sz w:val="26"/>
+          <w:szCs w:val="26"/>
+        </w:rPr>
+        <w:t xml:space="preserve"> </w:t>
+      </w:r>
+      <w:proofErr w:type="spellStart"/>
+      <w:r>
+        <w:rPr>
+          <w:rFonts w:ascii="Times New Roman" w:hAnsi="Times New Roman" w:cs="Times New Roman"/>
+          <w:color w:val="000000" w:themeColor="text1"/>
+          <w:sz w:val="26"/>
+          <w:szCs w:val="26"/>
+        </w:rPr>
+        <w:t>hệ</w:t>
+      </w:r>
+      <w:proofErr w:type="spellEnd"/>
+      <w:r>
+        <w:rPr>
+          <w:rFonts w:ascii="Times New Roman" w:hAnsi="Times New Roman" w:cs="Times New Roman"/>
+          <w:color w:val="000000" w:themeColor="text1"/>
+          <w:sz w:val="26"/>
+          <w:szCs w:val="26"/>
+        </w:rPr>
+        <w:t xml:space="preserve"> </w:t>
+      </w:r>
+      <w:proofErr w:type="spellStart"/>
+      <w:r>
+        <w:rPr>
+          <w:rFonts w:ascii="Times New Roman" w:hAnsi="Times New Roman" w:cs="Times New Roman"/>
+          <w:color w:val="000000" w:themeColor="text1"/>
+          <w:sz w:val="26"/>
+          <w:szCs w:val="26"/>
+        </w:rPr>
+        <w:t>thống</w:t>
+      </w:r>
+      <w:proofErr w:type="spellEnd"/>
+      <w:r>
+        <w:rPr>
+          <w:rFonts w:ascii="Times New Roman" w:hAnsi="Times New Roman" w:cs="Times New Roman"/>
+          <w:color w:val="000000" w:themeColor="text1"/>
+          <w:sz w:val="26"/>
+          <w:szCs w:val="26"/>
+        </w:rPr>
+        <w:t xml:space="preserve">, </w:t>
+      </w:r>
+      <w:proofErr w:type="spellStart"/>
+      <w:r>
+        <w:rPr>
+          <w:rFonts w:ascii="Times New Roman" w:hAnsi="Times New Roman" w:cs="Times New Roman"/>
+          <w:color w:val="000000" w:themeColor="text1"/>
+          <w:sz w:val="26"/>
+          <w:szCs w:val="26"/>
+        </w:rPr>
+        <w:t>vệ</w:t>
+      </w:r>
+      <w:proofErr w:type="spellEnd"/>
+      <w:r>
+        <w:rPr>
+          <w:rFonts w:ascii="Times New Roman" w:hAnsi="Times New Roman" w:cs="Times New Roman"/>
+          <w:color w:val="000000" w:themeColor="text1"/>
+          <w:sz w:val="26"/>
+          <w:szCs w:val="26"/>
+        </w:rPr>
+        <w:t xml:space="preserve"> </w:t>
+      </w:r>
+      <w:proofErr w:type="spellStart"/>
+      <w:r>
+        <w:rPr>
+          <w:rFonts w:ascii="Times New Roman" w:hAnsi="Times New Roman" w:cs="Times New Roman"/>
+          <w:color w:val="000000" w:themeColor="text1"/>
+          <w:sz w:val="26"/>
+          <w:szCs w:val="26"/>
+        </w:rPr>
+        <w:t>sinh</w:t>
+      </w:r>
+      <w:proofErr w:type="spellEnd"/>
+      <w:r>
+        <w:rPr>
+          <w:rFonts w:ascii="Times New Roman" w:hAnsi="Times New Roman" w:cs="Times New Roman"/>
+          <w:color w:val="000000" w:themeColor="text1"/>
+          <w:sz w:val="26"/>
+          <w:szCs w:val="26"/>
+        </w:rPr>
+        <w:t xml:space="preserve"> </w:t>
+      </w:r>
+      <w:proofErr w:type="spellStart"/>
+      <w:r>
+        <w:rPr>
+          <w:rFonts w:ascii="Times New Roman" w:hAnsi="Times New Roman" w:cs="Times New Roman"/>
+          <w:color w:val="000000" w:themeColor="text1"/>
+          <w:sz w:val="26"/>
+          <w:szCs w:val="26"/>
+        </w:rPr>
+        <w:t>đảm</w:t>
+      </w:r>
+      <w:proofErr w:type="spellEnd"/>
+      <w:r>
+        <w:rPr>
+          <w:rFonts w:ascii="Times New Roman" w:hAnsi="Times New Roman" w:cs="Times New Roman"/>
+          <w:color w:val="000000" w:themeColor="text1"/>
+          <w:sz w:val="26"/>
+          <w:szCs w:val="26"/>
+        </w:rPr>
+        <w:t xml:space="preserve"> </w:t>
+      </w:r>
+      <w:proofErr w:type="spellStart"/>
+      <w:r>
+        <w:rPr>
+          <w:rFonts w:ascii="Times New Roman" w:hAnsi="Times New Roman" w:cs="Times New Roman"/>
+          <w:color w:val="000000" w:themeColor="text1"/>
+          <w:sz w:val="26"/>
+          <w:szCs w:val="26"/>
+        </w:rPr>
+        <w:t>bảo</w:t>
+      </w:r>
+      <w:proofErr w:type="spellEnd"/>
+      <w:r>
+        <w:rPr>
+          <w:rFonts w:ascii="Times New Roman" w:hAnsi="Times New Roman" w:cs="Times New Roman"/>
+          <w:color w:val="000000" w:themeColor="text1"/>
+          <w:sz w:val="26"/>
+          <w:szCs w:val="26"/>
+        </w:rPr>
+        <w:t xml:space="preserve"> </w:t>
+      </w:r>
+      <w:proofErr w:type="spellStart"/>
+      <w:r>
+        <w:rPr>
+          <w:rFonts w:ascii="Times New Roman" w:hAnsi="Times New Roman" w:cs="Times New Roman"/>
+          <w:color w:val="000000" w:themeColor="text1"/>
+          <w:sz w:val="26"/>
+          <w:szCs w:val="26"/>
+        </w:rPr>
+        <w:t>khơi</w:t>
+      </w:r>
+      <w:proofErr w:type="spellEnd"/>
+      <w:r>
+        <w:rPr>
+          <w:rFonts w:ascii="Times New Roman" w:hAnsi="Times New Roman" w:cs="Times New Roman"/>
+          <w:color w:val="000000" w:themeColor="text1"/>
+          <w:sz w:val="26"/>
+          <w:szCs w:val="26"/>
+        </w:rPr>
+        <w:t xml:space="preserve"> </w:t>
+      </w:r>
+      <w:proofErr w:type="spellStart"/>
+      <w:r>
+        <w:rPr>
+          <w:rFonts w:ascii="Times New Roman" w:hAnsi="Times New Roman" w:cs="Times New Roman"/>
+          <w:color w:val="000000" w:themeColor="text1"/>
+          <w:sz w:val="26"/>
+          <w:szCs w:val="26"/>
+        </w:rPr>
+        <w:t>thông</w:t>
+      </w:r>
+      <w:proofErr w:type="spellEnd"/>
+      <w:r>
+        <w:rPr>
+          <w:rFonts w:ascii="Times New Roman" w:hAnsi="Times New Roman" w:cs="Times New Roman"/>
+          <w:color w:val="000000" w:themeColor="text1"/>
+          <w:sz w:val="26"/>
+          <w:szCs w:val="26"/>
+        </w:rPr>
+        <w:t xml:space="preserve"> </w:t>
+      </w:r>
+      <w:proofErr w:type="spellStart"/>
+      <w:r>
+        <w:rPr>
+          <w:rFonts w:ascii="Times New Roman" w:hAnsi="Times New Roman" w:cs="Times New Roman"/>
+          <w:color w:val="000000" w:themeColor="text1"/>
+          <w:sz w:val="26"/>
+          <w:szCs w:val="26"/>
+        </w:rPr>
+        <w:t>dòng</w:t>
+      </w:r>
+      <w:proofErr w:type="spellEnd"/>
+      <w:r>
+        <w:rPr>
+          <w:rFonts w:ascii="Times New Roman" w:hAnsi="Times New Roman" w:cs="Times New Roman"/>
+          <w:color w:val="000000" w:themeColor="text1"/>
+          <w:sz w:val="26"/>
+          <w:szCs w:val="26"/>
+        </w:rPr>
+        <w:t xml:space="preserve"> </w:t>
+      </w:r>
+      <w:proofErr w:type="spellStart"/>
+      <w:r>
+        <w:rPr>
+          <w:rFonts w:ascii="Times New Roman" w:hAnsi="Times New Roman" w:cs="Times New Roman"/>
+          <w:color w:val="000000" w:themeColor="text1"/>
+          <w:sz w:val="26"/>
+          <w:szCs w:val="26"/>
+        </w:rPr>
+        <w:t>chảy</w:t>
+      </w:r>
+      <w:proofErr w:type="spellEnd"/>
+      <w:r>
+        <w:rPr>
+          <w:rFonts w:ascii="Times New Roman" w:hAnsi="Times New Roman" w:cs="Times New Roman"/>
+          <w:color w:val="000000" w:themeColor="text1"/>
+          <w:sz w:val="26"/>
+          <w:szCs w:val="26"/>
+        </w:rPr>
+        <w:t>.</w:t>
       </w:r>
     </w:p>
     <w:p>
@@ -2153,7 +7346,607 @@
           <w:shd w:val="clear" w:color="auto" w:fill="FFFFFF"/>
         </w:rPr>
         <w:lastRenderedPageBreak/>
-        <w:t>Công ty tiếp tục theo dõi chặt chẽ diễn biến thời tiết, sẵn sàng lực lượng và sẽ cập nhật báo cáo khi có diễn biến mới.</w:t>
+        <w:t xml:space="preserve">Công ty </w:t>
+      </w:r>
+      <w:proofErr w:type="spellStart"/>
+      <w:r>
+        <w:rPr>
+          <w:rFonts w:ascii="Times New Roman" w:hAnsi="Times New Roman" w:cs="Times New Roman"/>
+          <w:color w:val="000000" w:themeColor="text1"/>
+          <w:spacing w:val="3"/>
+          <w:sz w:val="26"/>
+          <w:szCs w:val="26"/>
+          <w:shd w:val="clear" w:color="auto" w:fill="FFFFFF"/>
+        </w:rPr>
+        <w:t>tiếp</w:t>
+      </w:r>
+      <w:proofErr w:type="spellEnd"/>
+      <w:r>
+        <w:rPr>
+          <w:rFonts w:ascii="Times New Roman" w:hAnsi="Times New Roman" w:cs="Times New Roman"/>
+          <w:color w:val="000000" w:themeColor="text1"/>
+          <w:spacing w:val="3"/>
+          <w:sz w:val="26"/>
+          <w:szCs w:val="26"/>
+          <w:shd w:val="clear" w:color="auto" w:fill="FFFFFF"/>
+        </w:rPr>
+        <w:t xml:space="preserve"> </w:t>
+      </w:r>
+      <w:proofErr w:type="spellStart"/>
+      <w:r>
+        <w:rPr>
+          <w:rFonts w:ascii="Times New Roman" w:hAnsi="Times New Roman" w:cs="Times New Roman"/>
+          <w:color w:val="000000" w:themeColor="text1"/>
+          <w:spacing w:val="3"/>
+          <w:sz w:val="26"/>
+          <w:szCs w:val="26"/>
+          <w:shd w:val="clear" w:color="auto" w:fill="FFFFFF"/>
+        </w:rPr>
+        <w:t>tục</w:t>
+      </w:r>
+      <w:proofErr w:type="spellEnd"/>
+      <w:r>
+        <w:rPr>
+          <w:rFonts w:ascii="Times New Roman" w:hAnsi="Times New Roman" w:cs="Times New Roman"/>
+          <w:color w:val="000000" w:themeColor="text1"/>
+          <w:spacing w:val="3"/>
+          <w:sz w:val="26"/>
+          <w:szCs w:val="26"/>
+          <w:shd w:val="clear" w:color="auto" w:fill="FFFFFF"/>
+        </w:rPr>
+        <w:t xml:space="preserve"> </w:t>
+      </w:r>
+      <w:proofErr w:type="spellStart"/>
+      <w:r>
+        <w:rPr>
+          <w:rFonts w:ascii="Times New Roman" w:hAnsi="Times New Roman" w:cs="Times New Roman"/>
+          <w:color w:val="000000" w:themeColor="text1"/>
+          <w:spacing w:val="3"/>
+          <w:sz w:val="26"/>
+          <w:szCs w:val="26"/>
+          <w:shd w:val="clear" w:color="auto" w:fill="FFFFFF"/>
+        </w:rPr>
+        <w:t>theo</w:t>
+      </w:r>
+      <w:proofErr w:type="spellEnd"/>
+      <w:r>
+        <w:rPr>
+          <w:rFonts w:ascii="Times New Roman" w:hAnsi="Times New Roman" w:cs="Times New Roman"/>
+          <w:color w:val="000000" w:themeColor="text1"/>
+          <w:spacing w:val="3"/>
+          <w:sz w:val="26"/>
+          <w:szCs w:val="26"/>
+          <w:shd w:val="clear" w:color="auto" w:fill="FFFFFF"/>
+        </w:rPr>
+        <w:t xml:space="preserve"> </w:t>
+      </w:r>
+      <w:proofErr w:type="spellStart"/>
+      <w:r>
+        <w:rPr>
+          <w:rFonts w:ascii="Times New Roman" w:hAnsi="Times New Roman" w:cs="Times New Roman"/>
+          <w:color w:val="000000" w:themeColor="text1"/>
+          <w:spacing w:val="3"/>
+          <w:sz w:val="26"/>
+          <w:szCs w:val="26"/>
+          <w:shd w:val="clear" w:color="auto" w:fill="FFFFFF"/>
+        </w:rPr>
+        <w:t>dõi</w:t>
+      </w:r>
+      <w:proofErr w:type="spellEnd"/>
+      <w:r>
+        <w:rPr>
+          <w:rFonts w:ascii="Times New Roman" w:hAnsi="Times New Roman" w:cs="Times New Roman"/>
+          <w:color w:val="000000" w:themeColor="text1"/>
+          <w:spacing w:val="3"/>
+          <w:sz w:val="26"/>
+          <w:szCs w:val="26"/>
+          <w:shd w:val="clear" w:color="auto" w:fill="FFFFFF"/>
+        </w:rPr>
+        <w:t xml:space="preserve"> </w:t>
+      </w:r>
+      <w:proofErr w:type="spellStart"/>
+      <w:r>
+        <w:rPr>
+          <w:rFonts w:ascii="Times New Roman" w:hAnsi="Times New Roman" w:cs="Times New Roman"/>
+          <w:color w:val="000000" w:themeColor="text1"/>
+          <w:spacing w:val="3"/>
+          <w:sz w:val="26"/>
+          <w:szCs w:val="26"/>
+          <w:shd w:val="clear" w:color="auto" w:fill="FFFFFF"/>
+        </w:rPr>
+        <w:t>chặt</w:t>
+      </w:r>
+      <w:proofErr w:type="spellEnd"/>
+      <w:r>
+        <w:rPr>
+          <w:rFonts w:ascii="Times New Roman" w:hAnsi="Times New Roman" w:cs="Times New Roman"/>
+          <w:color w:val="000000" w:themeColor="text1"/>
+          <w:spacing w:val="3"/>
+          <w:sz w:val="26"/>
+          <w:szCs w:val="26"/>
+          <w:shd w:val="clear" w:color="auto" w:fill="FFFFFF"/>
+        </w:rPr>
+        <w:t xml:space="preserve"> </w:t>
+      </w:r>
+      <w:proofErr w:type="spellStart"/>
+      <w:r>
+        <w:rPr>
+          <w:rFonts w:ascii="Times New Roman" w:hAnsi="Times New Roman" w:cs="Times New Roman"/>
+          <w:color w:val="000000" w:themeColor="text1"/>
+          <w:spacing w:val="3"/>
+          <w:sz w:val="26"/>
+          <w:szCs w:val="26"/>
+          <w:shd w:val="clear" w:color="auto" w:fill="FFFFFF"/>
+        </w:rPr>
+        <w:t>chẽ</w:t>
+      </w:r>
+      <w:proofErr w:type="spellEnd"/>
+      <w:r>
+        <w:rPr>
+          <w:rFonts w:ascii="Times New Roman" w:hAnsi="Times New Roman" w:cs="Times New Roman"/>
+          <w:color w:val="000000" w:themeColor="text1"/>
+          <w:spacing w:val="3"/>
+          <w:sz w:val="26"/>
+          <w:szCs w:val="26"/>
+          <w:shd w:val="clear" w:color="auto" w:fill="FFFFFF"/>
+        </w:rPr>
+        <w:t xml:space="preserve"> </w:t>
+      </w:r>
+      <w:proofErr w:type="spellStart"/>
+      <w:r>
+        <w:rPr>
+          <w:rFonts w:ascii="Times New Roman" w:hAnsi="Times New Roman" w:cs="Times New Roman"/>
+          <w:color w:val="000000" w:themeColor="text1"/>
+          <w:spacing w:val="3"/>
+          <w:sz w:val="26"/>
+          <w:szCs w:val="26"/>
+          <w:shd w:val="clear" w:color="auto" w:fill="FFFFFF"/>
+        </w:rPr>
+        <w:t>diễn</w:t>
+      </w:r>
+      <w:proofErr w:type="spellEnd"/>
+      <w:r>
+        <w:rPr>
+          <w:rFonts w:ascii="Times New Roman" w:hAnsi="Times New Roman" w:cs="Times New Roman"/>
+          <w:color w:val="000000" w:themeColor="text1"/>
+          <w:spacing w:val="3"/>
+          <w:sz w:val="26"/>
+          <w:szCs w:val="26"/>
+          <w:shd w:val="clear" w:color="auto" w:fill="FFFFFF"/>
+        </w:rPr>
+        <w:t xml:space="preserve"> </w:t>
+      </w:r>
+      <w:proofErr w:type="spellStart"/>
+      <w:r>
+        <w:rPr>
+          <w:rFonts w:ascii="Times New Roman" w:hAnsi="Times New Roman" w:cs="Times New Roman"/>
+          <w:color w:val="000000" w:themeColor="text1"/>
+          <w:spacing w:val="3"/>
+          <w:sz w:val="26"/>
+          <w:szCs w:val="26"/>
+          <w:shd w:val="clear" w:color="auto" w:fill="FFFFFF"/>
+        </w:rPr>
+        <w:t>biến</w:t>
+      </w:r>
+      <w:proofErr w:type="spellEnd"/>
+      <w:r>
+        <w:rPr>
+          <w:rFonts w:ascii="Times New Roman" w:hAnsi="Times New Roman" w:cs="Times New Roman"/>
+          <w:color w:val="000000" w:themeColor="text1"/>
+          <w:spacing w:val="3"/>
+          <w:sz w:val="26"/>
+          <w:szCs w:val="26"/>
+          <w:shd w:val="clear" w:color="auto" w:fill="FFFFFF"/>
+        </w:rPr>
+        <w:t xml:space="preserve"> </w:t>
+      </w:r>
+      <w:proofErr w:type="spellStart"/>
+      <w:r>
+        <w:rPr>
+          <w:rFonts w:ascii="Times New Roman" w:hAnsi="Times New Roman" w:cs="Times New Roman"/>
+          <w:color w:val="000000" w:themeColor="text1"/>
+          <w:spacing w:val="3"/>
+          <w:sz w:val="26"/>
+          <w:szCs w:val="26"/>
+          <w:shd w:val="clear" w:color="auto" w:fill="FFFFFF"/>
+        </w:rPr>
+        <w:t>thời</w:t>
+      </w:r>
+      <w:proofErr w:type="spellEnd"/>
+      <w:r>
+        <w:rPr>
+          <w:rFonts w:ascii="Times New Roman" w:hAnsi="Times New Roman" w:cs="Times New Roman"/>
+          <w:color w:val="000000" w:themeColor="text1"/>
+          <w:spacing w:val="3"/>
+          <w:sz w:val="26"/>
+          <w:szCs w:val="26"/>
+          <w:shd w:val="clear" w:color="auto" w:fill="FFFFFF"/>
+        </w:rPr>
+        <w:t xml:space="preserve"> </w:t>
+      </w:r>
+      <w:proofErr w:type="spellStart"/>
+      <w:r>
+        <w:rPr>
+          <w:rFonts w:ascii="Times New Roman" w:hAnsi="Times New Roman" w:cs="Times New Roman"/>
+          <w:color w:val="000000" w:themeColor="text1"/>
+          <w:spacing w:val="3"/>
+          <w:sz w:val="26"/>
+          <w:szCs w:val="26"/>
+          <w:shd w:val="clear" w:color="auto" w:fill="FFFFFF"/>
+        </w:rPr>
+        <w:t>tiết</w:t>
+      </w:r>
+      <w:proofErr w:type="spellEnd"/>
+      <w:r>
+        <w:rPr>
+          <w:rFonts w:ascii="Times New Roman" w:hAnsi="Times New Roman" w:cs="Times New Roman"/>
+          <w:color w:val="000000" w:themeColor="text1"/>
+          <w:spacing w:val="3"/>
+          <w:sz w:val="26"/>
+          <w:szCs w:val="26"/>
+          <w:shd w:val="clear" w:color="auto" w:fill="FFFFFF"/>
+        </w:rPr>
+        <w:t xml:space="preserve">, </w:t>
+      </w:r>
+      <w:proofErr w:type="spellStart"/>
+      <w:r>
+        <w:rPr>
+          <w:rFonts w:ascii="Times New Roman" w:hAnsi="Times New Roman" w:cs="Times New Roman"/>
+          <w:color w:val="000000" w:themeColor="text1"/>
+          <w:spacing w:val="3"/>
+          <w:sz w:val="26"/>
+          <w:szCs w:val="26"/>
+          <w:shd w:val="clear" w:color="auto" w:fill="FFFFFF"/>
+        </w:rPr>
+        <w:t>sẵn</w:t>
+      </w:r>
+      <w:proofErr w:type="spellEnd"/>
+      <w:r>
+        <w:rPr>
+          <w:rFonts w:ascii="Times New Roman" w:hAnsi="Times New Roman" w:cs="Times New Roman"/>
+          <w:color w:val="000000" w:themeColor="text1"/>
+          <w:spacing w:val="3"/>
+          <w:sz w:val="26"/>
+          <w:szCs w:val="26"/>
+          <w:shd w:val="clear" w:color="auto" w:fill="FFFFFF"/>
+        </w:rPr>
+        <w:t xml:space="preserve"> </w:t>
+      </w:r>
+      <w:proofErr w:type="spellStart"/>
+      <w:r>
+        <w:rPr>
+          <w:rFonts w:ascii="Times New Roman" w:hAnsi="Times New Roman" w:cs="Times New Roman"/>
+          <w:color w:val="000000" w:themeColor="text1"/>
+          <w:spacing w:val="3"/>
+          <w:sz w:val="26"/>
+          <w:szCs w:val="26"/>
+          <w:shd w:val="clear" w:color="auto" w:fill="FFFFFF"/>
+        </w:rPr>
+        <w:t>sàng</w:t>
+      </w:r>
+      <w:proofErr w:type="spellEnd"/>
+      <w:r>
+        <w:rPr>
+          <w:rFonts w:ascii="Times New Roman" w:hAnsi="Times New Roman" w:cs="Times New Roman"/>
+          <w:color w:val="000000" w:themeColor="text1"/>
+          <w:spacing w:val="3"/>
+          <w:sz w:val="26"/>
+          <w:szCs w:val="26"/>
+          <w:shd w:val="clear" w:color="auto" w:fill="FFFFFF"/>
+        </w:rPr>
+        <w:t xml:space="preserve"> </w:t>
+      </w:r>
+      <w:proofErr w:type="spellStart"/>
+      <w:r>
+        <w:rPr>
+          <w:rFonts w:ascii="Times New Roman" w:hAnsi="Times New Roman" w:cs="Times New Roman"/>
+          <w:color w:val="000000" w:themeColor="text1"/>
+          <w:spacing w:val="3"/>
+          <w:sz w:val="26"/>
+          <w:szCs w:val="26"/>
+          <w:shd w:val="clear" w:color="auto" w:fill="FFFFFF"/>
+        </w:rPr>
+        <w:t>lực</w:t>
+      </w:r>
+      <w:proofErr w:type="spellEnd"/>
+      <w:r>
+        <w:rPr>
+          <w:rFonts w:ascii="Times New Roman" w:hAnsi="Times New Roman" w:cs="Times New Roman"/>
+          <w:color w:val="000000" w:themeColor="text1"/>
+          <w:spacing w:val="3"/>
+          <w:sz w:val="26"/>
+          <w:szCs w:val="26"/>
+          <w:shd w:val="clear" w:color="auto" w:fill="FFFFFF"/>
+        </w:rPr>
+        <w:t xml:space="preserve"> </w:t>
+      </w:r>
+      <w:proofErr w:type="spellStart"/>
+      <w:r>
+        <w:rPr>
+          <w:rFonts w:ascii="Times New Roman" w:hAnsi="Times New Roman" w:cs="Times New Roman"/>
+          <w:color w:val="000000" w:themeColor="text1"/>
+          <w:spacing w:val="3"/>
+          <w:sz w:val="26"/>
+          <w:szCs w:val="26"/>
+          <w:shd w:val="clear" w:color="auto" w:fill="FFFFFF"/>
+        </w:rPr>
+        <w:t>lượng</w:t>
+      </w:r>
+      <w:proofErr w:type="spellEnd"/>
+      <w:r>
+        <w:rPr>
+          <w:rFonts w:ascii="Times New Roman" w:hAnsi="Times New Roman" w:cs="Times New Roman"/>
+          <w:color w:val="000000" w:themeColor="text1"/>
+          <w:spacing w:val="3"/>
+          <w:sz w:val="26"/>
+          <w:szCs w:val="26"/>
+          <w:shd w:val="clear" w:color="auto" w:fill="FFFFFF"/>
+        </w:rPr>
+        <w:t xml:space="preserve"> </w:t>
+      </w:r>
+      <w:proofErr w:type="spellStart"/>
+      <w:r>
+        <w:rPr>
+          <w:rFonts w:ascii="Times New Roman" w:hAnsi="Times New Roman" w:cs="Times New Roman"/>
+          <w:color w:val="000000" w:themeColor="text1"/>
+          <w:spacing w:val="3"/>
+          <w:sz w:val="26"/>
+          <w:szCs w:val="26"/>
+          <w:shd w:val="clear" w:color="auto" w:fill="FFFFFF"/>
+        </w:rPr>
+        <w:t>và</w:t>
+      </w:r>
+      <w:proofErr w:type="spellEnd"/>
+      <w:r>
+        <w:rPr>
+          <w:rFonts w:ascii="Times New Roman" w:hAnsi="Times New Roman" w:cs="Times New Roman"/>
+          <w:color w:val="000000" w:themeColor="text1"/>
+          <w:spacing w:val="3"/>
+          <w:sz w:val="26"/>
+          <w:szCs w:val="26"/>
+          <w:shd w:val="clear" w:color="auto" w:fill="FFFFFF"/>
+        </w:rPr>
+        <w:t xml:space="preserve"> </w:t>
+      </w:r>
+      <w:proofErr w:type="spellStart"/>
+      <w:r>
+        <w:rPr>
+          <w:rFonts w:ascii="Times New Roman" w:hAnsi="Times New Roman" w:cs="Times New Roman"/>
+          <w:color w:val="000000" w:themeColor="text1"/>
+          <w:spacing w:val="3"/>
+          <w:sz w:val="26"/>
+          <w:szCs w:val="26"/>
+          <w:shd w:val="clear" w:color="auto" w:fill="FFFFFF"/>
+        </w:rPr>
+        <w:t>sẽ</w:t>
+      </w:r>
+      <w:proofErr w:type="spellEnd"/>
+      <w:r>
+        <w:rPr>
+          <w:rFonts w:ascii="Times New Roman" w:hAnsi="Times New Roman" w:cs="Times New Roman"/>
+          <w:color w:val="000000" w:themeColor="text1"/>
+          <w:spacing w:val="3"/>
+          <w:sz w:val="26"/>
+          <w:szCs w:val="26"/>
+          <w:shd w:val="clear" w:color="auto" w:fill="FFFFFF"/>
+        </w:rPr>
+        <w:t xml:space="preserve"> </w:t>
+      </w:r>
+      <w:proofErr w:type="spellStart"/>
+      <w:r>
+        <w:rPr>
+          <w:rFonts w:ascii="Times New Roman" w:hAnsi="Times New Roman" w:cs="Times New Roman"/>
+          <w:color w:val="000000" w:themeColor="text1"/>
+          <w:spacing w:val="3"/>
+          <w:sz w:val="26"/>
+          <w:szCs w:val="26"/>
+          <w:shd w:val="clear" w:color="auto" w:fill="FFFFFF"/>
+        </w:rPr>
+        <w:t>cập</w:t>
+      </w:r>
+      <w:proofErr w:type="spellEnd"/>
+      <w:r>
+        <w:rPr>
+          <w:rFonts w:ascii="Times New Roman" w:hAnsi="Times New Roman" w:cs="Times New Roman"/>
+          <w:color w:val="000000" w:themeColor="text1"/>
+          <w:spacing w:val="3"/>
+          <w:sz w:val="26"/>
+          <w:szCs w:val="26"/>
+          <w:shd w:val="clear" w:color="auto" w:fill="FFFFFF"/>
+        </w:rPr>
+        <w:t xml:space="preserve"> </w:t>
+      </w:r>
+      <w:proofErr w:type="spellStart"/>
+      <w:r>
+        <w:rPr>
+          <w:rFonts w:ascii="Times New Roman" w:hAnsi="Times New Roman" w:cs="Times New Roman"/>
+          <w:color w:val="000000" w:themeColor="text1"/>
+          <w:spacing w:val="3"/>
+          <w:sz w:val="26"/>
+          <w:szCs w:val="26"/>
+          <w:shd w:val="clear" w:color="auto" w:fill="FFFFFF"/>
+        </w:rPr>
+        <w:t>nhật</w:t>
+      </w:r>
+      <w:proofErr w:type="spellEnd"/>
+      <w:r>
+        <w:rPr>
+          <w:rFonts w:ascii="Times New Roman" w:hAnsi="Times New Roman" w:cs="Times New Roman"/>
+          <w:color w:val="000000" w:themeColor="text1"/>
+          <w:spacing w:val="3"/>
+          <w:sz w:val="26"/>
+          <w:szCs w:val="26"/>
+          <w:shd w:val="clear" w:color="auto" w:fill="FFFFFF"/>
+        </w:rPr>
+        <w:t xml:space="preserve"> </w:t>
+      </w:r>
+      <w:proofErr w:type="spellStart"/>
+      <w:r>
+        <w:rPr>
+          <w:rFonts w:ascii="Times New Roman" w:hAnsi="Times New Roman" w:cs="Times New Roman"/>
+          <w:color w:val="000000" w:themeColor="text1"/>
+          <w:spacing w:val="3"/>
+          <w:sz w:val="26"/>
+          <w:szCs w:val="26"/>
+          <w:shd w:val="clear" w:color="auto" w:fill="FFFFFF"/>
+        </w:rPr>
+        <w:t>báo</w:t>
+      </w:r>
+      <w:proofErr w:type="spellEnd"/>
+      <w:r>
+        <w:rPr>
+          <w:rFonts w:ascii="Times New Roman" w:hAnsi="Times New Roman" w:cs="Times New Roman"/>
+          <w:color w:val="000000" w:themeColor="text1"/>
+          <w:spacing w:val="3"/>
+          <w:sz w:val="26"/>
+          <w:szCs w:val="26"/>
+          <w:shd w:val="clear" w:color="auto" w:fill="FFFFFF"/>
+        </w:rPr>
+        <w:t xml:space="preserve"> </w:t>
+      </w:r>
+      <w:proofErr w:type="spellStart"/>
+      <w:r>
+        <w:rPr>
+          <w:rFonts w:ascii="Times New Roman" w:hAnsi="Times New Roman" w:cs="Times New Roman"/>
+          <w:color w:val="000000" w:themeColor="text1"/>
+          <w:spacing w:val="3"/>
+          <w:sz w:val="26"/>
+          <w:szCs w:val="26"/>
+          <w:shd w:val="clear" w:color="auto" w:fill="FFFFFF"/>
+        </w:rPr>
+        <w:t>cáo</w:t>
+      </w:r>
+      <w:proofErr w:type="spellEnd"/>
+      <w:r>
+        <w:rPr>
+          <w:rFonts w:ascii="Times New Roman" w:hAnsi="Times New Roman" w:cs="Times New Roman"/>
+          <w:color w:val="000000" w:themeColor="text1"/>
+          <w:spacing w:val="3"/>
+          <w:sz w:val="26"/>
+          <w:szCs w:val="26"/>
+          <w:shd w:val="clear" w:color="auto" w:fill="FFFFFF"/>
+        </w:rPr>
+        <w:t xml:space="preserve"> </w:t>
+      </w:r>
+      <w:proofErr w:type="spellStart"/>
+      <w:r>
+        <w:rPr>
+          <w:rFonts w:ascii="Times New Roman" w:hAnsi="Times New Roman" w:cs="Times New Roman"/>
+          <w:color w:val="000000" w:themeColor="text1"/>
+          <w:spacing w:val="3"/>
+          <w:sz w:val="26"/>
+          <w:szCs w:val="26"/>
+          <w:shd w:val="clear" w:color="auto" w:fill="FFFFFF"/>
+        </w:rPr>
+        <w:t>khi</w:t>
+      </w:r>
+      <w:proofErr w:type="spellEnd"/>
+      <w:r>
+        <w:rPr>
+          <w:rFonts w:ascii="Times New Roman" w:hAnsi="Times New Roman" w:cs="Times New Roman"/>
+          <w:color w:val="000000" w:themeColor="text1"/>
+          <w:spacing w:val="3"/>
+          <w:sz w:val="26"/>
+          <w:szCs w:val="26"/>
+          <w:shd w:val="clear" w:color="auto" w:fill="FFFFFF"/>
+        </w:rPr>
+        <w:t xml:space="preserve"> </w:t>
+      </w:r>
+      <w:proofErr w:type="spellStart"/>
+      <w:r>
+        <w:rPr>
+          <w:rFonts w:ascii="Times New Roman" w:hAnsi="Times New Roman" w:cs="Times New Roman"/>
+          <w:color w:val="000000" w:themeColor="text1"/>
+          <w:spacing w:val="3"/>
+          <w:sz w:val="26"/>
+          <w:szCs w:val="26"/>
+          <w:shd w:val="clear" w:color="auto" w:fill="FFFFFF"/>
+        </w:rPr>
+        <w:t>có</w:t>
+      </w:r>
+      <w:proofErr w:type="spellEnd"/>
+      <w:r>
+        <w:rPr>
+          <w:rFonts w:ascii="Times New Roman" w:hAnsi="Times New Roman" w:cs="Times New Roman"/>
+          <w:color w:val="000000" w:themeColor="text1"/>
+          <w:spacing w:val="3"/>
+          <w:sz w:val="26"/>
+          <w:szCs w:val="26"/>
+          <w:shd w:val="clear" w:color="auto" w:fill="FFFFFF"/>
+        </w:rPr>
+        <w:t xml:space="preserve"> </w:t>
+      </w:r>
+      <w:proofErr w:type="spellStart"/>
+      <w:r>
+        <w:rPr>
+          <w:rFonts w:ascii="Times New Roman" w:hAnsi="Times New Roman" w:cs="Times New Roman"/>
+          <w:color w:val="000000" w:themeColor="text1"/>
+          <w:spacing w:val="3"/>
+          <w:sz w:val="26"/>
+          <w:szCs w:val="26"/>
+          <w:shd w:val="clear" w:color="auto" w:fill="FFFFFF"/>
+        </w:rPr>
+        <w:t>diễn</w:t>
+      </w:r>
+      <w:proofErr w:type="spellEnd"/>
+      <w:r>
+        <w:rPr>
+          <w:rFonts w:ascii="Times New Roman" w:hAnsi="Times New Roman" w:cs="Times New Roman"/>
+          <w:color w:val="000000" w:themeColor="text1"/>
+          <w:spacing w:val="3"/>
+          <w:sz w:val="26"/>
+          <w:szCs w:val="26"/>
+          <w:shd w:val="clear" w:color="auto" w:fill="FFFFFF"/>
+        </w:rPr>
+        <w:t xml:space="preserve"> </w:t>
+      </w:r>
+      <w:proofErr w:type="spellStart"/>
+      <w:r>
+        <w:rPr>
+          <w:rFonts w:ascii="Times New Roman" w:hAnsi="Times New Roman" w:cs="Times New Roman"/>
+          <w:color w:val="000000" w:themeColor="text1"/>
+          <w:spacing w:val="3"/>
+          <w:sz w:val="26"/>
+          <w:szCs w:val="26"/>
+          <w:shd w:val="clear" w:color="auto" w:fill="FFFFFF"/>
+        </w:rPr>
+        <w:t>biến</w:t>
+      </w:r>
+      <w:proofErr w:type="spellEnd"/>
+      <w:r>
+        <w:rPr>
+          <w:rFonts w:ascii="Times New Roman" w:hAnsi="Times New Roman" w:cs="Times New Roman"/>
+          <w:color w:val="000000" w:themeColor="text1"/>
+          <w:spacing w:val="3"/>
+          <w:sz w:val="26"/>
+          <w:szCs w:val="26"/>
+          <w:shd w:val="clear" w:color="auto" w:fill="FFFFFF"/>
+        </w:rPr>
+        <w:t xml:space="preserve"> </w:t>
+      </w:r>
+      <w:proofErr w:type="spellStart"/>
+      <w:r>
+        <w:rPr>
+          <w:rFonts w:ascii="Times New Roman" w:hAnsi="Times New Roman" w:cs="Times New Roman"/>
+          <w:color w:val="000000" w:themeColor="text1"/>
+          <w:spacing w:val="3"/>
+          <w:sz w:val="26"/>
+          <w:szCs w:val="26"/>
+          <w:shd w:val="clear" w:color="auto" w:fill="FFFFFF"/>
+        </w:rPr>
+        <w:t>mới</w:t>
+      </w:r>
+      <w:proofErr w:type="spellEnd"/>
+      <w:r>
+        <w:rPr>
+          <w:rFonts w:ascii="Times New Roman" w:hAnsi="Times New Roman" w:cs="Times New Roman"/>
+          <w:color w:val="000000" w:themeColor="text1"/>
+          <w:spacing w:val="3"/>
+          <w:sz w:val="26"/>
+          <w:szCs w:val="26"/>
+          <w:shd w:val="clear" w:color="auto" w:fill="FFFFFF"/>
+        </w:rPr>
+        <w:t>.</w:t>
       </w:r>
     </w:p>
     <w:p>
@@ -2197,8 +7990,9 @@
           <w:sz w:val="26"/>
           <w:szCs w:val="26"/>
         </w:rPr>
-        <w:t>TNHH MTV Thoát nước Hà Nội</w:t>
-      </w:r>
+        <w:t xml:space="preserve">TNHH MTV </w:t>
+      </w:r>
+      <w:proofErr w:type="spellStart"/>
       <w:r>
         <w:rPr>
           <w:rFonts w:ascii="Times New Roman" w:hAnsi="Times New Roman" w:cs="Times New Roman"/>
@@ -2206,10 +8000,66 @@
           <w:color w:val="000000"/>
           <w:sz w:val="26"/>
           <w:szCs w:val="26"/>
+        </w:rPr>
+        <w:t>Thoát</w:t>
+      </w:r>
+      <w:proofErr w:type="spellEnd"/>
+      <w:r>
+        <w:rPr>
+          <w:rFonts w:ascii="Times New Roman" w:hAnsi="Times New Roman" w:cs="Times New Roman"/>
+          <w:i/>
+          <w:color w:val="000000"/>
+          <w:sz w:val="26"/>
+          <w:szCs w:val="26"/>
+        </w:rPr>
+        <w:t xml:space="preserve"> </w:t>
+      </w:r>
+      <w:proofErr w:type="spellStart"/>
+      <w:r>
+        <w:rPr>
+          <w:rFonts w:ascii="Times New Roman" w:hAnsi="Times New Roman" w:cs="Times New Roman"/>
+          <w:i/>
+          <w:color w:val="000000"/>
+          <w:sz w:val="26"/>
+          <w:szCs w:val="26"/>
+        </w:rPr>
+        <w:t>nước</w:t>
+      </w:r>
+      <w:proofErr w:type="spellEnd"/>
+      <w:r>
+        <w:rPr>
+          <w:rFonts w:ascii="Times New Roman" w:hAnsi="Times New Roman" w:cs="Times New Roman"/>
+          <w:i/>
+          <w:color w:val="000000"/>
+          <w:sz w:val="26"/>
+          <w:szCs w:val="26"/>
+        </w:rPr>
+        <w:t xml:space="preserve"> Hà </w:t>
+      </w:r>
+      <w:proofErr w:type="spellStart"/>
+      <w:r>
+        <w:rPr>
+          <w:rFonts w:ascii="Times New Roman" w:hAnsi="Times New Roman" w:cs="Times New Roman"/>
+          <w:i/>
+          <w:color w:val="000000"/>
+          <w:sz w:val="26"/>
+          <w:szCs w:val="26"/>
+        </w:rPr>
+        <w:t>Nội</w:t>
+      </w:r>
+      <w:proofErr w:type="spellEnd"/>
+      <w:r>
+        <w:rPr>
+          <w:rFonts w:ascii="Times New Roman" w:hAnsi="Times New Roman" w:cs="Times New Roman"/>
+          <w:i/>
+          <w:color w:val="000000"/>
+          <w:sz w:val="26"/>
+          <w:szCs w:val="26"/>
           <w:lang w:val="vi-VN"/>
         </w:rPr>
         <w:t xml:space="preserve"> </w:t>
       </w:r>
+      <w:proofErr w:type="spellStart"/>
       <w:r>
         <w:rPr>
           <w:rFonts w:ascii="Times New Roman" w:hAnsi="Times New Roman" w:cs="Times New Roman"/>
@@ -2220,6 +8070,7 @@
         </w:rPr>
         <w:t>kính</w:t>
       </w:r>
+      <w:proofErr w:type="spellEnd"/>
       <w:r>
         <w:rPr>
           <w:rFonts w:ascii="Times New Roman" w:hAnsi="Times New Roman" w:cs="Times New Roman"/>
@@ -2228,7 +8079,51 @@
           <w:sz w:val="26"/>
           <w:szCs w:val="26"/>
         </w:rPr>
-        <w:t xml:space="preserve"> báo cáo./.</w:t>
+        <w:t xml:space="preserve"> </w:t>
+      </w:r>
+      <w:proofErr w:type="spellStart"/>
+      <w:r>
+        <w:rPr>
+          <w:rFonts w:ascii="Times New Roman" w:hAnsi="Times New Roman" w:cs="Times New Roman"/>
+          <w:i/>
+          <w:color w:val="000000" w:themeColor="text1"/>
+          <w:sz w:val="26"/>
+          <w:szCs w:val="26"/>
+        </w:rPr>
+        <w:t>báo</w:t>
+      </w:r>
+      <w:proofErr w:type="spellEnd"/>
+      <w:r>
+        <w:rPr>
+          <w:rFonts w:ascii="Times New Roman" w:hAnsi="Times New Roman" w:cs="Times New Roman"/>
+          <w:i/>
+          <w:color w:val="000000" w:themeColor="text1"/>
+          <w:sz w:val="26"/>
+          <w:szCs w:val="26"/>
+        </w:rPr>
+        <w:t xml:space="preserve"> </w:t>
+      </w:r>
+      <w:proofErr w:type="spellStart"/>
+      <w:r>
+        <w:rPr>
+          <w:rFonts w:ascii="Times New Roman" w:hAnsi="Times New Roman" w:cs="Times New Roman"/>
+          <w:i/>
+          <w:color w:val="000000" w:themeColor="text1"/>
+          <w:sz w:val="26"/>
+          <w:szCs w:val="26"/>
+        </w:rPr>
+        <w:t>cáo</w:t>
+      </w:r>
+      <w:proofErr w:type="spellEnd"/>
+      <w:r>
+        <w:rPr>
+          <w:rFonts w:ascii="Times New Roman" w:hAnsi="Times New Roman" w:cs="Times New Roman"/>
+          <w:i/>
+          <w:color w:val="000000" w:themeColor="text1"/>
+          <w:sz w:val="26"/>
+          <w:szCs w:val="26"/>
+        </w:rPr>
+        <w:t>./.</w:t>
       </w:r>
     </w:p>
     <w:tbl>
@@ -2274,12 +8169,37 @@
                 <w:b/>
               </w:rPr>
             </w:pPr>
+            <w:proofErr w:type="spellStart"/>
             <w:r>
               <w:rPr>
                 <w:rFonts w:ascii="Times New Roman" w:hAnsi="Times New Roman" w:cs="Times New Roman"/>
                 <w:b/>
               </w:rPr>
-              <w:t>Nơi nhận:</w:t>
+              <w:t>Nơi</w:t>
+            </w:r>
+            <w:proofErr w:type="spellEnd"/>
+            <w:r>
+              <w:rPr>
+                <w:rFonts w:ascii="Times New Roman" w:hAnsi="Times New Roman" w:cs="Times New Roman"/>
+                <w:b/>
+              </w:rPr>
+              <w:t xml:space="preserve"> </w:t>
+            </w:r>
+            <w:proofErr w:type="spellStart"/>
+            <w:r>
+              <w:rPr>
+                <w:rFonts w:ascii="Times New Roman" w:hAnsi="Times New Roman" w:cs="Times New Roman"/>
+                <w:b/>
+              </w:rPr>
+              <w:t>nhận</w:t>
+            </w:r>
+            <w:proofErr w:type="spellEnd"/>
+            <w:r>
+              <w:rPr>
+                <w:rFonts w:ascii="Times New Roman" w:hAnsi="Times New Roman" w:cs="Times New Roman"/>
+                <w:b/>
+              </w:rPr>
+              <w:t>:</w:t>
             </w:r>
           </w:p>
           <w:p>
@@ -2377,7 +8297,21 @@
               <w:rPr>
                 <w:rFonts w:ascii="Times New Roman" w:hAnsi="Times New Roman" w:cs="Times New Roman"/>
               </w:rPr>
-              <w:t>- VP Thành uỷ, UBND TP;</w:t>
+              <w:t xml:space="preserve">- VP Thành </w:t>
+            </w:r>
+            <w:proofErr w:type="spellStart"/>
+            <w:r>
+              <w:rPr>
+                <w:rFonts w:ascii="Times New Roman" w:hAnsi="Times New Roman" w:cs="Times New Roman"/>
+              </w:rPr>
+              <w:t>uỷ</w:t>
+            </w:r>
+            <w:proofErr w:type="spellEnd"/>
+            <w:r>
+              <w:rPr>
+                <w:rFonts w:ascii="Times New Roman" w:hAnsi="Times New Roman" w:cs="Times New Roman"/>
+              </w:rPr>
+              <w:t>, UBND TP;</w:t>
             </w:r>
           </w:p>
           <w:p>
@@ -2466,7 +8400,35 @@
                                     <w:rPr>
                                       <w:rFonts w:ascii="Times New Roman" w:hAnsi="Times New Roman" w:cs="Times New Roman"/>
                                     </w:rPr>
-                                    <w:t>(Để b/cáo)</w:t>
+                                    <w:t>(</w:t>
+                                  </w:r>
+                                  <w:proofErr w:type="spellStart"/>
+                                  <w:r>
+                                    <w:rPr>
+                                      <w:rFonts w:ascii="Times New Roman" w:hAnsi="Times New Roman" w:cs="Times New Roman"/>
+                                    </w:rPr>
+                                    <w:t>Để</w:t>
+                                  </w:r>
+                                  <w:proofErr w:type="spellEnd"/>
+                                  <w:r>
+                                    <w:rPr>
+                                      <w:rFonts w:ascii="Times New Roman" w:hAnsi="Times New Roman" w:cs="Times New Roman"/>
+                                    </w:rPr>
+                                    <w:t xml:space="preserve"> b/</w:t>
+                                  </w:r>
+                                  <w:proofErr w:type="spellStart"/>
+                                  <w:r>
+                                    <w:rPr>
+                                      <w:rFonts w:ascii="Times New Roman" w:hAnsi="Times New Roman" w:cs="Times New Roman"/>
+                                    </w:rPr>
+                                    <w:t>cáo</w:t>
+                                  </w:r>
+                                  <w:proofErr w:type="spellEnd"/>
+                                  <w:r>
+                                    <w:rPr>
+                                      <w:rFonts w:ascii="Times New Roman" w:hAnsi="Times New Roman" w:cs="Times New Roman"/>
+                                    </w:rPr>
+                                    <w:t>)</w:t>
                                   </w:r>
                                 </w:p>
                               </w:txbxContent>
@@ -2557,19 +8519,61 @@
               <w:rPr>
                 <w:rFonts w:ascii="Times New Roman" w:hAnsi="Times New Roman" w:cs="Times New Roman"/>
               </w:rPr>
-              <w:t xml:space="preserve">- Ban chỉ huy </w:t>
-            </w:r>
+              <w:t xml:space="preserve">- Ban </w:t>
+            </w:r>
+            <w:proofErr w:type="spellStart"/>
             <w:r>
               <w:rPr>
                 <w:rFonts w:ascii="Times New Roman" w:hAnsi="Times New Roman" w:cs="Times New Roman"/>
               </w:rPr>
+              <w:t>chỉ</w:t>
+            </w:r>
+            <w:proofErr w:type="spellEnd"/>
+            <w:r>
+              <w:rPr>
+                <w:rFonts w:ascii="Times New Roman" w:hAnsi="Times New Roman" w:cs="Times New Roman"/>
+              </w:rPr>
+              <w:t xml:space="preserve"> </w:t>
+            </w:r>
+            <w:proofErr w:type="spellStart"/>
+            <w:r>
+              <w:rPr>
+                <w:rFonts w:ascii="Times New Roman" w:hAnsi="Times New Roman" w:cs="Times New Roman"/>
+              </w:rPr>
+              <w:t>huy</w:t>
+            </w:r>
+            <w:proofErr w:type="spellEnd"/>
+            <w:r>
+              <w:rPr>
+                <w:rFonts w:ascii="Times New Roman" w:hAnsi="Times New Roman" w:cs="Times New Roman"/>
+              </w:rPr>
+              <w:t xml:space="preserve"> </w:t>
+            </w:r>
+            <w:r>
+              <w:rPr>
+                <w:rFonts w:ascii="Times New Roman" w:hAnsi="Times New Roman" w:cs="Times New Roman"/>
+              </w:rPr>
               <w:t>PTDS</w:t>
             </w:r>
             <w:r>
               <w:rPr>
                 <w:rFonts w:ascii="Times New Roman" w:hAnsi="Times New Roman" w:cs="Times New Roman"/>
               </w:rPr>
-              <w:t xml:space="preserve"> Thành phố;</w:t>
+              <w:t xml:space="preserve"> Thành </w:t>
+            </w:r>
+            <w:proofErr w:type="spellStart"/>
+            <w:r>
+              <w:rPr>
+                <w:rFonts w:ascii="Times New Roman" w:hAnsi="Times New Roman" w:cs="Times New Roman"/>
+              </w:rPr>
+              <w:t>phố</w:t>
+            </w:r>
+            <w:proofErr w:type="spellEnd"/>
+            <w:r>
+              <w:rPr>
+                <w:rFonts w:ascii="Times New Roman" w:hAnsi="Times New Roman" w:cs="Times New Roman"/>
+              </w:rPr>
+              <w:t>;</w:t>
             </w:r>
           </w:p>
           <w:p>
@@ -2583,7 +8587,49 @@
               <w:rPr>
                 <w:rFonts w:ascii="Times New Roman" w:hAnsi="Times New Roman" w:cs="Times New Roman"/>
               </w:rPr>
-              <w:t>- Sở Xây dựng;</w:t>
+              <w:t xml:space="preserve">- </w:t>
+            </w:r>
+            <w:proofErr w:type="spellStart"/>
+            <w:r>
+              <w:rPr>
+                <w:rFonts w:ascii="Times New Roman" w:hAnsi="Times New Roman" w:cs="Times New Roman"/>
+              </w:rPr>
+              <w:t>Sở</w:t>
+            </w:r>
+            <w:proofErr w:type="spellEnd"/>
+            <w:r>
+              <w:rPr>
+                <w:rFonts w:ascii="Times New Roman" w:hAnsi="Times New Roman" w:cs="Times New Roman"/>
+              </w:rPr>
+              <w:t xml:space="preserve"> </w:t>
+            </w:r>
+            <w:proofErr w:type="spellStart"/>
+            <w:r>
+              <w:rPr>
+                <w:rFonts w:ascii="Times New Roman" w:hAnsi="Times New Roman" w:cs="Times New Roman"/>
+              </w:rPr>
+              <w:t>Xây</w:t>
+            </w:r>
+            <w:proofErr w:type="spellEnd"/>
+            <w:r>
+              <w:rPr>
+                <w:rFonts w:ascii="Times New Roman" w:hAnsi="Times New Roman" w:cs="Times New Roman"/>
+              </w:rPr>
+              <w:t xml:space="preserve"> </w:t>
+            </w:r>
+            <w:proofErr w:type="spellStart"/>
+            <w:r>
+              <w:rPr>
+                <w:rFonts w:ascii="Times New Roman" w:hAnsi="Times New Roman" w:cs="Times New Roman"/>
+              </w:rPr>
+              <w:t>dựng</w:t>
+            </w:r>
+            <w:proofErr w:type="spellEnd"/>
+            <w:r>
+              <w:rPr>
+                <w:rFonts w:ascii="Times New Roman" w:hAnsi="Times New Roman" w:cs="Times New Roman"/>
+              </w:rPr>
+              <w:t>;</w:t>
             </w:r>
           </w:p>
           <w:p>
@@ -2597,7 +8643,77 @@
               <w:rPr>
                 <w:rFonts w:ascii="Times New Roman" w:hAnsi="Times New Roman" w:cs="Times New Roman"/>
               </w:rPr>
-              <w:t>- Trung tâm QLHTKT Thành phố; (để phối hợp)</w:t>
+              <w:t xml:space="preserve">- Trung </w:t>
+            </w:r>
+            <w:proofErr w:type="spellStart"/>
+            <w:r>
+              <w:rPr>
+                <w:rFonts w:ascii="Times New Roman" w:hAnsi="Times New Roman" w:cs="Times New Roman"/>
+              </w:rPr>
+              <w:t>tâm</w:t>
+            </w:r>
+            <w:proofErr w:type="spellEnd"/>
+            <w:r>
+              <w:rPr>
+                <w:rFonts w:ascii="Times New Roman" w:hAnsi="Times New Roman" w:cs="Times New Roman"/>
+              </w:rPr>
+              <w:t xml:space="preserve"> QLHTKT Thành </w:t>
+            </w:r>
+            <w:proofErr w:type="spellStart"/>
+            <w:r>
+              <w:rPr>
+                <w:rFonts w:ascii="Times New Roman" w:hAnsi="Times New Roman" w:cs="Times New Roman"/>
+              </w:rPr>
+              <w:t>phố</w:t>
+            </w:r>
+            <w:proofErr w:type="spellEnd"/>
+            <w:r>
+              <w:rPr>
+                <w:rFonts w:ascii="Times New Roman" w:hAnsi="Times New Roman" w:cs="Times New Roman"/>
+              </w:rPr>
+              <w:t>; (</w:t>
+            </w:r>
+            <w:proofErr w:type="spellStart"/>
+            <w:r>
+              <w:rPr>
+                <w:rFonts w:ascii="Times New Roman" w:hAnsi="Times New Roman" w:cs="Times New Roman"/>
+              </w:rPr>
+              <w:t>để</w:t>
+            </w:r>
+            <w:proofErr w:type="spellEnd"/>
+            <w:r>
+              <w:rPr>
+                <w:rFonts w:ascii="Times New Roman" w:hAnsi="Times New Roman" w:cs="Times New Roman"/>
+              </w:rPr>
+              <w:t xml:space="preserve"> </w:t>
+            </w:r>
+            <w:proofErr w:type="spellStart"/>
+            <w:r>
+              <w:rPr>
+                <w:rFonts w:ascii="Times New Roman" w:hAnsi="Times New Roman" w:cs="Times New Roman"/>
+              </w:rPr>
+              <w:t>phối</w:t>
+            </w:r>
+            <w:proofErr w:type="spellEnd"/>
+            <w:r>
+              <w:rPr>
+                <w:rFonts w:ascii="Times New Roman" w:hAnsi="Times New Roman" w:cs="Times New Roman"/>
+              </w:rPr>
+              <w:t xml:space="preserve"> </w:t>
+            </w:r>
+            <w:proofErr w:type="spellStart"/>
+            <w:r>
+              <w:rPr>
+                <w:rFonts w:ascii="Times New Roman" w:hAnsi="Times New Roman" w:cs="Times New Roman"/>
+              </w:rPr>
+              <w:t>hợp</w:t>
+            </w:r>
+            <w:proofErr w:type="spellEnd"/>
+            <w:r>
+              <w:rPr>
+                <w:rFonts w:ascii="Times New Roman" w:hAnsi="Times New Roman" w:cs="Times New Roman"/>
+              </w:rPr>
+              <w:t>)</w:t>
             </w:r>
           </w:p>
           <w:p>
@@ -2611,7 +8727,35 @@
               <w:rPr>
                 <w:rFonts w:ascii="Times New Roman" w:hAnsi="Times New Roman" w:cs="Times New Roman"/>
               </w:rPr>
-              <w:t>- Ban Lãnh đạo Công ty;</w:t>
+              <w:t xml:space="preserve">- Ban </w:t>
+            </w:r>
+            <w:proofErr w:type="spellStart"/>
+            <w:r>
+              <w:rPr>
+                <w:rFonts w:ascii="Times New Roman" w:hAnsi="Times New Roman" w:cs="Times New Roman"/>
+              </w:rPr>
+              <w:t>Lãnh</w:t>
+            </w:r>
+            <w:proofErr w:type="spellEnd"/>
+            <w:r>
+              <w:rPr>
+                <w:rFonts w:ascii="Times New Roman" w:hAnsi="Times New Roman" w:cs="Times New Roman"/>
+              </w:rPr>
+              <w:t xml:space="preserve"> </w:t>
+            </w:r>
+            <w:proofErr w:type="spellStart"/>
+            <w:r>
+              <w:rPr>
+                <w:rFonts w:ascii="Times New Roman" w:hAnsi="Times New Roman" w:cs="Times New Roman"/>
+              </w:rPr>
+              <w:t>đạo</w:t>
+            </w:r>
+            <w:proofErr w:type="spellEnd"/>
+            <w:r>
+              <w:rPr>
+                <w:rFonts w:ascii="Times New Roman" w:hAnsi="Times New Roman" w:cs="Times New Roman"/>
+              </w:rPr>
+              <w:t xml:space="preserve"> Công ty;</w:t>
             </w:r>
           </w:p>
           <w:p>

--- a/ai_tnhn/ai-api-tnhn/doc/Bao cao mua ngay {dd}-{mm}-{yyyy} thoi diem {hh}.docx
+++ b/ai_tnhn/ai-api-tnhn/doc/Bao cao mua ngay {dd}-{mm}-{yyyy} thoi diem {hh}.docx
@@ -1,6 +1,6 @@
 
 <file path=word/document.xml><?xml version="1.0" encoding="utf-8"?>
-<w:document xmlns:wpc="http://schemas.microsoft.com/office/word/2010/wordprocessingCanvas" xmlns:cx="http://schemas.microsoft.com/office/drawing/2014/chartex" xmlns:cx1="http://schemas.microsoft.com/office/drawing/2015/9/8/chartex" xmlns:cx2="http://schemas.microsoft.com/office/drawing/2015/10/21/chartex" xmlns:cx3="http://schemas.microsoft.com/office/drawing/2016/5/9/chartex" xmlns:cx4="http://schemas.microsoft.com/office/drawing/2016/5/10/chartex" xmlns:cx5="http://schemas.microsoft.com/office/drawing/2016/5/11/chartex" xmlns:cx6="http://schemas.microsoft.com/office/drawing/2016/5/12/chartex" xmlns:cx7="http://schemas.microsoft.com/office/drawing/2016/5/13/chartex" xmlns:cx8="http://schemas.microsoft.com/office/drawing/2016/5/14/chartex" xmlns:mc="http://schemas.openxmlformats.org/markup-compatibility/2006" xmlns:aink="http://schemas.microsoft.com/office/drawing/2016/ink" xmlns:am3d="http://schemas.microsoft.com/office/drawing/2017/model3d" xmlns:o="urn:schemas-microsoft-com:office:office" xmlns:oel="http://schemas.microsoft.com/office/2019/extlst" xmlns:r="http://schemas.openxmlformats.org/officeDocument/2006/relationships" xmlns:m="http://schemas.openxmlformats.org/officeDocument/2006/math" xmlns:v="urn:schemas-microsoft-com:vml" xmlns:wp14="http://schemas.microsoft.com/office/word/2010/wordprocessingDrawing" xmlns:wp="http://schemas.openxmlformats.org/drawingml/2006/wordprocessingDrawing" xmlns:w10="urn:schemas-microsoft-com:office:word" xmlns:w="http://schemas.openxmlformats.org/wordprocessingml/2006/main" xmlns:w14="http://schemas.microsoft.com/office/word/2010/wordml" xmlns:w15="http://schemas.microsoft.com/office/word/2012/wordml" xmlns:w16cex="http://schemas.microsoft.com/office/word/2018/wordml/cex" xmlns:w16cid="http://schemas.microsoft.com/office/word/2016/wordml/cid" xmlns:w16="http://schemas.microsoft.com/office/word/2018/wordml" xmlns:w16du="http://schemas.microsoft.com/office/word/2023/wordml/word16du" xmlns:w16sdtdh="http://schemas.microsoft.com/office/word/2020/wordml/sdtdatahash" xmlns:w16sdtfl="http://schemas.microsoft.com/office/word/2024/wordml/sdtformatlock" xmlns:w16se="http://schemas.microsoft.com/office/word/2015/wordml/symex" xmlns:wpg="http://schemas.microsoft.com/office/word/2010/wordprocessingGroup" xmlns:wpi="http://schemas.microsoft.com/office/word/2010/wordprocessingInk" xmlns:wne="http://schemas.microsoft.com/office/word/2006/wordml" xmlns:wps="http://schemas.microsoft.com/office/word/2010/wordprocessingShape" mc:Ignorable="w14 w15 w16se w16cid w16 w16cex w16sdtdh w16sdtfl w16du wp14">
+<w:document xmlns:wpc="http://schemas.microsoft.com/office/word/2010/wordprocessingCanvas" xmlns:cx="http://schemas.microsoft.com/office/drawing/2014/chartex" xmlns:cx1="http://schemas.microsoft.com/office/drawing/2015/9/8/chartex" xmlns:cx2="http://schemas.microsoft.com/office/drawing/2015/10/21/chartex" xmlns:cx3="http://schemas.microsoft.com/office/drawing/2016/5/9/chartex" xmlns:cx4="http://schemas.microsoft.com/office/drawing/2016/5/10/chartex" xmlns:cx5="http://schemas.microsoft.com/office/drawing/2016/5/11/chartex" xmlns:cx6="http://schemas.microsoft.com/office/drawing/2016/5/12/chartex" xmlns:cx7="http://schemas.microsoft.com/office/drawing/2016/5/13/chartex" xmlns:cx8="http://schemas.microsoft.com/office/drawing/2016/5/14/chartex" xmlns:mc="http://schemas.openxmlformats.org/markup-compatibility/2006" xmlns:m="http://schemas.openxmlformats.org/officeDocument/2006/math" xmlns:aink="http://schemas.microsoft.com/office/drawing/2016/ink" xmlns:am3d="http://schemas.microsoft.com/office/drawing/2017/model3d" xmlns:oel="http://schemas.microsoft.com/office/2019/extlst" xmlns:r="http://schemas.openxmlformats.org/officeDocument/2006/relationships" xmlns:wp14="http://schemas.microsoft.com/office/word/2010/wordprocessingDrawing" xmlns:wp="http://schemas.openxmlformats.org/drawingml/2006/wordprocessingDrawing" xmlns:wpg="http://schemas.microsoft.com/office/word/2010/wordprocessingGroup" xmlns:wpi="http://schemas.microsoft.com/office/word/2010/wordprocessingInk" xmlns:wps="http://schemas.microsoft.com/office/word/2010/wordprocessingShape" xmlns:o="urn:schemas-microsoft-com:office:office" xmlns:v="urn:schemas-microsoft-com:vml" xmlns:w10="urn:schemas-microsoft-com:office:word" xmlns:w="http://schemas.openxmlformats.org/wordprocessingml/2006/main" xmlns:w14="http://schemas.microsoft.com/office/word/2010/wordml" xmlns:w15="http://schemas.microsoft.com/office/word/2012/wordml" xmlns:w16cex="http://schemas.microsoft.com/office/word/2018/wordml/cex" xmlns:w16cid="http://schemas.microsoft.com/office/word/2016/wordml/cid" xmlns:w16="http://schemas.microsoft.com/office/word/2018/wordml" xmlns:w16sdtdh="http://schemas.microsoft.com/office/word/2020/wordml/sdtdatahash" xmlns:w16sdtfl="http://schemas.microsoft.com/office/word/2024/wordml/sdtformatlock" xmlns:w16se="http://schemas.microsoft.com/office/word/2015/wordml/symex" xmlns:w16du="http://schemas.microsoft.com/office/word/2023/wordml/word16du" xmlns:wne="http://schemas.microsoft.com/office/word/2006/wordml" mc:Ignorable="w14 w15 w16se w16cid w16 w16cex w16sdtdh w16sdtfl w16du wp14">
   <w:body>
     <w:tbl>
       <w:tblPr>
@@ -263,12 +263,21 @@
                 <w:szCs w:val="24"/>
               </w:rPr>
             </w:pPr>
+            <w:proofErr w:type="spellStart"/>
             <w:r>
               <w:rPr>
                 <w:rFonts w:ascii="Times New Roman" w:hAnsi="Times New Roman"/>
                 <w:szCs w:val="24"/>
               </w:rPr>
-              <w:t xml:space="preserve">Độc </w:t>
+              <w:t>Độc</w:t>
+            </w:r>
+            <w:proofErr w:type="spellEnd"/>
+            <w:r>
+              <w:rPr>
+                <w:rFonts w:ascii="Times New Roman" w:hAnsi="Times New Roman"/>
+                <w:szCs w:val="24"/>
+              </w:rPr>
+              <w:t xml:space="preserve"> </w:t>
             </w:r>
             <w:proofErr w:type="spellStart"/>
             <w:r>
@@ -8948,7 +8957,907 @@
         </w:tc>
       </w:tr>
     </w:tbl>
-    <w:p/>
+    <w:p>
+      <w:pPr>
+        <w:rPr>
+          <w:lang w:val="vi-VN"/>
+        </w:rPr>
+      </w:pPr>
+    </w:p>
+    <w:p>
+      <w:pPr>
+        <w:rPr>
+          <w:lang w:val="vi-VN"/>
+        </w:rPr>
+      </w:pPr>
+    </w:p>
+    <w:p>
+      <w:pPr>
+        <w:pStyle w:val="ListParagraph"/>
+        <w:spacing w:before="60" w:after="60" w:line="320" w:lineRule="exact"/>
+        <w:ind w:left="360"/>
+        <w:jc w:val="both"/>
+        <w:rPr>
+          <w:rFonts w:ascii="Times New Roman" w:eastAsia="Times New Roman" w:hAnsi="Times New Roman" w:cs="Times New Roman"/>
+          <w:sz w:val="26"/>
+          <w:szCs w:val="26"/>
+          <w:lang w:val="vi-VN"/>
+        </w:rPr>
+      </w:pPr>
+      <w:r>
+        <w:rPr>
+          <w:rFonts w:ascii="Times New Roman" w:eastAsia="Times New Roman" w:hAnsi="Times New Roman" w:cs="Times New Roman"/>
+          <w:sz w:val="26"/>
+          <w:szCs w:val="26"/>
+          <w:lang w:val="vi-VN"/>
+        </w:rPr>
+        <w:t xml:space="preserve"> </w:t>
+      </w:r>
+      <w:proofErr w:type="spellStart"/>
+      <w:r>
+        <w:rPr>
+          <w:rFonts w:ascii="Times New Roman" w:eastAsia="Times New Roman" w:hAnsi="Times New Roman" w:cs="Times New Roman"/>
+          <w:sz w:val="26"/>
+          <w:szCs w:val="26"/>
+        </w:rPr>
+        <w:t>Số</w:t>
+      </w:r>
+      <w:proofErr w:type="spellEnd"/>
+      <w:r>
+        <w:rPr>
+          <w:rFonts w:ascii="Times New Roman" w:eastAsia="Times New Roman" w:hAnsi="Times New Roman" w:cs="Times New Roman"/>
+          <w:sz w:val="26"/>
+          <w:szCs w:val="26"/>
+        </w:rPr>
+        <w:t xml:space="preserve"> </w:t>
+      </w:r>
+      <w:proofErr w:type="spellStart"/>
+      <w:r>
+        <w:rPr>
+          <w:rFonts w:ascii="Times New Roman" w:eastAsia="Times New Roman" w:hAnsi="Times New Roman" w:cs="Times New Roman"/>
+          <w:sz w:val="26"/>
+          <w:szCs w:val="26"/>
+        </w:rPr>
+        <w:t>liệu</w:t>
+      </w:r>
+      <w:proofErr w:type="spellEnd"/>
+      <w:r>
+        <w:rPr>
+          <w:rFonts w:ascii="Times New Roman" w:eastAsia="Times New Roman" w:hAnsi="Times New Roman" w:cs="Times New Roman"/>
+          <w:sz w:val="26"/>
+          <w:szCs w:val="26"/>
+        </w:rPr>
+        <w:t xml:space="preserve"> </w:t>
+      </w:r>
+      <w:proofErr w:type="spellStart"/>
+      <w:r>
+        <w:rPr>
+          <w:rFonts w:ascii="Times New Roman" w:eastAsia="Times New Roman" w:hAnsi="Times New Roman" w:cs="Times New Roman"/>
+          <w:sz w:val="26"/>
+          <w:szCs w:val="26"/>
+        </w:rPr>
+        <w:t>mưa</w:t>
+      </w:r>
+      <w:proofErr w:type="spellEnd"/>
+      <w:r>
+        <w:rPr>
+          <w:rFonts w:ascii="Times New Roman" w:eastAsia="Times New Roman" w:hAnsi="Times New Roman" w:cs="Times New Roman"/>
+          <w:sz w:val="26"/>
+          <w:szCs w:val="26"/>
+        </w:rPr>
+        <w:t xml:space="preserve"> </w:t>
+      </w:r>
+      <w:proofErr w:type="spellStart"/>
+      <w:r>
+        <w:rPr>
+          <w:rFonts w:ascii="Times New Roman" w:eastAsia="Times New Roman" w:hAnsi="Times New Roman" w:cs="Times New Roman"/>
+          <w:sz w:val="26"/>
+          <w:szCs w:val="26"/>
+        </w:rPr>
+        <w:t>các</w:t>
+      </w:r>
+      <w:proofErr w:type="spellEnd"/>
+      <w:r>
+        <w:rPr>
+          <w:rFonts w:ascii="Times New Roman" w:eastAsia="Times New Roman" w:hAnsi="Times New Roman" w:cs="Times New Roman"/>
+          <w:sz w:val="26"/>
+          <w:szCs w:val="26"/>
+        </w:rPr>
+        <w:t xml:space="preserve"> </w:t>
+      </w:r>
+      <w:proofErr w:type="spellStart"/>
+      <w:r>
+        <w:rPr>
+          <w:rFonts w:ascii="Times New Roman" w:eastAsia="Times New Roman" w:hAnsi="Times New Roman" w:cs="Times New Roman"/>
+          <w:sz w:val="26"/>
+          <w:szCs w:val="26"/>
+        </w:rPr>
+        <w:t>phường</w:t>
+      </w:r>
+      <w:proofErr w:type="spellEnd"/>
+    </w:p>
+    <w:tbl>
+      <w:tblPr>
+        <w:tblStyle w:val="TableGrid"/>
+        <w:tblW w:w="0" w:type="auto"/>
+        <w:tblInd w:w="360" w:type="dxa"/>
+        <w:tblBorders>
+          <w:top w:val="none" w:sz="0" w:space="0" w:color="auto"/>
+          <w:left w:val="none" w:sz="0" w:space="0" w:color="auto"/>
+          <w:bottom w:val="none" w:sz="0" w:space="0" w:color="auto"/>
+          <w:right w:val="none" w:sz="0" w:space="0" w:color="auto"/>
+          <w:insideH w:val="none" w:sz="0" w:space="0" w:color="auto"/>
+          <w:insideV w:val="none" w:sz="0" w:space="0" w:color="auto"/>
+        </w:tblBorders>
+        <w:tblLook w:val="04A0" w:firstRow="1" w:lastRow="0" w:firstColumn="1" w:lastColumn="0" w:noHBand="0" w:noVBand="1"/>
+      </w:tblPr>
+      <w:tblGrid>
+        <w:gridCol w:w="4315"/>
+        <w:gridCol w:w="270"/>
+        <w:gridCol w:w="4259"/>
+      </w:tblGrid>
+      <w:tr>
+        <w:tc>
+          <w:tcPr>
+            <w:tcW w:w="4315" w:type="dxa"/>
+          </w:tcPr>
+          <w:p>
+            <w:pPr>
+              <w:pStyle w:val="ListParagraph"/>
+              <w:spacing w:before="60" w:after="60" w:line="320" w:lineRule="exact"/>
+              <w:ind w:left="0"/>
+              <w:jc w:val="both"/>
+              <w:rPr>
+                <w:rFonts w:ascii="Times New Roman" w:eastAsia="Times New Roman" w:hAnsi="Times New Roman" w:cs="Times New Roman"/>
+                <w:color w:val="000000" w:themeColor="text1"/>
+                <w:sz w:val="26"/>
+                <w:szCs w:val="26"/>
+                <w:lang w:val="vi-VN"/>
+              </w:rPr>
+            </w:pPr>
+            <w:r>
+              <w:rPr>
+                <w:rFonts w:ascii="Times New Roman" w:eastAsia="Times New Roman" w:hAnsi="Times New Roman" w:cs="Times New Roman"/>
+                <w:color w:val="000000" w:themeColor="text1"/>
+                <w:sz w:val="26"/>
+                <w:szCs w:val="26"/>
+                <w:lang w:val="vi-VN"/>
+              </w:rPr>
+              <w:t>{</w:t>
+            </w:r>
+            <w:r>
+              <w:rPr>
+                <w:rFonts w:ascii="Times New Roman" w:eastAsia="Times New Roman" w:hAnsi="Times New Roman" w:cs="Times New Roman"/>
+                <w:color w:val="000000" w:themeColor="text1"/>
+                <w:sz w:val="26"/>
+                <w:szCs w:val="26"/>
+                <w:lang w:val="vi-VN"/>
+              </w:rPr>
+              <w:t>phu_luc_table1_mua_phuong</w:t>
+            </w:r>
+            <w:r>
+              <w:rPr>
+                <w:rFonts w:ascii="Times New Roman" w:eastAsia="Times New Roman" w:hAnsi="Times New Roman" w:cs="Times New Roman"/>
+                <w:color w:val="000000" w:themeColor="text1"/>
+                <w:sz w:val="26"/>
+                <w:szCs w:val="26"/>
+                <w:lang w:val="vi-VN"/>
+              </w:rPr>
+              <w:t>}</w:t>
+            </w:r>
+          </w:p>
+        </w:tc>
+        <w:tc>
+          <w:tcPr>
+            <w:tcW w:w="270" w:type="dxa"/>
+          </w:tcPr>
+          <w:p>
+            <w:pPr>
+              <w:pStyle w:val="ListParagraph"/>
+              <w:spacing w:before="60" w:after="60" w:line="320" w:lineRule="exact"/>
+              <w:ind w:left="0"/>
+              <w:jc w:val="both"/>
+              <w:rPr>
+                <w:rFonts w:ascii="Times New Roman" w:eastAsia="Times New Roman" w:hAnsi="Times New Roman" w:cs="Times New Roman"/>
+                <w:color w:val="000000" w:themeColor="text1"/>
+                <w:sz w:val="26"/>
+                <w:szCs w:val="26"/>
+                <w:lang w:val="vi-VN"/>
+              </w:rPr>
+            </w:pPr>
+          </w:p>
+        </w:tc>
+        <w:tc>
+          <w:tcPr>
+            <w:tcW w:w="4259" w:type="dxa"/>
+          </w:tcPr>
+          <w:p>
+            <w:pPr>
+              <w:pStyle w:val="ListParagraph"/>
+              <w:spacing w:before="60" w:after="60" w:line="320" w:lineRule="exact"/>
+              <w:ind w:left="0"/>
+              <w:jc w:val="both"/>
+              <w:rPr>
+                <w:rFonts w:ascii="Times New Roman" w:eastAsia="Times New Roman" w:hAnsi="Times New Roman" w:cs="Times New Roman"/>
+                <w:color w:val="000000" w:themeColor="text1"/>
+                <w:sz w:val="26"/>
+                <w:szCs w:val="26"/>
+                <w:lang w:val="vi-VN"/>
+              </w:rPr>
+            </w:pPr>
+            <w:r>
+              <w:rPr>
+                <w:rFonts w:ascii="Times New Roman" w:eastAsia="Times New Roman" w:hAnsi="Times New Roman" w:cs="Times New Roman"/>
+                <w:color w:val="000000" w:themeColor="text1"/>
+                <w:sz w:val="26"/>
+                <w:szCs w:val="26"/>
+                <w:lang w:val="vi-VN"/>
+              </w:rPr>
+              <w:t>{</w:t>
+            </w:r>
+            <w:r>
+              <w:rPr>
+                <w:rFonts w:ascii="Times New Roman" w:eastAsia="Times New Roman" w:hAnsi="Times New Roman" w:cs="Times New Roman"/>
+                <w:color w:val="000000" w:themeColor="text1"/>
+                <w:sz w:val="26"/>
+                <w:szCs w:val="26"/>
+                <w:lang w:val="vi-VN"/>
+              </w:rPr>
+              <w:t>phu_luc_table</w:t>
+            </w:r>
+            <w:r>
+              <w:rPr>
+                <w:rFonts w:ascii="Times New Roman" w:eastAsia="Times New Roman" w:hAnsi="Times New Roman" w:cs="Times New Roman"/>
+                <w:color w:val="000000" w:themeColor="text1"/>
+                <w:sz w:val="26"/>
+                <w:szCs w:val="26"/>
+                <w:lang w:val="vi-VN"/>
+              </w:rPr>
+              <w:t>2</w:t>
+            </w:r>
+            <w:r>
+              <w:rPr>
+                <w:rFonts w:ascii="Times New Roman" w:eastAsia="Times New Roman" w:hAnsi="Times New Roman" w:cs="Times New Roman"/>
+                <w:color w:val="000000" w:themeColor="text1"/>
+                <w:sz w:val="26"/>
+                <w:szCs w:val="26"/>
+                <w:lang w:val="vi-VN"/>
+              </w:rPr>
+              <w:t>_mua_phuong</w:t>
+            </w:r>
+            <w:r>
+              <w:rPr>
+                <w:rFonts w:ascii="Times New Roman" w:eastAsia="Times New Roman" w:hAnsi="Times New Roman" w:cs="Times New Roman"/>
+                <w:color w:val="000000" w:themeColor="text1"/>
+                <w:sz w:val="26"/>
+                <w:szCs w:val="26"/>
+                <w:lang w:val="vi-VN"/>
+              </w:rPr>
+              <w:t>}</w:t>
+            </w:r>
+          </w:p>
+        </w:tc>
+      </w:tr>
+    </w:tbl>
+    <w:p>
+      <w:pPr>
+        <w:spacing w:before="60" w:after="60" w:line="320" w:lineRule="exact"/>
+        <w:jc w:val="both"/>
+        <w:rPr>
+          <w:rFonts w:ascii="Times New Roman" w:eastAsia="Times New Roman" w:hAnsi="Times New Roman" w:cs="Times New Roman"/>
+          <w:color w:val="000000" w:themeColor="text1"/>
+          <w:sz w:val="26"/>
+          <w:szCs w:val="26"/>
+          <w:lang w:val="vi-VN"/>
+        </w:rPr>
+      </w:pPr>
+      <w:r>
+        <w:rPr>
+          <w:rFonts w:ascii="Times New Roman" w:eastAsia="Times New Roman" w:hAnsi="Times New Roman" w:cs="Times New Roman"/>
+          <w:color w:val="000000" w:themeColor="text1"/>
+          <w:sz w:val="26"/>
+          <w:szCs w:val="26"/>
+          <w:lang w:val="vi-VN"/>
+        </w:rPr>
+        <w:t xml:space="preserve">     </w:t>
+      </w:r>
+      <w:r>
+        <w:rPr>
+          <w:rFonts w:ascii="Times New Roman" w:eastAsia="Times New Roman" w:hAnsi="Times New Roman" w:cs="Times New Roman"/>
+          <w:color w:val="000000" w:themeColor="text1"/>
+          <w:sz w:val="26"/>
+          <w:szCs w:val="26"/>
+          <w:lang w:val="vi-VN"/>
+        </w:rPr>
+        <w:t xml:space="preserve"> </w:t>
+      </w:r>
+      <w:proofErr w:type="spellStart"/>
+      <w:r>
+        <w:rPr>
+          <w:rFonts w:ascii="Times New Roman" w:eastAsia="Times New Roman" w:hAnsi="Times New Roman" w:cs="Times New Roman"/>
+          <w:color w:val="000000" w:themeColor="text1"/>
+          <w:sz w:val="26"/>
+          <w:szCs w:val="26"/>
+        </w:rPr>
+        <w:t>Số</w:t>
+      </w:r>
+      <w:proofErr w:type="spellEnd"/>
+      <w:r>
+        <w:rPr>
+          <w:rFonts w:ascii="Times New Roman" w:eastAsia="Times New Roman" w:hAnsi="Times New Roman" w:cs="Times New Roman"/>
+          <w:color w:val="000000" w:themeColor="text1"/>
+          <w:sz w:val="26"/>
+          <w:szCs w:val="26"/>
+        </w:rPr>
+        <w:t xml:space="preserve"> </w:t>
+      </w:r>
+      <w:proofErr w:type="spellStart"/>
+      <w:r>
+        <w:rPr>
+          <w:rFonts w:ascii="Times New Roman" w:eastAsia="Times New Roman" w:hAnsi="Times New Roman" w:cs="Times New Roman"/>
+          <w:color w:val="000000" w:themeColor="text1"/>
+          <w:sz w:val="26"/>
+          <w:szCs w:val="26"/>
+        </w:rPr>
+        <w:t>liệu</w:t>
+      </w:r>
+      <w:proofErr w:type="spellEnd"/>
+      <w:r>
+        <w:rPr>
+          <w:rFonts w:ascii="Times New Roman" w:eastAsia="Times New Roman" w:hAnsi="Times New Roman" w:cs="Times New Roman"/>
+          <w:color w:val="000000" w:themeColor="text1"/>
+          <w:sz w:val="26"/>
+          <w:szCs w:val="26"/>
+        </w:rPr>
+        <w:t xml:space="preserve"> </w:t>
+      </w:r>
+      <w:proofErr w:type="spellStart"/>
+      <w:r>
+        <w:rPr>
+          <w:rFonts w:ascii="Times New Roman" w:eastAsia="Times New Roman" w:hAnsi="Times New Roman" w:cs="Times New Roman"/>
+          <w:color w:val="000000" w:themeColor="text1"/>
+          <w:sz w:val="26"/>
+          <w:szCs w:val="26"/>
+        </w:rPr>
+        <w:t>mưa</w:t>
+      </w:r>
+      <w:proofErr w:type="spellEnd"/>
+      <w:r>
+        <w:rPr>
+          <w:rFonts w:ascii="Times New Roman" w:eastAsia="Times New Roman" w:hAnsi="Times New Roman" w:cs="Times New Roman"/>
+          <w:color w:val="000000" w:themeColor="text1"/>
+          <w:sz w:val="26"/>
+          <w:szCs w:val="26"/>
+        </w:rPr>
+        <w:t xml:space="preserve"> </w:t>
+      </w:r>
+      <w:proofErr w:type="spellStart"/>
+      <w:r>
+        <w:rPr>
+          <w:rFonts w:ascii="Times New Roman" w:eastAsia="Times New Roman" w:hAnsi="Times New Roman" w:cs="Times New Roman"/>
+          <w:color w:val="000000" w:themeColor="text1"/>
+          <w:sz w:val="26"/>
+          <w:szCs w:val="26"/>
+        </w:rPr>
+        <w:t>các</w:t>
+      </w:r>
+      <w:proofErr w:type="spellEnd"/>
+      <w:r>
+        <w:rPr>
+          <w:rFonts w:ascii="Times New Roman" w:eastAsia="Times New Roman" w:hAnsi="Times New Roman" w:cs="Times New Roman"/>
+          <w:color w:val="000000" w:themeColor="text1"/>
+          <w:sz w:val="26"/>
+          <w:szCs w:val="26"/>
+        </w:rPr>
+        <w:t xml:space="preserve"> </w:t>
+      </w:r>
+      <w:proofErr w:type="spellStart"/>
+      <w:r>
+        <w:rPr>
+          <w:rFonts w:ascii="Times New Roman" w:eastAsia="Times New Roman" w:hAnsi="Times New Roman" w:cs="Times New Roman"/>
+          <w:color w:val="000000" w:themeColor="text1"/>
+          <w:sz w:val="26"/>
+          <w:szCs w:val="26"/>
+        </w:rPr>
+        <w:t>xã</w:t>
+      </w:r>
+      <w:proofErr w:type="spellEnd"/>
+    </w:p>
+    <w:tbl>
+      <w:tblPr>
+        <w:tblStyle w:val="TableGrid"/>
+        <w:tblW w:w="0" w:type="auto"/>
+        <w:tblInd w:w="360" w:type="dxa"/>
+        <w:tblBorders>
+          <w:top w:val="none" w:sz="0" w:space="0" w:color="auto"/>
+          <w:left w:val="none" w:sz="0" w:space="0" w:color="auto"/>
+          <w:bottom w:val="none" w:sz="0" w:space="0" w:color="auto"/>
+          <w:right w:val="none" w:sz="0" w:space="0" w:color="auto"/>
+          <w:insideH w:val="none" w:sz="0" w:space="0" w:color="auto"/>
+          <w:insideV w:val="none" w:sz="0" w:space="0" w:color="auto"/>
+        </w:tblBorders>
+        <w:tblLook w:val="04A0" w:firstRow="1" w:lastRow="0" w:firstColumn="1" w:lastColumn="0" w:noHBand="0" w:noVBand="1"/>
+      </w:tblPr>
+      <w:tblGrid>
+        <w:gridCol w:w="4315"/>
+        <w:gridCol w:w="270"/>
+        <w:gridCol w:w="4259"/>
+      </w:tblGrid>
+      <w:tr>
+        <w:tc>
+          <w:tcPr>
+            <w:tcW w:w="4315" w:type="dxa"/>
+          </w:tcPr>
+          <w:p>
+            <w:pPr>
+              <w:pStyle w:val="ListParagraph"/>
+              <w:spacing w:before="60" w:after="60" w:line="320" w:lineRule="exact"/>
+              <w:ind w:left="0"/>
+              <w:jc w:val="both"/>
+              <w:rPr>
+                <w:rFonts w:ascii="Times New Roman" w:eastAsia="Times New Roman" w:hAnsi="Times New Roman" w:cs="Times New Roman"/>
+                <w:color w:val="000000" w:themeColor="text1"/>
+                <w:sz w:val="26"/>
+                <w:szCs w:val="26"/>
+                <w:lang w:val="vi-VN"/>
+              </w:rPr>
+            </w:pPr>
+            <w:r>
+              <w:rPr>
+                <w:rFonts w:ascii="Times New Roman" w:eastAsia="Times New Roman" w:hAnsi="Times New Roman" w:cs="Times New Roman"/>
+                <w:color w:val="000000" w:themeColor="text1"/>
+                <w:sz w:val="26"/>
+                <w:szCs w:val="26"/>
+                <w:lang w:val="vi-VN"/>
+              </w:rPr>
+              <w:t>{</w:t>
+            </w:r>
+            <w:r>
+              <w:rPr>
+                <w:rFonts w:ascii="Times New Roman" w:eastAsia="Times New Roman" w:hAnsi="Times New Roman" w:cs="Times New Roman"/>
+                <w:color w:val="000000" w:themeColor="text1"/>
+                <w:sz w:val="26"/>
+                <w:szCs w:val="26"/>
+                <w:lang w:val="vi-VN"/>
+              </w:rPr>
+              <w:t>phu_luc_table</w:t>
+            </w:r>
+            <w:r>
+              <w:rPr>
+                <w:rFonts w:ascii="Times New Roman" w:eastAsia="Times New Roman" w:hAnsi="Times New Roman" w:cs="Times New Roman"/>
+                <w:color w:val="000000" w:themeColor="text1"/>
+                <w:sz w:val="26"/>
+                <w:szCs w:val="26"/>
+                <w:lang w:val="vi-VN"/>
+              </w:rPr>
+              <w:t>1</w:t>
+            </w:r>
+            <w:r>
+              <w:rPr>
+                <w:rFonts w:ascii="Times New Roman" w:eastAsia="Times New Roman" w:hAnsi="Times New Roman" w:cs="Times New Roman"/>
+                <w:color w:val="000000" w:themeColor="text1"/>
+                <w:sz w:val="26"/>
+                <w:szCs w:val="26"/>
+                <w:lang w:val="vi-VN"/>
+              </w:rPr>
+              <w:t>_mua_</w:t>
+            </w:r>
+            <w:r>
+              <w:rPr>
+                <w:rFonts w:ascii="Times New Roman" w:eastAsia="Times New Roman" w:hAnsi="Times New Roman" w:cs="Times New Roman"/>
+                <w:color w:val="000000" w:themeColor="text1"/>
+                <w:sz w:val="26"/>
+                <w:szCs w:val="26"/>
+                <w:lang w:val="vi-VN"/>
+              </w:rPr>
+              <w:t>xa</w:t>
+            </w:r>
+            <w:r>
+              <w:rPr>
+                <w:rFonts w:ascii="Times New Roman" w:eastAsia="Times New Roman" w:hAnsi="Times New Roman" w:cs="Times New Roman"/>
+                <w:color w:val="000000" w:themeColor="text1"/>
+                <w:sz w:val="26"/>
+                <w:szCs w:val="26"/>
+                <w:lang w:val="vi-VN"/>
+              </w:rPr>
+              <w:t>}</w:t>
+            </w:r>
+          </w:p>
+        </w:tc>
+        <w:tc>
+          <w:tcPr>
+            <w:tcW w:w="270" w:type="dxa"/>
+          </w:tcPr>
+          <w:p>
+            <w:pPr>
+              <w:pStyle w:val="ListParagraph"/>
+              <w:spacing w:before="60" w:after="60" w:line="320" w:lineRule="exact"/>
+              <w:ind w:left="0"/>
+              <w:jc w:val="both"/>
+              <w:rPr>
+                <w:rFonts w:ascii="Times New Roman" w:eastAsia="Times New Roman" w:hAnsi="Times New Roman" w:cs="Times New Roman"/>
+                <w:color w:val="000000" w:themeColor="text1"/>
+                <w:sz w:val="26"/>
+                <w:szCs w:val="26"/>
+                <w:lang w:val="vi-VN"/>
+              </w:rPr>
+            </w:pPr>
+          </w:p>
+        </w:tc>
+        <w:tc>
+          <w:tcPr>
+            <w:tcW w:w="4259" w:type="dxa"/>
+          </w:tcPr>
+          <w:p>
+            <w:pPr>
+              <w:pStyle w:val="ListParagraph"/>
+              <w:spacing w:before="60" w:after="60" w:line="320" w:lineRule="exact"/>
+              <w:ind w:left="0"/>
+              <w:jc w:val="both"/>
+              <w:rPr>
+                <w:rFonts w:ascii="Times New Roman" w:eastAsia="Times New Roman" w:hAnsi="Times New Roman" w:cs="Times New Roman"/>
+                <w:color w:val="000000" w:themeColor="text1"/>
+                <w:sz w:val="26"/>
+                <w:szCs w:val="26"/>
+                <w:lang w:val="vi-VN"/>
+              </w:rPr>
+            </w:pPr>
+            <w:r>
+              <w:rPr>
+                <w:rFonts w:ascii="Times New Roman" w:eastAsia="Times New Roman" w:hAnsi="Times New Roman" w:cs="Times New Roman"/>
+                <w:color w:val="000000" w:themeColor="text1"/>
+                <w:sz w:val="26"/>
+                <w:szCs w:val="26"/>
+                <w:lang w:val="vi-VN"/>
+              </w:rPr>
+              <w:t>{</w:t>
+            </w:r>
+            <w:r>
+              <w:rPr>
+                <w:rFonts w:ascii="Times New Roman" w:eastAsia="Times New Roman" w:hAnsi="Times New Roman" w:cs="Times New Roman"/>
+                <w:color w:val="000000" w:themeColor="text1"/>
+                <w:sz w:val="26"/>
+                <w:szCs w:val="26"/>
+                <w:lang w:val="vi-VN"/>
+              </w:rPr>
+              <w:t>phu_luc_table</w:t>
+            </w:r>
+            <w:r>
+              <w:rPr>
+                <w:rFonts w:ascii="Times New Roman" w:eastAsia="Times New Roman" w:hAnsi="Times New Roman" w:cs="Times New Roman"/>
+                <w:color w:val="000000" w:themeColor="text1"/>
+                <w:sz w:val="26"/>
+                <w:szCs w:val="26"/>
+                <w:lang w:val="vi-VN"/>
+              </w:rPr>
+              <w:t>2</w:t>
+            </w:r>
+            <w:r>
+              <w:rPr>
+                <w:rFonts w:ascii="Times New Roman" w:eastAsia="Times New Roman" w:hAnsi="Times New Roman" w:cs="Times New Roman"/>
+                <w:color w:val="000000" w:themeColor="text1"/>
+                <w:sz w:val="26"/>
+                <w:szCs w:val="26"/>
+                <w:lang w:val="vi-VN"/>
+              </w:rPr>
+              <w:t>_mua_</w:t>
+            </w:r>
+            <w:r>
+              <w:rPr>
+                <w:rFonts w:ascii="Times New Roman" w:eastAsia="Times New Roman" w:hAnsi="Times New Roman" w:cs="Times New Roman"/>
+                <w:color w:val="000000" w:themeColor="text1"/>
+                <w:sz w:val="26"/>
+                <w:szCs w:val="26"/>
+                <w:lang w:val="vi-VN"/>
+              </w:rPr>
+              <w:t>xa</w:t>
+            </w:r>
+            <w:r>
+              <w:rPr>
+                <w:rFonts w:ascii="Times New Roman" w:eastAsia="Times New Roman" w:hAnsi="Times New Roman" w:cs="Times New Roman"/>
+                <w:color w:val="000000" w:themeColor="text1"/>
+                <w:sz w:val="26"/>
+                <w:szCs w:val="26"/>
+                <w:lang w:val="vi-VN"/>
+              </w:rPr>
+              <w:t>}</w:t>
+            </w:r>
+          </w:p>
+        </w:tc>
+      </w:tr>
+      <w:tr>
+        <w:tc>
+          <w:tcPr>
+            <w:tcW w:w="4315" w:type="dxa"/>
+          </w:tcPr>
+          <w:p>
+            <w:pPr>
+              <w:pStyle w:val="ListParagraph"/>
+              <w:spacing w:before="60" w:after="60" w:line="320" w:lineRule="exact"/>
+              <w:ind w:left="0"/>
+              <w:jc w:val="both"/>
+              <w:rPr>
+                <w:rFonts w:ascii="Times New Roman" w:eastAsia="Times New Roman" w:hAnsi="Times New Roman" w:cs="Times New Roman"/>
+                <w:color w:val="000000" w:themeColor="text1"/>
+                <w:sz w:val="26"/>
+                <w:szCs w:val="26"/>
+                <w:lang w:val="vi-VN"/>
+              </w:rPr>
+            </w:pPr>
+          </w:p>
+        </w:tc>
+        <w:tc>
+          <w:tcPr>
+            <w:tcW w:w="270" w:type="dxa"/>
+          </w:tcPr>
+          <w:p>
+            <w:pPr>
+              <w:pStyle w:val="ListParagraph"/>
+              <w:spacing w:before="60" w:after="60" w:line="320" w:lineRule="exact"/>
+              <w:ind w:left="0"/>
+              <w:jc w:val="both"/>
+              <w:rPr>
+                <w:rFonts w:ascii="Times New Roman" w:eastAsia="Times New Roman" w:hAnsi="Times New Roman" w:cs="Times New Roman"/>
+                <w:color w:val="000000" w:themeColor="text1"/>
+                <w:sz w:val="26"/>
+                <w:szCs w:val="26"/>
+                <w:lang w:val="vi-VN"/>
+              </w:rPr>
+            </w:pPr>
+          </w:p>
+        </w:tc>
+        <w:tc>
+          <w:tcPr>
+            <w:tcW w:w="4259" w:type="dxa"/>
+          </w:tcPr>
+          <w:p>
+            <w:pPr>
+              <w:pStyle w:val="ListParagraph"/>
+              <w:spacing w:before="60" w:after="60" w:line="320" w:lineRule="exact"/>
+              <w:ind w:left="0"/>
+              <w:jc w:val="both"/>
+              <w:rPr>
+                <w:rFonts w:ascii="Times New Roman" w:eastAsia="Times New Roman" w:hAnsi="Times New Roman" w:cs="Times New Roman"/>
+                <w:color w:val="000000" w:themeColor="text1"/>
+                <w:sz w:val="26"/>
+                <w:szCs w:val="26"/>
+                <w:lang w:val="vi-VN"/>
+              </w:rPr>
+            </w:pPr>
+          </w:p>
+        </w:tc>
+      </w:tr>
+    </w:tbl>
+    <w:p>
+      <w:pPr>
+        <w:spacing w:before="60" w:after="60" w:line="320" w:lineRule="exact"/>
+        <w:jc w:val="both"/>
+        <w:rPr>
+          <w:rFonts w:ascii="Times New Roman" w:eastAsia="Times New Roman" w:hAnsi="Times New Roman" w:cs="Times New Roman"/>
+          <w:color w:val="000000" w:themeColor="text1"/>
+          <w:sz w:val="26"/>
+          <w:szCs w:val="26"/>
+          <w:lang w:val="vi-VN"/>
+        </w:rPr>
+      </w:pPr>
+      <w:r>
+        <w:rPr>
+          <w:rFonts w:ascii="Times New Roman" w:eastAsia="Times New Roman" w:hAnsi="Times New Roman" w:cs="Times New Roman"/>
+          <w:color w:val="000000" w:themeColor="text1"/>
+          <w:sz w:val="26"/>
+          <w:szCs w:val="26"/>
+          <w:lang w:val="vi-VN"/>
+        </w:rPr>
+        <w:t xml:space="preserve">      </w:t>
+      </w:r>
+      <w:proofErr w:type="spellStart"/>
+      <w:r>
+        <w:rPr>
+          <w:rFonts w:ascii="Times New Roman" w:eastAsia="Times New Roman" w:hAnsi="Times New Roman" w:cs="Times New Roman"/>
+          <w:color w:val="000000" w:themeColor="text1"/>
+          <w:sz w:val="26"/>
+          <w:szCs w:val="26"/>
+        </w:rPr>
+        <w:t>Số</w:t>
+      </w:r>
+      <w:proofErr w:type="spellEnd"/>
+      <w:r>
+        <w:rPr>
+          <w:rFonts w:ascii="Times New Roman" w:eastAsia="Times New Roman" w:hAnsi="Times New Roman" w:cs="Times New Roman"/>
+          <w:color w:val="000000" w:themeColor="text1"/>
+          <w:sz w:val="26"/>
+          <w:szCs w:val="26"/>
+        </w:rPr>
+        <w:t xml:space="preserve"> liệu</w:t>
+      </w:r>
+      <w:r>
+        <w:rPr>
+          <w:rFonts w:ascii="Times New Roman" w:eastAsia="Times New Roman" w:hAnsi="Times New Roman" w:cs="Times New Roman"/>
+          <w:color w:val="000000" w:themeColor="text1"/>
+          <w:sz w:val="26"/>
+          <w:szCs w:val="26"/>
+          <w:lang w:val="vi-VN"/>
+        </w:rPr>
+        <w:t xml:space="preserve"> sông</w:t>
+      </w:r>
+    </w:p>
+    <w:p>
+      <w:pPr>
+        <w:spacing w:before="60" w:after="60" w:line="320" w:lineRule="exact"/>
+        <w:jc w:val="both"/>
+        <w:rPr>
+          <w:rFonts w:ascii="Times New Roman" w:eastAsia="Times New Roman" w:hAnsi="Times New Roman" w:cs="Times New Roman"/>
+          <w:color w:val="000000" w:themeColor="text1"/>
+          <w:sz w:val="26"/>
+          <w:szCs w:val="26"/>
+          <w:lang w:val="vi-VN"/>
+        </w:rPr>
+      </w:pPr>
+      <w:r>
+        <w:rPr>
+          <w:rFonts w:ascii="Times New Roman" w:eastAsia="Times New Roman" w:hAnsi="Times New Roman" w:cs="Times New Roman"/>
+          <w:color w:val="000000" w:themeColor="text1"/>
+          <w:sz w:val="26"/>
+          <w:szCs w:val="26"/>
+          <w:lang w:val="vi-VN"/>
+        </w:rPr>
+        <w:t xml:space="preserve">      {</w:t>
+      </w:r>
+      <w:r>
+        <w:rPr>
+          <w:rFonts w:ascii="Times New Roman" w:eastAsia="Times New Roman" w:hAnsi="Times New Roman" w:cs="Times New Roman"/>
+          <w:color w:val="000000" w:themeColor="text1"/>
+          <w:sz w:val="26"/>
+          <w:szCs w:val="26"/>
+          <w:lang w:val="vi-VN"/>
+        </w:rPr>
+        <w:t>phu_luc_table_song</w:t>
+      </w:r>
+      <w:r>
+        <w:rPr>
+          <w:rFonts w:ascii="Times New Roman" w:eastAsia="Times New Roman" w:hAnsi="Times New Roman" w:cs="Times New Roman"/>
+          <w:color w:val="000000" w:themeColor="text1"/>
+          <w:sz w:val="26"/>
+          <w:szCs w:val="26"/>
+          <w:lang w:val="vi-VN"/>
+        </w:rPr>
+        <w:t>}</w:t>
+      </w:r>
+    </w:p>
+    <w:p>
+      <w:pPr>
+        <w:spacing w:before="60" w:after="60" w:line="320" w:lineRule="exact"/>
+        <w:jc w:val="both"/>
+        <w:rPr>
+          <w:rFonts w:ascii="Times New Roman" w:eastAsia="Times New Roman" w:hAnsi="Times New Roman" w:cs="Times New Roman"/>
+          <w:color w:val="000000" w:themeColor="text1"/>
+          <w:sz w:val="26"/>
+          <w:szCs w:val="26"/>
+          <w:lang w:val="vi-VN"/>
+        </w:rPr>
+      </w:pPr>
+      <w:r>
+        <w:rPr>
+          <w:rFonts w:ascii="Times New Roman" w:eastAsia="Times New Roman" w:hAnsi="Times New Roman" w:cs="Times New Roman"/>
+          <w:color w:val="000000" w:themeColor="text1"/>
+          <w:sz w:val="26"/>
+          <w:szCs w:val="26"/>
+          <w:lang w:val="vi-VN"/>
+        </w:rPr>
+        <w:t xml:space="preserve">      </w:t>
+      </w:r>
+      <w:proofErr w:type="spellStart"/>
+      <w:r>
+        <w:rPr>
+          <w:rFonts w:ascii="Times New Roman" w:eastAsia="Times New Roman" w:hAnsi="Times New Roman" w:cs="Times New Roman"/>
+          <w:color w:val="000000" w:themeColor="text1"/>
+          <w:sz w:val="26"/>
+          <w:szCs w:val="26"/>
+        </w:rPr>
+        <w:t>Số</w:t>
+      </w:r>
+      <w:proofErr w:type="spellEnd"/>
+      <w:r>
+        <w:rPr>
+          <w:rFonts w:ascii="Times New Roman" w:eastAsia="Times New Roman" w:hAnsi="Times New Roman" w:cs="Times New Roman"/>
+          <w:color w:val="000000" w:themeColor="text1"/>
+          <w:sz w:val="26"/>
+          <w:szCs w:val="26"/>
+        </w:rPr>
+        <w:t xml:space="preserve"> </w:t>
+      </w:r>
+      <w:proofErr w:type="spellStart"/>
+      <w:r>
+        <w:rPr>
+          <w:rFonts w:ascii="Times New Roman" w:eastAsia="Times New Roman" w:hAnsi="Times New Roman" w:cs="Times New Roman"/>
+          <w:color w:val="000000" w:themeColor="text1"/>
+          <w:sz w:val="26"/>
+          <w:szCs w:val="26"/>
+        </w:rPr>
+        <w:t>liệu</w:t>
+      </w:r>
+      <w:proofErr w:type="spellEnd"/>
+      <w:r>
+        <w:rPr>
+          <w:rFonts w:ascii="Times New Roman" w:eastAsia="Times New Roman" w:hAnsi="Times New Roman" w:cs="Times New Roman"/>
+          <w:color w:val="000000" w:themeColor="text1"/>
+          <w:sz w:val="26"/>
+          <w:szCs w:val="26"/>
+          <w:lang w:val="vi-VN"/>
+        </w:rPr>
+        <w:t xml:space="preserve"> </w:t>
+      </w:r>
+      <w:r>
+        <w:rPr>
+          <w:rFonts w:ascii="Times New Roman" w:eastAsia="Times New Roman" w:hAnsi="Times New Roman" w:cs="Times New Roman"/>
+          <w:color w:val="000000" w:themeColor="text1"/>
+          <w:sz w:val="26"/>
+          <w:szCs w:val="26"/>
+          <w:lang w:val="vi-VN"/>
+        </w:rPr>
+        <w:t>hồ</w:t>
+      </w:r>
+    </w:p>
+    <w:p>
+      <w:pPr>
+        <w:spacing w:before="60" w:after="60" w:line="320" w:lineRule="exact"/>
+        <w:jc w:val="both"/>
+        <w:rPr>
+          <w:rFonts w:ascii="Times New Roman" w:eastAsia="Times New Roman" w:hAnsi="Times New Roman" w:cs="Times New Roman"/>
+          <w:color w:val="000000" w:themeColor="text1"/>
+          <w:sz w:val="26"/>
+          <w:szCs w:val="26"/>
+          <w:lang w:val="vi-VN"/>
+        </w:rPr>
+      </w:pPr>
+      <w:r>
+        <w:rPr>
+          <w:rFonts w:ascii="Times New Roman" w:eastAsia="Times New Roman" w:hAnsi="Times New Roman" w:cs="Times New Roman"/>
+          <w:color w:val="000000" w:themeColor="text1"/>
+          <w:sz w:val="26"/>
+          <w:szCs w:val="26"/>
+          <w:lang w:val="vi-VN"/>
+        </w:rPr>
+        <w:t xml:space="preserve">      {</w:t>
+      </w:r>
+      <w:r>
+        <w:rPr>
+          <w:rFonts w:ascii="Times New Roman" w:eastAsia="Times New Roman" w:hAnsi="Times New Roman" w:cs="Times New Roman"/>
+          <w:color w:val="000000" w:themeColor="text1"/>
+          <w:sz w:val="26"/>
+          <w:szCs w:val="26"/>
+          <w:lang w:val="vi-VN"/>
+        </w:rPr>
+        <w:t>phu_luc_table_</w:t>
+      </w:r>
+      <w:r>
+        <w:rPr>
+          <w:rFonts w:ascii="Times New Roman" w:eastAsia="Times New Roman" w:hAnsi="Times New Roman" w:cs="Times New Roman"/>
+          <w:color w:val="000000" w:themeColor="text1"/>
+          <w:sz w:val="26"/>
+          <w:szCs w:val="26"/>
+          <w:lang w:val="vi-VN"/>
+        </w:rPr>
+        <w:t>ho</w:t>
+      </w:r>
+      <w:r>
+        <w:rPr>
+          <w:rFonts w:ascii="Times New Roman" w:eastAsia="Times New Roman" w:hAnsi="Times New Roman" w:cs="Times New Roman"/>
+          <w:color w:val="000000" w:themeColor="text1"/>
+          <w:sz w:val="26"/>
+          <w:szCs w:val="26"/>
+          <w:lang w:val="vi-VN"/>
+        </w:rPr>
+        <w:t>}</w:t>
+      </w:r>
+    </w:p>
+    <w:p>
+      <w:pPr>
+        <w:rPr>
+          <w:lang w:val="vi-VN"/>
+        </w:rPr>
+      </w:pPr>
+    </w:p>
     <w:p/>
     <w:p/>
     <w:sectPr>
@@ -8961,7 +9870,7 @@
 </file>
 
 <file path=word/numbering.xml><?xml version="1.0" encoding="utf-8"?>
-<w:numbering xmlns:wpc="http://schemas.microsoft.com/office/word/2010/wordprocessingCanvas" xmlns:cx="http://schemas.microsoft.com/office/drawing/2014/chartex" xmlns:cx1="http://schemas.microsoft.com/office/drawing/2015/9/8/chartex" xmlns:cx2="http://schemas.microsoft.com/office/drawing/2015/10/21/chartex" xmlns:cx3="http://schemas.microsoft.com/office/drawing/2016/5/9/chartex" xmlns:cx4="http://schemas.microsoft.com/office/drawing/2016/5/10/chartex" xmlns:cx5="http://schemas.microsoft.com/office/drawing/2016/5/11/chartex" xmlns:cx6="http://schemas.microsoft.com/office/drawing/2016/5/12/chartex" xmlns:cx7="http://schemas.microsoft.com/office/drawing/2016/5/13/chartex" xmlns:cx8="http://schemas.microsoft.com/office/drawing/2016/5/14/chartex" xmlns:mc="http://schemas.openxmlformats.org/markup-compatibility/2006" xmlns:aink="http://schemas.microsoft.com/office/drawing/2016/ink" xmlns:am3d="http://schemas.microsoft.com/office/drawing/2017/model3d" xmlns:o="urn:schemas-microsoft-com:office:office" xmlns:oel="http://schemas.microsoft.com/office/2019/extlst" xmlns:r="http://schemas.openxmlformats.org/officeDocument/2006/relationships" xmlns:m="http://schemas.openxmlformats.org/officeDocument/2006/math" xmlns:v="urn:schemas-microsoft-com:vml" xmlns:wp14="http://schemas.microsoft.com/office/word/2010/wordprocessingDrawing" xmlns:wp="http://schemas.openxmlformats.org/drawingml/2006/wordprocessingDrawing" xmlns:w10="urn:schemas-microsoft-com:office:word" xmlns:w="http://schemas.openxmlformats.org/wordprocessingml/2006/main" xmlns:w14="http://schemas.microsoft.com/office/word/2010/wordml" xmlns:w15="http://schemas.microsoft.com/office/word/2012/wordml" xmlns:w16cex="http://schemas.microsoft.com/office/word/2018/wordml/cex" xmlns:w16cid="http://schemas.microsoft.com/office/word/2016/wordml/cid" xmlns:w16="http://schemas.microsoft.com/office/word/2018/wordml" xmlns:w16du="http://schemas.microsoft.com/office/word/2023/wordml/word16du" xmlns:w16sdtdh="http://schemas.microsoft.com/office/word/2020/wordml/sdtdatahash" xmlns:w16sdtfl="http://schemas.microsoft.com/office/word/2024/wordml/sdtformatlock" xmlns:w16se="http://schemas.microsoft.com/office/word/2015/wordml/symex" xmlns:wpg="http://schemas.microsoft.com/office/word/2010/wordprocessingGroup" xmlns:wpi="http://schemas.microsoft.com/office/word/2010/wordprocessingInk" xmlns:wne="http://schemas.microsoft.com/office/word/2006/wordml" xmlns:wps="http://schemas.microsoft.com/office/word/2010/wordprocessingShape" mc:Ignorable="w14 w15 w16se w16cid w16 w16cex w16sdtdh w16sdtfl w16du wp14">
+<w:numbering xmlns:wpc="http://schemas.microsoft.com/office/word/2010/wordprocessingCanvas" xmlns:cx="http://schemas.microsoft.com/office/drawing/2014/chartex" xmlns:cx1="http://schemas.microsoft.com/office/drawing/2015/9/8/chartex" xmlns:cx2="http://schemas.microsoft.com/office/drawing/2015/10/21/chartex" xmlns:cx3="http://schemas.microsoft.com/office/drawing/2016/5/9/chartex" xmlns:cx4="http://schemas.microsoft.com/office/drawing/2016/5/10/chartex" xmlns:cx5="http://schemas.microsoft.com/office/drawing/2016/5/11/chartex" xmlns:cx6="http://schemas.microsoft.com/office/drawing/2016/5/12/chartex" xmlns:cx7="http://schemas.microsoft.com/office/drawing/2016/5/13/chartex" xmlns:cx8="http://schemas.microsoft.com/office/drawing/2016/5/14/chartex" xmlns:mc="http://schemas.openxmlformats.org/markup-compatibility/2006" xmlns:m="http://schemas.openxmlformats.org/officeDocument/2006/math" xmlns:aink="http://schemas.microsoft.com/office/drawing/2016/ink" xmlns:am3d="http://schemas.microsoft.com/office/drawing/2017/model3d" xmlns:oel="http://schemas.microsoft.com/office/2019/extlst" xmlns:r="http://schemas.openxmlformats.org/officeDocument/2006/relationships" xmlns:wp14="http://schemas.microsoft.com/office/word/2010/wordprocessingDrawing" xmlns:wp="http://schemas.openxmlformats.org/drawingml/2006/wordprocessingDrawing" xmlns:wpg="http://schemas.microsoft.com/office/word/2010/wordprocessingGroup" xmlns:wpi="http://schemas.microsoft.com/office/word/2010/wordprocessingInk" xmlns:wps="http://schemas.microsoft.com/office/word/2010/wordprocessingShape" xmlns:o="urn:schemas-microsoft-com:office:office" xmlns:v="urn:schemas-microsoft-com:vml" xmlns:w10="urn:schemas-microsoft-com:office:word" xmlns:w="http://schemas.openxmlformats.org/wordprocessingml/2006/main" xmlns:w14="http://schemas.microsoft.com/office/word/2010/wordml" xmlns:w15="http://schemas.microsoft.com/office/word/2012/wordml" xmlns:w16cex="http://schemas.microsoft.com/office/word/2018/wordml/cex" xmlns:w16cid="http://schemas.microsoft.com/office/word/2016/wordml/cid" xmlns:w16="http://schemas.microsoft.com/office/word/2018/wordml" xmlns:w16sdtdh="http://schemas.microsoft.com/office/word/2020/wordml/sdtdatahash" xmlns:w16sdtfl="http://schemas.microsoft.com/office/word/2024/wordml/sdtformatlock" xmlns:w16se="http://schemas.microsoft.com/office/word/2015/wordml/symex" xmlns:w16du="http://schemas.microsoft.com/office/word/2023/wordml/word16du" xmlns:wne="http://schemas.microsoft.com/office/word/2006/wordml" mc:Ignorable="w14 w15 w16se w16cid w16 w16cex w16sdtdh w16sdtfl w16du wp14">
   <w:abstractNum w:abstractNumId="0" w15:restartNumberingAfterBreak="0">
     <w:nsid w:val="0EEF2183"/>
     <w:multiLevelType w:val="hybridMultilevel"/>
@@ -9290,7 +10199,7 @@
 </file>
 
 <file path=word/styles.xml><?xml version="1.0" encoding="utf-8"?>
-<w:styles xmlns:mc="http://schemas.openxmlformats.org/markup-compatibility/2006" xmlns:r="http://schemas.openxmlformats.org/officeDocument/2006/relationships" xmlns:w="http://schemas.openxmlformats.org/wordprocessingml/2006/main" xmlns:w14="http://schemas.microsoft.com/office/word/2010/wordml" xmlns:w15="http://schemas.microsoft.com/office/word/2012/wordml" xmlns:w16cex="http://schemas.microsoft.com/office/word/2018/wordml/cex" xmlns:w16cid="http://schemas.microsoft.com/office/word/2016/wordml/cid" xmlns:w16="http://schemas.microsoft.com/office/word/2018/wordml" xmlns:w16du="http://schemas.microsoft.com/office/word/2023/wordml/word16du" xmlns:w16sdtdh="http://schemas.microsoft.com/office/word/2020/wordml/sdtdatahash" xmlns:w16sdtfl="http://schemas.microsoft.com/office/word/2024/wordml/sdtformatlock" xmlns:w16se="http://schemas.microsoft.com/office/word/2015/wordml/symex" mc:Ignorable="w14 w15 w16se w16cid w16 w16cex w16sdtdh w16sdtfl w16du">
+<w:styles xmlns:mc="http://schemas.openxmlformats.org/markup-compatibility/2006" xmlns:r="http://schemas.openxmlformats.org/officeDocument/2006/relationships" xmlns:w="http://schemas.openxmlformats.org/wordprocessingml/2006/main" xmlns:w14="http://schemas.microsoft.com/office/word/2010/wordml" xmlns:w15="http://schemas.microsoft.com/office/word/2012/wordml" xmlns:w16cex="http://schemas.microsoft.com/office/word/2018/wordml/cex" xmlns:w16cid="http://schemas.microsoft.com/office/word/2016/wordml/cid" xmlns:w16="http://schemas.microsoft.com/office/word/2018/wordml" xmlns:w16sdtdh="http://schemas.microsoft.com/office/word/2020/wordml/sdtdatahash" xmlns:w16sdtfl="http://schemas.microsoft.com/office/word/2024/wordml/sdtformatlock" xmlns:w16se="http://schemas.microsoft.com/office/word/2015/wordml/symex" xmlns:w16du="http://schemas.microsoft.com/office/word/2023/wordml/word16du" mc:Ignorable="w14 w15 w16se w16cid w16 w16cex w16sdtdh w16sdtfl w16du">
   <w:docDefaults>
     <w:rPrDefault>
       <w:rPr>

--- a/ai_tnhn/ai-api-tnhn/doc/Bao cao mua ngay {dd}-{mm}-{yyyy} thoi diem {hh}.docx
+++ b/ai_tnhn/ai-api-tnhn/doc/Bao cao mua ngay {dd}-{mm}-{yyyy} thoi diem {hh}.docx
@@ -161,7 +161,7 @@
                     </wp:anchor>
                   </w:drawing>
                 </mc:Choice>
-                <mc:Fallback>
+                <mc:Fallback xmlns:w16cei="http://schemas.microsoft.com/office/word/2026/wordml/cei">
                   <w:pict>
                     <v:shapetype xmlns:o="urn:schemas-microsoft-com:office:office" id="_x0000_t32" coordsize="21600,21600" o:spt="32" path="m,l21600,21600e" filled="f">
                       <v:path fillok="f" o:connecttype="none"/>
@@ -425,7 +425,7 @@
                     </wp:anchor>
                   </w:drawing>
                 </mc:Choice>
-                <mc:Fallback>
+                <mc:Fallback xmlns:w16cei="http://schemas.microsoft.com/office/word/2026/wordml/cei">
                   <w:pict>
                     <v:shape xmlns:o="urn:schemas-microsoft-com:office:office" type="#_x0000_t32" id="Straight Arrow Connector 3" o:spid="_x0000_s1027" style="position:absolute;width:147.05pt;height:0pt;z-index:2;mso-wrap-distance-left:9pt;mso-wrap-distance-top:0pt;mso-wrap-distance-right:9pt;mso-wrap-distance-bottom:0pt;margin-left:58pt;margin-top:4.55pt;mso-position-horizontal:absolute;mso-position-horizontal-relative:text;mso-position-vertical:absolute;mso-position-vertical-relative:text" filled="f" strokecolor="#000000" strokeweight="1pt" stroked="t" o:allowincell="t">
                       <o:lock shapetype="t"/>
@@ -1408,6 +1408,7 @@
           <w:rFonts w:ascii="Times New Roman" w:hAnsi="Times New Roman" w:cs="Times New Roman"/>
           <w:color w:val="000000" w:themeColor="text1"/>
           <w:sz w:val="26"/>
+          <w:lang w:val="vi-VN"/>
         </w:rPr>
       </w:pPr>
       <w:r>
@@ -1783,15 +1784,14 @@
         <w:pStyle w:val="ListParagraph"/>
         <w:numPr>
           <w:ilvl w:val="0"/>
-          <w:numId w:val="3"/>
+          <w:numId w:val="4"/>
         </w:numPr>
-        <w:spacing w:before="60" w:after="60" w:line="320" w:lineRule="exact"/>
-        <w:ind w:left="0" w:firstLine="360"/>
+        <w:spacing w:before="60" w:after="60" w:line="240" w:lineRule="auto"/>
         <w:jc w:val="both"/>
         <w:rPr>
-          <w:rFonts w:ascii="Times New Roman" w:eastAsia="Times New Roman" w:hAnsi="Times New Roman" w:cs="Times New Roman"/>
-          <w:sz w:val="26"/>
-          <w:szCs w:val="26"/>
+          <w:rFonts w:ascii="Times New Roman" w:hAnsi="Times New Roman" w:cs="Times New Roman"/>
+          <w:color w:val="000000" w:themeColor="text1"/>
+          <w:sz w:val="26"/>
         </w:rPr>
       </w:pPr>
       <w:proofErr w:type="spellStart"/>
@@ -1854,6 +1854,18 @@
         </w:rPr>
         <w:t xml:space="preserve">: </w:t>
       </w:r>
+    </w:p>
+    <w:p>
+      <w:pPr>
+        <w:spacing w:before="60" w:after="60" w:line="240" w:lineRule="auto"/>
+        <w:ind w:firstLine="360"/>
+        <w:jc w:val="both"/>
+        <w:rPr>
+          <w:rFonts w:ascii="Times New Roman" w:hAnsi="Times New Roman" w:cs="Times New Roman"/>
+          <w:color w:val="000000" w:themeColor="text1"/>
+          <w:sz w:val="26"/>
+        </w:rPr>
+      </w:pPr>
       <w:r>
         <w:rPr>
           <w:rFonts w:ascii="Times New Roman" w:eastAsia="Times New Roman" w:hAnsi="Times New Roman" w:cs="Times New Roman"/>
@@ -1883,549 +1895,506 @@
         </w:rPr>
         <w:t>}</w:t>
       </w:r>
+      <w:r>
+        <w:rPr>
+          <w:rFonts w:ascii="Times New Roman" w:eastAsia="Times New Roman" w:hAnsi="Times New Roman" w:cs="Times New Roman"/>
+          <w:color w:val="000000" w:themeColor="text1"/>
+          <w:sz w:val="26"/>
+          <w:szCs w:val="26"/>
+          <w:lang w:val="vi-VN"/>
+        </w:rPr>
+        <w:t xml:space="preserve">. </w:t>
+      </w:r>
+      <w:proofErr w:type="spellStart"/>
+      <w:r>
+        <w:rPr>
+          <w:rFonts w:ascii="Times New Roman" w:eastAsia="Times New Roman" w:hAnsi="Times New Roman" w:cs="Times New Roman"/>
+          <w:color w:val="000000"/>
+          <w:sz w:val="26"/>
+          <w:szCs w:val="26"/>
+        </w:rPr>
+        <w:t>Mưa</w:t>
+      </w:r>
+      <w:proofErr w:type="spellEnd"/>
+      <w:r>
+        <w:rPr>
+          <w:rFonts w:ascii="Times New Roman" w:eastAsia="Times New Roman" w:hAnsi="Times New Roman" w:cs="Times New Roman"/>
+          <w:color w:val="000000"/>
+          <w:sz w:val="26"/>
+          <w:szCs w:val="26"/>
+        </w:rPr>
+        <w:t xml:space="preserve"> </w:t>
+      </w:r>
+      <w:proofErr w:type="spellStart"/>
+      <w:r>
+        <w:rPr>
+          <w:rFonts w:ascii="Times New Roman" w:eastAsia="Times New Roman" w:hAnsi="Times New Roman" w:cs="Times New Roman"/>
+          <w:color w:val="000000"/>
+          <w:sz w:val="26"/>
+          <w:szCs w:val="26"/>
+        </w:rPr>
+        <w:t>dông</w:t>
+      </w:r>
+      <w:proofErr w:type="spellEnd"/>
+      <w:r>
+        <w:rPr>
+          <w:rFonts w:ascii="Times New Roman" w:eastAsia="Times New Roman" w:hAnsi="Times New Roman" w:cs="Times New Roman"/>
+          <w:color w:val="000000"/>
+          <w:sz w:val="26"/>
+          <w:szCs w:val="26"/>
+        </w:rPr>
+        <w:t xml:space="preserve"> </w:t>
+      </w:r>
+      <w:proofErr w:type="spellStart"/>
+      <w:r>
+        <w:rPr>
+          <w:rFonts w:ascii="Times New Roman" w:eastAsia="Times New Roman" w:hAnsi="Times New Roman" w:cs="Times New Roman"/>
+          <w:color w:val="000000"/>
+          <w:sz w:val="26"/>
+          <w:szCs w:val="26"/>
+        </w:rPr>
+        <w:t>xảy</w:t>
+      </w:r>
+      <w:proofErr w:type="spellEnd"/>
+      <w:r>
+        <w:rPr>
+          <w:rFonts w:ascii="Times New Roman" w:eastAsia="Times New Roman" w:hAnsi="Times New Roman" w:cs="Times New Roman"/>
+          <w:color w:val="000000"/>
+          <w:sz w:val="26"/>
+          <w:szCs w:val="26"/>
+        </w:rPr>
+        <w:t xml:space="preserve"> </w:t>
+      </w:r>
+      <w:proofErr w:type="spellStart"/>
+      <w:r>
+        <w:rPr>
+          <w:rFonts w:ascii="Times New Roman" w:eastAsia="Times New Roman" w:hAnsi="Times New Roman" w:cs="Times New Roman"/>
+          <w:color w:val="000000"/>
+          <w:sz w:val="26"/>
+          <w:szCs w:val="26"/>
+        </w:rPr>
+        <w:t>ra</w:t>
+      </w:r>
+      <w:proofErr w:type="spellEnd"/>
+      <w:r>
+        <w:rPr>
+          <w:rFonts w:ascii="Times New Roman" w:eastAsia="Times New Roman" w:hAnsi="Times New Roman" w:cs="Times New Roman"/>
+          <w:color w:val="000000"/>
+          <w:sz w:val="26"/>
+          <w:szCs w:val="26"/>
+        </w:rPr>
+        <w:t xml:space="preserve"> </w:t>
+      </w:r>
+      <w:proofErr w:type="spellStart"/>
+      <w:r>
+        <w:rPr>
+          <w:rFonts w:ascii="Times New Roman" w:eastAsia="Times New Roman" w:hAnsi="Times New Roman" w:cs="Times New Roman"/>
+          <w:color w:val="000000"/>
+          <w:sz w:val="26"/>
+          <w:szCs w:val="26"/>
+        </w:rPr>
+        <w:t>với</w:t>
+      </w:r>
+      <w:proofErr w:type="spellEnd"/>
+      <w:r>
+        <w:rPr>
+          <w:rFonts w:ascii="Times New Roman" w:eastAsia="Times New Roman" w:hAnsi="Times New Roman" w:cs="Times New Roman"/>
+          <w:color w:val="000000"/>
+          <w:sz w:val="26"/>
+          <w:szCs w:val="26"/>
+        </w:rPr>
+        <w:t xml:space="preserve"> </w:t>
+      </w:r>
+      <w:proofErr w:type="spellStart"/>
+      <w:r>
+        <w:rPr>
+          <w:rFonts w:ascii="Times New Roman" w:eastAsia="Times New Roman" w:hAnsi="Times New Roman" w:cs="Times New Roman"/>
+          <w:color w:val="000000"/>
+          <w:sz w:val="26"/>
+          <w:szCs w:val="26"/>
+        </w:rPr>
+        <w:t>lượng</w:t>
+      </w:r>
+      <w:proofErr w:type="spellEnd"/>
+      <w:r>
+        <w:rPr>
+          <w:rFonts w:ascii="Times New Roman" w:eastAsia="Times New Roman" w:hAnsi="Times New Roman" w:cs="Times New Roman"/>
+          <w:color w:val="000000"/>
+          <w:sz w:val="26"/>
+          <w:szCs w:val="26"/>
+        </w:rPr>
+        <w:t xml:space="preserve"> </w:t>
+      </w:r>
+      <w:proofErr w:type="spellStart"/>
+      <w:r>
+        <w:rPr>
+          <w:rFonts w:ascii="Times New Roman" w:eastAsia="Times New Roman" w:hAnsi="Times New Roman" w:cs="Times New Roman"/>
+          <w:color w:val="000000"/>
+          <w:sz w:val="26"/>
+          <w:szCs w:val="26"/>
+        </w:rPr>
+        <w:t>mưa</w:t>
+      </w:r>
+      <w:proofErr w:type="spellEnd"/>
+      <w:r>
+        <w:rPr>
+          <w:rFonts w:ascii="Times New Roman" w:eastAsia="Times New Roman" w:hAnsi="Times New Roman" w:cs="Times New Roman"/>
+          <w:color w:val="000000"/>
+          <w:sz w:val="26"/>
+          <w:szCs w:val="26"/>
+        </w:rPr>
+        <w:t xml:space="preserve"> </w:t>
+      </w:r>
+      <w:proofErr w:type="spellStart"/>
+      <w:r>
+        <w:rPr>
+          <w:rFonts w:ascii="Times New Roman" w:eastAsia="Times New Roman" w:hAnsi="Times New Roman" w:cs="Times New Roman"/>
+          <w:color w:val="000000"/>
+          <w:sz w:val="26"/>
+          <w:szCs w:val="26"/>
+        </w:rPr>
+        <w:t>đo</w:t>
+      </w:r>
+      <w:proofErr w:type="spellEnd"/>
+      <w:r>
+        <w:rPr>
+          <w:rFonts w:ascii="Times New Roman" w:eastAsia="Times New Roman" w:hAnsi="Times New Roman" w:cs="Times New Roman"/>
+          <w:color w:val="000000"/>
+          <w:sz w:val="26"/>
+          <w:szCs w:val="26"/>
+        </w:rPr>
+        <w:t xml:space="preserve"> </w:t>
+      </w:r>
+      <w:proofErr w:type="spellStart"/>
+      <w:r>
+        <w:rPr>
+          <w:rFonts w:ascii="Times New Roman" w:eastAsia="Times New Roman" w:hAnsi="Times New Roman" w:cs="Times New Roman"/>
+          <w:color w:val="000000"/>
+          <w:sz w:val="26"/>
+          <w:szCs w:val="26"/>
+        </w:rPr>
+        <w:t>được</w:t>
+      </w:r>
+      <w:proofErr w:type="spellEnd"/>
+      <w:r>
+        <w:rPr>
+          <w:rFonts w:ascii="Times New Roman" w:eastAsia="Times New Roman" w:hAnsi="Times New Roman" w:cs="Times New Roman"/>
+          <w:color w:val="000000"/>
+          <w:sz w:val="26"/>
+          <w:szCs w:val="26"/>
+        </w:rPr>
+        <w:t xml:space="preserve"> </w:t>
+      </w:r>
+      <w:proofErr w:type="spellStart"/>
+      <w:r>
+        <w:rPr>
+          <w:rFonts w:ascii="Times New Roman" w:eastAsia="Times New Roman" w:hAnsi="Times New Roman" w:cs="Times New Roman"/>
+          <w:color w:val="000000"/>
+          <w:sz w:val="26"/>
+          <w:szCs w:val="26"/>
+        </w:rPr>
+        <w:t>đến</w:t>
+      </w:r>
+      <w:proofErr w:type="spellEnd"/>
+      <w:r>
+        <w:rPr>
+          <w:rFonts w:ascii="Times New Roman" w:eastAsia="Times New Roman" w:hAnsi="Times New Roman" w:cs="Times New Roman"/>
+          <w:color w:val="000000"/>
+          <w:sz w:val="26"/>
+          <w:szCs w:val="26"/>
+        </w:rPr>
+        <w:t xml:space="preserve"> </w:t>
+      </w:r>
+      <w:proofErr w:type="spellStart"/>
+      <w:r>
+        <w:rPr>
+          <w:rFonts w:ascii="Times New Roman" w:eastAsia="Times New Roman" w:hAnsi="Times New Roman" w:cs="Times New Roman"/>
+          <w:color w:val="000000"/>
+          <w:sz w:val="26"/>
+          <w:szCs w:val="26"/>
+        </w:rPr>
+        <w:t>thời</w:t>
+      </w:r>
+      <w:proofErr w:type="spellEnd"/>
+      <w:r>
+        <w:rPr>
+          <w:rFonts w:ascii="Times New Roman" w:eastAsia="Times New Roman" w:hAnsi="Times New Roman" w:cs="Times New Roman"/>
+          <w:color w:val="000000"/>
+          <w:sz w:val="26"/>
+          <w:szCs w:val="26"/>
+        </w:rPr>
+        <w:t xml:space="preserve"> </w:t>
+      </w:r>
+      <w:proofErr w:type="spellStart"/>
+      <w:r>
+        <w:rPr>
+          <w:rFonts w:ascii="Times New Roman" w:eastAsia="Times New Roman" w:hAnsi="Times New Roman" w:cs="Times New Roman"/>
+          <w:color w:val="000000"/>
+          <w:sz w:val="26"/>
+          <w:szCs w:val="26"/>
+        </w:rPr>
+        <w:t>điểm</w:t>
+      </w:r>
+      <w:proofErr w:type="spellEnd"/>
+      <w:r>
+        <w:rPr>
+          <w:rFonts w:ascii="Times New Roman" w:eastAsia="Times New Roman" w:hAnsi="Times New Roman" w:cs="Times New Roman"/>
+          <w:color w:val="000000"/>
+          <w:sz w:val="26"/>
+          <w:szCs w:val="26"/>
+        </w:rPr>
+        <w:t xml:space="preserve"> </w:t>
+      </w:r>
+      <w:r>
+        <w:rPr>
+          <w:rFonts w:ascii="Times New Roman" w:eastAsia="Times New Roman" w:hAnsi="Times New Roman" w:cs="Times New Roman"/>
+          <w:color w:val="000000"/>
+          <w:sz w:val="26"/>
+          <w:szCs w:val="26"/>
+        </w:rPr>
+        <w:t>{</w:t>
+      </w:r>
+      <w:proofErr w:type="spellStart"/>
+      <w:r>
+        <w:rPr>
+          <w:rFonts w:ascii="Times New Roman" w:eastAsia="Times New Roman" w:hAnsi="Times New Roman" w:cs="Times New Roman"/>
+          <w:color w:val="000000"/>
+          <w:sz w:val="26"/>
+          <w:szCs w:val="26"/>
+        </w:rPr>
+        <w:t>hh</w:t>
+      </w:r>
+      <w:proofErr w:type="spellEnd"/>
+      <w:r>
+        <w:rPr>
+          <w:rFonts w:ascii="Times New Roman" w:eastAsia="Times New Roman" w:hAnsi="Times New Roman" w:cs="Times New Roman"/>
+          <w:color w:val="000000"/>
+          <w:sz w:val="26"/>
+          <w:szCs w:val="26"/>
+        </w:rPr>
+        <w:t>}</w:t>
+      </w:r>
+      <w:r>
+        <w:rPr>
+          <w:rFonts w:ascii="Times New Roman" w:eastAsia="Times New Roman" w:hAnsi="Times New Roman" w:cs="Times New Roman"/>
+          <w:color w:val="000000"/>
+          <w:sz w:val="26"/>
+          <w:szCs w:val="26"/>
+        </w:rPr>
+        <w:t xml:space="preserve"> </w:t>
+      </w:r>
+      <w:proofErr w:type="spellStart"/>
+      <w:r>
+        <w:rPr>
+          <w:rFonts w:ascii="Times New Roman" w:eastAsia="Times New Roman" w:hAnsi="Times New Roman" w:cs="Times New Roman"/>
+          <w:color w:val="000000"/>
+          <w:sz w:val="26"/>
+          <w:szCs w:val="26"/>
+        </w:rPr>
+        <w:t>ngày</w:t>
+      </w:r>
+      <w:proofErr w:type="spellEnd"/>
+      <w:r>
+        <w:rPr>
+          <w:rFonts w:ascii="Times New Roman" w:eastAsia="Times New Roman" w:hAnsi="Times New Roman" w:cs="Times New Roman"/>
+          <w:color w:val="000000"/>
+          <w:sz w:val="26"/>
+          <w:szCs w:val="26"/>
+        </w:rPr>
+        <w:t xml:space="preserve"> </w:t>
+      </w:r>
+      <w:r>
+        <w:rPr>
+          <w:rFonts w:ascii="Times New Roman" w:hAnsi="Times New Roman" w:cs="Times New Roman"/>
+          <w:sz w:val="26"/>
+          <w:szCs w:val="26"/>
+        </w:rPr>
+        <w:t>{dd}/{mm}/{</w:t>
+      </w:r>
+      <w:proofErr w:type="spellStart"/>
+      <w:r>
+        <w:rPr>
+          <w:rFonts w:ascii="Times New Roman" w:hAnsi="Times New Roman" w:cs="Times New Roman"/>
+          <w:sz w:val="26"/>
+          <w:szCs w:val="26"/>
+        </w:rPr>
+        <w:t>yyyy</w:t>
+      </w:r>
+      <w:proofErr w:type="spellEnd"/>
+      <w:r>
+        <w:rPr>
+          <w:rFonts w:ascii="Times New Roman" w:hAnsi="Times New Roman" w:cs="Times New Roman"/>
+          <w:sz w:val="26"/>
+          <w:szCs w:val="26"/>
+        </w:rPr>
+        <w:t>}</w:t>
+      </w:r>
+      <w:r>
+        <w:rPr>
+          <w:rFonts w:ascii="Times New Roman" w:hAnsi="Times New Roman" w:cs="Times New Roman"/>
+          <w:sz w:val="26"/>
+          <w:szCs w:val="26"/>
+          <w:lang w:val="vi-VN"/>
+        </w:rPr>
+        <w:t xml:space="preserve"> </w:t>
+      </w:r>
+      <w:r>
+        <w:rPr>
+          <w:rFonts w:ascii="Times New Roman" w:eastAsia="Times New Roman" w:hAnsi="Times New Roman" w:cs="Times New Roman"/>
+          <w:color w:val="000000"/>
+          <w:sz w:val="26"/>
+          <w:szCs w:val="26"/>
+        </w:rPr>
+        <w:t xml:space="preserve">chi </w:t>
+      </w:r>
+      <w:proofErr w:type="spellStart"/>
+      <w:r>
+        <w:rPr>
+          <w:rFonts w:ascii="Times New Roman" w:eastAsia="Times New Roman" w:hAnsi="Times New Roman" w:cs="Times New Roman"/>
+          <w:color w:val="000000"/>
+          <w:sz w:val="26"/>
+          <w:szCs w:val="26"/>
+        </w:rPr>
+        <w:t>tiết</w:t>
+      </w:r>
+      <w:proofErr w:type="spellEnd"/>
+      <w:r>
+        <w:rPr>
+          <w:rFonts w:ascii="Times New Roman" w:eastAsia="Times New Roman" w:hAnsi="Times New Roman" w:cs="Times New Roman"/>
+          <w:color w:val="000000"/>
+          <w:sz w:val="26"/>
+          <w:szCs w:val="26"/>
+        </w:rPr>
+        <w:t xml:space="preserve"> </w:t>
+      </w:r>
+      <w:proofErr w:type="spellStart"/>
+      <w:r>
+        <w:rPr>
+          <w:rFonts w:ascii="Times New Roman" w:eastAsia="Times New Roman" w:hAnsi="Times New Roman" w:cs="Times New Roman"/>
+          <w:color w:val="000000"/>
+          <w:sz w:val="26"/>
+          <w:szCs w:val="26"/>
+        </w:rPr>
+        <w:t>tại</w:t>
+      </w:r>
+      <w:proofErr w:type="spellEnd"/>
+      <w:r>
+        <w:rPr>
+          <w:rFonts w:ascii="Times New Roman" w:eastAsia="Times New Roman" w:hAnsi="Times New Roman" w:cs="Times New Roman"/>
+          <w:color w:val="000000"/>
+          <w:sz w:val="26"/>
+          <w:szCs w:val="26"/>
+        </w:rPr>
+        <w:t xml:space="preserve"> </w:t>
+      </w:r>
+      <w:proofErr w:type="spellStart"/>
+      <w:r>
+        <w:rPr>
+          <w:rFonts w:ascii="Times New Roman" w:eastAsia="Times New Roman" w:hAnsi="Times New Roman" w:cs="Times New Roman"/>
+          <w:color w:val="000000"/>
+          <w:sz w:val="26"/>
+          <w:szCs w:val="26"/>
+        </w:rPr>
+        <w:t>phụ</w:t>
+      </w:r>
+      <w:proofErr w:type="spellEnd"/>
+      <w:r>
+        <w:rPr>
+          <w:rFonts w:ascii="Times New Roman" w:eastAsia="Times New Roman" w:hAnsi="Times New Roman" w:cs="Times New Roman"/>
+          <w:color w:val="000000"/>
+          <w:sz w:val="26"/>
+          <w:szCs w:val="26"/>
+        </w:rPr>
+        <w:t xml:space="preserve"> </w:t>
+      </w:r>
+      <w:proofErr w:type="spellStart"/>
+      <w:r>
+        <w:rPr>
+          <w:rFonts w:ascii="Times New Roman" w:eastAsia="Times New Roman" w:hAnsi="Times New Roman" w:cs="Times New Roman"/>
+          <w:color w:val="000000"/>
+          <w:sz w:val="26"/>
+          <w:szCs w:val="26"/>
+        </w:rPr>
+        <w:t>lục</w:t>
+      </w:r>
+      <w:proofErr w:type="spellEnd"/>
+      <w:r>
+        <w:rPr>
+          <w:rFonts w:ascii="Times New Roman" w:eastAsia="Times New Roman" w:hAnsi="Times New Roman" w:cs="Times New Roman"/>
+          <w:color w:val="000000"/>
+          <w:sz w:val="26"/>
+          <w:szCs w:val="26"/>
+        </w:rPr>
+        <w:t xml:space="preserve"> 01</w:t>
+      </w:r>
+      <w:r>
+        <w:rPr>
+          <w:rFonts w:ascii="Times New Roman" w:eastAsia="Times New Roman" w:hAnsi="Times New Roman" w:cs="Times New Roman"/>
+          <w:color w:val="000000"/>
+          <w:sz w:val="26"/>
+          <w:szCs w:val="26"/>
+        </w:rPr>
+        <w:t>, 02</w:t>
+      </w:r>
+      <w:r>
+        <w:rPr>
+          <w:rFonts w:ascii="Times New Roman" w:eastAsia="Times New Roman" w:hAnsi="Times New Roman" w:cs="Times New Roman"/>
+          <w:color w:val="000000"/>
+          <w:sz w:val="26"/>
+          <w:szCs w:val="26"/>
+        </w:rPr>
+        <w:t xml:space="preserve"> </w:t>
+      </w:r>
+      <w:proofErr w:type="spellStart"/>
+      <w:r>
+        <w:rPr>
+          <w:rFonts w:ascii="Times New Roman" w:eastAsia="Times New Roman" w:hAnsi="Times New Roman" w:cs="Times New Roman"/>
+          <w:color w:val="000000"/>
+          <w:sz w:val="26"/>
+          <w:szCs w:val="26"/>
+        </w:rPr>
+        <w:t>kèm</w:t>
+      </w:r>
+      <w:proofErr w:type="spellEnd"/>
+      <w:r>
+        <w:rPr>
+          <w:rFonts w:ascii="Times New Roman" w:eastAsia="Times New Roman" w:hAnsi="Times New Roman" w:cs="Times New Roman"/>
+          <w:color w:val="000000"/>
+          <w:sz w:val="26"/>
+          <w:szCs w:val="26"/>
+        </w:rPr>
+        <w:t xml:space="preserve"> </w:t>
+      </w:r>
+      <w:proofErr w:type="spellStart"/>
+      <w:r>
+        <w:rPr>
+          <w:rFonts w:ascii="Times New Roman" w:eastAsia="Times New Roman" w:hAnsi="Times New Roman" w:cs="Times New Roman"/>
+          <w:color w:val="000000"/>
+          <w:sz w:val="26"/>
+          <w:szCs w:val="26"/>
+        </w:rPr>
+        <w:t>theo.</w:t>
+      </w:r>
+      <w:proofErr w:type="spellEnd"/>
     </w:p>
     <w:p>
       <w:pPr>
         <w:pStyle w:val="ListParagraph"/>
-        <w:spacing w:before="60" w:after="60" w:line="320" w:lineRule="exact"/>
-        <w:ind w:left="360"/>
+        <w:spacing w:before="60" w:after="60" w:line="240" w:lineRule="auto"/>
         <w:jc w:val="both"/>
         <w:rPr>
-          <w:rFonts w:ascii="Times New Roman" w:eastAsia="Times New Roman" w:hAnsi="Times New Roman" w:cs="Times New Roman"/>
-          <w:sz w:val="26"/>
-          <w:szCs w:val="26"/>
-          <w:lang w:val="vi-VN"/>
+          <w:rFonts w:ascii="Times New Roman" w:hAnsi="Times New Roman" w:cs="Times New Roman"/>
+          <w:color w:val="000000" w:themeColor="text1"/>
+          <w:sz w:val="26"/>
         </w:rPr>
       </w:pPr>
-      <w:proofErr w:type="spellStart"/>
-      <w:r>
-        <w:rPr>
-          <w:rFonts w:ascii="Times New Roman" w:eastAsia="Times New Roman" w:hAnsi="Times New Roman" w:cs="Times New Roman"/>
-          <w:sz w:val="26"/>
-          <w:szCs w:val="26"/>
-        </w:rPr>
-        <w:t>Số</w:t>
-      </w:r>
-      <w:proofErr w:type="spellEnd"/>
-      <w:r>
-        <w:rPr>
-          <w:rFonts w:ascii="Times New Roman" w:eastAsia="Times New Roman" w:hAnsi="Times New Roman" w:cs="Times New Roman"/>
-          <w:sz w:val="26"/>
-          <w:szCs w:val="26"/>
-        </w:rPr>
-        <w:t xml:space="preserve"> </w:t>
-      </w:r>
-      <w:proofErr w:type="spellStart"/>
-      <w:r>
-        <w:rPr>
-          <w:rFonts w:ascii="Times New Roman" w:eastAsia="Times New Roman" w:hAnsi="Times New Roman" w:cs="Times New Roman"/>
-          <w:sz w:val="26"/>
-          <w:szCs w:val="26"/>
-        </w:rPr>
-        <w:t>liệu</w:t>
-      </w:r>
-      <w:proofErr w:type="spellEnd"/>
-      <w:r>
-        <w:rPr>
-          <w:rFonts w:ascii="Times New Roman" w:eastAsia="Times New Roman" w:hAnsi="Times New Roman" w:cs="Times New Roman"/>
-          <w:sz w:val="26"/>
-          <w:szCs w:val="26"/>
-        </w:rPr>
-        <w:t xml:space="preserve"> </w:t>
-      </w:r>
-      <w:proofErr w:type="spellStart"/>
-      <w:r>
-        <w:rPr>
-          <w:rFonts w:ascii="Times New Roman" w:eastAsia="Times New Roman" w:hAnsi="Times New Roman" w:cs="Times New Roman"/>
-          <w:sz w:val="26"/>
-          <w:szCs w:val="26"/>
-        </w:rPr>
-        <w:t>mưa</w:t>
-      </w:r>
-      <w:proofErr w:type="spellEnd"/>
-      <w:r>
-        <w:rPr>
-          <w:rFonts w:ascii="Times New Roman" w:eastAsia="Times New Roman" w:hAnsi="Times New Roman" w:cs="Times New Roman"/>
-          <w:sz w:val="26"/>
-          <w:szCs w:val="26"/>
-        </w:rPr>
-        <w:t xml:space="preserve"> </w:t>
-      </w:r>
-      <w:proofErr w:type="spellStart"/>
-      <w:r>
-        <w:rPr>
-          <w:rFonts w:ascii="Times New Roman" w:eastAsia="Times New Roman" w:hAnsi="Times New Roman" w:cs="Times New Roman"/>
-          <w:sz w:val="26"/>
-          <w:szCs w:val="26"/>
-        </w:rPr>
-        <w:t>các</w:t>
-      </w:r>
-      <w:proofErr w:type="spellEnd"/>
-      <w:r>
-        <w:rPr>
-          <w:rFonts w:ascii="Times New Roman" w:eastAsia="Times New Roman" w:hAnsi="Times New Roman" w:cs="Times New Roman"/>
-          <w:sz w:val="26"/>
-          <w:szCs w:val="26"/>
-        </w:rPr>
-        <w:t xml:space="preserve"> </w:t>
-      </w:r>
-      <w:proofErr w:type="spellStart"/>
-      <w:r>
-        <w:rPr>
-          <w:rFonts w:ascii="Times New Roman" w:eastAsia="Times New Roman" w:hAnsi="Times New Roman" w:cs="Times New Roman"/>
-          <w:sz w:val="26"/>
-          <w:szCs w:val="26"/>
-        </w:rPr>
-        <w:t>phường</w:t>
-      </w:r>
-      <w:proofErr w:type="spellEnd"/>
     </w:p>
-    <w:tbl>
-      <w:tblPr>
-        <w:tblStyle w:val="TableGrid"/>
-        <w:tblW w:w="0" w:type="auto"/>
-        <w:tblInd w:w="360" w:type="dxa"/>
-        <w:tblBorders>
-          <w:top w:val="none" w:sz="0" w:space="0" w:color="auto"/>
-          <w:left w:val="none" w:sz="0" w:space="0" w:color="auto"/>
-          <w:bottom w:val="none" w:sz="0" w:space="0" w:color="auto"/>
-          <w:right w:val="none" w:sz="0" w:space="0" w:color="auto"/>
-          <w:insideH w:val="none" w:sz="0" w:space="0" w:color="auto"/>
-          <w:insideV w:val="none" w:sz="0" w:space="0" w:color="auto"/>
-        </w:tblBorders>
-        <w:tblLook w:val="04A0" w:firstRow="1" w:lastRow="0" w:firstColumn="1" w:lastColumn="0" w:noHBand="0" w:noVBand="1"/>
-      </w:tblPr>
-      <w:tblGrid>
-        <w:gridCol w:w="4315"/>
-        <w:gridCol w:w="270"/>
-        <w:gridCol w:w="4259"/>
-      </w:tblGrid>
-      <w:tr>
-        <w:tc>
-          <w:tcPr>
-            <w:tcW w:w="4315" w:type="dxa"/>
-          </w:tcPr>
-          <w:p>
-            <w:pPr>
-              <w:pStyle w:val="ListParagraph"/>
-              <w:spacing w:before="60" w:after="60" w:line="320" w:lineRule="exact"/>
-              <w:ind w:left="0"/>
-              <w:jc w:val="both"/>
-              <w:rPr>
-                <w:rFonts w:ascii="Times New Roman" w:eastAsia="Times New Roman" w:hAnsi="Times New Roman" w:cs="Times New Roman"/>
-                <w:color w:val="000000" w:themeColor="text1"/>
-                <w:sz w:val="26"/>
-                <w:szCs w:val="26"/>
-                <w:lang w:val="vi-VN"/>
-              </w:rPr>
-            </w:pPr>
-            <w:r>
-              <w:rPr>
-                <w:rFonts w:ascii="Times New Roman" w:eastAsia="Times New Roman" w:hAnsi="Times New Roman" w:cs="Times New Roman"/>
-                <w:color w:val="000000" w:themeColor="text1"/>
-                <w:sz w:val="26"/>
-                <w:szCs w:val="26"/>
-                <w:lang w:val="vi-VN"/>
-              </w:rPr>
-              <w:t>{table</w:t>
-            </w:r>
-            <w:r>
-              <w:rPr>
-                <w:rFonts w:ascii="Times New Roman" w:eastAsia="Times New Roman" w:hAnsi="Times New Roman" w:cs="Times New Roman"/>
-                <w:color w:val="000000" w:themeColor="text1"/>
-                <w:sz w:val="26"/>
-                <w:szCs w:val="26"/>
-                <w:lang w:val="vi-VN"/>
-              </w:rPr>
-              <w:t>1</w:t>
-            </w:r>
-            <w:r>
-              <w:rPr>
-                <w:rFonts w:ascii="Times New Roman" w:eastAsia="Times New Roman" w:hAnsi="Times New Roman" w:cs="Times New Roman"/>
-                <w:color w:val="000000" w:themeColor="text1"/>
-                <w:sz w:val="26"/>
-                <w:szCs w:val="26"/>
-                <w:lang w:val="vi-VN"/>
-              </w:rPr>
-              <w:t>_mua_phuong}</w:t>
-            </w:r>
-          </w:p>
-        </w:tc>
-        <w:tc>
-          <w:tcPr>
-            <w:tcW w:w="270" w:type="dxa"/>
-          </w:tcPr>
-          <w:p>
-            <w:pPr>
-              <w:pStyle w:val="ListParagraph"/>
-              <w:spacing w:before="60" w:after="60" w:line="320" w:lineRule="exact"/>
-              <w:ind w:left="0"/>
-              <w:jc w:val="both"/>
-              <w:rPr>
-                <w:rFonts w:ascii="Times New Roman" w:eastAsia="Times New Roman" w:hAnsi="Times New Roman" w:cs="Times New Roman"/>
-                <w:color w:val="000000" w:themeColor="text1"/>
-                <w:sz w:val="26"/>
-                <w:szCs w:val="26"/>
-                <w:lang w:val="vi-VN"/>
-              </w:rPr>
-            </w:pPr>
-          </w:p>
-        </w:tc>
-        <w:tc>
-          <w:tcPr>
-            <w:tcW w:w="4259" w:type="dxa"/>
-          </w:tcPr>
-          <w:p>
-            <w:pPr>
-              <w:pStyle w:val="ListParagraph"/>
-              <w:spacing w:before="60" w:after="60" w:line="320" w:lineRule="exact"/>
-              <w:ind w:left="0"/>
-              <w:jc w:val="both"/>
-              <w:rPr>
-                <w:rFonts w:ascii="Times New Roman" w:eastAsia="Times New Roman" w:hAnsi="Times New Roman" w:cs="Times New Roman"/>
-                <w:color w:val="000000" w:themeColor="text1"/>
-                <w:sz w:val="26"/>
-                <w:szCs w:val="26"/>
-                <w:lang w:val="vi-VN"/>
-              </w:rPr>
-            </w:pPr>
-            <w:r>
-              <w:rPr>
-                <w:rFonts w:ascii="Times New Roman" w:eastAsia="Times New Roman" w:hAnsi="Times New Roman" w:cs="Times New Roman"/>
-                <w:color w:val="000000" w:themeColor="text1"/>
-                <w:sz w:val="26"/>
-                <w:szCs w:val="26"/>
-                <w:lang w:val="vi-VN"/>
-              </w:rPr>
-              <w:t>{table</w:t>
-            </w:r>
-            <w:r>
-              <w:rPr>
-                <w:rFonts w:ascii="Times New Roman" w:eastAsia="Times New Roman" w:hAnsi="Times New Roman" w:cs="Times New Roman"/>
-                <w:color w:val="000000" w:themeColor="text1"/>
-                <w:sz w:val="26"/>
-                <w:szCs w:val="26"/>
-                <w:lang w:val="vi-VN"/>
-              </w:rPr>
-              <w:t>2</w:t>
-            </w:r>
-            <w:r>
-              <w:rPr>
-                <w:rFonts w:ascii="Times New Roman" w:eastAsia="Times New Roman" w:hAnsi="Times New Roman" w:cs="Times New Roman"/>
-                <w:color w:val="000000" w:themeColor="text1"/>
-                <w:sz w:val="26"/>
-                <w:szCs w:val="26"/>
-                <w:lang w:val="vi-VN"/>
-              </w:rPr>
-              <w:t>_mua_phuong}</w:t>
-            </w:r>
-          </w:p>
-        </w:tc>
-      </w:tr>
-    </w:tbl>
-    <w:p>
-      <w:pPr>
-        <w:spacing w:before="60" w:after="60" w:line="320" w:lineRule="exact"/>
-        <w:jc w:val="both"/>
-        <w:rPr>
-          <w:rFonts w:ascii="Times New Roman" w:eastAsia="Times New Roman" w:hAnsi="Times New Roman" w:cs="Times New Roman"/>
-          <w:color w:val="000000" w:themeColor="text1"/>
-          <w:sz w:val="26"/>
-          <w:szCs w:val="26"/>
-          <w:lang w:val="vi-VN"/>
-        </w:rPr>
-      </w:pPr>
-      <w:r>
-        <w:rPr>
-          <w:rFonts w:ascii="Times New Roman" w:eastAsia="Times New Roman" w:hAnsi="Times New Roman" w:cs="Times New Roman"/>
-          <w:color w:val="000000" w:themeColor="text1"/>
-          <w:sz w:val="26"/>
-          <w:szCs w:val="26"/>
-          <w:lang w:val="vi-VN"/>
-        </w:rPr>
-        <w:t xml:space="preserve">     </w:t>
-      </w:r>
-      <w:proofErr w:type="spellStart"/>
-      <w:r>
-        <w:rPr>
-          <w:rFonts w:ascii="Times New Roman" w:eastAsia="Times New Roman" w:hAnsi="Times New Roman" w:cs="Times New Roman"/>
-          <w:color w:val="000000" w:themeColor="text1"/>
-          <w:sz w:val="26"/>
-          <w:szCs w:val="26"/>
-        </w:rPr>
-        <w:t>Số</w:t>
-      </w:r>
-      <w:proofErr w:type="spellEnd"/>
-      <w:r>
-        <w:rPr>
-          <w:rFonts w:ascii="Times New Roman" w:eastAsia="Times New Roman" w:hAnsi="Times New Roman" w:cs="Times New Roman"/>
-          <w:color w:val="000000" w:themeColor="text1"/>
-          <w:sz w:val="26"/>
-          <w:szCs w:val="26"/>
-        </w:rPr>
-        <w:t xml:space="preserve"> </w:t>
-      </w:r>
-      <w:proofErr w:type="spellStart"/>
-      <w:r>
-        <w:rPr>
-          <w:rFonts w:ascii="Times New Roman" w:eastAsia="Times New Roman" w:hAnsi="Times New Roman" w:cs="Times New Roman"/>
-          <w:color w:val="000000" w:themeColor="text1"/>
-          <w:sz w:val="26"/>
-          <w:szCs w:val="26"/>
-        </w:rPr>
-        <w:t>liệu</w:t>
-      </w:r>
-      <w:proofErr w:type="spellEnd"/>
-      <w:r>
-        <w:rPr>
-          <w:rFonts w:ascii="Times New Roman" w:eastAsia="Times New Roman" w:hAnsi="Times New Roman" w:cs="Times New Roman"/>
-          <w:color w:val="000000" w:themeColor="text1"/>
-          <w:sz w:val="26"/>
-          <w:szCs w:val="26"/>
-        </w:rPr>
-        <w:t xml:space="preserve"> </w:t>
-      </w:r>
-      <w:proofErr w:type="spellStart"/>
-      <w:r>
-        <w:rPr>
-          <w:rFonts w:ascii="Times New Roman" w:eastAsia="Times New Roman" w:hAnsi="Times New Roman" w:cs="Times New Roman"/>
-          <w:color w:val="000000" w:themeColor="text1"/>
-          <w:sz w:val="26"/>
-          <w:szCs w:val="26"/>
-        </w:rPr>
-        <w:t>mưa</w:t>
-      </w:r>
-      <w:proofErr w:type="spellEnd"/>
-      <w:r>
-        <w:rPr>
-          <w:rFonts w:ascii="Times New Roman" w:eastAsia="Times New Roman" w:hAnsi="Times New Roman" w:cs="Times New Roman"/>
-          <w:color w:val="000000" w:themeColor="text1"/>
-          <w:sz w:val="26"/>
-          <w:szCs w:val="26"/>
-        </w:rPr>
-        <w:t xml:space="preserve"> </w:t>
-      </w:r>
-      <w:proofErr w:type="spellStart"/>
-      <w:r>
-        <w:rPr>
-          <w:rFonts w:ascii="Times New Roman" w:eastAsia="Times New Roman" w:hAnsi="Times New Roman" w:cs="Times New Roman"/>
-          <w:color w:val="000000" w:themeColor="text1"/>
-          <w:sz w:val="26"/>
-          <w:szCs w:val="26"/>
-        </w:rPr>
-        <w:t>các</w:t>
-      </w:r>
-      <w:proofErr w:type="spellEnd"/>
-      <w:r>
-        <w:rPr>
-          <w:rFonts w:ascii="Times New Roman" w:eastAsia="Times New Roman" w:hAnsi="Times New Roman" w:cs="Times New Roman"/>
-          <w:color w:val="000000" w:themeColor="text1"/>
-          <w:sz w:val="26"/>
-          <w:szCs w:val="26"/>
-        </w:rPr>
-        <w:t xml:space="preserve"> </w:t>
-      </w:r>
-      <w:proofErr w:type="spellStart"/>
-      <w:r>
-        <w:rPr>
-          <w:rFonts w:ascii="Times New Roman" w:eastAsia="Times New Roman" w:hAnsi="Times New Roman" w:cs="Times New Roman"/>
-          <w:color w:val="000000" w:themeColor="text1"/>
-          <w:sz w:val="26"/>
-          <w:szCs w:val="26"/>
-        </w:rPr>
-        <w:t>xã</w:t>
-      </w:r>
-      <w:proofErr w:type="spellEnd"/>
-    </w:p>
-    <w:tbl>
-      <w:tblPr>
-        <w:tblStyle w:val="TableGrid"/>
-        <w:tblW w:w="0" w:type="auto"/>
-        <w:tblInd w:w="360" w:type="dxa"/>
-        <w:tblBorders>
-          <w:top w:val="none" w:sz="0" w:space="0" w:color="auto"/>
-          <w:left w:val="none" w:sz="0" w:space="0" w:color="auto"/>
-          <w:bottom w:val="none" w:sz="0" w:space="0" w:color="auto"/>
-          <w:right w:val="none" w:sz="0" w:space="0" w:color="auto"/>
-          <w:insideH w:val="none" w:sz="0" w:space="0" w:color="auto"/>
-          <w:insideV w:val="none" w:sz="0" w:space="0" w:color="auto"/>
-        </w:tblBorders>
-        <w:tblLook w:val="04A0" w:firstRow="1" w:lastRow="0" w:firstColumn="1" w:lastColumn="0" w:noHBand="0" w:noVBand="1"/>
-      </w:tblPr>
-      <w:tblGrid>
-        <w:gridCol w:w="4315"/>
-        <w:gridCol w:w="270"/>
-        <w:gridCol w:w="4259"/>
-      </w:tblGrid>
-      <w:tr>
-        <w:tc>
-          <w:tcPr>
-            <w:tcW w:w="4315" w:type="dxa"/>
-          </w:tcPr>
-          <w:p>
-            <w:pPr>
-              <w:pStyle w:val="ListParagraph"/>
-              <w:spacing w:before="60" w:after="60" w:line="320" w:lineRule="exact"/>
-              <w:ind w:left="0"/>
-              <w:jc w:val="both"/>
-              <w:rPr>
-                <w:rFonts w:ascii="Times New Roman" w:eastAsia="Times New Roman" w:hAnsi="Times New Roman" w:cs="Times New Roman"/>
-                <w:color w:val="000000" w:themeColor="text1"/>
-                <w:sz w:val="26"/>
-                <w:szCs w:val="26"/>
-                <w:lang w:val="vi-VN"/>
-              </w:rPr>
-            </w:pPr>
-            <w:r>
-              <w:rPr>
-                <w:rFonts w:ascii="Times New Roman" w:eastAsia="Times New Roman" w:hAnsi="Times New Roman" w:cs="Times New Roman"/>
-                <w:color w:val="000000" w:themeColor="text1"/>
-                <w:sz w:val="26"/>
-                <w:szCs w:val="26"/>
-                <w:lang w:val="vi-VN"/>
-              </w:rPr>
-              <w:t>{table</w:t>
-            </w:r>
-            <w:r>
-              <w:rPr>
-                <w:rFonts w:ascii="Times New Roman" w:eastAsia="Times New Roman" w:hAnsi="Times New Roman" w:cs="Times New Roman"/>
-                <w:color w:val="000000" w:themeColor="text1"/>
-                <w:sz w:val="26"/>
-                <w:szCs w:val="26"/>
-                <w:lang w:val="vi-VN"/>
-              </w:rPr>
-              <w:t>1</w:t>
-            </w:r>
-            <w:r>
-              <w:rPr>
-                <w:rFonts w:ascii="Times New Roman" w:eastAsia="Times New Roman" w:hAnsi="Times New Roman" w:cs="Times New Roman"/>
-                <w:color w:val="000000" w:themeColor="text1"/>
-                <w:sz w:val="26"/>
-                <w:szCs w:val="26"/>
-                <w:lang w:val="vi-VN"/>
-              </w:rPr>
-              <w:t>_mua_</w:t>
-            </w:r>
-            <w:r>
-              <w:rPr>
-                <w:rFonts w:ascii="Times New Roman" w:eastAsia="Times New Roman" w:hAnsi="Times New Roman" w:cs="Times New Roman"/>
-                <w:color w:val="000000" w:themeColor="text1"/>
-                <w:sz w:val="26"/>
-                <w:szCs w:val="26"/>
-                <w:lang w:val="vi-VN"/>
-              </w:rPr>
-              <w:t>xa</w:t>
-            </w:r>
-            <w:r>
-              <w:rPr>
-                <w:rFonts w:ascii="Times New Roman" w:eastAsia="Times New Roman" w:hAnsi="Times New Roman" w:cs="Times New Roman"/>
-                <w:color w:val="000000" w:themeColor="text1"/>
-                <w:sz w:val="26"/>
-                <w:szCs w:val="26"/>
-                <w:lang w:val="vi-VN"/>
-              </w:rPr>
-              <w:t>}</w:t>
-            </w:r>
-          </w:p>
-        </w:tc>
-        <w:tc>
-          <w:tcPr>
-            <w:tcW w:w="270" w:type="dxa"/>
-          </w:tcPr>
-          <w:p>
-            <w:pPr>
-              <w:pStyle w:val="ListParagraph"/>
-              <w:spacing w:before="60" w:after="60" w:line="320" w:lineRule="exact"/>
-              <w:ind w:left="0"/>
-              <w:jc w:val="both"/>
-              <w:rPr>
-                <w:rFonts w:ascii="Times New Roman" w:eastAsia="Times New Roman" w:hAnsi="Times New Roman" w:cs="Times New Roman"/>
-                <w:color w:val="000000" w:themeColor="text1"/>
-                <w:sz w:val="26"/>
-                <w:szCs w:val="26"/>
-                <w:lang w:val="vi-VN"/>
-              </w:rPr>
-            </w:pPr>
-          </w:p>
-        </w:tc>
-        <w:tc>
-          <w:tcPr>
-            <w:tcW w:w="4259" w:type="dxa"/>
-          </w:tcPr>
-          <w:p>
-            <w:pPr>
-              <w:pStyle w:val="ListParagraph"/>
-              <w:spacing w:before="60" w:after="60" w:line="320" w:lineRule="exact"/>
-              <w:ind w:left="0"/>
-              <w:jc w:val="both"/>
-              <w:rPr>
-                <w:rFonts w:ascii="Times New Roman" w:eastAsia="Times New Roman" w:hAnsi="Times New Roman" w:cs="Times New Roman"/>
-                <w:color w:val="000000" w:themeColor="text1"/>
-                <w:sz w:val="26"/>
-                <w:szCs w:val="26"/>
-                <w:lang w:val="vi-VN"/>
-              </w:rPr>
-            </w:pPr>
-            <w:r>
-              <w:rPr>
-                <w:rFonts w:ascii="Times New Roman" w:eastAsia="Times New Roman" w:hAnsi="Times New Roman" w:cs="Times New Roman"/>
-                <w:color w:val="000000" w:themeColor="text1"/>
-                <w:sz w:val="26"/>
-                <w:szCs w:val="26"/>
-                <w:lang w:val="vi-VN"/>
-              </w:rPr>
-              <w:t>{table</w:t>
-            </w:r>
-            <w:r>
-              <w:rPr>
-                <w:rFonts w:ascii="Times New Roman" w:eastAsia="Times New Roman" w:hAnsi="Times New Roman" w:cs="Times New Roman"/>
-                <w:color w:val="000000" w:themeColor="text1"/>
-                <w:sz w:val="26"/>
-                <w:szCs w:val="26"/>
-                <w:lang w:val="vi-VN"/>
-              </w:rPr>
-              <w:t>2</w:t>
-            </w:r>
-            <w:r>
-              <w:rPr>
-                <w:rFonts w:ascii="Times New Roman" w:eastAsia="Times New Roman" w:hAnsi="Times New Roman" w:cs="Times New Roman"/>
-                <w:color w:val="000000" w:themeColor="text1"/>
-                <w:sz w:val="26"/>
-                <w:szCs w:val="26"/>
-                <w:lang w:val="vi-VN"/>
-              </w:rPr>
-              <w:t>_mua_</w:t>
-            </w:r>
-            <w:r>
-              <w:rPr>
-                <w:rFonts w:ascii="Times New Roman" w:eastAsia="Times New Roman" w:hAnsi="Times New Roman" w:cs="Times New Roman"/>
-                <w:color w:val="000000" w:themeColor="text1"/>
-                <w:sz w:val="26"/>
-                <w:szCs w:val="26"/>
-                <w:lang w:val="vi-VN"/>
-              </w:rPr>
-              <w:t>xa</w:t>
-            </w:r>
-            <w:r>
-              <w:rPr>
-                <w:rFonts w:ascii="Times New Roman" w:eastAsia="Times New Roman" w:hAnsi="Times New Roman" w:cs="Times New Roman"/>
-                <w:color w:val="000000" w:themeColor="text1"/>
-                <w:sz w:val="26"/>
-                <w:szCs w:val="26"/>
-                <w:lang w:val="vi-VN"/>
-              </w:rPr>
-              <w:t>}</w:t>
-            </w:r>
-          </w:p>
-        </w:tc>
-      </w:tr>
-    </w:tbl>
     <w:p>
       <w:pPr>
         <w:pStyle w:val="ListParagraph"/>
         <w:numPr>
           <w:ilvl w:val="0"/>
-          <w:numId w:val="3"/>
+          <w:numId w:val="4"/>
         </w:numPr>
         <w:spacing w:before="60" w:after="60" w:line="320" w:lineRule="exact"/>
         <w:jc w:val="both"/>
@@ -2643,680 +2612,425 @@
         <w:ind w:firstLine="284"/>
         <w:jc w:val="both"/>
         <w:rPr>
+          <w:rFonts w:ascii="Times New Roman" w:eastAsia="Times New Roman" w:hAnsi="Times New Roman" w:cs="Times New Roman"/>
+          <w:sz w:val="26"/>
+          <w:szCs w:val="26"/>
+          <w:lang w:val="vi-VN"/>
+        </w:rPr>
+      </w:pPr>
+      <w:proofErr w:type="spellStart"/>
+      <w:r>
+        <w:rPr>
           <w:rFonts w:ascii="Times New Roman" w:hAnsi="Times New Roman"/>
           <w:sz w:val="26"/>
           <w:szCs w:val="26"/>
         </w:rPr>
+        <w:t>Mực</w:t>
+      </w:r>
+      <w:proofErr w:type="spellEnd"/>
+      <w:r>
+        <w:rPr>
+          <w:rFonts w:ascii="Times New Roman" w:hAnsi="Times New Roman"/>
+          <w:sz w:val="26"/>
+          <w:szCs w:val="26"/>
+        </w:rPr>
+        <w:t xml:space="preserve"> </w:t>
+      </w:r>
+      <w:proofErr w:type="spellStart"/>
+      <w:r>
+        <w:rPr>
+          <w:rFonts w:ascii="Times New Roman" w:hAnsi="Times New Roman"/>
+          <w:sz w:val="26"/>
+          <w:szCs w:val="26"/>
+        </w:rPr>
+        <w:t>nước</w:t>
+      </w:r>
+      <w:proofErr w:type="spellEnd"/>
+      <w:r>
+        <w:rPr>
+          <w:rFonts w:ascii="Times New Roman" w:hAnsi="Times New Roman"/>
+          <w:sz w:val="26"/>
+          <w:szCs w:val="26"/>
+        </w:rPr>
+        <w:t xml:space="preserve"> </w:t>
+      </w:r>
+      <w:proofErr w:type="spellStart"/>
+      <w:r>
+        <w:rPr>
+          <w:rFonts w:ascii="Times New Roman" w:hAnsi="Times New Roman"/>
+          <w:sz w:val="26"/>
+          <w:szCs w:val="26"/>
+        </w:rPr>
+        <w:t>trên</w:t>
+      </w:r>
+      <w:proofErr w:type="spellEnd"/>
+      <w:r>
+        <w:rPr>
+          <w:rFonts w:ascii="Times New Roman" w:hAnsi="Times New Roman"/>
+          <w:sz w:val="26"/>
+          <w:szCs w:val="26"/>
+        </w:rPr>
+        <w:t xml:space="preserve"> </w:t>
+      </w:r>
+      <w:proofErr w:type="spellStart"/>
+      <w:r>
+        <w:rPr>
+          <w:rFonts w:ascii="Times New Roman" w:hAnsi="Times New Roman"/>
+          <w:sz w:val="26"/>
+          <w:szCs w:val="26"/>
+        </w:rPr>
+        <w:t>các</w:t>
+      </w:r>
+      <w:proofErr w:type="spellEnd"/>
+      <w:r>
+        <w:rPr>
+          <w:rFonts w:ascii="Times New Roman" w:hAnsi="Times New Roman"/>
+          <w:sz w:val="26"/>
+          <w:szCs w:val="26"/>
+        </w:rPr>
+        <w:t xml:space="preserve"> </w:t>
+      </w:r>
+      <w:proofErr w:type="spellStart"/>
+      <w:r>
+        <w:rPr>
+          <w:rFonts w:ascii="Times New Roman" w:hAnsi="Times New Roman"/>
+          <w:sz w:val="26"/>
+          <w:szCs w:val="26"/>
+        </w:rPr>
+        <w:t>sông</w:t>
+      </w:r>
+      <w:proofErr w:type="spellEnd"/>
+      <w:r>
+        <w:rPr>
+          <w:rFonts w:ascii="Times New Roman" w:hAnsi="Times New Roman"/>
+          <w:sz w:val="26"/>
+          <w:szCs w:val="26"/>
+        </w:rPr>
+        <w:t xml:space="preserve">, </w:t>
+      </w:r>
+      <w:proofErr w:type="spellStart"/>
+      <w:r>
+        <w:rPr>
+          <w:rFonts w:ascii="Times New Roman" w:hAnsi="Times New Roman"/>
+          <w:sz w:val="26"/>
+          <w:szCs w:val="26"/>
+        </w:rPr>
+        <w:t>hồ</w:t>
+      </w:r>
+      <w:proofErr w:type="spellEnd"/>
+      <w:r>
+        <w:rPr>
+          <w:rFonts w:ascii="Times New Roman" w:hAnsi="Times New Roman"/>
+          <w:sz w:val="26"/>
+          <w:szCs w:val="26"/>
+        </w:rPr>
+        <w:t xml:space="preserve"> </w:t>
+      </w:r>
+      <w:proofErr w:type="spellStart"/>
+      <w:r>
+        <w:rPr>
+          <w:rFonts w:ascii="Times New Roman" w:hAnsi="Times New Roman"/>
+          <w:sz w:val="26"/>
+          <w:szCs w:val="26"/>
+        </w:rPr>
+        <w:t>điều</w:t>
+      </w:r>
+      <w:proofErr w:type="spellEnd"/>
+      <w:r>
+        <w:rPr>
+          <w:rFonts w:ascii="Times New Roman" w:hAnsi="Times New Roman"/>
+          <w:sz w:val="26"/>
+          <w:szCs w:val="26"/>
+        </w:rPr>
+        <w:t xml:space="preserve"> </w:t>
+      </w:r>
+      <w:proofErr w:type="spellStart"/>
+      <w:r>
+        <w:rPr>
+          <w:rFonts w:ascii="Times New Roman" w:hAnsi="Times New Roman"/>
+          <w:sz w:val="26"/>
+          <w:szCs w:val="26"/>
+        </w:rPr>
+        <w:t>hòa</w:t>
+      </w:r>
+      <w:proofErr w:type="spellEnd"/>
+      <w:r>
+        <w:rPr>
+          <w:rFonts w:ascii="Times New Roman" w:hAnsi="Times New Roman"/>
+          <w:sz w:val="26"/>
+          <w:szCs w:val="26"/>
+        </w:rPr>
+        <w:t xml:space="preserve"> </w:t>
+      </w:r>
+      <w:proofErr w:type="spellStart"/>
+      <w:r>
+        <w:rPr>
+          <w:rFonts w:ascii="Times New Roman" w:hAnsi="Times New Roman"/>
+          <w:sz w:val="26"/>
+          <w:szCs w:val="26"/>
+        </w:rPr>
+        <w:t>tại</w:t>
+      </w:r>
+      <w:proofErr w:type="spellEnd"/>
+      <w:r>
+        <w:rPr>
+          <w:rFonts w:ascii="Times New Roman" w:hAnsi="Times New Roman"/>
+          <w:sz w:val="26"/>
+          <w:szCs w:val="26"/>
+        </w:rPr>
+        <w:t xml:space="preserve"> </w:t>
+      </w:r>
+      <w:proofErr w:type="spellStart"/>
+      <w:r>
+        <w:rPr>
+          <w:rFonts w:ascii="Times New Roman" w:hAnsi="Times New Roman"/>
+          <w:sz w:val="26"/>
+          <w:szCs w:val="26"/>
+        </w:rPr>
+        <w:t>thời</w:t>
+      </w:r>
+      <w:proofErr w:type="spellEnd"/>
+      <w:r>
+        <w:rPr>
+          <w:rFonts w:ascii="Times New Roman" w:hAnsi="Times New Roman"/>
+          <w:sz w:val="26"/>
+          <w:szCs w:val="26"/>
+        </w:rPr>
+        <w:t xml:space="preserve"> </w:t>
+      </w:r>
+      <w:proofErr w:type="spellStart"/>
+      <w:r>
+        <w:rPr>
+          <w:rFonts w:ascii="Times New Roman" w:hAnsi="Times New Roman" w:cs="Times New Roman"/>
+          <w:sz w:val="26"/>
+          <w:szCs w:val="26"/>
+        </w:rPr>
+        <w:t>điểm</w:t>
+      </w:r>
+      <w:proofErr w:type="spellEnd"/>
+      <w:r>
+        <w:rPr>
+          <w:rFonts w:ascii="Times New Roman" w:hAnsi="Times New Roman" w:cs="Times New Roman"/>
+          <w:sz w:val="26"/>
+          <w:szCs w:val="26"/>
+        </w:rPr>
+        <w:t xml:space="preserve"> </w:t>
+      </w:r>
+      <w:r>
+        <w:rPr>
+          <w:rFonts w:ascii="Times New Roman" w:hAnsi="Times New Roman" w:cs="Times New Roman"/>
+          <w:sz w:val="26"/>
+          <w:szCs w:val="26"/>
+        </w:rPr>
+        <w:t>{</w:t>
+      </w:r>
+      <w:proofErr w:type="spellStart"/>
+      <w:r>
+        <w:rPr>
+          <w:rFonts w:ascii="Times New Roman" w:hAnsi="Times New Roman" w:cs="Times New Roman"/>
+          <w:sz w:val="26"/>
+          <w:szCs w:val="26"/>
+        </w:rPr>
+        <w:t>hh</w:t>
+      </w:r>
+      <w:proofErr w:type="spellEnd"/>
+      <w:r>
+        <w:rPr>
+          <w:rFonts w:ascii="Times New Roman" w:hAnsi="Times New Roman" w:cs="Times New Roman"/>
+          <w:sz w:val="26"/>
+          <w:szCs w:val="26"/>
+        </w:rPr>
+        <w:t>}</w:t>
+      </w:r>
+      <w:r>
+        <w:rPr>
+          <w:rFonts w:ascii="Times New Roman" w:hAnsi="Times New Roman" w:cs="Times New Roman"/>
+          <w:sz w:val="26"/>
+          <w:szCs w:val="26"/>
+        </w:rPr>
+        <w:t xml:space="preserve"> </w:t>
+      </w:r>
+      <w:proofErr w:type="spellStart"/>
+      <w:r>
+        <w:rPr>
+          <w:rFonts w:ascii="Times New Roman" w:hAnsi="Times New Roman" w:cs="Times New Roman"/>
+          <w:sz w:val="26"/>
+          <w:szCs w:val="26"/>
+        </w:rPr>
+        <w:t>ngày</w:t>
+      </w:r>
+      <w:proofErr w:type="spellEnd"/>
+      <w:r>
+        <w:rPr>
+          <w:rFonts w:ascii="Times New Roman" w:hAnsi="Times New Roman"/>
+          <w:sz w:val="26"/>
+          <w:szCs w:val="26"/>
+        </w:rPr>
+        <w:t xml:space="preserve"> </w:t>
+      </w:r>
+      <w:r>
+        <w:rPr>
+          <w:rFonts w:ascii="Times New Roman" w:hAnsi="Times New Roman" w:cs="Times New Roman"/>
+          <w:sz w:val="26"/>
+          <w:szCs w:val="26"/>
+        </w:rPr>
+        <w:t>{dd}/{mm}/{</w:t>
+      </w:r>
+      <w:proofErr w:type="spellStart"/>
+      <w:r>
+        <w:rPr>
+          <w:rFonts w:ascii="Times New Roman" w:hAnsi="Times New Roman" w:cs="Times New Roman"/>
+          <w:sz w:val="26"/>
+          <w:szCs w:val="26"/>
+        </w:rPr>
+        <w:t>yyyy</w:t>
+      </w:r>
+      <w:proofErr w:type="spellEnd"/>
+      <w:r>
+        <w:rPr>
+          <w:rFonts w:ascii="Times New Roman" w:hAnsi="Times New Roman" w:cs="Times New Roman"/>
+          <w:sz w:val="26"/>
+          <w:szCs w:val="26"/>
+        </w:rPr>
+        <w:t>}</w:t>
+      </w:r>
+      <w:r>
+        <w:rPr>
+          <w:rFonts w:ascii="Times New Roman" w:hAnsi="Times New Roman" w:cs="Times New Roman"/>
+          <w:sz w:val="26"/>
+          <w:szCs w:val="26"/>
+          <w:lang w:val="vi-VN"/>
+        </w:rPr>
+        <w:t xml:space="preserve"> </w:t>
+      </w:r>
+      <w:r>
+        <w:rPr>
+          <w:rFonts w:ascii="Times New Roman" w:eastAsia="Times New Roman" w:hAnsi="Times New Roman" w:cs="Times New Roman"/>
+          <w:sz w:val="26"/>
+          <w:szCs w:val="26"/>
+        </w:rPr>
+        <w:t xml:space="preserve">chi </w:t>
+      </w:r>
+      <w:proofErr w:type="spellStart"/>
+      <w:r>
+        <w:rPr>
+          <w:rFonts w:ascii="Times New Roman" w:eastAsia="Times New Roman" w:hAnsi="Times New Roman" w:cs="Times New Roman"/>
+          <w:sz w:val="26"/>
+          <w:szCs w:val="26"/>
+        </w:rPr>
+        <w:t>tiết</w:t>
+      </w:r>
+      <w:proofErr w:type="spellEnd"/>
+      <w:r>
+        <w:rPr>
+          <w:rFonts w:ascii="Times New Roman" w:eastAsia="Times New Roman" w:hAnsi="Times New Roman" w:cs="Times New Roman"/>
+          <w:sz w:val="26"/>
+          <w:szCs w:val="26"/>
+        </w:rPr>
+        <w:t xml:space="preserve"> </w:t>
+      </w:r>
+      <w:proofErr w:type="spellStart"/>
+      <w:r>
+        <w:rPr>
+          <w:rFonts w:ascii="Times New Roman" w:eastAsia="Times New Roman" w:hAnsi="Times New Roman" w:cs="Times New Roman"/>
+          <w:sz w:val="26"/>
+          <w:szCs w:val="26"/>
+        </w:rPr>
+        <w:t>tại</w:t>
+      </w:r>
+      <w:proofErr w:type="spellEnd"/>
+      <w:r>
+        <w:rPr>
+          <w:rFonts w:ascii="Times New Roman" w:eastAsia="Times New Roman" w:hAnsi="Times New Roman" w:cs="Times New Roman"/>
+          <w:sz w:val="26"/>
+          <w:szCs w:val="26"/>
+        </w:rPr>
+        <w:t xml:space="preserve"> </w:t>
+      </w:r>
+      <w:proofErr w:type="spellStart"/>
+      <w:r>
+        <w:rPr>
+          <w:rFonts w:ascii="Times New Roman" w:eastAsia="Times New Roman" w:hAnsi="Times New Roman" w:cs="Times New Roman"/>
+          <w:sz w:val="26"/>
+          <w:szCs w:val="26"/>
+        </w:rPr>
+        <w:t>phụ</w:t>
+      </w:r>
+      <w:proofErr w:type="spellEnd"/>
+      <w:r>
+        <w:rPr>
+          <w:rFonts w:ascii="Times New Roman" w:eastAsia="Times New Roman" w:hAnsi="Times New Roman" w:cs="Times New Roman"/>
+          <w:sz w:val="26"/>
+          <w:szCs w:val="26"/>
+        </w:rPr>
+        <w:t xml:space="preserve"> </w:t>
+      </w:r>
+      <w:proofErr w:type="spellStart"/>
+      <w:r>
+        <w:rPr>
+          <w:rFonts w:ascii="Times New Roman" w:eastAsia="Times New Roman" w:hAnsi="Times New Roman" w:cs="Times New Roman"/>
+          <w:sz w:val="26"/>
+          <w:szCs w:val="26"/>
+        </w:rPr>
+        <w:t>lục</w:t>
+      </w:r>
+      <w:proofErr w:type="spellEnd"/>
+      <w:r>
+        <w:rPr>
+          <w:rFonts w:ascii="Times New Roman" w:eastAsia="Times New Roman" w:hAnsi="Times New Roman" w:cs="Times New Roman"/>
+          <w:sz w:val="26"/>
+          <w:szCs w:val="26"/>
+        </w:rPr>
+        <w:t xml:space="preserve"> 02 </w:t>
+      </w:r>
+      <w:proofErr w:type="spellStart"/>
+      <w:r>
+        <w:rPr>
+          <w:rFonts w:ascii="Times New Roman" w:eastAsia="Times New Roman" w:hAnsi="Times New Roman" w:cs="Times New Roman"/>
+          <w:sz w:val="26"/>
+          <w:szCs w:val="26"/>
+        </w:rPr>
+        <w:t>kèm</w:t>
+      </w:r>
+      <w:proofErr w:type="spellEnd"/>
+      <w:r>
+        <w:rPr>
+          <w:rFonts w:ascii="Times New Roman" w:eastAsia="Times New Roman" w:hAnsi="Times New Roman" w:cs="Times New Roman"/>
+          <w:sz w:val="26"/>
+          <w:szCs w:val="26"/>
+        </w:rPr>
+        <w:t xml:space="preserve"> </w:t>
+      </w:r>
+      <w:proofErr w:type="spellStart"/>
+      <w:r>
+        <w:rPr>
+          <w:rFonts w:ascii="Times New Roman" w:eastAsia="Times New Roman" w:hAnsi="Times New Roman" w:cs="Times New Roman"/>
+          <w:sz w:val="26"/>
+          <w:szCs w:val="26"/>
+        </w:rPr>
+        <w:t>theo.</w:t>
+      </w:r>
+      <w:proofErr w:type="spellEnd"/>
+    </w:p>
+    <w:p>
+      <w:pPr>
+        <w:spacing w:before="20" w:after="20" w:line="320" w:lineRule="exact"/>
+        <w:ind w:firstLine="284"/>
+        <w:jc w:val="both"/>
+        <w:rPr>
+          <w:rFonts w:ascii="Times New Roman" w:hAnsi="Times New Roman"/>
+          <w:sz w:val="26"/>
+          <w:szCs w:val="26"/>
+          <w:lang w:val="vi-VN"/>
+        </w:rPr>
       </w:pPr>
-      <w:proofErr w:type="spellStart"/>
-      <w:r>
-        <w:rPr>
-          <w:rFonts w:ascii="Times New Roman" w:hAnsi="Times New Roman"/>
-          <w:sz w:val="26"/>
-          <w:szCs w:val="26"/>
-        </w:rPr>
-        <w:t>Mực</w:t>
-      </w:r>
-      <w:proofErr w:type="spellEnd"/>
-      <w:r>
-        <w:rPr>
-          <w:rFonts w:ascii="Times New Roman" w:hAnsi="Times New Roman"/>
-          <w:sz w:val="26"/>
-          <w:szCs w:val="26"/>
-        </w:rPr>
-        <w:t xml:space="preserve"> </w:t>
-      </w:r>
-      <w:proofErr w:type="spellStart"/>
-      <w:r>
-        <w:rPr>
-          <w:rFonts w:ascii="Times New Roman" w:hAnsi="Times New Roman"/>
-          <w:sz w:val="26"/>
-          <w:szCs w:val="26"/>
-        </w:rPr>
-        <w:t>nước</w:t>
-      </w:r>
-      <w:proofErr w:type="spellEnd"/>
-      <w:r>
-        <w:rPr>
-          <w:rFonts w:ascii="Times New Roman" w:hAnsi="Times New Roman"/>
-          <w:sz w:val="26"/>
-          <w:szCs w:val="26"/>
-        </w:rPr>
-        <w:t xml:space="preserve"> </w:t>
-      </w:r>
-      <w:proofErr w:type="spellStart"/>
-      <w:r>
-        <w:rPr>
-          <w:rFonts w:ascii="Times New Roman" w:hAnsi="Times New Roman"/>
-          <w:sz w:val="26"/>
-          <w:szCs w:val="26"/>
-        </w:rPr>
-        <w:t>trên</w:t>
-      </w:r>
-      <w:proofErr w:type="spellEnd"/>
-      <w:r>
-        <w:rPr>
-          <w:rFonts w:ascii="Times New Roman" w:hAnsi="Times New Roman"/>
-          <w:sz w:val="26"/>
-          <w:szCs w:val="26"/>
-        </w:rPr>
-        <w:t xml:space="preserve"> </w:t>
-      </w:r>
-      <w:proofErr w:type="spellStart"/>
-      <w:r>
-        <w:rPr>
-          <w:rFonts w:ascii="Times New Roman" w:hAnsi="Times New Roman"/>
-          <w:sz w:val="26"/>
-          <w:szCs w:val="26"/>
-        </w:rPr>
-        <w:t>các</w:t>
-      </w:r>
-      <w:proofErr w:type="spellEnd"/>
-      <w:r>
-        <w:rPr>
-          <w:rFonts w:ascii="Times New Roman" w:hAnsi="Times New Roman"/>
-          <w:sz w:val="26"/>
-          <w:szCs w:val="26"/>
-        </w:rPr>
-        <w:t xml:space="preserve"> </w:t>
-      </w:r>
-      <w:proofErr w:type="spellStart"/>
-      <w:r>
-        <w:rPr>
-          <w:rFonts w:ascii="Times New Roman" w:hAnsi="Times New Roman"/>
-          <w:sz w:val="26"/>
-          <w:szCs w:val="26"/>
-        </w:rPr>
-        <w:t>sông</w:t>
-      </w:r>
-      <w:proofErr w:type="spellEnd"/>
-      <w:r>
-        <w:rPr>
-          <w:rFonts w:ascii="Times New Roman" w:hAnsi="Times New Roman"/>
-          <w:sz w:val="26"/>
-          <w:szCs w:val="26"/>
-        </w:rPr>
-        <w:t xml:space="preserve">, </w:t>
-      </w:r>
-      <w:proofErr w:type="spellStart"/>
-      <w:r>
-        <w:rPr>
-          <w:rFonts w:ascii="Times New Roman" w:hAnsi="Times New Roman"/>
-          <w:sz w:val="26"/>
-          <w:szCs w:val="26"/>
-        </w:rPr>
-        <w:t>hồ</w:t>
-      </w:r>
-      <w:proofErr w:type="spellEnd"/>
-      <w:r>
-        <w:rPr>
-          <w:rFonts w:ascii="Times New Roman" w:hAnsi="Times New Roman"/>
-          <w:sz w:val="26"/>
-          <w:szCs w:val="26"/>
-        </w:rPr>
-        <w:t xml:space="preserve"> </w:t>
-      </w:r>
-      <w:proofErr w:type="spellStart"/>
-      <w:r>
-        <w:rPr>
-          <w:rFonts w:ascii="Times New Roman" w:hAnsi="Times New Roman"/>
-          <w:sz w:val="26"/>
-          <w:szCs w:val="26"/>
-        </w:rPr>
-        <w:t>điều</w:t>
-      </w:r>
-      <w:proofErr w:type="spellEnd"/>
-      <w:r>
-        <w:rPr>
-          <w:rFonts w:ascii="Times New Roman" w:hAnsi="Times New Roman"/>
-          <w:sz w:val="26"/>
-          <w:szCs w:val="26"/>
-        </w:rPr>
-        <w:t xml:space="preserve"> </w:t>
-      </w:r>
-      <w:proofErr w:type="spellStart"/>
-      <w:r>
-        <w:rPr>
-          <w:rFonts w:ascii="Times New Roman" w:hAnsi="Times New Roman"/>
-          <w:sz w:val="26"/>
-          <w:szCs w:val="26"/>
-        </w:rPr>
-        <w:t>hòa</w:t>
-      </w:r>
-      <w:proofErr w:type="spellEnd"/>
-      <w:r>
-        <w:rPr>
-          <w:rFonts w:ascii="Times New Roman" w:hAnsi="Times New Roman"/>
-          <w:sz w:val="26"/>
-          <w:szCs w:val="26"/>
-        </w:rPr>
-        <w:t xml:space="preserve"> </w:t>
-      </w:r>
-      <w:proofErr w:type="spellStart"/>
-      <w:r>
-        <w:rPr>
-          <w:rFonts w:ascii="Times New Roman" w:hAnsi="Times New Roman"/>
-          <w:sz w:val="26"/>
-          <w:szCs w:val="26"/>
-        </w:rPr>
-        <w:t>tại</w:t>
-      </w:r>
-      <w:proofErr w:type="spellEnd"/>
-      <w:r>
-        <w:rPr>
-          <w:rFonts w:ascii="Times New Roman" w:hAnsi="Times New Roman"/>
-          <w:sz w:val="26"/>
-          <w:szCs w:val="26"/>
-        </w:rPr>
-        <w:t xml:space="preserve"> </w:t>
-      </w:r>
-      <w:proofErr w:type="spellStart"/>
-      <w:r>
-        <w:rPr>
-          <w:rFonts w:ascii="Times New Roman" w:hAnsi="Times New Roman"/>
-          <w:sz w:val="26"/>
-          <w:szCs w:val="26"/>
-        </w:rPr>
-        <w:t>thời</w:t>
-      </w:r>
-      <w:proofErr w:type="spellEnd"/>
-      <w:r>
-        <w:rPr>
-          <w:rFonts w:ascii="Times New Roman" w:hAnsi="Times New Roman"/>
-          <w:sz w:val="26"/>
-          <w:szCs w:val="26"/>
-        </w:rPr>
-        <w:t xml:space="preserve"> </w:t>
-      </w:r>
-      <w:proofErr w:type="spellStart"/>
-      <w:r>
-        <w:rPr>
-          <w:rFonts w:ascii="Times New Roman" w:hAnsi="Times New Roman" w:cs="Times New Roman"/>
-          <w:sz w:val="26"/>
-          <w:szCs w:val="26"/>
-        </w:rPr>
-        <w:t>điểm</w:t>
-      </w:r>
-      <w:proofErr w:type="spellEnd"/>
-      <w:r>
-        <w:rPr>
-          <w:rFonts w:ascii="Times New Roman" w:hAnsi="Times New Roman" w:cs="Times New Roman"/>
-          <w:sz w:val="26"/>
-          <w:szCs w:val="26"/>
-        </w:rPr>
-        <w:t xml:space="preserve"> </w:t>
-      </w:r>
-      <w:r>
-        <w:rPr>
-          <w:rFonts w:ascii="Times New Roman" w:hAnsi="Times New Roman" w:cs="Times New Roman"/>
-          <w:sz w:val="26"/>
-          <w:szCs w:val="26"/>
-        </w:rPr>
-        <w:t>{</w:t>
-      </w:r>
-      <w:proofErr w:type="spellStart"/>
-      <w:r>
-        <w:rPr>
-          <w:rFonts w:ascii="Times New Roman" w:hAnsi="Times New Roman" w:cs="Times New Roman"/>
-          <w:sz w:val="26"/>
-          <w:szCs w:val="26"/>
-        </w:rPr>
-        <w:t>hh</w:t>
-      </w:r>
-      <w:proofErr w:type="spellEnd"/>
-      <w:r>
-        <w:rPr>
-          <w:rFonts w:ascii="Times New Roman" w:hAnsi="Times New Roman" w:cs="Times New Roman"/>
-          <w:sz w:val="26"/>
-          <w:szCs w:val="26"/>
-        </w:rPr>
-        <w:t>}</w:t>
-      </w:r>
-      <w:r>
-        <w:rPr>
-          <w:rFonts w:ascii="Times New Roman" w:hAnsi="Times New Roman" w:cs="Times New Roman"/>
-          <w:sz w:val="26"/>
-          <w:szCs w:val="26"/>
-        </w:rPr>
-        <w:t xml:space="preserve"> </w:t>
-      </w:r>
-      <w:proofErr w:type="spellStart"/>
-      <w:r>
-        <w:rPr>
-          <w:rFonts w:ascii="Times New Roman" w:hAnsi="Times New Roman" w:cs="Times New Roman"/>
-          <w:sz w:val="26"/>
-          <w:szCs w:val="26"/>
-        </w:rPr>
-        <w:t>ngày</w:t>
-      </w:r>
-      <w:proofErr w:type="spellEnd"/>
-      <w:r>
-        <w:rPr>
-          <w:rFonts w:ascii="Times New Roman" w:hAnsi="Times New Roman"/>
-          <w:sz w:val="26"/>
-          <w:szCs w:val="26"/>
-        </w:rPr>
-        <w:t xml:space="preserve"> </w:t>
-      </w:r>
-      <w:r>
-        <w:rPr>
-          <w:rFonts w:ascii="Times New Roman" w:hAnsi="Times New Roman" w:cs="Times New Roman"/>
-          <w:sz w:val="26"/>
-          <w:szCs w:val="26"/>
-        </w:rPr>
-        <w:t>{dd}/{mm}/{</w:t>
-      </w:r>
-      <w:proofErr w:type="spellStart"/>
-      <w:r>
-        <w:rPr>
-          <w:rFonts w:ascii="Times New Roman" w:hAnsi="Times New Roman" w:cs="Times New Roman"/>
-          <w:sz w:val="26"/>
-          <w:szCs w:val="26"/>
-        </w:rPr>
-        <w:t>yyyy</w:t>
-      </w:r>
-      <w:proofErr w:type="spellEnd"/>
-      <w:r>
-        <w:rPr>
-          <w:rFonts w:ascii="Times New Roman" w:hAnsi="Times New Roman" w:cs="Times New Roman"/>
-          <w:sz w:val="26"/>
-          <w:szCs w:val="26"/>
-        </w:rPr>
-        <w:t>}</w:t>
-      </w:r>
-      <w:r>
-        <w:rPr>
-          <w:rFonts w:ascii="Times New Roman" w:hAnsi="Times New Roman" w:cs="Times New Roman"/>
-          <w:sz w:val="26"/>
-          <w:szCs w:val="26"/>
-          <w:lang w:val="vi-VN"/>
-        </w:rPr>
-        <w:t xml:space="preserve"> </w:t>
-      </w:r>
-      <w:proofErr w:type="spellStart"/>
-      <w:r>
-        <w:rPr>
-          <w:rFonts w:ascii="Times New Roman" w:hAnsi="Times New Roman"/>
-          <w:sz w:val="26"/>
-          <w:szCs w:val="26"/>
-        </w:rPr>
-        <w:t>như</w:t>
-      </w:r>
-      <w:proofErr w:type="spellEnd"/>
-      <w:r>
-        <w:rPr>
-          <w:rFonts w:ascii="Times New Roman" w:hAnsi="Times New Roman"/>
-          <w:sz w:val="26"/>
-          <w:szCs w:val="26"/>
-        </w:rPr>
-        <w:t xml:space="preserve"> </w:t>
-      </w:r>
-      <w:proofErr w:type="spellStart"/>
-      <w:r>
-        <w:rPr>
-          <w:rFonts w:ascii="Times New Roman" w:hAnsi="Times New Roman"/>
-          <w:sz w:val="26"/>
-          <w:szCs w:val="26"/>
-        </w:rPr>
-        <w:t>sau</w:t>
-      </w:r>
-      <w:proofErr w:type="spellEnd"/>
-      <w:r>
-        <w:rPr>
-          <w:rFonts w:ascii="Times New Roman" w:hAnsi="Times New Roman"/>
-          <w:sz w:val="26"/>
-          <w:szCs w:val="26"/>
-        </w:rPr>
-        <w:t xml:space="preserve">: </w:t>
-      </w:r>
-      <w:r>
-        <w:rPr>
-          <w:rFonts w:ascii="Times New Roman" w:hAnsi="Times New Roman"/>
-          <w:sz w:val="26"/>
-          <w:szCs w:val="26"/>
-        </w:rPr>
-        <w:t xml:space="preserve"> </w:t>
-      </w:r>
     </w:p>
-    <w:tbl>
-      <w:tblPr>
-        <w:tblStyle w:val="TableSimple1"/>
-        <w:tblW w:w="8910" w:type="dxa"/>
-        <w:tblInd w:w="360" w:type="dxa"/>
-        <w:tblBorders>
-          <w:top w:val="none" w:sz="0" w:space="0" w:color="auto"/>
-          <w:left w:val="none" w:sz="0" w:space="0" w:color="auto"/>
-          <w:bottom w:val="none" w:sz="0" w:space="0" w:color="auto"/>
-          <w:right w:val="none" w:sz="0" w:space="0" w:color="auto"/>
-          <w:insideH w:val="none" w:sz="0" w:space="0" w:color="auto"/>
-          <w:insideV w:val="none" w:sz="0" w:space="0" w:color="auto"/>
-        </w:tblBorders>
-        <w:tblLook w:val="04A0" w:firstRow="1" w:lastRow="0" w:firstColumn="1" w:lastColumn="0" w:noHBand="0" w:noVBand="1"/>
-      </w:tblPr>
-      <w:tblGrid>
-        <w:gridCol w:w="2970"/>
-        <w:gridCol w:w="1440"/>
-        <w:gridCol w:w="270"/>
-        <w:gridCol w:w="2880"/>
-        <w:gridCol w:w="1350"/>
-      </w:tblGrid>
-      <w:tr>
-        <w:tc>
-          <w:tcPr>
-            <w:tcW w:w="2970" w:type="dxa"/>
-            <w:vAlign w:val="center"/>
-          </w:tcPr>
-          <w:p>
-            <w:pPr>
-              <w:pStyle w:val="ListParagraph"/>
-              <w:spacing w:before="60" w:after="60" w:line="320" w:lineRule="exact"/>
-              <w:ind w:left="0"/>
-              <w:jc w:val="both"/>
-              <w:rPr>
-                <w:rFonts w:ascii="Times New Roman" w:hAnsi="Times New Roman"/>
-                <w:sz w:val="26"/>
-                <w:szCs w:val="26"/>
-              </w:rPr>
-            </w:pPr>
-            <w:proofErr w:type="spellStart"/>
-            <w:r>
-              <w:rPr>
-                <w:rFonts w:ascii="Times New Roman" w:hAnsi="Times New Roman"/>
-                <w:sz w:val="26"/>
-                <w:szCs w:val="26"/>
-              </w:rPr>
-              <w:t>Mực</w:t>
-            </w:r>
-            <w:proofErr w:type="spellEnd"/>
-            <w:r>
-              <w:rPr>
-                <w:rFonts w:ascii="Times New Roman" w:hAnsi="Times New Roman"/>
-                <w:sz w:val="26"/>
-                <w:szCs w:val="26"/>
-              </w:rPr>
-              <w:t xml:space="preserve"> </w:t>
-            </w:r>
-            <w:proofErr w:type="spellStart"/>
-            <w:r>
-              <w:rPr>
-                <w:rFonts w:ascii="Times New Roman" w:hAnsi="Times New Roman"/>
-                <w:sz w:val="26"/>
-                <w:szCs w:val="26"/>
-              </w:rPr>
-              <w:t>nước</w:t>
-            </w:r>
-            <w:proofErr w:type="spellEnd"/>
-            <w:r>
-              <w:rPr>
-                <w:rFonts w:ascii="Times New Roman" w:hAnsi="Times New Roman"/>
-                <w:sz w:val="26"/>
-                <w:szCs w:val="26"/>
-              </w:rPr>
-              <w:t xml:space="preserve"> </w:t>
-            </w:r>
-            <w:proofErr w:type="spellStart"/>
-            <w:r>
-              <w:rPr>
-                <w:rFonts w:ascii="Times New Roman" w:hAnsi="Times New Roman"/>
-                <w:sz w:val="26"/>
-                <w:szCs w:val="26"/>
-              </w:rPr>
-              <w:t>Sông</w:t>
-            </w:r>
-            <w:proofErr w:type="spellEnd"/>
-          </w:p>
-        </w:tc>
-        <w:tc>
-          <w:tcPr>
-            <w:tcW w:w="1440" w:type="dxa"/>
-            <w:vAlign w:val="center"/>
-          </w:tcPr>
-          <w:p>
-            <w:pPr>
-              <w:pStyle w:val="ListParagraph"/>
-              <w:spacing w:before="60" w:after="60" w:line="320" w:lineRule="exact"/>
-              <w:ind w:left="0"/>
-              <w:jc w:val="both"/>
-              <w:rPr>
-                <w:rFonts w:ascii="Times New Roman" w:hAnsi="Times New Roman"/>
-                <w:sz w:val="26"/>
-                <w:szCs w:val="26"/>
-              </w:rPr>
-            </w:pPr>
-          </w:p>
-        </w:tc>
-        <w:tc>
-          <w:tcPr>
-            <w:tcW w:w="270" w:type="dxa"/>
-            <w:vAlign w:val="center"/>
-          </w:tcPr>
-          <w:p>
-            <w:pPr>
-              <w:pStyle w:val="ListParagraph"/>
-              <w:spacing w:before="60" w:after="60" w:line="320" w:lineRule="exact"/>
-              <w:ind w:left="0"/>
-              <w:jc w:val="both"/>
-              <w:rPr>
-                <w:rFonts w:ascii="Times New Roman" w:hAnsi="Times New Roman"/>
-                <w:sz w:val="26"/>
-                <w:szCs w:val="26"/>
-              </w:rPr>
-            </w:pPr>
-          </w:p>
-        </w:tc>
-        <w:tc>
-          <w:tcPr>
-            <w:tcW w:w="2880" w:type="dxa"/>
-            <w:vAlign w:val="center"/>
-          </w:tcPr>
-          <w:p>
-            <w:pPr>
-              <w:pStyle w:val="ListParagraph"/>
-              <w:spacing w:before="60" w:after="60" w:line="320" w:lineRule="exact"/>
-              <w:ind w:left="0"/>
-              <w:jc w:val="both"/>
-              <w:rPr>
-                <w:rFonts w:ascii="Times New Roman" w:hAnsi="Times New Roman"/>
-                <w:sz w:val="26"/>
-                <w:szCs w:val="26"/>
-              </w:rPr>
-            </w:pPr>
-            <w:proofErr w:type="spellStart"/>
-            <w:r>
-              <w:rPr>
-                <w:rFonts w:ascii="Times New Roman" w:hAnsi="Times New Roman"/>
-                <w:sz w:val="26"/>
-                <w:szCs w:val="26"/>
-              </w:rPr>
-              <w:t>Mực</w:t>
-            </w:r>
-            <w:proofErr w:type="spellEnd"/>
-            <w:r>
-              <w:rPr>
-                <w:rFonts w:ascii="Times New Roman" w:hAnsi="Times New Roman"/>
-                <w:sz w:val="26"/>
-                <w:szCs w:val="26"/>
-              </w:rPr>
-              <w:t xml:space="preserve"> </w:t>
-            </w:r>
-            <w:proofErr w:type="spellStart"/>
-            <w:r>
-              <w:rPr>
-                <w:rFonts w:ascii="Times New Roman" w:hAnsi="Times New Roman"/>
-                <w:sz w:val="26"/>
-                <w:szCs w:val="26"/>
-              </w:rPr>
-              <w:t>nước</w:t>
-            </w:r>
-            <w:proofErr w:type="spellEnd"/>
-            <w:r>
-              <w:rPr>
-                <w:rFonts w:ascii="Times New Roman" w:hAnsi="Times New Roman"/>
-                <w:sz w:val="26"/>
-                <w:szCs w:val="26"/>
-              </w:rPr>
-              <w:t xml:space="preserve"> </w:t>
-            </w:r>
-            <w:proofErr w:type="spellStart"/>
-            <w:r>
-              <w:rPr>
-                <w:rFonts w:ascii="Times New Roman" w:hAnsi="Times New Roman"/>
-                <w:sz w:val="26"/>
-                <w:szCs w:val="26"/>
-              </w:rPr>
-              <w:t>Hồ</w:t>
-            </w:r>
-            <w:proofErr w:type="spellEnd"/>
-          </w:p>
-        </w:tc>
-        <w:tc>
-          <w:tcPr>
-            <w:tcW w:w="1350" w:type="dxa"/>
-            <w:vAlign w:val="center"/>
-          </w:tcPr>
-          <w:p>
-            <w:pPr>
-              <w:pStyle w:val="ListParagraph"/>
-              <w:spacing w:before="60" w:after="60" w:line="320" w:lineRule="exact"/>
-              <w:ind w:left="0"/>
-              <w:jc w:val="both"/>
-              <w:rPr>
-                <w:rFonts w:ascii="Times New Roman" w:hAnsi="Times New Roman"/>
-                <w:sz w:val="26"/>
-                <w:szCs w:val="26"/>
-              </w:rPr>
-            </w:pPr>
-          </w:p>
-        </w:tc>
-      </w:tr>
-      <w:tr>
-        <w:tc>
-          <w:tcPr>
-            <w:tcW w:w="4410" w:type="dxa"/>
-            <w:gridSpan w:val="2"/>
-            <w:vAlign w:val="center"/>
-          </w:tcPr>
-          <w:p>
-            <w:pPr>
-              <w:pStyle w:val="ListParagraph"/>
-              <w:spacing w:before="60" w:after="60" w:line="320" w:lineRule="exact"/>
-              <w:ind w:left="0"/>
-              <w:jc w:val="both"/>
-              <w:rPr>
-                <w:rFonts w:ascii="Times New Roman" w:hAnsi="Times New Roman"/>
-                <w:sz w:val="26"/>
-                <w:szCs w:val="26"/>
-              </w:rPr>
-            </w:pPr>
-            <w:r>
-              <w:rPr>
-                <w:rFonts w:ascii="Times New Roman" w:eastAsia="Times New Roman" w:hAnsi="Times New Roman" w:cs="Times New Roman"/>
-                <w:color w:val="000000" w:themeColor="text1"/>
-                <w:sz w:val="26"/>
-                <w:szCs w:val="26"/>
-                <w:lang w:val="vi-VN"/>
-              </w:rPr>
-              <w:t>{table_</w:t>
-            </w:r>
-            <w:r>
-              <w:rPr>
-                <w:rFonts w:ascii="Times New Roman" w:eastAsia="Times New Roman" w:hAnsi="Times New Roman" w:cs="Times New Roman"/>
-                <w:color w:val="000000" w:themeColor="text1"/>
-                <w:sz w:val="26"/>
-                <w:szCs w:val="26"/>
-                <w:lang w:val="vi-VN"/>
-              </w:rPr>
-              <w:t>song</w:t>
-            </w:r>
-            <w:r>
-              <w:rPr>
-                <w:rFonts w:ascii="Times New Roman" w:eastAsia="Times New Roman" w:hAnsi="Times New Roman" w:cs="Times New Roman"/>
-                <w:color w:val="000000" w:themeColor="text1"/>
-                <w:sz w:val="26"/>
-                <w:szCs w:val="26"/>
-                <w:lang w:val="vi-VN"/>
-              </w:rPr>
-              <w:t>}</w:t>
-            </w:r>
-          </w:p>
-        </w:tc>
-        <w:tc>
-          <w:tcPr>
-            <w:tcW w:w="270" w:type="dxa"/>
-            <w:vAlign w:val="center"/>
-          </w:tcPr>
-          <w:p>
-            <w:pPr>
-              <w:pStyle w:val="ListParagraph"/>
-              <w:spacing w:before="60" w:after="60" w:line="320" w:lineRule="exact"/>
-              <w:ind w:left="0"/>
-              <w:jc w:val="both"/>
-              <w:rPr>
-                <w:rFonts w:ascii="Times New Roman" w:hAnsi="Times New Roman"/>
-                <w:sz w:val="26"/>
-                <w:szCs w:val="26"/>
-              </w:rPr>
-            </w:pPr>
-          </w:p>
-        </w:tc>
-        <w:tc>
-          <w:tcPr>
-            <w:tcW w:w="4230" w:type="dxa"/>
-            <w:gridSpan w:val="2"/>
-            <w:vAlign w:val="center"/>
-          </w:tcPr>
-          <w:p>
-            <w:pPr>
-              <w:pStyle w:val="ListParagraph"/>
-              <w:spacing w:before="60" w:after="60" w:line="320" w:lineRule="exact"/>
-              <w:ind w:left="0"/>
-              <w:jc w:val="both"/>
-              <w:rPr>
-                <w:rFonts w:ascii="Times New Roman" w:hAnsi="Times New Roman"/>
-                <w:sz w:val="26"/>
-                <w:szCs w:val="26"/>
-              </w:rPr>
-            </w:pPr>
-            <w:r>
-              <w:rPr>
-                <w:rFonts w:ascii="Times New Roman" w:eastAsia="Times New Roman" w:hAnsi="Times New Roman" w:cs="Times New Roman"/>
-                <w:color w:val="000000" w:themeColor="text1"/>
-                <w:sz w:val="26"/>
-                <w:szCs w:val="26"/>
-                <w:lang w:val="vi-VN"/>
-              </w:rPr>
-              <w:t>{table_</w:t>
-            </w:r>
-            <w:r>
-              <w:rPr>
-                <w:rFonts w:ascii="Times New Roman" w:eastAsia="Times New Roman" w:hAnsi="Times New Roman" w:cs="Times New Roman"/>
-                <w:color w:val="000000" w:themeColor="text1"/>
-                <w:sz w:val="26"/>
-                <w:szCs w:val="26"/>
-                <w:lang w:val="vi-VN"/>
-              </w:rPr>
-              <w:t>ho</w:t>
-            </w:r>
-            <w:r>
-              <w:rPr>
-                <w:rFonts w:ascii="Times New Roman" w:eastAsia="Times New Roman" w:hAnsi="Times New Roman" w:cs="Times New Roman"/>
-                <w:color w:val="000000" w:themeColor="text1"/>
-                <w:sz w:val="26"/>
-                <w:szCs w:val="26"/>
-                <w:lang w:val="vi-VN"/>
-              </w:rPr>
-              <w:t>}</w:t>
-            </w:r>
-          </w:p>
-        </w:tc>
-      </w:tr>
-    </w:tbl>
     <w:p>
       <w:pPr>
         <w:pStyle w:val="ListParagraph"/>
         <w:numPr>
           <w:ilvl w:val="0"/>
-          <w:numId w:val="3"/>
+          <w:numId w:val="4"/>
         </w:numPr>
         <w:spacing w:before="60" w:after="60" w:line="320" w:lineRule="exact"/>
         <w:jc w:val="both"/>
@@ -4379,7 +4093,6 @@
           <w:sz w:val="26"/>
           <w:szCs w:val="26"/>
           <w:shd w:val="clear" w:color="auto" w:fill="FFFFFF"/>
-          <w:lang w:val="vi-VN"/>
         </w:rPr>
       </w:pPr>
       <w:r>
@@ -4390,20 +4103,56 @@
           <w:sz w:val="26"/>
           <w:szCs w:val="26"/>
           <w:shd w:val="clear" w:color="auto" w:fill="FFFFFF"/>
-          <w:lang w:val="vi-VN"/>
-        </w:rPr>
-        <w:t xml:space="preserve">+ </w:t>
-      </w:r>
-      <w:r>
-        <w:rPr>
-          <w:rFonts w:ascii="Times New Roman" w:hAnsi="Times New Roman" w:cs="Times New Roman"/>
-          <w:color w:val="000000" w:themeColor="text1"/>
-          <w:spacing w:val="3"/>
-          <w:sz w:val="26"/>
-          <w:szCs w:val="26"/>
-          <w:shd w:val="clear" w:color="auto" w:fill="FFFFFF"/>
-        </w:rPr>
-        <w:t xml:space="preserve">Các </w:t>
+        </w:rPr>
+        <w:t xml:space="preserve">+ Các </w:t>
+      </w:r>
+      <w:proofErr w:type="spellStart"/>
+      <w:r>
+        <w:rPr>
+          <w:rFonts w:ascii="Times New Roman" w:hAnsi="Times New Roman" w:cs="Times New Roman"/>
+          <w:color w:val="000000" w:themeColor="text1"/>
+          <w:spacing w:val="3"/>
+          <w:sz w:val="26"/>
+          <w:szCs w:val="26"/>
+          <w:shd w:val="clear" w:color="auto" w:fill="FFFFFF"/>
+        </w:rPr>
+        <w:t>cửa</w:t>
+      </w:r>
+      <w:proofErr w:type="spellEnd"/>
+      <w:r>
+        <w:rPr>
+          <w:rFonts w:ascii="Times New Roman" w:hAnsi="Times New Roman" w:cs="Times New Roman"/>
+          <w:color w:val="000000" w:themeColor="text1"/>
+          <w:spacing w:val="3"/>
+          <w:sz w:val="26"/>
+          <w:szCs w:val="26"/>
+          <w:shd w:val="clear" w:color="auto" w:fill="FFFFFF"/>
+        </w:rPr>
+        <w:t xml:space="preserve"> </w:t>
+      </w:r>
+      <w:proofErr w:type="spellStart"/>
+      <w:r>
+        <w:rPr>
+          <w:rFonts w:ascii="Times New Roman" w:hAnsi="Times New Roman" w:cs="Times New Roman"/>
+          <w:color w:val="000000" w:themeColor="text1"/>
+          <w:spacing w:val="3"/>
+          <w:sz w:val="26"/>
+          <w:szCs w:val="26"/>
+          <w:shd w:val="clear" w:color="auto" w:fill="FFFFFF"/>
+        </w:rPr>
+        <w:t>phai</w:t>
+      </w:r>
+      <w:proofErr w:type="spellEnd"/>
+      <w:r>
+        <w:rPr>
+          <w:rFonts w:ascii="Times New Roman" w:hAnsi="Times New Roman" w:cs="Times New Roman"/>
+          <w:color w:val="000000" w:themeColor="text1"/>
+          <w:spacing w:val="3"/>
+          <w:sz w:val="26"/>
+          <w:szCs w:val="26"/>
+          <w:shd w:val="clear" w:color="auto" w:fill="FFFFFF"/>
+        </w:rPr>
+        <w:t xml:space="preserve">, </w:t>
       </w:r>
       <w:proofErr w:type="spellStart"/>
       <w:r>
@@ -4451,32 +4200,189 @@
           <w:szCs w:val="26"/>
           <w:shd w:val="clear" w:color="auto" w:fill="FFFFFF"/>
         </w:rPr>
-        <w:t>:</w:t>
-      </w:r>
-      <w:r>
-        <w:rPr>
-          <w:rFonts w:ascii="Times New Roman" w:hAnsi="Times New Roman" w:cs="Times New Roman"/>
-          <w:color w:val="000000" w:themeColor="text1"/>
-          <w:spacing w:val="3"/>
-          <w:sz w:val="26"/>
-          <w:szCs w:val="26"/>
-          <w:shd w:val="clear" w:color="auto" w:fill="FFFFFF"/>
-          <w:lang w:val="vi-VN"/>
-        </w:rPr>
-        <w:t xml:space="preserve"> {noi_dung_tram_bom</w:t>
-      </w:r>
-      <w:r>
-        <w:rPr>
-          <w:rFonts w:ascii="Times New Roman" w:hAnsi="Times New Roman" w:cs="Times New Roman"/>
-          <w:color w:val="000000" w:themeColor="text1"/>
-          <w:spacing w:val="3"/>
-          <w:sz w:val="26"/>
-          <w:szCs w:val="26"/>
-          <w:shd w:val="clear" w:color="auto" w:fill="FFFFFF"/>
-          <w:lang w:val="vi-VN"/>
-        </w:rPr>
-        <w:t>}</w:t>
-      </w:r>
+        <w:t xml:space="preserve"> </w:t>
+      </w:r>
+      <w:proofErr w:type="spellStart"/>
+      <w:r>
+        <w:rPr>
+          <w:rFonts w:ascii="Times New Roman" w:hAnsi="Times New Roman" w:cs="Times New Roman"/>
+          <w:color w:val="000000" w:themeColor="text1"/>
+          <w:spacing w:val="3"/>
+          <w:sz w:val="26"/>
+          <w:szCs w:val="26"/>
+          <w:shd w:val="clear" w:color="auto" w:fill="FFFFFF"/>
+        </w:rPr>
+        <w:t>được</w:t>
+      </w:r>
+      <w:proofErr w:type="spellEnd"/>
+      <w:r>
+        <w:rPr>
+          <w:rFonts w:ascii="Times New Roman" w:hAnsi="Times New Roman" w:cs="Times New Roman"/>
+          <w:color w:val="000000" w:themeColor="text1"/>
+          <w:spacing w:val="3"/>
+          <w:sz w:val="26"/>
+          <w:szCs w:val="26"/>
+          <w:shd w:val="clear" w:color="auto" w:fill="FFFFFF"/>
+        </w:rPr>
+        <w:t xml:space="preserve"> </w:t>
+      </w:r>
+      <w:proofErr w:type="spellStart"/>
+      <w:r>
+        <w:rPr>
+          <w:rFonts w:ascii="Times New Roman" w:hAnsi="Times New Roman" w:cs="Times New Roman"/>
+          <w:color w:val="000000" w:themeColor="text1"/>
+          <w:spacing w:val="3"/>
+          <w:sz w:val="26"/>
+          <w:szCs w:val="26"/>
+          <w:shd w:val="clear" w:color="auto" w:fill="FFFFFF"/>
+        </w:rPr>
+        <w:t>kịp</w:t>
+      </w:r>
+      <w:proofErr w:type="spellEnd"/>
+      <w:r>
+        <w:rPr>
+          <w:rFonts w:ascii="Times New Roman" w:hAnsi="Times New Roman" w:cs="Times New Roman"/>
+          <w:color w:val="000000" w:themeColor="text1"/>
+          <w:spacing w:val="3"/>
+          <w:sz w:val="26"/>
+          <w:szCs w:val="26"/>
+          <w:shd w:val="clear" w:color="auto" w:fill="FFFFFF"/>
+        </w:rPr>
+        <w:t xml:space="preserve"> </w:t>
+      </w:r>
+      <w:proofErr w:type="spellStart"/>
+      <w:r>
+        <w:rPr>
+          <w:rFonts w:ascii="Times New Roman" w:hAnsi="Times New Roman" w:cs="Times New Roman"/>
+          <w:color w:val="000000" w:themeColor="text1"/>
+          <w:spacing w:val="3"/>
+          <w:sz w:val="26"/>
+          <w:szCs w:val="26"/>
+          <w:shd w:val="clear" w:color="auto" w:fill="FFFFFF"/>
+        </w:rPr>
+        <w:t>thời</w:t>
+      </w:r>
+      <w:proofErr w:type="spellEnd"/>
+      <w:r>
+        <w:rPr>
+          <w:rFonts w:ascii="Times New Roman" w:hAnsi="Times New Roman" w:cs="Times New Roman"/>
+          <w:color w:val="000000" w:themeColor="text1"/>
+          <w:spacing w:val="3"/>
+          <w:sz w:val="26"/>
+          <w:szCs w:val="26"/>
+          <w:shd w:val="clear" w:color="auto" w:fill="FFFFFF"/>
+        </w:rPr>
+        <w:t xml:space="preserve"> </w:t>
+      </w:r>
+      <w:proofErr w:type="spellStart"/>
+      <w:r>
+        <w:rPr>
+          <w:rFonts w:ascii="Times New Roman" w:hAnsi="Times New Roman" w:cs="Times New Roman"/>
+          <w:color w:val="000000" w:themeColor="text1"/>
+          <w:spacing w:val="3"/>
+          <w:sz w:val="26"/>
+          <w:szCs w:val="26"/>
+          <w:shd w:val="clear" w:color="auto" w:fill="FFFFFF"/>
+        </w:rPr>
+        <w:t>vận</w:t>
+      </w:r>
+      <w:proofErr w:type="spellEnd"/>
+      <w:r>
+        <w:rPr>
+          <w:rFonts w:ascii="Times New Roman" w:hAnsi="Times New Roman" w:cs="Times New Roman"/>
+          <w:color w:val="000000" w:themeColor="text1"/>
+          <w:spacing w:val="3"/>
+          <w:sz w:val="26"/>
+          <w:szCs w:val="26"/>
+          <w:shd w:val="clear" w:color="auto" w:fill="FFFFFF"/>
+        </w:rPr>
+        <w:t xml:space="preserve"> </w:t>
+      </w:r>
+      <w:proofErr w:type="spellStart"/>
+      <w:r>
+        <w:rPr>
+          <w:rFonts w:ascii="Times New Roman" w:hAnsi="Times New Roman" w:cs="Times New Roman"/>
+          <w:color w:val="000000" w:themeColor="text1"/>
+          <w:spacing w:val="3"/>
+          <w:sz w:val="26"/>
+          <w:szCs w:val="26"/>
+          <w:shd w:val="clear" w:color="auto" w:fill="FFFFFF"/>
+        </w:rPr>
+        <w:t>hành</w:t>
+      </w:r>
+      <w:proofErr w:type="spellEnd"/>
+      <w:r>
+        <w:rPr>
+          <w:rFonts w:ascii="Times New Roman" w:hAnsi="Times New Roman" w:cs="Times New Roman"/>
+          <w:color w:val="000000" w:themeColor="text1"/>
+          <w:spacing w:val="3"/>
+          <w:sz w:val="26"/>
+          <w:szCs w:val="26"/>
+          <w:shd w:val="clear" w:color="auto" w:fill="FFFFFF"/>
+        </w:rPr>
+        <w:t xml:space="preserve"> </w:t>
+      </w:r>
+      <w:proofErr w:type="spellStart"/>
+      <w:r>
+        <w:rPr>
+          <w:rFonts w:ascii="Times New Roman" w:hAnsi="Times New Roman" w:cs="Times New Roman"/>
+          <w:color w:val="000000" w:themeColor="text1"/>
+          <w:spacing w:val="3"/>
+          <w:sz w:val="26"/>
+          <w:szCs w:val="26"/>
+          <w:shd w:val="clear" w:color="auto" w:fill="FFFFFF"/>
+        </w:rPr>
+        <w:t>đúng</w:t>
+      </w:r>
+      <w:proofErr w:type="spellEnd"/>
+      <w:r>
+        <w:rPr>
+          <w:rFonts w:ascii="Times New Roman" w:hAnsi="Times New Roman" w:cs="Times New Roman"/>
+          <w:color w:val="000000" w:themeColor="text1"/>
+          <w:spacing w:val="3"/>
+          <w:sz w:val="26"/>
+          <w:szCs w:val="26"/>
+          <w:shd w:val="clear" w:color="auto" w:fill="FFFFFF"/>
+        </w:rPr>
+        <w:t xml:space="preserve"> </w:t>
+      </w:r>
+      <w:proofErr w:type="spellStart"/>
+      <w:r>
+        <w:rPr>
+          <w:rFonts w:ascii="Times New Roman" w:hAnsi="Times New Roman" w:cs="Times New Roman"/>
+          <w:color w:val="000000" w:themeColor="text1"/>
+          <w:spacing w:val="3"/>
+          <w:sz w:val="26"/>
+          <w:szCs w:val="26"/>
+          <w:shd w:val="clear" w:color="auto" w:fill="FFFFFF"/>
+        </w:rPr>
+        <w:t>quy</w:t>
+      </w:r>
+      <w:proofErr w:type="spellEnd"/>
+      <w:r>
+        <w:rPr>
+          <w:rFonts w:ascii="Times New Roman" w:hAnsi="Times New Roman" w:cs="Times New Roman"/>
+          <w:color w:val="000000" w:themeColor="text1"/>
+          <w:spacing w:val="3"/>
+          <w:sz w:val="26"/>
+          <w:szCs w:val="26"/>
+          <w:shd w:val="clear" w:color="auto" w:fill="FFFFFF"/>
+        </w:rPr>
+        <w:t xml:space="preserve"> </w:t>
+      </w:r>
+      <w:proofErr w:type="spellStart"/>
+      <w:r>
+        <w:rPr>
+          <w:rFonts w:ascii="Times New Roman" w:hAnsi="Times New Roman" w:cs="Times New Roman"/>
+          <w:color w:val="000000" w:themeColor="text1"/>
+          <w:spacing w:val="3"/>
+          <w:sz w:val="26"/>
+          <w:szCs w:val="26"/>
+          <w:shd w:val="clear" w:color="auto" w:fill="FFFFFF"/>
+        </w:rPr>
+        <w:t>trình</w:t>
+      </w:r>
+      <w:proofErr w:type="spellEnd"/>
     </w:p>
     <w:p>
       <w:pPr>
@@ -4490,6 +4396,7 @@
           <w:sz w:val="26"/>
           <w:szCs w:val="26"/>
           <w:shd w:val="clear" w:color="auto" w:fill="FFFFFF"/>
+          <w:lang w:val="vi-VN"/>
         </w:rPr>
       </w:pPr>
       <w:r>
@@ -4501,199 +4408,7 @@
           <w:szCs w:val="26"/>
           <w:shd w:val="clear" w:color="auto" w:fill="FFFFFF"/>
         </w:rPr>
-        <w:t xml:space="preserve">+ Các </w:t>
-      </w:r>
-      <w:proofErr w:type="spellStart"/>
-      <w:r>
-        <w:rPr>
-          <w:rFonts w:ascii="Times New Roman" w:hAnsi="Times New Roman" w:cs="Times New Roman"/>
-          <w:color w:val="000000" w:themeColor="text1"/>
-          <w:spacing w:val="3"/>
-          <w:sz w:val="26"/>
-          <w:szCs w:val="26"/>
-          <w:shd w:val="clear" w:color="auto" w:fill="FFFFFF"/>
-        </w:rPr>
-        <w:t>cửa</w:t>
-      </w:r>
-      <w:proofErr w:type="spellEnd"/>
-      <w:r>
-        <w:rPr>
-          <w:rFonts w:ascii="Times New Roman" w:hAnsi="Times New Roman" w:cs="Times New Roman"/>
-          <w:color w:val="000000" w:themeColor="text1"/>
-          <w:spacing w:val="3"/>
-          <w:sz w:val="26"/>
-          <w:szCs w:val="26"/>
-          <w:shd w:val="clear" w:color="auto" w:fill="FFFFFF"/>
-        </w:rPr>
-        <w:t xml:space="preserve"> </w:t>
-      </w:r>
-      <w:proofErr w:type="spellStart"/>
-      <w:r>
-        <w:rPr>
-          <w:rFonts w:ascii="Times New Roman" w:hAnsi="Times New Roman" w:cs="Times New Roman"/>
-          <w:color w:val="000000" w:themeColor="text1"/>
-          <w:spacing w:val="3"/>
-          <w:sz w:val="26"/>
-          <w:szCs w:val="26"/>
-          <w:shd w:val="clear" w:color="auto" w:fill="FFFFFF"/>
-        </w:rPr>
-        <w:t>phai</w:t>
-      </w:r>
-      <w:proofErr w:type="spellEnd"/>
-      <w:r>
-        <w:rPr>
-          <w:rFonts w:ascii="Times New Roman" w:hAnsi="Times New Roman" w:cs="Times New Roman"/>
-          <w:color w:val="000000" w:themeColor="text1"/>
-          <w:spacing w:val="3"/>
-          <w:sz w:val="26"/>
-          <w:szCs w:val="26"/>
-          <w:shd w:val="clear" w:color="auto" w:fill="FFFFFF"/>
-        </w:rPr>
-        <w:t xml:space="preserve"> </w:t>
-      </w:r>
-      <w:proofErr w:type="spellStart"/>
-      <w:r>
-        <w:rPr>
-          <w:rFonts w:ascii="Times New Roman" w:hAnsi="Times New Roman" w:cs="Times New Roman"/>
-          <w:color w:val="000000" w:themeColor="text1"/>
-          <w:spacing w:val="3"/>
-          <w:sz w:val="26"/>
-          <w:szCs w:val="26"/>
-          <w:shd w:val="clear" w:color="auto" w:fill="FFFFFF"/>
-        </w:rPr>
-        <w:t>vận</w:t>
-      </w:r>
-      <w:proofErr w:type="spellEnd"/>
-      <w:r>
-        <w:rPr>
-          <w:rFonts w:ascii="Times New Roman" w:hAnsi="Times New Roman" w:cs="Times New Roman"/>
-          <w:color w:val="000000" w:themeColor="text1"/>
-          <w:spacing w:val="3"/>
-          <w:sz w:val="26"/>
-          <w:szCs w:val="26"/>
-          <w:shd w:val="clear" w:color="auto" w:fill="FFFFFF"/>
-        </w:rPr>
-        <w:t xml:space="preserve"> </w:t>
-      </w:r>
-      <w:proofErr w:type="spellStart"/>
-      <w:r>
-        <w:rPr>
-          <w:rFonts w:ascii="Times New Roman" w:hAnsi="Times New Roman" w:cs="Times New Roman"/>
-          <w:color w:val="000000" w:themeColor="text1"/>
-          <w:spacing w:val="3"/>
-          <w:sz w:val="26"/>
-          <w:szCs w:val="26"/>
-          <w:shd w:val="clear" w:color="auto" w:fill="FFFFFF"/>
-        </w:rPr>
-        <w:t>hành</w:t>
-      </w:r>
-      <w:proofErr w:type="spellEnd"/>
-      <w:r>
-        <w:rPr>
-          <w:rFonts w:ascii="Times New Roman" w:hAnsi="Times New Roman" w:cs="Times New Roman"/>
-          <w:color w:val="000000" w:themeColor="text1"/>
-          <w:spacing w:val="3"/>
-          <w:sz w:val="26"/>
-          <w:szCs w:val="26"/>
-          <w:shd w:val="clear" w:color="auto" w:fill="FFFFFF"/>
-        </w:rPr>
-        <w:t xml:space="preserve"> </w:t>
-      </w:r>
-      <w:proofErr w:type="spellStart"/>
-      <w:r>
-        <w:rPr>
-          <w:rFonts w:ascii="Times New Roman" w:hAnsi="Times New Roman" w:cs="Times New Roman"/>
-          <w:color w:val="000000" w:themeColor="text1"/>
-          <w:spacing w:val="3"/>
-          <w:sz w:val="26"/>
-          <w:szCs w:val="26"/>
-          <w:shd w:val="clear" w:color="auto" w:fill="FFFFFF"/>
-        </w:rPr>
-        <w:t>đúng</w:t>
-      </w:r>
-      <w:proofErr w:type="spellEnd"/>
-      <w:r>
-        <w:rPr>
-          <w:rFonts w:ascii="Times New Roman" w:hAnsi="Times New Roman" w:cs="Times New Roman"/>
-          <w:color w:val="000000" w:themeColor="text1"/>
-          <w:spacing w:val="3"/>
-          <w:sz w:val="26"/>
-          <w:szCs w:val="26"/>
-          <w:shd w:val="clear" w:color="auto" w:fill="FFFFFF"/>
-        </w:rPr>
-        <w:t xml:space="preserve"> </w:t>
-      </w:r>
-      <w:proofErr w:type="spellStart"/>
-      <w:r>
-        <w:rPr>
-          <w:rFonts w:ascii="Times New Roman" w:hAnsi="Times New Roman" w:cs="Times New Roman"/>
-          <w:color w:val="000000" w:themeColor="text1"/>
-          <w:spacing w:val="3"/>
-          <w:sz w:val="26"/>
-          <w:szCs w:val="26"/>
-          <w:shd w:val="clear" w:color="auto" w:fill="FFFFFF"/>
-        </w:rPr>
-        <w:t>quy</w:t>
-      </w:r>
-      <w:proofErr w:type="spellEnd"/>
-      <w:r>
-        <w:rPr>
-          <w:rFonts w:ascii="Times New Roman" w:hAnsi="Times New Roman" w:cs="Times New Roman"/>
-          <w:color w:val="000000" w:themeColor="text1"/>
-          <w:spacing w:val="3"/>
-          <w:sz w:val="26"/>
-          <w:szCs w:val="26"/>
-          <w:shd w:val="clear" w:color="auto" w:fill="FFFFFF"/>
-        </w:rPr>
-        <w:t xml:space="preserve"> </w:t>
-      </w:r>
-      <w:proofErr w:type="spellStart"/>
-      <w:r>
-        <w:rPr>
-          <w:rFonts w:ascii="Times New Roman" w:hAnsi="Times New Roman" w:cs="Times New Roman"/>
-          <w:color w:val="000000" w:themeColor="text1"/>
-          <w:spacing w:val="3"/>
-          <w:sz w:val="26"/>
-          <w:szCs w:val="26"/>
-          <w:shd w:val="clear" w:color="auto" w:fill="FFFFFF"/>
-        </w:rPr>
-        <w:t>trình</w:t>
-      </w:r>
-      <w:proofErr w:type="spellEnd"/>
-      <w:r>
-        <w:rPr>
-          <w:rFonts w:ascii="Times New Roman" w:hAnsi="Times New Roman" w:cs="Times New Roman"/>
-          <w:color w:val="000000" w:themeColor="text1"/>
-          <w:spacing w:val="3"/>
-          <w:sz w:val="26"/>
-          <w:szCs w:val="26"/>
-          <w:shd w:val="clear" w:color="auto" w:fill="FFFFFF"/>
-        </w:rPr>
-        <w:t xml:space="preserve">, </w:t>
-      </w:r>
-      <w:proofErr w:type="spellStart"/>
-      <w:r>
-        <w:rPr>
-          <w:rFonts w:ascii="Times New Roman" w:hAnsi="Times New Roman" w:cs="Times New Roman"/>
-          <w:color w:val="000000" w:themeColor="text1"/>
-          <w:spacing w:val="3"/>
-          <w:sz w:val="26"/>
-          <w:szCs w:val="26"/>
-          <w:shd w:val="clear" w:color="auto" w:fill="FFFFFF"/>
-        </w:rPr>
-        <w:t>bảo</w:t>
-      </w:r>
-      <w:proofErr w:type="spellEnd"/>
-      <w:r>
-        <w:rPr>
-          <w:rFonts w:ascii="Times New Roman" w:hAnsi="Times New Roman" w:cs="Times New Roman"/>
-          <w:color w:val="000000" w:themeColor="text1"/>
-          <w:spacing w:val="3"/>
-          <w:sz w:val="26"/>
-          <w:szCs w:val="26"/>
-          <w:shd w:val="clear" w:color="auto" w:fill="FFFFFF"/>
-        </w:rPr>
-        <w:t xml:space="preserve"> </w:t>
+        <w:t xml:space="preserve">+ Bảo </w:t>
       </w:r>
       <w:proofErr w:type="spellStart"/>
       <w:r>
@@ -4935,13 +4650,29 @@
         </w:rPr>
         <w:t xml:space="preserve">. </w:t>
       </w:r>
+    </w:p>
+    <w:p>
+      <w:pPr>
+        <w:spacing w:before="60" w:after="60" w:line="240" w:lineRule="auto"/>
+        <w:ind w:firstLine="284"/>
+        <w:jc w:val="both"/>
+        <w:rPr>
+          <w:rFonts w:ascii="Times New Roman" w:hAnsi="Times New Roman" w:cs="Times New Roman"/>
+          <w:color w:val="EE0000"/>
+          <w:spacing w:val="3"/>
+          <w:sz w:val="26"/>
+          <w:szCs w:val="26"/>
+          <w:shd w:val="clear" w:color="auto" w:fill="FFFFFF"/>
+          <w:lang w:val="vi-VN"/>
+        </w:rPr>
+      </w:pPr>
     </w:p>
     <w:p>
       <w:pPr>
         <w:pStyle w:val="ListParagraph"/>
         <w:numPr>
           <w:ilvl w:val="0"/>
-          <w:numId w:val="3"/>
+          <w:numId w:val="4"/>
         </w:numPr>
         <w:spacing w:before="60" w:after="60" w:line="320" w:lineRule="exact"/>
         <w:ind w:left="0" w:firstLine="360"/>
@@ -7339,6 +7070,54 @@
         <w:jc w:val="both"/>
         <w:rPr>
           <w:rFonts w:ascii="Times New Roman" w:hAnsi="Times New Roman" w:cs="Times New Roman"/>
+          <w:color w:val="000000" w:themeColor="text1"/>
+          <w:spacing w:val="3"/>
+          <w:sz w:val="26"/>
+          <w:szCs w:val="26"/>
+          <w:shd w:val="clear" w:color="auto" w:fill="FFFFFF"/>
+          <w:lang w:val="vi-VN"/>
+        </w:rPr>
+      </w:pPr>
+    </w:p>
+    <w:p>
+      <w:pPr>
+        <w:spacing w:before="144" w:after="144" w:line="240" w:lineRule="auto"/>
+        <w:ind w:firstLine="426"/>
+        <w:jc w:val="both"/>
+        <w:rPr>
+          <w:rFonts w:ascii="Times New Roman" w:hAnsi="Times New Roman" w:cs="Times New Roman"/>
+          <w:color w:val="000000" w:themeColor="text1"/>
+          <w:spacing w:val="3"/>
+          <w:sz w:val="26"/>
+          <w:szCs w:val="26"/>
+          <w:shd w:val="clear" w:color="auto" w:fill="FFFFFF"/>
+          <w:lang w:val="vi-VN"/>
+        </w:rPr>
+      </w:pPr>
+    </w:p>
+    <w:p>
+      <w:pPr>
+        <w:spacing w:before="144" w:after="144" w:line="240" w:lineRule="auto"/>
+        <w:ind w:firstLine="426"/>
+        <w:jc w:val="both"/>
+        <w:rPr>
+          <w:rFonts w:ascii="Times New Roman" w:hAnsi="Times New Roman" w:cs="Times New Roman"/>
+          <w:color w:val="000000" w:themeColor="text1"/>
+          <w:spacing w:val="3"/>
+          <w:sz w:val="26"/>
+          <w:szCs w:val="26"/>
+          <w:shd w:val="clear" w:color="auto" w:fill="FFFFFF"/>
+          <w:lang w:val="vi-VN"/>
+        </w:rPr>
+      </w:pPr>
+    </w:p>
+    <w:p>
+      <w:pPr>
+        <w:spacing w:before="144" w:after="144" w:line="240" w:lineRule="auto"/>
+        <w:ind w:firstLine="426"/>
+        <w:jc w:val="both"/>
+        <w:rPr>
+          <w:rFonts w:ascii="Times New Roman" w:hAnsi="Times New Roman" w:cs="Times New Roman"/>
           <w:i/>
           <w:color w:val="000000" w:themeColor="text1"/>
           <w:sz w:val="26"/>
@@ -7969,6 +7748,7 @@
           <w:color w:val="000000" w:themeColor="text1"/>
           <w:sz w:val="26"/>
           <w:szCs w:val="26"/>
+          <w:lang w:val="vi-VN"/>
         </w:rPr>
       </w:pPr>
       <w:r>
@@ -8134,6 +7914,21 @@
         </w:rPr>
         <w:t>./.</w:t>
       </w:r>
+    </w:p>
+    <w:p>
+      <w:pPr>
+        <w:spacing w:before="40" w:after="40" w:line="320" w:lineRule="exact"/>
+        <w:ind w:firstLine="426"/>
+        <w:jc w:val="both"/>
+        <w:rPr>
+          <w:rFonts w:ascii="Times New Roman" w:hAnsi="Times New Roman" w:cs="Times New Roman"/>
+          <w:i/>
+          <w:color w:val="000000" w:themeColor="text1"/>
+          <w:sz w:val="26"/>
+          <w:szCs w:val="26"/>
+          <w:lang w:val="vi-VN"/>
+        </w:rPr>
+      </w:pPr>
     </w:p>
     <w:tbl>
       <w:tblPr>
@@ -8293,7 +8088,7 @@
                     </wp:anchor>
                   </w:drawing>
                 </mc:Choice>
-                <mc:Fallback>
+                <mc:Fallback xmlns:w16cei="http://schemas.microsoft.com/office/word/2026/wordml/cei">
                   <w:pict>
                     <v:line xmlns:o="urn:schemas-microsoft-com:office:office" id="Straight Connector 2" o:spid="_x0000_s1028" style="position:absolute;z-index:3;mso-wrap-distance-left:9pt;mso-wrap-distance-top:0pt;mso-wrap-distance-right:9pt;mso-wrap-distance-bottom:0pt;mso-position-horizontal:absolute;mso-position-horizontal-relative:text;mso-position-vertical:absolute;mso-position-vertical-relative:text" filled="f" strokecolor="#000000" strokeweight="0.75pt" stroked="t" o:allowincell="t" from="0,0" to="0,800100">
                       <o:lock shapetype="t"/>
@@ -8472,7 +8267,35 @@
                               <w:rPr>
                                 <w:rFonts w:ascii="Times New Roman" w:hAnsi="Times New Roman" w:cs="Times New Roman"/>
                               </w:rPr>
-                              <w:t>(Để b/cáo)</w:t>
+                              <w:t>(</w:t>
+                            </w:r>
+                            <w:proofErr w:type="spellStart"/>
+                            <w:r>
+                              <w:rPr>
+                                <w:rFonts w:ascii="Times New Roman" w:hAnsi="Times New Roman" w:cs="Times New Roman"/>
+                              </w:rPr>
+                              <w:t>Để</w:t>
+                            </w:r>
+                            <w:proofErr w:type="spellEnd"/>
+                            <w:r>
+                              <w:rPr>
+                                <w:rFonts w:ascii="Times New Roman" w:hAnsi="Times New Roman" w:cs="Times New Roman"/>
+                              </w:rPr>
+                              <w:t xml:space="preserve"> b/</w:t>
+                            </w:r>
+                            <w:proofErr w:type="spellStart"/>
+                            <w:r>
+                              <w:rPr>
+                                <w:rFonts w:ascii="Times New Roman" w:hAnsi="Times New Roman" w:cs="Times New Roman"/>
+                              </w:rPr>
+                              <w:t>cáo</w:t>
+                            </w:r>
+                            <w:proofErr w:type="spellEnd"/>
+                            <w:r>
+                              <w:rPr>
+                                <w:rFonts w:ascii="Times New Roman" w:hAnsi="Times New Roman" w:cs="Times New Roman"/>
+                              </w:rPr>
+                              <w:t>)</w:t>
                             </w:r>
                           </w:p>
                         </w:txbxContent>
@@ -8964,9 +8787,252 @@
         </w:rPr>
       </w:pPr>
     </w:p>
+    <w:p/>
+    <w:p/>
+    <w:p/>
+    <w:p/>
+    <w:p/>
+    <w:p/>
+    <w:p/>
+    <w:p/>
+    <w:p/>
+    <w:p/>
+    <w:p/>
+    <w:p/>
+    <w:p/>
+    <w:p/>
+    <w:p/>
+    <w:p/>
+    <w:p/>
+    <w:p/>
+    <w:p/>
+    <w:p/>
+    <w:p/>
+    <w:p/>
     <w:p>
       <w:pPr>
         <w:rPr>
+          <w:rFonts w:ascii="Times New Roman" w:hAnsi="Times New Roman" w:cs="Times New Roman"/>
+          <w:b/>
+          <w:bCs/>
+          <w:lang w:val="vi-VN"/>
+        </w:rPr>
+      </w:pPr>
+    </w:p>
+    <w:p>
+      <w:pPr>
+        <w:jc w:val="center"/>
+        <w:rPr>
+          <w:rFonts w:ascii="Times New Roman" w:hAnsi="Times New Roman" w:cs="Times New Roman"/>
+          <w:b/>
+          <w:bCs/>
+        </w:rPr>
+      </w:pPr>
+      <w:r>
+        <w:rPr>
+          <w:rFonts w:ascii="Times New Roman" w:hAnsi="Times New Roman" w:cs="Times New Roman"/>
+          <w:b/>
+          <w:bCs/>
+        </w:rPr>
+        <w:lastRenderedPageBreak/>
+        <w:t>PHỤ LỤC 01: TỔNG HỢP LƯỢNG MƯA KHU VỰC CÁC PHƯỜNG</w:t>
+      </w:r>
+      <w:r>
+        <w:rPr>
+          <w:rFonts w:ascii="Times New Roman" w:hAnsi="Times New Roman" w:cs="Times New Roman"/>
+          <w:b/>
+          <w:bCs/>
+        </w:rPr>
+        <w:t>, XÃ</w:t>
+      </w:r>
+    </w:p>
+    <w:p>
+      <w:pPr>
+        <w:spacing w:after="120" w:line="240" w:lineRule="auto"/>
+        <w:contextualSpacing/>
+        <w:jc w:val="center"/>
+        <w:rPr>
+          <w:rFonts w:ascii="Times New Roman" w:hAnsi="Times New Roman" w:cs="Times New Roman"/>
+          <w:color w:val="000000" w:themeColor="text1"/>
+          <w:sz w:val="26"/>
+          <w:szCs w:val="26"/>
+          <w:lang w:val="vi-VN"/>
+        </w:rPr>
+      </w:pPr>
+      <w:proofErr w:type="spellStart"/>
+      <w:r>
+        <w:rPr>
+          <w:rFonts w:ascii="Times New Roman" w:eastAsia="Times New Roman" w:hAnsi="Times New Roman" w:cs="Times New Roman"/>
+          <w:color w:val="000000"/>
+          <w:sz w:val="26"/>
+          <w:szCs w:val="26"/>
+        </w:rPr>
+        <w:t>Thời</w:t>
+      </w:r>
+      <w:proofErr w:type="spellEnd"/>
+      <w:r>
+        <w:rPr>
+          <w:rFonts w:ascii="Times New Roman" w:eastAsia="Times New Roman" w:hAnsi="Times New Roman" w:cs="Times New Roman"/>
+          <w:color w:val="000000"/>
+          <w:sz w:val="26"/>
+          <w:szCs w:val="26"/>
+        </w:rPr>
+        <w:t xml:space="preserve"> </w:t>
+      </w:r>
+      <w:proofErr w:type="spellStart"/>
+      <w:r>
+        <w:rPr>
+          <w:rFonts w:ascii="Times New Roman" w:eastAsia="Times New Roman" w:hAnsi="Times New Roman" w:cs="Times New Roman"/>
+          <w:color w:val="000000"/>
+          <w:sz w:val="26"/>
+          <w:szCs w:val="26"/>
+        </w:rPr>
+        <w:t>điểm</w:t>
+      </w:r>
+      <w:proofErr w:type="spellEnd"/>
+      <w:r>
+        <w:rPr>
+          <w:rFonts w:ascii="Times New Roman" w:eastAsia="Times New Roman" w:hAnsi="Times New Roman" w:cs="Times New Roman"/>
+          <w:color w:val="000000"/>
+          <w:sz w:val="26"/>
+          <w:szCs w:val="26"/>
+        </w:rPr>
+        <w:t xml:space="preserve"> </w:t>
+      </w:r>
+      <w:proofErr w:type="spellStart"/>
+      <w:r>
+        <w:rPr>
+          <w:rFonts w:ascii="Times New Roman" w:eastAsia="Times New Roman" w:hAnsi="Times New Roman" w:cs="Times New Roman"/>
+          <w:color w:val="000000"/>
+          <w:sz w:val="26"/>
+          <w:szCs w:val="26"/>
+        </w:rPr>
+        <w:t>tổng</w:t>
+      </w:r>
+      <w:proofErr w:type="spellEnd"/>
+      <w:r>
+        <w:rPr>
+          <w:rFonts w:ascii="Times New Roman" w:eastAsia="Times New Roman" w:hAnsi="Times New Roman" w:cs="Times New Roman"/>
+          <w:color w:val="000000"/>
+          <w:sz w:val="26"/>
+          <w:szCs w:val="26"/>
+        </w:rPr>
+        <w:t xml:space="preserve"> </w:t>
+      </w:r>
+      <w:proofErr w:type="spellStart"/>
+      <w:r>
+        <w:rPr>
+          <w:rFonts w:ascii="Times New Roman" w:eastAsia="Times New Roman" w:hAnsi="Times New Roman" w:cs="Times New Roman"/>
+          <w:color w:val="000000"/>
+          <w:sz w:val="26"/>
+          <w:szCs w:val="26"/>
+        </w:rPr>
+        <w:t>hợp</w:t>
+      </w:r>
+      <w:proofErr w:type="spellEnd"/>
+      <w:r>
+        <w:rPr>
+          <w:rFonts w:ascii="Times New Roman" w:eastAsia="Times New Roman" w:hAnsi="Times New Roman" w:cs="Times New Roman"/>
+          <w:color w:val="000000"/>
+          <w:sz w:val="26"/>
+          <w:szCs w:val="26"/>
+        </w:rPr>
+        <w:t>: {</w:t>
+      </w:r>
+      <w:proofErr w:type="spellStart"/>
+      <w:r>
+        <w:rPr>
+          <w:rFonts w:ascii="Times New Roman" w:eastAsia="Times New Roman" w:hAnsi="Times New Roman" w:cs="Times New Roman"/>
+          <w:color w:val="000000"/>
+          <w:sz w:val="26"/>
+          <w:szCs w:val="26"/>
+        </w:rPr>
+        <w:t>hh</w:t>
+      </w:r>
+      <w:proofErr w:type="spellEnd"/>
+      <w:r>
+        <w:rPr>
+          <w:rFonts w:ascii="Times New Roman" w:eastAsia="Times New Roman" w:hAnsi="Times New Roman" w:cs="Times New Roman"/>
+          <w:color w:val="000000"/>
+          <w:sz w:val="26"/>
+          <w:szCs w:val="26"/>
+        </w:rPr>
+        <w:t>}</w:t>
+      </w:r>
+      <w:r>
+        <w:rPr>
+          <w:rFonts w:ascii="Times New Roman" w:eastAsia="Times New Roman" w:hAnsi="Times New Roman" w:cs="Times New Roman"/>
+          <w:color w:val="000000"/>
+          <w:sz w:val="26"/>
+          <w:szCs w:val="26"/>
+          <w:lang w:val="vi-VN"/>
+        </w:rPr>
+        <w:t xml:space="preserve"> </w:t>
+      </w:r>
+      <w:proofErr w:type="spellStart"/>
+      <w:r>
+        <w:rPr>
+          <w:rFonts w:ascii="Times New Roman" w:eastAsia="Times New Roman" w:hAnsi="Times New Roman" w:cs="Times New Roman"/>
+          <w:color w:val="000000"/>
+          <w:sz w:val="26"/>
+          <w:szCs w:val="26"/>
+        </w:rPr>
+        <w:t>ngày</w:t>
+      </w:r>
+      <w:proofErr w:type="spellEnd"/>
+      <w:r>
+        <w:rPr>
+          <w:rFonts w:ascii="Times New Roman" w:eastAsia="Times New Roman" w:hAnsi="Times New Roman" w:cs="Times New Roman"/>
+          <w:color w:val="000000"/>
+          <w:sz w:val="26"/>
+          <w:szCs w:val="26"/>
+        </w:rPr>
+        <w:t xml:space="preserve"> </w:t>
+      </w:r>
+      <w:r>
+        <w:rPr>
+          <w:rFonts w:ascii="Times New Roman" w:hAnsi="Times New Roman" w:cs="Times New Roman"/>
+          <w:sz w:val="26"/>
+          <w:szCs w:val="26"/>
+        </w:rPr>
+        <w:t>{dd}/{mm}/{</w:t>
+      </w:r>
+      <w:proofErr w:type="spellStart"/>
+      <w:r>
+        <w:rPr>
+          <w:rFonts w:ascii="Times New Roman" w:hAnsi="Times New Roman" w:cs="Times New Roman"/>
+          <w:sz w:val="26"/>
+          <w:szCs w:val="26"/>
+        </w:rPr>
+        <w:t>yyyy</w:t>
+      </w:r>
+      <w:proofErr w:type="spellEnd"/>
+      <w:r>
+        <w:rPr>
+          <w:rFonts w:ascii="Times New Roman" w:hAnsi="Times New Roman" w:cs="Times New Roman"/>
+          <w:sz w:val="26"/>
+          <w:szCs w:val="26"/>
+        </w:rPr>
+        <w:t>}</w:t>
+      </w:r>
+    </w:p>
+    <w:p>
+      <w:pPr>
+        <w:pBdr>
+          <w:top w:val="nil"/>
+          <w:left w:val="nil"/>
+          <w:bottom w:val="nil"/>
+          <w:right w:val="nil"/>
+          <w:between w:val="nil"/>
+        </w:pBdr>
+        <w:spacing w:before="60" w:after="60" w:line="320" w:lineRule="auto"/>
+        <w:ind w:left="360"/>
+        <w:jc w:val="center"/>
+        <w:rPr>
+          <w:rFonts w:ascii="Times New Roman" w:eastAsia="Times New Roman" w:hAnsi="Times New Roman" w:cs="Times New Roman"/>
+          <w:color w:val="000000"/>
+          <w:sz w:val="26"/>
+          <w:szCs w:val="26"/>
           <w:lang w:val="vi-VN"/>
         </w:rPr>
       </w:pPr>
@@ -8974,65 +9040,52 @@
     <w:p>
       <w:pPr>
         <w:pStyle w:val="ListParagraph"/>
+        <w:numPr>
+          <w:ilvl w:val="3"/>
+          <w:numId w:val="4"/>
+        </w:numPr>
+        <w:tabs>
+          <w:tab w:val="left" w:pos="810"/>
+        </w:tabs>
         <w:spacing w:before="60" w:after="60" w:line="320" w:lineRule="exact"/>
-        <w:ind w:left="360"/>
-        <w:jc w:val="both"/>
-        <w:rPr>
-          <w:rFonts w:ascii="Times New Roman" w:eastAsia="Times New Roman" w:hAnsi="Times New Roman" w:cs="Times New Roman"/>
+        <w:ind w:left="0" w:firstLine="540"/>
+        <w:rPr>
+          <w:rFonts w:ascii="Times New Roman" w:eastAsia="Times New Roman" w:hAnsi="Times New Roman" w:cs="Times New Roman"/>
+          <w:b/>
+          <w:bCs/>
           <w:sz w:val="26"/>
           <w:szCs w:val="26"/>
           <w:lang w:val="vi-VN"/>
         </w:rPr>
       </w:pPr>
-      <w:r>
-        <w:rPr>
-          <w:rFonts w:ascii="Times New Roman" w:eastAsia="Times New Roman" w:hAnsi="Times New Roman" w:cs="Times New Roman"/>
-          <w:sz w:val="26"/>
-          <w:szCs w:val="26"/>
-          <w:lang w:val="vi-VN"/>
-        </w:rPr>
-        <w:t xml:space="preserve"> </w:t>
-      </w:r>
-      <w:proofErr w:type="spellStart"/>
-      <w:r>
-        <w:rPr>
-          <w:rFonts w:ascii="Times New Roman" w:eastAsia="Times New Roman" w:hAnsi="Times New Roman" w:cs="Times New Roman"/>
-          <w:sz w:val="26"/>
-          <w:szCs w:val="26"/>
-        </w:rPr>
-        <w:t>Số</w:t>
-      </w:r>
-      <w:proofErr w:type="spellEnd"/>
-      <w:r>
-        <w:rPr>
-          <w:rFonts w:ascii="Times New Roman" w:eastAsia="Times New Roman" w:hAnsi="Times New Roman" w:cs="Times New Roman"/>
-          <w:sz w:val="26"/>
-          <w:szCs w:val="26"/>
-        </w:rPr>
-        <w:t xml:space="preserve"> </w:t>
-      </w:r>
-      <w:proofErr w:type="spellStart"/>
-      <w:r>
-        <w:rPr>
-          <w:rFonts w:ascii="Times New Roman" w:eastAsia="Times New Roman" w:hAnsi="Times New Roman" w:cs="Times New Roman"/>
-          <w:sz w:val="26"/>
-          <w:szCs w:val="26"/>
-        </w:rPr>
-        <w:t>liệu</w:t>
-      </w:r>
-      <w:proofErr w:type="spellEnd"/>
-      <w:r>
-        <w:rPr>
-          <w:rFonts w:ascii="Times New Roman" w:eastAsia="Times New Roman" w:hAnsi="Times New Roman" w:cs="Times New Roman"/>
-          <w:sz w:val="26"/>
-          <w:szCs w:val="26"/>
-        </w:rPr>
-        <w:t xml:space="preserve"> </w:t>
-      </w:r>
-      <w:proofErr w:type="spellStart"/>
-      <w:r>
-        <w:rPr>
-          <w:rFonts w:ascii="Times New Roman" w:eastAsia="Times New Roman" w:hAnsi="Times New Roman" w:cs="Times New Roman"/>
+      <w:proofErr w:type="spellStart"/>
+      <w:r>
+        <w:rPr>
+          <w:rFonts w:ascii="Times New Roman" w:eastAsia="Times New Roman" w:hAnsi="Times New Roman" w:cs="Times New Roman"/>
+          <w:b/>
+          <w:bCs/>
+          <w:sz w:val="26"/>
+          <w:szCs w:val="26"/>
+        </w:rPr>
+        <w:t>Lượng</w:t>
+      </w:r>
+      <w:proofErr w:type="spellEnd"/>
+      <w:r>
+        <w:rPr>
+          <w:rFonts w:ascii="Times New Roman" w:eastAsia="Times New Roman" w:hAnsi="Times New Roman" w:cs="Times New Roman"/>
+          <w:b/>
+          <w:bCs/>
+          <w:sz w:val="26"/>
+          <w:szCs w:val="26"/>
+        </w:rPr>
+        <w:t xml:space="preserve"> </w:t>
+      </w:r>
+      <w:proofErr w:type="spellStart"/>
+      <w:r>
+        <w:rPr>
+          <w:rFonts w:ascii="Times New Roman" w:eastAsia="Times New Roman" w:hAnsi="Times New Roman" w:cs="Times New Roman"/>
+          <w:b/>
+          <w:bCs/>
           <w:sz w:val="26"/>
           <w:szCs w:val="26"/>
         </w:rPr>
@@ -9042,15 +9095,63 @@
       <w:r>
         <w:rPr>
           <w:rFonts w:ascii="Times New Roman" w:eastAsia="Times New Roman" w:hAnsi="Times New Roman" w:cs="Times New Roman"/>
-          <w:sz w:val="26"/>
-          <w:szCs w:val="26"/>
-        </w:rPr>
-        <w:t xml:space="preserve"> </w:t>
-      </w:r>
-      <w:proofErr w:type="spellStart"/>
-      <w:r>
-        <w:rPr>
-          <w:rFonts w:ascii="Times New Roman" w:eastAsia="Times New Roman" w:hAnsi="Times New Roman" w:cs="Times New Roman"/>
+          <w:b/>
+          <w:bCs/>
+          <w:sz w:val="26"/>
+          <w:szCs w:val="26"/>
+        </w:rPr>
+        <w:t xml:space="preserve"> chi </w:t>
+      </w:r>
+      <w:proofErr w:type="spellStart"/>
+      <w:r>
+        <w:rPr>
+          <w:rFonts w:ascii="Times New Roman" w:eastAsia="Times New Roman" w:hAnsi="Times New Roman" w:cs="Times New Roman"/>
+          <w:b/>
+          <w:bCs/>
+          <w:sz w:val="26"/>
+          <w:szCs w:val="26"/>
+        </w:rPr>
+        <w:t>tiết</w:t>
+      </w:r>
+      <w:proofErr w:type="spellEnd"/>
+      <w:r>
+        <w:rPr>
+          <w:rFonts w:ascii="Times New Roman" w:eastAsia="Times New Roman" w:hAnsi="Times New Roman" w:cs="Times New Roman"/>
+          <w:b/>
+          <w:bCs/>
+          <w:sz w:val="26"/>
+          <w:szCs w:val="26"/>
+        </w:rPr>
+        <w:t xml:space="preserve"> </w:t>
+      </w:r>
+      <w:proofErr w:type="spellStart"/>
+      <w:r>
+        <w:rPr>
+          <w:rFonts w:ascii="Times New Roman" w:eastAsia="Times New Roman" w:hAnsi="Times New Roman" w:cs="Times New Roman"/>
+          <w:b/>
+          <w:bCs/>
+          <w:sz w:val="26"/>
+          <w:szCs w:val="26"/>
+        </w:rPr>
+        <w:t>tại</w:t>
+      </w:r>
+      <w:proofErr w:type="spellEnd"/>
+      <w:r>
+        <w:rPr>
+          <w:rFonts w:ascii="Times New Roman" w:eastAsia="Times New Roman" w:hAnsi="Times New Roman" w:cs="Times New Roman"/>
+          <w:b/>
+          <w:bCs/>
+          <w:sz w:val="26"/>
+          <w:szCs w:val="26"/>
+        </w:rPr>
+        <w:t xml:space="preserve"> </w:t>
+      </w:r>
+      <w:proofErr w:type="spellStart"/>
+      <w:r>
+        <w:rPr>
+          <w:rFonts w:ascii="Times New Roman" w:eastAsia="Times New Roman" w:hAnsi="Times New Roman" w:cs="Times New Roman"/>
+          <w:b/>
+          <w:bCs/>
           <w:sz w:val="26"/>
           <w:szCs w:val="26"/>
         </w:rPr>
@@ -9060,188 +9161,19 @@
       <w:r>
         <w:rPr>
           <w:rFonts w:ascii="Times New Roman" w:eastAsia="Times New Roman" w:hAnsi="Times New Roman" w:cs="Times New Roman"/>
-          <w:sz w:val="26"/>
-          <w:szCs w:val="26"/>
-        </w:rPr>
-        <w:t xml:space="preserve"> </w:t>
-      </w:r>
-      <w:proofErr w:type="spellStart"/>
-      <w:r>
-        <w:rPr>
-          <w:rFonts w:ascii="Times New Roman" w:eastAsia="Times New Roman" w:hAnsi="Times New Roman" w:cs="Times New Roman"/>
-          <w:sz w:val="26"/>
-          <w:szCs w:val="26"/>
-        </w:rPr>
-        <w:t>phường</w:t>
-      </w:r>
-      <w:proofErr w:type="spellEnd"/>
+          <w:b/>
+          <w:bCs/>
+          <w:sz w:val="26"/>
+          <w:szCs w:val="26"/>
+        </w:rPr>
+        <w:t xml:space="preserve"> Phường:</w:t>
+      </w:r>
     </w:p>
-    <w:tbl>
-      <w:tblPr>
-        <w:tblStyle w:val="TableGrid"/>
-        <w:tblW w:w="0" w:type="auto"/>
-        <w:tblInd w:w="360" w:type="dxa"/>
-        <w:tblBorders>
-          <w:top w:val="none" w:sz="0" w:space="0" w:color="auto"/>
-          <w:left w:val="none" w:sz="0" w:space="0" w:color="auto"/>
-          <w:bottom w:val="none" w:sz="0" w:space="0" w:color="auto"/>
-          <w:right w:val="none" w:sz="0" w:space="0" w:color="auto"/>
-          <w:insideH w:val="none" w:sz="0" w:space="0" w:color="auto"/>
-          <w:insideV w:val="none" w:sz="0" w:space="0" w:color="auto"/>
-        </w:tblBorders>
-        <w:tblLook w:val="04A0" w:firstRow="1" w:lastRow="0" w:firstColumn="1" w:lastColumn="0" w:noHBand="0" w:noVBand="1"/>
-      </w:tblPr>
-      <w:tblGrid>
-        <w:gridCol w:w="4315"/>
-        <w:gridCol w:w="270"/>
-        <w:gridCol w:w="4259"/>
-      </w:tblGrid>
-      <w:tr>
-        <w:tc>
-          <w:tcPr>
-            <w:tcW w:w="4315" w:type="dxa"/>
-          </w:tcPr>
-          <w:p>
-            <w:pPr>
-              <w:pStyle w:val="ListParagraph"/>
-              <w:spacing w:before="60" w:after="60" w:line="320" w:lineRule="exact"/>
-              <w:ind w:left="0"/>
-              <w:jc w:val="both"/>
-              <w:rPr>
-                <w:rFonts w:ascii="Times New Roman" w:eastAsia="Times New Roman" w:hAnsi="Times New Roman" w:cs="Times New Roman"/>
-                <w:color w:val="000000" w:themeColor="text1"/>
-                <w:sz w:val="26"/>
-                <w:szCs w:val="26"/>
-                <w:lang w:val="vi-VN"/>
-              </w:rPr>
-            </w:pPr>
-            <w:r>
-              <w:rPr>
-                <w:rFonts w:ascii="Times New Roman" w:eastAsia="Times New Roman" w:hAnsi="Times New Roman" w:cs="Times New Roman"/>
-                <w:color w:val="000000" w:themeColor="text1"/>
-                <w:sz w:val="26"/>
-                <w:szCs w:val="26"/>
-                <w:lang w:val="vi-VN"/>
-              </w:rPr>
-              <w:t>{</w:t>
-            </w:r>
-            <w:r>
-              <w:rPr>
-                <w:rFonts w:ascii="Times New Roman" w:eastAsia="Times New Roman" w:hAnsi="Times New Roman" w:cs="Times New Roman"/>
-                <w:color w:val="000000" w:themeColor="text1"/>
-                <w:sz w:val="26"/>
-                <w:szCs w:val="26"/>
-                <w:lang w:val="vi-VN"/>
-              </w:rPr>
-              <w:t>phu_luc_table1_mua_phuong</w:t>
-            </w:r>
-            <w:r>
-              <w:rPr>
-                <w:rFonts w:ascii="Times New Roman" w:eastAsia="Times New Roman" w:hAnsi="Times New Roman" w:cs="Times New Roman"/>
-                <w:color w:val="000000" w:themeColor="text1"/>
-                <w:sz w:val="26"/>
-                <w:szCs w:val="26"/>
-                <w:lang w:val="vi-VN"/>
-              </w:rPr>
-              <w:t>}</w:t>
-            </w:r>
-          </w:p>
-        </w:tc>
-        <w:tc>
-          <w:tcPr>
-            <w:tcW w:w="270" w:type="dxa"/>
-          </w:tcPr>
-          <w:p>
-            <w:pPr>
-              <w:pStyle w:val="ListParagraph"/>
-              <w:spacing w:before="60" w:after="60" w:line="320" w:lineRule="exact"/>
-              <w:ind w:left="0"/>
-              <w:jc w:val="both"/>
-              <w:rPr>
-                <w:rFonts w:ascii="Times New Roman" w:eastAsia="Times New Roman" w:hAnsi="Times New Roman" w:cs="Times New Roman"/>
-                <w:color w:val="000000" w:themeColor="text1"/>
-                <w:sz w:val="26"/>
-                <w:szCs w:val="26"/>
-                <w:lang w:val="vi-VN"/>
-              </w:rPr>
-            </w:pPr>
-          </w:p>
-        </w:tc>
-        <w:tc>
-          <w:tcPr>
-            <w:tcW w:w="4259" w:type="dxa"/>
-          </w:tcPr>
-          <w:p>
-            <w:pPr>
-              <w:pStyle w:val="ListParagraph"/>
-              <w:spacing w:before="60" w:after="60" w:line="320" w:lineRule="exact"/>
-              <w:ind w:left="0"/>
-              <w:jc w:val="both"/>
-              <w:rPr>
-                <w:rFonts w:ascii="Times New Roman" w:eastAsia="Times New Roman" w:hAnsi="Times New Roman" w:cs="Times New Roman"/>
-                <w:color w:val="000000" w:themeColor="text1"/>
-                <w:sz w:val="26"/>
-                <w:szCs w:val="26"/>
-                <w:lang w:val="vi-VN"/>
-              </w:rPr>
-            </w:pPr>
-            <w:r>
-              <w:rPr>
-                <w:rFonts w:ascii="Times New Roman" w:eastAsia="Times New Roman" w:hAnsi="Times New Roman" w:cs="Times New Roman"/>
-                <w:color w:val="000000" w:themeColor="text1"/>
-                <w:sz w:val="26"/>
-                <w:szCs w:val="26"/>
-                <w:lang w:val="vi-VN"/>
-              </w:rPr>
-              <w:t>{</w:t>
-            </w:r>
-            <w:r>
-              <w:rPr>
-                <w:rFonts w:ascii="Times New Roman" w:eastAsia="Times New Roman" w:hAnsi="Times New Roman" w:cs="Times New Roman"/>
-                <w:color w:val="000000" w:themeColor="text1"/>
-                <w:sz w:val="26"/>
-                <w:szCs w:val="26"/>
-                <w:lang w:val="vi-VN"/>
-              </w:rPr>
-              <w:t>phu_luc_table</w:t>
-            </w:r>
-            <w:r>
-              <w:rPr>
-                <w:rFonts w:ascii="Times New Roman" w:eastAsia="Times New Roman" w:hAnsi="Times New Roman" w:cs="Times New Roman"/>
-                <w:color w:val="000000" w:themeColor="text1"/>
-                <w:sz w:val="26"/>
-                <w:szCs w:val="26"/>
-                <w:lang w:val="vi-VN"/>
-              </w:rPr>
-              <w:t>2</w:t>
-            </w:r>
-            <w:r>
-              <w:rPr>
-                <w:rFonts w:ascii="Times New Roman" w:eastAsia="Times New Roman" w:hAnsi="Times New Roman" w:cs="Times New Roman"/>
-                <w:color w:val="000000" w:themeColor="text1"/>
-                <w:sz w:val="26"/>
-                <w:szCs w:val="26"/>
-                <w:lang w:val="vi-VN"/>
-              </w:rPr>
-              <w:t>_mua_phuong</w:t>
-            </w:r>
-            <w:r>
-              <w:rPr>
-                <w:rFonts w:ascii="Times New Roman" w:eastAsia="Times New Roman" w:hAnsi="Times New Roman" w:cs="Times New Roman"/>
-                <w:color w:val="000000" w:themeColor="text1"/>
-                <w:sz w:val="26"/>
-                <w:szCs w:val="26"/>
-                <w:lang w:val="vi-VN"/>
-              </w:rPr>
-              <w:t>}</w:t>
-            </w:r>
-          </w:p>
-        </w:tc>
-      </w:tr>
-    </w:tbl>
     <w:p>
       <w:pPr>
+        <w:pStyle w:val="ListParagraph"/>
         <w:spacing w:before="60" w:after="60" w:line="320" w:lineRule="exact"/>
+        <w:ind w:left="540" w:firstLine="180"/>
         <w:jc w:val="both"/>
         <w:rPr>
           <w:rFonts w:ascii="Times New Roman" w:eastAsia="Times New Roman" w:hAnsi="Times New Roman" w:cs="Times New Roman"/>
@@ -9259,7 +9191,7 @@
           <w:szCs w:val="26"/>
           <w:lang w:val="vi-VN"/>
         </w:rPr>
-        <w:t xml:space="preserve">     </w:t>
+        <w:br/>
       </w:r>
       <w:r>
         <w:rPr>
@@ -9269,374 +9201,221 @@
           <w:szCs w:val="26"/>
           <w:lang w:val="vi-VN"/>
         </w:rPr>
-        <w:t xml:space="preserve"> </w:t>
-      </w:r>
-      <w:proofErr w:type="spellStart"/>
-      <w:r>
-        <w:rPr>
-          <w:rFonts w:ascii="Times New Roman" w:eastAsia="Times New Roman" w:hAnsi="Times New Roman" w:cs="Times New Roman"/>
-          <w:color w:val="000000" w:themeColor="text1"/>
-          <w:sz w:val="26"/>
-          <w:szCs w:val="26"/>
-        </w:rPr>
-        <w:t>Số</w:t>
-      </w:r>
-      <w:proofErr w:type="spellEnd"/>
-      <w:r>
-        <w:rPr>
-          <w:rFonts w:ascii="Times New Roman" w:eastAsia="Times New Roman" w:hAnsi="Times New Roman" w:cs="Times New Roman"/>
-          <w:color w:val="000000" w:themeColor="text1"/>
-          <w:sz w:val="26"/>
-          <w:szCs w:val="26"/>
-        </w:rPr>
-        <w:t xml:space="preserve"> </w:t>
-      </w:r>
-      <w:proofErr w:type="spellStart"/>
-      <w:r>
-        <w:rPr>
-          <w:rFonts w:ascii="Times New Roman" w:eastAsia="Times New Roman" w:hAnsi="Times New Roman" w:cs="Times New Roman"/>
-          <w:color w:val="000000" w:themeColor="text1"/>
-          <w:sz w:val="26"/>
-          <w:szCs w:val="26"/>
-        </w:rPr>
-        <w:t>liệu</w:t>
-      </w:r>
-      <w:proofErr w:type="spellEnd"/>
-      <w:r>
-        <w:rPr>
-          <w:rFonts w:ascii="Times New Roman" w:eastAsia="Times New Roman" w:hAnsi="Times New Roman" w:cs="Times New Roman"/>
-          <w:color w:val="000000" w:themeColor="text1"/>
-          <w:sz w:val="26"/>
-          <w:szCs w:val="26"/>
-        </w:rPr>
-        <w:t xml:space="preserve"> </w:t>
-      </w:r>
-      <w:proofErr w:type="spellStart"/>
-      <w:r>
-        <w:rPr>
-          <w:rFonts w:ascii="Times New Roman" w:eastAsia="Times New Roman" w:hAnsi="Times New Roman" w:cs="Times New Roman"/>
-          <w:color w:val="000000" w:themeColor="text1"/>
-          <w:sz w:val="26"/>
-          <w:szCs w:val="26"/>
-        </w:rPr>
-        <w:t>mưa</w:t>
-      </w:r>
-      <w:proofErr w:type="spellEnd"/>
-      <w:r>
-        <w:rPr>
-          <w:rFonts w:ascii="Times New Roman" w:eastAsia="Times New Roman" w:hAnsi="Times New Roman" w:cs="Times New Roman"/>
-          <w:color w:val="000000" w:themeColor="text1"/>
-          <w:sz w:val="26"/>
-          <w:szCs w:val="26"/>
-        </w:rPr>
-        <w:t xml:space="preserve"> </w:t>
-      </w:r>
-      <w:proofErr w:type="spellStart"/>
-      <w:r>
-        <w:rPr>
-          <w:rFonts w:ascii="Times New Roman" w:eastAsia="Times New Roman" w:hAnsi="Times New Roman" w:cs="Times New Roman"/>
-          <w:color w:val="000000" w:themeColor="text1"/>
-          <w:sz w:val="26"/>
-          <w:szCs w:val="26"/>
-        </w:rPr>
-        <w:t>các</w:t>
-      </w:r>
-      <w:proofErr w:type="spellEnd"/>
-      <w:r>
-        <w:rPr>
-          <w:rFonts w:ascii="Times New Roman" w:eastAsia="Times New Roman" w:hAnsi="Times New Roman" w:cs="Times New Roman"/>
-          <w:color w:val="000000" w:themeColor="text1"/>
-          <w:sz w:val="26"/>
-          <w:szCs w:val="26"/>
-        </w:rPr>
-        <w:t xml:space="preserve"> </w:t>
-      </w:r>
-      <w:proofErr w:type="spellStart"/>
-      <w:r>
-        <w:rPr>
-          <w:rFonts w:ascii="Times New Roman" w:eastAsia="Times New Roman" w:hAnsi="Times New Roman" w:cs="Times New Roman"/>
-          <w:color w:val="000000" w:themeColor="text1"/>
-          <w:sz w:val="26"/>
-          <w:szCs w:val="26"/>
-        </w:rPr>
-        <w:t>xã</w:t>
-      </w:r>
-      <w:proofErr w:type="spellEnd"/>
+        <w:t>{</w:t>
+      </w:r>
+      <w:r>
+        <w:rPr>
+          <w:rFonts w:ascii="Times New Roman" w:eastAsia="Times New Roman" w:hAnsi="Times New Roman" w:cs="Times New Roman"/>
+          <w:color w:val="000000" w:themeColor="text1"/>
+          <w:sz w:val="26"/>
+          <w:szCs w:val="26"/>
+          <w:lang w:val="vi-VN"/>
+        </w:rPr>
+        <w:t>phu_luc_table_mua_phuong</w:t>
+      </w:r>
+      <w:r>
+        <w:rPr>
+          <w:rFonts w:ascii="Times New Roman" w:eastAsia="Times New Roman" w:hAnsi="Times New Roman" w:cs="Times New Roman"/>
+          <w:color w:val="000000" w:themeColor="text1"/>
+          <w:sz w:val="26"/>
+          <w:szCs w:val="26"/>
+          <w:lang w:val="vi-VN"/>
+        </w:rPr>
+        <w:t>}</w:t>
+      </w:r>
     </w:p>
-    <w:tbl>
-      <w:tblPr>
-        <w:tblStyle w:val="TableGrid"/>
-        <w:tblW w:w="0" w:type="auto"/>
-        <w:tblInd w:w="360" w:type="dxa"/>
-        <w:tblBorders>
-          <w:top w:val="none" w:sz="0" w:space="0" w:color="auto"/>
-          <w:left w:val="none" w:sz="0" w:space="0" w:color="auto"/>
-          <w:bottom w:val="none" w:sz="0" w:space="0" w:color="auto"/>
-          <w:right w:val="none" w:sz="0" w:space="0" w:color="auto"/>
-          <w:insideH w:val="none" w:sz="0" w:space="0" w:color="auto"/>
-          <w:insideV w:val="none" w:sz="0" w:space="0" w:color="auto"/>
-        </w:tblBorders>
-        <w:tblLook w:val="04A0" w:firstRow="1" w:lastRow="0" w:firstColumn="1" w:lastColumn="0" w:noHBand="0" w:noVBand="1"/>
-      </w:tblPr>
-      <w:tblGrid>
-        <w:gridCol w:w="4315"/>
-        <w:gridCol w:w="270"/>
-        <w:gridCol w:w="4259"/>
-      </w:tblGrid>
-      <w:tr>
-        <w:tc>
-          <w:tcPr>
-            <w:tcW w:w="4315" w:type="dxa"/>
-          </w:tcPr>
-          <w:p>
-            <w:pPr>
-              <w:pStyle w:val="ListParagraph"/>
-              <w:spacing w:before="60" w:after="60" w:line="320" w:lineRule="exact"/>
-              <w:ind w:left="0"/>
-              <w:jc w:val="both"/>
-              <w:rPr>
-                <w:rFonts w:ascii="Times New Roman" w:eastAsia="Times New Roman" w:hAnsi="Times New Roman" w:cs="Times New Roman"/>
-                <w:color w:val="000000" w:themeColor="text1"/>
-                <w:sz w:val="26"/>
-                <w:szCs w:val="26"/>
-                <w:lang w:val="vi-VN"/>
-              </w:rPr>
-            </w:pPr>
-            <w:r>
-              <w:rPr>
-                <w:rFonts w:ascii="Times New Roman" w:eastAsia="Times New Roman" w:hAnsi="Times New Roman" w:cs="Times New Roman"/>
-                <w:color w:val="000000" w:themeColor="text1"/>
-                <w:sz w:val="26"/>
-                <w:szCs w:val="26"/>
-                <w:lang w:val="vi-VN"/>
-              </w:rPr>
-              <w:t>{</w:t>
-            </w:r>
-            <w:r>
-              <w:rPr>
-                <w:rFonts w:ascii="Times New Roman" w:eastAsia="Times New Roman" w:hAnsi="Times New Roman" w:cs="Times New Roman"/>
-                <w:color w:val="000000" w:themeColor="text1"/>
-                <w:sz w:val="26"/>
-                <w:szCs w:val="26"/>
-                <w:lang w:val="vi-VN"/>
-              </w:rPr>
-              <w:t>phu_luc_table</w:t>
-            </w:r>
-            <w:r>
-              <w:rPr>
-                <w:rFonts w:ascii="Times New Roman" w:eastAsia="Times New Roman" w:hAnsi="Times New Roman" w:cs="Times New Roman"/>
-                <w:color w:val="000000" w:themeColor="text1"/>
-                <w:sz w:val="26"/>
-                <w:szCs w:val="26"/>
-                <w:lang w:val="vi-VN"/>
-              </w:rPr>
-              <w:t>1</w:t>
-            </w:r>
-            <w:r>
-              <w:rPr>
-                <w:rFonts w:ascii="Times New Roman" w:eastAsia="Times New Roman" w:hAnsi="Times New Roman" w:cs="Times New Roman"/>
-                <w:color w:val="000000" w:themeColor="text1"/>
-                <w:sz w:val="26"/>
-                <w:szCs w:val="26"/>
-                <w:lang w:val="vi-VN"/>
-              </w:rPr>
-              <w:t>_mua_</w:t>
-            </w:r>
-            <w:r>
-              <w:rPr>
-                <w:rFonts w:ascii="Times New Roman" w:eastAsia="Times New Roman" w:hAnsi="Times New Roman" w:cs="Times New Roman"/>
-                <w:color w:val="000000" w:themeColor="text1"/>
-                <w:sz w:val="26"/>
-                <w:szCs w:val="26"/>
-                <w:lang w:val="vi-VN"/>
-              </w:rPr>
-              <w:t>xa</w:t>
-            </w:r>
-            <w:r>
-              <w:rPr>
-                <w:rFonts w:ascii="Times New Roman" w:eastAsia="Times New Roman" w:hAnsi="Times New Roman" w:cs="Times New Roman"/>
-                <w:color w:val="000000" w:themeColor="text1"/>
-                <w:sz w:val="26"/>
-                <w:szCs w:val="26"/>
-                <w:lang w:val="vi-VN"/>
-              </w:rPr>
-              <w:t>}</w:t>
-            </w:r>
-          </w:p>
-        </w:tc>
-        <w:tc>
-          <w:tcPr>
-            <w:tcW w:w="270" w:type="dxa"/>
-          </w:tcPr>
-          <w:p>
-            <w:pPr>
-              <w:pStyle w:val="ListParagraph"/>
-              <w:spacing w:before="60" w:after="60" w:line="320" w:lineRule="exact"/>
-              <w:ind w:left="0"/>
-              <w:jc w:val="both"/>
-              <w:rPr>
-                <w:rFonts w:ascii="Times New Roman" w:eastAsia="Times New Roman" w:hAnsi="Times New Roman" w:cs="Times New Roman"/>
-                <w:color w:val="000000" w:themeColor="text1"/>
-                <w:sz w:val="26"/>
-                <w:szCs w:val="26"/>
-                <w:lang w:val="vi-VN"/>
-              </w:rPr>
-            </w:pPr>
-          </w:p>
-        </w:tc>
-        <w:tc>
-          <w:tcPr>
-            <w:tcW w:w="4259" w:type="dxa"/>
-          </w:tcPr>
-          <w:p>
-            <w:pPr>
-              <w:pStyle w:val="ListParagraph"/>
-              <w:spacing w:before="60" w:after="60" w:line="320" w:lineRule="exact"/>
-              <w:ind w:left="0"/>
-              <w:jc w:val="both"/>
-              <w:rPr>
-                <w:rFonts w:ascii="Times New Roman" w:eastAsia="Times New Roman" w:hAnsi="Times New Roman" w:cs="Times New Roman"/>
-                <w:color w:val="000000" w:themeColor="text1"/>
-                <w:sz w:val="26"/>
-                <w:szCs w:val="26"/>
-                <w:lang w:val="vi-VN"/>
-              </w:rPr>
-            </w:pPr>
-            <w:r>
-              <w:rPr>
-                <w:rFonts w:ascii="Times New Roman" w:eastAsia="Times New Roman" w:hAnsi="Times New Roman" w:cs="Times New Roman"/>
-                <w:color w:val="000000" w:themeColor="text1"/>
-                <w:sz w:val="26"/>
-                <w:szCs w:val="26"/>
-                <w:lang w:val="vi-VN"/>
-              </w:rPr>
-              <w:t>{</w:t>
-            </w:r>
-            <w:r>
-              <w:rPr>
-                <w:rFonts w:ascii="Times New Roman" w:eastAsia="Times New Roman" w:hAnsi="Times New Roman" w:cs="Times New Roman"/>
-                <w:color w:val="000000" w:themeColor="text1"/>
-                <w:sz w:val="26"/>
-                <w:szCs w:val="26"/>
-                <w:lang w:val="vi-VN"/>
-              </w:rPr>
-              <w:t>phu_luc_table</w:t>
-            </w:r>
-            <w:r>
-              <w:rPr>
-                <w:rFonts w:ascii="Times New Roman" w:eastAsia="Times New Roman" w:hAnsi="Times New Roman" w:cs="Times New Roman"/>
-                <w:color w:val="000000" w:themeColor="text1"/>
-                <w:sz w:val="26"/>
-                <w:szCs w:val="26"/>
-                <w:lang w:val="vi-VN"/>
-              </w:rPr>
-              <w:t>2</w:t>
-            </w:r>
-            <w:r>
-              <w:rPr>
-                <w:rFonts w:ascii="Times New Roman" w:eastAsia="Times New Roman" w:hAnsi="Times New Roman" w:cs="Times New Roman"/>
-                <w:color w:val="000000" w:themeColor="text1"/>
-                <w:sz w:val="26"/>
-                <w:szCs w:val="26"/>
-                <w:lang w:val="vi-VN"/>
-              </w:rPr>
-              <w:t>_mua_</w:t>
-            </w:r>
-            <w:r>
-              <w:rPr>
-                <w:rFonts w:ascii="Times New Roman" w:eastAsia="Times New Roman" w:hAnsi="Times New Roman" w:cs="Times New Roman"/>
-                <w:color w:val="000000" w:themeColor="text1"/>
-                <w:sz w:val="26"/>
-                <w:szCs w:val="26"/>
-                <w:lang w:val="vi-VN"/>
-              </w:rPr>
-              <w:t>xa</w:t>
-            </w:r>
-            <w:r>
-              <w:rPr>
-                <w:rFonts w:ascii="Times New Roman" w:eastAsia="Times New Roman" w:hAnsi="Times New Roman" w:cs="Times New Roman"/>
-                <w:color w:val="000000" w:themeColor="text1"/>
-                <w:sz w:val="26"/>
-                <w:szCs w:val="26"/>
-                <w:lang w:val="vi-VN"/>
-              </w:rPr>
-              <w:t>}</w:t>
-            </w:r>
-          </w:p>
-        </w:tc>
-      </w:tr>
-      <w:tr>
-        <w:tc>
-          <w:tcPr>
-            <w:tcW w:w="4315" w:type="dxa"/>
-          </w:tcPr>
-          <w:p>
-            <w:pPr>
-              <w:pStyle w:val="ListParagraph"/>
-              <w:spacing w:before="60" w:after="60" w:line="320" w:lineRule="exact"/>
-              <w:ind w:left="0"/>
-              <w:jc w:val="both"/>
-              <w:rPr>
-                <w:rFonts w:ascii="Times New Roman" w:eastAsia="Times New Roman" w:hAnsi="Times New Roman" w:cs="Times New Roman"/>
-                <w:color w:val="000000" w:themeColor="text1"/>
-                <w:sz w:val="26"/>
-                <w:szCs w:val="26"/>
-                <w:lang w:val="vi-VN"/>
-              </w:rPr>
-            </w:pPr>
-          </w:p>
-        </w:tc>
-        <w:tc>
-          <w:tcPr>
-            <w:tcW w:w="270" w:type="dxa"/>
-          </w:tcPr>
-          <w:p>
-            <w:pPr>
-              <w:pStyle w:val="ListParagraph"/>
-              <w:spacing w:before="60" w:after="60" w:line="320" w:lineRule="exact"/>
-              <w:ind w:left="0"/>
-              <w:jc w:val="both"/>
-              <w:rPr>
-                <w:rFonts w:ascii="Times New Roman" w:eastAsia="Times New Roman" w:hAnsi="Times New Roman" w:cs="Times New Roman"/>
-                <w:color w:val="000000" w:themeColor="text1"/>
-                <w:sz w:val="26"/>
-                <w:szCs w:val="26"/>
-                <w:lang w:val="vi-VN"/>
-              </w:rPr>
-            </w:pPr>
-          </w:p>
-        </w:tc>
-        <w:tc>
-          <w:tcPr>
-            <w:tcW w:w="4259" w:type="dxa"/>
-          </w:tcPr>
-          <w:p>
-            <w:pPr>
-              <w:pStyle w:val="ListParagraph"/>
-              <w:spacing w:before="60" w:after="60" w:line="320" w:lineRule="exact"/>
-              <w:ind w:left="0"/>
-              <w:jc w:val="both"/>
-              <w:rPr>
-                <w:rFonts w:ascii="Times New Roman" w:eastAsia="Times New Roman" w:hAnsi="Times New Roman" w:cs="Times New Roman"/>
-                <w:color w:val="000000" w:themeColor="text1"/>
-                <w:sz w:val="26"/>
-                <w:szCs w:val="26"/>
-                <w:lang w:val="vi-VN"/>
-              </w:rPr>
-            </w:pPr>
-          </w:p>
-        </w:tc>
-      </w:tr>
-    </w:tbl>
     <w:p>
       <w:pPr>
+        <w:pStyle w:val="ListParagraph"/>
         <w:spacing w:before="60" w:after="60" w:line="320" w:lineRule="exact"/>
+        <w:ind w:left="0"/>
         <w:jc w:val="both"/>
         <w:rPr>
           <w:rFonts w:ascii="Times New Roman" w:eastAsia="Times New Roman" w:hAnsi="Times New Roman" w:cs="Times New Roman"/>
           <w:color w:val="000000" w:themeColor="text1"/>
           <w:sz w:val="26"/>
           <w:szCs w:val="26"/>
+        </w:rPr>
+      </w:pPr>
+    </w:p>
+    <w:p>
+      <w:pPr>
+        <w:pStyle w:val="ListParagraph"/>
+        <w:numPr>
+          <w:ilvl w:val="3"/>
+          <w:numId w:val="4"/>
+        </w:numPr>
+        <w:tabs>
+          <w:tab w:val="left" w:pos="810"/>
+        </w:tabs>
+        <w:spacing w:before="60" w:after="60" w:line="320" w:lineRule="exact"/>
+        <w:ind w:left="0" w:firstLine="540"/>
+        <w:rPr>
+          <w:rFonts w:ascii="Times New Roman" w:eastAsia="Times New Roman" w:hAnsi="Times New Roman" w:cs="Times New Roman"/>
+          <w:b/>
+          <w:bCs/>
+          <w:sz w:val="26"/>
+          <w:szCs w:val="26"/>
+        </w:rPr>
+      </w:pPr>
+      <w:proofErr w:type="spellStart"/>
+      <w:r>
+        <w:rPr>
+          <w:rFonts w:ascii="Times New Roman" w:eastAsia="Times New Roman" w:hAnsi="Times New Roman" w:cs="Times New Roman"/>
+          <w:b/>
+          <w:bCs/>
+          <w:sz w:val="26"/>
+          <w:szCs w:val="26"/>
+        </w:rPr>
+        <w:t>Lượng</w:t>
+      </w:r>
+      <w:proofErr w:type="spellEnd"/>
+      <w:r>
+        <w:rPr>
+          <w:rFonts w:ascii="Times New Roman" w:eastAsia="Times New Roman" w:hAnsi="Times New Roman" w:cs="Times New Roman"/>
+          <w:b/>
+          <w:bCs/>
+          <w:sz w:val="26"/>
+          <w:szCs w:val="26"/>
+        </w:rPr>
+        <w:t xml:space="preserve"> </w:t>
+      </w:r>
+      <w:proofErr w:type="spellStart"/>
+      <w:r>
+        <w:rPr>
+          <w:rFonts w:ascii="Times New Roman" w:eastAsia="Times New Roman" w:hAnsi="Times New Roman" w:cs="Times New Roman"/>
+          <w:b/>
+          <w:bCs/>
+          <w:sz w:val="26"/>
+          <w:szCs w:val="26"/>
+        </w:rPr>
+        <w:t>mưa</w:t>
+      </w:r>
+      <w:proofErr w:type="spellEnd"/>
+      <w:r>
+        <w:rPr>
+          <w:rFonts w:ascii="Times New Roman" w:eastAsia="Times New Roman" w:hAnsi="Times New Roman" w:cs="Times New Roman"/>
+          <w:b/>
+          <w:bCs/>
+          <w:sz w:val="26"/>
+          <w:szCs w:val="26"/>
+        </w:rPr>
+        <w:t xml:space="preserve"> chi </w:t>
+      </w:r>
+      <w:proofErr w:type="spellStart"/>
+      <w:r>
+        <w:rPr>
+          <w:rFonts w:ascii="Times New Roman" w:eastAsia="Times New Roman" w:hAnsi="Times New Roman" w:cs="Times New Roman"/>
+          <w:b/>
+          <w:bCs/>
+          <w:sz w:val="26"/>
+          <w:szCs w:val="26"/>
+        </w:rPr>
+        <w:t>tiết</w:t>
+      </w:r>
+      <w:proofErr w:type="spellEnd"/>
+      <w:r>
+        <w:rPr>
+          <w:rFonts w:ascii="Times New Roman" w:eastAsia="Times New Roman" w:hAnsi="Times New Roman" w:cs="Times New Roman"/>
+          <w:b/>
+          <w:bCs/>
+          <w:sz w:val="26"/>
+          <w:szCs w:val="26"/>
+        </w:rPr>
+        <w:t xml:space="preserve"> </w:t>
+      </w:r>
+      <w:proofErr w:type="spellStart"/>
+      <w:r>
+        <w:rPr>
+          <w:rFonts w:ascii="Times New Roman" w:eastAsia="Times New Roman" w:hAnsi="Times New Roman" w:cs="Times New Roman"/>
+          <w:b/>
+          <w:bCs/>
+          <w:sz w:val="26"/>
+          <w:szCs w:val="26"/>
+        </w:rPr>
+        <w:t>tại</w:t>
+      </w:r>
+      <w:proofErr w:type="spellEnd"/>
+      <w:r>
+        <w:rPr>
+          <w:rFonts w:ascii="Times New Roman" w:eastAsia="Times New Roman" w:hAnsi="Times New Roman" w:cs="Times New Roman"/>
+          <w:b/>
+          <w:bCs/>
+          <w:sz w:val="26"/>
+          <w:szCs w:val="26"/>
+        </w:rPr>
+        <w:t xml:space="preserve"> </w:t>
+      </w:r>
+      <w:proofErr w:type="spellStart"/>
+      <w:r>
+        <w:rPr>
+          <w:rFonts w:ascii="Times New Roman" w:eastAsia="Times New Roman" w:hAnsi="Times New Roman" w:cs="Times New Roman"/>
+          <w:b/>
+          <w:bCs/>
+          <w:sz w:val="26"/>
+          <w:szCs w:val="26"/>
+        </w:rPr>
+        <w:t>các</w:t>
+      </w:r>
+      <w:proofErr w:type="spellEnd"/>
+      <w:r>
+        <w:rPr>
+          <w:rFonts w:ascii="Times New Roman" w:eastAsia="Times New Roman" w:hAnsi="Times New Roman" w:cs="Times New Roman"/>
+          <w:b/>
+          <w:bCs/>
+          <w:sz w:val="26"/>
+          <w:szCs w:val="26"/>
+        </w:rPr>
+        <w:t xml:space="preserve"> </w:t>
+      </w:r>
+      <w:proofErr w:type="spellStart"/>
+      <w:r>
+        <w:rPr>
+          <w:rFonts w:ascii="Times New Roman" w:eastAsia="Times New Roman" w:hAnsi="Times New Roman" w:cs="Times New Roman"/>
+          <w:b/>
+          <w:bCs/>
+          <w:sz w:val="26"/>
+          <w:szCs w:val="26"/>
+        </w:rPr>
+        <w:t>Xã</w:t>
+      </w:r>
+      <w:proofErr w:type="spellEnd"/>
+      <w:r>
+        <w:rPr>
+          <w:rFonts w:ascii="Times New Roman" w:eastAsia="Times New Roman" w:hAnsi="Times New Roman" w:cs="Times New Roman"/>
+          <w:b/>
+          <w:bCs/>
+          <w:sz w:val="26"/>
+          <w:szCs w:val="26"/>
+        </w:rPr>
+        <w:t>:</w:t>
+      </w:r>
+    </w:p>
+    <w:p>
+      <w:pPr>
+        <w:pStyle w:val="ListParagraph"/>
+        <w:tabs>
+          <w:tab w:val="left" w:pos="810"/>
+        </w:tabs>
+        <w:spacing w:before="60" w:after="60" w:line="320" w:lineRule="exact"/>
+        <w:ind w:left="540"/>
+        <w:rPr>
+          <w:rFonts w:ascii="Times New Roman" w:eastAsia="Times New Roman" w:hAnsi="Times New Roman" w:cs="Times New Roman"/>
+          <w:b/>
+          <w:bCs/>
+          <w:sz w:val="26"/>
+          <w:szCs w:val="26"/>
+        </w:rPr>
+      </w:pPr>
+    </w:p>
+    <w:p>
+      <w:pPr>
+        <w:ind w:left="540"/>
+        <w:rPr>
+          <w:rFonts w:ascii="Times New Roman" w:eastAsia="Times New Roman" w:hAnsi="Times New Roman" w:cs="Times New Roman"/>
+          <w:color w:val="000000" w:themeColor="text1"/>
+          <w:sz w:val="26"/>
+          <w:szCs w:val="26"/>
           <w:lang w:val="vi-VN"/>
         </w:rPr>
       </w:pPr>
@@ -9648,27 +9427,7 @@
           <w:szCs w:val="26"/>
           <w:lang w:val="vi-VN"/>
         </w:rPr>
-        <w:t xml:space="preserve">      </w:t>
-      </w:r>
-      <w:proofErr w:type="spellStart"/>
-      <w:r>
-        <w:rPr>
-          <w:rFonts w:ascii="Times New Roman" w:eastAsia="Times New Roman" w:hAnsi="Times New Roman" w:cs="Times New Roman"/>
-          <w:color w:val="000000" w:themeColor="text1"/>
-          <w:sz w:val="26"/>
-          <w:szCs w:val="26"/>
-        </w:rPr>
-        <w:t>Số</w:t>
-      </w:r>
-      <w:proofErr w:type="spellEnd"/>
-      <w:r>
-        <w:rPr>
-          <w:rFonts w:ascii="Times New Roman" w:eastAsia="Times New Roman" w:hAnsi="Times New Roman" w:cs="Times New Roman"/>
-          <w:color w:val="000000" w:themeColor="text1"/>
-          <w:sz w:val="26"/>
-          <w:szCs w:val="26"/>
-        </w:rPr>
-        <w:t xml:space="preserve"> liệu</w:t>
+        <w:t>{</w:t>
       </w:r>
       <w:r>
         <w:rPr>
@@ -9678,7 +9437,431 @@
           <w:szCs w:val="26"/>
           <w:lang w:val="vi-VN"/>
         </w:rPr>
-        <w:t xml:space="preserve"> sông</w:t>
+        <w:t>phu_luc_table_mua_</w:t>
+      </w:r>
+      <w:r>
+        <w:rPr>
+          <w:rFonts w:ascii="Times New Roman" w:eastAsia="Times New Roman" w:hAnsi="Times New Roman" w:cs="Times New Roman"/>
+          <w:color w:val="000000" w:themeColor="text1"/>
+          <w:sz w:val="26"/>
+          <w:szCs w:val="26"/>
+          <w:lang w:val="vi-VN"/>
+        </w:rPr>
+        <w:t>xa</w:t>
+      </w:r>
+      <w:r>
+        <w:rPr>
+          <w:rFonts w:ascii="Times New Roman" w:eastAsia="Times New Roman" w:hAnsi="Times New Roman" w:cs="Times New Roman"/>
+          <w:color w:val="000000" w:themeColor="text1"/>
+          <w:sz w:val="26"/>
+          <w:szCs w:val="26"/>
+          <w:lang w:val="vi-VN"/>
+        </w:rPr>
+        <w:t>}</w:t>
+      </w:r>
+    </w:p>
+    <w:p>
+      <w:pPr>
+        <w:rPr>
+          <w:rFonts w:ascii="Times New Roman" w:eastAsia="Times New Roman" w:hAnsi="Times New Roman" w:cs="Times New Roman"/>
+          <w:color w:val="000000" w:themeColor="text1"/>
+          <w:sz w:val="26"/>
+          <w:szCs w:val="26"/>
+          <w:lang w:val="vi-VN"/>
+        </w:rPr>
+      </w:pPr>
+      <w:r>
+        <w:rPr>
+          <w:rFonts w:ascii="Times New Roman" w:eastAsia="Times New Roman" w:hAnsi="Times New Roman" w:cs="Times New Roman"/>
+          <w:color w:val="000000" w:themeColor="text1"/>
+          <w:sz w:val="26"/>
+          <w:szCs w:val="26"/>
+          <w:lang w:val="vi-VN"/>
+        </w:rPr>
+        <w:br w:type="page"/>
+      </w:r>
+    </w:p>
+    <w:p>
+      <w:pPr>
+        <w:ind w:left="540"/>
+        <w:jc w:val="center"/>
+        <w:rPr>
+          <w:rFonts w:ascii="Times New Roman" w:eastAsia="Times New Roman" w:hAnsi="Times New Roman" w:cs="Times New Roman"/>
+          <w:color w:val="000000" w:themeColor="text1"/>
+          <w:sz w:val="26"/>
+          <w:szCs w:val="26"/>
+          <w:lang w:val="vi-VN"/>
+        </w:rPr>
+      </w:pPr>
+      <w:r>
+        <w:rPr>
+          <w:rFonts w:ascii="Times New Roman" w:hAnsi="Times New Roman" w:cs="Times New Roman"/>
+          <w:b/>
+          <w:bCs/>
+        </w:rPr>
+        <w:lastRenderedPageBreak/>
+        <w:t>PHỤ LỤC 0</w:t>
+      </w:r>
+      <w:r>
+        <w:rPr>
+          <w:rFonts w:ascii="Times New Roman" w:hAnsi="Times New Roman" w:cs="Times New Roman"/>
+          <w:b/>
+          <w:bCs/>
+        </w:rPr>
+        <w:t>2</w:t>
+      </w:r>
+      <w:r>
+        <w:rPr>
+          <w:rFonts w:ascii="Times New Roman" w:hAnsi="Times New Roman" w:cs="Times New Roman"/>
+          <w:b/>
+          <w:bCs/>
+        </w:rPr>
+        <w:t xml:space="preserve">: TỔNG HỢP </w:t>
+      </w:r>
+      <w:r>
+        <w:rPr>
+          <w:rFonts w:ascii="Times New Roman" w:hAnsi="Times New Roman" w:cs="Times New Roman"/>
+          <w:b/>
+          <w:bCs/>
+        </w:rPr>
+        <w:t>MỰC NƯỚC</w:t>
+      </w:r>
+      <w:r>
+        <w:rPr>
+          <w:rFonts w:ascii="Times New Roman" w:hAnsi="Times New Roman" w:cs="Times New Roman"/>
+          <w:b/>
+          <w:bCs/>
+        </w:rPr>
+        <w:t xml:space="preserve"> </w:t>
+      </w:r>
+      <w:r>
+        <w:rPr>
+          <w:rFonts w:ascii="Times New Roman" w:hAnsi="Times New Roman" w:cs="Times New Roman"/>
+          <w:b/>
+          <w:bCs/>
+        </w:rPr>
+        <w:t>CÁC SÔNG/HỒ</w:t>
+      </w:r>
+    </w:p>
+    <w:p>
+      <w:pPr>
+        <w:spacing w:after="120" w:line="240" w:lineRule="auto"/>
+        <w:contextualSpacing/>
+        <w:jc w:val="center"/>
+        <w:rPr>
+          <w:rFonts w:ascii="Times New Roman" w:hAnsi="Times New Roman" w:cs="Times New Roman"/>
+          <w:color w:val="000000" w:themeColor="text1"/>
+          <w:sz w:val="26"/>
+          <w:szCs w:val="26"/>
+          <w:lang w:val="vi-VN"/>
+        </w:rPr>
+      </w:pPr>
+      <w:proofErr w:type="spellStart"/>
+      <w:r>
+        <w:rPr>
+          <w:rFonts w:ascii="Times New Roman" w:eastAsia="Times New Roman" w:hAnsi="Times New Roman" w:cs="Times New Roman"/>
+          <w:color w:val="000000"/>
+          <w:sz w:val="26"/>
+          <w:szCs w:val="26"/>
+        </w:rPr>
+        <w:t>Thời</w:t>
+      </w:r>
+      <w:proofErr w:type="spellEnd"/>
+      <w:r>
+        <w:rPr>
+          <w:rFonts w:ascii="Times New Roman" w:eastAsia="Times New Roman" w:hAnsi="Times New Roman" w:cs="Times New Roman"/>
+          <w:color w:val="000000"/>
+          <w:sz w:val="26"/>
+          <w:szCs w:val="26"/>
+        </w:rPr>
+        <w:t xml:space="preserve"> </w:t>
+      </w:r>
+      <w:proofErr w:type="spellStart"/>
+      <w:r>
+        <w:rPr>
+          <w:rFonts w:ascii="Times New Roman" w:eastAsia="Times New Roman" w:hAnsi="Times New Roman" w:cs="Times New Roman"/>
+          <w:color w:val="000000"/>
+          <w:sz w:val="26"/>
+          <w:szCs w:val="26"/>
+        </w:rPr>
+        <w:t>điểm</w:t>
+      </w:r>
+      <w:proofErr w:type="spellEnd"/>
+      <w:r>
+        <w:rPr>
+          <w:rFonts w:ascii="Times New Roman" w:eastAsia="Times New Roman" w:hAnsi="Times New Roman" w:cs="Times New Roman"/>
+          <w:color w:val="000000"/>
+          <w:sz w:val="26"/>
+          <w:szCs w:val="26"/>
+        </w:rPr>
+        <w:t xml:space="preserve"> </w:t>
+      </w:r>
+      <w:proofErr w:type="spellStart"/>
+      <w:r>
+        <w:rPr>
+          <w:rFonts w:ascii="Times New Roman" w:eastAsia="Times New Roman" w:hAnsi="Times New Roman" w:cs="Times New Roman"/>
+          <w:color w:val="000000"/>
+          <w:sz w:val="26"/>
+          <w:szCs w:val="26"/>
+        </w:rPr>
+        <w:t>tổng</w:t>
+      </w:r>
+      <w:proofErr w:type="spellEnd"/>
+      <w:r>
+        <w:rPr>
+          <w:rFonts w:ascii="Times New Roman" w:eastAsia="Times New Roman" w:hAnsi="Times New Roman" w:cs="Times New Roman"/>
+          <w:color w:val="000000"/>
+          <w:sz w:val="26"/>
+          <w:szCs w:val="26"/>
+        </w:rPr>
+        <w:t xml:space="preserve"> </w:t>
+      </w:r>
+      <w:proofErr w:type="spellStart"/>
+      <w:r>
+        <w:rPr>
+          <w:rFonts w:ascii="Times New Roman" w:eastAsia="Times New Roman" w:hAnsi="Times New Roman" w:cs="Times New Roman"/>
+          <w:color w:val="000000"/>
+          <w:sz w:val="26"/>
+          <w:szCs w:val="26"/>
+        </w:rPr>
+        <w:t>hợp</w:t>
+      </w:r>
+      <w:proofErr w:type="spellEnd"/>
+      <w:r>
+        <w:rPr>
+          <w:rFonts w:ascii="Times New Roman" w:eastAsia="Times New Roman" w:hAnsi="Times New Roman" w:cs="Times New Roman"/>
+          <w:color w:val="000000"/>
+          <w:sz w:val="26"/>
+          <w:szCs w:val="26"/>
+        </w:rPr>
+        <w:t xml:space="preserve">: </w:t>
+      </w:r>
+      <w:r>
+        <w:rPr>
+          <w:rFonts w:ascii="Times New Roman" w:eastAsia="Times New Roman" w:hAnsi="Times New Roman" w:cs="Times New Roman"/>
+          <w:color w:val="000000"/>
+          <w:sz w:val="26"/>
+          <w:szCs w:val="26"/>
+        </w:rPr>
+        <w:t>{</w:t>
+      </w:r>
+      <w:proofErr w:type="spellStart"/>
+      <w:r>
+        <w:rPr>
+          <w:rFonts w:ascii="Times New Roman" w:eastAsia="Times New Roman" w:hAnsi="Times New Roman" w:cs="Times New Roman"/>
+          <w:color w:val="000000"/>
+          <w:sz w:val="26"/>
+          <w:szCs w:val="26"/>
+        </w:rPr>
+        <w:t>hh</w:t>
+      </w:r>
+      <w:proofErr w:type="spellEnd"/>
+      <w:r>
+        <w:rPr>
+          <w:rFonts w:ascii="Times New Roman" w:eastAsia="Times New Roman" w:hAnsi="Times New Roman" w:cs="Times New Roman"/>
+          <w:color w:val="000000"/>
+          <w:sz w:val="26"/>
+          <w:szCs w:val="26"/>
+        </w:rPr>
+        <w:t>}</w:t>
+      </w:r>
+      <w:r>
+        <w:rPr>
+          <w:rFonts w:ascii="Times New Roman" w:eastAsia="Times New Roman" w:hAnsi="Times New Roman" w:cs="Times New Roman"/>
+          <w:color w:val="000000"/>
+          <w:sz w:val="26"/>
+          <w:szCs w:val="26"/>
+          <w:lang w:val="vi-VN"/>
+        </w:rPr>
+        <w:t xml:space="preserve"> </w:t>
+      </w:r>
+      <w:proofErr w:type="spellStart"/>
+      <w:r>
+        <w:rPr>
+          <w:rFonts w:ascii="Times New Roman" w:eastAsia="Times New Roman" w:hAnsi="Times New Roman" w:cs="Times New Roman"/>
+          <w:color w:val="000000"/>
+          <w:sz w:val="26"/>
+          <w:szCs w:val="26"/>
+        </w:rPr>
+        <w:t>ngày</w:t>
+      </w:r>
+      <w:proofErr w:type="spellEnd"/>
+      <w:r>
+        <w:rPr>
+          <w:rFonts w:ascii="Times New Roman" w:eastAsia="Times New Roman" w:hAnsi="Times New Roman" w:cs="Times New Roman"/>
+          <w:color w:val="000000"/>
+          <w:sz w:val="26"/>
+          <w:szCs w:val="26"/>
+        </w:rPr>
+        <w:t xml:space="preserve"> </w:t>
+      </w:r>
+      <w:r>
+        <w:rPr>
+          <w:rFonts w:ascii="Times New Roman" w:hAnsi="Times New Roman" w:cs="Times New Roman"/>
+          <w:sz w:val="26"/>
+          <w:szCs w:val="26"/>
+        </w:rPr>
+        <w:t>{dd}/{mm}/{</w:t>
+      </w:r>
+      <w:proofErr w:type="spellStart"/>
+      <w:r>
+        <w:rPr>
+          <w:rFonts w:ascii="Times New Roman" w:hAnsi="Times New Roman" w:cs="Times New Roman"/>
+          <w:sz w:val="26"/>
+          <w:szCs w:val="26"/>
+        </w:rPr>
+        <w:t>yyyy</w:t>
+      </w:r>
+      <w:proofErr w:type="spellEnd"/>
+      <w:r>
+        <w:rPr>
+          <w:rFonts w:ascii="Times New Roman" w:hAnsi="Times New Roman" w:cs="Times New Roman"/>
+          <w:sz w:val="26"/>
+          <w:szCs w:val="26"/>
+        </w:rPr>
+        <w:t>}</w:t>
+      </w:r>
+    </w:p>
+    <w:p>
+      <w:pPr>
+        <w:pStyle w:val="ListParagraph"/>
+        <w:numPr>
+          <w:ilvl w:val="6"/>
+          <w:numId w:val="4"/>
+        </w:numPr>
+        <w:tabs>
+          <w:tab w:val="left" w:pos="720"/>
+        </w:tabs>
+        <w:spacing w:before="60" w:after="60" w:line="320" w:lineRule="exact"/>
+        <w:ind w:left="0" w:firstLine="450"/>
+        <w:rPr>
+          <w:rFonts w:ascii="Times New Roman" w:eastAsia="Times New Roman" w:hAnsi="Times New Roman" w:cs="Times New Roman"/>
+          <w:b/>
+          <w:bCs/>
+          <w:sz w:val="26"/>
+          <w:szCs w:val="26"/>
+          <w:lang w:val="vi-VN"/>
+        </w:rPr>
+      </w:pPr>
+      <w:proofErr w:type="spellStart"/>
+      <w:r>
+        <w:rPr>
+          <w:rFonts w:ascii="Times New Roman" w:eastAsia="Times New Roman" w:hAnsi="Times New Roman" w:cs="Times New Roman"/>
+          <w:b/>
+          <w:bCs/>
+          <w:sz w:val="26"/>
+          <w:szCs w:val="26"/>
+        </w:rPr>
+        <w:t>Mực</w:t>
+      </w:r>
+      <w:proofErr w:type="spellEnd"/>
+      <w:r>
+        <w:rPr>
+          <w:rFonts w:ascii="Times New Roman" w:eastAsia="Times New Roman" w:hAnsi="Times New Roman" w:cs="Times New Roman"/>
+          <w:b/>
+          <w:bCs/>
+          <w:sz w:val="26"/>
+          <w:szCs w:val="26"/>
+        </w:rPr>
+        <w:t xml:space="preserve"> </w:t>
+      </w:r>
+      <w:proofErr w:type="spellStart"/>
+      <w:r>
+        <w:rPr>
+          <w:rFonts w:ascii="Times New Roman" w:eastAsia="Times New Roman" w:hAnsi="Times New Roman" w:cs="Times New Roman"/>
+          <w:b/>
+          <w:bCs/>
+          <w:sz w:val="26"/>
+          <w:szCs w:val="26"/>
+        </w:rPr>
+        <w:t>nước</w:t>
+      </w:r>
+      <w:proofErr w:type="spellEnd"/>
+      <w:r>
+        <w:rPr>
+          <w:rFonts w:ascii="Times New Roman" w:eastAsia="Times New Roman" w:hAnsi="Times New Roman" w:cs="Times New Roman"/>
+          <w:b/>
+          <w:bCs/>
+          <w:sz w:val="26"/>
+          <w:szCs w:val="26"/>
+        </w:rPr>
+        <w:t xml:space="preserve"> </w:t>
+      </w:r>
+      <w:proofErr w:type="spellStart"/>
+      <w:r>
+        <w:rPr>
+          <w:rFonts w:ascii="Times New Roman" w:eastAsia="Times New Roman" w:hAnsi="Times New Roman" w:cs="Times New Roman"/>
+          <w:b/>
+          <w:bCs/>
+          <w:sz w:val="26"/>
+          <w:szCs w:val="26"/>
+        </w:rPr>
+        <w:t>đo</w:t>
+      </w:r>
+      <w:proofErr w:type="spellEnd"/>
+      <w:r>
+        <w:rPr>
+          <w:rFonts w:ascii="Times New Roman" w:eastAsia="Times New Roman" w:hAnsi="Times New Roman" w:cs="Times New Roman"/>
+          <w:b/>
+          <w:bCs/>
+          <w:sz w:val="26"/>
+          <w:szCs w:val="26"/>
+        </w:rPr>
+        <w:t xml:space="preserve"> </w:t>
+      </w:r>
+      <w:proofErr w:type="spellStart"/>
+      <w:r>
+        <w:rPr>
+          <w:rFonts w:ascii="Times New Roman" w:eastAsia="Times New Roman" w:hAnsi="Times New Roman" w:cs="Times New Roman"/>
+          <w:b/>
+          <w:bCs/>
+          <w:sz w:val="26"/>
+          <w:szCs w:val="26"/>
+        </w:rPr>
+        <w:t>tại</w:t>
+      </w:r>
+      <w:proofErr w:type="spellEnd"/>
+      <w:r>
+        <w:rPr>
+          <w:rFonts w:ascii="Times New Roman" w:eastAsia="Times New Roman" w:hAnsi="Times New Roman" w:cs="Times New Roman"/>
+          <w:b/>
+          <w:bCs/>
+          <w:sz w:val="26"/>
+          <w:szCs w:val="26"/>
+        </w:rPr>
+        <w:t xml:space="preserve"> </w:t>
+      </w:r>
+      <w:proofErr w:type="spellStart"/>
+      <w:r>
+        <w:rPr>
+          <w:rFonts w:ascii="Times New Roman" w:eastAsia="Times New Roman" w:hAnsi="Times New Roman" w:cs="Times New Roman"/>
+          <w:b/>
+          <w:bCs/>
+          <w:sz w:val="26"/>
+          <w:szCs w:val="26"/>
+        </w:rPr>
+        <w:t>các</w:t>
+      </w:r>
+      <w:proofErr w:type="spellEnd"/>
+      <w:r>
+        <w:rPr>
+          <w:rFonts w:ascii="Times New Roman" w:eastAsia="Times New Roman" w:hAnsi="Times New Roman" w:cs="Times New Roman"/>
+          <w:b/>
+          <w:bCs/>
+          <w:sz w:val="26"/>
+          <w:szCs w:val="26"/>
+        </w:rPr>
+        <w:t xml:space="preserve"> Sông</w:t>
+      </w:r>
+      <w:r>
+        <w:rPr>
+          <w:rFonts w:ascii="Times New Roman" w:eastAsia="Times New Roman" w:hAnsi="Times New Roman" w:cs="Times New Roman"/>
+          <w:b/>
+          <w:bCs/>
+          <w:sz w:val="26"/>
+          <w:szCs w:val="26"/>
+        </w:rPr>
+        <w:t>:</w:t>
       </w:r>
     </w:p>
     <w:p>
@@ -9690,7 +9873,6 @@
           <w:color w:val="000000" w:themeColor="text1"/>
           <w:sz w:val="26"/>
           <w:szCs w:val="26"/>
-          <w:lang w:val="vi-VN"/>
         </w:rPr>
       </w:pPr>
       <w:r>
@@ -9742,60 +9924,163 @@
           <w:color w:val="000000" w:themeColor="text1"/>
           <w:sz w:val="26"/>
           <w:szCs w:val="26"/>
+        </w:rPr>
+        <w:t xml:space="preserve">      </w:t>
+      </w:r>
+    </w:p>
+    <w:p>
+      <w:pPr>
+        <w:pStyle w:val="ListParagraph"/>
+        <w:numPr>
+          <w:ilvl w:val="6"/>
+          <w:numId w:val="4"/>
+        </w:numPr>
+        <w:tabs>
+          <w:tab w:val="left" w:pos="720"/>
+          <w:tab w:val="left" w:pos="810"/>
+        </w:tabs>
+        <w:spacing w:before="60" w:after="60" w:line="320" w:lineRule="exact"/>
+        <w:ind w:left="0" w:firstLine="450"/>
+        <w:rPr>
+          <w:rFonts w:ascii="Times New Roman" w:eastAsia="Times New Roman" w:hAnsi="Times New Roman" w:cs="Times New Roman"/>
+          <w:b/>
+          <w:bCs/>
+          <w:sz w:val="26"/>
+          <w:szCs w:val="26"/>
           <w:lang w:val="vi-VN"/>
         </w:rPr>
-        <w:t xml:space="preserve">      </w:t>
-      </w:r>
-      <w:proofErr w:type="spellStart"/>
-      <w:r>
-        <w:rPr>
-          <w:rFonts w:ascii="Times New Roman" w:eastAsia="Times New Roman" w:hAnsi="Times New Roman" w:cs="Times New Roman"/>
-          <w:color w:val="000000" w:themeColor="text1"/>
-          <w:sz w:val="26"/>
-          <w:szCs w:val="26"/>
-        </w:rPr>
-        <w:t>Số</w:t>
-      </w:r>
-      <w:proofErr w:type="spellEnd"/>
-      <w:r>
-        <w:rPr>
-          <w:rFonts w:ascii="Times New Roman" w:eastAsia="Times New Roman" w:hAnsi="Times New Roman" w:cs="Times New Roman"/>
-          <w:color w:val="000000" w:themeColor="text1"/>
-          <w:sz w:val="26"/>
-          <w:szCs w:val="26"/>
-        </w:rPr>
-        <w:t xml:space="preserve"> </w:t>
-      </w:r>
-      <w:proofErr w:type="spellStart"/>
-      <w:r>
-        <w:rPr>
-          <w:rFonts w:ascii="Times New Roman" w:eastAsia="Times New Roman" w:hAnsi="Times New Roman" w:cs="Times New Roman"/>
-          <w:color w:val="000000" w:themeColor="text1"/>
-          <w:sz w:val="26"/>
-          <w:szCs w:val="26"/>
-        </w:rPr>
-        <w:t>liệu</w:t>
-      </w:r>
-      <w:proofErr w:type="spellEnd"/>
-      <w:r>
-        <w:rPr>
-          <w:rFonts w:ascii="Times New Roman" w:eastAsia="Times New Roman" w:hAnsi="Times New Roman" w:cs="Times New Roman"/>
-          <w:color w:val="000000" w:themeColor="text1"/>
-          <w:sz w:val="26"/>
-          <w:szCs w:val="26"/>
-          <w:lang w:val="vi-VN"/>
-        </w:rPr>
-        <w:t xml:space="preserve"> </w:t>
-      </w:r>
-      <w:r>
-        <w:rPr>
-          <w:rFonts w:ascii="Times New Roman" w:eastAsia="Times New Roman" w:hAnsi="Times New Roman" w:cs="Times New Roman"/>
-          <w:color w:val="000000" w:themeColor="text1"/>
-          <w:sz w:val="26"/>
-          <w:szCs w:val="26"/>
-          <w:lang w:val="vi-VN"/>
-        </w:rPr>
-        <w:t>hồ</w:t>
+      </w:pPr>
+      <w:proofErr w:type="spellStart"/>
+      <w:r>
+        <w:rPr>
+          <w:rFonts w:ascii="Times New Roman" w:eastAsia="Times New Roman" w:hAnsi="Times New Roman" w:cs="Times New Roman"/>
+          <w:b/>
+          <w:bCs/>
+          <w:sz w:val="26"/>
+          <w:szCs w:val="26"/>
+        </w:rPr>
+        <w:t>Mực</w:t>
+      </w:r>
+      <w:proofErr w:type="spellEnd"/>
+      <w:r>
+        <w:rPr>
+          <w:rFonts w:ascii="Times New Roman" w:eastAsia="Times New Roman" w:hAnsi="Times New Roman" w:cs="Times New Roman"/>
+          <w:b/>
+          <w:bCs/>
+          <w:sz w:val="26"/>
+          <w:szCs w:val="26"/>
+        </w:rPr>
+        <w:t xml:space="preserve"> </w:t>
+      </w:r>
+      <w:proofErr w:type="spellStart"/>
+      <w:r>
+        <w:rPr>
+          <w:rFonts w:ascii="Times New Roman" w:eastAsia="Times New Roman" w:hAnsi="Times New Roman" w:cs="Times New Roman"/>
+          <w:b/>
+          <w:bCs/>
+          <w:sz w:val="26"/>
+          <w:szCs w:val="26"/>
+        </w:rPr>
+        <w:t>nước</w:t>
+      </w:r>
+      <w:proofErr w:type="spellEnd"/>
+      <w:r>
+        <w:rPr>
+          <w:rFonts w:ascii="Times New Roman" w:eastAsia="Times New Roman" w:hAnsi="Times New Roman" w:cs="Times New Roman"/>
+          <w:b/>
+          <w:bCs/>
+          <w:sz w:val="26"/>
+          <w:szCs w:val="26"/>
+        </w:rPr>
+        <w:t xml:space="preserve"> </w:t>
+      </w:r>
+      <w:proofErr w:type="spellStart"/>
+      <w:r>
+        <w:rPr>
+          <w:rFonts w:ascii="Times New Roman" w:eastAsia="Times New Roman" w:hAnsi="Times New Roman" w:cs="Times New Roman"/>
+          <w:b/>
+          <w:bCs/>
+          <w:sz w:val="26"/>
+          <w:szCs w:val="26"/>
+        </w:rPr>
+        <w:t>đo</w:t>
+      </w:r>
+      <w:proofErr w:type="spellEnd"/>
+      <w:r>
+        <w:rPr>
+          <w:rFonts w:ascii="Times New Roman" w:eastAsia="Times New Roman" w:hAnsi="Times New Roman" w:cs="Times New Roman"/>
+          <w:b/>
+          <w:bCs/>
+          <w:sz w:val="26"/>
+          <w:szCs w:val="26"/>
+        </w:rPr>
+        <w:t xml:space="preserve"> </w:t>
+      </w:r>
+      <w:proofErr w:type="spellStart"/>
+      <w:r>
+        <w:rPr>
+          <w:rFonts w:ascii="Times New Roman" w:eastAsia="Times New Roman" w:hAnsi="Times New Roman" w:cs="Times New Roman"/>
+          <w:b/>
+          <w:bCs/>
+          <w:sz w:val="26"/>
+          <w:szCs w:val="26"/>
+        </w:rPr>
+        <w:t>tại</w:t>
+      </w:r>
+      <w:proofErr w:type="spellEnd"/>
+      <w:r>
+        <w:rPr>
+          <w:rFonts w:ascii="Times New Roman" w:eastAsia="Times New Roman" w:hAnsi="Times New Roman" w:cs="Times New Roman"/>
+          <w:b/>
+          <w:bCs/>
+          <w:sz w:val="26"/>
+          <w:szCs w:val="26"/>
+        </w:rPr>
+        <w:t xml:space="preserve"> </w:t>
+      </w:r>
+      <w:proofErr w:type="spellStart"/>
+      <w:r>
+        <w:rPr>
+          <w:rFonts w:ascii="Times New Roman" w:eastAsia="Times New Roman" w:hAnsi="Times New Roman" w:cs="Times New Roman"/>
+          <w:b/>
+          <w:bCs/>
+          <w:sz w:val="26"/>
+          <w:szCs w:val="26"/>
+        </w:rPr>
+        <w:t>các</w:t>
+      </w:r>
+      <w:proofErr w:type="spellEnd"/>
+      <w:r>
+        <w:rPr>
+          <w:rFonts w:ascii="Times New Roman" w:eastAsia="Times New Roman" w:hAnsi="Times New Roman" w:cs="Times New Roman"/>
+          <w:b/>
+          <w:bCs/>
+          <w:sz w:val="26"/>
+          <w:szCs w:val="26"/>
+        </w:rPr>
+        <w:t xml:space="preserve"> </w:t>
+      </w:r>
+      <w:proofErr w:type="spellStart"/>
+      <w:r>
+        <w:rPr>
+          <w:rFonts w:ascii="Times New Roman" w:eastAsia="Times New Roman" w:hAnsi="Times New Roman" w:cs="Times New Roman"/>
+          <w:b/>
+          <w:bCs/>
+          <w:sz w:val="26"/>
+          <w:szCs w:val="26"/>
+        </w:rPr>
+        <w:t>Hồ</w:t>
+      </w:r>
+      <w:proofErr w:type="spellEnd"/>
+      <w:r>
+        <w:rPr>
+          <w:rFonts w:ascii="Times New Roman" w:eastAsia="Times New Roman" w:hAnsi="Times New Roman" w:cs="Times New Roman"/>
+          <w:b/>
+          <w:bCs/>
+          <w:sz w:val="26"/>
+          <w:szCs w:val="26"/>
+        </w:rPr>
+        <w:t>:</w:t>
       </w:r>
     </w:p>
     <w:p>
@@ -9851,14 +10136,6 @@
         <w:t>}</w:t>
       </w:r>
     </w:p>
-    <w:p>
-      <w:pPr>
-        <w:rPr>
-          <w:lang w:val="vi-VN"/>
-        </w:rPr>
-      </w:pPr>
-    </w:p>
-    <w:p/>
     <w:p/>
     <w:sectPr>
       <w:pgSz w:w="11907" w:h="16840"/>
@@ -9985,6 +10262,97 @@
     </w:lvl>
   </w:abstractNum>
   <w:abstractNum w:abstractNumId="1" w15:restartNumberingAfterBreak="0">
+    <w:nsid w:val="186F0F98"/>
+    <w:multiLevelType w:val="multilevel"/>
+    <w:tmpl w:val="FF7E0E34"/>
+    <w:lvl w:ilvl="0">
+      <w:start w:val="1"/>
+      <w:numFmt w:val="decimal"/>
+      <w:lvlText w:val="%1."/>
+      <w:lvlJc w:val="left"/>
+      <w:pPr>
+        <w:ind w:left="720" w:hanging="360"/>
+      </w:pPr>
+      <w:rPr>
+        <w:rFonts w:ascii="Times New Roman" w:eastAsiaTheme="minorHAnsi" w:hAnsi="Times New Roman" w:cs="Times New Roman"/>
+        <w:b/>
+        <w:bCs/>
+      </w:rPr>
+    </w:lvl>
+    <w:lvl w:ilvl="1">
+      <w:start w:val="1"/>
+      <w:numFmt w:val="lowerLetter"/>
+      <w:lvlText w:val="%2."/>
+      <w:lvlJc w:val="left"/>
+      <w:pPr>
+        <w:ind w:left="1440" w:hanging="360"/>
+      </w:pPr>
+    </w:lvl>
+    <w:lvl w:ilvl="2">
+      <w:start w:val="1"/>
+      <w:numFmt w:val="lowerRoman"/>
+      <w:lvlText w:val="%3."/>
+      <w:lvlJc w:val="right"/>
+      <w:pPr>
+        <w:ind w:left="2160" w:hanging="180"/>
+      </w:pPr>
+    </w:lvl>
+    <w:lvl w:ilvl="3">
+      <w:start w:val="1"/>
+      <w:numFmt w:val="decimal"/>
+      <w:lvlText w:val="%4."/>
+      <w:lvlJc w:val="left"/>
+      <w:pPr>
+        <w:ind w:left="2880" w:hanging="360"/>
+      </w:pPr>
+    </w:lvl>
+    <w:lvl w:ilvl="4">
+      <w:start w:val="1"/>
+      <w:numFmt w:val="lowerLetter"/>
+      <w:lvlText w:val="%5."/>
+      <w:lvlJc w:val="left"/>
+      <w:pPr>
+        <w:ind w:left="3600" w:hanging="360"/>
+      </w:pPr>
+    </w:lvl>
+    <w:lvl w:ilvl="5">
+      <w:start w:val="1"/>
+      <w:numFmt w:val="lowerRoman"/>
+      <w:lvlText w:val="%6."/>
+      <w:lvlJc w:val="right"/>
+      <w:pPr>
+        <w:ind w:left="4320" w:hanging="180"/>
+      </w:pPr>
+    </w:lvl>
+    <w:lvl w:ilvl="6">
+      <w:start w:val="1"/>
+      <w:numFmt w:val="decimal"/>
+      <w:lvlText w:val="%7."/>
+      <w:lvlJc w:val="left"/>
+      <w:pPr>
+        <w:ind w:left="5040" w:hanging="360"/>
+      </w:pPr>
+    </w:lvl>
+    <w:lvl w:ilvl="7">
+      <w:start w:val="1"/>
+      <w:numFmt w:val="lowerLetter"/>
+      <w:lvlText w:val="%8."/>
+      <w:lvlJc w:val="left"/>
+      <w:pPr>
+        <w:ind w:left="5760" w:hanging="360"/>
+      </w:pPr>
+    </w:lvl>
+    <w:lvl w:ilvl="8">
+      <w:start w:val="1"/>
+      <w:numFmt w:val="lowerRoman"/>
+      <w:lvlText w:val="%9."/>
+      <w:lvlJc w:val="right"/>
+      <w:pPr>
+        <w:ind w:left="6480" w:hanging="180"/>
+      </w:pPr>
+    </w:lvl>
+  </w:abstractNum>
+  <w:abstractNum w:abstractNumId="2" w15:restartNumberingAfterBreak="0">
     <w:nsid w:val="3A7B438E"/>
     <w:multiLevelType w:val="hybridMultilevel"/>
     <w:tmpl w:val="80968C76"/>
@@ -10074,7 +10442,7 @@
       </w:pPr>
     </w:lvl>
   </w:abstractNum>
-  <w:abstractNum w:abstractNumId="2" w15:restartNumberingAfterBreak="0">
+  <w:abstractNum w:abstractNumId="3" w15:restartNumberingAfterBreak="0">
     <w:nsid w:val="45482E16"/>
     <w:multiLevelType w:val="hybridMultilevel"/>
     <w:tmpl w:val="049C280E"/>
@@ -10190,9 +10558,12 @@
     <w:abstractNumId w:val="0"/>
   </w:num>
   <w:num w:numId="2" w16cid:durableId="1991325012">
+    <w:abstractNumId w:val="3"/>
+  </w:num>
+  <w:num w:numId="3" w16cid:durableId="1878396814">
     <w:abstractNumId w:val="2"/>
   </w:num>
-  <w:num w:numId="3" w16cid:durableId="1878396814">
+  <w:num w:numId="4" w16cid:durableId="892888417">
     <w:abstractNumId w:val="1"/>
   </w:num>
 </w:numbering>

--- a/ai_tnhn/ai-api-tnhn/doc/Bao cao mua ngay {dd}-{mm}-{yyyy} thoi diem {hh}.docx
+++ b/ai_tnhn/ai-api-tnhn/doc/Bao cao mua ngay {dd}-{mm}-{yyyy} thoi diem {hh}.docx
@@ -1864,6 +1864,7 @@
           <w:rFonts w:ascii="Times New Roman" w:hAnsi="Times New Roman" w:cs="Times New Roman"/>
           <w:color w:val="000000" w:themeColor="text1"/>
           <w:sz w:val="26"/>
+          <w:lang w:val="vi-VN"/>
         </w:rPr>
       </w:pPr>
       <w:r>
@@ -2376,18 +2377,6 @@
         <w:t>theo.</w:t>
       </w:r>
       <w:proofErr w:type="spellEnd"/>
-    </w:p>
-    <w:p>
-      <w:pPr>
-        <w:pStyle w:val="ListParagraph"/>
-        <w:spacing w:before="60" w:after="60" w:line="240" w:lineRule="auto"/>
-        <w:jc w:val="both"/>
-        <w:rPr>
-          <w:rFonts w:ascii="Times New Roman" w:hAnsi="Times New Roman" w:cs="Times New Roman"/>
-          <w:color w:val="000000" w:themeColor="text1"/>
-          <w:sz w:val="26"/>
-        </w:rPr>
-      </w:pPr>
     </w:p>
     <w:p>
       <w:pPr>
@@ -3011,19 +3000,6 @@
         <w:t>theo.</w:t>
       </w:r>
       <w:proofErr w:type="spellEnd"/>
-    </w:p>
-    <w:p>
-      <w:pPr>
-        <w:spacing w:before="20" w:after="20" w:line="320" w:lineRule="exact"/>
-        <w:ind w:firstLine="284"/>
-        <w:jc w:val="both"/>
-        <w:rPr>
-          <w:rFonts w:ascii="Times New Roman" w:hAnsi="Times New Roman"/>
-          <w:sz w:val="26"/>
-          <w:szCs w:val="26"/>
-          <w:lang w:val="vi-VN"/>
-        </w:rPr>
-      </w:pPr>
     </w:p>
     <w:p>
       <w:pPr>
@@ -4653,22 +4629,6 @@
     </w:p>
     <w:p>
       <w:pPr>
-        <w:spacing w:before="60" w:after="60" w:line="240" w:lineRule="auto"/>
-        <w:ind w:firstLine="284"/>
-        <w:jc w:val="both"/>
-        <w:rPr>
-          <w:rFonts w:ascii="Times New Roman" w:hAnsi="Times New Roman" w:cs="Times New Roman"/>
-          <w:color w:val="EE0000"/>
-          <w:spacing w:val="3"/>
-          <w:sz w:val="26"/>
-          <w:szCs w:val="26"/>
-          <w:shd w:val="clear" w:color="auto" w:fill="FFFFFF"/>
-          <w:lang w:val="vi-VN"/>
-        </w:rPr>
-      </w:pPr>
-    </w:p>
-    <w:p>
-      <w:pPr>
         <w:pStyle w:val="ListParagraph"/>
         <w:numPr>
           <w:ilvl w:val="0"/>
@@ -6097,6 +6057,7 @@
           <w:color w:val="000000" w:themeColor="text1"/>
           <w:sz w:val="26"/>
           <w:szCs w:val="26"/>
+          <w:lang w:val="vi-VN"/>
         </w:rPr>
       </w:pPr>
       <w:r>
@@ -7070,70 +7031,21 @@
         <w:jc w:val="both"/>
         <w:rPr>
           <w:rFonts w:ascii="Times New Roman" w:hAnsi="Times New Roman" w:cs="Times New Roman"/>
-          <w:color w:val="000000" w:themeColor="text1"/>
-          <w:spacing w:val="3"/>
-          <w:sz w:val="26"/>
-          <w:szCs w:val="26"/>
-          <w:shd w:val="clear" w:color="auto" w:fill="FFFFFF"/>
-          <w:lang w:val="vi-VN"/>
+          <w:i/>
+          <w:color w:val="000000" w:themeColor="text1"/>
+          <w:sz w:val="26"/>
+          <w:szCs w:val="26"/>
         </w:rPr>
       </w:pPr>
-    </w:p>
-    <w:p>
-      <w:pPr>
-        <w:spacing w:before="144" w:after="144" w:line="240" w:lineRule="auto"/>
-        <w:ind w:firstLine="426"/>
-        <w:jc w:val="both"/>
-        <w:rPr>
-          <w:rFonts w:ascii="Times New Roman" w:hAnsi="Times New Roman" w:cs="Times New Roman"/>
-          <w:color w:val="000000" w:themeColor="text1"/>
-          <w:spacing w:val="3"/>
-          <w:sz w:val="26"/>
-          <w:szCs w:val="26"/>
-          <w:shd w:val="clear" w:color="auto" w:fill="FFFFFF"/>
-          <w:lang w:val="vi-VN"/>
-        </w:rPr>
-      </w:pPr>
-    </w:p>
-    <w:p>
-      <w:pPr>
-        <w:spacing w:before="144" w:after="144" w:line="240" w:lineRule="auto"/>
-        <w:ind w:firstLine="426"/>
-        <w:jc w:val="both"/>
-        <w:rPr>
-          <w:rFonts w:ascii="Times New Roman" w:hAnsi="Times New Roman" w:cs="Times New Roman"/>
-          <w:color w:val="000000" w:themeColor="text1"/>
-          <w:spacing w:val="3"/>
-          <w:sz w:val="26"/>
-          <w:szCs w:val="26"/>
-          <w:shd w:val="clear" w:color="auto" w:fill="FFFFFF"/>
-          <w:lang w:val="vi-VN"/>
-        </w:rPr>
-      </w:pPr>
-    </w:p>
-    <w:p>
-      <w:pPr>
-        <w:spacing w:before="144" w:after="144" w:line="240" w:lineRule="auto"/>
-        <w:ind w:firstLine="426"/>
-        <w:jc w:val="both"/>
-        <w:rPr>
-          <w:rFonts w:ascii="Times New Roman" w:hAnsi="Times New Roman" w:cs="Times New Roman"/>
-          <w:i/>
-          <w:color w:val="000000" w:themeColor="text1"/>
-          <w:sz w:val="26"/>
-          <w:szCs w:val="26"/>
-        </w:rPr>
-      </w:pPr>
-      <w:r>
-        <w:rPr>
-          <w:rFonts w:ascii="Times New Roman" w:hAnsi="Times New Roman" w:cs="Times New Roman"/>
-          <w:color w:val="000000" w:themeColor="text1"/>
-          <w:spacing w:val="3"/>
-          <w:sz w:val="26"/>
-          <w:szCs w:val="26"/>
-          <w:shd w:val="clear" w:color="auto" w:fill="FFFFFF"/>
-        </w:rPr>
-        <w:lastRenderedPageBreak/>
+      <w:r>
+        <w:rPr>
+          <w:rFonts w:ascii="Times New Roman" w:hAnsi="Times New Roman" w:cs="Times New Roman"/>
+          <w:color w:val="000000" w:themeColor="text1"/>
+          <w:spacing w:val="3"/>
+          <w:sz w:val="26"/>
+          <w:szCs w:val="26"/>
+          <w:shd w:val="clear" w:color="auto" w:fill="FFFFFF"/>
+        </w:rPr>
         <w:t xml:space="preserve">Công ty </w:t>
       </w:r>
       <w:proofErr w:type="spellStart"/>
@@ -8019,6 +7931,7 @@
                 <w:rFonts w:ascii="Times New Roman" w:hAnsi="Times New Roman" w:cs="Times New Roman"/>
                 <w:noProof/>
               </w:rPr>
+              <w:lastRenderedPageBreak/>
               <mc:AlternateContent>
                 <mc:Choice Requires="wps">
                   <w:drawing>
@@ -8782,42 +8695,30 @@
     </w:tbl>
     <w:p>
       <w:pPr>
-        <w:rPr>
-          <w:lang w:val="vi-VN"/>
+        <w:jc w:val="center"/>
+        <w:rPr>
+          <w:rFonts w:ascii="Times New Roman" w:hAnsi="Times New Roman" w:cs="Times New Roman"/>
+          <w:b/>
+          <w:bCs/>
         </w:rPr>
       </w:pPr>
     </w:p>
-    <w:p/>
-    <w:p/>
-    <w:p/>
-    <w:p/>
-    <w:p/>
-    <w:p/>
-    <w:p/>
-    <w:p/>
-    <w:p/>
-    <w:p/>
-    <w:p/>
-    <w:p/>
-    <w:p/>
-    <w:p/>
-    <w:p/>
-    <w:p/>
-    <w:p/>
-    <w:p/>
-    <w:p/>
-    <w:p/>
-    <w:p/>
-    <w:p/>
     <w:p>
       <w:pPr>
         <w:rPr>
           <w:rFonts w:ascii="Times New Roman" w:hAnsi="Times New Roman" w:cs="Times New Roman"/>
           <w:b/>
           <w:bCs/>
-          <w:lang w:val="vi-VN"/>
         </w:rPr>
       </w:pPr>
+      <w:r>
+        <w:rPr>
+          <w:rFonts w:ascii="Times New Roman" w:hAnsi="Times New Roman" w:cs="Times New Roman"/>
+          <w:b/>
+          <w:bCs/>
+        </w:rPr>
+        <w:br w:type="page"/>
+      </w:r>
     </w:p>
     <w:p>
       <w:pPr>
@@ -10058,20 +9959,8 @@
           <w:sz w:val="26"/>
           <w:szCs w:val="26"/>
         </w:rPr>
-        <w:t xml:space="preserve"> </w:t>
-      </w:r>
-      <w:proofErr w:type="spellStart"/>
-      <w:r>
-        <w:rPr>
-          <w:rFonts w:ascii="Times New Roman" w:eastAsia="Times New Roman" w:hAnsi="Times New Roman" w:cs="Times New Roman"/>
-          <w:b/>
-          <w:bCs/>
-          <w:sz w:val="26"/>
-          <w:szCs w:val="26"/>
-        </w:rPr>
-        <w:t>Hồ</w:t>
-      </w:r>
-      <w:proofErr w:type="spellEnd"/>
+        <w:t xml:space="preserve"> Hồ</w:t>
+      </w:r>
       <w:r>
         <w:rPr>
           <w:rFonts w:ascii="Times New Roman" w:eastAsia="Times New Roman" w:hAnsi="Times New Roman" w:cs="Times New Roman"/>

--- a/ai_tnhn/ai-api-tnhn/doc/Bao cao mua ngay {dd}-{mm}-{yyyy} thoi diem {hh}.docx
+++ b/ai_tnhn/ai-api-tnhn/doc/Bao cao mua ngay {dd}-{mm}-{yyyy} thoi diem {hh}.docx
@@ -1,6 +1,6 @@
 
 <file path=word/document.xml><?xml version="1.0" encoding="utf-8"?>
-<w:document xmlns:wpc="http://schemas.microsoft.com/office/word/2010/wordprocessingCanvas" xmlns:cx="http://schemas.microsoft.com/office/drawing/2014/chartex" xmlns:cx1="http://schemas.microsoft.com/office/drawing/2015/9/8/chartex" xmlns:cx2="http://schemas.microsoft.com/office/drawing/2015/10/21/chartex" xmlns:cx3="http://schemas.microsoft.com/office/drawing/2016/5/9/chartex" xmlns:cx4="http://schemas.microsoft.com/office/drawing/2016/5/10/chartex" xmlns:cx5="http://schemas.microsoft.com/office/drawing/2016/5/11/chartex" xmlns:cx6="http://schemas.microsoft.com/office/drawing/2016/5/12/chartex" xmlns:cx7="http://schemas.microsoft.com/office/drawing/2016/5/13/chartex" xmlns:cx8="http://schemas.microsoft.com/office/drawing/2016/5/14/chartex" xmlns:mc="http://schemas.openxmlformats.org/markup-compatibility/2006" xmlns:m="http://schemas.openxmlformats.org/officeDocument/2006/math" xmlns:aink="http://schemas.microsoft.com/office/drawing/2016/ink" xmlns:am3d="http://schemas.microsoft.com/office/drawing/2017/model3d" xmlns:oel="http://schemas.microsoft.com/office/2019/extlst" xmlns:r="http://schemas.openxmlformats.org/officeDocument/2006/relationships" xmlns:wp14="http://schemas.microsoft.com/office/word/2010/wordprocessingDrawing" xmlns:wp="http://schemas.openxmlformats.org/drawingml/2006/wordprocessingDrawing" xmlns:wpg="http://schemas.microsoft.com/office/word/2010/wordprocessingGroup" xmlns:wpi="http://schemas.microsoft.com/office/word/2010/wordprocessingInk" xmlns:wps="http://schemas.microsoft.com/office/word/2010/wordprocessingShape" xmlns:o="urn:schemas-microsoft-com:office:office" xmlns:v="urn:schemas-microsoft-com:vml" xmlns:w10="urn:schemas-microsoft-com:office:word" xmlns:w="http://schemas.openxmlformats.org/wordprocessingml/2006/main" xmlns:w14="http://schemas.microsoft.com/office/word/2010/wordml" xmlns:w15="http://schemas.microsoft.com/office/word/2012/wordml" xmlns:w16cex="http://schemas.microsoft.com/office/word/2018/wordml/cex" xmlns:w16cid="http://schemas.microsoft.com/office/word/2016/wordml/cid" xmlns:w16="http://schemas.microsoft.com/office/word/2018/wordml" xmlns:w16sdtdh="http://schemas.microsoft.com/office/word/2020/wordml/sdtdatahash" xmlns:w16sdtfl="http://schemas.microsoft.com/office/word/2024/wordml/sdtformatlock" xmlns:w16se="http://schemas.microsoft.com/office/word/2015/wordml/symex" xmlns:w16du="http://schemas.microsoft.com/office/word/2023/wordml/word16du" xmlns:wne="http://schemas.microsoft.com/office/word/2006/wordml" mc:Ignorable="w14 w15 w16se w16cid w16 w16cex w16sdtdh w16sdtfl w16du wp14">
+<w:document xmlns:mc="http://schemas.openxmlformats.org/markup-compatibility/2006" xmlns:w="http://schemas.openxmlformats.org/wordprocessingml/2006/main" xmlns:w14="http://schemas.microsoft.com/office/word/2010/wordml" mc:Ignorable="w14 w15 w16se w16cid w16 w16cex w16sdtdh w16sdtfl w16du wp14">
   <w:body>
     <w:tbl>
       <w:tblPr>
@@ -22,213 +22,104 @@
           </w:tcPr>
           <w:p>
             <w:pPr>
-              <w:pStyle w:val="Title"/>
+              <w:spacing w:before="0" w:after="0" w:line="240" w:lineRule="auto"/>
+              <w:jc w:val="center"/>
               <w:rPr>
-                <w:rFonts w:ascii="Times New Roman" w:hAnsi="Times New Roman"/>
-                <w:b w:val="0"/>
+                <w:rFonts w:ascii="Times New Roman" w:hAnsi="Times New Roman" w:cs="Times New Roman"/>
                 <w:sz w:val="24"/>
-                <w:szCs w:val="22"/>
+                <w:szCs w:val="24"/>
               </w:rPr>
             </w:pPr>
             <w:r>
               <w:rPr>
-                <w:rFonts w:ascii="Times New Roman" w:hAnsi="Times New Roman"/>
-                <w:b w:val="0"/>
+                <w:rFonts w:ascii="Times New Roman" w:hAnsi="Times New Roman" w:cs="Times New Roman"/>
                 <w:sz w:val="24"/>
-                <w:szCs w:val="22"/>
+                <w:szCs w:val="24"/>
               </w:rPr>
-              <w:t>UBND THÀNH PHỐ HÀ NỘI</w:t>
+              <w:t xml:space="preserve">UBND THÀNH PHỐ HÀ NỘI</w:t>
             </w:r>
           </w:p>
           <w:p>
             <w:pPr>
-              <w:pStyle w:val="Title"/>
+              <w:spacing w:before="0" w:after="0" w:line="240" w:lineRule="auto"/>
+              <w:jc w:val="center"/>
               <w:rPr>
-                <w:rFonts w:ascii="Times New Roman" w:hAnsi="Times New Roman"/>
+                <w:rFonts w:ascii="Times New Roman" w:hAnsi="Times New Roman" w:cs="Times New Roman"/>
+                <w:b/>
                 <w:sz w:val="24"/>
-                <w:szCs w:val="22"/>
+                <w:szCs w:val="24"/>
               </w:rPr>
             </w:pPr>
             <w:r>
               <w:rPr>
-                <w:rFonts w:ascii="Times New Roman" w:hAnsi="Times New Roman"/>
+                <w:rFonts w:ascii="Times New Roman" w:hAnsi="Times New Roman" w:cs="Times New Roman"/>
+                <w:b/>
                 <w:sz w:val="24"/>
-                <w:szCs w:val="22"/>
+                <w:szCs w:val="24"/>
               </w:rPr>
-              <w:t>CÔNG TY TNHH MỘT THÀNH VIÊN</w:t>
+              <w:t xml:space="preserve">CÔNG TY TNHH MỘT THÀNH VIÊN</w:t>
             </w:r>
           </w:p>
           <w:p>
             <w:pPr>
-              <w:pStyle w:val="Title"/>
+              <w:spacing w:before="0" w:after="0" w:line="240" w:lineRule="auto"/>
+              <w:jc w:val="center"/>
               <w:rPr>
-                <w:rFonts w:ascii="Times New Roman" w:hAnsi="Times New Roman"/>
-                <w:sz w:val="22"/>
-                <w:szCs w:val="22"/>
+                <w:rFonts w:ascii="Times New Roman" w:hAnsi="Times New Roman" w:cs="Times New Roman"/>
+                <w:b/>
+                <w:sz w:val="24"/>
+                <w:szCs w:val="24"/>
               </w:rPr>
             </w:pPr>
             <w:r>
               <w:rPr>
-                <w:rFonts w:ascii="Times New Roman" w:hAnsi="Times New Roman"/>
+                <w:rFonts w:ascii="Times New Roman" w:hAnsi="Times New Roman" w:cs="Times New Roman"/>
+                <w:b/>
                 <w:sz w:val="24"/>
-                <w:szCs w:val="22"/>
+                <w:szCs w:val="24"/>
               </w:rPr>
-              <w:t>THOÁT NƯỚC HÀ NỘI</w:t>
+              <w:t xml:space="preserve">THOÁT NƯỚC HÀ NỘI</w:t>
             </w:r>
           </w:p>
           <w:p>
             <w:pPr>
-              <w:pStyle w:val="Title"/>
-              <w:spacing w:before="200"/>
+              <w:spacing w:before="0" w:after="40" w:line="180" w:lineRule="auto"/>
+              <w:jc w:val="center"/>
               <w:rPr>
-                <w:rFonts w:ascii="Times New Roman" w:hAnsi="Times New Roman"/>
-                <w:b w:val="0"/>
+                <w:rFonts w:ascii="Times New Roman" w:hAnsi="Times New Roman" w:cs="Times New Roman"/>
+                <w:b/>
+                <w:sz w:val="20"/>
+                <w:szCs w:val="20"/>
+              </w:rPr>
+            </w:pPr>
+            <w:r>
+              <w:rPr>
+                <w:rFonts w:ascii="Times New Roman" w:hAnsi="Times New Roman" w:cs="Times New Roman"/>
+                <w:b/>
+                <w:sz w:val="20"/>
+                <w:szCs w:val="20"/>
+              </w:rPr>
+              <w:t xml:space="preserve">————————</w:t>
+            </w:r>
+          </w:p>
+          <w:p>
+            <w:pPr>
+              <w:spacing w:before="40" w:after="0" w:line="240" w:lineRule="auto"/>
+              <w:jc w:val="center"/>
+              <w:rPr>
+                <w:rFonts w:ascii="Times New Roman" w:hAnsi="Times New Roman" w:cs="Times New Roman"/>
+                <w:sz w:val="26"/>
                 <w:szCs w:val="26"/>
               </w:rPr>
             </w:pPr>
             <w:r>
               <w:rPr>
-                <w:rFonts w:ascii="Times New Roman" w:hAnsi="Times New Roman"/>
-                <w:noProof/>
+                <w:rFonts w:ascii="Times New Roman" w:hAnsi="Times New Roman" w:cs="Times New Roman"/>
+                <w:sz w:val="26"/>
                 <w:szCs w:val="26"/>
               </w:rPr>
-              <mc:AlternateContent>
-                <mc:Choice Requires="wps">
-                  <w:drawing>
-                    <wp:anchor distT="0" distB="0" distL="114300" distR="114300" simplePos="0" relativeHeight="251658240" behindDoc="0" locked="0" layoutInCell="1" allowOverlap="1" wp14:anchorId="14270CB2" wp14:editId="391ECAFA">
-                      <wp:simplePos x="0" y="0"/>
-                      <wp:positionH relativeFrom="column">
-                        <wp:posOffset>999490</wp:posOffset>
-                      </wp:positionH>
-                      <wp:positionV relativeFrom="paragraph">
-                        <wp:posOffset>41910</wp:posOffset>
-                      </wp:positionV>
-                      <wp:extent cx="1121410" cy="0"/>
-                      <wp:effectExtent l="0" t="0" r="21590" b="19050"/>
-                      <wp:wrapNone/>
-                      <wp:docPr id="4" name="Straight Arrow Connector 4"/>
-                      <wp:cNvGraphicFramePr>
-                        <a:graphicFrameLocks xmlns:a="http://schemas.openxmlformats.org/drawingml/2006/main"/>
-                      </wp:cNvGraphicFramePr>
-                      <a:graphic xmlns:a="http://schemas.openxmlformats.org/drawingml/2006/main">
-                        <a:graphicData uri="http://schemas.microsoft.com/office/word/2010/wordprocessingShape">
-                          <wps:wsp>
-                            <wps:cNvCnPr>
-                              <a:cxnSpLocks noChangeShapeType="1"/>
-                            </wps:cNvCnPr>
-                            <wps:spPr bwMode="auto">
-                              <a:xfrm>
-                                <a:off x="0" y="0"/>
-                                <a:ext cx="1121410" cy="0"/>
-                              </a:xfrm>
-                              <a:prstGeom prst="straightConnector1">
-                                <a:avLst/>
-                              </a:prstGeom>
-                              <a:noFill/>
-                              <a:ln w="12700">
-                                <a:solidFill>
-                                  <a:srgbClr val="000000"/>
-                                </a:solidFill>
-                                <a:round/>
-                              </a:ln>
-                            </wps:spPr>
-                            <wps:style>
-                              <a:lnRef idx="0">
-                                <a:srgbClr val="000000">
-                                  <a:alpha val="0"/>
-                                </a:srgbClr>
-                              </a:lnRef>
-                              <a:fillRef idx="0">
-                                <a:srgbClr val="000000">
-                                  <a:alpha val="0"/>
-                                </a:srgbClr>
-                              </a:fillRef>
-                              <a:effectRef idx="0">
-                                <a:srgbClr val="000000">
-                                  <a:alpha val="0"/>
-                                </a:srgbClr>
-                              </a:effectRef>
-                              <a:fontRef idx="none">
-                                <a:srgbClr val="000000">
-                                  <a:alpha val="0"/>
-                                </a:srgbClr>
-                              </a:fontRef>
-                            </wps:style>
-                            <wps:bodyPr/>
-                          </wps:wsp>
-                        </a:graphicData>
-                      </a:graphic>
-                    </wp:anchor>
-                  </w:drawing>
-                </mc:Choice>
-                <mc:Fallback xmlns:w16cei="http://schemas.microsoft.com/office/word/2026/wordml/cei">
-                  <w:pict>
-                    <v:shapetype xmlns:o="urn:schemas-microsoft-com:office:office" id="_x0000_t32" coordsize="21600,21600" o:spt="32" path="m,l21600,21600e" filled="f">
-                      <v:path fillok="f" o:connecttype="none"/>
-                      <o:lock v:ext="edit" shapetype="t"/>
-                    </v:shapetype>
-                    <v:shape xmlns:o="urn:schemas-microsoft-com:office:office" type="#_x0000_t32" id="Straight Arrow Connector 4" o:spid="_x0000_s1026" style="position:absolute;width:88.3pt;height:0pt;z-index:1;mso-wrap-distance-left:9pt;mso-wrap-distance-top:0pt;mso-wrap-distance-right:9pt;mso-wrap-distance-bottom:0pt;margin-left:78.7pt;margin-top:3.3pt;mso-position-horizontal:absolute;mso-position-horizontal-relative:text;mso-position-vertical:absolute;mso-position-vertical-relative:text" filled="f" strokecolor="#000000" strokeweight="1pt" stroked="t" o:allowincell="t">
-                      <o:lock shapetype="t"/>
-                    </v:shape>
-                  </w:pict>
-                </mc:Fallback>
-              </mc:AlternateContent>
+              <w:t xml:space="preserve">Số:               /BC-TNHN</w:t>
             </w:r>
-            <w:proofErr w:type="spellStart"/>
-            <w:r>
-              <w:rPr>
-                <w:rFonts w:ascii="Times New Roman" w:hAnsi="Times New Roman"/>
-                <w:b w:val="0"/>
-                <w:szCs w:val="26"/>
-              </w:rPr>
-              <w:t>Số</w:t>
-            </w:r>
-            <w:proofErr w:type="spellEnd"/>
-            <w:r>
-              <w:rPr>
-                <w:rFonts w:ascii="Times New Roman" w:hAnsi="Times New Roman"/>
-                <w:b w:val="0"/>
-                <w:szCs w:val="26"/>
-              </w:rPr>
-              <w:t>:               /</w:t>
-            </w:r>
-            <w:r>
-              <w:rPr>
-                <w:rFonts w:ascii="Times New Roman" w:hAnsi="Times New Roman"/>
-                <w:b w:val="0"/>
-                <w:szCs w:val="26"/>
-              </w:rPr>
-              <w:t>BC</w:t>
-            </w:r>
-            <w:r>
-              <w:rPr>
-                <w:rFonts w:ascii="Times New Roman" w:hAnsi="Times New Roman"/>
-                <w:b w:val="0"/>
-                <w:szCs w:val="26"/>
-                <w:lang w:val="vi-VN"/>
-              </w:rPr>
-              <w:t>-</w:t>
-            </w:r>
-            <w:r>
-              <w:rPr>
-                <w:rFonts w:ascii="Times New Roman" w:hAnsi="Times New Roman"/>
-                <w:b w:val="0"/>
-                <w:szCs w:val="26"/>
-              </w:rPr>
-              <w:t>TNHN</w:t>
-            </w:r>
-          </w:p>
-          <w:p>
-            <w:pPr>
-              <w:pStyle w:val="Title"/>
-              <w:ind w:left="176"/>
-              <w:rPr>
-                <w:rFonts w:ascii="Times New Roman" w:hAnsi="Times New Roman"/>
-                <w:b w:val="0"/>
-                <w:sz w:val="24"/>
-                <w:szCs w:val="24"/>
-              </w:rPr>
-            </w:pPr>
           </w:p>
         </w:tc>
         <w:tc>
@@ -237,384 +128,86 @@
           </w:tcPr>
           <w:p>
             <w:pPr>
-              <w:pStyle w:val="Title"/>
-              <w:ind w:right="-159"/>
+              <w:spacing w:before="0" w:after="0" w:line="240" w:lineRule="auto"/>
+              <w:jc w:val="center"/>
               <w:rPr>
-                <w:rFonts w:ascii="Times New Roman" w:hAnsi="Times New Roman"/>
-                <w:sz w:val="24"/>
-                <w:szCs w:val="22"/>
-              </w:rPr>
-            </w:pPr>
-            <w:r>
-              <w:rPr>
-                <w:rFonts w:ascii="Times New Roman" w:hAnsi="Times New Roman"/>
-                <w:sz w:val="24"/>
-                <w:szCs w:val="22"/>
-              </w:rPr>
-              <w:t>CỘNG HÒA XÃ HỘI CHỦ NGHĨA VIỆT NAM</w:t>
-            </w:r>
-          </w:p>
-          <w:p>
-            <w:pPr>
-              <w:pStyle w:val="Title"/>
-              <w:ind w:right="-159"/>
-              <w:rPr>
-                <w:rFonts w:ascii="Times New Roman" w:hAnsi="Times New Roman"/>
-                <w:szCs w:val="24"/>
-              </w:rPr>
-            </w:pPr>
-            <w:proofErr w:type="spellStart"/>
-            <w:r>
-              <w:rPr>
-                <w:rFonts w:ascii="Times New Roman" w:hAnsi="Times New Roman"/>
-                <w:szCs w:val="24"/>
-              </w:rPr>
-              <w:t>Độc</w:t>
-            </w:r>
-            <w:proofErr w:type="spellEnd"/>
-            <w:r>
-              <w:rPr>
-                <w:rFonts w:ascii="Times New Roman" w:hAnsi="Times New Roman"/>
-                <w:szCs w:val="24"/>
-              </w:rPr>
-              <w:t xml:space="preserve"> </w:t>
-            </w:r>
-            <w:proofErr w:type="spellStart"/>
-            <w:r>
-              <w:rPr>
-                <w:rFonts w:ascii="Times New Roman" w:hAnsi="Times New Roman"/>
-                <w:szCs w:val="24"/>
-              </w:rPr>
-              <w:t>lập</w:t>
-            </w:r>
-            <w:proofErr w:type="spellEnd"/>
-            <w:r>
-              <w:rPr>
-                <w:rFonts w:ascii="Times New Roman" w:hAnsi="Times New Roman"/>
-                <w:szCs w:val="24"/>
-              </w:rPr>
-              <w:t xml:space="preserve"> – </w:t>
-            </w:r>
-            <w:proofErr w:type="spellStart"/>
-            <w:r>
-              <w:rPr>
-                <w:rFonts w:ascii="Times New Roman" w:hAnsi="Times New Roman"/>
-                <w:szCs w:val="24"/>
-              </w:rPr>
-              <w:t>Tự</w:t>
-            </w:r>
-            <w:proofErr w:type="spellEnd"/>
-            <w:r>
-              <w:rPr>
-                <w:rFonts w:ascii="Times New Roman" w:hAnsi="Times New Roman"/>
-                <w:szCs w:val="24"/>
-              </w:rPr>
-              <w:t xml:space="preserve"> do – </w:t>
-            </w:r>
-            <w:proofErr w:type="spellStart"/>
-            <w:r>
-              <w:rPr>
-                <w:rFonts w:ascii="Times New Roman" w:hAnsi="Times New Roman"/>
-                <w:szCs w:val="24"/>
-              </w:rPr>
-              <w:t>Hạnh</w:t>
-            </w:r>
-            <w:proofErr w:type="spellEnd"/>
-            <w:r>
-              <w:rPr>
-                <w:rFonts w:ascii="Times New Roman" w:hAnsi="Times New Roman"/>
-                <w:szCs w:val="24"/>
-              </w:rPr>
-              <w:t xml:space="preserve"> </w:t>
-            </w:r>
-            <w:proofErr w:type="spellStart"/>
-            <w:r>
-              <w:rPr>
-                <w:rFonts w:ascii="Times New Roman" w:hAnsi="Times New Roman"/>
-                <w:szCs w:val="24"/>
-              </w:rPr>
-              <w:t>phúc</w:t>
-            </w:r>
-            <w:proofErr w:type="spellEnd"/>
-          </w:p>
-          <w:p>
-            <w:pPr>
-              <w:pStyle w:val="Title"/>
-              <w:ind w:right="-159"/>
-              <w:rPr>
-                <w:rFonts w:ascii="Times New Roman" w:hAnsi="Times New Roman"/>
-                <w:b w:val="0"/>
+                <w:rFonts w:ascii="Times New Roman" w:hAnsi="Times New Roman" w:cs="Times New Roman"/>
+                <w:b/>
                 <w:sz w:val="24"/>
                 <w:szCs w:val="24"/>
               </w:rPr>
             </w:pPr>
             <w:r>
               <w:rPr>
-                <w:rFonts w:ascii="Times New Roman" w:hAnsi="Times New Roman"/>
-                <w:b w:val="0"/>
-                <w:noProof/>
+                <w:rFonts w:ascii="Times New Roman" w:hAnsi="Times New Roman" w:cs="Times New Roman"/>
+                <w:b/>
                 <w:sz w:val="24"/>
                 <w:szCs w:val="24"/>
               </w:rPr>
-              <mc:AlternateContent>
-                <mc:Choice Requires="wps">
-                  <w:drawing>
-                    <wp:anchor distT="0" distB="0" distL="114300" distR="114300" simplePos="0" relativeHeight="2" behindDoc="0" locked="0" layoutInCell="1" allowOverlap="1" wp14:anchorId="6D5DA924" wp14:editId="3D2EBF7E">
-                      <wp:simplePos x="0" y="0"/>
-                      <wp:positionH relativeFrom="column">
-                        <wp:posOffset>736600</wp:posOffset>
-                      </wp:positionH>
-                      <wp:positionV relativeFrom="paragraph">
-                        <wp:posOffset>57785</wp:posOffset>
-                      </wp:positionV>
-                      <wp:extent cx="1867535" cy="0"/>
-                      <wp:effectExtent l="8890" t="14605" r="9525" b="13970"/>
-                      <wp:wrapNone/>
-                      <wp:docPr id="3" name="Straight Arrow Connector 3"/>
-                      <wp:cNvGraphicFramePr>
-                        <a:graphicFrameLocks xmlns:a="http://schemas.openxmlformats.org/drawingml/2006/main"/>
-                      </wp:cNvGraphicFramePr>
-                      <a:graphic xmlns:a="http://schemas.openxmlformats.org/drawingml/2006/main">
-                        <a:graphicData uri="http://schemas.microsoft.com/office/word/2010/wordprocessingShape">
-                          <wps:wsp>
-                            <wps:cNvCnPr>
-                              <a:cxnSpLocks noChangeShapeType="1"/>
-                            </wps:cNvCnPr>
-                            <wps:spPr bwMode="auto">
-                              <a:xfrm>
-                                <a:off x="0" y="0"/>
-                                <a:ext cx="1867535" cy="0"/>
-                              </a:xfrm>
-                              <a:prstGeom prst="straightConnector1">
-                                <a:avLst/>
-                              </a:prstGeom>
-                              <a:noFill/>
-                              <a:ln w="12700">
-                                <a:solidFill>
-                                  <a:srgbClr val="000000"/>
-                                </a:solidFill>
-                                <a:round/>
-                              </a:ln>
-                            </wps:spPr>
-                            <wps:style>
-                              <a:lnRef idx="0">
-                                <a:srgbClr val="000000">
-                                  <a:alpha val="0"/>
-                                </a:srgbClr>
-                              </a:lnRef>
-                              <a:fillRef idx="0">
-                                <a:srgbClr val="000000">
-                                  <a:alpha val="0"/>
-                                </a:srgbClr>
-                              </a:fillRef>
-                              <a:effectRef idx="0">
-                                <a:srgbClr val="000000">
-                                  <a:alpha val="0"/>
-                                </a:srgbClr>
-                              </a:effectRef>
-                              <a:fontRef idx="none">
-                                <a:srgbClr val="000000">
-                                  <a:alpha val="0"/>
-                                </a:srgbClr>
-                              </a:fontRef>
-                            </wps:style>
-                            <wps:bodyPr/>
-                          </wps:wsp>
-                        </a:graphicData>
-                      </a:graphic>
-                    </wp:anchor>
-                  </w:drawing>
-                </mc:Choice>
-                <mc:Fallback xmlns:w16cei="http://schemas.microsoft.com/office/word/2026/wordml/cei">
-                  <w:pict>
-                    <v:shape xmlns:o="urn:schemas-microsoft-com:office:office" type="#_x0000_t32" id="Straight Arrow Connector 3" o:spid="_x0000_s1027" style="position:absolute;width:147.05pt;height:0pt;z-index:2;mso-wrap-distance-left:9pt;mso-wrap-distance-top:0pt;mso-wrap-distance-right:9pt;mso-wrap-distance-bottom:0pt;margin-left:58pt;margin-top:4.55pt;mso-position-horizontal:absolute;mso-position-horizontal-relative:text;mso-position-vertical:absolute;mso-position-vertical-relative:text" filled="f" strokecolor="#000000" strokeweight="1pt" stroked="t" o:allowincell="t">
-                      <o:lock shapetype="t"/>
-                    </v:shape>
-                  </w:pict>
-                </mc:Fallback>
-              </mc:AlternateContent>
+              <w:t xml:space="preserve">CỘNG HÒA XÃ HỘI CHỦ NGHĨA VIỆT NAM</w:t>
             </w:r>
           </w:p>
           <w:p>
             <w:pPr>
-              <w:pStyle w:val="Title"/>
-              <w:ind w:right="245"/>
-              <w:jc w:val="right"/>
+              <w:spacing w:before="0" w:after="0" w:line="240" w:lineRule="auto"/>
+              <w:jc w:val="center"/>
               <w:rPr>
-                <w:rFonts w:ascii="Times New Roman" w:hAnsi="Times New Roman"/>
-                <w:b w:val="0"/>
-                <w:i/>
+                <w:rFonts w:ascii="Times New Roman" w:hAnsi="Times New Roman" w:cs="Times New Roman"/>
+                <w:b/>
+                <w:sz w:val="26"/>
                 <w:szCs w:val="26"/>
-                <w:lang w:val="vi-VN"/>
               </w:rPr>
             </w:pPr>
             <w:r>
               <w:rPr>
-                <w:rFonts w:ascii="Times New Roman" w:hAnsi="Times New Roman"/>
-                <w:b w:val="0"/>
-                <w:i/>
-                <w:color w:val="000000" w:themeColor="text1"/>
+                <w:rFonts w:ascii="Times New Roman" w:hAnsi="Times New Roman" w:cs="Times New Roman"/>
+                <w:b/>
+                <w:sz w:val="26"/>
                 <w:szCs w:val="26"/>
               </w:rPr>
-              <w:t xml:space="preserve">Hà </w:t>
+              <w:t xml:space="preserve">Độc lập - Tự do - Hạnh phúc</w:t>
             </w:r>
-            <w:proofErr w:type="spellStart"/>
+          </w:p>
+          <w:p>
+            <w:pPr>
+              <w:spacing w:before="0" w:after="40" w:line="180" w:lineRule="auto"/>
+              <w:jc w:val="center"/>
+              <w:rPr>
+                <w:rFonts w:ascii="Times New Roman" w:hAnsi="Times New Roman" w:cs="Times New Roman"/>
+                <w:b/>
+                <w:sz w:val="20"/>
+                <w:szCs w:val="20"/>
+              </w:rPr>
+            </w:pPr>
             <w:r>
               <w:rPr>
-                <w:rFonts w:ascii="Times New Roman" w:hAnsi="Times New Roman"/>
-                <w:b w:val="0"/>
+                <w:rFonts w:ascii="Times New Roman" w:hAnsi="Times New Roman" w:cs="Times New Roman"/>
+                <w:b/>
+                <w:sz w:val="20"/>
+                <w:szCs w:val="20"/>
+              </w:rPr>
+              <w:t xml:space="preserve">———————————————</w:t>
+            </w:r>
+          </w:p>
+          <w:p>
+            <w:pPr>
+              <w:spacing w:before="40" w:after="0" w:line="240" w:lineRule="auto"/>
+              <w:jc w:val="center"/>
+              <w:rPr>
+                <w:rFonts w:ascii="Times New Roman" w:hAnsi="Times New Roman" w:cs="Times New Roman"/>
                 <w:i/>
-                <w:color w:val="000000" w:themeColor="text1"/>
+                <w:sz w:val="26"/>
                 <w:szCs w:val="26"/>
               </w:rPr>
-              <w:t>Nội</w:t>
-            </w:r>
-            <w:proofErr w:type="spellEnd"/>
+            </w:pPr>
             <w:r>
               <w:rPr>
-                <w:rFonts w:ascii="Times New Roman" w:hAnsi="Times New Roman"/>
-                <w:b w:val="0"/>
+                <w:rFonts w:ascii="Times New Roman" w:hAnsi="Times New Roman" w:cs="Times New Roman"/>
                 <w:i/>
-                <w:color w:val="000000" w:themeColor="text1"/>
+                <w:sz w:val="26"/>
                 <w:szCs w:val="26"/>
               </w:rPr>
-              <w:t xml:space="preserve">, </w:t>
-            </w:r>
-            <w:proofErr w:type="spellStart"/>
-            <w:r>
-              <w:rPr>
-                <w:rFonts w:ascii="Times New Roman" w:hAnsi="Times New Roman"/>
-                <w:b w:val="0"/>
-                <w:i/>
-                <w:color w:val="000000" w:themeColor="text1"/>
-                <w:szCs w:val="26"/>
-              </w:rPr>
-              <w:t>ngày</w:t>
-            </w:r>
-            <w:proofErr w:type="spellEnd"/>
-            <w:r>
-              <w:rPr>
-                <w:rFonts w:ascii="Times New Roman" w:hAnsi="Times New Roman"/>
-                <w:b w:val="0"/>
-                <w:i/>
-                <w:color w:val="000000" w:themeColor="text1"/>
-                <w:szCs w:val="26"/>
-              </w:rPr>
-              <w:t xml:space="preserve"> </w:t>
-            </w:r>
-            <w:r>
-              <w:rPr>
-                <w:rFonts w:ascii="Times New Roman" w:hAnsi="Times New Roman"/>
-                <w:b w:val="0"/>
-                <w:i/>
-                <w:color w:val="000000" w:themeColor="text1"/>
-                <w:szCs w:val="26"/>
-              </w:rPr>
-              <w:t>{dd}</w:t>
-            </w:r>
-            <w:r>
-              <w:rPr>
-                <w:rFonts w:ascii="Times New Roman" w:hAnsi="Times New Roman"/>
-                <w:i/>
-                <w:color w:val="000000" w:themeColor="text1"/>
-              </w:rPr>
-              <w:t xml:space="preserve"> </w:t>
-            </w:r>
-            <w:proofErr w:type="spellStart"/>
-            <w:r>
-              <w:rPr>
-                <w:rFonts w:ascii="Times New Roman" w:hAnsi="Times New Roman"/>
-                <w:b w:val="0"/>
-                <w:i/>
-                <w:color w:val="000000" w:themeColor="text1"/>
-                <w:szCs w:val="26"/>
-              </w:rPr>
-              <w:t>tháng</w:t>
-            </w:r>
-            <w:proofErr w:type="spellEnd"/>
-            <w:r>
-              <w:rPr>
-                <w:rFonts w:ascii="Times New Roman" w:hAnsi="Times New Roman"/>
-                <w:b w:val="0"/>
-                <w:i/>
-                <w:color w:val="000000" w:themeColor="text1"/>
-                <w:szCs w:val="26"/>
-              </w:rPr>
-              <w:t xml:space="preserve"> </w:t>
-            </w:r>
-            <w:r>
-              <w:rPr>
-                <w:rFonts w:ascii="Times New Roman" w:hAnsi="Times New Roman"/>
-                <w:b w:val="0"/>
-                <w:i/>
-                <w:color w:val="000000" w:themeColor="text1"/>
-                <w:szCs w:val="26"/>
-              </w:rPr>
-              <w:t>{mm}</w:t>
-            </w:r>
-            <w:r>
-              <w:rPr>
-                <w:rFonts w:ascii="Times New Roman" w:hAnsi="Times New Roman"/>
-                <w:b w:val="0"/>
-                <w:i/>
-                <w:color w:val="000000" w:themeColor="text1"/>
-                <w:szCs w:val="26"/>
-              </w:rPr>
-              <w:t xml:space="preserve"> </w:t>
-            </w:r>
-            <w:proofErr w:type="spellStart"/>
-            <w:r>
-              <w:rPr>
-                <w:rFonts w:ascii="Times New Roman" w:hAnsi="Times New Roman"/>
-                <w:b w:val="0"/>
-                <w:i/>
-                <w:color w:val="000000" w:themeColor="text1"/>
-                <w:szCs w:val="26"/>
-              </w:rPr>
-              <w:t>năm</w:t>
-            </w:r>
-            <w:proofErr w:type="spellEnd"/>
-            <w:r>
-              <w:rPr>
-                <w:rFonts w:ascii="Times New Roman" w:hAnsi="Times New Roman"/>
-                <w:b w:val="0"/>
-                <w:i/>
-                <w:color w:val="000000" w:themeColor="text1"/>
-                <w:szCs w:val="26"/>
-              </w:rPr>
-              <w:t xml:space="preserve"> </w:t>
-            </w:r>
-            <w:r>
-              <w:rPr>
-                <w:rFonts w:ascii="Times New Roman" w:hAnsi="Times New Roman"/>
-                <w:b w:val="0"/>
-                <w:i/>
-                <w:color w:val="000000" w:themeColor="text1"/>
-                <w:szCs w:val="26"/>
-              </w:rPr>
-              <w:t>{</w:t>
-            </w:r>
-            <w:proofErr w:type="spellStart"/>
-            <w:r>
-              <w:rPr>
-                <w:rFonts w:ascii="Times New Roman" w:hAnsi="Times New Roman"/>
-                <w:b w:val="0"/>
-                <w:i/>
-                <w:color w:val="000000" w:themeColor="text1"/>
-                <w:szCs w:val="26"/>
-              </w:rPr>
-              <w:t>yyyy</w:t>
-            </w:r>
-            <w:proofErr w:type="spellEnd"/>
-            <w:r>
-              <w:rPr>
-                <w:rFonts w:ascii="Times New Roman" w:hAnsi="Times New Roman"/>
-                <w:b w:val="0"/>
-                <w:i/>
-                <w:color w:val="000000" w:themeColor="text1"/>
-                <w:szCs w:val="26"/>
-              </w:rPr>
-              <w:t>}</w:t>
+              <w:t xml:space="preserve">Hà Nội, ngày {dd} tháng {mm} năm {yyyy}</w:t>
             </w:r>
           </w:p>
         </w:tc>
@@ -7863,658 +7456,168 @@
           </w:tcPr>
           <w:p>
             <w:pPr>
-              <w:spacing w:after="0" w:line="264" w:lineRule="auto"/>
-              <w:ind w:left="431" w:hanging="431"/>
-              <w:jc w:val="center"/>
+              <w:spacing w:before="0" w:after="0" w:line="240" w:lineRule="auto"/>
               <w:rPr>
                 <w:rFonts w:ascii="Times New Roman" w:hAnsi="Times New Roman" w:cs="Times New Roman"/>
                 <w:b/>
-                <w:bCs/>
                 <w:i/>
-                <w:iCs/>
-                <w:sz w:val="14"/>
-              </w:rPr>
-            </w:pPr>
-          </w:p>
-          <w:p>
-            <w:pPr>
-              <w:spacing w:after="0" w:line="264" w:lineRule="auto"/>
-              <w:ind w:left="432" w:hanging="432"/>
-              <w:rPr>
-                <w:rFonts w:ascii="Times New Roman" w:hAnsi="Times New Roman" w:cs="Times New Roman"/>
-                <w:b/>
-              </w:rPr>
-            </w:pPr>
-            <w:proofErr w:type="spellStart"/>
-            <w:r>
-              <w:rPr>
-                <w:rFonts w:ascii="Times New Roman" w:hAnsi="Times New Roman" w:cs="Times New Roman"/>
-                <w:b/>
-              </w:rPr>
-              <w:t>Nơi</w:t>
-            </w:r>
-            <w:proofErr w:type="spellEnd"/>
-            <w:r>
-              <w:rPr>
-                <w:rFonts w:ascii="Times New Roman" w:hAnsi="Times New Roman" w:cs="Times New Roman"/>
-                <w:b/>
-              </w:rPr>
-              <w:t xml:space="preserve"> </w:t>
-            </w:r>
-            <w:proofErr w:type="spellStart"/>
-            <w:r>
-              <w:rPr>
-                <w:rFonts w:ascii="Times New Roman" w:hAnsi="Times New Roman" w:cs="Times New Roman"/>
-                <w:b/>
-              </w:rPr>
-              <w:t>nhận</w:t>
-            </w:r>
-            <w:proofErr w:type="spellEnd"/>
-            <w:r>
-              <w:rPr>
-                <w:rFonts w:ascii="Times New Roman" w:hAnsi="Times New Roman" w:cs="Times New Roman"/>
-                <w:b/>
-              </w:rPr>
-              <w:t>:</w:t>
-            </w:r>
-          </w:p>
-          <w:p>
-            <w:pPr>
-              <w:spacing w:after="0" w:line="264" w:lineRule="auto"/>
-              <w:rPr>
-                <w:rFonts w:ascii="Times New Roman" w:hAnsi="Times New Roman" w:cs="Times New Roman"/>
-                <w:lang w:val="vi-VN"/>
+                <w:sz w:val="22"/>
+                <w:szCs w:val="22"/>
               </w:rPr>
             </w:pPr>
             <w:r>
               <w:rPr>
                 <w:rFonts w:ascii="Times New Roman" w:hAnsi="Times New Roman" w:cs="Times New Roman"/>
-                <w:noProof/>
+                <w:b/>
+                <w:i/>
+                <w:sz w:val="22"/>
+                <w:szCs w:val="22"/>
               </w:rPr>
-              <w:lastRenderedPageBreak/>
-              <mc:AlternateContent>
-                <mc:Choice Requires="wps">
-                  <w:drawing>
-                    <wp:anchor distT="0" distB="0" distL="114300" distR="114300" simplePos="0" relativeHeight="3" behindDoc="0" locked="0" layoutInCell="1" allowOverlap="1" wp14:anchorId="45751087" wp14:editId="3707D705">
-                      <wp:simplePos x="0" y="0"/>
-                      <wp:positionH relativeFrom="column">
-                        <wp:posOffset>2533015</wp:posOffset>
-                      </wp:positionH>
-                      <wp:positionV relativeFrom="paragraph">
-                        <wp:posOffset>6350</wp:posOffset>
-                      </wp:positionV>
-                      <wp:extent cx="0" cy="800100"/>
-                      <wp:effectExtent l="0" t="0" r="19050" b="19050"/>
-                      <wp:wrapNone/>
-                      <wp:docPr id="2" name="Straight Connector 2"/>
-                      <wp:cNvGraphicFramePr>
-                        <a:graphicFrameLocks xmlns:a="http://schemas.openxmlformats.org/drawingml/2006/main"/>
-                      </wp:cNvGraphicFramePr>
-                      <a:graphic xmlns:a="http://schemas.openxmlformats.org/drawingml/2006/main">
-                        <a:graphicData uri="http://schemas.microsoft.com/office/word/2010/wordprocessingShape">
-                          <wps:wsp>
-                            <wps:cNvCnPr>
-                              <a:cxnSpLocks noChangeShapeType="1"/>
-                            </wps:cNvCnPr>
-                            <wps:spPr bwMode="auto">
-                              <a:xfrm>
-                                <a:off x="0" y="0"/>
-                                <a:ext cx="0" cy="800100"/>
-                              </a:xfrm>
-                              <a:prstGeom prst="line">
-                                <a:avLst/>
-                              </a:prstGeom>
-                              <a:noFill/>
-                              <a:ln w="9525">
-                                <a:solidFill>
-                                  <a:srgbClr val="000000"/>
-                                </a:solidFill>
-                                <a:round/>
-                              </a:ln>
-                            </wps:spPr>
-                            <wps:style>
-                              <a:lnRef idx="0">
-                                <a:srgbClr val="000000">
-                                  <a:alpha val="0"/>
-                                </a:srgbClr>
-                              </a:lnRef>
-                              <a:fillRef idx="0">
-                                <a:srgbClr val="000000">
-                                  <a:alpha val="0"/>
-                                </a:srgbClr>
-                              </a:fillRef>
-                              <a:effectRef idx="0">
-                                <a:srgbClr val="000000">
-                                  <a:alpha val="0"/>
-                                </a:srgbClr>
-                              </a:effectRef>
-                              <a:fontRef idx="none">
-                                <a:srgbClr val="000000">
-                                  <a:alpha val="0"/>
-                                </a:srgbClr>
-                              </a:fontRef>
-                            </wps:style>
-                            <wps:bodyPr/>
-                          </wps:wsp>
-                        </a:graphicData>
-                      </a:graphic>
-                    </wp:anchor>
-                  </w:drawing>
-                </mc:Choice>
-                <mc:Fallback xmlns:w16cei="http://schemas.microsoft.com/office/word/2026/wordml/cei">
-                  <w:pict>
-                    <v:line xmlns:o="urn:schemas-microsoft-com:office:office" id="Straight Connector 2" o:spid="_x0000_s1028" style="position:absolute;z-index:3;mso-wrap-distance-left:9pt;mso-wrap-distance-top:0pt;mso-wrap-distance-right:9pt;mso-wrap-distance-bottom:0pt;mso-position-horizontal:absolute;mso-position-horizontal-relative:text;mso-position-vertical:absolute;mso-position-vertical-relative:text" filled="f" strokecolor="#000000" strokeweight="0.75pt" stroked="t" o:allowincell="t" from="0,0" to="0,800100">
-                      <o:lock shapetype="t"/>
-                    </v:line>
-                  </w:pict>
-                </mc:Fallback>
-              </mc:AlternateContent>
-            </w:r>
-            <w:r>
-              <w:rPr>
-                <w:rFonts w:ascii="Times New Roman" w:hAnsi="Times New Roman" w:cs="Times New Roman"/>
-              </w:rPr>
-              <w:t xml:space="preserve">- VP Thành </w:t>
-            </w:r>
-            <w:proofErr w:type="spellStart"/>
-            <w:r>
-              <w:rPr>
-                <w:rFonts w:ascii="Times New Roman" w:hAnsi="Times New Roman" w:cs="Times New Roman"/>
-              </w:rPr>
-              <w:t>uỷ</w:t>
-            </w:r>
-            <w:proofErr w:type="spellEnd"/>
-            <w:r>
-              <w:rPr>
-                <w:rFonts w:ascii="Times New Roman" w:hAnsi="Times New Roman" w:cs="Times New Roman"/>
-              </w:rPr>
-              <w:t>, UBND TP;</w:t>
+              <w:t xml:space="preserve">Nơi nhận:</w:t>
             </w:r>
           </w:p>
           <w:p>
             <w:pPr>
-              <w:spacing w:after="0" w:line="264" w:lineRule="auto"/>
+              <w:spacing w:before="0" w:after="0" w:line="240" w:lineRule="auto"/>
               <w:rPr>
                 <w:rFonts w:ascii="Times New Roman" w:hAnsi="Times New Roman" w:cs="Times New Roman"/>
-                <w:lang w:val="vi-VN"/>
+                <w:sz w:val="22"/>
+                <w:szCs w:val="22"/>
               </w:rPr>
             </w:pPr>
             <w:r>
               <w:rPr>
                 <w:rFonts w:ascii="Times New Roman" w:hAnsi="Times New Roman" w:cs="Times New Roman"/>
-                <w:noProof/>
+                <w:sz w:val="22"/>
+                <w:szCs w:val="22"/>
               </w:rPr>
-              <mc:AlternateContent>
-                <mc:Choice Requires="wps">
-                  <w:drawing>
-                    <wp:anchor distT="0" distB="0" distL="114300" distR="114300" simplePos="0" relativeHeight="4" behindDoc="0" locked="0" layoutInCell="1" allowOverlap="1" wp14:anchorId="42D0BBB3" wp14:editId="5CBD968C">
-                      <wp:simplePos x="0" y="0"/>
-                      <wp:positionH relativeFrom="column">
-                        <wp:posOffset>2528570</wp:posOffset>
-                      </wp:positionH>
-                      <wp:positionV relativeFrom="paragraph">
-                        <wp:posOffset>15240</wp:posOffset>
-                      </wp:positionV>
-                      <wp:extent cx="1001395" cy="267335"/>
-                      <wp:effectExtent l="0" t="1905" r="0" b="0"/>
-                      <wp:wrapNone/>
-                      <wp:docPr id="1" name="Text Box 1"/>
-                      <wp:cNvGraphicFramePr>
-                        <a:graphicFrameLocks xmlns:a="http://schemas.openxmlformats.org/drawingml/2006/main"/>
-                      </wp:cNvGraphicFramePr>
-                      <a:graphic xmlns:a="http://schemas.openxmlformats.org/drawingml/2006/main">
-                        <a:graphicData uri="http://schemas.microsoft.com/office/word/2010/wordprocessingShape">
-                          <wps:wsp>
-                            <wps:cNvSpPr txBox="1">
-                              <a:spLocks noChangeArrowheads="1"/>
-                            </wps:cNvSpPr>
-                            <wps:spPr bwMode="auto">
-                              <a:xfrm>
-                                <a:off x="0" y="0"/>
-                                <a:ext cx="1001395" cy="267335"/>
-                              </a:xfrm>
-                              <a:prstGeom prst="rect">
-                                <a:avLst/>
-                              </a:prstGeom>
-                              <a:noFill/>
-                              <a:ln>
-                                <a:noFill/>
-                              </a:ln>
-                            </wps:spPr>
-                            <wps:style>
-                              <a:lnRef idx="0">
-                                <a:srgbClr val="000000">
-                                  <a:alpha val="0"/>
-                                </a:srgbClr>
-                              </a:lnRef>
-                              <a:fillRef idx="0">
-                                <a:srgbClr val="000000">
-                                  <a:alpha val="0"/>
-                                </a:srgbClr>
-                              </a:fillRef>
-                              <a:effectRef idx="0">
-                                <a:srgbClr val="000000">
-                                  <a:alpha val="0"/>
-                                </a:srgbClr>
-                              </a:effectRef>
-                              <a:fontRef idx="none">
-                                <a:srgbClr val="000000">
-                                  <a:alpha val="0"/>
-                                </a:srgbClr>
-                              </a:fontRef>
-                            </wps:style>
-                            <wps:txbx>
-                              <w:txbxContent>
-                                <w:p>
-                                  <w:pPr>
-                                    <w:ind w:right="-105"/>
-                                    <w:rPr>
-                                      <w:rFonts w:ascii="Times New Roman" w:hAnsi="Times New Roman" w:cs="Times New Roman"/>
-                                      <w:szCs w:val="20"/>
-                                    </w:rPr>
-                                  </w:pPr>
-                                  <w:r>
-                                    <w:rPr>
-                                      <w:rFonts w:ascii="Times New Roman" w:hAnsi="Times New Roman" w:cs="Times New Roman"/>
-                                    </w:rPr>
-                                    <w:t>(</w:t>
-                                  </w:r>
-                                  <w:proofErr w:type="spellStart"/>
-                                  <w:r>
-                                    <w:rPr>
-                                      <w:rFonts w:ascii="Times New Roman" w:hAnsi="Times New Roman" w:cs="Times New Roman"/>
-                                    </w:rPr>
-                                    <w:t>Để</w:t>
-                                  </w:r>
-                                  <w:proofErr w:type="spellEnd"/>
-                                  <w:r>
-                                    <w:rPr>
-                                      <w:rFonts w:ascii="Times New Roman" w:hAnsi="Times New Roman" w:cs="Times New Roman"/>
-                                    </w:rPr>
-                                    <w:t xml:space="preserve"> b/</w:t>
-                                  </w:r>
-                                  <w:proofErr w:type="spellStart"/>
-                                  <w:r>
-                                    <w:rPr>
-                                      <w:rFonts w:ascii="Times New Roman" w:hAnsi="Times New Roman" w:cs="Times New Roman"/>
-                                    </w:rPr>
-                                    <w:t>cáo</w:t>
-                                  </w:r>
-                                  <w:proofErr w:type="spellEnd"/>
-                                  <w:r>
-                                    <w:rPr>
-                                      <w:rFonts w:ascii="Times New Roman" w:hAnsi="Times New Roman" w:cs="Times New Roman"/>
-                                    </w:rPr>
-                                    <w:t>)</w:t>
-                                  </w:r>
-                                </w:p>
-                              </w:txbxContent>
-                            </wps:txbx>
-                            <wps:bodyPr rot="0" vert="horz" wrap="square" lIns="91440" tIns="45720" rIns="91440" bIns="45720" anchor="t" anchorCtr="0" upright="1">
-                              <a:noAutofit/>
-                            </wps:bodyPr>
-                          </wps:wsp>
-                        </a:graphicData>
-                      </a:graphic>
-                    </wp:anchor>
-                  </w:drawing>
-                </mc:Choice>
-                <mc:Fallback>
-                  <w:pict>
-                    <v:shapetype w14:anchorId="42D0BBB3" id="_x0000_t202" coordsize="21600,21600" o:spt="202" path="m,l,21600r21600,l21600,xe">
-                      <v:stroke joinstyle="miter"/>
-                      <v:path gradientshapeok="t" o:connecttype="rect"/>
-                    </v:shapetype>
-                    <v:shape id="Text Box 1" o:spid="_x0000_s1026" type="#_x0000_t202" style="position:absolute;margin-left:199.1pt;margin-top:1.2pt;width:78.85pt;height:21.05pt;z-index:4;visibility:visible;mso-wrap-style:square;mso-wrap-distance-left:9pt;mso-wrap-distance-top:0;mso-wrap-distance-right:9pt;mso-wrap-distance-bottom:0;mso-position-horizontal:absolute;mso-position-horizontal-relative:text;mso-position-vertical:absolute;mso-position-vertical-relative:text;v-text-anchor:top" o:gfxdata="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" filled="f" stroked="f">
-                      <v:textbox>
-                        <w:txbxContent>
-                          <w:p>
-                            <w:pPr>
-                              <w:ind w:right="-105"/>
-                              <w:rPr>
-                                <w:rFonts w:ascii="Times New Roman" w:hAnsi="Times New Roman" w:cs="Times New Roman"/>
-                                <w:szCs w:val="20"/>
-                              </w:rPr>
-                            </w:pPr>
-                            <w:r>
-                              <w:rPr>
-                                <w:rFonts w:ascii="Times New Roman" w:hAnsi="Times New Roman" w:cs="Times New Roman"/>
-                              </w:rPr>
-                              <w:t>(</w:t>
-                            </w:r>
-                            <w:proofErr w:type="spellStart"/>
-                            <w:r>
-                              <w:rPr>
-                                <w:rFonts w:ascii="Times New Roman" w:hAnsi="Times New Roman" w:cs="Times New Roman"/>
-                              </w:rPr>
-                              <w:t>Để</w:t>
-                            </w:r>
-                            <w:proofErr w:type="spellEnd"/>
-                            <w:r>
-                              <w:rPr>
-                                <w:rFonts w:ascii="Times New Roman" w:hAnsi="Times New Roman" w:cs="Times New Roman"/>
-                              </w:rPr>
-                              <w:t xml:space="preserve"> b/</w:t>
-                            </w:r>
-                            <w:proofErr w:type="spellStart"/>
-                            <w:r>
-                              <w:rPr>
-                                <w:rFonts w:ascii="Times New Roman" w:hAnsi="Times New Roman" w:cs="Times New Roman"/>
-                              </w:rPr>
-                              <w:t>cáo</w:t>
-                            </w:r>
-                            <w:proofErr w:type="spellEnd"/>
-                            <w:r>
-                              <w:rPr>
-                                <w:rFonts w:ascii="Times New Roman" w:hAnsi="Times New Roman" w:cs="Times New Roman"/>
-                              </w:rPr>
-                              <w:t>)</w:t>
-                            </w:r>
-                          </w:p>
-                        </w:txbxContent>
-                      </v:textbox>
-                    </v:shape>
-                  </w:pict>
-                </mc:Fallback>
-              </mc:AlternateContent>
-            </w:r>
-            <w:r>
-              <w:rPr>
-                <w:rFonts w:ascii="Times New Roman" w:hAnsi="Times New Roman" w:cs="Times New Roman"/>
-              </w:rPr>
-              <w:t>- Đ/c Dương Đức Tuấn PCT UBND TP;</w:t>
+              <w:t xml:space="preserve">- VP Thành uỷ, UBND TP (để b/cáo);</w:t>
             </w:r>
           </w:p>
           <w:p>
             <w:pPr>
-              <w:spacing w:after="0" w:line="264" w:lineRule="auto"/>
+              <w:spacing w:before="0" w:after="0" w:line="240" w:lineRule="auto"/>
               <w:rPr>
                 <w:rFonts w:ascii="Times New Roman" w:hAnsi="Times New Roman" w:cs="Times New Roman"/>
-                <w:lang w:val="vi-VN"/>
+                <w:sz w:val="22"/>
+                <w:szCs w:val="22"/>
               </w:rPr>
             </w:pPr>
             <w:r>
               <w:rPr>
                 <w:rFonts w:ascii="Times New Roman" w:hAnsi="Times New Roman" w:cs="Times New Roman"/>
+                <w:sz w:val="22"/>
+                <w:szCs w:val="22"/>
               </w:rPr>
-              <w:t>- Đ/c Trương</w:t>
-            </w:r>
-            <w:r>
-              <w:rPr>
-                <w:rFonts w:ascii="Times New Roman" w:hAnsi="Times New Roman" w:cs="Times New Roman"/>
-                <w:lang w:val="vi-VN"/>
-              </w:rPr>
-              <w:t xml:space="preserve"> Việt Dũng </w:t>
-            </w:r>
-            <w:r>
-              <w:rPr>
-                <w:rFonts w:ascii="Times New Roman" w:hAnsi="Times New Roman" w:cs="Times New Roman"/>
-              </w:rPr>
-              <w:t>PCT UBND TP;</w:t>
+              <w:t xml:space="preserve">- Đ/c Dương Đức Tuấn - PCT UBND TP (để b/cáo);</w:t>
             </w:r>
           </w:p>
           <w:p>
             <w:pPr>
-              <w:spacing w:after="0" w:line="264" w:lineRule="auto"/>
+              <w:spacing w:before="0" w:after="0" w:line="240" w:lineRule="auto"/>
               <w:rPr>
                 <w:rFonts w:ascii="Times New Roman" w:hAnsi="Times New Roman" w:cs="Times New Roman"/>
+                <w:sz w:val="22"/>
+                <w:szCs w:val="22"/>
               </w:rPr>
             </w:pPr>
             <w:r>
               <w:rPr>
                 <w:rFonts w:ascii="Times New Roman" w:hAnsi="Times New Roman" w:cs="Times New Roman"/>
+                <w:sz w:val="22"/>
+                <w:szCs w:val="22"/>
               </w:rPr>
-              <w:t xml:space="preserve">- Ban </w:t>
-            </w:r>
-            <w:proofErr w:type="spellStart"/>
-            <w:r>
-              <w:rPr>
-                <w:rFonts w:ascii="Times New Roman" w:hAnsi="Times New Roman" w:cs="Times New Roman"/>
-              </w:rPr>
-              <w:t>chỉ</w:t>
-            </w:r>
-            <w:proofErr w:type="spellEnd"/>
-            <w:r>
-              <w:rPr>
-                <w:rFonts w:ascii="Times New Roman" w:hAnsi="Times New Roman" w:cs="Times New Roman"/>
-              </w:rPr>
-              <w:t xml:space="preserve"> </w:t>
-            </w:r>
-            <w:proofErr w:type="spellStart"/>
-            <w:r>
-              <w:rPr>
-                <w:rFonts w:ascii="Times New Roman" w:hAnsi="Times New Roman" w:cs="Times New Roman"/>
-              </w:rPr>
-              <w:t>huy</w:t>
-            </w:r>
-            <w:proofErr w:type="spellEnd"/>
-            <w:r>
-              <w:rPr>
-                <w:rFonts w:ascii="Times New Roman" w:hAnsi="Times New Roman" w:cs="Times New Roman"/>
-              </w:rPr>
-              <w:t xml:space="preserve"> </w:t>
-            </w:r>
-            <w:r>
-              <w:rPr>
-                <w:rFonts w:ascii="Times New Roman" w:hAnsi="Times New Roman" w:cs="Times New Roman"/>
-              </w:rPr>
-              <w:t>PTDS</w:t>
-            </w:r>
-            <w:r>
-              <w:rPr>
-                <w:rFonts w:ascii="Times New Roman" w:hAnsi="Times New Roman" w:cs="Times New Roman"/>
-              </w:rPr>
-              <w:t xml:space="preserve"> Thành </w:t>
-            </w:r>
-            <w:proofErr w:type="spellStart"/>
-            <w:r>
-              <w:rPr>
-                <w:rFonts w:ascii="Times New Roman" w:hAnsi="Times New Roman" w:cs="Times New Roman"/>
-              </w:rPr>
-              <w:t>phố</w:t>
-            </w:r>
-            <w:proofErr w:type="spellEnd"/>
-            <w:r>
-              <w:rPr>
-                <w:rFonts w:ascii="Times New Roman" w:hAnsi="Times New Roman" w:cs="Times New Roman"/>
-              </w:rPr>
-              <w:t>;</w:t>
+              <w:t xml:space="preserve">- Đ/c Trương Việt Dũng - PCT UBND TP;</w:t>
             </w:r>
           </w:p>
           <w:p>
             <w:pPr>
-              <w:spacing w:after="0" w:line="264" w:lineRule="auto"/>
+              <w:spacing w:before="0" w:after="0" w:line="240" w:lineRule="auto"/>
               <w:rPr>
                 <w:rFonts w:ascii="Times New Roman" w:hAnsi="Times New Roman" w:cs="Times New Roman"/>
+                <w:sz w:val="22"/>
+                <w:szCs w:val="22"/>
               </w:rPr>
             </w:pPr>
             <w:r>
               <w:rPr>
                 <w:rFonts w:ascii="Times New Roman" w:hAnsi="Times New Roman" w:cs="Times New Roman"/>
+                <w:sz w:val="22"/>
+                <w:szCs w:val="22"/>
               </w:rPr>
-              <w:t xml:space="preserve">- </w:t>
-            </w:r>
-            <w:proofErr w:type="spellStart"/>
-            <w:r>
-              <w:rPr>
-                <w:rFonts w:ascii="Times New Roman" w:hAnsi="Times New Roman" w:cs="Times New Roman"/>
-              </w:rPr>
-              <w:t>Sở</w:t>
-            </w:r>
-            <w:proofErr w:type="spellEnd"/>
-            <w:r>
-              <w:rPr>
-                <w:rFonts w:ascii="Times New Roman" w:hAnsi="Times New Roman" w:cs="Times New Roman"/>
-              </w:rPr>
-              <w:t xml:space="preserve"> </w:t>
-            </w:r>
-            <w:proofErr w:type="spellStart"/>
-            <w:r>
-              <w:rPr>
-                <w:rFonts w:ascii="Times New Roman" w:hAnsi="Times New Roman" w:cs="Times New Roman"/>
-              </w:rPr>
-              <w:t>Xây</w:t>
-            </w:r>
-            <w:proofErr w:type="spellEnd"/>
-            <w:r>
-              <w:rPr>
-                <w:rFonts w:ascii="Times New Roman" w:hAnsi="Times New Roman" w:cs="Times New Roman"/>
-              </w:rPr>
-              <w:t xml:space="preserve"> </w:t>
-            </w:r>
-            <w:proofErr w:type="spellStart"/>
-            <w:r>
-              <w:rPr>
-                <w:rFonts w:ascii="Times New Roman" w:hAnsi="Times New Roman" w:cs="Times New Roman"/>
-              </w:rPr>
-              <w:t>dựng</w:t>
-            </w:r>
-            <w:proofErr w:type="spellEnd"/>
-            <w:r>
-              <w:rPr>
-                <w:rFonts w:ascii="Times New Roman" w:hAnsi="Times New Roman" w:cs="Times New Roman"/>
-              </w:rPr>
-              <w:t>;</w:t>
+              <w:t xml:space="preserve">- Ban chỉ huy PTDS Thành phố;</w:t>
             </w:r>
           </w:p>
           <w:p>
             <w:pPr>
-              <w:spacing w:after="0" w:line="264" w:lineRule="auto"/>
+              <w:spacing w:before="0" w:after="0" w:line="240" w:lineRule="auto"/>
               <w:rPr>
                 <w:rFonts w:ascii="Times New Roman" w:hAnsi="Times New Roman" w:cs="Times New Roman"/>
+                <w:sz w:val="22"/>
+                <w:szCs w:val="22"/>
               </w:rPr>
             </w:pPr>
             <w:r>
               <w:rPr>
                 <w:rFonts w:ascii="Times New Roman" w:hAnsi="Times New Roman" w:cs="Times New Roman"/>
+                <w:sz w:val="22"/>
+                <w:szCs w:val="22"/>
               </w:rPr>
-              <w:t xml:space="preserve">- Trung </w:t>
-            </w:r>
-            <w:proofErr w:type="spellStart"/>
-            <w:r>
-              <w:rPr>
-                <w:rFonts w:ascii="Times New Roman" w:hAnsi="Times New Roman" w:cs="Times New Roman"/>
-              </w:rPr>
-              <w:t>tâm</w:t>
-            </w:r>
-            <w:proofErr w:type="spellEnd"/>
-            <w:r>
-              <w:rPr>
-                <w:rFonts w:ascii="Times New Roman" w:hAnsi="Times New Roman" w:cs="Times New Roman"/>
-              </w:rPr>
-              <w:t xml:space="preserve"> QLHTKT Thành </w:t>
-            </w:r>
-            <w:proofErr w:type="spellStart"/>
-            <w:r>
-              <w:rPr>
-                <w:rFonts w:ascii="Times New Roman" w:hAnsi="Times New Roman" w:cs="Times New Roman"/>
-              </w:rPr>
-              <w:t>phố</w:t>
-            </w:r>
-            <w:proofErr w:type="spellEnd"/>
-            <w:r>
-              <w:rPr>
-                <w:rFonts w:ascii="Times New Roman" w:hAnsi="Times New Roman" w:cs="Times New Roman"/>
-              </w:rPr>
-              <w:t>; (</w:t>
-            </w:r>
-            <w:proofErr w:type="spellStart"/>
-            <w:r>
-              <w:rPr>
-                <w:rFonts w:ascii="Times New Roman" w:hAnsi="Times New Roman" w:cs="Times New Roman"/>
-              </w:rPr>
-              <w:t>để</w:t>
-            </w:r>
-            <w:proofErr w:type="spellEnd"/>
-            <w:r>
-              <w:rPr>
-                <w:rFonts w:ascii="Times New Roman" w:hAnsi="Times New Roman" w:cs="Times New Roman"/>
-              </w:rPr>
-              <w:t xml:space="preserve"> </w:t>
-            </w:r>
-            <w:proofErr w:type="spellStart"/>
-            <w:r>
-              <w:rPr>
-                <w:rFonts w:ascii="Times New Roman" w:hAnsi="Times New Roman" w:cs="Times New Roman"/>
-              </w:rPr>
-              <w:t>phối</w:t>
-            </w:r>
-            <w:proofErr w:type="spellEnd"/>
-            <w:r>
-              <w:rPr>
-                <w:rFonts w:ascii="Times New Roman" w:hAnsi="Times New Roman" w:cs="Times New Roman"/>
-              </w:rPr>
-              <w:t xml:space="preserve"> </w:t>
-            </w:r>
-            <w:proofErr w:type="spellStart"/>
-            <w:r>
-              <w:rPr>
-                <w:rFonts w:ascii="Times New Roman" w:hAnsi="Times New Roman" w:cs="Times New Roman"/>
-              </w:rPr>
-              <w:t>hợp</w:t>
-            </w:r>
-            <w:proofErr w:type="spellEnd"/>
-            <w:r>
-              <w:rPr>
-                <w:rFonts w:ascii="Times New Roman" w:hAnsi="Times New Roman" w:cs="Times New Roman"/>
-              </w:rPr>
-              <w:t>)</w:t>
+              <w:t xml:space="preserve">- Sở Xây dựng;</w:t>
             </w:r>
           </w:p>
           <w:p>
             <w:pPr>
-              <w:spacing w:after="0" w:line="264" w:lineRule="auto"/>
+              <w:spacing w:before="0" w:after="0" w:line="240" w:lineRule="auto"/>
               <w:rPr>
                 <w:rFonts w:ascii="Times New Roman" w:hAnsi="Times New Roman" w:cs="Times New Roman"/>
+                <w:sz w:val="22"/>
+                <w:szCs w:val="22"/>
               </w:rPr>
             </w:pPr>
             <w:r>
               <w:rPr>
                 <w:rFonts w:ascii="Times New Roman" w:hAnsi="Times New Roman" w:cs="Times New Roman"/>
+                <w:sz w:val="22"/>
+                <w:szCs w:val="22"/>
               </w:rPr>
-              <w:t xml:space="preserve">- Ban </w:t>
-            </w:r>
-            <w:proofErr w:type="spellStart"/>
-            <w:r>
-              <w:rPr>
-                <w:rFonts w:ascii="Times New Roman" w:hAnsi="Times New Roman" w:cs="Times New Roman"/>
-              </w:rPr>
-              <w:t>Lãnh</w:t>
-            </w:r>
-            <w:proofErr w:type="spellEnd"/>
-            <w:r>
-              <w:rPr>
-                <w:rFonts w:ascii="Times New Roman" w:hAnsi="Times New Roman" w:cs="Times New Roman"/>
-              </w:rPr>
-              <w:t xml:space="preserve"> </w:t>
-            </w:r>
-            <w:proofErr w:type="spellStart"/>
-            <w:r>
-              <w:rPr>
-                <w:rFonts w:ascii="Times New Roman" w:hAnsi="Times New Roman" w:cs="Times New Roman"/>
-              </w:rPr>
-              <w:t>đạo</w:t>
-            </w:r>
-            <w:proofErr w:type="spellEnd"/>
-            <w:r>
-              <w:rPr>
-                <w:rFonts w:ascii="Times New Roman" w:hAnsi="Times New Roman" w:cs="Times New Roman"/>
-              </w:rPr>
-              <w:t xml:space="preserve"> Công ty;</w:t>
+              <w:t xml:space="preserve">- Trung tâm QLHTKT Thành phố (để phối hợp);</w:t>
             </w:r>
           </w:p>
           <w:p>
             <w:pPr>
-              <w:spacing w:after="0" w:line="264" w:lineRule="auto"/>
+              <w:spacing w:before="0" w:after="0" w:line="240" w:lineRule="auto"/>
               <w:rPr>
                 <w:rFonts w:ascii="Times New Roman" w:hAnsi="Times New Roman" w:cs="Times New Roman"/>
+                <w:sz w:val="22"/>
+                <w:szCs w:val="22"/>
               </w:rPr>
             </w:pPr>
             <w:r>
               <w:rPr>
                 <w:rFonts w:ascii="Times New Roman" w:hAnsi="Times New Roman" w:cs="Times New Roman"/>
+                <w:sz w:val="22"/>
+                <w:szCs w:val="22"/>
               </w:rPr>
-              <w:t>- Lưu: VT, TTGS.</w:t>
+              <w:t xml:space="preserve">- Ban Lãnh đạo Công ty;</w:t>
+            </w:r>
+          </w:p>
+          <w:p>
+            <w:pPr>
+              <w:spacing w:before="0" w:after="0" w:line="240" w:lineRule="auto"/>
+              <w:rPr>
+                <w:rFonts w:ascii="Times New Roman" w:hAnsi="Times New Roman" w:cs="Times New Roman"/>
+                <w:sz w:val="22"/>
+                <w:szCs w:val="22"/>
+              </w:rPr>
+            </w:pPr>
+            <w:r>
+              <w:rPr>
+                <w:rFonts w:ascii="Times New Roman" w:hAnsi="Times New Roman" w:cs="Times New Roman"/>
+                <w:sz w:val="22"/>
+                <w:szCs w:val="22"/>
+              </w:rPr>
+              <w:t xml:space="preserve">- Lưu: VT, TTGS.</w:t>
             </w:r>
           </w:p>
         </w:tc>

--- a/ai_tnhn/ai-api-tnhn/doc/Bao cao mua ngay {dd}-{mm}-{yyyy} thoi diem {hh}.docx
+++ b/ai_tnhn/ai-api-tnhn/doc/Bao cao mua ngay {dd}-{mm}-{yyyy} thoi diem {hh}.docx
@@ -112,13 +112,23 @@
                 <w:szCs w:val="26"/>
               </w:rPr>
             </w:pPr>
+            <w:proofErr w:type="spellStart"/>
             <w:r>
               <w:rPr>
                 <w:rFonts w:ascii="Times New Roman" w:hAnsi="Times New Roman" w:cs="Times New Roman"/>
                 <w:sz w:val="26"/>
                 <w:szCs w:val="26"/>
               </w:rPr>
-              <w:t>Số:               /BC-TNHN</w:t>
+              <w:t>Số</w:t>
+            </w:r>
+            <w:proofErr w:type="spellEnd"/>
+            <w:r>
+              <w:rPr>
+                <w:rFonts w:ascii="Times New Roman" w:hAnsi="Times New Roman" w:cs="Times New Roman"/>
+                <w:sz w:val="26"/>
+                <w:szCs w:val="26"/>
+              </w:rPr>
+              <w:t>:               /BC-TNHN</w:t>
             </w:r>
           </w:p>
         </w:tc>
@@ -157,6 +167,7 @@
                 <w:szCs w:val="26"/>
               </w:rPr>
             </w:pPr>
+            <w:proofErr w:type="spellStart"/>
             <w:r>
               <w:rPr>
                 <w:rFonts w:ascii="Times New Roman" w:hAnsi="Times New Roman" w:cs="Times New Roman"/>
@@ -164,8 +175,89 @@
                 <w:sz w:val="26"/>
                 <w:szCs w:val="26"/>
               </w:rPr>
-              <w:t>Độc lập - Tự do - Hạnh phúc</w:t>
+              <w:t>Độc</w:t>
             </w:r>
+            <w:proofErr w:type="spellEnd"/>
+            <w:r>
+              <w:rPr>
+                <w:rFonts w:ascii="Times New Roman" w:hAnsi="Times New Roman" w:cs="Times New Roman"/>
+                <w:b/>
+                <w:sz w:val="26"/>
+                <w:szCs w:val="26"/>
+              </w:rPr>
+              <w:t xml:space="preserve"> </w:t>
+            </w:r>
+            <w:proofErr w:type="spellStart"/>
+            <w:r>
+              <w:rPr>
+                <w:rFonts w:ascii="Times New Roman" w:hAnsi="Times New Roman" w:cs="Times New Roman"/>
+                <w:b/>
+                <w:sz w:val="26"/>
+                <w:szCs w:val="26"/>
+              </w:rPr>
+              <w:t>lập</w:t>
+            </w:r>
+            <w:proofErr w:type="spellEnd"/>
+            <w:r>
+              <w:rPr>
+                <w:rFonts w:ascii="Times New Roman" w:hAnsi="Times New Roman" w:cs="Times New Roman"/>
+                <w:b/>
+                <w:sz w:val="26"/>
+                <w:szCs w:val="26"/>
+              </w:rPr>
+              <w:t xml:space="preserve"> - </w:t>
+            </w:r>
+            <w:proofErr w:type="spellStart"/>
+            <w:r>
+              <w:rPr>
+                <w:rFonts w:ascii="Times New Roman" w:hAnsi="Times New Roman" w:cs="Times New Roman"/>
+                <w:b/>
+                <w:sz w:val="26"/>
+                <w:szCs w:val="26"/>
+              </w:rPr>
+              <w:t>Tự</w:t>
+            </w:r>
+            <w:proofErr w:type="spellEnd"/>
+            <w:r>
+              <w:rPr>
+                <w:rFonts w:ascii="Times New Roman" w:hAnsi="Times New Roman" w:cs="Times New Roman"/>
+                <w:b/>
+                <w:sz w:val="26"/>
+                <w:szCs w:val="26"/>
+              </w:rPr>
+              <w:t xml:space="preserve"> do - </w:t>
+            </w:r>
+            <w:proofErr w:type="spellStart"/>
+            <w:r>
+              <w:rPr>
+                <w:rFonts w:ascii="Times New Roman" w:hAnsi="Times New Roman" w:cs="Times New Roman"/>
+                <w:b/>
+                <w:sz w:val="26"/>
+                <w:szCs w:val="26"/>
+              </w:rPr>
+              <w:t>Hạnh</w:t>
+            </w:r>
+            <w:proofErr w:type="spellEnd"/>
+            <w:r>
+              <w:rPr>
+                <w:rFonts w:ascii="Times New Roman" w:hAnsi="Times New Roman" w:cs="Times New Roman"/>
+                <w:b/>
+                <w:sz w:val="26"/>
+                <w:szCs w:val="26"/>
+              </w:rPr>
+              <w:t xml:space="preserve"> </w:t>
+            </w:r>
+            <w:proofErr w:type="spellStart"/>
+            <w:r>
+              <w:rPr>
+                <w:rFonts w:ascii="Times New Roman" w:hAnsi="Times New Roman" w:cs="Times New Roman"/>
+                <w:b/>
+                <w:sz w:val="26"/>
+                <w:szCs w:val="26"/>
+              </w:rPr>
+              <w:t>phúc</w:t>
+            </w:r>
+            <w:proofErr w:type="spellEnd"/>
           </w:p>
           <w:p>
             <w:pPr>
@@ -206,7 +298,107 @@
                 <w:sz w:val="26"/>
                 <w:szCs w:val="26"/>
               </w:rPr>
-              <w:t>Hà Nội, ngày {dd} tháng {mm} năm {yyyy}</w:t>
+              <w:t xml:space="preserve">Hà </w:t>
+            </w:r>
+            <w:proofErr w:type="spellStart"/>
+            <w:r>
+              <w:rPr>
+                <w:rFonts w:ascii="Times New Roman" w:hAnsi="Times New Roman" w:cs="Times New Roman"/>
+                <w:i/>
+                <w:sz w:val="26"/>
+                <w:szCs w:val="26"/>
+              </w:rPr>
+              <w:t>Nội</w:t>
+            </w:r>
+            <w:proofErr w:type="spellEnd"/>
+            <w:r>
+              <w:rPr>
+                <w:rFonts w:ascii="Times New Roman" w:hAnsi="Times New Roman" w:cs="Times New Roman"/>
+                <w:i/>
+                <w:sz w:val="26"/>
+                <w:szCs w:val="26"/>
+              </w:rPr>
+              <w:t xml:space="preserve">, </w:t>
+            </w:r>
+            <w:proofErr w:type="spellStart"/>
+            <w:r>
+              <w:rPr>
+                <w:rFonts w:ascii="Times New Roman" w:hAnsi="Times New Roman" w:cs="Times New Roman"/>
+                <w:i/>
+                <w:sz w:val="26"/>
+                <w:szCs w:val="26"/>
+              </w:rPr>
+              <w:t>ngày</w:t>
+            </w:r>
+            <w:proofErr w:type="spellEnd"/>
+            <w:r>
+              <w:rPr>
+                <w:rFonts w:ascii="Times New Roman" w:hAnsi="Times New Roman" w:cs="Times New Roman"/>
+                <w:i/>
+                <w:sz w:val="26"/>
+                <w:szCs w:val="26"/>
+              </w:rPr>
+              <w:t xml:space="preserve"> {dd} </w:t>
+            </w:r>
+            <w:proofErr w:type="spellStart"/>
+            <w:r>
+              <w:rPr>
+                <w:rFonts w:ascii="Times New Roman" w:hAnsi="Times New Roman" w:cs="Times New Roman"/>
+                <w:i/>
+                <w:sz w:val="26"/>
+                <w:szCs w:val="26"/>
+              </w:rPr>
+              <w:t>tháng</w:t>
+            </w:r>
+            <w:proofErr w:type="spellEnd"/>
+            <w:r>
+              <w:rPr>
+                <w:rFonts w:ascii="Times New Roman" w:hAnsi="Times New Roman" w:cs="Times New Roman"/>
+                <w:i/>
+                <w:sz w:val="26"/>
+                <w:szCs w:val="26"/>
+              </w:rPr>
+              <w:t xml:space="preserve"> {mm} </w:t>
+            </w:r>
+            <w:proofErr w:type="spellStart"/>
+            <w:r>
+              <w:rPr>
+                <w:rFonts w:ascii="Times New Roman" w:hAnsi="Times New Roman" w:cs="Times New Roman"/>
+                <w:i/>
+                <w:sz w:val="26"/>
+                <w:szCs w:val="26"/>
+              </w:rPr>
+              <w:t>năm</w:t>
+            </w:r>
+            <w:proofErr w:type="spellEnd"/>
+            <w:r>
+              <w:rPr>
+                <w:rFonts w:ascii="Times New Roman" w:hAnsi="Times New Roman" w:cs="Times New Roman"/>
+                <w:i/>
+                <w:sz w:val="26"/>
+                <w:szCs w:val="26"/>
+              </w:rPr>
+              <w:t xml:space="preserve"> {</w:t>
+            </w:r>
+            <w:proofErr w:type="spellStart"/>
+            <w:r>
+              <w:rPr>
+                <w:rFonts w:ascii="Times New Roman" w:hAnsi="Times New Roman" w:cs="Times New Roman"/>
+                <w:i/>
+                <w:sz w:val="26"/>
+                <w:szCs w:val="26"/>
+              </w:rPr>
+              <w:t>yyyy</w:t>
+            </w:r>
+            <w:proofErr w:type="spellEnd"/>
+            <w:r>
+              <w:rPr>
+                <w:rFonts w:ascii="Times New Roman" w:hAnsi="Times New Roman" w:cs="Times New Roman"/>
+                <w:i/>
+                <w:sz w:val="26"/>
+                <w:szCs w:val="26"/>
+              </w:rPr>
+              <w:t>}</w:t>
             </w:r>
           </w:p>
         </w:tc>
@@ -249,8 +441,196 @@
           <w:sz w:val="26"/>
           <w:szCs w:val="26"/>
         </w:rPr>
-        <w:t>V/v Báo cáo tình hình thoát nước do ảnh hưởng của mưa</w:t>
-      </w:r>
+        <w:t xml:space="preserve">V/v Báo </w:t>
+      </w:r>
+      <w:proofErr w:type="spellStart"/>
+      <w:r>
+        <w:rPr>
+          <w:rFonts w:ascii="Times New Roman" w:hAnsi="Times New Roman"/>
+          <w:b w:val="0"/>
+          <w:color w:val="000000" w:themeColor="text1"/>
+          <w:sz w:val="26"/>
+          <w:szCs w:val="26"/>
+        </w:rPr>
+        <w:t>cáo</w:t>
+      </w:r>
+      <w:proofErr w:type="spellEnd"/>
+      <w:r>
+        <w:rPr>
+          <w:rFonts w:ascii="Times New Roman" w:hAnsi="Times New Roman"/>
+          <w:b w:val="0"/>
+          <w:color w:val="000000" w:themeColor="text1"/>
+          <w:sz w:val="26"/>
+          <w:szCs w:val="26"/>
+        </w:rPr>
+        <w:t xml:space="preserve"> </w:t>
+      </w:r>
+      <w:proofErr w:type="spellStart"/>
+      <w:r>
+        <w:rPr>
+          <w:rFonts w:ascii="Times New Roman" w:hAnsi="Times New Roman"/>
+          <w:b w:val="0"/>
+          <w:color w:val="000000" w:themeColor="text1"/>
+          <w:sz w:val="26"/>
+          <w:szCs w:val="26"/>
+        </w:rPr>
+        <w:t>tình</w:t>
+      </w:r>
+      <w:proofErr w:type="spellEnd"/>
+      <w:r>
+        <w:rPr>
+          <w:rFonts w:ascii="Times New Roman" w:hAnsi="Times New Roman"/>
+          <w:b w:val="0"/>
+          <w:color w:val="000000" w:themeColor="text1"/>
+          <w:sz w:val="26"/>
+          <w:szCs w:val="26"/>
+        </w:rPr>
+        <w:t xml:space="preserve"> </w:t>
+      </w:r>
+      <w:proofErr w:type="spellStart"/>
+      <w:r>
+        <w:rPr>
+          <w:rFonts w:ascii="Times New Roman" w:hAnsi="Times New Roman"/>
+          <w:b w:val="0"/>
+          <w:color w:val="000000" w:themeColor="text1"/>
+          <w:sz w:val="26"/>
+          <w:szCs w:val="26"/>
+        </w:rPr>
+        <w:t>hình</w:t>
+      </w:r>
+      <w:proofErr w:type="spellEnd"/>
+      <w:r>
+        <w:rPr>
+          <w:rFonts w:ascii="Times New Roman" w:hAnsi="Times New Roman"/>
+          <w:b w:val="0"/>
+          <w:color w:val="000000" w:themeColor="text1"/>
+          <w:sz w:val="26"/>
+          <w:szCs w:val="26"/>
+        </w:rPr>
+        <w:t xml:space="preserve"> </w:t>
+      </w:r>
+      <w:proofErr w:type="spellStart"/>
+      <w:r>
+        <w:rPr>
+          <w:rFonts w:ascii="Times New Roman" w:hAnsi="Times New Roman"/>
+          <w:b w:val="0"/>
+          <w:color w:val="000000" w:themeColor="text1"/>
+          <w:sz w:val="26"/>
+          <w:szCs w:val="26"/>
+        </w:rPr>
+        <w:t>thoát</w:t>
+      </w:r>
+      <w:proofErr w:type="spellEnd"/>
+      <w:r>
+        <w:rPr>
+          <w:rFonts w:ascii="Times New Roman" w:hAnsi="Times New Roman"/>
+          <w:b w:val="0"/>
+          <w:color w:val="000000" w:themeColor="text1"/>
+          <w:sz w:val="26"/>
+          <w:szCs w:val="26"/>
+        </w:rPr>
+        <w:t xml:space="preserve"> </w:t>
+      </w:r>
+      <w:proofErr w:type="spellStart"/>
+      <w:r>
+        <w:rPr>
+          <w:rFonts w:ascii="Times New Roman" w:hAnsi="Times New Roman"/>
+          <w:b w:val="0"/>
+          <w:color w:val="000000" w:themeColor="text1"/>
+          <w:sz w:val="26"/>
+          <w:szCs w:val="26"/>
+        </w:rPr>
+        <w:t>nước</w:t>
+      </w:r>
+      <w:proofErr w:type="spellEnd"/>
+      <w:r>
+        <w:rPr>
+          <w:rFonts w:ascii="Times New Roman" w:hAnsi="Times New Roman"/>
+          <w:b w:val="0"/>
+          <w:color w:val="000000" w:themeColor="text1"/>
+          <w:sz w:val="26"/>
+          <w:szCs w:val="26"/>
+        </w:rPr>
+        <w:t xml:space="preserve"> do </w:t>
+      </w:r>
+      <w:proofErr w:type="spellStart"/>
+      <w:r>
+        <w:rPr>
+          <w:rFonts w:ascii="Times New Roman" w:hAnsi="Times New Roman"/>
+          <w:b w:val="0"/>
+          <w:color w:val="000000" w:themeColor="text1"/>
+          <w:sz w:val="26"/>
+          <w:szCs w:val="26"/>
+        </w:rPr>
+        <w:t>ảnh</w:t>
+      </w:r>
+      <w:proofErr w:type="spellEnd"/>
+      <w:r>
+        <w:rPr>
+          <w:rFonts w:ascii="Times New Roman" w:hAnsi="Times New Roman"/>
+          <w:b w:val="0"/>
+          <w:color w:val="000000" w:themeColor="text1"/>
+          <w:sz w:val="26"/>
+          <w:szCs w:val="26"/>
+        </w:rPr>
+        <w:t xml:space="preserve"> </w:t>
+      </w:r>
+      <w:proofErr w:type="spellStart"/>
+      <w:r>
+        <w:rPr>
+          <w:rFonts w:ascii="Times New Roman" w:hAnsi="Times New Roman"/>
+          <w:b w:val="0"/>
+          <w:color w:val="000000" w:themeColor="text1"/>
+          <w:sz w:val="26"/>
+          <w:szCs w:val="26"/>
+        </w:rPr>
+        <w:t>hưởng</w:t>
+      </w:r>
+      <w:proofErr w:type="spellEnd"/>
+      <w:r>
+        <w:rPr>
+          <w:rFonts w:ascii="Times New Roman" w:hAnsi="Times New Roman"/>
+          <w:b w:val="0"/>
+          <w:color w:val="000000" w:themeColor="text1"/>
+          <w:sz w:val="26"/>
+          <w:szCs w:val="26"/>
+        </w:rPr>
+        <w:t xml:space="preserve"> </w:t>
+      </w:r>
+      <w:proofErr w:type="spellStart"/>
+      <w:r>
+        <w:rPr>
+          <w:rFonts w:ascii="Times New Roman" w:hAnsi="Times New Roman"/>
+          <w:b w:val="0"/>
+          <w:color w:val="000000" w:themeColor="text1"/>
+          <w:sz w:val="26"/>
+          <w:szCs w:val="26"/>
+        </w:rPr>
+        <w:t>của</w:t>
+      </w:r>
+      <w:proofErr w:type="spellEnd"/>
+      <w:r>
+        <w:rPr>
+          <w:rFonts w:ascii="Times New Roman" w:hAnsi="Times New Roman"/>
+          <w:b w:val="0"/>
+          <w:color w:val="000000" w:themeColor="text1"/>
+          <w:sz w:val="26"/>
+          <w:szCs w:val="26"/>
+        </w:rPr>
+        <w:t xml:space="preserve"> </w:t>
+      </w:r>
+      <w:proofErr w:type="spellStart"/>
+      <w:r>
+        <w:rPr>
+          <w:rFonts w:ascii="Times New Roman" w:hAnsi="Times New Roman"/>
+          <w:b w:val="0"/>
+          <w:color w:val="000000" w:themeColor="text1"/>
+          <w:sz w:val="26"/>
+          <w:szCs w:val="26"/>
+        </w:rPr>
+        <w:t>mưa</w:t>
+      </w:r>
+      <w:proofErr w:type="spellEnd"/>
       <w:r>
         <w:rPr>
           <w:rFonts w:ascii="Times New Roman" w:hAnsi="Times New Roman"/>
@@ -273,29 +653,93 @@
           <w:szCs w:val="26"/>
         </w:rPr>
       </w:pPr>
-      <w:r>
-        <w:rPr>
-          <w:rFonts w:ascii="Times New Roman" w:hAnsi="Times New Roman" w:cs="Times New Roman"/>
-          <w:sz w:val="26"/>
-          <w:szCs w:val="26"/>
-        </w:rPr>
-        <w:t xml:space="preserve">Thời điểm </w:t>
-      </w:r>
-      <w:r>
-        <w:rPr>
-          <w:rFonts w:ascii="Times New Roman" w:hAnsi="Times New Roman" w:cs="Times New Roman"/>
-          <w:sz w:val="26"/>
-          <w:szCs w:val="26"/>
-        </w:rPr>
-        <w:t>{hh}</w:t>
-      </w:r>
-      <w:r>
-        <w:rPr>
-          <w:rFonts w:ascii="Times New Roman" w:hAnsi="Times New Roman" w:cs="Times New Roman"/>
-          <w:sz w:val="26"/>
-          <w:szCs w:val="26"/>
-        </w:rPr>
-        <w:t xml:space="preserve"> ngày </w:t>
+      <w:proofErr w:type="spellStart"/>
+      <w:r>
+        <w:rPr>
+          <w:rFonts w:ascii="Times New Roman" w:hAnsi="Times New Roman" w:cs="Times New Roman"/>
+          <w:sz w:val="26"/>
+          <w:szCs w:val="26"/>
+        </w:rPr>
+        <w:t>Thời</w:t>
+      </w:r>
+      <w:proofErr w:type="spellEnd"/>
+      <w:r>
+        <w:rPr>
+          <w:rFonts w:ascii="Times New Roman" w:hAnsi="Times New Roman" w:cs="Times New Roman"/>
+          <w:sz w:val="26"/>
+          <w:szCs w:val="26"/>
+        </w:rPr>
+        <w:t xml:space="preserve"> </w:t>
+      </w:r>
+      <w:proofErr w:type="spellStart"/>
+      <w:r>
+        <w:rPr>
+          <w:rFonts w:ascii="Times New Roman" w:hAnsi="Times New Roman" w:cs="Times New Roman"/>
+          <w:sz w:val="26"/>
+          <w:szCs w:val="26"/>
+        </w:rPr>
+        <w:t>điểm</w:t>
+      </w:r>
+      <w:proofErr w:type="spellEnd"/>
+      <w:r>
+        <w:rPr>
+          <w:rFonts w:ascii="Times New Roman" w:hAnsi="Times New Roman" w:cs="Times New Roman"/>
+          <w:sz w:val="26"/>
+          <w:szCs w:val="26"/>
+        </w:rPr>
+        <w:t xml:space="preserve"> </w:t>
+      </w:r>
+      <w:r>
+        <w:rPr>
+          <w:rFonts w:ascii="Times New Roman" w:hAnsi="Times New Roman" w:cs="Times New Roman"/>
+          <w:sz w:val="26"/>
+          <w:szCs w:val="26"/>
+        </w:rPr>
+        <w:t>{</w:t>
+      </w:r>
+      <w:proofErr w:type="spellStart"/>
+      <w:r>
+        <w:rPr>
+          <w:rFonts w:ascii="Times New Roman" w:hAnsi="Times New Roman" w:cs="Times New Roman"/>
+          <w:sz w:val="26"/>
+          <w:szCs w:val="26"/>
+        </w:rPr>
+        <w:t>hh</w:t>
+      </w:r>
+      <w:proofErr w:type="spellEnd"/>
+      <w:r>
+        <w:rPr>
+          <w:rFonts w:ascii="Times New Roman" w:hAnsi="Times New Roman" w:cs="Times New Roman"/>
+          <w:sz w:val="26"/>
+          <w:szCs w:val="26"/>
+        </w:rPr>
+        <w:t>}</w:t>
+      </w:r>
+      <w:r>
+        <w:rPr>
+          <w:rFonts w:ascii="Times New Roman" w:hAnsi="Times New Roman" w:cs="Times New Roman"/>
+          <w:sz w:val="26"/>
+          <w:szCs w:val="26"/>
+        </w:rPr>
+        <w:t xml:space="preserve"> </w:t>
+      </w:r>
+      <w:proofErr w:type="spellStart"/>
+      <w:r>
+        <w:rPr>
+          <w:rFonts w:ascii="Times New Roman" w:hAnsi="Times New Roman" w:cs="Times New Roman"/>
+          <w:sz w:val="26"/>
+          <w:szCs w:val="26"/>
+        </w:rPr>
+        <w:t>ngày</w:t>
+      </w:r>
+      <w:proofErr w:type="spellEnd"/>
+      <w:r>
+        <w:rPr>
+          <w:rFonts w:ascii="Times New Roman" w:hAnsi="Times New Roman" w:cs="Times New Roman"/>
+          <w:sz w:val="26"/>
+          <w:szCs w:val="26"/>
+        </w:rPr>
+        <w:t xml:space="preserve"> </w:t>
       </w:r>
       <w:r>
         <w:rPr>
@@ -335,7 +779,25 @@
           <w:sz w:val="26"/>
           <w:szCs w:val="26"/>
         </w:rPr>
-        <w:t>{yyyy}</w:t>
+        <w:t>{</w:t>
+      </w:r>
+      <w:proofErr w:type="spellStart"/>
+      <w:r>
+        <w:rPr>
+          <w:rFonts w:ascii="Times New Roman" w:hAnsi="Times New Roman" w:cs="Times New Roman"/>
+          <w:sz w:val="26"/>
+          <w:szCs w:val="26"/>
+        </w:rPr>
+        <w:t>yyyy</w:t>
+      </w:r>
+      <w:proofErr w:type="spellEnd"/>
+      <w:r>
+        <w:rPr>
+          <w:rFonts w:ascii="Times New Roman" w:hAnsi="Times New Roman" w:cs="Times New Roman"/>
+          <w:sz w:val="26"/>
+          <w:szCs w:val="26"/>
+        </w:rPr>
+        <w:t>}</w:t>
       </w:r>
     </w:p>
     <w:p>
@@ -354,7 +816,43 @@
           <w:sz w:val="26"/>
           <w:szCs w:val="26"/>
         </w:rPr>
-        <w:t xml:space="preserve">                           Kính gửi:</w:t>
+        <w:t xml:space="preserve">                           </w:t>
+      </w:r>
+      <w:proofErr w:type="spellStart"/>
+      <w:r>
+        <w:rPr>
+          <w:rFonts w:ascii="Times New Roman" w:hAnsi="Times New Roman" w:cs="Times New Roman"/>
+          <w:sz w:val="26"/>
+          <w:szCs w:val="26"/>
+        </w:rPr>
+        <w:t>Kính</w:t>
+      </w:r>
+      <w:proofErr w:type="spellEnd"/>
+      <w:r>
+        <w:rPr>
+          <w:rFonts w:ascii="Times New Roman" w:hAnsi="Times New Roman" w:cs="Times New Roman"/>
+          <w:sz w:val="26"/>
+          <w:szCs w:val="26"/>
+        </w:rPr>
+        <w:t xml:space="preserve"> </w:t>
+      </w:r>
+      <w:proofErr w:type="spellStart"/>
+      <w:r>
+        <w:rPr>
+          <w:rFonts w:ascii="Times New Roman" w:hAnsi="Times New Roman" w:cs="Times New Roman"/>
+          <w:sz w:val="26"/>
+          <w:szCs w:val="26"/>
+        </w:rPr>
+        <w:t>gửi</w:t>
+      </w:r>
+      <w:proofErr w:type="spellEnd"/>
+      <w:r>
+        <w:rPr>
+          <w:rFonts w:ascii="Times New Roman" w:hAnsi="Times New Roman" w:cs="Times New Roman"/>
+          <w:sz w:val="26"/>
+          <w:szCs w:val="26"/>
+        </w:rPr>
+        <w:t>:</w:t>
       </w:r>
       <w:r>
         <w:rPr>
@@ -382,7 +880,97 @@
           <w:sz w:val="26"/>
           <w:szCs w:val="26"/>
         </w:rPr>
-        <w:t>- Ủy ban nhân dân Thành phố Hà Nội;</w:t>
+        <w:t xml:space="preserve">- </w:t>
+      </w:r>
+      <w:proofErr w:type="spellStart"/>
+      <w:r>
+        <w:rPr>
+          <w:rFonts w:ascii="Times New Roman" w:hAnsi="Times New Roman" w:cs="Times New Roman"/>
+          <w:sz w:val="26"/>
+          <w:szCs w:val="26"/>
+        </w:rPr>
+        <w:t>Ủy</w:t>
+      </w:r>
+      <w:proofErr w:type="spellEnd"/>
+      <w:r>
+        <w:rPr>
+          <w:rFonts w:ascii="Times New Roman" w:hAnsi="Times New Roman" w:cs="Times New Roman"/>
+          <w:sz w:val="26"/>
+          <w:szCs w:val="26"/>
+        </w:rPr>
+        <w:t xml:space="preserve"> ban </w:t>
+      </w:r>
+      <w:proofErr w:type="spellStart"/>
+      <w:r>
+        <w:rPr>
+          <w:rFonts w:ascii="Times New Roman" w:hAnsi="Times New Roman" w:cs="Times New Roman"/>
+          <w:sz w:val="26"/>
+          <w:szCs w:val="26"/>
+        </w:rPr>
+        <w:t>nhân</w:t>
+      </w:r>
+      <w:proofErr w:type="spellEnd"/>
+      <w:r>
+        <w:rPr>
+          <w:rFonts w:ascii="Times New Roman" w:hAnsi="Times New Roman" w:cs="Times New Roman"/>
+          <w:sz w:val="26"/>
+          <w:szCs w:val="26"/>
+        </w:rPr>
+        <w:t xml:space="preserve"> </w:t>
+      </w:r>
+      <w:proofErr w:type="spellStart"/>
+      <w:r>
+        <w:rPr>
+          <w:rFonts w:ascii="Times New Roman" w:hAnsi="Times New Roman" w:cs="Times New Roman"/>
+          <w:sz w:val="26"/>
+          <w:szCs w:val="26"/>
+        </w:rPr>
+        <w:t>dân</w:t>
+      </w:r>
+      <w:proofErr w:type="spellEnd"/>
+      <w:r>
+        <w:rPr>
+          <w:rFonts w:ascii="Times New Roman" w:hAnsi="Times New Roman" w:cs="Times New Roman"/>
+          <w:sz w:val="26"/>
+          <w:szCs w:val="26"/>
+        </w:rPr>
+        <w:t xml:space="preserve"> Thành </w:t>
+      </w:r>
+      <w:proofErr w:type="spellStart"/>
+      <w:r>
+        <w:rPr>
+          <w:rFonts w:ascii="Times New Roman" w:hAnsi="Times New Roman" w:cs="Times New Roman"/>
+          <w:sz w:val="26"/>
+          <w:szCs w:val="26"/>
+        </w:rPr>
+        <w:t>phố</w:t>
+      </w:r>
+      <w:proofErr w:type="spellEnd"/>
+      <w:r>
+        <w:rPr>
+          <w:rFonts w:ascii="Times New Roman" w:hAnsi="Times New Roman" w:cs="Times New Roman"/>
+          <w:sz w:val="26"/>
+          <w:szCs w:val="26"/>
+        </w:rPr>
+        <w:t xml:space="preserve"> Hà </w:t>
+      </w:r>
+      <w:proofErr w:type="spellStart"/>
+      <w:r>
+        <w:rPr>
+          <w:rFonts w:ascii="Times New Roman" w:hAnsi="Times New Roman" w:cs="Times New Roman"/>
+          <w:sz w:val="26"/>
+          <w:szCs w:val="26"/>
+        </w:rPr>
+        <w:t>Nội</w:t>
+      </w:r>
+      <w:proofErr w:type="spellEnd"/>
+      <w:r>
+        <w:rPr>
+          <w:rFonts w:ascii="Times New Roman" w:hAnsi="Times New Roman" w:cs="Times New Roman"/>
+          <w:sz w:val="26"/>
+          <w:szCs w:val="26"/>
+        </w:rPr>
+        <w:t>;</w:t>
       </w:r>
     </w:p>
     <w:p>
@@ -409,8 +997,45 @@
           <w:sz w:val="26"/>
           <w:szCs w:val="26"/>
         </w:rPr>
-        <w:t xml:space="preserve">Ban chỉ huy </w:t>
-      </w:r>
+        <w:t xml:space="preserve">Ban </w:t>
+      </w:r>
+      <w:proofErr w:type="spellStart"/>
+      <w:r>
+        <w:rPr>
+          <w:rFonts w:ascii="Times New Roman" w:hAnsi="Times New Roman" w:cs="Times New Roman"/>
+          <w:sz w:val="26"/>
+          <w:szCs w:val="26"/>
+        </w:rPr>
+        <w:t>chỉ</w:t>
+      </w:r>
+      <w:proofErr w:type="spellEnd"/>
+      <w:r>
+        <w:rPr>
+          <w:rFonts w:ascii="Times New Roman" w:hAnsi="Times New Roman" w:cs="Times New Roman"/>
+          <w:sz w:val="26"/>
+          <w:szCs w:val="26"/>
+        </w:rPr>
+        <w:t xml:space="preserve"> </w:t>
+      </w:r>
+      <w:proofErr w:type="spellStart"/>
+      <w:r>
+        <w:rPr>
+          <w:rFonts w:ascii="Times New Roman" w:hAnsi="Times New Roman" w:cs="Times New Roman"/>
+          <w:sz w:val="26"/>
+          <w:szCs w:val="26"/>
+        </w:rPr>
+        <w:t>huy</w:t>
+      </w:r>
+      <w:proofErr w:type="spellEnd"/>
+      <w:r>
+        <w:rPr>
+          <w:rFonts w:ascii="Times New Roman" w:hAnsi="Times New Roman" w:cs="Times New Roman"/>
+          <w:sz w:val="26"/>
+          <w:szCs w:val="26"/>
+        </w:rPr>
+        <w:t xml:space="preserve"> </w:t>
+      </w:r>
+      <w:proofErr w:type="spellStart"/>
       <w:r>
         <w:rPr>
           <w:rFonts w:ascii="Times New Roman" w:hAnsi="Times New Roman" w:cs="Times New Roman"/>
@@ -419,6 +1044,7 @@
         </w:rPr>
         <w:t>Phòng</w:t>
       </w:r>
+      <w:proofErr w:type="spellEnd"/>
       <w:r>
         <w:rPr>
           <w:rFonts w:ascii="Times New Roman" w:hAnsi="Times New Roman" w:cs="Times New Roman"/>
@@ -452,7 +1078,25 @@
           <w:sz w:val="26"/>
           <w:szCs w:val="26"/>
         </w:rPr>
-        <w:t>Thành phố;</w:t>
+        <w:t xml:space="preserve">Thành </w:t>
+      </w:r>
+      <w:proofErr w:type="spellStart"/>
+      <w:r>
+        <w:rPr>
+          <w:rFonts w:ascii="Times New Roman" w:hAnsi="Times New Roman" w:cs="Times New Roman"/>
+          <w:sz w:val="26"/>
+          <w:szCs w:val="26"/>
+        </w:rPr>
+        <w:t>phố</w:t>
+      </w:r>
+      <w:proofErr w:type="spellEnd"/>
+      <w:r>
+        <w:rPr>
+          <w:rFonts w:ascii="Times New Roman" w:hAnsi="Times New Roman" w:cs="Times New Roman"/>
+          <w:sz w:val="26"/>
+          <w:szCs w:val="26"/>
+        </w:rPr>
+        <w:t>;</w:t>
       </w:r>
     </w:p>
     <w:p>
@@ -471,7 +1115,61 @@
           <w:sz w:val="26"/>
           <w:szCs w:val="26"/>
         </w:rPr>
-        <w:t>- Sở Xây dựng Hà Nội.</w:t>
+        <w:t xml:space="preserve">- </w:t>
+      </w:r>
+      <w:proofErr w:type="spellStart"/>
+      <w:r>
+        <w:rPr>
+          <w:rFonts w:ascii="Times New Roman" w:hAnsi="Times New Roman" w:cs="Times New Roman"/>
+          <w:sz w:val="26"/>
+          <w:szCs w:val="26"/>
+        </w:rPr>
+        <w:t>Sở</w:t>
+      </w:r>
+      <w:proofErr w:type="spellEnd"/>
+      <w:r>
+        <w:rPr>
+          <w:rFonts w:ascii="Times New Roman" w:hAnsi="Times New Roman" w:cs="Times New Roman"/>
+          <w:sz w:val="26"/>
+          <w:szCs w:val="26"/>
+        </w:rPr>
+        <w:t xml:space="preserve"> </w:t>
+      </w:r>
+      <w:proofErr w:type="spellStart"/>
+      <w:r>
+        <w:rPr>
+          <w:rFonts w:ascii="Times New Roman" w:hAnsi="Times New Roman" w:cs="Times New Roman"/>
+          <w:sz w:val="26"/>
+          <w:szCs w:val="26"/>
+        </w:rPr>
+        <w:t>Xây</w:t>
+      </w:r>
+      <w:proofErr w:type="spellEnd"/>
+      <w:r>
+        <w:rPr>
+          <w:rFonts w:ascii="Times New Roman" w:hAnsi="Times New Roman" w:cs="Times New Roman"/>
+          <w:sz w:val="26"/>
+          <w:szCs w:val="26"/>
+        </w:rPr>
+        <w:t xml:space="preserve"> </w:t>
+      </w:r>
+      <w:proofErr w:type="spellStart"/>
+      <w:r>
+        <w:rPr>
+          <w:rFonts w:ascii="Times New Roman" w:hAnsi="Times New Roman" w:cs="Times New Roman"/>
+          <w:sz w:val="26"/>
+          <w:szCs w:val="26"/>
+        </w:rPr>
+        <w:t>dựng</w:t>
+      </w:r>
+      <w:proofErr w:type="spellEnd"/>
+      <w:r>
+        <w:rPr>
+          <w:rFonts w:ascii="Times New Roman" w:hAnsi="Times New Roman" w:cs="Times New Roman"/>
+          <w:sz w:val="26"/>
+          <w:szCs w:val="26"/>
+        </w:rPr>
+        <w:t xml:space="preserve"> Hà Nội.</w:t>
       </w:r>
     </w:p>
     <w:p>
@@ -503,15 +1201,321 @@
           <w:color w:val="000000" w:themeColor="text1"/>
           <w:sz w:val="26"/>
         </w:rPr>
-        <w:t xml:space="preserve">Công ty TNHH MTV Thoát nước Hà Nội kính báo cáo tình hình thoát nước do ảnh hưởng của trận mưa ngày </w:t>
-      </w:r>
-      <w:r>
-        <w:rPr>
-          <w:rFonts w:ascii="Times New Roman" w:hAnsi="Times New Roman" w:cs="Times New Roman"/>
-          <w:sz w:val="26"/>
-          <w:szCs w:val="26"/>
-        </w:rPr>
-        <w:t>{dd}/{mm}/{yyyy}</w:t>
+        <w:t xml:space="preserve">Công ty TNHH MTV </w:t>
+      </w:r>
+      <w:proofErr w:type="spellStart"/>
+      <w:r>
+        <w:rPr>
+          <w:rFonts w:ascii="Times New Roman" w:hAnsi="Times New Roman" w:cs="Times New Roman"/>
+          <w:color w:val="000000" w:themeColor="text1"/>
+          <w:sz w:val="26"/>
+        </w:rPr>
+        <w:t>Thoát</w:t>
+      </w:r>
+      <w:proofErr w:type="spellEnd"/>
+      <w:r>
+        <w:rPr>
+          <w:rFonts w:ascii="Times New Roman" w:hAnsi="Times New Roman" w:cs="Times New Roman"/>
+          <w:color w:val="000000" w:themeColor="text1"/>
+          <w:sz w:val="26"/>
+        </w:rPr>
+        <w:t xml:space="preserve"> </w:t>
+      </w:r>
+      <w:proofErr w:type="spellStart"/>
+      <w:r>
+        <w:rPr>
+          <w:rFonts w:ascii="Times New Roman" w:hAnsi="Times New Roman" w:cs="Times New Roman"/>
+          <w:color w:val="000000" w:themeColor="text1"/>
+          <w:sz w:val="26"/>
+        </w:rPr>
+        <w:t>nước</w:t>
+      </w:r>
+      <w:proofErr w:type="spellEnd"/>
+      <w:r>
+        <w:rPr>
+          <w:rFonts w:ascii="Times New Roman" w:hAnsi="Times New Roman" w:cs="Times New Roman"/>
+          <w:color w:val="000000" w:themeColor="text1"/>
+          <w:sz w:val="26"/>
+        </w:rPr>
+        <w:t xml:space="preserve"> Hà </w:t>
+      </w:r>
+      <w:proofErr w:type="spellStart"/>
+      <w:r>
+        <w:rPr>
+          <w:rFonts w:ascii="Times New Roman" w:hAnsi="Times New Roman" w:cs="Times New Roman"/>
+          <w:color w:val="000000" w:themeColor="text1"/>
+          <w:sz w:val="26"/>
+        </w:rPr>
+        <w:t>Nội</w:t>
+      </w:r>
+      <w:proofErr w:type="spellEnd"/>
+      <w:r>
+        <w:rPr>
+          <w:rFonts w:ascii="Times New Roman" w:hAnsi="Times New Roman" w:cs="Times New Roman"/>
+          <w:color w:val="000000" w:themeColor="text1"/>
+          <w:sz w:val="26"/>
+        </w:rPr>
+        <w:t xml:space="preserve"> </w:t>
+      </w:r>
+      <w:proofErr w:type="spellStart"/>
+      <w:r>
+        <w:rPr>
+          <w:rFonts w:ascii="Times New Roman" w:hAnsi="Times New Roman" w:cs="Times New Roman"/>
+          <w:color w:val="000000" w:themeColor="text1"/>
+          <w:sz w:val="26"/>
+        </w:rPr>
+        <w:t>kính</w:t>
+      </w:r>
+      <w:proofErr w:type="spellEnd"/>
+      <w:r>
+        <w:rPr>
+          <w:rFonts w:ascii="Times New Roman" w:hAnsi="Times New Roman" w:cs="Times New Roman"/>
+          <w:color w:val="000000" w:themeColor="text1"/>
+          <w:sz w:val="26"/>
+        </w:rPr>
+        <w:t xml:space="preserve"> </w:t>
+      </w:r>
+      <w:proofErr w:type="spellStart"/>
+      <w:r>
+        <w:rPr>
+          <w:rFonts w:ascii="Times New Roman" w:hAnsi="Times New Roman" w:cs="Times New Roman"/>
+          <w:color w:val="000000" w:themeColor="text1"/>
+          <w:sz w:val="26"/>
+        </w:rPr>
+        <w:t>báo</w:t>
+      </w:r>
+      <w:proofErr w:type="spellEnd"/>
+      <w:r>
+        <w:rPr>
+          <w:rFonts w:ascii="Times New Roman" w:hAnsi="Times New Roman" w:cs="Times New Roman"/>
+          <w:color w:val="000000" w:themeColor="text1"/>
+          <w:sz w:val="26"/>
+        </w:rPr>
+        <w:t xml:space="preserve"> </w:t>
+      </w:r>
+      <w:proofErr w:type="spellStart"/>
+      <w:r>
+        <w:rPr>
+          <w:rFonts w:ascii="Times New Roman" w:hAnsi="Times New Roman" w:cs="Times New Roman"/>
+          <w:color w:val="000000" w:themeColor="text1"/>
+          <w:sz w:val="26"/>
+        </w:rPr>
+        <w:t>cáo</w:t>
+      </w:r>
+      <w:proofErr w:type="spellEnd"/>
+      <w:r>
+        <w:rPr>
+          <w:rFonts w:ascii="Times New Roman" w:hAnsi="Times New Roman" w:cs="Times New Roman"/>
+          <w:color w:val="000000" w:themeColor="text1"/>
+          <w:sz w:val="26"/>
+        </w:rPr>
+        <w:t xml:space="preserve"> </w:t>
+      </w:r>
+      <w:proofErr w:type="spellStart"/>
+      <w:r>
+        <w:rPr>
+          <w:rFonts w:ascii="Times New Roman" w:hAnsi="Times New Roman" w:cs="Times New Roman"/>
+          <w:color w:val="000000" w:themeColor="text1"/>
+          <w:sz w:val="26"/>
+        </w:rPr>
+        <w:t>tình</w:t>
+      </w:r>
+      <w:proofErr w:type="spellEnd"/>
+      <w:r>
+        <w:rPr>
+          <w:rFonts w:ascii="Times New Roman" w:hAnsi="Times New Roman" w:cs="Times New Roman"/>
+          <w:color w:val="000000" w:themeColor="text1"/>
+          <w:sz w:val="26"/>
+        </w:rPr>
+        <w:t xml:space="preserve"> </w:t>
+      </w:r>
+      <w:proofErr w:type="spellStart"/>
+      <w:r>
+        <w:rPr>
+          <w:rFonts w:ascii="Times New Roman" w:hAnsi="Times New Roman" w:cs="Times New Roman"/>
+          <w:color w:val="000000" w:themeColor="text1"/>
+          <w:sz w:val="26"/>
+        </w:rPr>
+        <w:t>hình</w:t>
+      </w:r>
+      <w:proofErr w:type="spellEnd"/>
+      <w:r>
+        <w:rPr>
+          <w:rFonts w:ascii="Times New Roman" w:hAnsi="Times New Roman" w:cs="Times New Roman"/>
+          <w:color w:val="000000" w:themeColor="text1"/>
+          <w:sz w:val="26"/>
+        </w:rPr>
+        <w:t xml:space="preserve"> </w:t>
+      </w:r>
+      <w:proofErr w:type="spellStart"/>
+      <w:r>
+        <w:rPr>
+          <w:rFonts w:ascii="Times New Roman" w:hAnsi="Times New Roman" w:cs="Times New Roman"/>
+          <w:color w:val="000000" w:themeColor="text1"/>
+          <w:sz w:val="26"/>
+        </w:rPr>
+        <w:t>thoát</w:t>
+      </w:r>
+      <w:proofErr w:type="spellEnd"/>
+      <w:r>
+        <w:rPr>
+          <w:rFonts w:ascii="Times New Roman" w:hAnsi="Times New Roman" w:cs="Times New Roman"/>
+          <w:color w:val="000000" w:themeColor="text1"/>
+          <w:sz w:val="26"/>
+        </w:rPr>
+        <w:t xml:space="preserve"> </w:t>
+      </w:r>
+      <w:proofErr w:type="spellStart"/>
+      <w:r>
+        <w:rPr>
+          <w:rFonts w:ascii="Times New Roman" w:hAnsi="Times New Roman" w:cs="Times New Roman"/>
+          <w:color w:val="000000" w:themeColor="text1"/>
+          <w:sz w:val="26"/>
+        </w:rPr>
+        <w:t>nước</w:t>
+      </w:r>
+      <w:proofErr w:type="spellEnd"/>
+      <w:r>
+        <w:rPr>
+          <w:rFonts w:ascii="Times New Roman" w:hAnsi="Times New Roman" w:cs="Times New Roman"/>
+          <w:color w:val="000000" w:themeColor="text1"/>
+          <w:sz w:val="26"/>
+        </w:rPr>
+        <w:t xml:space="preserve"> do </w:t>
+      </w:r>
+      <w:proofErr w:type="spellStart"/>
+      <w:r>
+        <w:rPr>
+          <w:rFonts w:ascii="Times New Roman" w:hAnsi="Times New Roman" w:cs="Times New Roman"/>
+          <w:color w:val="000000" w:themeColor="text1"/>
+          <w:sz w:val="26"/>
+        </w:rPr>
+        <w:t>ảnh</w:t>
+      </w:r>
+      <w:proofErr w:type="spellEnd"/>
+      <w:r>
+        <w:rPr>
+          <w:rFonts w:ascii="Times New Roman" w:hAnsi="Times New Roman" w:cs="Times New Roman"/>
+          <w:color w:val="000000" w:themeColor="text1"/>
+          <w:sz w:val="26"/>
+        </w:rPr>
+        <w:t xml:space="preserve"> </w:t>
+      </w:r>
+      <w:proofErr w:type="spellStart"/>
+      <w:r>
+        <w:rPr>
+          <w:rFonts w:ascii="Times New Roman" w:hAnsi="Times New Roman" w:cs="Times New Roman"/>
+          <w:color w:val="000000" w:themeColor="text1"/>
+          <w:sz w:val="26"/>
+        </w:rPr>
+        <w:t>hưởng</w:t>
+      </w:r>
+      <w:proofErr w:type="spellEnd"/>
+      <w:r>
+        <w:rPr>
+          <w:rFonts w:ascii="Times New Roman" w:hAnsi="Times New Roman" w:cs="Times New Roman"/>
+          <w:color w:val="000000" w:themeColor="text1"/>
+          <w:sz w:val="26"/>
+        </w:rPr>
+        <w:t xml:space="preserve"> </w:t>
+      </w:r>
+      <w:proofErr w:type="spellStart"/>
+      <w:r>
+        <w:rPr>
+          <w:rFonts w:ascii="Times New Roman" w:hAnsi="Times New Roman" w:cs="Times New Roman"/>
+          <w:color w:val="000000" w:themeColor="text1"/>
+          <w:sz w:val="26"/>
+        </w:rPr>
+        <w:t>của</w:t>
+      </w:r>
+      <w:proofErr w:type="spellEnd"/>
+      <w:r>
+        <w:rPr>
+          <w:rFonts w:ascii="Times New Roman" w:hAnsi="Times New Roman" w:cs="Times New Roman"/>
+          <w:color w:val="000000" w:themeColor="text1"/>
+          <w:sz w:val="26"/>
+        </w:rPr>
+        <w:t xml:space="preserve"> </w:t>
+      </w:r>
+      <w:proofErr w:type="spellStart"/>
+      <w:r>
+        <w:rPr>
+          <w:rFonts w:ascii="Times New Roman" w:hAnsi="Times New Roman" w:cs="Times New Roman"/>
+          <w:color w:val="000000" w:themeColor="text1"/>
+          <w:sz w:val="26"/>
+        </w:rPr>
+        <w:t>trận</w:t>
+      </w:r>
+      <w:proofErr w:type="spellEnd"/>
+      <w:r>
+        <w:rPr>
+          <w:rFonts w:ascii="Times New Roman" w:hAnsi="Times New Roman" w:cs="Times New Roman"/>
+          <w:color w:val="000000" w:themeColor="text1"/>
+          <w:sz w:val="26"/>
+        </w:rPr>
+        <w:t xml:space="preserve"> </w:t>
+      </w:r>
+      <w:proofErr w:type="spellStart"/>
+      <w:r>
+        <w:rPr>
+          <w:rFonts w:ascii="Times New Roman" w:hAnsi="Times New Roman" w:cs="Times New Roman"/>
+          <w:color w:val="000000" w:themeColor="text1"/>
+          <w:sz w:val="26"/>
+        </w:rPr>
+        <w:t>mưa</w:t>
+      </w:r>
+      <w:proofErr w:type="spellEnd"/>
+      <w:r>
+        <w:rPr>
+          <w:rFonts w:ascii="Times New Roman" w:hAnsi="Times New Roman" w:cs="Times New Roman"/>
+          <w:color w:val="000000" w:themeColor="text1"/>
+          <w:sz w:val="26"/>
+        </w:rPr>
+        <w:t xml:space="preserve"> </w:t>
+      </w:r>
+      <w:proofErr w:type="spellStart"/>
+      <w:r>
+        <w:rPr>
+          <w:rFonts w:ascii="Times New Roman" w:hAnsi="Times New Roman" w:cs="Times New Roman"/>
+          <w:color w:val="000000" w:themeColor="text1"/>
+          <w:sz w:val="26"/>
+        </w:rPr>
+        <w:t>ngày</w:t>
+      </w:r>
+      <w:proofErr w:type="spellEnd"/>
+      <w:r>
+        <w:rPr>
+          <w:rFonts w:ascii="Times New Roman" w:hAnsi="Times New Roman" w:cs="Times New Roman"/>
+          <w:color w:val="000000" w:themeColor="text1"/>
+          <w:sz w:val="26"/>
+        </w:rPr>
+        <w:t xml:space="preserve"> </w:t>
+      </w:r>
+      <w:r>
+        <w:rPr>
+          <w:rFonts w:ascii="Times New Roman" w:hAnsi="Times New Roman" w:cs="Times New Roman"/>
+          <w:sz w:val="26"/>
+          <w:szCs w:val="26"/>
+        </w:rPr>
+        <w:t>{dd}/{mm}/{</w:t>
+      </w:r>
+      <w:proofErr w:type="spellStart"/>
+      <w:r>
+        <w:rPr>
+          <w:rFonts w:ascii="Times New Roman" w:hAnsi="Times New Roman" w:cs="Times New Roman"/>
+          <w:sz w:val="26"/>
+          <w:szCs w:val="26"/>
+        </w:rPr>
+        <w:t>yyyy</w:t>
+      </w:r>
+      <w:proofErr w:type="spellEnd"/>
+      <w:r>
+        <w:rPr>
+          <w:rFonts w:ascii="Times New Roman" w:hAnsi="Times New Roman" w:cs="Times New Roman"/>
+          <w:sz w:val="26"/>
+          <w:szCs w:val="26"/>
+        </w:rPr>
+        <w:t>}</w:t>
       </w:r>
       <w:r>
         <w:rPr>
@@ -522,13 +1526,41 @@
         </w:rPr>
         <w:t xml:space="preserve"> </w:t>
       </w:r>
-      <w:r>
-        <w:rPr>
-          <w:rFonts w:ascii="Times New Roman" w:hAnsi="Times New Roman" w:cs="Times New Roman"/>
-          <w:color w:val="000000" w:themeColor="text1"/>
-          <w:sz w:val="26"/>
-        </w:rPr>
-        <w:t>như sau:</w:t>
+      <w:proofErr w:type="spellStart"/>
+      <w:r>
+        <w:rPr>
+          <w:rFonts w:ascii="Times New Roman" w:hAnsi="Times New Roman" w:cs="Times New Roman"/>
+          <w:color w:val="000000" w:themeColor="text1"/>
+          <w:sz w:val="26"/>
+        </w:rPr>
+        <w:t>như</w:t>
+      </w:r>
+      <w:proofErr w:type="spellEnd"/>
+      <w:r>
+        <w:rPr>
+          <w:rFonts w:ascii="Times New Roman" w:hAnsi="Times New Roman" w:cs="Times New Roman"/>
+          <w:color w:val="000000" w:themeColor="text1"/>
+          <w:sz w:val="26"/>
+        </w:rPr>
+        <w:t xml:space="preserve"> </w:t>
+      </w:r>
+      <w:proofErr w:type="spellStart"/>
+      <w:r>
+        <w:rPr>
+          <w:rFonts w:ascii="Times New Roman" w:hAnsi="Times New Roman" w:cs="Times New Roman"/>
+          <w:color w:val="000000" w:themeColor="text1"/>
+          <w:sz w:val="26"/>
+        </w:rPr>
+        <w:t>sau</w:t>
+      </w:r>
+      <w:proofErr w:type="spellEnd"/>
+      <w:r>
+        <w:rPr>
+          <w:rFonts w:ascii="Times New Roman" w:hAnsi="Times New Roman" w:cs="Times New Roman"/>
+          <w:color w:val="000000" w:themeColor="text1"/>
+          <w:sz w:val="26"/>
+        </w:rPr>
+        <w:t>:</w:t>
       </w:r>
     </w:p>
     <w:p>
@@ -546,6 +1578,7 @@
           <w:sz w:val="26"/>
         </w:rPr>
       </w:pPr>
+      <w:proofErr w:type="spellStart"/>
       <w:r>
         <w:rPr>
           <w:rFonts w:ascii="Times New Roman" w:hAnsi="Times New Roman" w:cs="Times New Roman"/>
@@ -553,8 +1586,49 @@
           <w:sz w:val="26"/>
           <w:szCs w:val="26"/>
         </w:rPr>
-        <w:t>Diễn biến mưa</w:t>
-      </w:r>
+        <w:t>Diễn</w:t>
+      </w:r>
+      <w:proofErr w:type="spellEnd"/>
+      <w:r>
+        <w:rPr>
+          <w:rFonts w:ascii="Times New Roman" w:hAnsi="Times New Roman" w:cs="Times New Roman"/>
+          <w:b/>
+          <w:sz w:val="26"/>
+          <w:szCs w:val="26"/>
+        </w:rPr>
+        <w:t xml:space="preserve"> </w:t>
+      </w:r>
+      <w:proofErr w:type="spellStart"/>
+      <w:r>
+        <w:rPr>
+          <w:rFonts w:ascii="Times New Roman" w:hAnsi="Times New Roman" w:cs="Times New Roman"/>
+          <w:b/>
+          <w:sz w:val="26"/>
+          <w:szCs w:val="26"/>
+        </w:rPr>
+        <w:t>biến</w:t>
+      </w:r>
+      <w:proofErr w:type="spellEnd"/>
+      <w:r>
+        <w:rPr>
+          <w:rFonts w:ascii="Times New Roman" w:hAnsi="Times New Roman" w:cs="Times New Roman"/>
+          <w:b/>
+          <w:sz w:val="26"/>
+          <w:szCs w:val="26"/>
+        </w:rPr>
+        <w:t xml:space="preserve"> </w:t>
+      </w:r>
+      <w:proofErr w:type="spellStart"/>
+      <w:r>
+        <w:rPr>
+          <w:rFonts w:ascii="Times New Roman" w:hAnsi="Times New Roman" w:cs="Times New Roman"/>
+          <w:b/>
+          <w:sz w:val="26"/>
+          <w:szCs w:val="26"/>
+        </w:rPr>
+        <w:t>mưa</w:t>
+      </w:r>
+      <w:proofErr w:type="spellEnd"/>
       <w:r>
         <w:rPr>
           <w:rFonts w:ascii="Times New Roman" w:hAnsi="Times New Roman" w:cs="Times New Roman"/>
@@ -584,8 +1658,19 @@
           <w:sz w:val="26"/>
           <w:szCs w:val="26"/>
         </w:rPr>
-        <w:t>{noidung</w:t>
-      </w:r>
+        <w:t>{</w:t>
+      </w:r>
+      <w:proofErr w:type="spellStart"/>
+      <w:r>
+        <w:rPr>
+          <w:rFonts w:ascii="Times New Roman" w:eastAsia="Times New Roman" w:hAnsi="Times New Roman" w:cs="Times New Roman"/>
+          <w:color w:val="000000" w:themeColor="text1"/>
+          <w:sz w:val="26"/>
+          <w:szCs w:val="26"/>
+        </w:rPr>
+        <w:t>noidung</w:t>
+      </w:r>
+      <w:proofErr w:type="spellEnd"/>
       <w:r>
         <w:rPr>
           <w:rFonts w:ascii="Times New Roman" w:eastAsia="Times New Roman" w:hAnsi="Times New Roman" w:cs="Times New Roman"/>
@@ -635,6 +1720,7 @@
         </w:rPr>
         <w:t xml:space="preserve"> </w:t>
       </w:r>
+      <w:proofErr w:type="spellStart"/>
       <w:r>
         <w:rPr>
           <w:rFonts w:ascii="Times New Roman" w:eastAsia="Times New Roman" w:hAnsi="Times New Roman" w:cs="Times New Roman"/>
@@ -642,8 +1728,9 @@
           <w:sz w:val="26"/>
           <w:szCs w:val="26"/>
         </w:rPr>
-        <w:t xml:space="preserve">được đến thời điểm </w:t>
-      </w:r>
+        <w:t>được</w:t>
+      </w:r>
+      <w:proofErr w:type="spellEnd"/>
       <w:r>
         <w:rPr>
           <w:rFonts w:ascii="Times New Roman" w:eastAsia="Times New Roman" w:hAnsi="Times New Roman" w:cs="Times New Roman"/>
@@ -651,8 +1738,9 @@
           <w:sz w:val="26"/>
           <w:szCs w:val="26"/>
         </w:rPr>
-        <w:t>{hh}</w:t>
-      </w:r>
+        <w:t xml:space="preserve"> </w:t>
+      </w:r>
+      <w:proofErr w:type="spellStart"/>
       <w:r>
         <w:rPr>
           <w:rFonts w:ascii="Times New Roman" w:eastAsia="Times New Roman" w:hAnsi="Times New Roman" w:cs="Times New Roman"/>
@@ -660,15 +1748,141 @@
           <w:sz w:val="26"/>
           <w:szCs w:val="26"/>
         </w:rPr>
-        <w:t xml:space="preserve"> ngày </w:t>
-      </w:r>
-      <w:r>
-        <w:rPr>
-          <w:rFonts w:ascii="Times New Roman" w:hAnsi="Times New Roman" w:cs="Times New Roman"/>
-          <w:sz w:val="26"/>
-          <w:szCs w:val="26"/>
-        </w:rPr>
-        <w:t>{dd}/{mm}/{yyyy}</w:t>
+        <w:t>đến</w:t>
+      </w:r>
+      <w:proofErr w:type="spellEnd"/>
+      <w:r>
+        <w:rPr>
+          <w:rFonts w:ascii="Times New Roman" w:eastAsia="Times New Roman" w:hAnsi="Times New Roman" w:cs="Times New Roman"/>
+          <w:color w:val="000000"/>
+          <w:sz w:val="26"/>
+          <w:szCs w:val="26"/>
+        </w:rPr>
+        <w:t xml:space="preserve"> </w:t>
+      </w:r>
+      <w:proofErr w:type="spellStart"/>
+      <w:r>
+        <w:rPr>
+          <w:rFonts w:ascii="Times New Roman" w:eastAsia="Times New Roman" w:hAnsi="Times New Roman" w:cs="Times New Roman"/>
+          <w:color w:val="000000"/>
+          <w:sz w:val="26"/>
+          <w:szCs w:val="26"/>
+        </w:rPr>
+        <w:t>thời</w:t>
+      </w:r>
+      <w:proofErr w:type="spellEnd"/>
+      <w:r>
+        <w:rPr>
+          <w:rFonts w:ascii="Times New Roman" w:eastAsia="Times New Roman" w:hAnsi="Times New Roman" w:cs="Times New Roman"/>
+          <w:color w:val="000000"/>
+          <w:sz w:val="26"/>
+          <w:szCs w:val="26"/>
+        </w:rPr>
+        <w:t xml:space="preserve"> </w:t>
+      </w:r>
+      <w:proofErr w:type="spellStart"/>
+      <w:r>
+        <w:rPr>
+          <w:rFonts w:ascii="Times New Roman" w:eastAsia="Times New Roman" w:hAnsi="Times New Roman" w:cs="Times New Roman"/>
+          <w:color w:val="000000"/>
+          <w:sz w:val="26"/>
+          <w:szCs w:val="26"/>
+        </w:rPr>
+        <w:t>điểm</w:t>
+      </w:r>
+      <w:proofErr w:type="spellEnd"/>
+      <w:r>
+        <w:rPr>
+          <w:rFonts w:ascii="Times New Roman" w:eastAsia="Times New Roman" w:hAnsi="Times New Roman" w:cs="Times New Roman"/>
+          <w:color w:val="000000"/>
+          <w:sz w:val="26"/>
+          <w:szCs w:val="26"/>
+        </w:rPr>
+        <w:t xml:space="preserve"> </w:t>
+      </w:r>
+      <w:r>
+        <w:rPr>
+          <w:rFonts w:ascii="Times New Roman" w:eastAsia="Times New Roman" w:hAnsi="Times New Roman" w:cs="Times New Roman"/>
+          <w:color w:val="000000"/>
+          <w:sz w:val="26"/>
+          <w:szCs w:val="26"/>
+        </w:rPr>
+        <w:t>{</w:t>
+      </w:r>
+      <w:proofErr w:type="spellStart"/>
+      <w:r>
+        <w:rPr>
+          <w:rFonts w:ascii="Times New Roman" w:eastAsia="Times New Roman" w:hAnsi="Times New Roman" w:cs="Times New Roman"/>
+          <w:color w:val="000000"/>
+          <w:sz w:val="26"/>
+          <w:szCs w:val="26"/>
+        </w:rPr>
+        <w:t>hh</w:t>
+      </w:r>
+      <w:proofErr w:type="spellEnd"/>
+      <w:r>
+        <w:rPr>
+          <w:rFonts w:ascii="Times New Roman" w:eastAsia="Times New Roman" w:hAnsi="Times New Roman" w:cs="Times New Roman"/>
+          <w:color w:val="000000"/>
+          <w:sz w:val="26"/>
+          <w:szCs w:val="26"/>
+        </w:rPr>
+        <w:t>}</w:t>
+      </w:r>
+      <w:r>
+        <w:rPr>
+          <w:rFonts w:ascii="Times New Roman" w:eastAsia="Times New Roman" w:hAnsi="Times New Roman" w:cs="Times New Roman"/>
+          <w:color w:val="000000"/>
+          <w:sz w:val="26"/>
+          <w:szCs w:val="26"/>
+        </w:rPr>
+        <w:t xml:space="preserve"> </w:t>
+      </w:r>
+      <w:proofErr w:type="spellStart"/>
+      <w:r>
+        <w:rPr>
+          <w:rFonts w:ascii="Times New Roman" w:eastAsia="Times New Roman" w:hAnsi="Times New Roman" w:cs="Times New Roman"/>
+          <w:color w:val="000000"/>
+          <w:sz w:val="26"/>
+          <w:szCs w:val="26"/>
+        </w:rPr>
+        <w:t>ngày</w:t>
+      </w:r>
+      <w:proofErr w:type="spellEnd"/>
+      <w:r>
+        <w:rPr>
+          <w:rFonts w:ascii="Times New Roman" w:eastAsia="Times New Roman" w:hAnsi="Times New Roman" w:cs="Times New Roman"/>
+          <w:color w:val="000000"/>
+          <w:sz w:val="26"/>
+          <w:szCs w:val="26"/>
+        </w:rPr>
+        <w:t xml:space="preserve"> </w:t>
+      </w:r>
+      <w:r>
+        <w:rPr>
+          <w:rFonts w:ascii="Times New Roman" w:hAnsi="Times New Roman" w:cs="Times New Roman"/>
+          <w:sz w:val="26"/>
+          <w:szCs w:val="26"/>
+        </w:rPr>
+        <w:t>{dd}/{mm}/{</w:t>
+      </w:r>
+      <w:proofErr w:type="spellStart"/>
+      <w:r>
+        <w:rPr>
+          <w:rFonts w:ascii="Times New Roman" w:hAnsi="Times New Roman" w:cs="Times New Roman"/>
+          <w:sz w:val="26"/>
+          <w:szCs w:val="26"/>
+        </w:rPr>
+        <w:t>yyyy</w:t>
+      </w:r>
+      <w:proofErr w:type="spellEnd"/>
+      <w:r>
+        <w:rPr>
+          <w:rFonts w:ascii="Times New Roman" w:hAnsi="Times New Roman" w:cs="Times New Roman"/>
+          <w:sz w:val="26"/>
+          <w:szCs w:val="26"/>
+        </w:rPr>
+        <w:t>}</w:t>
       </w:r>
       <w:r>
         <w:rPr>
@@ -686,8 +1900,9 @@
           <w:sz w:val="26"/>
           <w:szCs w:val="26"/>
         </w:rPr>
-        <w:t>chi tiết tại phụ lục 01</w:t>
-      </w:r>
+        <w:t xml:space="preserve">chi </w:t>
+      </w:r>
+      <w:proofErr w:type="spellStart"/>
       <w:r>
         <w:rPr>
           <w:rFonts w:ascii="Times New Roman" w:eastAsia="Times New Roman" w:hAnsi="Times New Roman" w:cs="Times New Roman"/>
@@ -695,6 +1910,85 @@
           <w:sz w:val="26"/>
           <w:szCs w:val="26"/>
         </w:rPr>
+        <w:t>tiết</w:t>
+      </w:r>
+      <w:proofErr w:type="spellEnd"/>
+      <w:r>
+        <w:rPr>
+          <w:rFonts w:ascii="Times New Roman" w:eastAsia="Times New Roman" w:hAnsi="Times New Roman" w:cs="Times New Roman"/>
+          <w:color w:val="000000"/>
+          <w:sz w:val="26"/>
+          <w:szCs w:val="26"/>
+        </w:rPr>
+        <w:t xml:space="preserve"> </w:t>
+      </w:r>
+      <w:proofErr w:type="spellStart"/>
+      <w:r>
+        <w:rPr>
+          <w:rFonts w:ascii="Times New Roman" w:eastAsia="Times New Roman" w:hAnsi="Times New Roman" w:cs="Times New Roman"/>
+          <w:color w:val="000000"/>
+          <w:sz w:val="26"/>
+          <w:szCs w:val="26"/>
+        </w:rPr>
+        <w:t>tại</w:t>
+      </w:r>
+      <w:proofErr w:type="spellEnd"/>
+      <w:r>
+        <w:rPr>
+          <w:rFonts w:ascii="Times New Roman" w:eastAsia="Times New Roman" w:hAnsi="Times New Roman" w:cs="Times New Roman"/>
+          <w:color w:val="000000"/>
+          <w:sz w:val="26"/>
+          <w:szCs w:val="26"/>
+        </w:rPr>
+        <w:t xml:space="preserve"> </w:t>
+      </w:r>
+      <w:proofErr w:type="spellStart"/>
+      <w:r>
+        <w:rPr>
+          <w:rFonts w:ascii="Times New Roman" w:eastAsia="Times New Roman" w:hAnsi="Times New Roman" w:cs="Times New Roman"/>
+          <w:color w:val="000000"/>
+          <w:sz w:val="26"/>
+          <w:szCs w:val="26"/>
+        </w:rPr>
+        <w:t>phụ</w:t>
+      </w:r>
+      <w:proofErr w:type="spellEnd"/>
+      <w:r>
+        <w:rPr>
+          <w:rFonts w:ascii="Times New Roman" w:eastAsia="Times New Roman" w:hAnsi="Times New Roman" w:cs="Times New Roman"/>
+          <w:color w:val="000000"/>
+          <w:sz w:val="26"/>
+          <w:szCs w:val="26"/>
+        </w:rPr>
+        <w:t xml:space="preserve"> </w:t>
+      </w:r>
+      <w:proofErr w:type="spellStart"/>
+      <w:r>
+        <w:rPr>
+          <w:rFonts w:ascii="Times New Roman" w:eastAsia="Times New Roman" w:hAnsi="Times New Roman" w:cs="Times New Roman"/>
+          <w:color w:val="000000"/>
+          <w:sz w:val="26"/>
+          <w:szCs w:val="26"/>
+        </w:rPr>
+        <w:t>lục</w:t>
+      </w:r>
+      <w:proofErr w:type="spellEnd"/>
+      <w:r>
+        <w:rPr>
+          <w:rFonts w:ascii="Times New Roman" w:eastAsia="Times New Roman" w:hAnsi="Times New Roman" w:cs="Times New Roman"/>
+          <w:color w:val="000000"/>
+          <w:sz w:val="26"/>
+          <w:szCs w:val="26"/>
+        </w:rPr>
+        <w:t xml:space="preserve"> 01</w:t>
+      </w:r>
+      <w:r>
+        <w:rPr>
+          <w:rFonts w:ascii="Times New Roman" w:eastAsia="Times New Roman" w:hAnsi="Times New Roman" w:cs="Times New Roman"/>
+          <w:color w:val="000000"/>
+          <w:sz w:val="26"/>
+          <w:szCs w:val="26"/>
+        </w:rPr>
         <w:t>, 02</w:t>
       </w:r>
       <w:r>
@@ -704,8 +1998,39 @@
           <w:sz w:val="26"/>
           <w:szCs w:val="26"/>
         </w:rPr>
-        <w:t xml:space="preserve"> kèm theo.</w:t>
-      </w:r>
+        <w:t xml:space="preserve"> </w:t>
+      </w:r>
+      <w:proofErr w:type="spellStart"/>
+      <w:r>
+        <w:rPr>
+          <w:rFonts w:ascii="Times New Roman" w:eastAsia="Times New Roman" w:hAnsi="Times New Roman" w:cs="Times New Roman"/>
+          <w:color w:val="000000"/>
+          <w:sz w:val="26"/>
+          <w:szCs w:val="26"/>
+        </w:rPr>
+        <w:t>kèm</w:t>
+      </w:r>
+      <w:proofErr w:type="spellEnd"/>
+      <w:r>
+        <w:rPr>
+          <w:rFonts w:ascii="Times New Roman" w:eastAsia="Times New Roman" w:hAnsi="Times New Roman" w:cs="Times New Roman"/>
+          <w:color w:val="000000"/>
+          <w:sz w:val="26"/>
+          <w:szCs w:val="26"/>
+        </w:rPr>
+        <w:t xml:space="preserve"> </w:t>
+      </w:r>
+      <w:proofErr w:type="spellStart"/>
+      <w:r>
+        <w:rPr>
+          <w:rFonts w:ascii="Times New Roman" w:eastAsia="Times New Roman" w:hAnsi="Times New Roman" w:cs="Times New Roman"/>
+          <w:color w:val="000000"/>
+          <w:sz w:val="26"/>
+          <w:szCs w:val="26"/>
+        </w:rPr>
+        <w:t>theo.</w:t>
+      </w:r>
+      <w:proofErr w:type="spellEnd"/>
     </w:p>
     <w:p>
       <w:pPr>
@@ -724,6 +2049,7 @@
           <w:szCs w:val="26"/>
         </w:rPr>
       </w:pPr>
+      <w:proofErr w:type="spellStart"/>
       <w:r>
         <w:rPr>
           <w:rFonts w:ascii="Times New Roman" w:hAnsi="Times New Roman" w:cs="Times New Roman"/>
@@ -732,7 +2058,106 @@
           <w:sz w:val="26"/>
           <w:szCs w:val="26"/>
         </w:rPr>
-        <w:t>Điểm úng ngập, đọng nước:</w:t>
+        <w:t>Điểm</w:t>
+      </w:r>
+      <w:proofErr w:type="spellEnd"/>
+      <w:r>
+        <w:rPr>
+          <w:rFonts w:ascii="Times New Roman" w:hAnsi="Times New Roman" w:cs="Times New Roman"/>
+          <w:b/>
+          <w:bCs/>
+          <w:sz w:val="26"/>
+          <w:szCs w:val="26"/>
+        </w:rPr>
+        <w:t xml:space="preserve"> </w:t>
+      </w:r>
+      <w:proofErr w:type="spellStart"/>
+      <w:r>
+        <w:rPr>
+          <w:rFonts w:ascii="Times New Roman" w:hAnsi="Times New Roman" w:cs="Times New Roman"/>
+          <w:b/>
+          <w:bCs/>
+          <w:sz w:val="26"/>
+          <w:szCs w:val="26"/>
+        </w:rPr>
+        <w:t>úng</w:t>
+      </w:r>
+      <w:proofErr w:type="spellEnd"/>
+      <w:r>
+        <w:rPr>
+          <w:rFonts w:ascii="Times New Roman" w:hAnsi="Times New Roman" w:cs="Times New Roman"/>
+          <w:b/>
+          <w:bCs/>
+          <w:sz w:val="26"/>
+          <w:szCs w:val="26"/>
+        </w:rPr>
+        <w:t xml:space="preserve"> </w:t>
+      </w:r>
+      <w:proofErr w:type="spellStart"/>
+      <w:r>
+        <w:rPr>
+          <w:rFonts w:ascii="Times New Roman" w:hAnsi="Times New Roman" w:cs="Times New Roman"/>
+          <w:b/>
+          <w:bCs/>
+          <w:sz w:val="26"/>
+          <w:szCs w:val="26"/>
+        </w:rPr>
+        <w:t>ngập</w:t>
+      </w:r>
+      <w:proofErr w:type="spellEnd"/>
+      <w:r>
+        <w:rPr>
+          <w:rFonts w:ascii="Times New Roman" w:hAnsi="Times New Roman" w:cs="Times New Roman"/>
+          <w:b/>
+          <w:bCs/>
+          <w:sz w:val="26"/>
+          <w:szCs w:val="26"/>
+        </w:rPr>
+        <w:t xml:space="preserve">, </w:t>
+      </w:r>
+      <w:proofErr w:type="spellStart"/>
+      <w:r>
+        <w:rPr>
+          <w:rFonts w:ascii="Times New Roman" w:hAnsi="Times New Roman" w:cs="Times New Roman"/>
+          <w:b/>
+          <w:bCs/>
+          <w:sz w:val="26"/>
+          <w:szCs w:val="26"/>
+        </w:rPr>
+        <w:t>đọng</w:t>
+      </w:r>
+      <w:proofErr w:type="spellEnd"/>
+      <w:r>
+        <w:rPr>
+          <w:rFonts w:ascii="Times New Roman" w:hAnsi="Times New Roman" w:cs="Times New Roman"/>
+          <w:b/>
+          <w:bCs/>
+          <w:sz w:val="26"/>
+          <w:szCs w:val="26"/>
+        </w:rPr>
+        <w:t xml:space="preserve"> </w:t>
+      </w:r>
+      <w:proofErr w:type="spellStart"/>
+      <w:r>
+        <w:rPr>
+          <w:rFonts w:ascii="Times New Roman" w:hAnsi="Times New Roman" w:cs="Times New Roman"/>
+          <w:b/>
+          <w:bCs/>
+          <w:sz w:val="26"/>
+          <w:szCs w:val="26"/>
+        </w:rPr>
+        <w:t>nước</w:t>
+      </w:r>
+      <w:proofErr w:type="spellEnd"/>
+      <w:r>
+        <w:rPr>
+          <w:rFonts w:ascii="Times New Roman" w:hAnsi="Times New Roman" w:cs="Times New Roman"/>
+          <w:b/>
+          <w:bCs/>
+          <w:sz w:val="26"/>
+          <w:szCs w:val="26"/>
+        </w:rPr>
+        <w:t>:</w:t>
       </w:r>
     </w:p>
     <w:p>
@@ -751,39 +2176,135 @@
           <w:rFonts w:ascii="Times New Roman" w:hAnsi="Times New Roman"/>
           <w:sz w:val="26"/>
         </w:rPr>
-        <w:t xml:space="preserve">- Đến thời </w:t>
-      </w:r>
-      <w:r>
-        <w:rPr>
-          <w:rFonts w:ascii="Times New Roman" w:hAnsi="Times New Roman" w:cs="Times New Roman"/>
-          <w:sz w:val="26"/>
-          <w:szCs w:val="26"/>
-        </w:rPr>
-        <w:t xml:space="preserve">điểm </w:t>
-      </w:r>
-      <w:r>
-        <w:rPr>
-          <w:rFonts w:ascii="Times New Roman" w:hAnsi="Times New Roman" w:cs="Times New Roman"/>
-          <w:sz w:val="26"/>
-          <w:szCs w:val="26"/>
-        </w:rPr>
-        <w:t>{hh}</w:t>
-      </w:r>
-      <w:r>
-        <w:rPr>
-          <w:rFonts w:ascii="Times New Roman" w:hAnsi="Times New Roman" w:cs="Times New Roman"/>
-          <w:sz w:val="26"/>
-          <w:szCs w:val="26"/>
-        </w:rPr>
-        <w:t xml:space="preserve"> ngày </w:t>
-      </w:r>
-      <w:r>
-        <w:rPr>
-          <w:rFonts w:ascii="Times New Roman" w:hAnsi="Times New Roman" w:cs="Times New Roman"/>
-          <w:sz w:val="26"/>
-          <w:szCs w:val="26"/>
-        </w:rPr>
-        <w:t>{dd}/{mm}/{yyyy}</w:t>
+        <w:t xml:space="preserve">- </w:t>
+      </w:r>
+      <w:proofErr w:type="spellStart"/>
+      <w:r>
+        <w:rPr>
+          <w:rFonts w:ascii="Times New Roman" w:hAnsi="Times New Roman"/>
+          <w:sz w:val="26"/>
+        </w:rPr>
+        <w:t>Đến</w:t>
+      </w:r>
+      <w:proofErr w:type="spellEnd"/>
+      <w:r>
+        <w:rPr>
+          <w:rFonts w:ascii="Times New Roman" w:hAnsi="Times New Roman"/>
+          <w:sz w:val="26"/>
+        </w:rPr>
+        <w:t xml:space="preserve"> </w:t>
+      </w:r>
+      <w:proofErr w:type="spellStart"/>
+      <w:r>
+        <w:rPr>
+          <w:rFonts w:ascii="Times New Roman" w:hAnsi="Times New Roman"/>
+          <w:sz w:val="26"/>
+        </w:rPr>
+        <w:t>thời</w:t>
+      </w:r>
+      <w:proofErr w:type="spellEnd"/>
+      <w:r>
+        <w:rPr>
+          <w:rFonts w:ascii="Times New Roman" w:hAnsi="Times New Roman"/>
+          <w:sz w:val="26"/>
+        </w:rPr>
+        <w:t xml:space="preserve"> </w:t>
+      </w:r>
+      <w:proofErr w:type="spellStart"/>
+      <w:r>
+        <w:rPr>
+          <w:rFonts w:ascii="Times New Roman" w:hAnsi="Times New Roman" w:cs="Times New Roman"/>
+          <w:sz w:val="26"/>
+          <w:szCs w:val="26"/>
+        </w:rPr>
+        <w:t>điểm</w:t>
+      </w:r>
+      <w:proofErr w:type="spellEnd"/>
+      <w:r>
+        <w:rPr>
+          <w:rFonts w:ascii="Times New Roman" w:hAnsi="Times New Roman" w:cs="Times New Roman"/>
+          <w:sz w:val="26"/>
+          <w:szCs w:val="26"/>
+        </w:rPr>
+        <w:t xml:space="preserve"> </w:t>
+      </w:r>
+      <w:r>
+        <w:rPr>
+          <w:rFonts w:ascii="Times New Roman" w:hAnsi="Times New Roman" w:cs="Times New Roman"/>
+          <w:sz w:val="26"/>
+          <w:szCs w:val="26"/>
+        </w:rPr>
+        <w:t>{</w:t>
+      </w:r>
+      <w:proofErr w:type="spellStart"/>
+      <w:r>
+        <w:rPr>
+          <w:rFonts w:ascii="Times New Roman" w:hAnsi="Times New Roman" w:cs="Times New Roman"/>
+          <w:sz w:val="26"/>
+          <w:szCs w:val="26"/>
+        </w:rPr>
+        <w:t>hh</w:t>
+      </w:r>
+      <w:proofErr w:type="spellEnd"/>
+      <w:r>
+        <w:rPr>
+          <w:rFonts w:ascii="Times New Roman" w:hAnsi="Times New Roman" w:cs="Times New Roman"/>
+          <w:sz w:val="26"/>
+          <w:szCs w:val="26"/>
+        </w:rPr>
+        <w:t>}</w:t>
+      </w:r>
+      <w:r>
+        <w:rPr>
+          <w:rFonts w:ascii="Times New Roman" w:hAnsi="Times New Roman" w:cs="Times New Roman"/>
+          <w:sz w:val="26"/>
+          <w:szCs w:val="26"/>
+        </w:rPr>
+        <w:t xml:space="preserve"> </w:t>
+      </w:r>
+      <w:proofErr w:type="spellStart"/>
+      <w:r>
+        <w:rPr>
+          <w:rFonts w:ascii="Times New Roman" w:hAnsi="Times New Roman" w:cs="Times New Roman"/>
+          <w:sz w:val="26"/>
+          <w:szCs w:val="26"/>
+        </w:rPr>
+        <w:t>ngày</w:t>
+      </w:r>
+      <w:proofErr w:type="spellEnd"/>
+      <w:r>
+        <w:rPr>
+          <w:rFonts w:ascii="Times New Roman" w:hAnsi="Times New Roman" w:cs="Times New Roman"/>
+          <w:sz w:val="26"/>
+          <w:szCs w:val="26"/>
+        </w:rPr>
+        <w:t xml:space="preserve"> </w:t>
+      </w:r>
+      <w:r>
+        <w:rPr>
+          <w:rFonts w:ascii="Times New Roman" w:hAnsi="Times New Roman" w:cs="Times New Roman"/>
+          <w:sz w:val="26"/>
+          <w:szCs w:val="26"/>
+        </w:rPr>
+        <w:t>{dd}/{mm}/{</w:t>
+      </w:r>
+      <w:proofErr w:type="spellStart"/>
+      <w:r>
+        <w:rPr>
+          <w:rFonts w:ascii="Times New Roman" w:hAnsi="Times New Roman" w:cs="Times New Roman"/>
+          <w:sz w:val="26"/>
+          <w:szCs w:val="26"/>
+        </w:rPr>
+        <w:t>yyyy</w:t>
+      </w:r>
+      <w:proofErr w:type="spellEnd"/>
+      <w:r>
+        <w:rPr>
+          <w:rFonts w:ascii="Times New Roman" w:hAnsi="Times New Roman" w:cs="Times New Roman"/>
+          <w:sz w:val="26"/>
+          <w:szCs w:val="26"/>
+        </w:rPr>
+        <w:t>}</w:t>
       </w:r>
       <w:r>
         <w:rPr>
@@ -798,12 +2319,92 @@
           <w:rFonts w:ascii="Times New Roman" w:hAnsi="Times New Roman"/>
           <w:sz w:val="26"/>
         </w:rPr>
-        <w:t>ua công tác kiểm tra của Công ty,</w:t>
-      </w:r>
+        <w:t xml:space="preserve">ua </w:t>
+      </w:r>
+      <w:proofErr w:type="spellStart"/>
       <w:r>
         <w:rPr>
           <w:rFonts w:ascii="Times New Roman" w:hAnsi="Times New Roman"/>
           <w:sz w:val="26"/>
+        </w:rPr>
+        <w:t>công</w:t>
+      </w:r>
+      <w:proofErr w:type="spellEnd"/>
+      <w:r>
+        <w:rPr>
+          <w:rFonts w:ascii="Times New Roman" w:hAnsi="Times New Roman"/>
+          <w:sz w:val="26"/>
+        </w:rPr>
+        <w:t xml:space="preserve"> </w:t>
+      </w:r>
+      <w:proofErr w:type="spellStart"/>
+      <w:r>
+        <w:rPr>
+          <w:rFonts w:ascii="Times New Roman" w:hAnsi="Times New Roman"/>
+          <w:sz w:val="26"/>
+        </w:rPr>
+        <w:t>tác</w:t>
+      </w:r>
+      <w:proofErr w:type="spellEnd"/>
+      <w:r>
+        <w:rPr>
+          <w:rFonts w:ascii="Times New Roman" w:hAnsi="Times New Roman"/>
+          <w:sz w:val="26"/>
+        </w:rPr>
+        <w:t xml:space="preserve"> </w:t>
+      </w:r>
+      <w:proofErr w:type="spellStart"/>
+      <w:r>
+        <w:rPr>
+          <w:rFonts w:ascii="Times New Roman" w:hAnsi="Times New Roman"/>
+          <w:sz w:val="26"/>
+        </w:rPr>
+        <w:t>kiểm</w:t>
+      </w:r>
+      <w:proofErr w:type="spellEnd"/>
+      <w:r>
+        <w:rPr>
+          <w:rFonts w:ascii="Times New Roman" w:hAnsi="Times New Roman"/>
+          <w:sz w:val="26"/>
+        </w:rPr>
+        <w:t xml:space="preserve"> </w:t>
+      </w:r>
+      <w:proofErr w:type="spellStart"/>
+      <w:r>
+        <w:rPr>
+          <w:rFonts w:ascii="Times New Roman" w:hAnsi="Times New Roman"/>
+          <w:sz w:val="26"/>
+        </w:rPr>
+        <w:t>tra</w:t>
+      </w:r>
+      <w:proofErr w:type="spellEnd"/>
+      <w:r>
+        <w:rPr>
+          <w:rFonts w:ascii="Times New Roman" w:hAnsi="Times New Roman"/>
+          <w:sz w:val="26"/>
+        </w:rPr>
+        <w:t xml:space="preserve"> </w:t>
+      </w:r>
+      <w:proofErr w:type="spellStart"/>
+      <w:r>
+        <w:rPr>
+          <w:rFonts w:ascii="Times New Roman" w:hAnsi="Times New Roman"/>
+          <w:sz w:val="26"/>
+        </w:rPr>
+        <w:t>của</w:t>
+      </w:r>
+      <w:proofErr w:type="spellEnd"/>
+      <w:r>
+        <w:rPr>
+          <w:rFonts w:ascii="Times New Roman" w:hAnsi="Times New Roman"/>
+          <w:sz w:val="26"/>
+        </w:rPr>
+        <w:t xml:space="preserve"> Công ty,</w:t>
+      </w:r>
+      <w:r>
+        <w:rPr>
+          <w:rFonts w:ascii="Times New Roman" w:hAnsi="Times New Roman"/>
+          <w:sz w:val="26"/>
           <w:lang w:val="vi-VN"/>
         </w:rPr>
         <w:t xml:space="preserve"> trên địa bàn Công ty quản lý</w:t>
@@ -822,6 +2423,7 @@
         </w:rPr>
         <w:t>{</w:t>
       </w:r>
+      <w:proofErr w:type="spellStart"/>
       <w:r>
         <w:rPr>
           <w:rFonts w:ascii="Times New Roman" w:hAnsi="Times New Roman"/>
@@ -829,6 +2431,7 @@
         </w:rPr>
         <w:t>mo</w:t>
       </w:r>
+      <w:proofErr w:type="spellEnd"/>
       <w:r>
         <w:rPr>
           <w:rFonts w:ascii="Times New Roman" w:hAnsi="Times New Roman"/>
@@ -908,16 +2511,125 @@
           <w:shd w:val="clear" w:color="auto" w:fill="FFFFFF"/>
         </w:rPr>
       </w:pPr>
-      <w:r>
-        <w:rPr>
-          <w:rFonts w:ascii="Times New Roman" w:hAnsi="Times New Roman" w:cs="Times New Roman"/>
-          <w:color w:val="000000" w:themeColor="text1"/>
-          <w:spacing w:val="3"/>
-          <w:sz w:val="26"/>
-          <w:szCs w:val="26"/>
-          <w:shd w:val="clear" w:color="auto" w:fill="FFFFFF"/>
-        </w:rPr>
-        <w:t xml:space="preserve">Biện pháp triển khai của Công ty: </w:t>
+      <w:proofErr w:type="spellStart"/>
+      <w:r>
+        <w:rPr>
+          <w:rFonts w:ascii="Times New Roman" w:hAnsi="Times New Roman" w:cs="Times New Roman"/>
+          <w:color w:val="000000" w:themeColor="text1"/>
+          <w:spacing w:val="3"/>
+          <w:sz w:val="26"/>
+          <w:szCs w:val="26"/>
+          <w:shd w:val="clear" w:color="auto" w:fill="FFFFFF"/>
+        </w:rPr>
+        <w:t>Biện</w:t>
+      </w:r>
+      <w:proofErr w:type="spellEnd"/>
+      <w:r>
+        <w:rPr>
+          <w:rFonts w:ascii="Times New Roman" w:hAnsi="Times New Roman" w:cs="Times New Roman"/>
+          <w:color w:val="000000" w:themeColor="text1"/>
+          <w:spacing w:val="3"/>
+          <w:sz w:val="26"/>
+          <w:szCs w:val="26"/>
+          <w:shd w:val="clear" w:color="auto" w:fill="FFFFFF"/>
+        </w:rPr>
+        <w:t xml:space="preserve"> </w:t>
+      </w:r>
+      <w:proofErr w:type="spellStart"/>
+      <w:r>
+        <w:rPr>
+          <w:rFonts w:ascii="Times New Roman" w:hAnsi="Times New Roman" w:cs="Times New Roman"/>
+          <w:color w:val="000000" w:themeColor="text1"/>
+          <w:spacing w:val="3"/>
+          <w:sz w:val="26"/>
+          <w:szCs w:val="26"/>
+          <w:shd w:val="clear" w:color="auto" w:fill="FFFFFF"/>
+        </w:rPr>
+        <w:t>pháp</w:t>
+      </w:r>
+      <w:proofErr w:type="spellEnd"/>
+      <w:r>
+        <w:rPr>
+          <w:rFonts w:ascii="Times New Roman" w:hAnsi="Times New Roman" w:cs="Times New Roman"/>
+          <w:color w:val="000000" w:themeColor="text1"/>
+          <w:spacing w:val="3"/>
+          <w:sz w:val="26"/>
+          <w:szCs w:val="26"/>
+          <w:shd w:val="clear" w:color="auto" w:fill="FFFFFF"/>
+        </w:rPr>
+        <w:t xml:space="preserve"> </w:t>
+      </w:r>
+      <w:proofErr w:type="spellStart"/>
+      <w:r>
+        <w:rPr>
+          <w:rFonts w:ascii="Times New Roman" w:hAnsi="Times New Roman" w:cs="Times New Roman"/>
+          <w:color w:val="000000" w:themeColor="text1"/>
+          <w:spacing w:val="3"/>
+          <w:sz w:val="26"/>
+          <w:szCs w:val="26"/>
+          <w:shd w:val="clear" w:color="auto" w:fill="FFFFFF"/>
+        </w:rPr>
+        <w:t>triển</w:t>
+      </w:r>
+      <w:proofErr w:type="spellEnd"/>
+      <w:r>
+        <w:rPr>
+          <w:rFonts w:ascii="Times New Roman" w:hAnsi="Times New Roman" w:cs="Times New Roman"/>
+          <w:color w:val="000000" w:themeColor="text1"/>
+          <w:spacing w:val="3"/>
+          <w:sz w:val="26"/>
+          <w:szCs w:val="26"/>
+          <w:shd w:val="clear" w:color="auto" w:fill="FFFFFF"/>
+        </w:rPr>
+        <w:t xml:space="preserve"> </w:t>
+      </w:r>
+      <w:proofErr w:type="spellStart"/>
+      <w:r>
+        <w:rPr>
+          <w:rFonts w:ascii="Times New Roman" w:hAnsi="Times New Roman" w:cs="Times New Roman"/>
+          <w:color w:val="000000" w:themeColor="text1"/>
+          <w:spacing w:val="3"/>
+          <w:sz w:val="26"/>
+          <w:szCs w:val="26"/>
+          <w:shd w:val="clear" w:color="auto" w:fill="FFFFFF"/>
+        </w:rPr>
+        <w:t>khai</w:t>
+      </w:r>
+      <w:proofErr w:type="spellEnd"/>
+      <w:r>
+        <w:rPr>
+          <w:rFonts w:ascii="Times New Roman" w:hAnsi="Times New Roman" w:cs="Times New Roman"/>
+          <w:color w:val="000000" w:themeColor="text1"/>
+          <w:spacing w:val="3"/>
+          <w:sz w:val="26"/>
+          <w:szCs w:val="26"/>
+          <w:shd w:val="clear" w:color="auto" w:fill="FFFFFF"/>
+        </w:rPr>
+        <w:t xml:space="preserve"> </w:t>
+      </w:r>
+      <w:proofErr w:type="spellStart"/>
+      <w:r>
+        <w:rPr>
+          <w:rFonts w:ascii="Times New Roman" w:hAnsi="Times New Roman" w:cs="Times New Roman"/>
+          <w:color w:val="000000" w:themeColor="text1"/>
+          <w:spacing w:val="3"/>
+          <w:sz w:val="26"/>
+          <w:szCs w:val="26"/>
+          <w:shd w:val="clear" w:color="auto" w:fill="FFFFFF"/>
+        </w:rPr>
+        <w:t>của</w:t>
+      </w:r>
+      <w:proofErr w:type="spellEnd"/>
+      <w:r>
+        <w:rPr>
+          <w:rFonts w:ascii="Times New Roman" w:hAnsi="Times New Roman" w:cs="Times New Roman"/>
+          <w:color w:val="000000" w:themeColor="text1"/>
+          <w:spacing w:val="3"/>
+          <w:sz w:val="26"/>
+          <w:szCs w:val="26"/>
+          <w:shd w:val="clear" w:color="auto" w:fill="FFFFFF"/>
+        </w:rPr>
+        <w:t xml:space="preserve"> Công ty: </w:t>
       </w:r>
     </w:p>
     <w:p>
@@ -956,8 +2668,416 @@
           <w:szCs w:val="26"/>
           <w:shd w:val="clear" w:color="auto" w:fill="FFFFFF"/>
         </w:rPr>
-        <w:t>Công ty bố trí lực lượng ứng trực tại các điểm trọng yếu để xử lý khi xảy ra úng ngập</w:t>
-      </w:r>
+        <w:t xml:space="preserve">Công ty </w:t>
+      </w:r>
+      <w:proofErr w:type="spellStart"/>
+      <w:r>
+        <w:rPr>
+          <w:rFonts w:ascii="Times New Roman" w:hAnsi="Times New Roman" w:cs="Times New Roman"/>
+          <w:color w:val="000000" w:themeColor="text1"/>
+          <w:sz w:val="26"/>
+          <w:szCs w:val="26"/>
+          <w:shd w:val="clear" w:color="auto" w:fill="FFFFFF"/>
+        </w:rPr>
+        <w:t>bố</w:t>
+      </w:r>
+      <w:proofErr w:type="spellEnd"/>
+      <w:r>
+        <w:rPr>
+          <w:rFonts w:ascii="Times New Roman" w:hAnsi="Times New Roman" w:cs="Times New Roman"/>
+          <w:color w:val="000000" w:themeColor="text1"/>
+          <w:sz w:val="26"/>
+          <w:szCs w:val="26"/>
+          <w:shd w:val="clear" w:color="auto" w:fill="FFFFFF"/>
+        </w:rPr>
+        <w:t xml:space="preserve"> </w:t>
+      </w:r>
+      <w:proofErr w:type="spellStart"/>
+      <w:r>
+        <w:rPr>
+          <w:rFonts w:ascii="Times New Roman" w:hAnsi="Times New Roman" w:cs="Times New Roman"/>
+          <w:color w:val="000000" w:themeColor="text1"/>
+          <w:sz w:val="26"/>
+          <w:szCs w:val="26"/>
+          <w:shd w:val="clear" w:color="auto" w:fill="FFFFFF"/>
+        </w:rPr>
+        <w:t>trí</w:t>
+      </w:r>
+      <w:proofErr w:type="spellEnd"/>
+      <w:r>
+        <w:rPr>
+          <w:rFonts w:ascii="Times New Roman" w:hAnsi="Times New Roman" w:cs="Times New Roman"/>
+          <w:color w:val="000000" w:themeColor="text1"/>
+          <w:sz w:val="26"/>
+          <w:szCs w:val="26"/>
+          <w:shd w:val="clear" w:color="auto" w:fill="FFFFFF"/>
+        </w:rPr>
+        <w:t xml:space="preserve"> </w:t>
+      </w:r>
+      <w:proofErr w:type="spellStart"/>
+      <w:r>
+        <w:rPr>
+          <w:rFonts w:ascii="Times New Roman" w:hAnsi="Times New Roman" w:cs="Times New Roman"/>
+          <w:color w:val="000000" w:themeColor="text1"/>
+          <w:sz w:val="26"/>
+          <w:szCs w:val="26"/>
+          <w:shd w:val="clear" w:color="auto" w:fill="FFFFFF"/>
+        </w:rPr>
+        <w:t>lực</w:t>
+      </w:r>
+      <w:proofErr w:type="spellEnd"/>
+      <w:r>
+        <w:rPr>
+          <w:rFonts w:ascii="Times New Roman" w:hAnsi="Times New Roman" w:cs="Times New Roman"/>
+          <w:color w:val="000000" w:themeColor="text1"/>
+          <w:sz w:val="26"/>
+          <w:szCs w:val="26"/>
+          <w:shd w:val="clear" w:color="auto" w:fill="FFFFFF"/>
+        </w:rPr>
+        <w:t xml:space="preserve"> </w:t>
+      </w:r>
+      <w:proofErr w:type="spellStart"/>
+      <w:r>
+        <w:rPr>
+          <w:rFonts w:ascii="Times New Roman" w:hAnsi="Times New Roman" w:cs="Times New Roman"/>
+          <w:color w:val="000000" w:themeColor="text1"/>
+          <w:sz w:val="26"/>
+          <w:szCs w:val="26"/>
+          <w:shd w:val="clear" w:color="auto" w:fill="FFFFFF"/>
+        </w:rPr>
+        <w:t>lượng</w:t>
+      </w:r>
+      <w:proofErr w:type="spellEnd"/>
+      <w:r>
+        <w:rPr>
+          <w:rFonts w:ascii="Times New Roman" w:hAnsi="Times New Roman" w:cs="Times New Roman"/>
+          <w:color w:val="000000" w:themeColor="text1"/>
+          <w:sz w:val="26"/>
+          <w:szCs w:val="26"/>
+          <w:shd w:val="clear" w:color="auto" w:fill="FFFFFF"/>
+        </w:rPr>
+        <w:t xml:space="preserve"> </w:t>
+      </w:r>
+      <w:proofErr w:type="spellStart"/>
+      <w:r>
+        <w:rPr>
+          <w:rFonts w:ascii="Times New Roman" w:hAnsi="Times New Roman" w:cs="Times New Roman"/>
+          <w:color w:val="000000" w:themeColor="text1"/>
+          <w:sz w:val="26"/>
+          <w:szCs w:val="26"/>
+          <w:shd w:val="clear" w:color="auto" w:fill="FFFFFF"/>
+        </w:rPr>
+        <w:t>ứng</w:t>
+      </w:r>
+      <w:proofErr w:type="spellEnd"/>
+      <w:r>
+        <w:rPr>
+          <w:rFonts w:ascii="Times New Roman" w:hAnsi="Times New Roman" w:cs="Times New Roman"/>
+          <w:color w:val="000000" w:themeColor="text1"/>
+          <w:sz w:val="26"/>
+          <w:szCs w:val="26"/>
+          <w:shd w:val="clear" w:color="auto" w:fill="FFFFFF"/>
+        </w:rPr>
+        <w:t xml:space="preserve"> </w:t>
+      </w:r>
+      <w:proofErr w:type="spellStart"/>
+      <w:r>
+        <w:rPr>
+          <w:rFonts w:ascii="Times New Roman" w:hAnsi="Times New Roman" w:cs="Times New Roman"/>
+          <w:color w:val="000000" w:themeColor="text1"/>
+          <w:sz w:val="26"/>
+          <w:szCs w:val="26"/>
+          <w:shd w:val="clear" w:color="auto" w:fill="FFFFFF"/>
+        </w:rPr>
+        <w:t>trực</w:t>
+      </w:r>
+      <w:proofErr w:type="spellEnd"/>
+      <w:r>
+        <w:rPr>
+          <w:rFonts w:ascii="Times New Roman" w:hAnsi="Times New Roman" w:cs="Times New Roman"/>
+          <w:color w:val="000000" w:themeColor="text1"/>
+          <w:sz w:val="26"/>
+          <w:szCs w:val="26"/>
+          <w:shd w:val="clear" w:color="auto" w:fill="FFFFFF"/>
+        </w:rPr>
+        <w:t xml:space="preserve"> </w:t>
+      </w:r>
+      <w:proofErr w:type="spellStart"/>
+      <w:r>
+        <w:rPr>
+          <w:rFonts w:ascii="Times New Roman" w:hAnsi="Times New Roman" w:cs="Times New Roman"/>
+          <w:color w:val="000000" w:themeColor="text1"/>
+          <w:sz w:val="26"/>
+          <w:szCs w:val="26"/>
+          <w:shd w:val="clear" w:color="auto" w:fill="FFFFFF"/>
+        </w:rPr>
+        <w:t>tại</w:t>
+      </w:r>
+      <w:proofErr w:type="spellEnd"/>
+      <w:r>
+        <w:rPr>
+          <w:rFonts w:ascii="Times New Roman" w:hAnsi="Times New Roman" w:cs="Times New Roman"/>
+          <w:color w:val="000000" w:themeColor="text1"/>
+          <w:sz w:val="26"/>
+          <w:szCs w:val="26"/>
+          <w:shd w:val="clear" w:color="auto" w:fill="FFFFFF"/>
+        </w:rPr>
+        <w:t xml:space="preserve"> </w:t>
+      </w:r>
+      <w:proofErr w:type="spellStart"/>
+      <w:r>
+        <w:rPr>
+          <w:rFonts w:ascii="Times New Roman" w:hAnsi="Times New Roman" w:cs="Times New Roman"/>
+          <w:color w:val="000000" w:themeColor="text1"/>
+          <w:sz w:val="26"/>
+          <w:szCs w:val="26"/>
+          <w:shd w:val="clear" w:color="auto" w:fill="FFFFFF"/>
+        </w:rPr>
+        <w:t>các</w:t>
+      </w:r>
+      <w:proofErr w:type="spellEnd"/>
+      <w:r>
+        <w:rPr>
+          <w:rFonts w:ascii="Times New Roman" w:hAnsi="Times New Roman" w:cs="Times New Roman"/>
+          <w:color w:val="000000" w:themeColor="text1"/>
+          <w:sz w:val="26"/>
+          <w:szCs w:val="26"/>
+          <w:shd w:val="clear" w:color="auto" w:fill="FFFFFF"/>
+        </w:rPr>
+        <w:t xml:space="preserve"> </w:t>
+      </w:r>
+      <w:proofErr w:type="spellStart"/>
+      <w:r>
+        <w:rPr>
+          <w:rFonts w:ascii="Times New Roman" w:hAnsi="Times New Roman" w:cs="Times New Roman"/>
+          <w:color w:val="000000" w:themeColor="text1"/>
+          <w:sz w:val="26"/>
+          <w:szCs w:val="26"/>
+          <w:shd w:val="clear" w:color="auto" w:fill="FFFFFF"/>
+        </w:rPr>
+        <w:t>điểm</w:t>
+      </w:r>
+      <w:proofErr w:type="spellEnd"/>
+      <w:r>
+        <w:rPr>
+          <w:rFonts w:ascii="Times New Roman" w:hAnsi="Times New Roman" w:cs="Times New Roman"/>
+          <w:color w:val="000000" w:themeColor="text1"/>
+          <w:sz w:val="26"/>
+          <w:szCs w:val="26"/>
+          <w:shd w:val="clear" w:color="auto" w:fill="FFFFFF"/>
+        </w:rPr>
+        <w:t xml:space="preserve"> </w:t>
+      </w:r>
+      <w:proofErr w:type="spellStart"/>
+      <w:r>
+        <w:rPr>
+          <w:rFonts w:ascii="Times New Roman" w:hAnsi="Times New Roman" w:cs="Times New Roman"/>
+          <w:color w:val="000000" w:themeColor="text1"/>
+          <w:sz w:val="26"/>
+          <w:szCs w:val="26"/>
+          <w:shd w:val="clear" w:color="auto" w:fill="FFFFFF"/>
+        </w:rPr>
+        <w:t>trọng</w:t>
+      </w:r>
+      <w:proofErr w:type="spellEnd"/>
+      <w:r>
+        <w:rPr>
+          <w:rFonts w:ascii="Times New Roman" w:hAnsi="Times New Roman" w:cs="Times New Roman"/>
+          <w:color w:val="000000" w:themeColor="text1"/>
+          <w:sz w:val="26"/>
+          <w:szCs w:val="26"/>
+          <w:shd w:val="clear" w:color="auto" w:fill="FFFFFF"/>
+        </w:rPr>
+        <w:t xml:space="preserve"> </w:t>
+      </w:r>
+      <w:proofErr w:type="spellStart"/>
+      <w:r>
+        <w:rPr>
+          <w:rFonts w:ascii="Times New Roman" w:hAnsi="Times New Roman" w:cs="Times New Roman"/>
+          <w:color w:val="000000" w:themeColor="text1"/>
+          <w:sz w:val="26"/>
+          <w:szCs w:val="26"/>
+          <w:shd w:val="clear" w:color="auto" w:fill="FFFFFF"/>
+        </w:rPr>
+        <w:t>yếu</w:t>
+      </w:r>
+      <w:proofErr w:type="spellEnd"/>
+      <w:r>
+        <w:rPr>
+          <w:rFonts w:ascii="Times New Roman" w:hAnsi="Times New Roman" w:cs="Times New Roman"/>
+          <w:color w:val="000000" w:themeColor="text1"/>
+          <w:sz w:val="26"/>
+          <w:szCs w:val="26"/>
+          <w:shd w:val="clear" w:color="auto" w:fill="FFFFFF"/>
+        </w:rPr>
+        <w:t xml:space="preserve"> </w:t>
+      </w:r>
+      <w:proofErr w:type="spellStart"/>
+      <w:r>
+        <w:rPr>
+          <w:rFonts w:ascii="Times New Roman" w:hAnsi="Times New Roman" w:cs="Times New Roman"/>
+          <w:color w:val="000000" w:themeColor="text1"/>
+          <w:sz w:val="26"/>
+          <w:szCs w:val="26"/>
+          <w:shd w:val="clear" w:color="auto" w:fill="FFFFFF"/>
+        </w:rPr>
+        <w:t>để</w:t>
+      </w:r>
+      <w:proofErr w:type="spellEnd"/>
+      <w:r>
+        <w:rPr>
+          <w:rFonts w:ascii="Times New Roman" w:hAnsi="Times New Roman" w:cs="Times New Roman"/>
+          <w:color w:val="000000" w:themeColor="text1"/>
+          <w:sz w:val="26"/>
+          <w:szCs w:val="26"/>
+          <w:shd w:val="clear" w:color="auto" w:fill="FFFFFF"/>
+        </w:rPr>
+        <w:t xml:space="preserve"> </w:t>
+      </w:r>
+      <w:proofErr w:type="spellStart"/>
+      <w:r>
+        <w:rPr>
+          <w:rFonts w:ascii="Times New Roman" w:hAnsi="Times New Roman" w:cs="Times New Roman"/>
+          <w:color w:val="000000" w:themeColor="text1"/>
+          <w:sz w:val="26"/>
+          <w:szCs w:val="26"/>
+          <w:shd w:val="clear" w:color="auto" w:fill="FFFFFF"/>
+        </w:rPr>
+        <w:t>xử</w:t>
+      </w:r>
+      <w:proofErr w:type="spellEnd"/>
+      <w:r>
+        <w:rPr>
+          <w:rFonts w:ascii="Times New Roman" w:hAnsi="Times New Roman" w:cs="Times New Roman"/>
+          <w:color w:val="000000" w:themeColor="text1"/>
+          <w:sz w:val="26"/>
+          <w:szCs w:val="26"/>
+          <w:shd w:val="clear" w:color="auto" w:fill="FFFFFF"/>
+        </w:rPr>
+        <w:t xml:space="preserve"> </w:t>
+      </w:r>
+      <w:proofErr w:type="spellStart"/>
+      <w:r>
+        <w:rPr>
+          <w:rFonts w:ascii="Times New Roman" w:hAnsi="Times New Roman" w:cs="Times New Roman"/>
+          <w:color w:val="000000" w:themeColor="text1"/>
+          <w:sz w:val="26"/>
+          <w:szCs w:val="26"/>
+          <w:shd w:val="clear" w:color="auto" w:fill="FFFFFF"/>
+        </w:rPr>
+        <w:t>lý</w:t>
+      </w:r>
+      <w:proofErr w:type="spellEnd"/>
+      <w:r>
+        <w:rPr>
+          <w:rFonts w:ascii="Times New Roman" w:hAnsi="Times New Roman" w:cs="Times New Roman"/>
+          <w:color w:val="000000" w:themeColor="text1"/>
+          <w:sz w:val="26"/>
+          <w:szCs w:val="26"/>
+          <w:shd w:val="clear" w:color="auto" w:fill="FFFFFF"/>
+        </w:rPr>
+        <w:t xml:space="preserve"> </w:t>
+      </w:r>
+      <w:proofErr w:type="spellStart"/>
+      <w:r>
+        <w:rPr>
+          <w:rFonts w:ascii="Times New Roman" w:hAnsi="Times New Roman" w:cs="Times New Roman"/>
+          <w:color w:val="000000" w:themeColor="text1"/>
+          <w:sz w:val="26"/>
+          <w:szCs w:val="26"/>
+          <w:shd w:val="clear" w:color="auto" w:fill="FFFFFF"/>
+        </w:rPr>
+        <w:t>khi</w:t>
+      </w:r>
+      <w:proofErr w:type="spellEnd"/>
+      <w:r>
+        <w:rPr>
+          <w:rFonts w:ascii="Times New Roman" w:hAnsi="Times New Roman" w:cs="Times New Roman"/>
+          <w:color w:val="000000" w:themeColor="text1"/>
+          <w:sz w:val="26"/>
+          <w:szCs w:val="26"/>
+          <w:shd w:val="clear" w:color="auto" w:fill="FFFFFF"/>
+        </w:rPr>
+        <w:t xml:space="preserve"> </w:t>
+      </w:r>
+      <w:proofErr w:type="spellStart"/>
+      <w:r>
+        <w:rPr>
+          <w:rFonts w:ascii="Times New Roman" w:hAnsi="Times New Roman" w:cs="Times New Roman"/>
+          <w:color w:val="000000" w:themeColor="text1"/>
+          <w:sz w:val="26"/>
+          <w:szCs w:val="26"/>
+          <w:shd w:val="clear" w:color="auto" w:fill="FFFFFF"/>
+        </w:rPr>
+        <w:t>xảy</w:t>
+      </w:r>
+      <w:proofErr w:type="spellEnd"/>
+      <w:r>
+        <w:rPr>
+          <w:rFonts w:ascii="Times New Roman" w:hAnsi="Times New Roman" w:cs="Times New Roman"/>
+          <w:color w:val="000000" w:themeColor="text1"/>
+          <w:sz w:val="26"/>
+          <w:szCs w:val="26"/>
+          <w:shd w:val="clear" w:color="auto" w:fill="FFFFFF"/>
+        </w:rPr>
+        <w:t xml:space="preserve"> </w:t>
+      </w:r>
+      <w:proofErr w:type="spellStart"/>
+      <w:r>
+        <w:rPr>
+          <w:rFonts w:ascii="Times New Roman" w:hAnsi="Times New Roman" w:cs="Times New Roman"/>
+          <w:color w:val="000000" w:themeColor="text1"/>
+          <w:sz w:val="26"/>
+          <w:szCs w:val="26"/>
+          <w:shd w:val="clear" w:color="auto" w:fill="FFFFFF"/>
+        </w:rPr>
+        <w:t>ra</w:t>
+      </w:r>
+      <w:proofErr w:type="spellEnd"/>
+      <w:r>
+        <w:rPr>
+          <w:rFonts w:ascii="Times New Roman" w:hAnsi="Times New Roman" w:cs="Times New Roman"/>
+          <w:color w:val="000000" w:themeColor="text1"/>
+          <w:sz w:val="26"/>
+          <w:szCs w:val="26"/>
+          <w:shd w:val="clear" w:color="auto" w:fill="FFFFFF"/>
+        </w:rPr>
+        <w:t xml:space="preserve"> </w:t>
+      </w:r>
+      <w:proofErr w:type="spellStart"/>
+      <w:r>
+        <w:rPr>
+          <w:rFonts w:ascii="Times New Roman" w:hAnsi="Times New Roman" w:cs="Times New Roman"/>
+          <w:color w:val="000000" w:themeColor="text1"/>
+          <w:sz w:val="26"/>
+          <w:szCs w:val="26"/>
+          <w:shd w:val="clear" w:color="auto" w:fill="FFFFFF"/>
+        </w:rPr>
+        <w:t>úng</w:t>
+      </w:r>
+      <w:proofErr w:type="spellEnd"/>
+      <w:r>
+        <w:rPr>
+          <w:rFonts w:ascii="Times New Roman" w:hAnsi="Times New Roman" w:cs="Times New Roman"/>
+          <w:color w:val="000000" w:themeColor="text1"/>
+          <w:sz w:val="26"/>
+          <w:szCs w:val="26"/>
+          <w:shd w:val="clear" w:color="auto" w:fill="FFFFFF"/>
+        </w:rPr>
+        <w:t xml:space="preserve"> </w:t>
+      </w:r>
+      <w:proofErr w:type="spellStart"/>
+      <w:r>
+        <w:rPr>
+          <w:rFonts w:ascii="Times New Roman" w:hAnsi="Times New Roman" w:cs="Times New Roman"/>
+          <w:color w:val="000000" w:themeColor="text1"/>
+          <w:sz w:val="26"/>
+          <w:szCs w:val="26"/>
+          <w:shd w:val="clear" w:color="auto" w:fill="FFFFFF"/>
+        </w:rPr>
+        <w:t>ngập</w:t>
+      </w:r>
+      <w:proofErr w:type="spellEnd"/>
       <w:r>
         <w:rPr>
           <w:rFonts w:ascii="Times New Roman" w:hAnsi="Times New Roman" w:cs="Times New Roman"/>
@@ -991,30 +3111,285 @@
           <w:szCs w:val="26"/>
           <w:shd w:val="clear" w:color="auto" w:fill="FFFFFF"/>
         </w:rPr>
-        <w:t>+ Các cửa phai</w:t>
-      </w:r>
-      <w:r>
-        <w:rPr>
-          <w:rFonts w:ascii="Times New Roman" w:hAnsi="Times New Roman" w:cs="Times New Roman"/>
-          <w:color w:val="000000" w:themeColor="text1"/>
-          <w:spacing w:val="3"/>
-          <w:sz w:val="26"/>
-          <w:szCs w:val="26"/>
-          <w:shd w:val="clear" w:color="auto" w:fill="FFFFFF"/>
-        </w:rPr>
-        <w:t xml:space="preserve">, trạm bơm được kịp thời vận hành </w:t>
-      </w:r>
-      <w:r>
-        <w:rPr>
-          <w:rFonts w:ascii="Times New Roman" w:hAnsi="Times New Roman" w:cs="Times New Roman"/>
-          <w:color w:val="000000" w:themeColor="text1"/>
-          <w:spacing w:val="3"/>
-          <w:sz w:val="26"/>
-          <w:szCs w:val="26"/>
-          <w:shd w:val="clear" w:color="auto" w:fill="FFFFFF"/>
-        </w:rPr>
-        <w:t>đúng quy trình</w:t>
-      </w:r>
+        <w:t xml:space="preserve">+ Các </w:t>
+      </w:r>
+      <w:proofErr w:type="spellStart"/>
+      <w:r>
+        <w:rPr>
+          <w:rFonts w:ascii="Times New Roman" w:hAnsi="Times New Roman" w:cs="Times New Roman"/>
+          <w:color w:val="000000" w:themeColor="text1"/>
+          <w:spacing w:val="3"/>
+          <w:sz w:val="26"/>
+          <w:szCs w:val="26"/>
+          <w:shd w:val="clear" w:color="auto" w:fill="FFFFFF"/>
+        </w:rPr>
+        <w:t>cửa</w:t>
+      </w:r>
+      <w:proofErr w:type="spellEnd"/>
+      <w:r>
+        <w:rPr>
+          <w:rFonts w:ascii="Times New Roman" w:hAnsi="Times New Roman" w:cs="Times New Roman"/>
+          <w:color w:val="000000" w:themeColor="text1"/>
+          <w:spacing w:val="3"/>
+          <w:sz w:val="26"/>
+          <w:szCs w:val="26"/>
+          <w:shd w:val="clear" w:color="auto" w:fill="FFFFFF"/>
+        </w:rPr>
+        <w:t xml:space="preserve"> </w:t>
+      </w:r>
+      <w:proofErr w:type="spellStart"/>
+      <w:r>
+        <w:rPr>
+          <w:rFonts w:ascii="Times New Roman" w:hAnsi="Times New Roman" w:cs="Times New Roman"/>
+          <w:color w:val="000000" w:themeColor="text1"/>
+          <w:spacing w:val="3"/>
+          <w:sz w:val="26"/>
+          <w:szCs w:val="26"/>
+          <w:shd w:val="clear" w:color="auto" w:fill="FFFFFF"/>
+        </w:rPr>
+        <w:t>phai</w:t>
+      </w:r>
+      <w:proofErr w:type="spellEnd"/>
+      <w:r>
+        <w:rPr>
+          <w:rFonts w:ascii="Times New Roman" w:hAnsi="Times New Roman" w:cs="Times New Roman"/>
+          <w:color w:val="000000" w:themeColor="text1"/>
+          <w:spacing w:val="3"/>
+          <w:sz w:val="26"/>
+          <w:szCs w:val="26"/>
+          <w:shd w:val="clear" w:color="auto" w:fill="FFFFFF"/>
+        </w:rPr>
+        <w:t xml:space="preserve">, </w:t>
+      </w:r>
+      <w:proofErr w:type="spellStart"/>
+      <w:r>
+        <w:rPr>
+          <w:rFonts w:ascii="Times New Roman" w:hAnsi="Times New Roman" w:cs="Times New Roman"/>
+          <w:color w:val="000000" w:themeColor="text1"/>
+          <w:spacing w:val="3"/>
+          <w:sz w:val="26"/>
+          <w:szCs w:val="26"/>
+          <w:shd w:val="clear" w:color="auto" w:fill="FFFFFF"/>
+        </w:rPr>
+        <w:t>trạm</w:t>
+      </w:r>
+      <w:proofErr w:type="spellEnd"/>
+      <w:r>
+        <w:rPr>
+          <w:rFonts w:ascii="Times New Roman" w:hAnsi="Times New Roman" w:cs="Times New Roman"/>
+          <w:color w:val="000000" w:themeColor="text1"/>
+          <w:spacing w:val="3"/>
+          <w:sz w:val="26"/>
+          <w:szCs w:val="26"/>
+          <w:shd w:val="clear" w:color="auto" w:fill="FFFFFF"/>
+        </w:rPr>
+        <w:t xml:space="preserve"> </w:t>
+      </w:r>
+      <w:proofErr w:type="spellStart"/>
+      <w:r>
+        <w:rPr>
+          <w:rFonts w:ascii="Times New Roman" w:hAnsi="Times New Roman" w:cs="Times New Roman"/>
+          <w:color w:val="000000" w:themeColor="text1"/>
+          <w:spacing w:val="3"/>
+          <w:sz w:val="26"/>
+          <w:szCs w:val="26"/>
+          <w:shd w:val="clear" w:color="auto" w:fill="FFFFFF"/>
+        </w:rPr>
+        <w:t>bơm</w:t>
+      </w:r>
+      <w:proofErr w:type="spellEnd"/>
+      <w:r>
+        <w:rPr>
+          <w:rFonts w:ascii="Times New Roman" w:hAnsi="Times New Roman" w:cs="Times New Roman"/>
+          <w:color w:val="000000" w:themeColor="text1"/>
+          <w:spacing w:val="3"/>
+          <w:sz w:val="26"/>
+          <w:szCs w:val="26"/>
+          <w:shd w:val="clear" w:color="auto" w:fill="FFFFFF"/>
+        </w:rPr>
+        <w:t xml:space="preserve"> </w:t>
+      </w:r>
+      <w:proofErr w:type="spellStart"/>
+      <w:r>
+        <w:rPr>
+          <w:rFonts w:ascii="Times New Roman" w:hAnsi="Times New Roman" w:cs="Times New Roman"/>
+          <w:color w:val="000000" w:themeColor="text1"/>
+          <w:spacing w:val="3"/>
+          <w:sz w:val="26"/>
+          <w:szCs w:val="26"/>
+          <w:shd w:val="clear" w:color="auto" w:fill="FFFFFF"/>
+        </w:rPr>
+        <w:t>được</w:t>
+      </w:r>
+      <w:proofErr w:type="spellEnd"/>
+      <w:r>
+        <w:rPr>
+          <w:rFonts w:ascii="Times New Roman" w:hAnsi="Times New Roman" w:cs="Times New Roman"/>
+          <w:color w:val="000000" w:themeColor="text1"/>
+          <w:spacing w:val="3"/>
+          <w:sz w:val="26"/>
+          <w:szCs w:val="26"/>
+          <w:shd w:val="clear" w:color="auto" w:fill="FFFFFF"/>
+        </w:rPr>
+        <w:t xml:space="preserve"> </w:t>
+      </w:r>
+      <w:proofErr w:type="spellStart"/>
+      <w:r>
+        <w:rPr>
+          <w:rFonts w:ascii="Times New Roman" w:hAnsi="Times New Roman" w:cs="Times New Roman"/>
+          <w:color w:val="000000" w:themeColor="text1"/>
+          <w:spacing w:val="3"/>
+          <w:sz w:val="26"/>
+          <w:szCs w:val="26"/>
+          <w:shd w:val="clear" w:color="auto" w:fill="FFFFFF"/>
+        </w:rPr>
+        <w:t>kịp</w:t>
+      </w:r>
+      <w:proofErr w:type="spellEnd"/>
+      <w:r>
+        <w:rPr>
+          <w:rFonts w:ascii="Times New Roman" w:hAnsi="Times New Roman" w:cs="Times New Roman"/>
+          <w:color w:val="000000" w:themeColor="text1"/>
+          <w:spacing w:val="3"/>
+          <w:sz w:val="26"/>
+          <w:szCs w:val="26"/>
+          <w:shd w:val="clear" w:color="auto" w:fill="FFFFFF"/>
+        </w:rPr>
+        <w:t xml:space="preserve"> </w:t>
+      </w:r>
+      <w:proofErr w:type="spellStart"/>
+      <w:r>
+        <w:rPr>
+          <w:rFonts w:ascii="Times New Roman" w:hAnsi="Times New Roman" w:cs="Times New Roman"/>
+          <w:color w:val="000000" w:themeColor="text1"/>
+          <w:spacing w:val="3"/>
+          <w:sz w:val="26"/>
+          <w:szCs w:val="26"/>
+          <w:shd w:val="clear" w:color="auto" w:fill="FFFFFF"/>
+        </w:rPr>
+        <w:t>thời</w:t>
+      </w:r>
+      <w:proofErr w:type="spellEnd"/>
+      <w:r>
+        <w:rPr>
+          <w:rFonts w:ascii="Times New Roman" w:hAnsi="Times New Roman" w:cs="Times New Roman"/>
+          <w:color w:val="000000" w:themeColor="text1"/>
+          <w:spacing w:val="3"/>
+          <w:sz w:val="26"/>
+          <w:szCs w:val="26"/>
+          <w:shd w:val="clear" w:color="auto" w:fill="FFFFFF"/>
+        </w:rPr>
+        <w:t xml:space="preserve"> </w:t>
+      </w:r>
+      <w:proofErr w:type="spellStart"/>
+      <w:r>
+        <w:rPr>
+          <w:rFonts w:ascii="Times New Roman" w:hAnsi="Times New Roman" w:cs="Times New Roman"/>
+          <w:color w:val="000000" w:themeColor="text1"/>
+          <w:spacing w:val="3"/>
+          <w:sz w:val="26"/>
+          <w:szCs w:val="26"/>
+          <w:shd w:val="clear" w:color="auto" w:fill="FFFFFF"/>
+        </w:rPr>
+        <w:t>vận</w:t>
+      </w:r>
+      <w:proofErr w:type="spellEnd"/>
+      <w:r>
+        <w:rPr>
+          <w:rFonts w:ascii="Times New Roman" w:hAnsi="Times New Roman" w:cs="Times New Roman"/>
+          <w:color w:val="000000" w:themeColor="text1"/>
+          <w:spacing w:val="3"/>
+          <w:sz w:val="26"/>
+          <w:szCs w:val="26"/>
+          <w:shd w:val="clear" w:color="auto" w:fill="FFFFFF"/>
+        </w:rPr>
+        <w:t xml:space="preserve"> </w:t>
+      </w:r>
+      <w:proofErr w:type="spellStart"/>
+      <w:r>
+        <w:rPr>
+          <w:rFonts w:ascii="Times New Roman" w:hAnsi="Times New Roman" w:cs="Times New Roman"/>
+          <w:color w:val="000000" w:themeColor="text1"/>
+          <w:spacing w:val="3"/>
+          <w:sz w:val="26"/>
+          <w:szCs w:val="26"/>
+          <w:shd w:val="clear" w:color="auto" w:fill="FFFFFF"/>
+        </w:rPr>
+        <w:t>hành</w:t>
+      </w:r>
+      <w:proofErr w:type="spellEnd"/>
+      <w:r>
+        <w:rPr>
+          <w:rFonts w:ascii="Times New Roman" w:hAnsi="Times New Roman" w:cs="Times New Roman"/>
+          <w:color w:val="000000" w:themeColor="text1"/>
+          <w:spacing w:val="3"/>
+          <w:sz w:val="26"/>
+          <w:szCs w:val="26"/>
+          <w:shd w:val="clear" w:color="auto" w:fill="FFFFFF"/>
+        </w:rPr>
+        <w:t xml:space="preserve"> </w:t>
+      </w:r>
+      <w:proofErr w:type="spellStart"/>
+      <w:r>
+        <w:rPr>
+          <w:rFonts w:ascii="Times New Roman" w:hAnsi="Times New Roman" w:cs="Times New Roman"/>
+          <w:color w:val="000000" w:themeColor="text1"/>
+          <w:spacing w:val="3"/>
+          <w:sz w:val="26"/>
+          <w:szCs w:val="26"/>
+          <w:shd w:val="clear" w:color="auto" w:fill="FFFFFF"/>
+        </w:rPr>
+        <w:t>đúng</w:t>
+      </w:r>
+      <w:proofErr w:type="spellEnd"/>
+      <w:r>
+        <w:rPr>
+          <w:rFonts w:ascii="Times New Roman" w:hAnsi="Times New Roman" w:cs="Times New Roman"/>
+          <w:color w:val="000000" w:themeColor="text1"/>
+          <w:spacing w:val="3"/>
+          <w:sz w:val="26"/>
+          <w:szCs w:val="26"/>
+          <w:shd w:val="clear" w:color="auto" w:fill="FFFFFF"/>
+        </w:rPr>
+        <w:t xml:space="preserve"> </w:t>
+      </w:r>
+      <w:proofErr w:type="spellStart"/>
+      <w:r>
+        <w:rPr>
+          <w:rFonts w:ascii="Times New Roman" w:hAnsi="Times New Roman" w:cs="Times New Roman"/>
+          <w:color w:val="000000" w:themeColor="text1"/>
+          <w:spacing w:val="3"/>
+          <w:sz w:val="26"/>
+          <w:szCs w:val="26"/>
+          <w:shd w:val="clear" w:color="auto" w:fill="FFFFFF"/>
+        </w:rPr>
+        <w:t>quy</w:t>
+      </w:r>
+      <w:proofErr w:type="spellEnd"/>
+      <w:r>
+        <w:rPr>
+          <w:rFonts w:ascii="Times New Roman" w:hAnsi="Times New Roman" w:cs="Times New Roman"/>
+          <w:color w:val="000000" w:themeColor="text1"/>
+          <w:spacing w:val="3"/>
+          <w:sz w:val="26"/>
+          <w:szCs w:val="26"/>
+          <w:shd w:val="clear" w:color="auto" w:fill="FFFFFF"/>
+        </w:rPr>
+        <w:t xml:space="preserve"> </w:t>
+      </w:r>
+      <w:proofErr w:type="spellStart"/>
+      <w:r>
+        <w:rPr>
+          <w:rFonts w:ascii="Times New Roman" w:hAnsi="Times New Roman" w:cs="Times New Roman"/>
+          <w:color w:val="000000" w:themeColor="text1"/>
+          <w:spacing w:val="3"/>
+          <w:sz w:val="26"/>
+          <w:szCs w:val="26"/>
+          <w:shd w:val="clear" w:color="auto" w:fill="FFFFFF"/>
+        </w:rPr>
+        <w:t>trình</w:t>
+      </w:r>
+      <w:proofErr w:type="spellEnd"/>
     </w:p>
     <w:p>
       <w:pPr>
@@ -1040,7 +3415,247 @@
           <w:szCs w:val="26"/>
           <w:shd w:val="clear" w:color="auto" w:fill="FFFFFF"/>
         </w:rPr>
-        <w:t xml:space="preserve">+ Bảo đảm an toàn giao thông tại các khu vực thấp trũng. </w:t>
+        <w:t xml:space="preserve">+ Bảo </w:t>
+      </w:r>
+      <w:proofErr w:type="spellStart"/>
+      <w:r>
+        <w:rPr>
+          <w:rFonts w:ascii="Times New Roman" w:hAnsi="Times New Roman" w:cs="Times New Roman"/>
+          <w:color w:val="000000" w:themeColor="text1"/>
+          <w:spacing w:val="3"/>
+          <w:sz w:val="26"/>
+          <w:szCs w:val="26"/>
+          <w:shd w:val="clear" w:color="auto" w:fill="FFFFFF"/>
+        </w:rPr>
+        <w:t>đảm</w:t>
+      </w:r>
+      <w:proofErr w:type="spellEnd"/>
+      <w:r>
+        <w:rPr>
+          <w:rFonts w:ascii="Times New Roman" w:hAnsi="Times New Roman" w:cs="Times New Roman"/>
+          <w:color w:val="000000" w:themeColor="text1"/>
+          <w:spacing w:val="3"/>
+          <w:sz w:val="26"/>
+          <w:szCs w:val="26"/>
+          <w:shd w:val="clear" w:color="auto" w:fill="FFFFFF"/>
+        </w:rPr>
+        <w:t xml:space="preserve"> an </w:t>
+      </w:r>
+      <w:proofErr w:type="spellStart"/>
+      <w:r>
+        <w:rPr>
+          <w:rFonts w:ascii="Times New Roman" w:hAnsi="Times New Roman" w:cs="Times New Roman"/>
+          <w:color w:val="000000" w:themeColor="text1"/>
+          <w:spacing w:val="3"/>
+          <w:sz w:val="26"/>
+          <w:szCs w:val="26"/>
+          <w:shd w:val="clear" w:color="auto" w:fill="FFFFFF"/>
+        </w:rPr>
+        <w:t>toàn</w:t>
+      </w:r>
+      <w:proofErr w:type="spellEnd"/>
+      <w:r>
+        <w:rPr>
+          <w:rFonts w:ascii="Times New Roman" w:hAnsi="Times New Roman" w:cs="Times New Roman"/>
+          <w:color w:val="000000" w:themeColor="text1"/>
+          <w:spacing w:val="3"/>
+          <w:sz w:val="26"/>
+          <w:szCs w:val="26"/>
+          <w:shd w:val="clear" w:color="auto" w:fill="FFFFFF"/>
+        </w:rPr>
+        <w:t xml:space="preserve"> </w:t>
+      </w:r>
+      <w:proofErr w:type="spellStart"/>
+      <w:r>
+        <w:rPr>
+          <w:rFonts w:ascii="Times New Roman" w:hAnsi="Times New Roman" w:cs="Times New Roman"/>
+          <w:color w:val="000000" w:themeColor="text1"/>
+          <w:spacing w:val="3"/>
+          <w:sz w:val="26"/>
+          <w:szCs w:val="26"/>
+          <w:shd w:val="clear" w:color="auto" w:fill="FFFFFF"/>
+        </w:rPr>
+        <w:t>giao</w:t>
+      </w:r>
+      <w:proofErr w:type="spellEnd"/>
+      <w:r>
+        <w:rPr>
+          <w:rFonts w:ascii="Times New Roman" w:hAnsi="Times New Roman" w:cs="Times New Roman"/>
+          <w:color w:val="000000" w:themeColor="text1"/>
+          <w:spacing w:val="3"/>
+          <w:sz w:val="26"/>
+          <w:szCs w:val="26"/>
+          <w:shd w:val="clear" w:color="auto" w:fill="FFFFFF"/>
+        </w:rPr>
+        <w:t xml:space="preserve"> </w:t>
+      </w:r>
+      <w:proofErr w:type="spellStart"/>
+      <w:r>
+        <w:rPr>
+          <w:rFonts w:ascii="Times New Roman" w:hAnsi="Times New Roman" w:cs="Times New Roman"/>
+          <w:color w:val="000000" w:themeColor="text1"/>
+          <w:spacing w:val="3"/>
+          <w:sz w:val="26"/>
+          <w:szCs w:val="26"/>
+          <w:shd w:val="clear" w:color="auto" w:fill="FFFFFF"/>
+        </w:rPr>
+        <w:t>thông</w:t>
+      </w:r>
+      <w:proofErr w:type="spellEnd"/>
+      <w:r>
+        <w:rPr>
+          <w:rFonts w:ascii="Times New Roman" w:hAnsi="Times New Roman" w:cs="Times New Roman"/>
+          <w:color w:val="000000" w:themeColor="text1"/>
+          <w:spacing w:val="3"/>
+          <w:sz w:val="26"/>
+          <w:szCs w:val="26"/>
+          <w:shd w:val="clear" w:color="auto" w:fill="FFFFFF"/>
+        </w:rPr>
+        <w:t xml:space="preserve"> </w:t>
+      </w:r>
+      <w:proofErr w:type="spellStart"/>
+      <w:r>
+        <w:rPr>
+          <w:rFonts w:ascii="Times New Roman" w:hAnsi="Times New Roman" w:cs="Times New Roman"/>
+          <w:color w:val="000000" w:themeColor="text1"/>
+          <w:spacing w:val="3"/>
+          <w:sz w:val="26"/>
+          <w:szCs w:val="26"/>
+          <w:shd w:val="clear" w:color="auto" w:fill="FFFFFF"/>
+        </w:rPr>
+        <w:t>tại</w:t>
+      </w:r>
+      <w:proofErr w:type="spellEnd"/>
+      <w:r>
+        <w:rPr>
+          <w:rFonts w:ascii="Times New Roman" w:hAnsi="Times New Roman" w:cs="Times New Roman"/>
+          <w:color w:val="000000" w:themeColor="text1"/>
+          <w:spacing w:val="3"/>
+          <w:sz w:val="26"/>
+          <w:szCs w:val="26"/>
+          <w:shd w:val="clear" w:color="auto" w:fill="FFFFFF"/>
+        </w:rPr>
+        <w:t xml:space="preserve"> </w:t>
+      </w:r>
+      <w:proofErr w:type="spellStart"/>
+      <w:r>
+        <w:rPr>
+          <w:rFonts w:ascii="Times New Roman" w:hAnsi="Times New Roman" w:cs="Times New Roman"/>
+          <w:color w:val="000000" w:themeColor="text1"/>
+          <w:spacing w:val="3"/>
+          <w:sz w:val="26"/>
+          <w:szCs w:val="26"/>
+          <w:shd w:val="clear" w:color="auto" w:fill="FFFFFF"/>
+        </w:rPr>
+        <w:t>các</w:t>
+      </w:r>
+      <w:proofErr w:type="spellEnd"/>
+      <w:r>
+        <w:rPr>
+          <w:rFonts w:ascii="Times New Roman" w:hAnsi="Times New Roman" w:cs="Times New Roman"/>
+          <w:color w:val="000000" w:themeColor="text1"/>
+          <w:spacing w:val="3"/>
+          <w:sz w:val="26"/>
+          <w:szCs w:val="26"/>
+          <w:shd w:val="clear" w:color="auto" w:fill="FFFFFF"/>
+        </w:rPr>
+        <w:t xml:space="preserve"> </w:t>
+      </w:r>
+      <w:proofErr w:type="spellStart"/>
+      <w:r>
+        <w:rPr>
+          <w:rFonts w:ascii="Times New Roman" w:hAnsi="Times New Roman" w:cs="Times New Roman"/>
+          <w:color w:val="000000" w:themeColor="text1"/>
+          <w:spacing w:val="3"/>
+          <w:sz w:val="26"/>
+          <w:szCs w:val="26"/>
+          <w:shd w:val="clear" w:color="auto" w:fill="FFFFFF"/>
+        </w:rPr>
+        <w:t>khu</w:t>
+      </w:r>
+      <w:proofErr w:type="spellEnd"/>
+      <w:r>
+        <w:rPr>
+          <w:rFonts w:ascii="Times New Roman" w:hAnsi="Times New Roman" w:cs="Times New Roman"/>
+          <w:color w:val="000000" w:themeColor="text1"/>
+          <w:spacing w:val="3"/>
+          <w:sz w:val="26"/>
+          <w:szCs w:val="26"/>
+          <w:shd w:val="clear" w:color="auto" w:fill="FFFFFF"/>
+        </w:rPr>
+        <w:t xml:space="preserve"> </w:t>
+      </w:r>
+      <w:proofErr w:type="spellStart"/>
+      <w:r>
+        <w:rPr>
+          <w:rFonts w:ascii="Times New Roman" w:hAnsi="Times New Roman" w:cs="Times New Roman"/>
+          <w:color w:val="000000" w:themeColor="text1"/>
+          <w:spacing w:val="3"/>
+          <w:sz w:val="26"/>
+          <w:szCs w:val="26"/>
+          <w:shd w:val="clear" w:color="auto" w:fill="FFFFFF"/>
+        </w:rPr>
+        <w:t>vực</w:t>
+      </w:r>
+      <w:proofErr w:type="spellEnd"/>
+      <w:r>
+        <w:rPr>
+          <w:rFonts w:ascii="Times New Roman" w:hAnsi="Times New Roman" w:cs="Times New Roman"/>
+          <w:color w:val="000000" w:themeColor="text1"/>
+          <w:spacing w:val="3"/>
+          <w:sz w:val="26"/>
+          <w:szCs w:val="26"/>
+          <w:shd w:val="clear" w:color="auto" w:fill="FFFFFF"/>
+        </w:rPr>
+        <w:t xml:space="preserve"> </w:t>
+      </w:r>
+      <w:proofErr w:type="spellStart"/>
+      <w:r>
+        <w:rPr>
+          <w:rFonts w:ascii="Times New Roman" w:hAnsi="Times New Roman" w:cs="Times New Roman"/>
+          <w:color w:val="000000" w:themeColor="text1"/>
+          <w:spacing w:val="3"/>
+          <w:sz w:val="26"/>
+          <w:szCs w:val="26"/>
+          <w:shd w:val="clear" w:color="auto" w:fill="FFFFFF"/>
+        </w:rPr>
+        <w:t>thấp</w:t>
+      </w:r>
+      <w:proofErr w:type="spellEnd"/>
+      <w:r>
+        <w:rPr>
+          <w:rFonts w:ascii="Times New Roman" w:hAnsi="Times New Roman" w:cs="Times New Roman"/>
+          <w:color w:val="000000" w:themeColor="text1"/>
+          <w:spacing w:val="3"/>
+          <w:sz w:val="26"/>
+          <w:szCs w:val="26"/>
+          <w:shd w:val="clear" w:color="auto" w:fill="FFFFFF"/>
+        </w:rPr>
+        <w:t xml:space="preserve"> </w:t>
+      </w:r>
+      <w:proofErr w:type="spellStart"/>
+      <w:r>
+        <w:rPr>
+          <w:rFonts w:ascii="Times New Roman" w:hAnsi="Times New Roman" w:cs="Times New Roman"/>
+          <w:color w:val="000000" w:themeColor="text1"/>
+          <w:spacing w:val="3"/>
+          <w:sz w:val="26"/>
+          <w:szCs w:val="26"/>
+          <w:shd w:val="clear" w:color="auto" w:fill="FFFFFF"/>
+        </w:rPr>
+        <w:t>trũng</w:t>
+      </w:r>
+      <w:proofErr w:type="spellEnd"/>
+      <w:r>
+        <w:rPr>
+          <w:rFonts w:ascii="Times New Roman" w:hAnsi="Times New Roman" w:cs="Times New Roman"/>
+          <w:color w:val="000000" w:themeColor="text1"/>
+          <w:spacing w:val="3"/>
+          <w:sz w:val="26"/>
+          <w:szCs w:val="26"/>
+          <w:shd w:val="clear" w:color="auto" w:fill="FFFFFF"/>
+        </w:rPr>
+        <w:t xml:space="preserve">. </w:t>
       </w:r>
     </w:p>
     <w:p>
@@ -1067,7 +3682,187 @@
           <w:sz w:val="26"/>
           <w:szCs w:val="26"/>
         </w:rPr>
-        <w:t>Công tác đảm bảo vận hành hệ thống thoát nước:</w:t>
+        <w:t xml:space="preserve">Công </w:t>
+      </w:r>
+      <w:proofErr w:type="spellStart"/>
+      <w:r>
+        <w:rPr>
+          <w:rFonts w:ascii="Times New Roman" w:hAnsi="Times New Roman" w:cs="Times New Roman"/>
+          <w:b/>
+          <w:sz w:val="26"/>
+          <w:szCs w:val="26"/>
+        </w:rPr>
+        <w:t>tác</w:t>
+      </w:r>
+      <w:proofErr w:type="spellEnd"/>
+      <w:r>
+        <w:rPr>
+          <w:rFonts w:ascii="Times New Roman" w:hAnsi="Times New Roman" w:cs="Times New Roman"/>
+          <w:b/>
+          <w:sz w:val="26"/>
+          <w:szCs w:val="26"/>
+        </w:rPr>
+        <w:t xml:space="preserve"> </w:t>
+      </w:r>
+      <w:proofErr w:type="spellStart"/>
+      <w:r>
+        <w:rPr>
+          <w:rFonts w:ascii="Times New Roman" w:hAnsi="Times New Roman" w:cs="Times New Roman"/>
+          <w:b/>
+          <w:sz w:val="26"/>
+          <w:szCs w:val="26"/>
+        </w:rPr>
+        <w:t>đảm</w:t>
+      </w:r>
+      <w:proofErr w:type="spellEnd"/>
+      <w:r>
+        <w:rPr>
+          <w:rFonts w:ascii="Times New Roman" w:hAnsi="Times New Roman" w:cs="Times New Roman"/>
+          <w:b/>
+          <w:sz w:val="26"/>
+          <w:szCs w:val="26"/>
+        </w:rPr>
+        <w:t xml:space="preserve"> </w:t>
+      </w:r>
+      <w:proofErr w:type="spellStart"/>
+      <w:r>
+        <w:rPr>
+          <w:rFonts w:ascii="Times New Roman" w:hAnsi="Times New Roman" w:cs="Times New Roman"/>
+          <w:b/>
+          <w:sz w:val="26"/>
+          <w:szCs w:val="26"/>
+        </w:rPr>
+        <w:t>bảo</w:t>
+      </w:r>
+      <w:proofErr w:type="spellEnd"/>
+      <w:r>
+        <w:rPr>
+          <w:rFonts w:ascii="Times New Roman" w:hAnsi="Times New Roman" w:cs="Times New Roman"/>
+          <w:b/>
+          <w:sz w:val="26"/>
+          <w:szCs w:val="26"/>
+        </w:rPr>
+        <w:t xml:space="preserve"> </w:t>
+      </w:r>
+      <w:proofErr w:type="spellStart"/>
+      <w:r>
+        <w:rPr>
+          <w:rFonts w:ascii="Times New Roman" w:hAnsi="Times New Roman" w:cs="Times New Roman"/>
+          <w:b/>
+          <w:sz w:val="26"/>
+          <w:szCs w:val="26"/>
+        </w:rPr>
+        <w:t>vận</w:t>
+      </w:r>
+      <w:proofErr w:type="spellEnd"/>
+      <w:r>
+        <w:rPr>
+          <w:rFonts w:ascii="Times New Roman" w:hAnsi="Times New Roman" w:cs="Times New Roman"/>
+          <w:b/>
+          <w:sz w:val="26"/>
+          <w:szCs w:val="26"/>
+        </w:rPr>
+        <w:t xml:space="preserve"> </w:t>
+      </w:r>
+      <w:proofErr w:type="spellStart"/>
+      <w:r>
+        <w:rPr>
+          <w:rFonts w:ascii="Times New Roman" w:hAnsi="Times New Roman" w:cs="Times New Roman"/>
+          <w:b/>
+          <w:sz w:val="26"/>
+          <w:szCs w:val="26"/>
+        </w:rPr>
+        <w:t>hành</w:t>
+      </w:r>
+      <w:proofErr w:type="spellEnd"/>
+      <w:r>
+        <w:rPr>
+          <w:rFonts w:ascii="Times New Roman" w:hAnsi="Times New Roman" w:cs="Times New Roman"/>
+          <w:b/>
+          <w:sz w:val="26"/>
+          <w:szCs w:val="26"/>
+        </w:rPr>
+        <w:t xml:space="preserve"> </w:t>
+      </w:r>
+      <w:proofErr w:type="spellStart"/>
+      <w:r>
+        <w:rPr>
+          <w:rFonts w:ascii="Times New Roman" w:hAnsi="Times New Roman" w:cs="Times New Roman"/>
+          <w:b/>
+          <w:sz w:val="26"/>
+          <w:szCs w:val="26"/>
+        </w:rPr>
+        <w:t>hệ</w:t>
+      </w:r>
+      <w:proofErr w:type="spellEnd"/>
+      <w:r>
+        <w:rPr>
+          <w:rFonts w:ascii="Times New Roman" w:hAnsi="Times New Roman" w:cs="Times New Roman"/>
+          <w:b/>
+          <w:sz w:val="26"/>
+          <w:szCs w:val="26"/>
+        </w:rPr>
+        <w:t xml:space="preserve"> </w:t>
+      </w:r>
+      <w:proofErr w:type="spellStart"/>
+      <w:r>
+        <w:rPr>
+          <w:rFonts w:ascii="Times New Roman" w:hAnsi="Times New Roman" w:cs="Times New Roman"/>
+          <w:b/>
+          <w:sz w:val="26"/>
+          <w:szCs w:val="26"/>
+        </w:rPr>
+        <w:t>thống</w:t>
+      </w:r>
+      <w:proofErr w:type="spellEnd"/>
+      <w:r>
+        <w:rPr>
+          <w:rFonts w:ascii="Times New Roman" w:hAnsi="Times New Roman" w:cs="Times New Roman"/>
+          <w:b/>
+          <w:sz w:val="26"/>
+          <w:szCs w:val="26"/>
+        </w:rPr>
+        <w:t xml:space="preserve"> </w:t>
+      </w:r>
+      <w:proofErr w:type="spellStart"/>
+      <w:r>
+        <w:rPr>
+          <w:rFonts w:ascii="Times New Roman" w:hAnsi="Times New Roman" w:cs="Times New Roman"/>
+          <w:b/>
+          <w:sz w:val="26"/>
+          <w:szCs w:val="26"/>
+        </w:rPr>
+        <w:t>thoát</w:t>
+      </w:r>
+      <w:proofErr w:type="spellEnd"/>
+      <w:r>
+        <w:rPr>
+          <w:rFonts w:ascii="Times New Roman" w:hAnsi="Times New Roman" w:cs="Times New Roman"/>
+          <w:b/>
+          <w:sz w:val="26"/>
+          <w:szCs w:val="26"/>
+        </w:rPr>
+        <w:t xml:space="preserve"> </w:t>
+      </w:r>
+      <w:proofErr w:type="spellStart"/>
+      <w:r>
+        <w:rPr>
+          <w:rFonts w:ascii="Times New Roman" w:hAnsi="Times New Roman" w:cs="Times New Roman"/>
+          <w:b/>
+          <w:sz w:val="26"/>
+          <w:szCs w:val="26"/>
+        </w:rPr>
+        <w:t>nước</w:t>
+      </w:r>
+      <w:proofErr w:type="spellEnd"/>
+      <w:r>
+        <w:rPr>
+          <w:rFonts w:ascii="Times New Roman" w:hAnsi="Times New Roman" w:cs="Times New Roman"/>
+          <w:b/>
+          <w:sz w:val="26"/>
+          <w:szCs w:val="26"/>
+        </w:rPr>
+        <w:t>:</w:t>
       </w:r>
     </w:p>
     <w:p>
@@ -1089,37 +3884,969 @@
           <w:sz w:val="26"/>
           <w:szCs w:val="26"/>
         </w:rPr>
-        <w:t xml:space="preserve">- Ngoài hiện trường: </w:t>
-      </w:r>
-      <w:r>
-        <w:rPr>
-          <w:rFonts w:ascii="Times New Roman" w:hAnsi="Times New Roman" w:cs="Times New Roman"/>
-          <w:color w:val="000000" w:themeColor="text1"/>
-          <w:spacing w:val="3"/>
-          <w:sz w:val="26"/>
-          <w:szCs w:val="26"/>
-          <w:shd w:val="clear" w:color="auto" w:fill="FFFFFF"/>
-        </w:rPr>
-        <w:t>Ngay khi có mưa</w:t>
-      </w:r>
-      <w:r>
-        <w:rPr>
-          <w:rFonts w:ascii="Times New Roman" w:hAnsi="Times New Roman" w:cs="Times New Roman"/>
-          <w:color w:val="000000" w:themeColor="text1"/>
-          <w:sz w:val="26"/>
-          <w:szCs w:val="26"/>
-        </w:rPr>
-        <w:t xml:space="preserve">, Công ty đã triển khai công tác ứng trực, giải quyết thoát nước, tua vớt rác tại ga thu trên toàn địa bàn quản lý, mở cửa phai của các hồ điều hòa và vận hành hợp lý các trạm bơm đầu mối </w:t>
-      </w:r>
-      <w:r>
-        <w:rPr>
-          <w:rFonts w:ascii="Times New Roman" w:hAnsi="Times New Roman" w:cs="Times New Roman"/>
-          <w:color w:val="000000" w:themeColor="text1"/>
-          <w:sz w:val="26"/>
-          <w:szCs w:val="26"/>
-        </w:rPr>
-        <w:t>{danh</w:t>
-      </w:r>
+        <w:t xml:space="preserve">- </w:t>
+      </w:r>
+      <w:proofErr w:type="spellStart"/>
+      <w:r>
+        <w:rPr>
+          <w:rFonts w:ascii="Times New Roman" w:hAnsi="Times New Roman" w:cs="Times New Roman"/>
+          <w:color w:val="000000" w:themeColor="text1"/>
+          <w:sz w:val="26"/>
+          <w:szCs w:val="26"/>
+        </w:rPr>
+        <w:t>Ngoài</w:t>
+      </w:r>
+      <w:proofErr w:type="spellEnd"/>
+      <w:r>
+        <w:rPr>
+          <w:rFonts w:ascii="Times New Roman" w:hAnsi="Times New Roman" w:cs="Times New Roman"/>
+          <w:color w:val="000000" w:themeColor="text1"/>
+          <w:sz w:val="26"/>
+          <w:szCs w:val="26"/>
+        </w:rPr>
+        <w:t xml:space="preserve"> </w:t>
+      </w:r>
+      <w:proofErr w:type="spellStart"/>
+      <w:r>
+        <w:rPr>
+          <w:rFonts w:ascii="Times New Roman" w:hAnsi="Times New Roman" w:cs="Times New Roman"/>
+          <w:color w:val="000000" w:themeColor="text1"/>
+          <w:sz w:val="26"/>
+          <w:szCs w:val="26"/>
+        </w:rPr>
+        <w:t>hiện</w:t>
+      </w:r>
+      <w:proofErr w:type="spellEnd"/>
+      <w:r>
+        <w:rPr>
+          <w:rFonts w:ascii="Times New Roman" w:hAnsi="Times New Roman" w:cs="Times New Roman"/>
+          <w:color w:val="000000" w:themeColor="text1"/>
+          <w:sz w:val="26"/>
+          <w:szCs w:val="26"/>
+        </w:rPr>
+        <w:t xml:space="preserve"> </w:t>
+      </w:r>
+      <w:proofErr w:type="spellStart"/>
+      <w:r>
+        <w:rPr>
+          <w:rFonts w:ascii="Times New Roman" w:hAnsi="Times New Roman" w:cs="Times New Roman"/>
+          <w:color w:val="000000" w:themeColor="text1"/>
+          <w:sz w:val="26"/>
+          <w:szCs w:val="26"/>
+        </w:rPr>
+        <w:t>trường</w:t>
+      </w:r>
+      <w:proofErr w:type="spellEnd"/>
+      <w:r>
+        <w:rPr>
+          <w:rFonts w:ascii="Times New Roman" w:hAnsi="Times New Roman" w:cs="Times New Roman"/>
+          <w:color w:val="000000" w:themeColor="text1"/>
+          <w:sz w:val="26"/>
+          <w:szCs w:val="26"/>
+        </w:rPr>
+        <w:t xml:space="preserve">: </w:t>
+      </w:r>
+      <w:r>
+        <w:rPr>
+          <w:rFonts w:ascii="Times New Roman" w:hAnsi="Times New Roman" w:cs="Times New Roman"/>
+          <w:color w:val="000000" w:themeColor="text1"/>
+          <w:spacing w:val="3"/>
+          <w:sz w:val="26"/>
+          <w:szCs w:val="26"/>
+          <w:shd w:val="clear" w:color="auto" w:fill="FFFFFF"/>
+        </w:rPr>
+        <w:t xml:space="preserve">Ngay </w:t>
+      </w:r>
+      <w:proofErr w:type="spellStart"/>
+      <w:r>
+        <w:rPr>
+          <w:rFonts w:ascii="Times New Roman" w:hAnsi="Times New Roman" w:cs="Times New Roman"/>
+          <w:color w:val="000000" w:themeColor="text1"/>
+          <w:spacing w:val="3"/>
+          <w:sz w:val="26"/>
+          <w:szCs w:val="26"/>
+          <w:shd w:val="clear" w:color="auto" w:fill="FFFFFF"/>
+        </w:rPr>
+        <w:t>khi</w:t>
+      </w:r>
+      <w:proofErr w:type="spellEnd"/>
+      <w:r>
+        <w:rPr>
+          <w:rFonts w:ascii="Times New Roman" w:hAnsi="Times New Roman" w:cs="Times New Roman"/>
+          <w:color w:val="000000" w:themeColor="text1"/>
+          <w:spacing w:val="3"/>
+          <w:sz w:val="26"/>
+          <w:szCs w:val="26"/>
+          <w:shd w:val="clear" w:color="auto" w:fill="FFFFFF"/>
+        </w:rPr>
+        <w:t xml:space="preserve"> </w:t>
+      </w:r>
+      <w:proofErr w:type="spellStart"/>
+      <w:r>
+        <w:rPr>
+          <w:rFonts w:ascii="Times New Roman" w:hAnsi="Times New Roman" w:cs="Times New Roman"/>
+          <w:color w:val="000000" w:themeColor="text1"/>
+          <w:spacing w:val="3"/>
+          <w:sz w:val="26"/>
+          <w:szCs w:val="26"/>
+          <w:shd w:val="clear" w:color="auto" w:fill="FFFFFF"/>
+        </w:rPr>
+        <w:t>có</w:t>
+      </w:r>
+      <w:proofErr w:type="spellEnd"/>
+      <w:r>
+        <w:rPr>
+          <w:rFonts w:ascii="Times New Roman" w:hAnsi="Times New Roman" w:cs="Times New Roman"/>
+          <w:color w:val="000000" w:themeColor="text1"/>
+          <w:spacing w:val="3"/>
+          <w:sz w:val="26"/>
+          <w:szCs w:val="26"/>
+          <w:shd w:val="clear" w:color="auto" w:fill="FFFFFF"/>
+        </w:rPr>
+        <w:t xml:space="preserve"> </w:t>
+      </w:r>
+      <w:proofErr w:type="spellStart"/>
+      <w:r>
+        <w:rPr>
+          <w:rFonts w:ascii="Times New Roman" w:hAnsi="Times New Roman" w:cs="Times New Roman"/>
+          <w:color w:val="000000" w:themeColor="text1"/>
+          <w:spacing w:val="3"/>
+          <w:sz w:val="26"/>
+          <w:szCs w:val="26"/>
+          <w:shd w:val="clear" w:color="auto" w:fill="FFFFFF"/>
+        </w:rPr>
+        <w:t>mưa</w:t>
+      </w:r>
+      <w:proofErr w:type="spellEnd"/>
+      <w:r>
+        <w:rPr>
+          <w:rFonts w:ascii="Times New Roman" w:hAnsi="Times New Roman" w:cs="Times New Roman"/>
+          <w:color w:val="000000" w:themeColor="text1"/>
+          <w:sz w:val="26"/>
+          <w:szCs w:val="26"/>
+        </w:rPr>
+        <w:t xml:space="preserve">, Công ty </w:t>
+      </w:r>
+      <w:proofErr w:type="spellStart"/>
+      <w:r>
+        <w:rPr>
+          <w:rFonts w:ascii="Times New Roman" w:hAnsi="Times New Roman" w:cs="Times New Roman"/>
+          <w:color w:val="000000" w:themeColor="text1"/>
+          <w:sz w:val="26"/>
+          <w:szCs w:val="26"/>
+        </w:rPr>
+        <w:t>đã</w:t>
+      </w:r>
+      <w:proofErr w:type="spellEnd"/>
+      <w:r>
+        <w:rPr>
+          <w:rFonts w:ascii="Times New Roman" w:hAnsi="Times New Roman" w:cs="Times New Roman"/>
+          <w:color w:val="000000" w:themeColor="text1"/>
+          <w:sz w:val="26"/>
+          <w:szCs w:val="26"/>
+        </w:rPr>
+        <w:t xml:space="preserve"> </w:t>
+      </w:r>
+      <w:proofErr w:type="spellStart"/>
+      <w:r>
+        <w:rPr>
+          <w:rFonts w:ascii="Times New Roman" w:hAnsi="Times New Roman" w:cs="Times New Roman"/>
+          <w:color w:val="000000" w:themeColor="text1"/>
+          <w:sz w:val="26"/>
+          <w:szCs w:val="26"/>
+        </w:rPr>
+        <w:t>triển</w:t>
+      </w:r>
+      <w:proofErr w:type="spellEnd"/>
+      <w:r>
+        <w:rPr>
+          <w:rFonts w:ascii="Times New Roman" w:hAnsi="Times New Roman" w:cs="Times New Roman"/>
+          <w:color w:val="000000" w:themeColor="text1"/>
+          <w:sz w:val="26"/>
+          <w:szCs w:val="26"/>
+        </w:rPr>
+        <w:t xml:space="preserve"> </w:t>
+      </w:r>
+      <w:proofErr w:type="spellStart"/>
+      <w:r>
+        <w:rPr>
+          <w:rFonts w:ascii="Times New Roman" w:hAnsi="Times New Roman" w:cs="Times New Roman"/>
+          <w:color w:val="000000" w:themeColor="text1"/>
+          <w:sz w:val="26"/>
+          <w:szCs w:val="26"/>
+        </w:rPr>
+        <w:t>khai</w:t>
+      </w:r>
+      <w:proofErr w:type="spellEnd"/>
+      <w:r>
+        <w:rPr>
+          <w:rFonts w:ascii="Times New Roman" w:hAnsi="Times New Roman" w:cs="Times New Roman"/>
+          <w:color w:val="000000" w:themeColor="text1"/>
+          <w:sz w:val="26"/>
+          <w:szCs w:val="26"/>
+        </w:rPr>
+        <w:t xml:space="preserve"> </w:t>
+      </w:r>
+      <w:proofErr w:type="spellStart"/>
+      <w:r>
+        <w:rPr>
+          <w:rFonts w:ascii="Times New Roman" w:hAnsi="Times New Roman" w:cs="Times New Roman"/>
+          <w:color w:val="000000" w:themeColor="text1"/>
+          <w:sz w:val="26"/>
+          <w:szCs w:val="26"/>
+        </w:rPr>
+        <w:t>công</w:t>
+      </w:r>
+      <w:proofErr w:type="spellEnd"/>
+      <w:r>
+        <w:rPr>
+          <w:rFonts w:ascii="Times New Roman" w:hAnsi="Times New Roman" w:cs="Times New Roman"/>
+          <w:color w:val="000000" w:themeColor="text1"/>
+          <w:sz w:val="26"/>
+          <w:szCs w:val="26"/>
+        </w:rPr>
+        <w:t xml:space="preserve"> </w:t>
+      </w:r>
+      <w:proofErr w:type="spellStart"/>
+      <w:r>
+        <w:rPr>
+          <w:rFonts w:ascii="Times New Roman" w:hAnsi="Times New Roman" w:cs="Times New Roman"/>
+          <w:color w:val="000000" w:themeColor="text1"/>
+          <w:sz w:val="26"/>
+          <w:szCs w:val="26"/>
+        </w:rPr>
+        <w:t>tác</w:t>
+      </w:r>
+      <w:proofErr w:type="spellEnd"/>
+      <w:r>
+        <w:rPr>
+          <w:rFonts w:ascii="Times New Roman" w:hAnsi="Times New Roman" w:cs="Times New Roman"/>
+          <w:color w:val="000000" w:themeColor="text1"/>
+          <w:sz w:val="26"/>
+          <w:szCs w:val="26"/>
+        </w:rPr>
+        <w:t xml:space="preserve"> </w:t>
+      </w:r>
+      <w:proofErr w:type="spellStart"/>
+      <w:r>
+        <w:rPr>
+          <w:rFonts w:ascii="Times New Roman" w:hAnsi="Times New Roman" w:cs="Times New Roman"/>
+          <w:color w:val="000000" w:themeColor="text1"/>
+          <w:sz w:val="26"/>
+          <w:szCs w:val="26"/>
+        </w:rPr>
+        <w:t>ứng</w:t>
+      </w:r>
+      <w:proofErr w:type="spellEnd"/>
+      <w:r>
+        <w:rPr>
+          <w:rFonts w:ascii="Times New Roman" w:hAnsi="Times New Roman" w:cs="Times New Roman"/>
+          <w:color w:val="000000" w:themeColor="text1"/>
+          <w:sz w:val="26"/>
+          <w:szCs w:val="26"/>
+        </w:rPr>
+        <w:t xml:space="preserve"> </w:t>
+      </w:r>
+      <w:proofErr w:type="spellStart"/>
+      <w:r>
+        <w:rPr>
+          <w:rFonts w:ascii="Times New Roman" w:hAnsi="Times New Roman" w:cs="Times New Roman"/>
+          <w:color w:val="000000" w:themeColor="text1"/>
+          <w:sz w:val="26"/>
+          <w:szCs w:val="26"/>
+        </w:rPr>
+        <w:t>trực</w:t>
+      </w:r>
+      <w:proofErr w:type="spellEnd"/>
+      <w:r>
+        <w:rPr>
+          <w:rFonts w:ascii="Times New Roman" w:hAnsi="Times New Roman" w:cs="Times New Roman"/>
+          <w:color w:val="000000" w:themeColor="text1"/>
+          <w:sz w:val="26"/>
+          <w:szCs w:val="26"/>
+        </w:rPr>
+        <w:t xml:space="preserve">, </w:t>
+      </w:r>
+      <w:proofErr w:type="spellStart"/>
+      <w:r>
+        <w:rPr>
+          <w:rFonts w:ascii="Times New Roman" w:hAnsi="Times New Roman" w:cs="Times New Roman"/>
+          <w:color w:val="000000" w:themeColor="text1"/>
+          <w:sz w:val="26"/>
+          <w:szCs w:val="26"/>
+        </w:rPr>
+        <w:t>giải</w:t>
+      </w:r>
+      <w:proofErr w:type="spellEnd"/>
+      <w:r>
+        <w:rPr>
+          <w:rFonts w:ascii="Times New Roman" w:hAnsi="Times New Roman" w:cs="Times New Roman"/>
+          <w:color w:val="000000" w:themeColor="text1"/>
+          <w:sz w:val="26"/>
+          <w:szCs w:val="26"/>
+        </w:rPr>
+        <w:t xml:space="preserve"> </w:t>
+      </w:r>
+      <w:proofErr w:type="spellStart"/>
+      <w:r>
+        <w:rPr>
+          <w:rFonts w:ascii="Times New Roman" w:hAnsi="Times New Roman" w:cs="Times New Roman"/>
+          <w:color w:val="000000" w:themeColor="text1"/>
+          <w:sz w:val="26"/>
+          <w:szCs w:val="26"/>
+        </w:rPr>
+        <w:t>quyết</w:t>
+      </w:r>
+      <w:proofErr w:type="spellEnd"/>
+      <w:r>
+        <w:rPr>
+          <w:rFonts w:ascii="Times New Roman" w:hAnsi="Times New Roman" w:cs="Times New Roman"/>
+          <w:color w:val="000000" w:themeColor="text1"/>
+          <w:sz w:val="26"/>
+          <w:szCs w:val="26"/>
+        </w:rPr>
+        <w:t xml:space="preserve"> </w:t>
+      </w:r>
+      <w:proofErr w:type="spellStart"/>
+      <w:r>
+        <w:rPr>
+          <w:rFonts w:ascii="Times New Roman" w:hAnsi="Times New Roman" w:cs="Times New Roman"/>
+          <w:color w:val="000000" w:themeColor="text1"/>
+          <w:sz w:val="26"/>
+          <w:szCs w:val="26"/>
+        </w:rPr>
+        <w:t>thoát</w:t>
+      </w:r>
+      <w:proofErr w:type="spellEnd"/>
+      <w:r>
+        <w:rPr>
+          <w:rFonts w:ascii="Times New Roman" w:hAnsi="Times New Roman" w:cs="Times New Roman"/>
+          <w:color w:val="000000" w:themeColor="text1"/>
+          <w:sz w:val="26"/>
+          <w:szCs w:val="26"/>
+        </w:rPr>
+        <w:t xml:space="preserve"> </w:t>
+      </w:r>
+      <w:proofErr w:type="spellStart"/>
+      <w:r>
+        <w:rPr>
+          <w:rFonts w:ascii="Times New Roman" w:hAnsi="Times New Roman" w:cs="Times New Roman"/>
+          <w:color w:val="000000" w:themeColor="text1"/>
+          <w:sz w:val="26"/>
+          <w:szCs w:val="26"/>
+        </w:rPr>
+        <w:t>nước</w:t>
+      </w:r>
+      <w:proofErr w:type="spellEnd"/>
+      <w:r>
+        <w:rPr>
+          <w:rFonts w:ascii="Times New Roman" w:hAnsi="Times New Roman" w:cs="Times New Roman"/>
+          <w:color w:val="000000" w:themeColor="text1"/>
+          <w:sz w:val="26"/>
+          <w:szCs w:val="26"/>
+        </w:rPr>
+        <w:t xml:space="preserve">, </w:t>
+      </w:r>
+      <w:proofErr w:type="spellStart"/>
+      <w:r>
+        <w:rPr>
+          <w:rFonts w:ascii="Times New Roman" w:hAnsi="Times New Roman" w:cs="Times New Roman"/>
+          <w:color w:val="000000" w:themeColor="text1"/>
+          <w:sz w:val="26"/>
+          <w:szCs w:val="26"/>
+        </w:rPr>
+        <w:t>tua</w:t>
+      </w:r>
+      <w:proofErr w:type="spellEnd"/>
+      <w:r>
+        <w:rPr>
+          <w:rFonts w:ascii="Times New Roman" w:hAnsi="Times New Roman" w:cs="Times New Roman"/>
+          <w:color w:val="000000" w:themeColor="text1"/>
+          <w:sz w:val="26"/>
+          <w:szCs w:val="26"/>
+        </w:rPr>
+        <w:t xml:space="preserve"> </w:t>
+      </w:r>
+      <w:proofErr w:type="spellStart"/>
+      <w:r>
+        <w:rPr>
+          <w:rFonts w:ascii="Times New Roman" w:hAnsi="Times New Roman" w:cs="Times New Roman"/>
+          <w:color w:val="000000" w:themeColor="text1"/>
+          <w:sz w:val="26"/>
+          <w:szCs w:val="26"/>
+        </w:rPr>
+        <w:t>vớt</w:t>
+      </w:r>
+      <w:proofErr w:type="spellEnd"/>
+      <w:r>
+        <w:rPr>
+          <w:rFonts w:ascii="Times New Roman" w:hAnsi="Times New Roman" w:cs="Times New Roman"/>
+          <w:color w:val="000000" w:themeColor="text1"/>
+          <w:sz w:val="26"/>
+          <w:szCs w:val="26"/>
+        </w:rPr>
+        <w:t xml:space="preserve"> </w:t>
+      </w:r>
+      <w:proofErr w:type="spellStart"/>
+      <w:r>
+        <w:rPr>
+          <w:rFonts w:ascii="Times New Roman" w:hAnsi="Times New Roman" w:cs="Times New Roman"/>
+          <w:color w:val="000000" w:themeColor="text1"/>
+          <w:sz w:val="26"/>
+          <w:szCs w:val="26"/>
+        </w:rPr>
+        <w:t>rác</w:t>
+      </w:r>
+      <w:proofErr w:type="spellEnd"/>
+      <w:r>
+        <w:rPr>
+          <w:rFonts w:ascii="Times New Roman" w:hAnsi="Times New Roman" w:cs="Times New Roman"/>
+          <w:color w:val="000000" w:themeColor="text1"/>
+          <w:sz w:val="26"/>
+          <w:szCs w:val="26"/>
+        </w:rPr>
+        <w:t xml:space="preserve"> </w:t>
+      </w:r>
+      <w:proofErr w:type="spellStart"/>
+      <w:r>
+        <w:rPr>
+          <w:rFonts w:ascii="Times New Roman" w:hAnsi="Times New Roman" w:cs="Times New Roman"/>
+          <w:color w:val="000000" w:themeColor="text1"/>
+          <w:sz w:val="26"/>
+          <w:szCs w:val="26"/>
+        </w:rPr>
+        <w:t>tại</w:t>
+      </w:r>
+      <w:proofErr w:type="spellEnd"/>
+      <w:r>
+        <w:rPr>
+          <w:rFonts w:ascii="Times New Roman" w:hAnsi="Times New Roman" w:cs="Times New Roman"/>
+          <w:color w:val="000000" w:themeColor="text1"/>
+          <w:sz w:val="26"/>
+          <w:szCs w:val="26"/>
+        </w:rPr>
+        <w:t xml:space="preserve"> ga </w:t>
+      </w:r>
+      <w:proofErr w:type="spellStart"/>
+      <w:r>
+        <w:rPr>
+          <w:rFonts w:ascii="Times New Roman" w:hAnsi="Times New Roman" w:cs="Times New Roman"/>
+          <w:color w:val="000000" w:themeColor="text1"/>
+          <w:sz w:val="26"/>
+          <w:szCs w:val="26"/>
+        </w:rPr>
+        <w:t>thu</w:t>
+      </w:r>
+      <w:proofErr w:type="spellEnd"/>
+      <w:r>
+        <w:rPr>
+          <w:rFonts w:ascii="Times New Roman" w:hAnsi="Times New Roman" w:cs="Times New Roman"/>
+          <w:color w:val="000000" w:themeColor="text1"/>
+          <w:sz w:val="26"/>
+          <w:szCs w:val="26"/>
+        </w:rPr>
+        <w:t xml:space="preserve"> </w:t>
+      </w:r>
+      <w:proofErr w:type="spellStart"/>
+      <w:r>
+        <w:rPr>
+          <w:rFonts w:ascii="Times New Roman" w:hAnsi="Times New Roman" w:cs="Times New Roman"/>
+          <w:color w:val="000000" w:themeColor="text1"/>
+          <w:sz w:val="26"/>
+          <w:szCs w:val="26"/>
+        </w:rPr>
+        <w:t>trên</w:t>
+      </w:r>
+      <w:proofErr w:type="spellEnd"/>
+      <w:r>
+        <w:rPr>
+          <w:rFonts w:ascii="Times New Roman" w:hAnsi="Times New Roman" w:cs="Times New Roman"/>
+          <w:color w:val="000000" w:themeColor="text1"/>
+          <w:sz w:val="26"/>
+          <w:szCs w:val="26"/>
+        </w:rPr>
+        <w:t xml:space="preserve"> </w:t>
+      </w:r>
+      <w:proofErr w:type="spellStart"/>
+      <w:r>
+        <w:rPr>
+          <w:rFonts w:ascii="Times New Roman" w:hAnsi="Times New Roman" w:cs="Times New Roman"/>
+          <w:color w:val="000000" w:themeColor="text1"/>
+          <w:sz w:val="26"/>
+          <w:szCs w:val="26"/>
+        </w:rPr>
+        <w:t>toàn</w:t>
+      </w:r>
+      <w:proofErr w:type="spellEnd"/>
+      <w:r>
+        <w:rPr>
+          <w:rFonts w:ascii="Times New Roman" w:hAnsi="Times New Roman" w:cs="Times New Roman"/>
+          <w:color w:val="000000" w:themeColor="text1"/>
+          <w:sz w:val="26"/>
+          <w:szCs w:val="26"/>
+        </w:rPr>
+        <w:t xml:space="preserve"> </w:t>
+      </w:r>
+      <w:proofErr w:type="spellStart"/>
+      <w:r>
+        <w:rPr>
+          <w:rFonts w:ascii="Times New Roman" w:hAnsi="Times New Roman" w:cs="Times New Roman"/>
+          <w:color w:val="000000" w:themeColor="text1"/>
+          <w:sz w:val="26"/>
+          <w:szCs w:val="26"/>
+        </w:rPr>
+        <w:t>địa</w:t>
+      </w:r>
+      <w:proofErr w:type="spellEnd"/>
+      <w:r>
+        <w:rPr>
+          <w:rFonts w:ascii="Times New Roman" w:hAnsi="Times New Roman" w:cs="Times New Roman"/>
+          <w:color w:val="000000" w:themeColor="text1"/>
+          <w:sz w:val="26"/>
+          <w:szCs w:val="26"/>
+        </w:rPr>
+        <w:t xml:space="preserve"> </w:t>
+      </w:r>
+      <w:proofErr w:type="spellStart"/>
+      <w:r>
+        <w:rPr>
+          <w:rFonts w:ascii="Times New Roman" w:hAnsi="Times New Roman" w:cs="Times New Roman"/>
+          <w:color w:val="000000" w:themeColor="text1"/>
+          <w:sz w:val="26"/>
+          <w:szCs w:val="26"/>
+        </w:rPr>
+        <w:t>bàn</w:t>
+      </w:r>
+      <w:proofErr w:type="spellEnd"/>
+      <w:r>
+        <w:rPr>
+          <w:rFonts w:ascii="Times New Roman" w:hAnsi="Times New Roman" w:cs="Times New Roman"/>
+          <w:color w:val="000000" w:themeColor="text1"/>
+          <w:sz w:val="26"/>
+          <w:szCs w:val="26"/>
+        </w:rPr>
+        <w:t xml:space="preserve"> </w:t>
+      </w:r>
+      <w:proofErr w:type="spellStart"/>
+      <w:r>
+        <w:rPr>
+          <w:rFonts w:ascii="Times New Roman" w:hAnsi="Times New Roman" w:cs="Times New Roman"/>
+          <w:color w:val="000000" w:themeColor="text1"/>
+          <w:sz w:val="26"/>
+          <w:szCs w:val="26"/>
+        </w:rPr>
+        <w:t>quản</w:t>
+      </w:r>
+      <w:proofErr w:type="spellEnd"/>
+      <w:r>
+        <w:rPr>
+          <w:rFonts w:ascii="Times New Roman" w:hAnsi="Times New Roman" w:cs="Times New Roman"/>
+          <w:color w:val="000000" w:themeColor="text1"/>
+          <w:sz w:val="26"/>
+          <w:szCs w:val="26"/>
+        </w:rPr>
+        <w:t xml:space="preserve"> </w:t>
+      </w:r>
+      <w:proofErr w:type="spellStart"/>
+      <w:r>
+        <w:rPr>
+          <w:rFonts w:ascii="Times New Roman" w:hAnsi="Times New Roman" w:cs="Times New Roman"/>
+          <w:color w:val="000000" w:themeColor="text1"/>
+          <w:sz w:val="26"/>
+          <w:szCs w:val="26"/>
+        </w:rPr>
+        <w:t>lý</w:t>
+      </w:r>
+      <w:proofErr w:type="spellEnd"/>
+      <w:r>
+        <w:rPr>
+          <w:rFonts w:ascii="Times New Roman" w:hAnsi="Times New Roman" w:cs="Times New Roman"/>
+          <w:color w:val="000000" w:themeColor="text1"/>
+          <w:sz w:val="26"/>
+          <w:szCs w:val="26"/>
+        </w:rPr>
+        <w:t xml:space="preserve">, </w:t>
+      </w:r>
+      <w:proofErr w:type="spellStart"/>
+      <w:r>
+        <w:rPr>
+          <w:rFonts w:ascii="Times New Roman" w:hAnsi="Times New Roman" w:cs="Times New Roman"/>
+          <w:color w:val="000000" w:themeColor="text1"/>
+          <w:sz w:val="26"/>
+          <w:szCs w:val="26"/>
+        </w:rPr>
+        <w:t>mở</w:t>
+      </w:r>
+      <w:proofErr w:type="spellEnd"/>
+      <w:r>
+        <w:rPr>
+          <w:rFonts w:ascii="Times New Roman" w:hAnsi="Times New Roman" w:cs="Times New Roman"/>
+          <w:color w:val="000000" w:themeColor="text1"/>
+          <w:sz w:val="26"/>
+          <w:szCs w:val="26"/>
+        </w:rPr>
+        <w:t xml:space="preserve"> </w:t>
+      </w:r>
+      <w:proofErr w:type="spellStart"/>
+      <w:r>
+        <w:rPr>
+          <w:rFonts w:ascii="Times New Roman" w:hAnsi="Times New Roman" w:cs="Times New Roman"/>
+          <w:color w:val="000000" w:themeColor="text1"/>
+          <w:sz w:val="26"/>
+          <w:szCs w:val="26"/>
+        </w:rPr>
+        <w:t>cửa</w:t>
+      </w:r>
+      <w:proofErr w:type="spellEnd"/>
+      <w:r>
+        <w:rPr>
+          <w:rFonts w:ascii="Times New Roman" w:hAnsi="Times New Roman" w:cs="Times New Roman"/>
+          <w:color w:val="000000" w:themeColor="text1"/>
+          <w:sz w:val="26"/>
+          <w:szCs w:val="26"/>
+        </w:rPr>
+        <w:t xml:space="preserve"> </w:t>
+      </w:r>
+      <w:proofErr w:type="spellStart"/>
+      <w:r>
+        <w:rPr>
+          <w:rFonts w:ascii="Times New Roman" w:hAnsi="Times New Roman" w:cs="Times New Roman"/>
+          <w:color w:val="000000" w:themeColor="text1"/>
+          <w:sz w:val="26"/>
+          <w:szCs w:val="26"/>
+        </w:rPr>
+        <w:t>phai</w:t>
+      </w:r>
+      <w:proofErr w:type="spellEnd"/>
+      <w:r>
+        <w:rPr>
+          <w:rFonts w:ascii="Times New Roman" w:hAnsi="Times New Roman" w:cs="Times New Roman"/>
+          <w:color w:val="000000" w:themeColor="text1"/>
+          <w:sz w:val="26"/>
+          <w:szCs w:val="26"/>
+        </w:rPr>
+        <w:t xml:space="preserve"> </w:t>
+      </w:r>
+      <w:proofErr w:type="spellStart"/>
+      <w:r>
+        <w:rPr>
+          <w:rFonts w:ascii="Times New Roman" w:hAnsi="Times New Roman" w:cs="Times New Roman"/>
+          <w:color w:val="000000" w:themeColor="text1"/>
+          <w:sz w:val="26"/>
+          <w:szCs w:val="26"/>
+        </w:rPr>
+        <w:t>của</w:t>
+      </w:r>
+      <w:proofErr w:type="spellEnd"/>
+      <w:r>
+        <w:rPr>
+          <w:rFonts w:ascii="Times New Roman" w:hAnsi="Times New Roman" w:cs="Times New Roman"/>
+          <w:color w:val="000000" w:themeColor="text1"/>
+          <w:sz w:val="26"/>
+          <w:szCs w:val="26"/>
+        </w:rPr>
+        <w:t xml:space="preserve"> </w:t>
+      </w:r>
+      <w:proofErr w:type="spellStart"/>
+      <w:r>
+        <w:rPr>
+          <w:rFonts w:ascii="Times New Roman" w:hAnsi="Times New Roman" w:cs="Times New Roman"/>
+          <w:color w:val="000000" w:themeColor="text1"/>
+          <w:sz w:val="26"/>
+          <w:szCs w:val="26"/>
+        </w:rPr>
+        <w:t>các</w:t>
+      </w:r>
+      <w:proofErr w:type="spellEnd"/>
+      <w:r>
+        <w:rPr>
+          <w:rFonts w:ascii="Times New Roman" w:hAnsi="Times New Roman" w:cs="Times New Roman"/>
+          <w:color w:val="000000" w:themeColor="text1"/>
+          <w:sz w:val="26"/>
+          <w:szCs w:val="26"/>
+        </w:rPr>
+        <w:t xml:space="preserve"> </w:t>
+      </w:r>
+      <w:proofErr w:type="spellStart"/>
+      <w:r>
+        <w:rPr>
+          <w:rFonts w:ascii="Times New Roman" w:hAnsi="Times New Roman" w:cs="Times New Roman"/>
+          <w:color w:val="000000" w:themeColor="text1"/>
+          <w:sz w:val="26"/>
+          <w:szCs w:val="26"/>
+        </w:rPr>
+        <w:t>hồ</w:t>
+      </w:r>
+      <w:proofErr w:type="spellEnd"/>
+      <w:r>
+        <w:rPr>
+          <w:rFonts w:ascii="Times New Roman" w:hAnsi="Times New Roman" w:cs="Times New Roman"/>
+          <w:color w:val="000000" w:themeColor="text1"/>
+          <w:sz w:val="26"/>
+          <w:szCs w:val="26"/>
+        </w:rPr>
+        <w:t xml:space="preserve"> </w:t>
+      </w:r>
+      <w:proofErr w:type="spellStart"/>
+      <w:r>
+        <w:rPr>
+          <w:rFonts w:ascii="Times New Roman" w:hAnsi="Times New Roman" w:cs="Times New Roman"/>
+          <w:color w:val="000000" w:themeColor="text1"/>
+          <w:sz w:val="26"/>
+          <w:szCs w:val="26"/>
+        </w:rPr>
+        <w:t>điều</w:t>
+      </w:r>
+      <w:proofErr w:type="spellEnd"/>
+      <w:r>
+        <w:rPr>
+          <w:rFonts w:ascii="Times New Roman" w:hAnsi="Times New Roman" w:cs="Times New Roman"/>
+          <w:color w:val="000000" w:themeColor="text1"/>
+          <w:sz w:val="26"/>
+          <w:szCs w:val="26"/>
+        </w:rPr>
+        <w:t xml:space="preserve"> </w:t>
+      </w:r>
+      <w:proofErr w:type="spellStart"/>
+      <w:r>
+        <w:rPr>
+          <w:rFonts w:ascii="Times New Roman" w:hAnsi="Times New Roman" w:cs="Times New Roman"/>
+          <w:color w:val="000000" w:themeColor="text1"/>
+          <w:sz w:val="26"/>
+          <w:szCs w:val="26"/>
+        </w:rPr>
+        <w:t>hòa</w:t>
+      </w:r>
+      <w:proofErr w:type="spellEnd"/>
+      <w:r>
+        <w:rPr>
+          <w:rFonts w:ascii="Times New Roman" w:hAnsi="Times New Roman" w:cs="Times New Roman"/>
+          <w:color w:val="000000" w:themeColor="text1"/>
+          <w:sz w:val="26"/>
+          <w:szCs w:val="26"/>
+        </w:rPr>
+        <w:t xml:space="preserve"> </w:t>
+      </w:r>
+      <w:proofErr w:type="spellStart"/>
+      <w:r>
+        <w:rPr>
+          <w:rFonts w:ascii="Times New Roman" w:hAnsi="Times New Roman" w:cs="Times New Roman"/>
+          <w:color w:val="000000" w:themeColor="text1"/>
+          <w:sz w:val="26"/>
+          <w:szCs w:val="26"/>
+        </w:rPr>
+        <w:t>và</w:t>
+      </w:r>
+      <w:proofErr w:type="spellEnd"/>
+      <w:r>
+        <w:rPr>
+          <w:rFonts w:ascii="Times New Roman" w:hAnsi="Times New Roman" w:cs="Times New Roman"/>
+          <w:color w:val="000000" w:themeColor="text1"/>
+          <w:sz w:val="26"/>
+          <w:szCs w:val="26"/>
+        </w:rPr>
+        <w:t xml:space="preserve"> </w:t>
+      </w:r>
+      <w:proofErr w:type="spellStart"/>
+      <w:r>
+        <w:rPr>
+          <w:rFonts w:ascii="Times New Roman" w:hAnsi="Times New Roman" w:cs="Times New Roman"/>
+          <w:color w:val="000000" w:themeColor="text1"/>
+          <w:sz w:val="26"/>
+          <w:szCs w:val="26"/>
+        </w:rPr>
+        <w:t>vận</w:t>
+      </w:r>
+      <w:proofErr w:type="spellEnd"/>
+      <w:r>
+        <w:rPr>
+          <w:rFonts w:ascii="Times New Roman" w:hAnsi="Times New Roman" w:cs="Times New Roman"/>
+          <w:color w:val="000000" w:themeColor="text1"/>
+          <w:sz w:val="26"/>
+          <w:szCs w:val="26"/>
+        </w:rPr>
+        <w:t xml:space="preserve"> </w:t>
+      </w:r>
+      <w:proofErr w:type="spellStart"/>
+      <w:r>
+        <w:rPr>
+          <w:rFonts w:ascii="Times New Roman" w:hAnsi="Times New Roman" w:cs="Times New Roman"/>
+          <w:color w:val="000000" w:themeColor="text1"/>
+          <w:sz w:val="26"/>
+          <w:szCs w:val="26"/>
+        </w:rPr>
+        <w:t>hành</w:t>
+      </w:r>
+      <w:proofErr w:type="spellEnd"/>
+      <w:r>
+        <w:rPr>
+          <w:rFonts w:ascii="Times New Roman" w:hAnsi="Times New Roman" w:cs="Times New Roman"/>
+          <w:color w:val="000000" w:themeColor="text1"/>
+          <w:sz w:val="26"/>
+          <w:szCs w:val="26"/>
+        </w:rPr>
+        <w:t xml:space="preserve"> </w:t>
+      </w:r>
+      <w:proofErr w:type="spellStart"/>
+      <w:r>
+        <w:rPr>
+          <w:rFonts w:ascii="Times New Roman" w:hAnsi="Times New Roman" w:cs="Times New Roman"/>
+          <w:color w:val="000000" w:themeColor="text1"/>
+          <w:sz w:val="26"/>
+          <w:szCs w:val="26"/>
+        </w:rPr>
+        <w:t>hợp</w:t>
+      </w:r>
+      <w:proofErr w:type="spellEnd"/>
+      <w:r>
+        <w:rPr>
+          <w:rFonts w:ascii="Times New Roman" w:hAnsi="Times New Roman" w:cs="Times New Roman"/>
+          <w:color w:val="000000" w:themeColor="text1"/>
+          <w:sz w:val="26"/>
+          <w:szCs w:val="26"/>
+        </w:rPr>
+        <w:t xml:space="preserve"> </w:t>
+      </w:r>
+      <w:proofErr w:type="spellStart"/>
+      <w:r>
+        <w:rPr>
+          <w:rFonts w:ascii="Times New Roman" w:hAnsi="Times New Roman" w:cs="Times New Roman"/>
+          <w:color w:val="000000" w:themeColor="text1"/>
+          <w:sz w:val="26"/>
+          <w:szCs w:val="26"/>
+        </w:rPr>
+        <w:t>lý</w:t>
+      </w:r>
+      <w:proofErr w:type="spellEnd"/>
+      <w:r>
+        <w:rPr>
+          <w:rFonts w:ascii="Times New Roman" w:hAnsi="Times New Roman" w:cs="Times New Roman"/>
+          <w:color w:val="000000" w:themeColor="text1"/>
+          <w:sz w:val="26"/>
+          <w:szCs w:val="26"/>
+        </w:rPr>
+        <w:t xml:space="preserve"> </w:t>
+      </w:r>
+      <w:proofErr w:type="spellStart"/>
+      <w:r>
+        <w:rPr>
+          <w:rFonts w:ascii="Times New Roman" w:hAnsi="Times New Roman" w:cs="Times New Roman"/>
+          <w:color w:val="000000" w:themeColor="text1"/>
+          <w:sz w:val="26"/>
+          <w:szCs w:val="26"/>
+        </w:rPr>
+        <w:t>các</w:t>
+      </w:r>
+      <w:proofErr w:type="spellEnd"/>
+      <w:r>
+        <w:rPr>
+          <w:rFonts w:ascii="Times New Roman" w:hAnsi="Times New Roman" w:cs="Times New Roman"/>
+          <w:color w:val="000000" w:themeColor="text1"/>
+          <w:sz w:val="26"/>
+          <w:szCs w:val="26"/>
+        </w:rPr>
+        <w:t xml:space="preserve"> </w:t>
+      </w:r>
+      <w:proofErr w:type="spellStart"/>
+      <w:r>
+        <w:rPr>
+          <w:rFonts w:ascii="Times New Roman" w:hAnsi="Times New Roman" w:cs="Times New Roman"/>
+          <w:color w:val="000000" w:themeColor="text1"/>
+          <w:sz w:val="26"/>
+          <w:szCs w:val="26"/>
+        </w:rPr>
+        <w:t>trạm</w:t>
+      </w:r>
+      <w:proofErr w:type="spellEnd"/>
+      <w:r>
+        <w:rPr>
+          <w:rFonts w:ascii="Times New Roman" w:hAnsi="Times New Roman" w:cs="Times New Roman"/>
+          <w:color w:val="000000" w:themeColor="text1"/>
+          <w:sz w:val="26"/>
+          <w:szCs w:val="26"/>
+        </w:rPr>
+        <w:t xml:space="preserve"> </w:t>
+      </w:r>
+      <w:proofErr w:type="spellStart"/>
+      <w:r>
+        <w:rPr>
+          <w:rFonts w:ascii="Times New Roman" w:hAnsi="Times New Roman" w:cs="Times New Roman"/>
+          <w:color w:val="000000" w:themeColor="text1"/>
+          <w:sz w:val="26"/>
+          <w:szCs w:val="26"/>
+        </w:rPr>
+        <w:t>bơm</w:t>
+      </w:r>
+      <w:proofErr w:type="spellEnd"/>
+      <w:r>
+        <w:rPr>
+          <w:rFonts w:ascii="Times New Roman" w:hAnsi="Times New Roman" w:cs="Times New Roman"/>
+          <w:color w:val="000000" w:themeColor="text1"/>
+          <w:sz w:val="26"/>
+          <w:szCs w:val="26"/>
+        </w:rPr>
+        <w:t xml:space="preserve"> </w:t>
+      </w:r>
+      <w:proofErr w:type="spellStart"/>
+      <w:r>
+        <w:rPr>
+          <w:rFonts w:ascii="Times New Roman" w:hAnsi="Times New Roman" w:cs="Times New Roman"/>
+          <w:color w:val="000000" w:themeColor="text1"/>
+          <w:sz w:val="26"/>
+          <w:szCs w:val="26"/>
+        </w:rPr>
+        <w:t>đầu</w:t>
+      </w:r>
+      <w:proofErr w:type="spellEnd"/>
+      <w:r>
+        <w:rPr>
+          <w:rFonts w:ascii="Times New Roman" w:hAnsi="Times New Roman" w:cs="Times New Roman"/>
+          <w:color w:val="000000" w:themeColor="text1"/>
+          <w:sz w:val="26"/>
+          <w:szCs w:val="26"/>
+        </w:rPr>
+        <w:t xml:space="preserve"> </w:t>
+      </w:r>
+      <w:proofErr w:type="spellStart"/>
+      <w:r>
+        <w:rPr>
+          <w:rFonts w:ascii="Times New Roman" w:hAnsi="Times New Roman" w:cs="Times New Roman"/>
+          <w:color w:val="000000" w:themeColor="text1"/>
+          <w:sz w:val="26"/>
+          <w:szCs w:val="26"/>
+        </w:rPr>
+        <w:t>mối</w:t>
+      </w:r>
+      <w:proofErr w:type="spellEnd"/>
+      <w:r>
+        <w:rPr>
+          <w:rFonts w:ascii="Times New Roman" w:hAnsi="Times New Roman" w:cs="Times New Roman"/>
+          <w:color w:val="000000" w:themeColor="text1"/>
+          <w:sz w:val="26"/>
+          <w:szCs w:val="26"/>
+        </w:rPr>
+        <w:t xml:space="preserve"> </w:t>
+      </w:r>
+      <w:r>
+        <w:rPr>
+          <w:rFonts w:ascii="Times New Roman" w:hAnsi="Times New Roman" w:cs="Times New Roman"/>
+          <w:color w:val="000000" w:themeColor="text1"/>
+          <w:sz w:val="26"/>
+          <w:szCs w:val="26"/>
+        </w:rPr>
+        <w:t>{</w:t>
+      </w:r>
+      <w:proofErr w:type="spellStart"/>
+      <w:r>
+        <w:rPr>
+          <w:rFonts w:ascii="Times New Roman" w:hAnsi="Times New Roman" w:cs="Times New Roman"/>
+          <w:color w:val="000000" w:themeColor="text1"/>
+          <w:sz w:val="26"/>
+          <w:szCs w:val="26"/>
+        </w:rPr>
+        <w:t>danh</w:t>
+      </w:r>
+      <w:proofErr w:type="spellEnd"/>
       <w:r>
         <w:rPr>
           <w:rFonts w:ascii="Times New Roman" w:hAnsi="Times New Roman" w:cs="Times New Roman"/>
@@ -1130,14 +4857,225 @@
         </w:rPr>
         <w:t xml:space="preserve">_sach_tram_bom} </w:t>
       </w:r>
-      <w:r>
-        <w:rPr>
-          <w:rFonts w:ascii="Times New Roman" w:hAnsi="Times New Roman" w:cs="Times New Roman"/>
-          <w:color w:val="000000" w:themeColor="text1"/>
-          <w:sz w:val="26"/>
-          <w:szCs w:val="26"/>
-        </w:rPr>
-        <w:t xml:space="preserve">để hạ mức nước trên hệ thống theo đúng quy định. </w:t>
+      <w:proofErr w:type="spellStart"/>
+      <w:r>
+        <w:rPr>
+          <w:rFonts w:ascii="Times New Roman" w:hAnsi="Times New Roman" w:cs="Times New Roman"/>
+          <w:color w:val="000000" w:themeColor="text1"/>
+          <w:sz w:val="26"/>
+          <w:szCs w:val="26"/>
+        </w:rPr>
+        <w:t>để</w:t>
+      </w:r>
+      <w:proofErr w:type="spellEnd"/>
+      <w:r>
+        <w:rPr>
+          <w:rFonts w:ascii="Times New Roman" w:hAnsi="Times New Roman" w:cs="Times New Roman"/>
+          <w:color w:val="000000" w:themeColor="text1"/>
+          <w:sz w:val="26"/>
+          <w:szCs w:val="26"/>
+        </w:rPr>
+        <w:t xml:space="preserve"> </w:t>
+      </w:r>
+      <w:proofErr w:type="spellStart"/>
+      <w:r>
+        <w:rPr>
+          <w:rFonts w:ascii="Times New Roman" w:hAnsi="Times New Roman" w:cs="Times New Roman"/>
+          <w:color w:val="000000" w:themeColor="text1"/>
+          <w:sz w:val="26"/>
+          <w:szCs w:val="26"/>
+        </w:rPr>
+        <w:t>hạ</w:t>
+      </w:r>
+      <w:proofErr w:type="spellEnd"/>
+      <w:r>
+        <w:rPr>
+          <w:rFonts w:ascii="Times New Roman" w:hAnsi="Times New Roman" w:cs="Times New Roman"/>
+          <w:color w:val="000000" w:themeColor="text1"/>
+          <w:sz w:val="26"/>
+          <w:szCs w:val="26"/>
+        </w:rPr>
+        <w:t xml:space="preserve"> </w:t>
+      </w:r>
+      <w:proofErr w:type="spellStart"/>
+      <w:r>
+        <w:rPr>
+          <w:rFonts w:ascii="Times New Roman" w:hAnsi="Times New Roman" w:cs="Times New Roman"/>
+          <w:color w:val="000000" w:themeColor="text1"/>
+          <w:sz w:val="26"/>
+          <w:szCs w:val="26"/>
+        </w:rPr>
+        <w:t>mức</w:t>
+      </w:r>
+      <w:proofErr w:type="spellEnd"/>
+      <w:r>
+        <w:rPr>
+          <w:rFonts w:ascii="Times New Roman" w:hAnsi="Times New Roman" w:cs="Times New Roman"/>
+          <w:color w:val="000000" w:themeColor="text1"/>
+          <w:sz w:val="26"/>
+          <w:szCs w:val="26"/>
+        </w:rPr>
+        <w:t xml:space="preserve"> </w:t>
+      </w:r>
+      <w:proofErr w:type="spellStart"/>
+      <w:r>
+        <w:rPr>
+          <w:rFonts w:ascii="Times New Roman" w:hAnsi="Times New Roman" w:cs="Times New Roman"/>
+          <w:color w:val="000000" w:themeColor="text1"/>
+          <w:sz w:val="26"/>
+          <w:szCs w:val="26"/>
+        </w:rPr>
+        <w:t>nước</w:t>
+      </w:r>
+      <w:proofErr w:type="spellEnd"/>
+      <w:r>
+        <w:rPr>
+          <w:rFonts w:ascii="Times New Roman" w:hAnsi="Times New Roman" w:cs="Times New Roman"/>
+          <w:color w:val="000000" w:themeColor="text1"/>
+          <w:sz w:val="26"/>
+          <w:szCs w:val="26"/>
+        </w:rPr>
+        <w:t xml:space="preserve"> </w:t>
+      </w:r>
+      <w:proofErr w:type="spellStart"/>
+      <w:r>
+        <w:rPr>
+          <w:rFonts w:ascii="Times New Roman" w:hAnsi="Times New Roman" w:cs="Times New Roman"/>
+          <w:color w:val="000000" w:themeColor="text1"/>
+          <w:sz w:val="26"/>
+          <w:szCs w:val="26"/>
+        </w:rPr>
+        <w:t>trên</w:t>
+      </w:r>
+      <w:proofErr w:type="spellEnd"/>
+      <w:r>
+        <w:rPr>
+          <w:rFonts w:ascii="Times New Roman" w:hAnsi="Times New Roman" w:cs="Times New Roman"/>
+          <w:color w:val="000000" w:themeColor="text1"/>
+          <w:sz w:val="26"/>
+          <w:szCs w:val="26"/>
+        </w:rPr>
+        <w:t xml:space="preserve"> </w:t>
+      </w:r>
+      <w:proofErr w:type="spellStart"/>
+      <w:r>
+        <w:rPr>
+          <w:rFonts w:ascii="Times New Roman" w:hAnsi="Times New Roman" w:cs="Times New Roman"/>
+          <w:color w:val="000000" w:themeColor="text1"/>
+          <w:sz w:val="26"/>
+          <w:szCs w:val="26"/>
+        </w:rPr>
+        <w:t>hệ</w:t>
+      </w:r>
+      <w:proofErr w:type="spellEnd"/>
+      <w:r>
+        <w:rPr>
+          <w:rFonts w:ascii="Times New Roman" w:hAnsi="Times New Roman" w:cs="Times New Roman"/>
+          <w:color w:val="000000" w:themeColor="text1"/>
+          <w:sz w:val="26"/>
+          <w:szCs w:val="26"/>
+        </w:rPr>
+        <w:t xml:space="preserve"> </w:t>
+      </w:r>
+      <w:proofErr w:type="spellStart"/>
+      <w:r>
+        <w:rPr>
+          <w:rFonts w:ascii="Times New Roman" w:hAnsi="Times New Roman" w:cs="Times New Roman"/>
+          <w:color w:val="000000" w:themeColor="text1"/>
+          <w:sz w:val="26"/>
+          <w:szCs w:val="26"/>
+        </w:rPr>
+        <w:t>thống</w:t>
+      </w:r>
+      <w:proofErr w:type="spellEnd"/>
+      <w:r>
+        <w:rPr>
+          <w:rFonts w:ascii="Times New Roman" w:hAnsi="Times New Roman" w:cs="Times New Roman"/>
+          <w:color w:val="000000" w:themeColor="text1"/>
+          <w:sz w:val="26"/>
+          <w:szCs w:val="26"/>
+        </w:rPr>
+        <w:t xml:space="preserve"> </w:t>
+      </w:r>
+      <w:proofErr w:type="spellStart"/>
+      <w:r>
+        <w:rPr>
+          <w:rFonts w:ascii="Times New Roman" w:hAnsi="Times New Roman" w:cs="Times New Roman"/>
+          <w:color w:val="000000" w:themeColor="text1"/>
+          <w:sz w:val="26"/>
+          <w:szCs w:val="26"/>
+        </w:rPr>
+        <w:t>theo</w:t>
+      </w:r>
+      <w:proofErr w:type="spellEnd"/>
+      <w:r>
+        <w:rPr>
+          <w:rFonts w:ascii="Times New Roman" w:hAnsi="Times New Roman" w:cs="Times New Roman"/>
+          <w:color w:val="000000" w:themeColor="text1"/>
+          <w:sz w:val="26"/>
+          <w:szCs w:val="26"/>
+        </w:rPr>
+        <w:t xml:space="preserve"> </w:t>
+      </w:r>
+      <w:proofErr w:type="spellStart"/>
+      <w:r>
+        <w:rPr>
+          <w:rFonts w:ascii="Times New Roman" w:hAnsi="Times New Roman" w:cs="Times New Roman"/>
+          <w:color w:val="000000" w:themeColor="text1"/>
+          <w:sz w:val="26"/>
+          <w:szCs w:val="26"/>
+        </w:rPr>
+        <w:t>đúng</w:t>
+      </w:r>
+      <w:proofErr w:type="spellEnd"/>
+      <w:r>
+        <w:rPr>
+          <w:rFonts w:ascii="Times New Roman" w:hAnsi="Times New Roman" w:cs="Times New Roman"/>
+          <w:color w:val="000000" w:themeColor="text1"/>
+          <w:sz w:val="26"/>
+          <w:szCs w:val="26"/>
+        </w:rPr>
+        <w:t xml:space="preserve"> </w:t>
+      </w:r>
+      <w:proofErr w:type="spellStart"/>
+      <w:r>
+        <w:rPr>
+          <w:rFonts w:ascii="Times New Roman" w:hAnsi="Times New Roman" w:cs="Times New Roman"/>
+          <w:color w:val="000000" w:themeColor="text1"/>
+          <w:sz w:val="26"/>
+          <w:szCs w:val="26"/>
+        </w:rPr>
+        <w:t>quy</w:t>
+      </w:r>
+      <w:proofErr w:type="spellEnd"/>
+      <w:r>
+        <w:rPr>
+          <w:rFonts w:ascii="Times New Roman" w:hAnsi="Times New Roman" w:cs="Times New Roman"/>
+          <w:color w:val="000000" w:themeColor="text1"/>
+          <w:sz w:val="26"/>
+          <w:szCs w:val="26"/>
+        </w:rPr>
+        <w:t xml:space="preserve"> </w:t>
+      </w:r>
+      <w:proofErr w:type="spellStart"/>
+      <w:r>
+        <w:rPr>
+          <w:rFonts w:ascii="Times New Roman" w:hAnsi="Times New Roman" w:cs="Times New Roman"/>
+          <w:color w:val="000000" w:themeColor="text1"/>
+          <w:sz w:val="26"/>
+          <w:szCs w:val="26"/>
+        </w:rPr>
+        <w:t>định</w:t>
+      </w:r>
+      <w:proofErr w:type="spellEnd"/>
+      <w:r>
+        <w:rPr>
+          <w:rFonts w:ascii="Times New Roman" w:hAnsi="Times New Roman" w:cs="Times New Roman"/>
+          <w:color w:val="000000" w:themeColor="text1"/>
+          <w:sz w:val="26"/>
+          <w:szCs w:val="26"/>
+        </w:rPr>
+        <w:t xml:space="preserve">. </w:t>
       </w:r>
     </w:p>
     <w:p>
@@ -1162,65 +5100,222 @@
         </w:rPr>
         <w:t xml:space="preserve">- </w:t>
       </w:r>
-      <w:r>
-        <w:rPr>
-          <w:rFonts w:ascii="Times New Roman" w:hAnsi="Times New Roman" w:cs="Times New Roman"/>
-          <w:sz w:val="26"/>
-          <w:szCs w:val="26"/>
-        </w:rPr>
-        <w:t xml:space="preserve">Đến </w:t>
-      </w:r>
-      <w:r>
-        <w:rPr>
-          <w:rFonts w:ascii="Times New Roman" w:hAnsi="Times New Roman" w:cs="Times New Roman"/>
-          <w:sz w:val="26"/>
-          <w:szCs w:val="26"/>
-        </w:rPr>
-        <w:t>{hh}</w:t>
-      </w:r>
-      <w:r>
-        <w:rPr>
-          <w:rFonts w:ascii="Times New Roman" w:hAnsi="Times New Roman" w:cs="Times New Roman"/>
-          <w:sz w:val="26"/>
-          <w:szCs w:val="26"/>
-        </w:rPr>
-        <w:t xml:space="preserve"> ngày</w:t>
-      </w:r>
-      <w:r>
-        <w:rPr>
-          <w:rFonts w:ascii="Times New Roman" w:hAnsi="Times New Roman" w:cs="Times New Roman"/>
-          <w:color w:val="000000" w:themeColor="text1"/>
-          <w:sz w:val="26"/>
-          <w:szCs w:val="26"/>
-        </w:rPr>
-        <w:t xml:space="preserve"> </w:t>
-      </w:r>
-      <w:r>
-        <w:rPr>
-          <w:rFonts w:ascii="Times New Roman" w:hAnsi="Times New Roman" w:cs="Times New Roman"/>
-          <w:sz w:val="26"/>
-          <w:szCs w:val="26"/>
-        </w:rPr>
-        <w:t>{dd}/{mm}/{yyyy}</w:t>
-      </w:r>
-      <w:r>
-        <w:rPr>
-          <w:rFonts w:ascii="Times New Roman" w:hAnsi="Times New Roman" w:cs="Times New Roman"/>
-          <w:color w:val="000000" w:themeColor="text1"/>
-          <w:sz w:val="26"/>
-          <w:szCs w:val="26"/>
-        </w:rPr>
-        <w:t xml:space="preserve">, trên địa bàn thành phố </w:t>
-      </w:r>
-      <w:r>
-        <w:rPr>
-          <w:rFonts w:ascii="Times New Roman" w:hAnsi="Times New Roman" w:cs="Times New Roman"/>
-          <w:color w:val="000000" w:themeColor="text1"/>
+      <w:proofErr w:type="spellStart"/>
+      <w:r>
+        <w:rPr>
+          <w:rFonts w:ascii="Times New Roman" w:hAnsi="Times New Roman" w:cs="Times New Roman"/>
+          <w:sz w:val="26"/>
+          <w:szCs w:val="26"/>
+        </w:rPr>
+        <w:t>Đến</w:t>
+      </w:r>
+      <w:proofErr w:type="spellEnd"/>
+      <w:r>
+        <w:rPr>
+          <w:rFonts w:ascii="Times New Roman" w:hAnsi="Times New Roman" w:cs="Times New Roman"/>
+          <w:sz w:val="26"/>
+          <w:szCs w:val="26"/>
+        </w:rPr>
+        <w:t xml:space="preserve"> </w:t>
+      </w:r>
+      <w:r>
+        <w:rPr>
+          <w:rFonts w:ascii="Times New Roman" w:hAnsi="Times New Roman" w:cs="Times New Roman"/>
           <w:sz w:val="26"/>
           <w:szCs w:val="26"/>
         </w:rPr>
         <w:t>{</w:t>
       </w:r>
+      <w:proofErr w:type="spellStart"/>
+      <w:r>
+        <w:rPr>
+          <w:rFonts w:ascii="Times New Roman" w:hAnsi="Times New Roman" w:cs="Times New Roman"/>
+          <w:sz w:val="26"/>
+          <w:szCs w:val="26"/>
+        </w:rPr>
+        <w:t>hh</w:t>
+      </w:r>
+      <w:proofErr w:type="spellEnd"/>
+      <w:r>
+        <w:rPr>
+          <w:rFonts w:ascii="Times New Roman" w:hAnsi="Times New Roman" w:cs="Times New Roman"/>
+          <w:sz w:val="26"/>
+          <w:szCs w:val="26"/>
+        </w:rPr>
+        <w:t>}</w:t>
+      </w:r>
+      <w:r>
+        <w:rPr>
+          <w:rFonts w:ascii="Times New Roman" w:hAnsi="Times New Roman" w:cs="Times New Roman"/>
+          <w:sz w:val="26"/>
+          <w:szCs w:val="26"/>
+        </w:rPr>
+        <w:t xml:space="preserve"> </w:t>
+      </w:r>
+      <w:proofErr w:type="spellStart"/>
+      <w:r>
+        <w:rPr>
+          <w:rFonts w:ascii="Times New Roman" w:hAnsi="Times New Roman" w:cs="Times New Roman"/>
+          <w:sz w:val="26"/>
+          <w:szCs w:val="26"/>
+        </w:rPr>
+        <w:t>ngày</w:t>
+      </w:r>
+      <w:proofErr w:type="spellEnd"/>
+      <w:r>
+        <w:rPr>
+          <w:rFonts w:ascii="Times New Roman" w:hAnsi="Times New Roman" w:cs="Times New Roman"/>
+          <w:color w:val="000000" w:themeColor="text1"/>
+          <w:sz w:val="26"/>
+          <w:szCs w:val="26"/>
+        </w:rPr>
+        <w:t xml:space="preserve"> </w:t>
+      </w:r>
+      <w:r>
+        <w:rPr>
+          <w:rFonts w:ascii="Times New Roman" w:hAnsi="Times New Roman" w:cs="Times New Roman"/>
+          <w:sz w:val="26"/>
+          <w:szCs w:val="26"/>
+        </w:rPr>
+        <w:t>{dd}/{mm}/{</w:t>
+      </w:r>
+      <w:proofErr w:type="spellStart"/>
+      <w:r>
+        <w:rPr>
+          <w:rFonts w:ascii="Times New Roman" w:hAnsi="Times New Roman" w:cs="Times New Roman"/>
+          <w:sz w:val="26"/>
+          <w:szCs w:val="26"/>
+        </w:rPr>
+        <w:t>yyyy</w:t>
+      </w:r>
+      <w:proofErr w:type="spellEnd"/>
+      <w:r>
+        <w:rPr>
+          <w:rFonts w:ascii="Times New Roman" w:hAnsi="Times New Roman" w:cs="Times New Roman"/>
+          <w:sz w:val="26"/>
+          <w:szCs w:val="26"/>
+        </w:rPr>
+        <w:t>}</w:t>
+      </w:r>
+      <w:r>
+        <w:rPr>
+          <w:rFonts w:ascii="Times New Roman" w:hAnsi="Times New Roman" w:cs="Times New Roman"/>
+          <w:color w:val="000000" w:themeColor="text1"/>
+          <w:sz w:val="26"/>
+          <w:szCs w:val="26"/>
+        </w:rPr>
+        <w:t xml:space="preserve">, </w:t>
+      </w:r>
+      <w:proofErr w:type="spellStart"/>
+      <w:r>
+        <w:rPr>
+          <w:rFonts w:ascii="Times New Roman" w:hAnsi="Times New Roman" w:cs="Times New Roman"/>
+          <w:color w:val="000000" w:themeColor="text1"/>
+          <w:sz w:val="26"/>
+          <w:szCs w:val="26"/>
+        </w:rPr>
+        <w:t>trên</w:t>
+      </w:r>
+      <w:proofErr w:type="spellEnd"/>
+      <w:r>
+        <w:rPr>
+          <w:rFonts w:ascii="Times New Roman" w:hAnsi="Times New Roman" w:cs="Times New Roman"/>
+          <w:color w:val="000000" w:themeColor="text1"/>
+          <w:sz w:val="26"/>
+          <w:szCs w:val="26"/>
+        </w:rPr>
+        <w:t xml:space="preserve"> </w:t>
+      </w:r>
+      <w:proofErr w:type="spellStart"/>
+      <w:r>
+        <w:rPr>
+          <w:rFonts w:ascii="Times New Roman" w:hAnsi="Times New Roman" w:cs="Times New Roman"/>
+          <w:color w:val="000000" w:themeColor="text1"/>
+          <w:sz w:val="26"/>
+          <w:szCs w:val="26"/>
+        </w:rPr>
+        <w:t>địa</w:t>
+      </w:r>
+      <w:proofErr w:type="spellEnd"/>
+      <w:r>
+        <w:rPr>
+          <w:rFonts w:ascii="Times New Roman" w:hAnsi="Times New Roman" w:cs="Times New Roman"/>
+          <w:color w:val="000000" w:themeColor="text1"/>
+          <w:sz w:val="26"/>
+          <w:szCs w:val="26"/>
+        </w:rPr>
+        <w:t xml:space="preserve"> </w:t>
+      </w:r>
+      <w:proofErr w:type="spellStart"/>
+      <w:r>
+        <w:rPr>
+          <w:rFonts w:ascii="Times New Roman" w:hAnsi="Times New Roman" w:cs="Times New Roman"/>
+          <w:color w:val="000000" w:themeColor="text1"/>
+          <w:sz w:val="26"/>
+          <w:szCs w:val="26"/>
+        </w:rPr>
+        <w:t>bàn</w:t>
+      </w:r>
+      <w:proofErr w:type="spellEnd"/>
+      <w:r>
+        <w:rPr>
+          <w:rFonts w:ascii="Times New Roman" w:hAnsi="Times New Roman" w:cs="Times New Roman"/>
+          <w:color w:val="000000" w:themeColor="text1"/>
+          <w:sz w:val="26"/>
+          <w:szCs w:val="26"/>
+        </w:rPr>
+        <w:t xml:space="preserve"> </w:t>
+      </w:r>
+      <w:proofErr w:type="spellStart"/>
+      <w:r>
+        <w:rPr>
+          <w:rFonts w:ascii="Times New Roman" w:hAnsi="Times New Roman" w:cs="Times New Roman"/>
+          <w:color w:val="000000" w:themeColor="text1"/>
+          <w:sz w:val="26"/>
+          <w:szCs w:val="26"/>
+        </w:rPr>
+        <w:t>thành</w:t>
+      </w:r>
+      <w:proofErr w:type="spellEnd"/>
+      <w:r>
+        <w:rPr>
+          <w:rFonts w:ascii="Times New Roman" w:hAnsi="Times New Roman" w:cs="Times New Roman"/>
+          <w:color w:val="000000" w:themeColor="text1"/>
+          <w:sz w:val="26"/>
+          <w:szCs w:val="26"/>
+        </w:rPr>
+        <w:t xml:space="preserve"> </w:t>
+      </w:r>
+      <w:proofErr w:type="spellStart"/>
+      <w:r>
+        <w:rPr>
+          <w:rFonts w:ascii="Times New Roman" w:hAnsi="Times New Roman" w:cs="Times New Roman"/>
+          <w:color w:val="000000" w:themeColor="text1"/>
+          <w:sz w:val="26"/>
+          <w:szCs w:val="26"/>
+        </w:rPr>
+        <w:t>phố</w:t>
+      </w:r>
+      <w:proofErr w:type="spellEnd"/>
+      <w:r>
+        <w:rPr>
+          <w:rFonts w:ascii="Times New Roman" w:hAnsi="Times New Roman" w:cs="Times New Roman"/>
+          <w:color w:val="000000" w:themeColor="text1"/>
+          <w:sz w:val="26"/>
+          <w:szCs w:val="26"/>
+        </w:rPr>
+        <w:t xml:space="preserve"> </w:t>
+      </w:r>
+      <w:r>
+        <w:rPr>
+          <w:rFonts w:ascii="Times New Roman" w:hAnsi="Times New Roman" w:cs="Times New Roman"/>
+          <w:color w:val="000000" w:themeColor="text1"/>
+          <w:sz w:val="26"/>
+          <w:szCs w:val="26"/>
+        </w:rPr>
+        <w:t>{</w:t>
+      </w:r>
+      <w:proofErr w:type="spellStart"/>
       <w:r>
         <w:rPr>
           <w:rFonts w:ascii="Times New Roman" w:hAnsi="Times New Roman" w:cs="Times New Roman"/>
@@ -1230,6 +5325,7 @@
         </w:rPr>
         <w:t>hien</w:t>
       </w:r>
+      <w:proofErr w:type="spellEnd"/>
       <w:r>
         <w:rPr>
           <w:rFonts w:ascii="Times New Roman" w:hAnsi="Times New Roman" w:cs="Times New Roman"/>
@@ -1256,7 +5352,707 @@
           <w:sz w:val="26"/>
           <w:szCs w:val="26"/>
         </w:rPr>
-        <w:t>, các lực lượng, phương tiện của Công ty vẫn tiếp tục ứng trực vận hành các trạm bơm đầu mối theo quy trình để hạ mực nước hệ thống, vệ sinh đảm bảo khơi thông dòng chảy.</w:t>
+        <w:t xml:space="preserve">, </w:t>
+      </w:r>
+      <w:proofErr w:type="spellStart"/>
+      <w:r>
+        <w:rPr>
+          <w:rFonts w:ascii="Times New Roman" w:hAnsi="Times New Roman" w:cs="Times New Roman"/>
+          <w:color w:val="000000" w:themeColor="text1"/>
+          <w:sz w:val="26"/>
+          <w:szCs w:val="26"/>
+        </w:rPr>
+        <w:t>các</w:t>
+      </w:r>
+      <w:proofErr w:type="spellEnd"/>
+      <w:r>
+        <w:rPr>
+          <w:rFonts w:ascii="Times New Roman" w:hAnsi="Times New Roman" w:cs="Times New Roman"/>
+          <w:color w:val="000000" w:themeColor="text1"/>
+          <w:sz w:val="26"/>
+          <w:szCs w:val="26"/>
+        </w:rPr>
+        <w:t xml:space="preserve"> </w:t>
+      </w:r>
+      <w:proofErr w:type="spellStart"/>
+      <w:r>
+        <w:rPr>
+          <w:rFonts w:ascii="Times New Roman" w:hAnsi="Times New Roman" w:cs="Times New Roman"/>
+          <w:color w:val="000000" w:themeColor="text1"/>
+          <w:sz w:val="26"/>
+          <w:szCs w:val="26"/>
+        </w:rPr>
+        <w:t>lực</w:t>
+      </w:r>
+      <w:proofErr w:type="spellEnd"/>
+      <w:r>
+        <w:rPr>
+          <w:rFonts w:ascii="Times New Roman" w:hAnsi="Times New Roman" w:cs="Times New Roman"/>
+          <w:color w:val="000000" w:themeColor="text1"/>
+          <w:sz w:val="26"/>
+          <w:szCs w:val="26"/>
+        </w:rPr>
+        <w:t xml:space="preserve"> </w:t>
+      </w:r>
+      <w:proofErr w:type="spellStart"/>
+      <w:r>
+        <w:rPr>
+          <w:rFonts w:ascii="Times New Roman" w:hAnsi="Times New Roman" w:cs="Times New Roman"/>
+          <w:color w:val="000000" w:themeColor="text1"/>
+          <w:sz w:val="26"/>
+          <w:szCs w:val="26"/>
+        </w:rPr>
+        <w:t>lượng</w:t>
+      </w:r>
+      <w:proofErr w:type="spellEnd"/>
+      <w:r>
+        <w:rPr>
+          <w:rFonts w:ascii="Times New Roman" w:hAnsi="Times New Roman" w:cs="Times New Roman"/>
+          <w:color w:val="000000" w:themeColor="text1"/>
+          <w:sz w:val="26"/>
+          <w:szCs w:val="26"/>
+        </w:rPr>
+        <w:t xml:space="preserve">, </w:t>
+      </w:r>
+      <w:proofErr w:type="spellStart"/>
+      <w:r>
+        <w:rPr>
+          <w:rFonts w:ascii="Times New Roman" w:hAnsi="Times New Roman" w:cs="Times New Roman"/>
+          <w:color w:val="000000" w:themeColor="text1"/>
+          <w:sz w:val="26"/>
+          <w:szCs w:val="26"/>
+        </w:rPr>
+        <w:t>phương</w:t>
+      </w:r>
+      <w:proofErr w:type="spellEnd"/>
+      <w:r>
+        <w:rPr>
+          <w:rFonts w:ascii="Times New Roman" w:hAnsi="Times New Roman" w:cs="Times New Roman"/>
+          <w:color w:val="000000" w:themeColor="text1"/>
+          <w:sz w:val="26"/>
+          <w:szCs w:val="26"/>
+        </w:rPr>
+        <w:t xml:space="preserve"> </w:t>
+      </w:r>
+      <w:proofErr w:type="spellStart"/>
+      <w:r>
+        <w:rPr>
+          <w:rFonts w:ascii="Times New Roman" w:hAnsi="Times New Roman" w:cs="Times New Roman"/>
+          <w:color w:val="000000" w:themeColor="text1"/>
+          <w:sz w:val="26"/>
+          <w:szCs w:val="26"/>
+        </w:rPr>
+        <w:t>tiện</w:t>
+      </w:r>
+      <w:proofErr w:type="spellEnd"/>
+      <w:r>
+        <w:rPr>
+          <w:rFonts w:ascii="Times New Roman" w:hAnsi="Times New Roman" w:cs="Times New Roman"/>
+          <w:color w:val="000000" w:themeColor="text1"/>
+          <w:sz w:val="26"/>
+          <w:szCs w:val="26"/>
+        </w:rPr>
+        <w:t xml:space="preserve"> </w:t>
+      </w:r>
+      <w:proofErr w:type="spellStart"/>
+      <w:r>
+        <w:rPr>
+          <w:rFonts w:ascii="Times New Roman" w:hAnsi="Times New Roman" w:cs="Times New Roman"/>
+          <w:color w:val="000000" w:themeColor="text1"/>
+          <w:sz w:val="26"/>
+          <w:szCs w:val="26"/>
+        </w:rPr>
+        <w:t>của</w:t>
+      </w:r>
+      <w:proofErr w:type="spellEnd"/>
+      <w:r>
+        <w:rPr>
+          <w:rFonts w:ascii="Times New Roman" w:hAnsi="Times New Roman" w:cs="Times New Roman"/>
+          <w:color w:val="000000" w:themeColor="text1"/>
+          <w:sz w:val="26"/>
+          <w:szCs w:val="26"/>
+        </w:rPr>
+        <w:t xml:space="preserve"> Công ty </w:t>
+      </w:r>
+      <w:proofErr w:type="spellStart"/>
+      <w:r>
+        <w:rPr>
+          <w:rFonts w:ascii="Times New Roman" w:hAnsi="Times New Roman" w:cs="Times New Roman"/>
+          <w:color w:val="000000" w:themeColor="text1"/>
+          <w:sz w:val="26"/>
+          <w:szCs w:val="26"/>
+        </w:rPr>
+        <w:t>vẫn</w:t>
+      </w:r>
+      <w:proofErr w:type="spellEnd"/>
+      <w:r>
+        <w:rPr>
+          <w:rFonts w:ascii="Times New Roman" w:hAnsi="Times New Roman" w:cs="Times New Roman"/>
+          <w:color w:val="000000" w:themeColor="text1"/>
+          <w:sz w:val="26"/>
+          <w:szCs w:val="26"/>
+        </w:rPr>
+        <w:t xml:space="preserve"> </w:t>
+      </w:r>
+      <w:proofErr w:type="spellStart"/>
+      <w:r>
+        <w:rPr>
+          <w:rFonts w:ascii="Times New Roman" w:hAnsi="Times New Roman" w:cs="Times New Roman"/>
+          <w:color w:val="000000" w:themeColor="text1"/>
+          <w:sz w:val="26"/>
+          <w:szCs w:val="26"/>
+        </w:rPr>
+        <w:t>tiếp</w:t>
+      </w:r>
+      <w:proofErr w:type="spellEnd"/>
+      <w:r>
+        <w:rPr>
+          <w:rFonts w:ascii="Times New Roman" w:hAnsi="Times New Roman" w:cs="Times New Roman"/>
+          <w:color w:val="000000" w:themeColor="text1"/>
+          <w:sz w:val="26"/>
+          <w:szCs w:val="26"/>
+        </w:rPr>
+        <w:t xml:space="preserve"> </w:t>
+      </w:r>
+      <w:proofErr w:type="spellStart"/>
+      <w:r>
+        <w:rPr>
+          <w:rFonts w:ascii="Times New Roman" w:hAnsi="Times New Roman" w:cs="Times New Roman"/>
+          <w:color w:val="000000" w:themeColor="text1"/>
+          <w:sz w:val="26"/>
+          <w:szCs w:val="26"/>
+        </w:rPr>
+        <w:t>tục</w:t>
+      </w:r>
+      <w:proofErr w:type="spellEnd"/>
+      <w:r>
+        <w:rPr>
+          <w:rFonts w:ascii="Times New Roman" w:hAnsi="Times New Roman" w:cs="Times New Roman"/>
+          <w:color w:val="000000" w:themeColor="text1"/>
+          <w:sz w:val="26"/>
+          <w:szCs w:val="26"/>
+        </w:rPr>
+        <w:t xml:space="preserve"> </w:t>
+      </w:r>
+      <w:proofErr w:type="spellStart"/>
+      <w:r>
+        <w:rPr>
+          <w:rFonts w:ascii="Times New Roman" w:hAnsi="Times New Roman" w:cs="Times New Roman"/>
+          <w:color w:val="000000" w:themeColor="text1"/>
+          <w:sz w:val="26"/>
+          <w:szCs w:val="26"/>
+        </w:rPr>
+        <w:t>ứng</w:t>
+      </w:r>
+      <w:proofErr w:type="spellEnd"/>
+      <w:r>
+        <w:rPr>
+          <w:rFonts w:ascii="Times New Roman" w:hAnsi="Times New Roman" w:cs="Times New Roman"/>
+          <w:color w:val="000000" w:themeColor="text1"/>
+          <w:sz w:val="26"/>
+          <w:szCs w:val="26"/>
+        </w:rPr>
+        <w:t xml:space="preserve"> </w:t>
+      </w:r>
+      <w:proofErr w:type="spellStart"/>
+      <w:r>
+        <w:rPr>
+          <w:rFonts w:ascii="Times New Roman" w:hAnsi="Times New Roman" w:cs="Times New Roman"/>
+          <w:color w:val="000000" w:themeColor="text1"/>
+          <w:sz w:val="26"/>
+          <w:szCs w:val="26"/>
+        </w:rPr>
+        <w:t>trực</w:t>
+      </w:r>
+      <w:proofErr w:type="spellEnd"/>
+      <w:r>
+        <w:rPr>
+          <w:rFonts w:ascii="Times New Roman" w:hAnsi="Times New Roman" w:cs="Times New Roman"/>
+          <w:color w:val="000000" w:themeColor="text1"/>
+          <w:sz w:val="26"/>
+          <w:szCs w:val="26"/>
+        </w:rPr>
+        <w:t xml:space="preserve"> </w:t>
+      </w:r>
+      <w:proofErr w:type="spellStart"/>
+      <w:r>
+        <w:rPr>
+          <w:rFonts w:ascii="Times New Roman" w:hAnsi="Times New Roman" w:cs="Times New Roman"/>
+          <w:color w:val="000000" w:themeColor="text1"/>
+          <w:sz w:val="26"/>
+          <w:szCs w:val="26"/>
+        </w:rPr>
+        <w:t>vận</w:t>
+      </w:r>
+      <w:proofErr w:type="spellEnd"/>
+      <w:r>
+        <w:rPr>
+          <w:rFonts w:ascii="Times New Roman" w:hAnsi="Times New Roman" w:cs="Times New Roman"/>
+          <w:color w:val="000000" w:themeColor="text1"/>
+          <w:sz w:val="26"/>
+          <w:szCs w:val="26"/>
+        </w:rPr>
+        <w:t xml:space="preserve"> </w:t>
+      </w:r>
+      <w:proofErr w:type="spellStart"/>
+      <w:r>
+        <w:rPr>
+          <w:rFonts w:ascii="Times New Roman" w:hAnsi="Times New Roman" w:cs="Times New Roman"/>
+          <w:color w:val="000000" w:themeColor="text1"/>
+          <w:sz w:val="26"/>
+          <w:szCs w:val="26"/>
+        </w:rPr>
+        <w:t>hành</w:t>
+      </w:r>
+      <w:proofErr w:type="spellEnd"/>
+      <w:r>
+        <w:rPr>
+          <w:rFonts w:ascii="Times New Roman" w:hAnsi="Times New Roman" w:cs="Times New Roman"/>
+          <w:color w:val="000000" w:themeColor="text1"/>
+          <w:sz w:val="26"/>
+          <w:szCs w:val="26"/>
+        </w:rPr>
+        <w:t xml:space="preserve"> </w:t>
+      </w:r>
+      <w:proofErr w:type="spellStart"/>
+      <w:r>
+        <w:rPr>
+          <w:rFonts w:ascii="Times New Roman" w:hAnsi="Times New Roman" w:cs="Times New Roman"/>
+          <w:color w:val="000000" w:themeColor="text1"/>
+          <w:sz w:val="26"/>
+          <w:szCs w:val="26"/>
+        </w:rPr>
+        <w:t>các</w:t>
+      </w:r>
+      <w:proofErr w:type="spellEnd"/>
+      <w:r>
+        <w:rPr>
+          <w:rFonts w:ascii="Times New Roman" w:hAnsi="Times New Roman" w:cs="Times New Roman"/>
+          <w:color w:val="000000" w:themeColor="text1"/>
+          <w:sz w:val="26"/>
+          <w:szCs w:val="26"/>
+        </w:rPr>
+        <w:t xml:space="preserve"> </w:t>
+      </w:r>
+      <w:proofErr w:type="spellStart"/>
+      <w:r>
+        <w:rPr>
+          <w:rFonts w:ascii="Times New Roman" w:hAnsi="Times New Roman" w:cs="Times New Roman"/>
+          <w:color w:val="000000" w:themeColor="text1"/>
+          <w:sz w:val="26"/>
+          <w:szCs w:val="26"/>
+        </w:rPr>
+        <w:t>trạm</w:t>
+      </w:r>
+      <w:proofErr w:type="spellEnd"/>
+      <w:r>
+        <w:rPr>
+          <w:rFonts w:ascii="Times New Roman" w:hAnsi="Times New Roman" w:cs="Times New Roman"/>
+          <w:color w:val="000000" w:themeColor="text1"/>
+          <w:sz w:val="26"/>
+          <w:szCs w:val="26"/>
+        </w:rPr>
+        <w:t xml:space="preserve"> </w:t>
+      </w:r>
+      <w:proofErr w:type="spellStart"/>
+      <w:r>
+        <w:rPr>
+          <w:rFonts w:ascii="Times New Roman" w:hAnsi="Times New Roman" w:cs="Times New Roman"/>
+          <w:color w:val="000000" w:themeColor="text1"/>
+          <w:sz w:val="26"/>
+          <w:szCs w:val="26"/>
+        </w:rPr>
+        <w:t>bơm</w:t>
+      </w:r>
+      <w:proofErr w:type="spellEnd"/>
+      <w:r>
+        <w:rPr>
+          <w:rFonts w:ascii="Times New Roman" w:hAnsi="Times New Roman" w:cs="Times New Roman"/>
+          <w:color w:val="000000" w:themeColor="text1"/>
+          <w:sz w:val="26"/>
+          <w:szCs w:val="26"/>
+        </w:rPr>
+        <w:t xml:space="preserve"> </w:t>
+      </w:r>
+      <w:proofErr w:type="spellStart"/>
+      <w:r>
+        <w:rPr>
+          <w:rFonts w:ascii="Times New Roman" w:hAnsi="Times New Roman" w:cs="Times New Roman"/>
+          <w:color w:val="000000" w:themeColor="text1"/>
+          <w:sz w:val="26"/>
+          <w:szCs w:val="26"/>
+        </w:rPr>
+        <w:t>đầu</w:t>
+      </w:r>
+      <w:proofErr w:type="spellEnd"/>
+      <w:r>
+        <w:rPr>
+          <w:rFonts w:ascii="Times New Roman" w:hAnsi="Times New Roman" w:cs="Times New Roman"/>
+          <w:color w:val="000000" w:themeColor="text1"/>
+          <w:sz w:val="26"/>
+          <w:szCs w:val="26"/>
+        </w:rPr>
+        <w:t xml:space="preserve"> </w:t>
+      </w:r>
+      <w:proofErr w:type="spellStart"/>
+      <w:r>
+        <w:rPr>
+          <w:rFonts w:ascii="Times New Roman" w:hAnsi="Times New Roman" w:cs="Times New Roman"/>
+          <w:color w:val="000000" w:themeColor="text1"/>
+          <w:sz w:val="26"/>
+          <w:szCs w:val="26"/>
+        </w:rPr>
+        <w:t>mối</w:t>
+      </w:r>
+      <w:proofErr w:type="spellEnd"/>
+      <w:r>
+        <w:rPr>
+          <w:rFonts w:ascii="Times New Roman" w:hAnsi="Times New Roman" w:cs="Times New Roman"/>
+          <w:color w:val="000000" w:themeColor="text1"/>
+          <w:sz w:val="26"/>
+          <w:szCs w:val="26"/>
+        </w:rPr>
+        <w:t xml:space="preserve"> </w:t>
+      </w:r>
+      <w:proofErr w:type="spellStart"/>
+      <w:r>
+        <w:rPr>
+          <w:rFonts w:ascii="Times New Roman" w:hAnsi="Times New Roman" w:cs="Times New Roman"/>
+          <w:color w:val="000000" w:themeColor="text1"/>
+          <w:sz w:val="26"/>
+          <w:szCs w:val="26"/>
+        </w:rPr>
+        <w:t>theo</w:t>
+      </w:r>
+      <w:proofErr w:type="spellEnd"/>
+      <w:r>
+        <w:rPr>
+          <w:rFonts w:ascii="Times New Roman" w:hAnsi="Times New Roman" w:cs="Times New Roman"/>
+          <w:color w:val="000000" w:themeColor="text1"/>
+          <w:sz w:val="26"/>
+          <w:szCs w:val="26"/>
+        </w:rPr>
+        <w:t xml:space="preserve"> </w:t>
+      </w:r>
+      <w:proofErr w:type="spellStart"/>
+      <w:r>
+        <w:rPr>
+          <w:rFonts w:ascii="Times New Roman" w:hAnsi="Times New Roman" w:cs="Times New Roman"/>
+          <w:color w:val="000000" w:themeColor="text1"/>
+          <w:sz w:val="26"/>
+          <w:szCs w:val="26"/>
+        </w:rPr>
+        <w:t>quy</w:t>
+      </w:r>
+      <w:proofErr w:type="spellEnd"/>
+      <w:r>
+        <w:rPr>
+          <w:rFonts w:ascii="Times New Roman" w:hAnsi="Times New Roman" w:cs="Times New Roman"/>
+          <w:color w:val="000000" w:themeColor="text1"/>
+          <w:sz w:val="26"/>
+          <w:szCs w:val="26"/>
+        </w:rPr>
+        <w:t xml:space="preserve"> </w:t>
+      </w:r>
+      <w:proofErr w:type="spellStart"/>
+      <w:r>
+        <w:rPr>
+          <w:rFonts w:ascii="Times New Roman" w:hAnsi="Times New Roman" w:cs="Times New Roman"/>
+          <w:color w:val="000000" w:themeColor="text1"/>
+          <w:sz w:val="26"/>
+          <w:szCs w:val="26"/>
+        </w:rPr>
+        <w:t>trình</w:t>
+      </w:r>
+      <w:proofErr w:type="spellEnd"/>
+      <w:r>
+        <w:rPr>
+          <w:rFonts w:ascii="Times New Roman" w:hAnsi="Times New Roman" w:cs="Times New Roman"/>
+          <w:color w:val="000000" w:themeColor="text1"/>
+          <w:sz w:val="26"/>
+          <w:szCs w:val="26"/>
+        </w:rPr>
+        <w:t xml:space="preserve"> </w:t>
+      </w:r>
+      <w:proofErr w:type="spellStart"/>
+      <w:r>
+        <w:rPr>
+          <w:rFonts w:ascii="Times New Roman" w:hAnsi="Times New Roman" w:cs="Times New Roman"/>
+          <w:color w:val="000000" w:themeColor="text1"/>
+          <w:sz w:val="26"/>
+          <w:szCs w:val="26"/>
+        </w:rPr>
+        <w:t>để</w:t>
+      </w:r>
+      <w:proofErr w:type="spellEnd"/>
+      <w:r>
+        <w:rPr>
+          <w:rFonts w:ascii="Times New Roman" w:hAnsi="Times New Roman" w:cs="Times New Roman"/>
+          <w:color w:val="000000" w:themeColor="text1"/>
+          <w:sz w:val="26"/>
+          <w:szCs w:val="26"/>
+        </w:rPr>
+        <w:t xml:space="preserve"> </w:t>
+      </w:r>
+      <w:proofErr w:type="spellStart"/>
+      <w:r>
+        <w:rPr>
+          <w:rFonts w:ascii="Times New Roman" w:hAnsi="Times New Roman" w:cs="Times New Roman"/>
+          <w:color w:val="000000" w:themeColor="text1"/>
+          <w:sz w:val="26"/>
+          <w:szCs w:val="26"/>
+        </w:rPr>
+        <w:t>hạ</w:t>
+      </w:r>
+      <w:proofErr w:type="spellEnd"/>
+      <w:r>
+        <w:rPr>
+          <w:rFonts w:ascii="Times New Roman" w:hAnsi="Times New Roman" w:cs="Times New Roman"/>
+          <w:color w:val="000000" w:themeColor="text1"/>
+          <w:sz w:val="26"/>
+          <w:szCs w:val="26"/>
+        </w:rPr>
+        <w:t xml:space="preserve"> </w:t>
+      </w:r>
+      <w:proofErr w:type="spellStart"/>
+      <w:r>
+        <w:rPr>
+          <w:rFonts w:ascii="Times New Roman" w:hAnsi="Times New Roman" w:cs="Times New Roman"/>
+          <w:color w:val="000000" w:themeColor="text1"/>
+          <w:sz w:val="26"/>
+          <w:szCs w:val="26"/>
+        </w:rPr>
+        <w:t>mực</w:t>
+      </w:r>
+      <w:proofErr w:type="spellEnd"/>
+      <w:r>
+        <w:rPr>
+          <w:rFonts w:ascii="Times New Roman" w:hAnsi="Times New Roman" w:cs="Times New Roman"/>
+          <w:color w:val="000000" w:themeColor="text1"/>
+          <w:sz w:val="26"/>
+          <w:szCs w:val="26"/>
+        </w:rPr>
+        <w:t xml:space="preserve"> </w:t>
+      </w:r>
+      <w:proofErr w:type="spellStart"/>
+      <w:r>
+        <w:rPr>
+          <w:rFonts w:ascii="Times New Roman" w:hAnsi="Times New Roman" w:cs="Times New Roman"/>
+          <w:color w:val="000000" w:themeColor="text1"/>
+          <w:sz w:val="26"/>
+          <w:szCs w:val="26"/>
+        </w:rPr>
+        <w:t>nước</w:t>
+      </w:r>
+      <w:proofErr w:type="spellEnd"/>
+      <w:r>
+        <w:rPr>
+          <w:rFonts w:ascii="Times New Roman" w:hAnsi="Times New Roman" w:cs="Times New Roman"/>
+          <w:color w:val="000000" w:themeColor="text1"/>
+          <w:sz w:val="26"/>
+          <w:szCs w:val="26"/>
+        </w:rPr>
+        <w:t xml:space="preserve"> </w:t>
+      </w:r>
+      <w:proofErr w:type="spellStart"/>
+      <w:r>
+        <w:rPr>
+          <w:rFonts w:ascii="Times New Roman" w:hAnsi="Times New Roman" w:cs="Times New Roman"/>
+          <w:color w:val="000000" w:themeColor="text1"/>
+          <w:sz w:val="26"/>
+          <w:szCs w:val="26"/>
+        </w:rPr>
+        <w:t>hệ</w:t>
+      </w:r>
+      <w:proofErr w:type="spellEnd"/>
+      <w:r>
+        <w:rPr>
+          <w:rFonts w:ascii="Times New Roman" w:hAnsi="Times New Roman" w:cs="Times New Roman"/>
+          <w:color w:val="000000" w:themeColor="text1"/>
+          <w:sz w:val="26"/>
+          <w:szCs w:val="26"/>
+        </w:rPr>
+        <w:t xml:space="preserve"> </w:t>
+      </w:r>
+      <w:proofErr w:type="spellStart"/>
+      <w:r>
+        <w:rPr>
+          <w:rFonts w:ascii="Times New Roman" w:hAnsi="Times New Roman" w:cs="Times New Roman"/>
+          <w:color w:val="000000" w:themeColor="text1"/>
+          <w:sz w:val="26"/>
+          <w:szCs w:val="26"/>
+        </w:rPr>
+        <w:t>thống</w:t>
+      </w:r>
+      <w:proofErr w:type="spellEnd"/>
+      <w:r>
+        <w:rPr>
+          <w:rFonts w:ascii="Times New Roman" w:hAnsi="Times New Roman" w:cs="Times New Roman"/>
+          <w:color w:val="000000" w:themeColor="text1"/>
+          <w:sz w:val="26"/>
+          <w:szCs w:val="26"/>
+        </w:rPr>
+        <w:t xml:space="preserve">, </w:t>
+      </w:r>
+      <w:proofErr w:type="spellStart"/>
+      <w:r>
+        <w:rPr>
+          <w:rFonts w:ascii="Times New Roman" w:hAnsi="Times New Roman" w:cs="Times New Roman"/>
+          <w:color w:val="000000" w:themeColor="text1"/>
+          <w:sz w:val="26"/>
+          <w:szCs w:val="26"/>
+        </w:rPr>
+        <w:t>vệ</w:t>
+      </w:r>
+      <w:proofErr w:type="spellEnd"/>
+      <w:r>
+        <w:rPr>
+          <w:rFonts w:ascii="Times New Roman" w:hAnsi="Times New Roman" w:cs="Times New Roman"/>
+          <w:color w:val="000000" w:themeColor="text1"/>
+          <w:sz w:val="26"/>
+          <w:szCs w:val="26"/>
+        </w:rPr>
+        <w:t xml:space="preserve"> </w:t>
+      </w:r>
+      <w:proofErr w:type="spellStart"/>
+      <w:r>
+        <w:rPr>
+          <w:rFonts w:ascii="Times New Roman" w:hAnsi="Times New Roman" w:cs="Times New Roman"/>
+          <w:color w:val="000000" w:themeColor="text1"/>
+          <w:sz w:val="26"/>
+          <w:szCs w:val="26"/>
+        </w:rPr>
+        <w:t>sinh</w:t>
+      </w:r>
+      <w:proofErr w:type="spellEnd"/>
+      <w:r>
+        <w:rPr>
+          <w:rFonts w:ascii="Times New Roman" w:hAnsi="Times New Roman" w:cs="Times New Roman"/>
+          <w:color w:val="000000" w:themeColor="text1"/>
+          <w:sz w:val="26"/>
+          <w:szCs w:val="26"/>
+        </w:rPr>
+        <w:t xml:space="preserve"> </w:t>
+      </w:r>
+      <w:proofErr w:type="spellStart"/>
+      <w:r>
+        <w:rPr>
+          <w:rFonts w:ascii="Times New Roman" w:hAnsi="Times New Roman" w:cs="Times New Roman"/>
+          <w:color w:val="000000" w:themeColor="text1"/>
+          <w:sz w:val="26"/>
+          <w:szCs w:val="26"/>
+        </w:rPr>
+        <w:t>đảm</w:t>
+      </w:r>
+      <w:proofErr w:type="spellEnd"/>
+      <w:r>
+        <w:rPr>
+          <w:rFonts w:ascii="Times New Roman" w:hAnsi="Times New Roman" w:cs="Times New Roman"/>
+          <w:color w:val="000000" w:themeColor="text1"/>
+          <w:sz w:val="26"/>
+          <w:szCs w:val="26"/>
+        </w:rPr>
+        <w:t xml:space="preserve"> </w:t>
+      </w:r>
+      <w:proofErr w:type="spellStart"/>
+      <w:r>
+        <w:rPr>
+          <w:rFonts w:ascii="Times New Roman" w:hAnsi="Times New Roman" w:cs="Times New Roman"/>
+          <w:color w:val="000000" w:themeColor="text1"/>
+          <w:sz w:val="26"/>
+          <w:szCs w:val="26"/>
+        </w:rPr>
+        <w:t>bảo</w:t>
+      </w:r>
+      <w:proofErr w:type="spellEnd"/>
+      <w:r>
+        <w:rPr>
+          <w:rFonts w:ascii="Times New Roman" w:hAnsi="Times New Roman" w:cs="Times New Roman"/>
+          <w:color w:val="000000" w:themeColor="text1"/>
+          <w:sz w:val="26"/>
+          <w:szCs w:val="26"/>
+        </w:rPr>
+        <w:t xml:space="preserve"> </w:t>
+      </w:r>
+      <w:proofErr w:type="spellStart"/>
+      <w:r>
+        <w:rPr>
+          <w:rFonts w:ascii="Times New Roman" w:hAnsi="Times New Roman" w:cs="Times New Roman"/>
+          <w:color w:val="000000" w:themeColor="text1"/>
+          <w:sz w:val="26"/>
+          <w:szCs w:val="26"/>
+        </w:rPr>
+        <w:t>khơi</w:t>
+      </w:r>
+      <w:proofErr w:type="spellEnd"/>
+      <w:r>
+        <w:rPr>
+          <w:rFonts w:ascii="Times New Roman" w:hAnsi="Times New Roman" w:cs="Times New Roman"/>
+          <w:color w:val="000000" w:themeColor="text1"/>
+          <w:sz w:val="26"/>
+          <w:szCs w:val="26"/>
+        </w:rPr>
+        <w:t xml:space="preserve"> </w:t>
+      </w:r>
+      <w:proofErr w:type="spellStart"/>
+      <w:r>
+        <w:rPr>
+          <w:rFonts w:ascii="Times New Roman" w:hAnsi="Times New Roman" w:cs="Times New Roman"/>
+          <w:color w:val="000000" w:themeColor="text1"/>
+          <w:sz w:val="26"/>
+          <w:szCs w:val="26"/>
+        </w:rPr>
+        <w:t>thông</w:t>
+      </w:r>
+      <w:proofErr w:type="spellEnd"/>
+      <w:r>
+        <w:rPr>
+          <w:rFonts w:ascii="Times New Roman" w:hAnsi="Times New Roman" w:cs="Times New Roman"/>
+          <w:color w:val="000000" w:themeColor="text1"/>
+          <w:sz w:val="26"/>
+          <w:szCs w:val="26"/>
+        </w:rPr>
+        <w:t xml:space="preserve"> </w:t>
+      </w:r>
+      <w:proofErr w:type="spellStart"/>
+      <w:r>
+        <w:rPr>
+          <w:rFonts w:ascii="Times New Roman" w:hAnsi="Times New Roman" w:cs="Times New Roman"/>
+          <w:color w:val="000000" w:themeColor="text1"/>
+          <w:sz w:val="26"/>
+          <w:szCs w:val="26"/>
+        </w:rPr>
+        <w:t>dòng</w:t>
+      </w:r>
+      <w:proofErr w:type="spellEnd"/>
+      <w:r>
+        <w:rPr>
+          <w:rFonts w:ascii="Times New Roman" w:hAnsi="Times New Roman" w:cs="Times New Roman"/>
+          <w:color w:val="000000" w:themeColor="text1"/>
+          <w:sz w:val="26"/>
+          <w:szCs w:val="26"/>
+        </w:rPr>
+        <w:t xml:space="preserve"> </w:t>
+      </w:r>
+      <w:proofErr w:type="spellStart"/>
+      <w:r>
+        <w:rPr>
+          <w:rFonts w:ascii="Times New Roman" w:hAnsi="Times New Roman" w:cs="Times New Roman"/>
+          <w:color w:val="000000" w:themeColor="text1"/>
+          <w:sz w:val="26"/>
+          <w:szCs w:val="26"/>
+        </w:rPr>
+        <w:t>chảy</w:t>
+      </w:r>
+      <w:proofErr w:type="spellEnd"/>
+      <w:r>
+        <w:rPr>
+          <w:rFonts w:ascii="Times New Roman" w:hAnsi="Times New Roman" w:cs="Times New Roman"/>
+          <w:color w:val="000000" w:themeColor="text1"/>
+          <w:sz w:val="26"/>
+          <w:szCs w:val="26"/>
+        </w:rPr>
+        <w:t>.</w:t>
       </w:r>
     </w:p>
     <w:p>
@@ -1281,7 +6077,607 @@
           <w:szCs w:val="26"/>
           <w:shd w:val="clear" w:color="auto" w:fill="FFFFFF"/>
         </w:rPr>
-        <w:t>Công ty tiếp tục theo dõi chặt chẽ diễn biến thời tiết, sẵn sàng lực lượng và sẽ cập nhật báo cáo khi có diễn biến mới.</w:t>
+        <w:t xml:space="preserve">Công ty </w:t>
+      </w:r>
+      <w:proofErr w:type="spellStart"/>
+      <w:r>
+        <w:rPr>
+          <w:rFonts w:ascii="Times New Roman" w:hAnsi="Times New Roman" w:cs="Times New Roman"/>
+          <w:color w:val="000000" w:themeColor="text1"/>
+          <w:spacing w:val="3"/>
+          <w:sz w:val="26"/>
+          <w:szCs w:val="26"/>
+          <w:shd w:val="clear" w:color="auto" w:fill="FFFFFF"/>
+        </w:rPr>
+        <w:t>tiếp</w:t>
+      </w:r>
+      <w:proofErr w:type="spellEnd"/>
+      <w:r>
+        <w:rPr>
+          <w:rFonts w:ascii="Times New Roman" w:hAnsi="Times New Roman" w:cs="Times New Roman"/>
+          <w:color w:val="000000" w:themeColor="text1"/>
+          <w:spacing w:val="3"/>
+          <w:sz w:val="26"/>
+          <w:szCs w:val="26"/>
+          <w:shd w:val="clear" w:color="auto" w:fill="FFFFFF"/>
+        </w:rPr>
+        <w:t xml:space="preserve"> </w:t>
+      </w:r>
+      <w:proofErr w:type="spellStart"/>
+      <w:r>
+        <w:rPr>
+          <w:rFonts w:ascii="Times New Roman" w:hAnsi="Times New Roman" w:cs="Times New Roman"/>
+          <w:color w:val="000000" w:themeColor="text1"/>
+          <w:spacing w:val="3"/>
+          <w:sz w:val="26"/>
+          <w:szCs w:val="26"/>
+          <w:shd w:val="clear" w:color="auto" w:fill="FFFFFF"/>
+        </w:rPr>
+        <w:t>tục</w:t>
+      </w:r>
+      <w:proofErr w:type="spellEnd"/>
+      <w:r>
+        <w:rPr>
+          <w:rFonts w:ascii="Times New Roman" w:hAnsi="Times New Roman" w:cs="Times New Roman"/>
+          <w:color w:val="000000" w:themeColor="text1"/>
+          <w:spacing w:val="3"/>
+          <w:sz w:val="26"/>
+          <w:szCs w:val="26"/>
+          <w:shd w:val="clear" w:color="auto" w:fill="FFFFFF"/>
+        </w:rPr>
+        <w:t xml:space="preserve"> </w:t>
+      </w:r>
+      <w:proofErr w:type="spellStart"/>
+      <w:r>
+        <w:rPr>
+          <w:rFonts w:ascii="Times New Roman" w:hAnsi="Times New Roman" w:cs="Times New Roman"/>
+          <w:color w:val="000000" w:themeColor="text1"/>
+          <w:spacing w:val="3"/>
+          <w:sz w:val="26"/>
+          <w:szCs w:val="26"/>
+          <w:shd w:val="clear" w:color="auto" w:fill="FFFFFF"/>
+        </w:rPr>
+        <w:t>theo</w:t>
+      </w:r>
+      <w:proofErr w:type="spellEnd"/>
+      <w:r>
+        <w:rPr>
+          <w:rFonts w:ascii="Times New Roman" w:hAnsi="Times New Roman" w:cs="Times New Roman"/>
+          <w:color w:val="000000" w:themeColor="text1"/>
+          <w:spacing w:val="3"/>
+          <w:sz w:val="26"/>
+          <w:szCs w:val="26"/>
+          <w:shd w:val="clear" w:color="auto" w:fill="FFFFFF"/>
+        </w:rPr>
+        <w:t xml:space="preserve"> </w:t>
+      </w:r>
+      <w:proofErr w:type="spellStart"/>
+      <w:r>
+        <w:rPr>
+          <w:rFonts w:ascii="Times New Roman" w:hAnsi="Times New Roman" w:cs="Times New Roman"/>
+          <w:color w:val="000000" w:themeColor="text1"/>
+          <w:spacing w:val="3"/>
+          <w:sz w:val="26"/>
+          <w:szCs w:val="26"/>
+          <w:shd w:val="clear" w:color="auto" w:fill="FFFFFF"/>
+        </w:rPr>
+        <w:t>dõi</w:t>
+      </w:r>
+      <w:proofErr w:type="spellEnd"/>
+      <w:r>
+        <w:rPr>
+          <w:rFonts w:ascii="Times New Roman" w:hAnsi="Times New Roman" w:cs="Times New Roman"/>
+          <w:color w:val="000000" w:themeColor="text1"/>
+          <w:spacing w:val="3"/>
+          <w:sz w:val="26"/>
+          <w:szCs w:val="26"/>
+          <w:shd w:val="clear" w:color="auto" w:fill="FFFFFF"/>
+        </w:rPr>
+        <w:t xml:space="preserve"> </w:t>
+      </w:r>
+      <w:proofErr w:type="spellStart"/>
+      <w:r>
+        <w:rPr>
+          <w:rFonts w:ascii="Times New Roman" w:hAnsi="Times New Roman" w:cs="Times New Roman"/>
+          <w:color w:val="000000" w:themeColor="text1"/>
+          <w:spacing w:val="3"/>
+          <w:sz w:val="26"/>
+          <w:szCs w:val="26"/>
+          <w:shd w:val="clear" w:color="auto" w:fill="FFFFFF"/>
+        </w:rPr>
+        <w:t>chặt</w:t>
+      </w:r>
+      <w:proofErr w:type="spellEnd"/>
+      <w:r>
+        <w:rPr>
+          <w:rFonts w:ascii="Times New Roman" w:hAnsi="Times New Roman" w:cs="Times New Roman"/>
+          <w:color w:val="000000" w:themeColor="text1"/>
+          <w:spacing w:val="3"/>
+          <w:sz w:val="26"/>
+          <w:szCs w:val="26"/>
+          <w:shd w:val="clear" w:color="auto" w:fill="FFFFFF"/>
+        </w:rPr>
+        <w:t xml:space="preserve"> </w:t>
+      </w:r>
+      <w:proofErr w:type="spellStart"/>
+      <w:r>
+        <w:rPr>
+          <w:rFonts w:ascii="Times New Roman" w:hAnsi="Times New Roman" w:cs="Times New Roman"/>
+          <w:color w:val="000000" w:themeColor="text1"/>
+          <w:spacing w:val="3"/>
+          <w:sz w:val="26"/>
+          <w:szCs w:val="26"/>
+          <w:shd w:val="clear" w:color="auto" w:fill="FFFFFF"/>
+        </w:rPr>
+        <w:t>chẽ</w:t>
+      </w:r>
+      <w:proofErr w:type="spellEnd"/>
+      <w:r>
+        <w:rPr>
+          <w:rFonts w:ascii="Times New Roman" w:hAnsi="Times New Roman" w:cs="Times New Roman"/>
+          <w:color w:val="000000" w:themeColor="text1"/>
+          <w:spacing w:val="3"/>
+          <w:sz w:val="26"/>
+          <w:szCs w:val="26"/>
+          <w:shd w:val="clear" w:color="auto" w:fill="FFFFFF"/>
+        </w:rPr>
+        <w:t xml:space="preserve"> </w:t>
+      </w:r>
+      <w:proofErr w:type="spellStart"/>
+      <w:r>
+        <w:rPr>
+          <w:rFonts w:ascii="Times New Roman" w:hAnsi="Times New Roman" w:cs="Times New Roman"/>
+          <w:color w:val="000000" w:themeColor="text1"/>
+          <w:spacing w:val="3"/>
+          <w:sz w:val="26"/>
+          <w:szCs w:val="26"/>
+          <w:shd w:val="clear" w:color="auto" w:fill="FFFFFF"/>
+        </w:rPr>
+        <w:t>diễn</w:t>
+      </w:r>
+      <w:proofErr w:type="spellEnd"/>
+      <w:r>
+        <w:rPr>
+          <w:rFonts w:ascii="Times New Roman" w:hAnsi="Times New Roman" w:cs="Times New Roman"/>
+          <w:color w:val="000000" w:themeColor="text1"/>
+          <w:spacing w:val="3"/>
+          <w:sz w:val="26"/>
+          <w:szCs w:val="26"/>
+          <w:shd w:val="clear" w:color="auto" w:fill="FFFFFF"/>
+        </w:rPr>
+        <w:t xml:space="preserve"> </w:t>
+      </w:r>
+      <w:proofErr w:type="spellStart"/>
+      <w:r>
+        <w:rPr>
+          <w:rFonts w:ascii="Times New Roman" w:hAnsi="Times New Roman" w:cs="Times New Roman"/>
+          <w:color w:val="000000" w:themeColor="text1"/>
+          <w:spacing w:val="3"/>
+          <w:sz w:val="26"/>
+          <w:szCs w:val="26"/>
+          <w:shd w:val="clear" w:color="auto" w:fill="FFFFFF"/>
+        </w:rPr>
+        <w:t>biến</w:t>
+      </w:r>
+      <w:proofErr w:type="spellEnd"/>
+      <w:r>
+        <w:rPr>
+          <w:rFonts w:ascii="Times New Roman" w:hAnsi="Times New Roman" w:cs="Times New Roman"/>
+          <w:color w:val="000000" w:themeColor="text1"/>
+          <w:spacing w:val="3"/>
+          <w:sz w:val="26"/>
+          <w:szCs w:val="26"/>
+          <w:shd w:val="clear" w:color="auto" w:fill="FFFFFF"/>
+        </w:rPr>
+        <w:t xml:space="preserve"> </w:t>
+      </w:r>
+      <w:proofErr w:type="spellStart"/>
+      <w:r>
+        <w:rPr>
+          <w:rFonts w:ascii="Times New Roman" w:hAnsi="Times New Roman" w:cs="Times New Roman"/>
+          <w:color w:val="000000" w:themeColor="text1"/>
+          <w:spacing w:val="3"/>
+          <w:sz w:val="26"/>
+          <w:szCs w:val="26"/>
+          <w:shd w:val="clear" w:color="auto" w:fill="FFFFFF"/>
+        </w:rPr>
+        <w:t>thời</w:t>
+      </w:r>
+      <w:proofErr w:type="spellEnd"/>
+      <w:r>
+        <w:rPr>
+          <w:rFonts w:ascii="Times New Roman" w:hAnsi="Times New Roman" w:cs="Times New Roman"/>
+          <w:color w:val="000000" w:themeColor="text1"/>
+          <w:spacing w:val="3"/>
+          <w:sz w:val="26"/>
+          <w:szCs w:val="26"/>
+          <w:shd w:val="clear" w:color="auto" w:fill="FFFFFF"/>
+        </w:rPr>
+        <w:t xml:space="preserve"> </w:t>
+      </w:r>
+      <w:proofErr w:type="spellStart"/>
+      <w:r>
+        <w:rPr>
+          <w:rFonts w:ascii="Times New Roman" w:hAnsi="Times New Roman" w:cs="Times New Roman"/>
+          <w:color w:val="000000" w:themeColor="text1"/>
+          <w:spacing w:val="3"/>
+          <w:sz w:val="26"/>
+          <w:szCs w:val="26"/>
+          <w:shd w:val="clear" w:color="auto" w:fill="FFFFFF"/>
+        </w:rPr>
+        <w:t>tiết</w:t>
+      </w:r>
+      <w:proofErr w:type="spellEnd"/>
+      <w:r>
+        <w:rPr>
+          <w:rFonts w:ascii="Times New Roman" w:hAnsi="Times New Roman" w:cs="Times New Roman"/>
+          <w:color w:val="000000" w:themeColor="text1"/>
+          <w:spacing w:val="3"/>
+          <w:sz w:val="26"/>
+          <w:szCs w:val="26"/>
+          <w:shd w:val="clear" w:color="auto" w:fill="FFFFFF"/>
+        </w:rPr>
+        <w:t xml:space="preserve">, </w:t>
+      </w:r>
+      <w:proofErr w:type="spellStart"/>
+      <w:r>
+        <w:rPr>
+          <w:rFonts w:ascii="Times New Roman" w:hAnsi="Times New Roman" w:cs="Times New Roman"/>
+          <w:color w:val="000000" w:themeColor="text1"/>
+          <w:spacing w:val="3"/>
+          <w:sz w:val="26"/>
+          <w:szCs w:val="26"/>
+          <w:shd w:val="clear" w:color="auto" w:fill="FFFFFF"/>
+        </w:rPr>
+        <w:t>sẵn</w:t>
+      </w:r>
+      <w:proofErr w:type="spellEnd"/>
+      <w:r>
+        <w:rPr>
+          <w:rFonts w:ascii="Times New Roman" w:hAnsi="Times New Roman" w:cs="Times New Roman"/>
+          <w:color w:val="000000" w:themeColor="text1"/>
+          <w:spacing w:val="3"/>
+          <w:sz w:val="26"/>
+          <w:szCs w:val="26"/>
+          <w:shd w:val="clear" w:color="auto" w:fill="FFFFFF"/>
+        </w:rPr>
+        <w:t xml:space="preserve"> </w:t>
+      </w:r>
+      <w:proofErr w:type="spellStart"/>
+      <w:r>
+        <w:rPr>
+          <w:rFonts w:ascii="Times New Roman" w:hAnsi="Times New Roman" w:cs="Times New Roman"/>
+          <w:color w:val="000000" w:themeColor="text1"/>
+          <w:spacing w:val="3"/>
+          <w:sz w:val="26"/>
+          <w:szCs w:val="26"/>
+          <w:shd w:val="clear" w:color="auto" w:fill="FFFFFF"/>
+        </w:rPr>
+        <w:t>sàng</w:t>
+      </w:r>
+      <w:proofErr w:type="spellEnd"/>
+      <w:r>
+        <w:rPr>
+          <w:rFonts w:ascii="Times New Roman" w:hAnsi="Times New Roman" w:cs="Times New Roman"/>
+          <w:color w:val="000000" w:themeColor="text1"/>
+          <w:spacing w:val="3"/>
+          <w:sz w:val="26"/>
+          <w:szCs w:val="26"/>
+          <w:shd w:val="clear" w:color="auto" w:fill="FFFFFF"/>
+        </w:rPr>
+        <w:t xml:space="preserve"> </w:t>
+      </w:r>
+      <w:proofErr w:type="spellStart"/>
+      <w:r>
+        <w:rPr>
+          <w:rFonts w:ascii="Times New Roman" w:hAnsi="Times New Roman" w:cs="Times New Roman"/>
+          <w:color w:val="000000" w:themeColor="text1"/>
+          <w:spacing w:val="3"/>
+          <w:sz w:val="26"/>
+          <w:szCs w:val="26"/>
+          <w:shd w:val="clear" w:color="auto" w:fill="FFFFFF"/>
+        </w:rPr>
+        <w:t>lực</w:t>
+      </w:r>
+      <w:proofErr w:type="spellEnd"/>
+      <w:r>
+        <w:rPr>
+          <w:rFonts w:ascii="Times New Roman" w:hAnsi="Times New Roman" w:cs="Times New Roman"/>
+          <w:color w:val="000000" w:themeColor="text1"/>
+          <w:spacing w:val="3"/>
+          <w:sz w:val="26"/>
+          <w:szCs w:val="26"/>
+          <w:shd w:val="clear" w:color="auto" w:fill="FFFFFF"/>
+        </w:rPr>
+        <w:t xml:space="preserve"> </w:t>
+      </w:r>
+      <w:proofErr w:type="spellStart"/>
+      <w:r>
+        <w:rPr>
+          <w:rFonts w:ascii="Times New Roman" w:hAnsi="Times New Roman" w:cs="Times New Roman"/>
+          <w:color w:val="000000" w:themeColor="text1"/>
+          <w:spacing w:val="3"/>
+          <w:sz w:val="26"/>
+          <w:szCs w:val="26"/>
+          <w:shd w:val="clear" w:color="auto" w:fill="FFFFFF"/>
+        </w:rPr>
+        <w:t>lượng</w:t>
+      </w:r>
+      <w:proofErr w:type="spellEnd"/>
+      <w:r>
+        <w:rPr>
+          <w:rFonts w:ascii="Times New Roman" w:hAnsi="Times New Roman" w:cs="Times New Roman"/>
+          <w:color w:val="000000" w:themeColor="text1"/>
+          <w:spacing w:val="3"/>
+          <w:sz w:val="26"/>
+          <w:szCs w:val="26"/>
+          <w:shd w:val="clear" w:color="auto" w:fill="FFFFFF"/>
+        </w:rPr>
+        <w:t xml:space="preserve"> </w:t>
+      </w:r>
+      <w:proofErr w:type="spellStart"/>
+      <w:r>
+        <w:rPr>
+          <w:rFonts w:ascii="Times New Roman" w:hAnsi="Times New Roman" w:cs="Times New Roman"/>
+          <w:color w:val="000000" w:themeColor="text1"/>
+          <w:spacing w:val="3"/>
+          <w:sz w:val="26"/>
+          <w:szCs w:val="26"/>
+          <w:shd w:val="clear" w:color="auto" w:fill="FFFFFF"/>
+        </w:rPr>
+        <w:t>và</w:t>
+      </w:r>
+      <w:proofErr w:type="spellEnd"/>
+      <w:r>
+        <w:rPr>
+          <w:rFonts w:ascii="Times New Roman" w:hAnsi="Times New Roman" w:cs="Times New Roman"/>
+          <w:color w:val="000000" w:themeColor="text1"/>
+          <w:spacing w:val="3"/>
+          <w:sz w:val="26"/>
+          <w:szCs w:val="26"/>
+          <w:shd w:val="clear" w:color="auto" w:fill="FFFFFF"/>
+        </w:rPr>
+        <w:t xml:space="preserve"> </w:t>
+      </w:r>
+      <w:proofErr w:type="spellStart"/>
+      <w:r>
+        <w:rPr>
+          <w:rFonts w:ascii="Times New Roman" w:hAnsi="Times New Roman" w:cs="Times New Roman"/>
+          <w:color w:val="000000" w:themeColor="text1"/>
+          <w:spacing w:val="3"/>
+          <w:sz w:val="26"/>
+          <w:szCs w:val="26"/>
+          <w:shd w:val="clear" w:color="auto" w:fill="FFFFFF"/>
+        </w:rPr>
+        <w:t>sẽ</w:t>
+      </w:r>
+      <w:proofErr w:type="spellEnd"/>
+      <w:r>
+        <w:rPr>
+          <w:rFonts w:ascii="Times New Roman" w:hAnsi="Times New Roman" w:cs="Times New Roman"/>
+          <w:color w:val="000000" w:themeColor="text1"/>
+          <w:spacing w:val="3"/>
+          <w:sz w:val="26"/>
+          <w:szCs w:val="26"/>
+          <w:shd w:val="clear" w:color="auto" w:fill="FFFFFF"/>
+        </w:rPr>
+        <w:t xml:space="preserve"> </w:t>
+      </w:r>
+      <w:proofErr w:type="spellStart"/>
+      <w:r>
+        <w:rPr>
+          <w:rFonts w:ascii="Times New Roman" w:hAnsi="Times New Roman" w:cs="Times New Roman"/>
+          <w:color w:val="000000" w:themeColor="text1"/>
+          <w:spacing w:val="3"/>
+          <w:sz w:val="26"/>
+          <w:szCs w:val="26"/>
+          <w:shd w:val="clear" w:color="auto" w:fill="FFFFFF"/>
+        </w:rPr>
+        <w:t>cập</w:t>
+      </w:r>
+      <w:proofErr w:type="spellEnd"/>
+      <w:r>
+        <w:rPr>
+          <w:rFonts w:ascii="Times New Roman" w:hAnsi="Times New Roman" w:cs="Times New Roman"/>
+          <w:color w:val="000000" w:themeColor="text1"/>
+          <w:spacing w:val="3"/>
+          <w:sz w:val="26"/>
+          <w:szCs w:val="26"/>
+          <w:shd w:val="clear" w:color="auto" w:fill="FFFFFF"/>
+        </w:rPr>
+        <w:t xml:space="preserve"> </w:t>
+      </w:r>
+      <w:proofErr w:type="spellStart"/>
+      <w:r>
+        <w:rPr>
+          <w:rFonts w:ascii="Times New Roman" w:hAnsi="Times New Roman" w:cs="Times New Roman"/>
+          <w:color w:val="000000" w:themeColor="text1"/>
+          <w:spacing w:val="3"/>
+          <w:sz w:val="26"/>
+          <w:szCs w:val="26"/>
+          <w:shd w:val="clear" w:color="auto" w:fill="FFFFFF"/>
+        </w:rPr>
+        <w:t>nhật</w:t>
+      </w:r>
+      <w:proofErr w:type="spellEnd"/>
+      <w:r>
+        <w:rPr>
+          <w:rFonts w:ascii="Times New Roman" w:hAnsi="Times New Roman" w:cs="Times New Roman"/>
+          <w:color w:val="000000" w:themeColor="text1"/>
+          <w:spacing w:val="3"/>
+          <w:sz w:val="26"/>
+          <w:szCs w:val="26"/>
+          <w:shd w:val="clear" w:color="auto" w:fill="FFFFFF"/>
+        </w:rPr>
+        <w:t xml:space="preserve"> </w:t>
+      </w:r>
+      <w:proofErr w:type="spellStart"/>
+      <w:r>
+        <w:rPr>
+          <w:rFonts w:ascii="Times New Roman" w:hAnsi="Times New Roman" w:cs="Times New Roman"/>
+          <w:color w:val="000000" w:themeColor="text1"/>
+          <w:spacing w:val="3"/>
+          <w:sz w:val="26"/>
+          <w:szCs w:val="26"/>
+          <w:shd w:val="clear" w:color="auto" w:fill="FFFFFF"/>
+        </w:rPr>
+        <w:t>báo</w:t>
+      </w:r>
+      <w:proofErr w:type="spellEnd"/>
+      <w:r>
+        <w:rPr>
+          <w:rFonts w:ascii="Times New Roman" w:hAnsi="Times New Roman" w:cs="Times New Roman"/>
+          <w:color w:val="000000" w:themeColor="text1"/>
+          <w:spacing w:val="3"/>
+          <w:sz w:val="26"/>
+          <w:szCs w:val="26"/>
+          <w:shd w:val="clear" w:color="auto" w:fill="FFFFFF"/>
+        </w:rPr>
+        <w:t xml:space="preserve"> </w:t>
+      </w:r>
+      <w:proofErr w:type="spellStart"/>
+      <w:r>
+        <w:rPr>
+          <w:rFonts w:ascii="Times New Roman" w:hAnsi="Times New Roman" w:cs="Times New Roman"/>
+          <w:color w:val="000000" w:themeColor="text1"/>
+          <w:spacing w:val="3"/>
+          <w:sz w:val="26"/>
+          <w:szCs w:val="26"/>
+          <w:shd w:val="clear" w:color="auto" w:fill="FFFFFF"/>
+        </w:rPr>
+        <w:t>cáo</w:t>
+      </w:r>
+      <w:proofErr w:type="spellEnd"/>
+      <w:r>
+        <w:rPr>
+          <w:rFonts w:ascii="Times New Roman" w:hAnsi="Times New Roman" w:cs="Times New Roman"/>
+          <w:color w:val="000000" w:themeColor="text1"/>
+          <w:spacing w:val="3"/>
+          <w:sz w:val="26"/>
+          <w:szCs w:val="26"/>
+          <w:shd w:val="clear" w:color="auto" w:fill="FFFFFF"/>
+        </w:rPr>
+        <w:t xml:space="preserve"> </w:t>
+      </w:r>
+      <w:proofErr w:type="spellStart"/>
+      <w:r>
+        <w:rPr>
+          <w:rFonts w:ascii="Times New Roman" w:hAnsi="Times New Roman" w:cs="Times New Roman"/>
+          <w:color w:val="000000" w:themeColor="text1"/>
+          <w:spacing w:val="3"/>
+          <w:sz w:val="26"/>
+          <w:szCs w:val="26"/>
+          <w:shd w:val="clear" w:color="auto" w:fill="FFFFFF"/>
+        </w:rPr>
+        <w:t>khi</w:t>
+      </w:r>
+      <w:proofErr w:type="spellEnd"/>
+      <w:r>
+        <w:rPr>
+          <w:rFonts w:ascii="Times New Roman" w:hAnsi="Times New Roman" w:cs="Times New Roman"/>
+          <w:color w:val="000000" w:themeColor="text1"/>
+          <w:spacing w:val="3"/>
+          <w:sz w:val="26"/>
+          <w:szCs w:val="26"/>
+          <w:shd w:val="clear" w:color="auto" w:fill="FFFFFF"/>
+        </w:rPr>
+        <w:t xml:space="preserve"> </w:t>
+      </w:r>
+      <w:proofErr w:type="spellStart"/>
+      <w:r>
+        <w:rPr>
+          <w:rFonts w:ascii="Times New Roman" w:hAnsi="Times New Roman" w:cs="Times New Roman"/>
+          <w:color w:val="000000" w:themeColor="text1"/>
+          <w:spacing w:val="3"/>
+          <w:sz w:val="26"/>
+          <w:szCs w:val="26"/>
+          <w:shd w:val="clear" w:color="auto" w:fill="FFFFFF"/>
+        </w:rPr>
+        <w:t>có</w:t>
+      </w:r>
+      <w:proofErr w:type="spellEnd"/>
+      <w:r>
+        <w:rPr>
+          <w:rFonts w:ascii="Times New Roman" w:hAnsi="Times New Roman" w:cs="Times New Roman"/>
+          <w:color w:val="000000" w:themeColor="text1"/>
+          <w:spacing w:val="3"/>
+          <w:sz w:val="26"/>
+          <w:szCs w:val="26"/>
+          <w:shd w:val="clear" w:color="auto" w:fill="FFFFFF"/>
+        </w:rPr>
+        <w:t xml:space="preserve"> </w:t>
+      </w:r>
+      <w:proofErr w:type="spellStart"/>
+      <w:r>
+        <w:rPr>
+          <w:rFonts w:ascii="Times New Roman" w:hAnsi="Times New Roman" w:cs="Times New Roman"/>
+          <w:color w:val="000000" w:themeColor="text1"/>
+          <w:spacing w:val="3"/>
+          <w:sz w:val="26"/>
+          <w:szCs w:val="26"/>
+          <w:shd w:val="clear" w:color="auto" w:fill="FFFFFF"/>
+        </w:rPr>
+        <w:t>diễn</w:t>
+      </w:r>
+      <w:proofErr w:type="spellEnd"/>
+      <w:r>
+        <w:rPr>
+          <w:rFonts w:ascii="Times New Roman" w:hAnsi="Times New Roman" w:cs="Times New Roman"/>
+          <w:color w:val="000000" w:themeColor="text1"/>
+          <w:spacing w:val="3"/>
+          <w:sz w:val="26"/>
+          <w:szCs w:val="26"/>
+          <w:shd w:val="clear" w:color="auto" w:fill="FFFFFF"/>
+        </w:rPr>
+        <w:t xml:space="preserve"> </w:t>
+      </w:r>
+      <w:proofErr w:type="spellStart"/>
+      <w:r>
+        <w:rPr>
+          <w:rFonts w:ascii="Times New Roman" w:hAnsi="Times New Roman" w:cs="Times New Roman"/>
+          <w:color w:val="000000" w:themeColor="text1"/>
+          <w:spacing w:val="3"/>
+          <w:sz w:val="26"/>
+          <w:szCs w:val="26"/>
+          <w:shd w:val="clear" w:color="auto" w:fill="FFFFFF"/>
+        </w:rPr>
+        <w:t>biến</w:t>
+      </w:r>
+      <w:proofErr w:type="spellEnd"/>
+      <w:r>
+        <w:rPr>
+          <w:rFonts w:ascii="Times New Roman" w:hAnsi="Times New Roman" w:cs="Times New Roman"/>
+          <w:color w:val="000000" w:themeColor="text1"/>
+          <w:spacing w:val="3"/>
+          <w:sz w:val="26"/>
+          <w:szCs w:val="26"/>
+          <w:shd w:val="clear" w:color="auto" w:fill="FFFFFF"/>
+        </w:rPr>
+        <w:t xml:space="preserve"> </w:t>
+      </w:r>
+      <w:proofErr w:type="spellStart"/>
+      <w:r>
+        <w:rPr>
+          <w:rFonts w:ascii="Times New Roman" w:hAnsi="Times New Roman" w:cs="Times New Roman"/>
+          <w:color w:val="000000" w:themeColor="text1"/>
+          <w:spacing w:val="3"/>
+          <w:sz w:val="26"/>
+          <w:szCs w:val="26"/>
+          <w:shd w:val="clear" w:color="auto" w:fill="FFFFFF"/>
+        </w:rPr>
+        <w:t>mới</w:t>
+      </w:r>
+      <w:proofErr w:type="spellEnd"/>
+      <w:r>
+        <w:rPr>
+          <w:rFonts w:ascii="Times New Roman" w:hAnsi="Times New Roman" w:cs="Times New Roman"/>
+          <w:color w:val="000000" w:themeColor="text1"/>
+          <w:spacing w:val="3"/>
+          <w:sz w:val="26"/>
+          <w:szCs w:val="26"/>
+          <w:shd w:val="clear" w:color="auto" w:fill="FFFFFF"/>
+        </w:rPr>
+        <w:t>.</w:t>
       </w:r>
     </w:p>
     <w:p>
@@ -1326,8 +6722,9 @@
           <w:sz w:val="26"/>
           <w:szCs w:val="26"/>
         </w:rPr>
-        <w:t>TNHH MTV Thoát nước Hà Nội</w:t>
-      </w:r>
+        <w:t xml:space="preserve">TNHH MTV </w:t>
+      </w:r>
+      <w:proofErr w:type="spellStart"/>
       <w:r>
         <w:rPr>
           <w:rFonts w:ascii="Times New Roman" w:hAnsi="Times New Roman" w:cs="Times New Roman"/>
@@ -1335,10 +6732,66 @@
           <w:color w:val="000000"/>
           <w:sz w:val="26"/>
           <w:szCs w:val="26"/>
+        </w:rPr>
+        <w:t>Thoát</w:t>
+      </w:r>
+      <w:proofErr w:type="spellEnd"/>
+      <w:r>
+        <w:rPr>
+          <w:rFonts w:ascii="Times New Roman" w:hAnsi="Times New Roman" w:cs="Times New Roman"/>
+          <w:i/>
+          <w:color w:val="000000"/>
+          <w:sz w:val="26"/>
+          <w:szCs w:val="26"/>
+        </w:rPr>
+        <w:t xml:space="preserve"> </w:t>
+      </w:r>
+      <w:proofErr w:type="spellStart"/>
+      <w:r>
+        <w:rPr>
+          <w:rFonts w:ascii="Times New Roman" w:hAnsi="Times New Roman" w:cs="Times New Roman"/>
+          <w:i/>
+          <w:color w:val="000000"/>
+          <w:sz w:val="26"/>
+          <w:szCs w:val="26"/>
+        </w:rPr>
+        <w:t>nước</w:t>
+      </w:r>
+      <w:proofErr w:type="spellEnd"/>
+      <w:r>
+        <w:rPr>
+          <w:rFonts w:ascii="Times New Roman" w:hAnsi="Times New Roman" w:cs="Times New Roman"/>
+          <w:i/>
+          <w:color w:val="000000"/>
+          <w:sz w:val="26"/>
+          <w:szCs w:val="26"/>
+        </w:rPr>
+        <w:t xml:space="preserve"> Hà </w:t>
+      </w:r>
+      <w:proofErr w:type="spellStart"/>
+      <w:r>
+        <w:rPr>
+          <w:rFonts w:ascii="Times New Roman" w:hAnsi="Times New Roman" w:cs="Times New Roman"/>
+          <w:i/>
+          <w:color w:val="000000"/>
+          <w:sz w:val="26"/>
+          <w:szCs w:val="26"/>
+        </w:rPr>
+        <w:t>Nội</w:t>
+      </w:r>
+      <w:proofErr w:type="spellEnd"/>
+      <w:r>
+        <w:rPr>
+          <w:rFonts w:ascii="Times New Roman" w:hAnsi="Times New Roman" w:cs="Times New Roman"/>
+          <w:i/>
+          <w:color w:val="000000"/>
+          <w:sz w:val="26"/>
+          <w:szCs w:val="26"/>
           <w:lang w:val="vi-VN"/>
         </w:rPr>
         <w:t xml:space="preserve"> </w:t>
       </w:r>
+      <w:proofErr w:type="spellStart"/>
       <w:r>
         <w:rPr>
           <w:rFonts w:ascii="Times New Roman" w:hAnsi="Times New Roman" w:cs="Times New Roman"/>
@@ -1349,6 +6802,7 @@
         </w:rPr>
         <w:t>kính</w:t>
       </w:r>
+      <w:proofErr w:type="spellEnd"/>
       <w:r>
         <w:rPr>
           <w:rFonts w:ascii="Times New Roman" w:hAnsi="Times New Roman" w:cs="Times New Roman"/>
@@ -1357,20 +6811,59 @@
           <w:sz w:val="26"/>
           <w:szCs w:val="26"/>
         </w:rPr>
-        <w:t xml:space="preserve"> báo cáo./.</w:t>
+        <w:t xml:space="preserve"> </w:t>
+      </w:r>
+      <w:proofErr w:type="spellStart"/>
+      <w:r>
+        <w:rPr>
+          <w:rFonts w:ascii="Times New Roman" w:hAnsi="Times New Roman" w:cs="Times New Roman"/>
+          <w:i/>
+          <w:color w:val="000000" w:themeColor="text1"/>
+          <w:sz w:val="26"/>
+          <w:szCs w:val="26"/>
+        </w:rPr>
+        <w:t>báo</w:t>
+      </w:r>
+      <w:proofErr w:type="spellEnd"/>
+      <w:r>
+        <w:rPr>
+          <w:rFonts w:ascii="Times New Roman" w:hAnsi="Times New Roman" w:cs="Times New Roman"/>
+          <w:i/>
+          <w:color w:val="000000" w:themeColor="text1"/>
+          <w:sz w:val="26"/>
+          <w:szCs w:val="26"/>
+        </w:rPr>
+        <w:t xml:space="preserve"> </w:t>
+      </w:r>
+      <w:proofErr w:type="spellStart"/>
+      <w:r>
+        <w:rPr>
+          <w:rFonts w:ascii="Times New Roman" w:hAnsi="Times New Roman" w:cs="Times New Roman"/>
+          <w:i/>
+          <w:color w:val="000000" w:themeColor="text1"/>
+          <w:sz w:val="26"/>
+          <w:szCs w:val="26"/>
+        </w:rPr>
+        <w:t>cáo</w:t>
+      </w:r>
+      <w:proofErr w:type="spellEnd"/>
+      <w:r>
+        <w:rPr>
+          <w:rFonts w:ascii="Times New Roman" w:hAnsi="Times New Roman" w:cs="Times New Roman"/>
+          <w:i/>
+          <w:color w:val="000000" w:themeColor="text1"/>
+          <w:sz w:val="26"/>
+          <w:szCs w:val="26"/>
+        </w:rPr>
+        <w:t>./.</w:t>
       </w:r>
     </w:p>
     <w:p>
       <w:pPr>
-        <w:spacing w:before="40" w:after="40" w:line="320" w:lineRule="exact"/>
-        <w:ind w:firstLine="426"/>
-        <w:jc w:val="both"/>
-        <w:rPr>
-          <w:rFonts w:ascii="Times New Roman" w:hAnsi="Times New Roman" w:cs="Times New Roman"/>
-          <w:i/>
-          <w:color w:val="000000" w:themeColor="text1"/>
-          <w:sz w:val="26"/>
-          <w:szCs w:val="26"/>
+        <w:rPr>
+          <w:rFonts w:ascii="Times New Roman" w:hAnsi="Times New Roman" w:cs="Times New Roman"/>
+          <w:b/>
+          <w:bCs/>
           <w:lang w:val="vi-VN"/>
         </w:rPr>
       </w:pPr>
@@ -1378,7 +6871,7 @@
     <w:tbl>
       <w:tblPr>
         <w:tblW w:w="9209" w:type="dxa"/>
-        <w:tblInd w:w="5" w:type="dxa"/>
+        <w:tblInd w:w="10" w:type="dxa"/>
         <w:tblLook w:val="01E0" w:firstRow="1" w:lastRow="1" w:firstColumn="1" w:lastColumn="1" w:noHBand="0" w:noVBand="0"/>
       </w:tblPr>
       <w:tblGrid>
@@ -1396,20 +6889,69 @@
           </w:tcPr>
           <w:p>
             <w:pPr>
-              <w:spacing w:after="0" w:line="240" w:lineRule="auto"/>
+              <w:spacing w:after="0" w:line="264" w:lineRule="auto"/>
+              <w:ind w:left="431" w:hanging="431"/>
+              <w:jc w:val="center"/>
+              <w:rPr>
+                <w:rFonts w:ascii="Times New Roman" w:hAnsi="Times New Roman" w:cs="Times New Roman"/>
+                <w:b/>
+                <w:bCs/>
+                <w:i/>
+                <w:iCs/>
+                <w:sz w:val="14"/>
+              </w:rPr>
+            </w:pPr>
+          </w:p>
+          <w:p>
+            <w:pPr>
+              <w:spacing w:after="0" w:line="264" w:lineRule="auto"/>
+              <w:ind w:left="432" w:hanging="432"/>
               <w:rPr>
                 <w:rFonts w:ascii="Times New Roman" w:hAnsi="Times New Roman" w:cs="Times New Roman"/>
                 <w:b/>
                 <w:i/>
+                <w:iCs/>
               </w:rPr>
             </w:pPr>
+            <w:proofErr w:type="spellStart"/>
             <w:r>
               <w:rPr>
                 <w:rFonts w:ascii="Times New Roman" w:hAnsi="Times New Roman" w:cs="Times New Roman"/>
                 <w:b/>
                 <w:i/>
+                <w:iCs/>
               </w:rPr>
-              <w:t>Nơi nhận:</w:t>
+              <w:t>Nơi</w:t>
+            </w:r>
+            <w:proofErr w:type="spellEnd"/>
+            <w:r>
+              <w:rPr>
+                <w:rFonts w:ascii="Times New Roman" w:hAnsi="Times New Roman" w:cs="Times New Roman"/>
+                <w:b/>
+                <w:i/>
+                <w:iCs/>
+              </w:rPr>
+              <w:t xml:space="preserve"> </w:t>
+            </w:r>
+            <w:proofErr w:type="spellStart"/>
+            <w:r>
+              <w:rPr>
+                <w:rFonts w:ascii="Times New Roman" w:hAnsi="Times New Roman" w:cs="Times New Roman"/>
+                <w:b/>
+                <w:i/>
+                <w:iCs/>
+              </w:rPr>
+              <w:t>nhận</w:t>
+            </w:r>
+            <w:proofErr w:type="spellEnd"/>
+            <w:r>
+              <w:rPr>
+                <w:rFonts w:ascii="Times New Roman" w:hAnsi="Times New Roman" w:cs="Times New Roman"/>
+                <w:b/>
+                <w:i/>
+                <w:iCs/>
+              </w:rPr>
+              <w:t>:</w:t>
             </w:r>
           </w:p>
           <w:p>
@@ -1417,13 +6959,101 @@
               <w:spacing w:after="0" w:line="240" w:lineRule="auto"/>
               <w:rPr>
                 <w:rFonts w:ascii="Times New Roman" w:hAnsi="Times New Roman" w:cs="Times New Roman"/>
+                <w:sz w:val="20"/>
+                <w:szCs w:val="20"/>
               </w:rPr>
             </w:pPr>
             <w:r>
               <w:rPr>
+                <w:noProof/>
+              </w:rPr>
+              <mc:AlternateContent>
+                <mc:Choice Requires="wps">
+                  <w:drawing>
+                    <wp:anchor distT="0" distB="0" distL="114300" distR="114300" simplePos="0" relativeHeight="251659264" behindDoc="0" locked="0" layoutInCell="1" hidden="0" allowOverlap="1" wp14:anchorId="3A673488" wp14:editId="24571EDF">
+                      <wp:simplePos x="0" y="0"/>
+                      <wp:positionH relativeFrom="column">
+                        <wp:posOffset>2135505</wp:posOffset>
+                      </wp:positionH>
+                      <wp:positionV relativeFrom="paragraph">
+                        <wp:posOffset>32657</wp:posOffset>
+                      </wp:positionV>
+                      <wp:extent cx="12700" cy="648000"/>
+                      <wp:effectExtent l="0" t="0" r="25400" b="19050"/>
+                      <wp:wrapNone/>
+                      <wp:docPr id="2" name="Straight Arrow Connector 2"/>
+                      <wp:cNvGraphicFramePr/>
+                      <a:graphic xmlns:a="http://schemas.openxmlformats.org/drawingml/2006/main">
+                        <a:graphicData uri="http://schemas.microsoft.com/office/word/2010/wordprocessingShape">
+                          <wps:wsp>
+                            <wps:cNvCnPr/>
+                            <wps:spPr>
+                              <a:xfrm>
+                                <a:off x="0" y="0"/>
+                                <a:ext cx="12700" cy="648000"/>
+                              </a:xfrm>
+                              <a:prstGeom prst="straightConnector1">
+                                <a:avLst/>
+                              </a:prstGeom>
+                              <a:noFill/>
+                              <a:ln w="9525" cap="flat" cmpd="sng">
+                                <a:solidFill>
+                                  <a:srgbClr val="000000"/>
+                                </a:solidFill>
+                                <a:prstDash val="solid"/>
+                                <a:round/>
+                                <a:headEnd type="none" w="sm" len="sm"/>
+                                <a:tailEnd type="none" w="sm" len="sm"/>
+                              </a:ln>
+                            </wps:spPr>
+                            <wps:bodyPr/>
+                          </wps:wsp>
+                        </a:graphicData>
+                      </a:graphic>
+                      <wp14:sizeRelV relativeFrom="margin">
+                        <wp14:pctHeight>0</wp14:pctHeight>
+                      </wp14:sizeRelV>
+                    </wp:anchor>
+                  </w:drawing>
+                </mc:Choice>
+                <mc:Fallback>
+                  <w:pict>
+                    <v:shapetype w14:anchorId="36E3611D" id="_x0000_t32" coordsize="21600,21600" o:spt="32" o:oned="t" path="m,l21600,21600e" filled="f">
+                      <v:path arrowok="t" fillok="f" o:connecttype="none"/>
+                      <o:lock v:ext="edit" shapetype="t"/>
+                    </v:shapetype>
+                    <v:shape id="Straight Arrow Connector 2" o:spid="_x0000_s1026" type="#_x0000_t32" style="position:absolute;margin-left:168.15pt;margin-top:2.55pt;width:1pt;height:51pt;z-index:251659264;visibility:visible;mso-wrap-style:square;mso-height-percent:0;mso-wrap-distance-left:9pt;mso-wrap-distance-top:0;mso-wrap-distance-right:9pt;mso-wrap-distance-bottom:0;mso-position-horizontal:absolute;mso-position-horizontal-relative:text;mso-position-vertical:absolute;mso-position-vertical-relative:text;mso-height-percent:0;mso-height-relative:margin" o:gfxdata="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">
+                      <v:stroke startarrowwidth="narrow" startarrowlength="short" endarrowwidth="narrow" endarrowlength="short"/>
+                    </v:shape>
+                  </w:pict>
+                </mc:Fallback>
+              </mc:AlternateContent>
+            </w:r>
+            <w:r>
+              <w:rPr>
                 <w:rFonts w:ascii="Times New Roman" w:hAnsi="Times New Roman" w:cs="Times New Roman"/>
+                <w:sz w:val="20"/>
+                <w:szCs w:val="20"/>
               </w:rPr>
-              <w:t>- VP Thành uỷ, UBND TP (để b/cáo);</w:t>
+              <w:t xml:space="preserve">- VP Thành </w:t>
+            </w:r>
+            <w:proofErr w:type="spellStart"/>
+            <w:r>
+              <w:rPr>
+                <w:rFonts w:ascii="Times New Roman" w:hAnsi="Times New Roman" w:cs="Times New Roman"/>
+                <w:sz w:val="20"/>
+                <w:szCs w:val="20"/>
+              </w:rPr>
+              <w:t>uỷ</w:t>
+            </w:r>
+            <w:proofErr w:type="spellEnd"/>
+            <w:r>
+              <w:rPr>
+                <w:rFonts w:ascii="Times New Roman" w:hAnsi="Times New Roman" w:cs="Times New Roman"/>
+                <w:sz w:val="20"/>
+                <w:szCs w:val="20"/>
+              </w:rPr>
+              <w:t>, UBND TP;</w:t>
             </w:r>
           </w:p>
           <w:p>
@@ -1431,13 +7061,174 @@
               <w:spacing w:after="0" w:line="240" w:lineRule="auto"/>
               <w:rPr>
                 <w:rFonts w:ascii="Times New Roman" w:hAnsi="Times New Roman" w:cs="Times New Roman"/>
+                <w:sz w:val="20"/>
+                <w:szCs w:val="20"/>
               </w:rPr>
             </w:pPr>
             <w:r>
               <w:rPr>
+                <w:noProof/>
+              </w:rPr>
+              <mc:AlternateContent>
+                <mc:Choice Requires="wps">
+                  <w:drawing>
+                    <wp:anchor distT="0" distB="0" distL="114300" distR="114300" simplePos="0" relativeHeight="251660288" behindDoc="0" locked="0" layoutInCell="1" hidden="0" allowOverlap="1" wp14:anchorId="3D482635" wp14:editId="13EE86E3">
+                      <wp:simplePos x="0" y="0"/>
+                      <wp:positionH relativeFrom="column">
+                        <wp:posOffset>2094230</wp:posOffset>
+                      </wp:positionH>
+                      <wp:positionV relativeFrom="paragraph">
+                        <wp:posOffset>77448</wp:posOffset>
+                      </wp:positionV>
+                      <wp:extent cx="718458" cy="276860"/>
+                      <wp:effectExtent l="0" t="0" r="0" b="8890"/>
+                      <wp:wrapNone/>
+                      <wp:docPr id="1310908801" name="Rectangle 1310908801"/>
+                      <wp:cNvGraphicFramePr/>
+                      <a:graphic xmlns:a="http://schemas.openxmlformats.org/drawingml/2006/main">
+                        <a:graphicData uri="http://schemas.microsoft.com/office/word/2010/wordprocessingShape">
+                          <wps:wsp>
+                            <wps:cNvSpPr/>
+                            <wps:spPr>
+                              <a:xfrm>
+                                <a:off x="0" y="0"/>
+                                <a:ext cx="718458" cy="276860"/>
+                              </a:xfrm>
+                              <a:prstGeom prst="rect">
+                                <a:avLst/>
+                              </a:prstGeom>
+                              <a:noFill/>
+                              <a:ln>
+                                <a:noFill/>
+                              </a:ln>
+                            </wps:spPr>
+                            <wps:txbx>
+                              <w:txbxContent>
+                                <w:p>
+                                  <w:pPr>
+                                    <w:spacing w:line="258" w:lineRule="auto"/>
+                                    <w:ind w:right="-105"/>
+                                    <w:textDirection w:val="btLr"/>
+                                  </w:pPr>
+                                  <w:r>
+                                    <w:rPr>
+                                      <w:rFonts w:ascii="Times New Roman" w:eastAsia="Times New Roman" w:hAnsi="Times New Roman" w:cs="Times New Roman"/>
+                                      <w:color w:val="000000"/>
+                                    </w:rPr>
+                                    <w:t>(</w:t>
+                                  </w:r>
+                                  <w:proofErr w:type="spellStart"/>
+                                  <w:r>
+                                    <w:rPr>
+                                      <w:rFonts w:ascii="Times New Roman" w:eastAsia="Times New Roman" w:hAnsi="Times New Roman" w:cs="Times New Roman"/>
+                                      <w:color w:val="000000"/>
+                                    </w:rPr>
+                                    <w:t>Để</w:t>
+                                  </w:r>
+                                  <w:proofErr w:type="spellEnd"/>
+                                  <w:r>
+                                    <w:rPr>
+                                      <w:rFonts w:ascii="Times New Roman" w:eastAsia="Times New Roman" w:hAnsi="Times New Roman" w:cs="Times New Roman"/>
+                                      <w:color w:val="000000"/>
+                                    </w:rPr>
+                                    <w:t xml:space="preserve"> b/</w:t>
+                                  </w:r>
+                                  <w:proofErr w:type="spellStart"/>
+                                  <w:r>
+                                    <w:rPr>
+                                      <w:rFonts w:ascii="Times New Roman" w:eastAsia="Times New Roman" w:hAnsi="Times New Roman" w:cs="Times New Roman"/>
+                                      <w:color w:val="000000"/>
+                                    </w:rPr>
+                                    <w:t>cáo</w:t>
+                                  </w:r>
+                                  <w:proofErr w:type="spellEnd"/>
+                                  <w:r>
+                                    <w:rPr>
+                                      <w:rFonts w:ascii="Times New Roman" w:eastAsia="Times New Roman" w:hAnsi="Times New Roman" w:cs="Times New Roman"/>
+                                      <w:color w:val="000000"/>
+                                    </w:rPr>
+                                    <w:t>)</w:t>
+                                  </w:r>
+                                </w:p>
+                              </w:txbxContent>
+                            </wps:txbx>
+                            <wps:bodyPr spcFirstLastPara="1" wrap="square" lIns="91425" tIns="45700" rIns="91425" bIns="45700" anchor="t" anchorCtr="0">
+                              <a:noAutofit/>
+                            </wps:bodyPr>
+                          </wps:wsp>
+                        </a:graphicData>
+                      </a:graphic>
+                      <wp14:sizeRelH relativeFrom="margin">
+                        <wp14:pctWidth>0</wp14:pctWidth>
+                      </wp14:sizeRelH>
+                    </wp:anchor>
+                  </w:drawing>
+                </mc:Choice>
+                <mc:Fallback>
+                  <w:pict>
+                    <v:rect w14:anchorId="3D482635" id="Rectangle 1310908801" o:spid="_x0000_s1026" style="position:absolute;margin-left:164.9pt;margin-top:6.1pt;width:56.55pt;height:21.8pt;z-index:251660288;visibility:visible;mso-wrap-style:square;mso-width-percent:0;mso-wrap-distance-left:9pt;mso-wrap-distance-top:0;mso-wrap-distance-right:9pt;mso-wrap-distance-bottom:0;mso-position-horizontal:absolute;mso-position-horizontal-relative:text;mso-position-vertical:absolute;mso-position-vertical-relative:text;mso-width-percent:0;mso-width-relative:margin;v-text-anchor:top" o:gfxdata="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" filled="f" stroked="f">
+                      <v:textbox inset="2.53958mm,1.2694mm,2.53958mm,1.2694mm">
+                        <w:txbxContent>
+                          <w:p>
+                            <w:pPr>
+                              <w:spacing w:line="258" w:lineRule="auto"/>
+                              <w:ind w:right="-105"/>
+                              <w:textDirection w:val="btLr"/>
+                            </w:pPr>
+                            <w:r>
+                              <w:rPr>
+                                <w:rFonts w:ascii="Times New Roman" w:eastAsia="Times New Roman" w:hAnsi="Times New Roman" w:cs="Times New Roman"/>
+                                <w:color w:val="000000"/>
+                              </w:rPr>
+                              <w:t>(</w:t>
+                            </w:r>
+                            <w:proofErr w:type="spellStart"/>
+                            <w:r>
+                              <w:rPr>
+                                <w:rFonts w:ascii="Times New Roman" w:eastAsia="Times New Roman" w:hAnsi="Times New Roman" w:cs="Times New Roman"/>
+                                <w:color w:val="000000"/>
+                              </w:rPr>
+                              <w:t>Để</w:t>
+                            </w:r>
+                            <w:proofErr w:type="spellEnd"/>
+                            <w:r>
+                              <w:rPr>
+                                <w:rFonts w:ascii="Times New Roman" w:eastAsia="Times New Roman" w:hAnsi="Times New Roman" w:cs="Times New Roman"/>
+                                <w:color w:val="000000"/>
+                              </w:rPr>
+                              <w:t xml:space="preserve"> b/</w:t>
+                            </w:r>
+                            <w:proofErr w:type="spellStart"/>
+                            <w:r>
+                              <w:rPr>
+                                <w:rFonts w:ascii="Times New Roman" w:eastAsia="Times New Roman" w:hAnsi="Times New Roman" w:cs="Times New Roman"/>
+                                <w:color w:val="000000"/>
+                              </w:rPr>
+                              <w:t>cáo</w:t>
+                            </w:r>
+                            <w:proofErr w:type="spellEnd"/>
+                            <w:r>
+                              <w:rPr>
+                                <w:rFonts w:ascii="Times New Roman" w:eastAsia="Times New Roman" w:hAnsi="Times New Roman" w:cs="Times New Roman"/>
+                                <w:color w:val="000000"/>
+                              </w:rPr>
+                              <w:t>)</w:t>
+                            </w:r>
+                          </w:p>
+                        </w:txbxContent>
+                      </v:textbox>
+                    </v:rect>
+                  </w:pict>
+                </mc:Fallback>
+              </mc:AlternateContent>
+            </w:r>
+            <w:r>
+              <w:rPr>
                 <w:rFonts w:ascii="Times New Roman" w:hAnsi="Times New Roman" w:cs="Times New Roman"/>
+                <w:sz w:val="20"/>
+                <w:szCs w:val="20"/>
               </w:rPr>
-              <w:t>- Đ/c Dương Đức Tuấn - PCT UBND TP (để b/cáo);</w:t>
+              <w:t>- Đ/c Dương Đức Tuấn PCT UBND TP;</w:t>
             </w:r>
           </w:p>
           <w:p>
@@ -1445,13 +7236,25 @@
               <w:spacing w:after="0" w:line="240" w:lineRule="auto"/>
               <w:rPr>
                 <w:rFonts w:ascii="Times New Roman" w:hAnsi="Times New Roman" w:cs="Times New Roman"/>
+                <w:sz w:val="20"/>
+                <w:szCs w:val="20"/>
               </w:rPr>
             </w:pPr>
             <w:r>
               <w:rPr>
                 <w:rFonts w:ascii="Times New Roman" w:hAnsi="Times New Roman" w:cs="Times New Roman"/>
+                <w:sz w:val="20"/>
+                <w:szCs w:val="20"/>
               </w:rPr>
-              <w:t>- Đ/c Trương Việt Dũng - PCT UBND TP;</w:t>
+              <w:t>- Đ/c Trương Việt Dũng PCT UBND TP</w:t>
+            </w:r>
+            <w:r>
+              <w:rPr>
+                <w:rFonts w:ascii="Times New Roman" w:hAnsi="Times New Roman" w:cs="Times New Roman"/>
+                <w:sz w:val="20"/>
+                <w:szCs w:val="20"/>
+              </w:rPr>
+              <w:t>;</w:t>
             </w:r>
           </w:p>
           <w:p>
@@ -1459,13 +7262,71 @@
               <w:spacing w:after="0" w:line="240" w:lineRule="auto"/>
               <w:rPr>
                 <w:rFonts w:ascii="Times New Roman" w:hAnsi="Times New Roman" w:cs="Times New Roman"/>
+                <w:sz w:val="20"/>
+                <w:szCs w:val="20"/>
               </w:rPr>
             </w:pPr>
             <w:r>
               <w:rPr>
                 <w:rFonts w:ascii="Times New Roman" w:hAnsi="Times New Roman" w:cs="Times New Roman"/>
+                <w:sz w:val="20"/>
+                <w:szCs w:val="20"/>
               </w:rPr>
-              <w:t>- Ban chỉ huy PTDS Thành phố;</w:t>
+              <w:t xml:space="preserve">- Ban </w:t>
+            </w:r>
+            <w:proofErr w:type="spellStart"/>
+            <w:r>
+              <w:rPr>
+                <w:rFonts w:ascii="Times New Roman" w:hAnsi="Times New Roman" w:cs="Times New Roman"/>
+                <w:sz w:val="20"/>
+                <w:szCs w:val="20"/>
+              </w:rPr>
+              <w:t>chỉ</w:t>
+            </w:r>
+            <w:proofErr w:type="spellEnd"/>
+            <w:r>
+              <w:rPr>
+                <w:rFonts w:ascii="Times New Roman" w:hAnsi="Times New Roman" w:cs="Times New Roman"/>
+                <w:sz w:val="20"/>
+                <w:szCs w:val="20"/>
+              </w:rPr>
+              <w:t xml:space="preserve"> </w:t>
+            </w:r>
+            <w:proofErr w:type="spellStart"/>
+            <w:r>
+              <w:rPr>
+                <w:rFonts w:ascii="Times New Roman" w:hAnsi="Times New Roman" w:cs="Times New Roman"/>
+                <w:sz w:val="20"/>
+                <w:szCs w:val="20"/>
+              </w:rPr>
+              <w:t>huy</w:t>
+            </w:r>
+            <w:proofErr w:type="spellEnd"/>
+            <w:r>
+              <w:rPr>
+                <w:rFonts w:ascii="Times New Roman" w:hAnsi="Times New Roman" w:cs="Times New Roman"/>
+                <w:sz w:val="20"/>
+                <w:szCs w:val="20"/>
+              </w:rPr>
+              <w:t xml:space="preserve"> PTDS Thành </w:t>
+            </w:r>
+            <w:proofErr w:type="spellStart"/>
+            <w:r>
+              <w:rPr>
+                <w:rFonts w:ascii="Times New Roman" w:hAnsi="Times New Roman" w:cs="Times New Roman"/>
+                <w:sz w:val="20"/>
+                <w:szCs w:val="20"/>
+              </w:rPr>
+              <w:t>phố</w:t>
+            </w:r>
+            <w:proofErr w:type="spellEnd"/>
+            <w:r>
+              <w:rPr>
+                <w:rFonts w:ascii="Times New Roman" w:hAnsi="Times New Roman" w:cs="Times New Roman"/>
+                <w:sz w:val="20"/>
+                <w:szCs w:val="20"/>
+              </w:rPr>
+              <w:t>;</w:t>
             </w:r>
           </w:p>
           <w:p>
@@ -1473,13 +7334,71 @@
               <w:spacing w:after="0" w:line="240" w:lineRule="auto"/>
               <w:rPr>
                 <w:rFonts w:ascii="Times New Roman" w:hAnsi="Times New Roman" w:cs="Times New Roman"/>
+                <w:sz w:val="20"/>
+                <w:szCs w:val="20"/>
               </w:rPr>
             </w:pPr>
             <w:r>
               <w:rPr>
                 <w:rFonts w:ascii="Times New Roman" w:hAnsi="Times New Roman" w:cs="Times New Roman"/>
+                <w:sz w:val="20"/>
+                <w:szCs w:val="20"/>
               </w:rPr>
-              <w:t>- Sở Xây dựng;</w:t>
+              <w:t xml:space="preserve">- </w:t>
+            </w:r>
+            <w:proofErr w:type="spellStart"/>
+            <w:r>
+              <w:rPr>
+                <w:rFonts w:ascii="Times New Roman" w:hAnsi="Times New Roman" w:cs="Times New Roman"/>
+                <w:sz w:val="20"/>
+                <w:szCs w:val="20"/>
+              </w:rPr>
+              <w:t>Sở</w:t>
+            </w:r>
+            <w:proofErr w:type="spellEnd"/>
+            <w:r>
+              <w:rPr>
+                <w:rFonts w:ascii="Times New Roman" w:hAnsi="Times New Roman" w:cs="Times New Roman"/>
+                <w:sz w:val="20"/>
+                <w:szCs w:val="20"/>
+              </w:rPr>
+              <w:t xml:space="preserve"> </w:t>
+            </w:r>
+            <w:proofErr w:type="spellStart"/>
+            <w:r>
+              <w:rPr>
+                <w:rFonts w:ascii="Times New Roman" w:hAnsi="Times New Roman" w:cs="Times New Roman"/>
+                <w:sz w:val="20"/>
+                <w:szCs w:val="20"/>
+              </w:rPr>
+              <w:t>Xây</w:t>
+            </w:r>
+            <w:proofErr w:type="spellEnd"/>
+            <w:r>
+              <w:rPr>
+                <w:rFonts w:ascii="Times New Roman" w:hAnsi="Times New Roman" w:cs="Times New Roman"/>
+                <w:sz w:val="20"/>
+                <w:szCs w:val="20"/>
+              </w:rPr>
+              <w:t xml:space="preserve"> </w:t>
+            </w:r>
+            <w:proofErr w:type="spellStart"/>
+            <w:r>
+              <w:rPr>
+                <w:rFonts w:ascii="Times New Roman" w:hAnsi="Times New Roman" w:cs="Times New Roman"/>
+                <w:sz w:val="20"/>
+                <w:szCs w:val="20"/>
+              </w:rPr>
+              <w:t>dựng</w:t>
+            </w:r>
+            <w:proofErr w:type="spellEnd"/>
+            <w:r>
+              <w:rPr>
+                <w:rFonts w:ascii="Times New Roman" w:hAnsi="Times New Roman" w:cs="Times New Roman"/>
+                <w:sz w:val="20"/>
+                <w:szCs w:val="20"/>
+              </w:rPr>
+              <w:t>;</w:t>
             </w:r>
           </w:p>
           <w:p>
@@ -1487,13 +7406,107 @@
               <w:spacing w:after="0" w:line="240" w:lineRule="auto"/>
               <w:rPr>
                 <w:rFonts w:ascii="Times New Roman" w:hAnsi="Times New Roman" w:cs="Times New Roman"/>
+                <w:sz w:val="20"/>
+                <w:szCs w:val="20"/>
               </w:rPr>
             </w:pPr>
             <w:r>
               <w:rPr>
                 <w:rFonts w:ascii="Times New Roman" w:hAnsi="Times New Roman" w:cs="Times New Roman"/>
+                <w:sz w:val="20"/>
+                <w:szCs w:val="20"/>
               </w:rPr>
-              <w:t>- Trung tâm QLHTKT Thành phố (để phối hợp);</w:t>
+              <w:t xml:space="preserve">- Trung </w:t>
+            </w:r>
+            <w:proofErr w:type="spellStart"/>
+            <w:r>
+              <w:rPr>
+                <w:rFonts w:ascii="Times New Roman" w:hAnsi="Times New Roman" w:cs="Times New Roman"/>
+                <w:sz w:val="20"/>
+                <w:szCs w:val="20"/>
+              </w:rPr>
+              <w:t>tâm</w:t>
+            </w:r>
+            <w:proofErr w:type="spellEnd"/>
+            <w:r>
+              <w:rPr>
+                <w:rFonts w:ascii="Times New Roman" w:hAnsi="Times New Roman" w:cs="Times New Roman"/>
+                <w:sz w:val="20"/>
+                <w:szCs w:val="20"/>
+              </w:rPr>
+              <w:t xml:space="preserve"> QLHTKT Thành </w:t>
+            </w:r>
+            <w:proofErr w:type="spellStart"/>
+            <w:r>
+              <w:rPr>
+                <w:rFonts w:ascii="Times New Roman" w:hAnsi="Times New Roman" w:cs="Times New Roman"/>
+                <w:sz w:val="20"/>
+                <w:szCs w:val="20"/>
+              </w:rPr>
+              <w:t>phố</w:t>
+            </w:r>
+            <w:proofErr w:type="spellEnd"/>
+            <w:r>
+              <w:rPr>
+                <w:rFonts w:ascii="Times New Roman" w:hAnsi="Times New Roman" w:cs="Times New Roman"/>
+                <w:sz w:val="20"/>
+                <w:szCs w:val="20"/>
+              </w:rPr>
+              <w:t>; (</w:t>
+            </w:r>
+            <w:proofErr w:type="spellStart"/>
+            <w:r>
+              <w:rPr>
+                <w:rFonts w:ascii="Times New Roman" w:hAnsi="Times New Roman" w:cs="Times New Roman"/>
+                <w:sz w:val="20"/>
+                <w:szCs w:val="20"/>
+              </w:rPr>
+              <w:t>để</w:t>
+            </w:r>
+            <w:proofErr w:type="spellEnd"/>
+            <w:r>
+              <w:rPr>
+                <w:rFonts w:ascii="Times New Roman" w:hAnsi="Times New Roman" w:cs="Times New Roman"/>
+                <w:sz w:val="20"/>
+                <w:szCs w:val="20"/>
+              </w:rPr>
+              <w:t xml:space="preserve"> </w:t>
+            </w:r>
+            <w:proofErr w:type="spellStart"/>
+            <w:r>
+              <w:rPr>
+                <w:rFonts w:ascii="Times New Roman" w:hAnsi="Times New Roman" w:cs="Times New Roman"/>
+                <w:sz w:val="20"/>
+                <w:szCs w:val="20"/>
+              </w:rPr>
+              <w:t>phối</w:t>
+            </w:r>
+            <w:proofErr w:type="spellEnd"/>
+            <w:r>
+              <w:rPr>
+                <w:rFonts w:ascii="Times New Roman" w:hAnsi="Times New Roman" w:cs="Times New Roman"/>
+                <w:sz w:val="20"/>
+                <w:szCs w:val="20"/>
+              </w:rPr>
+              <w:t xml:space="preserve"> </w:t>
+            </w:r>
+            <w:proofErr w:type="spellStart"/>
+            <w:r>
+              <w:rPr>
+                <w:rFonts w:ascii="Times New Roman" w:hAnsi="Times New Roman" w:cs="Times New Roman"/>
+                <w:sz w:val="20"/>
+                <w:szCs w:val="20"/>
+              </w:rPr>
+              <w:t>hợp</w:t>
+            </w:r>
+            <w:proofErr w:type="spellEnd"/>
+            <w:r>
+              <w:rPr>
+                <w:rFonts w:ascii="Times New Roman" w:hAnsi="Times New Roman" w:cs="Times New Roman"/>
+                <w:sz w:val="20"/>
+                <w:szCs w:val="20"/>
+              </w:rPr>
+              <w:t>)</w:t>
             </w:r>
           </w:p>
           <w:p>
@@ -1501,19 +7514,59 @@
               <w:spacing w:after="0" w:line="240" w:lineRule="auto"/>
               <w:rPr>
                 <w:rFonts w:ascii="Times New Roman" w:hAnsi="Times New Roman" w:cs="Times New Roman"/>
+                <w:sz w:val="20"/>
+                <w:szCs w:val="20"/>
               </w:rPr>
             </w:pPr>
             <w:r>
               <w:rPr>
                 <w:rFonts w:ascii="Times New Roman" w:hAnsi="Times New Roman" w:cs="Times New Roman"/>
+                <w:sz w:val="20"/>
+                <w:szCs w:val="20"/>
               </w:rPr>
               <w:lastRenderedPageBreak/>
-              <w:t>- Ban Lãnh đạo Công ty;</w:t>
+              <w:t xml:space="preserve">- Ban </w:t>
+            </w:r>
+            <w:proofErr w:type="spellStart"/>
+            <w:r>
+              <w:rPr>
+                <w:rFonts w:ascii="Times New Roman" w:hAnsi="Times New Roman" w:cs="Times New Roman"/>
+                <w:sz w:val="20"/>
+                <w:szCs w:val="20"/>
+              </w:rPr>
+              <w:t>Lãnh</w:t>
+            </w:r>
+            <w:proofErr w:type="spellEnd"/>
+            <w:r>
+              <w:rPr>
+                <w:rFonts w:ascii="Times New Roman" w:hAnsi="Times New Roman" w:cs="Times New Roman"/>
+                <w:sz w:val="20"/>
+                <w:szCs w:val="20"/>
+              </w:rPr>
+              <w:t xml:space="preserve"> </w:t>
+            </w:r>
+            <w:proofErr w:type="spellStart"/>
+            <w:r>
+              <w:rPr>
+                <w:rFonts w:ascii="Times New Roman" w:hAnsi="Times New Roman" w:cs="Times New Roman"/>
+                <w:sz w:val="20"/>
+                <w:szCs w:val="20"/>
+              </w:rPr>
+              <w:t>đạo</w:t>
+            </w:r>
+            <w:proofErr w:type="spellEnd"/>
+            <w:r>
+              <w:rPr>
+                <w:rFonts w:ascii="Times New Roman" w:hAnsi="Times New Roman" w:cs="Times New Roman"/>
+                <w:sz w:val="20"/>
+                <w:szCs w:val="20"/>
+              </w:rPr>
+              <w:t xml:space="preserve"> Công ty;</w:t>
             </w:r>
           </w:p>
           <w:p>
             <w:pPr>
-              <w:spacing w:after="0" w:line="240" w:lineRule="auto"/>
+              <w:spacing w:after="0" w:line="264" w:lineRule="auto"/>
               <w:rPr>
                 <w:rFonts w:ascii="Times New Roman" w:hAnsi="Times New Roman" w:cs="Times New Roman"/>
               </w:rPr>
@@ -1521,6 +7574,8 @@
             <w:r>
               <w:rPr>
                 <w:rFonts w:ascii="Times New Roman" w:hAnsi="Times New Roman" w:cs="Times New Roman"/>
+                <w:sz w:val="20"/>
+                <w:szCs w:val="20"/>
               </w:rPr>
               <w:t>- Lưu: VT, TTGS.</w:t>
             </w:r>
@@ -1654,18 +7709,6 @@
           <w:p>
             <w:pPr>
               <w:spacing w:after="0" w:line="264" w:lineRule="auto"/>
-              <w:jc w:val="center"/>
-              <w:rPr>
-                <w:rFonts w:ascii="Times New Roman" w:hAnsi="Times New Roman" w:cs="Times New Roman"/>
-                <w:bCs/>
-                <w:sz w:val="26"/>
-                <w:szCs w:val="26"/>
-              </w:rPr>
-            </w:pPr>
-          </w:p>
-          <w:p>
-            <w:pPr>
-              <w:spacing w:after="0" w:line="264" w:lineRule="auto"/>
               <w:rPr>
                 <w:rFonts w:ascii="Times New Roman" w:hAnsi="Times New Roman" w:cs="Times New Roman"/>
                 <w:b/>
@@ -1684,19 +7727,30 @@
                 <w:b/>
                 <w:sz w:val="24"/>
                 <w:szCs w:val="24"/>
-                <w:lang w:val="vi-VN"/>
               </w:rPr>
             </w:pPr>
             <w:r>
               <w:rPr>
                 <w:rFonts w:ascii="Times New Roman" w:hAnsi="Times New Roman" w:cs="Times New Roman"/>
                 <w:b/>
-                <w:sz w:val="24"/>
-                <w:szCs w:val="24"/>
-                <w:lang w:val="vi-VN"/>
+                <w:color w:val="000000" w:themeColor="text1"/>
+                <w:sz w:val="26"/>
+                <w:szCs w:val="26"/>
               </w:rPr>
-              <w:t>Phạm Ngọc Toàn</w:t>
+              <w:t xml:space="preserve">Phạm Ngọc </w:t>
             </w:r>
+            <w:proofErr w:type="spellStart"/>
+            <w:r>
+              <w:rPr>
+                <w:rFonts w:ascii="Times New Roman" w:hAnsi="Times New Roman" w:cs="Times New Roman"/>
+                <w:b/>
+                <w:color w:val="000000" w:themeColor="text1"/>
+                <w:sz w:val="26"/>
+                <w:szCs w:val="26"/>
+              </w:rPr>
+              <w:t>Toàn</w:t>
+            </w:r>
+            <w:proofErr w:type="spellEnd"/>
           </w:p>
         </w:tc>
       </w:tr>
@@ -1708,6 +7762,7 @@
           <w:rFonts w:ascii="Times New Roman" w:hAnsi="Times New Roman" w:cs="Times New Roman"/>
           <w:b/>
           <w:bCs/>
+          <w:lang w:val="vi-VN"/>
         </w:rPr>
       </w:pPr>
     </w:p>
@@ -1768,6 +7823,7 @@
           <w:lang w:val="vi-VN"/>
         </w:rPr>
       </w:pPr>
+      <w:proofErr w:type="spellStart"/>
       <w:r>
         <w:rPr>
           <w:rFonts w:ascii="Times New Roman" w:eastAsia="Times New Roman" w:hAnsi="Times New Roman" w:cs="Times New Roman"/>
@@ -1775,18 +7831,109 @@
           <w:sz w:val="26"/>
           <w:szCs w:val="26"/>
         </w:rPr>
-        <w:t>Thời điểm tổng hợp: {hh}</w:t>
-      </w:r>
+        <w:t>Thời</w:t>
+      </w:r>
+      <w:proofErr w:type="spellEnd"/>
       <w:r>
         <w:rPr>
           <w:rFonts w:ascii="Times New Roman" w:eastAsia="Times New Roman" w:hAnsi="Times New Roman" w:cs="Times New Roman"/>
           <w:color w:val="000000"/>
           <w:sz w:val="26"/>
           <w:szCs w:val="26"/>
+        </w:rPr>
+        <w:t xml:space="preserve"> </w:t>
+      </w:r>
+      <w:proofErr w:type="spellStart"/>
+      <w:r>
+        <w:rPr>
+          <w:rFonts w:ascii="Times New Roman" w:eastAsia="Times New Roman" w:hAnsi="Times New Roman" w:cs="Times New Roman"/>
+          <w:color w:val="000000"/>
+          <w:sz w:val="26"/>
+          <w:szCs w:val="26"/>
+        </w:rPr>
+        <w:t>điểm</w:t>
+      </w:r>
+      <w:proofErr w:type="spellEnd"/>
+      <w:r>
+        <w:rPr>
+          <w:rFonts w:ascii="Times New Roman" w:eastAsia="Times New Roman" w:hAnsi="Times New Roman" w:cs="Times New Roman"/>
+          <w:color w:val="000000"/>
+          <w:sz w:val="26"/>
+          <w:szCs w:val="26"/>
+        </w:rPr>
+        <w:t xml:space="preserve"> </w:t>
+      </w:r>
+      <w:proofErr w:type="spellStart"/>
+      <w:r>
+        <w:rPr>
+          <w:rFonts w:ascii="Times New Roman" w:eastAsia="Times New Roman" w:hAnsi="Times New Roman" w:cs="Times New Roman"/>
+          <w:color w:val="000000"/>
+          <w:sz w:val="26"/>
+          <w:szCs w:val="26"/>
+        </w:rPr>
+        <w:t>tổng</w:t>
+      </w:r>
+      <w:proofErr w:type="spellEnd"/>
+      <w:r>
+        <w:rPr>
+          <w:rFonts w:ascii="Times New Roman" w:eastAsia="Times New Roman" w:hAnsi="Times New Roman" w:cs="Times New Roman"/>
+          <w:color w:val="000000"/>
+          <w:sz w:val="26"/>
+          <w:szCs w:val="26"/>
+        </w:rPr>
+        <w:t xml:space="preserve"> </w:t>
+      </w:r>
+      <w:proofErr w:type="spellStart"/>
+      <w:r>
+        <w:rPr>
+          <w:rFonts w:ascii="Times New Roman" w:eastAsia="Times New Roman" w:hAnsi="Times New Roman" w:cs="Times New Roman"/>
+          <w:color w:val="000000"/>
+          <w:sz w:val="26"/>
+          <w:szCs w:val="26"/>
+        </w:rPr>
+        <w:t>hợp</w:t>
+      </w:r>
+      <w:proofErr w:type="spellEnd"/>
+      <w:r>
+        <w:rPr>
+          <w:rFonts w:ascii="Times New Roman" w:eastAsia="Times New Roman" w:hAnsi="Times New Roman" w:cs="Times New Roman"/>
+          <w:color w:val="000000"/>
+          <w:sz w:val="26"/>
+          <w:szCs w:val="26"/>
+        </w:rPr>
+        <w:t>: {</w:t>
+      </w:r>
+      <w:proofErr w:type="spellStart"/>
+      <w:r>
+        <w:rPr>
+          <w:rFonts w:ascii="Times New Roman" w:eastAsia="Times New Roman" w:hAnsi="Times New Roman" w:cs="Times New Roman"/>
+          <w:color w:val="000000"/>
+          <w:sz w:val="26"/>
+          <w:szCs w:val="26"/>
+        </w:rPr>
+        <w:t>hh</w:t>
+      </w:r>
+      <w:proofErr w:type="spellEnd"/>
+      <w:r>
+        <w:rPr>
+          <w:rFonts w:ascii="Times New Roman" w:eastAsia="Times New Roman" w:hAnsi="Times New Roman" w:cs="Times New Roman"/>
+          <w:color w:val="000000"/>
+          <w:sz w:val="26"/>
+          <w:szCs w:val="26"/>
+        </w:rPr>
+        <w:t>}</w:t>
+      </w:r>
+      <w:r>
+        <w:rPr>
+          <w:rFonts w:ascii="Times New Roman" w:eastAsia="Times New Roman" w:hAnsi="Times New Roman" w:cs="Times New Roman"/>
+          <w:color w:val="000000"/>
+          <w:sz w:val="26"/>
+          <w:szCs w:val="26"/>
           <w:lang w:val="vi-VN"/>
         </w:rPr>
         <w:t xml:space="preserve"> </w:t>
       </w:r>
+      <w:proofErr w:type="spellStart"/>
       <w:r>
         <w:rPr>
           <w:rFonts w:ascii="Times New Roman" w:eastAsia="Times New Roman" w:hAnsi="Times New Roman" w:cs="Times New Roman"/>
@@ -1794,15 +7941,43 @@
           <w:sz w:val="26"/>
           <w:szCs w:val="26"/>
         </w:rPr>
-        <w:t xml:space="preserve">ngày </w:t>
-      </w:r>
-      <w:r>
-        <w:rPr>
-          <w:rFonts w:ascii="Times New Roman" w:hAnsi="Times New Roman" w:cs="Times New Roman"/>
-          <w:sz w:val="26"/>
-          <w:szCs w:val="26"/>
-        </w:rPr>
-        <w:t>{dd}/{mm}/{yyyy}</w:t>
+        <w:t>ngày</w:t>
+      </w:r>
+      <w:proofErr w:type="spellEnd"/>
+      <w:r>
+        <w:rPr>
+          <w:rFonts w:ascii="Times New Roman" w:eastAsia="Times New Roman" w:hAnsi="Times New Roman" w:cs="Times New Roman"/>
+          <w:color w:val="000000"/>
+          <w:sz w:val="26"/>
+          <w:szCs w:val="26"/>
+        </w:rPr>
+        <w:t xml:space="preserve"> </w:t>
+      </w:r>
+      <w:r>
+        <w:rPr>
+          <w:rFonts w:ascii="Times New Roman" w:hAnsi="Times New Roman" w:cs="Times New Roman"/>
+          <w:sz w:val="26"/>
+          <w:szCs w:val="26"/>
+        </w:rPr>
+        <w:t>{dd}/{mm}/{</w:t>
+      </w:r>
+      <w:proofErr w:type="spellStart"/>
+      <w:r>
+        <w:rPr>
+          <w:rFonts w:ascii="Times New Roman" w:hAnsi="Times New Roman" w:cs="Times New Roman"/>
+          <w:sz w:val="26"/>
+          <w:szCs w:val="26"/>
+        </w:rPr>
+        <w:t>yyyy</w:t>
+      </w:r>
+      <w:proofErr w:type="spellEnd"/>
+      <w:r>
+        <w:rPr>
+          <w:rFonts w:ascii="Times New Roman" w:hAnsi="Times New Roman" w:cs="Times New Roman"/>
+          <w:sz w:val="26"/>
+          <w:szCs w:val="26"/>
+        </w:rPr>
+        <w:t>}</w:t>
       </w:r>
     </w:p>
     <w:p>
@@ -1847,6 +8022,7 @@
           <w:lang w:val="vi-VN"/>
         </w:rPr>
       </w:pPr>
+      <w:proofErr w:type="spellStart"/>
       <w:r>
         <w:rPr>
           <w:rFonts w:ascii="Times New Roman" w:eastAsia="Times New Roman" w:hAnsi="Times New Roman" w:cs="Times New Roman"/>
@@ -1855,7 +8031,106 @@
           <w:sz w:val="26"/>
           <w:szCs w:val="26"/>
         </w:rPr>
-        <w:t>Lượng mưa chi tiết tại các Phường:</w:t>
+        <w:t>Lượng</w:t>
+      </w:r>
+      <w:proofErr w:type="spellEnd"/>
+      <w:r>
+        <w:rPr>
+          <w:rFonts w:ascii="Times New Roman" w:eastAsia="Times New Roman" w:hAnsi="Times New Roman" w:cs="Times New Roman"/>
+          <w:b/>
+          <w:bCs/>
+          <w:sz w:val="26"/>
+          <w:szCs w:val="26"/>
+        </w:rPr>
+        <w:t xml:space="preserve"> </w:t>
+      </w:r>
+      <w:proofErr w:type="spellStart"/>
+      <w:r>
+        <w:rPr>
+          <w:rFonts w:ascii="Times New Roman" w:eastAsia="Times New Roman" w:hAnsi="Times New Roman" w:cs="Times New Roman"/>
+          <w:b/>
+          <w:bCs/>
+          <w:sz w:val="26"/>
+          <w:szCs w:val="26"/>
+        </w:rPr>
+        <w:t>mưa</w:t>
+      </w:r>
+      <w:proofErr w:type="spellEnd"/>
+      <w:r>
+        <w:rPr>
+          <w:rFonts w:ascii="Times New Roman" w:eastAsia="Times New Roman" w:hAnsi="Times New Roman" w:cs="Times New Roman"/>
+          <w:b/>
+          <w:bCs/>
+          <w:sz w:val="26"/>
+          <w:szCs w:val="26"/>
+        </w:rPr>
+        <w:t xml:space="preserve"> chi </w:t>
+      </w:r>
+      <w:proofErr w:type="spellStart"/>
+      <w:r>
+        <w:rPr>
+          <w:rFonts w:ascii="Times New Roman" w:eastAsia="Times New Roman" w:hAnsi="Times New Roman" w:cs="Times New Roman"/>
+          <w:b/>
+          <w:bCs/>
+          <w:sz w:val="26"/>
+          <w:szCs w:val="26"/>
+        </w:rPr>
+        <w:t>tiết</w:t>
+      </w:r>
+      <w:proofErr w:type="spellEnd"/>
+      <w:r>
+        <w:rPr>
+          <w:rFonts w:ascii="Times New Roman" w:eastAsia="Times New Roman" w:hAnsi="Times New Roman" w:cs="Times New Roman"/>
+          <w:b/>
+          <w:bCs/>
+          <w:sz w:val="26"/>
+          <w:szCs w:val="26"/>
+        </w:rPr>
+        <w:t xml:space="preserve"> </w:t>
+      </w:r>
+      <w:proofErr w:type="spellStart"/>
+      <w:r>
+        <w:rPr>
+          <w:rFonts w:ascii="Times New Roman" w:eastAsia="Times New Roman" w:hAnsi="Times New Roman" w:cs="Times New Roman"/>
+          <w:b/>
+          <w:bCs/>
+          <w:sz w:val="26"/>
+          <w:szCs w:val="26"/>
+        </w:rPr>
+        <w:t>tại</w:t>
+      </w:r>
+      <w:proofErr w:type="spellEnd"/>
+      <w:r>
+        <w:rPr>
+          <w:rFonts w:ascii="Times New Roman" w:eastAsia="Times New Roman" w:hAnsi="Times New Roman" w:cs="Times New Roman"/>
+          <w:b/>
+          <w:bCs/>
+          <w:sz w:val="26"/>
+          <w:szCs w:val="26"/>
+        </w:rPr>
+        <w:t xml:space="preserve"> </w:t>
+      </w:r>
+      <w:proofErr w:type="spellStart"/>
+      <w:r>
+        <w:rPr>
+          <w:rFonts w:ascii="Times New Roman" w:eastAsia="Times New Roman" w:hAnsi="Times New Roman" w:cs="Times New Roman"/>
+          <w:b/>
+          <w:bCs/>
+          <w:sz w:val="26"/>
+          <w:szCs w:val="26"/>
+        </w:rPr>
+        <w:t>các</w:t>
+      </w:r>
+      <w:proofErr w:type="spellEnd"/>
+      <w:r>
+        <w:rPr>
+          <w:rFonts w:ascii="Times New Roman" w:eastAsia="Times New Roman" w:hAnsi="Times New Roman" w:cs="Times New Roman"/>
+          <w:b/>
+          <w:bCs/>
+          <w:sz w:val="26"/>
+          <w:szCs w:val="26"/>
+        </w:rPr>
+        <w:t xml:space="preserve"> Phường:</w:t>
       </w:r>
     </w:p>
     <w:p>
@@ -1947,6 +8222,7 @@
           <w:szCs w:val="26"/>
         </w:rPr>
       </w:pPr>
+      <w:proofErr w:type="spellStart"/>
       <w:r>
         <w:rPr>
           <w:rFonts w:ascii="Times New Roman" w:eastAsia="Times New Roman" w:hAnsi="Times New Roman" w:cs="Times New Roman"/>
@@ -1955,8 +8231,9 @@
           <w:sz w:val="26"/>
           <w:szCs w:val="26"/>
         </w:rPr>
-        <w:t xml:space="preserve">Lượng mưa chi tiết tại các </w:t>
-      </w:r>
+        <w:t>Lượng</w:t>
+      </w:r>
+      <w:proofErr w:type="spellEnd"/>
       <w:r>
         <w:rPr>
           <w:rFonts w:ascii="Times New Roman" w:eastAsia="Times New Roman" w:hAnsi="Times New Roman" w:cs="Times New Roman"/>
@@ -1965,8 +8242,108 @@
           <w:sz w:val="26"/>
           <w:szCs w:val="26"/>
         </w:rPr>
+        <w:t xml:space="preserve"> </w:t>
+      </w:r>
+      <w:proofErr w:type="spellStart"/>
+      <w:r>
+        <w:rPr>
+          <w:rFonts w:ascii="Times New Roman" w:eastAsia="Times New Roman" w:hAnsi="Times New Roman" w:cs="Times New Roman"/>
+          <w:b/>
+          <w:bCs/>
+          <w:sz w:val="26"/>
+          <w:szCs w:val="26"/>
+        </w:rPr>
+        <w:t>mưa</w:t>
+      </w:r>
+      <w:proofErr w:type="spellEnd"/>
+      <w:r>
+        <w:rPr>
+          <w:rFonts w:ascii="Times New Roman" w:eastAsia="Times New Roman" w:hAnsi="Times New Roman" w:cs="Times New Roman"/>
+          <w:b/>
+          <w:bCs/>
+          <w:sz w:val="26"/>
+          <w:szCs w:val="26"/>
+        </w:rPr>
+        <w:t xml:space="preserve"> chi </w:t>
+      </w:r>
+      <w:proofErr w:type="spellStart"/>
+      <w:r>
+        <w:rPr>
+          <w:rFonts w:ascii="Times New Roman" w:eastAsia="Times New Roman" w:hAnsi="Times New Roman" w:cs="Times New Roman"/>
+          <w:b/>
+          <w:bCs/>
+          <w:sz w:val="26"/>
+          <w:szCs w:val="26"/>
+        </w:rPr>
+        <w:t>tiết</w:t>
+      </w:r>
+      <w:proofErr w:type="spellEnd"/>
+      <w:r>
+        <w:rPr>
+          <w:rFonts w:ascii="Times New Roman" w:eastAsia="Times New Roman" w:hAnsi="Times New Roman" w:cs="Times New Roman"/>
+          <w:b/>
+          <w:bCs/>
+          <w:sz w:val="26"/>
+          <w:szCs w:val="26"/>
+        </w:rPr>
+        <w:t xml:space="preserve"> </w:t>
+      </w:r>
+      <w:proofErr w:type="spellStart"/>
+      <w:r>
+        <w:rPr>
+          <w:rFonts w:ascii="Times New Roman" w:eastAsia="Times New Roman" w:hAnsi="Times New Roman" w:cs="Times New Roman"/>
+          <w:b/>
+          <w:bCs/>
+          <w:sz w:val="26"/>
+          <w:szCs w:val="26"/>
+        </w:rPr>
+        <w:t>tại</w:t>
+      </w:r>
+      <w:proofErr w:type="spellEnd"/>
+      <w:r>
+        <w:rPr>
+          <w:rFonts w:ascii="Times New Roman" w:eastAsia="Times New Roman" w:hAnsi="Times New Roman" w:cs="Times New Roman"/>
+          <w:b/>
+          <w:bCs/>
+          <w:sz w:val="26"/>
+          <w:szCs w:val="26"/>
+        </w:rPr>
+        <w:t xml:space="preserve"> </w:t>
+      </w:r>
+      <w:proofErr w:type="spellStart"/>
+      <w:r>
+        <w:rPr>
+          <w:rFonts w:ascii="Times New Roman" w:eastAsia="Times New Roman" w:hAnsi="Times New Roman" w:cs="Times New Roman"/>
+          <w:b/>
+          <w:bCs/>
+          <w:sz w:val="26"/>
+          <w:szCs w:val="26"/>
+        </w:rPr>
+        <w:t>các</w:t>
+      </w:r>
+      <w:proofErr w:type="spellEnd"/>
+      <w:r>
+        <w:rPr>
+          <w:rFonts w:ascii="Times New Roman" w:eastAsia="Times New Roman" w:hAnsi="Times New Roman" w:cs="Times New Roman"/>
+          <w:b/>
+          <w:bCs/>
+          <w:sz w:val="26"/>
+          <w:szCs w:val="26"/>
+        </w:rPr>
+        <w:t xml:space="preserve"> </w:t>
+      </w:r>
+      <w:proofErr w:type="spellStart"/>
+      <w:r>
+        <w:rPr>
+          <w:rFonts w:ascii="Times New Roman" w:eastAsia="Times New Roman" w:hAnsi="Times New Roman" w:cs="Times New Roman"/>
+          <w:b/>
+          <w:bCs/>
+          <w:sz w:val="26"/>
+          <w:szCs w:val="26"/>
+        </w:rPr>
         <w:t>Xã</w:t>
       </w:r>
+      <w:proofErr w:type="spellEnd"/>
       <w:r>
         <w:rPr>
           <w:rFonts w:ascii="Times New Roman" w:eastAsia="Times New Roman" w:hAnsi="Times New Roman" w:cs="Times New Roman"/>
@@ -2143,6 +8520,7 @@
           <w:lang w:val="vi-VN"/>
         </w:rPr>
       </w:pPr>
+      <w:proofErr w:type="spellStart"/>
       <w:r>
         <w:rPr>
           <w:rFonts w:ascii="Times New Roman" w:eastAsia="Times New Roman" w:hAnsi="Times New Roman" w:cs="Times New Roman"/>
@@ -2150,8 +8528,9 @@
           <w:sz w:val="26"/>
           <w:szCs w:val="26"/>
         </w:rPr>
-        <w:t xml:space="preserve">Thời điểm tổng hợp: </w:t>
-      </w:r>
+        <w:t>Thời</w:t>
+      </w:r>
+      <w:proofErr w:type="spellEnd"/>
       <w:r>
         <w:rPr>
           <w:rFonts w:ascii="Times New Roman" w:eastAsia="Times New Roman" w:hAnsi="Times New Roman" w:cs="Times New Roman"/>
@@ -2159,18 +8538,108 @@
           <w:sz w:val="26"/>
           <w:szCs w:val="26"/>
         </w:rPr>
-        <w:t>{hh}</w:t>
-      </w:r>
+        <w:t xml:space="preserve"> </w:t>
+      </w:r>
+      <w:proofErr w:type="spellStart"/>
       <w:r>
         <w:rPr>
           <w:rFonts w:ascii="Times New Roman" w:eastAsia="Times New Roman" w:hAnsi="Times New Roman" w:cs="Times New Roman"/>
           <w:color w:val="000000"/>
           <w:sz w:val="26"/>
           <w:szCs w:val="26"/>
+        </w:rPr>
+        <w:t>điểm</w:t>
+      </w:r>
+      <w:proofErr w:type="spellEnd"/>
+      <w:r>
+        <w:rPr>
+          <w:rFonts w:ascii="Times New Roman" w:eastAsia="Times New Roman" w:hAnsi="Times New Roman" w:cs="Times New Roman"/>
+          <w:color w:val="000000"/>
+          <w:sz w:val="26"/>
+          <w:szCs w:val="26"/>
+        </w:rPr>
+        <w:t xml:space="preserve"> </w:t>
+      </w:r>
+      <w:proofErr w:type="spellStart"/>
+      <w:r>
+        <w:rPr>
+          <w:rFonts w:ascii="Times New Roman" w:eastAsia="Times New Roman" w:hAnsi="Times New Roman" w:cs="Times New Roman"/>
+          <w:color w:val="000000"/>
+          <w:sz w:val="26"/>
+          <w:szCs w:val="26"/>
+        </w:rPr>
+        <w:t>tổng</w:t>
+      </w:r>
+      <w:proofErr w:type="spellEnd"/>
+      <w:r>
+        <w:rPr>
+          <w:rFonts w:ascii="Times New Roman" w:eastAsia="Times New Roman" w:hAnsi="Times New Roman" w:cs="Times New Roman"/>
+          <w:color w:val="000000"/>
+          <w:sz w:val="26"/>
+          <w:szCs w:val="26"/>
+        </w:rPr>
+        <w:t xml:space="preserve"> </w:t>
+      </w:r>
+      <w:proofErr w:type="spellStart"/>
+      <w:r>
+        <w:rPr>
+          <w:rFonts w:ascii="Times New Roman" w:eastAsia="Times New Roman" w:hAnsi="Times New Roman" w:cs="Times New Roman"/>
+          <w:color w:val="000000"/>
+          <w:sz w:val="26"/>
+          <w:szCs w:val="26"/>
+        </w:rPr>
+        <w:t>hợp</w:t>
+      </w:r>
+      <w:proofErr w:type="spellEnd"/>
+      <w:r>
+        <w:rPr>
+          <w:rFonts w:ascii="Times New Roman" w:eastAsia="Times New Roman" w:hAnsi="Times New Roman" w:cs="Times New Roman"/>
+          <w:color w:val="000000"/>
+          <w:sz w:val="26"/>
+          <w:szCs w:val="26"/>
+        </w:rPr>
+        <w:t xml:space="preserve">: </w:t>
+      </w:r>
+      <w:r>
+        <w:rPr>
+          <w:rFonts w:ascii="Times New Roman" w:eastAsia="Times New Roman" w:hAnsi="Times New Roman" w:cs="Times New Roman"/>
+          <w:color w:val="000000"/>
+          <w:sz w:val="26"/>
+          <w:szCs w:val="26"/>
+        </w:rPr>
+        <w:t>{</w:t>
+      </w:r>
+      <w:proofErr w:type="spellStart"/>
+      <w:r>
+        <w:rPr>
+          <w:rFonts w:ascii="Times New Roman" w:eastAsia="Times New Roman" w:hAnsi="Times New Roman" w:cs="Times New Roman"/>
+          <w:color w:val="000000"/>
+          <w:sz w:val="26"/>
+          <w:szCs w:val="26"/>
+        </w:rPr>
+        <w:t>hh</w:t>
+      </w:r>
+      <w:proofErr w:type="spellEnd"/>
+      <w:r>
+        <w:rPr>
+          <w:rFonts w:ascii="Times New Roman" w:eastAsia="Times New Roman" w:hAnsi="Times New Roman" w:cs="Times New Roman"/>
+          <w:color w:val="000000"/>
+          <w:sz w:val="26"/>
+          <w:szCs w:val="26"/>
+        </w:rPr>
+        <w:t>}</w:t>
+      </w:r>
+      <w:r>
+        <w:rPr>
+          <w:rFonts w:ascii="Times New Roman" w:eastAsia="Times New Roman" w:hAnsi="Times New Roman" w:cs="Times New Roman"/>
+          <w:color w:val="000000"/>
+          <w:sz w:val="26"/>
+          <w:szCs w:val="26"/>
           <w:lang w:val="vi-VN"/>
         </w:rPr>
         <w:t xml:space="preserve"> </w:t>
       </w:r>
+      <w:proofErr w:type="spellStart"/>
       <w:r>
         <w:rPr>
           <w:rFonts w:ascii="Times New Roman" w:eastAsia="Times New Roman" w:hAnsi="Times New Roman" w:cs="Times New Roman"/>
@@ -2178,15 +8647,43 @@
           <w:sz w:val="26"/>
           <w:szCs w:val="26"/>
         </w:rPr>
-        <w:t xml:space="preserve">ngày </w:t>
-      </w:r>
-      <w:r>
-        <w:rPr>
-          <w:rFonts w:ascii="Times New Roman" w:hAnsi="Times New Roman" w:cs="Times New Roman"/>
-          <w:sz w:val="26"/>
-          <w:szCs w:val="26"/>
-        </w:rPr>
-        <w:t>{dd}/{mm}/{yyyy}</w:t>
+        <w:t>ngày</w:t>
+      </w:r>
+      <w:proofErr w:type="spellEnd"/>
+      <w:r>
+        <w:rPr>
+          <w:rFonts w:ascii="Times New Roman" w:eastAsia="Times New Roman" w:hAnsi="Times New Roman" w:cs="Times New Roman"/>
+          <w:color w:val="000000"/>
+          <w:sz w:val="26"/>
+          <w:szCs w:val="26"/>
+        </w:rPr>
+        <w:t xml:space="preserve"> </w:t>
+      </w:r>
+      <w:r>
+        <w:rPr>
+          <w:rFonts w:ascii="Times New Roman" w:hAnsi="Times New Roman" w:cs="Times New Roman"/>
+          <w:sz w:val="26"/>
+          <w:szCs w:val="26"/>
+        </w:rPr>
+        <w:t>{dd}/{mm}/{</w:t>
+      </w:r>
+      <w:proofErr w:type="spellStart"/>
+      <w:r>
+        <w:rPr>
+          <w:rFonts w:ascii="Times New Roman" w:hAnsi="Times New Roman" w:cs="Times New Roman"/>
+          <w:sz w:val="26"/>
+          <w:szCs w:val="26"/>
+        </w:rPr>
+        <w:t>yyyy</w:t>
+      </w:r>
+      <w:proofErr w:type="spellEnd"/>
+      <w:r>
+        <w:rPr>
+          <w:rFonts w:ascii="Times New Roman" w:hAnsi="Times New Roman" w:cs="Times New Roman"/>
+          <w:sz w:val="26"/>
+          <w:szCs w:val="26"/>
+        </w:rPr>
+        <w:t>}</w:t>
       </w:r>
     </w:p>
     <w:p>
@@ -2210,6 +8707,7 @@
           <w:lang w:val="vi-VN"/>
         </w:rPr>
       </w:pPr>
+      <w:proofErr w:type="spellStart"/>
       <w:r>
         <w:rPr>
           <w:rFonts w:ascii="Times New Roman" w:eastAsia="Times New Roman" w:hAnsi="Times New Roman" w:cs="Times New Roman"/>
@@ -2218,8 +8716,9 @@
           <w:sz w:val="26"/>
           <w:szCs w:val="26"/>
         </w:rPr>
-        <w:t>Mực nước đo tại</w:t>
-      </w:r>
+        <w:t>Mực</w:t>
+      </w:r>
+      <w:proofErr w:type="spellEnd"/>
       <w:r>
         <w:rPr>
           <w:rFonts w:ascii="Times New Roman" w:eastAsia="Times New Roman" w:hAnsi="Times New Roman" w:cs="Times New Roman"/>
@@ -2228,7 +8727,95 @@
           <w:sz w:val="26"/>
           <w:szCs w:val="26"/>
         </w:rPr>
-        <w:t xml:space="preserve"> các Sông</w:t>
+        <w:t xml:space="preserve"> </w:t>
+      </w:r>
+      <w:proofErr w:type="spellStart"/>
+      <w:r>
+        <w:rPr>
+          <w:rFonts w:ascii="Times New Roman" w:eastAsia="Times New Roman" w:hAnsi="Times New Roman" w:cs="Times New Roman"/>
+          <w:b/>
+          <w:bCs/>
+          <w:sz w:val="26"/>
+          <w:szCs w:val="26"/>
+        </w:rPr>
+        <w:t>nước</w:t>
+      </w:r>
+      <w:proofErr w:type="spellEnd"/>
+      <w:r>
+        <w:rPr>
+          <w:rFonts w:ascii="Times New Roman" w:eastAsia="Times New Roman" w:hAnsi="Times New Roman" w:cs="Times New Roman"/>
+          <w:b/>
+          <w:bCs/>
+          <w:sz w:val="26"/>
+          <w:szCs w:val="26"/>
+        </w:rPr>
+        <w:t xml:space="preserve"> </w:t>
+      </w:r>
+      <w:proofErr w:type="spellStart"/>
+      <w:r>
+        <w:rPr>
+          <w:rFonts w:ascii="Times New Roman" w:eastAsia="Times New Roman" w:hAnsi="Times New Roman" w:cs="Times New Roman"/>
+          <w:b/>
+          <w:bCs/>
+          <w:sz w:val="26"/>
+          <w:szCs w:val="26"/>
+        </w:rPr>
+        <w:t>đo</w:t>
+      </w:r>
+      <w:proofErr w:type="spellEnd"/>
+      <w:r>
+        <w:rPr>
+          <w:rFonts w:ascii="Times New Roman" w:eastAsia="Times New Roman" w:hAnsi="Times New Roman" w:cs="Times New Roman"/>
+          <w:b/>
+          <w:bCs/>
+          <w:sz w:val="26"/>
+          <w:szCs w:val="26"/>
+        </w:rPr>
+        <w:t xml:space="preserve"> </w:t>
+      </w:r>
+      <w:proofErr w:type="spellStart"/>
+      <w:r>
+        <w:rPr>
+          <w:rFonts w:ascii="Times New Roman" w:eastAsia="Times New Roman" w:hAnsi="Times New Roman" w:cs="Times New Roman"/>
+          <w:b/>
+          <w:bCs/>
+          <w:sz w:val="26"/>
+          <w:szCs w:val="26"/>
+        </w:rPr>
+        <w:t>tại</w:t>
+      </w:r>
+      <w:proofErr w:type="spellEnd"/>
+      <w:r>
+        <w:rPr>
+          <w:rFonts w:ascii="Times New Roman" w:eastAsia="Times New Roman" w:hAnsi="Times New Roman" w:cs="Times New Roman"/>
+          <w:b/>
+          <w:bCs/>
+          <w:sz w:val="26"/>
+          <w:szCs w:val="26"/>
+        </w:rPr>
+        <w:t xml:space="preserve"> </w:t>
+      </w:r>
+      <w:proofErr w:type="spellStart"/>
+      <w:r>
+        <w:rPr>
+          <w:rFonts w:ascii="Times New Roman" w:eastAsia="Times New Roman" w:hAnsi="Times New Roman" w:cs="Times New Roman"/>
+          <w:b/>
+          <w:bCs/>
+          <w:sz w:val="26"/>
+          <w:szCs w:val="26"/>
+        </w:rPr>
+        <w:t>các</w:t>
+      </w:r>
+      <w:proofErr w:type="spellEnd"/>
+      <w:r>
+        <w:rPr>
+          <w:rFonts w:ascii="Times New Roman" w:eastAsia="Times New Roman" w:hAnsi="Times New Roman" w:cs="Times New Roman"/>
+          <w:b/>
+          <w:bCs/>
+          <w:sz w:val="26"/>
+          <w:szCs w:val="26"/>
+        </w:rPr>
+        <w:t xml:space="preserve"> Sông</w:t>
       </w:r>
       <w:r>
         <w:rPr>
@@ -2327,6 +8914,7 @@
           <w:lang w:val="vi-VN"/>
         </w:rPr>
       </w:pPr>
+      <w:proofErr w:type="spellStart"/>
       <w:r>
         <w:rPr>
           <w:rFonts w:ascii="Times New Roman" w:eastAsia="Times New Roman" w:hAnsi="Times New Roman" w:cs="Times New Roman"/>
@@ -2335,8 +8923,119 @@
           <w:sz w:val="26"/>
           <w:szCs w:val="26"/>
         </w:rPr>
-        <w:t>Mực nước đo tại các Hồ</w:t>
-      </w:r>
+        <w:t>Mực</w:t>
+      </w:r>
+      <w:proofErr w:type="spellEnd"/>
+      <w:r>
+        <w:rPr>
+          <w:rFonts w:ascii="Times New Roman" w:eastAsia="Times New Roman" w:hAnsi="Times New Roman" w:cs="Times New Roman"/>
+          <w:b/>
+          <w:bCs/>
+          <w:sz w:val="26"/>
+          <w:szCs w:val="26"/>
+        </w:rPr>
+        <w:t xml:space="preserve"> </w:t>
+      </w:r>
+      <w:proofErr w:type="spellStart"/>
+      <w:r>
+        <w:rPr>
+          <w:rFonts w:ascii="Times New Roman" w:eastAsia="Times New Roman" w:hAnsi="Times New Roman" w:cs="Times New Roman"/>
+          <w:b/>
+          <w:bCs/>
+          <w:sz w:val="26"/>
+          <w:szCs w:val="26"/>
+        </w:rPr>
+        <w:t>nước</w:t>
+      </w:r>
+      <w:proofErr w:type="spellEnd"/>
+      <w:r>
+        <w:rPr>
+          <w:rFonts w:ascii="Times New Roman" w:eastAsia="Times New Roman" w:hAnsi="Times New Roman" w:cs="Times New Roman"/>
+          <w:b/>
+          <w:bCs/>
+          <w:sz w:val="26"/>
+          <w:szCs w:val="26"/>
+        </w:rPr>
+        <w:t xml:space="preserve"> </w:t>
+      </w:r>
+      <w:proofErr w:type="spellStart"/>
+      <w:r>
+        <w:rPr>
+          <w:rFonts w:ascii="Times New Roman" w:eastAsia="Times New Roman" w:hAnsi="Times New Roman" w:cs="Times New Roman"/>
+          <w:b/>
+          <w:bCs/>
+          <w:sz w:val="26"/>
+          <w:szCs w:val="26"/>
+        </w:rPr>
+        <w:t>đo</w:t>
+      </w:r>
+      <w:proofErr w:type="spellEnd"/>
+      <w:r>
+        <w:rPr>
+          <w:rFonts w:ascii="Times New Roman" w:eastAsia="Times New Roman" w:hAnsi="Times New Roman" w:cs="Times New Roman"/>
+          <w:b/>
+          <w:bCs/>
+          <w:sz w:val="26"/>
+          <w:szCs w:val="26"/>
+        </w:rPr>
+        <w:t xml:space="preserve"> </w:t>
+      </w:r>
+      <w:proofErr w:type="spellStart"/>
+      <w:r>
+        <w:rPr>
+          <w:rFonts w:ascii="Times New Roman" w:eastAsia="Times New Roman" w:hAnsi="Times New Roman" w:cs="Times New Roman"/>
+          <w:b/>
+          <w:bCs/>
+          <w:sz w:val="26"/>
+          <w:szCs w:val="26"/>
+        </w:rPr>
+        <w:t>tại</w:t>
+      </w:r>
+      <w:proofErr w:type="spellEnd"/>
+      <w:r>
+        <w:rPr>
+          <w:rFonts w:ascii="Times New Roman" w:eastAsia="Times New Roman" w:hAnsi="Times New Roman" w:cs="Times New Roman"/>
+          <w:b/>
+          <w:bCs/>
+          <w:sz w:val="26"/>
+          <w:szCs w:val="26"/>
+        </w:rPr>
+        <w:t xml:space="preserve"> </w:t>
+      </w:r>
+      <w:proofErr w:type="spellStart"/>
+      <w:r>
+        <w:rPr>
+          <w:rFonts w:ascii="Times New Roman" w:eastAsia="Times New Roman" w:hAnsi="Times New Roman" w:cs="Times New Roman"/>
+          <w:b/>
+          <w:bCs/>
+          <w:sz w:val="26"/>
+          <w:szCs w:val="26"/>
+        </w:rPr>
+        <w:t>các</w:t>
+      </w:r>
+      <w:proofErr w:type="spellEnd"/>
+      <w:r>
+        <w:rPr>
+          <w:rFonts w:ascii="Times New Roman" w:eastAsia="Times New Roman" w:hAnsi="Times New Roman" w:cs="Times New Roman"/>
+          <w:b/>
+          <w:bCs/>
+          <w:sz w:val="26"/>
+          <w:szCs w:val="26"/>
+        </w:rPr>
+        <w:t xml:space="preserve"> </w:t>
+      </w:r>
+      <w:proofErr w:type="spellStart"/>
+      <w:r>
+        <w:rPr>
+          <w:rFonts w:ascii="Times New Roman" w:eastAsia="Times New Roman" w:hAnsi="Times New Roman" w:cs="Times New Roman"/>
+          <w:b/>
+          <w:bCs/>
+          <w:sz w:val="26"/>
+          <w:szCs w:val="26"/>
+        </w:rPr>
+        <w:t>Hồ</w:t>
+      </w:r>
+      <w:proofErr w:type="spellEnd"/>
       <w:r>
         <w:rPr>
           <w:rFonts w:ascii="Times New Roman" w:eastAsia="Times New Roman" w:hAnsi="Times New Roman" w:cs="Times New Roman"/>
